--- a/Current Work/Computer Systems - A programmers Perspective.docx
+++ b/Current Work/Computer Systems - A programmers Perspective.docx
@@ -4,6 +4,34 @@
   <w:body>
     <w:p>
       <w:pPr>
+        <w:jc w:val="center"/>
+        <w:rPr>
+          <w:rFonts w:ascii="Abadi" w:hAnsi="Abadi"/>
+          <w:b/>
+          <w:bCs/>
+          <w:i/>
+          <w:iCs/>
+          <w:sz w:val="48"/>
+          <w:szCs w:val="48"/>
+          <w:u w:val="single"/>
+        </w:rPr>
+      </w:pPr>
+      <w:r>
+        <w:rPr>
+          <w:rFonts w:ascii="Abadi" w:hAnsi="Abadi"/>
+          <w:b/>
+          <w:bCs/>
+          <w:i/>
+          <w:iCs/>
+          <w:sz w:val="48"/>
+          <w:szCs w:val="48"/>
+          <w:u w:val="single"/>
+        </w:rPr>
+        <w:t>Scalable Knowledge Base – Ideally review every for 5 hours</w:t>
+      </w:r>
+    </w:p>
+    <w:p>
+      <w:pPr>
         <w:rPr>
           <w:rFonts w:ascii="Abadi" w:hAnsi="Abadi"/>
           <w:b/>
@@ -46,18 +74,7 @@
           <w:iCs/>
           <w:u w:val="single"/>
         </w:rPr>
-        <w:t>Computer Systems: A Programmers Perspective</w:t>
-      </w:r>
-      <w:r>
-        <w:rPr>
-          <w:rFonts w:ascii="Abadi" w:hAnsi="Abadi"/>
-          <w:b/>
-          <w:bCs/>
-          <w:i/>
-          <w:iCs/>
-          <w:u w:val="single"/>
-        </w:rPr>
-        <w:t xml:space="preserve"> – {Write better faster and more secure code}</w:t>
+        <w:t>Computer Systems: A Programmers Perspective – {Write better faster and more secure code}</w:t>
       </w:r>
     </w:p>
     <w:p>
@@ -162,7 +179,21 @@
         <w:rPr>
           <w:rFonts w:ascii="Abadi" w:hAnsi="Abadi"/>
         </w:rPr>
-        <w:t>OS manages processes, each process has its own virtual memory to the entire system wont crash if there is corruption.</w:t>
+        <w:t xml:space="preserve">OS manages processes, each process has its own virtual memory to the entire system </w:t>
+      </w:r>
+      <w:proofErr w:type="spellStart"/>
+      <w:r>
+        <w:rPr>
+          <w:rFonts w:ascii="Abadi" w:hAnsi="Abadi"/>
+        </w:rPr>
+        <w:t>wont</w:t>
+      </w:r>
+      <w:proofErr w:type="spellEnd"/>
+      <w:r>
+        <w:rPr>
+          <w:rFonts w:ascii="Abadi" w:hAnsi="Abadi"/>
+        </w:rPr>
+        <w:t xml:space="preserve"> crash if there is corruption.</w:t>
       </w:r>
     </w:p>
     <w:p>
@@ -180,13 +211,7 @@
         <w:rPr>
           <w:rFonts w:ascii="Abadi" w:hAnsi="Abadi"/>
         </w:rPr>
-        <w:t xml:space="preserve">Concurrency and parallelism </w:t>
-      </w:r>
-      <w:r>
-        <w:rPr>
-          <w:rFonts w:ascii="Abadi" w:hAnsi="Abadi"/>
-        </w:rPr>
-        <w:t>– Single threaded code leaves most of the hardware idle</w:t>
+        <w:t>Concurrency and parallelism – Single threaded code leaves most of the hardware idle</w:t>
       </w:r>
     </w:p>
     <w:p>
@@ -204,19 +229,7 @@
         <w:rPr>
           <w:rFonts w:ascii="Abadi" w:hAnsi="Abadi"/>
         </w:rPr>
-        <w:t xml:space="preserve">Amdahl’s law: the theoretical maximum speedup of a task that is limited by the portion of the task that cannot be </w:t>
-      </w:r>
-      <w:r>
-        <w:rPr>
-          <w:rFonts w:ascii="Abadi" w:hAnsi="Abadi"/>
-        </w:rPr>
-        <w:t>parallelized</w:t>
-      </w:r>
-      <w:r>
-        <w:rPr>
-          <w:rFonts w:ascii="Abadi" w:hAnsi="Abadi"/>
-        </w:rPr>
-        <w:t>.</w:t>
+        <w:t>Amdahl’s law: the theoretical maximum speedup of a task that is limited by the portion of the task that cannot be parallelized.</w:t>
       </w:r>
     </w:p>
     <w:p>
@@ -264,13 +277,7 @@
         <w:rPr>
           <w:rFonts w:ascii="Abadi" w:hAnsi="Abadi"/>
         </w:rPr>
-        <w:t>Write code that works with the hardware rather than against it, particularly around cache efficiency]</w:t>
-      </w:r>
-      <w:r>
-        <w:rPr>
-          <w:rFonts w:ascii="Abadi" w:hAnsi="Abadi"/>
-        </w:rPr>
-        <w:t xml:space="preserve"> – {how numbers are stored in binary, how C translates to actual CPU instructions, processors executing those instructions}</w:t>
+        <w:t>Write code that works with the hardware rather than against it, particularly around cache efficiency] – {how numbers are stored in binary, how C translates to actual CPU instructions, processors executing those instructions}</w:t>
       </w:r>
     </w:p>
     <w:p>
@@ -315,13 +322,7 @@
         <w:rPr>
           <w:rFonts w:ascii="Abadi" w:hAnsi="Abadi"/>
         </w:rPr>
-        <w:t>[What happens when you run your program on an OS]</w:t>
-      </w:r>
-      <w:r>
-        <w:rPr>
-          <w:rFonts w:ascii="Abadi" w:hAnsi="Abadi"/>
-        </w:rPr>
-        <w:t xml:space="preserve"> – {Linker, CPU interrupt and error handling, virtual memory, memory allocation, garbage collection, pointer behaviour}</w:t>
+        <w:t>[What happens when you run your program on an OS] – {Linker, CPU interrupt and error handling, virtual memory, memory allocation, garbage collection, pointer behaviour}</w:t>
       </w:r>
     </w:p>
     <w:p>
@@ -365,13 +366,7 @@
         <w:rPr>
           <w:rFonts w:ascii="Abadi" w:hAnsi="Abadi"/>
         </w:rPr>
-        <w:t>[How programs interact with each other, with the OS, and across a network]</w:t>
-      </w:r>
-      <w:r>
-        <w:rPr>
-          <w:rFonts w:ascii="Abadi" w:hAnsi="Abadi"/>
-        </w:rPr>
-        <w:t xml:space="preserve"> – {network socket programming, concurrent/multithreaded execution}</w:t>
+        <w:t>[How programs interact with each other, with the OS, and across a network] – {network socket programming, concurrent/multithreaded execution}</w:t>
       </w:r>
     </w:p>
     <w:p>
@@ -489,19 +484,7 @@
         <w:rPr>
           <w:rFonts w:ascii="Abadi" w:hAnsi="Abadi"/>
         </w:rPr>
-        <w:t>Discrete Maths {</w:t>
-      </w:r>
-      <w:r>
-        <w:rPr>
-          <w:rFonts w:ascii="Abadi" w:hAnsi="Abadi"/>
-        </w:rPr>
-        <w:t>set theory, relations and logic, combinatorics, proofs, recursion, number theory, graph theory, and probability.</w:t>
-      </w:r>
-      <w:r>
-        <w:rPr>
-          <w:rFonts w:ascii="Abadi" w:hAnsi="Abadi"/>
-        </w:rPr>
-        <w:t xml:space="preserve">} </w:t>
+        <w:t xml:space="preserve">Discrete Maths {set theory, relations and logic, combinatorics, proofs, recursion, number theory, graph theory, and probability.} </w:t>
       </w:r>
     </w:p>
     <w:p>
@@ -572,6 +555,7 @@
           <w:b/>
           <w:bCs/>
         </w:rPr>
+        <w:lastRenderedPageBreak/>
         <w:t>Logic &amp; Relations</w:t>
       </w:r>
       <w:r>
@@ -594,14 +578,12 @@
         </w:rPr>
         <w:t xml:space="preserve"> to reason correctly. Every proof you write, every algorithm you </w:t>
       </w:r>
-      <w:proofErr w:type="spellStart"/>
-      <w:r>
-        <w:rPr>
-          <w:rFonts w:ascii="Abadi" w:hAnsi="Abadi"/>
-        </w:rPr>
-        <w:t>analyze</w:t>
-      </w:r>
-      <w:proofErr w:type="spellEnd"/>
+      <w:r>
+        <w:rPr>
+          <w:rFonts w:ascii="Abadi" w:hAnsi="Abadi"/>
+        </w:rPr>
+        <w:t>analyse</w:t>
+      </w:r>
       <w:r>
         <w:rPr>
           <w:rFonts w:ascii="Abadi" w:hAnsi="Abadi"/>
@@ -666,7 +648,6 @@
           <w:b/>
           <w:bCs/>
         </w:rPr>
-        <w:lastRenderedPageBreak/>
         <w:t>Proofs</w:t>
       </w:r>
       <w:r>
@@ -796,11 +777,334 @@
     </w:p>
     <w:p>
       <w:pPr>
-        <w:ind w:left="360"/>
-        <w:rPr>
-          <w:rFonts w:ascii="Abadi" w:hAnsi="Abadi"/>
-        </w:rPr>
-      </w:pPr>
+        <w:rPr>
+          <w:rFonts w:ascii="Abadi" w:hAnsi="Abadi"/>
+        </w:rPr>
+      </w:pPr>
+    </w:p>
+    <w:p>
+      <w:pPr>
+        <w:rPr>
+          <w:rFonts w:ascii="Abadi" w:hAnsi="Abadi"/>
+        </w:rPr>
+      </w:pPr>
+      <w:proofErr w:type="gramStart"/>
+      <w:r>
+        <w:rPr>
+          <w:rFonts w:ascii="Abadi" w:hAnsi="Abadi"/>
+        </w:rPr>
+        <w:t>Python</w:t>
+      </w:r>
+      <w:proofErr w:type="gramEnd"/>
+      <w:r>
+        <w:rPr>
+          <w:rFonts w:ascii="Abadi" w:hAnsi="Abadi"/>
+        </w:rPr>
+        <w:t xml:space="preserve"> get the </w:t>
+      </w:r>
+      <w:proofErr w:type="spellStart"/>
+      <w:r>
+        <w:rPr>
+          <w:rFonts w:ascii="Abadi" w:hAnsi="Abadi"/>
+        </w:rPr>
+        <w:t>anki</w:t>
+      </w:r>
+      <w:proofErr w:type="spellEnd"/>
+      <w:r>
+        <w:rPr>
+          <w:rFonts w:ascii="Abadi" w:hAnsi="Abadi"/>
+        </w:rPr>
+        <w:t xml:space="preserve"> mapping</w:t>
+      </w:r>
+    </w:p>
+    <w:p>
+      <w:pPr>
+        <w:rPr>
+          <w:rFonts w:ascii="Abadi" w:hAnsi="Abadi"/>
+        </w:rPr>
+      </w:pPr>
+    </w:p>
+    <w:p>
+      <w:pPr>
+        <w:rPr>
+          <w:rFonts w:ascii="Abadi" w:hAnsi="Abadi"/>
+          <w:b/>
+          <w:bCs/>
+        </w:rPr>
+      </w:pPr>
+      <w:r>
+        <w:rPr>
+          <w:rFonts w:ascii="Abadi" w:hAnsi="Abadi"/>
+          <w:b/>
+          <w:bCs/>
+        </w:rPr>
+        <w:t>MIT 6.006 — Introduction to Algorithms</w:t>
+      </w:r>
+    </w:p>
+    <w:p>
+      <w:pPr>
+        <w:rPr>
+          <w:rFonts w:ascii="Abadi" w:hAnsi="Abadi"/>
+          <w:b/>
+          <w:bCs/>
+        </w:rPr>
+      </w:pPr>
+      <w:r>
+        <w:rPr>
+          <w:rFonts w:ascii="Abadi" w:hAnsi="Abadi"/>
+          <w:b/>
+          <w:bCs/>
+        </w:rPr>
+        <w:t>What the Course Is</w:t>
+      </w:r>
+    </w:p>
+    <w:p>
+      <w:pPr>
+        <w:rPr>
+          <w:rFonts w:ascii="Abadi" w:hAnsi="Abadi"/>
+        </w:rPr>
+      </w:pPr>
+      <w:r>
+        <w:rPr>
+          <w:rFonts w:ascii="Abadi" w:hAnsi="Abadi"/>
+        </w:rPr>
+        <w:t xml:space="preserve">A foundational CS course covering how to </w:t>
+      </w:r>
+      <w:r>
+        <w:rPr>
+          <w:rFonts w:ascii="Abadi" w:hAnsi="Abadi"/>
+          <w:b/>
+          <w:bCs/>
+        </w:rPr>
+        <w:t>store data efficiently</w:t>
+      </w:r>
+      <w:r>
+        <w:rPr>
+          <w:rFonts w:ascii="Abadi" w:hAnsi="Abadi"/>
+        </w:rPr>
+        <w:t xml:space="preserve"> and </w:t>
+      </w:r>
+      <w:r>
+        <w:rPr>
+          <w:rFonts w:ascii="Abadi" w:hAnsi="Abadi"/>
+          <w:b/>
+          <w:bCs/>
+        </w:rPr>
+        <w:t>solve problems algorithmically</w:t>
+      </w:r>
+      <w:r>
+        <w:rPr>
+          <w:rFonts w:ascii="Abadi" w:hAnsi="Abadi"/>
+        </w:rPr>
+        <w:t xml:space="preserve">, with mathematical backing for </w:t>
+      </w:r>
+      <w:r>
+        <w:rPr>
+          <w:rFonts w:ascii="Abadi" w:hAnsi="Abadi"/>
+          <w:i/>
+          <w:iCs/>
+        </w:rPr>
+        <w:t>why</w:t>
+      </w:r>
+      <w:r>
+        <w:rPr>
+          <w:rFonts w:ascii="Abadi" w:hAnsi="Abadi"/>
+        </w:rPr>
+        <w:t xml:space="preserve"> each approach works.</w:t>
+      </w:r>
+    </w:p>
+    <w:p>
+      <w:pPr>
+        <w:rPr>
+          <w:rFonts w:ascii="Abadi" w:hAnsi="Abadi"/>
+        </w:rPr>
+      </w:pPr>
+      <w:r>
+        <w:rPr>
+          <w:rFonts w:ascii="Abadi" w:hAnsi="Abadi"/>
+        </w:rPr>
+        <w:pict w14:anchorId="260C1E9F">
+          <v:rect id="_x0000_i1025" style="width:0;height:1.5pt" o:hralign="center" o:hrstd="t" o:hr="t" fillcolor="#a0a0a0" stroked="f"/>
+        </w:pict>
+      </w:r>
+    </w:p>
+    <w:p>
+      <w:pPr>
+        <w:rPr>
+          <w:rFonts w:ascii="Abadi" w:hAnsi="Abadi"/>
+        </w:rPr>
+      </w:pPr>
+      <w:r>
+        <w:rPr>
+          <w:rFonts w:ascii="Abadi" w:hAnsi="Abadi"/>
+          <w:b/>
+          <w:bCs/>
+        </w:rPr>
+        <w:t>The Four Blocks</w:t>
+      </w:r>
+      <w:r>
+        <w:rPr>
+          <w:rFonts w:ascii="Abadi" w:hAnsi="Abadi"/>
+          <w:b/>
+          <w:bCs/>
+        </w:rPr>
+        <w:t xml:space="preserve"> - </w:t>
+      </w:r>
+      <w:r>
+        <w:rPr>
+          <w:rFonts w:ascii="Abadi" w:hAnsi="Abadi"/>
+        </w:rPr>
+        <w:t xml:space="preserve">Learn the right data structure </w:t>
+      </w:r>
+      <w:r>
+        <w:rPr>
+          <w:rFonts w:ascii="Arial" w:hAnsi="Arial" w:cs="Arial"/>
+        </w:rPr>
+        <w:t>→</w:t>
+      </w:r>
+      <w:r>
+        <w:rPr>
+          <w:rFonts w:ascii="Abadi" w:hAnsi="Abadi"/>
+        </w:rPr>
+        <w:t xml:space="preserve"> pick the right algorithm </w:t>
+      </w:r>
+      <w:r>
+        <w:rPr>
+          <w:rFonts w:ascii="Arial" w:hAnsi="Arial" w:cs="Arial"/>
+        </w:rPr>
+        <w:t>→</w:t>
+      </w:r>
+      <w:r>
+        <w:rPr>
+          <w:rFonts w:ascii="Abadi" w:hAnsi="Abadi"/>
+        </w:rPr>
+        <w:t xml:space="preserve"> prove it's fast </w:t>
+      </w:r>
+      <w:r>
+        <w:rPr>
+          <w:rFonts w:ascii="Arial" w:hAnsi="Arial" w:cs="Arial"/>
+        </w:rPr>
+        <w:t>→</w:t>
+      </w:r>
+      <w:r>
+        <w:rPr>
+          <w:rFonts w:ascii="Abadi" w:hAnsi="Abadi"/>
+        </w:rPr>
+        <w:t xml:space="preserve"> implement it cleanly. That's the whole course.</w:t>
+      </w:r>
+    </w:p>
+    <w:p>
+      <w:pPr>
+        <w:rPr>
+          <w:rFonts w:ascii="Abadi" w:hAnsi="Abadi"/>
+        </w:rPr>
+      </w:pPr>
+      <w:r>
+        <w:rPr>
+          <w:rFonts w:ascii="Abadi" w:hAnsi="Abadi"/>
+          <w:b/>
+          <w:bCs/>
+        </w:rPr>
+        <w:t>Block 1 — Foundations (L1–5)</w:t>
+      </w:r>
+      <w:r>
+        <w:rPr>
+          <w:rFonts w:ascii="Abadi" w:hAnsi="Abadi"/>
+        </w:rPr>
+        <w:t xml:space="preserve"> Data structures, sorting algorithms, and hashing. How do you organize and retrieve data fast?</w:t>
+      </w:r>
+    </w:p>
+    <w:p>
+      <w:pPr>
+        <w:rPr>
+          <w:rFonts w:ascii="Abadi" w:hAnsi="Abadi"/>
+        </w:rPr>
+      </w:pPr>
+      <w:r>
+        <w:rPr>
+          <w:rFonts w:ascii="Abadi" w:hAnsi="Abadi"/>
+          <w:b/>
+          <w:bCs/>
+        </w:rPr>
+        <w:t>Block 2 — Trees (L6–8)</w:t>
+      </w:r>
+      <w:r>
+        <w:rPr>
+          <w:rFonts w:ascii="Abadi" w:hAnsi="Abadi"/>
+        </w:rPr>
+        <w:t xml:space="preserve"> Binary search trees, AVL self-balancing trees, and heaps. Sorted data you can search, insert, and delete efficiently.</w:t>
+      </w:r>
+    </w:p>
+    <w:p>
+      <w:pPr>
+        <w:rPr>
+          <w:rFonts w:ascii="Abadi" w:hAnsi="Abadi"/>
+        </w:rPr>
+      </w:pPr>
+      <w:r>
+        <w:rPr>
+          <w:rFonts w:ascii="Abadi" w:hAnsi="Abadi"/>
+          <w:b/>
+          <w:bCs/>
+        </w:rPr>
+        <w:t>Block 3 — Graphs (L9–14)</w:t>
+      </w:r>
+      <w:r>
+        <w:rPr>
+          <w:rFonts w:ascii="Abadi" w:hAnsi="Abadi"/>
+        </w:rPr>
+        <w:t xml:space="preserve"> BFS, DFS, then shortest path algorithms — Dijkstra, Bellman-Ford, Johnson's. How do you navigate relationships between things?</w:t>
+      </w:r>
+    </w:p>
+    <w:p>
+      <w:pPr>
+        <w:rPr>
+          <w:rFonts w:ascii="Abadi" w:hAnsi="Abadi"/>
+        </w:rPr>
+      </w:pPr>
+      <w:r>
+        <w:rPr>
+          <w:rFonts w:ascii="Abadi" w:hAnsi="Abadi"/>
+          <w:b/>
+          <w:bCs/>
+        </w:rPr>
+        <w:t>Block 4 — Dynamic Programming (L15–19)</w:t>
+      </w:r>
+      <w:r>
+        <w:rPr>
+          <w:rFonts w:ascii="Abadi" w:hAnsi="Abadi"/>
+        </w:rPr>
+        <w:t xml:space="preserve"> Breaking hard problems into subproblems and caching results. Ends with complexity theory — what problems are even </w:t>
+      </w:r>
+      <w:r>
+        <w:rPr>
+          <w:rFonts w:ascii="Abadi" w:hAnsi="Abadi"/>
+          <w:i/>
+          <w:iCs/>
+        </w:rPr>
+        <w:t>solvable</w:t>
+      </w:r>
+      <w:r>
+        <w:rPr>
+          <w:rFonts w:ascii="Abadi" w:hAnsi="Abadi"/>
+        </w:rPr>
+        <w:t xml:space="preserve"> efficiently?</w:t>
+      </w:r>
+    </w:p>
+    <w:p>
+      <w:pPr>
+        <w:rPr>
+          <w:rFonts w:ascii="Abadi" w:hAnsi="Abadi"/>
+        </w:rPr>
+      </w:pPr>
+    </w:p>
+    <w:p>
+      <w:r>
+        <w:rPr>
+          <w:rFonts w:ascii="Abadi" w:hAnsi="Abadi"/>
+        </w:rPr>
+        <w:t>Software Engineering</w:t>
+      </w:r>
     </w:p>
     <w:sectPr>
       <w:pgSz w:w="11906" w:h="16838"/>
@@ -1425,6 +1729,7 @@
   <w:style w:type="paragraph" w:default="1" w:styleId="Normal">
     <w:name w:val="Normal"/>
     <w:qFormat/>
+    <w:rsid w:val="00196B12"/>
   </w:style>
   <w:style w:type="paragraph" w:styleId="Heading1">
     <w:name w:val="heading 1"/>
@@ -1628,6 +1933,7 @@
   <w:style w:type="character" w:default="1" w:styleId="DefaultParagraphFont">
     <w:name w:val="Default Paragraph Font"/>
     <w:uiPriority w:val="1"/>
+    <w:semiHidden/>
     <w:unhideWhenUsed/>
   </w:style>
   <w:style w:type="table" w:default="1" w:styleId="TableNormal">

--- a/Current Work/Computer Systems - A programmers Perspective.docx
+++ b/Current Work/Computer Systems - A programmers Perspective.docx
@@ -11,8 +11,8 @@
           <w:bCs/>
           <w:i/>
           <w:iCs/>
-          <w:sz w:val="48"/>
-          <w:szCs w:val="48"/>
+          <w:sz w:val="44"/>
+          <w:szCs w:val="44"/>
           <w:u w:val="single"/>
         </w:rPr>
       </w:pPr>
@@ -23,11 +23,115 @@
           <w:bCs/>
           <w:i/>
           <w:iCs/>
-          <w:sz w:val="48"/>
-          <w:szCs w:val="48"/>
+          <w:sz w:val="44"/>
+          <w:szCs w:val="44"/>
           <w:u w:val="single"/>
         </w:rPr>
-        <w:t>Scalable Knowledge Base – Ideally review every for 5 hours</w:t>
+        <w:t xml:space="preserve">Scalable Knowledge Base – Ideally review every </w:t>
+      </w:r>
+      <w:r>
+        <w:rPr>
+          <w:rFonts w:ascii="Abadi" w:hAnsi="Abadi"/>
+          <w:b/>
+          <w:bCs/>
+          <w:i/>
+          <w:iCs/>
+          <w:sz w:val="44"/>
+          <w:szCs w:val="44"/>
+          <w:u w:val="single"/>
+        </w:rPr>
+        <w:t xml:space="preserve">week </w:t>
+      </w:r>
+      <w:r>
+        <w:rPr>
+          <w:rFonts w:ascii="Abadi" w:hAnsi="Abadi"/>
+          <w:b/>
+          <w:bCs/>
+          <w:i/>
+          <w:iCs/>
+          <w:sz w:val="44"/>
+          <w:szCs w:val="44"/>
+          <w:u w:val="single"/>
+        </w:rPr>
+        <w:t>for 5 hours</w:t>
+      </w:r>
+    </w:p>
+    <w:p>
+      <w:pPr>
+        <w:pStyle w:val="ListParagraph"/>
+        <w:numPr>
+          <w:ilvl w:val="0"/>
+          <w:numId w:val="3"/>
+        </w:numPr>
+        <w:rPr>
+          <w:rFonts w:ascii="Abadi" w:hAnsi="Abadi"/>
+          <w:i/>
+          <w:iCs/>
+          <w:sz w:val="44"/>
+          <w:szCs w:val="44"/>
+        </w:rPr>
+      </w:pPr>
+      <w:r>
+        <w:rPr>
+          <w:rFonts w:ascii="Abadi" w:hAnsi="Abadi"/>
+          <w:i/>
+          <w:iCs/>
+          <w:sz w:val="44"/>
+          <w:szCs w:val="44"/>
+        </w:rPr>
+        <w:t>Foundations Only CMU LEVEL NOTES</w:t>
+      </w:r>
+    </w:p>
+    <w:p>
+      <w:pPr>
+        <w:pStyle w:val="ListParagraph"/>
+        <w:numPr>
+          <w:ilvl w:val="0"/>
+          <w:numId w:val="3"/>
+        </w:numPr>
+        <w:rPr>
+          <w:rFonts w:ascii="Abadi" w:hAnsi="Abadi"/>
+          <w:i/>
+          <w:iCs/>
+          <w:sz w:val="44"/>
+          <w:szCs w:val="44"/>
+        </w:rPr>
+      </w:pPr>
+      <w:r>
+        <w:rPr>
+          <w:rFonts w:ascii="Abadi" w:hAnsi="Abadi"/>
+          <w:i/>
+          <w:iCs/>
+          <w:sz w:val="44"/>
+          <w:szCs w:val="44"/>
+        </w:rPr>
+        <w:t>AI Tools</w:t>
+      </w:r>
+    </w:p>
+    <w:p>
+      <w:pPr>
+        <w:pStyle w:val="ListParagraph"/>
+        <w:numPr>
+          <w:ilvl w:val="0"/>
+          <w:numId w:val="3"/>
+        </w:numPr>
+        <w:rPr>
+          <w:rFonts w:ascii="Abadi" w:hAnsi="Abadi"/>
+          <w:i/>
+          <w:iCs/>
+          <w:sz w:val="44"/>
+          <w:szCs w:val="44"/>
+        </w:rPr>
+      </w:pPr>
+      <w:r>
+        <w:rPr>
+          <w:rFonts w:ascii="Abadi" w:hAnsi="Abadi"/>
+          <w:i/>
+          <w:iCs/>
+          <w:sz w:val="44"/>
+          <w:szCs w:val="44"/>
+        </w:rPr>
+        <w:t>Specializations</w:t>
       </w:r>
     </w:p>
     <w:p>
@@ -181,14 +285,12 @@
         </w:rPr>
         <w:t xml:space="preserve">OS manages processes, each process has its own virtual memory to the entire system </w:t>
       </w:r>
-      <w:proofErr w:type="spellStart"/>
-      <w:r>
-        <w:rPr>
-          <w:rFonts w:ascii="Abadi" w:hAnsi="Abadi"/>
-        </w:rPr>
-        <w:t>wont</w:t>
-      </w:r>
-      <w:proofErr w:type="spellEnd"/>
+      <w:r>
+        <w:rPr>
+          <w:rFonts w:ascii="Abadi" w:hAnsi="Abadi"/>
+        </w:rPr>
+        <w:t>won’t</w:t>
+      </w:r>
       <w:r>
         <w:rPr>
           <w:rFonts w:ascii="Abadi" w:hAnsi="Abadi"/>
@@ -555,7 +657,6 @@
           <w:b/>
           <w:bCs/>
         </w:rPr>
-        <w:lastRenderedPageBreak/>
         <w:t>Logic &amp; Relations</w:t>
       </w:r>
       <w:r>
@@ -788,14 +889,12 @@
           <w:rFonts w:ascii="Abadi" w:hAnsi="Abadi"/>
         </w:rPr>
       </w:pPr>
-      <w:proofErr w:type="gramStart"/>
-      <w:r>
-        <w:rPr>
-          <w:rFonts w:ascii="Abadi" w:hAnsi="Abadi"/>
-        </w:rPr>
-        <w:t>Python</w:t>
-      </w:r>
-      <w:proofErr w:type="gramEnd"/>
+      <w:r>
+        <w:rPr>
+          <w:rFonts w:ascii="Abadi" w:hAnsi="Abadi"/>
+        </w:rPr>
+        <w:t>Pythons</w:t>
+      </w:r>
       <w:r>
         <w:rPr>
           <w:rFonts w:ascii="Abadi" w:hAnsi="Abadi"/>
@@ -1097,8 +1196,139 @@
           <w:rFonts w:ascii="Abadi" w:hAnsi="Abadi"/>
         </w:rPr>
       </w:pPr>
-    </w:p>
-    <w:p>
+      <w:r>
+        <w:rPr>
+          <w:rFonts w:ascii="Abadi" w:hAnsi="Abadi"/>
+        </w:rPr>
+        <w:lastRenderedPageBreak/>
+        <w:t>========================================================</w:t>
+      </w:r>
+    </w:p>
+    <w:p>
+      <w:pPr>
+        <w:rPr>
+          <w:b/>
+          <w:bCs/>
+          <w:i/>
+          <w:iCs/>
+          <w:u w:val="single"/>
+        </w:rPr>
+      </w:pPr>
+      <w:r>
+        <w:rPr>
+          <w:b/>
+          <w:bCs/>
+          <w:i/>
+          <w:iCs/>
+          <w:u w:val="single"/>
+        </w:rPr>
+        <w:t>AI Tools:</w:t>
+      </w:r>
+    </w:p>
+    <w:p>
+      <w:pPr>
+        <w:pStyle w:val="ListParagraph"/>
+        <w:numPr>
+          <w:ilvl w:val="0"/>
+          <w:numId w:val="4"/>
+        </w:numPr>
+      </w:pPr>
+      <w:r>
+        <w:t>Master VSCODE</w:t>
+      </w:r>
+    </w:p>
+    <w:p>
+      <w:pPr>
+        <w:pStyle w:val="ListParagraph"/>
+        <w:numPr>
+          <w:ilvl w:val="0"/>
+          <w:numId w:val="4"/>
+        </w:numPr>
+      </w:pPr>
+      <w:r>
+        <w:t xml:space="preserve">Master </w:t>
+      </w:r>
+      <w:proofErr w:type="spellStart"/>
+      <w:r>
+        <w:t>Github</w:t>
+      </w:r>
+      <w:proofErr w:type="spellEnd"/>
+    </w:p>
+    <w:p>
+      <w:pPr>
+        <w:pStyle w:val="ListParagraph"/>
+        <w:numPr>
+          <w:ilvl w:val="0"/>
+          <w:numId w:val="4"/>
+        </w:numPr>
+      </w:pPr>
+      <w:r>
+        <w:t xml:space="preserve">Automation Workflow – </w:t>
+      </w:r>
+      <w:proofErr w:type="spellStart"/>
+      <w:r>
+        <w:t>LangChain</w:t>
+      </w:r>
+      <w:proofErr w:type="spellEnd"/>
+      <w:r>
+        <w:t xml:space="preserve">, </w:t>
+      </w:r>
+      <w:proofErr w:type="spellStart"/>
+      <w:r>
+        <w:t>Langraph</w:t>
+      </w:r>
+      <w:proofErr w:type="spellEnd"/>
+      <w:r>
+        <w:t xml:space="preserve"> -&gt; AI + Agentic Workflow -&gt; improve this</w:t>
+      </w:r>
+    </w:p>
+    <w:p/>
+    <w:p/>
+    <w:p>
+      <w:pPr>
+        <w:rPr>
+          <w:rFonts w:ascii="Abadi" w:hAnsi="Abadi"/>
+        </w:rPr>
+      </w:pPr>
+      <w:r>
+        <w:rPr>
+          <w:rFonts w:ascii="Abadi" w:hAnsi="Abadi"/>
+        </w:rPr>
+        <w:t>========================================================</w:t>
+      </w:r>
+    </w:p>
+    <w:p>
+      <w:pPr>
+        <w:rPr>
+          <w:b/>
+          <w:bCs/>
+          <w:i/>
+          <w:iCs/>
+          <w:u w:val="single"/>
+        </w:rPr>
+      </w:pPr>
+      <w:r>
+        <w:rPr>
+          <w:b/>
+          <w:bCs/>
+          <w:i/>
+          <w:iCs/>
+          <w:u w:val="single"/>
+        </w:rPr>
+        <w:t xml:space="preserve">Specializations: </w:t>
+      </w:r>
+    </w:p>
+    <w:p>
+      <w:pPr>
+        <w:pStyle w:val="ListParagraph"/>
+        <w:numPr>
+          <w:ilvl w:val="0"/>
+          <w:numId w:val="5"/>
+        </w:numPr>
+        <w:rPr>
+          <w:rFonts w:ascii="Abadi" w:hAnsi="Abadi"/>
+        </w:rPr>
+      </w:pPr>
       <w:r>
         <w:rPr>
           <w:rFonts w:ascii="Abadi" w:hAnsi="Abadi"/>
@@ -1106,6 +1336,79 @@
         <w:t>Software Engineering</w:t>
       </w:r>
     </w:p>
+    <w:p>
+      <w:pPr>
+        <w:pStyle w:val="ListParagraph"/>
+        <w:numPr>
+          <w:ilvl w:val="0"/>
+          <w:numId w:val="5"/>
+        </w:numPr>
+        <w:rPr>
+          <w:rFonts w:ascii="Abadi" w:hAnsi="Abadi"/>
+        </w:rPr>
+      </w:pPr>
+      <w:r>
+        <w:rPr>
+          <w:rFonts w:ascii="Abadi" w:hAnsi="Abadi"/>
+        </w:rPr>
+        <w:t>Machine Learning</w:t>
+      </w:r>
+    </w:p>
+    <w:p>
+      <w:pPr>
+        <w:pStyle w:val="ListParagraph"/>
+        <w:numPr>
+          <w:ilvl w:val="0"/>
+          <w:numId w:val="5"/>
+        </w:numPr>
+        <w:rPr>
+          <w:rFonts w:ascii="Abadi" w:hAnsi="Abadi"/>
+        </w:rPr>
+      </w:pPr>
+      <w:r>
+        <w:rPr>
+          <w:rFonts w:ascii="Abadi" w:hAnsi="Abadi"/>
+        </w:rPr>
+        <w:t>Data Science</w:t>
+      </w:r>
+    </w:p>
+    <w:p>
+      <w:pPr>
+        <w:pStyle w:val="ListParagraph"/>
+        <w:numPr>
+          <w:ilvl w:val="0"/>
+          <w:numId w:val="5"/>
+        </w:numPr>
+        <w:rPr>
+          <w:rFonts w:ascii="Abadi" w:hAnsi="Abadi"/>
+        </w:rPr>
+      </w:pPr>
+      <w:r>
+        <w:rPr>
+          <w:rFonts w:ascii="Abadi" w:hAnsi="Abadi"/>
+        </w:rPr>
+        <w:t xml:space="preserve">Read </w:t>
+      </w:r>
+      <w:r>
+        <w:rPr>
+          <w:rFonts w:ascii="Abadi" w:hAnsi="Abadi"/>
+        </w:rPr>
+        <w:t xml:space="preserve">this book called “Designing </w:t>
+      </w:r>
+      <w:r>
+        <w:rPr>
+          <w:rFonts w:ascii="Abadi" w:hAnsi="Abadi"/>
+        </w:rPr>
+        <w:t>Data Intensive applications</w:t>
+      </w:r>
+      <w:r>
+        <w:rPr>
+          <w:rFonts w:ascii="Abadi" w:hAnsi="Abadi"/>
+        </w:rPr>
+        <w:t>”</w:t>
+      </w:r>
+    </w:p>
+    <w:p/>
     <w:sectPr>
       <w:pgSz w:w="11906" w:h="16838"/>
       <w:pgMar w:top="1440" w:right="1440" w:bottom="1440" w:left="1440" w:header="708" w:footer="708" w:gutter="0"/>
@@ -1119,6 +1422,184 @@
 <file path=word/numbering.xml><?xml version="1.0" encoding="utf-8"?>
 <w:numbering xmlns:wpc="http://schemas.microsoft.com/office/word/2010/wordprocessingCanvas" xmlns:cx="http://schemas.microsoft.com/office/drawing/2014/chartex" xmlns:cx1="http://schemas.microsoft.com/office/drawing/2015/9/8/chartex" xmlns:cx2="http://schemas.microsoft.com/office/drawing/2015/10/21/chartex" xmlns:cx3="http://schemas.microsoft.com/office/drawing/2016/5/9/chartex" xmlns:cx4="http://schemas.microsoft.com/office/drawing/2016/5/10/chartex" xmlns:cx5="http://schemas.microsoft.com/office/drawing/2016/5/11/chartex" xmlns:cx6="http://schemas.microsoft.com/office/drawing/2016/5/12/chartex" xmlns:cx7="http://schemas.microsoft.com/office/drawing/2016/5/13/chartex" xmlns:cx8="http://schemas.microsoft.com/office/drawing/2016/5/14/chartex" xmlns:mc="http://schemas.openxmlformats.org/markup-compatibility/2006" xmlns:aink="http://schemas.microsoft.com/office/drawing/2016/ink" xmlns:am3d="http://schemas.microsoft.com/office/drawing/2017/model3d" xmlns:o="urn:schemas-microsoft-com:office:office" xmlns:oel="http://schemas.microsoft.com/office/2019/extlst" xmlns:r="http://schemas.openxmlformats.org/officeDocument/2006/relationships" xmlns:m="http://schemas.openxmlformats.org/officeDocument/2006/math" xmlns:v="urn:schemas-microsoft-com:vml" xmlns:wp14="http://schemas.microsoft.com/office/word/2010/wordprocessingDrawing" xmlns:wp="http://schemas.openxmlformats.org/drawingml/2006/wordprocessingDrawing" xmlns:w10="urn:schemas-microsoft-com:office:word" xmlns:w="http://schemas.openxmlformats.org/wordprocessingml/2006/main" xmlns:w14="http://schemas.microsoft.com/office/word/2010/wordml" xmlns:w15="http://schemas.microsoft.com/office/word/2012/wordml" xmlns:w16cex="http://schemas.microsoft.com/office/word/2018/wordml/cex" xmlns:w16cid="http://schemas.microsoft.com/office/word/2016/wordml/cid" xmlns:w16="http://schemas.microsoft.com/office/word/2018/wordml" xmlns:w16du="http://schemas.microsoft.com/office/word/2023/wordml/word16du" xmlns:w16sdtdh="http://schemas.microsoft.com/office/word/2020/wordml/sdtdatahash" xmlns:w16sdtfl="http://schemas.microsoft.com/office/word/2024/wordml/sdtformatlock" xmlns:w16se="http://schemas.microsoft.com/office/word/2015/wordml/symex" xmlns:wpg="http://schemas.microsoft.com/office/word/2010/wordprocessingGroup" xmlns:wpi="http://schemas.microsoft.com/office/word/2010/wordprocessingInk" xmlns:wne="http://schemas.microsoft.com/office/word/2006/wordml" xmlns:wps="http://schemas.microsoft.com/office/word/2010/wordprocessingShape" mc:Ignorable="w14 w15 w16se w16cid w16 w16cex w16sdtdh w16sdtfl w16du wp14">
   <w:abstractNum w:abstractNumId="0" w15:restartNumberingAfterBreak="0">
+    <w:nsid w:val="22432A84"/>
+    <w:multiLevelType w:val="hybridMultilevel"/>
+    <w:tmpl w:val="ABA206DE"/>
+    <w:lvl w:ilvl="0" w:tplc="0809000F">
+      <w:start w:val="1"/>
+      <w:numFmt w:val="decimal"/>
+      <w:lvlText w:val="%1."/>
+      <w:lvlJc w:val="left"/>
+      <w:pPr>
+        <w:ind w:left="720" w:hanging="360"/>
+      </w:pPr>
+      <w:rPr>
+        <w:rFonts w:hint="default"/>
+      </w:rPr>
+    </w:lvl>
+    <w:lvl w:ilvl="1" w:tplc="08090019" w:tentative="1">
+      <w:start w:val="1"/>
+      <w:numFmt w:val="lowerLetter"/>
+      <w:lvlText w:val="%2."/>
+      <w:lvlJc w:val="left"/>
+      <w:pPr>
+        <w:ind w:left="1440" w:hanging="360"/>
+      </w:pPr>
+    </w:lvl>
+    <w:lvl w:ilvl="2" w:tplc="0809001B" w:tentative="1">
+      <w:start w:val="1"/>
+      <w:numFmt w:val="lowerRoman"/>
+      <w:lvlText w:val="%3."/>
+      <w:lvlJc w:val="right"/>
+      <w:pPr>
+        <w:ind w:left="2160" w:hanging="180"/>
+      </w:pPr>
+    </w:lvl>
+    <w:lvl w:ilvl="3" w:tplc="0809000F" w:tentative="1">
+      <w:start w:val="1"/>
+      <w:numFmt w:val="decimal"/>
+      <w:lvlText w:val="%4."/>
+      <w:lvlJc w:val="left"/>
+      <w:pPr>
+        <w:ind w:left="2880" w:hanging="360"/>
+      </w:pPr>
+    </w:lvl>
+    <w:lvl w:ilvl="4" w:tplc="08090019" w:tentative="1">
+      <w:start w:val="1"/>
+      <w:numFmt w:val="lowerLetter"/>
+      <w:lvlText w:val="%5."/>
+      <w:lvlJc w:val="left"/>
+      <w:pPr>
+        <w:ind w:left="3600" w:hanging="360"/>
+      </w:pPr>
+    </w:lvl>
+    <w:lvl w:ilvl="5" w:tplc="0809001B" w:tentative="1">
+      <w:start w:val="1"/>
+      <w:numFmt w:val="lowerRoman"/>
+      <w:lvlText w:val="%6."/>
+      <w:lvlJc w:val="right"/>
+      <w:pPr>
+        <w:ind w:left="4320" w:hanging="180"/>
+      </w:pPr>
+    </w:lvl>
+    <w:lvl w:ilvl="6" w:tplc="0809000F" w:tentative="1">
+      <w:start w:val="1"/>
+      <w:numFmt w:val="decimal"/>
+      <w:lvlText w:val="%7."/>
+      <w:lvlJc w:val="left"/>
+      <w:pPr>
+        <w:ind w:left="5040" w:hanging="360"/>
+      </w:pPr>
+    </w:lvl>
+    <w:lvl w:ilvl="7" w:tplc="08090019" w:tentative="1">
+      <w:start w:val="1"/>
+      <w:numFmt w:val="lowerLetter"/>
+      <w:lvlText w:val="%8."/>
+      <w:lvlJc w:val="left"/>
+      <w:pPr>
+        <w:ind w:left="5760" w:hanging="360"/>
+      </w:pPr>
+    </w:lvl>
+    <w:lvl w:ilvl="8" w:tplc="0809001B" w:tentative="1">
+      <w:start w:val="1"/>
+      <w:numFmt w:val="lowerRoman"/>
+      <w:lvlText w:val="%9."/>
+      <w:lvlJc w:val="right"/>
+      <w:pPr>
+        <w:ind w:left="6480" w:hanging="180"/>
+      </w:pPr>
+    </w:lvl>
+  </w:abstractNum>
+  <w:abstractNum w:abstractNumId="1" w15:restartNumberingAfterBreak="0">
+    <w:nsid w:val="2B31393B"/>
+    <w:multiLevelType w:val="hybridMultilevel"/>
+    <w:tmpl w:val="72B4D860"/>
+    <w:lvl w:ilvl="0" w:tplc="0809000F">
+      <w:start w:val="1"/>
+      <w:numFmt w:val="decimal"/>
+      <w:lvlText w:val="%1."/>
+      <w:lvlJc w:val="left"/>
+      <w:pPr>
+        <w:ind w:left="720" w:hanging="360"/>
+      </w:pPr>
+      <w:rPr>
+        <w:rFonts w:hint="default"/>
+      </w:rPr>
+    </w:lvl>
+    <w:lvl w:ilvl="1" w:tplc="08090019" w:tentative="1">
+      <w:start w:val="1"/>
+      <w:numFmt w:val="lowerLetter"/>
+      <w:lvlText w:val="%2."/>
+      <w:lvlJc w:val="left"/>
+      <w:pPr>
+        <w:ind w:left="1440" w:hanging="360"/>
+      </w:pPr>
+    </w:lvl>
+    <w:lvl w:ilvl="2" w:tplc="0809001B" w:tentative="1">
+      <w:start w:val="1"/>
+      <w:numFmt w:val="lowerRoman"/>
+      <w:lvlText w:val="%3."/>
+      <w:lvlJc w:val="right"/>
+      <w:pPr>
+        <w:ind w:left="2160" w:hanging="180"/>
+      </w:pPr>
+    </w:lvl>
+    <w:lvl w:ilvl="3" w:tplc="0809000F" w:tentative="1">
+      <w:start w:val="1"/>
+      <w:numFmt w:val="decimal"/>
+      <w:lvlText w:val="%4."/>
+      <w:lvlJc w:val="left"/>
+      <w:pPr>
+        <w:ind w:left="2880" w:hanging="360"/>
+      </w:pPr>
+    </w:lvl>
+    <w:lvl w:ilvl="4" w:tplc="08090019" w:tentative="1">
+      <w:start w:val="1"/>
+      <w:numFmt w:val="lowerLetter"/>
+      <w:lvlText w:val="%5."/>
+      <w:lvlJc w:val="left"/>
+      <w:pPr>
+        <w:ind w:left="3600" w:hanging="360"/>
+      </w:pPr>
+    </w:lvl>
+    <w:lvl w:ilvl="5" w:tplc="0809001B" w:tentative="1">
+      <w:start w:val="1"/>
+      <w:numFmt w:val="lowerRoman"/>
+      <w:lvlText w:val="%6."/>
+      <w:lvlJc w:val="right"/>
+      <w:pPr>
+        <w:ind w:left="4320" w:hanging="180"/>
+      </w:pPr>
+    </w:lvl>
+    <w:lvl w:ilvl="6" w:tplc="0809000F" w:tentative="1">
+      <w:start w:val="1"/>
+      <w:numFmt w:val="decimal"/>
+      <w:lvlText w:val="%7."/>
+      <w:lvlJc w:val="left"/>
+      <w:pPr>
+        <w:ind w:left="5040" w:hanging="360"/>
+      </w:pPr>
+    </w:lvl>
+    <w:lvl w:ilvl="7" w:tplc="08090019" w:tentative="1">
+      <w:start w:val="1"/>
+      <w:numFmt w:val="lowerLetter"/>
+      <w:lvlText w:val="%8."/>
+      <w:lvlJc w:val="left"/>
+      <w:pPr>
+        <w:ind w:left="5760" w:hanging="360"/>
+      </w:pPr>
+    </w:lvl>
+    <w:lvl w:ilvl="8" w:tplc="0809001B" w:tentative="1">
+      <w:start w:val="1"/>
+      <w:numFmt w:val="lowerRoman"/>
+      <w:lvlText w:val="%9."/>
+      <w:lvlJc w:val="right"/>
+      <w:pPr>
+        <w:ind w:left="6480" w:hanging="180"/>
+      </w:pPr>
+    </w:lvl>
+  </w:abstractNum>
+  <w:abstractNum w:abstractNumId="2" w15:restartNumberingAfterBreak="0">
     <w:nsid w:val="39E67803"/>
     <w:multiLevelType w:val="hybridMultilevel"/>
     <w:tmpl w:val="0F58E32E"/>
@@ -1208,7 +1689,7 @@
       </w:pPr>
     </w:lvl>
   </w:abstractNum>
-  <w:abstractNum w:abstractNumId="1" w15:restartNumberingAfterBreak="0">
+  <w:abstractNum w:abstractNumId="3" w15:restartNumberingAfterBreak="0">
     <w:nsid w:val="41FA66AE"/>
     <w:multiLevelType w:val="hybridMultilevel"/>
     <w:tmpl w:val="7FD44FFC"/>
@@ -1320,10 +1801,108 @@
       </w:rPr>
     </w:lvl>
   </w:abstractNum>
+  <w:abstractNum w:abstractNumId="4" w15:restartNumberingAfterBreak="0">
+    <w:nsid w:val="61E4246E"/>
+    <w:multiLevelType w:val="hybridMultilevel"/>
+    <w:tmpl w:val="D73A69C6"/>
+    <w:lvl w:ilvl="0" w:tplc="4F98F7C4">
+      <w:start w:val="1"/>
+      <w:numFmt w:val="decimal"/>
+      <w:lvlText w:val="%1."/>
+      <w:lvlJc w:val="left"/>
+      <w:pPr>
+        <w:ind w:left="1080" w:hanging="720"/>
+      </w:pPr>
+      <w:rPr>
+        <w:rFonts w:hint="default"/>
+      </w:rPr>
+    </w:lvl>
+    <w:lvl w:ilvl="1" w:tplc="08090019" w:tentative="1">
+      <w:start w:val="1"/>
+      <w:numFmt w:val="lowerLetter"/>
+      <w:lvlText w:val="%2."/>
+      <w:lvlJc w:val="left"/>
+      <w:pPr>
+        <w:ind w:left="1440" w:hanging="360"/>
+      </w:pPr>
+    </w:lvl>
+    <w:lvl w:ilvl="2" w:tplc="0809001B" w:tentative="1">
+      <w:start w:val="1"/>
+      <w:numFmt w:val="lowerRoman"/>
+      <w:lvlText w:val="%3."/>
+      <w:lvlJc w:val="right"/>
+      <w:pPr>
+        <w:ind w:left="2160" w:hanging="180"/>
+      </w:pPr>
+    </w:lvl>
+    <w:lvl w:ilvl="3" w:tplc="0809000F" w:tentative="1">
+      <w:start w:val="1"/>
+      <w:numFmt w:val="decimal"/>
+      <w:lvlText w:val="%4."/>
+      <w:lvlJc w:val="left"/>
+      <w:pPr>
+        <w:ind w:left="2880" w:hanging="360"/>
+      </w:pPr>
+    </w:lvl>
+    <w:lvl w:ilvl="4" w:tplc="08090019" w:tentative="1">
+      <w:start w:val="1"/>
+      <w:numFmt w:val="lowerLetter"/>
+      <w:lvlText w:val="%5."/>
+      <w:lvlJc w:val="left"/>
+      <w:pPr>
+        <w:ind w:left="3600" w:hanging="360"/>
+      </w:pPr>
+    </w:lvl>
+    <w:lvl w:ilvl="5" w:tplc="0809001B" w:tentative="1">
+      <w:start w:val="1"/>
+      <w:numFmt w:val="lowerRoman"/>
+      <w:lvlText w:val="%6."/>
+      <w:lvlJc w:val="right"/>
+      <w:pPr>
+        <w:ind w:left="4320" w:hanging="180"/>
+      </w:pPr>
+    </w:lvl>
+    <w:lvl w:ilvl="6" w:tplc="0809000F" w:tentative="1">
+      <w:start w:val="1"/>
+      <w:numFmt w:val="decimal"/>
+      <w:lvlText w:val="%7."/>
+      <w:lvlJc w:val="left"/>
+      <w:pPr>
+        <w:ind w:left="5040" w:hanging="360"/>
+      </w:pPr>
+    </w:lvl>
+    <w:lvl w:ilvl="7" w:tplc="08090019" w:tentative="1">
+      <w:start w:val="1"/>
+      <w:numFmt w:val="lowerLetter"/>
+      <w:lvlText w:val="%8."/>
+      <w:lvlJc w:val="left"/>
+      <w:pPr>
+        <w:ind w:left="5760" w:hanging="360"/>
+      </w:pPr>
+    </w:lvl>
+    <w:lvl w:ilvl="8" w:tplc="0809001B" w:tentative="1">
+      <w:start w:val="1"/>
+      <w:numFmt w:val="lowerRoman"/>
+      <w:lvlText w:val="%9."/>
+      <w:lvlJc w:val="right"/>
+      <w:pPr>
+        <w:ind w:left="6480" w:hanging="180"/>
+      </w:pPr>
+    </w:lvl>
+  </w:abstractNum>
   <w:num w:numId="1" w16cid:durableId="2134320858">
+    <w:abstractNumId w:val="3"/>
+  </w:num>
+  <w:num w:numId="2" w16cid:durableId="2132239568">
+    <w:abstractNumId w:val="2"/>
+  </w:num>
+  <w:num w:numId="3" w16cid:durableId="356546355">
+    <w:abstractNumId w:val="4"/>
+  </w:num>
+  <w:num w:numId="4" w16cid:durableId="581838357">
     <w:abstractNumId w:val="1"/>
   </w:num>
-  <w:num w:numId="2" w16cid:durableId="2132239568">
+  <w:num w:numId="5" w16cid:durableId="174073593">
     <w:abstractNumId w:val="0"/>
   </w:num>
 </w:numbering>

--- a/Current Work/Computer Systems - A programmers Perspective.docx
+++ b/Current Work/Computer Systems - A programmers Perspective.docx
@@ -373,13 +373,7 @@
         <w:rPr>
           <w:rFonts w:ascii="Abadi" w:hAnsi="Abadi"/>
         </w:rPr>
-        <w:t>[</w:t>
-      </w:r>
-      <w:r>
-        <w:rPr>
-          <w:rFonts w:ascii="Abadi" w:hAnsi="Abadi"/>
-        </w:rPr>
-        <w:t>Write code that works with the hardware rather than against it, particularly around cache efficiency] – {how numbers are stored in binary, how C translates to actual CPU instructions, processors executing those instructions}</w:t>
+        <w:t>[Write code that works with the hardware rather than against it, particularly around cache efficiency] – {how numbers are stored in binary, how C translates to actual CPU instructions, processors executing those instructions}</w:t>
       </w:r>
     </w:p>
     <w:p>
@@ -532,8 +526,16 @@
           <w:iCs/>
           <w:u w:val="single"/>
         </w:rPr>
-        <w:t>Introduction to Algorithms:</w:t>
-      </w:r>
+        <w:t>Introduction to Algorithms: [Need to study the prerequisites]</w:t>
+      </w:r>
+    </w:p>
+    <w:p>
+      <w:pPr>
+        <w:ind w:left="360"/>
+        <w:rPr>
+          <w:rFonts w:ascii="Abadi" w:hAnsi="Abadi"/>
+        </w:rPr>
+      </w:pPr>
       <w:r>
         <w:rPr>
           <w:rFonts w:ascii="Abadi" w:hAnsi="Abadi"/>
@@ -543,17 +545,642 @@
           <w:iCs/>
           <w:u w:val="single"/>
         </w:rPr>
-        <w:t xml:space="preserve"> [Need to study the prerequisites]</w:t>
-      </w:r>
-    </w:p>
-    <w:p>
-      <w:pPr>
-        <w:ind w:left="360"/>
-        <w:rPr>
-          <w:rFonts w:ascii="Abadi" w:hAnsi="Abadi"/>
-        </w:rPr>
-      </w:pPr>
-      <w:r>
+        <w:t>Prerequisites:</w:t>
+      </w:r>
+      <w:r>
+        <w:rPr>
+          <w:rFonts w:ascii="Abadi" w:hAnsi="Abadi"/>
+        </w:rPr>
+        <w:t xml:space="preserve"> </w:t>
+      </w:r>
+    </w:p>
+    <w:p>
+      <w:pPr>
+        <w:pStyle w:val="ListParagraph"/>
+        <w:numPr>
+          <w:ilvl w:val="0"/>
+          <w:numId w:val="1"/>
+        </w:numPr>
+        <w:rPr>
+          <w:rFonts w:ascii="Abadi" w:hAnsi="Abadi"/>
+        </w:rPr>
+      </w:pPr>
+      <w:r>
+        <w:rPr>
+          <w:rFonts w:ascii="Abadi" w:hAnsi="Abadi"/>
+        </w:rPr>
+        <w:t xml:space="preserve">Discrete Maths {set theory, relations and logic, combinatorics, proofs, recursion, number theory, graph theory, and probability.} </w:t>
+      </w:r>
+    </w:p>
+    <w:p>
+      <w:pPr>
+        <w:pStyle w:val="ListParagraph"/>
+        <w:numPr>
+          <w:ilvl w:val="0"/>
+          <w:numId w:val="1"/>
+        </w:numPr>
+        <w:rPr>
+          <w:rFonts w:ascii="Abadi" w:hAnsi="Abadi"/>
+        </w:rPr>
+      </w:pPr>
+      <w:r>
+        <w:rPr>
+          <w:rFonts w:ascii="Abadi" w:hAnsi="Abadi"/>
+        </w:rPr>
+        <w:t>Python {20%-80% rule}</w:t>
+      </w:r>
+    </w:p>
+    <w:p>
+      <w:pPr>
+        <w:rPr>
+          <w:rFonts w:ascii="Abadi" w:hAnsi="Abadi"/>
+        </w:rPr>
+      </w:pPr>
+    </w:p>
+    <w:p>
+      <w:pPr>
+        <w:pStyle w:val="ListParagraph"/>
+        <w:numPr>
+          <w:ilvl w:val="0"/>
+          <w:numId w:val="2"/>
+        </w:numPr>
+        <w:rPr>
+          <w:rFonts w:ascii="Abadi" w:hAnsi="Abadi"/>
+        </w:rPr>
+      </w:pPr>
+      <w:r>
+        <w:rPr>
+          <w:rFonts w:ascii="Abadi" w:hAnsi="Abadi"/>
+          <w:b/>
+          <w:bCs/>
+        </w:rPr>
+        <w:t>Set Theory</w:t>
+      </w:r>
+      <w:r>
+        <w:rPr>
+          <w:rFonts w:ascii="Abadi" w:hAnsi="Abadi"/>
+        </w:rPr>
+        <w:t xml:space="preserve"> is the language of math — everything else builds on it. Before you can count things or reason about them, you need a precise way to group and describe them.</w:t>
+      </w:r>
+    </w:p>
+    <w:p>
+      <w:pPr>
+        <w:pStyle w:val="ListParagraph"/>
+        <w:numPr>
+          <w:ilvl w:val="0"/>
+          <w:numId w:val="2"/>
+        </w:numPr>
+        <w:rPr>
+          <w:rFonts w:ascii="Abadi" w:hAnsi="Abadi"/>
+        </w:rPr>
+      </w:pPr>
+      <w:r>
+        <w:rPr>
+          <w:rFonts w:ascii="Abadi" w:hAnsi="Abadi"/>
+          <w:b/>
+          <w:bCs/>
+        </w:rPr>
+        <w:t>Logic &amp; Relations</w:t>
+      </w:r>
+      <w:r>
+        <w:rPr>
+          <w:rFonts w:ascii="Abadi" w:hAnsi="Abadi"/>
+        </w:rPr>
+        <w:t xml:space="preserve"> teaches you </w:t>
+      </w:r>
+      <w:r>
+        <w:rPr>
+          <w:rFonts w:ascii="Abadi" w:hAnsi="Abadi"/>
+          <w:i/>
+          <w:iCs/>
+        </w:rPr>
+        <w:t>how</w:t>
+      </w:r>
+      <w:r>
+        <w:rPr>
+          <w:rFonts w:ascii="Abadi" w:hAnsi="Abadi"/>
+        </w:rPr>
+        <w:t xml:space="preserve"> to reason correctly. Every proof you write, every algorithm you </w:t>
+      </w:r>
+      <w:r>
+        <w:rPr>
+          <w:rFonts w:ascii="Abadi" w:hAnsi="Abadi"/>
+        </w:rPr>
+        <w:t>analyse</w:t>
+      </w:r>
+      <w:r>
+        <w:rPr>
+          <w:rFonts w:ascii="Abadi" w:hAnsi="Abadi"/>
+        </w:rPr>
+        <w:t xml:space="preserve"> — logic is the scaffolding underneath.</w:t>
+      </w:r>
+    </w:p>
+    <w:p>
+      <w:pPr>
+        <w:pStyle w:val="ListParagraph"/>
+        <w:numPr>
+          <w:ilvl w:val="0"/>
+          <w:numId w:val="2"/>
+        </w:numPr>
+        <w:rPr>
+          <w:rFonts w:ascii="Abadi" w:hAnsi="Abadi"/>
+        </w:rPr>
+      </w:pPr>
+      <w:r>
+        <w:rPr>
+          <w:rFonts w:ascii="Abadi" w:hAnsi="Abadi"/>
+          <w:b/>
+          <w:bCs/>
+        </w:rPr>
+        <w:t>Combinatorics</w:t>
+      </w:r>
+      <w:r>
+        <w:rPr>
+          <w:rFonts w:ascii="Abadi" w:hAnsi="Abadi"/>
+        </w:rPr>
+        <w:t xml:space="preserve"> answers the question </w:t>
+      </w:r>
+      <w:r>
+        <w:rPr>
+          <w:rFonts w:ascii="Abadi" w:hAnsi="Abadi"/>
+          <w:i/>
+          <w:iCs/>
+        </w:rPr>
+        <w:t>how many?</w:t>
+      </w:r>
+      <w:r>
+        <w:rPr>
+          <w:rFonts w:ascii="Abadi" w:hAnsi="Abadi"/>
+        </w:rPr>
+        <w:t xml:space="preserve"> It sounds simple, but counting carefully (without over- or under-counting) is a genuine skill with deep results.</w:t>
+      </w:r>
+    </w:p>
+    <w:p>
+      <w:pPr>
+        <w:pStyle w:val="ListParagraph"/>
+        <w:numPr>
+          <w:ilvl w:val="0"/>
+          <w:numId w:val="2"/>
+        </w:numPr>
+        <w:rPr>
+          <w:rFonts w:ascii="Abadi" w:hAnsi="Abadi"/>
+        </w:rPr>
+      </w:pPr>
+      <w:r>
+        <w:rPr>
+          <w:rFonts w:ascii="Abadi" w:hAnsi="Abadi"/>
+          <w:b/>
+          <w:bCs/>
+        </w:rPr>
+        <w:t>Proofs</w:t>
+      </w:r>
+      <w:r>
+        <w:rPr>
+          <w:rFonts w:ascii="Abadi" w:hAnsi="Abadi"/>
+        </w:rPr>
+        <w:t xml:space="preserve"> is less a topic and more a </w:t>
+      </w:r>
+      <w:r>
+        <w:rPr>
+          <w:rFonts w:ascii="Abadi" w:hAnsi="Abadi"/>
+          <w:i/>
+          <w:iCs/>
+        </w:rPr>
+        <w:t>skill</w:t>
+      </w:r>
+      <w:r>
+        <w:rPr>
+          <w:rFonts w:ascii="Abadi" w:hAnsi="Abadi"/>
+        </w:rPr>
+        <w:t>. You'll use the techniques (induction, contradiction, contrapositive) across every other area of math and CS.</w:t>
+      </w:r>
+    </w:p>
+    <w:p>
+      <w:pPr>
+        <w:pStyle w:val="ListParagraph"/>
+        <w:numPr>
+          <w:ilvl w:val="0"/>
+          <w:numId w:val="2"/>
+        </w:numPr>
+        <w:rPr>
+          <w:rFonts w:ascii="Abadi" w:hAnsi="Abadi"/>
+        </w:rPr>
+      </w:pPr>
+      <w:r>
+        <w:rPr>
+          <w:rFonts w:ascii="Abadi" w:hAnsi="Abadi"/>
+          <w:b/>
+          <w:bCs/>
+        </w:rPr>
+        <w:t>Recursion</w:t>
+      </w:r>
+      <w:r>
+        <w:rPr>
+          <w:rFonts w:ascii="Abadi" w:hAnsi="Abadi"/>
+        </w:rPr>
+        <w:t xml:space="preserve"> is both a mathematical tool (recurrences) and a programming pattern. Mastering it unlocks efficient algorithm design — merge sort, binary search, tree traversal.</w:t>
+      </w:r>
+    </w:p>
+    <w:p>
+      <w:pPr>
+        <w:pStyle w:val="ListParagraph"/>
+        <w:numPr>
+          <w:ilvl w:val="0"/>
+          <w:numId w:val="2"/>
+        </w:numPr>
+        <w:rPr>
+          <w:rFonts w:ascii="Abadi" w:hAnsi="Abadi"/>
+        </w:rPr>
+      </w:pPr>
+      <w:r>
+        <w:rPr>
+          <w:rFonts w:ascii="Abadi" w:hAnsi="Abadi"/>
+          <w:b/>
+          <w:bCs/>
+        </w:rPr>
+        <w:t>Number Theory</w:t>
+      </w:r>
+      <w:r>
+        <w:rPr>
+          <w:rFonts w:ascii="Abadi" w:hAnsi="Abadi"/>
+        </w:rPr>
+        <w:t xml:space="preserve"> is the study of whole numbers, but don't be fooled by its simplicity — it's the backbone of modern cryptography (RSA, elliptic curves).</w:t>
+      </w:r>
+    </w:p>
+    <w:p>
+      <w:pPr>
+        <w:pStyle w:val="ListParagraph"/>
+        <w:numPr>
+          <w:ilvl w:val="0"/>
+          <w:numId w:val="2"/>
+        </w:numPr>
+        <w:rPr>
+          <w:rFonts w:ascii="Abadi" w:hAnsi="Abadi"/>
+        </w:rPr>
+      </w:pPr>
+      <w:r>
+        <w:rPr>
+          <w:rFonts w:ascii="Abadi" w:hAnsi="Abadi"/>
+          <w:b/>
+          <w:bCs/>
+        </w:rPr>
+        <w:t>Graph Theory</w:t>
+      </w:r>
+      <w:r>
+        <w:rPr>
+          <w:rFonts w:ascii="Abadi" w:hAnsi="Abadi"/>
+        </w:rPr>
+        <w:t xml:space="preserve"> is arguably the most practically useful topic. Roads, social networks, dependency graphs in software, circuit layouts — all of these are graphs.</w:t>
+      </w:r>
+    </w:p>
+    <w:p>
+      <w:pPr>
+        <w:pStyle w:val="ListParagraph"/>
+        <w:numPr>
+          <w:ilvl w:val="0"/>
+          <w:numId w:val="2"/>
+        </w:numPr>
+        <w:rPr>
+          <w:rFonts w:ascii="Abadi" w:hAnsi="Abadi"/>
+        </w:rPr>
+      </w:pPr>
+      <w:r>
+        <w:rPr>
+          <w:rFonts w:ascii="Abadi" w:hAnsi="Abadi"/>
+          <w:b/>
+          <w:bCs/>
+        </w:rPr>
+        <w:t>Probability</w:t>
+      </w:r>
+      <w:r>
+        <w:rPr>
+          <w:rFonts w:ascii="Abadi" w:hAnsi="Abadi"/>
+        </w:rPr>
+        <w:t xml:space="preserve"> ties everything together. It uses sets (sample spaces), combinatorics (counting outcomes), and logic (conditional reasoning) to model uncertainty.</w:t>
+      </w:r>
+    </w:p>
+    <w:p>
+      <w:pPr>
+        <w:rPr>
+          <w:rFonts w:ascii="Abadi" w:hAnsi="Abadi"/>
+        </w:rPr>
+      </w:pPr>
+    </w:p>
+    <w:p>
+      <w:pPr>
+        <w:rPr>
+          <w:rFonts w:ascii="Abadi" w:hAnsi="Abadi"/>
+        </w:rPr>
+      </w:pPr>
+      <w:r>
+        <w:rPr>
+          <w:rFonts w:ascii="Abadi" w:hAnsi="Abadi"/>
+        </w:rPr>
+        <w:t>Pythons</w:t>
+      </w:r>
+      <w:r>
+        <w:rPr>
+          <w:rFonts w:ascii="Abadi" w:hAnsi="Abadi"/>
+        </w:rPr>
+        <w:t xml:space="preserve"> get the </w:t>
+      </w:r>
+      <w:proofErr w:type="spellStart"/>
+      <w:r>
+        <w:rPr>
+          <w:rFonts w:ascii="Abadi" w:hAnsi="Abadi"/>
+        </w:rPr>
+        <w:t>anki</w:t>
+      </w:r>
+      <w:proofErr w:type="spellEnd"/>
+      <w:r>
+        <w:rPr>
+          <w:rFonts w:ascii="Abadi" w:hAnsi="Abadi"/>
+        </w:rPr>
+        <w:t xml:space="preserve"> mapping</w:t>
+      </w:r>
+    </w:p>
+    <w:p>
+      <w:pPr>
+        <w:rPr>
+          <w:rFonts w:ascii="Abadi" w:hAnsi="Abadi"/>
+        </w:rPr>
+      </w:pPr>
+    </w:p>
+    <w:p>
+      <w:pPr>
+        <w:rPr>
+          <w:rFonts w:ascii="Abadi" w:hAnsi="Abadi"/>
+          <w:b/>
+          <w:bCs/>
+        </w:rPr>
+      </w:pPr>
+      <w:r>
+        <w:rPr>
+          <w:rFonts w:ascii="Abadi" w:hAnsi="Abadi"/>
+          <w:b/>
+          <w:bCs/>
+        </w:rPr>
+        <w:t>MIT 6.006 — Introduction to Algorithms</w:t>
+      </w:r>
+    </w:p>
+    <w:p>
+      <w:pPr>
+        <w:rPr>
+          <w:rFonts w:ascii="Abadi" w:hAnsi="Abadi"/>
+          <w:b/>
+          <w:bCs/>
+        </w:rPr>
+      </w:pPr>
+      <w:r>
+        <w:rPr>
+          <w:rFonts w:ascii="Abadi" w:hAnsi="Abadi"/>
+          <w:b/>
+          <w:bCs/>
+        </w:rPr>
+        <w:t>What the Course Is</w:t>
+      </w:r>
+    </w:p>
+    <w:p>
+      <w:pPr>
+        <w:rPr>
+          <w:rFonts w:ascii="Abadi" w:hAnsi="Abadi"/>
+        </w:rPr>
+      </w:pPr>
+      <w:r>
+        <w:rPr>
+          <w:rFonts w:ascii="Abadi" w:hAnsi="Abadi"/>
+        </w:rPr>
+        <w:t xml:space="preserve">A foundational CS course covering how to </w:t>
+      </w:r>
+      <w:r>
+        <w:rPr>
+          <w:rFonts w:ascii="Abadi" w:hAnsi="Abadi"/>
+          <w:b/>
+          <w:bCs/>
+        </w:rPr>
+        <w:t>store data efficiently</w:t>
+      </w:r>
+      <w:r>
+        <w:rPr>
+          <w:rFonts w:ascii="Abadi" w:hAnsi="Abadi"/>
+        </w:rPr>
+        <w:t xml:space="preserve"> and </w:t>
+      </w:r>
+      <w:r>
+        <w:rPr>
+          <w:rFonts w:ascii="Abadi" w:hAnsi="Abadi"/>
+          <w:b/>
+          <w:bCs/>
+        </w:rPr>
+        <w:t>solve problems algorithmically</w:t>
+      </w:r>
+      <w:r>
+        <w:rPr>
+          <w:rFonts w:ascii="Abadi" w:hAnsi="Abadi"/>
+        </w:rPr>
+        <w:t xml:space="preserve">, with mathematical backing for </w:t>
+      </w:r>
+      <w:r>
+        <w:rPr>
+          <w:rFonts w:ascii="Abadi" w:hAnsi="Abadi"/>
+          <w:i/>
+          <w:iCs/>
+        </w:rPr>
+        <w:t>why</w:t>
+      </w:r>
+      <w:r>
+        <w:rPr>
+          <w:rFonts w:ascii="Abadi" w:hAnsi="Abadi"/>
+        </w:rPr>
+        <w:t xml:space="preserve"> each approach works.</w:t>
+      </w:r>
+    </w:p>
+    <w:p>
+      <w:pPr>
+        <w:rPr>
+          <w:rFonts w:ascii="Abadi" w:hAnsi="Abadi"/>
+        </w:rPr>
+      </w:pPr>
+      <w:r>
+        <w:rPr>
+          <w:rFonts w:ascii="Abadi" w:hAnsi="Abadi"/>
+        </w:rPr>
+        <w:pict w14:anchorId="260C1E9F">
+          <v:rect id="_x0000_i1025" style="width:0;height:1.5pt" o:hralign="center" o:hrstd="t" o:hr="t" fillcolor="#a0a0a0" stroked="f"/>
+        </w:pict>
+      </w:r>
+    </w:p>
+    <w:p>
+      <w:pPr>
+        <w:rPr>
+          <w:rFonts w:ascii="Abadi" w:hAnsi="Abadi"/>
+        </w:rPr>
+      </w:pPr>
+      <w:r>
+        <w:rPr>
+          <w:rFonts w:ascii="Abadi" w:hAnsi="Abadi"/>
+          <w:b/>
+          <w:bCs/>
+        </w:rPr>
+        <w:t xml:space="preserve">The Four Blocks - </w:t>
+      </w:r>
+      <w:r>
+        <w:rPr>
+          <w:rFonts w:ascii="Abadi" w:hAnsi="Abadi"/>
+        </w:rPr>
+        <w:t xml:space="preserve">Learn the right data structure </w:t>
+      </w:r>
+      <w:r>
+        <w:rPr>
+          <w:rFonts w:ascii="Arial" w:hAnsi="Arial" w:cs="Arial"/>
+        </w:rPr>
+        <w:t>→</w:t>
+      </w:r>
+      <w:r>
+        <w:rPr>
+          <w:rFonts w:ascii="Abadi" w:hAnsi="Abadi"/>
+        </w:rPr>
+        <w:t xml:space="preserve"> pick the right algorithm </w:t>
+      </w:r>
+      <w:r>
+        <w:rPr>
+          <w:rFonts w:ascii="Arial" w:hAnsi="Arial" w:cs="Arial"/>
+        </w:rPr>
+        <w:t>→</w:t>
+      </w:r>
+      <w:r>
+        <w:rPr>
+          <w:rFonts w:ascii="Abadi" w:hAnsi="Abadi"/>
+        </w:rPr>
+        <w:t xml:space="preserve"> prove it's fast </w:t>
+      </w:r>
+      <w:r>
+        <w:rPr>
+          <w:rFonts w:ascii="Arial" w:hAnsi="Arial" w:cs="Arial"/>
+        </w:rPr>
+        <w:t>→</w:t>
+      </w:r>
+      <w:r>
+        <w:rPr>
+          <w:rFonts w:ascii="Abadi" w:hAnsi="Abadi"/>
+        </w:rPr>
+        <w:t xml:space="preserve"> implement it cleanly. That's the whole course.</w:t>
+      </w:r>
+    </w:p>
+    <w:p>
+      <w:pPr>
+        <w:rPr>
+          <w:rFonts w:ascii="Abadi" w:hAnsi="Abadi"/>
+        </w:rPr>
+      </w:pPr>
+      <w:r>
+        <w:rPr>
+          <w:rFonts w:ascii="Abadi" w:hAnsi="Abadi"/>
+          <w:b/>
+          <w:bCs/>
+        </w:rPr>
+        <w:t>Block 1 — Foundations (L1–5)</w:t>
+      </w:r>
+      <w:r>
+        <w:rPr>
+          <w:rFonts w:ascii="Abadi" w:hAnsi="Abadi"/>
+        </w:rPr>
+        <w:t xml:space="preserve"> Data structures, sorting algorithms, and hashing. How do you organize and retrieve data fast?</w:t>
+      </w:r>
+    </w:p>
+    <w:p>
+      <w:pPr>
+        <w:rPr>
+          <w:rFonts w:ascii="Abadi" w:hAnsi="Abadi"/>
+        </w:rPr>
+      </w:pPr>
+      <w:r>
+        <w:rPr>
+          <w:rFonts w:ascii="Abadi" w:hAnsi="Abadi"/>
+          <w:b/>
+          <w:bCs/>
+        </w:rPr>
+        <w:t>Block 2 — Trees (L6–8)</w:t>
+      </w:r>
+      <w:r>
+        <w:rPr>
+          <w:rFonts w:ascii="Abadi" w:hAnsi="Abadi"/>
+        </w:rPr>
+        <w:t xml:space="preserve"> Binary search trees, AVL self-balancing trees, and heaps. Sorted data you can search, insert, and delete efficiently.</w:t>
+      </w:r>
+    </w:p>
+    <w:p>
+      <w:pPr>
+        <w:rPr>
+          <w:rFonts w:ascii="Abadi" w:hAnsi="Abadi"/>
+        </w:rPr>
+      </w:pPr>
+      <w:r>
+        <w:rPr>
+          <w:rFonts w:ascii="Abadi" w:hAnsi="Abadi"/>
+          <w:b/>
+          <w:bCs/>
+        </w:rPr>
+        <w:t>Block 3 — Graphs (L9–14)</w:t>
+      </w:r>
+      <w:r>
+        <w:rPr>
+          <w:rFonts w:ascii="Abadi" w:hAnsi="Abadi"/>
+        </w:rPr>
+        <w:t xml:space="preserve"> BFS, DFS, then shortest path algorithms — Dijkstra, Bellman-Ford, Johnson's. How do you navigate relationships between things?</w:t>
+      </w:r>
+    </w:p>
+    <w:p>
+      <w:pPr>
+        <w:rPr>
+          <w:rFonts w:ascii="Abadi" w:hAnsi="Abadi"/>
+        </w:rPr>
+      </w:pPr>
+      <w:r>
+        <w:rPr>
+          <w:rFonts w:ascii="Abadi" w:hAnsi="Abadi"/>
+          <w:b/>
+          <w:bCs/>
+        </w:rPr>
+        <w:t>Block 4 — Dynamic Programming (L15–19)</w:t>
+      </w:r>
+      <w:r>
+        <w:rPr>
+          <w:rFonts w:ascii="Abadi" w:hAnsi="Abadi"/>
+        </w:rPr>
+        <w:t xml:space="preserve"> Breaking hard problems into subproblems and caching results. Ends with complexity theory — what problems are even </w:t>
+      </w:r>
+      <w:r>
+        <w:rPr>
+          <w:rFonts w:ascii="Abadi" w:hAnsi="Abadi"/>
+          <w:i/>
+          <w:iCs/>
+        </w:rPr>
+        <w:t>solvable</w:t>
+      </w:r>
+      <w:r>
+        <w:rPr>
+          <w:rFonts w:ascii="Abadi" w:hAnsi="Abadi"/>
+        </w:rPr>
+        <w:t xml:space="preserve"> efficiently?</w:t>
+      </w:r>
+    </w:p>
+    <w:p>
+      <w:pPr>
+        <w:rPr>
+          <w:rFonts w:ascii="Abadi" w:hAnsi="Abadi"/>
+        </w:rPr>
+      </w:pPr>
+      <w:r>
+        <w:rPr>
+          <w:rFonts w:ascii="Abadi" w:hAnsi="Abadi"/>
+        </w:rPr>
+        <w:lastRenderedPageBreak/>
+        <w:t>========================================================</w:t>
+      </w:r>
+    </w:p>
+    <w:p>
+      <w:pPr>
         <w:rPr>
           <w:rFonts w:ascii="Abadi" w:hAnsi="Abadi"/>
           <w:b/>
@@ -562,761 +1189,5212 @@
           <w:iCs/>
           <w:u w:val="single"/>
         </w:rPr>
-        <w:t>Prerequisites:</w:t>
-      </w:r>
-      <w:r>
-        <w:rPr>
-          <w:rFonts w:ascii="Abadi" w:hAnsi="Abadi"/>
-        </w:rPr>
-        <w:t xml:space="preserve"> </w:t>
-      </w:r>
-    </w:p>
-    <w:p>
-      <w:pPr>
-        <w:pStyle w:val="ListParagraph"/>
-        <w:numPr>
-          <w:ilvl w:val="0"/>
-          <w:numId w:val="1"/>
-        </w:numPr>
-        <w:rPr>
-          <w:rFonts w:ascii="Abadi" w:hAnsi="Abadi"/>
-        </w:rPr>
-      </w:pPr>
-      <w:r>
-        <w:rPr>
-          <w:rFonts w:ascii="Abadi" w:hAnsi="Abadi"/>
-        </w:rPr>
-        <w:t xml:space="preserve">Discrete Maths {set theory, relations and logic, combinatorics, proofs, recursion, number theory, graph theory, and probability.} </w:t>
-      </w:r>
-    </w:p>
-    <w:p>
-      <w:pPr>
-        <w:pStyle w:val="ListParagraph"/>
-        <w:numPr>
-          <w:ilvl w:val="0"/>
-          <w:numId w:val="1"/>
-        </w:numPr>
-        <w:rPr>
-          <w:rFonts w:ascii="Abadi" w:hAnsi="Abadi"/>
-        </w:rPr>
-      </w:pPr>
-      <w:r>
-        <w:rPr>
-          <w:rFonts w:ascii="Abadi" w:hAnsi="Abadi"/>
-        </w:rPr>
-        <w:t>Python {20%-80% rule}</w:t>
-      </w:r>
-    </w:p>
-    <w:p>
-      <w:pPr>
-        <w:rPr>
-          <w:rFonts w:ascii="Abadi" w:hAnsi="Abadi"/>
-        </w:rPr>
-      </w:pPr>
-    </w:p>
-    <w:p>
-      <w:pPr>
-        <w:pStyle w:val="ListParagraph"/>
-        <w:numPr>
-          <w:ilvl w:val="0"/>
-          <w:numId w:val="2"/>
-        </w:numPr>
-        <w:rPr>
-          <w:rFonts w:ascii="Abadi" w:hAnsi="Abadi"/>
-        </w:rPr>
-      </w:pPr>
-      <w:r>
-        <w:rPr>
-          <w:rFonts w:ascii="Abadi" w:hAnsi="Abadi"/>
-          <w:b/>
-          <w:bCs/>
-        </w:rPr>
-        <w:t>Set Theory</w:t>
-      </w:r>
-      <w:r>
-        <w:rPr>
-          <w:rFonts w:ascii="Abadi" w:hAnsi="Abadi"/>
-        </w:rPr>
-        <w:t xml:space="preserve"> is the language of math — everything else builds on it. Before you can count things or reason about them, you need a precise way to group and describe them.</w:t>
-      </w:r>
-    </w:p>
-    <w:p>
-      <w:pPr>
-        <w:pStyle w:val="ListParagraph"/>
-        <w:numPr>
-          <w:ilvl w:val="0"/>
-          <w:numId w:val="2"/>
-        </w:numPr>
-        <w:rPr>
-          <w:rFonts w:ascii="Abadi" w:hAnsi="Abadi"/>
-        </w:rPr>
-      </w:pPr>
-      <w:r>
-        <w:rPr>
-          <w:rFonts w:ascii="Abadi" w:hAnsi="Abadi"/>
-          <w:b/>
-          <w:bCs/>
-        </w:rPr>
-        <w:t>Logic &amp; Relations</w:t>
-      </w:r>
-      <w:r>
-        <w:rPr>
-          <w:rFonts w:ascii="Abadi" w:hAnsi="Abadi"/>
-        </w:rPr>
-        <w:t xml:space="preserve"> teaches you </w:t>
-      </w:r>
-      <w:r>
-        <w:rPr>
-          <w:rFonts w:ascii="Abadi" w:hAnsi="Abadi"/>
-          <w:i/>
-          <w:iCs/>
-        </w:rPr>
-        <w:t>how</w:t>
-      </w:r>
-      <w:r>
-        <w:rPr>
-          <w:rFonts w:ascii="Abadi" w:hAnsi="Abadi"/>
-        </w:rPr>
-        <w:t xml:space="preserve"> to reason correctly. Every proof you write, every algorithm you </w:t>
-      </w:r>
-      <w:r>
-        <w:rPr>
-          <w:rFonts w:ascii="Abadi" w:hAnsi="Abadi"/>
-        </w:rPr>
-        <w:t>analyse</w:t>
-      </w:r>
-      <w:r>
-        <w:rPr>
-          <w:rFonts w:ascii="Abadi" w:hAnsi="Abadi"/>
-        </w:rPr>
-        <w:t xml:space="preserve"> — logic is the scaffolding underneath.</w:t>
-      </w:r>
-    </w:p>
-    <w:p>
-      <w:pPr>
-        <w:pStyle w:val="ListParagraph"/>
-        <w:numPr>
-          <w:ilvl w:val="0"/>
-          <w:numId w:val="2"/>
-        </w:numPr>
-        <w:rPr>
-          <w:rFonts w:ascii="Abadi" w:hAnsi="Abadi"/>
-        </w:rPr>
-      </w:pPr>
-      <w:r>
-        <w:rPr>
-          <w:rFonts w:ascii="Abadi" w:hAnsi="Abadi"/>
-          <w:b/>
-          <w:bCs/>
-        </w:rPr>
-        <w:t>Combinatorics</w:t>
-      </w:r>
-      <w:r>
-        <w:rPr>
-          <w:rFonts w:ascii="Abadi" w:hAnsi="Abadi"/>
-        </w:rPr>
-        <w:t xml:space="preserve"> answers the question </w:t>
-      </w:r>
-      <w:r>
-        <w:rPr>
-          <w:rFonts w:ascii="Abadi" w:hAnsi="Abadi"/>
-          <w:i/>
-          <w:iCs/>
-        </w:rPr>
-        <w:t>how many?</w:t>
-      </w:r>
-      <w:r>
-        <w:rPr>
-          <w:rFonts w:ascii="Abadi" w:hAnsi="Abadi"/>
-        </w:rPr>
-        <w:t xml:space="preserve"> It sounds simple, but counting carefully (without over- or under-counting) is a genuine skill with deep results.</w:t>
-      </w:r>
-    </w:p>
-    <w:p>
-      <w:pPr>
-        <w:pStyle w:val="ListParagraph"/>
-        <w:numPr>
-          <w:ilvl w:val="0"/>
-          <w:numId w:val="2"/>
-        </w:numPr>
-        <w:rPr>
-          <w:rFonts w:ascii="Abadi" w:hAnsi="Abadi"/>
-        </w:rPr>
-      </w:pPr>
-      <w:r>
-        <w:rPr>
-          <w:rFonts w:ascii="Abadi" w:hAnsi="Abadi"/>
-          <w:b/>
-          <w:bCs/>
-        </w:rPr>
-        <w:t>Proofs</w:t>
-      </w:r>
-      <w:r>
-        <w:rPr>
-          <w:rFonts w:ascii="Abadi" w:hAnsi="Abadi"/>
-        </w:rPr>
-        <w:t xml:space="preserve"> is less a topic and more a </w:t>
-      </w:r>
-      <w:r>
-        <w:rPr>
-          <w:rFonts w:ascii="Abadi" w:hAnsi="Abadi"/>
-          <w:i/>
-          <w:iCs/>
-        </w:rPr>
-        <w:t>skill</w:t>
-      </w:r>
-      <w:r>
-        <w:rPr>
-          <w:rFonts w:ascii="Abadi" w:hAnsi="Abadi"/>
-        </w:rPr>
-        <w:t>. You'll use the techniques (induction, contradiction, contrapositive) across every other area of math and CS.</w:t>
-      </w:r>
-    </w:p>
-    <w:p>
-      <w:pPr>
-        <w:pStyle w:val="ListParagraph"/>
-        <w:numPr>
-          <w:ilvl w:val="0"/>
-          <w:numId w:val="2"/>
-        </w:numPr>
-        <w:rPr>
-          <w:rFonts w:ascii="Abadi" w:hAnsi="Abadi"/>
-        </w:rPr>
-      </w:pPr>
-      <w:r>
-        <w:rPr>
-          <w:rFonts w:ascii="Abadi" w:hAnsi="Abadi"/>
-          <w:b/>
-          <w:bCs/>
-        </w:rPr>
-        <w:t>Recursion</w:t>
-      </w:r>
-      <w:r>
-        <w:rPr>
-          <w:rFonts w:ascii="Abadi" w:hAnsi="Abadi"/>
-        </w:rPr>
-        <w:t xml:space="preserve"> is both a mathematical tool (recurrences) and a programming pattern. Mastering it unlocks efficient algorithm design — merge sort, binary search, tree traversal.</w:t>
-      </w:r>
-    </w:p>
-    <w:p>
-      <w:pPr>
-        <w:pStyle w:val="ListParagraph"/>
-        <w:numPr>
-          <w:ilvl w:val="0"/>
-          <w:numId w:val="2"/>
-        </w:numPr>
-        <w:rPr>
-          <w:rFonts w:ascii="Abadi" w:hAnsi="Abadi"/>
-        </w:rPr>
-      </w:pPr>
-      <w:r>
-        <w:rPr>
-          <w:rFonts w:ascii="Abadi" w:hAnsi="Abadi"/>
-          <w:b/>
-          <w:bCs/>
-        </w:rPr>
-        <w:t>Number Theory</w:t>
-      </w:r>
-      <w:r>
-        <w:rPr>
-          <w:rFonts w:ascii="Abadi" w:hAnsi="Abadi"/>
-        </w:rPr>
-        <w:t xml:space="preserve"> is the study of whole numbers, but don't be fooled by its simplicity — it's the backbone of modern cryptography (RSA, elliptic curves).</w:t>
-      </w:r>
-    </w:p>
-    <w:p>
-      <w:pPr>
-        <w:pStyle w:val="ListParagraph"/>
-        <w:numPr>
-          <w:ilvl w:val="0"/>
-          <w:numId w:val="2"/>
-        </w:numPr>
-        <w:rPr>
-          <w:rFonts w:ascii="Abadi" w:hAnsi="Abadi"/>
-        </w:rPr>
-      </w:pPr>
-      <w:r>
-        <w:rPr>
-          <w:rFonts w:ascii="Abadi" w:hAnsi="Abadi"/>
-          <w:b/>
-          <w:bCs/>
-        </w:rPr>
-        <w:t>Graph Theory</w:t>
-      </w:r>
-      <w:r>
-        <w:rPr>
-          <w:rFonts w:ascii="Abadi" w:hAnsi="Abadi"/>
-        </w:rPr>
-        <w:t xml:space="preserve"> is arguably the most practically useful topic. Roads, social networks, dependency graphs in software, circuit layouts — all of these are graphs.</w:t>
-      </w:r>
-    </w:p>
-    <w:p>
-      <w:pPr>
-        <w:pStyle w:val="ListParagraph"/>
-        <w:numPr>
-          <w:ilvl w:val="0"/>
-          <w:numId w:val="2"/>
-        </w:numPr>
-        <w:rPr>
-          <w:rFonts w:ascii="Abadi" w:hAnsi="Abadi"/>
-        </w:rPr>
-      </w:pPr>
-      <w:r>
-        <w:rPr>
-          <w:rFonts w:ascii="Abadi" w:hAnsi="Abadi"/>
-          <w:b/>
-          <w:bCs/>
-        </w:rPr>
-        <w:t>Probability</w:t>
-      </w:r>
-      <w:r>
-        <w:rPr>
-          <w:rFonts w:ascii="Abadi" w:hAnsi="Abadi"/>
-        </w:rPr>
-        <w:t xml:space="preserve"> ties everything together. It uses sets (sample spaces), combinatorics (counting outcomes), and logic (conditional reasoning) to model uncertainty.</w:t>
-      </w:r>
-    </w:p>
-    <w:p>
-      <w:pPr>
-        <w:rPr>
-          <w:rFonts w:ascii="Abadi" w:hAnsi="Abadi"/>
-        </w:rPr>
-      </w:pPr>
-    </w:p>
-    <w:p>
-      <w:pPr>
-        <w:rPr>
-          <w:rFonts w:ascii="Abadi" w:hAnsi="Abadi"/>
-        </w:rPr>
-      </w:pPr>
-      <w:r>
-        <w:rPr>
-          <w:rFonts w:ascii="Abadi" w:hAnsi="Abadi"/>
-        </w:rPr>
-        <w:t>Pythons</w:t>
-      </w:r>
-      <w:r>
-        <w:rPr>
-          <w:rFonts w:ascii="Abadi" w:hAnsi="Abadi"/>
-        </w:rPr>
-        <w:t xml:space="preserve"> get the </w:t>
-      </w:r>
-      <w:proofErr w:type="spellStart"/>
-      <w:r>
-        <w:rPr>
-          <w:rFonts w:ascii="Abadi" w:hAnsi="Abadi"/>
-        </w:rPr>
-        <w:t>anki</w:t>
-      </w:r>
-      <w:proofErr w:type="spellEnd"/>
-      <w:r>
-        <w:rPr>
-          <w:rFonts w:ascii="Abadi" w:hAnsi="Abadi"/>
-        </w:rPr>
-        <w:t xml:space="preserve"> mapping</w:t>
-      </w:r>
-    </w:p>
-    <w:p>
-      <w:pPr>
-        <w:rPr>
-          <w:rFonts w:ascii="Abadi" w:hAnsi="Abadi"/>
-        </w:rPr>
-      </w:pPr>
-    </w:p>
-    <w:p>
-      <w:pPr>
-        <w:rPr>
-          <w:rFonts w:ascii="Abadi" w:hAnsi="Abadi"/>
-          <w:b/>
-          <w:bCs/>
-        </w:rPr>
-      </w:pPr>
-      <w:r>
-        <w:rPr>
-          <w:rFonts w:ascii="Abadi" w:hAnsi="Abadi"/>
-          <w:b/>
-          <w:bCs/>
-        </w:rPr>
-        <w:t>MIT 6.006 — Introduction to Algorithms</w:t>
-      </w:r>
-    </w:p>
-    <w:p>
-      <w:pPr>
-        <w:rPr>
-          <w:rFonts w:ascii="Abadi" w:hAnsi="Abadi"/>
-          <w:b/>
-          <w:bCs/>
-        </w:rPr>
-      </w:pPr>
-      <w:r>
-        <w:rPr>
-          <w:rFonts w:ascii="Abadi" w:hAnsi="Abadi"/>
-          <w:b/>
-          <w:bCs/>
-        </w:rPr>
-        <w:t>What the Course Is</w:t>
-      </w:r>
-    </w:p>
-    <w:p>
-      <w:pPr>
-        <w:rPr>
-          <w:rFonts w:ascii="Abadi" w:hAnsi="Abadi"/>
-        </w:rPr>
-      </w:pPr>
-      <w:r>
-        <w:rPr>
-          <w:rFonts w:ascii="Abadi" w:hAnsi="Abadi"/>
-        </w:rPr>
-        <w:t xml:space="preserve">A foundational CS course covering how to </w:t>
-      </w:r>
-      <w:r>
-        <w:rPr>
-          <w:rFonts w:ascii="Abadi" w:hAnsi="Abadi"/>
-          <w:b/>
-          <w:bCs/>
-        </w:rPr>
-        <w:t>store data efficiently</w:t>
-      </w:r>
-      <w:r>
-        <w:rPr>
-          <w:rFonts w:ascii="Abadi" w:hAnsi="Abadi"/>
-        </w:rPr>
-        <w:t xml:space="preserve"> and </w:t>
-      </w:r>
-      <w:r>
-        <w:rPr>
-          <w:rFonts w:ascii="Abadi" w:hAnsi="Abadi"/>
-          <w:b/>
-          <w:bCs/>
-        </w:rPr>
-        <w:t>solve problems algorithmically</w:t>
-      </w:r>
-      <w:r>
-        <w:rPr>
-          <w:rFonts w:ascii="Abadi" w:hAnsi="Abadi"/>
-        </w:rPr>
-        <w:t xml:space="preserve">, with mathematical backing for </w:t>
-      </w:r>
-      <w:r>
-        <w:rPr>
-          <w:rFonts w:ascii="Abadi" w:hAnsi="Abadi"/>
-          <w:i/>
-          <w:iCs/>
-        </w:rPr>
-        <w:t>why</w:t>
-      </w:r>
-      <w:r>
-        <w:rPr>
-          <w:rFonts w:ascii="Abadi" w:hAnsi="Abadi"/>
-        </w:rPr>
-        <w:t xml:space="preserve"> each approach works.</w:t>
-      </w:r>
-    </w:p>
-    <w:p>
-      <w:pPr>
-        <w:rPr>
-          <w:rFonts w:ascii="Abadi" w:hAnsi="Abadi"/>
-        </w:rPr>
-      </w:pPr>
-      <w:r>
-        <w:rPr>
-          <w:rFonts w:ascii="Abadi" w:hAnsi="Abadi"/>
-        </w:rPr>
-        <w:pict w14:anchorId="260C1E9F">
-          <v:rect id="_x0000_i1025" style="width:0;height:1.5pt" o:hralign="center" o:hrstd="t" o:hr="t" fillcolor="#a0a0a0" stroked="f"/>
-        </w:pict>
-      </w:r>
-    </w:p>
-    <w:p>
-      <w:pPr>
-        <w:rPr>
-          <w:rFonts w:ascii="Abadi" w:hAnsi="Abadi"/>
-        </w:rPr>
-      </w:pPr>
-      <w:r>
-        <w:rPr>
-          <w:rFonts w:ascii="Abadi" w:hAnsi="Abadi"/>
-          <w:b/>
-          <w:bCs/>
-        </w:rPr>
-        <w:t>The Four Blocks</w:t>
-      </w:r>
-      <w:r>
-        <w:rPr>
-          <w:rFonts w:ascii="Abadi" w:hAnsi="Abadi"/>
-          <w:b/>
-          <w:bCs/>
-        </w:rPr>
-        <w:t xml:space="preserve"> - </w:t>
-      </w:r>
-      <w:r>
-        <w:rPr>
-          <w:rFonts w:ascii="Abadi" w:hAnsi="Abadi"/>
-        </w:rPr>
-        <w:t xml:space="preserve">Learn the right data structure </w:t>
-      </w:r>
-      <w:r>
-        <w:rPr>
-          <w:rFonts w:ascii="Arial" w:hAnsi="Arial" w:cs="Arial"/>
-        </w:rPr>
-        <w:t>→</w:t>
-      </w:r>
-      <w:r>
-        <w:rPr>
-          <w:rFonts w:ascii="Abadi" w:hAnsi="Abadi"/>
-        </w:rPr>
-        <w:t xml:space="preserve"> pick the right algorithm </w:t>
-      </w:r>
-      <w:r>
-        <w:rPr>
-          <w:rFonts w:ascii="Arial" w:hAnsi="Arial" w:cs="Arial"/>
-        </w:rPr>
-        <w:t>→</w:t>
-      </w:r>
-      <w:r>
-        <w:rPr>
-          <w:rFonts w:ascii="Abadi" w:hAnsi="Abadi"/>
-        </w:rPr>
-        <w:t xml:space="preserve"> prove it's fast </w:t>
-      </w:r>
-      <w:r>
-        <w:rPr>
-          <w:rFonts w:ascii="Arial" w:hAnsi="Arial" w:cs="Arial"/>
-        </w:rPr>
-        <w:t>→</w:t>
-      </w:r>
-      <w:r>
-        <w:rPr>
-          <w:rFonts w:ascii="Abadi" w:hAnsi="Abadi"/>
-        </w:rPr>
-        <w:t xml:space="preserve"> implement it cleanly. That's the whole course.</w:t>
-      </w:r>
-    </w:p>
-    <w:p>
-      <w:pPr>
-        <w:rPr>
-          <w:rFonts w:ascii="Abadi" w:hAnsi="Abadi"/>
-        </w:rPr>
-      </w:pPr>
-      <w:r>
-        <w:rPr>
-          <w:rFonts w:ascii="Abadi" w:hAnsi="Abadi"/>
-          <w:b/>
-          <w:bCs/>
-        </w:rPr>
-        <w:t>Block 1 — Foundations (L1–5)</w:t>
-      </w:r>
-      <w:r>
-        <w:rPr>
-          <w:rFonts w:ascii="Abadi" w:hAnsi="Abadi"/>
-        </w:rPr>
-        <w:t xml:space="preserve"> Data structures, sorting algorithms, and hashing. How do you organize and retrieve data fast?</w:t>
-      </w:r>
-    </w:p>
-    <w:p>
-      <w:pPr>
-        <w:rPr>
-          <w:rFonts w:ascii="Abadi" w:hAnsi="Abadi"/>
-        </w:rPr>
-      </w:pPr>
-      <w:r>
-        <w:rPr>
-          <w:rFonts w:ascii="Abadi" w:hAnsi="Abadi"/>
-          <w:b/>
-          <w:bCs/>
-        </w:rPr>
-        <w:t>Block 2 — Trees (L6–8)</w:t>
-      </w:r>
-      <w:r>
-        <w:rPr>
-          <w:rFonts w:ascii="Abadi" w:hAnsi="Abadi"/>
-        </w:rPr>
-        <w:t xml:space="preserve"> Binary search trees, AVL self-balancing trees, and heaps. Sorted data you can search, insert, and delete efficiently.</w:t>
-      </w:r>
-    </w:p>
-    <w:p>
-      <w:pPr>
-        <w:rPr>
-          <w:rFonts w:ascii="Abadi" w:hAnsi="Abadi"/>
-        </w:rPr>
-      </w:pPr>
-      <w:r>
-        <w:rPr>
-          <w:rFonts w:ascii="Abadi" w:hAnsi="Abadi"/>
-          <w:b/>
-          <w:bCs/>
-        </w:rPr>
-        <w:t>Block 3 — Graphs (L9–14)</w:t>
-      </w:r>
-      <w:r>
-        <w:rPr>
-          <w:rFonts w:ascii="Abadi" w:hAnsi="Abadi"/>
-        </w:rPr>
-        <w:t xml:space="preserve"> BFS, DFS, then shortest path algorithms — Dijkstra, Bellman-Ford, Johnson's. How do you navigate relationships between things?</w:t>
-      </w:r>
-    </w:p>
-    <w:p>
-      <w:pPr>
-        <w:rPr>
-          <w:rFonts w:ascii="Abadi" w:hAnsi="Abadi"/>
-        </w:rPr>
-      </w:pPr>
-      <w:r>
-        <w:rPr>
-          <w:rFonts w:ascii="Abadi" w:hAnsi="Abadi"/>
-          <w:b/>
-          <w:bCs/>
-        </w:rPr>
-        <w:t>Block 4 — Dynamic Programming (L15–19)</w:t>
-      </w:r>
-      <w:r>
-        <w:rPr>
-          <w:rFonts w:ascii="Abadi" w:hAnsi="Abadi"/>
-        </w:rPr>
-        <w:t xml:space="preserve"> Breaking hard problems into subproblems and caching results. Ends with complexity theory — what problems are even </w:t>
-      </w:r>
-      <w:r>
-        <w:rPr>
-          <w:rFonts w:ascii="Abadi" w:hAnsi="Abadi"/>
-          <w:i/>
-          <w:iCs/>
-        </w:rPr>
-        <w:t>solvable</w:t>
-      </w:r>
-      <w:r>
-        <w:rPr>
-          <w:rFonts w:ascii="Abadi" w:hAnsi="Abadi"/>
-        </w:rPr>
-        <w:t xml:space="preserve"> efficiently?</w:t>
-      </w:r>
-    </w:p>
-    <w:p>
-      <w:pPr>
-        <w:rPr>
-          <w:rFonts w:ascii="Abadi" w:hAnsi="Abadi"/>
-        </w:rPr>
-      </w:pPr>
-      <w:r>
-        <w:rPr>
-          <w:rFonts w:ascii="Abadi" w:hAnsi="Abadi"/>
-        </w:rPr>
-        <w:lastRenderedPageBreak/>
-        <w:t>========================================================</w:t>
-      </w:r>
-    </w:p>
-    <w:p>
-      <w:pPr>
-        <w:rPr>
+      </w:pPr>
+      <w:r>
+        <w:rPr>
+          <w:rFonts w:ascii="Abadi" w:hAnsi="Abadi"/>
           <w:b/>
           <w:bCs/>
           <w:i/>
           <w:iCs/>
           <w:u w:val="single"/>
         </w:rPr>
-      </w:pPr>
-      <w:r>
-        <w:rPr>
+        <w:t>AI Tools:</w:t>
+      </w:r>
+    </w:p>
+    <w:p>
+      <w:pPr>
+        <w:pStyle w:val="ListParagraph"/>
+        <w:numPr>
+          <w:ilvl w:val="0"/>
+          <w:numId w:val="4"/>
+        </w:numPr>
+        <w:rPr>
+          <w:rFonts w:ascii="Abadi" w:hAnsi="Abadi"/>
+        </w:rPr>
+      </w:pPr>
+      <w:r>
+        <w:rPr>
+          <w:rFonts w:ascii="Abadi" w:hAnsi="Abadi"/>
+        </w:rPr>
+        <w:t>Master VSCODE</w:t>
+      </w:r>
+    </w:p>
+    <w:p>
+      <w:pPr>
+        <w:pStyle w:val="ListParagraph"/>
+        <w:numPr>
+          <w:ilvl w:val="0"/>
+          <w:numId w:val="4"/>
+        </w:numPr>
+        <w:rPr>
+          <w:rFonts w:ascii="Abadi" w:hAnsi="Abadi"/>
+        </w:rPr>
+      </w:pPr>
+      <w:r>
+        <w:rPr>
+          <w:rFonts w:ascii="Abadi" w:hAnsi="Abadi"/>
+        </w:rPr>
+        <w:t xml:space="preserve">Master </w:t>
+      </w:r>
+      <w:r>
+        <w:rPr>
+          <w:rFonts w:ascii="Abadi" w:hAnsi="Abadi"/>
+        </w:rPr>
+        <w:t>GitHub</w:t>
+      </w:r>
+    </w:p>
+    <w:p>
+      <w:pPr>
+        <w:pStyle w:val="ListParagraph"/>
+        <w:numPr>
+          <w:ilvl w:val="0"/>
+          <w:numId w:val="4"/>
+        </w:numPr>
+        <w:rPr>
+          <w:rFonts w:ascii="Abadi" w:hAnsi="Abadi"/>
+        </w:rPr>
+      </w:pPr>
+      <w:r>
+        <w:rPr>
+          <w:rFonts w:ascii="Abadi" w:hAnsi="Abadi"/>
+        </w:rPr>
+        <w:t xml:space="preserve">Automation Workflow – </w:t>
+      </w:r>
+      <w:r>
+        <w:rPr>
+          <w:rFonts w:ascii="Abadi" w:hAnsi="Abadi"/>
+        </w:rPr>
+        <w:t>Lang Chain</w:t>
+      </w:r>
+      <w:r>
+        <w:rPr>
+          <w:rFonts w:ascii="Abadi" w:hAnsi="Abadi"/>
+        </w:rPr>
+        <w:t>, Lang</w:t>
+      </w:r>
+      <w:r>
+        <w:rPr>
+          <w:rFonts w:ascii="Abadi" w:hAnsi="Abadi"/>
+        </w:rPr>
+        <w:t xml:space="preserve"> </w:t>
+      </w:r>
+      <w:r>
+        <w:rPr>
+          <w:rFonts w:ascii="Abadi" w:hAnsi="Abadi"/>
+        </w:rPr>
+        <w:t>G</w:t>
+      </w:r>
+      <w:r>
+        <w:rPr>
+          <w:rFonts w:ascii="Abadi" w:hAnsi="Abadi"/>
+        </w:rPr>
+        <w:t>raph -&gt; AI + Agentic Workflow -&gt; improve this</w:t>
+      </w:r>
+    </w:p>
+    <w:p>
+      <w:pPr>
+        <w:pStyle w:val="ListParagraph"/>
+        <w:numPr>
+          <w:ilvl w:val="0"/>
+          <w:numId w:val="4"/>
+        </w:numPr>
+        <w:rPr>
+          <w:rFonts w:ascii="Abadi" w:hAnsi="Abadi"/>
+        </w:rPr>
+      </w:pPr>
+    </w:p>
+    <w:p>
+      <w:pPr>
+        <w:rPr>
+          <w:rFonts w:ascii="Abadi" w:hAnsi="Abadi"/>
+        </w:rPr>
+      </w:pPr>
+    </w:p>
+    <w:p>
+      <w:pPr>
+        <w:rPr>
+          <w:rFonts w:ascii="Abadi" w:hAnsi="Abadi"/>
+        </w:rPr>
+      </w:pPr>
+      <w:r>
+        <w:rPr>
+          <w:rFonts w:ascii="Abadi" w:hAnsi="Abadi"/>
+        </w:rPr>
+        <w:t>========================================================</w:t>
+      </w:r>
+    </w:p>
+    <w:p>
+      <w:pPr>
+        <w:rPr>
+          <w:rFonts w:ascii="Abadi" w:hAnsi="Abadi"/>
           <w:b/>
           <w:bCs/>
           <w:i/>
           <w:iCs/>
           <w:u w:val="single"/>
         </w:rPr>
-        <w:t>AI Tools:</w:t>
-      </w:r>
-    </w:p>
-    <w:p>
-      <w:pPr>
-        <w:pStyle w:val="ListParagraph"/>
-        <w:numPr>
-          <w:ilvl w:val="0"/>
-          <w:numId w:val="4"/>
-        </w:numPr>
-      </w:pPr>
-      <w:r>
-        <w:t>Master VSCODE</w:t>
-      </w:r>
-    </w:p>
-    <w:p>
-      <w:pPr>
-        <w:pStyle w:val="ListParagraph"/>
-        <w:numPr>
-          <w:ilvl w:val="0"/>
-          <w:numId w:val="4"/>
-        </w:numPr>
-      </w:pPr>
-      <w:r>
-        <w:t xml:space="preserve">Master </w:t>
-      </w:r>
-      <w:proofErr w:type="spellStart"/>
-      <w:r>
-        <w:t>Github</w:t>
-      </w:r>
-      <w:proofErr w:type="spellEnd"/>
-    </w:p>
-    <w:p>
-      <w:pPr>
-        <w:pStyle w:val="ListParagraph"/>
-        <w:numPr>
-          <w:ilvl w:val="0"/>
-          <w:numId w:val="4"/>
-        </w:numPr>
-      </w:pPr>
-      <w:r>
-        <w:t xml:space="preserve">Automation Workflow – </w:t>
-      </w:r>
-      <w:proofErr w:type="spellStart"/>
-      <w:r>
-        <w:t>LangChain</w:t>
-      </w:r>
-      <w:proofErr w:type="spellEnd"/>
-      <w:r>
-        <w:t xml:space="preserve">, </w:t>
-      </w:r>
-      <w:proofErr w:type="spellStart"/>
-      <w:r>
-        <w:t>Langraph</w:t>
-      </w:r>
-      <w:proofErr w:type="spellEnd"/>
-      <w:r>
-        <w:t xml:space="preserve"> -&gt; AI + Agentic Workflow -&gt; improve this</w:t>
-      </w:r>
-    </w:p>
-    <w:p/>
-    <w:p/>
-    <w:p>
-      <w:pPr>
-        <w:rPr>
-          <w:rFonts w:ascii="Abadi" w:hAnsi="Abadi"/>
-        </w:rPr>
-      </w:pPr>
-      <w:r>
-        <w:rPr>
-          <w:rFonts w:ascii="Abadi" w:hAnsi="Abadi"/>
-        </w:rPr>
-        <w:t>========================================================</w:t>
-      </w:r>
-    </w:p>
-    <w:p>
-      <w:pPr>
-        <w:rPr>
+      </w:pPr>
+      <w:r>
+        <w:rPr>
+          <w:rFonts w:ascii="Abadi" w:hAnsi="Abadi"/>
           <w:b/>
           <w:bCs/>
           <w:i/>
           <w:iCs/>
           <w:u w:val="single"/>
         </w:rPr>
-      </w:pPr>
-      <w:r>
-        <w:rPr>
+        <w:t xml:space="preserve">Specializations: </w:t>
+      </w:r>
+    </w:p>
+    <w:p>
+      <w:pPr>
+        <w:pStyle w:val="ListParagraph"/>
+        <w:numPr>
+          <w:ilvl w:val="0"/>
+          <w:numId w:val="5"/>
+        </w:numPr>
+        <w:rPr>
+          <w:rFonts w:ascii="Abadi" w:hAnsi="Abadi"/>
+        </w:rPr>
+      </w:pPr>
+      <w:r>
+        <w:rPr>
+          <w:rFonts w:ascii="Abadi" w:hAnsi="Abadi"/>
+        </w:rPr>
+        <w:t>Software Engineering</w:t>
+      </w:r>
+    </w:p>
+    <w:p>
+      <w:pPr>
+        <w:pStyle w:val="ListParagraph"/>
+        <w:numPr>
+          <w:ilvl w:val="0"/>
+          <w:numId w:val="5"/>
+        </w:numPr>
+        <w:rPr>
+          <w:rFonts w:ascii="Abadi" w:hAnsi="Abadi"/>
+        </w:rPr>
+      </w:pPr>
+      <w:r>
+        <w:rPr>
+          <w:rFonts w:ascii="Abadi" w:hAnsi="Abadi"/>
+        </w:rPr>
+        <w:t>Machine Learning</w:t>
+      </w:r>
+    </w:p>
+    <w:p>
+      <w:pPr>
+        <w:pStyle w:val="ListParagraph"/>
+        <w:numPr>
+          <w:ilvl w:val="0"/>
+          <w:numId w:val="5"/>
+        </w:numPr>
+        <w:rPr>
+          <w:rFonts w:ascii="Abadi" w:hAnsi="Abadi"/>
           <w:b/>
           <w:bCs/>
           <w:i/>
           <w:iCs/>
+          <w:highlight w:val="yellow"/>
           <w:u w:val="single"/>
         </w:rPr>
-        <w:t xml:space="preserve">Specializations: </w:t>
-      </w:r>
+      </w:pPr>
+      <w:r>
+        <w:rPr>
+          <w:rFonts w:ascii="Abadi" w:hAnsi="Abadi"/>
+          <w:b/>
+          <w:bCs/>
+          <w:i/>
+          <w:iCs/>
+          <w:highlight w:val="yellow"/>
+          <w:u w:val="single"/>
+        </w:rPr>
+        <w:t>Deep Learning</w:t>
+      </w:r>
+      <w:r>
+        <w:rPr>
+          <w:rFonts w:ascii="Abadi" w:hAnsi="Abadi"/>
+          <w:b/>
+          <w:bCs/>
+          <w:i/>
+          <w:iCs/>
+          <w:highlight w:val="yellow"/>
+          <w:u w:val="single"/>
+        </w:rPr>
+        <w:t xml:space="preserve"> (Andrew.ng)</w:t>
+      </w:r>
+    </w:p>
+    <w:p>
+      <w:pPr>
+        <w:pStyle w:val="ListParagraph"/>
+        <w:numPr>
+          <w:ilvl w:val="1"/>
+          <w:numId w:val="5"/>
+        </w:numPr>
+        <w:rPr>
+          <w:rFonts w:ascii="Abadi" w:hAnsi="Abadi"/>
+        </w:rPr>
+      </w:pPr>
+      <w:r>
+        <w:rPr>
+          <w:rFonts w:ascii="Abadi" w:hAnsi="Abadi"/>
+        </w:rPr>
+        <w:t>Neural Networks and Deep Learning</w:t>
+      </w:r>
+    </w:p>
+    <w:p>
+      <w:pPr>
+        <w:pStyle w:val="ListParagraph"/>
+        <w:numPr>
+          <w:ilvl w:val="2"/>
+          <w:numId w:val="5"/>
+        </w:numPr>
+        <w:rPr>
+          <w:rFonts w:ascii="Abadi" w:hAnsi="Abadi"/>
+        </w:rPr>
+      </w:pPr>
+      <w:r>
+        <w:rPr>
+          <w:rFonts w:ascii="Abadi" w:hAnsi="Abadi"/>
+        </w:rPr>
+        <w:t>Week 1 – Introduction to deep learning</w:t>
+      </w:r>
+    </w:p>
+    <w:p>
+      <w:pPr>
+        <w:pStyle w:val="ListParagraph"/>
+        <w:numPr>
+          <w:ilvl w:val="3"/>
+          <w:numId w:val="5"/>
+        </w:numPr>
+        <w:rPr>
+          <w:rFonts w:ascii="Abadi" w:hAnsi="Abadi"/>
+        </w:rPr>
+      </w:pPr>
+      <w:r>
+        <w:rPr>
+          <w:rFonts w:ascii="Abadi" w:hAnsi="Abadi"/>
+        </w:rPr>
+        <w:t>Welcome</w:t>
+      </w:r>
+    </w:p>
+    <w:p>
+      <w:pPr>
+        <w:pStyle w:val="ListParagraph"/>
+        <w:numPr>
+          <w:ilvl w:val="3"/>
+          <w:numId w:val="5"/>
+        </w:numPr>
+        <w:rPr>
+          <w:rFonts w:ascii="Abadi" w:hAnsi="Abadi"/>
+        </w:rPr>
+      </w:pPr>
+      <w:r>
+        <w:rPr>
+          <w:rFonts w:ascii="Abadi" w:hAnsi="Abadi"/>
+        </w:rPr>
+        <w:t>What is a neural network?</w:t>
+      </w:r>
+    </w:p>
+    <w:p>
+      <w:pPr>
+        <w:pStyle w:val="ListParagraph"/>
+        <w:numPr>
+          <w:ilvl w:val="3"/>
+          <w:numId w:val="5"/>
+        </w:numPr>
+        <w:rPr>
+          <w:rFonts w:ascii="Abadi" w:hAnsi="Abadi"/>
+        </w:rPr>
+      </w:pPr>
+      <w:r>
+        <w:rPr>
+          <w:rFonts w:ascii="Abadi" w:hAnsi="Abadi"/>
+        </w:rPr>
+        <w:t>Supervised learning with neural networks</w:t>
+      </w:r>
+    </w:p>
+    <w:p>
+      <w:pPr>
+        <w:pStyle w:val="ListParagraph"/>
+        <w:numPr>
+          <w:ilvl w:val="3"/>
+          <w:numId w:val="5"/>
+        </w:numPr>
+        <w:rPr>
+          <w:rFonts w:ascii="Abadi" w:hAnsi="Abadi"/>
+        </w:rPr>
+      </w:pPr>
+      <w:r>
+        <w:rPr>
+          <w:rFonts w:ascii="Abadi" w:hAnsi="Abadi"/>
+        </w:rPr>
+        <w:t>Why is deep learning taking off?</w:t>
+      </w:r>
+    </w:p>
+    <w:p>
+      <w:pPr>
+        <w:pStyle w:val="ListParagraph"/>
+        <w:numPr>
+          <w:ilvl w:val="3"/>
+          <w:numId w:val="5"/>
+        </w:numPr>
+        <w:rPr>
+          <w:rFonts w:ascii="Abadi" w:hAnsi="Abadi"/>
+        </w:rPr>
+      </w:pPr>
+      <w:r>
+        <w:rPr>
+          <w:rFonts w:ascii="Abadi" w:hAnsi="Abadi"/>
+        </w:rPr>
+        <w:t>About this course</w:t>
+      </w:r>
+    </w:p>
+    <w:p>
+      <w:pPr>
+        <w:pStyle w:val="ListParagraph"/>
+        <w:numPr>
+          <w:ilvl w:val="3"/>
+          <w:numId w:val="5"/>
+        </w:numPr>
+        <w:rPr>
+          <w:rFonts w:ascii="Abadi" w:hAnsi="Abadi"/>
+        </w:rPr>
+      </w:pPr>
+      <w:r>
+        <w:rPr>
+          <w:rFonts w:ascii="Abadi" w:hAnsi="Abadi"/>
+        </w:rPr>
+        <w:t>Geoffrey Hinton interview</w:t>
+      </w:r>
+    </w:p>
+    <w:p>
+      <w:pPr>
+        <w:pStyle w:val="ListParagraph"/>
+        <w:numPr>
+          <w:ilvl w:val="3"/>
+          <w:numId w:val="5"/>
+        </w:numPr>
+        <w:rPr>
+          <w:rFonts w:ascii="Abadi" w:hAnsi="Abadi"/>
+        </w:rPr>
+      </w:pPr>
+      <w:r>
+        <w:rPr>
+          <w:rFonts w:ascii="Abadi" w:hAnsi="Abadi"/>
+        </w:rPr>
+        <w:t>Reading: Join the DeepLearning.AI Forum</w:t>
+      </w:r>
+    </w:p>
+    <w:p>
+      <w:pPr>
+        <w:pStyle w:val="ListParagraph"/>
+        <w:numPr>
+          <w:ilvl w:val="3"/>
+          <w:numId w:val="5"/>
+        </w:numPr>
+        <w:rPr>
+          <w:rFonts w:ascii="Abadi" w:hAnsi="Abadi"/>
+        </w:rPr>
+      </w:pPr>
+      <w:r>
+        <w:rPr>
+          <w:rFonts w:ascii="Abadi" w:hAnsi="Abadi"/>
+        </w:rPr>
+        <w:t>Reading: Frequently asked questions</w:t>
+      </w:r>
+    </w:p>
+    <w:p>
+      <w:pPr>
+        <w:pStyle w:val="ListParagraph"/>
+        <w:numPr>
+          <w:ilvl w:val="3"/>
+          <w:numId w:val="5"/>
+        </w:numPr>
+        <w:rPr>
+          <w:rFonts w:ascii="Abadi" w:hAnsi="Abadi"/>
+        </w:rPr>
+      </w:pPr>
+      <w:r>
+        <w:rPr>
+          <w:rFonts w:ascii="Abadi" w:hAnsi="Abadi"/>
+        </w:rPr>
+        <w:t>Reading: Lecture notes W1</w:t>
+      </w:r>
+    </w:p>
+    <w:p>
+      <w:pPr>
+        <w:pStyle w:val="ListParagraph"/>
+        <w:numPr>
+          <w:ilvl w:val="3"/>
+          <w:numId w:val="5"/>
+        </w:numPr>
+        <w:rPr>
+          <w:rFonts w:ascii="Abadi" w:hAnsi="Abadi"/>
+        </w:rPr>
+      </w:pPr>
+      <w:r>
+        <w:rPr>
+          <w:rFonts w:ascii="Abadi" w:hAnsi="Abadi"/>
+        </w:rPr>
+        <w:t>Assignment: Introduction to deep learning</w:t>
+      </w:r>
+    </w:p>
+    <w:p>
+      <w:pPr>
+        <w:pStyle w:val="ListParagraph"/>
+        <w:numPr>
+          <w:ilvl w:val="3"/>
+          <w:numId w:val="5"/>
+        </w:numPr>
+        <w:rPr>
+          <w:rFonts w:ascii="Abadi" w:hAnsi="Abadi"/>
+        </w:rPr>
+      </w:pPr>
+      <w:r>
+        <w:rPr>
+          <w:rFonts w:ascii="Abadi" w:hAnsi="Abadi"/>
+        </w:rPr>
+        <w:t>Intake survey</w:t>
+      </w:r>
+    </w:p>
+    <w:p>
+      <w:pPr>
+        <w:pStyle w:val="ListParagraph"/>
+        <w:numPr>
+          <w:ilvl w:val="2"/>
+          <w:numId w:val="5"/>
+        </w:numPr>
+        <w:rPr>
+          <w:rFonts w:ascii="Abadi" w:hAnsi="Abadi"/>
+        </w:rPr>
+      </w:pPr>
+      <w:r>
+        <w:rPr>
+          <w:rFonts w:ascii="Abadi" w:hAnsi="Abadi"/>
+        </w:rPr>
+        <w:t>Week 2 – Neural network basics</w:t>
+      </w:r>
+    </w:p>
+    <w:p>
+      <w:pPr>
+        <w:pStyle w:val="ListParagraph"/>
+        <w:numPr>
+          <w:ilvl w:val="3"/>
+          <w:numId w:val="5"/>
+        </w:numPr>
+        <w:rPr>
+          <w:rFonts w:ascii="Abadi" w:hAnsi="Abadi"/>
+        </w:rPr>
+      </w:pPr>
+      <w:r>
+        <w:rPr>
+          <w:rFonts w:ascii="Abadi" w:hAnsi="Abadi"/>
+        </w:rPr>
+        <w:t>Binary classification</w:t>
+      </w:r>
+    </w:p>
+    <w:p>
+      <w:pPr>
+        <w:pStyle w:val="ListParagraph"/>
+        <w:numPr>
+          <w:ilvl w:val="3"/>
+          <w:numId w:val="5"/>
+        </w:numPr>
+        <w:rPr>
+          <w:rFonts w:ascii="Abadi" w:hAnsi="Abadi"/>
+        </w:rPr>
+      </w:pPr>
+      <w:r>
+        <w:rPr>
+          <w:rFonts w:ascii="Abadi" w:hAnsi="Abadi"/>
+        </w:rPr>
+        <w:t>Logistic regression</w:t>
+      </w:r>
+    </w:p>
+    <w:p>
+      <w:pPr>
+        <w:pStyle w:val="ListParagraph"/>
+        <w:numPr>
+          <w:ilvl w:val="3"/>
+          <w:numId w:val="5"/>
+        </w:numPr>
+        <w:rPr>
+          <w:rFonts w:ascii="Abadi" w:hAnsi="Abadi"/>
+        </w:rPr>
+      </w:pPr>
+      <w:r>
+        <w:rPr>
+          <w:rFonts w:ascii="Abadi" w:hAnsi="Abadi"/>
+        </w:rPr>
+        <w:t>Logistic regression cost function</w:t>
+      </w:r>
+    </w:p>
+    <w:p>
+      <w:pPr>
+        <w:pStyle w:val="ListParagraph"/>
+        <w:numPr>
+          <w:ilvl w:val="3"/>
+          <w:numId w:val="5"/>
+        </w:numPr>
+        <w:rPr>
+          <w:rFonts w:ascii="Abadi" w:hAnsi="Abadi"/>
+        </w:rPr>
+      </w:pPr>
+      <w:r>
+        <w:rPr>
+          <w:rFonts w:ascii="Abadi" w:hAnsi="Abadi"/>
+        </w:rPr>
+        <w:t>Gradient descent</w:t>
+      </w:r>
+    </w:p>
+    <w:p>
+      <w:pPr>
+        <w:pStyle w:val="ListParagraph"/>
+        <w:numPr>
+          <w:ilvl w:val="3"/>
+          <w:numId w:val="5"/>
+        </w:numPr>
+        <w:rPr>
+          <w:rFonts w:ascii="Abadi" w:hAnsi="Abadi"/>
+        </w:rPr>
+      </w:pPr>
+      <w:r>
+        <w:rPr>
+          <w:rFonts w:ascii="Abadi" w:hAnsi="Abadi"/>
+        </w:rPr>
+        <w:t>Derivatives</w:t>
+      </w:r>
+    </w:p>
+    <w:p>
+      <w:pPr>
+        <w:pStyle w:val="ListParagraph"/>
+        <w:numPr>
+          <w:ilvl w:val="3"/>
+          <w:numId w:val="5"/>
+        </w:numPr>
+        <w:rPr>
+          <w:rFonts w:ascii="Abadi" w:hAnsi="Abadi"/>
+        </w:rPr>
+      </w:pPr>
+      <w:r>
+        <w:rPr>
+          <w:rFonts w:ascii="Abadi" w:hAnsi="Abadi"/>
+        </w:rPr>
+        <w:t>More derivative examples</w:t>
+      </w:r>
+    </w:p>
+    <w:p>
+      <w:pPr>
+        <w:pStyle w:val="ListParagraph"/>
+        <w:numPr>
+          <w:ilvl w:val="3"/>
+          <w:numId w:val="5"/>
+        </w:numPr>
+        <w:rPr>
+          <w:rFonts w:ascii="Abadi" w:hAnsi="Abadi"/>
+        </w:rPr>
+      </w:pPr>
+      <w:r>
+        <w:rPr>
+          <w:rFonts w:ascii="Abadi" w:hAnsi="Abadi"/>
+        </w:rPr>
+        <w:t>Computation graph</w:t>
+      </w:r>
+    </w:p>
+    <w:p>
+      <w:pPr>
+        <w:pStyle w:val="ListParagraph"/>
+        <w:numPr>
+          <w:ilvl w:val="3"/>
+          <w:numId w:val="5"/>
+        </w:numPr>
+        <w:rPr>
+          <w:rFonts w:ascii="Abadi" w:hAnsi="Abadi"/>
+        </w:rPr>
+      </w:pPr>
+      <w:r>
+        <w:rPr>
+          <w:rFonts w:ascii="Abadi" w:hAnsi="Abadi"/>
+        </w:rPr>
+        <w:t>Derivatives with a computation graph</w:t>
+      </w:r>
+    </w:p>
+    <w:p>
+      <w:pPr>
+        <w:pStyle w:val="ListParagraph"/>
+        <w:numPr>
+          <w:ilvl w:val="3"/>
+          <w:numId w:val="5"/>
+        </w:numPr>
+        <w:rPr>
+          <w:rFonts w:ascii="Abadi" w:hAnsi="Abadi"/>
+        </w:rPr>
+      </w:pPr>
+      <w:r>
+        <w:rPr>
+          <w:rFonts w:ascii="Abadi" w:hAnsi="Abadi"/>
+        </w:rPr>
+        <w:t>Logistic regression gradient descent</w:t>
+      </w:r>
+    </w:p>
+    <w:p>
+      <w:pPr>
+        <w:pStyle w:val="ListParagraph"/>
+        <w:numPr>
+          <w:ilvl w:val="3"/>
+          <w:numId w:val="5"/>
+        </w:numPr>
+        <w:rPr>
+          <w:rFonts w:ascii="Abadi" w:hAnsi="Abadi"/>
+        </w:rPr>
+      </w:pPr>
+      <w:r>
+        <w:rPr>
+          <w:rFonts w:ascii="Abadi" w:hAnsi="Abadi"/>
+        </w:rPr>
+        <w:t>Gradient descent on m examples</w:t>
+      </w:r>
+    </w:p>
+    <w:p>
+      <w:pPr>
+        <w:pStyle w:val="ListParagraph"/>
+        <w:numPr>
+          <w:ilvl w:val="3"/>
+          <w:numId w:val="5"/>
+        </w:numPr>
+        <w:rPr>
+          <w:rFonts w:ascii="Abadi" w:hAnsi="Abadi"/>
+        </w:rPr>
+      </w:pPr>
+      <w:r>
+        <w:rPr>
+          <w:rFonts w:ascii="Abadi" w:hAnsi="Abadi"/>
+        </w:rPr>
+        <w:t>Vectorization</w:t>
+      </w:r>
+    </w:p>
+    <w:p>
+      <w:pPr>
+        <w:pStyle w:val="ListParagraph"/>
+        <w:numPr>
+          <w:ilvl w:val="3"/>
+          <w:numId w:val="5"/>
+        </w:numPr>
+        <w:rPr>
+          <w:rFonts w:ascii="Abadi" w:hAnsi="Abadi"/>
+        </w:rPr>
+      </w:pPr>
+      <w:r>
+        <w:rPr>
+          <w:rFonts w:ascii="Abadi" w:hAnsi="Abadi"/>
+        </w:rPr>
+        <w:t>More vectorization examples</w:t>
+      </w:r>
+    </w:p>
+    <w:p>
+      <w:pPr>
+        <w:pStyle w:val="ListParagraph"/>
+        <w:numPr>
+          <w:ilvl w:val="3"/>
+          <w:numId w:val="5"/>
+        </w:numPr>
+        <w:rPr>
+          <w:rFonts w:ascii="Abadi" w:hAnsi="Abadi"/>
+        </w:rPr>
+      </w:pPr>
+      <w:r>
+        <w:rPr>
+          <w:rFonts w:ascii="Abadi" w:hAnsi="Abadi"/>
+        </w:rPr>
+        <w:t>Vectorizing logistic regression</w:t>
+      </w:r>
+    </w:p>
+    <w:p>
+      <w:pPr>
+        <w:pStyle w:val="ListParagraph"/>
+        <w:numPr>
+          <w:ilvl w:val="3"/>
+          <w:numId w:val="5"/>
+        </w:numPr>
+        <w:rPr>
+          <w:rFonts w:ascii="Abadi" w:hAnsi="Abadi"/>
+        </w:rPr>
+      </w:pPr>
+      <w:r>
+        <w:rPr>
+          <w:rFonts w:ascii="Abadi" w:hAnsi="Abadi"/>
+        </w:rPr>
+        <w:t>Vectorizing logistic regression's gradient output</w:t>
+      </w:r>
+    </w:p>
+    <w:p>
+      <w:pPr>
+        <w:pStyle w:val="ListParagraph"/>
+        <w:numPr>
+          <w:ilvl w:val="3"/>
+          <w:numId w:val="5"/>
+        </w:numPr>
+        <w:rPr>
+          <w:rFonts w:ascii="Abadi" w:hAnsi="Abadi"/>
+        </w:rPr>
+      </w:pPr>
+      <w:r>
+        <w:rPr>
+          <w:rFonts w:ascii="Abadi" w:hAnsi="Abadi"/>
+        </w:rPr>
+        <w:t>Broadcasting in Python</w:t>
+      </w:r>
+    </w:p>
+    <w:p>
+      <w:pPr>
+        <w:pStyle w:val="ListParagraph"/>
+        <w:numPr>
+          <w:ilvl w:val="3"/>
+          <w:numId w:val="5"/>
+        </w:numPr>
+        <w:rPr>
+          <w:rFonts w:ascii="Abadi" w:hAnsi="Abadi"/>
+        </w:rPr>
+      </w:pPr>
+      <w:r>
+        <w:rPr>
+          <w:rFonts w:ascii="Abadi" w:hAnsi="Abadi"/>
+        </w:rPr>
+        <w:t>A note on Python/</w:t>
+      </w:r>
+      <w:proofErr w:type="spellStart"/>
+      <w:r>
+        <w:rPr>
+          <w:rFonts w:ascii="Abadi" w:hAnsi="Abadi"/>
+        </w:rPr>
+        <w:t>Numpy</w:t>
+      </w:r>
+      <w:proofErr w:type="spellEnd"/>
+      <w:r>
+        <w:rPr>
+          <w:rFonts w:ascii="Abadi" w:hAnsi="Abadi"/>
+        </w:rPr>
+        <w:t xml:space="preserve"> vectors</w:t>
+      </w:r>
+    </w:p>
+    <w:p>
+      <w:pPr>
+        <w:pStyle w:val="ListParagraph"/>
+        <w:numPr>
+          <w:ilvl w:val="3"/>
+          <w:numId w:val="5"/>
+        </w:numPr>
+        <w:rPr>
+          <w:rFonts w:ascii="Abadi" w:hAnsi="Abadi"/>
+        </w:rPr>
+      </w:pPr>
+      <w:r>
+        <w:rPr>
+          <w:rFonts w:ascii="Abadi" w:hAnsi="Abadi"/>
+        </w:rPr>
+        <w:lastRenderedPageBreak/>
+        <w:t xml:space="preserve">Quick tour of </w:t>
+      </w:r>
+      <w:proofErr w:type="spellStart"/>
+      <w:r>
+        <w:rPr>
+          <w:rFonts w:ascii="Abadi" w:hAnsi="Abadi"/>
+        </w:rPr>
+        <w:t>Jupyter</w:t>
+      </w:r>
+      <w:proofErr w:type="spellEnd"/>
+      <w:r>
+        <w:rPr>
+          <w:rFonts w:ascii="Abadi" w:hAnsi="Abadi"/>
+        </w:rPr>
+        <w:t>/</w:t>
+      </w:r>
+      <w:proofErr w:type="spellStart"/>
+      <w:r>
+        <w:rPr>
+          <w:rFonts w:ascii="Abadi" w:hAnsi="Abadi"/>
+        </w:rPr>
+        <w:t>iPython</w:t>
+      </w:r>
+      <w:proofErr w:type="spellEnd"/>
+      <w:r>
+        <w:rPr>
+          <w:rFonts w:ascii="Abadi" w:hAnsi="Abadi"/>
+        </w:rPr>
+        <w:t xml:space="preserve"> notebooks</w:t>
+      </w:r>
+    </w:p>
+    <w:p>
+      <w:pPr>
+        <w:pStyle w:val="ListParagraph"/>
+        <w:numPr>
+          <w:ilvl w:val="3"/>
+          <w:numId w:val="5"/>
+        </w:numPr>
+        <w:rPr>
+          <w:rFonts w:ascii="Abadi" w:hAnsi="Abadi"/>
+        </w:rPr>
+      </w:pPr>
+      <w:r>
+        <w:rPr>
+          <w:rFonts w:ascii="Abadi" w:hAnsi="Abadi"/>
+        </w:rPr>
+        <w:t>Logistic regression cost function (optional)</w:t>
+      </w:r>
+    </w:p>
+    <w:p>
+      <w:pPr>
+        <w:pStyle w:val="ListParagraph"/>
+        <w:numPr>
+          <w:ilvl w:val="3"/>
+          <w:numId w:val="5"/>
+        </w:numPr>
+        <w:rPr>
+          <w:rFonts w:ascii="Abadi" w:hAnsi="Abadi"/>
+        </w:rPr>
+      </w:pPr>
+      <w:r>
+        <w:rPr>
+          <w:rFonts w:ascii="Abadi" w:hAnsi="Abadi"/>
+        </w:rPr>
+        <w:t>Pieter Abbeel interview</w:t>
+      </w:r>
+    </w:p>
+    <w:p>
+      <w:pPr>
+        <w:pStyle w:val="ListParagraph"/>
+        <w:numPr>
+          <w:ilvl w:val="3"/>
+          <w:numId w:val="5"/>
+        </w:numPr>
+        <w:rPr>
+          <w:rFonts w:ascii="Abadi" w:hAnsi="Abadi"/>
+        </w:rPr>
+      </w:pPr>
+      <w:r>
+        <w:rPr>
+          <w:rFonts w:ascii="Abadi" w:hAnsi="Abadi"/>
+        </w:rPr>
+        <w:t>Lab: Python basics with NumPy</w:t>
+      </w:r>
+    </w:p>
+    <w:p>
+      <w:pPr>
+        <w:pStyle w:val="ListParagraph"/>
+        <w:numPr>
+          <w:ilvl w:val="3"/>
+          <w:numId w:val="5"/>
+        </w:numPr>
+        <w:rPr>
+          <w:rFonts w:ascii="Abadi" w:hAnsi="Abadi"/>
+        </w:rPr>
+      </w:pPr>
+      <w:r>
+        <w:rPr>
+          <w:rFonts w:ascii="Abadi" w:hAnsi="Abadi"/>
+        </w:rPr>
+        <w:t>Lab: Logistic regression with a neural network mindset</w:t>
+      </w:r>
+    </w:p>
+    <w:p>
+      <w:pPr>
+        <w:pStyle w:val="ListParagraph"/>
+        <w:numPr>
+          <w:ilvl w:val="2"/>
+          <w:numId w:val="5"/>
+        </w:numPr>
+        <w:rPr>
+          <w:rFonts w:ascii="Abadi" w:hAnsi="Abadi"/>
+        </w:rPr>
+      </w:pPr>
+      <w:r>
+        <w:rPr>
+          <w:rFonts w:ascii="Abadi" w:hAnsi="Abadi"/>
+        </w:rPr>
+        <w:t>Week 3 – Shallow neural networks</w:t>
+      </w:r>
+    </w:p>
+    <w:p>
+      <w:pPr>
+        <w:pStyle w:val="ListParagraph"/>
+        <w:numPr>
+          <w:ilvl w:val="3"/>
+          <w:numId w:val="5"/>
+        </w:numPr>
+        <w:rPr>
+          <w:rFonts w:ascii="Abadi" w:hAnsi="Abadi"/>
+        </w:rPr>
+      </w:pPr>
+      <w:r>
+        <w:rPr>
+          <w:rFonts w:ascii="Abadi" w:hAnsi="Abadi"/>
+        </w:rPr>
+        <w:t>Neural networks overview</w:t>
+      </w:r>
+    </w:p>
+    <w:p>
+      <w:pPr>
+        <w:pStyle w:val="ListParagraph"/>
+        <w:numPr>
+          <w:ilvl w:val="3"/>
+          <w:numId w:val="5"/>
+        </w:numPr>
+        <w:rPr>
+          <w:rFonts w:ascii="Abadi" w:hAnsi="Abadi"/>
+        </w:rPr>
+      </w:pPr>
+      <w:r>
+        <w:rPr>
+          <w:rFonts w:ascii="Abadi" w:hAnsi="Abadi"/>
+        </w:rPr>
+        <w:t>Neural network representation</w:t>
+      </w:r>
+    </w:p>
+    <w:p>
+      <w:pPr>
+        <w:pStyle w:val="ListParagraph"/>
+        <w:numPr>
+          <w:ilvl w:val="3"/>
+          <w:numId w:val="5"/>
+        </w:numPr>
+        <w:rPr>
+          <w:rFonts w:ascii="Abadi" w:hAnsi="Abadi"/>
+        </w:rPr>
+      </w:pPr>
+      <w:r>
+        <w:rPr>
+          <w:rFonts w:ascii="Abadi" w:hAnsi="Abadi"/>
+        </w:rPr>
+        <w:t>Computing a neural network's output</w:t>
+      </w:r>
+    </w:p>
+    <w:p>
+      <w:pPr>
+        <w:pStyle w:val="ListParagraph"/>
+        <w:numPr>
+          <w:ilvl w:val="3"/>
+          <w:numId w:val="5"/>
+        </w:numPr>
+        <w:rPr>
+          <w:rFonts w:ascii="Abadi" w:hAnsi="Abadi"/>
+        </w:rPr>
+      </w:pPr>
+      <w:r>
+        <w:rPr>
+          <w:rFonts w:ascii="Abadi" w:hAnsi="Abadi"/>
+        </w:rPr>
+        <w:t>Vectorizing across multiple examples</w:t>
+      </w:r>
+    </w:p>
+    <w:p>
+      <w:pPr>
+        <w:pStyle w:val="ListParagraph"/>
+        <w:numPr>
+          <w:ilvl w:val="3"/>
+          <w:numId w:val="5"/>
+        </w:numPr>
+        <w:rPr>
+          <w:rFonts w:ascii="Abadi" w:hAnsi="Abadi"/>
+        </w:rPr>
+      </w:pPr>
+      <w:r>
+        <w:rPr>
+          <w:rFonts w:ascii="Abadi" w:hAnsi="Abadi"/>
+        </w:rPr>
+        <w:t>Explanation for vectorized implementation</w:t>
+      </w:r>
+    </w:p>
+    <w:p>
+      <w:pPr>
+        <w:pStyle w:val="ListParagraph"/>
+        <w:numPr>
+          <w:ilvl w:val="3"/>
+          <w:numId w:val="5"/>
+        </w:numPr>
+        <w:rPr>
+          <w:rFonts w:ascii="Abadi" w:hAnsi="Abadi"/>
+        </w:rPr>
+      </w:pPr>
+      <w:r>
+        <w:rPr>
+          <w:rFonts w:ascii="Abadi" w:hAnsi="Abadi"/>
+        </w:rPr>
+        <w:t>Activation functions</w:t>
+      </w:r>
+    </w:p>
+    <w:p>
+      <w:pPr>
+        <w:pStyle w:val="ListParagraph"/>
+        <w:numPr>
+          <w:ilvl w:val="3"/>
+          <w:numId w:val="5"/>
+        </w:numPr>
+        <w:rPr>
+          <w:rFonts w:ascii="Abadi" w:hAnsi="Abadi"/>
+        </w:rPr>
+      </w:pPr>
+      <w:r>
+        <w:rPr>
+          <w:rFonts w:ascii="Abadi" w:hAnsi="Abadi"/>
+        </w:rPr>
+        <w:t>Why do you need non-linear activation functions?</w:t>
+      </w:r>
+    </w:p>
+    <w:p>
+      <w:pPr>
+        <w:pStyle w:val="ListParagraph"/>
+        <w:numPr>
+          <w:ilvl w:val="3"/>
+          <w:numId w:val="5"/>
+        </w:numPr>
+        <w:rPr>
+          <w:rFonts w:ascii="Abadi" w:hAnsi="Abadi"/>
+        </w:rPr>
+      </w:pPr>
+      <w:r>
+        <w:rPr>
+          <w:rFonts w:ascii="Abadi" w:hAnsi="Abadi"/>
+        </w:rPr>
+        <w:t>Derivatives of activation functions</w:t>
+      </w:r>
+    </w:p>
+    <w:p>
+      <w:pPr>
+        <w:pStyle w:val="ListParagraph"/>
+        <w:numPr>
+          <w:ilvl w:val="3"/>
+          <w:numId w:val="5"/>
+        </w:numPr>
+        <w:rPr>
+          <w:rFonts w:ascii="Abadi" w:hAnsi="Abadi"/>
+        </w:rPr>
+      </w:pPr>
+      <w:r>
+        <w:rPr>
+          <w:rFonts w:ascii="Abadi" w:hAnsi="Abadi"/>
+        </w:rPr>
+        <w:t>Gradient descent for neural networks</w:t>
+      </w:r>
+    </w:p>
+    <w:p>
+      <w:pPr>
+        <w:pStyle w:val="ListParagraph"/>
+        <w:numPr>
+          <w:ilvl w:val="3"/>
+          <w:numId w:val="5"/>
+        </w:numPr>
+        <w:rPr>
+          <w:rFonts w:ascii="Abadi" w:hAnsi="Abadi"/>
+        </w:rPr>
+      </w:pPr>
+      <w:r>
+        <w:rPr>
+          <w:rFonts w:ascii="Abadi" w:hAnsi="Abadi"/>
+        </w:rPr>
+        <w:t>Backpropagation intuition (optional)</w:t>
+      </w:r>
+    </w:p>
+    <w:p>
+      <w:pPr>
+        <w:pStyle w:val="ListParagraph"/>
+        <w:numPr>
+          <w:ilvl w:val="3"/>
+          <w:numId w:val="5"/>
+        </w:numPr>
+        <w:rPr>
+          <w:rFonts w:ascii="Abadi" w:hAnsi="Abadi"/>
+        </w:rPr>
+      </w:pPr>
+      <w:r>
+        <w:rPr>
+          <w:rFonts w:ascii="Abadi" w:hAnsi="Abadi"/>
+        </w:rPr>
+        <w:t>Random initialization</w:t>
+      </w:r>
+    </w:p>
+    <w:p>
+      <w:pPr>
+        <w:pStyle w:val="ListParagraph"/>
+        <w:numPr>
+          <w:ilvl w:val="3"/>
+          <w:numId w:val="5"/>
+        </w:numPr>
+        <w:rPr>
+          <w:rFonts w:ascii="Abadi" w:hAnsi="Abadi"/>
+        </w:rPr>
+      </w:pPr>
+      <w:r>
+        <w:rPr>
+          <w:rFonts w:ascii="Abadi" w:hAnsi="Abadi"/>
+        </w:rPr>
+        <w:t>Ian Goodfellow interview</w:t>
+      </w:r>
+    </w:p>
+    <w:p>
+      <w:pPr>
+        <w:pStyle w:val="ListParagraph"/>
+        <w:numPr>
+          <w:ilvl w:val="3"/>
+          <w:numId w:val="5"/>
+        </w:numPr>
+        <w:rPr>
+          <w:rFonts w:ascii="Abadi" w:hAnsi="Abadi"/>
+        </w:rPr>
+      </w:pPr>
+      <w:r>
+        <w:rPr>
+          <w:rFonts w:ascii="Abadi" w:hAnsi="Abadi"/>
+        </w:rPr>
+        <w:t>Lab: Planar data classification with one hidden layer</w:t>
+      </w:r>
+    </w:p>
+    <w:p>
+      <w:pPr>
+        <w:pStyle w:val="ListParagraph"/>
+        <w:numPr>
+          <w:ilvl w:val="2"/>
+          <w:numId w:val="5"/>
+        </w:numPr>
+        <w:rPr>
+          <w:rFonts w:ascii="Abadi" w:hAnsi="Abadi"/>
+        </w:rPr>
+      </w:pPr>
+      <w:r>
+        <w:rPr>
+          <w:rFonts w:ascii="Abadi" w:hAnsi="Abadi"/>
+        </w:rPr>
+        <w:t>Week 4 – Deep neural networks</w:t>
+      </w:r>
+    </w:p>
+    <w:p>
+      <w:pPr>
+        <w:pStyle w:val="ListParagraph"/>
+        <w:numPr>
+          <w:ilvl w:val="3"/>
+          <w:numId w:val="5"/>
+        </w:numPr>
+        <w:rPr>
+          <w:rFonts w:ascii="Abadi" w:hAnsi="Abadi"/>
+        </w:rPr>
+      </w:pPr>
+      <w:r>
+        <w:rPr>
+          <w:rFonts w:ascii="Abadi" w:hAnsi="Abadi"/>
+        </w:rPr>
+        <w:t>Deep L-layer neural network</w:t>
+      </w:r>
+    </w:p>
+    <w:p>
+      <w:pPr>
+        <w:pStyle w:val="ListParagraph"/>
+        <w:numPr>
+          <w:ilvl w:val="3"/>
+          <w:numId w:val="5"/>
+        </w:numPr>
+        <w:rPr>
+          <w:rFonts w:ascii="Abadi" w:hAnsi="Abadi"/>
+        </w:rPr>
+      </w:pPr>
+      <w:r>
+        <w:rPr>
+          <w:rFonts w:ascii="Abadi" w:hAnsi="Abadi"/>
+        </w:rPr>
+        <w:t>Forward propagation in a deep network</w:t>
+      </w:r>
+    </w:p>
+    <w:p>
+      <w:pPr>
+        <w:pStyle w:val="ListParagraph"/>
+        <w:numPr>
+          <w:ilvl w:val="3"/>
+          <w:numId w:val="5"/>
+        </w:numPr>
+        <w:rPr>
+          <w:rFonts w:ascii="Abadi" w:hAnsi="Abadi"/>
+        </w:rPr>
+      </w:pPr>
+      <w:r>
+        <w:rPr>
+          <w:rFonts w:ascii="Abadi" w:hAnsi="Abadi"/>
+        </w:rPr>
+        <w:t>Getting your matrix dimensions right</w:t>
+      </w:r>
+    </w:p>
+    <w:p>
+      <w:pPr>
+        <w:pStyle w:val="ListParagraph"/>
+        <w:numPr>
+          <w:ilvl w:val="3"/>
+          <w:numId w:val="5"/>
+        </w:numPr>
+        <w:rPr>
+          <w:rFonts w:ascii="Abadi" w:hAnsi="Abadi"/>
+        </w:rPr>
+      </w:pPr>
+      <w:r>
+        <w:rPr>
+          <w:rFonts w:ascii="Abadi" w:hAnsi="Abadi"/>
+        </w:rPr>
+        <w:t>Why deep representations?</w:t>
+      </w:r>
+    </w:p>
+    <w:p>
+      <w:pPr>
+        <w:pStyle w:val="ListParagraph"/>
+        <w:numPr>
+          <w:ilvl w:val="3"/>
+          <w:numId w:val="5"/>
+        </w:numPr>
+        <w:rPr>
+          <w:rFonts w:ascii="Abadi" w:hAnsi="Abadi"/>
+        </w:rPr>
+      </w:pPr>
+      <w:r>
+        <w:rPr>
+          <w:rFonts w:ascii="Abadi" w:hAnsi="Abadi"/>
+        </w:rPr>
+        <w:t>Building blocks of deep neural networks</w:t>
+      </w:r>
+    </w:p>
+    <w:p>
+      <w:pPr>
+        <w:pStyle w:val="ListParagraph"/>
+        <w:numPr>
+          <w:ilvl w:val="3"/>
+          <w:numId w:val="5"/>
+        </w:numPr>
+        <w:rPr>
+          <w:rFonts w:ascii="Abadi" w:hAnsi="Abadi"/>
+        </w:rPr>
+      </w:pPr>
+      <w:r>
+        <w:rPr>
+          <w:rFonts w:ascii="Abadi" w:hAnsi="Abadi"/>
+        </w:rPr>
+        <w:t>Forward and backward propagation</w:t>
+      </w:r>
+    </w:p>
+    <w:p>
+      <w:pPr>
+        <w:pStyle w:val="ListParagraph"/>
+        <w:numPr>
+          <w:ilvl w:val="3"/>
+          <w:numId w:val="5"/>
+        </w:numPr>
+        <w:rPr>
+          <w:rFonts w:ascii="Abadi" w:hAnsi="Abadi"/>
+        </w:rPr>
+      </w:pPr>
+      <w:r>
+        <w:rPr>
+          <w:rFonts w:ascii="Abadi" w:hAnsi="Abadi"/>
+        </w:rPr>
+        <w:t>Parameters vs hyperparameters</w:t>
+      </w:r>
+    </w:p>
+    <w:p>
+      <w:pPr>
+        <w:pStyle w:val="ListParagraph"/>
+        <w:numPr>
+          <w:ilvl w:val="3"/>
+          <w:numId w:val="5"/>
+        </w:numPr>
+        <w:rPr>
+          <w:rFonts w:ascii="Abadi" w:hAnsi="Abadi"/>
+        </w:rPr>
+      </w:pPr>
+      <w:r>
+        <w:rPr>
+          <w:rFonts w:ascii="Abadi" w:hAnsi="Abadi"/>
+        </w:rPr>
+        <w:t>What does this have to do with the brain?</w:t>
+      </w:r>
+    </w:p>
+    <w:p>
+      <w:pPr>
+        <w:pStyle w:val="ListParagraph"/>
+        <w:numPr>
+          <w:ilvl w:val="3"/>
+          <w:numId w:val="5"/>
+        </w:numPr>
+        <w:rPr>
+          <w:rFonts w:ascii="Abadi" w:hAnsi="Abadi"/>
+        </w:rPr>
+      </w:pPr>
+      <w:r>
+        <w:rPr>
+          <w:rFonts w:ascii="Abadi" w:hAnsi="Abadi"/>
+        </w:rPr>
+        <w:t>Lab: Building your deep neural network step by step</w:t>
+      </w:r>
+    </w:p>
+    <w:p>
+      <w:pPr>
+        <w:pStyle w:val="ListParagraph"/>
+        <w:numPr>
+          <w:ilvl w:val="3"/>
+          <w:numId w:val="5"/>
+        </w:numPr>
+        <w:rPr>
+          <w:rFonts w:ascii="Abadi" w:hAnsi="Abadi"/>
+        </w:rPr>
+      </w:pPr>
+      <w:r>
+        <w:rPr>
+          <w:rFonts w:ascii="Abadi" w:hAnsi="Abadi"/>
+        </w:rPr>
+        <w:t>Lab: Deep neural network application</w:t>
+      </w:r>
+    </w:p>
+    <w:p>
+      <w:pPr>
+        <w:pStyle w:val="ListParagraph"/>
+        <w:numPr>
+          <w:ilvl w:val="1"/>
+          <w:numId w:val="5"/>
+        </w:numPr>
+        <w:rPr>
+          <w:rFonts w:ascii="Abadi" w:hAnsi="Abadi"/>
+        </w:rPr>
+      </w:pPr>
+      <w:r>
+        <w:rPr>
+          <w:rFonts w:ascii="Abadi" w:hAnsi="Abadi"/>
+        </w:rPr>
+        <w:t>Improving Deep Neural Networks: Hyperparameter tuning, Regularization and Optimization</w:t>
+      </w:r>
+    </w:p>
+    <w:p>
+      <w:pPr>
+        <w:pStyle w:val="ListParagraph"/>
+        <w:numPr>
+          <w:ilvl w:val="2"/>
+          <w:numId w:val="5"/>
+        </w:numPr>
+        <w:rPr>
+          <w:rFonts w:ascii="Abadi" w:hAnsi="Abadi"/>
+        </w:rPr>
+      </w:pPr>
+      <w:r>
+        <w:rPr>
+          <w:rFonts w:ascii="Abadi" w:hAnsi="Abadi"/>
+        </w:rPr>
+        <w:t>Week 1 – Practical aspects of deep learning</w:t>
+      </w:r>
+    </w:p>
+    <w:p>
+      <w:pPr>
+        <w:pStyle w:val="ListParagraph"/>
+        <w:numPr>
+          <w:ilvl w:val="3"/>
+          <w:numId w:val="5"/>
+        </w:numPr>
+        <w:rPr>
+          <w:rFonts w:ascii="Abadi" w:hAnsi="Abadi"/>
+        </w:rPr>
+      </w:pPr>
+      <w:r>
+        <w:rPr>
+          <w:rFonts w:ascii="Abadi" w:hAnsi="Abadi"/>
+        </w:rPr>
+        <w:t>Train/dev/test sets</w:t>
+      </w:r>
+    </w:p>
+    <w:p>
+      <w:pPr>
+        <w:pStyle w:val="ListParagraph"/>
+        <w:numPr>
+          <w:ilvl w:val="3"/>
+          <w:numId w:val="5"/>
+        </w:numPr>
+        <w:rPr>
+          <w:rFonts w:ascii="Abadi" w:hAnsi="Abadi"/>
+        </w:rPr>
+      </w:pPr>
+      <w:r>
+        <w:rPr>
+          <w:rFonts w:ascii="Abadi" w:hAnsi="Abadi"/>
+        </w:rPr>
+        <w:t>Bias/variance</w:t>
+      </w:r>
+    </w:p>
+    <w:p>
+      <w:pPr>
+        <w:pStyle w:val="ListParagraph"/>
+        <w:numPr>
+          <w:ilvl w:val="3"/>
+          <w:numId w:val="5"/>
+        </w:numPr>
+        <w:rPr>
+          <w:rFonts w:ascii="Abadi" w:hAnsi="Abadi"/>
+        </w:rPr>
+      </w:pPr>
+      <w:r>
+        <w:rPr>
+          <w:rFonts w:ascii="Abadi" w:hAnsi="Abadi"/>
+        </w:rPr>
+        <w:t>Basic recipe for machine learning</w:t>
+      </w:r>
+    </w:p>
+    <w:p>
+      <w:pPr>
+        <w:pStyle w:val="ListParagraph"/>
+        <w:numPr>
+          <w:ilvl w:val="3"/>
+          <w:numId w:val="5"/>
+        </w:numPr>
+        <w:rPr>
+          <w:rFonts w:ascii="Abadi" w:hAnsi="Abadi"/>
+        </w:rPr>
+      </w:pPr>
+      <w:r>
+        <w:rPr>
+          <w:rFonts w:ascii="Abadi" w:hAnsi="Abadi"/>
+        </w:rPr>
+        <w:t>Regularization</w:t>
+      </w:r>
+    </w:p>
+    <w:p>
+      <w:pPr>
+        <w:pStyle w:val="ListParagraph"/>
+        <w:numPr>
+          <w:ilvl w:val="3"/>
+          <w:numId w:val="5"/>
+        </w:numPr>
+        <w:rPr>
+          <w:rFonts w:ascii="Abadi" w:hAnsi="Abadi"/>
+        </w:rPr>
+      </w:pPr>
+      <w:r>
+        <w:rPr>
+          <w:rFonts w:ascii="Abadi" w:hAnsi="Abadi"/>
+        </w:rPr>
+        <w:t>Why regularization reduces overfitting?</w:t>
+      </w:r>
+    </w:p>
+    <w:p>
+      <w:pPr>
+        <w:pStyle w:val="ListParagraph"/>
+        <w:numPr>
+          <w:ilvl w:val="3"/>
+          <w:numId w:val="5"/>
+        </w:numPr>
+        <w:rPr>
+          <w:rFonts w:ascii="Abadi" w:hAnsi="Abadi"/>
+        </w:rPr>
+      </w:pPr>
+      <w:r>
+        <w:rPr>
+          <w:rFonts w:ascii="Abadi" w:hAnsi="Abadi"/>
+        </w:rPr>
+        <w:t>Dropout regularization</w:t>
+      </w:r>
+    </w:p>
+    <w:p>
+      <w:pPr>
+        <w:pStyle w:val="ListParagraph"/>
+        <w:numPr>
+          <w:ilvl w:val="3"/>
+          <w:numId w:val="5"/>
+        </w:numPr>
+        <w:rPr>
+          <w:rFonts w:ascii="Abadi" w:hAnsi="Abadi"/>
+        </w:rPr>
+      </w:pPr>
+      <w:r>
+        <w:rPr>
+          <w:rFonts w:ascii="Abadi" w:hAnsi="Abadi"/>
+        </w:rPr>
+        <w:t>Understanding dropout</w:t>
+      </w:r>
+    </w:p>
+    <w:p>
+      <w:pPr>
+        <w:pStyle w:val="ListParagraph"/>
+        <w:numPr>
+          <w:ilvl w:val="3"/>
+          <w:numId w:val="5"/>
+        </w:numPr>
+        <w:rPr>
+          <w:rFonts w:ascii="Abadi" w:hAnsi="Abadi"/>
+        </w:rPr>
+      </w:pPr>
+      <w:r>
+        <w:rPr>
+          <w:rFonts w:ascii="Abadi" w:hAnsi="Abadi"/>
+        </w:rPr>
+        <w:t>Other regularization methods</w:t>
+      </w:r>
+    </w:p>
+    <w:p>
+      <w:pPr>
+        <w:pStyle w:val="ListParagraph"/>
+        <w:numPr>
+          <w:ilvl w:val="3"/>
+          <w:numId w:val="5"/>
+        </w:numPr>
+        <w:rPr>
+          <w:rFonts w:ascii="Abadi" w:hAnsi="Abadi"/>
+        </w:rPr>
+      </w:pPr>
+      <w:r>
+        <w:rPr>
+          <w:rFonts w:ascii="Abadi" w:hAnsi="Abadi"/>
+        </w:rPr>
+        <w:t>Normalizing inputs</w:t>
+      </w:r>
+    </w:p>
+    <w:p>
+      <w:pPr>
+        <w:pStyle w:val="ListParagraph"/>
+        <w:numPr>
+          <w:ilvl w:val="3"/>
+          <w:numId w:val="5"/>
+        </w:numPr>
+        <w:rPr>
+          <w:rFonts w:ascii="Abadi" w:hAnsi="Abadi"/>
+        </w:rPr>
+      </w:pPr>
+      <w:r>
+        <w:rPr>
+          <w:rFonts w:ascii="Abadi" w:hAnsi="Abadi"/>
+        </w:rPr>
+        <w:t>Vanishing/exploding gradients</w:t>
+      </w:r>
+    </w:p>
+    <w:p>
+      <w:pPr>
+        <w:pStyle w:val="ListParagraph"/>
+        <w:numPr>
+          <w:ilvl w:val="3"/>
+          <w:numId w:val="5"/>
+        </w:numPr>
+        <w:rPr>
+          <w:rFonts w:ascii="Abadi" w:hAnsi="Abadi"/>
+        </w:rPr>
+      </w:pPr>
+      <w:r>
+        <w:rPr>
+          <w:rFonts w:ascii="Abadi" w:hAnsi="Abadi"/>
+        </w:rPr>
+        <w:t>Weight initialization for deep networks</w:t>
+      </w:r>
+    </w:p>
+    <w:p>
+      <w:pPr>
+        <w:pStyle w:val="ListParagraph"/>
+        <w:numPr>
+          <w:ilvl w:val="3"/>
+          <w:numId w:val="5"/>
+        </w:numPr>
+        <w:rPr>
+          <w:rFonts w:ascii="Abadi" w:hAnsi="Abadi"/>
+        </w:rPr>
+      </w:pPr>
+      <w:r>
+        <w:rPr>
+          <w:rFonts w:ascii="Abadi" w:hAnsi="Abadi"/>
+        </w:rPr>
+        <w:t>Numerical approximation of gradients</w:t>
+      </w:r>
+    </w:p>
+    <w:p>
+      <w:pPr>
+        <w:pStyle w:val="ListParagraph"/>
+        <w:numPr>
+          <w:ilvl w:val="3"/>
+          <w:numId w:val="5"/>
+        </w:numPr>
+        <w:rPr>
+          <w:rFonts w:ascii="Abadi" w:hAnsi="Abadi"/>
+        </w:rPr>
+      </w:pPr>
+      <w:r>
+        <w:rPr>
+          <w:rFonts w:ascii="Abadi" w:hAnsi="Abadi"/>
+        </w:rPr>
+        <w:t>Gradient checking</w:t>
+      </w:r>
+    </w:p>
+    <w:p>
+      <w:pPr>
+        <w:pStyle w:val="ListParagraph"/>
+        <w:numPr>
+          <w:ilvl w:val="3"/>
+          <w:numId w:val="5"/>
+        </w:numPr>
+        <w:rPr>
+          <w:rFonts w:ascii="Abadi" w:hAnsi="Abadi"/>
+        </w:rPr>
+      </w:pPr>
+      <w:r>
+        <w:rPr>
+          <w:rFonts w:ascii="Abadi" w:hAnsi="Abadi"/>
+        </w:rPr>
+        <w:t>Gradient checking implementation notes</w:t>
+      </w:r>
+    </w:p>
+    <w:p>
+      <w:pPr>
+        <w:pStyle w:val="ListParagraph"/>
+        <w:numPr>
+          <w:ilvl w:val="3"/>
+          <w:numId w:val="5"/>
+        </w:numPr>
+        <w:rPr>
+          <w:rFonts w:ascii="Abadi" w:hAnsi="Abadi"/>
+        </w:rPr>
+      </w:pPr>
+      <w:r>
+        <w:rPr>
+          <w:rFonts w:ascii="Abadi" w:hAnsi="Abadi"/>
+        </w:rPr>
+        <w:lastRenderedPageBreak/>
+        <w:t>Yoshua Bengio interview</w:t>
+      </w:r>
+    </w:p>
+    <w:p>
+      <w:pPr>
+        <w:pStyle w:val="ListParagraph"/>
+        <w:numPr>
+          <w:ilvl w:val="3"/>
+          <w:numId w:val="5"/>
+        </w:numPr>
+        <w:rPr>
+          <w:rFonts w:ascii="Abadi" w:hAnsi="Abadi"/>
+        </w:rPr>
+      </w:pPr>
+      <w:r>
+        <w:rPr>
+          <w:rFonts w:ascii="Abadi" w:hAnsi="Abadi"/>
+        </w:rPr>
+        <w:t>Lab: Initialization</w:t>
+      </w:r>
+    </w:p>
+    <w:p>
+      <w:pPr>
+        <w:pStyle w:val="ListParagraph"/>
+        <w:numPr>
+          <w:ilvl w:val="3"/>
+          <w:numId w:val="5"/>
+        </w:numPr>
+        <w:rPr>
+          <w:rFonts w:ascii="Abadi" w:hAnsi="Abadi"/>
+        </w:rPr>
+      </w:pPr>
+      <w:r>
+        <w:rPr>
+          <w:rFonts w:ascii="Abadi" w:hAnsi="Abadi"/>
+        </w:rPr>
+        <w:t>Lab: Regularization</w:t>
+      </w:r>
+    </w:p>
+    <w:p>
+      <w:pPr>
+        <w:pStyle w:val="ListParagraph"/>
+        <w:numPr>
+          <w:ilvl w:val="3"/>
+          <w:numId w:val="5"/>
+        </w:numPr>
+        <w:rPr>
+          <w:rFonts w:ascii="Abadi" w:hAnsi="Abadi"/>
+        </w:rPr>
+      </w:pPr>
+      <w:r>
+        <w:rPr>
+          <w:rFonts w:ascii="Abadi" w:hAnsi="Abadi"/>
+        </w:rPr>
+        <w:t>Lab: Gradient checking</w:t>
+      </w:r>
+    </w:p>
+    <w:p>
+      <w:pPr>
+        <w:pStyle w:val="ListParagraph"/>
+        <w:numPr>
+          <w:ilvl w:val="2"/>
+          <w:numId w:val="5"/>
+        </w:numPr>
+        <w:rPr>
+          <w:rFonts w:ascii="Abadi" w:hAnsi="Abadi"/>
+        </w:rPr>
+      </w:pPr>
+      <w:r>
+        <w:rPr>
+          <w:rFonts w:ascii="Abadi" w:hAnsi="Abadi"/>
+        </w:rPr>
+        <w:t>Week 2 – Optimization algorithms</w:t>
+      </w:r>
+    </w:p>
+    <w:p>
+      <w:pPr>
+        <w:pStyle w:val="ListParagraph"/>
+        <w:numPr>
+          <w:ilvl w:val="3"/>
+          <w:numId w:val="5"/>
+        </w:numPr>
+        <w:rPr>
+          <w:rFonts w:ascii="Abadi" w:hAnsi="Abadi"/>
+        </w:rPr>
+      </w:pPr>
+      <w:r>
+        <w:rPr>
+          <w:rFonts w:ascii="Abadi" w:hAnsi="Abadi"/>
+        </w:rPr>
+        <w:t>Mini-batch gradient descent</w:t>
+      </w:r>
+    </w:p>
+    <w:p>
+      <w:pPr>
+        <w:pStyle w:val="ListParagraph"/>
+        <w:numPr>
+          <w:ilvl w:val="3"/>
+          <w:numId w:val="5"/>
+        </w:numPr>
+        <w:rPr>
+          <w:rFonts w:ascii="Abadi" w:hAnsi="Abadi"/>
+        </w:rPr>
+      </w:pPr>
+      <w:r>
+        <w:rPr>
+          <w:rFonts w:ascii="Abadi" w:hAnsi="Abadi"/>
+        </w:rPr>
+        <w:t>Understanding mini-batch gradient descent</w:t>
+      </w:r>
+    </w:p>
+    <w:p>
+      <w:pPr>
+        <w:pStyle w:val="ListParagraph"/>
+        <w:numPr>
+          <w:ilvl w:val="3"/>
+          <w:numId w:val="5"/>
+        </w:numPr>
+        <w:rPr>
+          <w:rFonts w:ascii="Abadi" w:hAnsi="Abadi"/>
+        </w:rPr>
+      </w:pPr>
+      <w:r>
+        <w:rPr>
+          <w:rFonts w:ascii="Abadi" w:hAnsi="Abadi"/>
+        </w:rPr>
+        <w:t>Exponentially weighted averages</w:t>
+      </w:r>
+    </w:p>
+    <w:p>
+      <w:pPr>
+        <w:pStyle w:val="ListParagraph"/>
+        <w:numPr>
+          <w:ilvl w:val="3"/>
+          <w:numId w:val="5"/>
+        </w:numPr>
+        <w:rPr>
+          <w:rFonts w:ascii="Abadi" w:hAnsi="Abadi"/>
+        </w:rPr>
+      </w:pPr>
+      <w:r>
+        <w:rPr>
+          <w:rFonts w:ascii="Abadi" w:hAnsi="Abadi"/>
+        </w:rPr>
+        <w:t>Understanding exponentially weighted averages</w:t>
+      </w:r>
+    </w:p>
+    <w:p>
+      <w:pPr>
+        <w:pStyle w:val="ListParagraph"/>
+        <w:numPr>
+          <w:ilvl w:val="3"/>
+          <w:numId w:val="5"/>
+        </w:numPr>
+        <w:rPr>
+          <w:rFonts w:ascii="Abadi" w:hAnsi="Abadi"/>
+        </w:rPr>
+      </w:pPr>
+      <w:r>
+        <w:rPr>
+          <w:rFonts w:ascii="Abadi" w:hAnsi="Abadi"/>
+        </w:rPr>
+        <w:t>Bias correction in exponentially weighted averages</w:t>
+      </w:r>
+    </w:p>
+    <w:p>
+      <w:pPr>
+        <w:pStyle w:val="ListParagraph"/>
+        <w:numPr>
+          <w:ilvl w:val="3"/>
+          <w:numId w:val="5"/>
+        </w:numPr>
+        <w:rPr>
+          <w:rFonts w:ascii="Abadi" w:hAnsi="Abadi"/>
+        </w:rPr>
+      </w:pPr>
+      <w:r>
+        <w:rPr>
+          <w:rFonts w:ascii="Abadi" w:hAnsi="Abadi"/>
+        </w:rPr>
+        <w:t>Gradient descent with momentum</w:t>
+      </w:r>
+    </w:p>
+    <w:p>
+      <w:pPr>
+        <w:pStyle w:val="ListParagraph"/>
+        <w:numPr>
+          <w:ilvl w:val="3"/>
+          <w:numId w:val="5"/>
+        </w:numPr>
+        <w:rPr>
+          <w:rFonts w:ascii="Abadi" w:hAnsi="Abadi"/>
+        </w:rPr>
+      </w:pPr>
+      <w:r>
+        <w:rPr>
+          <w:rFonts w:ascii="Abadi" w:hAnsi="Abadi"/>
+        </w:rPr>
+        <w:t>RMSprop</w:t>
+      </w:r>
+    </w:p>
+    <w:p>
+      <w:pPr>
+        <w:pStyle w:val="ListParagraph"/>
+        <w:numPr>
+          <w:ilvl w:val="3"/>
+          <w:numId w:val="5"/>
+        </w:numPr>
+        <w:rPr>
+          <w:rFonts w:ascii="Abadi" w:hAnsi="Abadi"/>
+        </w:rPr>
+      </w:pPr>
+      <w:r>
+        <w:rPr>
+          <w:rFonts w:ascii="Abadi" w:hAnsi="Abadi"/>
+        </w:rPr>
+        <w:t>Adam optimization algorithm</w:t>
+      </w:r>
+    </w:p>
+    <w:p>
+      <w:pPr>
+        <w:pStyle w:val="ListParagraph"/>
+        <w:numPr>
+          <w:ilvl w:val="3"/>
+          <w:numId w:val="5"/>
+        </w:numPr>
+        <w:rPr>
+          <w:rFonts w:ascii="Abadi" w:hAnsi="Abadi"/>
+        </w:rPr>
+      </w:pPr>
+      <w:r>
+        <w:rPr>
+          <w:rFonts w:ascii="Abadi" w:hAnsi="Abadi"/>
+        </w:rPr>
+        <w:t>Learning rate decay</w:t>
+      </w:r>
+    </w:p>
+    <w:p>
+      <w:pPr>
+        <w:pStyle w:val="ListParagraph"/>
+        <w:numPr>
+          <w:ilvl w:val="3"/>
+          <w:numId w:val="5"/>
+        </w:numPr>
+        <w:rPr>
+          <w:rFonts w:ascii="Abadi" w:hAnsi="Abadi"/>
+        </w:rPr>
+      </w:pPr>
+      <w:r>
+        <w:rPr>
+          <w:rFonts w:ascii="Abadi" w:hAnsi="Abadi"/>
+        </w:rPr>
+        <w:t>The problem of local optima</w:t>
+      </w:r>
+    </w:p>
+    <w:p>
+      <w:pPr>
+        <w:pStyle w:val="ListParagraph"/>
+        <w:numPr>
+          <w:ilvl w:val="3"/>
+          <w:numId w:val="5"/>
+        </w:numPr>
+        <w:rPr>
+          <w:rFonts w:ascii="Abadi" w:hAnsi="Abadi"/>
+        </w:rPr>
+      </w:pPr>
+      <w:proofErr w:type="spellStart"/>
+      <w:r>
+        <w:rPr>
+          <w:rFonts w:ascii="Abadi" w:hAnsi="Abadi"/>
+        </w:rPr>
+        <w:t>Yuanqing</w:t>
+      </w:r>
+      <w:proofErr w:type="spellEnd"/>
+      <w:r>
+        <w:rPr>
+          <w:rFonts w:ascii="Abadi" w:hAnsi="Abadi"/>
+        </w:rPr>
+        <w:t xml:space="preserve"> Lin interview</w:t>
+      </w:r>
+    </w:p>
+    <w:p>
+      <w:pPr>
+        <w:pStyle w:val="ListParagraph"/>
+        <w:numPr>
+          <w:ilvl w:val="3"/>
+          <w:numId w:val="5"/>
+        </w:numPr>
+        <w:rPr>
+          <w:rFonts w:ascii="Abadi" w:hAnsi="Abadi"/>
+        </w:rPr>
+      </w:pPr>
+      <w:r>
+        <w:rPr>
+          <w:rFonts w:ascii="Abadi" w:hAnsi="Abadi"/>
+        </w:rPr>
+        <w:t>Lab: Optimization methods</w:t>
+      </w:r>
+    </w:p>
+    <w:p>
+      <w:pPr>
+        <w:pStyle w:val="ListParagraph"/>
+        <w:numPr>
+          <w:ilvl w:val="2"/>
+          <w:numId w:val="5"/>
+        </w:numPr>
+        <w:rPr>
+          <w:rFonts w:ascii="Abadi" w:hAnsi="Abadi"/>
+        </w:rPr>
+      </w:pPr>
+      <w:r>
+        <w:rPr>
+          <w:rFonts w:ascii="Abadi" w:hAnsi="Abadi"/>
+        </w:rPr>
+        <w:t>Week 3 – Hyperparameter tuning, batch normalization &amp; frameworks</w:t>
+      </w:r>
+    </w:p>
+    <w:p>
+      <w:pPr>
+        <w:pStyle w:val="ListParagraph"/>
+        <w:numPr>
+          <w:ilvl w:val="3"/>
+          <w:numId w:val="5"/>
+        </w:numPr>
+        <w:rPr>
+          <w:rFonts w:ascii="Abadi" w:hAnsi="Abadi"/>
+        </w:rPr>
+      </w:pPr>
+      <w:r>
+        <w:rPr>
+          <w:rFonts w:ascii="Abadi" w:hAnsi="Abadi"/>
+        </w:rPr>
+        <w:t>Tuning process</w:t>
+      </w:r>
+    </w:p>
+    <w:p>
+      <w:pPr>
+        <w:pStyle w:val="ListParagraph"/>
+        <w:numPr>
+          <w:ilvl w:val="3"/>
+          <w:numId w:val="5"/>
+        </w:numPr>
+        <w:rPr>
+          <w:rFonts w:ascii="Abadi" w:hAnsi="Abadi"/>
+        </w:rPr>
+      </w:pPr>
+      <w:r>
+        <w:rPr>
+          <w:rFonts w:ascii="Abadi" w:hAnsi="Abadi"/>
+        </w:rPr>
+        <w:t>Using an appropriate scale to pick hyperparameters</w:t>
+      </w:r>
+    </w:p>
+    <w:p>
+      <w:pPr>
+        <w:pStyle w:val="ListParagraph"/>
+        <w:numPr>
+          <w:ilvl w:val="3"/>
+          <w:numId w:val="5"/>
+        </w:numPr>
+        <w:rPr>
+          <w:rFonts w:ascii="Abadi" w:hAnsi="Abadi"/>
+        </w:rPr>
+      </w:pPr>
+      <w:r>
+        <w:rPr>
+          <w:rFonts w:ascii="Abadi" w:hAnsi="Abadi"/>
+        </w:rPr>
+        <w:t>Hyperparameter tuning in practice: pandas vs caviar</w:t>
+      </w:r>
+    </w:p>
+    <w:p>
+      <w:pPr>
+        <w:pStyle w:val="ListParagraph"/>
+        <w:numPr>
+          <w:ilvl w:val="3"/>
+          <w:numId w:val="5"/>
+        </w:numPr>
+        <w:rPr>
+          <w:rFonts w:ascii="Abadi" w:hAnsi="Abadi"/>
+        </w:rPr>
+      </w:pPr>
+      <w:r>
+        <w:rPr>
+          <w:rFonts w:ascii="Abadi" w:hAnsi="Abadi"/>
+        </w:rPr>
+        <w:t>Normalizing activations in a network</w:t>
+      </w:r>
+    </w:p>
+    <w:p>
+      <w:pPr>
+        <w:pStyle w:val="ListParagraph"/>
+        <w:numPr>
+          <w:ilvl w:val="3"/>
+          <w:numId w:val="5"/>
+        </w:numPr>
+        <w:rPr>
+          <w:rFonts w:ascii="Abadi" w:hAnsi="Abadi"/>
+        </w:rPr>
+      </w:pPr>
+      <w:r>
+        <w:rPr>
+          <w:rFonts w:ascii="Abadi" w:hAnsi="Abadi"/>
+        </w:rPr>
+        <w:t>Fitting batch norm into a neural network</w:t>
+      </w:r>
+    </w:p>
+    <w:p>
+      <w:pPr>
+        <w:pStyle w:val="ListParagraph"/>
+        <w:numPr>
+          <w:ilvl w:val="3"/>
+          <w:numId w:val="5"/>
+        </w:numPr>
+        <w:rPr>
+          <w:rFonts w:ascii="Abadi" w:hAnsi="Abadi"/>
+        </w:rPr>
+      </w:pPr>
+      <w:r>
+        <w:rPr>
+          <w:rFonts w:ascii="Abadi" w:hAnsi="Abadi"/>
+        </w:rPr>
+        <w:t>Why does batch norm work?</w:t>
+      </w:r>
+    </w:p>
+    <w:p>
+      <w:pPr>
+        <w:pStyle w:val="ListParagraph"/>
+        <w:numPr>
+          <w:ilvl w:val="3"/>
+          <w:numId w:val="5"/>
+        </w:numPr>
+        <w:rPr>
+          <w:rFonts w:ascii="Abadi" w:hAnsi="Abadi"/>
+        </w:rPr>
+      </w:pPr>
+      <w:r>
+        <w:rPr>
+          <w:rFonts w:ascii="Abadi" w:hAnsi="Abadi"/>
+        </w:rPr>
+        <w:t>Batch norm at test time</w:t>
+      </w:r>
+    </w:p>
+    <w:p>
+      <w:pPr>
+        <w:pStyle w:val="ListParagraph"/>
+        <w:numPr>
+          <w:ilvl w:val="3"/>
+          <w:numId w:val="5"/>
+        </w:numPr>
+        <w:rPr>
+          <w:rFonts w:ascii="Abadi" w:hAnsi="Abadi"/>
+        </w:rPr>
+      </w:pPr>
+      <w:proofErr w:type="spellStart"/>
+      <w:r>
+        <w:rPr>
+          <w:rFonts w:ascii="Abadi" w:hAnsi="Abadi"/>
+        </w:rPr>
+        <w:t>Softmax</w:t>
+      </w:r>
+      <w:proofErr w:type="spellEnd"/>
+      <w:r>
+        <w:rPr>
+          <w:rFonts w:ascii="Abadi" w:hAnsi="Abadi"/>
+        </w:rPr>
+        <w:t xml:space="preserve"> regression</w:t>
+      </w:r>
+    </w:p>
+    <w:p>
+      <w:pPr>
+        <w:pStyle w:val="ListParagraph"/>
+        <w:numPr>
+          <w:ilvl w:val="3"/>
+          <w:numId w:val="5"/>
+        </w:numPr>
+        <w:rPr>
+          <w:rFonts w:ascii="Abadi" w:hAnsi="Abadi"/>
+        </w:rPr>
+      </w:pPr>
+      <w:r>
+        <w:rPr>
+          <w:rFonts w:ascii="Abadi" w:hAnsi="Abadi"/>
+        </w:rPr>
+        <w:t xml:space="preserve">Training a </w:t>
+      </w:r>
+      <w:proofErr w:type="spellStart"/>
+      <w:r>
+        <w:rPr>
+          <w:rFonts w:ascii="Abadi" w:hAnsi="Abadi"/>
+        </w:rPr>
+        <w:t>softmax</w:t>
+      </w:r>
+      <w:proofErr w:type="spellEnd"/>
+      <w:r>
+        <w:rPr>
+          <w:rFonts w:ascii="Abadi" w:hAnsi="Abadi"/>
+        </w:rPr>
+        <w:t xml:space="preserve"> classifier</w:t>
+      </w:r>
+    </w:p>
+    <w:p>
+      <w:pPr>
+        <w:pStyle w:val="ListParagraph"/>
+        <w:numPr>
+          <w:ilvl w:val="3"/>
+          <w:numId w:val="5"/>
+        </w:numPr>
+        <w:rPr>
+          <w:rFonts w:ascii="Abadi" w:hAnsi="Abadi"/>
+        </w:rPr>
+      </w:pPr>
+      <w:r>
+        <w:rPr>
+          <w:rFonts w:ascii="Abadi" w:hAnsi="Abadi"/>
+        </w:rPr>
+        <w:t>Deep learning frameworks</w:t>
+      </w:r>
+    </w:p>
+    <w:p>
+      <w:pPr>
+        <w:pStyle w:val="ListParagraph"/>
+        <w:numPr>
+          <w:ilvl w:val="3"/>
+          <w:numId w:val="5"/>
+        </w:numPr>
+        <w:rPr>
+          <w:rFonts w:ascii="Abadi" w:hAnsi="Abadi"/>
+        </w:rPr>
+      </w:pPr>
+      <w:r>
+        <w:rPr>
+          <w:rFonts w:ascii="Abadi" w:hAnsi="Abadi"/>
+        </w:rPr>
+        <w:t>TensorFlow</w:t>
+      </w:r>
+    </w:p>
+    <w:p>
+      <w:pPr>
+        <w:pStyle w:val="ListParagraph"/>
+        <w:numPr>
+          <w:ilvl w:val="3"/>
+          <w:numId w:val="5"/>
+        </w:numPr>
+        <w:rPr>
+          <w:rFonts w:ascii="Abadi" w:hAnsi="Abadi"/>
+        </w:rPr>
+      </w:pPr>
+      <w:r>
+        <w:rPr>
+          <w:rFonts w:ascii="Abadi" w:hAnsi="Abadi"/>
+        </w:rPr>
+        <w:t>Lab: TensorFlow introduction</w:t>
+      </w:r>
+    </w:p>
+    <w:p>
+      <w:pPr>
+        <w:pStyle w:val="ListParagraph"/>
+        <w:ind w:left="2160"/>
+        <w:rPr>
+          <w:rFonts w:ascii="Abadi" w:hAnsi="Abadi"/>
+        </w:rPr>
+      </w:pPr>
+    </w:p>
+    <w:p>
+      <w:pPr>
+        <w:pStyle w:val="ListParagraph"/>
+        <w:numPr>
+          <w:ilvl w:val="1"/>
+          <w:numId w:val="5"/>
+        </w:numPr>
+        <w:rPr>
+          <w:rFonts w:ascii="Abadi" w:hAnsi="Abadi"/>
+        </w:rPr>
+      </w:pPr>
+      <w:r>
+        <w:rPr>
+          <w:rFonts w:ascii="Abadi" w:hAnsi="Abadi"/>
+        </w:rPr>
+        <w:t>Structuring Machine Learning Projects</w:t>
+      </w:r>
+    </w:p>
+    <w:p>
+      <w:pPr>
+        <w:pStyle w:val="ListParagraph"/>
+        <w:numPr>
+          <w:ilvl w:val="2"/>
+          <w:numId w:val="5"/>
+        </w:numPr>
+        <w:rPr>
+          <w:rFonts w:ascii="Abadi" w:hAnsi="Abadi"/>
+        </w:rPr>
+      </w:pPr>
+      <w:r>
+        <w:rPr>
+          <w:rFonts w:ascii="Abadi" w:hAnsi="Abadi"/>
+        </w:rPr>
+        <w:t>Week 1 – ML strategy (1)</w:t>
+      </w:r>
+    </w:p>
+    <w:p>
+      <w:pPr>
+        <w:pStyle w:val="ListParagraph"/>
+        <w:numPr>
+          <w:ilvl w:val="3"/>
+          <w:numId w:val="5"/>
+        </w:numPr>
+        <w:rPr>
+          <w:rFonts w:ascii="Abadi" w:hAnsi="Abadi"/>
+        </w:rPr>
+      </w:pPr>
+      <w:r>
+        <w:rPr>
+          <w:rFonts w:ascii="Abadi" w:hAnsi="Abadi"/>
+        </w:rPr>
+        <w:t>Why ML strategy</w:t>
+      </w:r>
+    </w:p>
+    <w:p>
+      <w:pPr>
+        <w:pStyle w:val="ListParagraph"/>
+        <w:numPr>
+          <w:ilvl w:val="3"/>
+          <w:numId w:val="5"/>
+        </w:numPr>
+        <w:rPr>
+          <w:rFonts w:ascii="Abadi" w:hAnsi="Abadi"/>
+        </w:rPr>
+      </w:pPr>
+      <w:r>
+        <w:rPr>
+          <w:rFonts w:ascii="Abadi" w:hAnsi="Abadi"/>
+        </w:rPr>
+        <w:t>Orthogonalization</w:t>
+      </w:r>
+    </w:p>
+    <w:p>
+      <w:pPr>
+        <w:pStyle w:val="ListParagraph"/>
+        <w:numPr>
+          <w:ilvl w:val="3"/>
+          <w:numId w:val="5"/>
+        </w:numPr>
+        <w:rPr>
+          <w:rFonts w:ascii="Abadi" w:hAnsi="Abadi"/>
+        </w:rPr>
+      </w:pPr>
+      <w:r>
+        <w:rPr>
+          <w:rFonts w:ascii="Abadi" w:hAnsi="Abadi"/>
+        </w:rPr>
+        <w:t>Single number evaluation metric</w:t>
+      </w:r>
+    </w:p>
+    <w:p>
+      <w:pPr>
+        <w:pStyle w:val="ListParagraph"/>
+        <w:numPr>
+          <w:ilvl w:val="3"/>
+          <w:numId w:val="5"/>
+        </w:numPr>
+        <w:rPr>
+          <w:rFonts w:ascii="Abadi" w:hAnsi="Abadi"/>
+        </w:rPr>
+      </w:pPr>
+      <w:r>
+        <w:rPr>
+          <w:rFonts w:ascii="Abadi" w:hAnsi="Abadi"/>
+        </w:rPr>
+        <w:t>Satisficing and optimizing metric</w:t>
+      </w:r>
+    </w:p>
+    <w:p>
+      <w:pPr>
+        <w:pStyle w:val="ListParagraph"/>
+        <w:numPr>
+          <w:ilvl w:val="3"/>
+          <w:numId w:val="5"/>
+        </w:numPr>
+        <w:rPr>
+          <w:rFonts w:ascii="Abadi" w:hAnsi="Abadi"/>
+        </w:rPr>
+      </w:pPr>
+      <w:r>
+        <w:rPr>
+          <w:rFonts w:ascii="Abadi" w:hAnsi="Abadi"/>
+        </w:rPr>
+        <w:t>Train/dev/test distributions</w:t>
+      </w:r>
+    </w:p>
+    <w:p>
+      <w:pPr>
+        <w:pStyle w:val="ListParagraph"/>
+        <w:numPr>
+          <w:ilvl w:val="3"/>
+          <w:numId w:val="5"/>
+        </w:numPr>
+        <w:rPr>
+          <w:rFonts w:ascii="Abadi" w:hAnsi="Abadi"/>
+        </w:rPr>
+      </w:pPr>
+      <w:r>
+        <w:rPr>
+          <w:rFonts w:ascii="Abadi" w:hAnsi="Abadi"/>
+        </w:rPr>
+        <w:t>Size of the dev and test sets</w:t>
+      </w:r>
+    </w:p>
+    <w:p>
+      <w:pPr>
+        <w:pStyle w:val="ListParagraph"/>
+        <w:numPr>
+          <w:ilvl w:val="3"/>
+          <w:numId w:val="5"/>
+        </w:numPr>
+        <w:rPr>
+          <w:rFonts w:ascii="Abadi" w:hAnsi="Abadi"/>
+        </w:rPr>
+      </w:pPr>
+      <w:r>
+        <w:rPr>
+          <w:rFonts w:ascii="Abadi" w:hAnsi="Abadi"/>
+        </w:rPr>
+        <w:t>When to change dev/test sets and metrics?</w:t>
+      </w:r>
+    </w:p>
+    <w:p>
+      <w:pPr>
+        <w:pStyle w:val="ListParagraph"/>
+        <w:numPr>
+          <w:ilvl w:val="3"/>
+          <w:numId w:val="5"/>
+        </w:numPr>
+        <w:rPr>
+          <w:rFonts w:ascii="Abadi" w:hAnsi="Abadi"/>
+        </w:rPr>
+      </w:pPr>
+      <w:r>
+        <w:rPr>
+          <w:rFonts w:ascii="Abadi" w:hAnsi="Abadi"/>
+        </w:rPr>
+        <w:t>Why human-level performance?</w:t>
+      </w:r>
+    </w:p>
+    <w:p>
+      <w:pPr>
+        <w:pStyle w:val="ListParagraph"/>
+        <w:numPr>
+          <w:ilvl w:val="3"/>
+          <w:numId w:val="5"/>
+        </w:numPr>
+        <w:rPr>
+          <w:rFonts w:ascii="Abadi" w:hAnsi="Abadi"/>
+        </w:rPr>
+      </w:pPr>
+      <w:r>
+        <w:rPr>
+          <w:rFonts w:ascii="Abadi" w:hAnsi="Abadi"/>
+        </w:rPr>
+        <w:t>Avoidable bias</w:t>
+      </w:r>
+    </w:p>
+    <w:p>
+      <w:pPr>
+        <w:pStyle w:val="ListParagraph"/>
+        <w:numPr>
+          <w:ilvl w:val="3"/>
+          <w:numId w:val="5"/>
+        </w:numPr>
+        <w:rPr>
+          <w:rFonts w:ascii="Abadi" w:hAnsi="Abadi"/>
+        </w:rPr>
+      </w:pPr>
+      <w:r>
+        <w:rPr>
+          <w:rFonts w:ascii="Abadi" w:hAnsi="Abadi"/>
+        </w:rPr>
+        <w:t>Understanding human-level performance</w:t>
+      </w:r>
+    </w:p>
+    <w:p>
+      <w:pPr>
+        <w:pStyle w:val="ListParagraph"/>
+        <w:numPr>
+          <w:ilvl w:val="3"/>
+          <w:numId w:val="5"/>
+        </w:numPr>
+        <w:rPr>
+          <w:rFonts w:ascii="Abadi" w:hAnsi="Abadi"/>
+        </w:rPr>
+      </w:pPr>
+      <w:r>
+        <w:rPr>
+          <w:rFonts w:ascii="Abadi" w:hAnsi="Abadi"/>
+        </w:rPr>
+        <w:t>Surpassing human-level performance</w:t>
+      </w:r>
+    </w:p>
+    <w:p>
+      <w:pPr>
+        <w:pStyle w:val="ListParagraph"/>
+        <w:numPr>
+          <w:ilvl w:val="3"/>
+          <w:numId w:val="5"/>
+        </w:numPr>
+        <w:rPr>
+          <w:rFonts w:ascii="Abadi" w:hAnsi="Abadi"/>
+        </w:rPr>
+      </w:pPr>
+      <w:r>
+        <w:rPr>
+          <w:rFonts w:ascii="Abadi" w:hAnsi="Abadi"/>
+        </w:rPr>
+        <w:t>Improving your model performance</w:t>
+      </w:r>
+    </w:p>
+    <w:p>
+      <w:pPr>
+        <w:pStyle w:val="ListParagraph"/>
+        <w:numPr>
+          <w:ilvl w:val="3"/>
+          <w:numId w:val="5"/>
+        </w:numPr>
+        <w:rPr>
+          <w:rFonts w:ascii="Abadi" w:hAnsi="Abadi"/>
+        </w:rPr>
+      </w:pPr>
+      <w:r>
+        <w:rPr>
+          <w:rFonts w:ascii="Abadi" w:hAnsi="Abadi"/>
+        </w:rPr>
+        <w:t>Andrej Karpathy interview</w:t>
+      </w:r>
+    </w:p>
+    <w:p>
+      <w:pPr>
+        <w:pStyle w:val="ListParagraph"/>
+        <w:numPr>
+          <w:ilvl w:val="3"/>
+          <w:numId w:val="5"/>
+        </w:numPr>
+        <w:rPr>
+          <w:rFonts w:ascii="Abadi" w:hAnsi="Abadi"/>
+        </w:rPr>
+      </w:pPr>
+      <w:r>
+        <w:rPr>
+          <w:rFonts w:ascii="Abadi" w:hAnsi="Abadi"/>
+        </w:rPr>
+        <w:lastRenderedPageBreak/>
+        <w:t>Reading: Lecture notes W1</w:t>
+      </w:r>
+    </w:p>
+    <w:p>
+      <w:pPr>
+        <w:pStyle w:val="ListParagraph"/>
+        <w:numPr>
+          <w:ilvl w:val="3"/>
+          <w:numId w:val="5"/>
+        </w:numPr>
+        <w:rPr>
+          <w:rFonts w:ascii="Abadi" w:hAnsi="Abadi"/>
+        </w:rPr>
+      </w:pPr>
+      <w:r>
+        <w:rPr>
+          <w:rFonts w:ascii="Abadi" w:hAnsi="Abadi"/>
+        </w:rPr>
+        <w:t>Reading: Machine learning flight simulator (intro to quizzes)</w:t>
+      </w:r>
+    </w:p>
+    <w:p>
+      <w:pPr>
+        <w:pStyle w:val="ListParagraph"/>
+        <w:numPr>
+          <w:ilvl w:val="3"/>
+          <w:numId w:val="5"/>
+        </w:numPr>
+        <w:rPr>
+          <w:rFonts w:ascii="Abadi" w:hAnsi="Abadi"/>
+        </w:rPr>
+      </w:pPr>
+      <w:r>
+        <w:rPr>
+          <w:rFonts w:ascii="Abadi" w:hAnsi="Abadi"/>
+        </w:rPr>
+        <w:t xml:space="preserve">Assignment: Bird recognition in the city of </w:t>
+      </w:r>
+      <w:proofErr w:type="spellStart"/>
+      <w:r>
+        <w:rPr>
+          <w:rFonts w:ascii="Abadi" w:hAnsi="Abadi"/>
+        </w:rPr>
+        <w:t>Peacetopia</w:t>
+      </w:r>
+      <w:proofErr w:type="spellEnd"/>
+      <w:r>
+        <w:rPr>
+          <w:rFonts w:ascii="Abadi" w:hAnsi="Abadi"/>
+        </w:rPr>
+        <w:t xml:space="preserve"> (quiz case study)</w:t>
+      </w:r>
+    </w:p>
+    <w:p>
+      <w:pPr>
+        <w:pStyle w:val="ListParagraph"/>
+        <w:numPr>
+          <w:ilvl w:val="2"/>
+          <w:numId w:val="5"/>
+        </w:numPr>
+        <w:rPr>
+          <w:rFonts w:ascii="Abadi" w:hAnsi="Abadi"/>
+        </w:rPr>
+      </w:pPr>
+      <w:r>
+        <w:rPr>
+          <w:rFonts w:ascii="Abadi" w:hAnsi="Abadi"/>
+        </w:rPr>
+        <w:t>Week 2 – ML strategy (2)</w:t>
+      </w:r>
+    </w:p>
+    <w:p>
+      <w:pPr>
+        <w:pStyle w:val="ListParagraph"/>
+        <w:numPr>
+          <w:ilvl w:val="3"/>
+          <w:numId w:val="5"/>
+        </w:numPr>
+        <w:rPr>
+          <w:rFonts w:ascii="Abadi" w:hAnsi="Abadi"/>
+        </w:rPr>
+      </w:pPr>
+      <w:r>
+        <w:rPr>
+          <w:rFonts w:ascii="Abadi" w:hAnsi="Abadi"/>
+        </w:rPr>
+        <w:t>Carrying out error analysis</w:t>
+      </w:r>
+    </w:p>
+    <w:p>
+      <w:pPr>
+        <w:pStyle w:val="ListParagraph"/>
+        <w:numPr>
+          <w:ilvl w:val="3"/>
+          <w:numId w:val="5"/>
+        </w:numPr>
+        <w:rPr>
+          <w:rFonts w:ascii="Abadi" w:hAnsi="Abadi"/>
+        </w:rPr>
+      </w:pPr>
+      <w:r>
+        <w:rPr>
+          <w:rFonts w:ascii="Abadi" w:hAnsi="Abadi"/>
+        </w:rPr>
+        <w:t xml:space="preserve">Cleaning up incorrectly </w:t>
+      </w:r>
+      <w:proofErr w:type="spellStart"/>
+      <w:r>
+        <w:rPr>
+          <w:rFonts w:ascii="Abadi" w:hAnsi="Abadi"/>
+        </w:rPr>
+        <w:t>labeled</w:t>
+      </w:r>
+      <w:proofErr w:type="spellEnd"/>
+      <w:r>
+        <w:rPr>
+          <w:rFonts w:ascii="Abadi" w:hAnsi="Abadi"/>
+        </w:rPr>
+        <w:t xml:space="preserve"> data</w:t>
+      </w:r>
+    </w:p>
+    <w:p>
+      <w:pPr>
+        <w:pStyle w:val="ListParagraph"/>
+        <w:numPr>
+          <w:ilvl w:val="3"/>
+          <w:numId w:val="5"/>
+        </w:numPr>
+        <w:rPr>
+          <w:rFonts w:ascii="Abadi" w:hAnsi="Abadi"/>
+        </w:rPr>
+      </w:pPr>
+      <w:r>
+        <w:rPr>
+          <w:rFonts w:ascii="Abadi" w:hAnsi="Abadi"/>
+        </w:rPr>
+        <w:t>Build your first system quickly, then iterate</w:t>
+      </w:r>
+    </w:p>
+    <w:p>
+      <w:pPr>
+        <w:pStyle w:val="ListParagraph"/>
+        <w:numPr>
+          <w:ilvl w:val="3"/>
+          <w:numId w:val="5"/>
+        </w:numPr>
+        <w:rPr>
+          <w:rFonts w:ascii="Abadi" w:hAnsi="Abadi"/>
+        </w:rPr>
+      </w:pPr>
+      <w:r>
+        <w:rPr>
+          <w:rFonts w:ascii="Abadi" w:hAnsi="Abadi"/>
+        </w:rPr>
+        <w:t>Training and testing on different distributions</w:t>
+      </w:r>
+    </w:p>
+    <w:p>
+      <w:pPr>
+        <w:pStyle w:val="ListParagraph"/>
+        <w:numPr>
+          <w:ilvl w:val="3"/>
+          <w:numId w:val="5"/>
+        </w:numPr>
+        <w:rPr>
+          <w:rFonts w:ascii="Abadi" w:hAnsi="Abadi"/>
+        </w:rPr>
+      </w:pPr>
+      <w:r>
+        <w:rPr>
+          <w:rFonts w:ascii="Abadi" w:hAnsi="Abadi"/>
+        </w:rPr>
+        <w:t>Bias and variance with mismatched data distributions</w:t>
+      </w:r>
+    </w:p>
+    <w:p>
+      <w:pPr>
+        <w:pStyle w:val="ListParagraph"/>
+        <w:numPr>
+          <w:ilvl w:val="3"/>
+          <w:numId w:val="5"/>
+        </w:numPr>
+        <w:rPr>
+          <w:rFonts w:ascii="Abadi" w:hAnsi="Abadi"/>
+        </w:rPr>
+      </w:pPr>
+      <w:r>
+        <w:rPr>
+          <w:rFonts w:ascii="Abadi" w:hAnsi="Abadi"/>
+        </w:rPr>
+        <w:t>Addressing data mismatch</w:t>
+      </w:r>
+    </w:p>
+    <w:p>
+      <w:pPr>
+        <w:pStyle w:val="ListParagraph"/>
+        <w:numPr>
+          <w:ilvl w:val="3"/>
+          <w:numId w:val="5"/>
+        </w:numPr>
+        <w:rPr>
+          <w:rFonts w:ascii="Abadi" w:hAnsi="Abadi"/>
+        </w:rPr>
+      </w:pPr>
+      <w:r>
+        <w:rPr>
+          <w:rFonts w:ascii="Abadi" w:hAnsi="Abadi"/>
+        </w:rPr>
+        <w:t>Transfer learning</w:t>
+      </w:r>
+    </w:p>
+    <w:p>
+      <w:pPr>
+        <w:pStyle w:val="ListParagraph"/>
+        <w:numPr>
+          <w:ilvl w:val="3"/>
+          <w:numId w:val="5"/>
+        </w:numPr>
+        <w:rPr>
+          <w:rFonts w:ascii="Abadi" w:hAnsi="Abadi"/>
+        </w:rPr>
+      </w:pPr>
+      <w:r>
+        <w:rPr>
+          <w:rFonts w:ascii="Abadi" w:hAnsi="Abadi"/>
+        </w:rPr>
+        <w:t>Multi-task learning</w:t>
+      </w:r>
+    </w:p>
+    <w:p>
+      <w:pPr>
+        <w:pStyle w:val="ListParagraph"/>
+        <w:numPr>
+          <w:ilvl w:val="3"/>
+          <w:numId w:val="5"/>
+        </w:numPr>
+        <w:rPr>
+          <w:rFonts w:ascii="Abadi" w:hAnsi="Abadi"/>
+        </w:rPr>
+      </w:pPr>
+      <w:r>
+        <w:rPr>
+          <w:rFonts w:ascii="Abadi" w:hAnsi="Abadi"/>
+        </w:rPr>
+        <w:t>What is end-to-end deep learning?</w:t>
+      </w:r>
+    </w:p>
+    <w:p>
+      <w:pPr>
+        <w:pStyle w:val="ListParagraph"/>
+        <w:numPr>
+          <w:ilvl w:val="3"/>
+          <w:numId w:val="5"/>
+        </w:numPr>
+        <w:rPr>
+          <w:rFonts w:ascii="Abadi" w:hAnsi="Abadi"/>
+        </w:rPr>
+      </w:pPr>
+      <w:r>
+        <w:rPr>
+          <w:rFonts w:ascii="Abadi" w:hAnsi="Abadi"/>
+        </w:rPr>
+        <w:t>Whether to use end-to-end deep learning</w:t>
+      </w:r>
+    </w:p>
+    <w:p>
+      <w:pPr>
+        <w:pStyle w:val="ListParagraph"/>
+        <w:numPr>
+          <w:ilvl w:val="3"/>
+          <w:numId w:val="5"/>
+        </w:numPr>
+        <w:rPr>
+          <w:rFonts w:ascii="Abadi" w:hAnsi="Abadi"/>
+        </w:rPr>
+      </w:pPr>
+      <w:r>
+        <w:rPr>
+          <w:rFonts w:ascii="Abadi" w:hAnsi="Abadi"/>
+        </w:rPr>
+        <w:t>Ruslan Salakhutdinov interview</w:t>
+      </w:r>
+    </w:p>
+    <w:p>
+      <w:pPr>
+        <w:pStyle w:val="ListParagraph"/>
+        <w:numPr>
+          <w:ilvl w:val="3"/>
+          <w:numId w:val="5"/>
+        </w:numPr>
+        <w:rPr>
+          <w:rFonts w:ascii="Abadi" w:hAnsi="Abadi"/>
+        </w:rPr>
+      </w:pPr>
+      <w:r>
+        <w:rPr>
+          <w:rFonts w:ascii="Abadi" w:hAnsi="Abadi"/>
+        </w:rPr>
+        <w:t>Reading: Lecture notes W2</w:t>
+      </w:r>
+    </w:p>
+    <w:p>
+      <w:pPr>
+        <w:pStyle w:val="ListParagraph"/>
+        <w:numPr>
+          <w:ilvl w:val="3"/>
+          <w:numId w:val="5"/>
+        </w:numPr>
+        <w:rPr>
+          <w:rFonts w:ascii="Abadi" w:hAnsi="Abadi"/>
+        </w:rPr>
+      </w:pPr>
+      <w:r>
+        <w:rPr>
+          <w:rFonts w:ascii="Abadi" w:hAnsi="Abadi"/>
+        </w:rPr>
+        <w:t>Assignment: Autonomous driving (quiz case study)</w:t>
+      </w:r>
+    </w:p>
+    <w:p>
+      <w:pPr>
+        <w:pStyle w:val="ListParagraph"/>
+        <w:ind w:left="2160"/>
+        <w:rPr>
+          <w:rFonts w:ascii="Abadi" w:hAnsi="Abadi"/>
+        </w:rPr>
+      </w:pPr>
+    </w:p>
+    <w:p>
+      <w:pPr>
+        <w:pStyle w:val="ListParagraph"/>
+        <w:numPr>
+          <w:ilvl w:val="1"/>
+          <w:numId w:val="5"/>
+        </w:numPr>
+        <w:rPr>
+          <w:rFonts w:ascii="Abadi" w:hAnsi="Abadi"/>
+        </w:rPr>
+      </w:pPr>
+      <w:r>
+        <w:rPr>
+          <w:rFonts w:ascii="Abadi" w:hAnsi="Abadi"/>
+        </w:rPr>
+        <w:t xml:space="preserve">Convolutional Neural Networks </w:t>
+      </w:r>
+    </w:p>
+    <w:p>
+      <w:pPr>
+        <w:pStyle w:val="ListParagraph"/>
+        <w:numPr>
+          <w:ilvl w:val="2"/>
+          <w:numId w:val="5"/>
+        </w:numPr>
+        <w:rPr>
+          <w:rFonts w:ascii="Abadi" w:hAnsi="Abadi"/>
+        </w:rPr>
+      </w:pPr>
+      <w:r>
+        <w:rPr>
+          <w:rFonts w:ascii="Abadi" w:hAnsi="Abadi"/>
+        </w:rPr>
+        <w:t>Week 1 – Foundations of convolutional neural networks</w:t>
+      </w:r>
+    </w:p>
+    <w:p>
+      <w:pPr>
+        <w:pStyle w:val="ListParagraph"/>
+        <w:numPr>
+          <w:ilvl w:val="3"/>
+          <w:numId w:val="5"/>
+        </w:numPr>
+        <w:rPr>
+          <w:rFonts w:ascii="Abadi" w:hAnsi="Abadi"/>
+        </w:rPr>
+      </w:pPr>
+      <w:r>
+        <w:rPr>
+          <w:rFonts w:ascii="Abadi" w:hAnsi="Abadi"/>
+        </w:rPr>
+        <w:t>Computer vision</w:t>
+      </w:r>
+    </w:p>
+    <w:p>
+      <w:pPr>
+        <w:pStyle w:val="ListParagraph"/>
+        <w:numPr>
+          <w:ilvl w:val="3"/>
+          <w:numId w:val="5"/>
+        </w:numPr>
+        <w:rPr>
+          <w:rFonts w:ascii="Abadi" w:hAnsi="Abadi"/>
+        </w:rPr>
+      </w:pPr>
+      <w:r>
+        <w:rPr>
+          <w:rFonts w:ascii="Abadi" w:hAnsi="Abadi"/>
+        </w:rPr>
+        <w:t>Edge detection example</w:t>
+      </w:r>
+    </w:p>
+    <w:p>
+      <w:pPr>
+        <w:pStyle w:val="ListParagraph"/>
+        <w:numPr>
+          <w:ilvl w:val="3"/>
+          <w:numId w:val="5"/>
+        </w:numPr>
+        <w:rPr>
+          <w:rFonts w:ascii="Abadi" w:hAnsi="Abadi"/>
+        </w:rPr>
+      </w:pPr>
+      <w:r>
+        <w:rPr>
+          <w:rFonts w:ascii="Abadi" w:hAnsi="Abadi"/>
+        </w:rPr>
+        <w:t>More edge detection</w:t>
+      </w:r>
+    </w:p>
+    <w:p>
+      <w:pPr>
+        <w:pStyle w:val="ListParagraph"/>
+        <w:numPr>
+          <w:ilvl w:val="3"/>
+          <w:numId w:val="5"/>
+        </w:numPr>
+        <w:rPr>
+          <w:rFonts w:ascii="Abadi" w:hAnsi="Abadi"/>
+        </w:rPr>
+      </w:pPr>
+      <w:r>
+        <w:rPr>
+          <w:rFonts w:ascii="Abadi" w:hAnsi="Abadi"/>
+        </w:rPr>
+        <w:t>Padding</w:t>
+      </w:r>
+    </w:p>
+    <w:p>
+      <w:pPr>
+        <w:pStyle w:val="ListParagraph"/>
+        <w:numPr>
+          <w:ilvl w:val="3"/>
+          <w:numId w:val="5"/>
+        </w:numPr>
+        <w:rPr>
+          <w:rFonts w:ascii="Abadi" w:hAnsi="Abadi"/>
+        </w:rPr>
+      </w:pPr>
+      <w:proofErr w:type="spellStart"/>
+      <w:r>
+        <w:rPr>
+          <w:rFonts w:ascii="Abadi" w:hAnsi="Abadi"/>
+        </w:rPr>
+        <w:t>Strided</w:t>
+      </w:r>
+      <w:proofErr w:type="spellEnd"/>
+      <w:r>
+        <w:rPr>
+          <w:rFonts w:ascii="Abadi" w:hAnsi="Abadi"/>
+        </w:rPr>
+        <w:t xml:space="preserve"> convolutions</w:t>
+      </w:r>
+    </w:p>
+    <w:p>
+      <w:pPr>
+        <w:pStyle w:val="ListParagraph"/>
+        <w:numPr>
+          <w:ilvl w:val="3"/>
+          <w:numId w:val="5"/>
+        </w:numPr>
+        <w:rPr>
+          <w:rFonts w:ascii="Abadi" w:hAnsi="Abadi"/>
+        </w:rPr>
+      </w:pPr>
+      <w:r>
+        <w:rPr>
+          <w:rFonts w:ascii="Abadi" w:hAnsi="Abadi"/>
+        </w:rPr>
+        <w:t>Convolutions over volume</w:t>
+      </w:r>
+    </w:p>
+    <w:p>
+      <w:pPr>
+        <w:pStyle w:val="ListParagraph"/>
+        <w:numPr>
+          <w:ilvl w:val="3"/>
+          <w:numId w:val="5"/>
+        </w:numPr>
+        <w:rPr>
+          <w:rFonts w:ascii="Abadi" w:hAnsi="Abadi"/>
+        </w:rPr>
+      </w:pPr>
+      <w:r>
+        <w:rPr>
+          <w:rFonts w:ascii="Abadi" w:hAnsi="Abadi"/>
+        </w:rPr>
+        <w:t>One layer of a convolutional network</w:t>
+      </w:r>
+    </w:p>
+    <w:p>
+      <w:pPr>
+        <w:pStyle w:val="ListParagraph"/>
+        <w:numPr>
+          <w:ilvl w:val="3"/>
+          <w:numId w:val="5"/>
+        </w:numPr>
+        <w:rPr>
+          <w:rFonts w:ascii="Abadi" w:hAnsi="Abadi"/>
+        </w:rPr>
+      </w:pPr>
+      <w:r>
+        <w:rPr>
+          <w:rFonts w:ascii="Abadi" w:hAnsi="Abadi"/>
+        </w:rPr>
+        <w:t>Simple convolutional network example</w:t>
+      </w:r>
+    </w:p>
+    <w:p>
+      <w:pPr>
+        <w:pStyle w:val="ListParagraph"/>
+        <w:numPr>
+          <w:ilvl w:val="3"/>
+          <w:numId w:val="5"/>
+        </w:numPr>
+        <w:rPr>
+          <w:rFonts w:ascii="Abadi" w:hAnsi="Abadi"/>
+        </w:rPr>
+      </w:pPr>
+      <w:r>
+        <w:rPr>
+          <w:rFonts w:ascii="Abadi" w:hAnsi="Abadi"/>
+        </w:rPr>
+        <w:t>Pooling layers</w:t>
+      </w:r>
+    </w:p>
+    <w:p>
+      <w:pPr>
+        <w:pStyle w:val="ListParagraph"/>
+        <w:numPr>
+          <w:ilvl w:val="3"/>
+          <w:numId w:val="5"/>
+        </w:numPr>
+        <w:rPr>
+          <w:rFonts w:ascii="Abadi" w:hAnsi="Abadi"/>
+        </w:rPr>
+      </w:pPr>
+      <w:r>
+        <w:rPr>
+          <w:rFonts w:ascii="Abadi" w:hAnsi="Abadi"/>
+        </w:rPr>
+        <w:t>CNN example</w:t>
+      </w:r>
+    </w:p>
+    <w:p>
+      <w:pPr>
+        <w:pStyle w:val="ListParagraph"/>
+        <w:numPr>
+          <w:ilvl w:val="3"/>
+          <w:numId w:val="5"/>
+        </w:numPr>
+        <w:rPr>
+          <w:rFonts w:ascii="Abadi" w:hAnsi="Abadi"/>
+        </w:rPr>
+      </w:pPr>
+      <w:r>
+        <w:rPr>
+          <w:rFonts w:ascii="Abadi" w:hAnsi="Abadi"/>
+        </w:rPr>
+        <w:t>Why convolutions?</w:t>
+      </w:r>
+    </w:p>
+    <w:p>
+      <w:pPr>
+        <w:pStyle w:val="ListParagraph"/>
+        <w:numPr>
+          <w:ilvl w:val="3"/>
+          <w:numId w:val="5"/>
+        </w:numPr>
+        <w:rPr>
+          <w:rFonts w:ascii="Abadi" w:hAnsi="Abadi"/>
+        </w:rPr>
+      </w:pPr>
+      <w:r>
+        <w:rPr>
+          <w:rFonts w:ascii="Abadi" w:hAnsi="Abadi"/>
+        </w:rPr>
+        <w:t>Yann LeCun interview</w:t>
+      </w:r>
+    </w:p>
+    <w:p>
+      <w:pPr>
+        <w:pStyle w:val="ListParagraph"/>
+        <w:numPr>
+          <w:ilvl w:val="3"/>
+          <w:numId w:val="5"/>
+        </w:numPr>
+        <w:rPr>
+          <w:rFonts w:ascii="Abadi" w:hAnsi="Abadi"/>
+        </w:rPr>
+      </w:pPr>
+      <w:r>
+        <w:rPr>
+          <w:rFonts w:ascii="Abadi" w:hAnsi="Abadi"/>
+        </w:rPr>
+        <w:t xml:space="preserve">Assignment: The basics of </w:t>
+      </w:r>
+      <w:proofErr w:type="spellStart"/>
+      <w:r>
+        <w:rPr>
+          <w:rFonts w:ascii="Abadi" w:hAnsi="Abadi"/>
+        </w:rPr>
+        <w:t>ConvNets</w:t>
+      </w:r>
+      <w:proofErr w:type="spellEnd"/>
+    </w:p>
+    <w:p>
+      <w:pPr>
+        <w:pStyle w:val="ListParagraph"/>
+        <w:numPr>
+          <w:ilvl w:val="3"/>
+          <w:numId w:val="5"/>
+        </w:numPr>
+        <w:rPr>
+          <w:rFonts w:ascii="Abadi" w:hAnsi="Abadi"/>
+        </w:rPr>
+      </w:pPr>
+      <w:r>
+        <w:rPr>
+          <w:rFonts w:ascii="Abadi" w:hAnsi="Abadi"/>
+        </w:rPr>
+        <w:t>Lab: Convolutional model step by step</w:t>
+      </w:r>
+    </w:p>
+    <w:p>
+      <w:pPr>
+        <w:pStyle w:val="ListParagraph"/>
+        <w:numPr>
+          <w:ilvl w:val="3"/>
+          <w:numId w:val="5"/>
+        </w:numPr>
+        <w:rPr>
+          <w:rFonts w:ascii="Abadi" w:hAnsi="Abadi"/>
+        </w:rPr>
+      </w:pPr>
+      <w:r>
+        <w:rPr>
+          <w:rFonts w:ascii="Abadi" w:hAnsi="Abadi"/>
+        </w:rPr>
+        <w:t>Lab: Convolution model application</w:t>
+      </w:r>
+    </w:p>
+    <w:p>
+      <w:pPr>
+        <w:pStyle w:val="ListParagraph"/>
+        <w:numPr>
+          <w:ilvl w:val="2"/>
+          <w:numId w:val="5"/>
+        </w:numPr>
+        <w:rPr>
+          <w:rFonts w:ascii="Abadi" w:hAnsi="Abadi"/>
+        </w:rPr>
+      </w:pPr>
+      <w:r>
+        <w:rPr>
+          <w:rFonts w:ascii="Abadi" w:hAnsi="Abadi"/>
+        </w:rPr>
+        <w:t>Week 2 – Deep convolutional models: case studies</w:t>
+      </w:r>
+    </w:p>
+    <w:p>
+      <w:pPr>
+        <w:pStyle w:val="ListParagraph"/>
+        <w:numPr>
+          <w:ilvl w:val="3"/>
+          <w:numId w:val="5"/>
+        </w:numPr>
+        <w:rPr>
+          <w:rFonts w:ascii="Abadi" w:hAnsi="Abadi"/>
+        </w:rPr>
+      </w:pPr>
+      <w:r>
+        <w:rPr>
+          <w:rFonts w:ascii="Abadi" w:hAnsi="Abadi"/>
+        </w:rPr>
+        <w:t>Why look at case studies?</w:t>
+      </w:r>
+    </w:p>
+    <w:p>
+      <w:pPr>
+        <w:pStyle w:val="ListParagraph"/>
+        <w:numPr>
+          <w:ilvl w:val="3"/>
+          <w:numId w:val="5"/>
+        </w:numPr>
+        <w:rPr>
+          <w:rFonts w:ascii="Abadi" w:hAnsi="Abadi"/>
+        </w:rPr>
+      </w:pPr>
+      <w:r>
+        <w:rPr>
+          <w:rFonts w:ascii="Abadi" w:hAnsi="Abadi"/>
+        </w:rPr>
+        <w:t>Classic networks</w:t>
+      </w:r>
+    </w:p>
+    <w:p>
+      <w:pPr>
+        <w:pStyle w:val="ListParagraph"/>
+        <w:numPr>
+          <w:ilvl w:val="3"/>
+          <w:numId w:val="5"/>
+        </w:numPr>
+        <w:rPr>
+          <w:rFonts w:ascii="Abadi" w:hAnsi="Abadi"/>
+        </w:rPr>
+      </w:pPr>
+      <w:proofErr w:type="spellStart"/>
+      <w:r>
+        <w:rPr>
+          <w:rFonts w:ascii="Abadi" w:hAnsi="Abadi"/>
+        </w:rPr>
+        <w:t>ResNets</w:t>
+      </w:r>
+      <w:proofErr w:type="spellEnd"/>
+    </w:p>
+    <w:p>
+      <w:pPr>
+        <w:pStyle w:val="ListParagraph"/>
+        <w:numPr>
+          <w:ilvl w:val="3"/>
+          <w:numId w:val="5"/>
+        </w:numPr>
+        <w:rPr>
+          <w:rFonts w:ascii="Abadi" w:hAnsi="Abadi"/>
+        </w:rPr>
+      </w:pPr>
+      <w:r>
+        <w:rPr>
+          <w:rFonts w:ascii="Abadi" w:hAnsi="Abadi"/>
+        </w:rPr>
+        <w:t xml:space="preserve">Why </w:t>
+      </w:r>
+      <w:proofErr w:type="spellStart"/>
+      <w:r>
+        <w:rPr>
+          <w:rFonts w:ascii="Abadi" w:hAnsi="Abadi"/>
+        </w:rPr>
+        <w:t>ResNets</w:t>
+      </w:r>
+      <w:proofErr w:type="spellEnd"/>
+      <w:r>
+        <w:rPr>
+          <w:rFonts w:ascii="Abadi" w:hAnsi="Abadi"/>
+        </w:rPr>
+        <w:t xml:space="preserve"> work?</w:t>
+      </w:r>
+    </w:p>
+    <w:p>
+      <w:pPr>
+        <w:pStyle w:val="ListParagraph"/>
+        <w:numPr>
+          <w:ilvl w:val="3"/>
+          <w:numId w:val="5"/>
+        </w:numPr>
+        <w:rPr>
+          <w:rFonts w:ascii="Abadi" w:hAnsi="Abadi"/>
+        </w:rPr>
+      </w:pPr>
+      <w:r>
+        <w:rPr>
+          <w:rFonts w:ascii="Abadi" w:hAnsi="Abadi"/>
+        </w:rPr>
+        <w:t>Networks in networks and 1x1 convolutions</w:t>
+      </w:r>
+    </w:p>
+    <w:p>
+      <w:pPr>
+        <w:pStyle w:val="ListParagraph"/>
+        <w:numPr>
+          <w:ilvl w:val="3"/>
+          <w:numId w:val="5"/>
+        </w:numPr>
+        <w:rPr>
+          <w:rFonts w:ascii="Abadi" w:hAnsi="Abadi"/>
+        </w:rPr>
+      </w:pPr>
+      <w:r>
+        <w:rPr>
+          <w:rFonts w:ascii="Abadi" w:hAnsi="Abadi"/>
+        </w:rPr>
+        <w:t>Inception network motivation</w:t>
+      </w:r>
+    </w:p>
+    <w:p>
+      <w:pPr>
+        <w:pStyle w:val="ListParagraph"/>
+        <w:numPr>
+          <w:ilvl w:val="3"/>
+          <w:numId w:val="5"/>
+        </w:numPr>
+        <w:rPr>
+          <w:rFonts w:ascii="Abadi" w:hAnsi="Abadi"/>
+        </w:rPr>
+      </w:pPr>
+      <w:r>
+        <w:rPr>
+          <w:rFonts w:ascii="Abadi" w:hAnsi="Abadi"/>
+        </w:rPr>
+        <w:t>Inception network</w:t>
+      </w:r>
+    </w:p>
+    <w:p>
+      <w:pPr>
+        <w:pStyle w:val="ListParagraph"/>
+        <w:numPr>
+          <w:ilvl w:val="3"/>
+          <w:numId w:val="5"/>
+        </w:numPr>
+        <w:rPr>
+          <w:rFonts w:ascii="Abadi" w:hAnsi="Abadi"/>
+        </w:rPr>
+      </w:pPr>
+      <w:proofErr w:type="spellStart"/>
+      <w:r>
+        <w:rPr>
+          <w:rFonts w:ascii="Abadi" w:hAnsi="Abadi"/>
+        </w:rPr>
+        <w:t>MobileNet</w:t>
+      </w:r>
+      <w:proofErr w:type="spellEnd"/>
+    </w:p>
+    <w:p>
+      <w:pPr>
+        <w:pStyle w:val="ListParagraph"/>
+        <w:numPr>
+          <w:ilvl w:val="3"/>
+          <w:numId w:val="5"/>
+        </w:numPr>
+        <w:rPr>
+          <w:rFonts w:ascii="Abadi" w:hAnsi="Abadi"/>
+        </w:rPr>
+      </w:pPr>
+      <w:proofErr w:type="spellStart"/>
+      <w:r>
+        <w:rPr>
+          <w:rFonts w:ascii="Abadi" w:hAnsi="Abadi"/>
+        </w:rPr>
+        <w:t>MobileNet</w:t>
+      </w:r>
+      <w:proofErr w:type="spellEnd"/>
+      <w:r>
+        <w:rPr>
+          <w:rFonts w:ascii="Abadi" w:hAnsi="Abadi"/>
+        </w:rPr>
+        <w:t xml:space="preserve"> architecture</w:t>
+      </w:r>
+    </w:p>
+    <w:p>
+      <w:pPr>
+        <w:pStyle w:val="ListParagraph"/>
+        <w:numPr>
+          <w:ilvl w:val="3"/>
+          <w:numId w:val="5"/>
+        </w:numPr>
+        <w:rPr>
+          <w:rFonts w:ascii="Abadi" w:hAnsi="Abadi"/>
+        </w:rPr>
+      </w:pPr>
+      <w:proofErr w:type="spellStart"/>
+      <w:r>
+        <w:rPr>
+          <w:rFonts w:ascii="Abadi" w:hAnsi="Abadi"/>
+        </w:rPr>
+        <w:t>EfficientNet</w:t>
+      </w:r>
+      <w:proofErr w:type="spellEnd"/>
+    </w:p>
+    <w:p>
+      <w:pPr>
+        <w:pStyle w:val="ListParagraph"/>
+        <w:numPr>
+          <w:ilvl w:val="3"/>
+          <w:numId w:val="5"/>
+        </w:numPr>
+        <w:rPr>
+          <w:rFonts w:ascii="Abadi" w:hAnsi="Abadi"/>
+        </w:rPr>
+      </w:pPr>
+      <w:r>
+        <w:rPr>
+          <w:rFonts w:ascii="Abadi" w:hAnsi="Abadi"/>
+        </w:rPr>
+        <w:lastRenderedPageBreak/>
+        <w:t>Using open-source implementation</w:t>
+      </w:r>
+    </w:p>
+    <w:p>
+      <w:pPr>
+        <w:pStyle w:val="ListParagraph"/>
+        <w:numPr>
+          <w:ilvl w:val="3"/>
+          <w:numId w:val="5"/>
+        </w:numPr>
+        <w:rPr>
+          <w:rFonts w:ascii="Abadi" w:hAnsi="Abadi"/>
+        </w:rPr>
+      </w:pPr>
+      <w:r>
+        <w:rPr>
+          <w:rFonts w:ascii="Abadi" w:hAnsi="Abadi"/>
+        </w:rPr>
+        <w:t>Transfer learning</w:t>
+      </w:r>
+    </w:p>
+    <w:p>
+      <w:pPr>
+        <w:pStyle w:val="ListParagraph"/>
+        <w:numPr>
+          <w:ilvl w:val="3"/>
+          <w:numId w:val="5"/>
+        </w:numPr>
+        <w:rPr>
+          <w:rFonts w:ascii="Abadi" w:hAnsi="Abadi"/>
+        </w:rPr>
+      </w:pPr>
+      <w:r>
+        <w:rPr>
+          <w:rFonts w:ascii="Abadi" w:hAnsi="Abadi"/>
+        </w:rPr>
+        <w:t>Data augmentation</w:t>
+      </w:r>
+    </w:p>
+    <w:p>
+      <w:pPr>
+        <w:pStyle w:val="ListParagraph"/>
+        <w:numPr>
+          <w:ilvl w:val="3"/>
+          <w:numId w:val="5"/>
+        </w:numPr>
+        <w:rPr>
+          <w:rFonts w:ascii="Abadi" w:hAnsi="Abadi"/>
+        </w:rPr>
+      </w:pPr>
+      <w:r>
+        <w:rPr>
+          <w:rFonts w:ascii="Abadi" w:hAnsi="Abadi"/>
+        </w:rPr>
+        <w:t>State of computer vision</w:t>
+      </w:r>
+    </w:p>
+    <w:p>
+      <w:pPr>
+        <w:pStyle w:val="ListParagraph"/>
+        <w:numPr>
+          <w:ilvl w:val="3"/>
+          <w:numId w:val="5"/>
+        </w:numPr>
+        <w:rPr>
+          <w:rFonts w:ascii="Abadi" w:hAnsi="Abadi"/>
+        </w:rPr>
+      </w:pPr>
+      <w:r>
+        <w:rPr>
+          <w:rFonts w:ascii="Abadi" w:hAnsi="Abadi"/>
+        </w:rPr>
+        <w:t>Assignment: Deep convolutional models</w:t>
+      </w:r>
+    </w:p>
+    <w:p>
+      <w:pPr>
+        <w:pStyle w:val="ListParagraph"/>
+        <w:numPr>
+          <w:ilvl w:val="3"/>
+          <w:numId w:val="5"/>
+        </w:numPr>
+        <w:rPr>
+          <w:rFonts w:ascii="Abadi" w:hAnsi="Abadi"/>
+        </w:rPr>
+      </w:pPr>
+      <w:r>
+        <w:rPr>
+          <w:rFonts w:ascii="Abadi" w:hAnsi="Abadi"/>
+        </w:rPr>
+        <w:t>Lab: Residual networks</w:t>
+      </w:r>
+    </w:p>
+    <w:p>
+      <w:pPr>
+        <w:pStyle w:val="ListParagraph"/>
+        <w:numPr>
+          <w:ilvl w:val="3"/>
+          <w:numId w:val="5"/>
+        </w:numPr>
+        <w:rPr>
+          <w:rFonts w:ascii="Abadi" w:hAnsi="Abadi"/>
+        </w:rPr>
+      </w:pPr>
+      <w:r>
+        <w:rPr>
+          <w:rFonts w:ascii="Abadi" w:hAnsi="Abadi"/>
+        </w:rPr>
+        <w:t xml:space="preserve">Lab: Transfer learning with </w:t>
+      </w:r>
+      <w:proofErr w:type="spellStart"/>
+      <w:r>
+        <w:rPr>
+          <w:rFonts w:ascii="Abadi" w:hAnsi="Abadi"/>
+        </w:rPr>
+        <w:t>MobileNet</w:t>
+      </w:r>
+      <w:proofErr w:type="spellEnd"/>
+    </w:p>
+    <w:p>
+      <w:pPr>
+        <w:pStyle w:val="ListParagraph"/>
+        <w:numPr>
+          <w:ilvl w:val="2"/>
+          <w:numId w:val="5"/>
+        </w:numPr>
+        <w:rPr>
+          <w:rFonts w:ascii="Abadi" w:hAnsi="Abadi"/>
+        </w:rPr>
+      </w:pPr>
+      <w:r>
+        <w:rPr>
+          <w:rFonts w:ascii="Abadi" w:hAnsi="Abadi"/>
+        </w:rPr>
+        <w:t>Week 3 – Object detection</w:t>
+      </w:r>
+    </w:p>
+    <w:p>
+      <w:pPr>
+        <w:pStyle w:val="ListParagraph"/>
+        <w:numPr>
+          <w:ilvl w:val="3"/>
+          <w:numId w:val="5"/>
+        </w:numPr>
+        <w:rPr>
+          <w:rFonts w:ascii="Abadi" w:hAnsi="Abadi"/>
+        </w:rPr>
+      </w:pPr>
+      <w:r>
+        <w:rPr>
+          <w:rFonts w:ascii="Abadi" w:hAnsi="Abadi"/>
+        </w:rPr>
+        <w:t>Object localization</w:t>
+      </w:r>
+    </w:p>
+    <w:p>
+      <w:pPr>
+        <w:pStyle w:val="ListParagraph"/>
+        <w:numPr>
+          <w:ilvl w:val="3"/>
+          <w:numId w:val="5"/>
+        </w:numPr>
+        <w:rPr>
+          <w:rFonts w:ascii="Abadi" w:hAnsi="Abadi"/>
+        </w:rPr>
+      </w:pPr>
+      <w:r>
+        <w:rPr>
+          <w:rFonts w:ascii="Abadi" w:hAnsi="Abadi"/>
+        </w:rPr>
+        <w:t>Landmark detection</w:t>
+      </w:r>
+    </w:p>
+    <w:p>
+      <w:pPr>
+        <w:pStyle w:val="ListParagraph"/>
+        <w:numPr>
+          <w:ilvl w:val="3"/>
+          <w:numId w:val="5"/>
+        </w:numPr>
+        <w:rPr>
+          <w:rFonts w:ascii="Abadi" w:hAnsi="Abadi"/>
+        </w:rPr>
+      </w:pPr>
+      <w:r>
+        <w:rPr>
+          <w:rFonts w:ascii="Abadi" w:hAnsi="Abadi"/>
+        </w:rPr>
+        <w:t>Object detection</w:t>
+      </w:r>
+    </w:p>
+    <w:p>
+      <w:pPr>
+        <w:pStyle w:val="ListParagraph"/>
+        <w:numPr>
+          <w:ilvl w:val="3"/>
+          <w:numId w:val="5"/>
+        </w:numPr>
+        <w:rPr>
+          <w:rFonts w:ascii="Abadi" w:hAnsi="Abadi"/>
+        </w:rPr>
+      </w:pPr>
+      <w:r>
+        <w:rPr>
+          <w:rFonts w:ascii="Abadi" w:hAnsi="Abadi"/>
+        </w:rPr>
+        <w:t>Convolutional implementation of sliding windows</w:t>
+      </w:r>
+    </w:p>
+    <w:p>
+      <w:pPr>
+        <w:pStyle w:val="ListParagraph"/>
+        <w:numPr>
+          <w:ilvl w:val="3"/>
+          <w:numId w:val="5"/>
+        </w:numPr>
+        <w:rPr>
+          <w:rFonts w:ascii="Abadi" w:hAnsi="Abadi"/>
+        </w:rPr>
+      </w:pPr>
+      <w:r>
+        <w:rPr>
+          <w:rFonts w:ascii="Abadi" w:hAnsi="Abadi"/>
+        </w:rPr>
+        <w:t>Bounding box predictions</w:t>
+      </w:r>
+    </w:p>
+    <w:p>
+      <w:pPr>
+        <w:pStyle w:val="ListParagraph"/>
+        <w:numPr>
+          <w:ilvl w:val="3"/>
+          <w:numId w:val="5"/>
+        </w:numPr>
+        <w:rPr>
+          <w:rFonts w:ascii="Abadi" w:hAnsi="Abadi"/>
+        </w:rPr>
+      </w:pPr>
+      <w:r>
+        <w:rPr>
+          <w:rFonts w:ascii="Abadi" w:hAnsi="Abadi"/>
+        </w:rPr>
+        <w:t>Intersection over union</w:t>
+      </w:r>
+    </w:p>
+    <w:p>
+      <w:pPr>
+        <w:pStyle w:val="ListParagraph"/>
+        <w:numPr>
+          <w:ilvl w:val="3"/>
+          <w:numId w:val="5"/>
+        </w:numPr>
+        <w:rPr>
+          <w:rFonts w:ascii="Abadi" w:hAnsi="Abadi"/>
+        </w:rPr>
+      </w:pPr>
+      <w:r>
+        <w:rPr>
+          <w:rFonts w:ascii="Abadi" w:hAnsi="Abadi"/>
+        </w:rPr>
+        <w:t>Non-max suppression</w:t>
+      </w:r>
+    </w:p>
+    <w:p>
+      <w:pPr>
+        <w:pStyle w:val="ListParagraph"/>
+        <w:numPr>
+          <w:ilvl w:val="3"/>
+          <w:numId w:val="5"/>
+        </w:numPr>
+        <w:rPr>
+          <w:rFonts w:ascii="Abadi" w:hAnsi="Abadi"/>
+        </w:rPr>
+      </w:pPr>
+      <w:r>
+        <w:rPr>
+          <w:rFonts w:ascii="Abadi" w:hAnsi="Abadi"/>
+        </w:rPr>
+        <w:t>Anchor boxes</w:t>
+      </w:r>
+    </w:p>
+    <w:p>
+      <w:pPr>
+        <w:pStyle w:val="ListParagraph"/>
+        <w:numPr>
+          <w:ilvl w:val="3"/>
+          <w:numId w:val="5"/>
+        </w:numPr>
+        <w:rPr>
+          <w:rFonts w:ascii="Abadi" w:hAnsi="Abadi"/>
+        </w:rPr>
+      </w:pPr>
+      <w:r>
+        <w:rPr>
+          <w:rFonts w:ascii="Abadi" w:hAnsi="Abadi"/>
+        </w:rPr>
+        <w:t>YOLO algorithm</w:t>
+      </w:r>
+    </w:p>
+    <w:p>
+      <w:pPr>
+        <w:pStyle w:val="ListParagraph"/>
+        <w:numPr>
+          <w:ilvl w:val="3"/>
+          <w:numId w:val="5"/>
+        </w:numPr>
+        <w:rPr>
+          <w:rFonts w:ascii="Abadi" w:hAnsi="Abadi"/>
+        </w:rPr>
+      </w:pPr>
+      <w:r>
+        <w:rPr>
+          <w:rFonts w:ascii="Abadi" w:hAnsi="Abadi"/>
+        </w:rPr>
+        <w:t>Region proposals (optional)</w:t>
+      </w:r>
+    </w:p>
+    <w:p>
+      <w:pPr>
+        <w:pStyle w:val="ListParagraph"/>
+        <w:numPr>
+          <w:ilvl w:val="3"/>
+          <w:numId w:val="5"/>
+        </w:numPr>
+        <w:rPr>
+          <w:rFonts w:ascii="Abadi" w:hAnsi="Abadi"/>
+        </w:rPr>
+      </w:pPr>
+      <w:r>
+        <w:rPr>
+          <w:rFonts w:ascii="Abadi" w:hAnsi="Abadi"/>
+        </w:rPr>
+        <w:t>Semantic segmentation with U-Net</w:t>
+      </w:r>
+    </w:p>
+    <w:p>
+      <w:pPr>
+        <w:pStyle w:val="ListParagraph"/>
+        <w:numPr>
+          <w:ilvl w:val="3"/>
+          <w:numId w:val="5"/>
+        </w:numPr>
+        <w:rPr>
+          <w:rFonts w:ascii="Abadi" w:hAnsi="Abadi"/>
+        </w:rPr>
+      </w:pPr>
+      <w:r>
+        <w:rPr>
+          <w:rFonts w:ascii="Abadi" w:hAnsi="Abadi"/>
+        </w:rPr>
+        <w:t>Transpose convolutions</w:t>
+      </w:r>
+    </w:p>
+    <w:p>
+      <w:pPr>
+        <w:pStyle w:val="ListParagraph"/>
+        <w:numPr>
+          <w:ilvl w:val="3"/>
+          <w:numId w:val="5"/>
+        </w:numPr>
+        <w:rPr>
+          <w:rFonts w:ascii="Abadi" w:hAnsi="Abadi"/>
+        </w:rPr>
+      </w:pPr>
+      <w:r>
+        <w:rPr>
+          <w:rFonts w:ascii="Abadi" w:hAnsi="Abadi"/>
+        </w:rPr>
+        <w:t>U-Net architecture intuition</w:t>
+      </w:r>
+    </w:p>
+    <w:p>
+      <w:pPr>
+        <w:pStyle w:val="ListParagraph"/>
+        <w:numPr>
+          <w:ilvl w:val="3"/>
+          <w:numId w:val="5"/>
+        </w:numPr>
+        <w:rPr>
+          <w:rFonts w:ascii="Abadi" w:hAnsi="Abadi"/>
+        </w:rPr>
+      </w:pPr>
+      <w:r>
+        <w:rPr>
+          <w:rFonts w:ascii="Abadi" w:hAnsi="Abadi"/>
+        </w:rPr>
+        <w:t>U-Net architecture</w:t>
+      </w:r>
+    </w:p>
+    <w:p>
+      <w:pPr>
+        <w:pStyle w:val="ListParagraph"/>
+        <w:numPr>
+          <w:ilvl w:val="3"/>
+          <w:numId w:val="5"/>
+        </w:numPr>
+        <w:rPr>
+          <w:rFonts w:ascii="Abadi" w:hAnsi="Abadi"/>
+        </w:rPr>
+      </w:pPr>
+      <w:r>
+        <w:rPr>
+          <w:rFonts w:ascii="Abadi" w:hAnsi="Abadi"/>
+        </w:rPr>
+        <w:t>Assignment: Detection algorithms</w:t>
+      </w:r>
+    </w:p>
+    <w:p>
+      <w:pPr>
+        <w:pStyle w:val="ListParagraph"/>
+        <w:numPr>
+          <w:ilvl w:val="3"/>
+          <w:numId w:val="5"/>
+        </w:numPr>
+        <w:rPr>
+          <w:rFonts w:ascii="Abadi" w:hAnsi="Abadi"/>
+        </w:rPr>
+      </w:pPr>
+      <w:r>
+        <w:rPr>
+          <w:rFonts w:ascii="Abadi" w:hAnsi="Abadi"/>
+        </w:rPr>
+        <w:t>Lab: Car detection with YOLO</w:t>
+      </w:r>
+    </w:p>
+    <w:p>
+      <w:pPr>
+        <w:pStyle w:val="ListParagraph"/>
+        <w:numPr>
+          <w:ilvl w:val="3"/>
+          <w:numId w:val="5"/>
+        </w:numPr>
+        <w:rPr>
+          <w:rFonts w:ascii="Abadi" w:hAnsi="Abadi"/>
+        </w:rPr>
+      </w:pPr>
+      <w:r>
+        <w:rPr>
+          <w:rFonts w:ascii="Abadi" w:hAnsi="Abadi"/>
+        </w:rPr>
+        <w:t>Lab: Image segmentation with U-Net</w:t>
+      </w:r>
+    </w:p>
+    <w:p>
+      <w:pPr>
+        <w:pStyle w:val="ListParagraph"/>
+        <w:numPr>
+          <w:ilvl w:val="2"/>
+          <w:numId w:val="5"/>
+        </w:numPr>
+        <w:rPr>
+          <w:rFonts w:ascii="Abadi" w:hAnsi="Abadi"/>
+        </w:rPr>
+      </w:pPr>
+      <w:r>
+        <w:rPr>
+          <w:rFonts w:ascii="Abadi" w:hAnsi="Abadi"/>
+        </w:rPr>
+        <w:t>Week 4 – Special applications: face recognition &amp; neural style transfer</w:t>
+      </w:r>
+    </w:p>
+    <w:p>
+      <w:pPr>
+        <w:pStyle w:val="ListParagraph"/>
+        <w:numPr>
+          <w:ilvl w:val="3"/>
+          <w:numId w:val="5"/>
+        </w:numPr>
+        <w:rPr>
+          <w:rFonts w:ascii="Abadi" w:hAnsi="Abadi"/>
+        </w:rPr>
+      </w:pPr>
+      <w:r>
+        <w:rPr>
+          <w:rFonts w:ascii="Abadi" w:hAnsi="Abadi"/>
+        </w:rPr>
+        <w:t>What is face recognition?</w:t>
+      </w:r>
+    </w:p>
+    <w:p>
+      <w:pPr>
+        <w:pStyle w:val="ListParagraph"/>
+        <w:numPr>
+          <w:ilvl w:val="3"/>
+          <w:numId w:val="5"/>
+        </w:numPr>
+        <w:rPr>
+          <w:rFonts w:ascii="Abadi" w:hAnsi="Abadi"/>
+        </w:rPr>
+      </w:pPr>
+      <w:r>
+        <w:rPr>
+          <w:rFonts w:ascii="Abadi" w:hAnsi="Abadi"/>
+        </w:rPr>
+        <w:t>One shot learning</w:t>
+      </w:r>
+    </w:p>
+    <w:p>
+      <w:pPr>
+        <w:pStyle w:val="ListParagraph"/>
+        <w:numPr>
+          <w:ilvl w:val="3"/>
+          <w:numId w:val="5"/>
+        </w:numPr>
+        <w:rPr>
+          <w:rFonts w:ascii="Abadi" w:hAnsi="Abadi"/>
+        </w:rPr>
+      </w:pPr>
+      <w:r>
+        <w:rPr>
+          <w:rFonts w:ascii="Abadi" w:hAnsi="Abadi"/>
+        </w:rPr>
+        <w:t>Siamese network</w:t>
+      </w:r>
+    </w:p>
+    <w:p>
+      <w:pPr>
+        <w:pStyle w:val="ListParagraph"/>
+        <w:numPr>
+          <w:ilvl w:val="3"/>
+          <w:numId w:val="5"/>
+        </w:numPr>
+        <w:rPr>
+          <w:rFonts w:ascii="Abadi" w:hAnsi="Abadi"/>
+        </w:rPr>
+      </w:pPr>
+      <w:r>
+        <w:rPr>
+          <w:rFonts w:ascii="Abadi" w:hAnsi="Abadi"/>
+        </w:rPr>
+        <w:t>Triplet loss</w:t>
+      </w:r>
+    </w:p>
+    <w:p>
+      <w:pPr>
+        <w:pStyle w:val="ListParagraph"/>
+        <w:numPr>
+          <w:ilvl w:val="3"/>
+          <w:numId w:val="5"/>
+        </w:numPr>
+        <w:rPr>
+          <w:rFonts w:ascii="Abadi" w:hAnsi="Abadi"/>
+        </w:rPr>
+      </w:pPr>
+      <w:r>
+        <w:rPr>
+          <w:rFonts w:ascii="Abadi" w:hAnsi="Abadi"/>
+        </w:rPr>
+        <w:t>Face verification and binary classification</w:t>
+      </w:r>
+    </w:p>
+    <w:p>
+      <w:pPr>
+        <w:pStyle w:val="ListParagraph"/>
+        <w:numPr>
+          <w:ilvl w:val="3"/>
+          <w:numId w:val="5"/>
+        </w:numPr>
+        <w:rPr>
+          <w:rFonts w:ascii="Abadi" w:hAnsi="Abadi"/>
+        </w:rPr>
+      </w:pPr>
+      <w:r>
+        <w:rPr>
+          <w:rFonts w:ascii="Abadi" w:hAnsi="Abadi"/>
+        </w:rPr>
+        <w:t>What is neural style transfer?</w:t>
+      </w:r>
+    </w:p>
+    <w:p>
+      <w:pPr>
+        <w:pStyle w:val="ListParagraph"/>
+        <w:numPr>
+          <w:ilvl w:val="3"/>
+          <w:numId w:val="5"/>
+        </w:numPr>
+        <w:rPr>
+          <w:rFonts w:ascii="Abadi" w:hAnsi="Abadi"/>
+        </w:rPr>
+      </w:pPr>
+      <w:r>
+        <w:rPr>
+          <w:rFonts w:ascii="Abadi" w:hAnsi="Abadi"/>
+        </w:rPr>
+        <w:t xml:space="preserve">What are deep </w:t>
+      </w:r>
+      <w:proofErr w:type="spellStart"/>
+      <w:r>
+        <w:rPr>
+          <w:rFonts w:ascii="Abadi" w:hAnsi="Abadi"/>
+        </w:rPr>
+        <w:t>ConvNets</w:t>
+      </w:r>
+      <w:proofErr w:type="spellEnd"/>
+      <w:r>
+        <w:rPr>
+          <w:rFonts w:ascii="Abadi" w:hAnsi="Abadi"/>
+        </w:rPr>
+        <w:t xml:space="preserve"> learning?</w:t>
+      </w:r>
+    </w:p>
+    <w:p>
+      <w:pPr>
+        <w:pStyle w:val="ListParagraph"/>
+        <w:numPr>
+          <w:ilvl w:val="3"/>
+          <w:numId w:val="5"/>
+        </w:numPr>
+        <w:rPr>
+          <w:rFonts w:ascii="Abadi" w:hAnsi="Abadi"/>
+        </w:rPr>
+      </w:pPr>
+      <w:r>
+        <w:rPr>
+          <w:rFonts w:ascii="Abadi" w:hAnsi="Abadi"/>
+        </w:rPr>
+        <w:t>Cost function</w:t>
+      </w:r>
+    </w:p>
+    <w:p>
+      <w:pPr>
+        <w:pStyle w:val="ListParagraph"/>
+        <w:numPr>
+          <w:ilvl w:val="3"/>
+          <w:numId w:val="5"/>
+        </w:numPr>
+        <w:rPr>
+          <w:rFonts w:ascii="Abadi" w:hAnsi="Abadi"/>
+        </w:rPr>
+      </w:pPr>
+      <w:r>
+        <w:rPr>
+          <w:rFonts w:ascii="Abadi" w:hAnsi="Abadi"/>
+        </w:rPr>
+        <w:t>Content cost function</w:t>
+      </w:r>
+    </w:p>
+    <w:p>
+      <w:pPr>
+        <w:pStyle w:val="ListParagraph"/>
+        <w:numPr>
+          <w:ilvl w:val="3"/>
+          <w:numId w:val="5"/>
+        </w:numPr>
+        <w:rPr>
+          <w:rFonts w:ascii="Abadi" w:hAnsi="Abadi"/>
+        </w:rPr>
+      </w:pPr>
+      <w:r>
+        <w:rPr>
+          <w:rFonts w:ascii="Abadi" w:hAnsi="Abadi"/>
+        </w:rPr>
+        <w:t>Style cost function</w:t>
+      </w:r>
+    </w:p>
+    <w:p>
+      <w:pPr>
+        <w:pStyle w:val="ListParagraph"/>
+        <w:numPr>
+          <w:ilvl w:val="3"/>
+          <w:numId w:val="5"/>
+        </w:numPr>
+        <w:rPr>
+          <w:rFonts w:ascii="Abadi" w:hAnsi="Abadi"/>
+        </w:rPr>
+      </w:pPr>
+      <w:r>
+        <w:rPr>
+          <w:rFonts w:ascii="Abadi" w:hAnsi="Abadi"/>
+        </w:rPr>
+        <w:t>1D and 3D generalizations</w:t>
+      </w:r>
+    </w:p>
+    <w:p>
+      <w:pPr>
+        <w:pStyle w:val="ListParagraph"/>
+        <w:numPr>
+          <w:ilvl w:val="3"/>
+          <w:numId w:val="5"/>
+        </w:numPr>
+        <w:rPr>
+          <w:rFonts w:ascii="Abadi" w:hAnsi="Abadi"/>
+        </w:rPr>
+      </w:pPr>
+      <w:r>
+        <w:rPr>
+          <w:rFonts w:ascii="Abadi" w:hAnsi="Abadi"/>
+        </w:rPr>
+        <w:t>Assignment: Special applications: face recognition &amp; neural style transfer</w:t>
+      </w:r>
+    </w:p>
+    <w:p>
+      <w:pPr>
+        <w:pStyle w:val="ListParagraph"/>
+        <w:numPr>
+          <w:ilvl w:val="3"/>
+          <w:numId w:val="5"/>
+        </w:numPr>
+        <w:rPr>
+          <w:rFonts w:ascii="Abadi" w:hAnsi="Abadi"/>
+        </w:rPr>
+      </w:pPr>
+      <w:r>
+        <w:rPr>
+          <w:rFonts w:ascii="Abadi" w:hAnsi="Abadi"/>
+        </w:rPr>
+        <w:t>Lab: Face recognition</w:t>
+      </w:r>
+    </w:p>
+    <w:p>
+      <w:pPr>
+        <w:pStyle w:val="ListParagraph"/>
+        <w:numPr>
+          <w:ilvl w:val="3"/>
+          <w:numId w:val="5"/>
+        </w:numPr>
+        <w:rPr>
+          <w:rFonts w:ascii="Abadi" w:hAnsi="Abadi"/>
+        </w:rPr>
+      </w:pPr>
+      <w:r>
+        <w:rPr>
+          <w:rFonts w:ascii="Abadi" w:hAnsi="Abadi"/>
+        </w:rPr>
+        <w:t>Lab: Art generation with neural style transfer</w:t>
+      </w:r>
+    </w:p>
+    <w:p>
+      <w:pPr>
+        <w:pStyle w:val="ListParagraph"/>
+        <w:numPr>
+          <w:ilvl w:val="1"/>
+          <w:numId w:val="5"/>
+        </w:numPr>
+        <w:rPr>
+          <w:rFonts w:ascii="Abadi" w:hAnsi="Abadi"/>
+        </w:rPr>
+      </w:pPr>
+      <w:r>
+        <w:rPr>
+          <w:rFonts w:ascii="Abadi" w:hAnsi="Abadi"/>
+        </w:rPr>
+        <w:t>Sequence Models</w:t>
+      </w:r>
+    </w:p>
+    <w:p>
+      <w:pPr>
+        <w:pStyle w:val="ListParagraph"/>
+        <w:numPr>
+          <w:ilvl w:val="2"/>
+          <w:numId w:val="5"/>
+        </w:numPr>
+        <w:rPr>
+          <w:rFonts w:ascii="Abadi" w:hAnsi="Abadi"/>
+        </w:rPr>
+      </w:pPr>
+      <w:r>
+        <w:rPr>
+          <w:rFonts w:ascii="Abadi" w:hAnsi="Abadi"/>
+        </w:rPr>
+        <w:t>Week 1 – Recurrent neural networks</w:t>
+      </w:r>
+    </w:p>
+    <w:p>
+      <w:pPr>
+        <w:pStyle w:val="ListParagraph"/>
+        <w:numPr>
+          <w:ilvl w:val="3"/>
+          <w:numId w:val="5"/>
+        </w:numPr>
+        <w:rPr>
+          <w:rFonts w:ascii="Abadi" w:hAnsi="Abadi"/>
+        </w:rPr>
+      </w:pPr>
+      <w:r>
+        <w:rPr>
+          <w:rFonts w:ascii="Abadi" w:hAnsi="Abadi"/>
+        </w:rPr>
+        <w:t>Why sequence models?</w:t>
+      </w:r>
+    </w:p>
+    <w:p>
+      <w:pPr>
+        <w:pStyle w:val="ListParagraph"/>
+        <w:numPr>
+          <w:ilvl w:val="3"/>
+          <w:numId w:val="5"/>
+        </w:numPr>
+        <w:rPr>
+          <w:rFonts w:ascii="Abadi" w:hAnsi="Abadi"/>
+        </w:rPr>
+      </w:pPr>
+      <w:r>
+        <w:rPr>
+          <w:rFonts w:ascii="Abadi" w:hAnsi="Abadi"/>
+        </w:rPr>
+        <w:t>Notation</w:t>
+      </w:r>
+    </w:p>
+    <w:p>
+      <w:pPr>
+        <w:pStyle w:val="ListParagraph"/>
+        <w:numPr>
+          <w:ilvl w:val="3"/>
+          <w:numId w:val="5"/>
+        </w:numPr>
+        <w:rPr>
+          <w:rFonts w:ascii="Abadi" w:hAnsi="Abadi"/>
+        </w:rPr>
+      </w:pPr>
+      <w:r>
+        <w:rPr>
+          <w:rFonts w:ascii="Abadi" w:hAnsi="Abadi"/>
+        </w:rPr>
+        <w:t>Recurrent neural network model</w:t>
+      </w:r>
+    </w:p>
+    <w:p>
+      <w:pPr>
+        <w:pStyle w:val="ListParagraph"/>
+        <w:numPr>
+          <w:ilvl w:val="3"/>
+          <w:numId w:val="5"/>
+        </w:numPr>
+        <w:rPr>
+          <w:rFonts w:ascii="Abadi" w:hAnsi="Abadi"/>
+        </w:rPr>
+      </w:pPr>
+      <w:r>
+        <w:rPr>
+          <w:rFonts w:ascii="Abadi" w:hAnsi="Abadi"/>
+        </w:rPr>
+        <w:lastRenderedPageBreak/>
+        <w:t>Backpropagation through time</w:t>
+      </w:r>
+    </w:p>
+    <w:p>
+      <w:pPr>
+        <w:pStyle w:val="ListParagraph"/>
+        <w:numPr>
+          <w:ilvl w:val="3"/>
+          <w:numId w:val="5"/>
+        </w:numPr>
+        <w:rPr>
+          <w:rFonts w:ascii="Abadi" w:hAnsi="Abadi"/>
+        </w:rPr>
+      </w:pPr>
+      <w:r>
+        <w:rPr>
+          <w:rFonts w:ascii="Abadi" w:hAnsi="Abadi"/>
+        </w:rPr>
+        <w:t>Different types of RNNs</w:t>
+      </w:r>
+    </w:p>
+    <w:p>
+      <w:pPr>
+        <w:pStyle w:val="ListParagraph"/>
+        <w:numPr>
+          <w:ilvl w:val="3"/>
+          <w:numId w:val="5"/>
+        </w:numPr>
+        <w:rPr>
+          <w:rFonts w:ascii="Abadi" w:hAnsi="Abadi"/>
+        </w:rPr>
+      </w:pPr>
+      <w:r>
+        <w:rPr>
+          <w:rFonts w:ascii="Abadi" w:hAnsi="Abadi"/>
+        </w:rPr>
+        <w:t>Language model and sequence generation</w:t>
+      </w:r>
+    </w:p>
+    <w:p>
+      <w:pPr>
+        <w:pStyle w:val="ListParagraph"/>
+        <w:numPr>
+          <w:ilvl w:val="3"/>
+          <w:numId w:val="5"/>
+        </w:numPr>
+        <w:rPr>
+          <w:rFonts w:ascii="Abadi" w:hAnsi="Abadi"/>
+        </w:rPr>
+      </w:pPr>
+      <w:r>
+        <w:rPr>
+          <w:rFonts w:ascii="Abadi" w:hAnsi="Abadi"/>
+        </w:rPr>
+        <w:t>Sampling novel sequences</w:t>
+      </w:r>
+    </w:p>
+    <w:p>
+      <w:pPr>
+        <w:pStyle w:val="ListParagraph"/>
+        <w:numPr>
+          <w:ilvl w:val="3"/>
+          <w:numId w:val="5"/>
+        </w:numPr>
+        <w:rPr>
+          <w:rFonts w:ascii="Abadi" w:hAnsi="Abadi"/>
+        </w:rPr>
+      </w:pPr>
+      <w:r>
+        <w:rPr>
+          <w:rFonts w:ascii="Abadi" w:hAnsi="Abadi"/>
+        </w:rPr>
+        <w:t>Vanishing gradients with RNNs</w:t>
+      </w:r>
+    </w:p>
+    <w:p>
+      <w:pPr>
+        <w:pStyle w:val="ListParagraph"/>
+        <w:numPr>
+          <w:ilvl w:val="3"/>
+          <w:numId w:val="5"/>
+        </w:numPr>
+        <w:rPr>
+          <w:rFonts w:ascii="Abadi" w:hAnsi="Abadi"/>
+        </w:rPr>
+      </w:pPr>
+      <w:r>
+        <w:rPr>
+          <w:rFonts w:ascii="Abadi" w:hAnsi="Abadi"/>
+        </w:rPr>
+        <w:t>Gated recurrent unit (GRU)</w:t>
+      </w:r>
+    </w:p>
+    <w:p>
+      <w:pPr>
+        <w:pStyle w:val="ListParagraph"/>
+        <w:numPr>
+          <w:ilvl w:val="3"/>
+          <w:numId w:val="5"/>
+        </w:numPr>
+        <w:rPr>
+          <w:rFonts w:ascii="Abadi" w:hAnsi="Abadi"/>
+        </w:rPr>
+      </w:pPr>
+      <w:r>
+        <w:rPr>
+          <w:rFonts w:ascii="Abadi" w:hAnsi="Abadi"/>
+        </w:rPr>
+        <w:t xml:space="preserve">Long </w:t>
+      </w:r>
+      <w:proofErr w:type="gramStart"/>
+      <w:r>
+        <w:rPr>
+          <w:rFonts w:ascii="Abadi" w:hAnsi="Abadi"/>
+        </w:rPr>
+        <w:t>short term</w:t>
+      </w:r>
+      <w:proofErr w:type="gramEnd"/>
+      <w:r>
+        <w:rPr>
+          <w:rFonts w:ascii="Abadi" w:hAnsi="Abadi"/>
+        </w:rPr>
+        <w:t xml:space="preserve"> memory (LSTM)</w:t>
+      </w:r>
+    </w:p>
+    <w:p>
+      <w:pPr>
+        <w:pStyle w:val="ListParagraph"/>
+        <w:numPr>
+          <w:ilvl w:val="3"/>
+          <w:numId w:val="5"/>
+        </w:numPr>
+        <w:rPr>
+          <w:rFonts w:ascii="Abadi" w:hAnsi="Abadi"/>
+        </w:rPr>
+      </w:pPr>
+      <w:r>
+        <w:rPr>
+          <w:rFonts w:ascii="Abadi" w:hAnsi="Abadi"/>
+        </w:rPr>
+        <w:t>Bidirectional RNN</w:t>
+      </w:r>
+    </w:p>
+    <w:p>
+      <w:pPr>
+        <w:pStyle w:val="ListParagraph"/>
+        <w:numPr>
+          <w:ilvl w:val="3"/>
+          <w:numId w:val="5"/>
+        </w:numPr>
+        <w:rPr>
+          <w:rFonts w:ascii="Abadi" w:hAnsi="Abadi"/>
+        </w:rPr>
+      </w:pPr>
+      <w:r>
+        <w:rPr>
+          <w:rFonts w:ascii="Abadi" w:hAnsi="Abadi"/>
+        </w:rPr>
+        <w:t>Deep RNNs</w:t>
+      </w:r>
+    </w:p>
+    <w:p>
+      <w:pPr>
+        <w:pStyle w:val="ListParagraph"/>
+        <w:numPr>
+          <w:ilvl w:val="3"/>
+          <w:numId w:val="5"/>
+        </w:numPr>
+        <w:rPr>
+          <w:rFonts w:ascii="Abadi" w:hAnsi="Abadi"/>
+        </w:rPr>
+      </w:pPr>
+      <w:r>
+        <w:rPr>
+          <w:rFonts w:ascii="Abadi" w:hAnsi="Abadi"/>
+        </w:rPr>
+        <w:t>Assignment: Recurrent neural networks</w:t>
+      </w:r>
+    </w:p>
+    <w:p>
+      <w:pPr>
+        <w:pStyle w:val="ListParagraph"/>
+        <w:numPr>
+          <w:ilvl w:val="3"/>
+          <w:numId w:val="5"/>
+        </w:numPr>
+        <w:rPr>
+          <w:rFonts w:ascii="Abadi" w:hAnsi="Abadi"/>
+        </w:rPr>
+      </w:pPr>
+      <w:r>
+        <w:rPr>
+          <w:rFonts w:ascii="Abadi" w:hAnsi="Abadi"/>
+        </w:rPr>
+        <w:t>Lab: Building your recurrent neural network step by step</w:t>
+      </w:r>
+    </w:p>
+    <w:p>
+      <w:pPr>
+        <w:pStyle w:val="ListParagraph"/>
+        <w:numPr>
+          <w:ilvl w:val="3"/>
+          <w:numId w:val="5"/>
+        </w:numPr>
+        <w:rPr>
+          <w:rFonts w:ascii="Abadi" w:hAnsi="Abadi"/>
+        </w:rPr>
+      </w:pPr>
+      <w:r>
+        <w:rPr>
+          <w:rFonts w:ascii="Abadi" w:hAnsi="Abadi"/>
+        </w:rPr>
+        <w:t xml:space="preserve">Lab: Dinosaur island character-level language </w:t>
+      </w:r>
+      <w:proofErr w:type="spellStart"/>
+      <w:r>
+        <w:rPr>
+          <w:rFonts w:ascii="Abadi" w:hAnsi="Abadi"/>
+        </w:rPr>
+        <w:t>modeling</w:t>
+      </w:r>
+      <w:proofErr w:type="spellEnd"/>
+    </w:p>
+    <w:p>
+      <w:pPr>
+        <w:pStyle w:val="ListParagraph"/>
+        <w:numPr>
+          <w:ilvl w:val="3"/>
+          <w:numId w:val="5"/>
+        </w:numPr>
+        <w:rPr>
+          <w:rFonts w:ascii="Abadi" w:hAnsi="Abadi"/>
+        </w:rPr>
+      </w:pPr>
+      <w:r>
+        <w:rPr>
+          <w:rFonts w:ascii="Abadi" w:hAnsi="Abadi"/>
+        </w:rPr>
+        <w:t>Lab: Jazz improvisation with LSTM</w:t>
+      </w:r>
+    </w:p>
+    <w:p>
+      <w:pPr>
+        <w:pStyle w:val="ListParagraph"/>
+        <w:numPr>
+          <w:ilvl w:val="2"/>
+          <w:numId w:val="5"/>
+        </w:numPr>
+        <w:rPr>
+          <w:rFonts w:ascii="Abadi" w:hAnsi="Abadi"/>
+        </w:rPr>
+      </w:pPr>
+      <w:r>
+        <w:rPr>
+          <w:rFonts w:ascii="Abadi" w:hAnsi="Abadi"/>
+        </w:rPr>
+        <w:t>Week 2 – Natural language processing &amp; word embeddings</w:t>
+      </w:r>
+    </w:p>
+    <w:p>
+      <w:pPr>
+        <w:pStyle w:val="ListParagraph"/>
+        <w:numPr>
+          <w:ilvl w:val="3"/>
+          <w:numId w:val="5"/>
+        </w:numPr>
+        <w:rPr>
+          <w:rFonts w:ascii="Abadi" w:hAnsi="Abadi"/>
+        </w:rPr>
+      </w:pPr>
+      <w:r>
+        <w:rPr>
+          <w:rFonts w:ascii="Abadi" w:hAnsi="Abadi"/>
+        </w:rPr>
+        <w:t>Word representation</w:t>
+      </w:r>
+    </w:p>
+    <w:p>
+      <w:pPr>
+        <w:pStyle w:val="ListParagraph"/>
+        <w:numPr>
+          <w:ilvl w:val="3"/>
+          <w:numId w:val="5"/>
+        </w:numPr>
+        <w:rPr>
+          <w:rFonts w:ascii="Abadi" w:hAnsi="Abadi"/>
+        </w:rPr>
+      </w:pPr>
+      <w:r>
+        <w:rPr>
+          <w:rFonts w:ascii="Abadi" w:hAnsi="Abadi"/>
+        </w:rPr>
+        <w:t>Using word embeddings</w:t>
+      </w:r>
+    </w:p>
+    <w:p>
+      <w:pPr>
+        <w:pStyle w:val="ListParagraph"/>
+        <w:numPr>
+          <w:ilvl w:val="3"/>
+          <w:numId w:val="5"/>
+        </w:numPr>
+        <w:rPr>
+          <w:rFonts w:ascii="Abadi" w:hAnsi="Abadi"/>
+        </w:rPr>
+      </w:pPr>
+      <w:r>
+        <w:rPr>
+          <w:rFonts w:ascii="Abadi" w:hAnsi="Abadi"/>
+        </w:rPr>
+        <w:t>Properties of word embeddings</w:t>
+      </w:r>
+    </w:p>
+    <w:p>
+      <w:pPr>
+        <w:pStyle w:val="ListParagraph"/>
+        <w:numPr>
+          <w:ilvl w:val="3"/>
+          <w:numId w:val="5"/>
+        </w:numPr>
+        <w:rPr>
+          <w:rFonts w:ascii="Abadi" w:hAnsi="Abadi"/>
+        </w:rPr>
+      </w:pPr>
+      <w:r>
+        <w:rPr>
+          <w:rFonts w:ascii="Abadi" w:hAnsi="Abadi"/>
+        </w:rPr>
+        <w:t>Embedding matrix</w:t>
+      </w:r>
+    </w:p>
+    <w:p>
+      <w:pPr>
+        <w:pStyle w:val="ListParagraph"/>
+        <w:numPr>
+          <w:ilvl w:val="3"/>
+          <w:numId w:val="5"/>
+        </w:numPr>
+        <w:rPr>
+          <w:rFonts w:ascii="Abadi" w:hAnsi="Abadi"/>
+        </w:rPr>
+      </w:pPr>
+      <w:r>
+        <w:rPr>
+          <w:rFonts w:ascii="Abadi" w:hAnsi="Abadi"/>
+        </w:rPr>
+        <w:t>Learning word embeddings</w:t>
+      </w:r>
+    </w:p>
+    <w:p>
+      <w:pPr>
+        <w:pStyle w:val="ListParagraph"/>
+        <w:numPr>
+          <w:ilvl w:val="3"/>
+          <w:numId w:val="5"/>
+        </w:numPr>
+        <w:rPr>
+          <w:rFonts w:ascii="Abadi" w:hAnsi="Abadi"/>
+        </w:rPr>
+      </w:pPr>
+      <w:r>
+        <w:rPr>
+          <w:rFonts w:ascii="Abadi" w:hAnsi="Abadi"/>
+        </w:rPr>
+        <w:t>Word2Vec</w:t>
+      </w:r>
+    </w:p>
+    <w:p>
+      <w:pPr>
+        <w:pStyle w:val="ListParagraph"/>
+        <w:numPr>
+          <w:ilvl w:val="3"/>
+          <w:numId w:val="5"/>
+        </w:numPr>
+        <w:rPr>
+          <w:rFonts w:ascii="Abadi" w:hAnsi="Abadi"/>
+        </w:rPr>
+      </w:pPr>
+      <w:r>
+        <w:rPr>
+          <w:rFonts w:ascii="Abadi" w:hAnsi="Abadi"/>
+        </w:rPr>
+        <w:t>Negative sampling</w:t>
+      </w:r>
+    </w:p>
+    <w:p>
+      <w:pPr>
+        <w:pStyle w:val="ListParagraph"/>
+        <w:numPr>
+          <w:ilvl w:val="3"/>
+          <w:numId w:val="5"/>
+        </w:numPr>
+        <w:rPr>
+          <w:rFonts w:ascii="Abadi" w:hAnsi="Abadi"/>
+        </w:rPr>
+      </w:pPr>
+      <w:proofErr w:type="spellStart"/>
+      <w:r>
+        <w:rPr>
+          <w:rFonts w:ascii="Abadi" w:hAnsi="Abadi"/>
+        </w:rPr>
+        <w:t>GloVe</w:t>
+      </w:r>
+      <w:proofErr w:type="spellEnd"/>
+      <w:r>
+        <w:rPr>
+          <w:rFonts w:ascii="Abadi" w:hAnsi="Abadi"/>
+        </w:rPr>
+        <w:t xml:space="preserve"> word vectors</w:t>
+      </w:r>
+    </w:p>
+    <w:p>
+      <w:pPr>
+        <w:pStyle w:val="ListParagraph"/>
+        <w:numPr>
+          <w:ilvl w:val="3"/>
+          <w:numId w:val="5"/>
+        </w:numPr>
+        <w:rPr>
+          <w:rFonts w:ascii="Abadi" w:hAnsi="Abadi"/>
+        </w:rPr>
+      </w:pPr>
+      <w:r>
+        <w:rPr>
+          <w:rFonts w:ascii="Abadi" w:hAnsi="Abadi"/>
+        </w:rPr>
+        <w:t>Sentiment classification</w:t>
+      </w:r>
+    </w:p>
+    <w:p>
+      <w:pPr>
+        <w:pStyle w:val="ListParagraph"/>
+        <w:numPr>
+          <w:ilvl w:val="3"/>
+          <w:numId w:val="5"/>
+        </w:numPr>
+        <w:rPr>
+          <w:rFonts w:ascii="Abadi" w:hAnsi="Abadi"/>
+        </w:rPr>
+      </w:pPr>
+      <w:r>
+        <w:rPr>
+          <w:rFonts w:ascii="Abadi" w:hAnsi="Abadi"/>
+        </w:rPr>
+        <w:t>Debiasing word embeddings</w:t>
+      </w:r>
+    </w:p>
+    <w:p>
+      <w:pPr>
+        <w:pStyle w:val="ListParagraph"/>
+        <w:numPr>
+          <w:ilvl w:val="3"/>
+          <w:numId w:val="5"/>
+        </w:numPr>
+        <w:rPr>
+          <w:rFonts w:ascii="Abadi" w:hAnsi="Abadi"/>
+        </w:rPr>
+      </w:pPr>
+      <w:r>
+        <w:rPr>
+          <w:rFonts w:ascii="Abadi" w:hAnsi="Abadi"/>
+        </w:rPr>
+        <w:t>Assignment: Natural language processing &amp; word embeddings</w:t>
+      </w:r>
+    </w:p>
+    <w:p>
+      <w:pPr>
+        <w:pStyle w:val="ListParagraph"/>
+        <w:numPr>
+          <w:ilvl w:val="3"/>
+          <w:numId w:val="5"/>
+        </w:numPr>
+        <w:rPr>
+          <w:rFonts w:ascii="Abadi" w:hAnsi="Abadi"/>
+        </w:rPr>
+      </w:pPr>
+      <w:r>
+        <w:rPr>
+          <w:rFonts w:ascii="Abadi" w:hAnsi="Abadi"/>
+        </w:rPr>
+        <w:t>Lab: Operations on word vectors debiasing</w:t>
+      </w:r>
+    </w:p>
+    <w:p>
+      <w:pPr>
+        <w:pStyle w:val="ListParagraph"/>
+        <w:numPr>
+          <w:ilvl w:val="3"/>
+          <w:numId w:val="5"/>
+        </w:numPr>
+        <w:rPr>
+          <w:rFonts w:ascii="Abadi" w:hAnsi="Abadi"/>
+        </w:rPr>
+      </w:pPr>
+      <w:r>
+        <w:rPr>
+          <w:rFonts w:ascii="Abadi" w:hAnsi="Abadi"/>
+        </w:rPr>
+        <w:t xml:space="preserve">Lab: </w:t>
+      </w:r>
+      <w:proofErr w:type="spellStart"/>
+      <w:r>
+        <w:rPr>
+          <w:rFonts w:ascii="Abadi" w:hAnsi="Abadi"/>
+        </w:rPr>
+        <w:t>Emojify</w:t>
+      </w:r>
+      <w:proofErr w:type="spellEnd"/>
+    </w:p>
+    <w:p>
+      <w:pPr>
+        <w:pStyle w:val="ListParagraph"/>
+        <w:numPr>
+          <w:ilvl w:val="2"/>
+          <w:numId w:val="5"/>
+        </w:numPr>
+        <w:rPr>
+          <w:rFonts w:ascii="Abadi" w:hAnsi="Abadi"/>
+        </w:rPr>
+      </w:pPr>
+      <w:r>
+        <w:rPr>
+          <w:rFonts w:ascii="Abadi" w:hAnsi="Abadi"/>
+        </w:rPr>
+        <w:t>Week 3 – Sequence models &amp; attention mechanism</w:t>
+      </w:r>
+    </w:p>
+    <w:p>
+      <w:pPr>
+        <w:pStyle w:val="ListParagraph"/>
+        <w:numPr>
+          <w:ilvl w:val="3"/>
+          <w:numId w:val="5"/>
+        </w:numPr>
+        <w:rPr>
+          <w:rFonts w:ascii="Abadi" w:hAnsi="Abadi"/>
+        </w:rPr>
+      </w:pPr>
+      <w:r>
+        <w:rPr>
+          <w:rFonts w:ascii="Abadi" w:hAnsi="Abadi"/>
+        </w:rPr>
+        <w:t>Basic models</w:t>
+      </w:r>
+    </w:p>
+    <w:p>
+      <w:pPr>
+        <w:pStyle w:val="ListParagraph"/>
+        <w:numPr>
+          <w:ilvl w:val="3"/>
+          <w:numId w:val="5"/>
+        </w:numPr>
+        <w:rPr>
+          <w:rFonts w:ascii="Abadi" w:hAnsi="Abadi"/>
+        </w:rPr>
+      </w:pPr>
+      <w:r>
+        <w:rPr>
+          <w:rFonts w:ascii="Abadi" w:hAnsi="Abadi"/>
+        </w:rPr>
+        <w:t>Picking the most likely sentence</w:t>
+      </w:r>
+    </w:p>
+    <w:p>
+      <w:pPr>
+        <w:pStyle w:val="ListParagraph"/>
+        <w:numPr>
+          <w:ilvl w:val="3"/>
+          <w:numId w:val="5"/>
+        </w:numPr>
+        <w:rPr>
+          <w:rFonts w:ascii="Abadi" w:hAnsi="Abadi"/>
+        </w:rPr>
+      </w:pPr>
+      <w:r>
+        <w:rPr>
+          <w:rFonts w:ascii="Abadi" w:hAnsi="Abadi"/>
+        </w:rPr>
+        <w:t>Beam search</w:t>
+      </w:r>
+    </w:p>
+    <w:p>
+      <w:pPr>
+        <w:pStyle w:val="ListParagraph"/>
+        <w:numPr>
+          <w:ilvl w:val="3"/>
+          <w:numId w:val="5"/>
+        </w:numPr>
+        <w:rPr>
+          <w:rFonts w:ascii="Abadi" w:hAnsi="Abadi"/>
+        </w:rPr>
+      </w:pPr>
+      <w:r>
+        <w:rPr>
+          <w:rFonts w:ascii="Abadi" w:hAnsi="Abadi"/>
+        </w:rPr>
+        <w:t>Refinements to beam search</w:t>
+      </w:r>
+    </w:p>
+    <w:p>
+      <w:pPr>
+        <w:pStyle w:val="ListParagraph"/>
+        <w:numPr>
+          <w:ilvl w:val="3"/>
+          <w:numId w:val="5"/>
+        </w:numPr>
+        <w:rPr>
+          <w:rFonts w:ascii="Abadi" w:hAnsi="Abadi"/>
+        </w:rPr>
+      </w:pPr>
+      <w:r>
+        <w:rPr>
+          <w:rFonts w:ascii="Abadi" w:hAnsi="Abadi"/>
+        </w:rPr>
+        <w:t>Error analysis in beam search</w:t>
+      </w:r>
+    </w:p>
+    <w:p>
+      <w:pPr>
+        <w:pStyle w:val="ListParagraph"/>
+        <w:numPr>
+          <w:ilvl w:val="3"/>
+          <w:numId w:val="5"/>
+        </w:numPr>
+        <w:rPr>
+          <w:rFonts w:ascii="Abadi" w:hAnsi="Abadi"/>
+        </w:rPr>
+      </w:pPr>
+      <w:r>
+        <w:rPr>
+          <w:rFonts w:ascii="Abadi" w:hAnsi="Abadi"/>
+        </w:rPr>
+        <w:t>Bleu score (optional)</w:t>
+      </w:r>
+    </w:p>
+    <w:p>
+      <w:pPr>
+        <w:pStyle w:val="ListParagraph"/>
+        <w:numPr>
+          <w:ilvl w:val="3"/>
+          <w:numId w:val="5"/>
+        </w:numPr>
+        <w:rPr>
+          <w:rFonts w:ascii="Abadi" w:hAnsi="Abadi"/>
+        </w:rPr>
+      </w:pPr>
+      <w:r>
+        <w:rPr>
+          <w:rFonts w:ascii="Abadi" w:hAnsi="Abadi"/>
+        </w:rPr>
+        <w:t>Attention model intuition</w:t>
+      </w:r>
+    </w:p>
+    <w:p>
+      <w:pPr>
+        <w:pStyle w:val="ListParagraph"/>
+        <w:numPr>
+          <w:ilvl w:val="3"/>
+          <w:numId w:val="5"/>
+        </w:numPr>
+        <w:rPr>
+          <w:rFonts w:ascii="Abadi" w:hAnsi="Abadi"/>
+        </w:rPr>
+      </w:pPr>
+      <w:r>
+        <w:rPr>
+          <w:rFonts w:ascii="Abadi" w:hAnsi="Abadi"/>
+        </w:rPr>
+        <w:t>Attention model</w:t>
+      </w:r>
+    </w:p>
+    <w:p>
+      <w:pPr>
+        <w:pStyle w:val="ListParagraph"/>
+        <w:numPr>
+          <w:ilvl w:val="3"/>
+          <w:numId w:val="5"/>
+        </w:numPr>
+        <w:rPr>
+          <w:rFonts w:ascii="Abadi" w:hAnsi="Abadi"/>
+        </w:rPr>
+      </w:pPr>
+      <w:r>
+        <w:rPr>
+          <w:rFonts w:ascii="Abadi" w:hAnsi="Abadi"/>
+        </w:rPr>
+        <w:t>Speech recognition</w:t>
+      </w:r>
+    </w:p>
+    <w:p>
+      <w:pPr>
+        <w:pStyle w:val="ListParagraph"/>
+        <w:numPr>
+          <w:ilvl w:val="3"/>
+          <w:numId w:val="5"/>
+        </w:numPr>
+        <w:rPr>
+          <w:rFonts w:ascii="Abadi" w:hAnsi="Abadi"/>
+        </w:rPr>
+      </w:pPr>
+      <w:r>
+        <w:rPr>
+          <w:rFonts w:ascii="Abadi" w:hAnsi="Abadi"/>
+        </w:rPr>
+        <w:t>Trigger word detection</w:t>
+      </w:r>
+    </w:p>
+    <w:p>
+      <w:pPr>
+        <w:pStyle w:val="ListParagraph"/>
+        <w:numPr>
+          <w:ilvl w:val="3"/>
+          <w:numId w:val="5"/>
+        </w:numPr>
+        <w:rPr>
+          <w:rFonts w:ascii="Abadi" w:hAnsi="Abadi"/>
+        </w:rPr>
+      </w:pPr>
+      <w:r>
+        <w:rPr>
+          <w:rFonts w:ascii="Abadi" w:hAnsi="Abadi"/>
+        </w:rPr>
+        <w:t>Assignment: Sequence models &amp; attention mechanism</w:t>
+      </w:r>
+    </w:p>
+    <w:p>
+      <w:pPr>
+        <w:pStyle w:val="ListParagraph"/>
+        <w:numPr>
+          <w:ilvl w:val="3"/>
+          <w:numId w:val="5"/>
+        </w:numPr>
+        <w:rPr>
+          <w:rFonts w:ascii="Abadi" w:hAnsi="Abadi"/>
+        </w:rPr>
+      </w:pPr>
+      <w:r>
+        <w:rPr>
+          <w:rFonts w:ascii="Abadi" w:hAnsi="Abadi"/>
+        </w:rPr>
+        <w:t>Lab: Neural machine translation</w:t>
+      </w:r>
+    </w:p>
+    <w:p>
+      <w:pPr>
+        <w:pStyle w:val="ListParagraph"/>
+        <w:numPr>
+          <w:ilvl w:val="3"/>
+          <w:numId w:val="5"/>
+        </w:numPr>
+        <w:rPr>
+          <w:rFonts w:ascii="Abadi" w:hAnsi="Abadi"/>
+        </w:rPr>
+      </w:pPr>
+      <w:r>
+        <w:rPr>
+          <w:rFonts w:ascii="Abadi" w:hAnsi="Abadi"/>
+        </w:rPr>
+        <w:t>Lab: Trigger word detection</w:t>
+      </w:r>
+    </w:p>
+    <w:p>
+      <w:pPr>
+        <w:pStyle w:val="ListParagraph"/>
+        <w:numPr>
+          <w:ilvl w:val="2"/>
+          <w:numId w:val="5"/>
+        </w:numPr>
+        <w:rPr>
+          <w:rFonts w:ascii="Abadi" w:hAnsi="Abadi"/>
+        </w:rPr>
+      </w:pPr>
+      <w:r>
+        <w:rPr>
+          <w:rFonts w:ascii="Abadi" w:hAnsi="Abadi"/>
+        </w:rPr>
+        <w:t>Week 4 – Transformer network</w:t>
+      </w:r>
+    </w:p>
+    <w:p>
+      <w:pPr>
+        <w:pStyle w:val="ListParagraph"/>
+        <w:numPr>
+          <w:ilvl w:val="3"/>
+          <w:numId w:val="5"/>
+        </w:numPr>
+        <w:rPr>
+          <w:rFonts w:ascii="Abadi" w:hAnsi="Abadi"/>
+        </w:rPr>
+      </w:pPr>
+      <w:r>
+        <w:rPr>
+          <w:rFonts w:ascii="Abadi" w:hAnsi="Abadi"/>
+        </w:rPr>
+        <w:t>Transformer network intuition</w:t>
+      </w:r>
+    </w:p>
+    <w:p>
+      <w:pPr>
+        <w:pStyle w:val="ListParagraph"/>
+        <w:numPr>
+          <w:ilvl w:val="3"/>
+          <w:numId w:val="5"/>
+        </w:numPr>
+        <w:rPr>
+          <w:rFonts w:ascii="Abadi" w:hAnsi="Abadi"/>
+        </w:rPr>
+      </w:pPr>
+      <w:r>
+        <w:rPr>
+          <w:rFonts w:ascii="Abadi" w:hAnsi="Abadi"/>
+        </w:rPr>
+        <w:t>Self-attention</w:t>
+      </w:r>
+    </w:p>
+    <w:p>
+      <w:pPr>
+        <w:pStyle w:val="ListParagraph"/>
+        <w:numPr>
+          <w:ilvl w:val="3"/>
+          <w:numId w:val="5"/>
+        </w:numPr>
+        <w:rPr>
+          <w:rFonts w:ascii="Abadi" w:hAnsi="Abadi"/>
+        </w:rPr>
+      </w:pPr>
+      <w:r>
+        <w:rPr>
+          <w:rFonts w:ascii="Abadi" w:hAnsi="Abadi"/>
+        </w:rPr>
+        <w:t>Multi-head attention</w:t>
+      </w:r>
+    </w:p>
+    <w:p>
+      <w:pPr>
+        <w:pStyle w:val="ListParagraph"/>
+        <w:numPr>
+          <w:ilvl w:val="3"/>
+          <w:numId w:val="5"/>
+        </w:numPr>
+        <w:rPr>
+          <w:rFonts w:ascii="Abadi" w:hAnsi="Abadi"/>
+        </w:rPr>
+      </w:pPr>
+      <w:r>
+        <w:rPr>
+          <w:rFonts w:ascii="Abadi" w:hAnsi="Abadi"/>
+        </w:rPr>
+        <w:t>Transformer network</w:t>
+      </w:r>
+    </w:p>
+    <w:p>
+      <w:pPr>
+        <w:pStyle w:val="ListParagraph"/>
+        <w:numPr>
+          <w:ilvl w:val="3"/>
+          <w:numId w:val="5"/>
+        </w:numPr>
+        <w:rPr>
+          <w:rFonts w:ascii="Abadi" w:hAnsi="Abadi"/>
+        </w:rPr>
+      </w:pPr>
+      <w:r>
+        <w:rPr>
+          <w:rFonts w:ascii="Abadi" w:hAnsi="Abadi"/>
+        </w:rPr>
+        <w:lastRenderedPageBreak/>
+        <w:t>Conclusion and thank you</w:t>
+      </w:r>
+    </w:p>
+    <w:p>
+      <w:pPr>
+        <w:pStyle w:val="ListParagraph"/>
+        <w:numPr>
+          <w:ilvl w:val="3"/>
+          <w:numId w:val="5"/>
+        </w:numPr>
+        <w:rPr>
+          <w:rFonts w:ascii="Abadi" w:hAnsi="Abadi"/>
+        </w:rPr>
+      </w:pPr>
+      <w:r>
+        <w:rPr>
+          <w:rFonts w:ascii="Abadi" w:hAnsi="Abadi"/>
+        </w:rPr>
+        <w:t>Assignment: Transformers</w:t>
+      </w:r>
+    </w:p>
+    <w:p>
+      <w:pPr>
+        <w:pStyle w:val="ListParagraph"/>
+        <w:numPr>
+          <w:ilvl w:val="3"/>
+          <w:numId w:val="5"/>
+        </w:numPr>
+        <w:rPr>
+          <w:rFonts w:ascii="Abadi" w:hAnsi="Abadi"/>
+        </w:rPr>
+      </w:pPr>
+      <w:r>
+        <w:rPr>
+          <w:rFonts w:ascii="Abadi" w:hAnsi="Abadi"/>
+        </w:rPr>
+        <w:t>Lab: Transformers architecture with TensorFlow</w:t>
+      </w:r>
+    </w:p>
+    <w:p>
+      <w:pPr>
+        <w:pStyle w:val="ListParagraph"/>
+        <w:numPr>
+          <w:ilvl w:val="3"/>
+          <w:numId w:val="5"/>
+        </w:numPr>
+        <w:rPr>
+          <w:rFonts w:ascii="Abadi" w:hAnsi="Abadi"/>
+        </w:rPr>
+      </w:pPr>
+      <w:r>
+        <w:rPr>
+          <w:rFonts w:ascii="Abadi" w:hAnsi="Abadi"/>
+        </w:rPr>
+        <w:t>Ungraded lab: Transformer pre-processing</w:t>
+      </w:r>
+    </w:p>
+    <w:p>
+      <w:pPr>
+        <w:pStyle w:val="ListParagraph"/>
+        <w:numPr>
+          <w:ilvl w:val="3"/>
+          <w:numId w:val="5"/>
+        </w:numPr>
+        <w:rPr>
+          <w:rFonts w:ascii="Abadi" w:hAnsi="Abadi"/>
+        </w:rPr>
+      </w:pPr>
+      <w:r>
+        <w:rPr>
+          <w:rFonts w:ascii="Abadi" w:hAnsi="Abadi"/>
+        </w:rPr>
+        <w:t>Ungraded lab: Transformer network application: named-entity recognition</w:t>
+      </w:r>
+    </w:p>
+    <w:p>
+      <w:pPr>
+        <w:pStyle w:val="ListParagraph"/>
+        <w:numPr>
+          <w:ilvl w:val="3"/>
+          <w:numId w:val="5"/>
+        </w:numPr>
+        <w:rPr>
+          <w:rFonts w:ascii="Abadi" w:hAnsi="Abadi"/>
+        </w:rPr>
+      </w:pPr>
+      <w:r>
+        <w:rPr>
+          <w:rFonts w:ascii="Abadi" w:hAnsi="Abadi"/>
+        </w:rPr>
+        <w:t>Ungraded lab: Transformer network application: question answering</w:t>
+      </w:r>
+    </w:p>
+    <w:p>
+      <w:pPr>
+        <w:pStyle w:val="ListParagraph"/>
+        <w:ind w:left="2160"/>
+        <w:rPr>
+          <w:rFonts w:ascii="Abadi" w:hAnsi="Abadi"/>
+        </w:rPr>
+      </w:pPr>
     </w:p>
     <w:p>
       <w:pPr>
@@ -1327,14 +6405,38 @@
         </w:numPr>
         <w:rPr>
           <w:rFonts w:ascii="Abadi" w:hAnsi="Abadi"/>
-        </w:rPr>
-      </w:pPr>
-      <w:r>
-        <w:rPr>
-          <w:rFonts w:ascii="Abadi" w:hAnsi="Abadi"/>
-        </w:rPr>
-        <w:t>Software Engineering</w:t>
-      </w:r>
+          <w:b/>
+          <w:bCs/>
+          <w:i/>
+          <w:iCs/>
+          <w:highlight w:val="yellow"/>
+          <w:u w:val="single"/>
+        </w:rPr>
+      </w:pPr>
+      <w:r>
+        <w:rPr>
+          <w:rFonts w:ascii="Abadi" w:hAnsi="Abadi"/>
+          <w:b/>
+          <w:bCs/>
+          <w:i/>
+          <w:iCs/>
+          <w:highlight w:val="yellow"/>
+          <w:u w:val="single"/>
+        </w:rPr>
+        <w:t>Data Science</w:t>
+      </w:r>
+    </w:p>
+    <w:p>
+      <w:pPr>
+        <w:pStyle w:val="ListParagraph"/>
+        <w:numPr>
+          <w:ilvl w:val="1"/>
+          <w:numId w:val="5"/>
+        </w:numPr>
+        <w:rPr>
+          <w:rFonts w:ascii="Abadi" w:hAnsi="Abadi"/>
+        </w:rPr>
+      </w:pPr>
     </w:p>
     <w:p>
       <w:pPr>
@@ -1351,42 +6453,6 @@
         <w:rPr>
           <w:rFonts w:ascii="Abadi" w:hAnsi="Abadi"/>
         </w:rPr>
-        <w:t>Machine Learning</w:t>
-      </w:r>
-    </w:p>
-    <w:p>
-      <w:pPr>
-        <w:pStyle w:val="ListParagraph"/>
-        <w:numPr>
-          <w:ilvl w:val="0"/>
-          <w:numId w:val="5"/>
-        </w:numPr>
-        <w:rPr>
-          <w:rFonts w:ascii="Abadi" w:hAnsi="Abadi"/>
-        </w:rPr>
-      </w:pPr>
-      <w:r>
-        <w:rPr>
-          <w:rFonts w:ascii="Abadi" w:hAnsi="Abadi"/>
-        </w:rPr>
-        <w:t>Data Science</w:t>
-      </w:r>
-    </w:p>
-    <w:p>
-      <w:pPr>
-        <w:pStyle w:val="ListParagraph"/>
-        <w:numPr>
-          <w:ilvl w:val="0"/>
-          <w:numId w:val="5"/>
-        </w:numPr>
-        <w:rPr>
-          <w:rFonts w:ascii="Abadi" w:hAnsi="Abadi"/>
-        </w:rPr>
-      </w:pPr>
-      <w:r>
-        <w:rPr>
-          <w:rFonts w:ascii="Abadi" w:hAnsi="Abadi"/>
-        </w:rPr>
         <w:t xml:space="preserve">Read </w:t>
       </w:r>
       <w:r>
@@ -1408,7 +6474,13 @@
         <w:t>”</w:t>
       </w:r>
     </w:p>
-    <w:p/>
+    <w:p>
+      <w:pPr>
+        <w:rPr>
+          <w:rFonts w:ascii="Abadi" w:hAnsi="Abadi"/>
+        </w:rPr>
+      </w:pPr>
+    </w:p>
     <w:sectPr>
       <w:pgSz w:w="11906" w:h="16838"/>
       <w:pgMar w:top="1440" w:right="1440" w:bottom="1440" w:left="1440" w:header="708" w:footer="708" w:gutter="0"/>
@@ -1422,6 +6494,1049 @@
 <file path=word/numbering.xml><?xml version="1.0" encoding="utf-8"?>
 <w:numbering xmlns:wpc="http://schemas.microsoft.com/office/word/2010/wordprocessingCanvas" xmlns:cx="http://schemas.microsoft.com/office/drawing/2014/chartex" xmlns:cx1="http://schemas.microsoft.com/office/drawing/2015/9/8/chartex" xmlns:cx2="http://schemas.microsoft.com/office/drawing/2015/10/21/chartex" xmlns:cx3="http://schemas.microsoft.com/office/drawing/2016/5/9/chartex" xmlns:cx4="http://schemas.microsoft.com/office/drawing/2016/5/10/chartex" xmlns:cx5="http://schemas.microsoft.com/office/drawing/2016/5/11/chartex" xmlns:cx6="http://schemas.microsoft.com/office/drawing/2016/5/12/chartex" xmlns:cx7="http://schemas.microsoft.com/office/drawing/2016/5/13/chartex" xmlns:cx8="http://schemas.microsoft.com/office/drawing/2016/5/14/chartex" xmlns:mc="http://schemas.openxmlformats.org/markup-compatibility/2006" xmlns:aink="http://schemas.microsoft.com/office/drawing/2016/ink" xmlns:am3d="http://schemas.microsoft.com/office/drawing/2017/model3d" xmlns:o="urn:schemas-microsoft-com:office:office" xmlns:oel="http://schemas.microsoft.com/office/2019/extlst" xmlns:r="http://schemas.openxmlformats.org/officeDocument/2006/relationships" xmlns:m="http://schemas.openxmlformats.org/officeDocument/2006/math" xmlns:v="urn:schemas-microsoft-com:vml" xmlns:wp14="http://schemas.microsoft.com/office/word/2010/wordprocessingDrawing" xmlns:wp="http://schemas.openxmlformats.org/drawingml/2006/wordprocessingDrawing" xmlns:w10="urn:schemas-microsoft-com:office:word" xmlns:w="http://schemas.openxmlformats.org/wordprocessingml/2006/main" xmlns:w14="http://schemas.microsoft.com/office/word/2010/wordml" xmlns:w15="http://schemas.microsoft.com/office/word/2012/wordml" xmlns:w16cex="http://schemas.microsoft.com/office/word/2018/wordml/cex" xmlns:w16cid="http://schemas.microsoft.com/office/word/2016/wordml/cid" xmlns:w16="http://schemas.microsoft.com/office/word/2018/wordml" xmlns:w16du="http://schemas.microsoft.com/office/word/2023/wordml/word16du" xmlns:w16sdtdh="http://schemas.microsoft.com/office/word/2020/wordml/sdtdatahash" xmlns:w16sdtfl="http://schemas.microsoft.com/office/word/2024/wordml/sdtformatlock" xmlns:w16se="http://schemas.microsoft.com/office/word/2015/wordml/symex" xmlns:wpg="http://schemas.microsoft.com/office/word/2010/wordprocessingGroup" xmlns:wpi="http://schemas.microsoft.com/office/word/2010/wordprocessingInk" xmlns:wne="http://schemas.microsoft.com/office/word/2006/wordml" xmlns:wps="http://schemas.microsoft.com/office/word/2010/wordprocessingShape" mc:Ignorable="w14 w15 w16se w16cid w16 w16cex w16sdtdh w16sdtfl w16du wp14">
   <w:abstractNum w:abstractNumId="0" w15:restartNumberingAfterBreak="0">
+    <w:nsid w:val="005E5613"/>
+    <w:multiLevelType w:val="multilevel"/>
+    <w:tmpl w:val="A7C6CB92"/>
+    <w:lvl w:ilvl="0">
+      <w:start w:val="1"/>
+      <w:numFmt w:val="bullet"/>
+      <w:lvlText w:val=""/>
+      <w:lvlJc w:val="left"/>
+      <w:pPr>
+        <w:tabs>
+          <w:tab w:val="num" w:pos="720"/>
+        </w:tabs>
+        <w:ind w:left="720" w:hanging="360"/>
+      </w:pPr>
+      <w:rPr>
+        <w:rFonts w:ascii="Symbol" w:hAnsi="Symbol" w:hint="default"/>
+        <w:sz w:val="20"/>
+      </w:rPr>
+    </w:lvl>
+    <w:lvl w:ilvl="1" w:tentative="1">
+      <w:start w:val="1"/>
+      <w:numFmt w:val="bullet"/>
+      <w:lvlText w:val="o"/>
+      <w:lvlJc w:val="left"/>
+      <w:pPr>
+        <w:tabs>
+          <w:tab w:val="num" w:pos="1440"/>
+        </w:tabs>
+        <w:ind w:left="1440" w:hanging="360"/>
+      </w:pPr>
+      <w:rPr>
+        <w:rFonts w:ascii="Courier New" w:hAnsi="Courier New" w:hint="default"/>
+        <w:sz w:val="20"/>
+      </w:rPr>
+    </w:lvl>
+    <w:lvl w:ilvl="2" w:tentative="1">
+      <w:start w:val="1"/>
+      <w:numFmt w:val="bullet"/>
+      <w:lvlText w:val=""/>
+      <w:lvlJc w:val="left"/>
+      <w:pPr>
+        <w:tabs>
+          <w:tab w:val="num" w:pos="2160"/>
+        </w:tabs>
+        <w:ind w:left="2160" w:hanging="360"/>
+      </w:pPr>
+      <w:rPr>
+        <w:rFonts w:ascii="Wingdings" w:hAnsi="Wingdings" w:hint="default"/>
+        <w:sz w:val="20"/>
+      </w:rPr>
+    </w:lvl>
+    <w:lvl w:ilvl="3" w:tentative="1">
+      <w:start w:val="1"/>
+      <w:numFmt w:val="bullet"/>
+      <w:lvlText w:val=""/>
+      <w:lvlJc w:val="left"/>
+      <w:pPr>
+        <w:tabs>
+          <w:tab w:val="num" w:pos="2880"/>
+        </w:tabs>
+        <w:ind w:left="2880" w:hanging="360"/>
+      </w:pPr>
+      <w:rPr>
+        <w:rFonts w:ascii="Wingdings" w:hAnsi="Wingdings" w:hint="default"/>
+        <w:sz w:val="20"/>
+      </w:rPr>
+    </w:lvl>
+    <w:lvl w:ilvl="4" w:tentative="1">
+      <w:start w:val="1"/>
+      <w:numFmt w:val="bullet"/>
+      <w:lvlText w:val=""/>
+      <w:lvlJc w:val="left"/>
+      <w:pPr>
+        <w:tabs>
+          <w:tab w:val="num" w:pos="3600"/>
+        </w:tabs>
+        <w:ind w:left="3600" w:hanging="360"/>
+      </w:pPr>
+      <w:rPr>
+        <w:rFonts w:ascii="Wingdings" w:hAnsi="Wingdings" w:hint="default"/>
+        <w:sz w:val="20"/>
+      </w:rPr>
+    </w:lvl>
+    <w:lvl w:ilvl="5" w:tentative="1">
+      <w:start w:val="1"/>
+      <w:numFmt w:val="bullet"/>
+      <w:lvlText w:val=""/>
+      <w:lvlJc w:val="left"/>
+      <w:pPr>
+        <w:tabs>
+          <w:tab w:val="num" w:pos="4320"/>
+        </w:tabs>
+        <w:ind w:left="4320" w:hanging="360"/>
+      </w:pPr>
+      <w:rPr>
+        <w:rFonts w:ascii="Wingdings" w:hAnsi="Wingdings" w:hint="default"/>
+        <w:sz w:val="20"/>
+      </w:rPr>
+    </w:lvl>
+    <w:lvl w:ilvl="6" w:tentative="1">
+      <w:start w:val="1"/>
+      <w:numFmt w:val="bullet"/>
+      <w:lvlText w:val=""/>
+      <w:lvlJc w:val="left"/>
+      <w:pPr>
+        <w:tabs>
+          <w:tab w:val="num" w:pos="5040"/>
+        </w:tabs>
+        <w:ind w:left="5040" w:hanging="360"/>
+      </w:pPr>
+      <w:rPr>
+        <w:rFonts w:ascii="Wingdings" w:hAnsi="Wingdings" w:hint="default"/>
+        <w:sz w:val="20"/>
+      </w:rPr>
+    </w:lvl>
+    <w:lvl w:ilvl="7" w:tentative="1">
+      <w:start w:val="1"/>
+      <w:numFmt w:val="bullet"/>
+      <w:lvlText w:val=""/>
+      <w:lvlJc w:val="left"/>
+      <w:pPr>
+        <w:tabs>
+          <w:tab w:val="num" w:pos="5760"/>
+        </w:tabs>
+        <w:ind w:left="5760" w:hanging="360"/>
+      </w:pPr>
+      <w:rPr>
+        <w:rFonts w:ascii="Wingdings" w:hAnsi="Wingdings" w:hint="default"/>
+        <w:sz w:val="20"/>
+      </w:rPr>
+    </w:lvl>
+    <w:lvl w:ilvl="8" w:tentative="1">
+      <w:start w:val="1"/>
+      <w:numFmt w:val="bullet"/>
+      <w:lvlText w:val=""/>
+      <w:lvlJc w:val="left"/>
+      <w:pPr>
+        <w:tabs>
+          <w:tab w:val="num" w:pos="6480"/>
+        </w:tabs>
+        <w:ind w:left="6480" w:hanging="360"/>
+      </w:pPr>
+      <w:rPr>
+        <w:rFonts w:ascii="Wingdings" w:hAnsi="Wingdings" w:hint="default"/>
+        <w:sz w:val="20"/>
+      </w:rPr>
+    </w:lvl>
+  </w:abstractNum>
+  <w:abstractNum w:abstractNumId="1" w15:restartNumberingAfterBreak="0">
+    <w:nsid w:val="01664B11"/>
+    <w:multiLevelType w:val="multilevel"/>
+    <w:tmpl w:val="21D40AD8"/>
+    <w:lvl w:ilvl="0">
+      <w:start w:val="1"/>
+      <w:numFmt w:val="bullet"/>
+      <w:lvlText w:val=""/>
+      <w:lvlJc w:val="left"/>
+      <w:pPr>
+        <w:tabs>
+          <w:tab w:val="num" w:pos="720"/>
+        </w:tabs>
+        <w:ind w:left="720" w:hanging="360"/>
+      </w:pPr>
+      <w:rPr>
+        <w:rFonts w:ascii="Symbol" w:hAnsi="Symbol" w:hint="default"/>
+        <w:sz w:val="20"/>
+      </w:rPr>
+    </w:lvl>
+    <w:lvl w:ilvl="1" w:tentative="1">
+      <w:start w:val="1"/>
+      <w:numFmt w:val="bullet"/>
+      <w:lvlText w:val="o"/>
+      <w:lvlJc w:val="left"/>
+      <w:pPr>
+        <w:tabs>
+          <w:tab w:val="num" w:pos="1440"/>
+        </w:tabs>
+        <w:ind w:left="1440" w:hanging="360"/>
+      </w:pPr>
+      <w:rPr>
+        <w:rFonts w:ascii="Courier New" w:hAnsi="Courier New" w:hint="default"/>
+        <w:sz w:val="20"/>
+      </w:rPr>
+    </w:lvl>
+    <w:lvl w:ilvl="2" w:tentative="1">
+      <w:start w:val="1"/>
+      <w:numFmt w:val="bullet"/>
+      <w:lvlText w:val=""/>
+      <w:lvlJc w:val="left"/>
+      <w:pPr>
+        <w:tabs>
+          <w:tab w:val="num" w:pos="2160"/>
+        </w:tabs>
+        <w:ind w:left="2160" w:hanging="360"/>
+      </w:pPr>
+      <w:rPr>
+        <w:rFonts w:ascii="Wingdings" w:hAnsi="Wingdings" w:hint="default"/>
+        <w:sz w:val="20"/>
+      </w:rPr>
+    </w:lvl>
+    <w:lvl w:ilvl="3" w:tentative="1">
+      <w:start w:val="1"/>
+      <w:numFmt w:val="bullet"/>
+      <w:lvlText w:val=""/>
+      <w:lvlJc w:val="left"/>
+      <w:pPr>
+        <w:tabs>
+          <w:tab w:val="num" w:pos="2880"/>
+        </w:tabs>
+        <w:ind w:left="2880" w:hanging="360"/>
+      </w:pPr>
+      <w:rPr>
+        <w:rFonts w:ascii="Wingdings" w:hAnsi="Wingdings" w:hint="default"/>
+        <w:sz w:val="20"/>
+      </w:rPr>
+    </w:lvl>
+    <w:lvl w:ilvl="4" w:tentative="1">
+      <w:start w:val="1"/>
+      <w:numFmt w:val="bullet"/>
+      <w:lvlText w:val=""/>
+      <w:lvlJc w:val="left"/>
+      <w:pPr>
+        <w:tabs>
+          <w:tab w:val="num" w:pos="3600"/>
+        </w:tabs>
+        <w:ind w:left="3600" w:hanging="360"/>
+      </w:pPr>
+      <w:rPr>
+        <w:rFonts w:ascii="Wingdings" w:hAnsi="Wingdings" w:hint="default"/>
+        <w:sz w:val="20"/>
+      </w:rPr>
+    </w:lvl>
+    <w:lvl w:ilvl="5" w:tentative="1">
+      <w:start w:val="1"/>
+      <w:numFmt w:val="bullet"/>
+      <w:lvlText w:val=""/>
+      <w:lvlJc w:val="left"/>
+      <w:pPr>
+        <w:tabs>
+          <w:tab w:val="num" w:pos="4320"/>
+        </w:tabs>
+        <w:ind w:left="4320" w:hanging="360"/>
+      </w:pPr>
+      <w:rPr>
+        <w:rFonts w:ascii="Wingdings" w:hAnsi="Wingdings" w:hint="default"/>
+        <w:sz w:val="20"/>
+      </w:rPr>
+    </w:lvl>
+    <w:lvl w:ilvl="6" w:tentative="1">
+      <w:start w:val="1"/>
+      <w:numFmt w:val="bullet"/>
+      <w:lvlText w:val=""/>
+      <w:lvlJc w:val="left"/>
+      <w:pPr>
+        <w:tabs>
+          <w:tab w:val="num" w:pos="5040"/>
+        </w:tabs>
+        <w:ind w:left="5040" w:hanging="360"/>
+      </w:pPr>
+      <w:rPr>
+        <w:rFonts w:ascii="Wingdings" w:hAnsi="Wingdings" w:hint="default"/>
+        <w:sz w:val="20"/>
+      </w:rPr>
+    </w:lvl>
+    <w:lvl w:ilvl="7" w:tentative="1">
+      <w:start w:val="1"/>
+      <w:numFmt w:val="bullet"/>
+      <w:lvlText w:val=""/>
+      <w:lvlJc w:val="left"/>
+      <w:pPr>
+        <w:tabs>
+          <w:tab w:val="num" w:pos="5760"/>
+        </w:tabs>
+        <w:ind w:left="5760" w:hanging="360"/>
+      </w:pPr>
+      <w:rPr>
+        <w:rFonts w:ascii="Wingdings" w:hAnsi="Wingdings" w:hint="default"/>
+        <w:sz w:val="20"/>
+      </w:rPr>
+    </w:lvl>
+    <w:lvl w:ilvl="8" w:tentative="1">
+      <w:start w:val="1"/>
+      <w:numFmt w:val="bullet"/>
+      <w:lvlText w:val=""/>
+      <w:lvlJc w:val="left"/>
+      <w:pPr>
+        <w:tabs>
+          <w:tab w:val="num" w:pos="6480"/>
+        </w:tabs>
+        <w:ind w:left="6480" w:hanging="360"/>
+      </w:pPr>
+      <w:rPr>
+        <w:rFonts w:ascii="Wingdings" w:hAnsi="Wingdings" w:hint="default"/>
+        <w:sz w:val="20"/>
+      </w:rPr>
+    </w:lvl>
+  </w:abstractNum>
+  <w:abstractNum w:abstractNumId="2" w15:restartNumberingAfterBreak="0">
+    <w:nsid w:val="035E4B6B"/>
+    <w:multiLevelType w:val="multilevel"/>
+    <w:tmpl w:val="1E0C2E28"/>
+    <w:lvl w:ilvl="0">
+      <w:start w:val="1"/>
+      <w:numFmt w:val="bullet"/>
+      <w:lvlText w:val=""/>
+      <w:lvlJc w:val="left"/>
+      <w:pPr>
+        <w:tabs>
+          <w:tab w:val="num" w:pos="720"/>
+        </w:tabs>
+        <w:ind w:left="720" w:hanging="360"/>
+      </w:pPr>
+      <w:rPr>
+        <w:rFonts w:ascii="Symbol" w:hAnsi="Symbol" w:hint="default"/>
+        <w:sz w:val="20"/>
+      </w:rPr>
+    </w:lvl>
+    <w:lvl w:ilvl="1" w:tentative="1">
+      <w:start w:val="1"/>
+      <w:numFmt w:val="bullet"/>
+      <w:lvlText w:val="o"/>
+      <w:lvlJc w:val="left"/>
+      <w:pPr>
+        <w:tabs>
+          <w:tab w:val="num" w:pos="1440"/>
+        </w:tabs>
+        <w:ind w:left="1440" w:hanging="360"/>
+      </w:pPr>
+      <w:rPr>
+        <w:rFonts w:ascii="Courier New" w:hAnsi="Courier New" w:hint="default"/>
+        <w:sz w:val="20"/>
+      </w:rPr>
+    </w:lvl>
+    <w:lvl w:ilvl="2" w:tentative="1">
+      <w:start w:val="1"/>
+      <w:numFmt w:val="bullet"/>
+      <w:lvlText w:val=""/>
+      <w:lvlJc w:val="left"/>
+      <w:pPr>
+        <w:tabs>
+          <w:tab w:val="num" w:pos="2160"/>
+        </w:tabs>
+        <w:ind w:left="2160" w:hanging="360"/>
+      </w:pPr>
+      <w:rPr>
+        <w:rFonts w:ascii="Wingdings" w:hAnsi="Wingdings" w:hint="default"/>
+        <w:sz w:val="20"/>
+      </w:rPr>
+    </w:lvl>
+    <w:lvl w:ilvl="3" w:tentative="1">
+      <w:start w:val="1"/>
+      <w:numFmt w:val="bullet"/>
+      <w:lvlText w:val=""/>
+      <w:lvlJc w:val="left"/>
+      <w:pPr>
+        <w:tabs>
+          <w:tab w:val="num" w:pos="2880"/>
+        </w:tabs>
+        <w:ind w:left="2880" w:hanging="360"/>
+      </w:pPr>
+      <w:rPr>
+        <w:rFonts w:ascii="Wingdings" w:hAnsi="Wingdings" w:hint="default"/>
+        <w:sz w:val="20"/>
+      </w:rPr>
+    </w:lvl>
+    <w:lvl w:ilvl="4" w:tentative="1">
+      <w:start w:val="1"/>
+      <w:numFmt w:val="bullet"/>
+      <w:lvlText w:val=""/>
+      <w:lvlJc w:val="left"/>
+      <w:pPr>
+        <w:tabs>
+          <w:tab w:val="num" w:pos="3600"/>
+        </w:tabs>
+        <w:ind w:left="3600" w:hanging="360"/>
+      </w:pPr>
+      <w:rPr>
+        <w:rFonts w:ascii="Wingdings" w:hAnsi="Wingdings" w:hint="default"/>
+        <w:sz w:val="20"/>
+      </w:rPr>
+    </w:lvl>
+    <w:lvl w:ilvl="5" w:tentative="1">
+      <w:start w:val="1"/>
+      <w:numFmt w:val="bullet"/>
+      <w:lvlText w:val=""/>
+      <w:lvlJc w:val="left"/>
+      <w:pPr>
+        <w:tabs>
+          <w:tab w:val="num" w:pos="4320"/>
+        </w:tabs>
+        <w:ind w:left="4320" w:hanging="360"/>
+      </w:pPr>
+      <w:rPr>
+        <w:rFonts w:ascii="Wingdings" w:hAnsi="Wingdings" w:hint="default"/>
+        <w:sz w:val="20"/>
+      </w:rPr>
+    </w:lvl>
+    <w:lvl w:ilvl="6" w:tentative="1">
+      <w:start w:val="1"/>
+      <w:numFmt w:val="bullet"/>
+      <w:lvlText w:val=""/>
+      <w:lvlJc w:val="left"/>
+      <w:pPr>
+        <w:tabs>
+          <w:tab w:val="num" w:pos="5040"/>
+        </w:tabs>
+        <w:ind w:left="5040" w:hanging="360"/>
+      </w:pPr>
+      <w:rPr>
+        <w:rFonts w:ascii="Wingdings" w:hAnsi="Wingdings" w:hint="default"/>
+        <w:sz w:val="20"/>
+      </w:rPr>
+    </w:lvl>
+    <w:lvl w:ilvl="7" w:tentative="1">
+      <w:start w:val="1"/>
+      <w:numFmt w:val="bullet"/>
+      <w:lvlText w:val=""/>
+      <w:lvlJc w:val="left"/>
+      <w:pPr>
+        <w:tabs>
+          <w:tab w:val="num" w:pos="5760"/>
+        </w:tabs>
+        <w:ind w:left="5760" w:hanging="360"/>
+      </w:pPr>
+      <w:rPr>
+        <w:rFonts w:ascii="Wingdings" w:hAnsi="Wingdings" w:hint="default"/>
+        <w:sz w:val="20"/>
+      </w:rPr>
+    </w:lvl>
+    <w:lvl w:ilvl="8" w:tentative="1">
+      <w:start w:val="1"/>
+      <w:numFmt w:val="bullet"/>
+      <w:lvlText w:val=""/>
+      <w:lvlJc w:val="left"/>
+      <w:pPr>
+        <w:tabs>
+          <w:tab w:val="num" w:pos="6480"/>
+        </w:tabs>
+        <w:ind w:left="6480" w:hanging="360"/>
+      </w:pPr>
+      <w:rPr>
+        <w:rFonts w:ascii="Wingdings" w:hAnsi="Wingdings" w:hint="default"/>
+        <w:sz w:val="20"/>
+      </w:rPr>
+    </w:lvl>
+  </w:abstractNum>
+  <w:abstractNum w:abstractNumId="3" w15:restartNumberingAfterBreak="0">
+    <w:nsid w:val="10B10893"/>
+    <w:multiLevelType w:val="multilevel"/>
+    <w:tmpl w:val="58A41B96"/>
+    <w:lvl w:ilvl="0">
+      <w:start w:val="1"/>
+      <w:numFmt w:val="bullet"/>
+      <w:lvlText w:val=""/>
+      <w:lvlJc w:val="left"/>
+      <w:pPr>
+        <w:tabs>
+          <w:tab w:val="num" w:pos="720"/>
+        </w:tabs>
+        <w:ind w:left="720" w:hanging="360"/>
+      </w:pPr>
+      <w:rPr>
+        <w:rFonts w:ascii="Symbol" w:hAnsi="Symbol" w:hint="default"/>
+        <w:sz w:val="20"/>
+      </w:rPr>
+    </w:lvl>
+    <w:lvl w:ilvl="1" w:tentative="1">
+      <w:start w:val="1"/>
+      <w:numFmt w:val="bullet"/>
+      <w:lvlText w:val="o"/>
+      <w:lvlJc w:val="left"/>
+      <w:pPr>
+        <w:tabs>
+          <w:tab w:val="num" w:pos="1440"/>
+        </w:tabs>
+        <w:ind w:left="1440" w:hanging="360"/>
+      </w:pPr>
+      <w:rPr>
+        <w:rFonts w:ascii="Courier New" w:hAnsi="Courier New" w:hint="default"/>
+        <w:sz w:val="20"/>
+      </w:rPr>
+    </w:lvl>
+    <w:lvl w:ilvl="2" w:tentative="1">
+      <w:start w:val="1"/>
+      <w:numFmt w:val="bullet"/>
+      <w:lvlText w:val=""/>
+      <w:lvlJc w:val="left"/>
+      <w:pPr>
+        <w:tabs>
+          <w:tab w:val="num" w:pos="2160"/>
+        </w:tabs>
+        <w:ind w:left="2160" w:hanging="360"/>
+      </w:pPr>
+      <w:rPr>
+        <w:rFonts w:ascii="Wingdings" w:hAnsi="Wingdings" w:hint="default"/>
+        <w:sz w:val="20"/>
+      </w:rPr>
+    </w:lvl>
+    <w:lvl w:ilvl="3" w:tentative="1">
+      <w:start w:val="1"/>
+      <w:numFmt w:val="bullet"/>
+      <w:lvlText w:val=""/>
+      <w:lvlJc w:val="left"/>
+      <w:pPr>
+        <w:tabs>
+          <w:tab w:val="num" w:pos="2880"/>
+        </w:tabs>
+        <w:ind w:left="2880" w:hanging="360"/>
+      </w:pPr>
+      <w:rPr>
+        <w:rFonts w:ascii="Wingdings" w:hAnsi="Wingdings" w:hint="default"/>
+        <w:sz w:val="20"/>
+      </w:rPr>
+    </w:lvl>
+    <w:lvl w:ilvl="4" w:tentative="1">
+      <w:start w:val="1"/>
+      <w:numFmt w:val="bullet"/>
+      <w:lvlText w:val=""/>
+      <w:lvlJc w:val="left"/>
+      <w:pPr>
+        <w:tabs>
+          <w:tab w:val="num" w:pos="3600"/>
+        </w:tabs>
+        <w:ind w:left="3600" w:hanging="360"/>
+      </w:pPr>
+      <w:rPr>
+        <w:rFonts w:ascii="Wingdings" w:hAnsi="Wingdings" w:hint="default"/>
+        <w:sz w:val="20"/>
+      </w:rPr>
+    </w:lvl>
+    <w:lvl w:ilvl="5" w:tentative="1">
+      <w:start w:val="1"/>
+      <w:numFmt w:val="bullet"/>
+      <w:lvlText w:val=""/>
+      <w:lvlJc w:val="left"/>
+      <w:pPr>
+        <w:tabs>
+          <w:tab w:val="num" w:pos="4320"/>
+        </w:tabs>
+        <w:ind w:left="4320" w:hanging="360"/>
+      </w:pPr>
+      <w:rPr>
+        <w:rFonts w:ascii="Wingdings" w:hAnsi="Wingdings" w:hint="default"/>
+        <w:sz w:val="20"/>
+      </w:rPr>
+    </w:lvl>
+    <w:lvl w:ilvl="6" w:tentative="1">
+      <w:start w:val="1"/>
+      <w:numFmt w:val="bullet"/>
+      <w:lvlText w:val=""/>
+      <w:lvlJc w:val="left"/>
+      <w:pPr>
+        <w:tabs>
+          <w:tab w:val="num" w:pos="5040"/>
+        </w:tabs>
+        <w:ind w:left="5040" w:hanging="360"/>
+      </w:pPr>
+      <w:rPr>
+        <w:rFonts w:ascii="Wingdings" w:hAnsi="Wingdings" w:hint="default"/>
+        <w:sz w:val="20"/>
+      </w:rPr>
+    </w:lvl>
+    <w:lvl w:ilvl="7" w:tentative="1">
+      <w:start w:val="1"/>
+      <w:numFmt w:val="bullet"/>
+      <w:lvlText w:val=""/>
+      <w:lvlJc w:val="left"/>
+      <w:pPr>
+        <w:tabs>
+          <w:tab w:val="num" w:pos="5760"/>
+        </w:tabs>
+        <w:ind w:left="5760" w:hanging="360"/>
+      </w:pPr>
+      <w:rPr>
+        <w:rFonts w:ascii="Wingdings" w:hAnsi="Wingdings" w:hint="default"/>
+        <w:sz w:val="20"/>
+      </w:rPr>
+    </w:lvl>
+    <w:lvl w:ilvl="8" w:tentative="1">
+      <w:start w:val="1"/>
+      <w:numFmt w:val="bullet"/>
+      <w:lvlText w:val=""/>
+      <w:lvlJc w:val="left"/>
+      <w:pPr>
+        <w:tabs>
+          <w:tab w:val="num" w:pos="6480"/>
+        </w:tabs>
+        <w:ind w:left="6480" w:hanging="360"/>
+      </w:pPr>
+      <w:rPr>
+        <w:rFonts w:ascii="Wingdings" w:hAnsi="Wingdings" w:hint="default"/>
+        <w:sz w:val="20"/>
+      </w:rPr>
+    </w:lvl>
+  </w:abstractNum>
+  <w:abstractNum w:abstractNumId="4" w15:restartNumberingAfterBreak="0">
+    <w:nsid w:val="13363875"/>
+    <w:multiLevelType w:val="multilevel"/>
+    <w:tmpl w:val="211ECE98"/>
+    <w:lvl w:ilvl="0">
+      <w:start w:val="1"/>
+      <w:numFmt w:val="bullet"/>
+      <w:lvlText w:val=""/>
+      <w:lvlJc w:val="left"/>
+      <w:pPr>
+        <w:tabs>
+          <w:tab w:val="num" w:pos="720"/>
+        </w:tabs>
+        <w:ind w:left="720" w:hanging="360"/>
+      </w:pPr>
+      <w:rPr>
+        <w:rFonts w:ascii="Symbol" w:hAnsi="Symbol" w:hint="default"/>
+        <w:sz w:val="20"/>
+      </w:rPr>
+    </w:lvl>
+    <w:lvl w:ilvl="1" w:tentative="1">
+      <w:start w:val="1"/>
+      <w:numFmt w:val="bullet"/>
+      <w:lvlText w:val="o"/>
+      <w:lvlJc w:val="left"/>
+      <w:pPr>
+        <w:tabs>
+          <w:tab w:val="num" w:pos="1440"/>
+        </w:tabs>
+        <w:ind w:left="1440" w:hanging="360"/>
+      </w:pPr>
+      <w:rPr>
+        <w:rFonts w:ascii="Courier New" w:hAnsi="Courier New" w:hint="default"/>
+        <w:sz w:val="20"/>
+      </w:rPr>
+    </w:lvl>
+    <w:lvl w:ilvl="2" w:tentative="1">
+      <w:start w:val="1"/>
+      <w:numFmt w:val="bullet"/>
+      <w:lvlText w:val=""/>
+      <w:lvlJc w:val="left"/>
+      <w:pPr>
+        <w:tabs>
+          <w:tab w:val="num" w:pos="2160"/>
+        </w:tabs>
+        <w:ind w:left="2160" w:hanging="360"/>
+      </w:pPr>
+      <w:rPr>
+        <w:rFonts w:ascii="Wingdings" w:hAnsi="Wingdings" w:hint="default"/>
+        <w:sz w:val="20"/>
+      </w:rPr>
+    </w:lvl>
+    <w:lvl w:ilvl="3" w:tentative="1">
+      <w:start w:val="1"/>
+      <w:numFmt w:val="bullet"/>
+      <w:lvlText w:val=""/>
+      <w:lvlJc w:val="left"/>
+      <w:pPr>
+        <w:tabs>
+          <w:tab w:val="num" w:pos="2880"/>
+        </w:tabs>
+        <w:ind w:left="2880" w:hanging="360"/>
+      </w:pPr>
+      <w:rPr>
+        <w:rFonts w:ascii="Wingdings" w:hAnsi="Wingdings" w:hint="default"/>
+        <w:sz w:val="20"/>
+      </w:rPr>
+    </w:lvl>
+    <w:lvl w:ilvl="4" w:tentative="1">
+      <w:start w:val="1"/>
+      <w:numFmt w:val="bullet"/>
+      <w:lvlText w:val=""/>
+      <w:lvlJc w:val="left"/>
+      <w:pPr>
+        <w:tabs>
+          <w:tab w:val="num" w:pos="3600"/>
+        </w:tabs>
+        <w:ind w:left="3600" w:hanging="360"/>
+      </w:pPr>
+      <w:rPr>
+        <w:rFonts w:ascii="Wingdings" w:hAnsi="Wingdings" w:hint="default"/>
+        <w:sz w:val="20"/>
+      </w:rPr>
+    </w:lvl>
+    <w:lvl w:ilvl="5" w:tentative="1">
+      <w:start w:val="1"/>
+      <w:numFmt w:val="bullet"/>
+      <w:lvlText w:val=""/>
+      <w:lvlJc w:val="left"/>
+      <w:pPr>
+        <w:tabs>
+          <w:tab w:val="num" w:pos="4320"/>
+        </w:tabs>
+        <w:ind w:left="4320" w:hanging="360"/>
+      </w:pPr>
+      <w:rPr>
+        <w:rFonts w:ascii="Wingdings" w:hAnsi="Wingdings" w:hint="default"/>
+        <w:sz w:val="20"/>
+      </w:rPr>
+    </w:lvl>
+    <w:lvl w:ilvl="6" w:tentative="1">
+      <w:start w:val="1"/>
+      <w:numFmt w:val="bullet"/>
+      <w:lvlText w:val=""/>
+      <w:lvlJc w:val="left"/>
+      <w:pPr>
+        <w:tabs>
+          <w:tab w:val="num" w:pos="5040"/>
+        </w:tabs>
+        <w:ind w:left="5040" w:hanging="360"/>
+      </w:pPr>
+      <w:rPr>
+        <w:rFonts w:ascii="Wingdings" w:hAnsi="Wingdings" w:hint="default"/>
+        <w:sz w:val="20"/>
+      </w:rPr>
+    </w:lvl>
+    <w:lvl w:ilvl="7" w:tentative="1">
+      <w:start w:val="1"/>
+      <w:numFmt w:val="bullet"/>
+      <w:lvlText w:val=""/>
+      <w:lvlJc w:val="left"/>
+      <w:pPr>
+        <w:tabs>
+          <w:tab w:val="num" w:pos="5760"/>
+        </w:tabs>
+        <w:ind w:left="5760" w:hanging="360"/>
+      </w:pPr>
+      <w:rPr>
+        <w:rFonts w:ascii="Wingdings" w:hAnsi="Wingdings" w:hint="default"/>
+        <w:sz w:val="20"/>
+      </w:rPr>
+    </w:lvl>
+    <w:lvl w:ilvl="8" w:tentative="1">
+      <w:start w:val="1"/>
+      <w:numFmt w:val="bullet"/>
+      <w:lvlText w:val=""/>
+      <w:lvlJc w:val="left"/>
+      <w:pPr>
+        <w:tabs>
+          <w:tab w:val="num" w:pos="6480"/>
+        </w:tabs>
+        <w:ind w:left="6480" w:hanging="360"/>
+      </w:pPr>
+      <w:rPr>
+        <w:rFonts w:ascii="Wingdings" w:hAnsi="Wingdings" w:hint="default"/>
+        <w:sz w:val="20"/>
+      </w:rPr>
+    </w:lvl>
+  </w:abstractNum>
+  <w:abstractNum w:abstractNumId="5" w15:restartNumberingAfterBreak="0">
+    <w:nsid w:val="14077A14"/>
+    <w:multiLevelType w:val="multilevel"/>
+    <w:tmpl w:val="3F8AF1FA"/>
+    <w:lvl w:ilvl="0">
+      <w:start w:val="1"/>
+      <w:numFmt w:val="bullet"/>
+      <w:lvlText w:val=""/>
+      <w:lvlJc w:val="left"/>
+      <w:pPr>
+        <w:tabs>
+          <w:tab w:val="num" w:pos="720"/>
+        </w:tabs>
+        <w:ind w:left="720" w:hanging="360"/>
+      </w:pPr>
+      <w:rPr>
+        <w:rFonts w:ascii="Symbol" w:hAnsi="Symbol" w:hint="default"/>
+        <w:sz w:val="20"/>
+      </w:rPr>
+    </w:lvl>
+    <w:lvl w:ilvl="1" w:tentative="1">
+      <w:start w:val="1"/>
+      <w:numFmt w:val="bullet"/>
+      <w:lvlText w:val="o"/>
+      <w:lvlJc w:val="left"/>
+      <w:pPr>
+        <w:tabs>
+          <w:tab w:val="num" w:pos="1440"/>
+        </w:tabs>
+        <w:ind w:left="1440" w:hanging="360"/>
+      </w:pPr>
+      <w:rPr>
+        <w:rFonts w:ascii="Courier New" w:hAnsi="Courier New" w:hint="default"/>
+        <w:sz w:val="20"/>
+      </w:rPr>
+    </w:lvl>
+    <w:lvl w:ilvl="2" w:tentative="1">
+      <w:start w:val="1"/>
+      <w:numFmt w:val="bullet"/>
+      <w:lvlText w:val=""/>
+      <w:lvlJc w:val="left"/>
+      <w:pPr>
+        <w:tabs>
+          <w:tab w:val="num" w:pos="2160"/>
+        </w:tabs>
+        <w:ind w:left="2160" w:hanging="360"/>
+      </w:pPr>
+      <w:rPr>
+        <w:rFonts w:ascii="Wingdings" w:hAnsi="Wingdings" w:hint="default"/>
+        <w:sz w:val="20"/>
+      </w:rPr>
+    </w:lvl>
+    <w:lvl w:ilvl="3" w:tentative="1">
+      <w:start w:val="1"/>
+      <w:numFmt w:val="bullet"/>
+      <w:lvlText w:val=""/>
+      <w:lvlJc w:val="left"/>
+      <w:pPr>
+        <w:tabs>
+          <w:tab w:val="num" w:pos="2880"/>
+        </w:tabs>
+        <w:ind w:left="2880" w:hanging="360"/>
+      </w:pPr>
+      <w:rPr>
+        <w:rFonts w:ascii="Wingdings" w:hAnsi="Wingdings" w:hint="default"/>
+        <w:sz w:val="20"/>
+      </w:rPr>
+    </w:lvl>
+    <w:lvl w:ilvl="4" w:tentative="1">
+      <w:start w:val="1"/>
+      <w:numFmt w:val="bullet"/>
+      <w:lvlText w:val=""/>
+      <w:lvlJc w:val="left"/>
+      <w:pPr>
+        <w:tabs>
+          <w:tab w:val="num" w:pos="3600"/>
+        </w:tabs>
+        <w:ind w:left="3600" w:hanging="360"/>
+      </w:pPr>
+      <w:rPr>
+        <w:rFonts w:ascii="Wingdings" w:hAnsi="Wingdings" w:hint="default"/>
+        <w:sz w:val="20"/>
+      </w:rPr>
+    </w:lvl>
+    <w:lvl w:ilvl="5" w:tentative="1">
+      <w:start w:val="1"/>
+      <w:numFmt w:val="bullet"/>
+      <w:lvlText w:val=""/>
+      <w:lvlJc w:val="left"/>
+      <w:pPr>
+        <w:tabs>
+          <w:tab w:val="num" w:pos="4320"/>
+        </w:tabs>
+        <w:ind w:left="4320" w:hanging="360"/>
+      </w:pPr>
+      <w:rPr>
+        <w:rFonts w:ascii="Wingdings" w:hAnsi="Wingdings" w:hint="default"/>
+        <w:sz w:val="20"/>
+      </w:rPr>
+    </w:lvl>
+    <w:lvl w:ilvl="6" w:tentative="1">
+      <w:start w:val="1"/>
+      <w:numFmt w:val="bullet"/>
+      <w:lvlText w:val=""/>
+      <w:lvlJc w:val="left"/>
+      <w:pPr>
+        <w:tabs>
+          <w:tab w:val="num" w:pos="5040"/>
+        </w:tabs>
+        <w:ind w:left="5040" w:hanging="360"/>
+      </w:pPr>
+      <w:rPr>
+        <w:rFonts w:ascii="Wingdings" w:hAnsi="Wingdings" w:hint="default"/>
+        <w:sz w:val="20"/>
+      </w:rPr>
+    </w:lvl>
+    <w:lvl w:ilvl="7" w:tentative="1">
+      <w:start w:val="1"/>
+      <w:numFmt w:val="bullet"/>
+      <w:lvlText w:val=""/>
+      <w:lvlJc w:val="left"/>
+      <w:pPr>
+        <w:tabs>
+          <w:tab w:val="num" w:pos="5760"/>
+        </w:tabs>
+        <w:ind w:left="5760" w:hanging="360"/>
+      </w:pPr>
+      <w:rPr>
+        <w:rFonts w:ascii="Wingdings" w:hAnsi="Wingdings" w:hint="default"/>
+        <w:sz w:val="20"/>
+      </w:rPr>
+    </w:lvl>
+    <w:lvl w:ilvl="8" w:tentative="1">
+      <w:start w:val="1"/>
+      <w:numFmt w:val="bullet"/>
+      <w:lvlText w:val=""/>
+      <w:lvlJc w:val="left"/>
+      <w:pPr>
+        <w:tabs>
+          <w:tab w:val="num" w:pos="6480"/>
+        </w:tabs>
+        <w:ind w:left="6480" w:hanging="360"/>
+      </w:pPr>
+      <w:rPr>
+        <w:rFonts w:ascii="Wingdings" w:hAnsi="Wingdings" w:hint="default"/>
+        <w:sz w:val="20"/>
+      </w:rPr>
+    </w:lvl>
+  </w:abstractNum>
+  <w:abstractNum w:abstractNumId="6" w15:restartNumberingAfterBreak="0">
+    <w:nsid w:val="19A32772"/>
+    <w:multiLevelType w:val="multilevel"/>
+    <w:tmpl w:val="0A0A9EA6"/>
+    <w:lvl w:ilvl="0">
+      <w:start w:val="1"/>
+      <w:numFmt w:val="bullet"/>
+      <w:lvlText w:val=""/>
+      <w:lvlJc w:val="left"/>
+      <w:pPr>
+        <w:tabs>
+          <w:tab w:val="num" w:pos="720"/>
+        </w:tabs>
+        <w:ind w:left="720" w:hanging="360"/>
+      </w:pPr>
+      <w:rPr>
+        <w:rFonts w:ascii="Symbol" w:hAnsi="Symbol" w:hint="default"/>
+        <w:sz w:val="20"/>
+      </w:rPr>
+    </w:lvl>
+    <w:lvl w:ilvl="1" w:tentative="1">
+      <w:start w:val="1"/>
+      <w:numFmt w:val="bullet"/>
+      <w:lvlText w:val="o"/>
+      <w:lvlJc w:val="left"/>
+      <w:pPr>
+        <w:tabs>
+          <w:tab w:val="num" w:pos="1440"/>
+        </w:tabs>
+        <w:ind w:left="1440" w:hanging="360"/>
+      </w:pPr>
+      <w:rPr>
+        <w:rFonts w:ascii="Courier New" w:hAnsi="Courier New" w:hint="default"/>
+        <w:sz w:val="20"/>
+      </w:rPr>
+    </w:lvl>
+    <w:lvl w:ilvl="2" w:tentative="1">
+      <w:start w:val="1"/>
+      <w:numFmt w:val="bullet"/>
+      <w:lvlText w:val=""/>
+      <w:lvlJc w:val="left"/>
+      <w:pPr>
+        <w:tabs>
+          <w:tab w:val="num" w:pos="2160"/>
+        </w:tabs>
+        <w:ind w:left="2160" w:hanging="360"/>
+      </w:pPr>
+      <w:rPr>
+        <w:rFonts w:ascii="Wingdings" w:hAnsi="Wingdings" w:hint="default"/>
+        <w:sz w:val="20"/>
+      </w:rPr>
+    </w:lvl>
+    <w:lvl w:ilvl="3" w:tentative="1">
+      <w:start w:val="1"/>
+      <w:numFmt w:val="bullet"/>
+      <w:lvlText w:val=""/>
+      <w:lvlJc w:val="left"/>
+      <w:pPr>
+        <w:tabs>
+          <w:tab w:val="num" w:pos="2880"/>
+        </w:tabs>
+        <w:ind w:left="2880" w:hanging="360"/>
+      </w:pPr>
+      <w:rPr>
+        <w:rFonts w:ascii="Wingdings" w:hAnsi="Wingdings" w:hint="default"/>
+        <w:sz w:val="20"/>
+      </w:rPr>
+    </w:lvl>
+    <w:lvl w:ilvl="4" w:tentative="1">
+      <w:start w:val="1"/>
+      <w:numFmt w:val="bullet"/>
+      <w:lvlText w:val=""/>
+      <w:lvlJc w:val="left"/>
+      <w:pPr>
+        <w:tabs>
+          <w:tab w:val="num" w:pos="3600"/>
+        </w:tabs>
+        <w:ind w:left="3600" w:hanging="360"/>
+      </w:pPr>
+      <w:rPr>
+        <w:rFonts w:ascii="Wingdings" w:hAnsi="Wingdings" w:hint="default"/>
+        <w:sz w:val="20"/>
+      </w:rPr>
+    </w:lvl>
+    <w:lvl w:ilvl="5" w:tentative="1">
+      <w:start w:val="1"/>
+      <w:numFmt w:val="bullet"/>
+      <w:lvlText w:val=""/>
+      <w:lvlJc w:val="left"/>
+      <w:pPr>
+        <w:tabs>
+          <w:tab w:val="num" w:pos="4320"/>
+        </w:tabs>
+        <w:ind w:left="4320" w:hanging="360"/>
+      </w:pPr>
+      <w:rPr>
+        <w:rFonts w:ascii="Wingdings" w:hAnsi="Wingdings" w:hint="default"/>
+        <w:sz w:val="20"/>
+      </w:rPr>
+    </w:lvl>
+    <w:lvl w:ilvl="6" w:tentative="1">
+      <w:start w:val="1"/>
+      <w:numFmt w:val="bullet"/>
+      <w:lvlText w:val=""/>
+      <w:lvlJc w:val="left"/>
+      <w:pPr>
+        <w:tabs>
+          <w:tab w:val="num" w:pos="5040"/>
+        </w:tabs>
+        <w:ind w:left="5040" w:hanging="360"/>
+      </w:pPr>
+      <w:rPr>
+        <w:rFonts w:ascii="Wingdings" w:hAnsi="Wingdings" w:hint="default"/>
+        <w:sz w:val="20"/>
+      </w:rPr>
+    </w:lvl>
+    <w:lvl w:ilvl="7" w:tentative="1">
+      <w:start w:val="1"/>
+      <w:numFmt w:val="bullet"/>
+      <w:lvlText w:val=""/>
+      <w:lvlJc w:val="left"/>
+      <w:pPr>
+        <w:tabs>
+          <w:tab w:val="num" w:pos="5760"/>
+        </w:tabs>
+        <w:ind w:left="5760" w:hanging="360"/>
+      </w:pPr>
+      <w:rPr>
+        <w:rFonts w:ascii="Wingdings" w:hAnsi="Wingdings" w:hint="default"/>
+        <w:sz w:val="20"/>
+      </w:rPr>
+    </w:lvl>
+    <w:lvl w:ilvl="8" w:tentative="1">
+      <w:start w:val="1"/>
+      <w:numFmt w:val="bullet"/>
+      <w:lvlText w:val=""/>
+      <w:lvlJc w:val="left"/>
+      <w:pPr>
+        <w:tabs>
+          <w:tab w:val="num" w:pos="6480"/>
+        </w:tabs>
+        <w:ind w:left="6480" w:hanging="360"/>
+      </w:pPr>
+      <w:rPr>
+        <w:rFonts w:ascii="Wingdings" w:hAnsi="Wingdings" w:hint="default"/>
+        <w:sz w:val="20"/>
+      </w:rPr>
+    </w:lvl>
+  </w:abstractNum>
+  <w:abstractNum w:abstractNumId="7" w15:restartNumberingAfterBreak="0">
     <w:nsid w:val="22432A84"/>
     <w:multiLevelType w:val="hybridMultilevel"/>
     <w:tmpl w:val="ABA206DE"/>
@@ -1437,7 +7552,7 @@
         <w:rFonts w:hint="default"/>
       </w:rPr>
     </w:lvl>
-    <w:lvl w:ilvl="1" w:tplc="08090019" w:tentative="1">
+    <w:lvl w:ilvl="1" w:tplc="08090019">
       <w:start w:val="1"/>
       <w:numFmt w:val="lowerLetter"/>
       <w:lvlText w:val="%2."/>
@@ -1446,7 +7561,7 @@
         <w:ind w:left="1440" w:hanging="360"/>
       </w:pPr>
     </w:lvl>
-    <w:lvl w:ilvl="2" w:tplc="0809001B" w:tentative="1">
+    <w:lvl w:ilvl="2" w:tplc="0809001B">
       <w:start w:val="1"/>
       <w:numFmt w:val="lowerRoman"/>
       <w:lvlText w:val="%3."/>
@@ -1455,7 +7570,7 @@
         <w:ind w:left="2160" w:hanging="180"/>
       </w:pPr>
     </w:lvl>
-    <w:lvl w:ilvl="3" w:tplc="0809000F" w:tentative="1">
+    <w:lvl w:ilvl="3" w:tplc="0809000F">
       <w:start w:val="1"/>
       <w:numFmt w:val="decimal"/>
       <w:lvlText w:val="%4."/>
@@ -1510,7 +7625,7 @@
       </w:pPr>
     </w:lvl>
   </w:abstractNum>
-  <w:abstractNum w:abstractNumId="1" w15:restartNumberingAfterBreak="0">
+  <w:abstractNum w:abstractNumId="8" w15:restartNumberingAfterBreak="0">
     <w:nsid w:val="2B31393B"/>
     <w:multiLevelType w:val="hybridMultilevel"/>
     <w:tmpl w:val="72B4D860"/>
@@ -1599,7 +7714,454 @@
       </w:pPr>
     </w:lvl>
   </w:abstractNum>
-  <w:abstractNum w:abstractNumId="2" w15:restartNumberingAfterBreak="0">
+  <w:abstractNum w:abstractNumId="9" w15:restartNumberingAfterBreak="0">
+    <w:nsid w:val="34281793"/>
+    <w:multiLevelType w:val="multilevel"/>
+    <w:tmpl w:val="18AE218C"/>
+    <w:lvl w:ilvl="0">
+      <w:start w:val="1"/>
+      <w:numFmt w:val="bullet"/>
+      <w:lvlText w:val=""/>
+      <w:lvlJc w:val="left"/>
+      <w:pPr>
+        <w:tabs>
+          <w:tab w:val="num" w:pos="720"/>
+        </w:tabs>
+        <w:ind w:left="720" w:hanging="360"/>
+      </w:pPr>
+      <w:rPr>
+        <w:rFonts w:ascii="Symbol" w:hAnsi="Symbol" w:hint="default"/>
+        <w:sz w:val="20"/>
+      </w:rPr>
+    </w:lvl>
+    <w:lvl w:ilvl="1" w:tentative="1">
+      <w:start w:val="1"/>
+      <w:numFmt w:val="bullet"/>
+      <w:lvlText w:val="o"/>
+      <w:lvlJc w:val="left"/>
+      <w:pPr>
+        <w:tabs>
+          <w:tab w:val="num" w:pos="1440"/>
+        </w:tabs>
+        <w:ind w:left="1440" w:hanging="360"/>
+      </w:pPr>
+      <w:rPr>
+        <w:rFonts w:ascii="Courier New" w:hAnsi="Courier New" w:hint="default"/>
+        <w:sz w:val="20"/>
+      </w:rPr>
+    </w:lvl>
+    <w:lvl w:ilvl="2" w:tentative="1">
+      <w:start w:val="1"/>
+      <w:numFmt w:val="bullet"/>
+      <w:lvlText w:val=""/>
+      <w:lvlJc w:val="left"/>
+      <w:pPr>
+        <w:tabs>
+          <w:tab w:val="num" w:pos="2160"/>
+        </w:tabs>
+        <w:ind w:left="2160" w:hanging="360"/>
+      </w:pPr>
+      <w:rPr>
+        <w:rFonts w:ascii="Wingdings" w:hAnsi="Wingdings" w:hint="default"/>
+        <w:sz w:val="20"/>
+      </w:rPr>
+    </w:lvl>
+    <w:lvl w:ilvl="3" w:tentative="1">
+      <w:start w:val="1"/>
+      <w:numFmt w:val="bullet"/>
+      <w:lvlText w:val=""/>
+      <w:lvlJc w:val="left"/>
+      <w:pPr>
+        <w:tabs>
+          <w:tab w:val="num" w:pos="2880"/>
+        </w:tabs>
+        <w:ind w:left="2880" w:hanging="360"/>
+      </w:pPr>
+      <w:rPr>
+        <w:rFonts w:ascii="Wingdings" w:hAnsi="Wingdings" w:hint="default"/>
+        <w:sz w:val="20"/>
+      </w:rPr>
+    </w:lvl>
+    <w:lvl w:ilvl="4" w:tentative="1">
+      <w:start w:val="1"/>
+      <w:numFmt w:val="bullet"/>
+      <w:lvlText w:val=""/>
+      <w:lvlJc w:val="left"/>
+      <w:pPr>
+        <w:tabs>
+          <w:tab w:val="num" w:pos="3600"/>
+        </w:tabs>
+        <w:ind w:left="3600" w:hanging="360"/>
+      </w:pPr>
+      <w:rPr>
+        <w:rFonts w:ascii="Wingdings" w:hAnsi="Wingdings" w:hint="default"/>
+        <w:sz w:val="20"/>
+      </w:rPr>
+    </w:lvl>
+    <w:lvl w:ilvl="5" w:tentative="1">
+      <w:start w:val="1"/>
+      <w:numFmt w:val="bullet"/>
+      <w:lvlText w:val=""/>
+      <w:lvlJc w:val="left"/>
+      <w:pPr>
+        <w:tabs>
+          <w:tab w:val="num" w:pos="4320"/>
+        </w:tabs>
+        <w:ind w:left="4320" w:hanging="360"/>
+      </w:pPr>
+      <w:rPr>
+        <w:rFonts w:ascii="Wingdings" w:hAnsi="Wingdings" w:hint="default"/>
+        <w:sz w:val="20"/>
+      </w:rPr>
+    </w:lvl>
+    <w:lvl w:ilvl="6" w:tentative="1">
+      <w:start w:val="1"/>
+      <w:numFmt w:val="bullet"/>
+      <w:lvlText w:val=""/>
+      <w:lvlJc w:val="left"/>
+      <w:pPr>
+        <w:tabs>
+          <w:tab w:val="num" w:pos="5040"/>
+        </w:tabs>
+        <w:ind w:left="5040" w:hanging="360"/>
+      </w:pPr>
+      <w:rPr>
+        <w:rFonts w:ascii="Wingdings" w:hAnsi="Wingdings" w:hint="default"/>
+        <w:sz w:val="20"/>
+      </w:rPr>
+    </w:lvl>
+    <w:lvl w:ilvl="7" w:tentative="1">
+      <w:start w:val="1"/>
+      <w:numFmt w:val="bullet"/>
+      <w:lvlText w:val=""/>
+      <w:lvlJc w:val="left"/>
+      <w:pPr>
+        <w:tabs>
+          <w:tab w:val="num" w:pos="5760"/>
+        </w:tabs>
+        <w:ind w:left="5760" w:hanging="360"/>
+      </w:pPr>
+      <w:rPr>
+        <w:rFonts w:ascii="Wingdings" w:hAnsi="Wingdings" w:hint="default"/>
+        <w:sz w:val="20"/>
+      </w:rPr>
+    </w:lvl>
+    <w:lvl w:ilvl="8" w:tentative="1">
+      <w:start w:val="1"/>
+      <w:numFmt w:val="bullet"/>
+      <w:lvlText w:val=""/>
+      <w:lvlJc w:val="left"/>
+      <w:pPr>
+        <w:tabs>
+          <w:tab w:val="num" w:pos="6480"/>
+        </w:tabs>
+        <w:ind w:left="6480" w:hanging="360"/>
+      </w:pPr>
+      <w:rPr>
+        <w:rFonts w:ascii="Wingdings" w:hAnsi="Wingdings" w:hint="default"/>
+        <w:sz w:val="20"/>
+      </w:rPr>
+    </w:lvl>
+  </w:abstractNum>
+  <w:abstractNum w:abstractNumId="10" w15:restartNumberingAfterBreak="0">
+    <w:nsid w:val="34B30034"/>
+    <w:multiLevelType w:val="multilevel"/>
+    <w:tmpl w:val="143A72B8"/>
+    <w:lvl w:ilvl="0">
+      <w:start w:val="1"/>
+      <w:numFmt w:val="bullet"/>
+      <w:lvlText w:val=""/>
+      <w:lvlJc w:val="left"/>
+      <w:pPr>
+        <w:tabs>
+          <w:tab w:val="num" w:pos="720"/>
+        </w:tabs>
+        <w:ind w:left="720" w:hanging="360"/>
+      </w:pPr>
+      <w:rPr>
+        <w:rFonts w:ascii="Symbol" w:hAnsi="Symbol" w:hint="default"/>
+        <w:sz w:val="20"/>
+      </w:rPr>
+    </w:lvl>
+    <w:lvl w:ilvl="1" w:tentative="1">
+      <w:start w:val="1"/>
+      <w:numFmt w:val="bullet"/>
+      <w:lvlText w:val="o"/>
+      <w:lvlJc w:val="left"/>
+      <w:pPr>
+        <w:tabs>
+          <w:tab w:val="num" w:pos="1440"/>
+        </w:tabs>
+        <w:ind w:left="1440" w:hanging="360"/>
+      </w:pPr>
+      <w:rPr>
+        <w:rFonts w:ascii="Courier New" w:hAnsi="Courier New" w:hint="default"/>
+        <w:sz w:val="20"/>
+      </w:rPr>
+    </w:lvl>
+    <w:lvl w:ilvl="2" w:tentative="1">
+      <w:start w:val="1"/>
+      <w:numFmt w:val="bullet"/>
+      <w:lvlText w:val=""/>
+      <w:lvlJc w:val="left"/>
+      <w:pPr>
+        <w:tabs>
+          <w:tab w:val="num" w:pos="2160"/>
+        </w:tabs>
+        <w:ind w:left="2160" w:hanging="360"/>
+      </w:pPr>
+      <w:rPr>
+        <w:rFonts w:ascii="Wingdings" w:hAnsi="Wingdings" w:hint="default"/>
+        <w:sz w:val="20"/>
+      </w:rPr>
+    </w:lvl>
+    <w:lvl w:ilvl="3" w:tentative="1">
+      <w:start w:val="1"/>
+      <w:numFmt w:val="bullet"/>
+      <w:lvlText w:val=""/>
+      <w:lvlJc w:val="left"/>
+      <w:pPr>
+        <w:tabs>
+          <w:tab w:val="num" w:pos="2880"/>
+        </w:tabs>
+        <w:ind w:left="2880" w:hanging="360"/>
+      </w:pPr>
+      <w:rPr>
+        <w:rFonts w:ascii="Wingdings" w:hAnsi="Wingdings" w:hint="default"/>
+        <w:sz w:val="20"/>
+      </w:rPr>
+    </w:lvl>
+    <w:lvl w:ilvl="4" w:tentative="1">
+      <w:start w:val="1"/>
+      <w:numFmt w:val="bullet"/>
+      <w:lvlText w:val=""/>
+      <w:lvlJc w:val="left"/>
+      <w:pPr>
+        <w:tabs>
+          <w:tab w:val="num" w:pos="3600"/>
+        </w:tabs>
+        <w:ind w:left="3600" w:hanging="360"/>
+      </w:pPr>
+      <w:rPr>
+        <w:rFonts w:ascii="Wingdings" w:hAnsi="Wingdings" w:hint="default"/>
+        <w:sz w:val="20"/>
+      </w:rPr>
+    </w:lvl>
+    <w:lvl w:ilvl="5" w:tentative="1">
+      <w:start w:val="1"/>
+      <w:numFmt w:val="bullet"/>
+      <w:lvlText w:val=""/>
+      <w:lvlJc w:val="left"/>
+      <w:pPr>
+        <w:tabs>
+          <w:tab w:val="num" w:pos="4320"/>
+        </w:tabs>
+        <w:ind w:left="4320" w:hanging="360"/>
+      </w:pPr>
+      <w:rPr>
+        <w:rFonts w:ascii="Wingdings" w:hAnsi="Wingdings" w:hint="default"/>
+        <w:sz w:val="20"/>
+      </w:rPr>
+    </w:lvl>
+    <w:lvl w:ilvl="6" w:tentative="1">
+      <w:start w:val="1"/>
+      <w:numFmt w:val="bullet"/>
+      <w:lvlText w:val=""/>
+      <w:lvlJc w:val="left"/>
+      <w:pPr>
+        <w:tabs>
+          <w:tab w:val="num" w:pos="5040"/>
+        </w:tabs>
+        <w:ind w:left="5040" w:hanging="360"/>
+      </w:pPr>
+      <w:rPr>
+        <w:rFonts w:ascii="Wingdings" w:hAnsi="Wingdings" w:hint="default"/>
+        <w:sz w:val="20"/>
+      </w:rPr>
+    </w:lvl>
+    <w:lvl w:ilvl="7" w:tentative="1">
+      <w:start w:val="1"/>
+      <w:numFmt w:val="bullet"/>
+      <w:lvlText w:val=""/>
+      <w:lvlJc w:val="left"/>
+      <w:pPr>
+        <w:tabs>
+          <w:tab w:val="num" w:pos="5760"/>
+        </w:tabs>
+        <w:ind w:left="5760" w:hanging="360"/>
+      </w:pPr>
+      <w:rPr>
+        <w:rFonts w:ascii="Wingdings" w:hAnsi="Wingdings" w:hint="default"/>
+        <w:sz w:val="20"/>
+      </w:rPr>
+    </w:lvl>
+    <w:lvl w:ilvl="8" w:tentative="1">
+      <w:start w:val="1"/>
+      <w:numFmt w:val="bullet"/>
+      <w:lvlText w:val=""/>
+      <w:lvlJc w:val="left"/>
+      <w:pPr>
+        <w:tabs>
+          <w:tab w:val="num" w:pos="6480"/>
+        </w:tabs>
+        <w:ind w:left="6480" w:hanging="360"/>
+      </w:pPr>
+      <w:rPr>
+        <w:rFonts w:ascii="Wingdings" w:hAnsi="Wingdings" w:hint="default"/>
+        <w:sz w:val="20"/>
+      </w:rPr>
+    </w:lvl>
+  </w:abstractNum>
+  <w:abstractNum w:abstractNumId="11" w15:restartNumberingAfterBreak="0">
+    <w:nsid w:val="38816094"/>
+    <w:multiLevelType w:val="multilevel"/>
+    <w:tmpl w:val="A20C1592"/>
+    <w:lvl w:ilvl="0">
+      <w:start w:val="1"/>
+      <w:numFmt w:val="bullet"/>
+      <w:lvlText w:val=""/>
+      <w:lvlJc w:val="left"/>
+      <w:pPr>
+        <w:tabs>
+          <w:tab w:val="num" w:pos="720"/>
+        </w:tabs>
+        <w:ind w:left="720" w:hanging="360"/>
+      </w:pPr>
+      <w:rPr>
+        <w:rFonts w:ascii="Symbol" w:hAnsi="Symbol" w:hint="default"/>
+        <w:sz w:val="20"/>
+      </w:rPr>
+    </w:lvl>
+    <w:lvl w:ilvl="1" w:tentative="1">
+      <w:start w:val="1"/>
+      <w:numFmt w:val="bullet"/>
+      <w:lvlText w:val="o"/>
+      <w:lvlJc w:val="left"/>
+      <w:pPr>
+        <w:tabs>
+          <w:tab w:val="num" w:pos="1440"/>
+        </w:tabs>
+        <w:ind w:left="1440" w:hanging="360"/>
+      </w:pPr>
+      <w:rPr>
+        <w:rFonts w:ascii="Courier New" w:hAnsi="Courier New" w:hint="default"/>
+        <w:sz w:val="20"/>
+      </w:rPr>
+    </w:lvl>
+    <w:lvl w:ilvl="2" w:tentative="1">
+      <w:start w:val="1"/>
+      <w:numFmt w:val="bullet"/>
+      <w:lvlText w:val=""/>
+      <w:lvlJc w:val="left"/>
+      <w:pPr>
+        <w:tabs>
+          <w:tab w:val="num" w:pos="2160"/>
+        </w:tabs>
+        <w:ind w:left="2160" w:hanging="360"/>
+      </w:pPr>
+      <w:rPr>
+        <w:rFonts w:ascii="Wingdings" w:hAnsi="Wingdings" w:hint="default"/>
+        <w:sz w:val="20"/>
+      </w:rPr>
+    </w:lvl>
+    <w:lvl w:ilvl="3" w:tentative="1">
+      <w:start w:val="1"/>
+      <w:numFmt w:val="bullet"/>
+      <w:lvlText w:val=""/>
+      <w:lvlJc w:val="left"/>
+      <w:pPr>
+        <w:tabs>
+          <w:tab w:val="num" w:pos="2880"/>
+        </w:tabs>
+        <w:ind w:left="2880" w:hanging="360"/>
+      </w:pPr>
+      <w:rPr>
+        <w:rFonts w:ascii="Wingdings" w:hAnsi="Wingdings" w:hint="default"/>
+        <w:sz w:val="20"/>
+      </w:rPr>
+    </w:lvl>
+    <w:lvl w:ilvl="4" w:tentative="1">
+      <w:start w:val="1"/>
+      <w:numFmt w:val="bullet"/>
+      <w:lvlText w:val=""/>
+      <w:lvlJc w:val="left"/>
+      <w:pPr>
+        <w:tabs>
+          <w:tab w:val="num" w:pos="3600"/>
+        </w:tabs>
+        <w:ind w:left="3600" w:hanging="360"/>
+      </w:pPr>
+      <w:rPr>
+        <w:rFonts w:ascii="Wingdings" w:hAnsi="Wingdings" w:hint="default"/>
+        <w:sz w:val="20"/>
+      </w:rPr>
+    </w:lvl>
+    <w:lvl w:ilvl="5" w:tentative="1">
+      <w:start w:val="1"/>
+      <w:numFmt w:val="bullet"/>
+      <w:lvlText w:val=""/>
+      <w:lvlJc w:val="left"/>
+      <w:pPr>
+        <w:tabs>
+          <w:tab w:val="num" w:pos="4320"/>
+        </w:tabs>
+        <w:ind w:left="4320" w:hanging="360"/>
+      </w:pPr>
+      <w:rPr>
+        <w:rFonts w:ascii="Wingdings" w:hAnsi="Wingdings" w:hint="default"/>
+        <w:sz w:val="20"/>
+      </w:rPr>
+    </w:lvl>
+    <w:lvl w:ilvl="6" w:tentative="1">
+      <w:start w:val="1"/>
+      <w:numFmt w:val="bullet"/>
+      <w:lvlText w:val=""/>
+      <w:lvlJc w:val="left"/>
+      <w:pPr>
+        <w:tabs>
+          <w:tab w:val="num" w:pos="5040"/>
+        </w:tabs>
+        <w:ind w:left="5040" w:hanging="360"/>
+      </w:pPr>
+      <w:rPr>
+        <w:rFonts w:ascii="Wingdings" w:hAnsi="Wingdings" w:hint="default"/>
+        <w:sz w:val="20"/>
+      </w:rPr>
+    </w:lvl>
+    <w:lvl w:ilvl="7" w:tentative="1">
+      <w:start w:val="1"/>
+      <w:numFmt w:val="bullet"/>
+      <w:lvlText w:val=""/>
+      <w:lvlJc w:val="left"/>
+      <w:pPr>
+        <w:tabs>
+          <w:tab w:val="num" w:pos="5760"/>
+        </w:tabs>
+        <w:ind w:left="5760" w:hanging="360"/>
+      </w:pPr>
+      <w:rPr>
+        <w:rFonts w:ascii="Wingdings" w:hAnsi="Wingdings" w:hint="default"/>
+        <w:sz w:val="20"/>
+      </w:rPr>
+    </w:lvl>
+    <w:lvl w:ilvl="8" w:tentative="1">
+      <w:start w:val="1"/>
+      <w:numFmt w:val="bullet"/>
+      <w:lvlText w:val=""/>
+      <w:lvlJc w:val="left"/>
+      <w:pPr>
+        <w:tabs>
+          <w:tab w:val="num" w:pos="6480"/>
+        </w:tabs>
+        <w:ind w:left="6480" w:hanging="360"/>
+      </w:pPr>
+      <w:rPr>
+        <w:rFonts w:ascii="Wingdings" w:hAnsi="Wingdings" w:hint="default"/>
+        <w:sz w:val="20"/>
+      </w:rPr>
+    </w:lvl>
+  </w:abstractNum>
+  <w:abstractNum w:abstractNumId="12" w15:restartNumberingAfterBreak="0">
     <w:nsid w:val="39E67803"/>
     <w:multiLevelType w:val="hybridMultilevel"/>
     <w:tmpl w:val="0F58E32E"/>
@@ -1689,7 +8251,7 @@
       </w:pPr>
     </w:lvl>
   </w:abstractNum>
-  <w:abstractNum w:abstractNumId="3" w15:restartNumberingAfterBreak="0">
+  <w:abstractNum w:abstractNumId="13" w15:restartNumberingAfterBreak="0">
     <w:nsid w:val="41FA66AE"/>
     <w:multiLevelType w:val="hybridMultilevel"/>
     <w:tmpl w:val="7FD44FFC"/>
@@ -1801,7 +8363,603 @@
       </w:rPr>
     </w:lvl>
   </w:abstractNum>
-  <w:abstractNum w:abstractNumId="4" w15:restartNumberingAfterBreak="0">
+  <w:abstractNum w:abstractNumId="14" w15:restartNumberingAfterBreak="0">
+    <w:nsid w:val="4F275D76"/>
+    <w:multiLevelType w:val="multilevel"/>
+    <w:tmpl w:val="8F6E1532"/>
+    <w:lvl w:ilvl="0">
+      <w:start w:val="1"/>
+      <w:numFmt w:val="bullet"/>
+      <w:lvlText w:val=""/>
+      <w:lvlJc w:val="left"/>
+      <w:pPr>
+        <w:tabs>
+          <w:tab w:val="num" w:pos="720"/>
+        </w:tabs>
+        <w:ind w:left="720" w:hanging="360"/>
+      </w:pPr>
+      <w:rPr>
+        <w:rFonts w:ascii="Symbol" w:hAnsi="Symbol" w:hint="default"/>
+        <w:sz w:val="20"/>
+      </w:rPr>
+    </w:lvl>
+    <w:lvl w:ilvl="1" w:tentative="1">
+      <w:start w:val="1"/>
+      <w:numFmt w:val="bullet"/>
+      <w:lvlText w:val="o"/>
+      <w:lvlJc w:val="left"/>
+      <w:pPr>
+        <w:tabs>
+          <w:tab w:val="num" w:pos="1440"/>
+        </w:tabs>
+        <w:ind w:left="1440" w:hanging="360"/>
+      </w:pPr>
+      <w:rPr>
+        <w:rFonts w:ascii="Courier New" w:hAnsi="Courier New" w:hint="default"/>
+        <w:sz w:val="20"/>
+      </w:rPr>
+    </w:lvl>
+    <w:lvl w:ilvl="2" w:tentative="1">
+      <w:start w:val="1"/>
+      <w:numFmt w:val="bullet"/>
+      <w:lvlText w:val=""/>
+      <w:lvlJc w:val="left"/>
+      <w:pPr>
+        <w:tabs>
+          <w:tab w:val="num" w:pos="2160"/>
+        </w:tabs>
+        <w:ind w:left="2160" w:hanging="360"/>
+      </w:pPr>
+      <w:rPr>
+        <w:rFonts w:ascii="Wingdings" w:hAnsi="Wingdings" w:hint="default"/>
+        <w:sz w:val="20"/>
+      </w:rPr>
+    </w:lvl>
+    <w:lvl w:ilvl="3" w:tentative="1">
+      <w:start w:val="1"/>
+      <w:numFmt w:val="bullet"/>
+      <w:lvlText w:val=""/>
+      <w:lvlJc w:val="left"/>
+      <w:pPr>
+        <w:tabs>
+          <w:tab w:val="num" w:pos="2880"/>
+        </w:tabs>
+        <w:ind w:left="2880" w:hanging="360"/>
+      </w:pPr>
+      <w:rPr>
+        <w:rFonts w:ascii="Wingdings" w:hAnsi="Wingdings" w:hint="default"/>
+        <w:sz w:val="20"/>
+      </w:rPr>
+    </w:lvl>
+    <w:lvl w:ilvl="4" w:tentative="1">
+      <w:start w:val="1"/>
+      <w:numFmt w:val="bullet"/>
+      <w:lvlText w:val=""/>
+      <w:lvlJc w:val="left"/>
+      <w:pPr>
+        <w:tabs>
+          <w:tab w:val="num" w:pos="3600"/>
+        </w:tabs>
+        <w:ind w:left="3600" w:hanging="360"/>
+      </w:pPr>
+      <w:rPr>
+        <w:rFonts w:ascii="Wingdings" w:hAnsi="Wingdings" w:hint="default"/>
+        <w:sz w:val="20"/>
+      </w:rPr>
+    </w:lvl>
+    <w:lvl w:ilvl="5" w:tentative="1">
+      <w:start w:val="1"/>
+      <w:numFmt w:val="bullet"/>
+      <w:lvlText w:val=""/>
+      <w:lvlJc w:val="left"/>
+      <w:pPr>
+        <w:tabs>
+          <w:tab w:val="num" w:pos="4320"/>
+        </w:tabs>
+        <w:ind w:left="4320" w:hanging="360"/>
+      </w:pPr>
+      <w:rPr>
+        <w:rFonts w:ascii="Wingdings" w:hAnsi="Wingdings" w:hint="default"/>
+        <w:sz w:val="20"/>
+      </w:rPr>
+    </w:lvl>
+    <w:lvl w:ilvl="6" w:tentative="1">
+      <w:start w:val="1"/>
+      <w:numFmt w:val="bullet"/>
+      <w:lvlText w:val=""/>
+      <w:lvlJc w:val="left"/>
+      <w:pPr>
+        <w:tabs>
+          <w:tab w:val="num" w:pos="5040"/>
+        </w:tabs>
+        <w:ind w:left="5040" w:hanging="360"/>
+      </w:pPr>
+      <w:rPr>
+        <w:rFonts w:ascii="Wingdings" w:hAnsi="Wingdings" w:hint="default"/>
+        <w:sz w:val="20"/>
+      </w:rPr>
+    </w:lvl>
+    <w:lvl w:ilvl="7" w:tentative="1">
+      <w:start w:val="1"/>
+      <w:numFmt w:val="bullet"/>
+      <w:lvlText w:val=""/>
+      <w:lvlJc w:val="left"/>
+      <w:pPr>
+        <w:tabs>
+          <w:tab w:val="num" w:pos="5760"/>
+        </w:tabs>
+        <w:ind w:left="5760" w:hanging="360"/>
+      </w:pPr>
+      <w:rPr>
+        <w:rFonts w:ascii="Wingdings" w:hAnsi="Wingdings" w:hint="default"/>
+        <w:sz w:val="20"/>
+      </w:rPr>
+    </w:lvl>
+    <w:lvl w:ilvl="8" w:tentative="1">
+      <w:start w:val="1"/>
+      <w:numFmt w:val="bullet"/>
+      <w:lvlText w:val=""/>
+      <w:lvlJc w:val="left"/>
+      <w:pPr>
+        <w:tabs>
+          <w:tab w:val="num" w:pos="6480"/>
+        </w:tabs>
+        <w:ind w:left="6480" w:hanging="360"/>
+      </w:pPr>
+      <w:rPr>
+        <w:rFonts w:ascii="Wingdings" w:hAnsi="Wingdings" w:hint="default"/>
+        <w:sz w:val="20"/>
+      </w:rPr>
+    </w:lvl>
+  </w:abstractNum>
+  <w:abstractNum w:abstractNumId="15" w15:restartNumberingAfterBreak="0">
+    <w:nsid w:val="5C474BD6"/>
+    <w:multiLevelType w:val="multilevel"/>
+    <w:tmpl w:val="142C4B1E"/>
+    <w:lvl w:ilvl="0">
+      <w:start w:val="1"/>
+      <w:numFmt w:val="bullet"/>
+      <w:lvlText w:val=""/>
+      <w:lvlJc w:val="left"/>
+      <w:pPr>
+        <w:tabs>
+          <w:tab w:val="num" w:pos="720"/>
+        </w:tabs>
+        <w:ind w:left="720" w:hanging="360"/>
+      </w:pPr>
+      <w:rPr>
+        <w:rFonts w:ascii="Symbol" w:hAnsi="Symbol" w:hint="default"/>
+        <w:sz w:val="20"/>
+      </w:rPr>
+    </w:lvl>
+    <w:lvl w:ilvl="1" w:tentative="1">
+      <w:start w:val="1"/>
+      <w:numFmt w:val="bullet"/>
+      <w:lvlText w:val="o"/>
+      <w:lvlJc w:val="left"/>
+      <w:pPr>
+        <w:tabs>
+          <w:tab w:val="num" w:pos="1440"/>
+        </w:tabs>
+        <w:ind w:left="1440" w:hanging="360"/>
+      </w:pPr>
+      <w:rPr>
+        <w:rFonts w:ascii="Courier New" w:hAnsi="Courier New" w:hint="default"/>
+        <w:sz w:val="20"/>
+      </w:rPr>
+    </w:lvl>
+    <w:lvl w:ilvl="2" w:tentative="1">
+      <w:start w:val="1"/>
+      <w:numFmt w:val="bullet"/>
+      <w:lvlText w:val=""/>
+      <w:lvlJc w:val="left"/>
+      <w:pPr>
+        <w:tabs>
+          <w:tab w:val="num" w:pos="2160"/>
+        </w:tabs>
+        <w:ind w:left="2160" w:hanging="360"/>
+      </w:pPr>
+      <w:rPr>
+        <w:rFonts w:ascii="Wingdings" w:hAnsi="Wingdings" w:hint="default"/>
+        <w:sz w:val="20"/>
+      </w:rPr>
+    </w:lvl>
+    <w:lvl w:ilvl="3" w:tentative="1">
+      <w:start w:val="1"/>
+      <w:numFmt w:val="bullet"/>
+      <w:lvlText w:val=""/>
+      <w:lvlJc w:val="left"/>
+      <w:pPr>
+        <w:tabs>
+          <w:tab w:val="num" w:pos="2880"/>
+        </w:tabs>
+        <w:ind w:left="2880" w:hanging="360"/>
+      </w:pPr>
+      <w:rPr>
+        <w:rFonts w:ascii="Wingdings" w:hAnsi="Wingdings" w:hint="default"/>
+        <w:sz w:val="20"/>
+      </w:rPr>
+    </w:lvl>
+    <w:lvl w:ilvl="4" w:tentative="1">
+      <w:start w:val="1"/>
+      <w:numFmt w:val="bullet"/>
+      <w:lvlText w:val=""/>
+      <w:lvlJc w:val="left"/>
+      <w:pPr>
+        <w:tabs>
+          <w:tab w:val="num" w:pos="3600"/>
+        </w:tabs>
+        <w:ind w:left="3600" w:hanging="360"/>
+      </w:pPr>
+      <w:rPr>
+        <w:rFonts w:ascii="Wingdings" w:hAnsi="Wingdings" w:hint="default"/>
+        <w:sz w:val="20"/>
+      </w:rPr>
+    </w:lvl>
+    <w:lvl w:ilvl="5" w:tentative="1">
+      <w:start w:val="1"/>
+      <w:numFmt w:val="bullet"/>
+      <w:lvlText w:val=""/>
+      <w:lvlJc w:val="left"/>
+      <w:pPr>
+        <w:tabs>
+          <w:tab w:val="num" w:pos="4320"/>
+        </w:tabs>
+        <w:ind w:left="4320" w:hanging="360"/>
+      </w:pPr>
+      <w:rPr>
+        <w:rFonts w:ascii="Wingdings" w:hAnsi="Wingdings" w:hint="default"/>
+        <w:sz w:val="20"/>
+      </w:rPr>
+    </w:lvl>
+    <w:lvl w:ilvl="6" w:tentative="1">
+      <w:start w:val="1"/>
+      <w:numFmt w:val="bullet"/>
+      <w:lvlText w:val=""/>
+      <w:lvlJc w:val="left"/>
+      <w:pPr>
+        <w:tabs>
+          <w:tab w:val="num" w:pos="5040"/>
+        </w:tabs>
+        <w:ind w:left="5040" w:hanging="360"/>
+      </w:pPr>
+      <w:rPr>
+        <w:rFonts w:ascii="Wingdings" w:hAnsi="Wingdings" w:hint="default"/>
+        <w:sz w:val="20"/>
+      </w:rPr>
+    </w:lvl>
+    <w:lvl w:ilvl="7" w:tentative="1">
+      <w:start w:val="1"/>
+      <w:numFmt w:val="bullet"/>
+      <w:lvlText w:val=""/>
+      <w:lvlJc w:val="left"/>
+      <w:pPr>
+        <w:tabs>
+          <w:tab w:val="num" w:pos="5760"/>
+        </w:tabs>
+        <w:ind w:left="5760" w:hanging="360"/>
+      </w:pPr>
+      <w:rPr>
+        <w:rFonts w:ascii="Wingdings" w:hAnsi="Wingdings" w:hint="default"/>
+        <w:sz w:val="20"/>
+      </w:rPr>
+    </w:lvl>
+    <w:lvl w:ilvl="8" w:tentative="1">
+      <w:start w:val="1"/>
+      <w:numFmt w:val="bullet"/>
+      <w:lvlText w:val=""/>
+      <w:lvlJc w:val="left"/>
+      <w:pPr>
+        <w:tabs>
+          <w:tab w:val="num" w:pos="6480"/>
+        </w:tabs>
+        <w:ind w:left="6480" w:hanging="360"/>
+      </w:pPr>
+      <w:rPr>
+        <w:rFonts w:ascii="Wingdings" w:hAnsi="Wingdings" w:hint="default"/>
+        <w:sz w:val="20"/>
+      </w:rPr>
+    </w:lvl>
+  </w:abstractNum>
+  <w:abstractNum w:abstractNumId="16" w15:restartNumberingAfterBreak="0">
+    <w:nsid w:val="5FC250B4"/>
+    <w:multiLevelType w:val="multilevel"/>
+    <w:tmpl w:val="BB149902"/>
+    <w:lvl w:ilvl="0">
+      <w:start w:val="1"/>
+      <w:numFmt w:val="bullet"/>
+      <w:lvlText w:val=""/>
+      <w:lvlJc w:val="left"/>
+      <w:pPr>
+        <w:tabs>
+          <w:tab w:val="num" w:pos="720"/>
+        </w:tabs>
+        <w:ind w:left="720" w:hanging="360"/>
+      </w:pPr>
+      <w:rPr>
+        <w:rFonts w:ascii="Symbol" w:hAnsi="Symbol" w:hint="default"/>
+        <w:sz w:val="20"/>
+      </w:rPr>
+    </w:lvl>
+    <w:lvl w:ilvl="1" w:tentative="1">
+      <w:start w:val="1"/>
+      <w:numFmt w:val="bullet"/>
+      <w:lvlText w:val="o"/>
+      <w:lvlJc w:val="left"/>
+      <w:pPr>
+        <w:tabs>
+          <w:tab w:val="num" w:pos="1440"/>
+        </w:tabs>
+        <w:ind w:left="1440" w:hanging="360"/>
+      </w:pPr>
+      <w:rPr>
+        <w:rFonts w:ascii="Courier New" w:hAnsi="Courier New" w:hint="default"/>
+        <w:sz w:val="20"/>
+      </w:rPr>
+    </w:lvl>
+    <w:lvl w:ilvl="2" w:tentative="1">
+      <w:start w:val="1"/>
+      <w:numFmt w:val="bullet"/>
+      <w:lvlText w:val=""/>
+      <w:lvlJc w:val="left"/>
+      <w:pPr>
+        <w:tabs>
+          <w:tab w:val="num" w:pos="2160"/>
+        </w:tabs>
+        <w:ind w:left="2160" w:hanging="360"/>
+      </w:pPr>
+      <w:rPr>
+        <w:rFonts w:ascii="Wingdings" w:hAnsi="Wingdings" w:hint="default"/>
+        <w:sz w:val="20"/>
+      </w:rPr>
+    </w:lvl>
+    <w:lvl w:ilvl="3" w:tentative="1">
+      <w:start w:val="1"/>
+      <w:numFmt w:val="bullet"/>
+      <w:lvlText w:val=""/>
+      <w:lvlJc w:val="left"/>
+      <w:pPr>
+        <w:tabs>
+          <w:tab w:val="num" w:pos="2880"/>
+        </w:tabs>
+        <w:ind w:left="2880" w:hanging="360"/>
+      </w:pPr>
+      <w:rPr>
+        <w:rFonts w:ascii="Wingdings" w:hAnsi="Wingdings" w:hint="default"/>
+        <w:sz w:val="20"/>
+      </w:rPr>
+    </w:lvl>
+    <w:lvl w:ilvl="4" w:tentative="1">
+      <w:start w:val="1"/>
+      <w:numFmt w:val="bullet"/>
+      <w:lvlText w:val=""/>
+      <w:lvlJc w:val="left"/>
+      <w:pPr>
+        <w:tabs>
+          <w:tab w:val="num" w:pos="3600"/>
+        </w:tabs>
+        <w:ind w:left="3600" w:hanging="360"/>
+      </w:pPr>
+      <w:rPr>
+        <w:rFonts w:ascii="Wingdings" w:hAnsi="Wingdings" w:hint="default"/>
+        <w:sz w:val="20"/>
+      </w:rPr>
+    </w:lvl>
+    <w:lvl w:ilvl="5" w:tentative="1">
+      <w:start w:val="1"/>
+      <w:numFmt w:val="bullet"/>
+      <w:lvlText w:val=""/>
+      <w:lvlJc w:val="left"/>
+      <w:pPr>
+        <w:tabs>
+          <w:tab w:val="num" w:pos="4320"/>
+        </w:tabs>
+        <w:ind w:left="4320" w:hanging="360"/>
+      </w:pPr>
+      <w:rPr>
+        <w:rFonts w:ascii="Wingdings" w:hAnsi="Wingdings" w:hint="default"/>
+        <w:sz w:val="20"/>
+      </w:rPr>
+    </w:lvl>
+    <w:lvl w:ilvl="6" w:tentative="1">
+      <w:start w:val="1"/>
+      <w:numFmt w:val="bullet"/>
+      <w:lvlText w:val=""/>
+      <w:lvlJc w:val="left"/>
+      <w:pPr>
+        <w:tabs>
+          <w:tab w:val="num" w:pos="5040"/>
+        </w:tabs>
+        <w:ind w:left="5040" w:hanging="360"/>
+      </w:pPr>
+      <w:rPr>
+        <w:rFonts w:ascii="Wingdings" w:hAnsi="Wingdings" w:hint="default"/>
+        <w:sz w:val="20"/>
+      </w:rPr>
+    </w:lvl>
+    <w:lvl w:ilvl="7" w:tentative="1">
+      <w:start w:val="1"/>
+      <w:numFmt w:val="bullet"/>
+      <w:lvlText w:val=""/>
+      <w:lvlJc w:val="left"/>
+      <w:pPr>
+        <w:tabs>
+          <w:tab w:val="num" w:pos="5760"/>
+        </w:tabs>
+        <w:ind w:left="5760" w:hanging="360"/>
+      </w:pPr>
+      <w:rPr>
+        <w:rFonts w:ascii="Wingdings" w:hAnsi="Wingdings" w:hint="default"/>
+        <w:sz w:val="20"/>
+      </w:rPr>
+    </w:lvl>
+    <w:lvl w:ilvl="8" w:tentative="1">
+      <w:start w:val="1"/>
+      <w:numFmt w:val="bullet"/>
+      <w:lvlText w:val=""/>
+      <w:lvlJc w:val="left"/>
+      <w:pPr>
+        <w:tabs>
+          <w:tab w:val="num" w:pos="6480"/>
+        </w:tabs>
+        <w:ind w:left="6480" w:hanging="360"/>
+      </w:pPr>
+      <w:rPr>
+        <w:rFonts w:ascii="Wingdings" w:hAnsi="Wingdings" w:hint="default"/>
+        <w:sz w:val="20"/>
+      </w:rPr>
+    </w:lvl>
+  </w:abstractNum>
+  <w:abstractNum w:abstractNumId="17" w15:restartNumberingAfterBreak="0">
+    <w:nsid w:val="6139212F"/>
+    <w:multiLevelType w:val="multilevel"/>
+    <w:tmpl w:val="6C86B664"/>
+    <w:lvl w:ilvl="0">
+      <w:start w:val="1"/>
+      <w:numFmt w:val="bullet"/>
+      <w:lvlText w:val=""/>
+      <w:lvlJc w:val="left"/>
+      <w:pPr>
+        <w:tabs>
+          <w:tab w:val="num" w:pos="720"/>
+        </w:tabs>
+        <w:ind w:left="720" w:hanging="360"/>
+      </w:pPr>
+      <w:rPr>
+        <w:rFonts w:ascii="Symbol" w:hAnsi="Symbol" w:hint="default"/>
+        <w:sz w:val="20"/>
+      </w:rPr>
+    </w:lvl>
+    <w:lvl w:ilvl="1" w:tentative="1">
+      <w:start w:val="1"/>
+      <w:numFmt w:val="bullet"/>
+      <w:lvlText w:val="o"/>
+      <w:lvlJc w:val="left"/>
+      <w:pPr>
+        <w:tabs>
+          <w:tab w:val="num" w:pos="1440"/>
+        </w:tabs>
+        <w:ind w:left="1440" w:hanging="360"/>
+      </w:pPr>
+      <w:rPr>
+        <w:rFonts w:ascii="Courier New" w:hAnsi="Courier New" w:hint="default"/>
+        <w:sz w:val="20"/>
+      </w:rPr>
+    </w:lvl>
+    <w:lvl w:ilvl="2" w:tentative="1">
+      <w:start w:val="1"/>
+      <w:numFmt w:val="bullet"/>
+      <w:lvlText w:val=""/>
+      <w:lvlJc w:val="left"/>
+      <w:pPr>
+        <w:tabs>
+          <w:tab w:val="num" w:pos="2160"/>
+        </w:tabs>
+        <w:ind w:left="2160" w:hanging="360"/>
+      </w:pPr>
+      <w:rPr>
+        <w:rFonts w:ascii="Wingdings" w:hAnsi="Wingdings" w:hint="default"/>
+        <w:sz w:val="20"/>
+      </w:rPr>
+    </w:lvl>
+    <w:lvl w:ilvl="3" w:tentative="1">
+      <w:start w:val="1"/>
+      <w:numFmt w:val="bullet"/>
+      <w:lvlText w:val=""/>
+      <w:lvlJc w:val="left"/>
+      <w:pPr>
+        <w:tabs>
+          <w:tab w:val="num" w:pos="2880"/>
+        </w:tabs>
+        <w:ind w:left="2880" w:hanging="360"/>
+      </w:pPr>
+      <w:rPr>
+        <w:rFonts w:ascii="Wingdings" w:hAnsi="Wingdings" w:hint="default"/>
+        <w:sz w:val="20"/>
+      </w:rPr>
+    </w:lvl>
+    <w:lvl w:ilvl="4" w:tentative="1">
+      <w:start w:val="1"/>
+      <w:numFmt w:val="bullet"/>
+      <w:lvlText w:val=""/>
+      <w:lvlJc w:val="left"/>
+      <w:pPr>
+        <w:tabs>
+          <w:tab w:val="num" w:pos="3600"/>
+        </w:tabs>
+        <w:ind w:left="3600" w:hanging="360"/>
+      </w:pPr>
+      <w:rPr>
+        <w:rFonts w:ascii="Wingdings" w:hAnsi="Wingdings" w:hint="default"/>
+        <w:sz w:val="20"/>
+      </w:rPr>
+    </w:lvl>
+    <w:lvl w:ilvl="5" w:tentative="1">
+      <w:start w:val="1"/>
+      <w:numFmt w:val="bullet"/>
+      <w:lvlText w:val=""/>
+      <w:lvlJc w:val="left"/>
+      <w:pPr>
+        <w:tabs>
+          <w:tab w:val="num" w:pos="4320"/>
+        </w:tabs>
+        <w:ind w:left="4320" w:hanging="360"/>
+      </w:pPr>
+      <w:rPr>
+        <w:rFonts w:ascii="Wingdings" w:hAnsi="Wingdings" w:hint="default"/>
+        <w:sz w:val="20"/>
+      </w:rPr>
+    </w:lvl>
+    <w:lvl w:ilvl="6" w:tentative="1">
+      <w:start w:val="1"/>
+      <w:numFmt w:val="bullet"/>
+      <w:lvlText w:val=""/>
+      <w:lvlJc w:val="left"/>
+      <w:pPr>
+        <w:tabs>
+          <w:tab w:val="num" w:pos="5040"/>
+        </w:tabs>
+        <w:ind w:left="5040" w:hanging="360"/>
+      </w:pPr>
+      <w:rPr>
+        <w:rFonts w:ascii="Wingdings" w:hAnsi="Wingdings" w:hint="default"/>
+        <w:sz w:val="20"/>
+      </w:rPr>
+    </w:lvl>
+    <w:lvl w:ilvl="7" w:tentative="1">
+      <w:start w:val="1"/>
+      <w:numFmt w:val="bullet"/>
+      <w:lvlText w:val=""/>
+      <w:lvlJc w:val="left"/>
+      <w:pPr>
+        <w:tabs>
+          <w:tab w:val="num" w:pos="5760"/>
+        </w:tabs>
+        <w:ind w:left="5760" w:hanging="360"/>
+      </w:pPr>
+      <w:rPr>
+        <w:rFonts w:ascii="Wingdings" w:hAnsi="Wingdings" w:hint="default"/>
+        <w:sz w:val="20"/>
+      </w:rPr>
+    </w:lvl>
+    <w:lvl w:ilvl="8" w:tentative="1">
+      <w:start w:val="1"/>
+      <w:numFmt w:val="bullet"/>
+      <w:lvlText w:val=""/>
+      <w:lvlJc w:val="left"/>
+      <w:pPr>
+        <w:tabs>
+          <w:tab w:val="num" w:pos="6480"/>
+        </w:tabs>
+        <w:ind w:left="6480" w:hanging="360"/>
+      </w:pPr>
+      <w:rPr>
+        <w:rFonts w:ascii="Wingdings" w:hAnsi="Wingdings" w:hint="default"/>
+        <w:sz w:val="20"/>
+      </w:rPr>
+    </w:lvl>
+  </w:abstractNum>
+  <w:abstractNum w:abstractNumId="18" w15:restartNumberingAfterBreak="0">
     <w:nsid w:val="61E4246E"/>
     <w:multiLevelType w:val="hybridMultilevel"/>
     <w:tmpl w:val="D73A69C6"/>
@@ -1890,20 +9048,518 @@
       </w:pPr>
     </w:lvl>
   </w:abstractNum>
+  <w:abstractNum w:abstractNumId="19" w15:restartNumberingAfterBreak="0">
+    <w:nsid w:val="635F774F"/>
+    <w:multiLevelType w:val="multilevel"/>
+    <w:tmpl w:val="A8B0D59A"/>
+    <w:lvl w:ilvl="0">
+      <w:start w:val="1"/>
+      <w:numFmt w:val="bullet"/>
+      <w:lvlText w:val=""/>
+      <w:lvlJc w:val="left"/>
+      <w:pPr>
+        <w:tabs>
+          <w:tab w:val="num" w:pos="720"/>
+        </w:tabs>
+        <w:ind w:left="720" w:hanging="360"/>
+      </w:pPr>
+      <w:rPr>
+        <w:rFonts w:ascii="Symbol" w:hAnsi="Symbol" w:hint="default"/>
+        <w:sz w:val="20"/>
+      </w:rPr>
+    </w:lvl>
+    <w:lvl w:ilvl="1" w:tentative="1">
+      <w:start w:val="1"/>
+      <w:numFmt w:val="bullet"/>
+      <w:lvlText w:val="o"/>
+      <w:lvlJc w:val="left"/>
+      <w:pPr>
+        <w:tabs>
+          <w:tab w:val="num" w:pos="1440"/>
+        </w:tabs>
+        <w:ind w:left="1440" w:hanging="360"/>
+      </w:pPr>
+      <w:rPr>
+        <w:rFonts w:ascii="Courier New" w:hAnsi="Courier New" w:hint="default"/>
+        <w:sz w:val="20"/>
+      </w:rPr>
+    </w:lvl>
+    <w:lvl w:ilvl="2" w:tentative="1">
+      <w:start w:val="1"/>
+      <w:numFmt w:val="bullet"/>
+      <w:lvlText w:val=""/>
+      <w:lvlJc w:val="left"/>
+      <w:pPr>
+        <w:tabs>
+          <w:tab w:val="num" w:pos="2160"/>
+        </w:tabs>
+        <w:ind w:left="2160" w:hanging="360"/>
+      </w:pPr>
+      <w:rPr>
+        <w:rFonts w:ascii="Wingdings" w:hAnsi="Wingdings" w:hint="default"/>
+        <w:sz w:val="20"/>
+      </w:rPr>
+    </w:lvl>
+    <w:lvl w:ilvl="3" w:tentative="1">
+      <w:start w:val="1"/>
+      <w:numFmt w:val="bullet"/>
+      <w:lvlText w:val=""/>
+      <w:lvlJc w:val="left"/>
+      <w:pPr>
+        <w:tabs>
+          <w:tab w:val="num" w:pos="2880"/>
+        </w:tabs>
+        <w:ind w:left="2880" w:hanging="360"/>
+      </w:pPr>
+      <w:rPr>
+        <w:rFonts w:ascii="Wingdings" w:hAnsi="Wingdings" w:hint="default"/>
+        <w:sz w:val="20"/>
+      </w:rPr>
+    </w:lvl>
+    <w:lvl w:ilvl="4" w:tentative="1">
+      <w:start w:val="1"/>
+      <w:numFmt w:val="bullet"/>
+      <w:lvlText w:val=""/>
+      <w:lvlJc w:val="left"/>
+      <w:pPr>
+        <w:tabs>
+          <w:tab w:val="num" w:pos="3600"/>
+        </w:tabs>
+        <w:ind w:left="3600" w:hanging="360"/>
+      </w:pPr>
+      <w:rPr>
+        <w:rFonts w:ascii="Wingdings" w:hAnsi="Wingdings" w:hint="default"/>
+        <w:sz w:val="20"/>
+      </w:rPr>
+    </w:lvl>
+    <w:lvl w:ilvl="5" w:tentative="1">
+      <w:start w:val="1"/>
+      <w:numFmt w:val="bullet"/>
+      <w:lvlText w:val=""/>
+      <w:lvlJc w:val="left"/>
+      <w:pPr>
+        <w:tabs>
+          <w:tab w:val="num" w:pos="4320"/>
+        </w:tabs>
+        <w:ind w:left="4320" w:hanging="360"/>
+      </w:pPr>
+      <w:rPr>
+        <w:rFonts w:ascii="Wingdings" w:hAnsi="Wingdings" w:hint="default"/>
+        <w:sz w:val="20"/>
+      </w:rPr>
+    </w:lvl>
+    <w:lvl w:ilvl="6" w:tentative="1">
+      <w:start w:val="1"/>
+      <w:numFmt w:val="bullet"/>
+      <w:lvlText w:val=""/>
+      <w:lvlJc w:val="left"/>
+      <w:pPr>
+        <w:tabs>
+          <w:tab w:val="num" w:pos="5040"/>
+        </w:tabs>
+        <w:ind w:left="5040" w:hanging="360"/>
+      </w:pPr>
+      <w:rPr>
+        <w:rFonts w:ascii="Wingdings" w:hAnsi="Wingdings" w:hint="default"/>
+        <w:sz w:val="20"/>
+      </w:rPr>
+    </w:lvl>
+    <w:lvl w:ilvl="7" w:tentative="1">
+      <w:start w:val="1"/>
+      <w:numFmt w:val="bullet"/>
+      <w:lvlText w:val=""/>
+      <w:lvlJc w:val="left"/>
+      <w:pPr>
+        <w:tabs>
+          <w:tab w:val="num" w:pos="5760"/>
+        </w:tabs>
+        <w:ind w:left="5760" w:hanging="360"/>
+      </w:pPr>
+      <w:rPr>
+        <w:rFonts w:ascii="Wingdings" w:hAnsi="Wingdings" w:hint="default"/>
+        <w:sz w:val="20"/>
+      </w:rPr>
+    </w:lvl>
+    <w:lvl w:ilvl="8" w:tentative="1">
+      <w:start w:val="1"/>
+      <w:numFmt w:val="bullet"/>
+      <w:lvlText w:val=""/>
+      <w:lvlJc w:val="left"/>
+      <w:pPr>
+        <w:tabs>
+          <w:tab w:val="num" w:pos="6480"/>
+        </w:tabs>
+        <w:ind w:left="6480" w:hanging="360"/>
+      </w:pPr>
+      <w:rPr>
+        <w:rFonts w:ascii="Wingdings" w:hAnsi="Wingdings" w:hint="default"/>
+        <w:sz w:val="20"/>
+      </w:rPr>
+    </w:lvl>
+  </w:abstractNum>
+  <w:abstractNum w:abstractNumId="20" w15:restartNumberingAfterBreak="0">
+    <w:nsid w:val="66744664"/>
+    <w:multiLevelType w:val="multilevel"/>
+    <w:tmpl w:val="5C1AB392"/>
+    <w:lvl w:ilvl="0">
+      <w:start w:val="1"/>
+      <w:numFmt w:val="bullet"/>
+      <w:lvlText w:val=""/>
+      <w:lvlJc w:val="left"/>
+      <w:pPr>
+        <w:tabs>
+          <w:tab w:val="num" w:pos="720"/>
+        </w:tabs>
+        <w:ind w:left="720" w:hanging="360"/>
+      </w:pPr>
+      <w:rPr>
+        <w:rFonts w:ascii="Symbol" w:hAnsi="Symbol" w:hint="default"/>
+        <w:sz w:val="20"/>
+      </w:rPr>
+    </w:lvl>
+    <w:lvl w:ilvl="1" w:tentative="1">
+      <w:start w:val="1"/>
+      <w:numFmt w:val="bullet"/>
+      <w:lvlText w:val="o"/>
+      <w:lvlJc w:val="left"/>
+      <w:pPr>
+        <w:tabs>
+          <w:tab w:val="num" w:pos="1440"/>
+        </w:tabs>
+        <w:ind w:left="1440" w:hanging="360"/>
+      </w:pPr>
+      <w:rPr>
+        <w:rFonts w:ascii="Courier New" w:hAnsi="Courier New" w:hint="default"/>
+        <w:sz w:val="20"/>
+      </w:rPr>
+    </w:lvl>
+    <w:lvl w:ilvl="2" w:tentative="1">
+      <w:start w:val="1"/>
+      <w:numFmt w:val="bullet"/>
+      <w:lvlText w:val=""/>
+      <w:lvlJc w:val="left"/>
+      <w:pPr>
+        <w:tabs>
+          <w:tab w:val="num" w:pos="2160"/>
+        </w:tabs>
+        <w:ind w:left="2160" w:hanging="360"/>
+      </w:pPr>
+      <w:rPr>
+        <w:rFonts w:ascii="Wingdings" w:hAnsi="Wingdings" w:hint="default"/>
+        <w:sz w:val="20"/>
+      </w:rPr>
+    </w:lvl>
+    <w:lvl w:ilvl="3" w:tentative="1">
+      <w:start w:val="1"/>
+      <w:numFmt w:val="bullet"/>
+      <w:lvlText w:val=""/>
+      <w:lvlJc w:val="left"/>
+      <w:pPr>
+        <w:tabs>
+          <w:tab w:val="num" w:pos="2880"/>
+        </w:tabs>
+        <w:ind w:left="2880" w:hanging="360"/>
+      </w:pPr>
+      <w:rPr>
+        <w:rFonts w:ascii="Wingdings" w:hAnsi="Wingdings" w:hint="default"/>
+        <w:sz w:val="20"/>
+      </w:rPr>
+    </w:lvl>
+    <w:lvl w:ilvl="4" w:tentative="1">
+      <w:start w:val="1"/>
+      <w:numFmt w:val="bullet"/>
+      <w:lvlText w:val=""/>
+      <w:lvlJc w:val="left"/>
+      <w:pPr>
+        <w:tabs>
+          <w:tab w:val="num" w:pos="3600"/>
+        </w:tabs>
+        <w:ind w:left="3600" w:hanging="360"/>
+      </w:pPr>
+      <w:rPr>
+        <w:rFonts w:ascii="Wingdings" w:hAnsi="Wingdings" w:hint="default"/>
+        <w:sz w:val="20"/>
+      </w:rPr>
+    </w:lvl>
+    <w:lvl w:ilvl="5" w:tentative="1">
+      <w:start w:val="1"/>
+      <w:numFmt w:val="bullet"/>
+      <w:lvlText w:val=""/>
+      <w:lvlJc w:val="left"/>
+      <w:pPr>
+        <w:tabs>
+          <w:tab w:val="num" w:pos="4320"/>
+        </w:tabs>
+        <w:ind w:left="4320" w:hanging="360"/>
+      </w:pPr>
+      <w:rPr>
+        <w:rFonts w:ascii="Wingdings" w:hAnsi="Wingdings" w:hint="default"/>
+        <w:sz w:val="20"/>
+      </w:rPr>
+    </w:lvl>
+    <w:lvl w:ilvl="6" w:tentative="1">
+      <w:start w:val="1"/>
+      <w:numFmt w:val="bullet"/>
+      <w:lvlText w:val=""/>
+      <w:lvlJc w:val="left"/>
+      <w:pPr>
+        <w:tabs>
+          <w:tab w:val="num" w:pos="5040"/>
+        </w:tabs>
+        <w:ind w:left="5040" w:hanging="360"/>
+      </w:pPr>
+      <w:rPr>
+        <w:rFonts w:ascii="Wingdings" w:hAnsi="Wingdings" w:hint="default"/>
+        <w:sz w:val="20"/>
+      </w:rPr>
+    </w:lvl>
+    <w:lvl w:ilvl="7" w:tentative="1">
+      <w:start w:val="1"/>
+      <w:numFmt w:val="bullet"/>
+      <w:lvlText w:val=""/>
+      <w:lvlJc w:val="left"/>
+      <w:pPr>
+        <w:tabs>
+          <w:tab w:val="num" w:pos="5760"/>
+        </w:tabs>
+        <w:ind w:left="5760" w:hanging="360"/>
+      </w:pPr>
+      <w:rPr>
+        <w:rFonts w:ascii="Wingdings" w:hAnsi="Wingdings" w:hint="default"/>
+        <w:sz w:val="20"/>
+      </w:rPr>
+    </w:lvl>
+    <w:lvl w:ilvl="8" w:tentative="1">
+      <w:start w:val="1"/>
+      <w:numFmt w:val="bullet"/>
+      <w:lvlText w:val=""/>
+      <w:lvlJc w:val="left"/>
+      <w:pPr>
+        <w:tabs>
+          <w:tab w:val="num" w:pos="6480"/>
+        </w:tabs>
+        <w:ind w:left="6480" w:hanging="360"/>
+      </w:pPr>
+      <w:rPr>
+        <w:rFonts w:ascii="Wingdings" w:hAnsi="Wingdings" w:hint="default"/>
+        <w:sz w:val="20"/>
+      </w:rPr>
+    </w:lvl>
+  </w:abstractNum>
+  <w:abstractNum w:abstractNumId="21" w15:restartNumberingAfterBreak="0">
+    <w:nsid w:val="72C95C85"/>
+    <w:multiLevelType w:val="multilevel"/>
+    <w:tmpl w:val="36CA6990"/>
+    <w:lvl w:ilvl="0">
+      <w:start w:val="1"/>
+      <w:numFmt w:val="bullet"/>
+      <w:lvlText w:val=""/>
+      <w:lvlJc w:val="left"/>
+      <w:pPr>
+        <w:tabs>
+          <w:tab w:val="num" w:pos="720"/>
+        </w:tabs>
+        <w:ind w:left="720" w:hanging="360"/>
+      </w:pPr>
+      <w:rPr>
+        <w:rFonts w:ascii="Symbol" w:hAnsi="Symbol" w:hint="default"/>
+        <w:sz w:val="20"/>
+      </w:rPr>
+    </w:lvl>
+    <w:lvl w:ilvl="1" w:tentative="1">
+      <w:start w:val="1"/>
+      <w:numFmt w:val="bullet"/>
+      <w:lvlText w:val="o"/>
+      <w:lvlJc w:val="left"/>
+      <w:pPr>
+        <w:tabs>
+          <w:tab w:val="num" w:pos="1440"/>
+        </w:tabs>
+        <w:ind w:left="1440" w:hanging="360"/>
+      </w:pPr>
+      <w:rPr>
+        <w:rFonts w:ascii="Courier New" w:hAnsi="Courier New" w:hint="default"/>
+        <w:sz w:val="20"/>
+      </w:rPr>
+    </w:lvl>
+    <w:lvl w:ilvl="2" w:tentative="1">
+      <w:start w:val="1"/>
+      <w:numFmt w:val="bullet"/>
+      <w:lvlText w:val=""/>
+      <w:lvlJc w:val="left"/>
+      <w:pPr>
+        <w:tabs>
+          <w:tab w:val="num" w:pos="2160"/>
+        </w:tabs>
+        <w:ind w:left="2160" w:hanging="360"/>
+      </w:pPr>
+      <w:rPr>
+        <w:rFonts w:ascii="Wingdings" w:hAnsi="Wingdings" w:hint="default"/>
+        <w:sz w:val="20"/>
+      </w:rPr>
+    </w:lvl>
+    <w:lvl w:ilvl="3" w:tentative="1">
+      <w:start w:val="1"/>
+      <w:numFmt w:val="bullet"/>
+      <w:lvlText w:val=""/>
+      <w:lvlJc w:val="left"/>
+      <w:pPr>
+        <w:tabs>
+          <w:tab w:val="num" w:pos="2880"/>
+        </w:tabs>
+        <w:ind w:left="2880" w:hanging="360"/>
+      </w:pPr>
+      <w:rPr>
+        <w:rFonts w:ascii="Wingdings" w:hAnsi="Wingdings" w:hint="default"/>
+        <w:sz w:val="20"/>
+      </w:rPr>
+    </w:lvl>
+    <w:lvl w:ilvl="4" w:tentative="1">
+      <w:start w:val="1"/>
+      <w:numFmt w:val="bullet"/>
+      <w:lvlText w:val=""/>
+      <w:lvlJc w:val="left"/>
+      <w:pPr>
+        <w:tabs>
+          <w:tab w:val="num" w:pos="3600"/>
+        </w:tabs>
+        <w:ind w:left="3600" w:hanging="360"/>
+      </w:pPr>
+      <w:rPr>
+        <w:rFonts w:ascii="Wingdings" w:hAnsi="Wingdings" w:hint="default"/>
+        <w:sz w:val="20"/>
+      </w:rPr>
+    </w:lvl>
+    <w:lvl w:ilvl="5" w:tentative="1">
+      <w:start w:val="1"/>
+      <w:numFmt w:val="bullet"/>
+      <w:lvlText w:val=""/>
+      <w:lvlJc w:val="left"/>
+      <w:pPr>
+        <w:tabs>
+          <w:tab w:val="num" w:pos="4320"/>
+        </w:tabs>
+        <w:ind w:left="4320" w:hanging="360"/>
+      </w:pPr>
+      <w:rPr>
+        <w:rFonts w:ascii="Wingdings" w:hAnsi="Wingdings" w:hint="default"/>
+        <w:sz w:val="20"/>
+      </w:rPr>
+    </w:lvl>
+    <w:lvl w:ilvl="6" w:tentative="1">
+      <w:start w:val="1"/>
+      <w:numFmt w:val="bullet"/>
+      <w:lvlText w:val=""/>
+      <w:lvlJc w:val="left"/>
+      <w:pPr>
+        <w:tabs>
+          <w:tab w:val="num" w:pos="5040"/>
+        </w:tabs>
+        <w:ind w:left="5040" w:hanging="360"/>
+      </w:pPr>
+      <w:rPr>
+        <w:rFonts w:ascii="Wingdings" w:hAnsi="Wingdings" w:hint="default"/>
+        <w:sz w:val="20"/>
+      </w:rPr>
+    </w:lvl>
+    <w:lvl w:ilvl="7" w:tentative="1">
+      <w:start w:val="1"/>
+      <w:numFmt w:val="bullet"/>
+      <w:lvlText w:val=""/>
+      <w:lvlJc w:val="left"/>
+      <w:pPr>
+        <w:tabs>
+          <w:tab w:val="num" w:pos="5760"/>
+        </w:tabs>
+        <w:ind w:left="5760" w:hanging="360"/>
+      </w:pPr>
+      <w:rPr>
+        <w:rFonts w:ascii="Wingdings" w:hAnsi="Wingdings" w:hint="default"/>
+        <w:sz w:val="20"/>
+      </w:rPr>
+    </w:lvl>
+    <w:lvl w:ilvl="8" w:tentative="1">
+      <w:start w:val="1"/>
+      <w:numFmt w:val="bullet"/>
+      <w:lvlText w:val=""/>
+      <w:lvlJc w:val="left"/>
+      <w:pPr>
+        <w:tabs>
+          <w:tab w:val="num" w:pos="6480"/>
+        </w:tabs>
+        <w:ind w:left="6480" w:hanging="360"/>
+      </w:pPr>
+      <w:rPr>
+        <w:rFonts w:ascii="Wingdings" w:hAnsi="Wingdings" w:hint="default"/>
+        <w:sz w:val="20"/>
+      </w:rPr>
+    </w:lvl>
+  </w:abstractNum>
   <w:num w:numId="1" w16cid:durableId="2134320858">
+    <w:abstractNumId w:val="13"/>
+  </w:num>
+  <w:num w:numId="2" w16cid:durableId="2132239568">
+    <w:abstractNumId w:val="12"/>
+  </w:num>
+  <w:num w:numId="3" w16cid:durableId="356546355">
+    <w:abstractNumId w:val="18"/>
+  </w:num>
+  <w:num w:numId="4" w16cid:durableId="581838357">
+    <w:abstractNumId w:val="8"/>
+  </w:num>
+  <w:num w:numId="5" w16cid:durableId="174073593">
+    <w:abstractNumId w:val="7"/>
+  </w:num>
+  <w:num w:numId="6" w16cid:durableId="1590121920">
+    <w:abstractNumId w:val="5"/>
+  </w:num>
+  <w:num w:numId="7" w16cid:durableId="1175804659">
+    <w:abstractNumId w:val="20"/>
+  </w:num>
+  <w:num w:numId="8" w16cid:durableId="998114126">
+    <w:abstractNumId w:val="16"/>
+  </w:num>
+  <w:num w:numId="9" w16cid:durableId="644546895">
+    <w:abstractNumId w:val="1"/>
+  </w:num>
+  <w:num w:numId="10" w16cid:durableId="2110150458">
+    <w:abstractNumId w:val="19"/>
+  </w:num>
+  <w:num w:numId="11" w16cid:durableId="1770352329">
+    <w:abstractNumId w:val="6"/>
+  </w:num>
+  <w:num w:numId="12" w16cid:durableId="614409846">
+    <w:abstractNumId w:val="15"/>
+  </w:num>
+  <w:num w:numId="13" w16cid:durableId="1968312093">
+    <w:abstractNumId w:val="11"/>
+  </w:num>
+  <w:num w:numId="14" w16cid:durableId="801310147">
+    <w:abstractNumId w:val="0"/>
+  </w:num>
+  <w:num w:numId="15" w16cid:durableId="1650093183">
+    <w:abstractNumId w:val="17"/>
+  </w:num>
+  <w:num w:numId="16" w16cid:durableId="215821756">
+    <w:abstractNumId w:val="4"/>
+  </w:num>
+  <w:num w:numId="17" w16cid:durableId="980842081">
+    <w:abstractNumId w:val="14"/>
+  </w:num>
+  <w:num w:numId="18" w16cid:durableId="1335836973">
+    <w:abstractNumId w:val="10"/>
+  </w:num>
+  <w:num w:numId="19" w16cid:durableId="663358591">
+    <w:abstractNumId w:val="21"/>
+  </w:num>
+  <w:num w:numId="20" w16cid:durableId="1366979676">
     <w:abstractNumId w:val="3"/>
   </w:num>
-  <w:num w:numId="2" w16cid:durableId="2132239568">
+  <w:num w:numId="21" w16cid:durableId="1025525480">
+    <w:abstractNumId w:val="9"/>
+  </w:num>
+  <w:num w:numId="22" w16cid:durableId="260190902">
     <w:abstractNumId w:val="2"/>
-  </w:num>
-  <w:num w:numId="3" w16cid:durableId="356546355">
-    <w:abstractNumId w:val="4"/>
-  </w:num>
-  <w:num w:numId="4" w16cid:durableId="581838357">
-    <w:abstractNumId w:val="1"/>
-  </w:num>
-  <w:num w:numId="5" w16cid:durableId="174073593">
-    <w:abstractNumId w:val="0"/>
   </w:num>
 </w:numbering>
 </file>
@@ -2512,7 +10168,6 @@
   <w:style w:type="character" w:default="1" w:styleId="DefaultParagraphFont">
     <w:name w:val="Default Paragraph Font"/>
     <w:uiPriority w:val="1"/>
-    <w:semiHidden/>
     <w:unhideWhenUsed/>
   </w:style>
   <w:style w:type="table" w:default="1" w:styleId="TableNormal">

--- a/Current Work/Computer Systems - A programmers Perspective.docx
+++ b/Current Work/Computer Systems - A programmers Perspective.docx
@@ -58,6 +58,62 @@
     </w:p>
     <w:p>
       <w:pPr>
+        <w:jc w:val="center"/>
+        <w:rPr>
+          <w:rFonts w:ascii="Abadi" w:hAnsi="Abadi"/>
+          <w:b/>
+          <w:bCs/>
+          <w:i/>
+          <w:iCs/>
+          <w:sz w:val="44"/>
+          <w:szCs w:val="44"/>
+          <w:u w:val="single"/>
+        </w:rPr>
+      </w:pPr>
+      <w:r>
+        <w:rPr>
+          <w:rFonts w:ascii="Abadi" w:hAnsi="Abadi"/>
+          <w:b/>
+          <w:bCs/>
+          <w:i/>
+          <w:iCs/>
+          <w:sz w:val="44"/>
+          <w:szCs w:val="44"/>
+          <w:u w:val="single"/>
+        </w:rPr>
+        <w:t xml:space="preserve">Best </w:t>
+      </w:r>
+      <w:proofErr w:type="gramStart"/>
+      <w:r>
+        <w:rPr>
+          <w:rFonts w:ascii="Abadi" w:hAnsi="Abadi"/>
+          <w:b/>
+          <w:bCs/>
+          <w:i/>
+          <w:iCs/>
+          <w:sz w:val="44"/>
+          <w:szCs w:val="44"/>
+          <w:u w:val="single"/>
+        </w:rPr>
+        <w:t>Advice(</w:t>
+      </w:r>
+      <w:proofErr w:type="gramEnd"/>
+      <w:r>
+        <w:rPr>
+          <w:rFonts w:ascii="Abadi" w:hAnsi="Abadi"/>
+          <w:b/>
+          <w:bCs/>
+          <w:i/>
+          <w:iCs/>
+          <w:sz w:val="44"/>
+          <w:szCs w:val="44"/>
+          <w:u w:val="single"/>
+        </w:rPr>
+        <w:t>Quickest Way): Watch expert codes and internalize that</w:t>
+      </w:r>
+    </w:p>
+    <w:p>
+      <w:pPr>
         <w:pStyle w:val="ListParagraph"/>
         <w:numPr>
           <w:ilvl w:val="0"/>
@@ -569,6 +625,7 @@
         <w:rPr>
           <w:rFonts w:ascii="Abadi" w:hAnsi="Abadi"/>
         </w:rPr>
+        <w:lastRenderedPageBreak/>
         <w:t xml:space="preserve">Discrete Maths {set theory, relations and logic, combinatorics, proofs, recursion, number theory, graph theory, and probability.} </w:t>
       </w:r>
     </w:p>
@@ -1142,6 +1199,7 @@
           <w:b/>
           <w:bCs/>
         </w:rPr>
+        <w:lastRenderedPageBreak/>
         <w:t>Block 4 — Dynamic Programming (L15–19)</w:t>
       </w:r>
       <w:r>
@@ -1175,7 +1233,6 @@
         <w:rPr>
           <w:rFonts w:ascii="Abadi" w:hAnsi="Abadi"/>
         </w:rPr>
-        <w:lastRenderedPageBreak/>
         <w:t>========================================================</w:t>
       </w:r>
     </w:p>
@@ -1381,6 +1438,167 @@
           <w:rFonts w:ascii="Abadi" w:hAnsi="Abadi"/>
         </w:rPr>
         <w:t>Machine Learning</w:t>
+      </w:r>
+    </w:p>
+    <w:p>
+      <w:pPr>
+        <w:rPr>
+          <w:rFonts w:ascii="Abadi" w:hAnsi="Abadi"/>
+        </w:rPr>
+      </w:pPr>
+      <w:r>
+        <w:rPr>
+          <w:rFonts w:ascii="Abadi" w:hAnsi="Abadi"/>
+        </w:rPr>
+        <w:t xml:space="preserve">Libraries to know (in order of priority): </w:t>
+      </w:r>
+    </w:p>
+    <w:p>
+      <w:pPr>
+        <w:rPr>
+          <w:rFonts w:ascii="Abadi" w:hAnsi="Abadi"/>
+        </w:rPr>
+      </w:pPr>
+      <w:proofErr w:type="spellStart"/>
+      <w:r>
+        <w:rPr>
+          <w:rFonts w:ascii="Abadi" w:hAnsi="Abadi"/>
+        </w:rPr>
+        <w:t>PyTorch</w:t>
+      </w:r>
+      <w:proofErr w:type="spellEnd"/>
+      <w:r>
+        <w:rPr>
+          <w:rFonts w:ascii="Abadi" w:hAnsi="Abadi"/>
+        </w:rPr>
+        <w:t xml:space="preserve"> — Industry and research standard; most papers implement in it, gives you low-level control over tensors, gradients, and custom architectures. </w:t>
+      </w:r>
+    </w:p>
+    <w:p>
+      <w:pPr>
+        <w:rPr>
+          <w:rFonts w:ascii="Abadi" w:hAnsi="Abadi"/>
+        </w:rPr>
+      </w:pPr>
+      <w:r>
+        <w:rPr>
+          <w:rFonts w:ascii="Abadi" w:hAnsi="Abadi"/>
+        </w:rPr>
+        <w:t xml:space="preserve">NumPy — The backbone of all numerical computing in Python; you'll use it constantly for data manipulation and math before/after model inference. </w:t>
+      </w:r>
+    </w:p>
+    <w:p>
+      <w:pPr>
+        <w:rPr>
+          <w:rFonts w:ascii="Abadi" w:hAnsi="Abadi"/>
+        </w:rPr>
+      </w:pPr>
+      <w:r>
+        <w:rPr>
+          <w:rFonts w:ascii="Abadi" w:hAnsi="Abadi"/>
+        </w:rPr>
+        <w:t xml:space="preserve">Pandas — Essential for loading, cleaning, and exploring tabular data before it ever reaches your model. </w:t>
+      </w:r>
+    </w:p>
+    <w:p>
+      <w:pPr>
+        <w:rPr>
+          <w:rFonts w:ascii="Abadi" w:hAnsi="Abadi"/>
+        </w:rPr>
+      </w:pPr>
+      <w:r>
+        <w:rPr>
+          <w:rFonts w:ascii="Abadi" w:hAnsi="Abadi"/>
+        </w:rPr>
+        <w:t xml:space="preserve">Matplotlib / Seaborn — Visualizing loss curves, data distributions, and results; non-negotiable for debugging and communicating findings. </w:t>
+      </w:r>
+    </w:p>
+    <w:p>
+      <w:pPr>
+        <w:rPr>
+          <w:rFonts w:ascii="Abadi" w:hAnsi="Abadi"/>
+        </w:rPr>
+      </w:pPr>
+      <w:r>
+        <w:rPr>
+          <w:rFonts w:ascii="Abadi" w:hAnsi="Abadi"/>
+        </w:rPr>
+        <w:t xml:space="preserve">Scikit-learn — Classical ML baselines, preprocessing pipelines, and evaluation metrics (confusion matrix, F1, etc.) that complement deep learning workflows. </w:t>
+      </w:r>
+    </w:p>
+    <w:p>
+      <w:pPr>
+        <w:rPr>
+          <w:rFonts w:ascii="Abadi" w:hAnsi="Abadi"/>
+        </w:rPr>
+      </w:pPr>
+      <w:proofErr w:type="spellStart"/>
+      <w:r>
+        <w:rPr>
+          <w:rFonts w:ascii="Abadi" w:hAnsi="Abadi"/>
+        </w:rPr>
+        <w:t>HuggingFace</w:t>
+      </w:r>
+      <w:proofErr w:type="spellEnd"/>
+      <w:r>
+        <w:rPr>
+          <w:rFonts w:ascii="Abadi" w:hAnsi="Abadi"/>
+        </w:rPr>
+        <w:t xml:space="preserve"> Transformers — The go-to library for working with pretrained LLMs and vision transformers; fine-tuning and inference in a few lines. </w:t>
+      </w:r>
+    </w:p>
+    <w:p>
+      <w:pPr>
+        <w:rPr>
+          <w:rFonts w:ascii="Abadi" w:hAnsi="Abadi"/>
+        </w:rPr>
+      </w:pPr>
+      <w:r>
+        <w:rPr>
+          <w:rFonts w:ascii="Abadi" w:hAnsi="Abadi"/>
+        </w:rPr>
+        <w:t>Weights &amp; Biases (</w:t>
+      </w:r>
+      <w:proofErr w:type="spellStart"/>
+      <w:r>
+        <w:rPr>
+          <w:rFonts w:ascii="Abadi" w:hAnsi="Abadi"/>
+        </w:rPr>
+        <w:t>wandb</w:t>
+      </w:r>
+      <w:proofErr w:type="spellEnd"/>
+      <w:r>
+        <w:rPr>
+          <w:rFonts w:ascii="Abadi" w:hAnsi="Abadi"/>
+        </w:rPr>
+        <w:t xml:space="preserve">) — Experiment tracking; once you run more than a handful of training runs, logging metrics and hyperparameters properly becomes critical. </w:t>
+      </w:r>
+    </w:p>
+    <w:p>
+      <w:pPr>
+        <w:rPr>
+          <w:rFonts w:ascii="Abadi" w:hAnsi="Abadi"/>
+        </w:rPr>
+      </w:pPr>
+      <w:r>
+        <w:rPr>
+          <w:rFonts w:ascii="Abadi" w:hAnsi="Abadi"/>
+        </w:rPr>
+        <w:t xml:space="preserve">ONNX / </w:t>
+      </w:r>
+      <w:proofErr w:type="spellStart"/>
+      <w:r>
+        <w:rPr>
+          <w:rFonts w:ascii="Abadi" w:hAnsi="Abadi"/>
+        </w:rPr>
+        <w:t>TorchScript</w:t>
+      </w:r>
+      <w:proofErr w:type="spellEnd"/>
+      <w:r>
+        <w:rPr>
+          <w:rFonts w:ascii="Abadi" w:hAnsi="Abadi"/>
+        </w:rPr>
+        <w:t xml:space="preserve"> (optional, production-focused) — Exporting and deploying models outside of Python environments.</w:t>
       </w:r>
     </w:p>
     <w:p>
@@ -1424,6 +1642,134 @@
         </w:rPr>
         <w:t xml:space="preserve"> (Andrew.ng)</w:t>
       </w:r>
+      <w:r>
+        <w:rPr>
+          <w:rFonts w:ascii="Abadi" w:hAnsi="Abadi"/>
+          <w:b/>
+          <w:bCs/>
+          <w:i/>
+          <w:iCs/>
+          <w:highlight w:val="yellow"/>
+          <w:u w:val="single"/>
+        </w:rPr>
+        <w:t xml:space="preserve"> -&gt; [</w:t>
+      </w:r>
+      <w:proofErr w:type="spellStart"/>
+      <w:r>
+        <w:rPr>
+          <w:rFonts w:ascii="Abadi" w:hAnsi="Abadi"/>
+          <w:b/>
+          <w:bCs/>
+          <w:i/>
+          <w:iCs/>
+          <w:highlight w:val="yellow"/>
+          <w:u w:val="single"/>
+        </w:rPr>
+        <w:t>Numpy</w:t>
+      </w:r>
+      <w:proofErr w:type="spellEnd"/>
+      <w:r>
+        <w:rPr>
+          <w:rFonts w:ascii="Abadi" w:hAnsi="Abadi"/>
+          <w:b/>
+          <w:bCs/>
+          <w:i/>
+          <w:iCs/>
+          <w:highlight w:val="yellow"/>
+          <w:u w:val="single"/>
+        </w:rPr>
+        <w:t xml:space="preserve">, Sklearn, </w:t>
+      </w:r>
+      <w:proofErr w:type="spellStart"/>
+      <w:r>
+        <w:rPr>
+          <w:rFonts w:ascii="Abadi" w:hAnsi="Abadi"/>
+          <w:b/>
+          <w:bCs/>
+          <w:i/>
+          <w:iCs/>
+          <w:highlight w:val="yellow"/>
+          <w:u w:val="single"/>
+        </w:rPr>
+        <w:t>Pytorch</w:t>
+      </w:r>
+      <w:proofErr w:type="spellEnd"/>
+      <w:r>
+        <w:rPr>
+          <w:rFonts w:ascii="Abadi" w:hAnsi="Abadi"/>
+          <w:b/>
+          <w:bCs/>
+          <w:i/>
+          <w:iCs/>
+          <w:highlight w:val="yellow"/>
+          <w:u w:val="single"/>
+        </w:rPr>
+        <w:t xml:space="preserve">, </w:t>
+      </w:r>
+      <w:proofErr w:type="spellStart"/>
+      <w:r>
+        <w:rPr>
+          <w:rFonts w:ascii="Abadi" w:hAnsi="Abadi"/>
+          <w:b/>
+          <w:bCs/>
+          <w:i/>
+          <w:iCs/>
+          <w:highlight w:val="yellow"/>
+          <w:u w:val="single"/>
+        </w:rPr>
+        <w:t>Tensorflow</w:t>
+      </w:r>
+      <w:proofErr w:type="spellEnd"/>
+      <w:r>
+        <w:rPr>
+          <w:rFonts w:ascii="Abadi" w:hAnsi="Abadi"/>
+          <w:b/>
+          <w:bCs/>
+          <w:i/>
+          <w:iCs/>
+          <w:highlight w:val="yellow"/>
+          <w:u w:val="single"/>
+        </w:rPr>
+        <w:t xml:space="preserve">, </w:t>
+      </w:r>
+      <w:proofErr w:type="spellStart"/>
+      <w:r>
+        <w:rPr>
+          <w:rFonts w:ascii="Abadi" w:hAnsi="Abadi"/>
+          <w:b/>
+          <w:bCs/>
+          <w:i/>
+          <w:iCs/>
+          <w:highlight w:val="yellow"/>
+          <w:u w:val="single"/>
+        </w:rPr>
+        <w:t>HuggingFace</w:t>
+      </w:r>
+      <w:proofErr w:type="spellEnd"/>
+      <w:r>
+        <w:rPr>
+          <w:rFonts w:ascii="Abadi" w:hAnsi="Abadi"/>
+          <w:b/>
+          <w:bCs/>
+          <w:i/>
+          <w:iCs/>
+          <w:highlight w:val="yellow"/>
+          <w:u w:val="single"/>
+        </w:rPr>
+        <w:t xml:space="preserve"> for Transformers</w:t>
+      </w:r>
+      <w:r>
+        <w:rPr>
+          <w:rFonts w:ascii="Abadi" w:hAnsi="Abadi"/>
+          <w:b/>
+          <w:bCs/>
+          <w:i/>
+          <w:iCs/>
+          <w:highlight w:val="yellow"/>
+          <w:u w:val="single"/>
+        </w:rPr>
+        <w:t>]</w:t>
+      </w:r>
     </w:p>
     <w:p>
       <w:pPr>
@@ -1494,6 +1840,7 @@
         <w:rPr>
           <w:rFonts w:ascii="Abadi" w:hAnsi="Abadi"/>
         </w:rPr>
+        <w:lastRenderedPageBreak/>
         <w:t>What is a neural network?</w:t>
       </w:r>
     </w:p>
@@ -1994,108 +2341,1444 @@
         <w:rPr>
           <w:rFonts w:ascii="Abadi" w:hAnsi="Abadi"/>
         </w:rPr>
+        <w:t xml:space="preserve">Quick tour of </w:t>
+      </w:r>
+      <w:proofErr w:type="spellStart"/>
+      <w:r>
+        <w:rPr>
+          <w:rFonts w:ascii="Abadi" w:hAnsi="Abadi"/>
+        </w:rPr>
+        <w:t>Jupyter</w:t>
+      </w:r>
+      <w:proofErr w:type="spellEnd"/>
+      <w:r>
+        <w:rPr>
+          <w:rFonts w:ascii="Abadi" w:hAnsi="Abadi"/>
+        </w:rPr>
+        <w:t>/</w:t>
+      </w:r>
+      <w:proofErr w:type="spellStart"/>
+      <w:r>
+        <w:rPr>
+          <w:rFonts w:ascii="Abadi" w:hAnsi="Abadi"/>
+        </w:rPr>
+        <w:t>iPython</w:t>
+      </w:r>
+      <w:proofErr w:type="spellEnd"/>
+      <w:r>
+        <w:rPr>
+          <w:rFonts w:ascii="Abadi" w:hAnsi="Abadi"/>
+        </w:rPr>
+        <w:t xml:space="preserve"> notebooks</w:t>
+      </w:r>
+    </w:p>
+    <w:p>
+      <w:pPr>
+        <w:pStyle w:val="ListParagraph"/>
+        <w:numPr>
+          <w:ilvl w:val="3"/>
+          <w:numId w:val="5"/>
+        </w:numPr>
+        <w:rPr>
+          <w:rFonts w:ascii="Abadi" w:hAnsi="Abadi"/>
+        </w:rPr>
+      </w:pPr>
+      <w:r>
+        <w:rPr>
+          <w:rFonts w:ascii="Abadi" w:hAnsi="Abadi"/>
+        </w:rPr>
+        <w:t>Logistic regression cost function (optional)</w:t>
+      </w:r>
+    </w:p>
+    <w:p>
+      <w:pPr>
+        <w:pStyle w:val="ListParagraph"/>
+        <w:numPr>
+          <w:ilvl w:val="3"/>
+          <w:numId w:val="5"/>
+        </w:numPr>
+        <w:rPr>
+          <w:rFonts w:ascii="Abadi" w:hAnsi="Abadi"/>
+        </w:rPr>
+      </w:pPr>
+      <w:r>
+        <w:rPr>
+          <w:rFonts w:ascii="Abadi" w:hAnsi="Abadi"/>
+        </w:rPr>
+        <w:t>Pieter Abbeel interview</w:t>
+      </w:r>
+    </w:p>
+    <w:p>
+      <w:pPr>
+        <w:pStyle w:val="ListParagraph"/>
+        <w:numPr>
+          <w:ilvl w:val="3"/>
+          <w:numId w:val="5"/>
+        </w:numPr>
+        <w:rPr>
+          <w:rFonts w:ascii="Abadi" w:hAnsi="Abadi"/>
+        </w:rPr>
+      </w:pPr>
+      <w:r>
+        <w:rPr>
+          <w:rFonts w:ascii="Abadi" w:hAnsi="Abadi"/>
+        </w:rPr>
+        <w:t>Lab: Python basics with NumPy</w:t>
+      </w:r>
+    </w:p>
+    <w:p>
+      <w:pPr>
+        <w:pStyle w:val="ListParagraph"/>
+        <w:numPr>
+          <w:ilvl w:val="3"/>
+          <w:numId w:val="5"/>
+        </w:numPr>
+        <w:rPr>
+          <w:rFonts w:ascii="Abadi" w:hAnsi="Abadi"/>
+        </w:rPr>
+      </w:pPr>
+      <w:r>
+        <w:rPr>
+          <w:rFonts w:ascii="Abadi" w:hAnsi="Abadi"/>
+        </w:rPr>
+        <w:t>Lab: Logistic regression with a neural network mindset</w:t>
+      </w:r>
+    </w:p>
+    <w:p>
+      <w:pPr>
+        <w:pStyle w:val="ListParagraph"/>
+        <w:numPr>
+          <w:ilvl w:val="2"/>
+          <w:numId w:val="5"/>
+        </w:numPr>
+        <w:rPr>
+          <w:rFonts w:ascii="Abadi" w:hAnsi="Abadi"/>
+        </w:rPr>
+      </w:pPr>
+      <w:r>
+        <w:rPr>
+          <w:rFonts w:ascii="Abadi" w:hAnsi="Abadi"/>
+        </w:rPr>
+        <w:t>Week 3 – Shallow neural networks</w:t>
+      </w:r>
+    </w:p>
+    <w:p>
+      <w:pPr>
+        <w:pStyle w:val="ListParagraph"/>
+        <w:numPr>
+          <w:ilvl w:val="3"/>
+          <w:numId w:val="5"/>
+        </w:numPr>
+        <w:rPr>
+          <w:rFonts w:ascii="Abadi" w:hAnsi="Abadi"/>
+        </w:rPr>
+      </w:pPr>
+      <w:r>
+        <w:rPr>
+          <w:rFonts w:ascii="Abadi" w:hAnsi="Abadi"/>
+        </w:rPr>
+        <w:t>Neural networks overview</w:t>
+      </w:r>
+    </w:p>
+    <w:p>
+      <w:pPr>
+        <w:pStyle w:val="ListParagraph"/>
+        <w:numPr>
+          <w:ilvl w:val="3"/>
+          <w:numId w:val="5"/>
+        </w:numPr>
+        <w:rPr>
+          <w:rFonts w:ascii="Abadi" w:hAnsi="Abadi"/>
+        </w:rPr>
+      </w:pPr>
+      <w:r>
+        <w:rPr>
+          <w:rFonts w:ascii="Abadi" w:hAnsi="Abadi"/>
+        </w:rPr>
+        <w:t>Neural network representation</w:t>
+      </w:r>
+    </w:p>
+    <w:p>
+      <w:pPr>
+        <w:pStyle w:val="ListParagraph"/>
+        <w:numPr>
+          <w:ilvl w:val="3"/>
+          <w:numId w:val="5"/>
+        </w:numPr>
+        <w:rPr>
+          <w:rFonts w:ascii="Abadi" w:hAnsi="Abadi"/>
+        </w:rPr>
+      </w:pPr>
+      <w:r>
+        <w:rPr>
+          <w:rFonts w:ascii="Abadi" w:hAnsi="Abadi"/>
+        </w:rPr>
+        <w:t>Computing a neural network's output</w:t>
+      </w:r>
+    </w:p>
+    <w:p>
+      <w:pPr>
+        <w:pStyle w:val="ListParagraph"/>
+        <w:numPr>
+          <w:ilvl w:val="3"/>
+          <w:numId w:val="5"/>
+        </w:numPr>
+        <w:rPr>
+          <w:rFonts w:ascii="Abadi" w:hAnsi="Abadi"/>
+        </w:rPr>
+      </w:pPr>
+      <w:r>
+        <w:rPr>
+          <w:rFonts w:ascii="Abadi" w:hAnsi="Abadi"/>
+        </w:rPr>
+        <w:t>Vectorizing across multiple examples</w:t>
+      </w:r>
+    </w:p>
+    <w:p>
+      <w:pPr>
+        <w:pStyle w:val="ListParagraph"/>
+        <w:numPr>
+          <w:ilvl w:val="3"/>
+          <w:numId w:val="5"/>
+        </w:numPr>
+        <w:rPr>
+          <w:rFonts w:ascii="Abadi" w:hAnsi="Abadi"/>
+        </w:rPr>
+      </w:pPr>
+      <w:r>
+        <w:rPr>
+          <w:rFonts w:ascii="Abadi" w:hAnsi="Abadi"/>
+        </w:rPr>
+        <w:t>Explanation for vectorized implementation</w:t>
+      </w:r>
+    </w:p>
+    <w:p>
+      <w:pPr>
+        <w:pStyle w:val="ListParagraph"/>
+        <w:numPr>
+          <w:ilvl w:val="3"/>
+          <w:numId w:val="5"/>
+        </w:numPr>
+        <w:rPr>
+          <w:rFonts w:ascii="Abadi" w:hAnsi="Abadi"/>
+        </w:rPr>
+      </w:pPr>
+      <w:r>
+        <w:rPr>
+          <w:rFonts w:ascii="Abadi" w:hAnsi="Abadi"/>
+        </w:rPr>
+        <w:t>Activation functions</w:t>
+      </w:r>
+    </w:p>
+    <w:p>
+      <w:pPr>
+        <w:pStyle w:val="ListParagraph"/>
+        <w:numPr>
+          <w:ilvl w:val="3"/>
+          <w:numId w:val="5"/>
+        </w:numPr>
+        <w:rPr>
+          <w:rFonts w:ascii="Abadi" w:hAnsi="Abadi"/>
+        </w:rPr>
+      </w:pPr>
+      <w:r>
+        <w:rPr>
+          <w:rFonts w:ascii="Abadi" w:hAnsi="Abadi"/>
+        </w:rPr>
+        <w:t>Why do you need non-linear activation functions?</w:t>
+      </w:r>
+    </w:p>
+    <w:p>
+      <w:pPr>
+        <w:pStyle w:val="ListParagraph"/>
+        <w:numPr>
+          <w:ilvl w:val="3"/>
+          <w:numId w:val="5"/>
+        </w:numPr>
+        <w:rPr>
+          <w:rFonts w:ascii="Abadi" w:hAnsi="Abadi"/>
+        </w:rPr>
+      </w:pPr>
+      <w:r>
+        <w:rPr>
+          <w:rFonts w:ascii="Abadi" w:hAnsi="Abadi"/>
+        </w:rPr>
+        <w:t>Derivatives of activation functions</w:t>
+      </w:r>
+    </w:p>
+    <w:p>
+      <w:pPr>
+        <w:pStyle w:val="ListParagraph"/>
+        <w:numPr>
+          <w:ilvl w:val="3"/>
+          <w:numId w:val="5"/>
+        </w:numPr>
+        <w:rPr>
+          <w:rFonts w:ascii="Abadi" w:hAnsi="Abadi"/>
+        </w:rPr>
+      </w:pPr>
+      <w:r>
+        <w:rPr>
+          <w:rFonts w:ascii="Abadi" w:hAnsi="Abadi"/>
+        </w:rPr>
+        <w:t>Gradient descent for neural networks</w:t>
+      </w:r>
+    </w:p>
+    <w:p>
+      <w:pPr>
+        <w:pStyle w:val="ListParagraph"/>
+        <w:numPr>
+          <w:ilvl w:val="3"/>
+          <w:numId w:val="5"/>
+        </w:numPr>
+        <w:rPr>
+          <w:rFonts w:ascii="Abadi" w:hAnsi="Abadi"/>
+        </w:rPr>
+      </w:pPr>
+      <w:r>
+        <w:rPr>
+          <w:rFonts w:ascii="Abadi" w:hAnsi="Abadi"/>
+        </w:rPr>
+        <w:t>Backpropagation intuition (optional)</w:t>
+      </w:r>
+    </w:p>
+    <w:p>
+      <w:pPr>
+        <w:pStyle w:val="ListParagraph"/>
+        <w:numPr>
+          <w:ilvl w:val="3"/>
+          <w:numId w:val="5"/>
+        </w:numPr>
+        <w:rPr>
+          <w:rFonts w:ascii="Abadi" w:hAnsi="Abadi"/>
+        </w:rPr>
+      </w:pPr>
+      <w:r>
+        <w:rPr>
+          <w:rFonts w:ascii="Abadi" w:hAnsi="Abadi"/>
+        </w:rPr>
+        <w:t>Random initialization</w:t>
+      </w:r>
+    </w:p>
+    <w:p>
+      <w:pPr>
+        <w:pStyle w:val="ListParagraph"/>
+        <w:numPr>
+          <w:ilvl w:val="3"/>
+          <w:numId w:val="5"/>
+        </w:numPr>
+        <w:rPr>
+          <w:rFonts w:ascii="Abadi" w:hAnsi="Abadi"/>
+        </w:rPr>
+      </w:pPr>
+      <w:r>
+        <w:rPr>
+          <w:rFonts w:ascii="Abadi" w:hAnsi="Abadi"/>
+        </w:rPr>
+        <w:t>Ian Goodfellow interview</w:t>
+      </w:r>
+    </w:p>
+    <w:p>
+      <w:pPr>
+        <w:pStyle w:val="ListParagraph"/>
+        <w:numPr>
+          <w:ilvl w:val="3"/>
+          <w:numId w:val="5"/>
+        </w:numPr>
+        <w:rPr>
+          <w:rFonts w:ascii="Abadi" w:hAnsi="Abadi"/>
+        </w:rPr>
+      </w:pPr>
+      <w:r>
+        <w:rPr>
+          <w:rFonts w:ascii="Abadi" w:hAnsi="Abadi"/>
+        </w:rPr>
+        <w:t>Lab: Planar data classification with one hidden layer</w:t>
+      </w:r>
+    </w:p>
+    <w:p>
+      <w:pPr>
+        <w:pStyle w:val="ListParagraph"/>
+        <w:numPr>
+          <w:ilvl w:val="2"/>
+          <w:numId w:val="5"/>
+        </w:numPr>
+        <w:rPr>
+          <w:rFonts w:ascii="Abadi" w:hAnsi="Abadi"/>
+        </w:rPr>
+      </w:pPr>
+      <w:r>
+        <w:rPr>
+          <w:rFonts w:ascii="Abadi" w:hAnsi="Abadi"/>
+        </w:rPr>
+        <w:t>Week 4 – Deep neural networks</w:t>
+      </w:r>
+    </w:p>
+    <w:p>
+      <w:pPr>
+        <w:pStyle w:val="ListParagraph"/>
+        <w:numPr>
+          <w:ilvl w:val="3"/>
+          <w:numId w:val="5"/>
+        </w:numPr>
+        <w:rPr>
+          <w:rFonts w:ascii="Abadi" w:hAnsi="Abadi"/>
+        </w:rPr>
+      </w:pPr>
+      <w:r>
+        <w:rPr>
+          <w:rFonts w:ascii="Abadi" w:hAnsi="Abadi"/>
+        </w:rPr>
         <w:lastRenderedPageBreak/>
-        <w:t xml:space="preserve">Quick tour of </w:t>
-      </w:r>
+        <w:t>Deep L-layer neural network</w:t>
+      </w:r>
+    </w:p>
+    <w:p>
+      <w:pPr>
+        <w:pStyle w:val="ListParagraph"/>
+        <w:numPr>
+          <w:ilvl w:val="3"/>
+          <w:numId w:val="5"/>
+        </w:numPr>
+        <w:rPr>
+          <w:rFonts w:ascii="Abadi" w:hAnsi="Abadi"/>
+        </w:rPr>
+      </w:pPr>
+      <w:r>
+        <w:rPr>
+          <w:rFonts w:ascii="Abadi" w:hAnsi="Abadi"/>
+        </w:rPr>
+        <w:t>Forward propagation in a deep network</w:t>
+      </w:r>
+    </w:p>
+    <w:p>
+      <w:pPr>
+        <w:pStyle w:val="ListParagraph"/>
+        <w:numPr>
+          <w:ilvl w:val="3"/>
+          <w:numId w:val="5"/>
+        </w:numPr>
+        <w:rPr>
+          <w:rFonts w:ascii="Abadi" w:hAnsi="Abadi"/>
+        </w:rPr>
+      </w:pPr>
+      <w:r>
+        <w:rPr>
+          <w:rFonts w:ascii="Abadi" w:hAnsi="Abadi"/>
+        </w:rPr>
+        <w:t>Getting your matrix dimensions right</w:t>
+      </w:r>
+    </w:p>
+    <w:p>
+      <w:pPr>
+        <w:pStyle w:val="ListParagraph"/>
+        <w:numPr>
+          <w:ilvl w:val="3"/>
+          <w:numId w:val="5"/>
+        </w:numPr>
+        <w:rPr>
+          <w:rFonts w:ascii="Abadi" w:hAnsi="Abadi"/>
+        </w:rPr>
+      </w:pPr>
+      <w:r>
+        <w:rPr>
+          <w:rFonts w:ascii="Abadi" w:hAnsi="Abadi"/>
+        </w:rPr>
+        <w:t>Why deep representations?</w:t>
+      </w:r>
+    </w:p>
+    <w:p>
+      <w:pPr>
+        <w:pStyle w:val="ListParagraph"/>
+        <w:numPr>
+          <w:ilvl w:val="3"/>
+          <w:numId w:val="5"/>
+        </w:numPr>
+        <w:rPr>
+          <w:rFonts w:ascii="Abadi" w:hAnsi="Abadi"/>
+        </w:rPr>
+      </w:pPr>
+      <w:r>
+        <w:rPr>
+          <w:rFonts w:ascii="Abadi" w:hAnsi="Abadi"/>
+        </w:rPr>
+        <w:t>Building blocks of deep neural networks</w:t>
+      </w:r>
+    </w:p>
+    <w:p>
+      <w:pPr>
+        <w:pStyle w:val="ListParagraph"/>
+        <w:numPr>
+          <w:ilvl w:val="3"/>
+          <w:numId w:val="5"/>
+        </w:numPr>
+        <w:rPr>
+          <w:rFonts w:ascii="Abadi" w:hAnsi="Abadi"/>
+        </w:rPr>
+      </w:pPr>
+      <w:r>
+        <w:rPr>
+          <w:rFonts w:ascii="Abadi" w:hAnsi="Abadi"/>
+        </w:rPr>
+        <w:t>Forward and backward propagation</w:t>
+      </w:r>
+    </w:p>
+    <w:p>
+      <w:pPr>
+        <w:pStyle w:val="ListParagraph"/>
+        <w:numPr>
+          <w:ilvl w:val="3"/>
+          <w:numId w:val="5"/>
+        </w:numPr>
+        <w:rPr>
+          <w:rFonts w:ascii="Abadi" w:hAnsi="Abadi"/>
+        </w:rPr>
+      </w:pPr>
+      <w:r>
+        <w:rPr>
+          <w:rFonts w:ascii="Abadi" w:hAnsi="Abadi"/>
+        </w:rPr>
+        <w:t>Parameters vs hyperparameters</w:t>
+      </w:r>
+    </w:p>
+    <w:p>
+      <w:pPr>
+        <w:pStyle w:val="ListParagraph"/>
+        <w:numPr>
+          <w:ilvl w:val="3"/>
+          <w:numId w:val="5"/>
+        </w:numPr>
+        <w:rPr>
+          <w:rFonts w:ascii="Abadi" w:hAnsi="Abadi"/>
+        </w:rPr>
+      </w:pPr>
+      <w:r>
+        <w:rPr>
+          <w:rFonts w:ascii="Abadi" w:hAnsi="Abadi"/>
+        </w:rPr>
+        <w:t>What does this have to do with the brain?</w:t>
+      </w:r>
+    </w:p>
+    <w:p>
+      <w:pPr>
+        <w:pStyle w:val="ListParagraph"/>
+        <w:numPr>
+          <w:ilvl w:val="3"/>
+          <w:numId w:val="5"/>
+        </w:numPr>
+        <w:rPr>
+          <w:rFonts w:ascii="Abadi" w:hAnsi="Abadi"/>
+        </w:rPr>
+      </w:pPr>
+      <w:r>
+        <w:rPr>
+          <w:rFonts w:ascii="Abadi" w:hAnsi="Abadi"/>
+        </w:rPr>
+        <w:t>Lab: Building your deep neural network step by step</w:t>
+      </w:r>
+    </w:p>
+    <w:p>
+      <w:pPr>
+        <w:pStyle w:val="ListParagraph"/>
+        <w:numPr>
+          <w:ilvl w:val="3"/>
+          <w:numId w:val="5"/>
+        </w:numPr>
+        <w:rPr>
+          <w:rFonts w:ascii="Abadi" w:hAnsi="Abadi"/>
+        </w:rPr>
+      </w:pPr>
+      <w:r>
+        <w:rPr>
+          <w:rFonts w:ascii="Abadi" w:hAnsi="Abadi"/>
+        </w:rPr>
+        <w:t>Lab: Deep neural network application</w:t>
+      </w:r>
+    </w:p>
+    <w:p>
+      <w:pPr>
+        <w:pStyle w:val="ListParagraph"/>
+        <w:numPr>
+          <w:ilvl w:val="1"/>
+          <w:numId w:val="5"/>
+        </w:numPr>
+        <w:rPr>
+          <w:rFonts w:ascii="Abadi" w:hAnsi="Abadi"/>
+        </w:rPr>
+      </w:pPr>
+      <w:r>
+        <w:rPr>
+          <w:rFonts w:ascii="Abadi" w:hAnsi="Abadi"/>
+        </w:rPr>
+        <w:t>Improving Deep Neural Networks: Hyperparameter tuning, Regularization and Optimization</w:t>
+      </w:r>
+    </w:p>
+    <w:p>
+      <w:pPr>
+        <w:pStyle w:val="ListParagraph"/>
+        <w:numPr>
+          <w:ilvl w:val="2"/>
+          <w:numId w:val="5"/>
+        </w:numPr>
+        <w:rPr>
+          <w:rFonts w:ascii="Abadi" w:hAnsi="Abadi"/>
+        </w:rPr>
+      </w:pPr>
+      <w:r>
+        <w:rPr>
+          <w:rFonts w:ascii="Abadi" w:hAnsi="Abadi"/>
+        </w:rPr>
+        <w:t>Week 1 – Practical aspects of deep learning</w:t>
+      </w:r>
+    </w:p>
+    <w:p>
+      <w:pPr>
+        <w:pStyle w:val="ListParagraph"/>
+        <w:numPr>
+          <w:ilvl w:val="3"/>
+          <w:numId w:val="5"/>
+        </w:numPr>
+        <w:rPr>
+          <w:rFonts w:ascii="Abadi" w:hAnsi="Abadi"/>
+        </w:rPr>
+      </w:pPr>
+      <w:r>
+        <w:rPr>
+          <w:rFonts w:ascii="Abadi" w:hAnsi="Abadi"/>
+        </w:rPr>
+        <w:t>Train/dev/test sets</w:t>
+      </w:r>
+    </w:p>
+    <w:p>
+      <w:pPr>
+        <w:pStyle w:val="ListParagraph"/>
+        <w:numPr>
+          <w:ilvl w:val="3"/>
+          <w:numId w:val="5"/>
+        </w:numPr>
+        <w:rPr>
+          <w:rFonts w:ascii="Abadi" w:hAnsi="Abadi"/>
+        </w:rPr>
+      </w:pPr>
+      <w:r>
+        <w:rPr>
+          <w:rFonts w:ascii="Abadi" w:hAnsi="Abadi"/>
+        </w:rPr>
+        <w:t>Bias/variance</w:t>
+      </w:r>
+    </w:p>
+    <w:p>
+      <w:pPr>
+        <w:pStyle w:val="ListParagraph"/>
+        <w:numPr>
+          <w:ilvl w:val="3"/>
+          <w:numId w:val="5"/>
+        </w:numPr>
+        <w:rPr>
+          <w:rFonts w:ascii="Abadi" w:hAnsi="Abadi"/>
+        </w:rPr>
+      </w:pPr>
+      <w:r>
+        <w:rPr>
+          <w:rFonts w:ascii="Abadi" w:hAnsi="Abadi"/>
+        </w:rPr>
+        <w:t>Basic recipe for machine learning</w:t>
+      </w:r>
+    </w:p>
+    <w:p>
+      <w:pPr>
+        <w:pStyle w:val="ListParagraph"/>
+        <w:numPr>
+          <w:ilvl w:val="3"/>
+          <w:numId w:val="5"/>
+        </w:numPr>
+        <w:rPr>
+          <w:rFonts w:ascii="Abadi" w:hAnsi="Abadi"/>
+        </w:rPr>
+      </w:pPr>
+      <w:r>
+        <w:rPr>
+          <w:rFonts w:ascii="Abadi" w:hAnsi="Abadi"/>
+        </w:rPr>
+        <w:t>Regularization</w:t>
+      </w:r>
+    </w:p>
+    <w:p>
+      <w:pPr>
+        <w:pStyle w:val="ListParagraph"/>
+        <w:numPr>
+          <w:ilvl w:val="3"/>
+          <w:numId w:val="5"/>
+        </w:numPr>
+        <w:rPr>
+          <w:rFonts w:ascii="Abadi" w:hAnsi="Abadi"/>
+        </w:rPr>
+      </w:pPr>
+      <w:r>
+        <w:rPr>
+          <w:rFonts w:ascii="Abadi" w:hAnsi="Abadi"/>
+        </w:rPr>
+        <w:t>Why regularization reduces overfitting?</w:t>
+      </w:r>
+    </w:p>
+    <w:p>
+      <w:pPr>
+        <w:pStyle w:val="ListParagraph"/>
+        <w:numPr>
+          <w:ilvl w:val="3"/>
+          <w:numId w:val="5"/>
+        </w:numPr>
+        <w:rPr>
+          <w:rFonts w:ascii="Abadi" w:hAnsi="Abadi"/>
+        </w:rPr>
+      </w:pPr>
+      <w:r>
+        <w:rPr>
+          <w:rFonts w:ascii="Abadi" w:hAnsi="Abadi"/>
+        </w:rPr>
+        <w:t>Dropout regularization</w:t>
+      </w:r>
+    </w:p>
+    <w:p>
+      <w:pPr>
+        <w:pStyle w:val="ListParagraph"/>
+        <w:numPr>
+          <w:ilvl w:val="3"/>
+          <w:numId w:val="5"/>
+        </w:numPr>
+        <w:rPr>
+          <w:rFonts w:ascii="Abadi" w:hAnsi="Abadi"/>
+        </w:rPr>
+      </w:pPr>
+      <w:r>
+        <w:rPr>
+          <w:rFonts w:ascii="Abadi" w:hAnsi="Abadi"/>
+        </w:rPr>
+        <w:t>Understanding dropout</w:t>
+      </w:r>
+    </w:p>
+    <w:p>
+      <w:pPr>
+        <w:pStyle w:val="ListParagraph"/>
+        <w:numPr>
+          <w:ilvl w:val="3"/>
+          <w:numId w:val="5"/>
+        </w:numPr>
+        <w:rPr>
+          <w:rFonts w:ascii="Abadi" w:hAnsi="Abadi"/>
+        </w:rPr>
+      </w:pPr>
+      <w:r>
+        <w:rPr>
+          <w:rFonts w:ascii="Abadi" w:hAnsi="Abadi"/>
+        </w:rPr>
+        <w:t>Other regularization methods</w:t>
+      </w:r>
+    </w:p>
+    <w:p>
+      <w:pPr>
+        <w:pStyle w:val="ListParagraph"/>
+        <w:numPr>
+          <w:ilvl w:val="3"/>
+          <w:numId w:val="5"/>
+        </w:numPr>
+        <w:rPr>
+          <w:rFonts w:ascii="Abadi" w:hAnsi="Abadi"/>
+        </w:rPr>
+      </w:pPr>
+      <w:r>
+        <w:rPr>
+          <w:rFonts w:ascii="Abadi" w:hAnsi="Abadi"/>
+        </w:rPr>
+        <w:t>Normalizing inputs</w:t>
+      </w:r>
+    </w:p>
+    <w:p>
+      <w:pPr>
+        <w:pStyle w:val="ListParagraph"/>
+        <w:numPr>
+          <w:ilvl w:val="3"/>
+          <w:numId w:val="5"/>
+        </w:numPr>
+        <w:rPr>
+          <w:rFonts w:ascii="Abadi" w:hAnsi="Abadi"/>
+        </w:rPr>
+      </w:pPr>
+      <w:r>
+        <w:rPr>
+          <w:rFonts w:ascii="Abadi" w:hAnsi="Abadi"/>
+        </w:rPr>
+        <w:t>Vanishing/exploding gradients</w:t>
+      </w:r>
+    </w:p>
+    <w:p>
+      <w:pPr>
+        <w:pStyle w:val="ListParagraph"/>
+        <w:numPr>
+          <w:ilvl w:val="3"/>
+          <w:numId w:val="5"/>
+        </w:numPr>
+        <w:rPr>
+          <w:rFonts w:ascii="Abadi" w:hAnsi="Abadi"/>
+        </w:rPr>
+      </w:pPr>
+      <w:r>
+        <w:rPr>
+          <w:rFonts w:ascii="Abadi" w:hAnsi="Abadi"/>
+        </w:rPr>
+        <w:t>Weight initialization for deep networks</w:t>
+      </w:r>
+    </w:p>
+    <w:p>
+      <w:pPr>
+        <w:pStyle w:val="ListParagraph"/>
+        <w:numPr>
+          <w:ilvl w:val="3"/>
+          <w:numId w:val="5"/>
+        </w:numPr>
+        <w:rPr>
+          <w:rFonts w:ascii="Abadi" w:hAnsi="Abadi"/>
+        </w:rPr>
+      </w:pPr>
+      <w:r>
+        <w:rPr>
+          <w:rFonts w:ascii="Abadi" w:hAnsi="Abadi"/>
+        </w:rPr>
+        <w:t>Numerical approximation of gradients</w:t>
+      </w:r>
+    </w:p>
+    <w:p>
+      <w:pPr>
+        <w:pStyle w:val="ListParagraph"/>
+        <w:numPr>
+          <w:ilvl w:val="3"/>
+          <w:numId w:val="5"/>
+        </w:numPr>
+        <w:rPr>
+          <w:rFonts w:ascii="Abadi" w:hAnsi="Abadi"/>
+        </w:rPr>
+      </w:pPr>
+      <w:r>
+        <w:rPr>
+          <w:rFonts w:ascii="Abadi" w:hAnsi="Abadi"/>
+        </w:rPr>
+        <w:t>Gradient checking</w:t>
+      </w:r>
+    </w:p>
+    <w:p>
+      <w:pPr>
+        <w:pStyle w:val="ListParagraph"/>
+        <w:numPr>
+          <w:ilvl w:val="3"/>
+          <w:numId w:val="5"/>
+        </w:numPr>
+        <w:rPr>
+          <w:rFonts w:ascii="Abadi" w:hAnsi="Abadi"/>
+        </w:rPr>
+      </w:pPr>
+      <w:r>
+        <w:rPr>
+          <w:rFonts w:ascii="Abadi" w:hAnsi="Abadi"/>
+        </w:rPr>
+        <w:t>Gradient checking implementation notes</w:t>
+      </w:r>
+    </w:p>
+    <w:p>
+      <w:pPr>
+        <w:pStyle w:val="ListParagraph"/>
+        <w:numPr>
+          <w:ilvl w:val="3"/>
+          <w:numId w:val="5"/>
+        </w:numPr>
+        <w:rPr>
+          <w:rFonts w:ascii="Abadi" w:hAnsi="Abadi"/>
+        </w:rPr>
+      </w:pPr>
+      <w:r>
+        <w:rPr>
+          <w:rFonts w:ascii="Abadi" w:hAnsi="Abadi"/>
+        </w:rPr>
+        <w:t>Yoshua Bengio interview</w:t>
+      </w:r>
+    </w:p>
+    <w:p>
+      <w:pPr>
+        <w:pStyle w:val="ListParagraph"/>
+        <w:numPr>
+          <w:ilvl w:val="3"/>
+          <w:numId w:val="5"/>
+        </w:numPr>
+        <w:rPr>
+          <w:rFonts w:ascii="Abadi" w:hAnsi="Abadi"/>
+        </w:rPr>
+      </w:pPr>
+      <w:r>
+        <w:rPr>
+          <w:rFonts w:ascii="Abadi" w:hAnsi="Abadi"/>
+        </w:rPr>
+        <w:t>Lab: Initialization</w:t>
+      </w:r>
+    </w:p>
+    <w:p>
+      <w:pPr>
+        <w:pStyle w:val="ListParagraph"/>
+        <w:numPr>
+          <w:ilvl w:val="3"/>
+          <w:numId w:val="5"/>
+        </w:numPr>
+        <w:rPr>
+          <w:rFonts w:ascii="Abadi" w:hAnsi="Abadi"/>
+        </w:rPr>
+      </w:pPr>
+      <w:r>
+        <w:rPr>
+          <w:rFonts w:ascii="Abadi" w:hAnsi="Abadi"/>
+        </w:rPr>
+        <w:t>Lab: Regularization</w:t>
+      </w:r>
+    </w:p>
+    <w:p>
+      <w:pPr>
+        <w:pStyle w:val="ListParagraph"/>
+        <w:numPr>
+          <w:ilvl w:val="3"/>
+          <w:numId w:val="5"/>
+        </w:numPr>
+        <w:rPr>
+          <w:rFonts w:ascii="Abadi" w:hAnsi="Abadi"/>
+        </w:rPr>
+      </w:pPr>
+      <w:r>
+        <w:rPr>
+          <w:rFonts w:ascii="Abadi" w:hAnsi="Abadi"/>
+        </w:rPr>
+        <w:t>Lab: Gradient checking</w:t>
+      </w:r>
+    </w:p>
+    <w:p>
+      <w:pPr>
+        <w:pStyle w:val="ListParagraph"/>
+        <w:numPr>
+          <w:ilvl w:val="2"/>
+          <w:numId w:val="5"/>
+        </w:numPr>
+        <w:rPr>
+          <w:rFonts w:ascii="Abadi" w:hAnsi="Abadi"/>
+        </w:rPr>
+      </w:pPr>
+      <w:r>
+        <w:rPr>
+          <w:rFonts w:ascii="Abadi" w:hAnsi="Abadi"/>
+        </w:rPr>
+        <w:t>Week 2 – Optimization algorithms</w:t>
+      </w:r>
+    </w:p>
+    <w:p>
+      <w:pPr>
+        <w:pStyle w:val="ListParagraph"/>
+        <w:numPr>
+          <w:ilvl w:val="3"/>
+          <w:numId w:val="5"/>
+        </w:numPr>
+        <w:rPr>
+          <w:rFonts w:ascii="Abadi" w:hAnsi="Abadi"/>
+        </w:rPr>
+      </w:pPr>
+      <w:r>
+        <w:rPr>
+          <w:rFonts w:ascii="Abadi" w:hAnsi="Abadi"/>
+        </w:rPr>
+        <w:t>Mini-batch gradient descent</w:t>
+      </w:r>
+    </w:p>
+    <w:p>
+      <w:pPr>
+        <w:pStyle w:val="ListParagraph"/>
+        <w:numPr>
+          <w:ilvl w:val="3"/>
+          <w:numId w:val="5"/>
+        </w:numPr>
+        <w:rPr>
+          <w:rFonts w:ascii="Abadi" w:hAnsi="Abadi"/>
+        </w:rPr>
+      </w:pPr>
+      <w:r>
+        <w:rPr>
+          <w:rFonts w:ascii="Abadi" w:hAnsi="Abadi"/>
+        </w:rPr>
+        <w:t>Understanding mini-batch gradient descent</w:t>
+      </w:r>
+    </w:p>
+    <w:p>
+      <w:pPr>
+        <w:pStyle w:val="ListParagraph"/>
+        <w:numPr>
+          <w:ilvl w:val="3"/>
+          <w:numId w:val="5"/>
+        </w:numPr>
+        <w:rPr>
+          <w:rFonts w:ascii="Abadi" w:hAnsi="Abadi"/>
+        </w:rPr>
+      </w:pPr>
+      <w:r>
+        <w:rPr>
+          <w:rFonts w:ascii="Abadi" w:hAnsi="Abadi"/>
+        </w:rPr>
+        <w:t>Exponentially weighted averages</w:t>
+      </w:r>
+    </w:p>
+    <w:p>
+      <w:pPr>
+        <w:pStyle w:val="ListParagraph"/>
+        <w:numPr>
+          <w:ilvl w:val="3"/>
+          <w:numId w:val="5"/>
+        </w:numPr>
+        <w:rPr>
+          <w:rFonts w:ascii="Abadi" w:hAnsi="Abadi"/>
+        </w:rPr>
+      </w:pPr>
+      <w:r>
+        <w:rPr>
+          <w:rFonts w:ascii="Abadi" w:hAnsi="Abadi"/>
+        </w:rPr>
+        <w:t>Understanding exponentially weighted averages</w:t>
+      </w:r>
+    </w:p>
+    <w:p>
+      <w:pPr>
+        <w:pStyle w:val="ListParagraph"/>
+        <w:numPr>
+          <w:ilvl w:val="3"/>
+          <w:numId w:val="5"/>
+        </w:numPr>
+        <w:rPr>
+          <w:rFonts w:ascii="Abadi" w:hAnsi="Abadi"/>
+        </w:rPr>
+      </w:pPr>
+      <w:r>
+        <w:rPr>
+          <w:rFonts w:ascii="Abadi" w:hAnsi="Abadi"/>
+        </w:rPr>
+        <w:t>Bias correction in exponentially weighted averages</w:t>
+      </w:r>
+    </w:p>
+    <w:p>
+      <w:pPr>
+        <w:pStyle w:val="ListParagraph"/>
+        <w:numPr>
+          <w:ilvl w:val="3"/>
+          <w:numId w:val="5"/>
+        </w:numPr>
+        <w:rPr>
+          <w:rFonts w:ascii="Abadi" w:hAnsi="Abadi"/>
+        </w:rPr>
+      </w:pPr>
+      <w:r>
+        <w:rPr>
+          <w:rFonts w:ascii="Abadi" w:hAnsi="Abadi"/>
+        </w:rPr>
+        <w:t>Gradient descent with momentum</w:t>
+      </w:r>
+    </w:p>
+    <w:p>
+      <w:pPr>
+        <w:pStyle w:val="ListParagraph"/>
+        <w:numPr>
+          <w:ilvl w:val="3"/>
+          <w:numId w:val="5"/>
+        </w:numPr>
+        <w:rPr>
+          <w:rFonts w:ascii="Abadi" w:hAnsi="Abadi"/>
+        </w:rPr>
+      </w:pPr>
+      <w:r>
+        <w:rPr>
+          <w:rFonts w:ascii="Abadi" w:hAnsi="Abadi"/>
+        </w:rPr>
+        <w:t>RMSprop</w:t>
+      </w:r>
+    </w:p>
+    <w:p>
+      <w:pPr>
+        <w:pStyle w:val="ListParagraph"/>
+        <w:numPr>
+          <w:ilvl w:val="3"/>
+          <w:numId w:val="5"/>
+        </w:numPr>
+        <w:rPr>
+          <w:rFonts w:ascii="Abadi" w:hAnsi="Abadi"/>
+        </w:rPr>
+      </w:pPr>
+      <w:r>
+        <w:rPr>
+          <w:rFonts w:ascii="Abadi" w:hAnsi="Abadi"/>
+        </w:rPr>
+        <w:t>Adam optimization algorithm</w:t>
+      </w:r>
+    </w:p>
+    <w:p>
+      <w:pPr>
+        <w:pStyle w:val="ListParagraph"/>
+        <w:numPr>
+          <w:ilvl w:val="3"/>
+          <w:numId w:val="5"/>
+        </w:numPr>
+        <w:rPr>
+          <w:rFonts w:ascii="Abadi" w:hAnsi="Abadi"/>
+        </w:rPr>
+      </w:pPr>
+      <w:r>
+        <w:rPr>
+          <w:rFonts w:ascii="Abadi" w:hAnsi="Abadi"/>
+        </w:rPr>
+        <w:t>Learning rate decay</w:t>
+      </w:r>
+    </w:p>
+    <w:p>
+      <w:pPr>
+        <w:pStyle w:val="ListParagraph"/>
+        <w:numPr>
+          <w:ilvl w:val="3"/>
+          <w:numId w:val="5"/>
+        </w:numPr>
+        <w:rPr>
+          <w:rFonts w:ascii="Abadi" w:hAnsi="Abadi"/>
+        </w:rPr>
+      </w:pPr>
+      <w:r>
+        <w:rPr>
+          <w:rFonts w:ascii="Abadi" w:hAnsi="Abadi"/>
+        </w:rPr>
+        <w:t>The problem of local optima</w:t>
+      </w:r>
+    </w:p>
+    <w:p>
+      <w:pPr>
+        <w:pStyle w:val="ListParagraph"/>
+        <w:numPr>
+          <w:ilvl w:val="3"/>
+          <w:numId w:val="5"/>
+        </w:numPr>
+        <w:rPr>
+          <w:rFonts w:ascii="Abadi" w:hAnsi="Abadi"/>
+        </w:rPr>
+      </w:pPr>
       <w:proofErr w:type="spellStart"/>
       <w:r>
         <w:rPr>
           <w:rFonts w:ascii="Abadi" w:hAnsi="Abadi"/>
         </w:rPr>
-        <w:t>Jupyter</w:t>
+        <w:t>Yuanqing</w:t>
       </w:r>
       <w:proofErr w:type="spellEnd"/>
       <w:r>
         <w:rPr>
           <w:rFonts w:ascii="Abadi" w:hAnsi="Abadi"/>
         </w:rPr>
-        <w:t>/</w:t>
-      </w:r>
+        <w:t xml:space="preserve"> Lin interview</w:t>
+      </w:r>
+    </w:p>
+    <w:p>
+      <w:pPr>
+        <w:pStyle w:val="ListParagraph"/>
+        <w:numPr>
+          <w:ilvl w:val="3"/>
+          <w:numId w:val="5"/>
+        </w:numPr>
+        <w:rPr>
+          <w:rFonts w:ascii="Abadi" w:hAnsi="Abadi"/>
+        </w:rPr>
+      </w:pPr>
+      <w:r>
+        <w:rPr>
+          <w:rFonts w:ascii="Abadi" w:hAnsi="Abadi"/>
+        </w:rPr>
+        <w:t>Lab: Optimization methods</w:t>
+      </w:r>
+    </w:p>
+    <w:p>
+      <w:pPr>
+        <w:pStyle w:val="ListParagraph"/>
+        <w:numPr>
+          <w:ilvl w:val="2"/>
+          <w:numId w:val="5"/>
+        </w:numPr>
+        <w:rPr>
+          <w:rFonts w:ascii="Abadi" w:hAnsi="Abadi"/>
+        </w:rPr>
+      </w:pPr>
+      <w:r>
+        <w:rPr>
+          <w:rFonts w:ascii="Abadi" w:hAnsi="Abadi"/>
+        </w:rPr>
+        <w:t>Week 3 – Hyperparameter tuning, batch normalization &amp; frameworks</w:t>
+      </w:r>
+    </w:p>
+    <w:p>
+      <w:pPr>
+        <w:pStyle w:val="ListParagraph"/>
+        <w:numPr>
+          <w:ilvl w:val="3"/>
+          <w:numId w:val="5"/>
+        </w:numPr>
+        <w:rPr>
+          <w:rFonts w:ascii="Abadi" w:hAnsi="Abadi"/>
+        </w:rPr>
+      </w:pPr>
+      <w:r>
+        <w:rPr>
+          <w:rFonts w:ascii="Abadi" w:hAnsi="Abadi"/>
+        </w:rPr>
+        <w:t>Tuning process</w:t>
+      </w:r>
+    </w:p>
+    <w:p>
+      <w:pPr>
+        <w:pStyle w:val="ListParagraph"/>
+        <w:numPr>
+          <w:ilvl w:val="3"/>
+          <w:numId w:val="5"/>
+        </w:numPr>
+        <w:rPr>
+          <w:rFonts w:ascii="Abadi" w:hAnsi="Abadi"/>
+        </w:rPr>
+      </w:pPr>
+      <w:r>
+        <w:rPr>
+          <w:rFonts w:ascii="Abadi" w:hAnsi="Abadi"/>
+        </w:rPr>
+        <w:lastRenderedPageBreak/>
+        <w:t>Using an appropriate scale to pick hyperparameters</w:t>
+      </w:r>
+    </w:p>
+    <w:p>
+      <w:pPr>
+        <w:pStyle w:val="ListParagraph"/>
+        <w:numPr>
+          <w:ilvl w:val="3"/>
+          <w:numId w:val="5"/>
+        </w:numPr>
+        <w:rPr>
+          <w:rFonts w:ascii="Abadi" w:hAnsi="Abadi"/>
+        </w:rPr>
+      </w:pPr>
+      <w:r>
+        <w:rPr>
+          <w:rFonts w:ascii="Abadi" w:hAnsi="Abadi"/>
+        </w:rPr>
+        <w:t>Hyperparameter tuning in practice: pandas vs caviar</w:t>
+      </w:r>
+    </w:p>
+    <w:p>
+      <w:pPr>
+        <w:pStyle w:val="ListParagraph"/>
+        <w:numPr>
+          <w:ilvl w:val="3"/>
+          <w:numId w:val="5"/>
+        </w:numPr>
+        <w:rPr>
+          <w:rFonts w:ascii="Abadi" w:hAnsi="Abadi"/>
+        </w:rPr>
+      </w:pPr>
+      <w:r>
+        <w:rPr>
+          <w:rFonts w:ascii="Abadi" w:hAnsi="Abadi"/>
+        </w:rPr>
+        <w:t>Normalizing activations in a network</w:t>
+      </w:r>
+    </w:p>
+    <w:p>
+      <w:pPr>
+        <w:pStyle w:val="ListParagraph"/>
+        <w:numPr>
+          <w:ilvl w:val="3"/>
+          <w:numId w:val="5"/>
+        </w:numPr>
+        <w:rPr>
+          <w:rFonts w:ascii="Abadi" w:hAnsi="Abadi"/>
+        </w:rPr>
+      </w:pPr>
+      <w:r>
+        <w:rPr>
+          <w:rFonts w:ascii="Abadi" w:hAnsi="Abadi"/>
+        </w:rPr>
+        <w:t>Fitting batch norm into a neural network</w:t>
+      </w:r>
+    </w:p>
+    <w:p>
+      <w:pPr>
+        <w:pStyle w:val="ListParagraph"/>
+        <w:numPr>
+          <w:ilvl w:val="3"/>
+          <w:numId w:val="5"/>
+        </w:numPr>
+        <w:rPr>
+          <w:rFonts w:ascii="Abadi" w:hAnsi="Abadi"/>
+        </w:rPr>
+      </w:pPr>
+      <w:r>
+        <w:rPr>
+          <w:rFonts w:ascii="Abadi" w:hAnsi="Abadi"/>
+        </w:rPr>
+        <w:t>Why does batch norm work?</w:t>
+      </w:r>
+    </w:p>
+    <w:p>
+      <w:pPr>
+        <w:pStyle w:val="ListParagraph"/>
+        <w:numPr>
+          <w:ilvl w:val="3"/>
+          <w:numId w:val="5"/>
+        </w:numPr>
+        <w:rPr>
+          <w:rFonts w:ascii="Abadi" w:hAnsi="Abadi"/>
+        </w:rPr>
+      </w:pPr>
+      <w:r>
+        <w:rPr>
+          <w:rFonts w:ascii="Abadi" w:hAnsi="Abadi"/>
+        </w:rPr>
+        <w:t>Batch norm at test time</w:t>
+      </w:r>
+    </w:p>
+    <w:p>
+      <w:pPr>
+        <w:pStyle w:val="ListParagraph"/>
+        <w:numPr>
+          <w:ilvl w:val="3"/>
+          <w:numId w:val="5"/>
+        </w:numPr>
+        <w:rPr>
+          <w:rFonts w:ascii="Abadi" w:hAnsi="Abadi"/>
+        </w:rPr>
+      </w:pPr>
       <w:proofErr w:type="spellStart"/>
       <w:r>
         <w:rPr>
           <w:rFonts w:ascii="Abadi" w:hAnsi="Abadi"/>
         </w:rPr>
-        <w:t>iPython</w:t>
+        <w:t>Softmax</w:t>
       </w:r>
       <w:proofErr w:type="spellEnd"/>
       <w:r>
         <w:rPr>
           <w:rFonts w:ascii="Abadi" w:hAnsi="Abadi"/>
         </w:rPr>
-        <w:t xml:space="preserve"> notebooks</w:t>
-      </w:r>
-    </w:p>
-    <w:p>
-      <w:pPr>
-        <w:pStyle w:val="ListParagraph"/>
-        <w:numPr>
-          <w:ilvl w:val="3"/>
-          <w:numId w:val="5"/>
-        </w:numPr>
-        <w:rPr>
-          <w:rFonts w:ascii="Abadi" w:hAnsi="Abadi"/>
-        </w:rPr>
-      </w:pPr>
-      <w:r>
-        <w:rPr>
-          <w:rFonts w:ascii="Abadi" w:hAnsi="Abadi"/>
-        </w:rPr>
-        <w:t>Logistic regression cost function (optional)</w:t>
-      </w:r>
-    </w:p>
-    <w:p>
-      <w:pPr>
-        <w:pStyle w:val="ListParagraph"/>
-        <w:numPr>
-          <w:ilvl w:val="3"/>
-          <w:numId w:val="5"/>
-        </w:numPr>
-        <w:rPr>
-          <w:rFonts w:ascii="Abadi" w:hAnsi="Abadi"/>
-        </w:rPr>
-      </w:pPr>
-      <w:r>
-        <w:rPr>
-          <w:rFonts w:ascii="Abadi" w:hAnsi="Abadi"/>
-        </w:rPr>
-        <w:t>Pieter Abbeel interview</w:t>
-      </w:r>
-    </w:p>
-    <w:p>
-      <w:pPr>
-        <w:pStyle w:val="ListParagraph"/>
-        <w:numPr>
-          <w:ilvl w:val="3"/>
-          <w:numId w:val="5"/>
-        </w:numPr>
-        <w:rPr>
-          <w:rFonts w:ascii="Abadi" w:hAnsi="Abadi"/>
-        </w:rPr>
-      </w:pPr>
-      <w:r>
-        <w:rPr>
-          <w:rFonts w:ascii="Abadi" w:hAnsi="Abadi"/>
-        </w:rPr>
-        <w:t>Lab: Python basics with NumPy</w:t>
-      </w:r>
-    </w:p>
-    <w:p>
-      <w:pPr>
-        <w:pStyle w:val="ListParagraph"/>
-        <w:numPr>
-          <w:ilvl w:val="3"/>
-          <w:numId w:val="5"/>
-        </w:numPr>
-        <w:rPr>
-          <w:rFonts w:ascii="Abadi" w:hAnsi="Abadi"/>
-        </w:rPr>
-      </w:pPr>
-      <w:r>
-        <w:rPr>
-          <w:rFonts w:ascii="Abadi" w:hAnsi="Abadi"/>
-        </w:rPr>
-        <w:t>Lab: Logistic regression with a neural network mindset</w:t>
+        <w:t xml:space="preserve"> regression</w:t>
+      </w:r>
+    </w:p>
+    <w:p>
+      <w:pPr>
+        <w:pStyle w:val="ListParagraph"/>
+        <w:numPr>
+          <w:ilvl w:val="3"/>
+          <w:numId w:val="5"/>
+        </w:numPr>
+        <w:rPr>
+          <w:rFonts w:ascii="Abadi" w:hAnsi="Abadi"/>
+        </w:rPr>
+      </w:pPr>
+      <w:r>
+        <w:rPr>
+          <w:rFonts w:ascii="Abadi" w:hAnsi="Abadi"/>
+        </w:rPr>
+        <w:t xml:space="preserve">Training a </w:t>
+      </w:r>
+      <w:proofErr w:type="spellStart"/>
+      <w:r>
+        <w:rPr>
+          <w:rFonts w:ascii="Abadi" w:hAnsi="Abadi"/>
+        </w:rPr>
+        <w:t>softmax</w:t>
+      </w:r>
+      <w:proofErr w:type="spellEnd"/>
+      <w:r>
+        <w:rPr>
+          <w:rFonts w:ascii="Abadi" w:hAnsi="Abadi"/>
+        </w:rPr>
+        <w:t xml:space="preserve"> classifier</w:t>
+      </w:r>
+    </w:p>
+    <w:p>
+      <w:pPr>
+        <w:pStyle w:val="ListParagraph"/>
+        <w:numPr>
+          <w:ilvl w:val="3"/>
+          <w:numId w:val="5"/>
+        </w:numPr>
+        <w:rPr>
+          <w:rFonts w:ascii="Abadi" w:hAnsi="Abadi"/>
+        </w:rPr>
+      </w:pPr>
+      <w:r>
+        <w:rPr>
+          <w:rFonts w:ascii="Abadi" w:hAnsi="Abadi"/>
+        </w:rPr>
+        <w:t>Deep learning frameworks</w:t>
+      </w:r>
+    </w:p>
+    <w:p>
+      <w:pPr>
+        <w:pStyle w:val="ListParagraph"/>
+        <w:numPr>
+          <w:ilvl w:val="3"/>
+          <w:numId w:val="5"/>
+        </w:numPr>
+        <w:rPr>
+          <w:rFonts w:ascii="Abadi" w:hAnsi="Abadi"/>
+        </w:rPr>
+      </w:pPr>
+      <w:r>
+        <w:rPr>
+          <w:rFonts w:ascii="Abadi" w:hAnsi="Abadi"/>
+        </w:rPr>
+        <w:t>TensorFlow</w:t>
+      </w:r>
+    </w:p>
+    <w:p>
+      <w:pPr>
+        <w:pStyle w:val="ListParagraph"/>
+        <w:numPr>
+          <w:ilvl w:val="3"/>
+          <w:numId w:val="5"/>
+        </w:numPr>
+        <w:rPr>
+          <w:rFonts w:ascii="Abadi" w:hAnsi="Abadi"/>
+        </w:rPr>
+      </w:pPr>
+      <w:r>
+        <w:rPr>
+          <w:rFonts w:ascii="Abadi" w:hAnsi="Abadi"/>
+        </w:rPr>
+        <w:t>Lab: TensorFlow introduction</w:t>
+      </w:r>
+    </w:p>
+    <w:p>
+      <w:pPr>
+        <w:pStyle w:val="ListParagraph"/>
+        <w:ind w:left="2160"/>
+        <w:rPr>
+          <w:rFonts w:ascii="Abadi" w:hAnsi="Abadi"/>
+        </w:rPr>
+      </w:pPr>
+    </w:p>
+    <w:p>
+      <w:pPr>
+        <w:pStyle w:val="ListParagraph"/>
+        <w:numPr>
+          <w:ilvl w:val="1"/>
+          <w:numId w:val="5"/>
+        </w:numPr>
+        <w:rPr>
+          <w:rFonts w:ascii="Abadi" w:hAnsi="Abadi"/>
+        </w:rPr>
+      </w:pPr>
+      <w:r>
+        <w:rPr>
+          <w:rFonts w:ascii="Abadi" w:hAnsi="Abadi"/>
+        </w:rPr>
+        <w:t>Structuring Machine Learning Projects</w:t>
       </w:r>
     </w:p>
     <w:p>
@@ -2113,241 +3796,309 @@
         <w:rPr>
           <w:rFonts w:ascii="Abadi" w:hAnsi="Abadi"/>
         </w:rPr>
-        <w:t>Week 3 – Shallow neural networks</w:t>
-      </w:r>
-    </w:p>
-    <w:p>
-      <w:pPr>
-        <w:pStyle w:val="ListParagraph"/>
-        <w:numPr>
-          <w:ilvl w:val="3"/>
-          <w:numId w:val="5"/>
-        </w:numPr>
-        <w:rPr>
-          <w:rFonts w:ascii="Abadi" w:hAnsi="Abadi"/>
-        </w:rPr>
-      </w:pPr>
-      <w:r>
-        <w:rPr>
-          <w:rFonts w:ascii="Abadi" w:hAnsi="Abadi"/>
-        </w:rPr>
-        <w:t>Neural networks overview</w:t>
-      </w:r>
-    </w:p>
-    <w:p>
-      <w:pPr>
-        <w:pStyle w:val="ListParagraph"/>
-        <w:numPr>
-          <w:ilvl w:val="3"/>
-          <w:numId w:val="5"/>
-        </w:numPr>
-        <w:rPr>
-          <w:rFonts w:ascii="Abadi" w:hAnsi="Abadi"/>
-        </w:rPr>
-      </w:pPr>
-      <w:r>
-        <w:rPr>
-          <w:rFonts w:ascii="Abadi" w:hAnsi="Abadi"/>
-        </w:rPr>
-        <w:t>Neural network representation</w:t>
-      </w:r>
-    </w:p>
-    <w:p>
-      <w:pPr>
-        <w:pStyle w:val="ListParagraph"/>
-        <w:numPr>
-          <w:ilvl w:val="3"/>
-          <w:numId w:val="5"/>
-        </w:numPr>
-        <w:rPr>
-          <w:rFonts w:ascii="Abadi" w:hAnsi="Abadi"/>
-        </w:rPr>
-      </w:pPr>
-      <w:r>
-        <w:rPr>
-          <w:rFonts w:ascii="Abadi" w:hAnsi="Abadi"/>
-        </w:rPr>
-        <w:t>Computing a neural network's output</w:t>
-      </w:r>
-    </w:p>
-    <w:p>
-      <w:pPr>
-        <w:pStyle w:val="ListParagraph"/>
-        <w:numPr>
-          <w:ilvl w:val="3"/>
-          <w:numId w:val="5"/>
-        </w:numPr>
-        <w:rPr>
-          <w:rFonts w:ascii="Abadi" w:hAnsi="Abadi"/>
-        </w:rPr>
-      </w:pPr>
-      <w:r>
-        <w:rPr>
-          <w:rFonts w:ascii="Abadi" w:hAnsi="Abadi"/>
-        </w:rPr>
-        <w:t>Vectorizing across multiple examples</w:t>
-      </w:r>
-    </w:p>
-    <w:p>
-      <w:pPr>
-        <w:pStyle w:val="ListParagraph"/>
-        <w:numPr>
-          <w:ilvl w:val="3"/>
-          <w:numId w:val="5"/>
-        </w:numPr>
-        <w:rPr>
-          <w:rFonts w:ascii="Abadi" w:hAnsi="Abadi"/>
-        </w:rPr>
-      </w:pPr>
-      <w:r>
-        <w:rPr>
-          <w:rFonts w:ascii="Abadi" w:hAnsi="Abadi"/>
-        </w:rPr>
-        <w:t>Explanation for vectorized implementation</w:t>
-      </w:r>
-    </w:p>
-    <w:p>
-      <w:pPr>
-        <w:pStyle w:val="ListParagraph"/>
-        <w:numPr>
-          <w:ilvl w:val="3"/>
-          <w:numId w:val="5"/>
-        </w:numPr>
-        <w:rPr>
-          <w:rFonts w:ascii="Abadi" w:hAnsi="Abadi"/>
-        </w:rPr>
-      </w:pPr>
-      <w:r>
-        <w:rPr>
-          <w:rFonts w:ascii="Abadi" w:hAnsi="Abadi"/>
-        </w:rPr>
-        <w:t>Activation functions</w:t>
-      </w:r>
-    </w:p>
-    <w:p>
-      <w:pPr>
-        <w:pStyle w:val="ListParagraph"/>
-        <w:numPr>
-          <w:ilvl w:val="3"/>
-          <w:numId w:val="5"/>
-        </w:numPr>
-        <w:rPr>
-          <w:rFonts w:ascii="Abadi" w:hAnsi="Abadi"/>
-        </w:rPr>
-      </w:pPr>
-      <w:r>
-        <w:rPr>
-          <w:rFonts w:ascii="Abadi" w:hAnsi="Abadi"/>
-        </w:rPr>
-        <w:t>Why do you need non-linear activation functions?</w:t>
-      </w:r>
-    </w:p>
-    <w:p>
-      <w:pPr>
-        <w:pStyle w:val="ListParagraph"/>
-        <w:numPr>
-          <w:ilvl w:val="3"/>
-          <w:numId w:val="5"/>
-        </w:numPr>
-        <w:rPr>
-          <w:rFonts w:ascii="Abadi" w:hAnsi="Abadi"/>
-        </w:rPr>
-      </w:pPr>
-      <w:r>
-        <w:rPr>
-          <w:rFonts w:ascii="Abadi" w:hAnsi="Abadi"/>
-        </w:rPr>
-        <w:t>Derivatives of activation functions</w:t>
-      </w:r>
-    </w:p>
-    <w:p>
-      <w:pPr>
-        <w:pStyle w:val="ListParagraph"/>
-        <w:numPr>
-          <w:ilvl w:val="3"/>
-          <w:numId w:val="5"/>
-        </w:numPr>
-        <w:rPr>
-          <w:rFonts w:ascii="Abadi" w:hAnsi="Abadi"/>
-        </w:rPr>
-      </w:pPr>
-      <w:r>
-        <w:rPr>
-          <w:rFonts w:ascii="Abadi" w:hAnsi="Abadi"/>
-        </w:rPr>
-        <w:t>Gradient descent for neural networks</w:t>
-      </w:r>
-    </w:p>
-    <w:p>
-      <w:pPr>
-        <w:pStyle w:val="ListParagraph"/>
-        <w:numPr>
-          <w:ilvl w:val="3"/>
-          <w:numId w:val="5"/>
-        </w:numPr>
-        <w:rPr>
-          <w:rFonts w:ascii="Abadi" w:hAnsi="Abadi"/>
-        </w:rPr>
-      </w:pPr>
-      <w:r>
-        <w:rPr>
-          <w:rFonts w:ascii="Abadi" w:hAnsi="Abadi"/>
-        </w:rPr>
-        <w:t>Backpropagation intuition (optional)</w:t>
-      </w:r>
-    </w:p>
-    <w:p>
-      <w:pPr>
-        <w:pStyle w:val="ListParagraph"/>
-        <w:numPr>
-          <w:ilvl w:val="3"/>
-          <w:numId w:val="5"/>
-        </w:numPr>
-        <w:rPr>
-          <w:rFonts w:ascii="Abadi" w:hAnsi="Abadi"/>
-        </w:rPr>
-      </w:pPr>
-      <w:r>
-        <w:rPr>
-          <w:rFonts w:ascii="Abadi" w:hAnsi="Abadi"/>
-        </w:rPr>
-        <w:t>Random initialization</w:t>
-      </w:r>
-    </w:p>
-    <w:p>
-      <w:pPr>
-        <w:pStyle w:val="ListParagraph"/>
-        <w:numPr>
-          <w:ilvl w:val="3"/>
-          <w:numId w:val="5"/>
-        </w:numPr>
-        <w:rPr>
-          <w:rFonts w:ascii="Abadi" w:hAnsi="Abadi"/>
-        </w:rPr>
-      </w:pPr>
-      <w:r>
-        <w:rPr>
-          <w:rFonts w:ascii="Abadi" w:hAnsi="Abadi"/>
-        </w:rPr>
-        <w:t>Ian Goodfellow interview</w:t>
-      </w:r>
-    </w:p>
-    <w:p>
-      <w:pPr>
-        <w:pStyle w:val="ListParagraph"/>
-        <w:numPr>
-          <w:ilvl w:val="3"/>
-          <w:numId w:val="5"/>
-        </w:numPr>
-        <w:rPr>
-          <w:rFonts w:ascii="Abadi" w:hAnsi="Abadi"/>
-        </w:rPr>
-      </w:pPr>
-      <w:r>
-        <w:rPr>
-          <w:rFonts w:ascii="Abadi" w:hAnsi="Abadi"/>
-        </w:rPr>
-        <w:t>Lab: Planar data classification with one hidden layer</w:t>
+        <w:t>Week 1 – ML strategy (1)</w:t>
+      </w:r>
+    </w:p>
+    <w:p>
+      <w:pPr>
+        <w:pStyle w:val="ListParagraph"/>
+        <w:numPr>
+          <w:ilvl w:val="3"/>
+          <w:numId w:val="5"/>
+        </w:numPr>
+        <w:rPr>
+          <w:rFonts w:ascii="Abadi" w:hAnsi="Abadi"/>
+        </w:rPr>
+      </w:pPr>
+      <w:r>
+        <w:rPr>
+          <w:rFonts w:ascii="Abadi" w:hAnsi="Abadi"/>
+        </w:rPr>
+        <w:t>Why ML strategy</w:t>
+      </w:r>
+    </w:p>
+    <w:p>
+      <w:pPr>
+        <w:pStyle w:val="ListParagraph"/>
+        <w:numPr>
+          <w:ilvl w:val="3"/>
+          <w:numId w:val="5"/>
+        </w:numPr>
+        <w:rPr>
+          <w:rFonts w:ascii="Abadi" w:hAnsi="Abadi"/>
+        </w:rPr>
+      </w:pPr>
+      <w:r>
+        <w:rPr>
+          <w:rFonts w:ascii="Abadi" w:hAnsi="Abadi"/>
+        </w:rPr>
+        <w:t>Orthogonalization</w:t>
+      </w:r>
+    </w:p>
+    <w:p>
+      <w:pPr>
+        <w:pStyle w:val="ListParagraph"/>
+        <w:numPr>
+          <w:ilvl w:val="3"/>
+          <w:numId w:val="5"/>
+        </w:numPr>
+        <w:rPr>
+          <w:rFonts w:ascii="Abadi" w:hAnsi="Abadi"/>
+        </w:rPr>
+      </w:pPr>
+      <w:r>
+        <w:rPr>
+          <w:rFonts w:ascii="Abadi" w:hAnsi="Abadi"/>
+        </w:rPr>
+        <w:t>Single number evaluation metric</w:t>
+      </w:r>
+    </w:p>
+    <w:p>
+      <w:pPr>
+        <w:pStyle w:val="ListParagraph"/>
+        <w:numPr>
+          <w:ilvl w:val="3"/>
+          <w:numId w:val="5"/>
+        </w:numPr>
+        <w:rPr>
+          <w:rFonts w:ascii="Abadi" w:hAnsi="Abadi"/>
+        </w:rPr>
+      </w:pPr>
+      <w:r>
+        <w:rPr>
+          <w:rFonts w:ascii="Abadi" w:hAnsi="Abadi"/>
+        </w:rPr>
+        <w:t>Satisficing and optimizing metric</w:t>
+      </w:r>
+    </w:p>
+    <w:p>
+      <w:pPr>
+        <w:pStyle w:val="ListParagraph"/>
+        <w:numPr>
+          <w:ilvl w:val="3"/>
+          <w:numId w:val="5"/>
+        </w:numPr>
+        <w:rPr>
+          <w:rFonts w:ascii="Abadi" w:hAnsi="Abadi"/>
+        </w:rPr>
+      </w:pPr>
+      <w:r>
+        <w:rPr>
+          <w:rFonts w:ascii="Abadi" w:hAnsi="Abadi"/>
+        </w:rPr>
+        <w:t>Train/dev/test distributions</w:t>
+      </w:r>
+    </w:p>
+    <w:p>
+      <w:pPr>
+        <w:pStyle w:val="ListParagraph"/>
+        <w:numPr>
+          <w:ilvl w:val="3"/>
+          <w:numId w:val="5"/>
+        </w:numPr>
+        <w:rPr>
+          <w:rFonts w:ascii="Abadi" w:hAnsi="Abadi"/>
+        </w:rPr>
+      </w:pPr>
+      <w:r>
+        <w:rPr>
+          <w:rFonts w:ascii="Abadi" w:hAnsi="Abadi"/>
+        </w:rPr>
+        <w:t>Size of the dev and test sets</w:t>
+      </w:r>
+    </w:p>
+    <w:p>
+      <w:pPr>
+        <w:pStyle w:val="ListParagraph"/>
+        <w:numPr>
+          <w:ilvl w:val="3"/>
+          <w:numId w:val="5"/>
+        </w:numPr>
+        <w:rPr>
+          <w:rFonts w:ascii="Abadi" w:hAnsi="Abadi"/>
+        </w:rPr>
+      </w:pPr>
+      <w:r>
+        <w:rPr>
+          <w:rFonts w:ascii="Abadi" w:hAnsi="Abadi"/>
+        </w:rPr>
+        <w:t>When to change dev/test sets and metrics?</w:t>
+      </w:r>
+    </w:p>
+    <w:p>
+      <w:pPr>
+        <w:pStyle w:val="ListParagraph"/>
+        <w:numPr>
+          <w:ilvl w:val="3"/>
+          <w:numId w:val="5"/>
+        </w:numPr>
+        <w:rPr>
+          <w:rFonts w:ascii="Abadi" w:hAnsi="Abadi"/>
+        </w:rPr>
+      </w:pPr>
+      <w:r>
+        <w:rPr>
+          <w:rFonts w:ascii="Abadi" w:hAnsi="Abadi"/>
+        </w:rPr>
+        <w:t>Why human-level performance?</w:t>
+      </w:r>
+    </w:p>
+    <w:p>
+      <w:pPr>
+        <w:pStyle w:val="ListParagraph"/>
+        <w:numPr>
+          <w:ilvl w:val="3"/>
+          <w:numId w:val="5"/>
+        </w:numPr>
+        <w:rPr>
+          <w:rFonts w:ascii="Abadi" w:hAnsi="Abadi"/>
+        </w:rPr>
+      </w:pPr>
+      <w:r>
+        <w:rPr>
+          <w:rFonts w:ascii="Abadi" w:hAnsi="Abadi"/>
+        </w:rPr>
+        <w:t>Avoidable bias</w:t>
+      </w:r>
+    </w:p>
+    <w:p>
+      <w:pPr>
+        <w:pStyle w:val="ListParagraph"/>
+        <w:numPr>
+          <w:ilvl w:val="3"/>
+          <w:numId w:val="5"/>
+        </w:numPr>
+        <w:rPr>
+          <w:rFonts w:ascii="Abadi" w:hAnsi="Abadi"/>
+        </w:rPr>
+      </w:pPr>
+      <w:r>
+        <w:rPr>
+          <w:rFonts w:ascii="Abadi" w:hAnsi="Abadi"/>
+        </w:rPr>
+        <w:t>Understanding human-level performance</w:t>
+      </w:r>
+    </w:p>
+    <w:p>
+      <w:pPr>
+        <w:pStyle w:val="ListParagraph"/>
+        <w:numPr>
+          <w:ilvl w:val="3"/>
+          <w:numId w:val="5"/>
+        </w:numPr>
+        <w:rPr>
+          <w:rFonts w:ascii="Abadi" w:hAnsi="Abadi"/>
+        </w:rPr>
+      </w:pPr>
+      <w:r>
+        <w:rPr>
+          <w:rFonts w:ascii="Abadi" w:hAnsi="Abadi"/>
+        </w:rPr>
+        <w:t>Surpassing human-level performance</w:t>
+      </w:r>
+    </w:p>
+    <w:p>
+      <w:pPr>
+        <w:pStyle w:val="ListParagraph"/>
+        <w:numPr>
+          <w:ilvl w:val="3"/>
+          <w:numId w:val="5"/>
+        </w:numPr>
+        <w:rPr>
+          <w:rFonts w:ascii="Abadi" w:hAnsi="Abadi"/>
+        </w:rPr>
+      </w:pPr>
+      <w:r>
+        <w:rPr>
+          <w:rFonts w:ascii="Abadi" w:hAnsi="Abadi"/>
+        </w:rPr>
+        <w:t>Improving your model performance</w:t>
+      </w:r>
+    </w:p>
+    <w:p>
+      <w:pPr>
+        <w:pStyle w:val="ListParagraph"/>
+        <w:numPr>
+          <w:ilvl w:val="3"/>
+          <w:numId w:val="5"/>
+        </w:numPr>
+        <w:rPr>
+          <w:rFonts w:ascii="Abadi" w:hAnsi="Abadi"/>
+        </w:rPr>
+      </w:pPr>
+      <w:r>
+        <w:rPr>
+          <w:rFonts w:ascii="Abadi" w:hAnsi="Abadi"/>
+        </w:rPr>
+        <w:t>Andrej Karpathy interview</w:t>
+      </w:r>
+    </w:p>
+    <w:p>
+      <w:pPr>
+        <w:pStyle w:val="ListParagraph"/>
+        <w:numPr>
+          <w:ilvl w:val="3"/>
+          <w:numId w:val="5"/>
+        </w:numPr>
+        <w:rPr>
+          <w:rFonts w:ascii="Abadi" w:hAnsi="Abadi"/>
+        </w:rPr>
+      </w:pPr>
+      <w:r>
+        <w:rPr>
+          <w:rFonts w:ascii="Abadi" w:hAnsi="Abadi"/>
+        </w:rPr>
+        <w:t>Reading: Lecture notes W1</w:t>
+      </w:r>
+    </w:p>
+    <w:p>
+      <w:pPr>
+        <w:pStyle w:val="ListParagraph"/>
+        <w:numPr>
+          <w:ilvl w:val="3"/>
+          <w:numId w:val="5"/>
+        </w:numPr>
+        <w:rPr>
+          <w:rFonts w:ascii="Abadi" w:hAnsi="Abadi"/>
+        </w:rPr>
+      </w:pPr>
+      <w:r>
+        <w:rPr>
+          <w:rFonts w:ascii="Abadi" w:hAnsi="Abadi"/>
+        </w:rPr>
+        <w:t>Reading: Machine learning flight simulator (intro to quizzes)</w:t>
+      </w:r>
+    </w:p>
+    <w:p>
+      <w:pPr>
+        <w:pStyle w:val="ListParagraph"/>
+        <w:numPr>
+          <w:ilvl w:val="3"/>
+          <w:numId w:val="5"/>
+        </w:numPr>
+        <w:rPr>
+          <w:rFonts w:ascii="Abadi" w:hAnsi="Abadi"/>
+        </w:rPr>
+      </w:pPr>
+      <w:r>
+        <w:rPr>
+          <w:rFonts w:ascii="Abadi" w:hAnsi="Abadi"/>
+        </w:rPr>
+        <w:t xml:space="preserve">Assignment: Bird recognition in the city of </w:t>
+      </w:r>
+      <w:proofErr w:type="spellStart"/>
+      <w:r>
+        <w:rPr>
+          <w:rFonts w:ascii="Abadi" w:hAnsi="Abadi"/>
+        </w:rPr>
+        <w:t>Peacetopia</w:t>
+      </w:r>
+      <w:proofErr w:type="spellEnd"/>
+      <w:r>
+        <w:rPr>
+          <w:rFonts w:ascii="Abadi" w:hAnsi="Abadi"/>
+        </w:rPr>
+        <w:t xml:space="preserve"> (quiz case study)</w:t>
       </w:r>
     </w:p>
     <w:p>
@@ -2365,187 +4116,255 @@
         <w:rPr>
           <w:rFonts w:ascii="Abadi" w:hAnsi="Abadi"/>
         </w:rPr>
-        <w:t>Week 4 – Deep neural networks</w:t>
-      </w:r>
-    </w:p>
-    <w:p>
-      <w:pPr>
-        <w:pStyle w:val="ListParagraph"/>
-        <w:numPr>
-          <w:ilvl w:val="3"/>
-          <w:numId w:val="5"/>
-        </w:numPr>
-        <w:rPr>
-          <w:rFonts w:ascii="Abadi" w:hAnsi="Abadi"/>
-        </w:rPr>
-      </w:pPr>
-      <w:r>
-        <w:rPr>
-          <w:rFonts w:ascii="Abadi" w:hAnsi="Abadi"/>
-        </w:rPr>
-        <w:t>Deep L-layer neural network</w:t>
-      </w:r>
-    </w:p>
-    <w:p>
-      <w:pPr>
-        <w:pStyle w:val="ListParagraph"/>
-        <w:numPr>
-          <w:ilvl w:val="3"/>
-          <w:numId w:val="5"/>
-        </w:numPr>
-        <w:rPr>
-          <w:rFonts w:ascii="Abadi" w:hAnsi="Abadi"/>
-        </w:rPr>
-      </w:pPr>
-      <w:r>
-        <w:rPr>
-          <w:rFonts w:ascii="Abadi" w:hAnsi="Abadi"/>
-        </w:rPr>
-        <w:t>Forward propagation in a deep network</w:t>
-      </w:r>
-    </w:p>
-    <w:p>
-      <w:pPr>
-        <w:pStyle w:val="ListParagraph"/>
-        <w:numPr>
-          <w:ilvl w:val="3"/>
-          <w:numId w:val="5"/>
-        </w:numPr>
-        <w:rPr>
-          <w:rFonts w:ascii="Abadi" w:hAnsi="Abadi"/>
-        </w:rPr>
-      </w:pPr>
-      <w:r>
-        <w:rPr>
-          <w:rFonts w:ascii="Abadi" w:hAnsi="Abadi"/>
-        </w:rPr>
-        <w:t>Getting your matrix dimensions right</w:t>
-      </w:r>
-    </w:p>
-    <w:p>
-      <w:pPr>
-        <w:pStyle w:val="ListParagraph"/>
-        <w:numPr>
-          <w:ilvl w:val="3"/>
-          <w:numId w:val="5"/>
-        </w:numPr>
-        <w:rPr>
-          <w:rFonts w:ascii="Abadi" w:hAnsi="Abadi"/>
-        </w:rPr>
-      </w:pPr>
-      <w:r>
-        <w:rPr>
-          <w:rFonts w:ascii="Abadi" w:hAnsi="Abadi"/>
-        </w:rPr>
-        <w:t>Why deep representations?</w:t>
-      </w:r>
-    </w:p>
-    <w:p>
-      <w:pPr>
-        <w:pStyle w:val="ListParagraph"/>
-        <w:numPr>
-          <w:ilvl w:val="3"/>
-          <w:numId w:val="5"/>
-        </w:numPr>
-        <w:rPr>
-          <w:rFonts w:ascii="Abadi" w:hAnsi="Abadi"/>
-        </w:rPr>
-      </w:pPr>
-      <w:r>
-        <w:rPr>
-          <w:rFonts w:ascii="Abadi" w:hAnsi="Abadi"/>
-        </w:rPr>
-        <w:t>Building blocks of deep neural networks</w:t>
-      </w:r>
-    </w:p>
-    <w:p>
-      <w:pPr>
-        <w:pStyle w:val="ListParagraph"/>
-        <w:numPr>
-          <w:ilvl w:val="3"/>
-          <w:numId w:val="5"/>
-        </w:numPr>
-        <w:rPr>
-          <w:rFonts w:ascii="Abadi" w:hAnsi="Abadi"/>
-        </w:rPr>
-      </w:pPr>
-      <w:r>
-        <w:rPr>
-          <w:rFonts w:ascii="Abadi" w:hAnsi="Abadi"/>
-        </w:rPr>
-        <w:t>Forward and backward propagation</w:t>
-      </w:r>
-    </w:p>
-    <w:p>
-      <w:pPr>
-        <w:pStyle w:val="ListParagraph"/>
-        <w:numPr>
-          <w:ilvl w:val="3"/>
-          <w:numId w:val="5"/>
-        </w:numPr>
-        <w:rPr>
-          <w:rFonts w:ascii="Abadi" w:hAnsi="Abadi"/>
-        </w:rPr>
-      </w:pPr>
-      <w:r>
-        <w:rPr>
-          <w:rFonts w:ascii="Abadi" w:hAnsi="Abadi"/>
-        </w:rPr>
-        <w:t>Parameters vs hyperparameters</w:t>
-      </w:r>
-    </w:p>
-    <w:p>
-      <w:pPr>
-        <w:pStyle w:val="ListParagraph"/>
-        <w:numPr>
-          <w:ilvl w:val="3"/>
-          <w:numId w:val="5"/>
-        </w:numPr>
-        <w:rPr>
-          <w:rFonts w:ascii="Abadi" w:hAnsi="Abadi"/>
-        </w:rPr>
-      </w:pPr>
-      <w:r>
-        <w:rPr>
-          <w:rFonts w:ascii="Abadi" w:hAnsi="Abadi"/>
-        </w:rPr>
-        <w:t>What does this have to do with the brain?</w:t>
-      </w:r>
-    </w:p>
-    <w:p>
-      <w:pPr>
-        <w:pStyle w:val="ListParagraph"/>
-        <w:numPr>
-          <w:ilvl w:val="3"/>
-          <w:numId w:val="5"/>
-        </w:numPr>
-        <w:rPr>
-          <w:rFonts w:ascii="Abadi" w:hAnsi="Abadi"/>
-        </w:rPr>
-      </w:pPr>
-      <w:r>
-        <w:rPr>
-          <w:rFonts w:ascii="Abadi" w:hAnsi="Abadi"/>
-        </w:rPr>
-        <w:t>Lab: Building your deep neural network step by step</w:t>
-      </w:r>
-    </w:p>
-    <w:p>
-      <w:pPr>
-        <w:pStyle w:val="ListParagraph"/>
-        <w:numPr>
-          <w:ilvl w:val="3"/>
-          <w:numId w:val="5"/>
-        </w:numPr>
-        <w:rPr>
-          <w:rFonts w:ascii="Abadi" w:hAnsi="Abadi"/>
-        </w:rPr>
-      </w:pPr>
-      <w:r>
-        <w:rPr>
-          <w:rFonts w:ascii="Abadi" w:hAnsi="Abadi"/>
-        </w:rPr>
-        <w:t>Lab: Deep neural network application</w:t>
+        <w:t>Week 2 – ML strategy (2)</w:t>
+      </w:r>
+    </w:p>
+    <w:p>
+      <w:pPr>
+        <w:pStyle w:val="ListParagraph"/>
+        <w:numPr>
+          <w:ilvl w:val="3"/>
+          <w:numId w:val="5"/>
+        </w:numPr>
+        <w:rPr>
+          <w:rFonts w:ascii="Abadi" w:hAnsi="Abadi"/>
+        </w:rPr>
+      </w:pPr>
+      <w:r>
+        <w:rPr>
+          <w:rFonts w:ascii="Abadi" w:hAnsi="Abadi"/>
+        </w:rPr>
+        <w:t>Carrying out error analysis</w:t>
+      </w:r>
+    </w:p>
+    <w:p>
+      <w:pPr>
+        <w:pStyle w:val="ListParagraph"/>
+        <w:numPr>
+          <w:ilvl w:val="3"/>
+          <w:numId w:val="5"/>
+        </w:numPr>
+        <w:rPr>
+          <w:rFonts w:ascii="Abadi" w:hAnsi="Abadi"/>
+        </w:rPr>
+      </w:pPr>
+      <w:r>
+        <w:rPr>
+          <w:rFonts w:ascii="Abadi" w:hAnsi="Abadi"/>
+        </w:rPr>
+        <w:t xml:space="preserve">Cleaning up incorrectly </w:t>
+      </w:r>
+      <w:proofErr w:type="spellStart"/>
+      <w:r>
+        <w:rPr>
+          <w:rFonts w:ascii="Abadi" w:hAnsi="Abadi"/>
+        </w:rPr>
+        <w:t>labeled</w:t>
+      </w:r>
+      <w:proofErr w:type="spellEnd"/>
+      <w:r>
+        <w:rPr>
+          <w:rFonts w:ascii="Abadi" w:hAnsi="Abadi"/>
+        </w:rPr>
+        <w:t xml:space="preserve"> data</w:t>
+      </w:r>
+    </w:p>
+    <w:p>
+      <w:pPr>
+        <w:pStyle w:val="ListParagraph"/>
+        <w:numPr>
+          <w:ilvl w:val="3"/>
+          <w:numId w:val="5"/>
+        </w:numPr>
+        <w:rPr>
+          <w:rFonts w:ascii="Abadi" w:hAnsi="Abadi"/>
+        </w:rPr>
+      </w:pPr>
+      <w:r>
+        <w:rPr>
+          <w:rFonts w:ascii="Abadi" w:hAnsi="Abadi"/>
+        </w:rPr>
+        <w:t>Build your first system quickly, then iterate</w:t>
+      </w:r>
+    </w:p>
+    <w:p>
+      <w:pPr>
+        <w:pStyle w:val="ListParagraph"/>
+        <w:numPr>
+          <w:ilvl w:val="3"/>
+          <w:numId w:val="5"/>
+        </w:numPr>
+        <w:rPr>
+          <w:rFonts w:ascii="Abadi" w:hAnsi="Abadi"/>
+        </w:rPr>
+      </w:pPr>
+      <w:r>
+        <w:rPr>
+          <w:rFonts w:ascii="Abadi" w:hAnsi="Abadi"/>
+        </w:rPr>
+        <w:t>Training and testing on different distributions</w:t>
+      </w:r>
+    </w:p>
+    <w:p>
+      <w:pPr>
+        <w:pStyle w:val="ListParagraph"/>
+        <w:numPr>
+          <w:ilvl w:val="3"/>
+          <w:numId w:val="5"/>
+        </w:numPr>
+        <w:rPr>
+          <w:rFonts w:ascii="Abadi" w:hAnsi="Abadi"/>
+        </w:rPr>
+      </w:pPr>
+      <w:r>
+        <w:rPr>
+          <w:rFonts w:ascii="Abadi" w:hAnsi="Abadi"/>
+        </w:rPr>
+        <w:t>Bias and variance with mismatched data distributions</w:t>
+      </w:r>
+    </w:p>
+    <w:p>
+      <w:pPr>
+        <w:pStyle w:val="ListParagraph"/>
+        <w:numPr>
+          <w:ilvl w:val="3"/>
+          <w:numId w:val="5"/>
+        </w:numPr>
+        <w:rPr>
+          <w:rFonts w:ascii="Abadi" w:hAnsi="Abadi"/>
+        </w:rPr>
+      </w:pPr>
+      <w:r>
+        <w:rPr>
+          <w:rFonts w:ascii="Abadi" w:hAnsi="Abadi"/>
+        </w:rPr>
+        <w:t>Addressing data mismatch</w:t>
+      </w:r>
+    </w:p>
+    <w:p>
+      <w:pPr>
+        <w:pStyle w:val="ListParagraph"/>
+        <w:numPr>
+          <w:ilvl w:val="3"/>
+          <w:numId w:val="5"/>
+        </w:numPr>
+        <w:rPr>
+          <w:rFonts w:ascii="Abadi" w:hAnsi="Abadi"/>
+        </w:rPr>
+      </w:pPr>
+      <w:r>
+        <w:rPr>
+          <w:rFonts w:ascii="Abadi" w:hAnsi="Abadi"/>
+        </w:rPr>
+        <w:t>Transfer learning</w:t>
+      </w:r>
+    </w:p>
+    <w:p>
+      <w:pPr>
+        <w:pStyle w:val="ListParagraph"/>
+        <w:numPr>
+          <w:ilvl w:val="3"/>
+          <w:numId w:val="5"/>
+        </w:numPr>
+        <w:rPr>
+          <w:rFonts w:ascii="Abadi" w:hAnsi="Abadi"/>
+        </w:rPr>
+      </w:pPr>
+      <w:r>
+        <w:rPr>
+          <w:rFonts w:ascii="Abadi" w:hAnsi="Abadi"/>
+        </w:rPr>
+        <w:t>Multi-task learning</w:t>
+      </w:r>
+    </w:p>
+    <w:p>
+      <w:pPr>
+        <w:pStyle w:val="ListParagraph"/>
+        <w:numPr>
+          <w:ilvl w:val="3"/>
+          <w:numId w:val="5"/>
+        </w:numPr>
+        <w:rPr>
+          <w:rFonts w:ascii="Abadi" w:hAnsi="Abadi"/>
+        </w:rPr>
+      </w:pPr>
+      <w:r>
+        <w:rPr>
+          <w:rFonts w:ascii="Abadi" w:hAnsi="Abadi"/>
+        </w:rPr>
+        <w:t>What is end-to-end deep learning?</w:t>
+      </w:r>
+    </w:p>
+    <w:p>
+      <w:pPr>
+        <w:pStyle w:val="ListParagraph"/>
+        <w:numPr>
+          <w:ilvl w:val="3"/>
+          <w:numId w:val="5"/>
+        </w:numPr>
+        <w:rPr>
+          <w:rFonts w:ascii="Abadi" w:hAnsi="Abadi"/>
+        </w:rPr>
+      </w:pPr>
+      <w:r>
+        <w:rPr>
+          <w:rFonts w:ascii="Abadi" w:hAnsi="Abadi"/>
+        </w:rPr>
+        <w:t>Whether to use end-to-end deep learning</w:t>
+      </w:r>
+    </w:p>
+    <w:p>
+      <w:pPr>
+        <w:pStyle w:val="ListParagraph"/>
+        <w:numPr>
+          <w:ilvl w:val="3"/>
+          <w:numId w:val="5"/>
+        </w:numPr>
+        <w:rPr>
+          <w:rFonts w:ascii="Abadi" w:hAnsi="Abadi"/>
+        </w:rPr>
+      </w:pPr>
+      <w:r>
+        <w:rPr>
+          <w:rFonts w:ascii="Abadi" w:hAnsi="Abadi"/>
+        </w:rPr>
+        <w:t>Ruslan Salakhutdinov interview</w:t>
+      </w:r>
+    </w:p>
+    <w:p>
+      <w:pPr>
+        <w:pStyle w:val="ListParagraph"/>
+        <w:numPr>
+          <w:ilvl w:val="3"/>
+          <w:numId w:val="5"/>
+        </w:numPr>
+        <w:rPr>
+          <w:rFonts w:ascii="Abadi" w:hAnsi="Abadi"/>
+        </w:rPr>
+      </w:pPr>
+      <w:r>
+        <w:rPr>
+          <w:rFonts w:ascii="Abadi" w:hAnsi="Abadi"/>
+        </w:rPr>
+        <w:t>Reading: Lecture notes W2</w:t>
+      </w:r>
+    </w:p>
+    <w:p>
+      <w:pPr>
+        <w:pStyle w:val="ListParagraph"/>
+        <w:numPr>
+          <w:ilvl w:val="3"/>
+          <w:numId w:val="5"/>
+        </w:numPr>
+        <w:rPr>
+          <w:rFonts w:ascii="Abadi" w:hAnsi="Abadi"/>
+        </w:rPr>
+      </w:pPr>
+      <w:r>
+        <w:rPr>
+          <w:rFonts w:ascii="Abadi" w:hAnsi="Abadi"/>
+        </w:rPr>
+        <w:t>Assignment: Autonomous driving (quiz case study)</w:t>
       </w:r>
     </w:p>
     <w:p>
@@ -2563,7 +4382,7 @@
         <w:rPr>
           <w:rFonts w:ascii="Abadi" w:hAnsi="Abadi"/>
         </w:rPr>
-        <w:t>Improving Deep Neural Networks: Hyperparameter tuning, Regularization and Optimization</w:t>
+        <w:t xml:space="preserve">Convolutional Neural Networks </w:t>
       </w:r>
     </w:p>
     <w:p>
@@ -2581,259 +4400,7 @@
         <w:rPr>
           <w:rFonts w:ascii="Abadi" w:hAnsi="Abadi"/>
         </w:rPr>
-        <w:t>Week 1 – Practical aspects of deep learning</w:t>
-      </w:r>
-    </w:p>
-    <w:p>
-      <w:pPr>
-        <w:pStyle w:val="ListParagraph"/>
-        <w:numPr>
-          <w:ilvl w:val="3"/>
-          <w:numId w:val="5"/>
-        </w:numPr>
-        <w:rPr>
-          <w:rFonts w:ascii="Abadi" w:hAnsi="Abadi"/>
-        </w:rPr>
-      </w:pPr>
-      <w:r>
-        <w:rPr>
-          <w:rFonts w:ascii="Abadi" w:hAnsi="Abadi"/>
-        </w:rPr>
-        <w:t>Train/dev/test sets</w:t>
-      </w:r>
-    </w:p>
-    <w:p>
-      <w:pPr>
-        <w:pStyle w:val="ListParagraph"/>
-        <w:numPr>
-          <w:ilvl w:val="3"/>
-          <w:numId w:val="5"/>
-        </w:numPr>
-        <w:rPr>
-          <w:rFonts w:ascii="Abadi" w:hAnsi="Abadi"/>
-        </w:rPr>
-      </w:pPr>
-      <w:r>
-        <w:rPr>
-          <w:rFonts w:ascii="Abadi" w:hAnsi="Abadi"/>
-        </w:rPr>
-        <w:t>Bias/variance</w:t>
-      </w:r>
-    </w:p>
-    <w:p>
-      <w:pPr>
-        <w:pStyle w:val="ListParagraph"/>
-        <w:numPr>
-          <w:ilvl w:val="3"/>
-          <w:numId w:val="5"/>
-        </w:numPr>
-        <w:rPr>
-          <w:rFonts w:ascii="Abadi" w:hAnsi="Abadi"/>
-        </w:rPr>
-      </w:pPr>
-      <w:r>
-        <w:rPr>
-          <w:rFonts w:ascii="Abadi" w:hAnsi="Abadi"/>
-        </w:rPr>
-        <w:t>Basic recipe for machine learning</w:t>
-      </w:r>
-    </w:p>
-    <w:p>
-      <w:pPr>
-        <w:pStyle w:val="ListParagraph"/>
-        <w:numPr>
-          <w:ilvl w:val="3"/>
-          <w:numId w:val="5"/>
-        </w:numPr>
-        <w:rPr>
-          <w:rFonts w:ascii="Abadi" w:hAnsi="Abadi"/>
-        </w:rPr>
-      </w:pPr>
-      <w:r>
-        <w:rPr>
-          <w:rFonts w:ascii="Abadi" w:hAnsi="Abadi"/>
-        </w:rPr>
-        <w:t>Regularization</w:t>
-      </w:r>
-    </w:p>
-    <w:p>
-      <w:pPr>
-        <w:pStyle w:val="ListParagraph"/>
-        <w:numPr>
-          <w:ilvl w:val="3"/>
-          <w:numId w:val="5"/>
-        </w:numPr>
-        <w:rPr>
-          <w:rFonts w:ascii="Abadi" w:hAnsi="Abadi"/>
-        </w:rPr>
-      </w:pPr>
-      <w:r>
-        <w:rPr>
-          <w:rFonts w:ascii="Abadi" w:hAnsi="Abadi"/>
-        </w:rPr>
-        <w:t>Why regularization reduces overfitting?</w:t>
-      </w:r>
-    </w:p>
-    <w:p>
-      <w:pPr>
-        <w:pStyle w:val="ListParagraph"/>
-        <w:numPr>
-          <w:ilvl w:val="3"/>
-          <w:numId w:val="5"/>
-        </w:numPr>
-        <w:rPr>
-          <w:rFonts w:ascii="Abadi" w:hAnsi="Abadi"/>
-        </w:rPr>
-      </w:pPr>
-      <w:r>
-        <w:rPr>
-          <w:rFonts w:ascii="Abadi" w:hAnsi="Abadi"/>
-        </w:rPr>
-        <w:t>Dropout regularization</w:t>
-      </w:r>
-    </w:p>
-    <w:p>
-      <w:pPr>
-        <w:pStyle w:val="ListParagraph"/>
-        <w:numPr>
-          <w:ilvl w:val="3"/>
-          <w:numId w:val="5"/>
-        </w:numPr>
-        <w:rPr>
-          <w:rFonts w:ascii="Abadi" w:hAnsi="Abadi"/>
-        </w:rPr>
-      </w:pPr>
-      <w:r>
-        <w:rPr>
-          <w:rFonts w:ascii="Abadi" w:hAnsi="Abadi"/>
-        </w:rPr>
-        <w:t>Understanding dropout</w:t>
-      </w:r>
-    </w:p>
-    <w:p>
-      <w:pPr>
-        <w:pStyle w:val="ListParagraph"/>
-        <w:numPr>
-          <w:ilvl w:val="3"/>
-          <w:numId w:val="5"/>
-        </w:numPr>
-        <w:rPr>
-          <w:rFonts w:ascii="Abadi" w:hAnsi="Abadi"/>
-        </w:rPr>
-      </w:pPr>
-      <w:r>
-        <w:rPr>
-          <w:rFonts w:ascii="Abadi" w:hAnsi="Abadi"/>
-        </w:rPr>
-        <w:t>Other regularization methods</w:t>
-      </w:r>
-    </w:p>
-    <w:p>
-      <w:pPr>
-        <w:pStyle w:val="ListParagraph"/>
-        <w:numPr>
-          <w:ilvl w:val="3"/>
-          <w:numId w:val="5"/>
-        </w:numPr>
-        <w:rPr>
-          <w:rFonts w:ascii="Abadi" w:hAnsi="Abadi"/>
-        </w:rPr>
-      </w:pPr>
-      <w:r>
-        <w:rPr>
-          <w:rFonts w:ascii="Abadi" w:hAnsi="Abadi"/>
-        </w:rPr>
-        <w:t>Normalizing inputs</w:t>
-      </w:r>
-    </w:p>
-    <w:p>
-      <w:pPr>
-        <w:pStyle w:val="ListParagraph"/>
-        <w:numPr>
-          <w:ilvl w:val="3"/>
-          <w:numId w:val="5"/>
-        </w:numPr>
-        <w:rPr>
-          <w:rFonts w:ascii="Abadi" w:hAnsi="Abadi"/>
-        </w:rPr>
-      </w:pPr>
-      <w:r>
-        <w:rPr>
-          <w:rFonts w:ascii="Abadi" w:hAnsi="Abadi"/>
-        </w:rPr>
-        <w:t>Vanishing/exploding gradients</w:t>
-      </w:r>
-    </w:p>
-    <w:p>
-      <w:pPr>
-        <w:pStyle w:val="ListParagraph"/>
-        <w:numPr>
-          <w:ilvl w:val="3"/>
-          <w:numId w:val="5"/>
-        </w:numPr>
-        <w:rPr>
-          <w:rFonts w:ascii="Abadi" w:hAnsi="Abadi"/>
-        </w:rPr>
-      </w:pPr>
-      <w:r>
-        <w:rPr>
-          <w:rFonts w:ascii="Abadi" w:hAnsi="Abadi"/>
-        </w:rPr>
-        <w:t>Weight initialization for deep networks</w:t>
-      </w:r>
-    </w:p>
-    <w:p>
-      <w:pPr>
-        <w:pStyle w:val="ListParagraph"/>
-        <w:numPr>
-          <w:ilvl w:val="3"/>
-          <w:numId w:val="5"/>
-        </w:numPr>
-        <w:rPr>
-          <w:rFonts w:ascii="Abadi" w:hAnsi="Abadi"/>
-        </w:rPr>
-      </w:pPr>
-      <w:r>
-        <w:rPr>
-          <w:rFonts w:ascii="Abadi" w:hAnsi="Abadi"/>
-        </w:rPr>
-        <w:t>Numerical approximation of gradients</w:t>
-      </w:r>
-    </w:p>
-    <w:p>
-      <w:pPr>
-        <w:pStyle w:val="ListParagraph"/>
-        <w:numPr>
-          <w:ilvl w:val="3"/>
-          <w:numId w:val="5"/>
-        </w:numPr>
-        <w:rPr>
-          <w:rFonts w:ascii="Abadi" w:hAnsi="Abadi"/>
-        </w:rPr>
-      </w:pPr>
-      <w:r>
-        <w:rPr>
-          <w:rFonts w:ascii="Abadi" w:hAnsi="Abadi"/>
-        </w:rPr>
-        <w:t>Gradient checking</w:t>
-      </w:r>
-    </w:p>
-    <w:p>
-      <w:pPr>
-        <w:pStyle w:val="ListParagraph"/>
-        <w:numPr>
-          <w:ilvl w:val="3"/>
-          <w:numId w:val="5"/>
-        </w:numPr>
-        <w:rPr>
-          <w:rFonts w:ascii="Abadi" w:hAnsi="Abadi"/>
-        </w:rPr>
-      </w:pPr>
-      <w:r>
-        <w:rPr>
-          <w:rFonts w:ascii="Abadi" w:hAnsi="Abadi"/>
-        </w:rPr>
-        <w:t>Gradient checking implementation notes</w:t>
+        <w:t>Week 1 – Foundations of convolutional neural networks</w:t>
       </w:r>
     </w:p>
     <w:p>
@@ -2852,61 +4419,275 @@
           <w:rFonts w:ascii="Abadi" w:hAnsi="Abadi"/>
         </w:rPr>
         <w:lastRenderedPageBreak/>
-        <w:t>Yoshua Bengio interview</w:t>
-      </w:r>
-    </w:p>
-    <w:p>
-      <w:pPr>
-        <w:pStyle w:val="ListParagraph"/>
-        <w:numPr>
-          <w:ilvl w:val="3"/>
-          <w:numId w:val="5"/>
-        </w:numPr>
-        <w:rPr>
-          <w:rFonts w:ascii="Abadi" w:hAnsi="Abadi"/>
-        </w:rPr>
-      </w:pPr>
-      <w:r>
-        <w:rPr>
-          <w:rFonts w:ascii="Abadi" w:hAnsi="Abadi"/>
-        </w:rPr>
-        <w:t>Lab: Initialization</w:t>
-      </w:r>
-    </w:p>
-    <w:p>
-      <w:pPr>
-        <w:pStyle w:val="ListParagraph"/>
-        <w:numPr>
-          <w:ilvl w:val="3"/>
-          <w:numId w:val="5"/>
-        </w:numPr>
-        <w:rPr>
-          <w:rFonts w:ascii="Abadi" w:hAnsi="Abadi"/>
-        </w:rPr>
-      </w:pPr>
-      <w:r>
-        <w:rPr>
-          <w:rFonts w:ascii="Abadi" w:hAnsi="Abadi"/>
-        </w:rPr>
-        <w:t>Lab: Regularization</w:t>
-      </w:r>
-    </w:p>
-    <w:p>
-      <w:pPr>
-        <w:pStyle w:val="ListParagraph"/>
-        <w:numPr>
-          <w:ilvl w:val="3"/>
-          <w:numId w:val="5"/>
-        </w:numPr>
-        <w:rPr>
-          <w:rFonts w:ascii="Abadi" w:hAnsi="Abadi"/>
-        </w:rPr>
-      </w:pPr>
-      <w:r>
-        <w:rPr>
-          <w:rFonts w:ascii="Abadi" w:hAnsi="Abadi"/>
-        </w:rPr>
-        <w:t>Lab: Gradient checking</w:t>
+        <w:t>Computer vision</w:t>
+      </w:r>
+    </w:p>
+    <w:p>
+      <w:pPr>
+        <w:pStyle w:val="ListParagraph"/>
+        <w:numPr>
+          <w:ilvl w:val="3"/>
+          <w:numId w:val="5"/>
+        </w:numPr>
+        <w:rPr>
+          <w:rFonts w:ascii="Abadi" w:hAnsi="Abadi"/>
+        </w:rPr>
+      </w:pPr>
+      <w:r>
+        <w:rPr>
+          <w:rFonts w:ascii="Abadi" w:hAnsi="Abadi"/>
+        </w:rPr>
+        <w:t>Edge detection example</w:t>
+      </w:r>
+    </w:p>
+    <w:p>
+      <w:pPr>
+        <w:pStyle w:val="ListParagraph"/>
+        <w:numPr>
+          <w:ilvl w:val="3"/>
+          <w:numId w:val="5"/>
+        </w:numPr>
+        <w:rPr>
+          <w:rFonts w:ascii="Abadi" w:hAnsi="Abadi"/>
+        </w:rPr>
+      </w:pPr>
+      <w:r>
+        <w:rPr>
+          <w:rFonts w:ascii="Abadi" w:hAnsi="Abadi"/>
+        </w:rPr>
+        <w:t>More edge detection</w:t>
+      </w:r>
+    </w:p>
+    <w:p>
+      <w:pPr>
+        <w:pStyle w:val="ListParagraph"/>
+        <w:numPr>
+          <w:ilvl w:val="3"/>
+          <w:numId w:val="5"/>
+        </w:numPr>
+        <w:rPr>
+          <w:rFonts w:ascii="Abadi" w:hAnsi="Abadi"/>
+        </w:rPr>
+      </w:pPr>
+      <w:r>
+        <w:rPr>
+          <w:rFonts w:ascii="Abadi" w:hAnsi="Abadi"/>
+        </w:rPr>
+        <w:t>Padding</w:t>
+      </w:r>
+    </w:p>
+    <w:p>
+      <w:pPr>
+        <w:pStyle w:val="ListParagraph"/>
+        <w:numPr>
+          <w:ilvl w:val="3"/>
+          <w:numId w:val="5"/>
+        </w:numPr>
+        <w:rPr>
+          <w:rFonts w:ascii="Abadi" w:hAnsi="Abadi"/>
+        </w:rPr>
+      </w:pPr>
+      <w:proofErr w:type="spellStart"/>
+      <w:r>
+        <w:rPr>
+          <w:rFonts w:ascii="Abadi" w:hAnsi="Abadi"/>
+        </w:rPr>
+        <w:t>Strided</w:t>
+      </w:r>
+      <w:proofErr w:type="spellEnd"/>
+      <w:r>
+        <w:rPr>
+          <w:rFonts w:ascii="Abadi" w:hAnsi="Abadi"/>
+        </w:rPr>
+        <w:t xml:space="preserve"> convolutions</w:t>
+      </w:r>
+    </w:p>
+    <w:p>
+      <w:pPr>
+        <w:pStyle w:val="ListParagraph"/>
+        <w:numPr>
+          <w:ilvl w:val="3"/>
+          <w:numId w:val="5"/>
+        </w:numPr>
+        <w:rPr>
+          <w:rFonts w:ascii="Abadi" w:hAnsi="Abadi"/>
+        </w:rPr>
+      </w:pPr>
+      <w:r>
+        <w:rPr>
+          <w:rFonts w:ascii="Abadi" w:hAnsi="Abadi"/>
+        </w:rPr>
+        <w:t>Convolutions over volume</w:t>
+      </w:r>
+    </w:p>
+    <w:p>
+      <w:pPr>
+        <w:pStyle w:val="ListParagraph"/>
+        <w:numPr>
+          <w:ilvl w:val="3"/>
+          <w:numId w:val="5"/>
+        </w:numPr>
+        <w:rPr>
+          <w:rFonts w:ascii="Abadi" w:hAnsi="Abadi"/>
+        </w:rPr>
+      </w:pPr>
+      <w:r>
+        <w:rPr>
+          <w:rFonts w:ascii="Abadi" w:hAnsi="Abadi"/>
+        </w:rPr>
+        <w:t>One layer of a convolutional network</w:t>
+      </w:r>
+    </w:p>
+    <w:p>
+      <w:pPr>
+        <w:pStyle w:val="ListParagraph"/>
+        <w:numPr>
+          <w:ilvl w:val="3"/>
+          <w:numId w:val="5"/>
+        </w:numPr>
+        <w:rPr>
+          <w:rFonts w:ascii="Abadi" w:hAnsi="Abadi"/>
+        </w:rPr>
+      </w:pPr>
+      <w:r>
+        <w:rPr>
+          <w:rFonts w:ascii="Abadi" w:hAnsi="Abadi"/>
+        </w:rPr>
+        <w:t>Simple convolutional network example</w:t>
+      </w:r>
+    </w:p>
+    <w:p>
+      <w:pPr>
+        <w:pStyle w:val="ListParagraph"/>
+        <w:numPr>
+          <w:ilvl w:val="3"/>
+          <w:numId w:val="5"/>
+        </w:numPr>
+        <w:rPr>
+          <w:rFonts w:ascii="Abadi" w:hAnsi="Abadi"/>
+        </w:rPr>
+      </w:pPr>
+      <w:r>
+        <w:rPr>
+          <w:rFonts w:ascii="Abadi" w:hAnsi="Abadi"/>
+        </w:rPr>
+        <w:t>Pooling layers</w:t>
+      </w:r>
+    </w:p>
+    <w:p>
+      <w:pPr>
+        <w:pStyle w:val="ListParagraph"/>
+        <w:numPr>
+          <w:ilvl w:val="3"/>
+          <w:numId w:val="5"/>
+        </w:numPr>
+        <w:rPr>
+          <w:rFonts w:ascii="Abadi" w:hAnsi="Abadi"/>
+        </w:rPr>
+      </w:pPr>
+      <w:r>
+        <w:rPr>
+          <w:rFonts w:ascii="Abadi" w:hAnsi="Abadi"/>
+        </w:rPr>
+        <w:t>CNN example</w:t>
+      </w:r>
+    </w:p>
+    <w:p>
+      <w:pPr>
+        <w:pStyle w:val="ListParagraph"/>
+        <w:numPr>
+          <w:ilvl w:val="3"/>
+          <w:numId w:val="5"/>
+        </w:numPr>
+        <w:rPr>
+          <w:rFonts w:ascii="Abadi" w:hAnsi="Abadi"/>
+        </w:rPr>
+      </w:pPr>
+      <w:r>
+        <w:rPr>
+          <w:rFonts w:ascii="Abadi" w:hAnsi="Abadi"/>
+        </w:rPr>
+        <w:t>Why convolutions?</w:t>
+      </w:r>
+    </w:p>
+    <w:p>
+      <w:pPr>
+        <w:pStyle w:val="ListParagraph"/>
+        <w:numPr>
+          <w:ilvl w:val="3"/>
+          <w:numId w:val="5"/>
+        </w:numPr>
+        <w:rPr>
+          <w:rFonts w:ascii="Abadi" w:hAnsi="Abadi"/>
+        </w:rPr>
+      </w:pPr>
+      <w:r>
+        <w:rPr>
+          <w:rFonts w:ascii="Abadi" w:hAnsi="Abadi"/>
+        </w:rPr>
+        <w:t>Yann LeCun interview</w:t>
+      </w:r>
+    </w:p>
+    <w:p>
+      <w:pPr>
+        <w:pStyle w:val="ListParagraph"/>
+        <w:numPr>
+          <w:ilvl w:val="3"/>
+          <w:numId w:val="5"/>
+        </w:numPr>
+        <w:rPr>
+          <w:rFonts w:ascii="Abadi" w:hAnsi="Abadi"/>
+        </w:rPr>
+      </w:pPr>
+      <w:r>
+        <w:rPr>
+          <w:rFonts w:ascii="Abadi" w:hAnsi="Abadi"/>
+        </w:rPr>
+        <w:t xml:space="preserve">Assignment: The basics of </w:t>
+      </w:r>
+      <w:proofErr w:type="spellStart"/>
+      <w:r>
+        <w:rPr>
+          <w:rFonts w:ascii="Abadi" w:hAnsi="Abadi"/>
+        </w:rPr>
+        <w:t>ConvNets</w:t>
+      </w:r>
+      <w:proofErr w:type="spellEnd"/>
+    </w:p>
+    <w:p>
+      <w:pPr>
+        <w:pStyle w:val="ListParagraph"/>
+        <w:numPr>
+          <w:ilvl w:val="3"/>
+          <w:numId w:val="5"/>
+        </w:numPr>
+        <w:rPr>
+          <w:rFonts w:ascii="Abadi" w:hAnsi="Abadi"/>
+        </w:rPr>
+      </w:pPr>
+      <w:r>
+        <w:rPr>
+          <w:rFonts w:ascii="Abadi" w:hAnsi="Abadi"/>
+        </w:rPr>
+        <w:t>Lab: Convolutional model step by step</w:t>
+      </w:r>
+    </w:p>
+    <w:p>
+      <w:pPr>
+        <w:pStyle w:val="ListParagraph"/>
+        <w:numPr>
+          <w:ilvl w:val="3"/>
+          <w:numId w:val="5"/>
+        </w:numPr>
+        <w:rPr>
+          <w:rFonts w:ascii="Abadi" w:hAnsi="Abadi"/>
+        </w:rPr>
+      </w:pPr>
+      <w:r>
+        <w:rPr>
+          <w:rFonts w:ascii="Abadi" w:hAnsi="Abadi"/>
+        </w:rPr>
+        <w:t>Lab: Convolution model application</w:t>
       </w:r>
     </w:p>
     <w:p>
@@ -2924,187 +4705,43 @@
         <w:rPr>
           <w:rFonts w:ascii="Abadi" w:hAnsi="Abadi"/>
         </w:rPr>
-        <w:t>Week 2 – Optimization algorithms</w:t>
-      </w:r>
-    </w:p>
-    <w:p>
-      <w:pPr>
-        <w:pStyle w:val="ListParagraph"/>
-        <w:numPr>
-          <w:ilvl w:val="3"/>
-          <w:numId w:val="5"/>
-        </w:numPr>
-        <w:rPr>
-          <w:rFonts w:ascii="Abadi" w:hAnsi="Abadi"/>
-        </w:rPr>
-      </w:pPr>
-      <w:r>
-        <w:rPr>
-          <w:rFonts w:ascii="Abadi" w:hAnsi="Abadi"/>
-        </w:rPr>
-        <w:t>Mini-batch gradient descent</w:t>
-      </w:r>
-    </w:p>
-    <w:p>
-      <w:pPr>
-        <w:pStyle w:val="ListParagraph"/>
-        <w:numPr>
-          <w:ilvl w:val="3"/>
-          <w:numId w:val="5"/>
-        </w:numPr>
-        <w:rPr>
-          <w:rFonts w:ascii="Abadi" w:hAnsi="Abadi"/>
-        </w:rPr>
-      </w:pPr>
-      <w:r>
-        <w:rPr>
-          <w:rFonts w:ascii="Abadi" w:hAnsi="Abadi"/>
-        </w:rPr>
-        <w:t>Understanding mini-batch gradient descent</w:t>
-      </w:r>
-    </w:p>
-    <w:p>
-      <w:pPr>
-        <w:pStyle w:val="ListParagraph"/>
-        <w:numPr>
-          <w:ilvl w:val="3"/>
-          <w:numId w:val="5"/>
-        </w:numPr>
-        <w:rPr>
-          <w:rFonts w:ascii="Abadi" w:hAnsi="Abadi"/>
-        </w:rPr>
-      </w:pPr>
-      <w:r>
-        <w:rPr>
-          <w:rFonts w:ascii="Abadi" w:hAnsi="Abadi"/>
-        </w:rPr>
-        <w:t>Exponentially weighted averages</w:t>
-      </w:r>
-    </w:p>
-    <w:p>
-      <w:pPr>
-        <w:pStyle w:val="ListParagraph"/>
-        <w:numPr>
-          <w:ilvl w:val="3"/>
-          <w:numId w:val="5"/>
-        </w:numPr>
-        <w:rPr>
-          <w:rFonts w:ascii="Abadi" w:hAnsi="Abadi"/>
-        </w:rPr>
-      </w:pPr>
-      <w:r>
-        <w:rPr>
-          <w:rFonts w:ascii="Abadi" w:hAnsi="Abadi"/>
-        </w:rPr>
-        <w:t>Understanding exponentially weighted averages</w:t>
-      </w:r>
-    </w:p>
-    <w:p>
-      <w:pPr>
-        <w:pStyle w:val="ListParagraph"/>
-        <w:numPr>
-          <w:ilvl w:val="3"/>
-          <w:numId w:val="5"/>
-        </w:numPr>
-        <w:rPr>
-          <w:rFonts w:ascii="Abadi" w:hAnsi="Abadi"/>
-        </w:rPr>
-      </w:pPr>
-      <w:r>
-        <w:rPr>
-          <w:rFonts w:ascii="Abadi" w:hAnsi="Abadi"/>
-        </w:rPr>
-        <w:t>Bias correction in exponentially weighted averages</w:t>
-      </w:r>
-    </w:p>
-    <w:p>
-      <w:pPr>
-        <w:pStyle w:val="ListParagraph"/>
-        <w:numPr>
-          <w:ilvl w:val="3"/>
-          <w:numId w:val="5"/>
-        </w:numPr>
-        <w:rPr>
-          <w:rFonts w:ascii="Abadi" w:hAnsi="Abadi"/>
-        </w:rPr>
-      </w:pPr>
-      <w:r>
-        <w:rPr>
-          <w:rFonts w:ascii="Abadi" w:hAnsi="Abadi"/>
-        </w:rPr>
-        <w:t>Gradient descent with momentum</w:t>
-      </w:r>
-    </w:p>
-    <w:p>
-      <w:pPr>
-        <w:pStyle w:val="ListParagraph"/>
-        <w:numPr>
-          <w:ilvl w:val="3"/>
-          <w:numId w:val="5"/>
-        </w:numPr>
-        <w:rPr>
-          <w:rFonts w:ascii="Abadi" w:hAnsi="Abadi"/>
-        </w:rPr>
-      </w:pPr>
-      <w:r>
-        <w:rPr>
-          <w:rFonts w:ascii="Abadi" w:hAnsi="Abadi"/>
-        </w:rPr>
-        <w:t>RMSprop</w:t>
-      </w:r>
-    </w:p>
-    <w:p>
-      <w:pPr>
-        <w:pStyle w:val="ListParagraph"/>
-        <w:numPr>
-          <w:ilvl w:val="3"/>
-          <w:numId w:val="5"/>
-        </w:numPr>
-        <w:rPr>
-          <w:rFonts w:ascii="Abadi" w:hAnsi="Abadi"/>
-        </w:rPr>
-      </w:pPr>
-      <w:r>
-        <w:rPr>
-          <w:rFonts w:ascii="Abadi" w:hAnsi="Abadi"/>
-        </w:rPr>
-        <w:t>Adam optimization algorithm</w:t>
-      </w:r>
-    </w:p>
-    <w:p>
-      <w:pPr>
-        <w:pStyle w:val="ListParagraph"/>
-        <w:numPr>
-          <w:ilvl w:val="3"/>
-          <w:numId w:val="5"/>
-        </w:numPr>
-        <w:rPr>
-          <w:rFonts w:ascii="Abadi" w:hAnsi="Abadi"/>
-        </w:rPr>
-      </w:pPr>
-      <w:r>
-        <w:rPr>
-          <w:rFonts w:ascii="Abadi" w:hAnsi="Abadi"/>
-        </w:rPr>
-        <w:t>Learning rate decay</w:t>
-      </w:r>
-    </w:p>
-    <w:p>
-      <w:pPr>
-        <w:pStyle w:val="ListParagraph"/>
-        <w:numPr>
-          <w:ilvl w:val="3"/>
-          <w:numId w:val="5"/>
-        </w:numPr>
-        <w:rPr>
-          <w:rFonts w:ascii="Abadi" w:hAnsi="Abadi"/>
-        </w:rPr>
-      </w:pPr>
-      <w:r>
-        <w:rPr>
-          <w:rFonts w:ascii="Abadi" w:hAnsi="Abadi"/>
-        </w:rPr>
-        <w:t>The problem of local optima</w:t>
+        <w:t>Week 2 – Deep convolutional models: case studies</w:t>
+      </w:r>
+    </w:p>
+    <w:p>
+      <w:pPr>
+        <w:pStyle w:val="ListParagraph"/>
+        <w:numPr>
+          <w:ilvl w:val="3"/>
+          <w:numId w:val="5"/>
+        </w:numPr>
+        <w:rPr>
+          <w:rFonts w:ascii="Abadi" w:hAnsi="Abadi"/>
+        </w:rPr>
+      </w:pPr>
+      <w:r>
+        <w:rPr>
+          <w:rFonts w:ascii="Abadi" w:hAnsi="Abadi"/>
+        </w:rPr>
+        <w:t>Why look at case studies?</w:t>
+      </w:r>
+    </w:p>
+    <w:p>
+      <w:pPr>
+        <w:pStyle w:val="ListParagraph"/>
+        <w:numPr>
+          <w:ilvl w:val="3"/>
+          <w:numId w:val="5"/>
+        </w:numPr>
+        <w:rPr>
+          <w:rFonts w:ascii="Abadi" w:hAnsi="Abadi"/>
+        </w:rPr>
+      </w:pPr>
+      <w:r>
+        <w:rPr>
+          <w:rFonts w:ascii="Abadi" w:hAnsi="Abadi"/>
+        </w:rPr>
+        <w:t>Classic networks</w:t>
       </w:r>
     </w:p>
     <w:p>
@@ -3123,33 +4760,295 @@
         <w:rPr>
           <w:rFonts w:ascii="Abadi" w:hAnsi="Abadi"/>
         </w:rPr>
-        <w:t>Yuanqing</w:t>
+        <w:t>ResNets</w:t>
       </w:r>
       <w:proofErr w:type="spellEnd"/>
-      <w:r>
-        <w:rPr>
-          <w:rFonts w:ascii="Abadi" w:hAnsi="Abadi"/>
-        </w:rPr>
-        <w:t xml:space="preserve"> Lin interview</w:t>
-      </w:r>
-    </w:p>
-    <w:p>
-      <w:pPr>
-        <w:pStyle w:val="ListParagraph"/>
-        <w:numPr>
-          <w:ilvl w:val="3"/>
-          <w:numId w:val="5"/>
-        </w:numPr>
-        <w:rPr>
-          <w:rFonts w:ascii="Abadi" w:hAnsi="Abadi"/>
-        </w:rPr>
-      </w:pPr>
-      <w:r>
-        <w:rPr>
-          <w:rFonts w:ascii="Abadi" w:hAnsi="Abadi"/>
-        </w:rPr>
-        <w:t>Lab: Optimization methods</w:t>
-      </w:r>
+    </w:p>
+    <w:p>
+      <w:pPr>
+        <w:pStyle w:val="ListParagraph"/>
+        <w:numPr>
+          <w:ilvl w:val="3"/>
+          <w:numId w:val="5"/>
+        </w:numPr>
+        <w:rPr>
+          <w:rFonts w:ascii="Abadi" w:hAnsi="Abadi"/>
+        </w:rPr>
+      </w:pPr>
+      <w:r>
+        <w:rPr>
+          <w:rFonts w:ascii="Abadi" w:hAnsi="Abadi"/>
+        </w:rPr>
+        <w:t xml:space="preserve">Why </w:t>
+      </w:r>
+      <w:proofErr w:type="spellStart"/>
+      <w:r>
+        <w:rPr>
+          <w:rFonts w:ascii="Abadi" w:hAnsi="Abadi"/>
+        </w:rPr>
+        <w:t>ResNets</w:t>
+      </w:r>
+      <w:proofErr w:type="spellEnd"/>
+      <w:r>
+        <w:rPr>
+          <w:rFonts w:ascii="Abadi" w:hAnsi="Abadi"/>
+        </w:rPr>
+        <w:t xml:space="preserve"> work?</w:t>
+      </w:r>
+    </w:p>
+    <w:p>
+      <w:pPr>
+        <w:pStyle w:val="ListParagraph"/>
+        <w:numPr>
+          <w:ilvl w:val="3"/>
+          <w:numId w:val="5"/>
+        </w:numPr>
+        <w:rPr>
+          <w:rFonts w:ascii="Abadi" w:hAnsi="Abadi"/>
+        </w:rPr>
+      </w:pPr>
+      <w:r>
+        <w:rPr>
+          <w:rFonts w:ascii="Abadi" w:hAnsi="Abadi"/>
+        </w:rPr>
+        <w:t>Networks in networks and 1x1 convolutions</w:t>
+      </w:r>
+    </w:p>
+    <w:p>
+      <w:pPr>
+        <w:pStyle w:val="ListParagraph"/>
+        <w:numPr>
+          <w:ilvl w:val="3"/>
+          <w:numId w:val="5"/>
+        </w:numPr>
+        <w:rPr>
+          <w:rFonts w:ascii="Abadi" w:hAnsi="Abadi"/>
+        </w:rPr>
+      </w:pPr>
+      <w:r>
+        <w:rPr>
+          <w:rFonts w:ascii="Abadi" w:hAnsi="Abadi"/>
+        </w:rPr>
+        <w:t>Inception network motivation</w:t>
+      </w:r>
+    </w:p>
+    <w:p>
+      <w:pPr>
+        <w:pStyle w:val="ListParagraph"/>
+        <w:numPr>
+          <w:ilvl w:val="3"/>
+          <w:numId w:val="5"/>
+        </w:numPr>
+        <w:rPr>
+          <w:rFonts w:ascii="Abadi" w:hAnsi="Abadi"/>
+        </w:rPr>
+      </w:pPr>
+      <w:r>
+        <w:rPr>
+          <w:rFonts w:ascii="Abadi" w:hAnsi="Abadi"/>
+        </w:rPr>
+        <w:t>Inception network</w:t>
+      </w:r>
+    </w:p>
+    <w:p>
+      <w:pPr>
+        <w:pStyle w:val="ListParagraph"/>
+        <w:numPr>
+          <w:ilvl w:val="3"/>
+          <w:numId w:val="5"/>
+        </w:numPr>
+        <w:rPr>
+          <w:rFonts w:ascii="Abadi" w:hAnsi="Abadi"/>
+        </w:rPr>
+      </w:pPr>
+      <w:proofErr w:type="spellStart"/>
+      <w:r>
+        <w:rPr>
+          <w:rFonts w:ascii="Abadi" w:hAnsi="Abadi"/>
+        </w:rPr>
+        <w:t>MobileNet</w:t>
+      </w:r>
+      <w:proofErr w:type="spellEnd"/>
+    </w:p>
+    <w:p>
+      <w:pPr>
+        <w:pStyle w:val="ListParagraph"/>
+        <w:numPr>
+          <w:ilvl w:val="3"/>
+          <w:numId w:val="5"/>
+        </w:numPr>
+        <w:rPr>
+          <w:rFonts w:ascii="Abadi" w:hAnsi="Abadi"/>
+        </w:rPr>
+      </w:pPr>
+      <w:proofErr w:type="spellStart"/>
+      <w:r>
+        <w:rPr>
+          <w:rFonts w:ascii="Abadi" w:hAnsi="Abadi"/>
+        </w:rPr>
+        <w:t>MobileNet</w:t>
+      </w:r>
+      <w:proofErr w:type="spellEnd"/>
+      <w:r>
+        <w:rPr>
+          <w:rFonts w:ascii="Abadi" w:hAnsi="Abadi"/>
+        </w:rPr>
+        <w:t xml:space="preserve"> architecture</w:t>
+      </w:r>
+    </w:p>
+    <w:p>
+      <w:pPr>
+        <w:pStyle w:val="ListParagraph"/>
+        <w:numPr>
+          <w:ilvl w:val="3"/>
+          <w:numId w:val="5"/>
+        </w:numPr>
+        <w:rPr>
+          <w:rFonts w:ascii="Abadi" w:hAnsi="Abadi"/>
+        </w:rPr>
+      </w:pPr>
+      <w:proofErr w:type="spellStart"/>
+      <w:r>
+        <w:rPr>
+          <w:rFonts w:ascii="Abadi" w:hAnsi="Abadi"/>
+        </w:rPr>
+        <w:t>EfficientNet</w:t>
+      </w:r>
+      <w:proofErr w:type="spellEnd"/>
+    </w:p>
+    <w:p>
+      <w:pPr>
+        <w:pStyle w:val="ListParagraph"/>
+        <w:numPr>
+          <w:ilvl w:val="3"/>
+          <w:numId w:val="5"/>
+        </w:numPr>
+        <w:rPr>
+          <w:rFonts w:ascii="Abadi" w:hAnsi="Abadi"/>
+        </w:rPr>
+      </w:pPr>
+      <w:r>
+        <w:rPr>
+          <w:rFonts w:ascii="Abadi" w:hAnsi="Abadi"/>
+        </w:rPr>
+        <w:t>Using open-source implementation</w:t>
+      </w:r>
+    </w:p>
+    <w:p>
+      <w:pPr>
+        <w:pStyle w:val="ListParagraph"/>
+        <w:numPr>
+          <w:ilvl w:val="3"/>
+          <w:numId w:val="5"/>
+        </w:numPr>
+        <w:rPr>
+          <w:rFonts w:ascii="Abadi" w:hAnsi="Abadi"/>
+        </w:rPr>
+      </w:pPr>
+      <w:r>
+        <w:rPr>
+          <w:rFonts w:ascii="Abadi" w:hAnsi="Abadi"/>
+        </w:rPr>
+        <w:t>Transfer learning</w:t>
+      </w:r>
+    </w:p>
+    <w:p>
+      <w:pPr>
+        <w:pStyle w:val="ListParagraph"/>
+        <w:numPr>
+          <w:ilvl w:val="3"/>
+          <w:numId w:val="5"/>
+        </w:numPr>
+        <w:rPr>
+          <w:rFonts w:ascii="Abadi" w:hAnsi="Abadi"/>
+        </w:rPr>
+      </w:pPr>
+      <w:r>
+        <w:rPr>
+          <w:rFonts w:ascii="Abadi" w:hAnsi="Abadi"/>
+        </w:rPr>
+        <w:t>Data augmentation</w:t>
+      </w:r>
+    </w:p>
+    <w:p>
+      <w:pPr>
+        <w:pStyle w:val="ListParagraph"/>
+        <w:numPr>
+          <w:ilvl w:val="3"/>
+          <w:numId w:val="5"/>
+        </w:numPr>
+        <w:rPr>
+          <w:rFonts w:ascii="Abadi" w:hAnsi="Abadi"/>
+        </w:rPr>
+      </w:pPr>
+      <w:r>
+        <w:rPr>
+          <w:rFonts w:ascii="Abadi" w:hAnsi="Abadi"/>
+        </w:rPr>
+        <w:t>State of computer vision</w:t>
+      </w:r>
+    </w:p>
+    <w:p>
+      <w:pPr>
+        <w:pStyle w:val="ListParagraph"/>
+        <w:numPr>
+          <w:ilvl w:val="3"/>
+          <w:numId w:val="5"/>
+        </w:numPr>
+        <w:rPr>
+          <w:rFonts w:ascii="Abadi" w:hAnsi="Abadi"/>
+        </w:rPr>
+      </w:pPr>
+      <w:r>
+        <w:rPr>
+          <w:rFonts w:ascii="Abadi" w:hAnsi="Abadi"/>
+        </w:rPr>
+        <w:t>Assignment: Deep convolutional models</w:t>
+      </w:r>
+    </w:p>
+    <w:p>
+      <w:pPr>
+        <w:pStyle w:val="ListParagraph"/>
+        <w:numPr>
+          <w:ilvl w:val="3"/>
+          <w:numId w:val="5"/>
+        </w:numPr>
+        <w:rPr>
+          <w:rFonts w:ascii="Abadi" w:hAnsi="Abadi"/>
+        </w:rPr>
+      </w:pPr>
+      <w:r>
+        <w:rPr>
+          <w:rFonts w:ascii="Abadi" w:hAnsi="Abadi"/>
+        </w:rPr>
+        <w:t>Lab: Residual networks</w:t>
+      </w:r>
+    </w:p>
+    <w:p>
+      <w:pPr>
+        <w:pStyle w:val="ListParagraph"/>
+        <w:numPr>
+          <w:ilvl w:val="3"/>
+          <w:numId w:val="5"/>
+        </w:numPr>
+        <w:rPr>
+          <w:rFonts w:ascii="Abadi" w:hAnsi="Abadi"/>
+        </w:rPr>
+      </w:pPr>
+      <w:r>
+        <w:rPr>
+          <w:rFonts w:ascii="Abadi" w:hAnsi="Abadi"/>
+        </w:rPr>
+        <w:t xml:space="preserve">Lab: Transfer learning with </w:t>
+      </w:r>
+      <w:proofErr w:type="spellStart"/>
+      <w:r>
+        <w:rPr>
+          <w:rFonts w:ascii="Abadi" w:hAnsi="Abadi"/>
+        </w:rPr>
+        <w:t>MobileNet</w:t>
+      </w:r>
+      <w:proofErr w:type="spellEnd"/>
     </w:p>
     <w:p>
       <w:pPr>
@@ -3166,272 +5065,944 @@
         <w:rPr>
           <w:rFonts w:ascii="Abadi" w:hAnsi="Abadi"/>
         </w:rPr>
-        <w:t>Week 3 – Hyperparameter tuning, batch normalization &amp; frameworks</w:t>
-      </w:r>
-    </w:p>
-    <w:p>
-      <w:pPr>
-        <w:pStyle w:val="ListParagraph"/>
-        <w:numPr>
-          <w:ilvl w:val="3"/>
-          <w:numId w:val="5"/>
-        </w:numPr>
-        <w:rPr>
-          <w:rFonts w:ascii="Abadi" w:hAnsi="Abadi"/>
-        </w:rPr>
-      </w:pPr>
-      <w:r>
-        <w:rPr>
-          <w:rFonts w:ascii="Abadi" w:hAnsi="Abadi"/>
-        </w:rPr>
-        <w:t>Tuning process</w:t>
-      </w:r>
-    </w:p>
-    <w:p>
-      <w:pPr>
-        <w:pStyle w:val="ListParagraph"/>
-        <w:numPr>
-          <w:ilvl w:val="3"/>
-          <w:numId w:val="5"/>
-        </w:numPr>
-        <w:rPr>
-          <w:rFonts w:ascii="Abadi" w:hAnsi="Abadi"/>
-        </w:rPr>
-      </w:pPr>
-      <w:r>
-        <w:rPr>
-          <w:rFonts w:ascii="Abadi" w:hAnsi="Abadi"/>
-        </w:rPr>
-        <w:t>Using an appropriate scale to pick hyperparameters</w:t>
-      </w:r>
-    </w:p>
-    <w:p>
-      <w:pPr>
-        <w:pStyle w:val="ListParagraph"/>
-        <w:numPr>
-          <w:ilvl w:val="3"/>
-          <w:numId w:val="5"/>
-        </w:numPr>
-        <w:rPr>
-          <w:rFonts w:ascii="Abadi" w:hAnsi="Abadi"/>
-        </w:rPr>
-      </w:pPr>
-      <w:r>
-        <w:rPr>
-          <w:rFonts w:ascii="Abadi" w:hAnsi="Abadi"/>
-        </w:rPr>
-        <w:t>Hyperparameter tuning in practice: pandas vs caviar</w:t>
-      </w:r>
-    </w:p>
-    <w:p>
-      <w:pPr>
-        <w:pStyle w:val="ListParagraph"/>
-        <w:numPr>
-          <w:ilvl w:val="3"/>
-          <w:numId w:val="5"/>
-        </w:numPr>
-        <w:rPr>
-          <w:rFonts w:ascii="Abadi" w:hAnsi="Abadi"/>
-        </w:rPr>
-      </w:pPr>
-      <w:r>
-        <w:rPr>
-          <w:rFonts w:ascii="Abadi" w:hAnsi="Abadi"/>
-        </w:rPr>
-        <w:t>Normalizing activations in a network</w:t>
-      </w:r>
-    </w:p>
-    <w:p>
-      <w:pPr>
-        <w:pStyle w:val="ListParagraph"/>
-        <w:numPr>
-          <w:ilvl w:val="3"/>
-          <w:numId w:val="5"/>
-        </w:numPr>
-        <w:rPr>
-          <w:rFonts w:ascii="Abadi" w:hAnsi="Abadi"/>
-        </w:rPr>
-      </w:pPr>
-      <w:r>
-        <w:rPr>
-          <w:rFonts w:ascii="Abadi" w:hAnsi="Abadi"/>
-        </w:rPr>
-        <w:t>Fitting batch norm into a neural network</w:t>
-      </w:r>
-    </w:p>
-    <w:p>
-      <w:pPr>
-        <w:pStyle w:val="ListParagraph"/>
-        <w:numPr>
-          <w:ilvl w:val="3"/>
-          <w:numId w:val="5"/>
-        </w:numPr>
-        <w:rPr>
-          <w:rFonts w:ascii="Abadi" w:hAnsi="Abadi"/>
-        </w:rPr>
-      </w:pPr>
-      <w:r>
-        <w:rPr>
-          <w:rFonts w:ascii="Abadi" w:hAnsi="Abadi"/>
-        </w:rPr>
-        <w:t>Why does batch norm work?</w:t>
-      </w:r>
-    </w:p>
-    <w:p>
-      <w:pPr>
-        <w:pStyle w:val="ListParagraph"/>
-        <w:numPr>
-          <w:ilvl w:val="3"/>
-          <w:numId w:val="5"/>
-        </w:numPr>
-        <w:rPr>
-          <w:rFonts w:ascii="Abadi" w:hAnsi="Abadi"/>
-        </w:rPr>
-      </w:pPr>
-      <w:r>
-        <w:rPr>
-          <w:rFonts w:ascii="Abadi" w:hAnsi="Abadi"/>
-        </w:rPr>
-        <w:t>Batch norm at test time</w:t>
-      </w:r>
-    </w:p>
-    <w:p>
-      <w:pPr>
-        <w:pStyle w:val="ListParagraph"/>
-        <w:numPr>
-          <w:ilvl w:val="3"/>
-          <w:numId w:val="5"/>
-        </w:numPr>
-        <w:rPr>
-          <w:rFonts w:ascii="Abadi" w:hAnsi="Abadi"/>
-        </w:rPr>
-      </w:pPr>
+        <w:t>Week 3 – Object detection</w:t>
+      </w:r>
+    </w:p>
+    <w:p>
+      <w:pPr>
+        <w:pStyle w:val="ListParagraph"/>
+        <w:numPr>
+          <w:ilvl w:val="3"/>
+          <w:numId w:val="5"/>
+        </w:numPr>
+        <w:rPr>
+          <w:rFonts w:ascii="Abadi" w:hAnsi="Abadi"/>
+        </w:rPr>
+      </w:pPr>
+      <w:r>
+        <w:rPr>
+          <w:rFonts w:ascii="Abadi" w:hAnsi="Abadi"/>
+        </w:rPr>
+        <w:t>Object localization</w:t>
+      </w:r>
+    </w:p>
+    <w:p>
+      <w:pPr>
+        <w:pStyle w:val="ListParagraph"/>
+        <w:numPr>
+          <w:ilvl w:val="3"/>
+          <w:numId w:val="5"/>
+        </w:numPr>
+        <w:rPr>
+          <w:rFonts w:ascii="Abadi" w:hAnsi="Abadi"/>
+        </w:rPr>
+      </w:pPr>
+      <w:r>
+        <w:rPr>
+          <w:rFonts w:ascii="Abadi" w:hAnsi="Abadi"/>
+        </w:rPr>
+        <w:t>Landmark detection</w:t>
+      </w:r>
+    </w:p>
+    <w:p>
+      <w:pPr>
+        <w:pStyle w:val="ListParagraph"/>
+        <w:numPr>
+          <w:ilvl w:val="3"/>
+          <w:numId w:val="5"/>
+        </w:numPr>
+        <w:rPr>
+          <w:rFonts w:ascii="Abadi" w:hAnsi="Abadi"/>
+        </w:rPr>
+      </w:pPr>
+      <w:r>
+        <w:rPr>
+          <w:rFonts w:ascii="Abadi" w:hAnsi="Abadi"/>
+        </w:rPr>
+        <w:t>Object detection</w:t>
+      </w:r>
+    </w:p>
+    <w:p>
+      <w:pPr>
+        <w:pStyle w:val="ListParagraph"/>
+        <w:numPr>
+          <w:ilvl w:val="3"/>
+          <w:numId w:val="5"/>
+        </w:numPr>
+        <w:rPr>
+          <w:rFonts w:ascii="Abadi" w:hAnsi="Abadi"/>
+        </w:rPr>
+      </w:pPr>
+      <w:r>
+        <w:rPr>
+          <w:rFonts w:ascii="Abadi" w:hAnsi="Abadi"/>
+        </w:rPr>
+        <w:t>Convolutional implementation of sliding windows</w:t>
+      </w:r>
+    </w:p>
+    <w:p>
+      <w:pPr>
+        <w:pStyle w:val="ListParagraph"/>
+        <w:numPr>
+          <w:ilvl w:val="3"/>
+          <w:numId w:val="5"/>
+        </w:numPr>
+        <w:rPr>
+          <w:rFonts w:ascii="Abadi" w:hAnsi="Abadi"/>
+        </w:rPr>
+      </w:pPr>
+      <w:r>
+        <w:rPr>
+          <w:rFonts w:ascii="Abadi" w:hAnsi="Abadi"/>
+        </w:rPr>
+        <w:t>Bounding box predictions</w:t>
+      </w:r>
+    </w:p>
+    <w:p>
+      <w:pPr>
+        <w:pStyle w:val="ListParagraph"/>
+        <w:numPr>
+          <w:ilvl w:val="3"/>
+          <w:numId w:val="5"/>
+        </w:numPr>
+        <w:rPr>
+          <w:rFonts w:ascii="Abadi" w:hAnsi="Abadi"/>
+        </w:rPr>
+      </w:pPr>
+      <w:r>
+        <w:rPr>
+          <w:rFonts w:ascii="Abadi" w:hAnsi="Abadi"/>
+        </w:rPr>
+        <w:t>Intersection over union</w:t>
+      </w:r>
+    </w:p>
+    <w:p>
+      <w:pPr>
+        <w:pStyle w:val="ListParagraph"/>
+        <w:numPr>
+          <w:ilvl w:val="3"/>
+          <w:numId w:val="5"/>
+        </w:numPr>
+        <w:rPr>
+          <w:rFonts w:ascii="Abadi" w:hAnsi="Abadi"/>
+        </w:rPr>
+      </w:pPr>
+      <w:r>
+        <w:rPr>
+          <w:rFonts w:ascii="Abadi" w:hAnsi="Abadi"/>
+        </w:rPr>
+        <w:t>Non-max suppression</w:t>
+      </w:r>
+    </w:p>
+    <w:p>
+      <w:pPr>
+        <w:pStyle w:val="ListParagraph"/>
+        <w:numPr>
+          <w:ilvl w:val="3"/>
+          <w:numId w:val="5"/>
+        </w:numPr>
+        <w:rPr>
+          <w:rFonts w:ascii="Abadi" w:hAnsi="Abadi"/>
+        </w:rPr>
+      </w:pPr>
+      <w:r>
+        <w:rPr>
+          <w:rFonts w:ascii="Abadi" w:hAnsi="Abadi"/>
+        </w:rPr>
+        <w:t>Anchor boxes</w:t>
+      </w:r>
+    </w:p>
+    <w:p>
+      <w:pPr>
+        <w:pStyle w:val="ListParagraph"/>
+        <w:numPr>
+          <w:ilvl w:val="3"/>
+          <w:numId w:val="5"/>
+        </w:numPr>
+        <w:rPr>
+          <w:rFonts w:ascii="Abadi" w:hAnsi="Abadi"/>
+        </w:rPr>
+      </w:pPr>
+      <w:r>
+        <w:rPr>
+          <w:rFonts w:ascii="Abadi" w:hAnsi="Abadi"/>
+        </w:rPr>
+        <w:t>YOLO algorithm</w:t>
+      </w:r>
+    </w:p>
+    <w:p>
+      <w:pPr>
+        <w:pStyle w:val="ListParagraph"/>
+        <w:numPr>
+          <w:ilvl w:val="3"/>
+          <w:numId w:val="5"/>
+        </w:numPr>
+        <w:rPr>
+          <w:rFonts w:ascii="Abadi" w:hAnsi="Abadi"/>
+        </w:rPr>
+      </w:pPr>
+      <w:r>
+        <w:rPr>
+          <w:rFonts w:ascii="Abadi" w:hAnsi="Abadi"/>
+        </w:rPr>
+        <w:t>Region proposals (optional)</w:t>
+      </w:r>
+    </w:p>
+    <w:p>
+      <w:pPr>
+        <w:pStyle w:val="ListParagraph"/>
+        <w:numPr>
+          <w:ilvl w:val="3"/>
+          <w:numId w:val="5"/>
+        </w:numPr>
+        <w:rPr>
+          <w:rFonts w:ascii="Abadi" w:hAnsi="Abadi"/>
+        </w:rPr>
+      </w:pPr>
+      <w:r>
+        <w:rPr>
+          <w:rFonts w:ascii="Abadi" w:hAnsi="Abadi"/>
+        </w:rPr>
+        <w:t>Semantic segmentation with U-Net</w:t>
+      </w:r>
+    </w:p>
+    <w:p>
+      <w:pPr>
+        <w:pStyle w:val="ListParagraph"/>
+        <w:numPr>
+          <w:ilvl w:val="3"/>
+          <w:numId w:val="5"/>
+        </w:numPr>
+        <w:rPr>
+          <w:rFonts w:ascii="Abadi" w:hAnsi="Abadi"/>
+        </w:rPr>
+      </w:pPr>
+      <w:r>
+        <w:rPr>
+          <w:rFonts w:ascii="Abadi" w:hAnsi="Abadi"/>
+        </w:rPr>
+        <w:t>Transpose convolutions</w:t>
+      </w:r>
+    </w:p>
+    <w:p>
+      <w:pPr>
+        <w:pStyle w:val="ListParagraph"/>
+        <w:numPr>
+          <w:ilvl w:val="3"/>
+          <w:numId w:val="5"/>
+        </w:numPr>
+        <w:rPr>
+          <w:rFonts w:ascii="Abadi" w:hAnsi="Abadi"/>
+        </w:rPr>
+      </w:pPr>
+      <w:r>
+        <w:rPr>
+          <w:rFonts w:ascii="Abadi" w:hAnsi="Abadi"/>
+        </w:rPr>
+        <w:t>U-Net architecture intuition</w:t>
+      </w:r>
+    </w:p>
+    <w:p>
+      <w:pPr>
+        <w:pStyle w:val="ListParagraph"/>
+        <w:numPr>
+          <w:ilvl w:val="3"/>
+          <w:numId w:val="5"/>
+        </w:numPr>
+        <w:rPr>
+          <w:rFonts w:ascii="Abadi" w:hAnsi="Abadi"/>
+        </w:rPr>
+      </w:pPr>
+      <w:r>
+        <w:rPr>
+          <w:rFonts w:ascii="Abadi" w:hAnsi="Abadi"/>
+        </w:rPr>
+        <w:lastRenderedPageBreak/>
+        <w:t>U-Net architecture</w:t>
+      </w:r>
+    </w:p>
+    <w:p>
+      <w:pPr>
+        <w:pStyle w:val="ListParagraph"/>
+        <w:numPr>
+          <w:ilvl w:val="3"/>
+          <w:numId w:val="5"/>
+        </w:numPr>
+        <w:rPr>
+          <w:rFonts w:ascii="Abadi" w:hAnsi="Abadi"/>
+        </w:rPr>
+      </w:pPr>
+      <w:r>
+        <w:rPr>
+          <w:rFonts w:ascii="Abadi" w:hAnsi="Abadi"/>
+        </w:rPr>
+        <w:t>Assignment: Detection algorithms</w:t>
+      </w:r>
+    </w:p>
+    <w:p>
+      <w:pPr>
+        <w:pStyle w:val="ListParagraph"/>
+        <w:numPr>
+          <w:ilvl w:val="3"/>
+          <w:numId w:val="5"/>
+        </w:numPr>
+        <w:rPr>
+          <w:rFonts w:ascii="Abadi" w:hAnsi="Abadi"/>
+        </w:rPr>
+      </w:pPr>
+      <w:r>
+        <w:rPr>
+          <w:rFonts w:ascii="Abadi" w:hAnsi="Abadi"/>
+        </w:rPr>
+        <w:t>Lab: Car detection with YOLO</w:t>
+      </w:r>
+    </w:p>
+    <w:p>
+      <w:pPr>
+        <w:pStyle w:val="ListParagraph"/>
+        <w:numPr>
+          <w:ilvl w:val="3"/>
+          <w:numId w:val="5"/>
+        </w:numPr>
+        <w:rPr>
+          <w:rFonts w:ascii="Abadi" w:hAnsi="Abadi"/>
+        </w:rPr>
+      </w:pPr>
+      <w:r>
+        <w:rPr>
+          <w:rFonts w:ascii="Abadi" w:hAnsi="Abadi"/>
+        </w:rPr>
+        <w:t>Lab: Image segmentation with U-Net</w:t>
+      </w:r>
+    </w:p>
+    <w:p>
+      <w:pPr>
+        <w:pStyle w:val="ListParagraph"/>
+        <w:numPr>
+          <w:ilvl w:val="2"/>
+          <w:numId w:val="5"/>
+        </w:numPr>
+        <w:rPr>
+          <w:rFonts w:ascii="Abadi" w:hAnsi="Abadi"/>
+        </w:rPr>
+      </w:pPr>
+      <w:r>
+        <w:rPr>
+          <w:rFonts w:ascii="Abadi" w:hAnsi="Abadi"/>
+        </w:rPr>
+        <w:t>Week 4 – Special applications: face recognition &amp; neural style transfer</w:t>
+      </w:r>
+    </w:p>
+    <w:p>
+      <w:pPr>
+        <w:pStyle w:val="ListParagraph"/>
+        <w:numPr>
+          <w:ilvl w:val="3"/>
+          <w:numId w:val="5"/>
+        </w:numPr>
+        <w:rPr>
+          <w:rFonts w:ascii="Abadi" w:hAnsi="Abadi"/>
+        </w:rPr>
+      </w:pPr>
+      <w:r>
+        <w:rPr>
+          <w:rFonts w:ascii="Abadi" w:hAnsi="Abadi"/>
+        </w:rPr>
+        <w:t>What is face recognition?</w:t>
+      </w:r>
+    </w:p>
+    <w:p>
+      <w:pPr>
+        <w:pStyle w:val="ListParagraph"/>
+        <w:numPr>
+          <w:ilvl w:val="3"/>
+          <w:numId w:val="5"/>
+        </w:numPr>
+        <w:rPr>
+          <w:rFonts w:ascii="Abadi" w:hAnsi="Abadi"/>
+        </w:rPr>
+      </w:pPr>
+      <w:r>
+        <w:rPr>
+          <w:rFonts w:ascii="Abadi" w:hAnsi="Abadi"/>
+        </w:rPr>
+        <w:t>One shot learning</w:t>
+      </w:r>
+    </w:p>
+    <w:p>
+      <w:pPr>
+        <w:pStyle w:val="ListParagraph"/>
+        <w:numPr>
+          <w:ilvl w:val="3"/>
+          <w:numId w:val="5"/>
+        </w:numPr>
+        <w:rPr>
+          <w:rFonts w:ascii="Abadi" w:hAnsi="Abadi"/>
+        </w:rPr>
+      </w:pPr>
+      <w:r>
+        <w:rPr>
+          <w:rFonts w:ascii="Abadi" w:hAnsi="Abadi"/>
+        </w:rPr>
+        <w:t>Siamese network</w:t>
+      </w:r>
+    </w:p>
+    <w:p>
+      <w:pPr>
+        <w:pStyle w:val="ListParagraph"/>
+        <w:numPr>
+          <w:ilvl w:val="3"/>
+          <w:numId w:val="5"/>
+        </w:numPr>
+        <w:rPr>
+          <w:rFonts w:ascii="Abadi" w:hAnsi="Abadi"/>
+        </w:rPr>
+      </w:pPr>
+      <w:r>
+        <w:rPr>
+          <w:rFonts w:ascii="Abadi" w:hAnsi="Abadi"/>
+        </w:rPr>
+        <w:t>Triplet loss</w:t>
+      </w:r>
+    </w:p>
+    <w:p>
+      <w:pPr>
+        <w:pStyle w:val="ListParagraph"/>
+        <w:numPr>
+          <w:ilvl w:val="3"/>
+          <w:numId w:val="5"/>
+        </w:numPr>
+        <w:rPr>
+          <w:rFonts w:ascii="Abadi" w:hAnsi="Abadi"/>
+        </w:rPr>
+      </w:pPr>
+      <w:r>
+        <w:rPr>
+          <w:rFonts w:ascii="Abadi" w:hAnsi="Abadi"/>
+        </w:rPr>
+        <w:t>Face verification and binary classification</w:t>
+      </w:r>
+    </w:p>
+    <w:p>
+      <w:pPr>
+        <w:pStyle w:val="ListParagraph"/>
+        <w:numPr>
+          <w:ilvl w:val="3"/>
+          <w:numId w:val="5"/>
+        </w:numPr>
+        <w:rPr>
+          <w:rFonts w:ascii="Abadi" w:hAnsi="Abadi"/>
+        </w:rPr>
+      </w:pPr>
+      <w:r>
+        <w:rPr>
+          <w:rFonts w:ascii="Abadi" w:hAnsi="Abadi"/>
+        </w:rPr>
+        <w:t>What is neural style transfer?</w:t>
+      </w:r>
+    </w:p>
+    <w:p>
+      <w:pPr>
+        <w:pStyle w:val="ListParagraph"/>
+        <w:numPr>
+          <w:ilvl w:val="3"/>
+          <w:numId w:val="5"/>
+        </w:numPr>
+        <w:rPr>
+          <w:rFonts w:ascii="Abadi" w:hAnsi="Abadi"/>
+        </w:rPr>
+      </w:pPr>
+      <w:r>
+        <w:rPr>
+          <w:rFonts w:ascii="Abadi" w:hAnsi="Abadi"/>
+        </w:rPr>
+        <w:t xml:space="preserve">What are deep </w:t>
+      </w:r>
       <w:proofErr w:type="spellStart"/>
       <w:r>
         <w:rPr>
           <w:rFonts w:ascii="Abadi" w:hAnsi="Abadi"/>
         </w:rPr>
-        <w:t>Softmax</w:t>
+        <w:t>ConvNets</w:t>
       </w:r>
       <w:proofErr w:type="spellEnd"/>
       <w:r>
         <w:rPr>
           <w:rFonts w:ascii="Abadi" w:hAnsi="Abadi"/>
         </w:rPr>
-        <w:t xml:space="preserve"> regression</w:t>
-      </w:r>
-    </w:p>
-    <w:p>
-      <w:pPr>
-        <w:pStyle w:val="ListParagraph"/>
-        <w:numPr>
-          <w:ilvl w:val="3"/>
-          <w:numId w:val="5"/>
-        </w:numPr>
-        <w:rPr>
-          <w:rFonts w:ascii="Abadi" w:hAnsi="Abadi"/>
-        </w:rPr>
-      </w:pPr>
-      <w:r>
-        <w:rPr>
-          <w:rFonts w:ascii="Abadi" w:hAnsi="Abadi"/>
-        </w:rPr>
-        <w:t xml:space="preserve">Training a </w:t>
+        <w:t xml:space="preserve"> learning?</w:t>
+      </w:r>
+    </w:p>
+    <w:p>
+      <w:pPr>
+        <w:pStyle w:val="ListParagraph"/>
+        <w:numPr>
+          <w:ilvl w:val="3"/>
+          <w:numId w:val="5"/>
+        </w:numPr>
+        <w:rPr>
+          <w:rFonts w:ascii="Abadi" w:hAnsi="Abadi"/>
+        </w:rPr>
+      </w:pPr>
+      <w:r>
+        <w:rPr>
+          <w:rFonts w:ascii="Abadi" w:hAnsi="Abadi"/>
+        </w:rPr>
+        <w:t>Cost function</w:t>
+      </w:r>
+    </w:p>
+    <w:p>
+      <w:pPr>
+        <w:pStyle w:val="ListParagraph"/>
+        <w:numPr>
+          <w:ilvl w:val="3"/>
+          <w:numId w:val="5"/>
+        </w:numPr>
+        <w:rPr>
+          <w:rFonts w:ascii="Abadi" w:hAnsi="Abadi"/>
+        </w:rPr>
+      </w:pPr>
+      <w:r>
+        <w:rPr>
+          <w:rFonts w:ascii="Abadi" w:hAnsi="Abadi"/>
+        </w:rPr>
+        <w:t>Content cost function</w:t>
+      </w:r>
+    </w:p>
+    <w:p>
+      <w:pPr>
+        <w:pStyle w:val="ListParagraph"/>
+        <w:numPr>
+          <w:ilvl w:val="3"/>
+          <w:numId w:val="5"/>
+        </w:numPr>
+        <w:rPr>
+          <w:rFonts w:ascii="Abadi" w:hAnsi="Abadi"/>
+        </w:rPr>
+      </w:pPr>
+      <w:r>
+        <w:rPr>
+          <w:rFonts w:ascii="Abadi" w:hAnsi="Abadi"/>
+        </w:rPr>
+        <w:t>Style cost function</w:t>
+      </w:r>
+    </w:p>
+    <w:p>
+      <w:pPr>
+        <w:pStyle w:val="ListParagraph"/>
+        <w:numPr>
+          <w:ilvl w:val="3"/>
+          <w:numId w:val="5"/>
+        </w:numPr>
+        <w:rPr>
+          <w:rFonts w:ascii="Abadi" w:hAnsi="Abadi"/>
+        </w:rPr>
+      </w:pPr>
+      <w:r>
+        <w:rPr>
+          <w:rFonts w:ascii="Abadi" w:hAnsi="Abadi"/>
+        </w:rPr>
+        <w:t>1D and 3D generalizations</w:t>
+      </w:r>
+    </w:p>
+    <w:p>
+      <w:pPr>
+        <w:pStyle w:val="ListParagraph"/>
+        <w:numPr>
+          <w:ilvl w:val="3"/>
+          <w:numId w:val="5"/>
+        </w:numPr>
+        <w:rPr>
+          <w:rFonts w:ascii="Abadi" w:hAnsi="Abadi"/>
+        </w:rPr>
+      </w:pPr>
+      <w:r>
+        <w:rPr>
+          <w:rFonts w:ascii="Abadi" w:hAnsi="Abadi"/>
+        </w:rPr>
+        <w:t>Assignment: Special applications: face recognition &amp; neural style transfer</w:t>
+      </w:r>
+    </w:p>
+    <w:p>
+      <w:pPr>
+        <w:pStyle w:val="ListParagraph"/>
+        <w:numPr>
+          <w:ilvl w:val="3"/>
+          <w:numId w:val="5"/>
+        </w:numPr>
+        <w:rPr>
+          <w:rFonts w:ascii="Abadi" w:hAnsi="Abadi"/>
+        </w:rPr>
+      </w:pPr>
+      <w:r>
+        <w:rPr>
+          <w:rFonts w:ascii="Abadi" w:hAnsi="Abadi"/>
+        </w:rPr>
+        <w:t>Lab: Face recognition</w:t>
+      </w:r>
+    </w:p>
+    <w:p>
+      <w:pPr>
+        <w:pStyle w:val="ListParagraph"/>
+        <w:numPr>
+          <w:ilvl w:val="3"/>
+          <w:numId w:val="5"/>
+        </w:numPr>
+        <w:rPr>
+          <w:rFonts w:ascii="Abadi" w:hAnsi="Abadi"/>
+        </w:rPr>
+      </w:pPr>
+      <w:r>
+        <w:rPr>
+          <w:rFonts w:ascii="Abadi" w:hAnsi="Abadi"/>
+        </w:rPr>
+        <w:t>Lab: Art generation with neural style transfer</w:t>
+      </w:r>
+    </w:p>
+    <w:p>
+      <w:pPr>
+        <w:pStyle w:val="ListParagraph"/>
+        <w:numPr>
+          <w:ilvl w:val="1"/>
+          <w:numId w:val="5"/>
+        </w:numPr>
+        <w:rPr>
+          <w:rFonts w:ascii="Abadi" w:hAnsi="Abadi"/>
+        </w:rPr>
+      </w:pPr>
+      <w:r>
+        <w:rPr>
+          <w:rFonts w:ascii="Abadi" w:hAnsi="Abadi"/>
+        </w:rPr>
+        <w:t>Sequence Models</w:t>
+      </w:r>
+    </w:p>
+    <w:p>
+      <w:pPr>
+        <w:pStyle w:val="ListParagraph"/>
+        <w:numPr>
+          <w:ilvl w:val="2"/>
+          <w:numId w:val="5"/>
+        </w:numPr>
+        <w:rPr>
+          <w:rFonts w:ascii="Abadi" w:hAnsi="Abadi"/>
+        </w:rPr>
+      </w:pPr>
+      <w:r>
+        <w:rPr>
+          <w:rFonts w:ascii="Abadi" w:hAnsi="Abadi"/>
+        </w:rPr>
+        <w:t>Week 1 – Recurrent neural networks</w:t>
+      </w:r>
+    </w:p>
+    <w:p>
+      <w:pPr>
+        <w:pStyle w:val="ListParagraph"/>
+        <w:numPr>
+          <w:ilvl w:val="3"/>
+          <w:numId w:val="5"/>
+        </w:numPr>
+        <w:rPr>
+          <w:rFonts w:ascii="Abadi" w:hAnsi="Abadi"/>
+        </w:rPr>
+      </w:pPr>
+      <w:r>
+        <w:rPr>
+          <w:rFonts w:ascii="Abadi" w:hAnsi="Abadi"/>
+        </w:rPr>
+        <w:t>Why sequence models?</w:t>
+      </w:r>
+    </w:p>
+    <w:p>
+      <w:pPr>
+        <w:pStyle w:val="ListParagraph"/>
+        <w:numPr>
+          <w:ilvl w:val="3"/>
+          <w:numId w:val="5"/>
+        </w:numPr>
+        <w:rPr>
+          <w:rFonts w:ascii="Abadi" w:hAnsi="Abadi"/>
+        </w:rPr>
+      </w:pPr>
+      <w:r>
+        <w:rPr>
+          <w:rFonts w:ascii="Abadi" w:hAnsi="Abadi"/>
+        </w:rPr>
+        <w:t>Notation</w:t>
+      </w:r>
+    </w:p>
+    <w:p>
+      <w:pPr>
+        <w:pStyle w:val="ListParagraph"/>
+        <w:numPr>
+          <w:ilvl w:val="3"/>
+          <w:numId w:val="5"/>
+        </w:numPr>
+        <w:rPr>
+          <w:rFonts w:ascii="Abadi" w:hAnsi="Abadi"/>
+        </w:rPr>
+      </w:pPr>
+      <w:r>
+        <w:rPr>
+          <w:rFonts w:ascii="Abadi" w:hAnsi="Abadi"/>
+        </w:rPr>
+        <w:t>Recurrent neural network model</w:t>
+      </w:r>
+    </w:p>
+    <w:p>
+      <w:pPr>
+        <w:pStyle w:val="ListParagraph"/>
+        <w:numPr>
+          <w:ilvl w:val="3"/>
+          <w:numId w:val="5"/>
+        </w:numPr>
+        <w:rPr>
+          <w:rFonts w:ascii="Abadi" w:hAnsi="Abadi"/>
+        </w:rPr>
+      </w:pPr>
+      <w:r>
+        <w:rPr>
+          <w:rFonts w:ascii="Abadi" w:hAnsi="Abadi"/>
+        </w:rPr>
+        <w:t>Backpropagation through time</w:t>
+      </w:r>
+    </w:p>
+    <w:p>
+      <w:pPr>
+        <w:pStyle w:val="ListParagraph"/>
+        <w:numPr>
+          <w:ilvl w:val="3"/>
+          <w:numId w:val="5"/>
+        </w:numPr>
+        <w:rPr>
+          <w:rFonts w:ascii="Abadi" w:hAnsi="Abadi"/>
+        </w:rPr>
+      </w:pPr>
+      <w:r>
+        <w:rPr>
+          <w:rFonts w:ascii="Abadi" w:hAnsi="Abadi"/>
+        </w:rPr>
+        <w:t>Different types of RNNs</w:t>
+      </w:r>
+    </w:p>
+    <w:p>
+      <w:pPr>
+        <w:pStyle w:val="ListParagraph"/>
+        <w:numPr>
+          <w:ilvl w:val="3"/>
+          <w:numId w:val="5"/>
+        </w:numPr>
+        <w:rPr>
+          <w:rFonts w:ascii="Abadi" w:hAnsi="Abadi"/>
+        </w:rPr>
+      </w:pPr>
+      <w:r>
+        <w:rPr>
+          <w:rFonts w:ascii="Abadi" w:hAnsi="Abadi"/>
+        </w:rPr>
+        <w:t>Language model and sequence generation</w:t>
+      </w:r>
+    </w:p>
+    <w:p>
+      <w:pPr>
+        <w:pStyle w:val="ListParagraph"/>
+        <w:numPr>
+          <w:ilvl w:val="3"/>
+          <w:numId w:val="5"/>
+        </w:numPr>
+        <w:rPr>
+          <w:rFonts w:ascii="Abadi" w:hAnsi="Abadi"/>
+        </w:rPr>
+      </w:pPr>
+      <w:r>
+        <w:rPr>
+          <w:rFonts w:ascii="Abadi" w:hAnsi="Abadi"/>
+        </w:rPr>
+        <w:t>Sampling novel sequences</w:t>
+      </w:r>
+    </w:p>
+    <w:p>
+      <w:pPr>
+        <w:pStyle w:val="ListParagraph"/>
+        <w:numPr>
+          <w:ilvl w:val="3"/>
+          <w:numId w:val="5"/>
+        </w:numPr>
+        <w:rPr>
+          <w:rFonts w:ascii="Abadi" w:hAnsi="Abadi"/>
+        </w:rPr>
+      </w:pPr>
+      <w:r>
+        <w:rPr>
+          <w:rFonts w:ascii="Abadi" w:hAnsi="Abadi"/>
+        </w:rPr>
+        <w:t>Vanishing gradients with RNNs</w:t>
+      </w:r>
+    </w:p>
+    <w:p>
+      <w:pPr>
+        <w:pStyle w:val="ListParagraph"/>
+        <w:numPr>
+          <w:ilvl w:val="3"/>
+          <w:numId w:val="5"/>
+        </w:numPr>
+        <w:rPr>
+          <w:rFonts w:ascii="Abadi" w:hAnsi="Abadi"/>
+        </w:rPr>
+      </w:pPr>
+      <w:r>
+        <w:rPr>
+          <w:rFonts w:ascii="Abadi" w:hAnsi="Abadi"/>
+        </w:rPr>
+        <w:t>Gated recurrent unit (GRU)</w:t>
+      </w:r>
+    </w:p>
+    <w:p>
+      <w:pPr>
+        <w:pStyle w:val="ListParagraph"/>
+        <w:numPr>
+          <w:ilvl w:val="3"/>
+          <w:numId w:val="5"/>
+        </w:numPr>
+        <w:rPr>
+          <w:rFonts w:ascii="Abadi" w:hAnsi="Abadi"/>
+        </w:rPr>
+      </w:pPr>
+      <w:r>
+        <w:rPr>
+          <w:rFonts w:ascii="Abadi" w:hAnsi="Abadi"/>
+        </w:rPr>
+        <w:t xml:space="preserve">Long </w:t>
+      </w:r>
+      <w:proofErr w:type="gramStart"/>
+      <w:r>
+        <w:rPr>
+          <w:rFonts w:ascii="Abadi" w:hAnsi="Abadi"/>
+        </w:rPr>
+        <w:t>short term</w:t>
+      </w:r>
+      <w:proofErr w:type="gramEnd"/>
+      <w:r>
+        <w:rPr>
+          <w:rFonts w:ascii="Abadi" w:hAnsi="Abadi"/>
+        </w:rPr>
+        <w:t xml:space="preserve"> memory (LSTM)</w:t>
+      </w:r>
+    </w:p>
+    <w:p>
+      <w:pPr>
+        <w:pStyle w:val="ListParagraph"/>
+        <w:numPr>
+          <w:ilvl w:val="3"/>
+          <w:numId w:val="5"/>
+        </w:numPr>
+        <w:rPr>
+          <w:rFonts w:ascii="Abadi" w:hAnsi="Abadi"/>
+        </w:rPr>
+      </w:pPr>
+      <w:r>
+        <w:rPr>
+          <w:rFonts w:ascii="Abadi" w:hAnsi="Abadi"/>
+        </w:rPr>
+        <w:t>Bidirectional RNN</w:t>
+      </w:r>
+    </w:p>
+    <w:p>
+      <w:pPr>
+        <w:pStyle w:val="ListParagraph"/>
+        <w:numPr>
+          <w:ilvl w:val="3"/>
+          <w:numId w:val="5"/>
+        </w:numPr>
+        <w:rPr>
+          <w:rFonts w:ascii="Abadi" w:hAnsi="Abadi"/>
+        </w:rPr>
+      </w:pPr>
+      <w:r>
+        <w:rPr>
+          <w:rFonts w:ascii="Abadi" w:hAnsi="Abadi"/>
+        </w:rPr>
+        <w:t>Deep RNNs</w:t>
+      </w:r>
+    </w:p>
+    <w:p>
+      <w:pPr>
+        <w:pStyle w:val="ListParagraph"/>
+        <w:numPr>
+          <w:ilvl w:val="3"/>
+          <w:numId w:val="5"/>
+        </w:numPr>
+        <w:rPr>
+          <w:rFonts w:ascii="Abadi" w:hAnsi="Abadi"/>
+        </w:rPr>
+      </w:pPr>
+      <w:r>
+        <w:rPr>
+          <w:rFonts w:ascii="Abadi" w:hAnsi="Abadi"/>
+        </w:rPr>
+        <w:t>Assignment: Recurrent neural networks</w:t>
+      </w:r>
+    </w:p>
+    <w:p>
+      <w:pPr>
+        <w:pStyle w:val="ListParagraph"/>
+        <w:numPr>
+          <w:ilvl w:val="3"/>
+          <w:numId w:val="5"/>
+        </w:numPr>
+        <w:rPr>
+          <w:rFonts w:ascii="Abadi" w:hAnsi="Abadi"/>
+        </w:rPr>
+      </w:pPr>
+      <w:r>
+        <w:rPr>
+          <w:rFonts w:ascii="Abadi" w:hAnsi="Abadi"/>
+        </w:rPr>
+        <w:t>Lab: Building your recurrent neural network step by step</w:t>
+      </w:r>
+    </w:p>
+    <w:p>
+      <w:pPr>
+        <w:pStyle w:val="ListParagraph"/>
+        <w:numPr>
+          <w:ilvl w:val="3"/>
+          <w:numId w:val="5"/>
+        </w:numPr>
+        <w:rPr>
+          <w:rFonts w:ascii="Abadi" w:hAnsi="Abadi"/>
+        </w:rPr>
+      </w:pPr>
+      <w:r>
+        <w:rPr>
+          <w:rFonts w:ascii="Abadi" w:hAnsi="Abadi"/>
+        </w:rPr>
+        <w:t xml:space="preserve">Lab: Dinosaur island character-level language </w:t>
       </w:r>
       <w:proofErr w:type="spellStart"/>
       <w:r>
         <w:rPr>
           <w:rFonts w:ascii="Abadi" w:hAnsi="Abadi"/>
         </w:rPr>
-        <w:t>softmax</w:t>
+        <w:t>modeling</w:t>
       </w:r>
       <w:proofErr w:type="spellEnd"/>
-      <w:r>
-        <w:rPr>
-          <w:rFonts w:ascii="Abadi" w:hAnsi="Abadi"/>
-        </w:rPr>
-        <w:t xml:space="preserve"> classifier</w:t>
-      </w:r>
-    </w:p>
-    <w:p>
-      <w:pPr>
-        <w:pStyle w:val="ListParagraph"/>
-        <w:numPr>
-          <w:ilvl w:val="3"/>
-          <w:numId w:val="5"/>
-        </w:numPr>
-        <w:rPr>
-          <w:rFonts w:ascii="Abadi" w:hAnsi="Abadi"/>
-        </w:rPr>
-      </w:pPr>
-      <w:r>
-        <w:rPr>
-          <w:rFonts w:ascii="Abadi" w:hAnsi="Abadi"/>
-        </w:rPr>
-        <w:t>Deep learning frameworks</w:t>
-      </w:r>
-    </w:p>
-    <w:p>
-      <w:pPr>
-        <w:pStyle w:val="ListParagraph"/>
-        <w:numPr>
-          <w:ilvl w:val="3"/>
-          <w:numId w:val="5"/>
-        </w:numPr>
-        <w:rPr>
-          <w:rFonts w:ascii="Abadi" w:hAnsi="Abadi"/>
-        </w:rPr>
-      </w:pPr>
-      <w:r>
-        <w:rPr>
-          <w:rFonts w:ascii="Abadi" w:hAnsi="Abadi"/>
-        </w:rPr>
-        <w:t>TensorFlow</w:t>
-      </w:r>
-    </w:p>
-    <w:p>
-      <w:pPr>
-        <w:pStyle w:val="ListParagraph"/>
-        <w:numPr>
-          <w:ilvl w:val="3"/>
-          <w:numId w:val="5"/>
-        </w:numPr>
-        <w:rPr>
-          <w:rFonts w:ascii="Abadi" w:hAnsi="Abadi"/>
-        </w:rPr>
-      </w:pPr>
-      <w:r>
-        <w:rPr>
-          <w:rFonts w:ascii="Abadi" w:hAnsi="Abadi"/>
-        </w:rPr>
-        <w:t>Lab: TensorFlow introduction</w:t>
-      </w:r>
-    </w:p>
-    <w:p>
-      <w:pPr>
-        <w:pStyle w:val="ListParagraph"/>
-        <w:ind w:left="2160"/>
-        <w:rPr>
-          <w:rFonts w:ascii="Abadi" w:hAnsi="Abadi"/>
-        </w:rPr>
-      </w:pPr>
-    </w:p>
-    <w:p>
-      <w:pPr>
-        <w:pStyle w:val="ListParagraph"/>
-        <w:numPr>
-          <w:ilvl w:val="1"/>
-          <w:numId w:val="5"/>
-        </w:numPr>
-        <w:rPr>
-          <w:rFonts w:ascii="Abadi" w:hAnsi="Abadi"/>
-        </w:rPr>
-      </w:pPr>
-      <w:r>
-        <w:rPr>
-          <w:rFonts w:ascii="Abadi" w:hAnsi="Abadi"/>
-        </w:rPr>
-        <w:t>Structuring Machine Learning Projects</w:t>
+    </w:p>
+    <w:p>
+      <w:pPr>
+        <w:pStyle w:val="ListParagraph"/>
+        <w:numPr>
+          <w:ilvl w:val="3"/>
+          <w:numId w:val="5"/>
+        </w:numPr>
+        <w:rPr>
+          <w:rFonts w:ascii="Abadi" w:hAnsi="Abadi"/>
+        </w:rPr>
+      </w:pPr>
+      <w:r>
+        <w:rPr>
+          <w:rFonts w:ascii="Abadi" w:hAnsi="Abadi"/>
+        </w:rPr>
+        <w:t>Lab: Jazz improvisation with LSTM</w:t>
       </w:r>
     </w:p>
     <w:p>
@@ -3449,311 +6020,259 @@
         <w:rPr>
           <w:rFonts w:ascii="Abadi" w:hAnsi="Abadi"/>
         </w:rPr>
-        <w:t>Week 1 – ML strategy (1)</w:t>
-      </w:r>
-    </w:p>
-    <w:p>
-      <w:pPr>
-        <w:pStyle w:val="ListParagraph"/>
-        <w:numPr>
-          <w:ilvl w:val="3"/>
-          <w:numId w:val="5"/>
-        </w:numPr>
-        <w:rPr>
-          <w:rFonts w:ascii="Abadi" w:hAnsi="Abadi"/>
-        </w:rPr>
-      </w:pPr>
-      <w:r>
-        <w:rPr>
-          <w:rFonts w:ascii="Abadi" w:hAnsi="Abadi"/>
-        </w:rPr>
-        <w:t>Why ML strategy</w:t>
-      </w:r>
-    </w:p>
-    <w:p>
-      <w:pPr>
-        <w:pStyle w:val="ListParagraph"/>
-        <w:numPr>
-          <w:ilvl w:val="3"/>
-          <w:numId w:val="5"/>
-        </w:numPr>
-        <w:rPr>
-          <w:rFonts w:ascii="Abadi" w:hAnsi="Abadi"/>
-        </w:rPr>
-      </w:pPr>
-      <w:r>
-        <w:rPr>
-          <w:rFonts w:ascii="Abadi" w:hAnsi="Abadi"/>
-        </w:rPr>
-        <w:t>Orthogonalization</w:t>
-      </w:r>
-    </w:p>
-    <w:p>
-      <w:pPr>
-        <w:pStyle w:val="ListParagraph"/>
-        <w:numPr>
-          <w:ilvl w:val="3"/>
-          <w:numId w:val="5"/>
-        </w:numPr>
-        <w:rPr>
-          <w:rFonts w:ascii="Abadi" w:hAnsi="Abadi"/>
-        </w:rPr>
-      </w:pPr>
-      <w:r>
-        <w:rPr>
-          <w:rFonts w:ascii="Abadi" w:hAnsi="Abadi"/>
-        </w:rPr>
-        <w:t>Single number evaluation metric</w:t>
-      </w:r>
-    </w:p>
-    <w:p>
-      <w:pPr>
-        <w:pStyle w:val="ListParagraph"/>
-        <w:numPr>
-          <w:ilvl w:val="3"/>
-          <w:numId w:val="5"/>
-        </w:numPr>
-        <w:rPr>
-          <w:rFonts w:ascii="Abadi" w:hAnsi="Abadi"/>
-        </w:rPr>
-      </w:pPr>
-      <w:r>
-        <w:rPr>
-          <w:rFonts w:ascii="Abadi" w:hAnsi="Abadi"/>
-        </w:rPr>
-        <w:t>Satisficing and optimizing metric</w:t>
-      </w:r>
-    </w:p>
-    <w:p>
-      <w:pPr>
-        <w:pStyle w:val="ListParagraph"/>
-        <w:numPr>
-          <w:ilvl w:val="3"/>
-          <w:numId w:val="5"/>
-        </w:numPr>
-        <w:rPr>
-          <w:rFonts w:ascii="Abadi" w:hAnsi="Abadi"/>
-        </w:rPr>
-      </w:pPr>
-      <w:r>
-        <w:rPr>
-          <w:rFonts w:ascii="Abadi" w:hAnsi="Abadi"/>
-        </w:rPr>
-        <w:t>Train/dev/test distributions</w:t>
-      </w:r>
-    </w:p>
-    <w:p>
-      <w:pPr>
-        <w:pStyle w:val="ListParagraph"/>
-        <w:numPr>
-          <w:ilvl w:val="3"/>
-          <w:numId w:val="5"/>
-        </w:numPr>
-        <w:rPr>
-          <w:rFonts w:ascii="Abadi" w:hAnsi="Abadi"/>
-        </w:rPr>
-      </w:pPr>
-      <w:r>
-        <w:rPr>
-          <w:rFonts w:ascii="Abadi" w:hAnsi="Abadi"/>
-        </w:rPr>
-        <w:t>Size of the dev and test sets</w:t>
-      </w:r>
-    </w:p>
-    <w:p>
-      <w:pPr>
-        <w:pStyle w:val="ListParagraph"/>
-        <w:numPr>
-          <w:ilvl w:val="3"/>
-          <w:numId w:val="5"/>
-        </w:numPr>
-        <w:rPr>
-          <w:rFonts w:ascii="Abadi" w:hAnsi="Abadi"/>
-        </w:rPr>
-      </w:pPr>
-      <w:r>
-        <w:rPr>
-          <w:rFonts w:ascii="Abadi" w:hAnsi="Abadi"/>
-        </w:rPr>
-        <w:t>When to change dev/test sets and metrics?</w:t>
-      </w:r>
-    </w:p>
-    <w:p>
-      <w:pPr>
-        <w:pStyle w:val="ListParagraph"/>
-        <w:numPr>
-          <w:ilvl w:val="3"/>
-          <w:numId w:val="5"/>
-        </w:numPr>
-        <w:rPr>
-          <w:rFonts w:ascii="Abadi" w:hAnsi="Abadi"/>
-        </w:rPr>
-      </w:pPr>
-      <w:r>
-        <w:rPr>
-          <w:rFonts w:ascii="Abadi" w:hAnsi="Abadi"/>
-        </w:rPr>
-        <w:t>Why human-level performance?</w:t>
-      </w:r>
-    </w:p>
-    <w:p>
-      <w:pPr>
-        <w:pStyle w:val="ListParagraph"/>
-        <w:numPr>
-          <w:ilvl w:val="3"/>
-          <w:numId w:val="5"/>
-        </w:numPr>
-        <w:rPr>
-          <w:rFonts w:ascii="Abadi" w:hAnsi="Abadi"/>
-        </w:rPr>
-      </w:pPr>
-      <w:r>
-        <w:rPr>
-          <w:rFonts w:ascii="Abadi" w:hAnsi="Abadi"/>
-        </w:rPr>
-        <w:t>Avoidable bias</w:t>
-      </w:r>
-    </w:p>
-    <w:p>
-      <w:pPr>
-        <w:pStyle w:val="ListParagraph"/>
-        <w:numPr>
-          <w:ilvl w:val="3"/>
-          <w:numId w:val="5"/>
-        </w:numPr>
-        <w:rPr>
-          <w:rFonts w:ascii="Abadi" w:hAnsi="Abadi"/>
-        </w:rPr>
-      </w:pPr>
-      <w:r>
-        <w:rPr>
-          <w:rFonts w:ascii="Abadi" w:hAnsi="Abadi"/>
-        </w:rPr>
-        <w:t>Understanding human-level performance</w:t>
-      </w:r>
-    </w:p>
-    <w:p>
-      <w:pPr>
-        <w:pStyle w:val="ListParagraph"/>
-        <w:numPr>
-          <w:ilvl w:val="3"/>
-          <w:numId w:val="5"/>
-        </w:numPr>
-        <w:rPr>
-          <w:rFonts w:ascii="Abadi" w:hAnsi="Abadi"/>
-        </w:rPr>
-      </w:pPr>
-      <w:r>
-        <w:rPr>
-          <w:rFonts w:ascii="Abadi" w:hAnsi="Abadi"/>
-        </w:rPr>
-        <w:t>Surpassing human-level performance</w:t>
-      </w:r>
-    </w:p>
-    <w:p>
-      <w:pPr>
-        <w:pStyle w:val="ListParagraph"/>
-        <w:numPr>
-          <w:ilvl w:val="3"/>
-          <w:numId w:val="5"/>
-        </w:numPr>
-        <w:rPr>
-          <w:rFonts w:ascii="Abadi" w:hAnsi="Abadi"/>
-        </w:rPr>
-      </w:pPr>
-      <w:r>
-        <w:rPr>
-          <w:rFonts w:ascii="Abadi" w:hAnsi="Abadi"/>
-        </w:rPr>
-        <w:t>Improving your model performance</w:t>
-      </w:r>
-    </w:p>
-    <w:p>
-      <w:pPr>
-        <w:pStyle w:val="ListParagraph"/>
-        <w:numPr>
-          <w:ilvl w:val="3"/>
-          <w:numId w:val="5"/>
-        </w:numPr>
-        <w:rPr>
-          <w:rFonts w:ascii="Abadi" w:hAnsi="Abadi"/>
-        </w:rPr>
-      </w:pPr>
-      <w:r>
-        <w:rPr>
-          <w:rFonts w:ascii="Abadi" w:hAnsi="Abadi"/>
-        </w:rPr>
-        <w:t>Andrej Karpathy interview</w:t>
-      </w:r>
-    </w:p>
-    <w:p>
-      <w:pPr>
-        <w:pStyle w:val="ListParagraph"/>
-        <w:numPr>
-          <w:ilvl w:val="3"/>
-          <w:numId w:val="5"/>
-        </w:numPr>
-        <w:rPr>
-          <w:rFonts w:ascii="Abadi" w:hAnsi="Abadi"/>
-        </w:rPr>
-      </w:pPr>
+        <w:t>Week 2 – Natural language processing &amp; word embeddings</w:t>
+      </w:r>
+    </w:p>
+    <w:p>
+      <w:pPr>
+        <w:pStyle w:val="ListParagraph"/>
+        <w:numPr>
+          <w:ilvl w:val="3"/>
+          <w:numId w:val="5"/>
+        </w:numPr>
+        <w:rPr>
+          <w:rFonts w:ascii="Abadi" w:hAnsi="Abadi"/>
+        </w:rPr>
+      </w:pPr>
+      <w:r>
+        <w:rPr>
+          <w:rFonts w:ascii="Abadi" w:hAnsi="Abadi"/>
+        </w:rPr>
+        <w:t>Word representation</w:t>
+      </w:r>
+    </w:p>
+    <w:p>
+      <w:pPr>
+        <w:pStyle w:val="ListParagraph"/>
+        <w:numPr>
+          <w:ilvl w:val="3"/>
+          <w:numId w:val="5"/>
+        </w:numPr>
+        <w:rPr>
+          <w:rFonts w:ascii="Abadi" w:hAnsi="Abadi"/>
+        </w:rPr>
+      </w:pPr>
+      <w:r>
+        <w:rPr>
+          <w:rFonts w:ascii="Abadi" w:hAnsi="Abadi"/>
+        </w:rPr>
+        <w:t>Using word embeddings</w:t>
+      </w:r>
+    </w:p>
+    <w:p>
+      <w:pPr>
+        <w:pStyle w:val="ListParagraph"/>
+        <w:numPr>
+          <w:ilvl w:val="3"/>
+          <w:numId w:val="5"/>
+        </w:numPr>
+        <w:rPr>
+          <w:rFonts w:ascii="Abadi" w:hAnsi="Abadi"/>
+        </w:rPr>
+      </w:pPr>
+      <w:r>
+        <w:rPr>
+          <w:rFonts w:ascii="Abadi" w:hAnsi="Abadi"/>
+        </w:rPr>
+        <w:t>Properties of word embeddings</w:t>
+      </w:r>
+    </w:p>
+    <w:p>
+      <w:pPr>
+        <w:pStyle w:val="ListParagraph"/>
+        <w:numPr>
+          <w:ilvl w:val="3"/>
+          <w:numId w:val="5"/>
+        </w:numPr>
+        <w:rPr>
+          <w:rFonts w:ascii="Abadi" w:hAnsi="Abadi"/>
+        </w:rPr>
+      </w:pPr>
+      <w:r>
+        <w:rPr>
+          <w:rFonts w:ascii="Abadi" w:hAnsi="Abadi"/>
+        </w:rPr>
+        <w:t>Embedding matrix</w:t>
+      </w:r>
+    </w:p>
+    <w:p>
+      <w:pPr>
+        <w:pStyle w:val="ListParagraph"/>
+        <w:numPr>
+          <w:ilvl w:val="3"/>
+          <w:numId w:val="5"/>
+        </w:numPr>
+        <w:rPr>
+          <w:rFonts w:ascii="Abadi" w:hAnsi="Abadi"/>
+        </w:rPr>
+      </w:pPr>
+      <w:r>
+        <w:rPr>
+          <w:rFonts w:ascii="Abadi" w:hAnsi="Abadi"/>
+        </w:rPr>
+        <w:t>Learning word embeddings</w:t>
+      </w:r>
+    </w:p>
+    <w:p>
+      <w:pPr>
+        <w:pStyle w:val="ListParagraph"/>
+        <w:numPr>
+          <w:ilvl w:val="3"/>
+          <w:numId w:val="5"/>
+        </w:numPr>
+        <w:rPr>
+          <w:rFonts w:ascii="Abadi" w:hAnsi="Abadi"/>
+        </w:rPr>
+      </w:pPr>
+      <w:r>
+        <w:rPr>
+          <w:rFonts w:ascii="Abadi" w:hAnsi="Abadi"/>
+        </w:rPr>
+        <w:t>Word2Vec</w:t>
+      </w:r>
+    </w:p>
+    <w:p>
+      <w:pPr>
+        <w:pStyle w:val="ListParagraph"/>
+        <w:numPr>
+          <w:ilvl w:val="3"/>
+          <w:numId w:val="5"/>
+        </w:numPr>
+        <w:rPr>
+          <w:rFonts w:ascii="Abadi" w:hAnsi="Abadi"/>
+        </w:rPr>
+      </w:pPr>
+      <w:r>
+        <w:rPr>
+          <w:rFonts w:ascii="Abadi" w:hAnsi="Abadi"/>
+        </w:rPr>
+        <w:t>Negative sampling</w:t>
+      </w:r>
+    </w:p>
+    <w:p>
+      <w:pPr>
+        <w:pStyle w:val="ListParagraph"/>
+        <w:numPr>
+          <w:ilvl w:val="3"/>
+          <w:numId w:val="5"/>
+        </w:numPr>
+        <w:rPr>
+          <w:rFonts w:ascii="Abadi" w:hAnsi="Abadi"/>
+        </w:rPr>
+      </w:pPr>
+      <w:proofErr w:type="spellStart"/>
       <w:r>
         <w:rPr>
           <w:rFonts w:ascii="Abadi" w:hAnsi="Abadi"/>
         </w:rPr>
         <w:lastRenderedPageBreak/>
-        <w:t>Reading: Lecture notes W1</w:t>
-      </w:r>
-    </w:p>
-    <w:p>
-      <w:pPr>
-        <w:pStyle w:val="ListParagraph"/>
-        <w:numPr>
-          <w:ilvl w:val="3"/>
-          <w:numId w:val="5"/>
-        </w:numPr>
-        <w:rPr>
-          <w:rFonts w:ascii="Abadi" w:hAnsi="Abadi"/>
-        </w:rPr>
-      </w:pPr>
-      <w:r>
-        <w:rPr>
-          <w:rFonts w:ascii="Abadi" w:hAnsi="Abadi"/>
-        </w:rPr>
-        <w:t>Reading: Machine learning flight simulator (intro to quizzes)</w:t>
-      </w:r>
-    </w:p>
-    <w:p>
-      <w:pPr>
-        <w:pStyle w:val="ListParagraph"/>
-        <w:numPr>
-          <w:ilvl w:val="3"/>
-          <w:numId w:val="5"/>
-        </w:numPr>
-        <w:rPr>
-          <w:rFonts w:ascii="Abadi" w:hAnsi="Abadi"/>
-        </w:rPr>
-      </w:pPr>
-      <w:r>
-        <w:rPr>
-          <w:rFonts w:ascii="Abadi" w:hAnsi="Abadi"/>
-        </w:rPr>
-        <w:t xml:space="preserve">Assignment: Bird recognition in the city of </w:t>
+        <w:t>GloVe</w:t>
+      </w:r>
+      <w:proofErr w:type="spellEnd"/>
+      <w:r>
+        <w:rPr>
+          <w:rFonts w:ascii="Abadi" w:hAnsi="Abadi"/>
+        </w:rPr>
+        <w:t xml:space="preserve"> word vectors</w:t>
+      </w:r>
+    </w:p>
+    <w:p>
+      <w:pPr>
+        <w:pStyle w:val="ListParagraph"/>
+        <w:numPr>
+          <w:ilvl w:val="3"/>
+          <w:numId w:val="5"/>
+        </w:numPr>
+        <w:rPr>
+          <w:rFonts w:ascii="Abadi" w:hAnsi="Abadi"/>
+        </w:rPr>
+      </w:pPr>
+      <w:r>
+        <w:rPr>
+          <w:rFonts w:ascii="Abadi" w:hAnsi="Abadi"/>
+        </w:rPr>
+        <w:t>Sentiment classification</w:t>
+      </w:r>
+    </w:p>
+    <w:p>
+      <w:pPr>
+        <w:pStyle w:val="ListParagraph"/>
+        <w:numPr>
+          <w:ilvl w:val="3"/>
+          <w:numId w:val="5"/>
+        </w:numPr>
+        <w:rPr>
+          <w:rFonts w:ascii="Abadi" w:hAnsi="Abadi"/>
+        </w:rPr>
+      </w:pPr>
+      <w:r>
+        <w:rPr>
+          <w:rFonts w:ascii="Abadi" w:hAnsi="Abadi"/>
+        </w:rPr>
+        <w:t>Debiasing word embeddings</w:t>
+      </w:r>
+    </w:p>
+    <w:p>
+      <w:pPr>
+        <w:pStyle w:val="ListParagraph"/>
+        <w:numPr>
+          <w:ilvl w:val="3"/>
+          <w:numId w:val="5"/>
+        </w:numPr>
+        <w:rPr>
+          <w:rFonts w:ascii="Abadi" w:hAnsi="Abadi"/>
+        </w:rPr>
+      </w:pPr>
+      <w:r>
+        <w:rPr>
+          <w:rFonts w:ascii="Abadi" w:hAnsi="Abadi"/>
+        </w:rPr>
+        <w:t>Assignment: Natural language processing &amp; word embeddings</w:t>
+      </w:r>
+    </w:p>
+    <w:p>
+      <w:pPr>
+        <w:pStyle w:val="ListParagraph"/>
+        <w:numPr>
+          <w:ilvl w:val="3"/>
+          <w:numId w:val="5"/>
+        </w:numPr>
+        <w:rPr>
+          <w:rFonts w:ascii="Abadi" w:hAnsi="Abadi"/>
+        </w:rPr>
+      </w:pPr>
+      <w:r>
+        <w:rPr>
+          <w:rFonts w:ascii="Abadi" w:hAnsi="Abadi"/>
+        </w:rPr>
+        <w:t>Lab: Operations on word vectors debiasing</w:t>
+      </w:r>
+    </w:p>
+    <w:p>
+      <w:pPr>
+        <w:pStyle w:val="ListParagraph"/>
+        <w:numPr>
+          <w:ilvl w:val="3"/>
+          <w:numId w:val="5"/>
+        </w:numPr>
+        <w:rPr>
+          <w:rFonts w:ascii="Abadi" w:hAnsi="Abadi"/>
+        </w:rPr>
+      </w:pPr>
+      <w:r>
+        <w:rPr>
+          <w:rFonts w:ascii="Abadi" w:hAnsi="Abadi"/>
+        </w:rPr>
+        <w:t xml:space="preserve">Lab: </w:t>
       </w:r>
       <w:proofErr w:type="spellStart"/>
       <w:r>
         <w:rPr>
           <w:rFonts w:ascii="Abadi" w:hAnsi="Abadi"/>
         </w:rPr>
-        <w:t>Peacetopia</w:t>
+        <w:t>Emojify</w:t>
       </w:r>
       <w:proofErr w:type="spellEnd"/>
-      <w:r>
-        <w:rPr>
-          <w:rFonts w:ascii="Abadi" w:hAnsi="Abadi"/>
-        </w:rPr>
-        <w:t xml:space="preserve"> (quiz case study)</w:t>
-      </w:r>
     </w:p>
     <w:p>
       <w:pPr>
@@ -3770,282 +6289,241 @@
         <w:rPr>
           <w:rFonts w:ascii="Abadi" w:hAnsi="Abadi"/>
         </w:rPr>
-        <w:t>Week 2 – ML strategy (2)</w:t>
-      </w:r>
-    </w:p>
-    <w:p>
-      <w:pPr>
-        <w:pStyle w:val="ListParagraph"/>
-        <w:numPr>
-          <w:ilvl w:val="3"/>
-          <w:numId w:val="5"/>
-        </w:numPr>
-        <w:rPr>
-          <w:rFonts w:ascii="Abadi" w:hAnsi="Abadi"/>
-        </w:rPr>
-      </w:pPr>
-      <w:r>
-        <w:rPr>
-          <w:rFonts w:ascii="Abadi" w:hAnsi="Abadi"/>
-        </w:rPr>
-        <w:t>Carrying out error analysis</w:t>
-      </w:r>
-    </w:p>
-    <w:p>
-      <w:pPr>
-        <w:pStyle w:val="ListParagraph"/>
-        <w:numPr>
-          <w:ilvl w:val="3"/>
-          <w:numId w:val="5"/>
-        </w:numPr>
-        <w:rPr>
-          <w:rFonts w:ascii="Abadi" w:hAnsi="Abadi"/>
-        </w:rPr>
-      </w:pPr>
-      <w:r>
-        <w:rPr>
-          <w:rFonts w:ascii="Abadi" w:hAnsi="Abadi"/>
-        </w:rPr>
-        <w:t xml:space="preserve">Cleaning up incorrectly </w:t>
-      </w:r>
-      <w:proofErr w:type="spellStart"/>
-      <w:r>
-        <w:rPr>
-          <w:rFonts w:ascii="Abadi" w:hAnsi="Abadi"/>
-        </w:rPr>
-        <w:t>labeled</w:t>
-      </w:r>
-      <w:proofErr w:type="spellEnd"/>
-      <w:r>
-        <w:rPr>
-          <w:rFonts w:ascii="Abadi" w:hAnsi="Abadi"/>
-        </w:rPr>
-        <w:t xml:space="preserve"> data</w:t>
-      </w:r>
-    </w:p>
-    <w:p>
-      <w:pPr>
-        <w:pStyle w:val="ListParagraph"/>
-        <w:numPr>
-          <w:ilvl w:val="3"/>
-          <w:numId w:val="5"/>
-        </w:numPr>
-        <w:rPr>
-          <w:rFonts w:ascii="Abadi" w:hAnsi="Abadi"/>
-        </w:rPr>
-      </w:pPr>
-      <w:r>
-        <w:rPr>
-          <w:rFonts w:ascii="Abadi" w:hAnsi="Abadi"/>
-        </w:rPr>
-        <w:t>Build your first system quickly, then iterate</w:t>
-      </w:r>
-    </w:p>
-    <w:p>
-      <w:pPr>
-        <w:pStyle w:val="ListParagraph"/>
-        <w:numPr>
-          <w:ilvl w:val="3"/>
-          <w:numId w:val="5"/>
-        </w:numPr>
-        <w:rPr>
-          <w:rFonts w:ascii="Abadi" w:hAnsi="Abadi"/>
-        </w:rPr>
-      </w:pPr>
-      <w:r>
-        <w:rPr>
-          <w:rFonts w:ascii="Abadi" w:hAnsi="Abadi"/>
-        </w:rPr>
-        <w:t>Training and testing on different distributions</w:t>
-      </w:r>
-    </w:p>
-    <w:p>
-      <w:pPr>
-        <w:pStyle w:val="ListParagraph"/>
-        <w:numPr>
-          <w:ilvl w:val="3"/>
-          <w:numId w:val="5"/>
-        </w:numPr>
-        <w:rPr>
-          <w:rFonts w:ascii="Abadi" w:hAnsi="Abadi"/>
-        </w:rPr>
-      </w:pPr>
-      <w:r>
-        <w:rPr>
-          <w:rFonts w:ascii="Abadi" w:hAnsi="Abadi"/>
-        </w:rPr>
-        <w:t>Bias and variance with mismatched data distributions</w:t>
-      </w:r>
-    </w:p>
-    <w:p>
-      <w:pPr>
-        <w:pStyle w:val="ListParagraph"/>
-        <w:numPr>
-          <w:ilvl w:val="3"/>
-          <w:numId w:val="5"/>
-        </w:numPr>
-        <w:rPr>
-          <w:rFonts w:ascii="Abadi" w:hAnsi="Abadi"/>
-        </w:rPr>
-      </w:pPr>
-      <w:r>
-        <w:rPr>
-          <w:rFonts w:ascii="Abadi" w:hAnsi="Abadi"/>
-        </w:rPr>
-        <w:t>Addressing data mismatch</w:t>
-      </w:r>
-    </w:p>
-    <w:p>
-      <w:pPr>
-        <w:pStyle w:val="ListParagraph"/>
-        <w:numPr>
-          <w:ilvl w:val="3"/>
-          <w:numId w:val="5"/>
-        </w:numPr>
-        <w:rPr>
-          <w:rFonts w:ascii="Abadi" w:hAnsi="Abadi"/>
-        </w:rPr>
-      </w:pPr>
-      <w:r>
-        <w:rPr>
-          <w:rFonts w:ascii="Abadi" w:hAnsi="Abadi"/>
-        </w:rPr>
-        <w:t>Transfer learning</w:t>
-      </w:r>
-    </w:p>
-    <w:p>
-      <w:pPr>
-        <w:pStyle w:val="ListParagraph"/>
-        <w:numPr>
-          <w:ilvl w:val="3"/>
-          <w:numId w:val="5"/>
-        </w:numPr>
-        <w:rPr>
-          <w:rFonts w:ascii="Abadi" w:hAnsi="Abadi"/>
-        </w:rPr>
-      </w:pPr>
-      <w:r>
-        <w:rPr>
-          <w:rFonts w:ascii="Abadi" w:hAnsi="Abadi"/>
-        </w:rPr>
-        <w:t>Multi-task learning</w:t>
-      </w:r>
-    </w:p>
-    <w:p>
-      <w:pPr>
-        <w:pStyle w:val="ListParagraph"/>
-        <w:numPr>
-          <w:ilvl w:val="3"/>
-          <w:numId w:val="5"/>
-        </w:numPr>
-        <w:rPr>
-          <w:rFonts w:ascii="Abadi" w:hAnsi="Abadi"/>
-        </w:rPr>
-      </w:pPr>
-      <w:r>
-        <w:rPr>
-          <w:rFonts w:ascii="Abadi" w:hAnsi="Abadi"/>
-        </w:rPr>
-        <w:t>What is end-to-end deep learning?</w:t>
-      </w:r>
-    </w:p>
-    <w:p>
-      <w:pPr>
-        <w:pStyle w:val="ListParagraph"/>
-        <w:numPr>
-          <w:ilvl w:val="3"/>
-          <w:numId w:val="5"/>
-        </w:numPr>
-        <w:rPr>
-          <w:rFonts w:ascii="Abadi" w:hAnsi="Abadi"/>
-        </w:rPr>
-      </w:pPr>
-      <w:r>
-        <w:rPr>
-          <w:rFonts w:ascii="Abadi" w:hAnsi="Abadi"/>
-        </w:rPr>
-        <w:t>Whether to use end-to-end deep learning</w:t>
-      </w:r>
-    </w:p>
-    <w:p>
-      <w:pPr>
-        <w:pStyle w:val="ListParagraph"/>
-        <w:numPr>
-          <w:ilvl w:val="3"/>
-          <w:numId w:val="5"/>
-        </w:numPr>
-        <w:rPr>
-          <w:rFonts w:ascii="Abadi" w:hAnsi="Abadi"/>
-        </w:rPr>
-      </w:pPr>
-      <w:r>
-        <w:rPr>
-          <w:rFonts w:ascii="Abadi" w:hAnsi="Abadi"/>
-        </w:rPr>
-        <w:t>Ruslan Salakhutdinov interview</w:t>
-      </w:r>
-    </w:p>
-    <w:p>
-      <w:pPr>
-        <w:pStyle w:val="ListParagraph"/>
-        <w:numPr>
-          <w:ilvl w:val="3"/>
-          <w:numId w:val="5"/>
-        </w:numPr>
-        <w:rPr>
-          <w:rFonts w:ascii="Abadi" w:hAnsi="Abadi"/>
-        </w:rPr>
-      </w:pPr>
-      <w:r>
-        <w:rPr>
-          <w:rFonts w:ascii="Abadi" w:hAnsi="Abadi"/>
-        </w:rPr>
-        <w:t>Reading: Lecture notes W2</w:t>
-      </w:r>
-    </w:p>
-    <w:p>
-      <w:pPr>
-        <w:pStyle w:val="ListParagraph"/>
-        <w:numPr>
-          <w:ilvl w:val="3"/>
-          <w:numId w:val="5"/>
-        </w:numPr>
-        <w:rPr>
-          <w:rFonts w:ascii="Abadi" w:hAnsi="Abadi"/>
-        </w:rPr>
-      </w:pPr>
-      <w:r>
-        <w:rPr>
-          <w:rFonts w:ascii="Abadi" w:hAnsi="Abadi"/>
-        </w:rPr>
-        <w:t>Assignment: Autonomous driving (quiz case study)</w:t>
-      </w:r>
-    </w:p>
-    <w:p>
-      <w:pPr>
-        <w:pStyle w:val="ListParagraph"/>
-        <w:ind w:left="2160"/>
-        <w:rPr>
-          <w:rFonts w:ascii="Abadi" w:hAnsi="Abadi"/>
-        </w:rPr>
-      </w:pPr>
-    </w:p>
-    <w:p>
-      <w:pPr>
-        <w:pStyle w:val="ListParagraph"/>
-        <w:numPr>
-          <w:ilvl w:val="1"/>
-          <w:numId w:val="5"/>
-        </w:numPr>
-        <w:rPr>
-          <w:rFonts w:ascii="Abadi" w:hAnsi="Abadi"/>
-        </w:rPr>
-      </w:pPr>
-      <w:r>
-        <w:rPr>
-          <w:rFonts w:ascii="Abadi" w:hAnsi="Abadi"/>
-        </w:rPr>
-        <w:t xml:space="preserve">Convolutional Neural Networks </w:t>
+        <w:t>Week 3 – Sequence models &amp; attention mechanism</w:t>
+      </w:r>
+    </w:p>
+    <w:p>
+      <w:pPr>
+        <w:pStyle w:val="ListParagraph"/>
+        <w:numPr>
+          <w:ilvl w:val="3"/>
+          <w:numId w:val="5"/>
+        </w:numPr>
+        <w:rPr>
+          <w:rFonts w:ascii="Abadi" w:hAnsi="Abadi"/>
+        </w:rPr>
+      </w:pPr>
+      <w:r>
+        <w:rPr>
+          <w:rFonts w:ascii="Abadi" w:hAnsi="Abadi"/>
+        </w:rPr>
+        <w:t>Basic models</w:t>
+      </w:r>
+    </w:p>
+    <w:p>
+      <w:pPr>
+        <w:pStyle w:val="ListParagraph"/>
+        <w:numPr>
+          <w:ilvl w:val="3"/>
+          <w:numId w:val="5"/>
+        </w:numPr>
+        <w:rPr>
+          <w:rFonts w:ascii="Abadi" w:hAnsi="Abadi"/>
+        </w:rPr>
+      </w:pPr>
+      <w:r>
+        <w:rPr>
+          <w:rFonts w:ascii="Abadi" w:hAnsi="Abadi"/>
+        </w:rPr>
+        <w:t>Picking the most likely sentence</w:t>
+      </w:r>
+    </w:p>
+    <w:p>
+      <w:pPr>
+        <w:pStyle w:val="ListParagraph"/>
+        <w:numPr>
+          <w:ilvl w:val="3"/>
+          <w:numId w:val="5"/>
+        </w:numPr>
+        <w:rPr>
+          <w:rFonts w:ascii="Abadi" w:hAnsi="Abadi"/>
+        </w:rPr>
+      </w:pPr>
+      <w:r>
+        <w:rPr>
+          <w:rFonts w:ascii="Abadi" w:hAnsi="Abadi"/>
+        </w:rPr>
+        <w:t>Beam search</w:t>
+      </w:r>
+    </w:p>
+    <w:p>
+      <w:pPr>
+        <w:pStyle w:val="ListParagraph"/>
+        <w:numPr>
+          <w:ilvl w:val="3"/>
+          <w:numId w:val="5"/>
+        </w:numPr>
+        <w:rPr>
+          <w:rFonts w:ascii="Abadi" w:hAnsi="Abadi"/>
+        </w:rPr>
+      </w:pPr>
+      <w:r>
+        <w:rPr>
+          <w:rFonts w:ascii="Abadi" w:hAnsi="Abadi"/>
+        </w:rPr>
+        <w:t>Refinements to beam search</w:t>
+      </w:r>
+    </w:p>
+    <w:p>
+      <w:pPr>
+        <w:pStyle w:val="ListParagraph"/>
+        <w:numPr>
+          <w:ilvl w:val="3"/>
+          <w:numId w:val="5"/>
+        </w:numPr>
+        <w:rPr>
+          <w:rFonts w:ascii="Abadi" w:hAnsi="Abadi"/>
+        </w:rPr>
+      </w:pPr>
+      <w:r>
+        <w:rPr>
+          <w:rFonts w:ascii="Abadi" w:hAnsi="Abadi"/>
+        </w:rPr>
+        <w:t>Error analysis in beam search</w:t>
+      </w:r>
+    </w:p>
+    <w:p>
+      <w:pPr>
+        <w:pStyle w:val="ListParagraph"/>
+        <w:numPr>
+          <w:ilvl w:val="3"/>
+          <w:numId w:val="5"/>
+        </w:numPr>
+        <w:rPr>
+          <w:rFonts w:ascii="Abadi" w:hAnsi="Abadi"/>
+        </w:rPr>
+      </w:pPr>
+      <w:r>
+        <w:rPr>
+          <w:rFonts w:ascii="Abadi" w:hAnsi="Abadi"/>
+        </w:rPr>
+        <w:t>Bleu score (optional)</w:t>
+      </w:r>
+    </w:p>
+    <w:p>
+      <w:pPr>
+        <w:pStyle w:val="ListParagraph"/>
+        <w:numPr>
+          <w:ilvl w:val="3"/>
+          <w:numId w:val="5"/>
+        </w:numPr>
+        <w:rPr>
+          <w:rFonts w:ascii="Abadi" w:hAnsi="Abadi"/>
+        </w:rPr>
+      </w:pPr>
+      <w:r>
+        <w:rPr>
+          <w:rFonts w:ascii="Abadi" w:hAnsi="Abadi"/>
+        </w:rPr>
+        <w:t>Attention model intuition</w:t>
+      </w:r>
+    </w:p>
+    <w:p>
+      <w:pPr>
+        <w:pStyle w:val="ListParagraph"/>
+        <w:numPr>
+          <w:ilvl w:val="3"/>
+          <w:numId w:val="5"/>
+        </w:numPr>
+        <w:rPr>
+          <w:rFonts w:ascii="Abadi" w:hAnsi="Abadi"/>
+        </w:rPr>
+      </w:pPr>
+      <w:r>
+        <w:rPr>
+          <w:rFonts w:ascii="Abadi" w:hAnsi="Abadi"/>
+        </w:rPr>
+        <w:t>Attention model</w:t>
+      </w:r>
+    </w:p>
+    <w:p>
+      <w:pPr>
+        <w:pStyle w:val="ListParagraph"/>
+        <w:numPr>
+          <w:ilvl w:val="3"/>
+          <w:numId w:val="5"/>
+        </w:numPr>
+        <w:rPr>
+          <w:rFonts w:ascii="Abadi" w:hAnsi="Abadi"/>
+        </w:rPr>
+      </w:pPr>
+      <w:r>
+        <w:rPr>
+          <w:rFonts w:ascii="Abadi" w:hAnsi="Abadi"/>
+        </w:rPr>
+        <w:t>Speech recognition</w:t>
+      </w:r>
+    </w:p>
+    <w:p>
+      <w:pPr>
+        <w:pStyle w:val="ListParagraph"/>
+        <w:numPr>
+          <w:ilvl w:val="3"/>
+          <w:numId w:val="5"/>
+        </w:numPr>
+        <w:rPr>
+          <w:rFonts w:ascii="Abadi" w:hAnsi="Abadi"/>
+        </w:rPr>
+      </w:pPr>
+      <w:r>
+        <w:rPr>
+          <w:rFonts w:ascii="Abadi" w:hAnsi="Abadi"/>
+        </w:rPr>
+        <w:t>Trigger word detection</w:t>
+      </w:r>
+    </w:p>
+    <w:p>
+      <w:pPr>
+        <w:pStyle w:val="ListParagraph"/>
+        <w:numPr>
+          <w:ilvl w:val="3"/>
+          <w:numId w:val="5"/>
+        </w:numPr>
+        <w:rPr>
+          <w:rFonts w:ascii="Abadi" w:hAnsi="Abadi"/>
+        </w:rPr>
+      </w:pPr>
+      <w:r>
+        <w:rPr>
+          <w:rFonts w:ascii="Abadi" w:hAnsi="Abadi"/>
+        </w:rPr>
+        <w:t>Assignment: Sequence models &amp; attention mechanism</w:t>
+      </w:r>
+    </w:p>
+    <w:p>
+      <w:pPr>
+        <w:pStyle w:val="ListParagraph"/>
+        <w:numPr>
+          <w:ilvl w:val="3"/>
+          <w:numId w:val="5"/>
+        </w:numPr>
+        <w:rPr>
+          <w:rFonts w:ascii="Abadi" w:hAnsi="Abadi"/>
+        </w:rPr>
+      </w:pPr>
+      <w:r>
+        <w:rPr>
+          <w:rFonts w:ascii="Abadi" w:hAnsi="Abadi"/>
+        </w:rPr>
+        <w:t>Lab: Neural machine translation</w:t>
+      </w:r>
+    </w:p>
+    <w:p>
+      <w:pPr>
+        <w:pStyle w:val="ListParagraph"/>
+        <w:numPr>
+          <w:ilvl w:val="3"/>
+          <w:numId w:val="5"/>
+        </w:numPr>
+        <w:rPr>
+          <w:rFonts w:ascii="Abadi" w:hAnsi="Abadi"/>
+        </w:rPr>
+      </w:pPr>
+      <w:r>
+        <w:rPr>
+          <w:rFonts w:ascii="Abadi" w:hAnsi="Abadi"/>
+        </w:rPr>
+        <w:t>Lab: Trigger word detection</w:t>
       </w:r>
     </w:p>
     <w:p>
@@ -4063,2146 +6541,6 @@
         <w:rPr>
           <w:rFonts w:ascii="Abadi" w:hAnsi="Abadi"/>
         </w:rPr>
-        <w:t>Week 1 – Foundations of convolutional neural networks</w:t>
-      </w:r>
-    </w:p>
-    <w:p>
-      <w:pPr>
-        <w:pStyle w:val="ListParagraph"/>
-        <w:numPr>
-          <w:ilvl w:val="3"/>
-          <w:numId w:val="5"/>
-        </w:numPr>
-        <w:rPr>
-          <w:rFonts w:ascii="Abadi" w:hAnsi="Abadi"/>
-        </w:rPr>
-      </w:pPr>
-      <w:r>
-        <w:rPr>
-          <w:rFonts w:ascii="Abadi" w:hAnsi="Abadi"/>
-        </w:rPr>
-        <w:t>Computer vision</w:t>
-      </w:r>
-    </w:p>
-    <w:p>
-      <w:pPr>
-        <w:pStyle w:val="ListParagraph"/>
-        <w:numPr>
-          <w:ilvl w:val="3"/>
-          <w:numId w:val="5"/>
-        </w:numPr>
-        <w:rPr>
-          <w:rFonts w:ascii="Abadi" w:hAnsi="Abadi"/>
-        </w:rPr>
-      </w:pPr>
-      <w:r>
-        <w:rPr>
-          <w:rFonts w:ascii="Abadi" w:hAnsi="Abadi"/>
-        </w:rPr>
-        <w:t>Edge detection example</w:t>
-      </w:r>
-    </w:p>
-    <w:p>
-      <w:pPr>
-        <w:pStyle w:val="ListParagraph"/>
-        <w:numPr>
-          <w:ilvl w:val="3"/>
-          <w:numId w:val="5"/>
-        </w:numPr>
-        <w:rPr>
-          <w:rFonts w:ascii="Abadi" w:hAnsi="Abadi"/>
-        </w:rPr>
-      </w:pPr>
-      <w:r>
-        <w:rPr>
-          <w:rFonts w:ascii="Abadi" w:hAnsi="Abadi"/>
-        </w:rPr>
-        <w:t>More edge detection</w:t>
-      </w:r>
-    </w:p>
-    <w:p>
-      <w:pPr>
-        <w:pStyle w:val="ListParagraph"/>
-        <w:numPr>
-          <w:ilvl w:val="3"/>
-          <w:numId w:val="5"/>
-        </w:numPr>
-        <w:rPr>
-          <w:rFonts w:ascii="Abadi" w:hAnsi="Abadi"/>
-        </w:rPr>
-      </w:pPr>
-      <w:r>
-        <w:rPr>
-          <w:rFonts w:ascii="Abadi" w:hAnsi="Abadi"/>
-        </w:rPr>
-        <w:t>Padding</w:t>
-      </w:r>
-    </w:p>
-    <w:p>
-      <w:pPr>
-        <w:pStyle w:val="ListParagraph"/>
-        <w:numPr>
-          <w:ilvl w:val="3"/>
-          <w:numId w:val="5"/>
-        </w:numPr>
-        <w:rPr>
-          <w:rFonts w:ascii="Abadi" w:hAnsi="Abadi"/>
-        </w:rPr>
-      </w:pPr>
-      <w:proofErr w:type="spellStart"/>
-      <w:r>
-        <w:rPr>
-          <w:rFonts w:ascii="Abadi" w:hAnsi="Abadi"/>
-        </w:rPr>
-        <w:t>Strided</w:t>
-      </w:r>
-      <w:proofErr w:type="spellEnd"/>
-      <w:r>
-        <w:rPr>
-          <w:rFonts w:ascii="Abadi" w:hAnsi="Abadi"/>
-        </w:rPr>
-        <w:t xml:space="preserve"> convolutions</w:t>
-      </w:r>
-    </w:p>
-    <w:p>
-      <w:pPr>
-        <w:pStyle w:val="ListParagraph"/>
-        <w:numPr>
-          <w:ilvl w:val="3"/>
-          <w:numId w:val="5"/>
-        </w:numPr>
-        <w:rPr>
-          <w:rFonts w:ascii="Abadi" w:hAnsi="Abadi"/>
-        </w:rPr>
-      </w:pPr>
-      <w:r>
-        <w:rPr>
-          <w:rFonts w:ascii="Abadi" w:hAnsi="Abadi"/>
-        </w:rPr>
-        <w:t>Convolutions over volume</w:t>
-      </w:r>
-    </w:p>
-    <w:p>
-      <w:pPr>
-        <w:pStyle w:val="ListParagraph"/>
-        <w:numPr>
-          <w:ilvl w:val="3"/>
-          <w:numId w:val="5"/>
-        </w:numPr>
-        <w:rPr>
-          <w:rFonts w:ascii="Abadi" w:hAnsi="Abadi"/>
-        </w:rPr>
-      </w:pPr>
-      <w:r>
-        <w:rPr>
-          <w:rFonts w:ascii="Abadi" w:hAnsi="Abadi"/>
-        </w:rPr>
-        <w:t>One layer of a convolutional network</w:t>
-      </w:r>
-    </w:p>
-    <w:p>
-      <w:pPr>
-        <w:pStyle w:val="ListParagraph"/>
-        <w:numPr>
-          <w:ilvl w:val="3"/>
-          <w:numId w:val="5"/>
-        </w:numPr>
-        <w:rPr>
-          <w:rFonts w:ascii="Abadi" w:hAnsi="Abadi"/>
-        </w:rPr>
-      </w:pPr>
-      <w:r>
-        <w:rPr>
-          <w:rFonts w:ascii="Abadi" w:hAnsi="Abadi"/>
-        </w:rPr>
-        <w:t>Simple convolutional network example</w:t>
-      </w:r>
-    </w:p>
-    <w:p>
-      <w:pPr>
-        <w:pStyle w:val="ListParagraph"/>
-        <w:numPr>
-          <w:ilvl w:val="3"/>
-          <w:numId w:val="5"/>
-        </w:numPr>
-        <w:rPr>
-          <w:rFonts w:ascii="Abadi" w:hAnsi="Abadi"/>
-        </w:rPr>
-      </w:pPr>
-      <w:r>
-        <w:rPr>
-          <w:rFonts w:ascii="Abadi" w:hAnsi="Abadi"/>
-        </w:rPr>
-        <w:t>Pooling layers</w:t>
-      </w:r>
-    </w:p>
-    <w:p>
-      <w:pPr>
-        <w:pStyle w:val="ListParagraph"/>
-        <w:numPr>
-          <w:ilvl w:val="3"/>
-          <w:numId w:val="5"/>
-        </w:numPr>
-        <w:rPr>
-          <w:rFonts w:ascii="Abadi" w:hAnsi="Abadi"/>
-        </w:rPr>
-      </w:pPr>
-      <w:r>
-        <w:rPr>
-          <w:rFonts w:ascii="Abadi" w:hAnsi="Abadi"/>
-        </w:rPr>
-        <w:t>CNN example</w:t>
-      </w:r>
-    </w:p>
-    <w:p>
-      <w:pPr>
-        <w:pStyle w:val="ListParagraph"/>
-        <w:numPr>
-          <w:ilvl w:val="3"/>
-          <w:numId w:val="5"/>
-        </w:numPr>
-        <w:rPr>
-          <w:rFonts w:ascii="Abadi" w:hAnsi="Abadi"/>
-        </w:rPr>
-      </w:pPr>
-      <w:r>
-        <w:rPr>
-          <w:rFonts w:ascii="Abadi" w:hAnsi="Abadi"/>
-        </w:rPr>
-        <w:t>Why convolutions?</w:t>
-      </w:r>
-    </w:p>
-    <w:p>
-      <w:pPr>
-        <w:pStyle w:val="ListParagraph"/>
-        <w:numPr>
-          <w:ilvl w:val="3"/>
-          <w:numId w:val="5"/>
-        </w:numPr>
-        <w:rPr>
-          <w:rFonts w:ascii="Abadi" w:hAnsi="Abadi"/>
-        </w:rPr>
-      </w:pPr>
-      <w:r>
-        <w:rPr>
-          <w:rFonts w:ascii="Abadi" w:hAnsi="Abadi"/>
-        </w:rPr>
-        <w:t>Yann LeCun interview</w:t>
-      </w:r>
-    </w:p>
-    <w:p>
-      <w:pPr>
-        <w:pStyle w:val="ListParagraph"/>
-        <w:numPr>
-          <w:ilvl w:val="3"/>
-          <w:numId w:val="5"/>
-        </w:numPr>
-        <w:rPr>
-          <w:rFonts w:ascii="Abadi" w:hAnsi="Abadi"/>
-        </w:rPr>
-      </w:pPr>
-      <w:r>
-        <w:rPr>
-          <w:rFonts w:ascii="Abadi" w:hAnsi="Abadi"/>
-        </w:rPr>
-        <w:t xml:space="preserve">Assignment: The basics of </w:t>
-      </w:r>
-      <w:proofErr w:type="spellStart"/>
-      <w:r>
-        <w:rPr>
-          <w:rFonts w:ascii="Abadi" w:hAnsi="Abadi"/>
-        </w:rPr>
-        <w:t>ConvNets</w:t>
-      </w:r>
-      <w:proofErr w:type="spellEnd"/>
-    </w:p>
-    <w:p>
-      <w:pPr>
-        <w:pStyle w:val="ListParagraph"/>
-        <w:numPr>
-          <w:ilvl w:val="3"/>
-          <w:numId w:val="5"/>
-        </w:numPr>
-        <w:rPr>
-          <w:rFonts w:ascii="Abadi" w:hAnsi="Abadi"/>
-        </w:rPr>
-      </w:pPr>
-      <w:r>
-        <w:rPr>
-          <w:rFonts w:ascii="Abadi" w:hAnsi="Abadi"/>
-        </w:rPr>
-        <w:t>Lab: Convolutional model step by step</w:t>
-      </w:r>
-    </w:p>
-    <w:p>
-      <w:pPr>
-        <w:pStyle w:val="ListParagraph"/>
-        <w:numPr>
-          <w:ilvl w:val="3"/>
-          <w:numId w:val="5"/>
-        </w:numPr>
-        <w:rPr>
-          <w:rFonts w:ascii="Abadi" w:hAnsi="Abadi"/>
-        </w:rPr>
-      </w:pPr>
-      <w:r>
-        <w:rPr>
-          <w:rFonts w:ascii="Abadi" w:hAnsi="Abadi"/>
-        </w:rPr>
-        <w:t>Lab: Convolution model application</w:t>
-      </w:r>
-    </w:p>
-    <w:p>
-      <w:pPr>
-        <w:pStyle w:val="ListParagraph"/>
-        <w:numPr>
-          <w:ilvl w:val="2"/>
-          <w:numId w:val="5"/>
-        </w:numPr>
-        <w:rPr>
-          <w:rFonts w:ascii="Abadi" w:hAnsi="Abadi"/>
-        </w:rPr>
-      </w:pPr>
-      <w:r>
-        <w:rPr>
-          <w:rFonts w:ascii="Abadi" w:hAnsi="Abadi"/>
-        </w:rPr>
-        <w:t>Week 2 – Deep convolutional models: case studies</w:t>
-      </w:r>
-    </w:p>
-    <w:p>
-      <w:pPr>
-        <w:pStyle w:val="ListParagraph"/>
-        <w:numPr>
-          <w:ilvl w:val="3"/>
-          <w:numId w:val="5"/>
-        </w:numPr>
-        <w:rPr>
-          <w:rFonts w:ascii="Abadi" w:hAnsi="Abadi"/>
-        </w:rPr>
-      </w:pPr>
-      <w:r>
-        <w:rPr>
-          <w:rFonts w:ascii="Abadi" w:hAnsi="Abadi"/>
-        </w:rPr>
-        <w:t>Why look at case studies?</w:t>
-      </w:r>
-    </w:p>
-    <w:p>
-      <w:pPr>
-        <w:pStyle w:val="ListParagraph"/>
-        <w:numPr>
-          <w:ilvl w:val="3"/>
-          <w:numId w:val="5"/>
-        </w:numPr>
-        <w:rPr>
-          <w:rFonts w:ascii="Abadi" w:hAnsi="Abadi"/>
-        </w:rPr>
-      </w:pPr>
-      <w:r>
-        <w:rPr>
-          <w:rFonts w:ascii="Abadi" w:hAnsi="Abadi"/>
-        </w:rPr>
-        <w:t>Classic networks</w:t>
-      </w:r>
-    </w:p>
-    <w:p>
-      <w:pPr>
-        <w:pStyle w:val="ListParagraph"/>
-        <w:numPr>
-          <w:ilvl w:val="3"/>
-          <w:numId w:val="5"/>
-        </w:numPr>
-        <w:rPr>
-          <w:rFonts w:ascii="Abadi" w:hAnsi="Abadi"/>
-        </w:rPr>
-      </w:pPr>
-      <w:proofErr w:type="spellStart"/>
-      <w:r>
-        <w:rPr>
-          <w:rFonts w:ascii="Abadi" w:hAnsi="Abadi"/>
-        </w:rPr>
-        <w:t>ResNets</w:t>
-      </w:r>
-      <w:proofErr w:type="spellEnd"/>
-    </w:p>
-    <w:p>
-      <w:pPr>
-        <w:pStyle w:val="ListParagraph"/>
-        <w:numPr>
-          <w:ilvl w:val="3"/>
-          <w:numId w:val="5"/>
-        </w:numPr>
-        <w:rPr>
-          <w:rFonts w:ascii="Abadi" w:hAnsi="Abadi"/>
-        </w:rPr>
-      </w:pPr>
-      <w:r>
-        <w:rPr>
-          <w:rFonts w:ascii="Abadi" w:hAnsi="Abadi"/>
-        </w:rPr>
-        <w:t xml:space="preserve">Why </w:t>
-      </w:r>
-      <w:proofErr w:type="spellStart"/>
-      <w:r>
-        <w:rPr>
-          <w:rFonts w:ascii="Abadi" w:hAnsi="Abadi"/>
-        </w:rPr>
-        <w:t>ResNets</w:t>
-      </w:r>
-      <w:proofErr w:type="spellEnd"/>
-      <w:r>
-        <w:rPr>
-          <w:rFonts w:ascii="Abadi" w:hAnsi="Abadi"/>
-        </w:rPr>
-        <w:t xml:space="preserve"> work?</w:t>
-      </w:r>
-    </w:p>
-    <w:p>
-      <w:pPr>
-        <w:pStyle w:val="ListParagraph"/>
-        <w:numPr>
-          <w:ilvl w:val="3"/>
-          <w:numId w:val="5"/>
-        </w:numPr>
-        <w:rPr>
-          <w:rFonts w:ascii="Abadi" w:hAnsi="Abadi"/>
-        </w:rPr>
-      </w:pPr>
-      <w:r>
-        <w:rPr>
-          <w:rFonts w:ascii="Abadi" w:hAnsi="Abadi"/>
-        </w:rPr>
-        <w:t>Networks in networks and 1x1 convolutions</w:t>
-      </w:r>
-    </w:p>
-    <w:p>
-      <w:pPr>
-        <w:pStyle w:val="ListParagraph"/>
-        <w:numPr>
-          <w:ilvl w:val="3"/>
-          <w:numId w:val="5"/>
-        </w:numPr>
-        <w:rPr>
-          <w:rFonts w:ascii="Abadi" w:hAnsi="Abadi"/>
-        </w:rPr>
-      </w:pPr>
-      <w:r>
-        <w:rPr>
-          <w:rFonts w:ascii="Abadi" w:hAnsi="Abadi"/>
-        </w:rPr>
-        <w:t>Inception network motivation</w:t>
-      </w:r>
-    </w:p>
-    <w:p>
-      <w:pPr>
-        <w:pStyle w:val="ListParagraph"/>
-        <w:numPr>
-          <w:ilvl w:val="3"/>
-          <w:numId w:val="5"/>
-        </w:numPr>
-        <w:rPr>
-          <w:rFonts w:ascii="Abadi" w:hAnsi="Abadi"/>
-        </w:rPr>
-      </w:pPr>
-      <w:r>
-        <w:rPr>
-          <w:rFonts w:ascii="Abadi" w:hAnsi="Abadi"/>
-        </w:rPr>
-        <w:t>Inception network</w:t>
-      </w:r>
-    </w:p>
-    <w:p>
-      <w:pPr>
-        <w:pStyle w:val="ListParagraph"/>
-        <w:numPr>
-          <w:ilvl w:val="3"/>
-          <w:numId w:val="5"/>
-        </w:numPr>
-        <w:rPr>
-          <w:rFonts w:ascii="Abadi" w:hAnsi="Abadi"/>
-        </w:rPr>
-      </w:pPr>
-      <w:proofErr w:type="spellStart"/>
-      <w:r>
-        <w:rPr>
-          <w:rFonts w:ascii="Abadi" w:hAnsi="Abadi"/>
-        </w:rPr>
-        <w:t>MobileNet</w:t>
-      </w:r>
-      <w:proofErr w:type="spellEnd"/>
-    </w:p>
-    <w:p>
-      <w:pPr>
-        <w:pStyle w:val="ListParagraph"/>
-        <w:numPr>
-          <w:ilvl w:val="3"/>
-          <w:numId w:val="5"/>
-        </w:numPr>
-        <w:rPr>
-          <w:rFonts w:ascii="Abadi" w:hAnsi="Abadi"/>
-        </w:rPr>
-      </w:pPr>
-      <w:proofErr w:type="spellStart"/>
-      <w:r>
-        <w:rPr>
-          <w:rFonts w:ascii="Abadi" w:hAnsi="Abadi"/>
-        </w:rPr>
-        <w:t>MobileNet</w:t>
-      </w:r>
-      <w:proofErr w:type="spellEnd"/>
-      <w:r>
-        <w:rPr>
-          <w:rFonts w:ascii="Abadi" w:hAnsi="Abadi"/>
-        </w:rPr>
-        <w:t xml:space="preserve"> architecture</w:t>
-      </w:r>
-    </w:p>
-    <w:p>
-      <w:pPr>
-        <w:pStyle w:val="ListParagraph"/>
-        <w:numPr>
-          <w:ilvl w:val="3"/>
-          <w:numId w:val="5"/>
-        </w:numPr>
-        <w:rPr>
-          <w:rFonts w:ascii="Abadi" w:hAnsi="Abadi"/>
-        </w:rPr>
-      </w:pPr>
-      <w:proofErr w:type="spellStart"/>
-      <w:r>
-        <w:rPr>
-          <w:rFonts w:ascii="Abadi" w:hAnsi="Abadi"/>
-        </w:rPr>
-        <w:t>EfficientNet</w:t>
-      </w:r>
-      <w:proofErr w:type="spellEnd"/>
-    </w:p>
-    <w:p>
-      <w:pPr>
-        <w:pStyle w:val="ListParagraph"/>
-        <w:numPr>
-          <w:ilvl w:val="3"/>
-          <w:numId w:val="5"/>
-        </w:numPr>
-        <w:rPr>
-          <w:rFonts w:ascii="Abadi" w:hAnsi="Abadi"/>
-        </w:rPr>
-      </w:pPr>
-      <w:r>
-        <w:rPr>
-          <w:rFonts w:ascii="Abadi" w:hAnsi="Abadi"/>
-        </w:rPr>
-        <w:lastRenderedPageBreak/>
-        <w:t>Using open-source implementation</w:t>
-      </w:r>
-    </w:p>
-    <w:p>
-      <w:pPr>
-        <w:pStyle w:val="ListParagraph"/>
-        <w:numPr>
-          <w:ilvl w:val="3"/>
-          <w:numId w:val="5"/>
-        </w:numPr>
-        <w:rPr>
-          <w:rFonts w:ascii="Abadi" w:hAnsi="Abadi"/>
-        </w:rPr>
-      </w:pPr>
-      <w:r>
-        <w:rPr>
-          <w:rFonts w:ascii="Abadi" w:hAnsi="Abadi"/>
-        </w:rPr>
-        <w:t>Transfer learning</w:t>
-      </w:r>
-    </w:p>
-    <w:p>
-      <w:pPr>
-        <w:pStyle w:val="ListParagraph"/>
-        <w:numPr>
-          <w:ilvl w:val="3"/>
-          <w:numId w:val="5"/>
-        </w:numPr>
-        <w:rPr>
-          <w:rFonts w:ascii="Abadi" w:hAnsi="Abadi"/>
-        </w:rPr>
-      </w:pPr>
-      <w:r>
-        <w:rPr>
-          <w:rFonts w:ascii="Abadi" w:hAnsi="Abadi"/>
-        </w:rPr>
-        <w:t>Data augmentation</w:t>
-      </w:r>
-    </w:p>
-    <w:p>
-      <w:pPr>
-        <w:pStyle w:val="ListParagraph"/>
-        <w:numPr>
-          <w:ilvl w:val="3"/>
-          <w:numId w:val="5"/>
-        </w:numPr>
-        <w:rPr>
-          <w:rFonts w:ascii="Abadi" w:hAnsi="Abadi"/>
-        </w:rPr>
-      </w:pPr>
-      <w:r>
-        <w:rPr>
-          <w:rFonts w:ascii="Abadi" w:hAnsi="Abadi"/>
-        </w:rPr>
-        <w:t>State of computer vision</w:t>
-      </w:r>
-    </w:p>
-    <w:p>
-      <w:pPr>
-        <w:pStyle w:val="ListParagraph"/>
-        <w:numPr>
-          <w:ilvl w:val="3"/>
-          <w:numId w:val="5"/>
-        </w:numPr>
-        <w:rPr>
-          <w:rFonts w:ascii="Abadi" w:hAnsi="Abadi"/>
-        </w:rPr>
-      </w:pPr>
-      <w:r>
-        <w:rPr>
-          <w:rFonts w:ascii="Abadi" w:hAnsi="Abadi"/>
-        </w:rPr>
-        <w:t>Assignment: Deep convolutional models</w:t>
-      </w:r>
-    </w:p>
-    <w:p>
-      <w:pPr>
-        <w:pStyle w:val="ListParagraph"/>
-        <w:numPr>
-          <w:ilvl w:val="3"/>
-          <w:numId w:val="5"/>
-        </w:numPr>
-        <w:rPr>
-          <w:rFonts w:ascii="Abadi" w:hAnsi="Abadi"/>
-        </w:rPr>
-      </w:pPr>
-      <w:r>
-        <w:rPr>
-          <w:rFonts w:ascii="Abadi" w:hAnsi="Abadi"/>
-        </w:rPr>
-        <w:t>Lab: Residual networks</w:t>
-      </w:r>
-    </w:p>
-    <w:p>
-      <w:pPr>
-        <w:pStyle w:val="ListParagraph"/>
-        <w:numPr>
-          <w:ilvl w:val="3"/>
-          <w:numId w:val="5"/>
-        </w:numPr>
-        <w:rPr>
-          <w:rFonts w:ascii="Abadi" w:hAnsi="Abadi"/>
-        </w:rPr>
-      </w:pPr>
-      <w:r>
-        <w:rPr>
-          <w:rFonts w:ascii="Abadi" w:hAnsi="Abadi"/>
-        </w:rPr>
-        <w:t xml:space="preserve">Lab: Transfer learning with </w:t>
-      </w:r>
-      <w:proofErr w:type="spellStart"/>
-      <w:r>
-        <w:rPr>
-          <w:rFonts w:ascii="Abadi" w:hAnsi="Abadi"/>
-        </w:rPr>
-        <w:t>MobileNet</w:t>
-      </w:r>
-      <w:proofErr w:type="spellEnd"/>
-    </w:p>
-    <w:p>
-      <w:pPr>
-        <w:pStyle w:val="ListParagraph"/>
-        <w:numPr>
-          <w:ilvl w:val="2"/>
-          <w:numId w:val="5"/>
-        </w:numPr>
-        <w:rPr>
-          <w:rFonts w:ascii="Abadi" w:hAnsi="Abadi"/>
-        </w:rPr>
-      </w:pPr>
-      <w:r>
-        <w:rPr>
-          <w:rFonts w:ascii="Abadi" w:hAnsi="Abadi"/>
-        </w:rPr>
-        <w:t>Week 3 – Object detection</w:t>
-      </w:r>
-    </w:p>
-    <w:p>
-      <w:pPr>
-        <w:pStyle w:val="ListParagraph"/>
-        <w:numPr>
-          <w:ilvl w:val="3"/>
-          <w:numId w:val="5"/>
-        </w:numPr>
-        <w:rPr>
-          <w:rFonts w:ascii="Abadi" w:hAnsi="Abadi"/>
-        </w:rPr>
-      </w:pPr>
-      <w:r>
-        <w:rPr>
-          <w:rFonts w:ascii="Abadi" w:hAnsi="Abadi"/>
-        </w:rPr>
-        <w:t>Object localization</w:t>
-      </w:r>
-    </w:p>
-    <w:p>
-      <w:pPr>
-        <w:pStyle w:val="ListParagraph"/>
-        <w:numPr>
-          <w:ilvl w:val="3"/>
-          <w:numId w:val="5"/>
-        </w:numPr>
-        <w:rPr>
-          <w:rFonts w:ascii="Abadi" w:hAnsi="Abadi"/>
-        </w:rPr>
-      </w:pPr>
-      <w:r>
-        <w:rPr>
-          <w:rFonts w:ascii="Abadi" w:hAnsi="Abadi"/>
-        </w:rPr>
-        <w:t>Landmark detection</w:t>
-      </w:r>
-    </w:p>
-    <w:p>
-      <w:pPr>
-        <w:pStyle w:val="ListParagraph"/>
-        <w:numPr>
-          <w:ilvl w:val="3"/>
-          <w:numId w:val="5"/>
-        </w:numPr>
-        <w:rPr>
-          <w:rFonts w:ascii="Abadi" w:hAnsi="Abadi"/>
-        </w:rPr>
-      </w:pPr>
-      <w:r>
-        <w:rPr>
-          <w:rFonts w:ascii="Abadi" w:hAnsi="Abadi"/>
-        </w:rPr>
-        <w:t>Object detection</w:t>
-      </w:r>
-    </w:p>
-    <w:p>
-      <w:pPr>
-        <w:pStyle w:val="ListParagraph"/>
-        <w:numPr>
-          <w:ilvl w:val="3"/>
-          <w:numId w:val="5"/>
-        </w:numPr>
-        <w:rPr>
-          <w:rFonts w:ascii="Abadi" w:hAnsi="Abadi"/>
-        </w:rPr>
-      </w:pPr>
-      <w:r>
-        <w:rPr>
-          <w:rFonts w:ascii="Abadi" w:hAnsi="Abadi"/>
-        </w:rPr>
-        <w:t>Convolutional implementation of sliding windows</w:t>
-      </w:r>
-    </w:p>
-    <w:p>
-      <w:pPr>
-        <w:pStyle w:val="ListParagraph"/>
-        <w:numPr>
-          <w:ilvl w:val="3"/>
-          <w:numId w:val="5"/>
-        </w:numPr>
-        <w:rPr>
-          <w:rFonts w:ascii="Abadi" w:hAnsi="Abadi"/>
-        </w:rPr>
-      </w:pPr>
-      <w:r>
-        <w:rPr>
-          <w:rFonts w:ascii="Abadi" w:hAnsi="Abadi"/>
-        </w:rPr>
-        <w:t>Bounding box predictions</w:t>
-      </w:r>
-    </w:p>
-    <w:p>
-      <w:pPr>
-        <w:pStyle w:val="ListParagraph"/>
-        <w:numPr>
-          <w:ilvl w:val="3"/>
-          <w:numId w:val="5"/>
-        </w:numPr>
-        <w:rPr>
-          <w:rFonts w:ascii="Abadi" w:hAnsi="Abadi"/>
-        </w:rPr>
-      </w:pPr>
-      <w:r>
-        <w:rPr>
-          <w:rFonts w:ascii="Abadi" w:hAnsi="Abadi"/>
-        </w:rPr>
-        <w:t>Intersection over union</w:t>
-      </w:r>
-    </w:p>
-    <w:p>
-      <w:pPr>
-        <w:pStyle w:val="ListParagraph"/>
-        <w:numPr>
-          <w:ilvl w:val="3"/>
-          <w:numId w:val="5"/>
-        </w:numPr>
-        <w:rPr>
-          <w:rFonts w:ascii="Abadi" w:hAnsi="Abadi"/>
-        </w:rPr>
-      </w:pPr>
-      <w:r>
-        <w:rPr>
-          <w:rFonts w:ascii="Abadi" w:hAnsi="Abadi"/>
-        </w:rPr>
-        <w:t>Non-max suppression</w:t>
-      </w:r>
-    </w:p>
-    <w:p>
-      <w:pPr>
-        <w:pStyle w:val="ListParagraph"/>
-        <w:numPr>
-          <w:ilvl w:val="3"/>
-          <w:numId w:val="5"/>
-        </w:numPr>
-        <w:rPr>
-          <w:rFonts w:ascii="Abadi" w:hAnsi="Abadi"/>
-        </w:rPr>
-      </w:pPr>
-      <w:r>
-        <w:rPr>
-          <w:rFonts w:ascii="Abadi" w:hAnsi="Abadi"/>
-        </w:rPr>
-        <w:t>Anchor boxes</w:t>
-      </w:r>
-    </w:p>
-    <w:p>
-      <w:pPr>
-        <w:pStyle w:val="ListParagraph"/>
-        <w:numPr>
-          <w:ilvl w:val="3"/>
-          <w:numId w:val="5"/>
-        </w:numPr>
-        <w:rPr>
-          <w:rFonts w:ascii="Abadi" w:hAnsi="Abadi"/>
-        </w:rPr>
-      </w:pPr>
-      <w:r>
-        <w:rPr>
-          <w:rFonts w:ascii="Abadi" w:hAnsi="Abadi"/>
-        </w:rPr>
-        <w:t>YOLO algorithm</w:t>
-      </w:r>
-    </w:p>
-    <w:p>
-      <w:pPr>
-        <w:pStyle w:val="ListParagraph"/>
-        <w:numPr>
-          <w:ilvl w:val="3"/>
-          <w:numId w:val="5"/>
-        </w:numPr>
-        <w:rPr>
-          <w:rFonts w:ascii="Abadi" w:hAnsi="Abadi"/>
-        </w:rPr>
-      </w:pPr>
-      <w:r>
-        <w:rPr>
-          <w:rFonts w:ascii="Abadi" w:hAnsi="Abadi"/>
-        </w:rPr>
-        <w:t>Region proposals (optional)</w:t>
-      </w:r>
-    </w:p>
-    <w:p>
-      <w:pPr>
-        <w:pStyle w:val="ListParagraph"/>
-        <w:numPr>
-          <w:ilvl w:val="3"/>
-          <w:numId w:val="5"/>
-        </w:numPr>
-        <w:rPr>
-          <w:rFonts w:ascii="Abadi" w:hAnsi="Abadi"/>
-        </w:rPr>
-      </w:pPr>
-      <w:r>
-        <w:rPr>
-          <w:rFonts w:ascii="Abadi" w:hAnsi="Abadi"/>
-        </w:rPr>
-        <w:t>Semantic segmentation with U-Net</w:t>
-      </w:r>
-    </w:p>
-    <w:p>
-      <w:pPr>
-        <w:pStyle w:val="ListParagraph"/>
-        <w:numPr>
-          <w:ilvl w:val="3"/>
-          <w:numId w:val="5"/>
-        </w:numPr>
-        <w:rPr>
-          <w:rFonts w:ascii="Abadi" w:hAnsi="Abadi"/>
-        </w:rPr>
-      </w:pPr>
-      <w:r>
-        <w:rPr>
-          <w:rFonts w:ascii="Abadi" w:hAnsi="Abadi"/>
-        </w:rPr>
-        <w:t>Transpose convolutions</w:t>
-      </w:r>
-    </w:p>
-    <w:p>
-      <w:pPr>
-        <w:pStyle w:val="ListParagraph"/>
-        <w:numPr>
-          <w:ilvl w:val="3"/>
-          <w:numId w:val="5"/>
-        </w:numPr>
-        <w:rPr>
-          <w:rFonts w:ascii="Abadi" w:hAnsi="Abadi"/>
-        </w:rPr>
-      </w:pPr>
-      <w:r>
-        <w:rPr>
-          <w:rFonts w:ascii="Abadi" w:hAnsi="Abadi"/>
-        </w:rPr>
-        <w:t>U-Net architecture intuition</w:t>
-      </w:r>
-    </w:p>
-    <w:p>
-      <w:pPr>
-        <w:pStyle w:val="ListParagraph"/>
-        <w:numPr>
-          <w:ilvl w:val="3"/>
-          <w:numId w:val="5"/>
-        </w:numPr>
-        <w:rPr>
-          <w:rFonts w:ascii="Abadi" w:hAnsi="Abadi"/>
-        </w:rPr>
-      </w:pPr>
-      <w:r>
-        <w:rPr>
-          <w:rFonts w:ascii="Abadi" w:hAnsi="Abadi"/>
-        </w:rPr>
-        <w:t>U-Net architecture</w:t>
-      </w:r>
-    </w:p>
-    <w:p>
-      <w:pPr>
-        <w:pStyle w:val="ListParagraph"/>
-        <w:numPr>
-          <w:ilvl w:val="3"/>
-          <w:numId w:val="5"/>
-        </w:numPr>
-        <w:rPr>
-          <w:rFonts w:ascii="Abadi" w:hAnsi="Abadi"/>
-        </w:rPr>
-      </w:pPr>
-      <w:r>
-        <w:rPr>
-          <w:rFonts w:ascii="Abadi" w:hAnsi="Abadi"/>
-        </w:rPr>
-        <w:t>Assignment: Detection algorithms</w:t>
-      </w:r>
-    </w:p>
-    <w:p>
-      <w:pPr>
-        <w:pStyle w:val="ListParagraph"/>
-        <w:numPr>
-          <w:ilvl w:val="3"/>
-          <w:numId w:val="5"/>
-        </w:numPr>
-        <w:rPr>
-          <w:rFonts w:ascii="Abadi" w:hAnsi="Abadi"/>
-        </w:rPr>
-      </w:pPr>
-      <w:r>
-        <w:rPr>
-          <w:rFonts w:ascii="Abadi" w:hAnsi="Abadi"/>
-        </w:rPr>
-        <w:t>Lab: Car detection with YOLO</w:t>
-      </w:r>
-    </w:p>
-    <w:p>
-      <w:pPr>
-        <w:pStyle w:val="ListParagraph"/>
-        <w:numPr>
-          <w:ilvl w:val="3"/>
-          <w:numId w:val="5"/>
-        </w:numPr>
-        <w:rPr>
-          <w:rFonts w:ascii="Abadi" w:hAnsi="Abadi"/>
-        </w:rPr>
-      </w:pPr>
-      <w:r>
-        <w:rPr>
-          <w:rFonts w:ascii="Abadi" w:hAnsi="Abadi"/>
-        </w:rPr>
-        <w:t>Lab: Image segmentation with U-Net</w:t>
-      </w:r>
-    </w:p>
-    <w:p>
-      <w:pPr>
-        <w:pStyle w:val="ListParagraph"/>
-        <w:numPr>
-          <w:ilvl w:val="2"/>
-          <w:numId w:val="5"/>
-        </w:numPr>
-        <w:rPr>
-          <w:rFonts w:ascii="Abadi" w:hAnsi="Abadi"/>
-        </w:rPr>
-      </w:pPr>
-      <w:r>
-        <w:rPr>
-          <w:rFonts w:ascii="Abadi" w:hAnsi="Abadi"/>
-        </w:rPr>
-        <w:t>Week 4 – Special applications: face recognition &amp; neural style transfer</w:t>
-      </w:r>
-    </w:p>
-    <w:p>
-      <w:pPr>
-        <w:pStyle w:val="ListParagraph"/>
-        <w:numPr>
-          <w:ilvl w:val="3"/>
-          <w:numId w:val="5"/>
-        </w:numPr>
-        <w:rPr>
-          <w:rFonts w:ascii="Abadi" w:hAnsi="Abadi"/>
-        </w:rPr>
-      </w:pPr>
-      <w:r>
-        <w:rPr>
-          <w:rFonts w:ascii="Abadi" w:hAnsi="Abadi"/>
-        </w:rPr>
-        <w:t>What is face recognition?</w:t>
-      </w:r>
-    </w:p>
-    <w:p>
-      <w:pPr>
-        <w:pStyle w:val="ListParagraph"/>
-        <w:numPr>
-          <w:ilvl w:val="3"/>
-          <w:numId w:val="5"/>
-        </w:numPr>
-        <w:rPr>
-          <w:rFonts w:ascii="Abadi" w:hAnsi="Abadi"/>
-        </w:rPr>
-      </w:pPr>
-      <w:r>
-        <w:rPr>
-          <w:rFonts w:ascii="Abadi" w:hAnsi="Abadi"/>
-        </w:rPr>
-        <w:t>One shot learning</w:t>
-      </w:r>
-    </w:p>
-    <w:p>
-      <w:pPr>
-        <w:pStyle w:val="ListParagraph"/>
-        <w:numPr>
-          <w:ilvl w:val="3"/>
-          <w:numId w:val="5"/>
-        </w:numPr>
-        <w:rPr>
-          <w:rFonts w:ascii="Abadi" w:hAnsi="Abadi"/>
-        </w:rPr>
-      </w:pPr>
-      <w:r>
-        <w:rPr>
-          <w:rFonts w:ascii="Abadi" w:hAnsi="Abadi"/>
-        </w:rPr>
-        <w:t>Siamese network</w:t>
-      </w:r>
-    </w:p>
-    <w:p>
-      <w:pPr>
-        <w:pStyle w:val="ListParagraph"/>
-        <w:numPr>
-          <w:ilvl w:val="3"/>
-          <w:numId w:val="5"/>
-        </w:numPr>
-        <w:rPr>
-          <w:rFonts w:ascii="Abadi" w:hAnsi="Abadi"/>
-        </w:rPr>
-      </w:pPr>
-      <w:r>
-        <w:rPr>
-          <w:rFonts w:ascii="Abadi" w:hAnsi="Abadi"/>
-        </w:rPr>
-        <w:t>Triplet loss</w:t>
-      </w:r>
-    </w:p>
-    <w:p>
-      <w:pPr>
-        <w:pStyle w:val="ListParagraph"/>
-        <w:numPr>
-          <w:ilvl w:val="3"/>
-          <w:numId w:val="5"/>
-        </w:numPr>
-        <w:rPr>
-          <w:rFonts w:ascii="Abadi" w:hAnsi="Abadi"/>
-        </w:rPr>
-      </w:pPr>
-      <w:r>
-        <w:rPr>
-          <w:rFonts w:ascii="Abadi" w:hAnsi="Abadi"/>
-        </w:rPr>
-        <w:t>Face verification and binary classification</w:t>
-      </w:r>
-    </w:p>
-    <w:p>
-      <w:pPr>
-        <w:pStyle w:val="ListParagraph"/>
-        <w:numPr>
-          <w:ilvl w:val="3"/>
-          <w:numId w:val="5"/>
-        </w:numPr>
-        <w:rPr>
-          <w:rFonts w:ascii="Abadi" w:hAnsi="Abadi"/>
-        </w:rPr>
-      </w:pPr>
-      <w:r>
-        <w:rPr>
-          <w:rFonts w:ascii="Abadi" w:hAnsi="Abadi"/>
-        </w:rPr>
-        <w:t>What is neural style transfer?</w:t>
-      </w:r>
-    </w:p>
-    <w:p>
-      <w:pPr>
-        <w:pStyle w:val="ListParagraph"/>
-        <w:numPr>
-          <w:ilvl w:val="3"/>
-          <w:numId w:val="5"/>
-        </w:numPr>
-        <w:rPr>
-          <w:rFonts w:ascii="Abadi" w:hAnsi="Abadi"/>
-        </w:rPr>
-      </w:pPr>
-      <w:r>
-        <w:rPr>
-          <w:rFonts w:ascii="Abadi" w:hAnsi="Abadi"/>
-        </w:rPr>
-        <w:t xml:space="preserve">What are deep </w:t>
-      </w:r>
-      <w:proofErr w:type="spellStart"/>
-      <w:r>
-        <w:rPr>
-          <w:rFonts w:ascii="Abadi" w:hAnsi="Abadi"/>
-        </w:rPr>
-        <w:t>ConvNets</w:t>
-      </w:r>
-      <w:proofErr w:type="spellEnd"/>
-      <w:r>
-        <w:rPr>
-          <w:rFonts w:ascii="Abadi" w:hAnsi="Abadi"/>
-        </w:rPr>
-        <w:t xml:space="preserve"> learning?</w:t>
-      </w:r>
-    </w:p>
-    <w:p>
-      <w:pPr>
-        <w:pStyle w:val="ListParagraph"/>
-        <w:numPr>
-          <w:ilvl w:val="3"/>
-          <w:numId w:val="5"/>
-        </w:numPr>
-        <w:rPr>
-          <w:rFonts w:ascii="Abadi" w:hAnsi="Abadi"/>
-        </w:rPr>
-      </w:pPr>
-      <w:r>
-        <w:rPr>
-          <w:rFonts w:ascii="Abadi" w:hAnsi="Abadi"/>
-        </w:rPr>
-        <w:t>Cost function</w:t>
-      </w:r>
-    </w:p>
-    <w:p>
-      <w:pPr>
-        <w:pStyle w:val="ListParagraph"/>
-        <w:numPr>
-          <w:ilvl w:val="3"/>
-          <w:numId w:val="5"/>
-        </w:numPr>
-        <w:rPr>
-          <w:rFonts w:ascii="Abadi" w:hAnsi="Abadi"/>
-        </w:rPr>
-      </w:pPr>
-      <w:r>
-        <w:rPr>
-          <w:rFonts w:ascii="Abadi" w:hAnsi="Abadi"/>
-        </w:rPr>
-        <w:t>Content cost function</w:t>
-      </w:r>
-    </w:p>
-    <w:p>
-      <w:pPr>
-        <w:pStyle w:val="ListParagraph"/>
-        <w:numPr>
-          <w:ilvl w:val="3"/>
-          <w:numId w:val="5"/>
-        </w:numPr>
-        <w:rPr>
-          <w:rFonts w:ascii="Abadi" w:hAnsi="Abadi"/>
-        </w:rPr>
-      </w:pPr>
-      <w:r>
-        <w:rPr>
-          <w:rFonts w:ascii="Abadi" w:hAnsi="Abadi"/>
-        </w:rPr>
-        <w:t>Style cost function</w:t>
-      </w:r>
-    </w:p>
-    <w:p>
-      <w:pPr>
-        <w:pStyle w:val="ListParagraph"/>
-        <w:numPr>
-          <w:ilvl w:val="3"/>
-          <w:numId w:val="5"/>
-        </w:numPr>
-        <w:rPr>
-          <w:rFonts w:ascii="Abadi" w:hAnsi="Abadi"/>
-        </w:rPr>
-      </w:pPr>
-      <w:r>
-        <w:rPr>
-          <w:rFonts w:ascii="Abadi" w:hAnsi="Abadi"/>
-        </w:rPr>
-        <w:t>1D and 3D generalizations</w:t>
-      </w:r>
-    </w:p>
-    <w:p>
-      <w:pPr>
-        <w:pStyle w:val="ListParagraph"/>
-        <w:numPr>
-          <w:ilvl w:val="3"/>
-          <w:numId w:val="5"/>
-        </w:numPr>
-        <w:rPr>
-          <w:rFonts w:ascii="Abadi" w:hAnsi="Abadi"/>
-        </w:rPr>
-      </w:pPr>
-      <w:r>
-        <w:rPr>
-          <w:rFonts w:ascii="Abadi" w:hAnsi="Abadi"/>
-        </w:rPr>
-        <w:t>Assignment: Special applications: face recognition &amp; neural style transfer</w:t>
-      </w:r>
-    </w:p>
-    <w:p>
-      <w:pPr>
-        <w:pStyle w:val="ListParagraph"/>
-        <w:numPr>
-          <w:ilvl w:val="3"/>
-          <w:numId w:val="5"/>
-        </w:numPr>
-        <w:rPr>
-          <w:rFonts w:ascii="Abadi" w:hAnsi="Abadi"/>
-        </w:rPr>
-      </w:pPr>
-      <w:r>
-        <w:rPr>
-          <w:rFonts w:ascii="Abadi" w:hAnsi="Abadi"/>
-        </w:rPr>
-        <w:t>Lab: Face recognition</w:t>
-      </w:r>
-    </w:p>
-    <w:p>
-      <w:pPr>
-        <w:pStyle w:val="ListParagraph"/>
-        <w:numPr>
-          <w:ilvl w:val="3"/>
-          <w:numId w:val="5"/>
-        </w:numPr>
-        <w:rPr>
-          <w:rFonts w:ascii="Abadi" w:hAnsi="Abadi"/>
-        </w:rPr>
-      </w:pPr>
-      <w:r>
-        <w:rPr>
-          <w:rFonts w:ascii="Abadi" w:hAnsi="Abadi"/>
-        </w:rPr>
-        <w:t>Lab: Art generation with neural style transfer</w:t>
-      </w:r>
-    </w:p>
-    <w:p>
-      <w:pPr>
-        <w:pStyle w:val="ListParagraph"/>
-        <w:numPr>
-          <w:ilvl w:val="1"/>
-          <w:numId w:val="5"/>
-        </w:numPr>
-        <w:rPr>
-          <w:rFonts w:ascii="Abadi" w:hAnsi="Abadi"/>
-        </w:rPr>
-      </w:pPr>
-      <w:r>
-        <w:rPr>
-          <w:rFonts w:ascii="Abadi" w:hAnsi="Abadi"/>
-        </w:rPr>
-        <w:t>Sequence Models</w:t>
-      </w:r>
-    </w:p>
-    <w:p>
-      <w:pPr>
-        <w:pStyle w:val="ListParagraph"/>
-        <w:numPr>
-          <w:ilvl w:val="2"/>
-          <w:numId w:val="5"/>
-        </w:numPr>
-        <w:rPr>
-          <w:rFonts w:ascii="Abadi" w:hAnsi="Abadi"/>
-        </w:rPr>
-      </w:pPr>
-      <w:r>
-        <w:rPr>
-          <w:rFonts w:ascii="Abadi" w:hAnsi="Abadi"/>
-        </w:rPr>
-        <w:t>Week 1 – Recurrent neural networks</w:t>
-      </w:r>
-    </w:p>
-    <w:p>
-      <w:pPr>
-        <w:pStyle w:val="ListParagraph"/>
-        <w:numPr>
-          <w:ilvl w:val="3"/>
-          <w:numId w:val="5"/>
-        </w:numPr>
-        <w:rPr>
-          <w:rFonts w:ascii="Abadi" w:hAnsi="Abadi"/>
-        </w:rPr>
-      </w:pPr>
-      <w:r>
-        <w:rPr>
-          <w:rFonts w:ascii="Abadi" w:hAnsi="Abadi"/>
-        </w:rPr>
-        <w:t>Why sequence models?</w:t>
-      </w:r>
-    </w:p>
-    <w:p>
-      <w:pPr>
-        <w:pStyle w:val="ListParagraph"/>
-        <w:numPr>
-          <w:ilvl w:val="3"/>
-          <w:numId w:val="5"/>
-        </w:numPr>
-        <w:rPr>
-          <w:rFonts w:ascii="Abadi" w:hAnsi="Abadi"/>
-        </w:rPr>
-      </w:pPr>
-      <w:r>
-        <w:rPr>
-          <w:rFonts w:ascii="Abadi" w:hAnsi="Abadi"/>
-        </w:rPr>
-        <w:t>Notation</w:t>
-      </w:r>
-    </w:p>
-    <w:p>
-      <w:pPr>
-        <w:pStyle w:val="ListParagraph"/>
-        <w:numPr>
-          <w:ilvl w:val="3"/>
-          <w:numId w:val="5"/>
-        </w:numPr>
-        <w:rPr>
-          <w:rFonts w:ascii="Abadi" w:hAnsi="Abadi"/>
-        </w:rPr>
-      </w:pPr>
-      <w:r>
-        <w:rPr>
-          <w:rFonts w:ascii="Abadi" w:hAnsi="Abadi"/>
-        </w:rPr>
-        <w:t>Recurrent neural network model</w:t>
-      </w:r>
-    </w:p>
-    <w:p>
-      <w:pPr>
-        <w:pStyle w:val="ListParagraph"/>
-        <w:numPr>
-          <w:ilvl w:val="3"/>
-          <w:numId w:val="5"/>
-        </w:numPr>
-        <w:rPr>
-          <w:rFonts w:ascii="Abadi" w:hAnsi="Abadi"/>
-        </w:rPr>
-      </w:pPr>
-      <w:r>
-        <w:rPr>
-          <w:rFonts w:ascii="Abadi" w:hAnsi="Abadi"/>
-        </w:rPr>
-        <w:lastRenderedPageBreak/>
-        <w:t>Backpropagation through time</w:t>
-      </w:r>
-    </w:p>
-    <w:p>
-      <w:pPr>
-        <w:pStyle w:val="ListParagraph"/>
-        <w:numPr>
-          <w:ilvl w:val="3"/>
-          <w:numId w:val="5"/>
-        </w:numPr>
-        <w:rPr>
-          <w:rFonts w:ascii="Abadi" w:hAnsi="Abadi"/>
-        </w:rPr>
-      </w:pPr>
-      <w:r>
-        <w:rPr>
-          <w:rFonts w:ascii="Abadi" w:hAnsi="Abadi"/>
-        </w:rPr>
-        <w:t>Different types of RNNs</w:t>
-      </w:r>
-    </w:p>
-    <w:p>
-      <w:pPr>
-        <w:pStyle w:val="ListParagraph"/>
-        <w:numPr>
-          <w:ilvl w:val="3"/>
-          <w:numId w:val="5"/>
-        </w:numPr>
-        <w:rPr>
-          <w:rFonts w:ascii="Abadi" w:hAnsi="Abadi"/>
-        </w:rPr>
-      </w:pPr>
-      <w:r>
-        <w:rPr>
-          <w:rFonts w:ascii="Abadi" w:hAnsi="Abadi"/>
-        </w:rPr>
-        <w:t>Language model and sequence generation</w:t>
-      </w:r>
-    </w:p>
-    <w:p>
-      <w:pPr>
-        <w:pStyle w:val="ListParagraph"/>
-        <w:numPr>
-          <w:ilvl w:val="3"/>
-          <w:numId w:val="5"/>
-        </w:numPr>
-        <w:rPr>
-          <w:rFonts w:ascii="Abadi" w:hAnsi="Abadi"/>
-        </w:rPr>
-      </w:pPr>
-      <w:r>
-        <w:rPr>
-          <w:rFonts w:ascii="Abadi" w:hAnsi="Abadi"/>
-        </w:rPr>
-        <w:t>Sampling novel sequences</w:t>
-      </w:r>
-    </w:p>
-    <w:p>
-      <w:pPr>
-        <w:pStyle w:val="ListParagraph"/>
-        <w:numPr>
-          <w:ilvl w:val="3"/>
-          <w:numId w:val="5"/>
-        </w:numPr>
-        <w:rPr>
-          <w:rFonts w:ascii="Abadi" w:hAnsi="Abadi"/>
-        </w:rPr>
-      </w:pPr>
-      <w:r>
-        <w:rPr>
-          <w:rFonts w:ascii="Abadi" w:hAnsi="Abadi"/>
-        </w:rPr>
-        <w:t>Vanishing gradients with RNNs</w:t>
-      </w:r>
-    </w:p>
-    <w:p>
-      <w:pPr>
-        <w:pStyle w:val="ListParagraph"/>
-        <w:numPr>
-          <w:ilvl w:val="3"/>
-          <w:numId w:val="5"/>
-        </w:numPr>
-        <w:rPr>
-          <w:rFonts w:ascii="Abadi" w:hAnsi="Abadi"/>
-        </w:rPr>
-      </w:pPr>
-      <w:r>
-        <w:rPr>
-          <w:rFonts w:ascii="Abadi" w:hAnsi="Abadi"/>
-        </w:rPr>
-        <w:t>Gated recurrent unit (GRU)</w:t>
-      </w:r>
-    </w:p>
-    <w:p>
-      <w:pPr>
-        <w:pStyle w:val="ListParagraph"/>
-        <w:numPr>
-          <w:ilvl w:val="3"/>
-          <w:numId w:val="5"/>
-        </w:numPr>
-        <w:rPr>
-          <w:rFonts w:ascii="Abadi" w:hAnsi="Abadi"/>
-        </w:rPr>
-      </w:pPr>
-      <w:r>
-        <w:rPr>
-          <w:rFonts w:ascii="Abadi" w:hAnsi="Abadi"/>
-        </w:rPr>
-        <w:t xml:space="preserve">Long </w:t>
-      </w:r>
-      <w:proofErr w:type="gramStart"/>
-      <w:r>
-        <w:rPr>
-          <w:rFonts w:ascii="Abadi" w:hAnsi="Abadi"/>
-        </w:rPr>
-        <w:t>short term</w:t>
-      </w:r>
-      <w:proofErr w:type="gramEnd"/>
-      <w:r>
-        <w:rPr>
-          <w:rFonts w:ascii="Abadi" w:hAnsi="Abadi"/>
-        </w:rPr>
-        <w:t xml:space="preserve"> memory (LSTM)</w:t>
-      </w:r>
-    </w:p>
-    <w:p>
-      <w:pPr>
-        <w:pStyle w:val="ListParagraph"/>
-        <w:numPr>
-          <w:ilvl w:val="3"/>
-          <w:numId w:val="5"/>
-        </w:numPr>
-        <w:rPr>
-          <w:rFonts w:ascii="Abadi" w:hAnsi="Abadi"/>
-        </w:rPr>
-      </w:pPr>
-      <w:r>
-        <w:rPr>
-          <w:rFonts w:ascii="Abadi" w:hAnsi="Abadi"/>
-        </w:rPr>
-        <w:t>Bidirectional RNN</w:t>
-      </w:r>
-    </w:p>
-    <w:p>
-      <w:pPr>
-        <w:pStyle w:val="ListParagraph"/>
-        <w:numPr>
-          <w:ilvl w:val="3"/>
-          <w:numId w:val="5"/>
-        </w:numPr>
-        <w:rPr>
-          <w:rFonts w:ascii="Abadi" w:hAnsi="Abadi"/>
-        </w:rPr>
-      </w:pPr>
-      <w:r>
-        <w:rPr>
-          <w:rFonts w:ascii="Abadi" w:hAnsi="Abadi"/>
-        </w:rPr>
-        <w:t>Deep RNNs</w:t>
-      </w:r>
-    </w:p>
-    <w:p>
-      <w:pPr>
-        <w:pStyle w:val="ListParagraph"/>
-        <w:numPr>
-          <w:ilvl w:val="3"/>
-          <w:numId w:val="5"/>
-        </w:numPr>
-        <w:rPr>
-          <w:rFonts w:ascii="Abadi" w:hAnsi="Abadi"/>
-        </w:rPr>
-      </w:pPr>
-      <w:r>
-        <w:rPr>
-          <w:rFonts w:ascii="Abadi" w:hAnsi="Abadi"/>
-        </w:rPr>
-        <w:t>Assignment: Recurrent neural networks</w:t>
-      </w:r>
-    </w:p>
-    <w:p>
-      <w:pPr>
-        <w:pStyle w:val="ListParagraph"/>
-        <w:numPr>
-          <w:ilvl w:val="3"/>
-          <w:numId w:val="5"/>
-        </w:numPr>
-        <w:rPr>
-          <w:rFonts w:ascii="Abadi" w:hAnsi="Abadi"/>
-        </w:rPr>
-      </w:pPr>
-      <w:r>
-        <w:rPr>
-          <w:rFonts w:ascii="Abadi" w:hAnsi="Abadi"/>
-        </w:rPr>
-        <w:t>Lab: Building your recurrent neural network step by step</w:t>
-      </w:r>
-    </w:p>
-    <w:p>
-      <w:pPr>
-        <w:pStyle w:val="ListParagraph"/>
-        <w:numPr>
-          <w:ilvl w:val="3"/>
-          <w:numId w:val="5"/>
-        </w:numPr>
-        <w:rPr>
-          <w:rFonts w:ascii="Abadi" w:hAnsi="Abadi"/>
-        </w:rPr>
-      </w:pPr>
-      <w:r>
-        <w:rPr>
-          <w:rFonts w:ascii="Abadi" w:hAnsi="Abadi"/>
-        </w:rPr>
-        <w:t xml:space="preserve">Lab: Dinosaur island character-level language </w:t>
-      </w:r>
-      <w:proofErr w:type="spellStart"/>
-      <w:r>
-        <w:rPr>
-          <w:rFonts w:ascii="Abadi" w:hAnsi="Abadi"/>
-        </w:rPr>
-        <w:t>modeling</w:t>
-      </w:r>
-      <w:proofErr w:type="spellEnd"/>
-    </w:p>
-    <w:p>
-      <w:pPr>
-        <w:pStyle w:val="ListParagraph"/>
-        <w:numPr>
-          <w:ilvl w:val="3"/>
-          <w:numId w:val="5"/>
-        </w:numPr>
-        <w:rPr>
-          <w:rFonts w:ascii="Abadi" w:hAnsi="Abadi"/>
-        </w:rPr>
-      </w:pPr>
-      <w:r>
-        <w:rPr>
-          <w:rFonts w:ascii="Abadi" w:hAnsi="Abadi"/>
-        </w:rPr>
-        <w:t>Lab: Jazz improvisation with LSTM</w:t>
-      </w:r>
-    </w:p>
-    <w:p>
-      <w:pPr>
-        <w:pStyle w:val="ListParagraph"/>
-        <w:numPr>
-          <w:ilvl w:val="2"/>
-          <w:numId w:val="5"/>
-        </w:numPr>
-        <w:rPr>
-          <w:rFonts w:ascii="Abadi" w:hAnsi="Abadi"/>
-        </w:rPr>
-      </w:pPr>
-      <w:r>
-        <w:rPr>
-          <w:rFonts w:ascii="Abadi" w:hAnsi="Abadi"/>
-        </w:rPr>
-        <w:t>Week 2 – Natural language processing &amp; word embeddings</w:t>
-      </w:r>
-    </w:p>
-    <w:p>
-      <w:pPr>
-        <w:pStyle w:val="ListParagraph"/>
-        <w:numPr>
-          <w:ilvl w:val="3"/>
-          <w:numId w:val="5"/>
-        </w:numPr>
-        <w:rPr>
-          <w:rFonts w:ascii="Abadi" w:hAnsi="Abadi"/>
-        </w:rPr>
-      </w:pPr>
-      <w:r>
-        <w:rPr>
-          <w:rFonts w:ascii="Abadi" w:hAnsi="Abadi"/>
-        </w:rPr>
-        <w:t>Word representation</w:t>
-      </w:r>
-    </w:p>
-    <w:p>
-      <w:pPr>
-        <w:pStyle w:val="ListParagraph"/>
-        <w:numPr>
-          <w:ilvl w:val="3"/>
-          <w:numId w:val="5"/>
-        </w:numPr>
-        <w:rPr>
-          <w:rFonts w:ascii="Abadi" w:hAnsi="Abadi"/>
-        </w:rPr>
-      </w:pPr>
-      <w:r>
-        <w:rPr>
-          <w:rFonts w:ascii="Abadi" w:hAnsi="Abadi"/>
-        </w:rPr>
-        <w:t>Using word embeddings</w:t>
-      </w:r>
-    </w:p>
-    <w:p>
-      <w:pPr>
-        <w:pStyle w:val="ListParagraph"/>
-        <w:numPr>
-          <w:ilvl w:val="3"/>
-          <w:numId w:val="5"/>
-        </w:numPr>
-        <w:rPr>
-          <w:rFonts w:ascii="Abadi" w:hAnsi="Abadi"/>
-        </w:rPr>
-      </w:pPr>
-      <w:r>
-        <w:rPr>
-          <w:rFonts w:ascii="Abadi" w:hAnsi="Abadi"/>
-        </w:rPr>
-        <w:t>Properties of word embeddings</w:t>
-      </w:r>
-    </w:p>
-    <w:p>
-      <w:pPr>
-        <w:pStyle w:val="ListParagraph"/>
-        <w:numPr>
-          <w:ilvl w:val="3"/>
-          <w:numId w:val="5"/>
-        </w:numPr>
-        <w:rPr>
-          <w:rFonts w:ascii="Abadi" w:hAnsi="Abadi"/>
-        </w:rPr>
-      </w:pPr>
-      <w:r>
-        <w:rPr>
-          <w:rFonts w:ascii="Abadi" w:hAnsi="Abadi"/>
-        </w:rPr>
-        <w:t>Embedding matrix</w:t>
-      </w:r>
-    </w:p>
-    <w:p>
-      <w:pPr>
-        <w:pStyle w:val="ListParagraph"/>
-        <w:numPr>
-          <w:ilvl w:val="3"/>
-          <w:numId w:val="5"/>
-        </w:numPr>
-        <w:rPr>
-          <w:rFonts w:ascii="Abadi" w:hAnsi="Abadi"/>
-        </w:rPr>
-      </w:pPr>
-      <w:r>
-        <w:rPr>
-          <w:rFonts w:ascii="Abadi" w:hAnsi="Abadi"/>
-        </w:rPr>
-        <w:t>Learning word embeddings</w:t>
-      </w:r>
-    </w:p>
-    <w:p>
-      <w:pPr>
-        <w:pStyle w:val="ListParagraph"/>
-        <w:numPr>
-          <w:ilvl w:val="3"/>
-          <w:numId w:val="5"/>
-        </w:numPr>
-        <w:rPr>
-          <w:rFonts w:ascii="Abadi" w:hAnsi="Abadi"/>
-        </w:rPr>
-      </w:pPr>
-      <w:r>
-        <w:rPr>
-          <w:rFonts w:ascii="Abadi" w:hAnsi="Abadi"/>
-        </w:rPr>
-        <w:t>Word2Vec</w:t>
-      </w:r>
-    </w:p>
-    <w:p>
-      <w:pPr>
-        <w:pStyle w:val="ListParagraph"/>
-        <w:numPr>
-          <w:ilvl w:val="3"/>
-          <w:numId w:val="5"/>
-        </w:numPr>
-        <w:rPr>
-          <w:rFonts w:ascii="Abadi" w:hAnsi="Abadi"/>
-        </w:rPr>
-      </w:pPr>
-      <w:r>
-        <w:rPr>
-          <w:rFonts w:ascii="Abadi" w:hAnsi="Abadi"/>
-        </w:rPr>
-        <w:t>Negative sampling</w:t>
-      </w:r>
-    </w:p>
-    <w:p>
-      <w:pPr>
-        <w:pStyle w:val="ListParagraph"/>
-        <w:numPr>
-          <w:ilvl w:val="3"/>
-          <w:numId w:val="5"/>
-        </w:numPr>
-        <w:rPr>
-          <w:rFonts w:ascii="Abadi" w:hAnsi="Abadi"/>
-        </w:rPr>
-      </w:pPr>
-      <w:proofErr w:type="spellStart"/>
-      <w:r>
-        <w:rPr>
-          <w:rFonts w:ascii="Abadi" w:hAnsi="Abadi"/>
-        </w:rPr>
-        <w:t>GloVe</w:t>
-      </w:r>
-      <w:proofErr w:type="spellEnd"/>
-      <w:r>
-        <w:rPr>
-          <w:rFonts w:ascii="Abadi" w:hAnsi="Abadi"/>
-        </w:rPr>
-        <w:t xml:space="preserve"> word vectors</w:t>
-      </w:r>
-    </w:p>
-    <w:p>
-      <w:pPr>
-        <w:pStyle w:val="ListParagraph"/>
-        <w:numPr>
-          <w:ilvl w:val="3"/>
-          <w:numId w:val="5"/>
-        </w:numPr>
-        <w:rPr>
-          <w:rFonts w:ascii="Abadi" w:hAnsi="Abadi"/>
-        </w:rPr>
-      </w:pPr>
-      <w:r>
-        <w:rPr>
-          <w:rFonts w:ascii="Abadi" w:hAnsi="Abadi"/>
-        </w:rPr>
-        <w:t>Sentiment classification</w:t>
-      </w:r>
-    </w:p>
-    <w:p>
-      <w:pPr>
-        <w:pStyle w:val="ListParagraph"/>
-        <w:numPr>
-          <w:ilvl w:val="3"/>
-          <w:numId w:val="5"/>
-        </w:numPr>
-        <w:rPr>
-          <w:rFonts w:ascii="Abadi" w:hAnsi="Abadi"/>
-        </w:rPr>
-      </w:pPr>
-      <w:r>
-        <w:rPr>
-          <w:rFonts w:ascii="Abadi" w:hAnsi="Abadi"/>
-        </w:rPr>
-        <w:t>Debiasing word embeddings</w:t>
-      </w:r>
-    </w:p>
-    <w:p>
-      <w:pPr>
-        <w:pStyle w:val="ListParagraph"/>
-        <w:numPr>
-          <w:ilvl w:val="3"/>
-          <w:numId w:val="5"/>
-        </w:numPr>
-        <w:rPr>
-          <w:rFonts w:ascii="Abadi" w:hAnsi="Abadi"/>
-        </w:rPr>
-      </w:pPr>
-      <w:r>
-        <w:rPr>
-          <w:rFonts w:ascii="Abadi" w:hAnsi="Abadi"/>
-        </w:rPr>
-        <w:t>Assignment: Natural language processing &amp; word embeddings</w:t>
-      </w:r>
-    </w:p>
-    <w:p>
-      <w:pPr>
-        <w:pStyle w:val="ListParagraph"/>
-        <w:numPr>
-          <w:ilvl w:val="3"/>
-          <w:numId w:val="5"/>
-        </w:numPr>
-        <w:rPr>
-          <w:rFonts w:ascii="Abadi" w:hAnsi="Abadi"/>
-        </w:rPr>
-      </w:pPr>
-      <w:r>
-        <w:rPr>
-          <w:rFonts w:ascii="Abadi" w:hAnsi="Abadi"/>
-        </w:rPr>
-        <w:t>Lab: Operations on word vectors debiasing</w:t>
-      </w:r>
-    </w:p>
-    <w:p>
-      <w:pPr>
-        <w:pStyle w:val="ListParagraph"/>
-        <w:numPr>
-          <w:ilvl w:val="3"/>
-          <w:numId w:val="5"/>
-        </w:numPr>
-        <w:rPr>
-          <w:rFonts w:ascii="Abadi" w:hAnsi="Abadi"/>
-        </w:rPr>
-      </w:pPr>
-      <w:r>
-        <w:rPr>
-          <w:rFonts w:ascii="Abadi" w:hAnsi="Abadi"/>
-        </w:rPr>
-        <w:t xml:space="preserve">Lab: </w:t>
-      </w:r>
-      <w:proofErr w:type="spellStart"/>
-      <w:r>
-        <w:rPr>
-          <w:rFonts w:ascii="Abadi" w:hAnsi="Abadi"/>
-        </w:rPr>
-        <w:t>Emojify</w:t>
-      </w:r>
-      <w:proofErr w:type="spellEnd"/>
-    </w:p>
-    <w:p>
-      <w:pPr>
-        <w:pStyle w:val="ListParagraph"/>
-        <w:numPr>
-          <w:ilvl w:val="2"/>
-          <w:numId w:val="5"/>
-        </w:numPr>
-        <w:rPr>
-          <w:rFonts w:ascii="Abadi" w:hAnsi="Abadi"/>
-        </w:rPr>
-      </w:pPr>
-      <w:r>
-        <w:rPr>
-          <w:rFonts w:ascii="Abadi" w:hAnsi="Abadi"/>
-        </w:rPr>
-        <w:t>Week 3 – Sequence models &amp; attention mechanism</w:t>
-      </w:r>
-    </w:p>
-    <w:p>
-      <w:pPr>
-        <w:pStyle w:val="ListParagraph"/>
-        <w:numPr>
-          <w:ilvl w:val="3"/>
-          <w:numId w:val="5"/>
-        </w:numPr>
-        <w:rPr>
-          <w:rFonts w:ascii="Abadi" w:hAnsi="Abadi"/>
-        </w:rPr>
-      </w:pPr>
-      <w:r>
-        <w:rPr>
-          <w:rFonts w:ascii="Abadi" w:hAnsi="Abadi"/>
-        </w:rPr>
-        <w:t>Basic models</w:t>
-      </w:r>
-    </w:p>
-    <w:p>
-      <w:pPr>
-        <w:pStyle w:val="ListParagraph"/>
-        <w:numPr>
-          <w:ilvl w:val="3"/>
-          <w:numId w:val="5"/>
-        </w:numPr>
-        <w:rPr>
-          <w:rFonts w:ascii="Abadi" w:hAnsi="Abadi"/>
-        </w:rPr>
-      </w:pPr>
-      <w:r>
-        <w:rPr>
-          <w:rFonts w:ascii="Abadi" w:hAnsi="Abadi"/>
-        </w:rPr>
-        <w:t>Picking the most likely sentence</w:t>
-      </w:r>
-    </w:p>
-    <w:p>
-      <w:pPr>
-        <w:pStyle w:val="ListParagraph"/>
-        <w:numPr>
-          <w:ilvl w:val="3"/>
-          <w:numId w:val="5"/>
-        </w:numPr>
-        <w:rPr>
-          <w:rFonts w:ascii="Abadi" w:hAnsi="Abadi"/>
-        </w:rPr>
-      </w:pPr>
-      <w:r>
-        <w:rPr>
-          <w:rFonts w:ascii="Abadi" w:hAnsi="Abadi"/>
-        </w:rPr>
-        <w:t>Beam search</w:t>
-      </w:r>
-    </w:p>
-    <w:p>
-      <w:pPr>
-        <w:pStyle w:val="ListParagraph"/>
-        <w:numPr>
-          <w:ilvl w:val="3"/>
-          <w:numId w:val="5"/>
-        </w:numPr>
-        <w:rPr>
-          <w:rFonts w:ascii="Abadi" w:hAnsi="Abadi"/>
-        </w:rPr>
-      </w:pPr>
-      <w:r>
-        <w:rPr>
-          <w:rFonts w:ascii="Abadi" w:hAnsi="Abadi"/>
-        </w:rPr>
-        <w:t>Refinements to beam search</w:t>
-      </w:r>
-    </w:p>
-    <w:p>
-      <w:pPr>
-        <w:pStyle w:val="ListParagraph"/>
-        <w:numPr>
-          <w:ilvl w:val="3"/>
-          <w:numId w:val="5"/>
-        </w:numPr>
-        <w:rPr>
-          <w:rFonts w:ascii="Abadi" w:hAnsi="Abadi"/>
-        </w:rPr>
-      </w:pPr>
-      <w:r>
-        <w:rPr>
-          <w:rFonts w:ascii="Abadi" w:hAnsi="Abadi"/>
-        </w:rPr>
-        <w:t>Error analysis in beam search</w:t>
-      </w:r>
-    </w:p>
-    <w:p>
-      <w:pPr>
-        <w:pStyle w:val="ListParagraph"/>
-        <w:numPr>
-          <w:ilvl w:val="3"/>
-          <w:numId w:val="5"/>
-        </w:numPr>
-        <w:rPr>
-          <w:rFonts w:ascii="Abadi" w:hAnsi="Abadi"/>
-        </w:rPr>
-      </w:pPr>
-      <w:r>
-        <w:rPr>
-          <w:rFonts w:ascii="Abadi" w:hAnsi="Abadi"/>
-        </w:rPr>
-        <w:t>Bleu score (optional)</w:t>
-      </w:r>
-    </w:p>
-    <w:p>
-      <w:pPr>
-        <w:pStyle w:val="ListParagraph"/>
-        <w:numPr>
-          <w:ilvl w:val="3"/>
-          <w:numId w:val="5"/>
-        </w:numPr>
-        <w:rPr>
-          <w:rFonts w:ascii="Abadi" w:hAnsi="Abadi"/>
-        </w:rPr>
-      </w:pPr>
-      <w:r>
-        <w:rPr>
-          <w:rFonts w:ascii="Abadi" w:hAnsi="Abadi"/>
-        </w:rPr>
-        <w:t>Attention model intuition</w:t>
-      </w:r>
-    </w:p>
-    <w:p>
-      <w:pPr>
-        <w:pStyle w:val="ListParagraph"/>
-        <w:numPr>
-          <w:ilvl w:val="3"/>
-          <w:numId w:val="5"/>
-        </w:numPr>
-        <w:rPr>
-          <w:rFonts w:ascii="Abadi" w:hAnsi="Abadi"/>
-        </w:rPr>
-      </w:pPr>
-      <w:r>
-        <w:rPr>
-          <w:rFonts w:ascii="Abadi" w:hAnsi="Abadi"/>
-        </w:rPr>
-        <w:t>Attention model</w:t>
-      </w:r>
-    </w:p>
-    <w:p>
-      <w:pPr>
-        <w:pStyle w:val="ListParagraph"/>
-        <w:numPr>
-          <w:ilvl w:val="3"/>
-          <w:numId w:val="5"/>
-        </w:numPr>
-        <w:rPr>
-          <w:rFonts w:ascii="Abadi" w:hAnsi="Abadi"/>
-        </w:rPr>
-      </w:pPr>
-      <w:r>
-        <w:rPr>
-          <w:rFonts w:ascii="Abadi" w:hAnsi="Abadi"/>
-        </w:rPr>
-        <w:t>Speech recognition</w:t>
-      </w:r>
-    </w:p>
-    <w:p>
-      <w:pPr>
-        <w:pStyle w:val="ListParagraph"/>
-        <w:numPr>
-          <w:ilvl w:val="3"/>
-          <w:numId w:val="5"/>
-        </w:numPr>
-        <w:rPr>
-          <w:rFonts w:ascii="Abadi" w:hAnsi="Abadi"/>
-        </w:rPr>
-      </w:pPr>
-      <w:r>
-        <w:rPr>
-          <w:rFonts w:ascii="Abadi" w:hAnsi="Abadi"/>
-        </w:rPr>
-        <w:t>Trigger word detection</w:t>
-      </w:r>
-    </w:p>
-    <w:p>
-      <w:pPr>
-        <w:pStyle w:val="ListParagraph"/>
-        <w:numPr>
-          <w:ilvl w:val="3"/>
-          <w:numId w:val="5"/>
-        </w:numPr>
-        <w:rPr>
-          <w:rFonts w:ascii="Abadi" w:hAnsi="Abadi"/>
-        </w:rPr>
-      </w:pPr>
-      <w:r>
-        <w:rPr>
-          <w:rFonts w:ascii="Abadi" w:hAnsi="Abadi"/>
-        </w:rPr>
-        <w:t>Assignment: Sequence models &amp; attention mechanism</w:t>
-      </w:r>
-    </w:p>
-    <w:p>
-      <w:pPr>
-        <w:pStyle w:val="ListParagraph"/>
-        <w:numPr>
-          <w:ilvl w:val="3"/>
-          <w:numId w:val="5"/>
-        </w:numPr>
-        <w:rPr>
-          <w:rFonts w:ascii="Abadi" w:hAnsi="Abadi"/>
-        </w:rPr>
-      </w:pPr>
-      <w:r>
-        <w:rPr>
-          <w:rFonts w:ascii="Abadi" w:hAnsi="Abadi"/>
-        </w:rPr>
-        <w:t>Lab: Neural machine translation</w:t>
-      </w:r>
-    </w:p>
-    <w:p>
-      <w:pPr>
-        <w:pStyle w:val="ListParagraph"/>
-        <w:numPr>
-          <w:ilvl w:val="3"/>
-          <w:numId w:val="5"/>
-        </w:numPr>
-        <w:rPr>
-          <w:rFonts w:ascii="Abadi" w:hAnsi="Abadi"/>
-        </w:rPr>
-      </w:pPr>
-      <w:r>
-        <w:rPr>
-          <w:rFonts w:ascii="Abadi" w:hAnsi="Abadi"/>
-        </w:rPr>
-        <w:t>Lab: Trigger word detection</w:t>
-      </w:r>
-    </w:p>
-    <w:p>
-      <w:pPr>
-        <w:pStyle w:val="ListParagraph"/>
-        <w:numPr>
-          <w:ilvl w:val="2"/>
-          <w:numId w:val="5"/>
-        </w:numPr>
-        <w:rPr>
-          <w:rFonts w:ascii="Abadi" w:hAnsi="Abadi"/>
-        </w:rPr>
-      </w:pPr>
-      <w:r>
-        <w:rPr>
-          <w:rFonts w:ascii="Abadi" w:hAnsi="Abadi"/>
-        </w:rPr>
         <w:t>Week 4 – Transformer network</w:t>
       </w:r>
     </w:p>
@@ -6293,7 +6631,6 @@
         <w:rPr>
           <w:rFonts w:ascii="Abadi" w:hAnsi="Abadi"/>
         </w:rPr>
-        <w:lastRenderedPageBreak/>
         <w:t>Conclusion and thank you</w:t>
       </w:r>
     </w:p>
@@ -9347,6 +9684,119 @@
     </w:lvl>
   </w:abstractNum>
   <w:abstractNum w:abstractNumId="21" w15:restartNumberingAfterBreak="0">
+    <w:nsid w:val="6A271555"/>
+    <w:multiLevelType w:val="hybridMultilevel"/>
+    <w:tmpl w:val="7882A366"/>
+    <w:lvl w:ilvl="0" w:tplc="A65C98DA">
+      <w:start w:val="2"/>
+      <w:numFmt w:val="bullet"/>
+      <w:lvlText w:val="-"/>
+      <w:lvlJc w:val="left"/>
+      <w:pPr>
+        <w:ind w:left="720" w:hanging="360"/>
+      </w:pPr>
+      <w:rPr>
+        <w:rFonts w:ascii="Abadi" w:eastAsiaTheme="minorHAnsi" w:hAnsi="Abadi" w:cstheme="minorBidi" w:hint="default"/>
+      </w:rPr>
+    </w:lvl>
+    <w:lvl w:ilvl="1" w:tplc="08090003" w:tentative="1">
+      <w:start w:val="1"/>
+      <w:numFmt w:val="bullet"/>
+      <w:lvlText w:val="o"/>
+      <w:lvlJc w:val="left"/>
+      <w:pPr>
+        <w:ind w:left="1440" w:hanging="360"/>
+      </w:pPr>
+      <w:rPr>
+        <w:rFonts w:ascii="Courier New" w:hAnsi="Courier New" w:cs="Courier New" w:hint="default"/>
+      </w:rPr>
+    </w:lvl>
+    <w:lvl w:ilvl="2" w:tplc="08090005" w:tentative="1">
+      <w:start w:val="1"/>
+      <w:numFmt w:val="bullet"/>
+      <w:lvlText w:val=""/>
+      <w:lvlJc w:val="left"/>
+      <w:pPr>
+        <w:ind w:left="2160" w:hanging="360"/>
+      </w:pPr>
+      <w:rPr>
+        <w:rFonts w:ascii="Wingdings" w:hAnsi="Wingdings" w:hint="default"/>
+      </w:rPr>
+    </w:lvl>
+    <w:lvl w:ilvl="3" w:tplc="08090001" w:tentative="1">
+      <w:start w:val="1"/>
+      <w:numFmt w:val="bullet"/>
+      <w:lvlText w:val=""/>
+      <w:lvlJc w:val="left"/>
+      <w:pPr>
+        <w:ind w:left="2880" w:hanging="360"/>
+      </w:pPr>
+      <w:rPr>
+        <w:rFonts w:ascii="Symbol" w:hAnsi="Symbol" w:hint="default"/>
+      </w:rPr>
+    </w:lvl>
+    <w:lvl w:ilvl="4" w:tplc="08090003" w:tentative="1">
+      <w:start w:val="1"/>
+      <w:numFmt w:val="bullet"/>
+      <w:lvlText w:val="o"/>
+      <w:lvlJc w:val="left"/>
+      <w:pPr>
+        <w:ind w:left="3600" w:hanging="360"/>
+      </w:pPr>
+      <w:rPr>
+        <w:rFonts w:ascii="Courier New" w:hAnsi="Courier New" w:cs="Courier New" w:hint="default"/>
+      </w:rPr>
+    </w:lvl>
+    <w:lvl w:ilvl="5" w:tplc="08090005" w:tentative="1">
+      <w:start w:val="1"/>
+      <w:numFmt w:val="bullet"/>
+      <w:lvlText w:val=""/>
+      <w:lvlJc w:val="left"/>
+      <w:pPr>
+        <w:ind w:left="4320" w:hanging="360"/>
+      </w:pPr>
+      <w:rPr>
+        <w:rFonts w:ascii="Wingdings" w:hAnsi="Wingdings" w:hint="default"/>
+      </w:rPr>
+    </w:lvl>
+    <w:lvl w:ilvl="6" w:tplc="08090001" w:tentative="1">
+      <w:start w:val="1"/>
+      <w:numFmt w:val="bullet"/>
+      <w:lvlText w:val=""/>
+      <w:lvlJc w:val="left"/>
+      <w:pPr>
+        <w:ind w:left="5040" w:hanging="360"/>
+      </w:pPr>
+      <w:rPr>
+        <w:rFonts w:ascii="Symbol" w:hAnsi="Symbol" w:hint="default"/>
+      </w:rPr>
+    </w:lvl>
+    <w:lvl w:ilvl="7" w:tplc="08090003" w:tentative="1">
+      <w:start w:val="1"/>
+      <w:numFmt w:val="bullet"/>
+      <w:lvlText w:val="o"/>
+      <w:lvlJc w:val="left"/>
+      <w:pPr>
+        <w:ind w:left="5760" w:hanging="360"/>
+      </w:pPr>
+      <w:rPr>
+        <w:rFonts w:ascii="Courier New" w:hAnsi="Courier New" w:cs="Courier New" w:hint="default"/>
+      </w:rPr>
+    </w:lvl>
+    <w:lvl w:ilvl="8" w:tplc="08090005" w:tentative="1">
+      <w:start w:val="1"/>
+      <w:numFmt w:val="bullet"/>
+      <w:lvlText w:val=""/>
+      <w:lvlJc w:val="left"/>
+      <w:pPr>
+        <w:ind w:left="6480" w:hanging="360"/>
+      </w:pPr>
+      <w:rPr>
+        <w:rFonts w:ascii="Wingdings" w:hAnsi="Wingdings" w:hint="default"/>
+      </w:rPr>
+    </w:lvl>
+  </w:abstractNum>
+  <w:abstractNum w:abstractNumId="22" w15:restartNumberingAfterBreak="0">
     <w:nsid w:val="72C95C85"/>
     <w:multiLevelType w:val="multilevel"/>
     <w:tmpl w:val="36CA6990"/>
@@ -9550,7 +10000,7 @@
     <w:abstractNumId w:val="10"/>
   </w:num>
   <w:num w:numId="19" w16cid:durableId="663358591">
-    <w:abstractNumId w:val="21"/>
+    <w:abstractNumId w:val="22"/>
   </w:num>
   <w:num w:numId="20" w16cid:durableId="1366979676">
     <w:abstractNumId w:val="3"/>
@@ -9560,6 +10010,9 @@
   </w:num>
   <w:num w:numId="22" w16cid:durableId="260190902">
     <w:abstractNumId w:val="2"/>
+  </w:num>
+  <w:num w:numId="23" w16cid:durableId="471676489">
+    <w:abstractNumId w:val="21"/>
   </w:num>
 </w:numbering>
 </file>

--- a/Current Work/Computer Systems - A programmers Perspective.docx
+++ b/Current Work/Computer Systems - A programmers Perspective.docx
@@ -86,6 +86,62 @@
     </w:p>
     <w:p>
       <w:pPr>
+        <w:jc w:val="center"/>
+        <w:rPr>
+          <w:rFonts w:ascii="Abadi" w:hAnsi="Abadi"/>
+          <w:b/>
+          <w:bCs/>
+          <w:i/>
+          <w:iCs/>
+          <w:sz w:val="44"/>
+          <w:szCs w:val="44"/>
+          <w:u w:val="single"/>
+        </w:rPr>
+      </w:pPr>
+      <w:r>
+        <w:rPr>
+          <w:rFonts w:ascii="Abadi" w:hAnsi="Abadi"/>
+          <w:b/>
+          <w:bCs/>
+          <w:i/>
+          <w:iCs/>
+          <w:sz w:val="44"/>
+          <w:szCs w:val="44"/>
+          <w:u w:val="single"/>
+        </w:rPr>
+        <w:t>ALL Elements should have structure to set you up for technical interviews</w:t>
+      </w:r>
+    </w:p>
+    <w:p>
+      <w:pPr>
+        <w:jc w:val="center"/>
+        <w:rPr>
+          <w:rFonts w:ascii="Abadi" w:hAnsi="Abadi"/>
+          <w:b/>
+          <w:bCs/>
+          <w:i/>
+          <w:iCs/>
+          <w:sz w:val="44"/>
+          <w:szCs w:val="44"/>
+          <w:u w:val="single"/>
+        </w:rPr>
+      </w:pPr>
+      <w:r>
+        <w:rPr>
+          <w:rFonts w:ascii="Abadi" w:hAnsi="Abadi"/>
+          <w:b/>
+          <w:bCs/>
+          <w:i/>
+          <w:iCs/>
+          <w:sz w:val="44"/>
+          <w:szCs w:val="44"/>
+          <w:u w:val="single"/>
+        </w:rPr>
+        <w:t>Mindset: Just do it, apply, full concentration = all work done</w:t>
+      </w:r>
+    </w:p>
+    <w:p>
+      <w:pPr>
         <w:pStyle w:val="ListParagraph"/>
         <w:numPr>
           <w:ilvl w:val="0"/>
@@ -463,6 +519,7 @@
           <w:bCs/>
           <w:color w:val="156082" w:themeColor="accent1"/>
         </w:rPr>
+        <w:lastRenderedPageBreak/>
         <w:t xml:space="preserve">Part3: </w:t>
       </w:r>
       <w:r>
@@ -554,7 +611,6 @@
         <w:rPr>
           <w:rFonts w:ascii="Abadi" w:hAnsi="Abadi"/>
         </w:rPr>
-        <w:lastRenderedPageBreak/>
         <w:t>======================================================</w:t>
       </w:r>
     </w:p>
@@ -989,6 +1045,7 @@
         <w:rPr>
           <w:rFonts w:ascii="Abadi" w:hAnsi="Abadi"/>
         </w:rPr>
+        <w:lastRenderedPageBreak/>
         <w:t xml:space="preserve">A foundational CS course covering how to </w:t>
       </w:r>
       <w:r>
@@ -1139,7 +1196,6 @@
           <w:b/>
           <w:bCs/>
         </w:rPr>
-        <w:lastRenderedPageBreak/>
         <w:t>Block 2 — Trees (L6–8)</w:t>
       </w:r>
       <w:r>
@@ -1527,13 +1583,91 @@
         <w:rPr>
           <w:rFonts w:ascii="Abadi" w:hAnsi="Abadi"/>
         </w:rPr>
+        <w:t>AI Integrations: {</w:t>
+      </w:r>
+      <w:r>
+        <w:rPr>
+          <w:rFonts w:ascii="Abadi" w:hAnsi="Abadi"/>
+        </w:rPr>
+        <w:t xml:space="preserve">Open AI Api, </w:t>
+      </w:r>
+      <w:r>
+        <w:rPr>
+          <w:rFonts w:ascii="Abadi" w:hAnsi="Abadi"/>
+        </w:rPr>
+        <w:t>Hugging Face</w:t>
+      </w:r>
+      <w:r>
+        <w:rPr>
+          <w:rFonts w:ascii="Abadi" w:hAnsi="Abadi"/>
+        </w:rPr>
+        <w:t xml:space="preserve"> Models</w:t>
+      </w:r>
+      <w:r>
+        <w:rPr>
+          <w:rFonts w:ascii="Abadi" w:hAnsi="Abadi"/>
+        </w:rPr>
+        <w:t>}</w:t>
+      </w:r>
+    </w:p>
+    <w:p>
+      <w:pPr>
+        <w:pStyle w:val="ListParagraph"/>
+        <w:numPr>
+          <w:ilvl w:val="2"/>
+          <w:numId w:val="5"/>
+        </w:numPr>
+        <w:rPr>
+          <w:rFonts w:ascii="Abadi" w:hAnsi="Abadi"/>
+        </w:rPr>
+      </w:pPr>
+      <w:r>
+        <w:rPr>
+          <w:rFonts w:ascii="Abadi" w:hAnsi="Abadi"/>
+        </w:rPr>
         <w:t>Intelligent systems (RAG, Workflows, Vector DBs)</w:t>
       </w:r>
       <w:r>
         <w:rPr>
           <w:rFonts w:ascii="Abadi" w:hAnsi="Abadi"/>
         </w:rPr>
-        <w:t xml:space="preserve"> [Lang*{chain,graph,smith,flow}]</w:t>
+        <w:t xml:space="preserve"> [Lang*{chain,</w:t>
+      </w:r>
+      <w:r>
+        <w:rPr>
+          <w:rFonts w:ascii="Abadi" w:hAnsi="Abadi"/>
+        </w:rPr>
+        <w:t xml:space="preserve"> </w:t>
+      </w:r>
+      <w:r>
+        <w:rPr>
+          <w:rFonts w:ascii="Abadi" w:hAnsi="Abadi"/>
+        </w:rPr>
+        <w:t>graph,</w:t>
+      </w:r>
+      <w:r>
+        <w:rPr>
+          <w:rFonts w:ascii="Abadi" w:hAnsi="Abadi"/>
+        </w:rPr>
+        <w:t xml:space="preserve"> </w:t>
+      </w:r>
+      <w:r>
+        <w:rPr>
+          <w:rFonts w:ascii="Abadi" w:hAnsi="Abadi"/>
+        </w:rPr>
+        <w:t>smith,</w:t>
+      </w:r>
+      <w:r>
+        <w:rPr>
+          <w:rFonts w:ascii="Abadi" w:hAnsi="Abadi"/>
+        </w:rPr>
+        <w:t xml:space="preserve"> </w:t>
+      </w:r>
+      <w:r>
+        <w:rPr>
+          <w:rFonts w:ascii="Abadi" w:hAnsi="Abadi"/>
+        </w:rPr>
+        <w:t>flow}]</w:t>
       </w:r>
     </w:p>
     <w:p>
@@ -1570,6 +1704,36 @@
           <w:rFonts w:ascii="Abadi" w:hAnsi="Abadi"/>
         </w:rPr>
         <w:t>Strategic AI Operations (LLMOps &amp; Cost Optimizations)</w:t>
+      </w:r>
+    </w:p>
+    <w:p>
+      <w:pPr>
+        <w:pStyle w:val="ListParagraph"/>
+        <w:numPr>
+          <w:ilvl w:val="1"/>
+          <w:numId w:val="5"/>
+        </w:numPr>
+        <w:rPr>
+          <w:rFonts w:ascii="Abadi" w:hAnsi="Abadi"/>
+        </w:rPr>
+      </w:pPr>
+      <w:r>
+        <w:rPr>
+          <w:rFonts w:ascii="Abadi" w:hAnsi="Abadi"/>
+        </w:rPr>
+        <w:t>Interview Questions</w:t>
+      </w:r>
+      <w:r>
+        <w:rPr>
+          <w:rFonts w:ascii="Abadi" w:hAnsi="Abadi"/>
+        </w:rPr>
+        <w:t xml:space="preserve"> (Grind Rigorously)</w:t>
+      </w:r>
+      <w:r>
+        <w:rPr>
+          <w:rFonts w:ascii="Abadi" w:hAnsi="Abadi"/>
+        </w:rPr>
+        <w:t>:</w:t>
       </w:r>
     </w:p>
     <w:p>
@@ -1663,10 +1827,30 @@
           <w:bCs/>
           <w:i/>
           <w:iCs/>
+          <w:highlight w:val="lightGray"/>
           <w:u w:val="single"/>
         </w:rPr>
       </w:pPr>
       <w:r>
+        <w:rPr>
+          <w:rFonts w:ascii="Abadi" w:hAnsi="Abadi"/>
+          <w:b/>
+          <w:bCs/>
+          <w:i/>
+          <w:iCs/>
+          <w:highlight w:val="lightGray"/>
+          <w:u w:val="single"/>
+        </w:rPr>
+        <w:t>What you should know:</w:t>
+      </w:r>
+    </w:p>
+    <w:p>
+      <w:pPr>
+        <w:pStyle w:val="ListParagraph"/>
+        <w:numPr>
+          <w:ilvl w:val="2"/>
+          <w:numId w:val="5"/>
+        </w:numPr>
         <w:rPr>
           <w:rFonts w:ascii="Abadi" w:hAnsi="Abadi"/>
           <w:b/>
@@ -1675,16 +1859,8 @@
           <w:iCs/>
           <w:u w:val="single"/>
         </w:rPr>
-        <w:t>What you should know:</w:t>
-      </w:r>
-    </w:p>
-    <w:p>
-      <w:pPr>
-        <w:pStyle w:val="ListParagraph"/>
-        <w:numPr>
-          <w:ilvl w:val="2"/>
-          <w:numId w:val="5"/>
-        </w:numPr>
+      </w:pPr>
+      <w:r>
         <w:rPr>
           <w:rFonts w:ascii="Abadi" w:hAnsi="Abadi"/>
           <w:b/>
@@ -1693,24 +1869,7 @@
           <w:iCs/>
           <w:u w:val="single"/>
         </w:rPr>
-      </w:pPr>
-    </w:p>
-    <w:p>
-      <w:pPr>
-        <w:pStyle w:val="ListParagraph"/>
-        <w:numPr>
-          <w:ilvl w:val="1"/>
-          <w:numId w:val="5"/>
-        </w:numPr>
-        <w:rPr>
-          <w:rFonts w:ascii="Abadi" w:hAnsi="Abadi"/>
-        </w:rPr>
-      </w:pPr>
-      <w:r>
-        <w:rPr>
-          <w:rFonts w:ascii="Abadi" w:hAnsi="Abadi"/>
-        </w:rPr>
-        <w:t>Neural Networks and Deep Learning</w:t>
+        <w:t xml:space="preserve"> </w:t>
       </w:r>
     </w:p>
     <w:p>
@@ -1720,4746 +1879,6 @@
           <w:ilvl w:val="2"/>
           <w:numId w:val="5"/>
         </w:numPr>
-        <w:rPr>
-          <w:rFonts w:ascii="Abadi" w:hAnsi="Abadi"/>
-        </w:rPr>
-      </w:pPr>
-      <w:r>
-        <w:rPr>
-          <w:rFonts w:ascii="Abadi" w:hAnsi="Abadi"/>
-        </w:rPr>
-        <w:t>Week 1 – Introduction to deep learning</w:t>
-      </w:r>
-    </w:p>
-    <w:p>
-      <w:pPr>
-        <w:pStyle w:val="ListParagraph"/>
-        <w:numPr>
-          <w:ilvl w:val="3"/>
-          <w:numId w:val="5"/>
-        </w:numPr>
-        <w:rPr>
-          <w:rFonts w:ascii="Abadi" w:hAnsi="Abadi"/>
-        </w:rPr>
-      </w:pPr>
-      <w:r>
-        <w:rPr>
-          <w:rFonts w:ascii="Abadi" w:hAnsi="Abadi"/>
-        </w:rPr>
-        <w:t>Welcome</w:t>
-      </w:r>
-    </w:p>
-    <w:p>
-      <w:pPr>
-        <w:pStyle w:val="ListParagraph"/>
-        <w:numPr>
-          <w:ilvl w:val="3"/>
-          <w:numId w:val="5"/>
-        </w:numPr>
-        <w:rPr>
-          <w:rFonts w:ascii="Abadi" w:hAnsi="Abadi"/>
-        </w:rPr>
-      </w:pPr>
-      <w:r>
-        <w:rPr>
-          <w:rFonts w:ascii="Abadi" w:hAnsi="Abadi"/>
-        </w:rPr>
-        <w:t>What is a neural network?</w:t>
-      </w:r>
-    </w:p>
-    <w:p>
-      <w:pPr>
-        <w:pStyle w:val="ListParagraph"/>
-        <w:numPr>
-          <w:ilvl w:val="3"/>
-          <w:numId w:val="5"/>
-        </w:numPr>
-        <w:rPr>
-          <w:rFonts w:ascii="Abadi" w:hAnsi="Abadi"/>
-        </w:rPr>
-      </w:pPr>
-      <w:r>
-        <w:rPr>
-          <w:rFonts w:ascii="Abadi" w:hAnsi="Abadi"/>
-        </w:rPr>
-        <w:t>Supervised learning with neural networks</w:t>
-      </w:r>
-    </w:p>
-    <w:p>
-      <w:pPr>
-        <w:pStyle w:val="ListParagraph"/>
-        <w:numPr>
-          <w:ilvl w:val="3"/>
-          <w:numId w:val="5"/>
-        </w:numPr>
-        <w:rPr>
-          <w:rFonts w:ascii="Abadi" w:hAnsi="Abadi"/>
-        </w:rPr>
-      </w:pPr>
-      <w:r>
-        <w:rPr>
-          <w:rFonts w:ascii="Abadi" w:hAnsi="Abadi"/>
-        </w:rPr>
-        <w:t>Why is deep learning taking off?</w:t>
-      </w:r>
-    </w:p>
-    <w:p>
-      <w:pPr>
-        <w:pStyle w:val="ListParagraph"/>
-        <w:numPr>
-          <w:ilvl w:val="3"/>
-          <w:numId w:val="5"/>
-        </w:numPr>
-        <w:rPr>
-          <w:rFonts w:ascii="Abadi" w:hAnsi="Abadi"/>
-        </w:rPr>
-      </w:pPr>
-      <w:r>
-        <w:rPr>
-          <w:rFonts w:ascii="Abadi" w:hAnsi="Abadi"/>
-        </w:rPr>
-        <w:t>About this course</w:t>
-      </w:r>
-    </w:p>
-    <w:p>
-      <w:pPr>
-        <w:pStyle w:val="ListParagraph"/>
-        <w:numPr>
-          <w:ilvl w:val="3"/>
-          <w:numId w:val="5"/>
-        </w:numPr>
-        <w:rPr>
-          <w:rFonts w:ascii="Abadi" w:hAnsi="Abadi"/>
-        </w:rPr>
-      </w:pPr>
-      <w:r>
-        <w:rPr>
-          <w:rFonts w:ascii="Abadi" w:hAnsi="Abadi"/>
-        </w:rPr>
-        <w:t>Geoffrey Hinton interview</w:t>
-      </w:r>
-    </w:p>
-    <w:p>
-      <w:pPr>
-        <w:pStyle w:val="ListParagraph"/>
-        <w:numPr>
-          <w:ilvl w:val="3"/>
-          <w:numId w:val="5"/>
-        </w:numPr>
-        <w:rPr>
-          <w:rFonts w:ascii="Abadi" w:hAnsi="Abadi"/>
-        </w:rPr>
-      </w:pPr>
-      <w:r>
-        <w:rPr>
-          <w:rFonts w:ascii="Abadi" w:hAnsi="Abadi"/>
-        </w:rPr>
-        <w:t>Reading: Join the DeepLearning.AI Forum</w:t>
-      </w:r>
-    </w:p>
-    <w:p>
-      <w:pPr>
-        <w:pStyle w:val="ListParagraph"/>
-        <w:numPr>
-          <w:ilvl w:val="3"/>
-          <w:numId w:val="5"/>
-        </w:numPr>
-        <w:rPr>
-          <w:rFonts w:ascii="Abadi" w:hAnsi="Abadi"/>
-        </w:rPr>
-      </w:pPr>
-      <w:r>
-        <w:rPr>
-          <w:rFonts w:ascii="Abadi" w:hAnsi="Abadi"/>
-        </w:rPr>
-        <w:t>Reading: Frequently asked questions</w:t>
-      </w:r>
-    </w:p>
-    <w:p>
-      <w:pPr>
-        <w:pStyle w:val="ListParagraph"/>
-        <w:numPr>
-          <w:ilvl w:val="3"/>
-          <w:numId w:val="5"/>
-        </w:numPr>
-        <w:rPr>
-          <w:rFonts w:ascii="Abadi" w:hAnsi="Abadi"/>
-        </w:rPr>
-      </w:pPr>
-      <w:r>
-        <w:rPr>
-          <w:rFonts w:ascii="Abadi" w:hAnsi="Abadi"/>
-        </w:rPr>
-        <w:t>Reading: Lecture notes W1</w:t>
-      </w:r>
-    </w:p>
-    <w:p>
-      <w:pPr>
-        <w:pStyle w:val="ListParagraph"/>
-        <w:numPr>
-          <w:ilvl w:val="3"/>
-          <w:numId w:val="5"/>
-        </w:numPr>
-        <w:rPr>
-          <w:rFonts w:ascii="Abadi" w:hAnsi="Abadi"/>
-        </w:rPr>
-      </w:pPr>
-      <w:r>
-        <w:rPr>
-          <w:rFonts w:ascii="Abadi" w:hAnsi="Abadi"/>
-        </w:rPr>
-        <w:t>Assignment: Introduction to deep learning</w:t>
-      </w:r>
-    </w:p>
-    <w:p>
-      <w:pPr>
-        <w:pStyle w:val="ListParagraph"/>
-        <w:numPr>
-          <w:ilvl w:val="3"/>
-          <w:numId w:val="5"/>
-        </w:numPr>
-        <w:rPr>
-          <w:rFonts w:ascii="Abadi" w:hAnsi="Abadi"/>
-        </w:rPr>
-      </w:pPr>
-      <w:r>
-        <w:rPr>
-          <w:rFonts w:ascii="Abadi" w:hAnsi="Abadi"/>
-        </w:rPr>
-        <w:lastRenderedPageBreak/>
-        <w:t>Intake survey</w:t>
-      </w:r>
-    </w:p>
-    <w:p>
-      <w:pPr>
-        <w:pStyle w:val="ListParagraph"/>
-        <w:numPr>
-          <w:ilvl w:val="2"/>
-          <w:numId w:val="5"/>
-        </w:numPr>
-        <w:rPr>
-          <w:rFonts w:ascii="Abadi" w:hAnsi="Abadi"/>
-        </w:rPr>
-      </w:pPr>
-      <w:r>
-        <w:rPr>
-          <w:rFonts w:ascii="Abadi" w:hAnsi="Abadi"/>
-        </w:rPr>
-        <w:t>Week 2 – Neural network basics</w:t>
-      </w:r>
-    </w:p>
-    <w:p>
-      <w:pPr>
-        <w:pStyle w:val="ListParagraph"/>
-        <w:numPr>
-          <w:ilvl w:val="3"/>
-          <w:numId w:val="5"/>
-        </w:numPr>
-        <w:rPr>
-          <w:rFonts w:ascii="Abadi" w:hAnsi="Abadi"/>
-        </w:rPr>
-      </w:pPr>
-      <w:r>
-        <w:rPr>
-          <w:rFonts w:ascii="Abadi" w:hAnsi="Abadi"/>
-        </w:rPr>
-        <w:t>Binary classification</w:t>
-      </w:r>
-    </w:p>
-    <w:p>
-      <w:pPr>
-        <w:pStyle w:val="ListParagraph"/>
-        <w:numPr>
-          <w:ilvl w:val="3"/>
-          <w:numId w:val="5"/>
-        </w:numPr>
-        <w:rPr>
-          <w:rFonts w:ascii="Abadi" w:hAnsi="Abadi"/>
-        </w:rPr>
-      </w:pPr>
-      <w:r>
-        <w:rPr>
-          <w:rFonts w:ascii="Abadi" w:hAnsi="Abadi"/>
-        </w:rPr>
-        <w:t>Logistic regression</w:t>
-      </w:r>
-    </w:p>
-    <w:p>
-      <w:pPr>
-        <w:pStyle w:val="ListParagraph"/>
-        <w:numPr>
-          <w:ilvl w:val="3"/>
-          <w:numId w:val="5"/>
-        </w:numPr>
-        <w:rPr>
-          <w:rFonts w:ascii="Abadi" w:hAnsi="Abadi"/>
-        </w:rPr>
-      </w:pPr>
-      <w:r>
-        <w:rPr>
-          <w:rFonts w:ascii="Abadi" w:hAnsi="Abadi"/>
-        </w:rPr>
-        <w:t>Logistic regression cost function</w:t>
-      </w:r>
-    </w:p>
-    <w:p>
-      <w:pPr>
-        <w:pStyle w:val="ListParagraph"/>
-        <w:numPr>
-          <w:ilvl w:val="3"/>
-          <w:numId w:val="5"/>
-        </w:numPr>
-        <w:rPr>
-          <w:rFonts w:ascii="Abadi" w:hAnsi="Abadi"/>
-        </w:rPr>
-      </w:pPr>
-      <w:r>
-        <w:rPr>
-          <w:rFonts w:ascii="Abadi" w:hAnsi="Abadi"/>
-        </w:rPr>
-        <w:t>Gradient descent</w:t>
-      </w:r>
-    </w:p>
-    <w:p>
-      <w:pPr>
-        <w:pStyle w:val="ListParagraph"/>
-        <w:numPr>
-          <w:ilvl w:val="3"/>
-          <w:numId w:val="5"/>
-        </w:numPr>
-        <w:rPr>
-          <w:rFonts w:ascii="Abadi" w:hAnsi="Abadi"/>
-        </w:rPr>
-      </w:pPr>
-      <w:r>
-        <w:rPr>
-          <w:rFonts w:ascii="Abadi" w:hAnsi="Abadi"/>
-        </w:rPr>
-        <w:t>Derivatives</w:t>
-      </w:r>
-    </w:p>
-    <w:p>
-      <w:pPr>
-        <w:pStyle w:val="ListParagraph"/>
-        <w:numPr>
-          <w:ilvl w:val="3"/>
-          <w:numId w:val="5"/>
-        </w:numPr>
-        <w:rPr>
-          <w:rFonts w:ascii="Abadi" w:hAnsi="Abadi"/>
-        </w:rPr>
-      </w:pPr>
-      <w:r>
-        <w:rPr>
-          <w:rFonts w:ascii="Abadi" w:hAnsi="Abadi"/>
-        </w:rPr>
-        <w:t>More derivative examples</w:t>
-      </w:r>
-    </w:p>
-    <w:p>
-      <w:pPr>
-        <w:pStyle w:val="ListParagraph"/>
-        <w:numPr>
-          <w:ilvl w:val="3"/>
-          <w:numId w:val="5"/>
-        </w:numPr>
-        <w:rPr>
-          <w:rFonts w:ascii="Abadi" w:hAnsi="Abadi"/>
-        </w:rPr>
-      </w:pPr>
-      <w:r>
-        <w:rPr>
-          <w:rFonts w:ascii="Abadi" w:hAnsi="Abadi"/>
-        </w:rPr>
-        <w:t>Computation graph</w:t>
-      </w:r>
-    </w:p>
-    <w:p>
-      <w:pPr>
-        <w:pStyle w:val="ListParagraph"/>
-        <w:numPr>
-          <w:ilvl w:val="3"/>
-          <w:numId w:val="5"/>
-        </w:numPr>
-        <w:rPr>
-          <w:rFonts w:ascii="Abadi" w:hAnsi="Abadi"/>
-        </w:rPr>
-      </w:pPr>
-      <w:r>
-        <w:rPr>
-          <w:rFonts w:ascii="Abadi" w:hAnsi="Abadi"/>
-        </w:rPr>
-        <w:t>Derivatives with a computation graph</w:t>
-      </w:r>
-    </w:p>
-    <w:p>
-      <w:pPr>
-        <w:pStyle w:val="ListParagraph"/>
-        <w:numPr>
-          <w:ilvl w:val="3"/>
-          <w:numId w:val="5"/>
-        </w:numPr>
-        <w:rPr>
-          <w:rFonts w:ascii="Abadi" w:hAnsi="Abadi"/>
-        </w:rPr>
-      </w:pPr>
-      <w:r>
-        <w:rPr>
-          <w:rFonts w:ascii="Abadi" w:hAnsi="Abadi"/>
-        </w:rPr>
-        <w:t>Logistic regression gradient descent</w:t>
-      </w:r>
-    </w:p>
-    <w:p>
-      <w:pPr>
-        <w:pStyle w:val="ListParagraph"/>
-        <w:numPr>
-          <w:ilvl w:val="3"/>
-          <w:numId w:val="5"/>
-        </w:numPr>
-        <w:rPr>
-          <w:rFonts w:ascii="Abadi" w:hAnsi="Abadi"/>
-        </w:rPr>
-      </w:pPr>
-      <w:r>
-        <w:rPr>
-          <w:rFonts w:ascii="Abadi" w:hAnsi="Abadi"/>
-        </w:rPr>
-        <w:t>Gradient descent on m examples</w:t>
-      </w:r>
-    </w:p>
-    <w:p>
-      <w:pPr>
-        <w:pStyle w:val="ListParagraph"/>
-        <w:numPr>
-          <w:ilvl w:val="3"/>
-          <w:numId w:val="5"/>
-        </w:numPr>
-        <w:rPr>
-          <w:rFonts w:ascii="Abadi" w:hAnsi="Abadi"/>
-        </w:rPr>
-      </w:pPr>
-      <w:r>
-        <w:rPr>
-          <w:rFonts w:ascii="Abadi" w:hAnsi="Abadi"/>
-        </w:rPr>
-        <w:t>Vectorization</w:t>
-      </w:r>
-    </w:p>
-    <w:p>
-      <w:pPr>
-        <w:pStyle w:val="ListParagraph"/>
-        <w:numPr>
-          <w:ilvl w:val="3"/>
-          <w:numId w:val="5"/>
-        </w:numPr>
-        <w:rPr>
-          <w:rFonts w:ascii="Abadi" w:hAnsi="Abadi"/>
-        </w:rPr>
-      </w:pPr>
-      <w:r>
-        <w:rPr>
-          <w:rFonts w:ascii="Abadi" w:hAnsi="Abadi"/>
-        </w:rPr>
-        <w:t>More vectorization examples</w:t>
-      </w:r>
-    </w:p>
-    <w:p>
-      <w:pPr>
-        <w:pStyle w:val="ListParagraph"/>
-        <w:numPr>
-          <w:ilvl w:val="3"/>
-          <w:numId w:val="5"/>
-        </w:numPr>
-        <w:rPr>
-          <w:rFonts w:ascii="Abadi" w:hAnsi="Abadi"/>
-        </w:rPr>
-      </w:pPr>
-      <w:r>
-        <w:rPr>
-          <w:rFonts w:ascii="Abadi" w:hAnsi="Abadi"/>
-        </w:rPr>
-        <w:t>Vectorizing logistic regression</w:t>
-      </w:r>
-    </w:p>
-    <w:p>
-      <w:pPr>
-        <w:pStyle w:val="ListParagraph"/>
-        <w:numPr>
-          <w:ilvl w:val="3"/>
-          <w:numId w:val="5"/>
-        </w:numPr>
-        <w:rPr>
-          <w:rFonts w:ascii="Abadi" w:hAnsi="Abadi"/>
-        </w:rPr>
-      </w:pPr>
-      <w:r>
-        <w:rPr>
-          <w:rFonts w:ascii="Abadi" w:hAnsi="Abadi"/>
-        </w:rPr>
-        <w:t>Vectorizing logistic regression's gradient output</w:t>
-      </w:r>
-    </w:p>
-    <w:p>
-      <w:pPr>
-        <w:pStyle w:val="ListParagraph"/>
-        <w:numPr>
-          <w:ilvl w:val="3"/>
-          <w:numId w:val="5"/>
-        </w:numPr>
-        <w:rPr>
-          <w:rFonts w:ascii="Abadi" w:hAnsi="Abadi"/>
-        </w:rPr>
-      </w:pPr>
-      <w:r>
-        <w:rPr>
-          <w:rFonts w:ascii="Abadi" w:hAnsi="Abadi"/>
-        </w:rPr>
-        <w:t>Broadcasting in Python</w:t>
-      </w:r>
-    </w:p>
-    <w:p>
-      <w:pPr>
-        <w:pStyle w:val="ListParagraph"/>
-        <w:numPr>
-          <w:ilvl w:val="3"/>
-          <w:numId w:val="5"/>
-        </w:numPr>
-        <w:rPr>
-          <w:rFonts w:ascii="Abadi" w:hAnsi="Abadi"/>
-        </w:rPr>
-      </w:pPr>
-      <w:r>
-        <w:rPr>
-          <w:rFonts w:ascii="Abadi" w:hAnsi="Abadi"/>
-        </w:rPr>
-        <w:t>A note on Python/Numpy vectors</w:t>
-      </w:r>
-    </w:p>
-    <w:p>
-      <w:pPr>
-        <w:pStyle w:val="ListParagraph"/>
-        <w:numPr>
-          <w:ilvl w:val="3"/>
-          <w:numId w:val="5"/>
-        </w:numPr>
-        <w:rPr>
-          <w:rFonts w:ascii="Abadi" w:hAnsi="Abadi"/>
-        </w:rPr>
-      </w:pPr>
-      <w:r>
-        <w:rPr>
-          <w:rFonts w:ascii="Abadi" w:hAnsi="Abadi"/>
-        </w:rPr>
-        <w:t>Quick tour of Jupyter/iPython notebooks</w:t>
-      </w:r>
-    </w:p>
-    <w:p>
-      <w:pPr>
-        <w:pStyle w:val="ListParagraph"/>
-        <w:numPr>
-          <w:ilvl w:val="3"/>
-          <w:numId w:val="5"/>
-        </w:numPr>
-        <w:rPr>
-          <w:rFonts w:ascii="Abadi" w:hAnsi="Abadi"/>
-        </w:rPr>
-      </w:pPr>
-      <w:r>
-        <w:rPr>
-          <w:rFonts w:ascii="Abadi" w:hAnsi="Abadi"/>
-        </w:rPr>
-        <w:t>Logistic regression cost function (optional)</w:t>
-      </w:r>
-    </w:p>
-    <w:p>
-      <w:pPr>
-        <w:pStyle w:val="ListParagraph"/>
-        <w:numPr>
-          <w:ilvl w:val="3"/>
-          <w:numId w:val="5"/>
-        </w:numPr>
-        <w:rPr>
-          <w:rFonts w:ascii="Abadi" w:hAnsi="Abadi"/>
-        </w:rPr>
-      </w:pPr>
-      <w:r>
-        <w:rPr>
-          <w:rFonts w:ascii="Abadi" w:hAnsi="Abadi"/>
-        </w:rPr>
-        <w:t>Pieter Abbeel interview</w:t>
-      </w:r>
-    </w:p>
-    <w:p>
-      <w:pPr>
-        <w:pStyle w:val="ListParagraph"/>
-        <w:numPr>
-          <w:ilvl w:val="3"/>
-          <w:numId w:val="5"/>
-        </w:numPr>
-        <w:rPr>
-          <w:rFonts w:ascii="Abadi" w:hAnsi="Abadi"/>
-        </w:rPr>
-      </w:pPr>
-      <w:r>
-        <w:rPr>
-          <w:rFonts w:ascii="Abadi" w:hAnsi="Abadi"/>
-        </w:rPr>
-        <w:t>Lab: Python basics with NumPy</w:t>
-      </w:r>
-    </w:p>
-    <w:p>
-      <w:pPr>
-        <w:pStyle w:val="ListParagraph"/>
-        <w:numPr>
-          <w:ilvl w:val="3"/>
-          <w:numId w:val="5"/>
-        </w:numPr>
-        <w:rPr>
-          <w:rFonts w:ascii="Abadi" w:hAnsi="Abadi"/>
-        </w:rPr>
-      </w:pPr>
-      <w:r>
-        <w:rPr>
-          <w:rFonts w:ascii="Abadi" w:hAnsi="Abadi"/>
-        </w:rPr>
-        <w:t>Lab: Logistic regression with a neural network mindset</w:t>
-      </w:r>
-    </w:p>
-    <w:p>
-      <w:pPr>
-        <w:pStyle w:val="ListParagraph"/>
-        <w:numPr>
-          <w:ilvl w:val="2"/>
-          <w:numId w:val="5"/>
-        </w:numPr>
-        <w:rPr>
-          <w:rFonts w:ascii="Abadi" w:hAnsi="Abadi"/>
-        </w:rPr>
-      </w:pPr>
-      <w:r>
-        <w:rPr>
-          <w:rFonts w:ascii="Abadi" w:hAnsi="Abadi"/>
-        </w:rPr>
-        <w:t>Week 3 – Shallow neural networks</w:t>
-      </w:r>
-    </w:p>
-    <w:p>
-      <w:pPr>
-        <w:pStyle w:val="ListParagraph"/>
-        <w:numPr>
-          <w:ilvl w:val="3"/>
-          <w:numId w:val="5"/>
-        </w:numPr>
-        <w:rPr>
-          <w:rFonts w:ascii="Abadi" w:hAnsi="Abadi"/>
-        </w:rPr>
-      </w:pPr>
-      <w:r>
-        <w:rPr>
-          <w:rFonts w:ascii="Abadi" w:hAnsi="Abadi"/>
-        </w:rPr>
-        <w:t>Neural networks overview</w:t>
-      </w:r>
-    </w:p>
-    <w:p>
-      <w:pPr>
-        <w:pStyle w:val="ListParagraph"/>
-        <w:numPr>
-          <w:ilvl w:val="3"/>
-          <w:numId w:val="5"/>
-        </w:numPr>
-        <w:rPr>
-          <w:rFonts w:ascii="Abadi" w:hAnsi="Abadi"/>
-        </w:rPr>
-      </w:pPr>
-      <w:r>
-        <w:rPr>
-          <w:rFonts w:ascii="Abadi" w:hAnsi="Abadi"/>
-        </w:rPr>
-        <w:t>Neural network representation</w:t>
-      </w:r>
-    </w:p>
-    <w:p>
-      <w:pPr>
-        <w:pStyle w:val="ListParagraph"/>
-        <w:numPr>
-          <w:ilvl w:val="3"/>
-          <w:numId w:val="5"/>
-        </w:numPr>
-        <w:rPr>
-          <w:rFonts w:ascii="Abadi" w:hAnsi="Abadi"/>
-        </w:rPr>
-      </w:pPr>
-      <w:r>
-        <w:rPr>
-          <w:rFonts w:ascii="Abadi" w:hAnsi="Abadi"/>
-        </w:rPr>
-        <w:t>Computing a neural network's output</w:t>
-      </w:r>
-    </w:p>
-    <w:p>
-      <w:pPr>
-        <w:pStyle w:val="ListParagraph"/>
-        <w:numPr>
-          <w:ilvl w:val="3"/>
-          <w:numId w:val="5"/>
-        </w:numPr>
-        <w:rPr>
-          <w:rFonts w:ascii="Abadi" w:hAnsi="Abadi"/>
-        </w:rPr>
-      </w:pPr>
-      <w:r>
-        <w:rPr>
-          <w:rFonts w:ascii="Abadi" w:hAnsi="Abadi"/>
-        </w:rPr>
-        <w:t>Vectorizing across multiple examples</w:t>
-      </w:r>
-    </w:p>
-    <w:p>
-      <w:pPr>
-        <w:pStyle w:val="ListParagraph"/>
-        <w:numPr>
-          <w:ilvl w:val="3"/>
-          <w:numId w:val="5"/>
-        </w:numPr>
-        <w:rPr>
-          <w:rFonts w:ascii="Abadi" w:hAnsi="Abadi"/>
-        </w:rPr>
-      </w:pPr>
-      <w:r>
-        <w:rPr>
-          <w:rFonts w:ascii="Abadi" w:hAnsi="Abadi"/>
-        </w:rPr>
-        <w:t>Explanation for vectorized implementation</w:t>
-      </w:r>
-    </w:p>
-    <w:p>
-      <w:pPr>
-        <w:pStyle w:val="ListParagraph"/>
-        <w:numPr>
-          <w:ilvl w:val="3"/>
-          <w:numId w:val="5"/>
-        </w:numPr>
-        <w:rPr>
-          <w:rFonts w:ascii="Abadi" w:hAnsi="Abadi"/>
-        </w:rPr>
-      </w:pPr>
-      <w:r>
-        <w:rPr>
-          <w:rFonts w:ascii="Abadi" w:hAnsi="Abadi"/>
-        </w:rPr>
-        <w:t>Activation functions</w:t>
-      </w:r>
-    </w:p>
-    <w:p>
-      <w:pPr>
-        <w:pStyle w:val="ListParagraph"/>
-        <w:numPr>
-          <w:ilvl w:val="3"/>
-          <w:numId w:val="5"/>
-        </w:numPr>
-        <w:rPr>
-          <w:rFonts w:ascii="Abadi" w:hAnsi="Abadi"/>
-        </w:rPr>
-      </w:pPr>
-      <w:r>
-        <w:rPr>
-          <w:rFonts w:ascii="Abadi" w:hAnsi="Abadi"/>
-        </w:rPr>
-        <w:t>Why do you need non-linear activation functions?</w:t>
-      </w:r>
-    </w:p>
-    <w:p>
-      <w:pPr>
-        <w:pStyle w:val="ListParagraph"/>
-        <w:numPr>
-          <w:ilvl w:val="3"/>
-          <w:numId w:val="5"/>
-        </w:numPr>
-        <w:rPr>
-          <w:rFonts w:ascii="Abadi" w:hAnsi="Abadi"/>
-        </w:rPr>
-      </w:pPr>
-      <w:r>
-        <w:rPr>
-          <w:rFonts w:ascii="Abadi" w:hAnsi="Abadi"/>
-        </w:rPr>
-        <w:t>Derivatives of activation functions</w:t>
-      </w:r>
-    </w:p>
-    <w:p>
-      <w:pPr>
-        <w:pStyle w:val="ListParagraph"/>
-        <w:numPr>
-          <w:ilvl w:val="3"/>
-          <w:numId w:val="5"/>
-        </w:numPr>
-        <w:rPr>
-          <w:rFonts w:ascii="Abadi" w:hAnsi="Abadi"/>
-        </w:rPr>
-      </w:pPr>
-      <w:r>
-        <w:rPr>
-          <w:rFonts w:ascii="Abadi" w:hAnsi="Abadi"/>
-        </w:rPr>
-        <w:t>Gradient descent for neural networks</w:t>
-      </w:r>
-    </w:p>
-    <w:p>
-      <w:pPr>
-        <w:pStyle w:val="ListParagraph"/>
-        <w:numPr>
-          <w:ilvl w:val="3"/>
-          <w:numId w:val="5"/>
-        </w:numPr>
-        <w:rPr>
-          <w:rFonts w:ascii="Abadi" w:hAnsi="Abadi"/>
-        </w:rPr>
-      </w:pPr>
-      <w:r>
-        <w:rPr>
-          <w:rFonts w:ascii="Abadi" w:hAnsi="Abadi"/>
-        </w:rPr>
-        <w:t>Backpropagation intuition (optional)</w:t>
-      </w:r>
-    </w:p>
-    <w:p>
-      <w:pPr>
-        <w:pStyle w:val="ListParagraph"/>
-        <w:numPr>
-          <w:ilvl w:val="3"/>
-          <w:numId w:val="5"/>
-        </w:numPr>
-        <w:rPr>
-          <w:rFonts w:ascii="Abadi" w:hAnsi="Abadi"/>
-        </w:rPr>
-      </w:pPr>
-      <w:r>
-        <w:rPr>
-          <w:rFonts w:ascii="Abadi" w:hAnsi="Abadi"/>
-        </w:rPr>
-        <w:t>Random initialization</w:t>
-      </w:r>
-    </w:p>
-    <w:p>
-      <w:pPr>
-        <w:pStyle w:val="ListParagraph"/>
-        <w:numPr>
-          <w:ilvl w:val="3"/>
-          <w:numId w:val="5"/>
-        </w:numPr>
-        <w:rPr>
-          <w:rFonts w:ascii="Abadi" w:hAnsi="Abadi"/>
-        </w:rPr>
-      </w:pPr>
-      <w:r>
-        <w:rPr>
-          <w:rFonts w:ascii="Abadi" w:hAnsi="Abadi"/>
-        </w:rPr>
-        <w:t>Ian Goodfellow interview</w:t>
-      </w:r>
-    </w:p>
-    <w:p>
-      <w:pPr>
-        <w:pStyle w:val="ListParagraph"/>
-        <w:numPr>
-          <w:ilvl w:val="3"/>
-          <w:numId w:val="5"/>
-        </w:numPr>
-        <w:rPr>
-          <w:rFonts w:ascii="Abadi" w:hAnsi="Abadi"/>
-        </w:rPr>
-      </w:pPr>
-      <w:r>
-        <w:rPr>
-          <w:rFonts w:ascii="Abadi" w:hAnsi="Abadi"/>
-        </w:rPr>
-        <w:t>Lab: Planar data classification with one hidden layer</w:t>
-      </w:r>
-    </w:p>
-    <w:p>
-      <w:pPr>
-        <w:pStyle w:val="ListParagraph"/>
-        <w:numPr>
-          <w:ilvl w:val="2"/>
-          <w:numId w:val="5"/>
-        </w:numPr>
-        <w:rPr>
-          <w:rFonts w:ascii="Abadi" w:hAnsi="Abadi"/>
-        </w:rPr>
-      </w:pPr>
-      <w:r>
-        <w:rPr>
-          <w:rFonts w:ascii="Abadi" w:hAnsi="Abadi"/>
-        </w:rPr>
-        <w:t>Week 4 – Deep neural networks</w:t>
-      </w:r>
-    </w:p>
-    <w:p>
-      <w:pPr>
-        <w:pStyle w:val="ListParagraph"/>
-        <w:numPr>
-          <w:ilvl w:val="3"/>
-          <w:numId w:val="5"/>
-        </w:numPr>
-        <w:rPr>
-          <w:rFonts w:ascii="Abadi" w:hAnsi="Abadi"/>
-        </w:rPr>
-      </w:pPr>
-      <w:r>
-        <w:rPr>
-          <w:rFonts w:ascii="Abadi" w:hAnsi="Abadi"/>
-        </w:rPr>
-        <w:t>Deep L-layer neural network</w:t>
-      </w:r>
-    </w:p>
-    <w:p>
-      <w:pPr>
-        <w:pStyle w:val="ListParagraph"/>
-        <w:numPr>
-          <w:ilvl w:val="3"/>
-          <w:numId w:val="5"/>
-        </w:numPr>
-        <w:rPr>
-          <w:rFonts w:ascii="Abadi" w:hAnsi="Abadi"/>
-        </w:rPr>
-      </w:pPr>
-      <w:r>
-        <w:rPr>
-          <w:rFonts w:ascii="Abadi" w:hAnsi="Abadi"/>
-        </w:rPr>
-        <w:t>Forward propagation in a deep network</w:t>
-      </w:r>
-    </w:p>
-    <w:p>
-      <w:pPr>
-        <w:pStyle w:val="ListParagraph"/>
-        <w:numPr>
-          <w:ilvl w:val="3"/>
-          <w:numId w:val="5"/>
-        </w:numPr>
-        <w:rPr>
-          <w:rFonts w:ascii="Abadi" w:hAnsi="Abadi"/>
-        </w:rPr>
-      </w:pPr>
-      <w:r>
-        <w:rPr>
-          <w:rFonts w:ascii="Abadi" w:hAnsi="Abadi"/>
-        </w:rPr>
-        <w:t>Getting your matrix dimensions right</w:t>
-      </w:r>
-    </w:p>
-    <w:p>
-      <w:pPr>
-        <w:pStyle w:val="ListParagraph"/>
-        <w:numPr>
-          <w:ilvl w:val="3"/>
-          <w:numId w:val="5"/>
-        </w:numPr>
-        <w:rPr>
-          <w:rFonts w:ascii="Abadi" w:hAnsi="Abadi"/>
-        </w:rPr>
-      </w:pPr>
-      <w:r>
-        <w:rPr>
-          <w:rFonts w:ascii="Abadi" w:hAnsi="Abadi"/>
-        </w:rPr>
-        <w:t>Why deep representations?</w:t>
-      </w:r>
-    </w:p>
-    <w:p>
-      <w:pPr>
-        <w:pStyle w:val="ListParagraph"/>
-        <w:numPr>
-          <w:ilvl w:val="3"/>
-          <w:numId w:val="5"/>
-        </w:numPr>
-        <w:rPr>
-          <w:rFonts w:ascii="Abadi" w:hAnsi="Abadi"/>
-        </w:rPr>
-      </w:pPr>
-      <w:r>
-        <w:rPr>
-          <w:rFonts w:ascii="Abadi" w:hAnsi="Abadi"/>
-        </w:rPr>
-        <w:t>Building blocks of deep neural networks</w:t>
-      </w:r>
-    </w:p>
-    <w:p>
-      <w:pPr>
-        <w:pStyle w:val="ListParagraph"/>
-        <w:numPr>
-          <w:ilvl w:val="3"/>
-          <w:numId w:val="5"/>
-        </w:numPr>
-        <w:rPr>
-          <w:rFonts w:ascii="Abadi" w:hAnsi="Abadi"/>
-        </w:rPr>
-      </w:pPr>
-      <w:r>
-        <w:rPr>
-          <w:rFonts w:ascii="Abadi" w:hAnsi="Abadi"/>
-        </w:rPr>
-        <w:t>Forward and backward propagation</w:t>
-      </w:r>
-    </w:p>
-    <w:p>
-      <w:pPr>
-        <w:pStyle w:val="ListParagraph"/>
-        <w:numPr>
-          <w:ilvl w:val="3"/>
-          <w:numId w:val="5"/>
-        </w:numPr>
-        <w:rPr>
-          <w:rFonts w:ascii="Abadi" w:hAnsi="Abadi"/>
-        </w:rPr>
-      </w:pPr>
-      <w:r>
-        <w:rPr>
-          <w:rFonts w:ascii="Abadi" w:hAnsi="Abadi"/>
-        </w:rPr>
-        <w:t>Parameters vs hyperparameters</w:t>
-      </w:r>
-    </w:p>
-    <w:p>
-      <w:pPr>
-        <w:pStyle w:val="ListParagraph"/>
-        <w:numPr>
-          <w:ilvl w:val="3"/>
-          <w:numId w:val="5"/>
-        </w:numPr>
-        <w:rPr>
-          <w:rFonts w:ascii="Abadi" w:hAnsi="Abadi"/>
-        </w:rPr>
-      </w:pPr>
-      <w:r>
-        <w:rPr>
-          <w:rFonts w:ascii="Abadi" w:hAnsi="Abadi"/>
-        </w:rPr>
-        <w:t>What does this have to do with the brain?</w:t>
-      </w:r>
-    </w:p>
-    <w:p>
-      <w:pPr>
-        <w:pStyle w:val="ListParagraph"/>
-        <w:numPr>
-          <w:ilvl w:val="3"/>
-          <w:numId w:val="5"/>
-        </w:numPr>
-        <w:rPr>
-          <w:rFonts w:ascii="Abadi" w:hAnsi="Abadi"/>
-        </w:rPr>
-      </w:pPr>
-      <w:r>
-        <w:rPr>
-          <w:rFonts w:ascii="Abadi" w:hAnsi="Abadi"/>
-        </w:rPr>
-        <w:t>Lab: Building your deep neural network step by step</w:t>
-      </w:r>
-    </w:p>
-    <w:p>
-      <w:pPr>
-        <w:pStyle w:val="ListParagraph"/>
-        <w:numPr>
-          <w:ilvl w:val="3"/>
-          <w:numId w:val="5"/>
-        </w:numPr>
-        <w:rPr>
-          <w:rFonts w:ascii="Abadi" w:hAnsi="Abadi"/>
-        </w:rPr>
-      </w:pPr>
-      <w:r>
-        <w:rPr>
-          <w:rFonts w:ascii="Abadi" w:hAnsi="Abadi"/>
-        </w:rPr>
-        <w:lastRenderedPageBreak/>
-        <w:t>Lab: Deep neural network application</w:t>
-      </w:r>
-    </w:p>
-    <w:p>
-      <w:pPr>
-        <w:pStyle w:val="ListParagraph"/>
-        <w:numPr>
-          <w:ilvl w:val="1"/>
-          <w:numId w:val="5"/>
-        </w:numPr>
-        <w:rPr>
-          <w:rFonts w:ascii="Abadi" w:hAnsi="Abadi"/>
-        </w:rPr>
-      </w:pPr>
-      <w:r>
-        <w:rPr>
-          <w:rFonts w:ascii="Abadi" w:hAnsi="Abadi"/>
-        </w:rPr>
-        <w:t>Improving Deep Neural Networks: Hyperparameter tuning, Regularization and Optimization</w:t>
-      </w:r>
-    </w:p>
-    <w:p>
-      <w:pPr>
-        <w:pStyle w:val="ListParagraph"/>
-        <w:numPr>
-          <w:ilvl w:val="2"/>
-          <w:numId w:val="5"/>
-        </w:numPr>
-        <w:rPr>
-          <w:rFonts w:ascii="Abadi" w:hAnsi="Abadi"/>
-        </w:rPr>
-      </w:pPr>
-      <w:r>
-        <w:rPr>
-          <w:rFonts w:ascii="Abadi" w:hAnsi="Abadi"/>
-        </w:rPr>
-        <w:t>Week 1 – Practical aspects of deep learning</w:t>
-      </w:r>
-    </w:p>
-    <w:p>
-      <w:pPr>
-        <w:pStyle w:val="ListParagraph"/>
-        <w:numPr>
-          <w:ilvl w:val="3"/>
-          <w:numId w:val="5"/>
-        </w:numPr>
-        <w:rPr>
-          <w:rFonts w:ascii="Abadi" w:hAnsi="Abadi"/>
-        </w:rPr>
-      </w:pPr>
-      <w:r>
-        <w:rPr>
-          <w:rFonts w:ascii="Abadi" w:hAnsi="Abadi"/>
-        </w:rPr>
-        <w:t>Train/dev/test sets</w:t>
-      </w:r>
-    </w:p>
-    <w:p>
-      <w:pPr>
-        <w:pStyle w:val="ListParagraph"/>
-        <w:numPr>
-          <w:ilvl w:val="3"/>
-          <w:numId w:val="5"/>
-        </w:numPr>
-        <w:rPr>
-          <w:rFonts w:ascii="Abadi" w:hAnsi="Abadi"/>
-        </w:rPr>
-      </w:pPr>
-      <w:r>
-        <w:rPr>
-          <w:rFonts w:ascii="Abadi" w:hAnsi="Abadi"/>
-        </w:rPr>
-        <w:t>Bias/variance</w:t>
-      </w:r>
-    </w:p>
-    <w:p>
-      <w:pPr>
-        <w:pStyle w:val="ListParagraph"/>
-        <w:numPr>
-          <w:ilvl w:val="3"/>
-          <w:numId w:val="5"/>
-        </w:numPr>
-        <w:rPr>
-          <w:rFonts w:ascii="Abadi" w:hAnsi="Abadi"/>
-        </w:rPr>
-      </w:pPr>
-      <w:r>
-        <w:rPr>
-          <w:rFonts w:ascii="Abadi" w:hAnsi="Abadi"/>
-        </w:rPr>
-        <w:t>Basic recipe for machine learning</w:t>
-      </w:r>
-    </w:p>
-    <w:p>
-      <w:pPr>
-        <w:pStyle w:val="ListParagraph"/>
-        <w:numPr>
-          <w:ilvl w:val="3"/>
-          <w:numId w:val="5"/>
-        </w:numPr>
-        <w:rPr>
-          <w:rFonts w:ascii="Abadi" w:hAnsi="Abadi"/>
-        </w:rPr>
-      </w:pPr>
-      <w:r>
-        <w:rPr>
-          <w:rFonts w:ascii="Abadi" w:hAnsi="Abadi"/>
-        </w:rPr>
-        <w:t>Regularization</w:t>
-      </w:r>
-    </w:p>
-    <w:p>
-      <w:pPr>
-        <w:pStyle w:val="ListParagraph"/>
-        <w:numPr>
-          <w:ilvl w:val="3"/>
-          <w:numId w:val="5"/>
-        </w:numPr>
-        <w:rPr>
-          <w:rFonts w:ascii="Abadi" w:hAnsi="Abadi"/>
-        </w:rPr>
-      </w:pPr>
-      <w:r>
-        <w:rPr>
-          <w:rFonts w:ascii="Abadi" w:hAnsi="Abadi"/>
-        </w:rPr>
-        <w:t>Why regularization reduces overfitting?</w:t>
-      </w:r>
-    </w:p>
-    <w:p>
-      <w:pPr>
-        <w:pStyle w:val="ListParagraph"/>
-        <w:numPr>
-          <w:ilvl w:val="3"/>
-          <w:numId w:val="5"/>
-        </w:numPr>
-        <w:rPr>
-          <w:rFonts w:ascii="Abadi" w:hAnsi="Abadi"/>
-        </w:rPr>
-      </w:pPr>
-      <w:r>
-        <w:rPr>
-          <w:rFonts w:ascii="Abadi" w:hAnsi="Abadi"/>
-        </w:rPr>
-        <w:t>Dropout regularization</w:t>
-      </w:r>
-    </w:p>
-    <w:p>
-      <w:pPr>
-        <w:pStyle w:val="ListParagraph"/>
-        <w:numPr>
-          <w:ilvl w:val="3"/>
-          <w:numId w:val="5"/>
-        </w:numPr>
-        <w:rPr>
-          <w:rFonts w:ascii="Abadi" w:hAnsi="Abadi"/>
-        </w:rPr>
-      </w:pPr>
-      <w:r>
-        <w:rPr>
-          <w:rFonts w:ascii="Abadi" w:hAnsi="Abadi"/>
-        </w:rPr>
-        <w:t>Understanding dropout</w:t>
-      </w:r>
-    </w:p>
-    <w:p>
-      <w:pPr>
-        <w:pStyle w:val="ListParagraph"/>
-        <w:numPr>
-          <w:ilvl w:val="3"/>
-          <w:numId w:val="5"/>
-        </w:numPr>
-        <w:rPr>
-          <w:rFonts w:ascii="Abadi" w:hAnsi="Abadi"/>
-        </w:rPr>
-      </w:pPr>
-      <w:r>
-        <w:rPr>
-          <w:rFonts w:ascii="Abadi" w:hAnsi="Abadi"/>
-        </w:rPr>
-        <w:t>Other regularization methods</w:t>
-      </w:r>
-    </w:p>
-    <w:p>
-      <w:pPr>
-        <w:pStyle w:val="ListParagraph"/>
-        <w:numPr>
-          <w:ilvl w:val="3"/>
-          <w:numId w:val="5"/>
-        </w:numPr>
-        <w:rPr>
-          <w:rFonts w:ascii="Abadi" w:hAnsi="Abadi"/>
-        </w:rPr>
-      </w:pPr>
-      <w:r>
-        <w:rPr>
-          <w:rFonts w:ascii="Abadi" w:hAnsi="Abadi"/>
-        </w:rPr>
-        <w:t>Normalizing inputs</w:t>
-      </w:r>
-    </w:p>
-    <w:p>
-      <w:pPr>
-        <w:pStyle w:val="ListParagraph"/>
-        <w:numPr>
-          <w:ilvl w:val="3"/>
-          <w:numId w:val="5"/>
-        </w:numPr>
-        <w:rPr>
-          <w:rFonts w:ascii="Abadi" w:hAnsi="Abadi"/>
-        </w:rPr>
-      </w:pPr>
-      <w:r>
-        <w:rPr>
-          <w:rFonts w:ascii="Abadi" w:hAnsi="Abadi"/>
-        </w:rPr>
-        <w:t>Vanishing/exploding gradients</w:t>
-      </w:r>
-    </w:p>
-    <w:p>
-      <w:pPr>
-        <w:pStyle w:val="ListParagraph"/>
-        <w:numPr>
-          <w:ilvl w:val="3"/>
-          <w:numId w:val="5"/>
-        </w:numPr>
-        <w:rPr>
-          <w:rFonts w:ascii="Abadi" w:hAnsi="Abadi"/>
-        </w:rPr>
-      </w:pPr>
-      <w:r>
-        <w:rPr>
-          <w:rFonts w:ascii="Abadi" w:hAnsi="Abadi"/>
-        </w:rPr>
-        <w:t>Weight initialization for deep networks</w:t>
-      </w:r>
-    </w:p>
-    <w:p>
-      <w:pPr>
-        <w:pStyle w:val="ListParagraph"/>
-        <w:numPr>
-          <w:ilvl w:val="3"/>
-          <w:numId w:val="5"/>
-        </w:numPr>
-        <w:rPr>
-          <w:rFonts w:ascii="Abadi" w:hAnsi="Abadi"/>
-        </w:rPr>
-      </w:pPr>
-      <w:r>
-        <w:rPr>
-          <w:rFonts w:ascii="Abadi" w:hAnsi="Abadi"/>
-        </w:rPr>
-        <w:t>Numerical approximation of gradients</w:t>
-      </w:r>
-    </w:p>
-    <w:p>
-      <w:pPr>
-        <w:pStyle w:val="ListParagraph"/>
-        <w:numPr>
-          <w:ilvl w:val="3"/>
-          <w:numId w:val="5"/>
-        </w:numPr>
-        <w:rPr>
-          <w:rFonts w:ascii="Abadi" w:hAnsi="Abadi"/>
-        </w:rPr>
-      </w:pPr>
-      <w:r>
-        <w:rPr>
-          <w:rFonts w:ascii="Abadi" w:hAnsi="Abadi"/>
-        </w:rPr>
-        <w:t>Gradient checking</w:t>
-      </w:r>
-    </w:p>
-    <w:p>
-      <w:pPr>
-        <w:pStyle w:val="ListParagraph"/>
-        <w:numPr>
-          <w:ilvl w:val="3"/>
-          <w:numId w:val="5"/>
-        </w:numPr>
-        <w:rPr>
-          <w:rFonts w:ascii="Abadi" w:hAnsi="Abadi"/>
-        </w:rPr>
-      </w:pPr>
-      <w:r>
-        <w:rPr>
-          <w:rFonts w:ascii="Abadi" w:hAnsi="Abadi"/>
-        </w:rPr>
-        <w:t>Gradient checking implementation notes</w:t>
-      </w:r>
-    </w:p>
-    <w:p>
-      <w:pPr>
-        <w:pStyle w:val="ListParagraph"/>
-        <w:numPr>
-          <w:ilvl w:val="3"/>
-          <w:numId w:val="5"/>
-        </w:numPr>
-        <w:rPr>
-          <w:rFonts w:ascii="Abadi" w:hAnsi="Abadi"/>
-        </w:rPr>
-      </w:pPr>
-      <w:r>
-        <w:rPr>
-          <w:rFonts w:ascii="Abadi" w:hAnsi="Abadi"/>
-        </w:rPr>
-        <w:t>Yoshua Bengio interview</w:t>
-      </w:r>
-    </w:p>
-    <w:p>
-      <w:pPr>
-        <w:pStyle w:val="ListParagraph"/>
-        <w:numPr>
-          <w:ilvl w:val="3"/>
-          <w:numId w:val="5"/>
-        </w:numPr>
-        <w:rPr>
-          <w:rFonts w:ascii="Abadi" w:hAnsi="Abadi"/>
-        </w:rPr>
-      </w:pPr>
-      <w:r>
-        <w:rPr>
-          <w:rFonts w:ascii="Abadi" w:hAnsi="Abadi"/>
-        </w:rPr>
-        <w:t>Lab: Initialization</w:t>
-      </w:r>
-    </w:p>
-    <w:p>
-      <w:pPr>
-        <w:pStyle w:val="ListParagraph"/>
-        <w:numPr>
-          <w:ilvl w:val="3"/>
-          <w:numId w:val="5"/>
-        </w:numPr>
-        <w:rPr>
-          <w:rFonts w:ascii="Abadi" w:hAnsi="Abadi"/>
-        </w:rPr>
-      </w:pPr>
-      <w:r>
-        <w:rPr>
-          <w:rFonts w:ascii="Abadi" w:hAnsi="Abadi"/>
-        </w:rPr>
-        <w:t>Lab: Regularization</w:t>
-      </w:r>
-    </w:p>
-    <w:p>
-      <w:pPr>
-        <w:pStyle w:val="ListParagraph"/>
-        <w:numPr>
-          <w:ilvl w:val="3"/>
-          <w:numId w:val="5"/>
-        </w:numPr>
-        <w:rPr>
-          <w:rFonts w:ascii="Abadi" w:hAnsi="Abadi"/>
-        </w:rPr>
-      </w:pPr>
-      <w:r>
-        <w:rPr>
-          <w:rFonts w:ascii="Abadi" w:hAnsi="Abadi"/>
-        </w:rPr>
-        <w:t>Lab: Gradient checking</w:t>
-      </w:r>
-    </w:p>
-    <w:p>
-      <w:pPr>
-        <w:pStyle w:val="ListParagraph"/>
-        <w:numPr>
-          <w:ilvl w:val="2"/>
-          <w:numId w:val="5"/>
-        </w:numPr>
-        <w:rPr>
-          <w:rFonts w:ascii="Abadi" w:hAnsi="Abadi"/>
-        </w:rPr>
-      </w:pPr>
-      <w:r>
-        <w:rPr>
-          <w:rFonts w:ascii="Abadi" w:hAnsi="Abadi"/>
-        </w:rPr>
-        <w:t>Week 2 – Optimization algorithms</w:t>
-      </w:r>
-    </w:p>
-    <w:p>
-      <w:pPr>
-        <w:pStyle w:val="ListParagraph"/>
-        <w:numPr>
-          <w:ilvl w:val="3"/>
-          <w:numId w:val="5"/>
-        </w:numPr>
-        <w:rPr>
-          <w:rFonts w:ascii="Abadi" w:hAnsi="Abadi"/>
-        </w:rPr>
-      </w:pPr>
-      <w:r>
-        <w:rPr>
-          <w:rFonts w:ascii="Abadi" w:hAnsi="Abadi"/>
-        </w:rPr>
-        <w:t>Mini-batch gradient descent</w:t>
-      </w:r>
-    </w:p>
-    <w:p>
-      <w:pPr>
-        <w:pStyle w:val="ListParagraph"/>
-        <w:numPr>
-          <w:ilvl w:val="3"/>
-          <w:numId w:val="5"/>
-        </w:numPr>
-        <w:rPr>
-          <w:rFonts w:ascii="Abadi" w:hAnsi="Abadi"/>
-        </w:rPr>
-      </w:pPr>
-      <w:r>
-        <w:rPr>
-          <w:rFonts w:ascii="Abadi" w:hAnsi="Abadi"/>
-        </w:rPr>
-        <w:t>Understanding mini-batch gradient descent</w:t>
-      </w:r>
-    </w:p>
-    <w:p>
-      <w:pPr>
-        <w:pStyle w:val="ListParagraph"/>
-        <w:numPr>
-          <w:ilvl w:val="3"/>
-          <w:numId w:val="5"/>
-        </w:numPr>
-        <w:rPr>
-          <w:rFonts w:ascii="Abadi" w:hAnsi="Abadi"/>
-        </w:rPr>
-      </w:pPr>
-      <w:r>
-        <w:rPr>
-          <w:rFonts w:ascii="Abadi" w:hAnsi="Abadi"/>
-        </w:rPr>
-        <w:t>Exponentially weighted averages</w:t>
-      </w:r>
-    </w:p>
-    <w:p>
-      <w:pPr>
-        <w:pStyle w:val="ListParagraph"/>
-        <w:numPr>
-          <w:ilvl w:val="3"/>
-          <w:numId w:val="5"/>
-        </w:numPr>
-        <w:rPr>
-          <w:rFonts w:ascii="Abadi" w:hAnsi="Abadi"/>
-        </w:rPr>
-      </w:pPr>
-      <w:r>
-        <w:rPr>
-          <w:rFonts w:ascii="Abadi" w:hAnsi="Abadi"/>
-        </w:rPr>
-        <w:t>Understanding exponentially weighted averages</w:t>
-      </w:r>
-    </w:p>
-    <w:p>
-      <w:pPr>
-        <w:pStyle w:val="ListParagraph"/>
-        <w:numPr>
-          <w:ilvl w:val="3"/>
-          <w:numId w:val="5"/>
-        </w:numPr>
-        <w:rPr>
-          <w:rFonts w:ascii="Abadi" w:hAnsi="Abadi"/>
-        </w:rPr>
-      </w:pPr>
-      <w:r>
-        <w:rPr>
-          <w:rFonts w:ascii="Abadi" w:hAnsi="Abadi"/>
-        </w:rPr>
-        <w:t>Bias correction in exponentially weighted averages</w:t>
-      </w:r>
-    </w:p>
-    <w:p>
-      <w:pPr>
-        <w:pStyle w:val="ListParagraph"/>
-        <w:numPr>
-          <w:ilvl w:val="3"/>
-          <w:numId w:val="5"/>
-        </w:numPr>
-        <w:rPr>
-          <w:rFonts w:ascii="Abadi" w:hAnsi="Abadi"/>
-        </w:rPr>
-      </w:pPr>
-      <w:r>
-        <w:rPr>
-          <w:rFonts w:ascii="Abadi" w:hAnsi="Abadi"/>
-        </w:rPr>
-        <w:t>Gradient descent with momentum</w:t>
-      </w:r>
-    </w:p>
-    <w:p>
-      <w:pPr>
-        <w:pStyle w:val="ListParagraph"/>
-        <w:numPr>
-          <w:ilvl w:val="3"/>
-          <w:numId w:val="5"/>
-        </w:numPr>
-        <w:rPr>
-          <w:rFonts w:ascii="Abadi" w:hAnsi="Abadi"/>
-        </w:rPr>
-      </w:pPr>
-      <w:r>
-        <w:rPr>
-          <w:rFonts w:ascii="Abadi" w:hAnsi="Abadi"/>
-        </w:rPr>
-        <w:t>RMSprop</w:t>
-      </w:r>
-    </w:p>
-    <w:p>
-      <w:pPr>
-        <w:pStyle w:val="ListParagraph"/>
-        <w:numPr>
-          <w:ilvl w:val="3"/>
-          <w:numId w:val="5"/>
-        </w:numPr>
-        <w:rPr>
-          <w:rFonts w:ascii="Abadi" w:hAnsi="Abadi"/>
-        </w:rPr>
-      </w:pPr>
-      <w:r>
-        <w:rPr>
-          <w:rFonts w:ascii="Abadi" w:hAnsi="Abadi"/>
-        </w:rPr>
-        <w:t>Adam optimization algorithm</w:t>
-      </w:r>
-    </w:p>
-    <w:p>
-      <w:pPr>
-        <w:pStyle w:val="ListParagraph"/>
-        <w:numPr>
-          <w:ilvl w:val="3"/>
-          <w:numId w:val="5"/>
-        </w:numPr>
-        <w:rPr>
-          <w:rFonts w:ascii="Abadi" w:hAnsi="Abadi"/>
-        </w:rPr>
-      </w:pPr>
-      <w:r>
-        <w:rPr>
-          <w:rFonts w:ascii="Abadi" w:hAnsi="Abadi"/>
-        </w:rPr>
-        <w:t>Learning rate decay</w:t>
-      </w:r>
-    </w:p>
-    <w:p>
-      <w:pPr>
-        <w:pStyle w:val="ListParagraph"/>
-        <w:numPr>
-          <w:ilvl w:val="3"/>
-          <w:numId w:val="5"/>
-        </w:numPr>
-        <w:rPr>
-          <w:rFonts w:ascii="Abadi" w:hAnsi="Abadi"/>
-        </w:rPr>
-      </w:pPr>
-      <w:r>
-        <w:rPr>
-          <w:rFonts w:ascii="Abadi" w:hAnsi="Abadi"/>
-        </w:rPr>
-        <w:t>The problem of local optima</w:t>
-      </w:r>
-    </w:p>
-    <w:p>
-      <w:pPr>
-        <w:pStyle w:val="ListParagraph"/>
-        <w:numPr>
-          <w:ilvl w:val="3"/>
-          <w:numId w:val="5"/>
-        </w:numPr>
-        <w:rPr>
-          <w:rFonts w:ascii="Abadi" w:hAnsi="Abadi"/>
-        </w:rPr>
-      </w:pPr>
-      <w:r>
-        <w:rPr>
-          <w:rFonts w:ascii="Abadi" w:hAnsi="Abadi"/>
-        </w:rPr>
-        <w:t>Yuanqing Lin interview</w:t>
-      </w:r>
-    </w:p>
-    <w:p>
-      <w:pPr>
-        <w:pStyle w:val="ListParagraph"/>
-        <w:numPr>
-          <w:ilvl w:val="3"/>
-          <w:numId w:val="5"/>
-        </w:numPr>
-        <w:rPr>
-          <w:rFonts w:ascii="Abadi" w:hAnsi="Abadi"/>
-        </w:rPr>
-      </w:pPr>
-      <w:r>
-        <w:rPr>
-          <w:rFonts w:ascii="Abadi" w:hAnsi="Abadi"/>
-        </w:rPr>
-        <w:t>Lab: Optimization methods</w:t>
-      </w:r>
-    </w:p>
-    <w:p>
-      <w:pPr>
-        <w:pStyle w:val="ListParagraph"/>
-        <w:numPr>
-          <w:ilvl w:val="2"/>
-          <w:numId w:val="5"/>
-        </w:numPr>
-        <w:rPr>
-          <w:rFonts w:ascii="Abadi" w:hAnsi="Abadi"/>
-        </w:rPr>
-      </w:pPr>
-      <w:r>
-        <w:rPr>
-          <w:rFonts w:ascii="Abadi" w:hAnsi="Abadi"/>
-        </w:rPr>
-        <w:t>Week 3 – Hyperparameter tuning, batch normalization &amp; frameworks</w:t>
-      </w:r>
-    </w:p>
-    <w:p>
-      <w:pPr>
-        <w:pStyle w:val="ListParagraph"/>
-        <w:numPr>
-          <w:ilvl w:val="3"/>
-          <w:numId w:val="5"/>
-        </w:numPr>
-        <w:rPr>
-          <w:rFonts w:ascii="Abadi" w:hAnsi="Abadi"/>
-        </w:rPr>
-      </w:pPr>
-      <w:r>
-        <w:rPr>
-          <w:rFonts w:ascii="Abadi" w:hAnsi="Abadi"/>
-        </w:rPr>
-        <w:t>Tuning process</w:t>
-      </w:r>
-    </w:p>
-    <w:p>
-      <w:pPr>
-        <w:pStyle w:val="ListParagraph"/>
-        <w:numPr>
-          <w:ilvl w:val="3"/>
-          <w:numId w:val="5"/>
-        </w:numPr>
-        <w:rPr>
-          <w:rFonts w:ascii="Abadi" w:hAnsi="Abadi"/>
-        </w:rPr>
-      </w:pPr>
-      <w:r>
-        <w:rPr>
-          <w:rFonts w:ascii="Abadi" w:hAnsi="Abadi"/>
-        </w:rPr>
-        <w:t>Using an appropriate scale to pick hyperparameters</w:t>
-      </w:r>
-    </w:p>
-    <w:p>
-      <w:pPr>
-        <w:pStyle w:val="ListParagraph"/>
-        <w:numPr>
-          <w:ilvl w:val="3"/>
-          <w:numId w:val="5"/>
-        </w:numPr>
-        <w:rPr>
-          <w:rFonts w:ascii="Abadi" w:hAnsi="Abadi"/>
-        </w:rPr>
-      </w:pPr>
-      <w:r>
-        <w:rPr>
-          <w:rFonts w:ascii="Abadi" w:hAnsi="Abadi"/>
-        </w:rPr>
-        <w:t>Hyperparameter tuning in practice: pandas vs caviar</w:t>
-      </w:r>
-    </w:p>
-    <w:p>
-      <w:pPr>
-        <w:pStyle w:val="ListParagraph"/>
-        <w:numPr>
-          <w:ilvl w:val="3"/>
-          <w:numId w:val="5"/>
-        </w:numPr>
-        <w:rPr>
-          <w:rFonts w:ascii="Abadi" w:hAnsi="Abadi"/>
-        </w:rPr>
-      </w:pPr>
-      <w:r>
-        <w:rPr>
-          <w:rFonts w:ascii="Abadi" w:hAnsi="Abadi"/>
-        </w:rPr>
-        <w:t>Normalizing activations in a network</w:t>
-      </w:r>
-    </w:p>
-    <w:p>
-      <w:pPr>
-        <w:pStyle w:val="ListParagraph"/>
-        <w:numPr>
-          <w:ilvl w:val="3"/>
-          <w:numId w:val="5"/>
-        </w:numPr>
-        <w:rPr>
-          <w:rFonts w:ascii="Abadi" w:hAnsi="Abadi"/>
-        </w:rPr>
-      </w:pPr>
-      <w:r>
-        <w:rPr>
-          <w:rFonts w:ascii="Abadi" w:hAnsi="Abadi"/>
-        </w:rPr>
-        <w:t>Fitting batch norm into a neural network</w:t>
-      </w:r>
-    </w:p>
-    <w:p>
-      <w:pPr>
-        <w:pStyle w:val="ListParagraph"/>
-        <w:numPr>
-          <w:ilvl w:val="3"/>
-          <w:numId w:val="5"/>
-        </w:numPr>
-        <w:rPr>
-          <w:rFonts w:ascii="Abadi" w:hAnsi="Abadi"/>
-        </w:rPr>
-      </w:pPr>
-      <w:r>
-        <w:rPr>
-          <w:rFonts w:ascii="Abadi" w:hAnsi="Abadi"/>
-        </w:rPr>
-        <w:t>Why does batch norm work?</w:t>
-      </w:r>
-    </w:p>
-    <w:p>
-      <w:pPr>
-        <w:pStyle w:val="ListParagraph"/>
-        <w:numPr>
-          <w:ilvl w:val="3"/>
-          <w:numId w:val="5"/>
-        </w:numPr>
-        <w:rPr>
-          <w:rFonts w:ascii="Abadi" w:hAnsi="Abadi"/>
-        </w:rPr>
-      </w:pPr>
-      <w:r>
-        <w:rPr>
-          <w:rFonts w:ascii="Abadi" w:hAnsi="Abadi"/>
-        </w:rPr>
-        <w:t>Batch norm at test time</w:t>
-      </w:r>
-    </w:p>
-    <w:p>
-      <w:pPr>
-        <w:pStyle w:val="ListParagraph"/>
-        <w:numPr>
-          <w:ilvl w:val="3"/>
-          <w:numId w:val="5"/>
-        </w:numPr>
-        <w:rPr>
-          <w:rFonts w:ascii="Abadi" w:hAnsi="Abadi"/>
-        </w:rPr>
-      </w:pPr>
-      <w:r>
-        <w:rPr>
-          <w:rFonts w:ascii="Abadi" w:hAnsi="Abadi"/>
-        </w:rPr>
-        <w:t>Softmax regression</w:t>
-      </w:r>
-    </w:p>
-    <w:p>
-      <w:pPr>
-        <w:pStyle w:val="ListParagraph"/>
-        <w:numPr>
-          <w:ilvl w:val="3"/>
-          <w:numId w:val="5"/>
-        </w:numPr>
-        <w:rPr>
-          <w:rFonts w:ascii="Abadi" w:hAnsi="Abadi"/>
-        </w:rPr>
-      </w:pPr>
-      <w:r>
-        <w:rPr>
-          <w:rFonts w:ascii="Abadi" w:hAnsi="Abadi"/>
-        </w:rPr>
-        <w:t>Training a softmax classifier</w:t>
-      </w:r>
-    </w:p>
-    <w:p>
-      <w:pPr>
-        <w:pStyle w:val="ListParagraph"/>
-        <w:numPr>
-          <w:ilvl w:val="3"/>
-          <w:numId w:val="5"/>
-        </w:numPr>
-        <w:rPr>
-          <w:rFonts w:ascii="Abadi" w:hAnsi="Abadi"/>
-        </w:rPr>
-      </w:pPr>
-      <w:r>
-        <w:rPr>
-          <w:rFonts w:ascii="Abadi" w:hAnsi="Abadi"/>
-        </w:rPr>
-        <w:t>Deep learning frameworks</w:t>
-      </w:r>
-    </w:p>
-    <w:p>
-      <w:pPr>
-        <w:pStyle w:val="ListParagraph"/>
-        <w:numPr>
-          <w:ilvl w:val="3"/>
-          <w:numId w:val="5"/>
-        </w:numPr>
-        <w:rPr>
-          <w:rFonts w:ascii="Abadi" w:hAnsi="Abadi"/>
-        </w:rPr>
-      </w:pPr>
-      <w:r>
-        <w:rPr>
-          <w:rFonts w:ascii="Abadi" w:hAnsi="Abadi"/>
-        </w:rPr>
-        <w:lastRenderedPageBreak/>
-        <w:t>TensorFlow</w:t>
-      </w:r>
-    </w:p>
-    <w:p>
-      <w:pPr>
-        <w:pStyle w:val="ListParagraph"/>
-        <w:numPr>
-          <w:ilvl w:val="3"/>
-          <w:numId w:val="5"/>
-        </w:numPr>
-        <w:rPr>
-          <w:rFonts w:ascii="Abadi" w:hAnsi="Abadi"/>
-        </w:rPr>
-      </w:pPr>
-      <w:r>
-        <w:rPr>
-          <w:rFonts w:ascii="Abadi" w:hAnsi="Abadi"/>
-        </w:rPr>
-        <w:t>Lab: TensorFlow introduction</w:t>
-      </w:r>
-    </w:p>
-    <w:p>
-      <w:pPr>
-        <w:pStyle w:val="ListParagraph"/>
-        <w:ind w:left="2160"/>
-        <w:rPr>
-          <w:rFonts w:ascii="Abadi" w:hAnsi="Abadi"/>
-        </w:rPr>
-      </w:pPr>
-    </w:p>
-    <w:p>
-      <w:pPr>
-        <w:pStyle w:val="ListParagraph"/>
-        <w:numPr>
-          <w:ilvl w:val="1"/>
-          <w:numId w:val="5"/>
-        </w:numPr>
-        <w:rPr>
-          <w:rFonts w:ascii="Abadi" w:hAnsi="Abadi"/>
-        </w:rPr>
-      </w:pPr>
-      <w:r>
-        <w:rPr>
-          <w:rFonts w:ascii="Abadi" w:hAnsi="Abadi"/>
-        </w:rPr>
-        <w:t>Structuring Machine Learning Projects</w:t>
-      </w:r>
-    </w:p>
-    <w:p>
-      <w:pPr>
-        <w:pStyle w:val="ListParagraph"/>
-        <w:numPr>
-          <w:ilvl w:val="2"/>
-          <w:numId w:val="5"/>
-        </w:numPr>
-        <w:rPr>
-          <w:rFonts w:ascii="Abadi" w:hAnsi="Abadi"/>
-        </w:rPr>
-      </w:pPr>
-      <w:r>
-        <w:rPr>
-          <w:rFonts w:ascii="Abadi" w:hAnsi="Abadi"/>
-        </w:rPr>
-        <w:t>Week 1 – ML strategy (1)</w:t>
-      </w:r>
-    </w:p>
-    <w:p>
-      <w:pPr>
-        <w:pStyle w:val="ListParagraph"/>
-        <w:numPr>
-          <w:ilvl w:val="3"/>
-          <w:numId w:val="5"/>
-        </w:numPr>
-        <w:rPr>
-          <w:rFonts w:ascii="Abadi" w:hAnsi="Abadi"/>
-        </w:rPr>
-      </w:pPr>
-      <w:r>
-        <w:rPr>
-          <w:rFonts w:ascii="Abadi" w:hAnsi="Abadi"/>
-        </w:rPr>
-        <w:t>Why ML strategy</w:t>
-      </w:r>
-    </w:p>
-    <w:p>
-      <w:pPr>
-        <w:pStyle w:val="ListParagraph"/>
-        <w:numPr>
-          <w:ilvl w:val="3"/>
-          <w:numId w:val="5"/>
-        </w:numPr>
-        <w:rPr>
-          <w:rFonts w:ascii="Abadi" w:hAnsi="Abadi"/>
-        </w:rPr>
-      </w:pPr>
-      <w:r>
-        <w:rPr>
-          <w:rFonts w:ascii="Abadi" w:hAnsi="Abadi"/>
-        </w:rPr>
-        <w:t>Orthogonalization</w:t>
-      </w:r>
-    </w:p>
-    <w:p>
-      <w:pPr>
-        <w:pStyle w:val="ListParagraph"/>
-        <w:numPr>
-          <w:ilvl w:val="3"/>
-          <w:numId w:val="5"/>
-        </w:numPr>
-        <w:rPr>
-          <w:rFonts w:ascii="Abadi" w:hAnsi="Abadi"/>
-        </w:rPr>
-      </w:pPr>
-      <w:r>
-        <w:rPr>
-          <w:rFonts w:ascii="Abadi" w:hAnsi="Abadi"/>
-        </w:rPr>
-        <w:t>Single number evaluation metric</w:t>
-      </w:r>
-    </w:p>
-    <w:p>
-      <w:pPr>
-        <w:pStyle w:val="ListParagraph"/>
-        <w:numPr>
-          <w:ilvl w:val="3"/>
-          <w:numId w:val="5"/>
-        </w:numPr>
-        <w:rPr>
-          <w:rFonts w:ascii="Abadi" w:hAnsi="Abadi"/>
-        </w:rPr>
-      </w:pPr>
-      <w:r>
-        <w:rPr>
-          <w:rFonts w:ascii="Abadi" w:hAnsi="Abadi"/>
-        </w:rPr>
-        <w:t>Satisficing and optimizing metric</w:t>
-      </w:r>
-    </w:p>
-    <w:p>
-      <w:pPr>
-        <w:pStyle w:val="ListParagraph"/>
-        <w:numPr>
-          <w:ilvl w:val="3"/>
-          <w:numId w:val="5"/>
-        </w:numPr>
-        <w:rPr>
-          <w:rFonts w:ascii="Abadi" w:hAnsi="Abadi"/>
-        </w:rPr>
-      </w:pPr>
-      <w:r>
-        <w:rPr>
-          <w:rFonts w:ascii="Abadi" w:hAnsi="Abadi"/>
-        </w:rPr>
-        <w:t>Train/dev/test distributions</w:t>
-      </w:r>
-    </w:p>
-    <w:p>
-      <w:pPr>
-        <w:pStyle w:val="ListParagraph"/>
-        <w:numPr>
-          <w:ilvl w:val="3"/>
-          <w:numId w:val="5"/>
-        </w:numPr>
-        <w:rPr>
-          <w:rFonts w:ascii="Abadi" w:hAnsi="Abadi"/>
-        </w:rPr>
-      </w:pPr>
-      <w:r>
-        <w:rPr>
-          <w:rFonts w:ascii="Abadi" w:hAnsi="Abadi"/>
-        </w:rPr>
-        <w:t>Size of the dev and test sets</w:t>
-      </w:r>
-    </w:p>
-    <w:p>
-      <w:pPr>
-        <w:pStyle w:val="ListParagraph"/>
-        <w:numPr>
-          <w:ilvl w:val="3"/>
-          <w:numId w:val="5"/>
-        </w:numPr>
-        <w:rPr>
-          <w:rFonts w:ascii="Abadi" w:hAnsi="Abadi"/>
-        </w:rPr>
-      </w:pPr>
-      <w:r>
-        <w:rPr>
-          <w:rFonts w:ascii="Abadi" w:hAnsi="Abadi"/>
-        </w:rPr>
-        <w:t>When to change dev/test sets and metrics?</w:t>
-      </w:r>
-    </w:p>
-    <w:p>
-      <w:pPr>
-        <w:pStyle w:val="ListParagraph"/>
-        <w:numPr>
-          <w:ilvl w:val="3"/>
-          <w:numId w:val="5"/>
-        </w:numPr>
-        <w:rPr>
-          <w:rFonts w:ascii="Abadi" w:hAnsi="Abadi"/>
-        </w:rPr>
-      </w:pPr>
-      <w:r>
-        <w:rPr>
-          <w:rFonts w:ascii="Abadi" w:hAnsi="Abadi"/>
-        </w:rPr>
-        <w:t>Why human-level performance?</w:t>
-      </w:r>
-    </w:p>
-    <w:p>
-      <w:pPr>
-        <w:pStyle w:val="ListParagraph"/>
-        <w:numPr>
-          <w:ilvl w:val="3"/>
-          <w:numId w:val="5"/>
-        </w:numPr>
-        <w:rPr>
-          <w:rFonts w:ascii="Abadi" w:hAnsi="Abadi"/>
-        </w:rPr>
-      </w:pPr>
-      <w:r>
-        <w:rPr>
-          <w:rFonts w:ascii="Abadi" w:hAnsi="Abadi"/>
-        </w:rPr>
-        <w:t>Avoidable bias</w:t>
-      </w:r>
-    </w:p>
-    <w:p>
-      <w:pPr>
-        <w:pStyle w:val="ListParagraph"/>
-        <w:numPr>
-          <w:ilvl w:val="3"/>
-          <w:numId w:val="5"/>
-        </w:numPr>
-        <w:rPr>
-          <w:rFonts w:ascii="Abadi" w:hAnsi="Abadi"/>
-        </w:rPr>
-      </w:pPr>
-      <w:r>
-        <w:rPr>
-          <w:rFonts w:ascii="Abadi" w:hAnsi="Abadi"/>
-        </w:rPr>
-        <w:t>Understanding human-level performance</w:t>
-      </w:r>
-    </w:p>
-    <w:p>
-      <w:pPr>
-        <w:pStyle w:val="ListParagraph"/>
-        <w:numPr>
-          <w:ilvl w:val="3"/>
-          <w:numId w:val="5"/>
-        </w:numPr>
-        <w:rPr>
-          <w:rFonts w:ascii="Abadi" w:hAnsi="Abadi"/>
-        </w:rPr>
-      </w:pPr>
-      <w:r>
-        <w:rPr>
-          <w:rFonts w:ascii="Abadi" w:hAnsi="Abadi"/>
-        </w:rPr>
-        <w:t>Surpassing human-level performance</w:t>
-      </w:r>
-    </w:p>
-    <w:p>
-      <w:pPr>
-        <w:pStyle w:val="ListParagraph"/>
-        <w:numPr>
-          <w:ilvl w:val="3"/>
-          <w:numId w:val="5"/>
-        </w:numPr>
-        <w:rPr>
-          <w:rFonts w:ascii="Abadi" w:hAnsi="Abadi"/>
-        </w:rPr>
-      </w:pPr>
-      <w:r>
-        <w:rPr>
-          <w:rFonts w:ascii="Abadi" w:hAnsi="Abadi"/>
-        </w:rPr>
-        <w:t>Improving your model performance</w:t>
-      </w:r>
-    </w:p>
-    <w:p>
-      <w:pPr>
-        <w:pStyle w:val="ListParagraph"/>
-        <w:numPr>
-          <w:ilvl w:val="3"/>
-          <w:numId w:val="5"/>
-        </w:numPr>
-        <w:rPr>
-          <w:rFonts w:ascii="Abadi" w:hAnsi="Abadi"/>
-        </w:rPr>
-      </w:pPr>
-      <w:r>
-        <w:rPr>
-          <w:rFonts w:ascii="Abadi" w:hAnsi="Abadi"/>
-        </w:rPr>
-        <w:t>Andrej Karpathy interview</w:t>
-      </w:r>
-    </w:p>
-    <w:p>
-      <w:pPr>
-        <w:pStyle w:val="ListParagraph"/>
-        <w:numPr>
-          <w:ilvl w:val="3"/>
-          <w:numId w:val="5"/>
-        </w:numPr>
-        <w:rPr>
-          <w:rFonts w:ascii="Abadi" w:hAnsi="Abadi"/>
-        </w:rPr>
-      </w:pPr>
-      <w:r>
-        <w:rPr>
-          <w:rFonts w:ascii="Abadi" w:hAnsi="Abadi"/>
-        </w:rPr>
-        <w:t>Reading: Lecture notes W1</w:t>
-      </w:r>
-    </w:p>
-    <w:p>
-      <w:pPr>
-        <w:pStyle w:val="ListParagraph"/>
-        <w:numPr>
-          <w:ilvl w:val="3"/>
-          <w:numId w:val="5"/>
-        </w:numPr>
-        <w:rPr>
-          <w:rFonts w:ascii="Abadi" w:hAnsi="Abadi"/>
-        </w:rPr>
-      </w:pPr>
-      <w:r>
-        <w:rPr>
-          <w:rFonts w:ascii="Abadi" w:hAnsi="Abadi"/>
-        </w:rPr>
-        <w:t>Reading: Machine learning flight simulator (intro to quizzes)</w:t>
-      </w:r>
-    </w:p>
-    <w:p>
-      <w:pPr>
-        <w:pStyle w:val="ListParagraph"/>
-        <w:numPr>
-          <w:ilvl w:val="3"/>
-          <w:numId w:val="5"/>
-        </w:numPr>
-        <w:rPr>
-          <w:rFonts w:ascii="Abadi" w:hAnsi="Abadi"/>
-        </w:rPr>
-      </w:pPr>
-      <w:r>
-        <w:rPr>
-          <w:rFonts w:ascii="Abadi" w:hAnsi="Abadi"/>
-        </w:rPr>
-        <w:t>Assignment: Bird recognition in the city of Peacetopia (quiz case study)</w:t>
-      </w:r>
-    </w:p>
-    <w:p>
-      <w:pPr>
-        <w:pStyle w:val="ListParagraph"/>
-        <w:numPr>
-          <w:ilvl w:val="2"/>
-          <w:numId w:val="5"/>
-        </w:numPr>
-        <w:rPr>
-          <w:rFonts w:ascii="Abadi" w:hAnsi="Abadi"/>
-        </w:rPr>
-      </w:pPr>
-      <w:r>
-        <w:rPr>
-          <w:rFonts w:ascii="Abadi" w:hAnsi="Abadi"/>
-        </w:rPr>
-        <w:t>Week 2 – ML strategy (2)</w:t>
-      </w:r>
-    </w:p>
-    <w:p>
-      <w:pPr>
-        <w:pStyle w:val="ListParagraph"/>
-        <w:numPr>
-          <w:ilvl w:val="3"/>
-          <w:numId w:val="5"/>
-        </w:numPr>
-        <w:rPr>
-          <w:rFonts w:ascii="Abadi" w:hAnsi="Abadi"/>
-        </w:rPr>
-      </w:pPr>
-      <w:r>
-        <w:rPr>
-          <w:rFonts w:ascii="Abadi" w:hAnsi="Abadi"/>
-        </w:rPr>
-        <w:t>Carrying out error analysis</w:t>
-      </w:r>
-    </w:p>
-    <w:p>
-      <w:pPr>
-        <w:pStyle w:val="ListParagraph"/>
-        <w:numPr>
-          <w:ilvl w:val="3"/>
-          <w:numId w:val="5"/>
-        </w:numPr>
-        <w:rPr>
-          <w:rFonts w:ascii="Abadi" w:hAnsi="Abadi"/>
-        </w:rPr>
-      </w:pPr>
-      <w:r>
-        <w:rPr>
-          <w:rFonts w:ascii="Abadi" w:hAnsi="Abadi"/>
-        </w:rPr>
-        <w:t>Cleaning up incorrectly labeled data</w:t>
-      </w:r>
-    </w:p>
-    <w:p>
-      <w:pPr>
-        <w:pStyle w:val="ListParagraph"/>
-        <w:numPr>
-          <w:ilvl w:val="3"/>
-          <w:numId w:val="5"/>
-        </w:numPr>
-        <w:rPr>
-          <w:rFonts w:ascii="Abadi" w:hAnsi="Abadi"/>
-        </w:rPr>
-      </w:pPr>
-      <w:r>
-        <w:rPr>
-          <w:rFonts w:ascii="Abadi" w:hAnsi="Abadi"/>
-        </w:rPr>
-        <w:t>Build your first system quickly, then iterate</w:t>
-      </w:r>
-    </w:p>
-    <w:p>
-      <w:pPr>
-        <w:pStyle w:val="ListParagraph"/>
-        <w:numPr>
-          <w:ilvl w:val="3"/>
-          <w:numId w:val="5"/>
-        </w:numPr>
-        <w:rPr>
-          <w:rFonts w:ascii="Abadi" w:hAnsi="Abadi"/>
-        </w:rPr>
-      </w:pPr>
-      <w:r>
-        <w:rPr>
-          <w:rFonts w:ascii="Abadi" w:hAnsi="Abadi"/>
-        </w:rPr>
-        <w:t>Training and testing on different distributions</w:t>
-      </w:r>
-    </w:p>
-    <w:p>
-      <w:pPr>
-        <w:pStyle w:val="ListParagraph"/>
-        <w:numPr>
-          <w:ilvl w:val="3"/>
-          <w:numId w:val="5"/>
-        </w:numPr>
-        <w:rPr>
-          <w:rFonts w:ascii="Abadi" w:hAnsi="Abadi"/>
-        </w:rPr>
-      </w:pPr>
-      <w:r>
-        <w:rPr>
-          <w:rFonts w:ascii="Abadi" w:hAnsi="Abadi"/>
-        </w:rPr>
-        <w:t>Bias and variance with mismatched data distributions</w:t>
-      </w:r>
-    </w:p>
-    <w:p>
-      <w:pPr>
-        <w:pStyle w:val="ListParagraph"/>
-        <w:numPr>
-          <w:ilvl w:val="3"/>
-          <w:numId w:val="5"/>
-        </w:numPr>
-        <w:rPr>
-          <w:rFonts w:ascii="Abadi" w:hAnsi="Abadi"/>
-        </w:rPr>
-      </w:pPr>
-      <w:r>
-        <w:rPr>
-          <w:rFonts w:ascii="Abadi" w:hAnsi="Abadi"/>
-        </w:rPr>
-        <w:t>Addressing data mismatch</w:t>
-      </w:r>
-    </w:p>
-    <w:p>
-      <w:pPr>
-        <w:pStyle w:val="ListParagraph"/>
-        <w:numPr>
-          <w:ilvl w:val="3"/>
-          <w:numId w:val="5"/>
-        </w:numPr>
-        <w:rPr>
-          <w:rFonts w:ascii="Abadi" w:hAnsi="Abadi"/>
-        </w:rPr>
-      </w:pPr>
-      <w:r>
-        <w:rPr>
-          <w:rFonts w:ascii="Abadi" w:hAnsi="Abadi"/>
-        </w:rPr>
-        <w:t>Transfer learning</w:t>
-      </w:r>
-    </w:p>
-    <w:p>
-      <w:pPr>
-        <w:pStyle w:val="ListParagraph"/>
-        <w:numPr>
-          <w:ilvl w:val="3"/>
-          <w:numId w:val="5"/>
-        </w:numPr>
-        <w:rPr>
-          <w:rFonts w:ascii="Abadi" w:hAnsi="Abadi"/>
-        </w:rPr>
-      </w:pPr>
-      <w:r>
-        <w:rPr>
-          <w:rFonts w:ascii="Abadi" w:hAnsi="Abadi"/>
-        </w:rPr>
-        <w:t>Multi-task learning</w:t>
-      </w:r>
-    </w:p>
-    <w:p>
-      <w:pPr>
-        <w:pStyle w:val="ListParagraph"/>
-        <w:numPr>
-          <w:ilvl w:val="3"/>
-          <w:numId w:val="5"/>
-        </w:numPr>
-        <w:rPr>
-          <w:rFonts w:ascii="Abadi" w:hAnsi="Abadi"/>
-        </w:rPr>
-      </w:pPr>
-      <w:r>
-        <w:rPr>
-          <w:rFonts w:ascii="Abadi" w:hAnsi="Abadi"/>
-        </w:rPr>
-        <w:t>What is end-to-end deep learning?</w:t>
-      </w:r>
-    </w:p>
-    <w:p>
-      <w:pPr>
-        <w:pStyle w:val="ListParagraph"/>
-        <w:numPr>
-          <w:ilvl w:val="3"/>
-          <w:numId w:val="5"/>
-        </w:numPr>
-        <w:rPr>
-          <w:rFonts w:ascii="Abadi" w:hAnsi="Abadi"/>
-        </w:rPr>
-      </w:pPr>
-      <w:r>
-        <w:rPr>
-          <w:rFonts w:ascii="Abadi" w:hAnsi="Abadi"/>
-        </w:rPr>
-        <w:t>Whether to use end-to-end deep learning</w:t>
-      </w:r>
-    </w:p>
-    <w:p>
-      <w:pPr>
-        <w:pStyle w:val="ListParagraph"/>
-        <w:numPr>
-          <w:ilvl w:val="3"/>
-          <w:numId w:val="5"/>
-        </w:numPr>
-        <w:rPr>
-          <w:rFonts w:ascii="Abadi" w:hAnsi="Abadi"/>
-        </w:rPr>
-      </w:pPr>
-      <w:r>
-        <w:rPr>
-          <w:rFonts w:ascii="Abadi" w:hAnsi="Abadi"/>
-        </w:rPr>
-        <w:t>Ruslan Salakhutdinov interview</w:t>
-      </w:r>
-    </w:p>
-    <w:p>
-      <w:pPr>
-        <w:pStyle w:val="ListParagraph"/>
-        <w:numPr>
-          <w:ilvl w:val="3"/>
-          <w:numId w:val="5"/>
-        </w:numPr>
-        <w:rPr>
-          <w:rFonts w:ascii="Abadi" w:hAnsi="Abadi"/>
-        </w:rPr>
-      </w:pPr>
-      <w:r>
-        <w:rPr>
-          <w:rFonts w:ascii="Abadi" w:hAnsi="Abadi"/>
-        </w:rPr>
-        <w:t>Reading: Lecture notes W2</w:t>
-      </w:r>
-    </w:p>
-    <w:p>
-      <w:pPr>
-        <w:pStyle w:val="ListParagraph"/>
-        <w:numPr>
-          <w:ilvl w:val="3"/>
-          <w:numId w:val="5"/>
-        </w:numPr>
-        <w:rPr>
-          <w:rFonts w:ascii="Abadi" w:hAnsi="Abadi"/>
-        </w:rPr>
-      </w:pPr>
-      <w:r>
-        <w:rPr>
-          <w:rFonts w:ascii="Abadi" w:hAnsi="Abadi"/>
-        </w:rPr>
-        <w:t>Assignment: Autonomous driving (quiz case study)</w:t>
-      </w:r>
-    </w:p>
-    <w:p>
-      <w:pPr>
-        <w:pStyle w:val="ListParagraph"/>
-        <w:numPr>
-          <w:ilvl w:val="1"/>
-          <w:numId w:val="5"/>
-        </w:numPr>
-        <w:rPr>
-          <w:rFonts w:ascii="Abadi" w:hAnsi="Abadi"/>
-        </w:rPr>
-      </w:pPr>
-      <w:r>
-        <w:rPr>
-          <w:rFonts w:ascii="Abadi" w:hAnsi="Abadi"/>
-        </w:rPr>
-        <w:t xml:space="preserve">Convolutional Neural Networks </w:t>
-      </w:r>
-    </w:p>
-    <w:p>
-      <w:pPr>
-        <w:pStyle w:val="ListParagraph"/>
-        <w:numPr>
-          <w:ilvl w:val="2"/>
-          <w:numId w:val="5"/>
-        </w:numPr>
-        <w:rPr>
-          <w:rFonts w:ascii="Abadi" w:hAnsi="Abadi"/>
-        </w:rPr>
-      </w:pPr>
-      <w:r>
-        <w:rPr>
-          <w:rFonts w:ascii="Abadi" w:hAnsi="Abadi"/>
-        </w:rPr>
-        <w:t>Week 1 – Foundations of convolutional neural networks</w:t>
-      </w:r>
-    </w:p>
-    <w:p>
-      <w:pPr>
-        <w:pStyle w:val="ListParagraph"/>
-        <w:numPr>
-          <w:ilvl w:val="3"/>
-          <w:numId w:val="5"/>
-        </w:numPr>
-        <w:rPr>
-          <w:rFonts w:ascii="Abadi" w:hAnsi="Abadi"/>
-        </w:rPr>
-      </w:pPr>
-      <w:r>
-        <w:rPr>
-          <w:rFonts w:ascii="Abadi" w:hAnsi="Abadi"/>
-        </w:rPr>
-        <w:t>Computer vision</w:t>
-      </w:r>
-    </w:p>
-    <w:p>
-      <w:pPr>
-        <w:pStyle w:val="ListParagraph"/>
-        <w:numPr>
-          <w:ilvl w:val="3"/>
-          <w:numId w:val="5"/>
-        </w:numPr>
-        <w:rPr>
-          <w:rFonts w:ascii="Abadi" w:hAnsi="Abadi"/>
-        </w:rPr>
-      </w:pPr>
-      <w:r>
-        <w:rPr>
-          <w:rFonts w:ascii="Abadi" w:hAnsi="Abadi"/>
-        </w:rPr>
-        <w:t>Edge detection example</w:t>
-      </w:r>
-    </w:p>
-    <w:p>
-      <w:pPr>
-        <w:pStyle w:val="ListParagraph"/>
-        <w:numPr>
-          <w:ilvl w:val="3"/>
-          <w:numId w:val="5"/>
-        </w:numPr>
-        <w:rPr>
-          <w:rFonts w:ascii="Abadi" w:hAnsi="Abadi"/>
-        </w:rPr>
-      </w:pPr>
-      <w:r>
-        <w:rPr>
-          <w:rFonts w:ascii="Abadi" w:hAnsi="Abadi"/>
-        </w:rPr>
-        <w:t>More edge detection</w:t>
-      </w:r>
-    </w:p>
-    <w:p>
-      <w:pPr>
-        <w:pStyle w:val="ListParagraph"/>
-        <w:numPr>
-          <w:ilvl w:val="3"/>
-          <w:numId w:val="5"/>
-        </w:numPr>
-        <w:rPr>
-          <w:rFonts w:ascii="Abadi" w:hAnsi="Abadi"/>
-        </w:rPr>
-      </w:pPr>
-      <w:r>
-        <w:rPr>
-          <w:rFonts w:ascii="Abadi" w:hAnsi="Abadi"/>
-        </w:rPr>
-        <w:t>Padding</w:t>
-      </w:r>
-    </w:p>
-    <w:p>
-      <w:pPr>
-        <w:pStyle w:val="ListParagraph"/>
-        <w:numPr>
-          <w:ilvl w:val="3"/>
-          <w:numId w:val="5"/>
-        </w:numPr>
-        <w:rPr>
-          <w:rFonts w:ascii="Abadi" w:hAnsi="Abadi"/>
-        </w:rPr>
-      </w:pPr>
-      <w:r>
-        <w:rPr>
-          <w:rFonts w:ascii="Abadi" w:hAnsi="Abadi"/>
-        </w:rPr>
-        <w:t>Strided convolutions</w:t>
-      </w:r>
-    </w:p>
-    <w:p>
-      <w:pPr>
-        <w:pStyle w:val="ListParagraph"/>
-        <w:numPr>
-          <w:ilvl w:val="3"/>
-          <w:numId w:val="5"/>
-        </w:numPr>
-        <w:rPr>
-          <w:rFonts w:ascii="Abadi" w:hAnsi="Abadi"/>
-        </w:rPr>
-      </w:pPr>
-      <w:r>
-        <w:rPr>
-          <w:rFonts w:ascii="Abadi" w:hAnsi="Abadi"/>
-        </w:rPr>
-        <w:t>Convolutions over volume</w:t>
-      </w:r>
-    </w:p>
-    <w:p>
-      <w:pPr>
-        <w:pStyle w:val="ListParagraph"/>
-        <w:numPr>
-          <w:ilvl w:val="3"/>
-          <w:numId w:val="5"/>
-        </w:numPr>
-        <w:rPr>
-          <w:rFonts w:ascii="Abadi" w:hAnsi="Abadi"/>
-        </w:rPr>
-      </w:pPr>
-      <w:r>
-        <w:rPr>
-          <w:rFonts w:ascii="Abadi" w:hAnsi="Abadi"/>
-        </w:rPr>
-        <w:t>One layer of a convolutional network</w:t>
-      </w:r>
-    </w:p>
-    <w:p>
-      <w:pPr>
-        <w:pStyle w:val="ListParagraph"/>
-        <w:numPr>
-          <w:ilvl w:val="3"/>
-          <w:numId w:val="5"/>
-        </w:numPr>
-        <w:rPr>
-          <w:rFonts w:ascii="Abadi" w:hAnsi="Abadi"/>
-        </w:rPr>
-      </w:pPr>
-      <w:r>
-        <w:rPr>
-          <w:rFonts w:ascii="Abadi" w:hAnsi="Abadi"/>
-        </w:rPr>
-        <w:t>Simple convolutional network example</w:t>
-      </w:r>
-    </w:p>
-    <w:p>
-      <w:pPr>
-        <w:pStyle w:val="ListParagraph"/>
-        <w:numPr>
-          <w:ilvl w:val="3"/>
-          <w:numId w:val="5"/>
-        </w:numPr>
-        <w:rPr>
-          <w:rFonts w:ascii="Abadi" w:hAnsi="Abadi"/>
-        </w:rPr>
-      </w:pPr>
-      <w:r>
-        <w:rPr>
-          <w:rFonts w:ascii="Abadi" w:hAnsi="Abadi"/>
-        </w:rPr>
-        <w:t>Pooling layers</w:t>
-      </w:r>
-    </w:p>
-    <w:p>
-      <w:pPr>
-        <w:pStyle w:val="ListParagraph"/>
-        <w:numPr>
-          <w:ilvl w:val="3"/>
-          <w:numId w:val="5"/>
-        </w:numPr>
-        <w:rPr>
-          <w:rFonts w:ascii="Abadi" w:hAnsi="Abadi"/>
-        </w:rPr>
-      </w:pPr>
-      <w:r>
-        <w:rPr>
-          <w:rFonts w:ascii="Abadi" w:hAnsi="Abadi"/>
-        </w:rPr>
-        <w:lastRenderedPageBreak/>
-        <w:t>CNN example</w:t>
-      </w:r>
-    </w:p>
-    <w:p>
-      <w:pPr>
-        <w:pStyle w:val="ListParagraph"/>
-        <w:numPr>
-          <w:ilvl w:val="3"/>
-          <w:numId w:val="5"/>
-        </w:numPr>
-        <w:rPr>
-          <w:rFonts w:ascii="Abadi" w:hAnsi="Abadi"/>
-        </w:rPr>
-      </w:pPr>
-      <w:r>
-        <w:rPr>
-          <w:rFonts w:ascii="Abadi" w:hAnsi="Abadi"/>
-        </w:rPr>
-        <w:t>Why convolutions?</w:t>
-      </w:r>
-    </w:p>
-    <w:p>
-      <w:pPr>
-        <w:pStyle w:val="ListParagraph"/>
-        <w:numPr>
-          <w:ilvl w:val="3"/>
-          <w:numId w:val="5"/>
-        </w:numPr>
-        <w:rPr>
-          <w:rFonts w:ascii="Abadi" w:hAnsi="Abadi"/>
-        </w:rPr>
-      </w:pPr>
-      <w:r>
-        <w:rPr>
-          <w:rFonts w:ascii="Abadi" w:hAnsi="Abadi"/>
-        </w:rPr>
-        <w:t>Yann LeCun interview</w:t>
-      </w:r>
-    </w:p>
-    <w:p>
-      <w:pPr>
-        <w:pStyle w:val="ListParagraph"/>
-        <w:numPr>
-          <w:ilvl w:val="3"/>
-          <w:numId w:val="5"/>
-        </w:numPr>
-        <w:rPr>
-          <w:rFonts w:ascii="Abadi" w:hAnsi="Abadi"/>
-        </w:rPr>
-      </w:pPr>
-      <w:r>
-        <w:rPr>
-          <w:rFonts w:ascii="Abadi" w:hAnsi="Abadi"/>
-        </w:rPr>
-        <w:t>Assignment: The basics of ConvNets</w:t>
-      </w:r>
-    </w:p>
-    <w:p>
-      <w:pPr>
-        <w:pStyle w:val="ListParagraph"/>
-        <w:numPr>
-          <w:ilvl w:val="3"/>
-          <w:numId w:val="5"/>
-        </w:numPr>
-        <w:rPr>
-          <w:rFonts w:ascii="Abadi" w:hAnsi="Abadi"/>
-        </w:rPr>
-      </w:pPr>
-      <w:r>
-        <w:rPr>
-          <w:rFonts w:ascii="Abadi" w:hAnsi="Abadi"/>
-        </w:rPr>
-        <w:t>Lab: Convolutional model step by step</w:t>
-      </w:r>
-    </w:p>
-    <w:p>
-      <w:pPr>
-        <w:pStyle w:val="ListParagraph"/>
-        <w:numPr>
-          <w:ilvl w:val="3"/>
-          <w:numId w:val="5"/>
-        </w:numPr>
-        <w:rPr>
-          <w:rFonts w:ascii="Abadi" w:hAnsi="Abadi"/>
-        </w:rPr>
-      </w:pPr>
-      <w:r>
-        <w:rPr>
-          <w:rFonts w:ascii="Abadi" w:hAnsi="Abadi"/>
-        </w:rPr>
-        <w:t>Lab: Convolution model application</w:t>
-      </w:r>
-    </w:p>
-    <w:p>
-      <w:pPr>
-        <w:pStyle w:val="ListParagraph"/>
-        <w:numPr>
-          <w:ilvl w:val="2"/>
-          <w:numId w:val="5"/>
-        </w:numPr>
-        <w:rPr>
-          <w:rFonts w:ascii="Abadi" w:hAnsi="Abadi"/>
-        </w:rPr>
-      </w:pPr>
-      <w:r>
-        <w:rPr>
-          <w:rFonts w:ascii="Abadi" w:hAnsi="Abadi"/>
-        </w:rPr>
-        <w:t>Week 2 – Deep convolutional models: case studies</w:t>
-      </w:r>
-    </w:p>
-    <w:p>
-      <w:pPr>
-        <w:pStyle w:val="ListParagraph"/>
-        <w:numPr>
-          <w:ilvl w:val="3"/>
-          <w:numId w:val="5"/>
-        </w:numPr>
-        <w:rPr>
-          <w:rFonts w:ascii="Abadi" w:hAnsi="Abadi"/>
-        </w:rPr>
-      </w:pPr>
-      <w:r>
-        <w:rPr>
-          <w:rFonts w:ascii="Abadi" w:hAnsi="Abadi"/>
-        </w:rPr>
-        <w:t>Why look at case studies?</w:t>
-      </w:r>
-    </w:p>
-    <w:p>
-      <w:pPr>
-        <w:pStyle w:val="ListParagraph"/>
-        <w:numPr>
-          <w:ilvl w:val="3"/>
-          <w:numId w:val="5"/>
-        </w:numPr>
-        <w:rPr>
-          <w:rFonts w:ascii="Abadi" w:hAnsi="Abadi"/>
-        </w:rPr>
-      </w:pPr>
-      <w:r>
-        <w:rPr>
-          <w:rFonts w:ascii="Abadi" w:hAnsi="Abadi"/>
-        </w:rPr>
-        <w:t>Classic networks</w:t>
-      </w:r>
-    </w:p>
-    <w:p>
-      <w:pPr>
-        <w:pStyle w:val="ListParagraph"/>
-        <w:numPr>
-          <w:ilvl w:val="3"/>
-          <w:numId w:val="5"/>
-        </w:numPr>
-        <w:rPr>
-          <w:rFonts w:ascii="Abadi" w:hAnsi="Abadi"/>
-        </w:rPr>
-      </w:pPr>
-      <w:r>
-        <w:rPr>
-          <w:rFonts w:ascii="Abadi" w:hAnsi="Abadi"/>
-        </w:rPr>
-        <w:t>ResNets</w:t>
-      </w:r>
-    </w:p>
-    <w:p>
-      <w:pPr>
-        <w:pStyle w:val="ListParagraph"/>
-        <w:numPr>
-          <w:ilvl w:val="3"/>
-          <w:numId w:val="5"/>
-        </w:numPr>
-        <w:rPr>
-          <w:rFonts w:ascii="Abadi" w:hAnsi="Abadi"/>
-        </w:rPr>
-      </w:pPr>
-      <w:r>
-        <w:rPr>
-          <w:rFonts w:ascii="Abadi" w:hAnsi="Abadi"/>
-        </w:rPr>
-        <w:t>Why ResNets work?</w:t>
-      </w:r>
-    </w:p>
-    <w:p>
-      <w:pPr>
-        <w:pStyle w:val="ListParagraph"/>
-        <w:numPr>
-          <w:ilvl w:val="3"/>
-          <w:numId w:val="5"/>
-        </w:numPr>
-        <w:rPr>
-          <w:rFonts w:ascii="Abadi" w:hAnsi="Abadi"/>
-        </w:rPr>
-      </w:pPr>
-      <w:r>
-        <w:rPr>
-          <w:rFonts w:ascii="Abadi" w:hAnsi="Abadi"/>
-        </w:rPr>
-        <w:t>Networks in networks and 1x1 convolutions</w:t>
-      </w:r>
-    </w:p>
-    <w:p>
-      <w:pPr>
-        <w:pStyle w:val="ListParagraph"/>
-        <w:numPr>
-          <w:ilvl w:val="3"/>
-          <w:numId w:val="5"/>
-        </w:numPr>
-        <w:rPr>
-          <w:rFonts w:ascii="Abadi" w:hAnsi="Abadi"/>
-        </w:rPr>
-      </w:pPr>
-      <w:r>
-        <w:rPr>
-          <w:rFonts w:ascii="Abadi" w:hAnsi="Abadi"/>
-        </w:rPr>
-        <w:t>Inception network motivation</w:t>
-      </w:r>
-    </w:p>
-    <w:p>
-      <w:pPr>
-        <w:pStyle w:val="ListParagraph"/>
-        <w:numPr>
-          <w:ilvl w:val="3"/>
-          <w:numId w:val="5"/>
-        </w:numPr>
-        <w:rPr>
-          <w:rFonts w:ascii="Abadi" w:hAnsi="Abadi"/>
-        </w:rPr>
-      </w:pPr>
-      <w:r>
-        <w:rPr>
-          <w:rFonts w:ascii="Abadi" w:hAnsi="Abadi"/>
-        </w:rPr>
-        <w:t>Inception network</w:t>
-      </w:r>
-    </w:p>
-    <w:p>
-      <w:pPr>
-        <w:pStyle w:val="ListParagraph"/>
-        <w:numPr>
-          <w:ilvl w:val="3"/>
-          <w:numId w:val="5"/>
-        </w:numPr>
-        <w:rPr>
-          <w:rFonts w:ascii="Abadi" w:hAnsi="Abadi"/>
-        </w:rPr>
-      </w:pPr>
-      <w:r>
-        <w:rPr>
-          <w:rFonts w:ascii="Abadi" w:hAnsi="Abadi"/>
-        </w:rPr>
-        <w:t>MobileNet</w:t>
-      </w:r>
-    </w:p>
-    <w:p>
-      <w:pPr>
-        <w:pStyle w:val="ListParagraph"/>
-        <w:numPr>
-          <w:ilvl w:val="3"/>
-          <w:numId w:val="5"/>
-        </w:numPr>
-        <w:rPr>
-          <w:rFonts w:ascii="Abadi" w:hAnsi="Abadi"/>
-        </w:rPr>
-      </w:pPr>
-      <w:r>
-        <w:rPr>
-          <w:rFonts w:ascii="Abadi" w:hAnsi="Abadi"/>
-        </w:rPr>
-        <w:t>MobileNet architecture</w:t>
-      </w:r>
-    </w:p>
-    <w:p>
-      <w:pPr>
-        <w:pStyle w:val="ListParagraph"/>
-        <w:numPr>
-          <w:ilvl w:val="3"/>
-          <w:numId w:val="5"/>
-        </w:numPr>
-        <w:rPr>
-          <w:rFonts w:ascii="Abadi" w:hAnsi="Abadi"/>
-        </w:rPr>
-      </w:pPr>
-      <w:r>
-        <w:rPr>
-          <w:rFonts w:ascii="Abadi" w:hAnsi="Abadi"/>
-        </w:rPr>
-        <w:t>EfficientNet</w:t>
-      </w:r>
-    </w:p>
-    <w:p>
-      <w:pPr>
-        <w:pStyle w:val="ListParagraph"/>
-        <w:numPr>
-          <w:ilvl w:val="3"/>
-          <w:numId w:val="5"/>
-        </w:numPr>
-        <w:rPr>
-          <w:rFonts w:ascii="Abadi" w:hAnsi="Abadi"/>
-        </w:rPr>
-      </w:pPr>
-      <w:r>
-        <w:rPr>
-          <w:rFonts w:ascii="Abadi" w:hAnsi="Abadi"/>
-        </w:rPr>
-        <w:t>Using open-source implementation</w:t>
-      </w:r>
-    </w:p>
-    <w:p>
-      <w:pPr>
-        <w:pStyle w:val="ListParagraph"/>
-        <w:numPr>
-          <w:ilvl w:val="3"/>
-          <w:numId w:val="5"/>
-        </w:numPr>
-        <w:rPr>
-          <w:rFonts w:ascii="Abadi" w:hAnsi="Abadi"/>
-        </w:rPr>
-      </w:pPr>
-      <w:r>
-        <w:rPr>
-          <w:rFonts w:ascii="Abadi" w:hAnsi="Abadi"/>
-        </w:rPr>
-        <w:t>Transfer learning</w:t>
-      </w:r>
-    </w:p>
-    <w:p>
-      <w:pPr>
-        <w:pStyle w:val="ListParagraph"/>
-        <w:numPr>
-          <w:ilvl w:val="3"/>
-          <w:numId w:val="5"/>
-        </w:numPr>
-        <w:rPr>
-          <w:rFonts w:ascii="Abadi" w:hAnsi="Abadi"/>
-        </w:rPr>
-      </w:pPr>
-      <w:r>
-        <w:rPr>
-          <w:rFonts w:ascii="Abadi" w:hAnsi="Abadi"/>
-        </w:rPr>
-        <w:t>Data augmentation</w:t>
-      </w:r>
-    </w:p>
-    <w:p>
-      <w:pPr>
-        <w:pStyle w:val="ListParagraph"/>
-        <w:numPr>
-          <w:ilvl w:val="3"/>
-          <w:numId w:val="5"/>
-        </w:numPr>
-        <w:rPr>
-          <w:rFonts w:ascii="Abadi" w:hAnsi="Abadi"/>
-        </w:rPr>
-      </w:pPr>
-      <w:r>
-        <w:rPr>
-          <w:rFonts w:ascii="Abadi" w:hAnsi="Abadi"/>
-        </w:rPr>
-        <w:t>State of computer vision</w:t>
-      </w:r>
-    </w:p>
-    <w:p>
-      <w:pPr>
-        <w:pStyle w:val="ListParagraph"/>
-        <w:numPr>
-          <w:ilvl w:val="3"/>
-          <w:numId w:val="5"/>
-        </w:numPr>
-        <w:rPr>
-          <w:rFonts w:ascii="Abadi" w:hAnsi="Abadi"/>
-        </w:rPr>
-      </w:pPr>
-      <w:r>
-        <w:rPr>
-          <w:rFonts w:ascii="Abadi" w:hAnsi="Abadi"/>
-        </w:rPr>
-        <w:t>Assignment: Deep convolutional models</w:t>
-      </w:r>
-    </w:p>
-    <w:p>
-      <w:pPr>
-        <w:pStyle w:val="ListParagraph"/>
-        <w:numPr>
-          <w:ilvl w:val="3"/>
-          <w:numId w:val="5"/>
-        </w:numPr>
-        <w:rPr>
-          <w:rFonts w:ascii="Abadi" w:hAnsi="Abadi"/>
-        </w:rPr>
-      </w:pPr>
-      <w:r>
-        <w:rPr>
-          <w:rFonts w:ascii="Abadi" w:hAnsi="Abadi"/>
-        </w:rPr>
-        <w:t>Lab: Residual networks</w:t>
-      </w:r>
-    </w:p>
-    <w:p>
-      <w:pPr>
-        <w:pStyle w:val="ListParagraph"/>
-        <w:numPr>
-          <w:ilvl w:val="3"/>
-          <w:numId w:val="5"/>
-        </w:numPr>
-        <w:rPr>
-          <w:rFonts w:ascii="Abadi" w:hAnsi="Abadi"/>
-        </w:rPr>
-      </w:pPr>
-      <w:r>
-        <w:rPr>
-          <w:rFonts w:ascii="Abadi" w:hAnsi="Abadi"/>
-        </w:rPr>
-        <w:t>Lab: Transfer learning with MobileNet</w:t>
-      </w:r>
-    </w:p>
-    <w:p>
-      <w:pPr>
-        <w:pStyle w:val="ListParagraph"/>
-        <w:numPr>
-          <w:ilvl w:val="2"/>
-          <w:numId w:val="5"/>
-        </w:numPr>
-        <w:rPr>
-          <w:rFonts w:ascii="Abadi" w:hAnsi="Abadi"/>
-        </w:rPr>
-      </w:pPr>
-      <w:r>
-        <w:rPr>
-          <w:rFonts w:ascii="Abadi" w:hAnsi="Abadi"/>
-        </w:rPr>
-        <w:t>Week 3 – Object detection</w:t>
-      </w:r>
-    </w:p>
-    <w:p>
-      <w:pPr>
-        <w:pStyle w:val="ListParagraph"/>
-        <w:numPr>
-          <w:ilvl w:val="3"/>
-          <w:numId w:val="5"/>
-        </w:numPr>
-        <w:rPr>
-          <w:rFonts w:ascii="Abadi" w:hAnsi="Abadi"/>
-        </w:rPr>
-      </w:pPr>
-      <w:r>
-        <w:rPr>
-          <w:rFonts w:ascii="Abadi" w:hAnsi="Abadi"/>
-        </w:rPr>
-        <w:t>Object localization</w:t>
-      </w:r>
-    </w:p>
-    <w:p>
-      <w:pPr>
-        <w:pStyle w:val="ListParagraph"/>
-        <w:numPr>
-          <w:ilvl w:val="3"/>
-          <w:numId w:val="5"/>
-        </w:numPr>
-        <w:rPr>
-          <w:rFonts w:ascii="Abadi" w:hAnsi="Abadi"/>
-        </w:rPr>
-      </w:pPr>
-      <w:r>
-        <w:rPr>
-          <w:rFonts w:ascii="Abadi" w:hAnsi="Abadi"/>
-        </w:rPr>
-        <w:t>Landmark detection</w:t>
-      </w:r>
-    </w:p>
-    <w:p>
-      <w:pPr>
-        <w:pStyle w:val="ListParagraph"/>
-        <w:numPr>
-          <w:ilvl w:val="3"/>
-          <w:numId w:val="5"/>
-        </w:numPr>
-        <w:rPr>
-          <w:rFonts w:ascii="Abadi" w:hAnsi="Abadi"/>
-        </w:rPr>
-      </w:pPr>
-      <w:r>
-        <w:rPr>
-          <w:rFonts w:ascii="Abadi" w:hAnsi="Abadi"/>
-        </w:rPr>
-        <w:t>Object detection</w:t>
-      </w:r>
-    </w:p>
-    <w:p>
-      <w:pPr>
-        <w:pStyle w:val="ListParagraph"/>
-        <w:numPr>
-          <w:ilvl w:val="3"/>
-          <w:numId w:val="5"/>
-        </w:numPr>
-        <w:rPr>
-          <w:rFonts w:ascii="Abadi" w:hAnsi="Abadi"/>
-        </w:rPr>
-      </w:pPr>
-      <w:r>
-        <w:rPr>
-          <w:rFonts w:ascii="Abadi" w:hAnsi="Abadi"/>
-        </w:rPr>
-        <w:t>Convolutional implementation of sliding windows</w:t>
-      </w:r>
-    </w:p>
-    <w:p>
-      <w:pPr>
-        <w:pStyle w:val="ListParagraph"/>
-        <w:numPr>
-          <w:ilvl w:val="3"/>
-          <w:numId w:val="5"/>
-        </w:numPr>
-        <w:rPr>
-          <w:rFonts w:ascii="Abadi" w:hAnsi="Abadi"/>
-        </w:rPr>
-      </w:pPr>
-      <w:r>
-        <w:rPr>
-          <w:rFonts w:ascii="Abadi" w:hAnsi="Abadi"/>
-        </w:rPr>
-        <w:t>Bounding box predictions</w:t>
-      </w:r>
-    </w:p>
-    <w:p>
-      <w:pPr>
-        <w:pStyle w:val="ListParagraph"/>
-        <w:numPr>
-          <w:ilvl w:val="3"/>
-          <w:numId w:val="5"/>
-        </w:numPr>
-        <w:rPr>
-          <w:rFonts w:ascii="Abadi" w:hAnsi="Abadi"/>
-        </w:rPr>
-      </w:pPr>
-      <w:r>
-        <w:rPr>
-          <w:rFonts w:ascii="Abadi" w:hAnsi="Abadi"/>
-        </w:rPr>
-        <w:t>Intersection over union</w:t>
-      </w:r>
-    </w:p>
-    <w:p>
-      <w:pPr>
-        <w:pStyle w:val="ListParagraph"/>
-        <w:numPr>
-          <w:ilvl w:val="3"/>
-          <w:numId w:val="5"/>
-        </w:numPr>
-        <w:rPr>
-          <w:rFonts w:ascii="Abadi" w:hAnsi="Abadi"/>
-        </w:rPr>
-      </w:pPr>
-      <w:r>
-        <w:rPr>
-          <w:rFonts w:ascii="Abadi" w:hAnsi="Abadi"/>
-        </w:rPr>
-        <w:t>Non-max suppression</w:t>
-      </w:r>
-    </w:p>
-    <w:p>
-      <w:pPr>
-        <w:pStyle w:val="ListParagraph"/>
-        <w:numPr>
-          <w:ilvl w:val="3"/>
-          <w:numId w:val="5"/>
-        </w:numPr>
-        <w:rPr>
-          <w:rFonts w:ascii="Abadi" w:hAnsi="Abadi"/>
-        </w:rPr>
-      </w:pPr>
-      <w:r>
-        <w:rPr>
-          <w:rFonts w:ascii="Abadi" w:hAnsi="Abadi"/>
-        </w:rPr>
-        <w:t>Anchor boxes</w:t>
-      </w:r>
-    </w:p>
-    <w:p>
-      <w:pPr>
-        <w:pStyle w:val="ListParagraph"/>
-        <w:numPr>
-          <w:ilvl w:val="3"/>
-          <w:numId w:val="5"/>
-        </w:numPr>
-        <w:rPr>
-          <w:rFonts w:ascii="Abadi" w:hAnsi="Abadi"/>
-        </w:rPr>
-      </w:pPr>
-      <w:r>
-        <w:rPr>
-          <w:rFonts w:ascii="Abadi" w:hAnsi="Abadi"/>
-        </w:rPr>
-        <w:t>YOLO algorithm</w:t>
-      </w:r>
-    </w:p>
-    <w:p>
-      <w:pPr>
-        <w:pStyle w:val="ListParagraph"/>
-        <w:numPr>
-          <w:ilvl w:val="3"/>
-          <w:numId w:val="5"/>
-        </w:numPr>
-        <w:rPr>
-          <w:rFonts w:ascii="Abadi" w:hAnsi="Abadi"/>
-        </w:rPr>
-      </w:pPr>
-      <w:r>
-        <w:rPr>
-          <w:rFonts w:ascii="Abadi" w:hAnsi="Abadi"/>
-        </w:rPr>
-        <w:t>Region proposals (optional)</w:t>
-      </w:r>
-    </w:p>
-    <w:p>
-      <w:pPr>
-        <w:pStyle w:val="ListParagraph"/>
-        <w:numPr>
-          <w:ilvl w:val="3"/>
-          <w:numId w:val="5"/>
-        </w:numPr>
-        <w:rPr>
-          <w:rFonts w:ascii="Abadi" w:hAnsi="Abadi"/>
-        </w:rPr>
-      </w:pPr>
-      <w:r>
-        <w:rPr>
-          <w:rFonts w:ascii="Abadi" w:hAnsi="Abadi"/>
-        </w:rPr>
-        <w:t>Semantic segmentation with U-Net</w:t>
-      </w:r>
-    </w:p>
-    <w:p>
-      <w:pPr>
-        <w:pStyle w:val="ListParagraph"/>
-        <w:numPr>
-          <w:ilvl w:val="3"/>
-          <w:numId w:val="5"/>
-        </w:numPr>
-        <w:rPr>
-          <w:rFonts w:ascii="Abadi" w:hAnsi="Abadi"/>
-        </w:rPr>
-      </w:pPr>
-      <w:r>
-        <w:rPr>
-          <w:rFonts w:ascii="Abadi" w:hAnsi="Abadi"/>
-        </w:rPr>
-        <w:t>Transpose convolutions</w:t>
-      </w:r>
-    </w:p>
-    <w:p>
-      <w:pPr>
-        <w:pStyle w:val="ListParagraph"/>
-        <w:numPr>
-          <w:ilvl w:val="3"/>
-          <w:numId w:val="5"/>
-        </w:numPr>
-        <w:rPr>
-          <w:rFonts w:ascii="Abadi" w:hAnsi="Abadi"/>
-        </w:rPr>
-      </w:pPr>
-      <w:r>
-        <w:rPr>
-          <w:rFonts w:ascii="Abadi" w:hAnsi="Abadi"/>
-        </w:rPr>
-        <w:t>U-Net architecture intuition</w:t>
-      </w:r>
-    </w:p>
-    <w:p>
-      <w:pPr>
-        <w:pStyle w:val="ListParagraph"/>
-        <w:numPr>
-          <w:ilvl w:val="3"/>
-          <w:numId w:val="5"/>
-        </w:numPr>
-        <w:rPr>
-          <w:rFonts w:ascii="Abadi" w:hAnsi="Abadi"/>
-        </w:rPr>
-      </w:pPr>
-      <w:r>
-        <w:rPr>
-          <w:rFonts w:ascii="Abadi" w:hAnsi="Abadi"/>
-        </w:rPr>
-        <w:t>U-Net architecture</w:t>
-      </w:r>
-    </w:p>
-    <w:p>
-      <w:pPr>
-        <w:pStyle w:val="ListParagraph"/>
-        <w:numPr>
-          <w:ilvl w:val="3"/>
-          <w:numId w:val="5"/>
-        </w:numPr>
-        <w:rPr>
-          <w:rFonts w:ascii="Abadi" w:hAnsi="Abadi"/>
-        </w:rPr>
-      </w:pPr>
-      <w:r>
-        <w:rPr>
-          <w:rFonts w:ascii="Abadi" w:hAnsi="Abadi"/>
-        </w:rPr>
-        <w:t>Assignment: Detection algorithms</w:t>
-      </w:r>
-    </w:p>
-    <w:p>
-      <w:pPr>
-        <w:pStyle w:val="ListParagraph"/>
-        <w:numPr>
-          <w:ilvl w:val="3"/>
-          <w:numId w:val="5"/>
-        </w:numPr>
-        <w:rPr>
-          <w:rFonts w:ascii="Abadi" w:hAnsi="Abadi"/>
-        </w:rPr>
-      </w:pPr>
-      <w:r>
-        <w:rPr>
-          <w:rFonts w:ascii="Abadi" w:hAnsi="Abadi"/>
-        </w:rPr>
-        <w:t>Lab: Car detection with YOLO</w:t>
-      </w:r>
-    </w:p>
-    <w:p>
-      <w:pPr>
-        <w:pStyle w:val="ListParagraph"/>
-        <w:numPr>
-          <w:ilvl w:val="3"/>
-          <w:numId w:val="5"/>
-        </w:numPr>
-        <w:rPr>
-          <w:rFonts w:ascii="Abadi" w:hAnsi="Abadi"/>
-        </w:rPr>
-      </w:pPr>
-      <w:r>
-        <w:rPr>
-          <w:rFonts w:ascii="Abadi" w:hAnsi="Abadi"/>
-        </w:rPr>
-        <w:t>Lab: Image segmentation with U-Net</w:t>
-      </w:r>
-    </w:p>
-    <w:p>
-      <w:pPr>
-        <w:pStyle w:val="ListParagraph"/>
-        <w:numPr>
-          <w:ilvl w:val="2"/>
-          <w:numId w:val="5"/>
-        </w:numPr>
-        <w:rPr>
-          <w:rFonts w:ascii="Abadi" w:hAnsi="Abadi"/>
-        </w:rPr>
-      </w:pPr>
-      <w:r>
-        <w:rPr>
-          <w:rFonts w:ascii="Abadi" w:hAnsi="Abadi"/>
-        </w:rPr>
-        <w:t>Week 4 – Special applications: face recognition &amp; neural style transfer</w:t>
-      </w:r>
-    </w:p>
-    <w:p>
-      <w:pPr>
-        <w:pStyle w:val="ListParagraph"/>
-        <w:numPr>
-          <w:ilvl w:val="3"/>
-          <w:numId w:val="5"/>
-        </w:numPr>
-        <w:rPr>
-          <w:rFonts w:ascii="Abadi" w:hAnsi="Abadi"/>
-        </w:rPr>
-      </w:pPr>
-      <w:r>
-        <w:rPr>
-          <w:rFonts w:ascii="Abadi" w:hAnsi="Abadi"/>
-        </w:rPr>
-        <w:t>What is face recognition?</w:t>
-      </w:r>
-    </w:p>
-    <w:p>
-      <w:pPr>
-        <w:pStyle w:val="ListParagraph"/>
-        <w:numPr>
-          <w:ilvl w:val="3"/>
-          <w:numId w:val="5"/>
-        </w:numPr>
-        <w:rPr>
-          <w:rFonts w:ascii="Abadi" w:hAnsi="Abadi"/>
-        </w:rPr>
-      </w:pPr>
-      <w:r>
-        <w:rPr>
-          <w:rFonts w:ascii="Abadi" w:hAnsi="Abadi"/>
-        </w:rPr>
-        <w:t>One shot learning</w:t>
-      </w:r>
-    </w:p>
-    <w:p>
-      <w:pPr>
-        <w:pStyle w:val="ListParagraph"/>
-        <w:numPr>
-          <w:ilvl w:val="3"/>
-          <w:numId w:val="5"/>
-        </w:numPr>
-        <w:rPr>
-          <w:rFonts w:ascii="Abadi" w:hAnsi="Abadi"/>
-        </w:rPr>
-      </w:pPr>
-      <w:r>
-        <w:rPr>
-          <w:rFonts w:ascii="Abadi" w:hAnsi="Abadi"/>
-        </w:rPr>
-        <w:t>Siamese network</w:t>
-      </w:r>
-    </w:p>
-    <w:p>
-      <w:pPr>
-        <w:pStyle w:val="ListParagraph"/>
-        <w:numPr>
-          <w:ilvl w:val="3"/>
-          <w:numId w:val="5"/>
-        </w:numPr>
-        <w:rPr>
-          <w:rFonts w:ascii="Abadi" w:hAnsi="Abadi"/>
-        </w:rPr>
-      </w:pPr>
-      <w:r>
-        <w:rPr>
-          <w:rFonts w:ascii="Abadi" w:hAnsi="Abadi"/>
-        </w:rPr>
-        <w:lastRenderedPageBreak/>
-        <w:t>Triplet loss</w:t>
-      </w:r>
-    </w:p>
-    <w:p>
-      <w:pPr>
-        <w:pStyle w:val="ListParagraph"/>
-        <w:numPr>
-          <w:ilvl w:val="3"/>
-          <w:numId w:val="5"/>
-        </w:numPr>
-        <w:rPr>
-          <w:rFonts w:ascii="Abadi" w:hAnsi="Abadi"/>
-        </w:rPr>
-      </w:pPr>
-      <w:r>
-        <w:rPr>
-          <w:rFonts w:ascii="Abadi" w:hAnsi="Abadi"/>
-        </w:rPr>
-        <w:t>Face verification and binary classification</w:t>
-      </w:r>
-    </w:p>
-    <w:p>
-      <w:pPr>
-        <w:pStyle w:val="ListParagraph"/>
-        <w:numPr>
-          <w:ilvl w:val="3"/>
-          <w:numId w:val="5"/>
-        </w:numPr>
-        <w:rPr>
-          <w:rFonts w:ascii="Abadi" w:hAnsi="Abadi"/>
-        </w:rPr>
-      </w:pPr>
-      <w:r>
-        <w:rPr>
-          <w:rFonts w:ascii="Abadi" w:hAnsi="Abadi"/>
-        </w:rPr>
-        <w:t>What is neural style transfer?</w:t>
-      </w:r>
-    </w:p>
-    <w:p>
-      <w:pPr>
-        <w:pStyle w:val="ListParagraph"/>
-        <w:numPr>
-          <w:ilvl w:val="3"/>
-          <w:numId w:val="5"/>
-        </w:numPr>
-        <w:rPr>
-          <w:rFonts w:ascii="Abadi" w:hAnsi="Abadi"/>
-        </w:rPr>
-      </w:pPr>
-      <w:r>
-        <w:rPr>
-          <w:rFonts w:ascii="Abadi" w:hAnsi="Abadi"/>
-        </w:rPr>
-        <w:t>What are deep ConvNets learning?</w:t>
-      </w:r>
-    </w:p>
-    <w:p>
-      <w:pPr>
-        <w:pStyle w:val="ListParagraph"/>
-        <w:numPr>
-          <w:ilvl w:val="3"/>
-          <w:numId w:val="5"/>
-        </w:numPr>
-        <w:rPr>
-          <w:rFonts w:ascii="Abadi" w:hAnsi="Abadi"/>
-        </w:rPr>
-      </w:pPr>
-      <w:r>
-        <w:rPr>
-          <w:rFonts w:ascii="Abadi" w:hAnsi="Abadi"/>
-        </w:rPr>
-        <w:t>Cost function</w:t>
-      </w:r>
-    </w:p>
-    <w:p>
-      <w:pPr>
-        <w:pStyle w:val="ListParagraph"/>
-        <w:numPr>
-          <w:ilvl w:val="3"/>
-          <w:numId w:val="5"/>
-        </w:numPr>
-        <w:rPr>
-          <w:rFonts w:ascii="Abadi" w:hAnsi="Abadi"/>
-        </w:rPr>
-      </w:pPr>
-      <w:r>
-        <w:rPr>
-          <w:rFonts w:ascii="Abadi" w:hAnsi="Abadi"/>
-        </w:rPr>
-        <w:t>Content cost function</w:t>
-      </w:r>
-    </w:p>
-    <w:p>
-      <w:pPr>
-        <w:pStyle w:val="ListParagraph"/>
-        <w:numPr>
-          <w:ilvl w:val="3"/>
-          <w:numId w:val="5"/>
-        </w:numPr>
-        <w:rPr>
-          <w:rFonts w:ascii="Abadi" w:hAnsi="Abadi"/>
-        </w:rPr>
-      </w:pPr>
-      <w:r>
-        <w:rPr>
-          <w:rFonts w:ascii="Abadi" w:hAnsi="Abadi"/>
-        </w:rPr>
-        <w:t>Style cost function</w:t>
-      </w:r>
-    </w:p>
-    <w:p>
-      <w:pPr>
-        <w:pStyle w:val="ListParagraph"/>
-        <w:numPr>
-          <w:ilvl w:val="3"/>
-          <w:numId w:val="5"/>
-        </w:numPr>
-        <w:rPr>
-          <w:rFonts w:ascii="Abadi" w:hAnsi="Abadi"/>
-        </w:rPr>
-      </w:pPr>
-      <w:r>
-        <w:rPr>
-          <w:rFonts w:ascii="Abadi" w:hAnsi="Abadi"/>
-        </w:rPr>
-        <w:t>1D and 3D generalizations</w:t>
-      </w:r>
-    </w:p>
-    <w:p>
-      <w:pPr>
-        <w:pStyle w:val="ListParagraph"/>
-        <w:numPr>
-          <w:ilvl w:val="3"/>
-          <w:numId w:val="5"/>
-        </w:numPr>
-        <w:rPr>
-          <w:rFonts w:ascii="Abadi" w:hAnsi="Abadi"/>
-        </w:rPr>
-      </w:pPr>
-      <w:r>
-        <w:rPr>
-          <w:rFonts w:ascii="Abadi" w:hAnsi="Abadi"/>
-        </w:rPr>
-        <w:t>Assignment: Special applications: face recognition &amp; neural style transfer</w:t>
-      </w:r>
-    </w:p>
-    <w:p>
-      <w:pPr>
-        <w:pStyle w:val="ListParagraph"/>
-        <w:numPr>
-          <w:ilvl w:val="3"/>
-          <w:numId w:val="5"/>
-        </w:numPr>
-        <w:rPr>
-          <w:rFonts w:ascii="Abadi" w:hAnsi="Abadi"/>
-        </w:rPr>
-      </w:pPr>
-      <w:r>
-        <w:rPr>
-          <w:rFonts w:ascii="Abadi" w:hAnsi="Abadi"/>
-        </w:rPr>
-        <w:t>Lab: Face recognition</w:t>
-      </w:r>
-    </w:p>
-    <w:p>
-      <w:pPr>
-        <w:pStyle w:val="ListParagraph"/>
-        <w:numPr>
-          <w:ilvl w:val="3"/>
-          <w:numId w:val="5"/>
-        </w:numPr>
-        <w:rPr>
-          <w:rFonts w:ascii="Abadi" w:hAnsi="Abadi"/>
-        </w:rPr>
-      </w:pPr>
-      <w:r>
-        <w:rPr>
-          <w:rFonts w:ascii="Abadi" w:hAnsi="Abadi"/>
-        </w:rPr>
-        <w:t>Lab: Art generation with neural style transfer</w:t>
-      </w:r>
-    </w:p>
-    <w:p>
-      <w:pPr>
-        <w:pStyle w:val="ListParagraph"/>
-        <w:numPr>
-          <w:ilvl w:val="1"/>
-          <w:numId w:val="5"/>
-        </w:numPr>
-        <w:rPr>
-          <w:rFonts w:ascii="Abadi" w:hAnsi="Abadi"/>
-        </w:rPr>
-      </w:pPr>
-      <w:r>
-        <w:rPr>
-          <w:rFonts w:ascii="Abadi" w:hAnsi="Abadi"/>
-        </w:rPr>
-        <w:t>Sequence Models</w:t>
-      </w:r>
-    </w:p>
-    <w:p>
-      <w:pPr>
-        <w:pStyle w:val="ListParagraph"/>
-        <w:numPr>
-          <w:ilvl w:val="2"/>
-          <w:numId w:val="5"/>
-        </w:numPr>
-        <w:rPr>
-          <w:rFonts w:ascii="Abadi" w:hAnsi="Abadi"/>
-        </w:rPr>
-      </w:pPr>
-      <w:r>
-        <w:rPr>
-          <w:rFonts w:ascii="Abadi" w:hAnsi="Abadi"/>
-        </w:rPr>
-        <w:t>Week 1 – Recurrent neural networks</w:t>
-      </w:r>
-    </w:p>
-    <w:p>
-      <w:pPr>
-        <w:pStyle w:val="ListParagraph"/>
-        <w:numPr>
-          <w:ilvl w:val="3"/>
-          <w:numId w:val="5"/>
-        </w:numPr>
-        <w:rPr>
-          <w:rFonts w:ascii="Abadi" w:hAnsi="Abadi"/>
-        </w:rPr>
-      </w:pPr>
-      <w:r>
-        <w:rPr>
-          <w:rFonts w:ascii="Abadi" w:hAnsi="Abadi"/>
-        </w:rPr>
-        <w:t>Why sequence models?</w:t>
-      </w:r>
-    </w:p>
-    <w:p>
-      <w:pPr>
-        <w:pStyle w:val="ListParagraph"/>
-        <w:numPr>
-          <w:ilvl w:val="3"/>
-          <w:numId w:val="5"/>
-        </w:numPr>
-        <w:rPr>
-          <w:rFonts w:ascii="Abadi" w:hAnsi="Abadi"/>
-        </w:rPr>
-      </w:pPr>
-      <w:r>
-        <w:rPr>
-          <w:rFonts w:ascii="Abadi" w:hAnsi="Abadi"/>
-        </w:rPr>
-        <w:t>Notation</w:t>
-      </w:r>
-    </w:p>
-    <w:p>
-      <w:pPr>
-        <w:pStyle w:val="ListParagraph"/>
-        <w:numPr>
-          <w:ilvl w:val="3"/>
-          <w:numId w:val="5"/>
-        </w:numPr>
-        <w:rPr>
-          <w:rFonts w:ascii="Abadi" w:hAnsi="Abadi"/>
-        </w:rPr>
-      </w:pPr>
-      <w:r>
-        <w:rPr>
-          <w:rFonts w:ascii="Abadi" w:hAnsi="Abadi"/>
-        </w:rPr>
-        <w:t>Recurrent neural network model</w:t>
-      </w:r>
-    </w:p>
-    <w:p>
-      <w:pPr>
-        <w:pStyle w:val="ListParagraph"/>
-        <w:numPr>
-          <w:ilvl w:val="3"/>
-          <w:numId w:val="5"/>
-        </w:numPr>
-        <w:rPr>
-          <w:rFonts w:ascii="Abadi" w:hAnsi="Abadi"/>
-        </w:rPr>
-      </w:pPr>
-      <w:r>
-        <w:rPr>
-          <w:rFonts w:ascii="Abadi" w:hAnsi="Abadi"/>
-        </w:rPr>
-        <w:t>Backpropagation through time</w:t>
-      </w:r>
-    </w:p>
-    <w:p>
-      <w:pPr>
-        <w:pStyle w:val="ListParagraph"/>
-        <w:numPr>
-          <w:ilvl w:val="3"/>
-          <w:numId w:val="5"/>
-        </w:numPr>
-        <w:rPr>
-          <w:rFonts w:ascii="Abadi" w:hAnsi="Abadi"/>
-        </w:rPr>
-      </w:pPr>
-      <w:r>
-        <w:rPr>
-          <w:rFonts w:ascii="Abadi" w:hAnsi="Abadi"/>
-        </w:rPr>
-        <w:t>Different types of RNNs</w:t>
-      </w:r>
-    </w:p>
-    <w:p>
-      <w:pPr>
-        <w:pStyle w:val="ListParagraph"/>
-        <w:numPr>
-          <w:ilvl w:val="3"/>
-          <w:numId w:val="5"/>
-        </w:numPr>
-        <w:rPr>
-          <w:rFonts w:ascii="Abadi" w:hAnsi="Abadi"/>
-        </w:rPr>
-      </w:pPr>
-      <w:r>
-        <w:rPr>
-          <w:rFonts w:ascii="Abadi" w:hAnsi="Abadi"/>
-        </w:rPr>
-        <w:t>Language model and sequence generation</w:t>
-      </w:r>
-    </w:p>
-    <w:p>
-      <w:pPr>
-        <w:pStyle w:val="ListParagraph"/>
-        <w:numPr>
-          <w:ilvl w:val="3"/>
-          <w:numId w:val="5"/>
-        </w:numPr>
-        <w:rPr>
-          <w:rFonts w:ascii="Abadi" w:hAnsi="Abadi"/>
-        </w:rPr>
-      </w:pPr>
-      <w:r>
-        <w:rPr>
-          <w:rFonts w:ascii="Abadi" w:hAnsi="Abadi"/>
-        </w:rPr>
-        <w:t>Sampling novel sequences</w:t>
-      </w:r>
-    </w:p>
-    <w:p>
-      <w:pPr>
-        <w:pStyle w:val="ListParagraph"/>
-        <w:numPr>
-          <w:ilvl w:val="3"/>
-          <w:numId w:val="5"/>
-        </w:numPr>
-        <w:rPr>
-          <w:rFonts w:ascii="Abadi" w:hAnsi="Abadi"/>
-        </w:rPr>
-      </w:pPr>
-      <w:r>
-        <w:rPr>
-          <w:rFonts w:ascii="Abadi" w:hAnsi="Abadi"/>
-        </w:rPr>
-        <w:t>Vanishing gradients with RNNs</w:t>
-      </w:r>
-    </w:p>
-    <w:p>
-      <w:pPr>
-        <w:pStyle w:val="ListParagraph"/>
-        <w:numPr>
-          <w:ilvl w:val="3"/>
-          <w:numId w:val="5"/>
-        </w:numPr>
-        <w:rPr>
-          <w:rFonts w:ascii="Abadi" w:hAnsi="Abadi"/>
-        </w:rPr>
-      </w:pPr>
-      <w:r>
-        <w:rPr>
-          <w:rFonts w:ascii="Abadi" w:hAnsi="Abadi"/>
-        </w:rPr>
-        <w:t>Gated recurrent unit (GRU)</w:t>
-      </w:r>
-    </w:p>
-    <w:p>
-      <w:pPr>
-        <w:pStyle w:val="ListParagraph"/>
-        <w:numPr>
-          <w:ilvl w:val="3"/>
-          <w:numId w:val="5"/>
-        </w:numPr>
-        <w:rPr>
-          <w:rFonts w:ascii="Abadi" w:hAnsi="Abadi"/>
-        </w:rPr>
-      </w:pPr>
-      <w:r>
-        <w:rPr>
-          <w:rFonts w:ascii="Abadi" w:hAnsi="Abadi"/>
-        </w:rPr>
-        <w:t>Long short term memory (LSTM)</w:t>
-      </w:r>
-    </w:p>
-    <w:p>
-      <w:pPr>
-        <w:pStyle w:val="ListParagraph"/>
-        <w:numPr>
-          <w:ilvl w:val="3"/>
-          <w:numId w:val="5"/>
-        </w:numPr>
-        <w:rPr>
-          <w:rFonts w:ascii="Abadi" w:hAnsi="Abadi"/>
-        </w:rPr>
-      </w:pPr>
-      <w:r>
-        <w:rPr>
-          <w:rFonts w:ascii="Abadi" w:hAnsi="Abadi"/>
-        </w:rPr>
-        <w:t>Bidirectional RNN</w:t>
-      </w:r>
-    </w:p>
-    <w:p>
-      <w:pPr>
-        <w:pStyle w:val="ListParagraph"/>
-        <w:numPr>
-          <w:ilvl w:val="3"/>
-          <w:numId w:val="5"/>
-        </w:numPr>
-        <w:rPr>
-          <w:rFonts w:ascii="Abadi" w:hAnsi="Abadi"/>
-        </w:rPr>
-      </w:pPr>
-      <w:r>
-        <w:rPr>
-          <w:rFonts w:ascii="Abadi" w:hAnsi="Abadi"/>
-        </w:rPr>
-        <w:t>Deep RNNs</w:t>
-      </w:r>
-    </w:p>
-    <w:p>
-      <w:pPr>
-        <w:pStyle w:val="ListParagraph"/>
-        <w:numPr>
-          <w:ilvl w:val="3"/>
-          <w:numId w:val="5"/>
-        </w:numPr>
-        <w:rPr>
-          <w:rFonts w:ascii="Abadi" w:hAnsi="Abadi"/>
-        </w:rPr>
-      </w:pPr>
-      <w:r>
-        <w:rPr>
-          <w:rFonts w:ascii="Abadi" w:hAnsi="Abadi"/>
-        </w:rPr>
-        <w:t>Assignment: Recurrent neural networks</w:t>
-      </w:r>
-    </w:p>
-    <w:p>
-      <w:pPr>
-        <w:pStyle w:val="ListParagraph"/>
-        <w:numPr>
-          <w:ilvl w:val="3"/>
-          <w:numId w:val="5"/>
-        </w:numPr>
-        <w:rPr>
-          <w:rFonts w:ascii="Abadi" w:hAnsi="Abadi"/>
-        </w:rPr>
-      </w:pPr>
-      <w:r>
-        <w:rPr>
-          <w:rFonts w:ascii="Abadi" w:hAnsi="Abadi"/>
-        </w:rPr>
-        <w:t>Lab: Building your recurrent neural network step by step</w:t>
-      </w:r>
-    </w:p>
-    <w:p>
-      <w:pPr>
-        <w:pStyle w:val="ListParagraph"/>
-        <w:numPr>
-          <w:ilvl w:val="3"/>
-          <w:numId w:val="5"/>
-        </w:numPr>
-        <w:rPr>
-          <w:rFonts w:ascii="Abadi" w:hAnsi="Abadi"/>
-        </w:rPr>
-      </w:pPr>
-      <w:r>
-        <w:rPr>
-          <w:rFonts w:ascii="Abadi" w:hAnsi="Abadi"/>
-        </w:rPr>
-        <w:t>Lab: Dinosaur island character-level language modeling</w:t>
-      </w:r>
-    </w:p>
-    <w:p>
-      <w:pPr>
-        <w:pStyle w:val="ListParagraph"/>
-        <w:numPr>
-          <w:ilvl w:val="3"/>
-          <w:numId w:val="5"/>
-        </w:numPr>
-        <w:rPr>
-          <w:rFonts w:ascii="Abadi" w:hAnsi="Abadi"/>
-        </w:rPr>
-      </w:pPr>
-      <w:r>
-        <w:rPr>
-          <w:rFonts w:ascii="Abadi" w:hAnsi="Abadi"/>
-        </w:rPr>
-        <w:t>Lab: Jazz improvisation with LSTM</w:t>
-      </w:r>
-    </w:p>
-    <w:p>
-      <w:pPr>
-        <w:pStyle w:val="ListParagraph"/>
-        <w:numPr>
-          <w:ilvl w:val="2"/>
-          <w:numId w:val="5"/>
-        </w:numPr>
-        <w:rPr>
-          <w:rFonts w:ascii="Abadi" w:hAnsi="Abadi"/>
-        </w:rPr>
-      </w:pPr>
-      <w:r>
-        <w:rPr>
-          <w:rFonts w:ascii="Abadi" w:hAnsi="Abadi"/>
-        </w:rPr>
-        <w:t>Week 2 – Natural language processing &amp; word embeddings</w:t>
-      </w:r>
-    </w:p>
-    <w:p>
-      <w:pPr>
-        <w:pStyle w:val="ListParagraph"/>
-        <w:numPr>
-          <w:ilvl w:val="3"/>
-          <w:numId w:val="5"/>
-        </w:numPr>
-        <w:rPr>
-          <w:rFonts w:ascii="Abadi" w:hAnsi="Abadi"/>
-        </w:rPr>
-      </w:pPr>
-      <w:r>
-        <w:rPr>
-          <w:rFonts w:ascii="Abadi" w:hAnsi="Abadi"/>
-        </w:rPr>
-        <w:t>Word representation</w:t>
-      </w:r>
-    </w:p>
-    <w:p>
-      <w:pPr>
-        <w:pStyle w:val="ListParagraph"/>
-        <w:numPr>
-          <w:ilvl w:val="3"/>
-          <w:numId w:val="5"/>
-        </w:numPr>
-        <w:rPr>
-          <w:rFonts w:ascii="Abadi" w:hAnsi="Abadi"/>
-        </w:rPr>
-      </w:pPr>
-      <w:r>
-        <w:rPr>
-          <w:rFonts w:ascii="Abadi" w:hAnsi="Abadi"/>
-        </w:rPr>
-        <w:t>Using word embeddings</w:t>
-      </w:r>
-    </w:p>
-    <w:p>
-      <w:pPr>
-        <w:pStyle w:val="ListParagraph"/>
-        <w:numPr>
-          <w:ilvl w:val="3"/>
-          <w:numId w:val="5"/>
-        </w:numPr>
-        <w:rPr>
-          <w:rFonts w:ascii="Abadi" w:hAnsi="Abadi"/>
-        </w:rPr>
-      </w:pPr>
-      <w:r>
-        <w:rPr>
-          <w:rFonts w:ascii="Abadi" w:hAnsi="Abadi"/>
-        </w:rPr>
-        <w:t>Properties of word embeddings</w:t>
-      </w:r>
-    </w:p>
-    <w:p>
-      <w:pPr>
-        <w:pStyle w:val="ListParagraph"/>
-        <w:numPr>
-          <w:ilvl w:val="3"/>
-          <w:numId w:val="5"/>
-        </w:numPr>
-        <w:rPr>
-          <w:rFonts w:ascii="Abadi" w:hAnsi="Abadi"/>
-        </w:rPr>
-      </w:pPr>
-      <w:r>
-        <w:rPr>
-          <w:rFonts w:ascii="Abadi" w:hAnsi="Abadi"/>
-        </w:rPr>
-        <w:t>Embedding matrix</w:t>
-      </w:r>
-    </w:p>
-    <w:p>
-      <w:pPr>
-        <w:pStyle w:val="ListParagraph"/>
-        <w:numPr>
-          <w:ilvl w:val="3"/>
-          <w:numId w:val="5"/>
-        </w:numPr>
-        <w:rPr>
-          <w:rFonts w:ascii="Abadi" w:hAnsi="Abadi"/>
-        </w:rPr>
-      </w:pPr>
-      <w:r>
-        <w:rPr>
-          <w:rFonts w:ascii="Abadi" w:hAnsi="Abadi"/>
-        </w:rPr>
-        <w:t>Learning word embeddings</w:t>
-      </w:r>
-    </w:p>
-    <w:p>
-      <w:pPr>
-        <w:pStyle w:val="ListParagraph"/>
-        <w:numPr>
-          <w:ilvl w:val="3"/>
-          <w:numId w:val="5"/>
-        </w:numPr>
-        <w:rPr>
-          <w:rFonts w:ascii="Abadi" w:hAnsi="Abadi"/>
-        </w:rPr>
-      </w:pPr>
-      <w:r>
-        <w:rPr>
-          <w:rFonts w:ascii="Abadi" w:hAnsi="Abadi"/>
-        </w:rPr>
-        <w:t>Word2Vec</w:t>
-      </w:r>
-    </w:p>
-    <w:p>
-      <w:pPr>
-        <w:pStyle w:val="ListParagraph"/>
-        <w:numPr>
-          <w:ilvl w:val="3"/>
-          <w:numId w:val="5"/>
-        </w:numPr>
-        <w:rPr>
-          <w:rFonts w:ascii="Abadi" w:hAnsi="Abadi"/>
-        </w:rPr>
-      </w:pPr>
-      <w:r>
-        <w:rPr>
-          <w:rFonts w:ascii="Abadi" w:hAnsi="Abadi"/>
-        </w:rPr>
-        <w:t>Negative sampling</w:t>
-      </w:r>
-    </w:p>
-    <w:p>
-      <w:pPr>
-        <w:pStyle w:val="ListParagraph"/>
-        <w:numPr>
-          <w:ilvl w:val="3"/>
-          <w:numId w:val="5"/>
-        </w:numPr>
-        <w:rPr>
-          <w:rFonts w:ascii="Abadi" w:hAnsi="Abadi"/>
-        </w:rPr>
-      </w:pPr>
-      <w:r>
-        <w:rPr>
-          <w:rFonts w:ascii="Abadi" w:hAnsi="Abadi"/>
-        </w:rPr>
-        <w:t>GloVe word vectors</w:t>
-      </w:r>
-    </w:p>
-    <w:p>
-      <w:pPr>
-        <w:pStyle w:val="ListParagraph"/>
-        <w:numPr>
-          <w:ilvl w:val="3"/>
-          <w:numId w:val="5"/>
-        </w:numPr>
-        <w:rPr>
-          <w:rFonts w:ascii="Abadi" w:hAnsi="Abadi"/>
-        </w:rPr>
-      </w:pPr>
-      <w:r>
-        <w:rPr>
-          <w:rFonts w:ascii="Abadi" w:hAnsi="Abadi"/>
-        </w:rPr>
-        <w:t>Sentiment classification</w:t>
-      </w:r>
-    </w:p>
-    <w:p>
-      <w:pPr>
-        <w:pStyle w:val="ListParagraph"/>
-        <w:numPr>
-          <w:ilvl w:val="3"/>
-          <w:numId w:val="5"/>
-        </w:numPr>
-        <w:rPr>
-          <w:rFonts w:ascii="Abadi" w:hAnsi="Abadi"/>
-        </w:rPr>
-      </w:pPr>
-      <w:r>
-        <w:rPr>
-          <w:rFonts w:ascii="Abadi" w:hAnsi="Abadi"/>
-        </w:rPr>
-        <w:t>Debiasing word embeddings</w:t>
-      </w:r>
-    </w:p>
-    <w:p>
-      <w:pPr>
-        <w:pStyle w:val="ListParagraph"/>
-        <w:numPr>
-          <w:ilvl w:val="3"/>
-          <w:numId w:val="5"/>
-        </w:numPr>
-        <w:rPr>
-          <w:rFonts w:ascii="Abadi" w:hAnsi="Abadi"/>
-        </w:rPr>
-      </w:pPr>
-      <w:r>
-        <w:rPr>
-          <w:rFonts w:ascii="Abadi" w:hAnsi="Abadi"/>
-        </w:rPr>
-        <w:t>Assignment: Natural language processing &amp; word embeddings</w:t>
-      </w:r>
-    </w:p>
-    <w:p>
-      <w:pPr>
-        <w:pStyle w:val="ListParagraph"/>
-        <w:numPr>
-          <w:ilvl w:val="3"/>
-          <w:numId w:val="5"/>
-        </w:numPr>
-        <w:rPr>
-          <w:rFonts w:ascii="Abadi" w:hAnsi="Abadi"/>
-        </w:rPr>
-      </w:pPr>
-      <w:r>
-        <w:rPr>
-          <w:rFonts w:ascii="Abadi" w:hAnsi="Abadi"/>
-        </w:rPr>
-        <w:t>Lab: Operations on word vectors debiasing</w:t>
-      </w:r>
-    </w:p>
-    <w:p>
-      <w:pPr>
-        <w:pStyle w:val="ListParagraph"/>
-        <w:numPr>
-          <w:ilvl w:val="3"/>
-          <w:numId w:val="5"/>
-        </w:numPr>
-        <w:rPr>
-          <w:rFonts w:ascii="Abadi" w:hAnsi="Abadi"/>
-        </w:rPr>
-      </w:pPr>
-      <w:r>
-        <w:rPr>
-          <w:rFonts w:ascii="Abadi" w:hAnsi="Abadi"/>
-        </w:rPr>
-        <w:t>Lab: Emojify</w:t>
-      </w:r>
-    </w:p>
-    <w:p>
-      <w:pPr>
-        <w:pStyle w:val="ListParagraph"/>
-        <w:numPr>
-          <w:ilvl w:val="2"/>
-          <w:numId w:val="5"/>
-        </w:numPr>
-        <w:rPr>
-          <w:rFonts w:ascii="Abadi" w:hAnsi="Abadi"/>
-        </w:rPr>
-      </w:pPr>
-      <w:r>
-        <w:rPr>
-          <w:rFonts w:ascii="Abadi" w:hAnsi="Abadi"/>
-        </w:rPr>
-        <w:t>Week 3 – Sequence models &amp; attention mechanism</w:t>
-      </w:r>
-    </w:p>
-    <w:p>
-      <w:pPr>
-        <w:pStyle w:val="ListParagraph"/>
-        <w:numPr>
-          <w:ilvl w:val="3"/>
-          <w:numId w:val="5"/>
-        </w:numPr>
-        <w:rPr>
-          <w:rFonts w:ascii="Abadi" w:hAnsi="Abadi"/>
-        </w:rPr>
-      </w:pPr>
-      <w:r>
-        <w:rPr>
-          <w:rFonts w:ascii="Abadi" w:hAnsi="Abadi"/>
-        </w:rPr>
-        <w:t>Basic models</w:t>
-      </w:r>
-    </w:p>
-    <w:p>
-      <w:pPr>
-        <w:pStyle w:val="ListParagraph"/>
-        <w:numPr>
-          <w:ilvl w:val="3"/>
-          <w:numId w:val="5"/>
-        </w:numPr>
-        <w:rPr>
-          <w:rFonts w:ascii="Abadi" w:hAnsi="Abadi"/>
-        </w:rPr>
-      </w:pPr>
-      <w:r>
-        <w:rPr>
-          <w:rFonts w:ascii="Abadi" w:hAnsi="Abadi"/>
-        </w:rPr>
-        <w:lastRenderedPageBreak/>
-        <w:t>Picking the most likely sentence</w:t>
-      </w:r>
-    </w:p>
-    <w:p>
-      <w:pPr>
-        <w:pStyle w:val="ListParagraph"/>
-        <w:numPr>
-          <w:ilvl w:val="3"/>
-          <w:numId w:val="5"/>
-        </w:numPr>
-        <w:rPr>
-          <w:rFonts w:ascii="Abadi" w:hAnsi="Abadi"/>
-        </w:rPr>
-      </w:pPr>
-      <w:r>
-        <w:rPr>
-          <w:rFonts w:ascii="Abadi" w:hAnsi="Abadi"/>
-        </w:rPr>
-        <w:t>Beam search</w:t>
-      </w:r>
-    </w:p>
-    <w:p>
-      <w:pPr>
-        <w:pStyle w:val="ListParagraph"/>
-        <w:numPr>
-          <w:ilvl w:val="3"/>
-          <w:numId w:val="5"/>
-        </w:numPr>
-        <w:rPr>
-          <w:rFonts w:ascii="Abadi" w:hAnsi="Abadi"/>
-        </w:rPr>
-      </w:pPr>
-      <w:r>
-        <w:rPr>
-          <w:rFonts w:ascii="Abadi" w:hAnsi="Abadi"/>
-        </w:rPr>
-        <w:t>Refinements to beam search</w:t>
-      </w:r>
-    </w:p>
-    <w:p>
-      <w:pPr>
-        <w:pStyle w:val="ListParagraph"/>
-        <w:numPr>
-          <w:ilvl w:val="3"/>
-          <w:numId w:val="5"/>
-        </w:numPr>
-        <w:rPr>
-          <w:rFonts w:ascii="Abadi" w:hAnsi="Abadi"/>
-        </w:rPr>
-      </w:pPr>
-      <w:r>
-        <w:rPr>
-          <w:rFonts w:ascii="Abadi" w:hAnsi="Abadi"/>
-        </w:rPr>
-        <w:t>Error analysis in beam search</w:t>
-      </w:r>
-    </w:p>
-    <w:p>
-      <w:pPr>
-        <w:pStyle w:val="ListParagraph"/>
-        <w:numPr>
-          <w:ilvl w:val="3"/>
-          <w:numId w:val="5"/>
-        </w:numPr>
-        <w:rPr>
-          <w:rFonts w:ascii="Abadi" w:hAnsi="Abadi"/>
-        </w:rPr>
-      </w:pPr>
-      <w:r>
-        <w:rPr>
-          <w:rFonts w:ascii="Abadi" w:hAnsi="Abadi"/>
-        </w:rPr>
-        <w:t>Bleu score (optional)</w:t>
-      </w:r>
-    </w:p>
-    <w:p>
-      <w:pPr>
-        <w:pStyle w:val="ListParagraph"/>
-        <w:numPr>
-          <w:ilvl w:val="3"/>
-          <w:numId w:val="5"/>
-        </w:numPr>
-        <w:rPr>
-          <w:rFonts w:ascii="Abadi" w:hAnsi="Abadi"/>
-        </w:rPr>
-      </w:pPr>
-      <w:r>
-        <w:rPr>
-          <w:rFonts w:ascii="Abadi" w:hAnsi="Abadi"/>
-        </w:rPr>
-        <w:t>Attention model intuition</w:t>
-      </w:r>
-    </w:p>
-    <w:p>
-      <w:pPr>
-        <w:pStyle w:val="ListParagraph"/>
-        <w:numPr>
-          <w:ilvl w:val="3"/>
-          <w:numId w:val="5"/>
-        </w:numPr>
-        <w:rPr>
-          <w:rFonts w:ascii="Abadi" w:hAnsi="Abadi"/>
-        </w:rPr>
-      </w:pPr>
-      <w:r>
-        <w:rPr>
-          <w:rFonts w:ascii="Abadi" w:hAnsi="Abadi"/>
-        </w:rPr>
-        <w:t>Attention model</w:t>
-      </w:r>
-    </w:p>
-    <w:p>
-      <w:pPr>
-        <w:pStyle w:val="ListParagraph"/>
-        <w:numPr>
-          <w:ilvl w:val="3"/>
-          <w:numId w:val="5"/>
-        </w:numPr>
-        <w:rPr>
-          <w:rFonts w:ascii="Abadi" w:hAnsi="Abadi"/>
-        </w:rPr>
-      </w:pPr>
-      <w:r>
-        <w:rPr>
-          <w:rFonts w:ascii="Abadi" w:hAnsi="Abadi"/>
-        </w:rPr>
-        <w:t>Speech recognition</w:t>
-      </w:r>
-    </w:p>
-    <w:p>
-      <w:pPr>
-        <w:pStyle w:val="ListParagraph"/>
-        <w:numPr>
-          <w:ilvl w:val="3"/>
-          <w:numId w:val="5"/>
-        </w:numPr>
-        <w:rPr>
-          <w:rFonts w:ascii="Abadi" w:hAnsi="Abadi"/>
-        </w:rPr>
-      </w:pPr>
-      <w:r>
-        <w:rPr>
-          <w:rFonts w:ascii="Abadi" w:hAnsi="Abadi"/>
-        </w:rPr>
-        <w:t>Trigger word detection</w:t>
-      </w:r>
-    </w:p>
-    <w:p>
-      <w:pPr>
-        <w:pStyle w:val="ListParagraph"/>
-        <w:numPr>
-          <w:ilvl w:val="3"/>
-          <w:numId w:val="5"/>
-        </w:numPr>
-        <w:rPr>
-          <w:rFonts w:ascii="Abadi" w:hAnsi="Abadi"/>
-        </w:rPr>
-      </w:pPr>
-      <w:r>
-        <w:rPr>
-          <w:rFonts w:ascii="Abadi" w:hAnsi="Abadi"/>
-        </w:rPr>
-        <w:t>Assignment: Sequence models &amp; attention mechanism</w:t>
-      </w:r>
-    </w:p>
-    <w:p>
-      <w:pPr>
-        <w:pStyle w:val="ListParagraph"/>
-        <w:numPr>
-          <w:ilvl w:val="3"/>
-          <w:numId w:val="5"/>
-        </w:numPr>
-        <w:rPr>
-          <w:rFonts w:ascii="Abadi" w:hAnsi="Abadi"/>
-        </w:rPr>
-      </w:pPr>
-      <w:r>
-        <w:rPr>
-          <w:rFonts w:ascii="Abadi" w:hAnsi="Abadi"/>
-        </w:rPr>
-        <w:t>Lab: Neural machine translation</w:t>
-      </w:r>
-    </w:p>
-    <w:p>
-      <w:pPr>
-        <w:pStyle w:val="ListParagraph"/>
-        <w:numPr>
-          <w:ilvl w:val="3"/>
-          <w:numId w:val="5"/>
-        </w:numPr>
-        <w:rPr>
-          <w:rFonts w:ascii="Abadi" w:hAnsi="Abadi"/>
-        </w:rPr>
-      </w:pPr>
-      <w:r>
-        <w:rPr>
-          <w:rFonts w:ascii="Abadi" w:hAnsi="Abadi"/>
-        </w:rPr>
-        <w:t>Lab: Trigger word detection</w:t>
-      </w:r>
-    </w:p>
-    <w:p>
-      <w:pPr>
-        <w:pStyle w:val="ListParagraph"/>
-        <w:numPr>
-          <w:ilvl w:val="2"/>
-          <w:numId w:val="5"/>
-        </w:numPr>
-        <w:rPr>
-          <w:rFonts w:ascii="Abadi" w:hAnsi="Abadi"/>
-        </w:rPr>
-      </w:pPr>
-      <w:r>
-        <w:rPr>
-          <w:rFonts w:ascii="Abadi" w:hAnsi="Abadi"/>
-        </w:rPr>
-        <w:t>Week 4 – Transformer network</w:t>
-      </w:r>
-    </w:p>
-    <w:p>
-      <w:pPr>
-        <w:pStyle w:val="ListParagraph"/>
-        <w:numPr>
-          <w:ilvl w:val="3"/>
-          <w:numId w:val="5"/>
-        </w:numPr>
-        <w:rPr>
-          <w:rFonts w:ascii="Abadi" w:hAnsi="Abadi"/>
-        </w:rPr>
-      </w:pPr>
-      <w:r>
-        <w:rPr>
-          <w:rFonts w:ascii="Abadi" w:hAnsi="Abadi"/>
-        </w:rPr>
-        <w:t>Transformer network intuition</w:t>
-      </w:r>
-    </w:p>
-    <w:p>
-      <w:pPr>
-        <w:pStyle w:val="ListParagraph"/>
-        <w:numPr>
-          <w:ilvl w:val="3"/>
-          <w:numId w:val="5"/>
-        </w:numPr>
-        <w:rPr>
-          <w:rFonts w:ascii="Abadi" w:hAnsi="Abadi"/>
-        </w:rPr>
-      </w:pPr>
-      <w:r>
-        <w:rPr>
-          <w:rFonts w:ascii="Abadi" w:hAnsi="Abadi"/>
-        </w:rPr>
-        <w:t>Self-attention</w:t>
-      </w:r>
-    </w:p>
-    <w:p>
-      <w:pPr>
-        <w:pStyle w:val="ListParagraph"/>
-        <w:numPr>
-          <w:ilvl w:val="3"/>
-          <w:numId w:val="5"/>
-        </w:numPr>
-        <w:rPr>
-          <w:rFonts w:ascii="Abadi" w:hAnsi="Abadi"/>
-        </w:rPr>
-      </w:pPr>
-      <w:r>
-        <w:rPr>
-          <w:rFonts w:ascii="Abadi" w:hAnsi="Abadi"/>
-        </w:rPr>
-        <w:t>Multi-head attention</w:t>
-      </w:r>
-    </w:p>
-    <w:p>
-      <w:pPr>
-        <w:pStyle w:val="ListParagraph"/>
-        <w:numPr>
-          <w:ilvl w:val="3"/>
-          <w:numId w:val="5"/>
-        </w:numPr>
-        <w:rPr>
-          <w:rFonts w:ascii="Abadi" w:hAnsi="Abadi"/>
-        </w:rPr>
-      </w:pPr>
-      <w:r>
-        <w:rPr>
-          <w:rFonts w:ascii="Abadi" w:hAnsi="Abadi"/>
-        </w:rPr>
-        <w:t>Transformer network</w:t>
-      </w:r>
-    </w:p>
-    <w:p>
-      <w:pPr>
-        <w:pStyle w:val="ListParagraph"/>
-        <w:numPr>
-          <w:ilvl w:val="3"/>
-          <w:numId w:val="5"/>
-        </w:numPr>
-        <w:rPr>
-          <w:rFonts w:ascii="Abadi" w:hAnsi="Abadi"/>
-        </w:rPr>
-      </w:pPr>
-      <w:r>
-        <w:rPr>
-          <w:rFonts w:ascii="Abadi" w:hAnsi="Abadi"/>
-        </w:rPr>
-        <w:t>Conclusion and thank you</w:t>
-      </w:r>
-    </w:p>
-    <w:p>
-      <w:pPr>
-        <w:pStyle w:val="ListParagraph"/>
-        <w:numPr>
-          <w:ilvl w:val="3"/>
-          <w:numId w:val="5"/>
-        </w:numPr>
-        <w:rPr>
-          <w:rFonts w:ascii="Abadi" w:hAnsi="Abadi"/>
-        </w:rPr>
-      </w:pPr>
-      <w:r>
-        <w:rPr>
-          <w:rFonts w:ascii="Abadi" w:hAnsi="Abadi"/>
-        </w:rPr>
-        <w:t>Assignment: Transformers</w:t>
-      </w:r>
-    </w:p>
-    <w:p>
-      <w:pPr>
-        <w:pStyle w:val="ListParagraph"/>
-        <w:numPr>
-          <w:ilvl w:val="3"/>
-          <w:numId w:val="5"/>
-        </w:numPr>
-        <w:rPr>
-          <w:rFonts w:ascii="Abadi" w:hAnsi="Abadi"/>
-        </w:rPr>
-      </w:pPr>
-      <w:r>
-        <w:rPr>
-          <w:rFonts w:ascii="Abadi" w:hAnsi="Abadi"/>
-        </w:rPr>
-        <w:t>Lab: Transformers architecture with TensorFlow</w:t>
-      </w:r>
-    </w:p>
-    <w:p>
-      <w:pPr>
-        <w:pStyle w:val="ListParagraph"/>
-        <w:numPr>
-          <w:ilvl w:val="3"/>
-          <w:numId w:val="5"/>
-        </w:numPr>
-        <w:rPr>
-          <w:rFonts w:ascii="Abadi" w:hAnsi="Abadi"/>
-        </w:rPr>
-      </w:pPr>
-      <w:r>
-        <w:rPr>
-          <w:rFonts w:ascii="Abadi" w:hAnsi="Abadi"/>
-        </w:rPr>
-        <w:t>Ungraded lab: Transformer pre-processing</w:t>
-      </w:r>
-    </w:p>
-    <w:p>
-      <w:pPr>
-        <w:pStyle w:val="ListParagraph"/>
-        <w:numPr>
-          <w:ilvl w:val="3"/>
-          <w:numId w:val="5"/>
-        </w:numPr>
-        <w:rPr>
-          <w:rFonts w:ascii="Abadi" w:hAnsi="Abadi"/>
-        </w:rPr>
-      </w:pPr>
-      <w:r>
-        <w:rPr>
-          <w:rFonts w:ascii="Abadi" w:hAnsi="Abadi"/>
-        </w:rPr>
-        <w:t>Ungraded lab: Transformer network application: named-entity recognition</w:t>
-      </w:r>
-    </w:p>
-    <w:p>
-      <w:pPr>
-        <w:pStyle w:val="ListParagraph"/>
-        <w:numPr>
-          <w:ilvl w:val="3"/>
-          <w:numId w:val="5"/>
-        </w:numPr>
-        <w:rPr>
-          <w:rFonts w:ascii="Abadi" w:hAnsi="Abadi"/>
-        </w:rPr>
-      </w:pPr>
-      <w:r>
-        <w:rPr>
-          <w:rFonts w:ascii="Abadi" w:hAnsi="Abadi"/>
-        </w:rPr>
-        <w:t>Ungraded lab: Transformer network application: question answering</w:t>
-      </w:r>
-    </w:p>
-    <w:p>
-      <w:pPr>
-        <w:rPr>
-          <w:rFonts w:ascii="Abadi" w:hAnsi="Abadi"/>
-        </w:rPr>
-      </w:pPr>
-      <w:r>
-        <w:rPr>
-          <w:rFonts w:ascii="Abadi" w:hAnsi="Abadi"/>
-        </w:rPr>
-        <w:t>---------------------------------------------------------------------------------------------------------------</w:t>
-      </w:r>
-    </w:p>
-    <w:p>
-      <w:pPr>
-        <w:jc w:val="center"/>
         <w:rPr>
           <w:rFonts w:ascii="Abadi" w:hAnsi="Abadi"/>
           <w:b/>
@@ -6478,6 +1897,4837 @@
           <w:iCs/>
           <w:u w:val="single"/>
         </w:rPr>
+        <w:lastRenderedPageBreak/>
+        <w:t xml:space="preserve"> </w:t>
+      </w:r>
+    </w:p>
+    <w:p>
+      <w:pPr>
+        <w:pStyle w:val="ListParagraph"/>
+        <w:numPr>
+          <w:ilvl w:val="2"/>
+          <w:numId w:val="5"/>
+        </w:numPr>
+        <w:rPr>
+          <w:rFonts w:ascii="Abadi" w:hAnsi="Abadi"/>
+          <w:b/>
+          <w:bCs/>
+          <w:i/>
+          <w:iCs/>
+          <w:u w:val="single"/>
+        </w:rPr>
+      </w:pPr>
+      <w:r>
+        <w:rPr>
+          <w:rFonts w:ascii="Abadi" w:hAnsi="Abadi"/>
+          <w:b/>
+          <w:bCs/>
+          <w:i/>
+          <w:iCs/>
+          <w:u w:val="single"/>
+        </w:rPr>
+        <w:t xml:space="preserve"> </w:t>
+      </w:r>
+    </w:p>
+    <w:p>
+      <w:pPr>
+        <w:pStyle w:val="ListParagraph"/>
+        <w:numPr>
+          <w:ilvl w:val="2"/>
+          <w:numId w:val="5"/>
+        </w:numPr>
+        <w:rPr>
+          <w:rFonts w:ascii="Abadi" w:hAnsi="Abadi"/>
+          <w:b/>
+          <w:bCs/>
+          <w:i/>
+          <w:iCs/>
+          <w:u w:val="single"/>
+        </w:rPr>
+      </w:pPr>
+    </w:p>
+    <w:p>
+      <w:pPr>
+        <w:pStyle w:val="ListParagraph"/>
+        <w:numPr>
+          <w:ilvl w:val="1"/>
+          <w:numId w:val="5"/>
+        </w:numPr>
+        <w:rPr>
+          <w:rFonts w:ascii="Abadi" w:hAnsi="Abadi"/>
+        </w:rPr>
+      </w:pPr>
+      <w:r>
+        <w:rPr>
+          <w:rFonts w:ascii="Abadi" w:hAnsi="Abadi"/>
+        </w:rPr>
+        <w:t>Neural Networks and Deep Learning</w:t>
+      </w:r>
+    </w:p>
+    <w:p>
+      <w:pPr>
+        <w:pStyle w:val="ListParagraph"/>
+        <w:numPr>
+          <w:ilvl w:val="2"/>
+          <w:numId w:val="5"/>
+        </w:numPr>
+        <w:rPr>
+          <w:rFonts w:ascii="Abadi" w:hAnsi="Abadi"/>
+        </w:rPr>
+      </w:pPr>
+      <w:r>
+        <w:rPr>
+          <w:rFonts w:ascii="Abadi" w:hAnsi="Abadi"/>
+        </w:rPr>
+        <w:t>Week 1 – Introduction to deep learning</w:t>
+      </w:r>
+    </w:p>
+    <w:p>
+      <w:pPr>
+        <w:pStyle w:val="ListParagraph"/>
+        <w:numPr>
+          <w:ilvl w:val="3"/>
+          <w:numId w:val="5"/>
+        </w:numPr>
+        <w:rPr>
+          <w:rFonts w:ascii="Abadi" w:hAnsi="Abadi"/>
+        </w:rPr>
+      </w:pPr>
+      <w:r>
+        <w:rPr>
+          <w:rFonts w:ascii="Abadi" w:hAnsi="Abadi"/>
+        </w:rPr>
+        <w:t>Welcome</w:t>
+      </w:r>
+    </w:p>
+    <w:p>
+      <w:pPr>
+        <w:pStyle w:val="ListParagraph"/>
+        <w:numPr>
+          <w:ilvl w:val="3"/>
+          <w:numId w:val="5"/>
+        </w:numPr>
+        <w:rPr>
+          <w:rFonts w:ascii="Abadi" w:hAnsi="Abadi"/>
+        </w:rPr>
+      </w:pPr>
+      <w:r>
+        <w:rPr>
+          <w:rFonts w:ascii="Abadi" w:hAnsi="Abadi"/>
+        </w:rPr>
+        <w:t>What is a neural network?</w:t>
+      </w:r>
+    </w:p>
+    <w:p>
+      <w:pPr>
+        <w:pStyle w:val="ListParagraph"/>
+        <w:numPr>
+          <w:ilvl w:val="3"/>
+          <w:numId w:val="5"/>
+        </w:numPr>
+        <w:rPr>
+          <w:rFonts w:ascii="Abadi" w:hAnsi="Abadi"/>
+        </w:rPr>
+      </w:pPr>
+      <w:r>
+        <w:rPr>
+          <w:rFonts w:ascii="Abadi" w:hAnsi="Abadi"/>
+        </w:rPr>
+        <w:t>Supervised learning with neural networks</w:t>
+      </w:r>
+    </w:p>
+    <w:p>
+      <w:pPr>
+        <w:pStyle w:val="ListParagraph"/>
+        <w:numPr>
+          <w:ilvl w:val="3"/>
+          <w:numId w:val="5"/>
+        </w:numPr>
+        <w:rPr>
+          <w:rFonts w:ascii="Abadi" w:hAnsi="Abadi"/>
+        </w:rPr>
+      </w:pPr>
+      <w:r>
+        <w:rPr>
+          <w:rFonts w:ascii="Abadi" w:hAnsi="Abadi"/>
+        </w:rPr>
+        <w:t>Why is deep learning taking off?</w:t>
+      </w:r>
+    </w:p>
+    <w:p>
+      <w:pPr>
+        <w:pStyle w:val="ListParagraph"/>
+        <w:numPr>
+          <w:ilvl w:val="3"/>
+          <w:numId w:val="5"/>
+        </w:numPr>
+        <w:rPr>
+          <w:rFonts w:ascii="Abadi" w:hAnsi="Abadi"/>
+        </w:rPr>
+      </w:pPr>
+      <w:r>
+        <w:rPr>
+          <w:rFonts w:ascii="Abadi" w:hAnsi="Abadi"/>
+        </w:rPr>
+        <w:t>About this course</w:t>
+      </w:r>
+    </w:p>
+    <w:p>
+      <w:pPr>
+        <w:pStyle w:val="ListParagraph"/>
+        <w:numPr>
+          <w:ilvl w:val="3"/>
+          <w:numId w:val="5"/>
+        </w:numPr>
+        <w:rPr>
+          <w:rFonts w:ascii="Abadi" w:hAnsi="Abadi"/>
+        </w:rPr>
+      </w:pPr>
+      <w:r>
+        <w:rPr>
+          <w:rFonts w:ascii="Abadi" w:hAnsi="Abadi"/>
+        </w:rPr>
+        <w:t>Geoffrey Hinton interview</w:t>
+      </w:r>
+    </w:p>
+    <w:p>
+      <w:pPr>
+        <w:pStyle w:val="ListParagraph"/>
+        <w:numPr>
+          <w:ilvl w:val="3"/>
+          <w:numId w:val="5"/>
+        </w:numPr>
+        <w:rPr>
+          <w:rFonts w:ascii="Abadi" w:hAnsi="Abadi"/>
+        </w:rPr>
+      </w:pPr>
+      <w:r>
+        <w:rPr>
+          <w:rFonts w:ascii="Abadi" w:hAnsi="Abadi"/>
+        </w:rPr>
+        <w:t>Reading: Join the DeepLearning.AI Forum</w:t>
+      </w:r>
+    </w:p>
+    <w:p>
+      <w:pPr>
+        <w:pStyle w:val="ListParagraph"/>
+        <w:numPr>
+          <w:ilvl w:val="3"/>
+          <w:numId w:val="5"/>
+        </w:numPr>
+        <w:rPr>
+          <w:rFonts w:ascii="Abadi" w:hAnsi="Abadi"/>
+        </w:rPr>
+      </w:pPr>
+      <w:r>
+        <w:rPr>
+          <w:rFonts w:ascii="Abadi" w:hAnsi="Abadi"/>
+        </w:rPr>
+        <w:t>Reading: Frequently asked questions</w:t>
+      </w:r>
+    </w:p>
+    <w:p>
+      <w:pPr>
+        <w:pStyle w:val="ListParagraph"/>
+        <w:numPr>
+          <w:ilvl w:val="3"/>
+          <w:numId w:val="5"/>
+        </w:numPr>
+        <w:rPr>
+          <w:rFonts w:ascii="Abadi" w:hAnsi="Abadi"/>
+        </w:rPr>
+      </w:pPr>
+      <w:r>
+        <w:rPr>
+          <w:rFonts w:ascii="Abadi" w:hAnsi="Abadi"/>
+        </w:rPr>
+        <w:t>Reading: Lecture notes W1</w:t>
+      </w:r>
+    </w:p>
+    <w:p>
+      <w:pPr>
+        <w:pStyle w:val="ListParagraph"/>
+        <w:numPr>
+          <w:ilvl w:val="3"/>
+          <w:numId w:val="5"/>
+        </w:numPr>
+        <w:rPr>
+          <w:rFonts w:ascii="Abadi" w:hAnsi="Abadi"/>
+        </w:rPr>
+      </w:pPr>
+      <w:r>
+        <w:rPr>
+          <w:rFonts w:ascii="Abadi" w:hAnsi="Abadi"/>
+        </w:rPr>
+        <w:t>Assignment: Introduction to deep learning</w:t>
+      </w:r>
+    </w:p>
+    <w:p>
+      <w:pPr>
+        <w:pStyle w:val="ListParagraph"/>
+        <w:numPr>
+          <w:ilvl w:val="3"/>
+          <w:numId w:val="5"/>
+        </w:numPr>
+        <w:rPr>
+          <w:rFonts w:ascii="Abadi" w:hAnsi="Abadi"/>
+        </w:rPr>
+      </w:pPr>
+      <w:r>
+        <w:rPr>
+          <w:rFonts w:ascii="Abadi" w:hAnsi="Abadi"/>
+        </w:rPr>
+        <w:t>Intake survey</w:t>
+      </w:r>
+    </w:p>
+    <w:p>
+      <w:pPr>
+        <w:pStyle w:val="ListParagraph"/>
+        <w:numPr>
+          <w:ilvl w:val="2"/>
+          <w:numId w:val="5"/>
+        </w:numPr>
+        <w:rPr>
+          <w:rFonts w:ascii="Abadi" w:hAnsi="Abadi"/>
+        </w:rPr>
+      </w:pPr>
+      <w:r>
+        <w:rPr>
+          <w:rFonts w:ascii="Abadi" w:hAnsi="Abadi"/>
+        </w:rPr>
+        <w:t>Week 2 – Neural network basics</w:t>
+      </w:r>
+    </w:p>
+    <w:p>
+      <w:pPr>
+        <w:pStyle w:val="ListParagraph"/>
+        <w:numPr>
+          <w:ilvl w:val="3"/>
+          <w:numId w:val="5"/>
+        </w:numPr>
+        <w:rPr>
+          <w:rFonts w:ascii="Abadi" w:hAnsi="Abadi"/>
+        </w:rPr>
+      </w:pPr>
+      <w:r>
+        <w:rPr>
+          <w:rFonts w:ascii="Abadi" w:hAnsi="Abadi"/>
+        </w:rPr>
+        <w:t>Binary classification</w:t>
+      </w:r>
+    </w:p>
+    <w:p>
+      <w:pPr>
+        <w:pStyle w:val="ListParagraph"/>
+        <w:numPr>
+          <w:ilvl w:val="3"/>
+          <w:numId w:val="5"/>
+        </w:numPr>
+        <w:rPr>
+          <w:rFonts w:ascii="Abadi" w:hAnsi="Abadi"/>
+        </w:rPr>
+      </w:pPr>
+      <w:r>
+        <w:rPr>
+          <w:rFonts w:ascii="Abadi" w:hAnsi="Abadi"/>
+        </w:rPr>
+        <w:t>Logistic regression</w:t>
+      </w:r>
+    </w:p>
+    <w:p>
+      <w:pPr>
+        <w:pStyle w:val="ListParagraph"/>
+        <w:numPr>
+          <w:ilvl w:val="3"/>
+          <w:numId w:val="5"/>
+        </w:numPr>
+        <w:rPr>
+          <w:rFonts w:ascii="Abadi" w:hAnsi="Abadi"/>
+        </w:rPr>
+      </w:pPr>
+      <w:r>
+        <w:rPr>
+          <w:rFonts w:ascii="Abadi" w:hAnsi="Abadi"/>
+        </w:rPr>
+        <w:t>Logistic regression cost function</w:t>
+      </w:r>
+    </w:p>
+    <w:p>
+      <w:pPr>
+        <w:pStyle w:val="ListParagraph"/>
+        <w:numPr>
+          <w:ilvl w:val="3"/>
+          <w:numId w:val="5"/>
+        </w:numPr>
+        <w:rPr>
+          <w:rFonts w:ascii="Abadi" w:hAnsi="Abadi"/>
+        </w:rPr>
+      </w:pPr>
+      <w:r>
+        <w:rPr>
+          <w:rFonts w:ascii="Abadi" w:hAnsi="Abadi"/>
+        </w:rPr>
+        <w:t>Gradient descent</w:t>
+      </w:r>
+    </w:p>
+    <w:p>
+      <w:pPr>
+        <w:pStyle w:val="ListParagraph"/>
+        <w:numPr>
+          <w:ilvl w:val="3"/>
+          <w:numId w:val="5"/>
+        </w:numPr>
+        <w:rPr>
+          <w:rFonts w:ascii="Abadi" w:hAnsi="Abadi"/>
+        </w:rPr>
+      </w:pPr>
+      <w:r>
+        <w:rPr>
+          <w:rFonts w:ascii="Abadi" w:hAnsi="Abadi"/>
+        </w:rPr>
+        <w:t>Derivatives</w:t>
+      </w:r>
+    </w:p>
+    <w:p>
+      <w:pPr>
+        <w:pStyle w:val="ListParagraph"/>
+        <w:numPr>
+          <w:ilvl w:val="3"/>
+          <w:numId w:val="5"/>
+        </w:numPr>
+        <w:rPr>
+          <w:rFonts w:ascii="Abadi" w:hAnsi="Abadi"/>
+        </w:rPr>
+      </w:pPr>
+      <w:r>
+        <w:rPr>
+          <w:rFonts w:ascii="Abadi" w:hAnsi="Abadi"/>
+        </w:rPr>
+        <w:t>More derivative examples</w:t>
+      </w:r>
+    </w:p>
+    <w:p>
+      <w:pPr>
+        <w:pStyle w:val="ListParagraph"/>
+        <w:numPr>
+          <w:ilvl w:val="3"/>
+          <w:numId w:val="5"/>
+        </w:numPr>
+        <w:rPr>
+          <w:rFonts w:ascii="Abadi" w:hAnsi="Abadi"/>
+        </w:rPr>
+      </w:pPr>
+      <w:r>
+        <w:rPr>
+          <w:rFonts w:ascii="Abadi" w:hAnsi="Abadi"/>
+        </w:rPr>
+        <w:t>Computation graph</w:t>
+      </w:r>
+    </w:p>
+    <w:p>
+      <w:pPr>
+        <w:pStyle w:val="ListParagraph"/>
+        <w:numPr>
+          <w:ilvl w:val="3"/>
+          <w:numId w:val="5"/>
+        </w:numPr>
+        <w:rPr>
+          <w:rFonts w:ascii="Abadi" w:hAnsi="Abadi"/>
+        </w:rPr>
+      </w:pPr>
+      <w:r>
+        <w:rPr>
+          <w:rFonts w:ascii="Abadi" w:hAnsi="Abadi"/>
+        </w:rPr>
+        <w:t>Derivatives with a computation graph</w:t>
+      </w:r>
+    </w:p>
+    <w:p>
+      <w:pPr>
+        <w:pStyle w:val="ListParagraph"/>
+        <w:numPr>
+          <w:ilvl w:val="3"/>
+          <w:numId w:val="5"/>
+        </w:numPr>
+        <w:rPr>
+          <w:rFonts w:ascii="Abadi" w:hAnsi="Abadi"/>
+        </w:rPr>
+      </w:pPr>
+      <w:r>
+        <w:rPr>
+          <w:rFonts w:ascii="Abadi" w:hAnsi="Abadi"/>
+        </w:rPr>
+        <w:t>Logistic regression gradient descent</w:t>
+      </w:r>
+    </w:p>
+    <w:p>
+      <w:pPr>
+        <w:pStyle w:val="ListParagraph"/>
+        <w:numPr>
+          <w:ilvl w:val="3"/>
+          <w:numId w:val="5"/>
+        </w:numPr>
+        <w:rPr>
+          <w:rFonts w:ascii="Abadi" w:hAnsi="Abadi"/>
+        </w:rPr>
+      </w:pPr>
+      <w:r>
+        <w:rPr>
+          <w:rFonts w:ascii="Abadi" w:hAnsi="Abadi"/>
+        </w:rPr>
+        <w:t>Gradient descent on m examples</w:t>
+      </w:r>
+    </w:p>
+    <w:p>
+      <w:pPr>
+        <w:pStyle w:val="ListParagraph"/>
+        <w:numPr>
+          <w:ilvl w:val="3"/>
+          <w:numId w:val="5"/>
+        </w:numPr>
+        <w:rPr>
+          <w:rFonts w:ascii="Abadi" w:hAnsi="Abadi"/>
+        </w:rPr>
+      </w:pPr>
+      <w:r>
+        <w:rPr>
+          <w:rFonts w:ascii="Abadi" w:hAnsi="Abadi"/>
+        </w:rPr>
+        <w:t>Vectorization</w:t>
+      </w:r>
+    </w:p>
+    <w:p>
+      <w:pPr>
+        <w:pStyle w:val="ListParagraph"/>
+        <w:numPr>
+          <w:ilvl w:val="3"/>
+          <w:numId w:val="5"/>
+        </w:numPr>
+        <w:rPr>
+          <w:rFonts w:ascii="Abadi" w:hAnsi="Abadi"/>
+        </w:rPr>
+      </w:pPr>
+      <w:r>
+        <w:rPr>
+          <w:rFonts w:ascii="Abadi" w:hAnsi="Abadi"/>
+        </w:rPr>
+        <w:t>More vectorization examples</w:t>
+      </w:r>
+    </w:p>
+    <w:p>
+      <w:pPr>
+        <w:pStyle w:val="ListParagraph"/>
+        <w:numPr>
+          <w:ilvl w:val="3"/>
+          <w:numId w:val="5"/>
+        </w:numPr>
+        <w:rPr>
+          <w:rFonts w:ascii="Abadi" w:hAnsi="Abadi"/>
+        </w:rPr>
+      </w:pPr>
+      <w:r>
+        <w:rPr>
+          <w:rFonts w:ascii="Abadi" w:hAnsi="Abadi"/>
+        </w:rPr>
+        <w:t>Vectorizing logistic regression</w:t>
+      </w:r>
+    </w:p>
+    <w:p>
+      <w:pPr>
+        <w:pStyle w:val="ListParagraph"/>
+        <w:numPr>
+          <w:ilvl w:val="3"/>
+          <w:numId w:val="5"/>
+        </w:numPr>
+        <w:rPr>
+          <w:rFonts w:ascii="Abadi" w:hAnsi="Abadi"/>
+        </w:rPr>
+      </w:pPr>
+      <w:r>
+        <w:rPr>
+          <w:rFonts w:ascii="Abadi" w:hAnsi="Abadi"/>
+        </w:rPr>
+        <w:t>Vectorizing logistic regression's gradient output</w:t>
+      </w:r>
+    </w:p>
+    <w:p>
+      <w:pPr>
+        <w:pStyle w:val="ListParagraph"/>
+        <w:numPr>
+          <w:ilvl w:val="3"/>
+          <w:numId w:val="5"/>
+        </w:numPr>
+        <w:rPr>
+          <w:rFonts w:ascii="Abadi" w:hAnsi="Abadi"/>
+        </w:rPr>
+      </w:pPr>
+      <w:r>
+        <w:rPr>
+          <w:rFonts w:ascii="Abadi" w:hAnsi="Abadi"/>
+        </w:rPr>
+        <w:t>Broadcasting in Python</w:t>
+      </w:r>
+    </w:p>
+    <w:p>
+      <w:pPr>
+        <w:pStyle w:val="ListParagraph"/>
+        <w:numPr>
+          <w:ilvl w:val="3"/>
+          <w:numId w:val="5"/>
+        </w:numPr>
+        <w:rPr>
+          <w:rFonts w:ascii="Abadi" w:hAnsi="Abadi"/>
+        </w:rPr>
+      </w:pPr>
+      <w:r>
+        <w:rPr>
+          <w:rFonts w:ascii="Abadi" w:hAnsi="Abadi"/>
+        </w:rPr>
+        <w:t>A note on Python/Numpy vectors</w:t>
+      </w:r>
+    </w:p>
+    <w:p>
+      <w:pPr>
+        <w:pStyle w:val="ListParagraph"/>
+        <w:numPr>
+          <w:ilvl w:val="3"/>
+          <w:numId w:val="5"/>
+        </w:numPr>
+        <w:rPr>
+          <w:rFonts w:ascii="Abadi" w:hAnsi="Abadi"/>
+        </w:rPr>
+      </w:pPr>
+      <w:r>
+        <w:rPr>
+          <w:rFonts w:ascii="Abadi" w:hAnsi="Abadi"/>
+        </w:rPr>
+        <w:t>Quick tour of Jupyter/iPython notebooks</w:t>
+      </w:r>
+    </w:p>
+    <w:p>
+      <w:pPr>
+        <w:pStyle w:val="ListParagraph"/>
+        <w:numPr>
+          <w:ilvl w:val="3"/>
+          <w:numId w:val="5"/>
+        </w:numPr>
+        <w:rPr>
+          <w:rFonts w:ascii="Abadi" w:hAnsi="Abadi"/>
+        </w:rPr>
+      </w:pPr>
+      <w:r>
+        <w:rPr>
+          <w:rFonts w:ascii="Abadi" w:hAnsi="Abadi"/>
+        </w:rPr>
+        <w:t>Logistic regression cost function (optional)</w:t>
+      </w:r>
+    </w:p>
+    <w:p>
+      <w:pPr>
+        <w:pStyle w:val="ListParagraph"/>
+        <w:numPr>
+          <w:ilvl w:val="3"/>
+          <w:numId w:val="5"/>
+        </w:numPr>
+        <w:rPr>
+          <w:rFonts w:ascii="Abadi" w:hAnsi="Abadi"/>
+        </w:rPr>
+      </w:pPr>
+      <w:r>
+        <w:rPr>
+          <w:rFonts w:ascii="Abadi" w:hAnsi="Abadi"/>
+        </w:rPr>
+        <w:t>Pieter Abbeel interview</w:t>
+      </w:r>
+    </w:p>
+    <w:p>
+      <w:pPr>
+        <w:pStyle w:val="ListParagraph"/>
+        <w:numPr>
+          <w:ilvl w:val="3"/>
+          <w:numId w:val="5"/>
+        </w:numPr>
+        <w:rPr>
+          <w:rFonts w:ascii="Abadi" w:hAnsi="Abadi"/>
+        </w:rPr>
+      </w:pPr>
+      <w:r>
+        <w:rPr>
+          <w:rFonts w:ascii="Abadi" w:hAnsi="Abadi"/>
+        </w:rPr>
+        <w:t>Lab: Python basics with NumPy</w:t>
+      </w:r>
+    </w:p>
+    <w:p>
+      <w:pPr>
+        <w:pStyle w:val="ListParagraph"/>
+        <w:numPr>
+          <w:ilvl w:val="3"/>
+          <w:numId w:val="5"/>
+        </w:numPr>
+        <w:rPr>
+          <w:rFonts w:ascii="Abadi" w:hAnsi="Abadi"/>
+        </w:rPr>
+      </w:pPr>
+      <w:r>
+        <w:rPr>
+          <w:rFonts w:ascii="Abadi" w:hAnsi="Abadi"/>
+        </w:rPr>
+        <w:t>Lab: Logistic regression with a neural network mindset</w:t>
+      </w:r>
+    </w:p>
+    <w:p>
+      <w:pPr>
+        <w:pStyle w:val="ListParagraph"/>
+        <w:numPr>
+          <w:ilvl w:val="2"/>
+          <w:numId w:val="5"/>
+        </w:numPr>
+        <w:rPr>
+          <w:rFonts w:ascii="Abadi" w:hAnsi="Abadi"/>
+        </w:rPr>
+      </w:pPr>
+      <w:r>
+        <w:rPr>
+          <w:rFonts w:ascii="Abadi" w:hAnsi="Abadi"/>
+        </w:rPr>
+        <w:t>Week 3 – Shallow neural networks</w:t>
+      </w:r>
+    </w:p>
+    <w:p>
+      <w:pPr>
+        <w:pStyle w:val="ListParagraph"/>
+        <w:numPr>
+          <w:ilvl w:val="3"/>
+          <w:numId w:val="5"/>
+        </w:numPr>
+        <w:rPr>
+          <w:rFonts w:ascii="Abadi" w:hAnsi="Abadi"/>
+        </w:rPr>
+      </w:pPr>
+      <w:r>
+        <w:rPr>
+          <w:rFonts w:ascii="Abadi" w:hAnsi="Abadi"/>
+        </w:rPr>
+        <w:t>Neural networks overview</w:t>
+      </w:r>
+    </w:p>
+    <w:p>
+      <w:pPr>
+        <w:pStyle w:val="ListParagraph"/>
+        <w:numPr>
+          <w:ilvl w:val="3"/>
+          <w:numId w:val="5"/>
+        </w:numPr>
+        <w:rPr>
+          <w:rFonts w:ascii="Abadi" w:hAnsi="Abadi"/>
+        </w:rPr>
+      </w:pPr>
+      <w:r>
+        <w:rPr>
+          <w:rFonts w:ascii="Abadi" w:hAnsi="Abadi"/>
+        </w:rPr>
+        <w:t>Neural network representation</w:t>
+      </w:r>
+    </w:p>
+    <w:p>
+      <w:pPr>
+        <w:pStyle w:val="ListParagraph"/>
+        <w:numPr>
+          <w:ilvl w:val="3"/>
+          <w:numId w:val="5"/>
+        </w:numPr>
+        <w:rPr>
+          <w:rFonts w:ascii="Abadi" w:hAnsi="Abadi"/>
+        </w:rPr>
+      </w:pPr>
+      <w:r>
+        <w:rPr>
+          <w:rFonts w:ascii="Abadi" w:hAnsi="Abadi"/>
+        </w:rPr>
+        <w:t>Computing a neural network's output</w:t>
+      </w:r>
+    </w:p>
+    <w:p>
+      <w:pPr>
+        <w:pStyle w:val="ListParagraph"/>
+        <w:numPr>
+          <w:ilvl w:val="3"/>
+          <w:numId w:val="5"/>
+        </w:numPr>
+        <w:rPr>
+          <w:rFonts w:ascii="Abadi" w:hAnsi="Abadi"/>
+        </w:rPr>
+      </w:pPr>
+      <w:r>
+        <w:rPr>
+          <w:rFonts w:ascii="Abadi" w:hAnsi="Abadi"/>
+        </w:rPr>
+        <w:t>Vectorizing across multiple examples</w:t>
+      </w:r>
+    </w:p>
+    <w:p>
+      <w:pPr>
+        <w:pStyle w:val="ListParagraph"/>
+        <w:numPr>
+          <w:ilvl w:val="3"/>
+          <w:numId w:val="5"/>
+        </w:numPr>
+        <w:rPr>
+          <w:rFonts w:ascii="Abadi" w:hAnsi="Abadi"/>
+        </w:rPr>
+      </w:pPr>
+      <w:r>
+        <w:rPr>
+          <w:rFonts w:ascii="Abadi" w:hAnsi="Abadi"/>
+        </w:rPr>
+        <w:t>Explanation for vectorized implementation</w:t>
+      </w:r>
+    </w:p>
+    <w:p>
+      <w:pPr>
+        <w:pStyle w:val="ListParagraph"/>
+        <w:numPr>
+          <w:ilvl w:val="3"/>
+          <w:numId w:val="5"/>
+        </w:numPr>
+        <w:rPr>
+          <w:rFonts w:ascii="Abadi" w:hAnsi="Abadi"/>
+        </w:rPr>
+      </w:pPr>
+      <w:r>
+        <w:rPr>
+          <w:rFonts w:ascii="Abadi" w:hAnsi="Abadi"/>
+        </w:rPr>
+        <w:t>Activation functions</w:t>
+      </w:r>
+    </w:p>
+    <w:p>
+      <w:pPr>
+        <w:pStyle w:val="ListParagraph"/>
+        <w:numPr>
+          <w:ilvl w:val="3"/>
+          <w:numId w:val="5"/>
+        </w:numPr>
+        <w:rPr>
+          <w:rFonts w:ascii="Abadi" w:hAnsi="Abadi"/>
+        </w:rPr>
+      </w:pPr>
+      <w:r>
+        <w:rPr>
+          <w:rFonts w:ascii="Abadi" w:hAnsi="Abadi"/>
+        </w:rPr>
+        <w:t>Why do you need non-linear activation functions?</w:t>
+      </w:r>
+    </w:p>
+    <w:p>
+      <w:pPr>
+        <w:pStyle w:val="ListParagraph"/>
+        <w:numPr>
+          <w:ilvl w:val="3"/>
+          <w:numId w:val="5"/>
+        </w:numPr>
+        <w:rPr>
+          <w:rFonts w:ascii="Abadi" w:hAnsi="Abadi"/>
+        </w:rPr>
+      </w:pPr>
+      <w:r>
+        <w:rPr>
+          <w:rFonts w:ascii="Abadi" w:hAnsi="Abadi"/>
+        </w:rPr>
+        <w:t>Derivatives of activation functions</w:t>
+      </w:r>
+    </w:p>
+    <w:p>
+      <w:pPr>
+        <w:pStyle w:val="ListParagraph"/>
+        <w:numPr>
+          <w:ilvl w:val="3"/>
+          <w:numId w:val="5"/>
+        </w:numPr>
+        <w:rPr>
+          <w:rFonts w:ascii="Abadi" w:hAnsi="Abadi"/>
+        </w:rPr>
+      </w:pPr>
+      <w:r>
+        <w:rPr>
+          <w:rFonts w:ascii="Abadi" w:hAnsi="Abadi"/>
+        </w:rPr>
+        <w:lastRenderedPageBreak/>
+        <w:t>Gradient descent for neural networks</w:t>
+      </w:r>
+    </w:p>
+    <w:p>
+      <w:pPr>
+        <w:pStyle w:val="ListParagraph"/>
+        <w:numPr>
+          <w:ilvl w:val="3"/>
+          <w:numId w:val="5"/>
+        </w:numPr>
+        <w:rPr>
+          <w:rFonts w:ascii="Abadi" w:hAnsi="Abadi"/>
+        </w:rPr>
+      </w:pPr>
+      <w:r>
+        <w:rPr>
+          <w:rFonts w:ascii="Abadi" w:hAnsi="Abadi"/>
+        </w:rPr>
+        <w:t>Backpropagation intuition (optional)</w:t>
+      </w:r>
+    </w:p>
+    <w:p>
+      <w:pPr>
+        <w:pStyle w:val="ListParagraph"/>
+        <w:numPr>
+          <w:ilvl w:val="3"/>
+          <w:numId w:val="5"/>
+        </w:numPr>
+        <w:rPr>
+          <w:rFonts w:ascii="Abadi" w:hAnsi="Abadi"/>
+        </w:rPr>
+      </w:pPr>
+      <w:r>
+        <w:rPr>
+          <w:rFonts w:ascii="Abadi" w:hAnsi="Abadi"/>
+        </w:rPr>
+        <w:t>Random initialization</w:t>
+      </w:r>
+    </w:p>
+    <w:p>
+      <w:pPr>
+        <w:pStyle w:val="ListParagraph"/>
+        <w:numPr>
+          <w:ilvl w:val="3"/>
+          <w:numId w:val="5"/>
+        </w:numPr>
+        <w:rPr>
+          <w:rFonts w:ascii="Abadi" w:hAnsi="Abadi"/>
+        </w:rPr>
+      </w:pPr>
+      <w:r>
+        <w:rPr>
+          <w:rFonts w:ascii="Abadi" w:hAnsi="Abadi"/>
+        </w:rPr>
+        <w:t>Ian Goodfellow interview</w:t>
+      </w:r>
+    </w:p>
+    <w:p>
+      <w:pPr>
+        <w:pStyle w:val="ListParagraph"/>
+        <w:numPr>
+          <w:ilvl w:val="3"/>
+          <w:numId w:val="5"/>
+        </w:numPr>
+        <w:rPr>
+          <w:rFonts w:ascii="Abadi" w:hAnsi="Abadi"/>
+        </w:rPr>
+      </w:pPr>
+      <w:r>
+        <w:rPr>
+          <w:rFonts w:ascii="Abadi" w:hAnsi="Abadi"/>
+        </w:rPr>
+        <w:t>Lab: Planar data classification with one hidden layer</w:t>
+      </w:r>
+    </w:p>
+    <w:p>
+      <w:pPr>
+        <w:pStyle w:val="ListParagraph"/>
+        <w:numPr>
+          <w:ilvl w:val="2"/>
+          <w:numId w:val="5"/>
+        </w:numPr>
+        <w:rPr>
+          <w:rFonts w:ascii="Abadi" w:hAnsi="Abadi"/>
+        </w:rPr>
+      </w:pPr>
+      <w:r>
+        <w:rPr>
+          <w:rFonts w:ascii="Abadi" w:hAnsi="Abadi"/>
+        </w:rPr>
+        <w:t>Week 4 – Deep neural networks</w:t>
+      </w:r>
+    </w:p>
+    <w:p>
+      <w:pPr>
+        <w:pStyle w:val="ListParagraph"/>
+        <w:numPr>
+          <w:ilvl w:val="3"/>
+          <w:numId w:val="5"/>
+        </w:numPr>
+        <w:rPr>
+          <w:rFonts w:ascii="Abadi" w:hAnsi="Abadi"/>
+        </w:rPr>
+      </w:pPr>
+      <w:r>
+        <w:rPr>
+          <w:rFonts w:ascii="Abadi" w:hAnsi="Abadi"/>
+        </w:rPr>
+        <w:t>Deep L-layer neural network</w:t>
+      </w:r>
+    </w:p>
+    <w:p>
+      <w:pPr>
+        <w:pStyle w:val="ListParagraph"/>
+        <w:numPr>
+          <w:ilvl w:val="3"/>
+          <w:numId w:val="5"/>
+        </w:numPr>
+        <w:rPr>
+          <w:rFonts w:ascii="Abadi" w:hAnsi="Abadi"/>
+        </w:rPr>
+      </w:pPr>
+      <w:r>
+        <w:rPr>
+          <w:rFonts w:ascii="Abadi" w:hAnsi="Abadi"/>
+        </w:rPr>
+        <w:t>Forward propagation in a deep network</w:t>
+      </w:r>
+    </w:p>
+    <w:p>
+      <w:pPr>
+        <w:pStyle w:val="ListParagraph"/>
+        <w:numPr>
+          <w:ilvl w:val="3"/>
+          <w:numId w:val="5"/>
+        </w:numPr>
+        <w:rPr>
+          <w:rFonts w:ascii="Abadi" w:hAnsi="Abadi"/>
+        </w:rPr>
+      </w:pPr>
+      <w:r>
+        <w:rPr>
+          <w:rFonts w:ascii="Abadi" w:hAnsi="Abadi"/>
+        </w:rPr>
+        <w:t>Getting your matrix dimensions right</w:t>
+      </w:r>
+    </w:p>
+    <w:p>
+      <w:pPr>
+        <w:pStyle w:val="ListParagraph"/>
+        <w:numPr>
+          <w:ilvl w:val="3"/>
+          <w:numId w:val="5"/>
+        </w:numPr>
+        <w:rPr>
+          <w:rFonts w:ascii="Abadi" w:hAnsi="Abadi"/>
+        </w:rPr>
+      </w:pPr>
+      <w:r>
+        <w:rPr>
+          <w:rFonts w:ascii="Abadi" w:hAnsi="Abadi"/>
+        </w:rPr>
+        <w:t>Why deep representations?</w:t>
+      </w:r>
+    </w:p>
+    <w:p>
+      <w:pPr>
+        <w:pStyle w:val="ListParagraph"/>
+        <w:numPr>
+          <w:ilvl w:val="3"/>
+          <w:numId w:val="5"/>
+        </w:numPr>
+        <w:rPr>
+          <w:rFonts w:ascii="Abadi" w:hAnsi="Abadi"/>
+        </w:rPr>
+      </w:pPr>
+      <w:r>
+        <w:rPr>
+          <w:rFonts w:ascii="Abadi" w:hAnsi="Abadi"/>
+        </w:rPr>
+        <w:t>Building blocks of deep neural networks</w:t>
+      </w:r>
+    </w:p>
+    <w:p>
+      <w:pPr>
+        <w:pStyle w:val="ListParagraph"/>
+        <w:numPr>
+          <w:ilvl w:val="3"/>
+          <w:numId w:val="5"/>
+        </w:numPr>
+        <w:rPr>
+          <w:rFonts w:ascii="Abadi" w:hAnsi="Abadi"/>
+        </w:rPr>
+      </w:pPr>
+      <w:r>
+        <w:rPr>
+          <w:rFonts w:ascii="Abadi" w:hAnsi="Abadi"/>
+        </w:rPr>
+        <w:t>Forward and backward propagation</w:t>
+      </w:r>
+    </w:p>
+    <w:p>
+      <w:pPr>
+        <w:pStyle w:val="ListParagraph"/>
+        <w:numPr>
+          <w:ilvl w:val="3"/>
+          <w:numId w:val="5"/>
+        </w:numPr>
+        <w:rPr>
+          <w:rFonts w:ascii="Abadi" w:hAnsi="Abadi"/>
+        </w:rPr>
+      </w:pPr>
+      <w:r>
+        <w:rPr>
+          <w:rFonts w:ascii="Abadi" w:hAnsi="Abadi"/>
+        </w:rPr>
+        <w:t>Parameters vs hyperparameters</w:t>
+      </w:r>
+    </w:p>
+    <w:p>
+      <w:pPr>
+        <w:pStyle w:val="ListParagraph"/>
+        <w:numPr>
+          <w:ilvl w:val="3"/>
+          <w:numId w:val="5"/>
+        </w:numPr>
+        <w:rPr>
+          <w:rFonts w:ascii="Abadi" w:hAnsi="Abadi"/>
+        </w:rPr>
+      </w:pPr>
+      <w:r>
+        <w:rPr>
+          <w:rFonts w:ascii="Abadi" w:hAnsi="Abadi"/>
+        </w:rPr>
+        <w:t>What does this have to do with the brain?</w:t>
+      </w:r>
+    </w:p>
+    <w:p>
+      <w:pPr>
+        <w:pStyle w:val="ListParagraph"/>
+        <w:numPr>
+          <w:ilvl w:val="3"/>
+          <w:numId w:val="5"/>
+        </w:numPr>
+        <w:rPr>
+          <w:rFonts w:ascii="Abadi" w:hAnsi="Abadi"/>
+        </w:rPr>
+      </w:pPr>
+      <w:r>
+        <w:rPr>
+          <w:rFonts w:ascii="Abadi" w:hAnsi="Abadi"/>
+        </w:rPr>
+        <w:t>Lab: Building your deep neural network step by step</w:t>
+      </w:r>
+    </w:p>
+    <w:p>
+      <w:pPr>
+        <w:pStyle w:val="ListParagraph"/>
+        <w:numPr>
+          <w:ilvl w:val="3"/>
+          <w:numId w:val="5"/>
+        </w:numPr>
+        <w:rPr>
+          <w:rFonts w:ascii="Abadi" w:hAnsi="Abadi"/>
+        </w:rPr>
+      </w:pPr>
+      <w:r>
+        <w:rPr>
+          <w:rFonts w:ascii="Abadi" w:hAnsi="Abadi"/>
+        </w:rPr>
+        <w:t>Lab: Deep neural network application</w:t>
+      </w:r>
+    </w:p>
+    <w:p>
+      <w:pPr>
+        <w:pStyle w:val="ListParagraph"/>
+        <w:numPr>
+          <w:ilvl w:val="1"/>
+          <w:numId w:val="5"/>
+        </w:numPr>
+        <w:rPr>
+          <w:rFonts w:ascii="Abadi" w:hAnsi="Abadi"/>
+        </w:rPr>
+      </w:pPr>
+      <w:r>
+        <w:rPr>
+          <w:rFonts w:ascii="Abadi" w:hAnsi="Abadi"/>
+        </w:rPr>
+        <w:t>Improving Deep Neural Networks: Hyperparameter tuning, Regularization and Optimization</w:t>
+      </w:r>
+    </w:p>
+    <w:p>
+      <w:pPr>
+        <w:pStyle w:val="ListParagraph"/>
+        <w:numPr>
+          <w:ilvl w:val="2"/>
+          <w:numId w:val="5"/>
+        </w:numPr>
+        <w:rPr>
+          <w:rFonts w:ascii="Abadi" w:hAnsi="Abadi"/>
+        </w:rPr>
+      </w:pPr>
+      <w:r>
+        <w:rPr>
+          <w:rFonts w:ascii="Abadi" w:hAnsi="Abadi"/>
+        </w:rPr>
+        <w:t>Week 1 – Practical aspects of deep learning</w:t>
+      </w:r>
+    </w:p>
+    <w:p>
+      <w:pPr>
+        <w:pStyle w:val="ListParagraph"/>
+        <w:numPr>
+          <w:ilvl w:val="3"/>
+          <w:numId w:val="5"/>
+        </w:numPr>
+        <w:rPr>
+          <w:rFonts w:ascii="Abadi" w:hAnsi="Abadi"/>
+        </w:rPr>
+      </w:pPr>
+      <w:r>
+        <w:rPr>
+          <w:rFonts w:ascii="Abadi" w:hAnsi="Abadi"/>
+        </w:rPr>
+        <w:t>Train/dev/test sets</w:t>
+      </w:r>
+    </w:p>
+    <w:p>
+      <w:pPr>
+        <w:pStyle w:val="ListParagraph"/>
+        <w:numPr>
+          <w:ilvl w:val="3"/>
+          <w:numId w:val="5"/>
+        </w:numPr>
+        <w:rPr>
+          <w:rFonts w:ascii="Abadi" w:hAnsi="Abadi"/>
+        </w:rPr>
+      </w:pPr>
+      <w:r>
+        <w:rPr>
+          <w:rFonts w:ascii="Abadi" w:hAnsi="Abadi"/>
+        </w:rPr>
+        <w:t>Bias/variance</w:t>
+      </w:r>
+    </w:p>
+    <w:p>
+      <w:pPr>
+        <w:pStyle w:val="ListParagraph"/>
+        <w:numPr>
+          <w:ilvl w:val="3"/>
+          <w:numId w:val="5"/>
+        </w:numPr>
+        <w:rPr>
+          <w:rFonts w:ascii="Abadi" w:hAnsi="Abadi"/>
+        </w:rPr>
+      </w:pPr>
+      <w:r>
+        <w:rPr>
+          <w:rFonts w:ascii="Abadi" w:hAnsi="Abadi"/>
+        </w:rPr>
+        <w:t>Basic recipe for machine learning</w:t>
+      </w:r>
+    </w:p>
+    <w:p>
+      <w:pPr>
+        <w:pStyle w:val="ListParagraph"/>
+        <w:numPr>
+          <w:ilvl w:val="3"/>
+          <w:numId w:val="5"/>
+        </w:numPr>
+        <w:rPr>
+          <w:rFonts w:ascii="Abadi" w:hAnsi="Abadi"/>
+        </w:rPr>
+      </w:pPr>
+      <w:r>
+        <w:rPr>
+          <w:rFonts w:ascii="Abadi" w:hAnsi="Abadi"/>
+        </w:rPr>
+        <w:t>Regularization</w:t>
+      </w:r>
+    </w:p>
+    <w:p>
+      <w:pPr>
+        <w:pStyle w:val="ListParagraph"/>
+        <w:numPr>
+          <w:ilvl w:val="3"/>
+          <w:numId w:val="5"/>
+        </w:numPr>
+        <w:rPr>
+          <w:rFonts w:ascii="Abadi" w:hAnsi="Abadi"/>
+        </w:rPr>
+      </w:pPr>
+      <w:r>
+        <w:rPr>
+          <w:rFonts w:ascii="Abadi" w:hAnsi="Abadi"/>
+        </w:rPr>
+        <w:t>Why regularization reduces overfitting?</w:t>
+      </w:r>
+    </w:p>
+    <w:p>
+      <w:pPr>
+        <w:pStyle w:val="ListParagraph"/>
+        <w:numPr>
+          <w:ilvl w:val="3"/>
+          <w:numId w:val="5"/>
+        </w:numPr>
+        <w:rPr>
+          <w:rFonts w:ascii="Abadi" w:hAnsi="Abadi"/>
+        </w:rPr>
+      </w:pPr>
+      <w:r>
+        <w:rPr>
+          <w:rFonts w:ascii="Abadi" w:hAnsi="Abadi"/>
+        </w:rPr>
+        <w:t>Dropout regularization</w:t>
+      </w:r>
+    </w:p>
+    <w:p>
+      <w:pPr>
+        <w:pStyle w:val="ListParagraph"/>
+        <w:numPr>
+          <w:ilvl w:val="3"/>
+          <w:numId w:val="5"/>
+        </w:numPr>
+        <w:rPr>
+          <w:rFonts w:ascii="Abadi" w:hAnsi="Abadi"/>
+        </w:rPr>
+      </w:pPr>
+      <w:r>
+        <w:rPr>
+          <w:rFonts w:ascii="Abadi" w:hAnsi="Abadi"/>
+        </w:rPr>
+        <w:t>Understanding dropout</w:t>
+      </w:r>
+    </w:p>
+    <w:p>
+      <w:pPr>
+        <w:pStyle w:val="ListParagraph"/>
+        <w:numPr>
+          <w:ilvl w:val="3"/>
+          <w:numId w:val="5"/>
+        </w:numPr>
+        <w:rPr>
+          <w:rFonts w:ascii="Abadi" w:hAnsi="Abadi"/>
+        </w:rPr>
+      </w:pPr>
+      <w:r>
+        <w:rPr>
+          <w:rFonts w:ascii="Abadi" w:hAnsi="Abadi"/>
+        </w:rPr>
+        <w:t>Other regularization methods</w:t>
+      </w:r>
+    </w:p>
+    <w:p>
+      <w:pPr>
+        <w:pStyle w:val="ListParagraph"/>
+        <w:numPr>
+          <w:ilvl w:val="3"/>
+          <w:numId w:val="5"/>
+        </w:numPr>
+        <w:rPr>
+          <w:rFonts w:ascii="Abadi" w:hAnsi="Abadi"/>
+        </w:rPr>
+      </w:pPr>
+      <w:r>
+        <w:rPr>
+          <w:rFonts w:ascii="Abadi" w:hAnsi="Abadi"/>
+        </w:rPr>
+        <w:t>Normalizing inputs</w:t>
+      </w:r>
+    </w:p>
+    <w:p>
+      <w:pPr>
+        <w:pStyle w:val="ListParagraph"/>
+        <w:numPr>
+          <w:ilvl w:val="3"/>
+          <w:numId w:val="5"/>
+        </w:numPr>
+        <w:rPr>
+          <w:rFonts w:ascii="Abadi" w:hAnsi="Abadi"/>
+        </w:rPr>
+      </w:pPr>
+      <w:r>
+        <w:rPr>
+          <w:rFonts w:ascii="Abadi" w:hAnsi="Abadi"/>
+        </w:rPr>
+        <w:t>Vanishing/exploding gradients</w:t>
+      </w:r>
+    </w:p>
+    <w:p>
+      <w:pPr>
+        <w:pStyle w:val="ListParagraph"/>
+        <w:numPr>
+          <w:ilvl w:val="3"/>
+          <w:numId w:val="5"/>
+        </w:numPr>
+        <w:rPr>
+          <w:rFonts w:ascii="Abadi" w:hAnsi="Abadi"/>
+        </w:rPr>
+      </w:pPr>
+      <w:r>
+        <w:rPr>
+          <w:rFonts w:ascii="Abadi" w:hAnsi="Abadi"/>
+        </w:rPr>
+        <w:t>Weight initialization for deep networks</w:t>
+      </w:r>
+    </w:p>
+    <w:p>
+      <w:pPr>
+        <w:pStyle w:val="ListParagraph"/>
+        <w:numPr>
+          <w:ilvl w:val="3"/>
+          <w:numId w:val="5"/>
+        </w:numPr>
+        <w:rPr>
+          <w:rFonts w:ascii="Abadi" w:hAnsi="Abadi"/>
+        </w:rPr>
+      </w:pPr>
+      <w:r>
+        <w:rPr>
+          <w:rFonts w:ascii="Abadi" w:hAnsi="Abadi"/>
+        </w:rPr>
+        <w:t>Numerical approximation of gradients</w:t>
+      </w:r>
+    </w:p>
+    <w:p>
+      <w:pPr>
+        <w:pStyle w:val="ListParagraph"/>
+        <w:numPr>
+          <w:ilvl w:val="3"/>
+          <w:numId w:val="5"/>
+        </w:numPr>
+        <w:rPr>
+          <w:rFonts w:ascii="Abadi" w:hAnsi="Abadi"/>
+        </w:rPr>
+      </w:pPr>
+      <w:r>
+        <w:rPr>
+          <w:rFonts w:ascii="Abadi" w:hAnsi="Abadi"/>
+        </w:rPr>
+        <w:t>Gradient checking</w:t>
+      </w:r>
+    </w:p>
+    <w:p>
+      <w:pPr>
+        <w:pStyle w:val="ListParagraph"/>
+        <w:numPr>
+          <w:ilvl w:val="3"/>
+          <w:numId w:val="5"/>
+        </w:numPr>
+        <w:rPr>
+          <w:rFonts w:ascii="Abadi" w:hAnsi="Abadi"/>
+        </w:rPr>
+      </w:pPr>
+      <w:r>
+        <w:rPr>
+          <w:rFonts w:ascii="Abadi" w:hAnsi="Abadi"/>
+        </w:rPr>
+        <w:t>Gradient checking implementation notes</w:t>
+      </w:r>
+    </w:p>
+    <w:p>
+      <w:pPr>
+        <w:pStyle w:val="ListParagraph"/>
+        <w:numPr>
+          <w:ilvl w:val="3"/>
+          <w:numId w:val="5"/>
+        </w:numPr>
+        <w:rPr>
+          <w:rFonts w:ascii="Abadi" w:hAnsi="Abadi"/>
+        </w:rPr>
+      </w:pPr>
+      <w:r>
+        <w:rPr>
+          <w:rFonts w:ascii="Abadi" w:hAnsi="Abadi"/>
+        </w:rPr>
+        <w:t>Yoshua Bengio interview</w:t>
+      </w:r>
+    </w:p>
+    <w:p>
+      <w:pPr>
+        <w:pStyle w:val="ListParagraph"/>
+        <w:numPr>
+          <w:ilvl w:val="3"/>
+          <w:numId w:val="5"/>
+        </w:numPr>
+        <w:rPr>
+          <w:rFonts w:ascii="Abadi" w:hAnsi="Abadi"/>
+        </w:rPr>
+      </w:pPr>
+      <w:r>
+        <w:rPr>
+          <w:rFonts w:ascii="Abadi" w:hAnsi="Abadi"/>
+        </w:rPr>
+        <w:t>Lab: Initialization</w:t>
+      </w:r>
+    </w:p>
+    <w:p>
+      <w:pPr>
+        <w:pStyle w:val="ListParagraph"/>
+        <w:numPr>
+          <w:ilvl w:val="3"/>
+          <w:numId w:val="5"/>
+        </w:numPr>
+        <w:rPr>
+          <w:rFonts w:ascii="Abadi" w:hAnsi="Abadi"/>
+        </w:rPr>
+      </w:pPr>
+      <w:r>
+        <w:rPr>
+          <w:rFonts w:ascii="Abadi" w:hAnsi="Abadi"/>
+        </w:rPr>
+        <w:t>Lab: Regularization</w:t>
+      </w:r>
+    </w:p>
+    <w:p>
+      <w:pPr>
+        <w:pStyle w:val="ListParagraph"/>
+        <w:numPr>
+          <w:ilvl w:val="3"/>
+          <w:numId w:val="5"/>
+        </w:numPr>
+        <w:rPr>
+          <w:rFonts w:ascii="Abadi" w:hAnsi="Abadi"/>
+        </w:rPr>
+      </w:pPr>
+      <w:r>
+        <w:rPr>
+          <w:rFonts w:ascii="Abadi" w:hAnsi="Abadi"/>
+        </w:rPr>
+        <w:t>Lab: Gradient checking</w:t>
+      </w:r>
+    </w:p>
+    <w:p>
+      <w:pPr>
+        <w:pStyle w:val="ListParagraph"/>
+        <w:numPr>
+          <w:ilvl w:val="2"/>
+          <w:numId w:val="5"/>
+        </w:numPr>
+        <w:rPr>
+          <w:rFonts w:ascii="Abadi" w:hAnsi="Abadi"/>
+        </w:rPr>
+      </w:pPr>
+      <w:r>
+        <w:rPr>
+          <w:rFonts w:ascii="Abadi" w:hAnsi="Abadi"/>
+        </w:rPr>
+        <w:t>Week 2 – Optimization algorithms</w:t>
+      </w:r>
+    </w:p>
+    <w:p>
+      <w:pPr>
+        <w:pStyle w:val="ListParagraph"/>
+        <w:numPr>
+          <w:ilvl w:val="3"/>
+          <w:numId w:val="5"/>
+        </w:numPr>
+        <w:rPr>
+          <w:rFonts w:ascii="Abadi" w:hAnsi="Abadi"/>
+        </w:rPr>
+      </w:pPr>
+      <w:r>
+        <w:rPr>
+          <w:rFonts w:ascii="Abadi" w:hAnsi="Abadi"/>
+        </w:rPr>
+        <w:t>Mini-batch gradient descent</w:t>
+      </w:r>
+    </w:p>
+    <w:p>
+      <w:pPr>
+        <w:pStyle w:val="ListParagraph"/>
+        <w:numPr>
+          <w:ilvl w:val="3"/>
+          <w:numId w:val="5"/>
+        </w:numPr>
+        <w:rPr>
+          <w:rFonts w:ascii="Abadi" w:hAnsi="Abadi"/>
+        </w:rPr>
+      </w:pPr>
+      <w:r>
+        <w:rPr>
+          <w:rFonts w:ascii="Abadi" w:hAnsi="Abadi"/>
+        </w:rPr>
+        <w:t>Understanding mini-batch gradient descent</w:t>
+      </w:r>
+    </w:p>
+    <w:p>
+      <w:pPr>
+        <w:pStyle w:val="ListParagraph"/>
+        <w:numPr>
+          <w:ilvl w:val="3"/>
+          <w:numId w:val="5"/>
+        </w:numPr>
+        <w:rPr>
+          <w:rFonts w:ascii="Abadi" w:hAnsi="Abadi"/>
+        </w:rPr>
+      </w:pPr>
+      <w:r>
+        <w:rPr>
+          <w:rFonts w:ascii="Abadi" w:hAnsi="Abadi"/>
+        </w:rPr>
+        <w:t>Exponentially weighted averages</w:t>
+      </w:r>
+    </w:p>
+    <w:p>
+      <w:pPr>
+        <w:pStyle w:val="ListParagraph"/>
+        <w:numPr>
+          <w:ilvl w:val="3"/>
+          <w:numId w:val="5"/>
+        </w:numPr>
+        <w:rPr>
+          <w:rFonts w:ascii="Abadi" w:hAnsi="Abadi"/>
+        </w:rPr>
+      </w:pPr>
+      <w:r>
+        <w:rPr>
+          <w:rFonts w:ascii="Abadi" w:hAnsi="Abadi"/>
+        </w:rPr>
+        <w:t>Understanding exponentially weighted averages</w:t>
+      </w:r>
+    </w:p>
+    <w:p>
+      <w:pPr>
+        <w:pStyle w:val="ListParagraph"/>
+        <w:numPr>
+          <w:ilvl w:val="3"/>
+          <w:numId w:val="5"/>
+        </w:numPr>
+        <w:rPr>
+          <w:rFonts w:ascii="Abadi" w:hAnsi="Abadi"/>
+        </w:rPr>
+      </w:pPr>
+      <w:r>
+        <w:rPr>
+          <w:rFonts w:ascii="Abadi" w:hAnsi="Abadi"/>
+        </w:rPr>
+        <w:t>Bias correction in exponentially weighted averages</w:t>
+      </w:r>
+    </w:p>
+    <w:p>
+      <w:pPr>
+        <w:pStyle w:val="ListParagraph"/>
+        <w:numPr>
+          <w:ilvl w:val="3"/>
+          <w:numId w:val="5"/>
+        </w:numPr>
+        <w:rPr>
+          <w:rFonts w:ascii="Abadi" w:hAnsi="Abadi"/>
+        </w:rPr>
+      </w:pPr>
+      <w:r>
+        <w:rPr>
+          <w:rFonts w:ascii="Abadi" w:hAnsi="Abadi"/>
+        </w:rPr>
+        <w:t>Gradient descent with momentum</w:t>
+      </w:r>
+    </w:p>
+    <w:p>
+      <w:pPr>
+        <w:pStyle w:val="ListParagraph"/>
+        <w:numPr>
+          <w:ilvl w:val="3"/>
+          <w:numId w:val="5"/>
+        </w:numPr>
+        <w:rPr>
+          <w:rFonts w:ascii="Abadi" w:hAnsi="Abadi"/>
+        </w:rPr>
+      </w:pPr>
+      <w:r>
+        <w:rPr>
+          <w:rFonts w:ascii="Abadi" w:hAnsi="Abadi"/>
+        </w:rPr>
+        <w:t>RMSprop</w:t>
+      </w:r>
+    </w:p>
+    <w:p>
+      <w:pPr>
+        <w:pStyle w:val="ListParagraph"/>
+        <w:numPr>
+          <w:ilvl w:val="3"/>
+          <w:numId w:val="5"/>
+        </w:numPr>
+        <w:rPr>
+          <w:rFonts w:ascii="Abadi" w:hAnsi="Abadi"/>
+        </w:rPr>
+      </w:pPr>
+      <w:r>
+        <w:rPr>
+          <w:rFonts w:ascii="Abadi" w:hAnsi="Abadi"/>
+        </w:rPr>
+        <w:t>Adam optimization algorithm</w:t>
+      </w:r>
+    </w:p>
+    <w:p>
+      <w:pPr>
+        <w:pStyle w:val="ListParagraph"/>
+        <w:numPr>
+          <w:ilvl w:val="3"/>
+          <w:numId w:val="5"/>
+        </w:numPr>
+        <w:rPr>
+          <w:rFonts w:ascii="Abadi" w:hAnsi="Abadi"/>
+        </w:rPr>
+      </w:pPr>
+      <w:r>
+        <w:rPr>
+          <w:rFonts w:ascii="Abadi" w:hAnsi="Abadi"/>
+        </w:rPr>
+        <w:t>Learning rate decay</w:t>
+      </w:r>
+    </w:p>
+    <w:p>
+      <w:pPr>
+        <w:pStyle w:val="ListParagraph"/>
+        <w:numPr>
+          <w:ilvl w:val="3"/>
+          <w:numId w:val="5"/>
+        </w:numPr>
+        <w:rPr>
+          <w:rFonts w:ascii="Abadi" w:hAnsi="Abadi"/>
+        </w:rPr>
+      </w:pPr>
+      <w:r>
+        <w:rPr>
+          <w:rFonts w:ascii="Abadi" w:hAnsi="Abadi"/>
+        </w:rPr>
+        <w:lastRenderedPageBreak/>
+        <w:t>The problem of local optima</w:t>
+      </w:r>
+    </w:p>
+    <w:p>
+      <w:pPr>
+        <w:pStyle w:val="ListParagraph"/>
+        <w:numPr>
+          <w:ilvl w:val="3"/>
+          <w:numId w:val="5"/>
+        </w:numPr>
+        <w:rPr>
+          <w:rFonts w:ascii="Abadi" w:hAnsi="Abadi"/>
+        </w:rPr>
+      </w:pPr>
+      <w:r>
+        <w:rPr>
+          <w:rFonts w:ascii="Abadi" w:hAnsi="Abadi"/>
+        </w:rPr>
+        <w:t>Yuanqing Lin interview</w:t>
+      </w:r>
+    </w:p>
+    <w:p>
+      <w:pPr>
+        <w:pStyle w:val="ListParagraph"/>
+        <w:numPr>
+          <w:ilvl w:val="3"/>
+          <w:numId w:val="5"/>
+        </w:numPr>
+        <w:rPr>
+          <w:rFonts w:ascii="Abadi" w:hAnsi="Abadi"/>
+        </w:rPr>
+      </w:pPr>
+      <w:r>
+        <w:rPr>
+          <w:rFonts w:ascii="Abadi" w:hAnsi="Abadi"/>
+        </w:rPr>
+        <w:t>Lab: Optimization methods</w:t>
+      </w:r>
+    </w:p>
+    <w:p>
+      <w:pPr>
+        <w:pStyle w:val="ListParagraph"/>
+        <w:numPr>
+          <w:ilvl w:val="2"/>
+          <w:numId w:val="5"/>
+        </w:numPr>
+        <w:rPr>
+          <w:rFonts w:ascii="Abadi" w:hAnsi="Abadi"/>
+        </w:rPr>
+      </w:pPr>
+      <w:r>
+        <w:rPr>
+          <w:rFonts w:ascii="Abadi" w:hAnsi="Abadi"/>
+        </w:rPr>
+        <w:t>Week 3 – Hyperparameter tuning, batch normalization &amp; frameworks</w:t>
+      </w:r>
+    </w:p>
+    <w:p>
+      <w:pPr>
+        <w:pStyle w:val="ListParagraph"/>
+        <w:numPr>
+          <w:ilvl w:val="3"/>
+          <w:numId w:val="5"/>
+        </w:numPr>
+        <w:rPr>
+          <w:rFonts w:ascii="Abadi" w:hAnsi="Abadi"/>
+        </w:rPr>
+      </w:pPr>
+      <w:r>
+        <w:rPr>
+          <w:rFonts w:ascii="Abadi" w:hAnsi="Abadi"/>
+        </w:rPr>
+        <w:t>Tuning process</w:t>
+      </w:r>
+    </w:p>
+    <w:p>
+      <w:pPr>
+        <w:pStyle w:val="ListParagraph"/>
+        <w:numPr>
+          <w:ilvl w:val="3"/>
+          <w:numId w:val="5"/>
+        </w:numPr>
+        <w:rPr>
+          <w:rFonts w:ascii="Abadi" w:hAnsi="Abadi"/>
+        </w:rPr>
+      </w:pPr>
+      <w:r>
+        <w:rPr>
+          <w:rFonts w:ascii="Abadi" w:hAnsi="Abadi"/>
+        </w:rPr>
+        <w:t>Using an appropriate scale to pick hyperparameters</w:t>
+      </w:r>
+    </w:p>
+    <w:p>
+      <w:pPr>
+        <w:pStyle w:val="ListParagraph"/>
+        <w:numPr>
+          <w:ilvl w:val="3"/>
+          <w:numId w:val="5"/>
+        </w:numPr>
+        <w:rPr>
+          <w:rFonts w:ascii="Abadi" w:hAnsi="Abadi"/>
+        </w:rPr>
+      </w:pPr>
+      <w:r>
+        <w:rPr>
+          <w:rFonts w:ascii="Abadi" w:hAnsi="Abadi"/>
+        </w:rPr>
+        <w:t>Hyperparameter tuning in practice: pandas vs caviar</w:t>
+      </w:r>
+    </w:p>
+    <w:p>
+      <w:pPr>
+        <w:pStyle w:val="ListParagraph"/>
+        <w:numPr>
+          <w:ilvl w:val="3"/>
+          <w:numId w:val="5"/>
+        </w:numPr>
+        <w:rPr>
+          <w:rFonts w:ascii="Abadi" w:hAnsi="Abadi"/>
+        </w:rPr>
+      </w:pPr>
+      <w:r>
+        <w:rPr>
+          <w:rFonts w:ascii="Abadi" w:hAnsi="Abadi"/>
+        </w:rPr>
+        <w:t>Normalizing activations in a network</w:t>
+      </w:r>
+    </w:p>
+    <w:p>
+      <w:pPr>
+        <w:pStyle w:val="ListParagraph"/>
+        <w:numPr>
+          <w:ilvl w:val="3"/>
+          <w:numId w:val="5"/>
+        </w:numPr>
+        <w:rPr>
+          <w:rFonts w:ascii="Abadi" w:hAnsi="Abadi"/>
+        </w:rPr>
+      </w:pPr>
+      <w:r>
+        <w:rPr>
+          <w:rFonts w:ascii="Abadi" w:hAnsi="Abadi"/>
+        </w:rPr>
+        <w:t>Fitting batch norm into a neural network</w:t>
+      </w:r>
+    </w:p>
+    <w:p>
+      <w:pPr>
+        <w:pStyle w:val="ListParagraph"/>
+        <w:numPr>
+          <w:ilvl w:val="3"/>
+          <w:numId w:val="5"/>
+        </w:numPr>
+        <w:rPr>
+          <w:rFonts w:ascii="Abadi" w:hAnsi="Abadi"/>
+        </w:rPr>
+      </w:pPr>
+      <w:r>
+        <w:rPr>
+          <w:rFonts w:ascii="Abadi" w:hAnsi="Abadi"/>
+        </w:rPr>
+        <w:t>Why does batch norm work?</w:t>
+      </w:r>
+    </w:p>
+    <w:p>
+      <w:pPr>
+        <w:pStyle w:val="ListParagraph"/>
+        <w:numPr>
+          <w:ilvl w:val="3"/>
+          <w:numId w:val="5"/>
+        </w:numPr>
+        <w:rPr>
+          <w:rFonts w:ascii="Abadi" w:hAnsi="Abadi"/>
+        </w:rPr>
+      </w:pPr>
+      <w:r>
+        <w:rPr>
+          <w:rFonts w:ascii="Abadi" w:hAnsi="Abadi"/>
+        </w:rPr>
+        <w:t>Batch norm at test time</w:t>
+      </w:r>
+    </w:p>
+    <w:p>
+      <w:pPr>
+        <w:pStyle w:val="ListParagraph"/>
+        <w:numPr>
+          <w:ilvl w:val="3"/>
+          <w:numId w:val="5"/>
+        </w:numPr>
+        <w:rPr>
+          <w:rFonts w:ascii="Abadi" w:hAnsi="Abadi"/>
+        </w:rPr>
+      </w:pPr>
+      <w:r>
+        <w:rPr>
+          <w:rFonts w:ascii="Abadi" w:hAnsi="Abadi"/>
+        </w:rPr>
+        <w:t>Softmax regression</w:t>
+      </w:r>
+    </w:p>
+    <w:p>
+      <w:pPr>
+        <w:pStyle w:val="ListParagraph"/>
+        <w:numPr>
+          <w:ilvl w:val="3"/>
+          <w:numId w:val="5"/>
+        </w:numPr>
+        <w:rPr>
+          <w:rFonts w:ascii="Abadi" w:hAnsi="Abadi"/>
+        </w:rPr>
+      </w:pPr>
+      <w:r>
+        <w:rPr>
+          <w:rFonts w:ascii="Abadi" w:hAnsi="Abadi"/>
+        </w:rPr>
+        <w:t>Training a softmax classifier</w:t>
+      </w:r>
+    </w:p>
+    <w:p>
+      <w:pPr>
+        <w:pStyle w:val="ListParagraph"/>
+        <w:numPr>
+          <w:ilvl w:val="3"/>
+          <w:numId w:val="5"/>
+        </w:numPr>
+        <w:rPr>
+          <w:rFonts w:ascii="Abadi" w:hAnsi="Abadi"/>
+        </w:rPr>
+      </w:pPr>
+      <w:r>
+        <w:rPr>
+          <w:rFonts w:ascii="Abadi" w:hAnsi="Abadi"/>
+        </w:rPr>
+        <w:t>Deep learning frameworks</w:t>
+      </w:r>
+    </w:p>
+    <w:p>
+      <w:pPr>
+        <w:pStyle w:val="ListParagraph"/>
+        <w:numPr>
+          <w:ilvl w:val="3"/>
+          <w:numId w:val="5"/>
+        </w:numPr>
+        <w:rPr>
+          <w:rFonts w:ascii="Abadi" w:hAnsi="Abadi"/>
+        </w:rPr>
+      </w:pPr>
+      <w:r>
+        <w:rPr>
+          <w:rFonts w:ascii="Abadi" w:hAnsi="Abadi"/>
+        </w:rPr>
+        <w:t>TensorFlow</w:t>
+      </w:r>
+    </w:p>
+    <w:p>
+      <w:pPr>
+        <w:pStyle w:val="ListParagraph"/>
+        <w:numPr>
+          <w:ilvl w:val="3"/>
+          <w:numId w:val="5"/>
+        </w:numPr>
+        <w:rPr>
+          <w:rFonts w:ascii="Abadi" w:hAnsi="Abadi"/>
+        </w:rPr>
+      </w:pPr>
+      <w:r>
+        <w:rPr>
+          <w:rFonts w:ascii="Abadi" w:hAnsi="Abadi"/>
+        </w:rPr>
+        <w:t>Lab: TensorFlow introduction</w:t>
+      </w:r>
+    </w:p>
+    <w:p>
+      <w:pPr>
+        <w:pStyle w:val="ListParagraph"/>
+        <w:ind w:left="2160"/>
+        <w:rPr>
+          <w:rFonts w:ascii="Abadi" w:hAnsi="Abadi"/>
+        </w:rPr>
+      </w:pPr>
+    </w:p>
+    <w:p>
+      <w:pPr>
+        <w:pStyle w:val="ListParagraph"/>
+        <w:numPr>
+          <w:ilvl w:val="1"/>
+          <w:numId w:val="5"/>
+        </w:numPr>
+        <w:rPr>
+          <w:rFonts w:ascii="Abadi" w:hAnsi="Abadi"/>
+        </w:rPr>
+      </w:pPr>
+      <w:r>
+        <w:rPr>
+          <w:rFonts w:ascii="Abadi" w:hAnsi="Abadi"/>
+        </w:rPr>
+        <w:t>Structuring Machine Learning Projects</w:t>
+      </w:r>
+    </w:p>
+    <w:p>
+      <w:pPr>
+        <w:pStyle w:val="ListParagraph"/>
+        <w:numPr>
+          <w:ilvl w:val="2"/>
+          <w:numId w:val="5"/>
+        </w:numPr>
+        <w:rPr>
+          <w:rFonts w:ascii="Abadi" w:hAnsi="Abadi"/>
+        </w:rPr>
+      </w:pPr>
+      <w:r>
+        <w:rPr>
+          <w:rFonts w:ascii="Abadi" w:hAnsi="Abadi"/>
+        </w:rPr>
+        <w:t>Week 1 – ML strategy (1)</w:t>
+      </w:r>
+    </w:p>
+    <w:p>
+      <w:pPr>
+        <w:pStyle w:val="ListParagraph"/>
+        <w:numPr>
+          <w:ilvl w:val="3"/>
+          <w:numId w:val="5"/>
+        </w:numPr>
+        <w:rPr>
+          <w:rFonts w:ascii="Abadi" w:hAnsi="Abadi"/>
+        </w:rPr>
+      </w:pPr>
+      <w:r>
+        <w:rPr>
+          <w:rFonts w:ascii="Abadi" w:hAnsi="Abadi"/>
+        </w:rPr>
+        <w:t>Why ML strategy</w:t>
+      </w:r>
+    </w:p>
+    <w:p>
+      <w:pPr>
+        <w:pStyle w:val="ListParagraph"/>
+        <w:numPr>
+          <w:ilvl w:val="3"/>
+          <w:numId w:val="5"/>
+        </w:numPr>
+        <w:rPr>
+          <w:rFonts w:ascii="Abadi" w:hAnsi="Abadi"/>
+        </w:rPr>
+      </w:pPr>
+      <w:r>
+        <w:rPr>
+          <w:rFonts w:ascii="Abadi" w:hAnsi="Abadi"/>
+        </w:rPr>
+        <w:t>Orthogonalization</w:t>
+      </w:r>
+    </w:p>
+    <w:p>
+      <w:pPr>
+        <w:pStyle w:val="ListParagraph"/>
+        <w:numPr>
+          <w:ilvl w:val="3"/>
+          <w:numId w:val="5"/>
+        </w:numPr>
+        <w:rPr>
+          <w:rFonts w:ascii="Abadi" w:hAnsi="Abadi"/>
+        </w:rPr>
+      </w:pPr>
+      <w:r>
+        <w:rPr>
+          <w:rFonts w:ascii="Abadi" w:hAnsi="Abadi"/>
+        </w:rPr>
+        <w:t>Single number evaluation metric</w:t>
+      </w:r>
+    </w:p>
+    <w:p>
+      <w:pPr>
+        <w:pStyle w:val="ListParagraph"/>
+        <w:numPr>
+          <w:ilvl w:val="3"/>
+          <w:numId w:val="5"/>
+        </w:numPr>
+        <w:rPr>
+          <w:rFonts w:ascii="Abadi" w:hAnsi="Abadi"/>
+        </w:rPr>
+      </w:pPr>
+      <w:r>
+        <w:rPr>
+          <w:rFonts w:ascii="Abadi" w:hAnsi="Abadi"/>
+        </w:rPr>
+        <w:t>Satisficing and optimizing metric</w:t>
+      </w:r>
+    </w:p>
+    <w:p>
+      <w:pPr>
+        <w:pStyle w:val="ListParagraph"/>
+        <w:numPr>
+          <w:ilvl w:val="3"/>
+          <w:numId w:val="5"/>
+        </w:numPr>
+        <w:rPr>
+          <w:rFonts w:ascii="Abadi" w:hAnsi="Abadi"/>
+        </w:rPr>
+      </w:pPr>
+      <w:r>
+        <w:rPr>
+          <w:rFonts w:ascii="Abadi" w:hAnsi="Abadi"/>
+        </w:rPr>
+        <w:t>Train/dev/test distributions</w:t>
+      </w:r>
+    </w:p>
+    <w:p>
+      <w:pPr>
+        <w:pStyle w:val="ListParagraph"/>
+        <w:numPr>
+          <w:ilvl w:val="3"/>
+          <w:numId w:val="5"/>
+        </w:numPr>
+        <w:rPr>
+          <w:rFonts w:ascii="Abadi" w:hAnsi="Abadi"/>
+        </w:rPr>
+      </w:pPr>
+      <w:r>
+        <w:rPr>
+          <w:rFonts w:ascii="Abadi" w:hAnsi="Abadi"/>
+        </w:rPr>
+        <w:t>Size of the dev and test sets</w:t>
+      </w:r>
+    </w:p>
+    <w:p>
+      <w:pPr>
+        <w:pStyle w:val="ListParagraph"/>
+        <w:numPr>
+          <w:ilvl w:val="3"/>
+          <w:numId w:val="5"/>
+        </w:numPr>
+        <w:rPr>
+          <w:rFonts w:ascii="Abadi" w:hAnsi="Abadi"/>
+        </w:rPr>
+      </w:pPr>
+      <w:r>
+        <w:rPr>
+          <w:rFonts w:ascii="Abadi" w:hAnsi="Abadi"/>
+        </w:rPr>
+        <w:t>When to change dev/test sets and metrics?</w:t>
+      </w:r>
+    </w:p>
+    <w:p>
+      <w:pPr>
+        <w:pStyle w:val="ListParagraph"/>
+        <w:numPr>
+          <w:ilvl w:val="3"/>
+          <w:numId w:val="5"/>
+        </w:numPr>
+        <w:rPr>
+          <w:rFonts w:ascii="Abadi" w:hAnsi="Abadi"/>
+        </w:rPr>
+      </w:pPr>
+      <w:r>
+        <w:rPr>
+          <w:rFonts w:ascii="Abadi" w:hAnsi="Abadi"/>
+        </w:rPr>
+        <w:t>Why human-level performance?</w:t>
+      </w:r>
+    </w:p>
+    <w:p>
+      <w:pPr>
+        <w:pStyle w:val="ListParagraph"/>
+        <w:numPr>
+          <w:ilvl w:val="3"/>
+          <w:numId w:val="5"/>
+        </w:numPr>
+        <w:rPr>
+          <w:rFonts w:ascii="Abadi" w:hAnsi="Abadi"/>
+        </w:rPr>
+      </w:pPr>
+      <w:r>
+        <w:rPr>
+          <w:rFonts w:ascii="Abadi" w:hAnsi="Abadi"/>
+        </w:rPr>
+        <w:t>Avoidable bias</w:t>
+      </w:r>
+    </w:p>
+    <w:p>
+      <w:pPr>
+        <w:pStyle w:val="ListParagraph"/>
+        <w:numPr>
+          <w:ilvl w:val="3"/>
+          <w:numId w:val="5"/>
+        </w:numPr>
+        <w:rPr>
+          <w:rFonts w:ascii="Abadi" w:hAnsi="Abadi"/>
+        </w:rPr>
+      </w:pPr>
+      <w:r>
+        <w:rPr>
+          <w:rFonts w:ascii="Abadi" w:hAnsi="Abadi"/>
+        </w:rPr>
+        <w:t>Understanding human-level performance</w:t>
+      </w:r>
+    </w:p>
+    <w:p>
+      <w:pPr>
+        <w:pStyle w:val="ListParagraph"/>
+        <w:numPr>
+          <w:ilvl w:val="3"/>
+          <w:numId w:val="5"/>
+        </w:numPr>
+        <w:rPr>
+          <w:rFonts w:ascii="Abadi" w:hAnsi="Abadi"/>
+        </w:rPr>
+      </w:pPr>
+      <w:r>
+        <w:rPr>
+          <w:rFonts w:ascii="Abadi" w:hAnsi="Abadi"/>
+        </w:rPr>
+        <w:t>Surpassing human-level performance</w:t>
+      </w:r>
+    </w:p>
+    <w:p>
+      <w:pPr>
+        <w:pStyle w:val="ListParagraph"/>
+        <w:numPr>
+          <w:ilvl w:val="3"/>
+          <w:numId w:val="5"/>
+        </w:numPr>
+        <w:rPr>
+          <w:rFonts w:ascii="Abadi" w:hAnsi="Abadi"/>
+        </w:rPr>
+      </w:pPr>
+      <w:r>
+        <w:rPr>
+          <w:rFonts w:ascii="Abadi" w:hAnsi="Abadi"/>
+        </w:rPr>
+        <w:t>Improving your model performance</w:t>
+      </w:r>
+    </w:p>
+    <w:p>
+      <w:pPr>
+        <w:pStyle w:val="ListParagraph"/>
+        <w:numPr>
+          <w:ilvl w:val="3"/>
+          <w:numId w:val="5"/>
+        </w:numPr>
+        <w:rPr>
+          <w:rFonts w:ascii="Abadi" w:hAnsi="Abadi"/>
+        </w:rPr>
+      </w:pPr>
+      <w:r>
+        <w:rPr>
+          <w:rFonts w:ascii="Abadi" w:hAnsi="Abadi"/>
+        </w:rPr>
+        <w:t>Andrej Karpathy interview</w:t>
+      </w:r>
+    </w:p>
+    <w:p>
+      <w:pPr>
+        <w:pStyle w:val="ListParagraph"/>
+        <w:numPr>
+          <w:ilvl w:val="3"/>
+          <w:numId w:val="5"/>
+        </w:numPr>
+        <w:rPr>
+          <w:rFonts w:ascii="Abadi" w:hAnsi="Abadi"/>
+        </w:rPr>
+      </w:pPr>
+      <w:r>
+        <w:rPr>
+          <w:rFonts w:ascii="Abadi" w:hAnsi="Abadi"/>
+        </w:rPr>
+        <w:t>Reading: Lecture notes W1</w:t>
+      </w:r>
+    </w:p>
+    <w:p>
+      <w:pPr>
+        <w:pStyle w:val="ListParagraph"/>
+        <w:numPr>
+          <w:ilvl w:val="3"/>
+          <w:numId w:val="5"/>
+        </w:numPr>
+        <w:rPr>
+          <w:rFonts w:ascii="Abadi" w:hAnsi="Abadi"/>
+        </w:rPr>
+      </w:pPr>
+      <w:r>
+        <w:rPr>
+          <w:rFonts w:ascii="Abadi" w:hAnsi="Abadi"/>
+        </w:rPr>
+        <w:t>Reading: Machine learning flight simulator (intro to quizzes)</w:t>
+      </w:r>
+    </w:p>
+    <w:p>
+      <w:pPr>
+        <w:pStyle w:val="ListParagraph"/>
+        <w:numPr>
+          <w:ilvl w:val="3"/>
+          <w:numId w:val="5"/>
+        </w:numPr>
+        <w:rPr>
+          <w:rFonts w:ascii="Abadi" w:hAnsi="Abadi"/>
+        </w:rPr>
+      </w:pPr>
+      <w:r>
+        <w:rPr>
+          <w:rFonts w:ascii="Abadi" w:hAnsi="Abadi"/>
+        </w:rPr>
+        <w:t>Assignment: Bird recognition in the city of Peacetopia (quiz case study)</w:t>
+      </w:r>
+    </w:p>
+    <w:p>
+      <w:pPr>
+        <w:pStyle w:val="ListParagraph"/>
+        <w:numPr>
+          <w:ilvl w:val="2"/>
+          <w:numId w:val="5"/>
+        </w:numPr>
+        <w:rPr>
+          <w:rFonts w:ascii="Abadi" w:hAnsi="Abadi"/>
+        </w:rPr>
+      </w:pPr>
+      <w:r>
+        <w:rPr>
+          <w:rFonts w:ascii="Abadi" w:hAnsi="Abadi"/>
+        </w:rPr>
+        <w:t>Week 2 – ML strategy (2)</w:t>
+      </w:r>
+    </w:p>
+    <w:p>
+      <w:pPr>
+        <w:pStyle w:val="ListParagraph"/>
+        <w:numPr>
+          <w:ilvl w:val="3"/>
+          <w:numId w:val="5"/>
+        </w:numPr>
+        <w:rPr>
+          <w:rFonts w:ascii="Abadi" w:hAnsi="Abadi"/>
+        </w:rPr>
+      </w:pPr>
+      <w:r>
+        <w:rPr>
+          <w:rFonts w:ascii="Abadi" w:hAnsi="Abadi"/>
+        </w:rPr>
+        <w:t>Carrying out error analysis</w:t>
+      </w:r>
+    </w:p>
+    <w:p>
+      <w:pPr>
+        <w:pStyle w:val="ListParagraph"/>
+        <w:numPr>
+          <w:ilvl w:val="3"/>
+          <w:numId w:val="5"/>
+        </w:numPr>
+        <w:rPr>
+          <w:rFonts w:ascii="Abadi" w:hAnsi="Abadi"/>
+        </w:rPr>
+      </w:pPr>
+      <w:r>
+        <w:rPr>
+          <w:rFonts w:ascii="Abadi" w:hAnsi="Abadi"/>
+        </w:rPr>
+        <w:t>Cleaning up incorrectly labeled data</w:t>
+      </w:r>
+    </w:p>
+    <w:p>
+      <w:pPr>
+        <w:pStyle w:val="ListParagraph"/>
+        <w:numPr>
+          <w:ilvl w:val="3"/>
+          <w:numId w:val="5"/>
+        </w:numPr>
+        <w:rPr>
+          <w:rFonts w:ascii="Abadi" w:hAnsi="Abadi"/>
+        </w:rPr>
+      </w:pPr>
+      <w:r>
+        <w:rPr>
+          <w:rFonts w:ascii="Abadi" w:hAnsi="Abadi"/>
+        </w:rPr>
+        <w:t>Build your first system quickly, then iterate</w:t>
+      </w:r>
+    </w:p>
+    <w:p>
+      <w:pPr>
+        <w:pStyle w:val="ListParagraph"/>
+        <w:numPr>
+          <w:ilvl w:val="3"/>
+          <w:numId w:val="5"/>
+        </w:numPr>
+        <w:rPr>
+          <w:rFonts w:ascii="Abadi" w:hAnsi="Abadi"/>
+        </w:rPr>
+      </w:pPr>
+      <w:r>
+        <w:rPr>
+          <w:rFonts w:ascii="Abadi" w:hAnsi="Abadi"/>
+        </w:rPr>
+        <w:t>Training and testing on different distributions</w:t>
+      </w:r>
+    </w:p>
+    <w:p>
+      <w:pPr>
+        <w:pStyle w:val="ListParagraph"/>
+        <w:numPr>
+          <w:ilvl w:val="3"/>
+          <w:numId w:val="5"/>
+        </w:numPr>
+        <w:rPr>
+          <w:rFonts w:ascii="Abadi" w:hAnsi="Abadi"/>
+        </w:rPr>
+      </w:pPr>
+      <w:r>
+        <w:rPr>
+          <w:rFonts w:ascii="Abadi" w:hAnsi="Abadi"/>
+        </w:rPr>
+        <w:t>Bias and variance with mismatched data distributions</w:t>
+      </w:r>
+    </w:p>
+    <w:p>
+      <w:pPr>
+        <w:pStyle w:val="ListParagraph"/>
+        <w:numPr>
+          <w:ilvl w:val="3"/>
+          <w:numId w:val="5"/>
+        </w:numPr>
+        <w:rPr>
+          <w:rFonts w:ascii="Abadi" w:hAnsi="Abadi"/>
+        </w:rPr>
+      </w:pPr>
+      <w:r>
+        <w:rPr>
+          <w:rFonts w:ascii="Abadi" w:hAnsi="Abadi"/>
+        </w:rPr>
+        <w:t>Addressing data mismatch</w:t>
+      </w:r>
+    </w:p>
+    <w:p>
+      <w:pPr>
+        <w:pStyle w:val="ListParagraph"/>
+        <w:numPr>
+          <w:ilvl w:val="3"/>
+          <w:numId w:val="5"/>
+        </w:numPr>
+        <w:rPr>
+          <w:rFonts w:ascii="Abadi" w:hAnsi="Abadi"/>
+        </w:rPr>
+      </w:pPr>
+      <w:r>
+        <w:rPr>
+          <w:rFonts w:ascii="Abadi" w:hAnsi="Abadi"/>
+        </w:rPr>
+        <w:t>Transfer learning</w:t>
+      </w:r>
+    </w:p>
+    <w:p>
+      <w:pPr>
+        <w:pStyle w:val="ListParagraph"/>
+        <w:numPr>
+          <w:ilvl w:val="3"/>
+          <w:numId w:val="5"/>
+        </w:numPr>
+        <w:rPr>
+          <w:rFonts w:ascii="Abadi" w:hAnsi="Abadi"/>
+        </w:rPr>
+      </w:pPr>
+      <w:r>
+        <w:rPr>
+          <w:rFonts w:ascii="Abadi" w:hAnsi="Abadi"/>
+        </w:rPr>
+        <w:t>Multi-task learning</w:t>
+      </w:r>
+    </w:p>
+    <w:p>
+      <w:pPr>
+        <w:pStyle w:val="ListParagraph"/>
+        <w:numPr>
+          <w:ilvl w:val="3"/>
+          <w:numId w:val="5"/>
+        </w:numPr>
+        <w:rPr>
+          <w:rFonts w:ascii="Abadi" w:hAnsi="Abadi"/>
+        </w:rPr>
+      </w:pPr>
+      <w:r>
+        <w:rPr>
+          <w:rFonts w:ascii="Abadi" w:hAnsi="Abadi"/>
+        </w:rPr>
+        <w:t>What is end-to-end deep learning?</w:t>
+      </w:r>
+    </w:p>
+    <w:p>
+      <w:pPr>
+        <w:pStyle w:val="ListParagraph"/>
+        <w:numPr>
+          <w:ilvl w:val="3"/>
+          <w:numId w:val="5"/>
+        </w:numPr>
+        <w:rPr>
+          <w:rFonts w:ascii="Abadi" w:hAnsi="Abadi"/>
+        </w:rPr>
+      </w:pPr>
+      <w:r>
+        <w:rPr>
+          <w:rFonts w:ascii="Abadi" w:hAnsi="Abadi"/>
+        </w:rPr>
+        <w:lastRenderedPageBreak/>
+        <w:t>Whether to use end-to-end deep learning</w:t>
+      </w:r>
+    </w:p>
+    <w:p>
+      <w:pPr>
+        <w:pStyle w:val="ListParagraph"/>
+        <w:numPr>
+          <w:ilvl w:val="3"/>
+          <w:numId w:val="5"/>
+        </w:numPr>
+        <w:rPr>
+          <w:rFonts w:ascii="Abadi" w:hAnsi="Abadi"/>
+        </w:rPr>
+      </w:pPr>
+      <w:r>
+        <w:rPr>
+          <w:rFonts w:ascii="Abadi" w:hAnsi="Abadi"/>
+        </w:rPr>
+        <w:t>Ruslan Salakhutdinov interview</w:t>
+      </w:r>
+    </w:p>
+    <w:p>
+      <w:pPr>
+        <w:pStyle w:val="ListParagraph"/>
+        <w:numPr>
+          <w:ilvl w:val="3"/>
+          <w:numId w:val="5"/>
+        </w:numPr>
+        <w:rPr>
+          <w:rFonts w:ascii="Abadi" w:hAnsi="Abadi"/>
+        </w:rPr>
+      </w:pPr>
+      <w:r>
+        <w:rPr>
+          <w:rFonts w:ascii="Abadi" w:hAnsi="Abadi"/>
+        </w:rPr>
+        <w:t>Reading: Lecture notes W2</w:t>
+      </w:r>
+    </w:p>
+    <w:p>
+      <w:pPr>
+        <w:pStyle w:val="ListParagraph"/>
+        <w:numPr>
+          <w:ilvl w:val="3"/>
+          <w:numId w:val="5"/>
+        </w:numPr>
+        <w:rPr>
+          <w:rFonts w:ascii="Abadi" w:hAnsi="Abadi"/>
+        </w:rPr>
+      </w:pPr>
+      <w:r>
+        <w:rPr>
+          <w:rFonts w:ascii="Abadi" w:hAnsi="Abadi"/>
+        </w:rPr>
+        <w:t>Assignment: Autonomous driving (quiz case study)</w:t>
+      </w:r>
+    </w:p>
+    <w:p>
+      <w:pPr>
+        <w:pStyle w:val="ListParagraph"/>
+        <w:numPr>
+          <w:ilvl w:val="1"/>
+          <w:numId w:val="5"/>
+        </w:numPr>
+        <w:rPr>
+          <w:rFonts w:ascii="Abadi" w:hAnsi="Abadi"/>
+        </w:rPr>
+      </w:pPr>
+      <w:r>
+        <w:rPr>
+          <w:rFonts w:ascii="Abadi" w:hAnsi="Abadi"/>
+        </w:rPr>
+        <w:t xml:space="preserve">Convolutional Neural Networks </w:t>
+      </w:r>
+    </w:p>
+    <w:p>
+      <w:pPr>
+        <w:pStyle w:val="ListParagraph"/>
+        <w:numPr>
+          <w:ilvl w:val="2"/>
+          <w:numId w:val="5"/>
+        </w:numPr>
+        <w:rPr>
+          <w:rFonts w:ascii="Abadi" w:hAnsi="Abadi"/>
+        </w:rPr>
+      </w:pPr>
+      <w:r>
+        <w:rPr>
+          <w:rFonts w:ascii="Abadi" w:hAnsi="Abadi"/>
+        </w:rPr>
+        <w:t>Week 1 – Foundations of convolutional neural networks</w:t>
+      </w:r>
+    </w:p>
+    <w:p>
+      <w:pPr>
+        <w:pStyle w:val="ListParagraph"/>
+        <w:numPr>
+          <w:ilvl w:val="3"/>
+          <w:numId w:val="5"/>
+        </w:numPr>
+        <w:rPr>
+          <w:rFonts w:ascii="Abadi" w:hAnsi="Abadi"/>
+        </w:rPr>
+      </w:pPr>
+      <w:r>
+        <w:rPr>
+          <w:rFonts w:ascii="Abadi" w:hAnsi="Abadi"/>
+        </w:rPr>
+        <w:t>Computer vision</w:t>
+      </w:r>
+    </w:p>
+    <w:p>
+      <w:pPr>
+        <w:pStyle w:val="ListParagraph"/>
+        <w:numPr>
+          <w:ilvl w:val="3"/>
+          <w:numId w:val="5"/>
+        </w:numPr>
+        <w:rPr>
+          <w:rFonts w:ascii="Abadi" w:hAnsi="Abadi"/>
+        </w:rPr>
+      </w:pPr>
+      <w:r>
+        <w:rPr>
+          <w:rFonts w:ascii="Abadi" w:hAnsi="Abadi"/>
+        </w:rPr>
+        <w:t>Edge detection example</w:t>
+      </w:r>
+    </w:p>
+    <w:p>
+      <w:pPr>
+        <w:pStyle w:val="ListParagraph"/>
+        <w:numPr>
+          <w:ilvl w:val="3"/>
+          <w:numId w:val="5"/>
+        </w:numPr>
+        <w:rPr>
+          <w:rFonts w:ascii="Abadi" w:hAnsi="Abadi"/>
+        </w:rPr>
+      </w:pPr>
+      <w:r>
+        <w:rPr>
+          <w:rFonts w:ascii="Abadi" w:hAnsi="Abadi"/>
+        </w:rPr>
+        <w:t>More edge detection</w:t>
+      </w:r>
+    </w:p>
+    <w:p>
+      <w:pPr>
+        <w:pStyle w:val="ListParagraph"/>
+        <w:numPr>
+          <w:ilvl w:val="3"/>
+          <w:numId w:val="5"/>
+        </w:numPr>
+        <w:rPr>
+          <w:rFonts w:ascii="Abadi" w:hAnsi="Abadi"/>
+        </w:rPr>
+      </w:pPr>
+      <w:r>
+        <w:rPr>
+          <w:rFonts w:ascii="Abadi" w:hAnsi="Abadi"/>
+        </w:rPr>
+        <w:t>Padding</w:t>
+      </w:r>
+    </w:p>
+    <w:p>
+      <w:pPr>
+        <w:pStyle w:val="ListParagraph"/>
+        <w:numPr>
+          <w:ilvl w:val="3"/>
+          <w:numId w:val="5"/>
+        </w:numPr>
+        <w:rPr>
+          <w:rFonts w:ascii="Abadi" w:hAnsi="Abadi"/>
+        </w:rPr>
+      </w:pPr>
+      <w:r>
+        <w:rPr>
+          <w:rFonts w:ascii="Abadi" w:hAnsi="Abadi"/>
+        </w:rPr>
+        <w:t>Strided convolutions</w:t>
+      </w:r>
+    </w:p>
+    <w:p>
+      <w:pPr>
+        <w:pStyle w:val="ListParagraph"/>
+        <w:numPr>
+          <w:ilvl w:val="3"/>
+          <w:numId w:val="5"/>
+        </w:numPr>
+        <w:rPr>
+          <w:rFonts w:ascii="Abadi" w:hAnsi="Abadi"/>
+        </w:rPr>
+      </w:pPr>
+      <w:r>
+        <w:rPr>
+          <w:rFonts w:ascii="Abadi" w:hAnsi="Abadi"/>
+        </w:rPr>
+        <w:t>Convolutions over volume</w:t>
+      </w:r>
+    </w:p>
+    <w:p>
+      <w:pPr>
+        <w:pStyle w:val="ListParagraph"/>
+        <w:numPr>
+          <w:ilvl w:val="3"/>
+          <w:numId w:val="5"/>
+        </w:numPr>
+        <w:rPr>
+          <w:rFonts w:ascii="Abadi" w:hAnsi="Abadi"/>
+        </w:rPr>
+      </w:pPr>
+      <w:r>
+        <w:rPr>
+          <w:rFonts w:ascii="Abadi" w:hAnsi="Abadi"/>
+        </w:rPr>
+        <w:t>One layer of a convolutional network</w:t>
+      </w:r>
+    </w:p>
+    <w:p>
+      <w:pPr>
+        <w:pStyle w:val="ListParagraph"/>
+        <w:numPr>
+          <w:ilvl w:val="3"/>
+          <w:numId w:val="5"/>
+        </w:numPr>
+        <w:rPr>
+          <w:rFonts w:ascii="Abadi" w:hAnsi="Abadi"/>
+        </w:rPr>
+      </w:pPr>
+      <w:r>
+        <w:rPr>
+          <w:rFonts w:ascii="Abadi" w:hAnsi="Abadi"/>
+        </w:rPr>
+        <w:t>Simple convolutional network example</w:t>
+      </w:r>
+    </w:p>
+    <w:p>
+      <w:pPr>
+        <w:pStyle w:val="ListParagraph"/>
+        <w:numPr>
+          <w:ilvl w:val="3"/>
+          <w:numId w:val="5"/>
+        </w:numPr>
+        <w:rPr>
+          <w:rFonts w:ascii="Abadi" w:hAnsi="Abadi"/>
+        </w:rPr>
+      </w:pPr>
+      <w:r>
+        <w:rPr>
+          <w:rFonts w:ascii="Abadi" w:hAnsi="Abadi"/>
+        </w:rPr>
+        <w:t>Pooling layers</w:t>
+      </w:r>
+    </w:p>
+    <w:p>
+      <w:pPr>
+        <w:pStyle w:val="ListParagraph"/>
+        <w:numPr>
+          <w:ilvl w:val="3"/>
+          <w:numId w:val="5"/>
+        </w:numPr>
+        <w:rPr>
+          <w:rFonts w:ascii="Abadi" w:hAnsi="Abadi"/>
+        </w:rPr>
+      </w:pPr>
+      <w:r>
+        <w:rPr>
+          <w:rFonts w:ascii="Abadi" w:hAnsi="Abadi"/>
+        </w:rPr>
+        <w:t>CNN example</w:t>
+      </w:r>
+    </w:p>
+    <w:p>
+      <w:pPr>
+        <w:pStyle w:val="ListParagraph"/>
+        <w:numPr>
+          <w:ilvl w:val="3"/>
+          <w:numId w:val="5"/>
+        </w:numPr>
+        <w:rPr>
+          <w:rFonts w:ascii="Abadi" w:hAnsi="Abadi"/>
+        </w:rPr>
+      </w:pPr>
+      <w:r>
+        <w:rPr>
+          <w:rFonts w:ascii="Abadi" w:hAnsi="Abadi"/>
+        </w:rPr>
+        <w:t>Why convolutions?</w:t>
+      </w:r>
+    </w:p>
+    <w:p>
+      <w:pPr>
+        <w:pStyle w:val="ListParagraph"/>
+        <w:numPr>
+          <w:ilvl w:val="3"/>
+          <w:numId w:val="5"/>
+        </w:numPr>
+        <w:rPr>
+          <w:rFonts w:ascii="Abadi" w:hAnsi="Abadi"/>
+        </w:rPr>
+      </w:pPr>
+      <w:r>
+        <w:rPr>
+          <w:rFonts w:ascii="Abadi" w:hAnsi="Abadi"/>
+        </w:rPr>
+        <w:t>Yann LeCun interview</w:t>
+      </w:r>
+    </w:p>
+    <w:p>
+      <w:pPr>
+        <w:pStyle w:val="ListParagraph"/>
+        <w:numPr>
+          <w:ilvl w:val="3"/>
+          <w:numId w:val="5"/>
+        </w:numPr>
+        <w:rPr>
+          <w:rFonts w:ascii="Abadi" w:hAnsi="Abadi"/>
+        </w:rPr>
+      </w:pPr>
+      <w:r>
+        <w:rPr>
+          <w:rFonts w:ascii="Abadi" w:hAnsi="Abadi"/>
+        </w:rPr>
+        <w:t>Assignment: The basics of ConvNets</w:t>
+      </w:r>
+    </w:p>
+    <w:p>
+      <w:pPr>
+        <w:pStyle w:val="ListParagraph"/>
+        <w:numPr>
+          <w:ilvl w:val="3"/>
+          <w:numId w:val="5"/>
+        </w:numPr>
+        <w:rPr>
+          <w:rFonts w:ascii="Abadi" w:hAnsi="Abadi"/>
+        </w:rPr>
+      </w:pPr>
+      <w:r>
+        <w:rPr>
+          <w:rFonts w:ascii="Abadi" w:hAnsi="Abadi"/>
+        </w:rPr>
+        <w:t>Lab: Convolutional model step by step</w:t>
+      </w:r>
+    </w:p>
+    <w:p>
+      <w:pPr>
+        <w:pStyle w:val="ListParagraph"/>
+        <w:numPr>
+          <w:ilvl w:val="3"/>
+          <w:numId w:val="5"/>
+        </w:numPr>
+        <w:rPr>
+          <w:rFonts w:ascii="Abadi" w:hAnsi="Abadi"/>
+        </w:rPr>
+      </w:pPr>
+      <w:r>
+        <w:rPr>
+          <w:rFonts w:ascii="Abadi" w:hAnsi="Abadi"/>
+        </w:rPr>
+        <w:t>Lab: Convolution model application</w:t>
+      </w:r>
+    </w:p>
+    <w:p>
+      <w:pPr>
+        <w:pStyle w:val="ListParagraph"/>
+        <w:numPr>
+          <w:ilvl w:val="2"/>
+          <w:numId w:val="5"/>
+        </w:numPr>
+        <w:rPr>
+          <w:rFonts w:ascii="Abadi" w:hAnsi="Abadi"/>
+        </w:rPr>
+      </w:pPr>
+      <w:r>
+        <w:rPr>
+          <w:rFonts w:ascii="Abadi" w:hAnsi="Abadi"/>
+        </w:rPr>
+        <w:t>Week 2 – Deep convolutional models: case studies</w:t>
+      </w:r>
+    </w:p>
+    <w:p>
+      <w:pPr>
+        <w:pStyle w:val="ListParagraph"/>
+        <w:numPr>
+          <w:ilvl w:val="3"/>
+          <w:numId w:val="5"/>
+        </w:numPr>
+        <w:rPr>
+          <w:rFonts w:ascii="Abadi" w:hAnsi="Abadi"/>
+        </w:rPr>
+      </w:pPr>
+      <w:r>
+        <w:rPr>
+          <w:rFonts w:ascii="Abadi" w:hAnsi="Abadi"/>
+        </w:rPr>
+        <w:t>Why look at case studies?</w:t>
+      </w:r>
+    </w:p>
+    <w:p>
+      <w:pPr>
+        <w:pStyle w:val="ListParagraph"/>
+        <w:numPr>
+          <w:ilvl w:val="3"/>
+          <w:numId w:val="5"/>
+        </w:numPr>
+        <w:rPr>
+          <w:rFonts w:ascii="Abadi" w:hAnsi="Abadi"/>
+        </w:rPr>
+      </w:pPr>
+      <w:r>
+        <w:rPr>
+          <w:rFonts w:ascii="Abadi" w:hAnsi="Abadi"/>
+        </w:rPr>
+        <w:t>Classic networks</w:t>
+      </w:r>
+    </w:p>
+    <w:p>
+      <w:pPr>
+        <w:pStyle w:val="ListParagraph"/>
+        <w:numPr>
+          <w:ilvl w:val="3"/>
+          <w:numId w:val="5"/>
+        </w:numPr>
+        <w:rPr>
+          <w:rFonts w:ascii="Abadi" w:hAnsi="Abadi"/>
+        </w:rPr>
+      </w:pPr>
+      <w:r>
+        <w:rPr>
+          <w:rFonts w:ascii="Abadi" w:hAnsi="Abadi"/>
+        </w:rPr>
+        <w:t>ResNets</w:t>
+      </w:r>
+    </w:p>
+    <w:p>
+      <w:pPr>
+        <w:pStyle w:val="ListParagraph"/>
+        <w:numPr>
+          <w:ilvl w:val="3"/>
+          <w:numId w:val="5"/>
+        </w:numPr>
+        <w:rPr>
+          <w:rFonts w:ascii="Abadi" w:hAnsi="Abadi"/>
+        </w:rPr>
+      </w:pPr>
+      <w:r>
+        <w:rPr>
+          <w:rFonts w:ascii="Abadi" w:hAnsi="Abadi"/>
+        </w:rPr>
+        <w:t>Why ResNets work?</w:t>
+      </w:r>
+    </w:p>
+    <w:p>
+      <w:pPr>
+        <w:pStyle w:val="ListParagraph"/>
+        <w:numPr>
+          <w:ilvl w:val="3"/>
+          <w:numId w:val="5"/>
+        </w:numPr>
+        <w:rPr>
+          <w:rFonts w:ascii="Abadi" w:hAnsi="Abadi"/>
+        </w:rPr>
+      </w:pPr>
+      <w:r>
+        <w:rPr>
+          <w:rFonts w:ascii="Abadi" w:hAnsi="Abadi"/>
+        </w:rPr>
+        <w:t>Networks in networks and 1x1 convolutions</w:t>
+      </w:r>
+    </w:p>
+    <w:p>
+      <w:pPr>
+        <w:pStyle w:val="ListParagraph"/>
+        <w:numPr>
+          <w:ilvl w:val="3"/>
+          <w:numId w:val="5"/>
+        </w:numPr>
+        <w:rPr>
+          <w:rFonts w:ascii="Abadi" w:hAnsi="Abadi"/>
+        </w:rPr>
+      </w:pPr>
+      <w:r>
+        <w:rPr>
+          <w:rFonts w:ascii="Abadi" w:hAnsi="Abadi"/>
+        </w:rPr>
+        <w:t>Inception network motivation</w:t>
+      </w:r>
+    </w:p>
+    <w:p>
+      <w:pPr>
+        <w:pStyle w:val="ListParagraph"/>
+        <w:numPr>
+          <w:ilvl w:val="3"/>
+          <w:numId w:val="5"/>
+        </w:numPr>
+        <w:rPr>
+          <w:rFonts w:ascii="Abadi" w:hAnsi="Abadi"/>
+        </w:rPr>
+      </w:pPr>
+      <w:r>
+        <w:rPr>
+          <w:rFonts w:ascii="Abadi" w:hAnsi="Abadi"/>
+        </w:rPr>
+        <w:t>Inception network</w:t>
+      </w:r>
+    </w:p>
+    <w:p>
+      <w:pPr>
+        <w:pStyle w:val="ListParagraph"/>
+        <w:numPr>
+          <w:ilvl w:val="3"/>
+          <w:numId w:val="5"/>
+        </w:numPr>
+        <w:rPr>
+          <w:rFonts w:ascii="Abadi" w:hAnsi="Abadi"/>
+        </w:rPr>
+      </w:pPr>
+      <w:r>
+        <w:rPr>
+          <w:rFonts w:ascii="Abadi" w:hAnsi="Abadi"/>
+        </w:rPr>
+        <w:t>MobileNet</w:t>
+      </w:r>
+    </w:p>
+    <w:p>
+      <w:pPr>
+        <w:pStyle w:val="ListParagraph"/>
+        <w:numPr>
+          <w:ilvl w:val="3"/>
+          <w:numId w:val="5"/>
+        </w:numPr>
+        <w:rPr>
+          <w:rFonts w:ascii="Abadi" w:hAnsi="Abadi"/>
+        </w:rPr>
+      </w:pPr>
+      <w:r>
+        <w:rPr>
+          <w:rFonts w:ascii="Abadi" w:hAnsi="Abadi"/>
+        </w:rPr>
+        <w:t>MobileNet architecture</w:t>
+      </w:r>
+    </w:p>
+    <w:p>
+      <w:pPr>
+        <w:pStyle w:val="ListParagraph"/>
+        <w:numPr>
+          <w:ilvl w:val="3"/>
+          <w:numId w:val="5"/>
+        </w:numPr>
+        <w:rPr>
+          <w:rFonts w:ascii="Abadi" w:hAnsi="Abadi"/>
+        </w:rPr>
+      </w:pPr>
+      <w:r>
+        <w:rPr>
+          <w:rFonts w:ascii="Abadi" w:hAnsi="Abadi"/>
+        </w:rPr>
+        <w:t>EfficientNet</w:t>
+      </w:r>
+    </w:p>
+    <w:p>
+      <w:pPr>
+        <w:pStyle w:val="ListParagraph"/>
+        <w:numPr>
+          <w:ilvl w:val="3"/>
+          <w:numId w:val="5"/>
+        </w:numPr>
+        <w:rPr>
+          <w:rFonts w:ascii="Abadi" w:hAnsi="Abadi"/>
+        </w:rPr>
+      </w:pPr>
+      <w:r>
+        <w:rPr>
+          <w:rFonts w:ascii="Abadi" w:hAnsi="Abadi"/>
+        </w:rPr>
+        <w:t>Using open-source implementation</w:t>
+      </w:r>
+    </w:p>
+    <w:p>
+      <w:pPr>
+        <w:pStyle w:val="ListParagraph"/>
+        <w:numPr>
+          <w:ilvl w:val="3"/>
+          <w:numId w:val="5"/>
+        </w:numPr>
+        <w:rPr>
+          <w:rFonts w:ascii="Abadi" w:hAnsi="Abadi"/>
+        </w:rPr>
+      </w:pPr>
+      <w:r>
+        <w:rPr>
+          <w:rFonts w:ascii="Abadi" w:hAnsi="Abadi"/>
+        </w:rPr>
+        <w:t>Transfer learning</w:t>
+      </w:r>
+    </w:p>
+    <w:p>
+      <w:pPr>
+        <w:pStyle w:val="ListParagraph"/>
+        <w:numPr>
+          <w:ilvl w:val="3"/>
+          <w:numId w:val="5"/>
+        </w:numPr>
+        <w:rPr>
+          <w:rFonts w:ascii="Abadi" w:hAnsi="Abadi"/>
+        </w:rPr>
+      </w:pPr>
+      <w:r>
+        <w:rPr>
+          <w:rFonts w:ascii="Abadi" w:hAnsi="Abadi"/>
+        </w:rPr>
+        <w:t>Data augmentation</w:t>
+      </w:r>
+    </w:p>
+    <w:p>
+      <w:pPr>
+        <w:pStyle w:val="ListParagraph"/>
+        <w:numPr>
+          <w:ilvl w:val="3"/>
+          <w:numId w:val="5"/>
+        </w:numPr>
+        <w:rPr>
+          <w:rFonts w:ascii="Abadi" w:hAnsi="Abadi"/>
+        </w:rPr>
+      </w:pPr>
+      <w:r>
+        <w:rPr>
+          <w:rFonts w:ascii="Abadi" w:hAnsi="Abadi"/>
+        </w:rPr>
+        <w:t>State of computer vision</w:t>
+      </w:r>
+    </w:p>
+    <w:p>
+      <w:pPr>
+        <w:pStyle w:val="ListParagraph"/>
+        <w:numPr>
+          <w:ilvl w:val="3"/>
+          <w:numId w:val="5"/>
+        </w:numPr>
+        <w:rPr>
+          <w:rFonts w:ascii="Abadi" w:hAnsi="Abadi"/>
+        </w:rPr>
+      </w:pPr>
+      <w:r>
+        <w:rPr>
+          <w:rFonts w:ascii="Abadi" w:hAnsi="Abadi"/>
+        </w:rPr>
+        <w:t>Assignment: Deep convolutional models</w:t>
+      </w:r>
+    </w:p>
+    <w:p>
+      <w:pPr>
+        <w:pStyle w:val="ListParagraph"/>
+        <w:numPr>
+          <w:ilvl w:val="3"/>
+          <w:numId w:val="5"/>
+        </w:numPr>
+        <w:rPr>
+          <w:rFonts w:ascii="Abadi" w:hAnsi="Abadi"/>
+        </w:rPr>
+      </w:pPr>
+      <w:r>
+        <w:rPr>
+          <w:rFonts w:ascii="Abadi" w:hAnsi="Abadi"/>
+        </w:rPr>
+        <w:t>Lab: Residual networks</w:t>
+      </w:r>
+    </w:p>
+    <w:p>
+      <w:pPr>
+        <w:pStyle w:val="ListParagraph"/>
+        <w:numPr>
+          <w:ilvl w:val="3"/>
+          <w:numId w:val="5"/>
+        </w:numPr>
+        <w:rPr>
+          <w:rFonts w:ascii="Abadi" w:hAnsi="Abadi"/>
+        </w:rPr>
+      </w:pPr>
+      <w:r>
+        <w:rPr>
+          <w:rFonts w:ascii="Abadi" w:hAnsi="Abadi"/>
+        </w:rPr>
+        <w:t>Lab: Transfer learning with MobileNet</w:t>
+      </w:r>
+    </w:p>
+    <w:p>
+      <w:pPr>
+        <w:pStyle w:val="ListParagraph"/>
+        <w:numPr>
+          <w:ilvl w:val="2"/>
+          <w:numId w:val="5"/>
+        </w:numPr>
+        <w:rPr>
+          <w:rFonts w:ascii="Abadi" w:hAnsi="Abadi"/>
+        </w:rPr>
+      </w:pPr>
+      <w:r>
+        <w:rPr>
+          <w:rFonts w:ascii="Abadi" w:hAnsi="Abadi"/>
+        </w:rPr>
+        <w:t>Week 3 – Object detection</w:t>
+      </w:r>
+    </w:p>
+    <w:p>
+      <w:pPr>
+        <w:pStyle w:val="ListParagraph"/>
+        <w:numPr>
+          <w:ilvl w:val="3"/>
+          <w:numId w:val="5"/>
+        </w:numPr>
+        <w:rPr>
+          <w:rFonts w:ascii="Abadi" w:hAnsi="Abadi"/>
+        </w:rPr>
+      </w:pPr>
+      <w:r>
+        <w:rPr>
+          <w:rFonts w:ascii="Abadi" w:hAnsi="Abadi"/>
+        </w:rPr>
+        <w:t>Object localization</w:t>
+      </w:r>
+    </w:p>
+    <w:p>
+      <w:pPr>
+        <w:pStyle w:val="ListParagraph"/>
+        <w:numPr>
+          <w:ilvl w:val="3"/>
+          <w:numId w:val="5"/>
+        </w:numPr>
+        <w:rPr>
+          <w:rFonts w:ascii="Abadi" w:hAnsi="Abadi"/>
+        </w:rPr>
+      </w:pPr>
+      <w:r>
+        <w:rPr>
+          <w:rFonts w:ascii="Abadi" w:hAnsi="Abadi"/>
+        </w:rPr>
+        <w:t>Landmark detection</w:t>
+      </w:r>
+    </w:p>
+    <w:p>
+      <w:pPr>
+        <w:pStyle w:val="ListParagraph"/>
+        <w:numPr>
+          <w:ilvl w:val="3"/>
+          <w:numId w:val="5"/>
+        </w:numPr>
+        <w:rPr>
+          <w:rFonts w:ascii="Abadi" w:hAnsi="Abadi"/>
+        </w:rPr>
+      </w:pPr>
+      <w:r>
+        <w:rPr>
+          <w:rFonts w:ascii="Abadi" w:hAnsi="Abadi"/>
+        </w:rPr>
+        <w:t>Object detection</w:t>
+      </w:r>
+    </w:p>
+    <w:p>
+      <w:pPr>
+        <w:pStyle w:val="ListParagraph"/>
+        <w:numPr>
+          <w:ilvl w:val="3"/>
+          <w:numId w:val="5"/>
+        </w:numPr>
+        <w:rPr>
+          <w:rFonts w:ascii="Abadi" w:hAnsi="Abadi"/>
+        </w:rPr>
+      </w:pPr>
+      <w:r>
+        <w:rPr>
+          <w:rFonts w:ascii="Abadi" w:hAnsi="Abadi"/>
+        </w:rPr>
+        <w:t>Convolutional implementation of sliding windows</w:t>
+      </w:r>
+    </w:p>
+    <w:p>
+      <w:pPr>
+        <w:pStyle w:val="ListParagraph"/>
+        <w:numPr>
+          <w:ilvl w:val="3"/>
+          <w:numId w:val="5"/>
+        </w:numPr>
+        <w:rPr>
+          <w:rFonts w:ascii="Abadi" w:hAnsi="Abadi"/>
+        </w:rPr>
+      </w:pPr>
+      <w:r>
+        <w:rPr>
+          <w:rFonts w:ascii="Abadi" w:hAnsi="Abadi"/>
+        </w:rPr>
+        <w:t>Bounding box predictions</w:t>
+      </w:r>
+    </w:p>
+    <w:p>
+      <w:pPr>
+        <w:pStyle w:val="ListParagraph"/>
+        <w:numPr>
+          <w:ilvl w:val="3"/>
+          <w:numId w:val="5"/>
+        </w:numPr>
+        <w:rPr>
+          <w:rFonts w:ascii="Abadi" w:hAnsi="Abadi"/>
+        </w:rPr>
+      </w:pPr>
+      <w:r>
+        <w:rPr>
+          <w:rFonts w:ascii="Abadi" w:hAnsi="Abadi"/>
+        </w:rPr>
+        <w:t>Intersection over union</w:t>
+      </w:r>
+    </w:p>
+    <w:p>
+      <w:pPr>
+        <w:pStyle w:val="ListParagraph"/>
+        <w:numPr>
+          <w:ilvl w:val="3"/>
+          <w:numId w:val="5"/>
+        </w:numPr>
+        <w:rPr>
+          <w:rFonts w:ascii="Abadi" w:hAnsi="Abadi"/>
+        </w:rPr>
+      </w:pPr>
+      <w:r>
+        <w:rPr>
+          <w:rFonts w:ascii="Abadi" w:hAnsi="Abadi"/>
+        </w:rPr>
+        <w:t>Non-max suppression</w:t>
+      </w:r>
+    </w:p>
+    <w:p>
+      <w:pPr>
+        <w:pStyle w:val="ListParagraph"/>
+        <w:numPr>
+          <w:ilvl w:val="3"/>
+          <w:numId w:val="5"/>
+        </w:numPr>
+        <w:rPr>
+          <w:rFonts w:ascii="Abadi" w:hAnsi="Abadi"/>
+        </w:rPr>
+      </w:pPr>
+      <w:r>
+        <w:rPr>
+          <w:rFonts w:ascii="Abadi" w:hAnsi="Abadi"/>
+        </w:rPr>
+        <w:lastRenderedPageBreak/>
+        <w:t>Anchor boxes</w:t>
+      </w:r>
+    </w:p>
+    <w:p>
+      <w:pPr>
+        <w:pStyle w:val="ListParagraph"/>
+        <w:numPr>
+          <w:ilvl w:val="3"/>
+          <w:numId w:val="5"/>
+        </w:numPr>
+        <w:rPr>
+          <w:rFonts w:ascii="Abadi" w:hAnsi="Abadi"/>
+        </w:rPr>
+      </w:pPr>
+      <w:r>
+        <w:rPr>
+          <w:rFonts w:ascii="Abadi" w:hAnsi="Abadi"/>
+        </w:rPr>
+        <w:t>YOLO algorithm</w:t>
+      </w:r>
+    </w:p>
+    <w:p>
+      <w:pPr>
+        <w:pStyle w:val="ListParagraph"/>
+        <w:numPr>
+          <w:ilvl w:val="3"/>
+          <w:numId w:val="5"/>
+        </w:numPr>
+        <w:rPr>
+          <w:rFonts w:ascii="Abadi" w:hAnsi="Abadi"/>
+        </w:rPr>
+      </w:pPr>
+      <w:r>
+        <w:rPr>
+          <w:rFonts w:ascii="Abadi" w:hAnsi="Abadi"/>
+        </w:rPr>
+        <w:t>Region proposals (optional)</w:t>
+      </w:r>
+    </w:p>
+    <w:p>
+      <w:pPr>
+        <w:pStyle w:val="ListParagraph"/>
+        <w:numPr>
+          <w:ilvl w:val="3"/>
+          <w:numId w:val="5"/>
+        </w:numPr>
+        <w:rPr>
+          <w:rFonts w:ascii="Abadi" w:hAnsi="Abadi"/>
+        </w:rPr>
+      </w:pPr>
+      <w:r>
+        <w:rPr>
+          <w:rFonts w:ascii="Abadi" w:hAnsi="Abadi"/>
+        </w:rPr>
+        <w:t>Semantic segmentation with U-Net</w:t>
+      </w:r>
+    </w:p>
+    <w:p>
+      <w:pPr>
+        <w:pStyle w:val="ListParagraph"/>
+        <w:numPr>
+          <w:ilvl w:val="3"/>
+          <w:numId w:val="5"/>
+        </w:numPr>
+        <w:rPr>
+          <w:rFonts w:ascii="Abadi" w:hAnsi="Abadi"/>
+        </w:rPr>
+      </w:pPr>
+      <w:r>
+        <w:rPr>
+          <w:rFonts w:ascii="Abadi" w:hAnsi="Abadi"/>
+        </w:rPr>
+        <w:t>Transpose convolutions</w:t>
+      </w:r>
+    </w:p>
+    <w:p>
+      <w:pPr>
+        <w:pStyle w:val="ListParagraph"/>
+        <w:numPr>
+          <w:ilvl w:val="3"/>
+          <w:numId w:val="5"/>
+        </w:numPr>
+        <w:rPr>
+          <w:rFonts w:ascii="Abadi" w:hAnsi="Abadi"/>
+        </w:rPr>
+      </w:pPr>
+      <w:r>
+        <w:rPr>
+          <w:rFonts w:ascii="Abadi" w:hAnsi="Abadi"/>
+        </w:rPr>
+        <w:t>U-Net architecture intuition</w:t>
+      </w:r>
+    </w:p>
+    <w:p>
+      <w:pPr>
+        <w:pStyle w:val="ListParagraph"/>
+        <w:numPr>
+          <w:ilvl w:val="3"/>
+          <w:numId w:val="5"/>
+        </w:numPr>
+        <w:rPr>
+          <w:rFonts w:ascii="Abadi" w:hAnsi="Abadi"/>
+        </w:rPr>
+      </w:pPr>
+      <w:r>
+        <w:rPr>
+          <w:rFonts w:ascii="Abadi" w:hAnsi="Abadi"/>
+        </w:rPr>
+        <w:t>U-Net architecture</w:t>
+      </w:r>
+    </w:p>
+    <w:p>
+      <w:pPr>
+        <w:pStyle w:val="ListParagraph"/>
+        <w:numPr>
+          <w:ilvl w:val="3"/>
+          <w:numId w:val="5"/>
+        </w:numPr>
+        <w:rPr>
+          <w:rFonts w:ascii="Abadi" w:hAnsi="Abadi"/>
+        </w:rPr>
+      </w:pPr>
+      <w:r>
+        <w:rPr>
+          <w:rFonts w:ascii="Abadi" w:hAnsi="Abadi"/>
+        </w:rPr>
+        <w:t>Assignment: Detection algorithms</w:t>
+      </w:r>
+    </w:p>
+    <w:p>
+      <w:pPr>
+        <w:pStyle w:val="ListParagraph"/>
+        <w:numPr>
+          <w:ilvl w:val="3"/>
+          <w:numId w:val="5"/>
+        </w:numPr>
+        <w:rPr>
+          <w:rFonts w:ascii="Abadi" w:hAnsi="Abadi"/>
+        </w:rPr>
+      </w:pPr>
+      <w:r>
+        <w:rPr>
+          <w:rFonts w:ascii="Abadi" w:hAnsi="Abadi"/>
+        </w:rPr>
+        <w:t>Lab: Car detection with YOLO</w:t>
+      </w:r>
+    </w:p>
+    <w:p>
+      <w:pPr>
+        <w:pStyle w:val="ListParagraph"/>
+        <w:numPr>
+          <w:ilvl w:val="3"/>
+          <w:numId w:val="5"/>
+        </w:numPr>
+        <w:rPr>
+          <w:rFonts w:ascii="Abadi" w:hAnsi="Abadi"/>
+        </w:rPr>
+      </w:pPr>
+      <w:r>
+        <w:rPr>
+          <w:rFonts w:ascii="Abadi" w:hAnsi="Abadi"/>
+        </w:rPr>
+        <w:t>Lab: Image segmentation with U-Net</w:t>
+      </w:r>
+    </w:p>
+    <w:p>
+      <w:pPr>
+        <w:pStyle w:val="ListParagraph"/>
+        <w:numPr>
+          <w:ilvl w:val="2"/>
+          <w:numId w:val="5"/>
+        </w:numPr>
+        <w:rPr>
+          <w:rFonts w:ascii="Abadi" w:hAnsi="Abadi"/>
+        </w:rPr>
+      </w:pPr>
+      <w:r>
+        <w:rPr>
+          <w:rFonts w:ascii="Abadi" w:hAnsi="Abadi"/>
+        </w:rPr>
+        <w:t>Week 4 – Special applications: face recognition &amp; neural style transfer</w:t>
+      </w:r>
+    </w:p>
+    <w:p>
+      <w:pPr>
+        <w:pStyle w:val="ListParagraph"/>
+        <w:numPr>
+          <w:ilvl w:val="3"/>
+          <w:numId w:val="5"/>
+        </w:numPr>
+        <w:rPr>
+          <w:rFonts w:ascii="Abadi" w:hAnsi="Abadi"/>
+        </w:rPr>
+      </w:pPr>
+      <w:r>
+        <w:rPr>
+          <w:rFonts w:ascii="Abadi" w:hAnsi="Abadi"/>
+        </w:rPr>
+        <w:t>What is face recognition?</w:t>
+      </w:r>
+    </w:p>
+    <w:p>
+      <w:pPr>
+        <w:pStyle w:val="ListParagraph"/>
+        <w:numPr>
+          <w:ilvl w:val="3"/>
+          <w:numId w:val="5"/>
+        </w:numPr>
+        <w:rPr>
+          <w:rFonts w:ascii="Abadi" w:hAnsi="Abadi"/>
+        </w:rPr>
+      </w:pPr>
+      <w:r>
+        <w:rPr>
+          <w:rFonts w:ascii="Abadi" w:hAnsi="Abadi"/>
+        </w:rPr>
+        <w:t>One shot learning</w:t>
+      </w:r>
+    </w:p>
+    <w:p>
+      <w:pPr>
+        <w:pStyle w:val="ListParagraph"/>
+        <w:numPr>
+          <w:ilvl w:val="3"/>
+          <w:numId w:val="5"/>
+        </w:numPr>
+        <w:rPr>
+          <w:rFonts w:ascii="Abadi" w:hAnsi="Abadi"/>
+        </w:rPr>
+      </w:pPr>
+      <w:r>
+        <w:rPr>
+          <w:rFonts w:ascii="Abadi" w:hAnsi="Abadi"/>
+        </w:rPr>
+        <w:t>Siamese network</w:t>
+      </w:r>
+    </w:p>
+    <w:p>
+      <w:pPr>
+        <w:pStyle w:val="ListParagraph"/>
+        <w:numPr>
+          <w:ilvl w:val="3"/>
+          <w:numId w:val="5"/>
+        </w:numPr>
+        <w:rPr>
+          <w:rFonts w:ascii="Abadi" w:hAnsi="Abadi"/>
+        </w:rPr>
+      </w:pPr>
+      <w:r>
+        <w:rPr>
+          <w:rFonts w:ascii="Abadi" w:hAnsi="Abadi"/>
+        </w:rPr>
+        <w:t>Triplet loss</w:t>
+      </w:r>
+    </w:p>
+    <w:p>
+      <w:pPr>
+        <w:pStyle w:val="ListParagraph"/>
+        <w:numPr>
+          <w:ilvl w:val="3"/>
+          <w:numId w:val="5"/>
+        </w:numPr>
+        <w:rPr>
+          <w:rFonts w:ascii="Abadi" w:hAnsi="Abadi"/>
+        </w:rPr>
+      </w:pPr>
+      <w:r>
+        <w:rPr>
+          <w:rFonts w:ascii="Abadi" w:hAnsi="Abadi"/>
+        </w:rPr>
+        <w:t>Face verification and binary classification</w:t>
+      </w:r>
+    </w:p>
+    <w:p>
+      <w:pPr>
+        <w:pStyle w:val="ListParagraph"/>
+        <w:numPr>
+          <w:ilvl w:val="3"/>
+          <w:numId w:val="5"/>
+        </w:numPr>
+        <w:rPr>
+          <w:rFonts w:ascii="Abadi" w:hAnsi="Abadi"/>
+        </w:rPr>
+      </w:pPr>
+      <w:r>
+        <w:rPr>
+          <w:rFonts w:ascii="Abadi" w:hAnsi="Abadi"/>
+        </w:rPr>
+        <w:t>What is neural style transfer?</w:t>
+      </w:r>
+    </w:p>
+    <w:p>
+      <w:pPr>
+        <w:pStyle w:val="ListParagraph"/>
+        <w:numPr>
+          <w:ilvl w:val="3"/>
+          <w:numId w:val="5"/>
+        </w:numPr>
+        <w:rPr>
+          <w:rFonts w:ascii="Abadi" w:hAnsi="Abadi"/>
+        </w:rPr>
+      </w:pPr>
+      <w:r>
+        <w:rPr>
+          <w:rFonts w:ascii="Abadi" w:hAnsi="Abadi"/>
+        </w:rPr>
+        <w:t>What are deep ConvNets learning?</w:t>
+      </w:r>
+    </w:p>
+    <w:p>
+      <w:pPr>
+        <w:pStyle w:val="ListParagraph"/>
+        <w:numPr>
+          <w:ilvl w:val="3"/>
+          <w:numId w:val="5"/>
+        </w:numPr>
+        <w:rPr>
+          <w:rFonts w:ascii="Abadi" w:hAnsi="Abadi"/>
+        </w:rPr>
+      </w:pPr>
+      <w:r>
+        <w:rPr>
+          <w:rFonts w:ascii="Abadi" w:hAnsi="Abadi"/>
+        </w:rPr>
+        <w:t>Cost function</w:t>
+      </w:r>
+    </w:p>
+    <w:p>
+      <w:pPr>
+        <w:pStyle w:val="ListParagraph"/>
+        <w:numPr>
+          <w:ilvl w:val="3"/>
+          <w:numId w:val="5"/>
+        </w:numPr>
+        <w:rPr>
+          <w:rFonts w:ascii="Abadi" w:hAnsi="Abadi"/>
+        </w:rPr>
+      </w:pPr>
+      <w:r>
+        <w:rPr>
+          <w:rFonts w:ascii="Abadi" w:hAnsi="Abadi"/>
+        </w:rPr>
+        <w:t>Content cost function</w:t>
+      </w:r>
+    </w:p>
+    <w:p>
+      <w:pPr>
+        <w:pStyle w:val="ListParagraph"/>
+        <w:numPr>
+          <w:ilvl w:val="3"/>
+          <w:numId w:val="5"/>
+        </w:numPr>
+        <w:rPr>
+          <w:rFonts w:ascii="Abadi" w:hAnsi="Abadi"/>
+        </w:rPr>
+      </w:pPr>
+      <w:r>
+        <w:rPr>
+          <w:rFonts w:ascii="Abadi" w:hAnsi="Abadi"/>
+        </w:rPr>
+        <w:t>Style cost function</w:t>
+      </w:r>
+    </w:p>
+    <w:p>
+      <w:pPr>
+        <w:pStyle w:val="ListParagraph"/>
+        <w:numPr>
+          <w:ilvl w:val="3"/>
+          <w:numId w:val="5"/>
+        </w:numPr>
+        <w:rPr>
+          <w:rFonts w:ascii="Abadi" w:hAnsi="Abadi"/>
+        </w:rPr>
+      </w:pPr>
+      <w:r>
+        <w:rPr>
+          <w:rFonts w:ascii="Abadi" w:hAnsi="Abadi"/>
+        </w:rPr>
+        <w:t>1D and 3D generalizations</w:t>
+      </w:r>
+    </w:p>
+    <w:p>
+      <w:pPr>
+        <w:pStyle w:val="ListParagraph"/>
+        <w:numPr>
+          <w:ilvl w:val="3"/>
+          <w:numId w:val="5"/>
+        </w:numPr>
+        <w:rPr>
+          <w:rFonts w:ascii="Abadi" w:hAnsi="Abadi"/>
+        </w:rPr>
+      </w:pPr>
+      <w:r>
+        <w:rPr>
+          <w:rFonts w:ascii="Abadi" w:hAnsi="Abadi"/>
+        </w:rPr>
+        <w:t>Assignment: Special applications: face recognition &amp; neural style transfer</w:t>
+      </w:r>
+    </w:p>
+    <w:p>
+      <w:pPr>
+        <w:pStyle w:val="ListParagraph"/>
+        <w:numPr>
+          <w:ilvl w:val="3"/>
+          <w:numId w:val="5"/>
+        </w:numPr>
+        <w:rPr>
+          <w:rFonts w:ascii="Abadi" w:hAnsi="Abadi"/>
+        </w:rPr>
+      </w:pPr>
+      <w:r>
+        <w:rPr>
+          <w:rFonts w:ascii="Abadi" w:hAnsi="Abadi"/>
+        </w:rPr>
+        <w:t>Lab: Face recognition</w:t>
+      </w:r>
+    </w:p>
+    <w:p>
+      <w:pPr>
+        <w:pStyle w:val="ListParagraph"/>
+        <w:numPr>
+          <w:ilvl w:val="3"/>
+          <w:numId w:val="5"/>
+        </w:numPr>
+        <w:rPr>
+          <w:rFonts w:ascii="Abadi" w:hAnsi="Abadi"/>
+        </w:rPr>
+      </w:pPr>
+      <w:r>
+        <w:rPr>
+          <w:rFonts w:ascii="Abadi" w:hAnsi="Abadi"/>
+        </w:rPr>
+        <w:t>Lab: Art generation with neural style transfer</w:t>
+      </w:r>
+    </w:p>
+    <w:p>
+      <w:pPr>
+        <w:pStyle w:val="ListParagraph"/>
+        <w:numPr>
+          <w:ilvl w:val="1"/>
+          <w:numId w:val="5"/>
+        </w:numPr>
+        <w:rPr>
+          <w:rFonts w:ascii="Abadi" w:hAnsi="Abadi"/>
+        </w:rPr>
+      </w:pPr>
+      <w:r>
+        <w:rPr>
+          <w:rFonts w:ascii="Abadi" w:hAnsi="Abadi"/>
+        </w:rPr>
+        <w:t>Sequence Models</w:t>
+      </w:r>
+    </w:p>
+    <w:p>
+      <w:pPr>
+        <w:pStyle w:val="ListParagraph"/>
+        <w:numPr>
+          <w:ilvl w:val="2"/>
+          <w:numId w:val="5"/>
+        </w:numPr>
+        <w:rPr>
+          <w:rFonts w:ascii="Abadi" w:hAnsi="Abadi"/>
+        </w:rPr>
+      </w:pPr>
+      <w:r>
+        <w:rPr>
+          <w:rFonts w:ascii="Abadi" w:hAnsi="Abadi"/>
+        </w:rPr>
+        <w:t>Week 1 – Recurrent neural networks</w:t>
+      </w:r>
+    </w:p>
+    <w:p>
+      <w:pPr>
+        <w:pStyle w:val="ListParagraph"/>
+        <w:numPr>
+          <w:ilvl w:val="3"/>
+          <w:numId w:val="5"/>
+        </w:numPr>
+        <w:rPr>
+          <w:rFonts w:ascii="Abadi" w:hAnsi="Abadi"/>
+        </w:rPr>
+      </w:pPr>
+      <w:r>
+        <w:rPr>
+          <w:rFonts w:ascii="Abadi" w:hAnsi="Abadi"/>
+        </w:rPr>
+        <w:t>Why sequence models?</w:t>
+      </w:r>
+    </w:p>
+    <w:p>
+      <w:pPr>
+        <w:pStyle w:val="ListParagraph"/>
+        <w:numPr>
+          <w:ilvl w:val="3"/>
+          <w:numId w:val="5"/>
+        </w:numPr>
+        <w:rPr>
+          <w:rFonts w:ascii="Abadi" w:hAnsi="Abadi"/>
+        </w:rPr>
+      </w:pPr>
+      <w:r>
+        <w:rPr>
+          <w:rFonts w:ascii="Abadi" w:hAnsi="Abadi"/>
+        </w:rPr>
+        <w:t>Notation</w:t>
+      </w:r>
+    </w:p>
+    <w:p>
+      <w:pPr>
+        <w:pStyle w:val="ListParagraph"/>
+        <w:numPr>
+          <w:ilvl w:val="3"/>
+          <w:numId w:val="5"/>
+        </w:numPr>
+        <w:rPr>
+          <w:rFonts w:ascii="Abadi" w:hAnsi="Abadi"/>
+        </w:rPr>
+      </w:pPr>
+      <w:r>
+        <w:rPr>
+          <w:rFonts w:ascii="Abadi" w:hAnsi="Abadi"/>
+        </w:rPr>
+        <w:t>Recurrent neural network model</w:t>
+      </w:r>
+    </w:p>
+    <w:p>
+      <w:pPr>
+        <w:pStyle w:val="ListParagraph"/>
+        <w:numPr>
+          <w:ilvl w:val="3"/>
+          <w:numId w:val="5"/>
+        </w:numPr>
+        <w:rPr>
+          <w:rFonts w:ascii="Abadi" w:hAnsi="Abadi"/>
+        </w:rPr>
+      </w:pPr>
+      <w:r>
+        <w:rPr>
+          <w:rFonts w:ascii="Abadi" w:hAnsi="Abadi"/>
+        </w:rPr>
+        <w:t>Backpropagation through time</w:t>
+      </w:r>
+    </w:p>
+    <w:p>
+      <w:pPr>
+        <w:pStyle w:val="ListParagraph"/>
+        <w:numPr>
+          <w:ilvl w:val="3"/>
+          <w:numId w:val="5"/>
+        </w:numPr>
+        <w:rPr>
+          <w:rFonts w:ascii="Abadi" w:hAnsi="Abadi"/>
+        </w:rPr>
+      </w:pPr>
+      <w:r>
+        <w:rPr>
+          <w:rFonts w:ascii="Abadi" w:hAnsi="Abadi"/>
+        </w:rPr>
+        <w:t>Different types of RNNs</w:t>
+      </w:r>
+    </w:p>
+    <w:p>
+      <w:pPr>
+        <w:pStyle w:val="ListParagraph"/>
+        <w:numPr>
+          <w:ilvl w:val="3"/>
+          <w:numId w:val="5"/>
+        </w:numPr>
+        <w:rPr>
+          <w:rFonts w:ascii="Abadi" w:hAnsi="Abadi"/>
+        </w:rPr>
+      </w:pPr>
+      <w:r>
+        <w:rPr>
+          <w:rFonts w:ascii="Abadi" w:hAnsi="Abadi"/>
+        </w:rPr>
+        <w:t>Language model and sequence generation</w:t>
+      </w:r>
+    </w:p>
+    <w:p>
+      <w:pPr>
+        <w:pStyle w:val="ListParagraph"/>
+        <w:numPr>
+          <w:ilvl w:val="3"/>
+          <w:numId w:val="5"/>
+        </w:numPr>
+        <w:rPr>
+          <w:rFonts w:ascii="Abadi" w:hAnsi="Abadi"/>
+        </w:rPr>
+      </w:pPr>
+      <w:r>
+        <w:rPr>
+          <w:rFonts w:ascii="Abadi" w:hAnsi="Abadi"/>
+        </w:rPr>
+        <w:t>Sampling novel sequences</w:t>
+      </w:r>
+    </w:p>
+    <w:p>
+      <w:pPr>
+        <w:pStyle w:val="ListParagraph"/>
+        <w:numPr>
+          <w:ilvl w:val="3"/>
+          <w:numId w:val="5"/>
+        </w:numPr>
+        <w:rPr>
+          <w:rFonts w:ascii="Abadi" w:hAnsi="Abadi"/>
+        </w:rPr>
+      </w:pPr>
+      <w:r>
+        <w:rPr>
+          <w:rFonts w:ascii="Abadi" w:hAnsi="Abadi"/>
+        </w:rPr>
+        <w:t>Vanishing gradients with RNNs</w:t>
+      </w:r>
+    </w:p>
+    <w:p>
+      <w:pPr>
+        <w:pStyle w:val="ListParagraph"/>
+        <w:numPr>
+          <w:ilvl w:val="3"/>
+          <w:numId w:val="5"/>
+        </w:numPr>
+        <w:rPr>
+          <w:rFonts w:ascii="Abadi" w:hAnsi="Abadi"/>
+        </w:rPr>
+      </w:pPr>
+      <w:r>
+        <w:rPr>
+          <w:rFonts w:ascii="Abadi" w:hAnsi="Abadi"/>
+        </w:rPr>
+        <w:t>Gated recurrent unit (GRU)</w:t>
+      </w:r>
+    </w:p>
+    <w:p>
+      <w:pPr>
+        <w:pStyle w:val="ListParagraph"/>
+        <w:numPr>
+          <w:ilvl w:val="3"/>
+          <w:numId w:val="5"/>
+        </w:numPr>
+        <w:rPr>
+          <w:rFonts w:ascii="Abadi" w:hAnsi="Abadi"/>
+        </w:rPr>
+      </w:pPr>
+      <w:r>
+        <w:rPr>
+          <w:rFonts w:ascii="Abadi" w:hAnsi="Abadi"/>
+        </w:rPr>
+        <w:t>Long short term memory (LSTM)</w:t>
+      </w:r>
+    </w:p>
+    <w:p>
+      <w:pPr>
+        <w:pStyle w:val="ListParagraph"/>
+        <w:numPr>
+          <w:ilvl w:val="3"/>
+          <w:numId w:val="5"/>
+        </w:numPr>
+        <w:rPr>
+          <w:rFonts w:ascii="Abadi" w:hAnsi="Abadi"/>
+        </w:rPr>
+      </w:pPr>
+      <w:r>
+        <w:rPr>
+          <w:rFonts w:ascii="Abadi" w:hAnsi="Abadi"/>
+        </w:rPr>
+        <w:t>Bidirectional RNN</w:t>
+      </w:r>
+    </w:p>
+    <w:p>
+      <w:pPr>
+        <w:pStyle w:val="ListParagraph"/>
+        <w:numPr>
+          <w:ilvl w:val="3"/>
+          <w:numId w:val="5"/>
+        </w:numPr>
+        <w:rPr>
+          <w:rFonts w:ascii="Abadi" w:hAnsi="Abadi"/>
+        </w:rPr>
+      </w:pPr>
+      <w:r>
+        <w:rPr>
+          <w:rFonts w:ascii="Abadi" w:hAnsi="Abadi"/>
+        </w:rPr>
+        <w:t>Deep RNNs</w:t>
+      </w:r>
+    </w:p>
+    <w:p>
+      <w:pPr>
+        <w:pStyle w:val="ListParagraph"/>
+        <w:numPr>
+          <w:ilvl w:val="3"/>
+          <w:numId w:val="5"/>
+        </w:numPr>
+        <w:rPr>
+          <w:rFonts w:ascii="Abadi" w:hAnsi="Abadi"/>
+        </w:rPr>
+      </w:pPr>
+      <w:r>
+        <w:rPr>
+          <w:rFonts w:ascii="Abadi" w:hAnsi="Abadi"/>
+        </w:rPr>
+        <w:t>Assignment: Recurrent neural networks</w:t>
+      </w:r>
+    </w:p>
+    <w:p>
+      <w:pPr>
+        <w:pStyle w:val="ListParagraph"/>
+        <w:numPr>
+          <w:ilvl w:val="3"/>
+          <w:numId w:val="5"/>
+        </w:numPr>
+        <w:rPr>
+          <w:rFonts w:ascii="Abadi" w:hAnsi="Abadi"/>
+        </w:rPr>
+      </w:pPr>
+      <w:r>
+        <w:rPr>
+          <w:rFonts w:ascii="Abadi" w:hAnsi="Abadi"/>
+        </w:rPr>
+        <w:t>Lab: Building your recurrent neural network step by step</w:t>
+      </w:r>
+    </w:p>
+    <w:p>
+      <w:pPr>
+        <w:pStyle w:val="ListParagraph"/>
+        <w:numPr>
+          <w:ilvl w:val="3"/>
+          <w:numId w:val="5"/>
+        </w:numPr>
+        <w:rPr>
+          <w:rFonts w:ascii="Abadi" w:hAnsi="Abadi"/>
+        </w:rPr>
+      </w:pPr>
+      <w:r>
+        <w:rPr>
+          <w:rFonts w:ascii="Abadi" w:hAnsi="Abadi"/>
+        </w:rPr>
+        <w:t>Lab: Dinosaur island character-level language modeling</w:t>
+      </w:r>
+    </w:p>
+    <w:p>
+      <w:pPr>
+        <w:pStyle w:val="ListParagraph"/>
+        <w:numPr>
+          <w:ilvl w:val="3"/>
+          <w:numId w:val="5"/>
+        </w:numPr>
+        <w:rPr>
+          <w:rFonts w:ascii="Abadi" w:hAnsi="Abadi"/>
+        </w:rPr>
+      </w:pPr>
+      <w:r>
+        <w:rPr>
+          <w:rFonts w:ascii="Abadi" w:hAnsi="Abadi"/>
+        </w:rPr>
+        <w:t>Lab: Jazz improvisation with LSTM</w:t>
+      </w:r>
+    </w:p>
+    <w:p>
+      <w:pPr>
+        <w:pStyle w:val="ListParagraph"/>
+        <w:numPr>
+          <w:ilvl w:val="2"/>
+          <w:numId w:val="5"/>
+        </w:numPr>
+        <w:rPr>
+          <w:rFonts w:ascii="Abadi" w:hAnsi="Abadi"/>
+        </w:rPr>
+      </w:pPr>
+      <w:r>
+        <w:rPr>
+          <w:rFonts w:ascii="Abadi" w:hAnsi="Abadi"/>
+        </w:rPr>
+        <w:t>Week 2 – Natural language processing &amp; word embeddings</w:t>
+      </w:r>
+    </w:p>
+    <w:p>
+      <w:pPr>
+        <w:pStyle w:val="ListParagraph"/>
+        <w:numPr>
+          <w:ilvl w:val="3"/>
+          <w:numId w:val="5"/>
+        </w:numPr>
+        <w:rPr>
+          <w:rFonts w:ascii="Abadi" w:hAnsi="Abadi"/>
+        </w:rPr>
+      </w:pPr>
+      <w:r>
+        <w:rPr>
+          <w:rFonts w:ascii="Abadi" w:hAnsi="Abadi"/>
+        </w:rPr>
+        <w:t>Word representation</w:t>
+      </w:r>
+    </w:p>
+    <w:p>
+      <w:pPr>
+        <w:pStyle w:val="ListParagraph"/>
+        <w:numPr>
+          <w:ilvl w:val="3"/>
+          <w:numId w:val="5"/>
+        </w:numPr>
+        <w:rPr>
+          <w:rFonts w:ascii="Abadi" w:hAnsi="Abadi"/>
+        </w:rPr>
+      </w:pPr>
+      <w:r>
+        <w:rPr>
+          <w:rFonts w:ascii="Abadi" w:hAnsi="Abadi"/>
+        </w:rPr>
+        <w:lastRenderedPageBreak/>
+        <w:t>Using word embeddings</w:t>
+      </w:r>
+    </w:p>
+    <w:p>
+      <w:pPr>
+        <w:pStyle w:val="ListParagraph"/>
+        <w:numPr>
+          <w:ilvl w:val="3"/>
+          <w:numId w:val="5"/>
+        </w:numPr>
+        <w:rPr>
+          <w:rFonts w:ascii="Abadi" w:hAnsi="Abadi"/>
+        </w:rPr>
+      </w:pPr>
+      <w:r>
+        <w:rPr>
+          <w:rFonts w:ascii="Abadi" w:hAnsi="Abadi"/>
+        </w:rPr>
+        <w:t>Properties of word embeddings</w:t>
+      </w:r>
+    </w:p>
+    <w:p>
+      <w:pPr>
+        <w:pStyle w:val="ListParagraph"/>
+        <w:numPr>
+          <w:ilvl w:val="3"/>
+          <w:numId w:val="5"/>
+        </w:numPr>
+        <w:rPr>
+          <w:rFonts w:ascii="Abadi" w:hAnsi="Abadi"/>
+        </w:rPr>
+      </w:pPr>
+      <w:r>
+        <w:rPr>
+          <w:rFonts w:ascii="Abadi" w:hAnsi="Abadi"/>
+        </w:rPr>
+        <w:t>Embedding matrix</w:t>
+      </w:r>
+    </w:p>
+    <w:p>
+      <w:pPr>
+        <w:pStyle w:val="ListParagraph"/>
+        <w:numPr>
+          <w:ilvl w:val="3"/>
+          <w:numId w:val="5"/>
+        </w:numPr>
+        <w:rPr>
+          <w:rFonts w:ascii="Abadi" w:hAnsi="Abadi"/>
+        </w:rPr>
+      </w:pPr>
+      <w:r>
+        <w:rPr>
+          <w:rFonts w:ascii="Abadi" w:hAnsi="Abadi"/>
+        </w:rPr>
+        <w:t>Learning word embeddings</w:t>
+      </w:r>
+    </w:p>
+    <w:p>
+      <w:pPr>
+        <w:pStyle w:val="ListParagraph"/>
+        <w:numPr>
+          <w:ilvl w:val="3"/>
+          <w:numId w:val="5"/>
+        </w:numPr>
+        <w:rPr>
+          <w:rFonts w:ascii="Abadi" w:hAnsi="Abadi"/>
+        </w:rPr>
+      </w:pPr>
+      <w:r>
+        <w:rPr>
+          <w:rFonts w:ascii="Abadi" w:hAnsi="Abadi"/>
+        </w:rPr>
+        <w:t>Word2Vec</w:t>
+      </w:r>
+    </w:p>
+    <w:p>
+      <w:pPr>
+        <w:pStyle w:val="ListParagraph"/>
+        <w:numPr>
+          <w:ilvl w:val="3"/>
+          <w:numId w:val="5"/>
+        </w:numPr>
+        <w:rPr>
+          <w:rFonts w:ascii="Abadi" w:hAnsi="Abadi"/>
+        </w:rPr>
+      </w:pPr>
+      <w:r>
+        <w:rPr>
+          <w:rFonts w:ascii="Abadi" w:hAnsi="Abadi"/>
+        </w:rPr>
+        <w:t>Negative sampling</w:t>
+      </w:r>
+    </w:p>
+    <w:p>
+      <w:pPr>
+        <w:pStyle w:val="ListParagraph"/>
+        <w:numPr>
+          <w:ilvl w:val="3"/>
+          <w:numId w:val="5"/>
+        </w:numPr>
+        <w:rPr>
+          <w:rFonts w:ascii="Abadi" w:hAnsi="Abadi"/>
+        </w:rPr>
+      </w:pPr>
+      <w:r>
+        <w:rPr>
+          <w:rFonts w:ascii="Abadi" w:hAnsi="Abadi"/>
+        </w:rPr>
+        <w:t>GloVe word vectors</w:t>
+      </w:r>
+    </w:p>
+    <w:p>
+      <w:pPr>
+        <w:pStyle w:val="ListParagraph"/>
+        <w:numPr>
+          <w:ilvl w:val="3"/>
+          <w:numId w:val="5"/>
+        </w:numPr>
+        <w:rPr>
+          <w:rFonts w:ascii="Abadi" w:hAnsi="Abadi"/>
+        </w:rPr>
+      </w:pPr>
+      <w:r>
+        <w:rPr>
+          <w:rFonts w:ascii="Abadi" w:hAnsi="Abadi"/>
+        </w:rPr>
+        <w:t>Sentiment classification</w:t>
+      </w:r>
+    </w:p>
+    <w:p>
+      <w:pPr>
+        <w:pStyle w:val="ListParagraph"/>
+        <w:numPr>
+          <w:ilvl w:val="3"/>
+          <w:numId w:val="5"/>
+        </w:numPr>
+        <w:rPr>
+          <w:rFonts w:ascii="Abadi" w:hAnsi="Abadi"/>
+        </w:rPr>
+      </w:pPr>
+      <w:r>
+        <w:rPr>
+          <w:rFonts w:ascii="Abadi" w:hAnsi="Abadi"/>
+        </w:rPr>
+        <w:t>Debiasing word embeddings</w:t>
+      </w:r>
+    </w:p>
+    <w:p>
+      <w:pPr>
+        <w:pStyle w:val="ListParagraph"/>
+        <w:numPr>
+          <w:ilvl w:val="3"/>
+          <w:numId w:val="5"/>
+        </w:numPr>
+        <w:rPr>
+          <w:rFonts w:ascii="Abadi" w:hAnsi="Abadi"/>
+        </w:rPr>
+      </w:pPr>
+      <w:r>
+        <w:rPr>
+          <w:rFonts w:ascii="Abadi" w:hAnsi="Abadi"/>
+        </w:rPr>
+        <w:t>Assignment: Natural language processing &amp; word embeddings</w:t>
+      </w:r>
+    </w:p>
+    <w:p>
+      <w:pPr>
+        <w:pStyle w:val="ListParagraph"/>
+        <w:numPr>
+          <w:ilvl w:val="3"/>
+          <w:numId w:val="5"/>
+        </w:numPr>
+        <w:rPr>
+          <w:rFonts w:ascii="Abadi" w:hAnsi="Abadi"/>
+        </w:rPr>
+      </w:pPr>
+      <w:r>
+        <w:rPr>
+          <w:rFonts w:ascii="Abadi" w:hAnsi="Abadi"/>
+        </w:rPr>
+        <w:t>Lab: Operations on word vectors debiasing</w:t>
+      </w:r>
+    </w:p>
+    <w:p>
+      <w:pPr>
+        <w:pStyle w:val="ListParagraph"/>
+        <w:numPr>
+          <w:ilvl w:val="3"/>
+          <w:numId w:val="5"/>
+        </w:numPr>
+        <w:rPr>
+          <w:rFonts w:ascii="Abadi" w:hAnsi="Abadi"/>
+        </w:rPr>
+      </w:pPr>
+      <w:r>
+        <w:rPr>
+          <w:rFonts w:ascii="Abadi" w:hAnsi="Abadi"/>
+        </w:rPr>
+        <w:t>Lab: Emojify</w:t>
+      </w:r>
+    </w:p>
+    <w:p>
+      <w:pPr>
+        <w:pStyle w:val="ListParagraph"/>
+        <w:numPr>
+          <w:ilvl w:val="2"/>
+          <w:numId w:val="5"/>
+        </w:numPr>
+        <w:rPr>
+          <w:rFonts w:ascii="Abadi" w:hAnsi="Abadi"/>
+        </w:rPr>
+      </w:pPr>
+      <w:r>
+        <w:rPr>
+          <w:rFonts w:ascii="Abadi" w:hAnsi="Abadi"/>
+        </w:rPr>
+        <w:t>Week 3 – Sequence models &amp; attention mechanism</w:t>
+      </w:r>
+    </w:p>
+    <w:p>
+      <w:pPr>
+        <w:pStyle w:val="ListParagraph"/>
+        <w:numPr>
+          <w:ilvl w:val="3"/>
+          <w:numId w:val="5"/>
+        </w:numPr>
+        <w:rPr>
+          <w:rFonts w:ascii="Abadi" w:hAnsi="Abadi"/>
+        </w:rPr>
+      </w:pPr>
+      <w:r>
+        <w:rPr>
+          <w:rFonts w:ascii="Abadi" w:hAnsi="Abadi"/>
+        </w:rPr>
+        <w:t>Basic models</w:t>
+      </w:r>
+    </w:p>
+    <w:p>
+      <w:pPr>
+        <w:pStyle w:val="ListParagraph"/>
+        <w:numPr>
+          <w:ilvl w:val="3"/>
+          <w:numId w:val="5"/>
+        </w:numPr>
+        <w:rPr>
+          <w:rFonts w:ascii="Abadi" w:hAnsi="Abadi"/>
+        </w:rPr>
+      </w:pPr>
+      <w:r>
+        <w:rPr>
+          <w:rFonts w:ascii="Abadi" w:hAnsi="Abadi"/>
+        </w:rPr>
+        <w:t>Picking the most likely sentence</w:t>
+      </w:r>
+    </w:p>
+    <w:p>
+      <w:pPr>
+        <w:pStyle w:val="ListParagraph"/>
+        <w:numPr>
+          <w:ilvl w:val="3"/>
+          <w:numId w:val="5"/>
+        </w:numPr>
+        <w:rPr>
+          <w:rFonts w:ascii="Abadi" w:hAnsi="Abadi"/>
+        </w:rPr>
+      </w:pPr>
+      <w:r>
+        <w:rPr>
+          <w:rFonts w:ascii="Abadi" w:hAnsi="Abadi"/>
+        </w:rPr>
+        <w:t>Beam search</w:t>
+      </w:r>
+    </w:p>
+    <w:p>
+      <w:pPr>
+        <w:pStyle w:val="ListParagraph"/>
+        <w:numPr>
+          <w:ilvl w:val="3"/>
+          <w:numId w:val="5"/>
+        </w:numPr>
+        <w:rPr>
+          <w:rFonts w:ascii="Abadi" w:hAnsi="Abadi"/>
+        </w:rPr>
+      </w:pPr>
+      <w:r>
+        <w:rPr>
+          <w:rFonts w:ascii="Abadi" w:hAnsi="Abadi"/>
+        </w:rPr>
+        <w:t>Refinements to beam search</w:t>
+      </w:r>
+    </w:p>
+    <w:p>
+      <w:pPr>
+        <w:pStyle w:val="ListParagraph"/>
+        <w:numPr>
+          <w:ilvl w:val="3"/>
+          <w:numId w:val="5"/>
+        </w:numPr>
+        <w:rPr>
+          <w:rFonts w:ascii="Abadi" w:hAnsi="Abadi"/>
+        </w:rPr>
+      </w:pPr>
+      <w:r>
+        <w:rPr>
+          <w:rFonts w:ascii="Abadi" w:hAnsi="Abadi"/>
+        </w:rPr>
+        <w:t>Error analysis in beam search</w:t>
+      </w:r>
+    </w:p>
+    <w:p>
+      <w:pPr>
+        <w:pStyle w:val="ListParagraph"/>
+        <w:numPr>
+          <w:ilvl w:val="3"/>
+          <w:numId w:val="5"/>
+        </w:numPr>
+        <w:rPr>
+          <w:rFonts w:ascii="Abadi" w:hAnsi="Abadi"/>
+        </w:rPr>
+      </w:pPr>
+      <w:r>
+        <w:rPr>
+          <w:rFonts w:ascii="Abadi" w:hAnsi="Abadi"/>
+        </w:rPr>
+        <w:t>Bleu score (optional)</w:t>
+      </w:r>
+    </w:p>
+    <w:p>
+      <w:pPr>
+        <w:pStyle w:val="ListParagraph"/>
+        <w:numPr>
+          <w:ilvl w:val="3"/>
+          <w:numId w:val="5"/>
+        </w:numPr>
+        <w:rPr>
+          <w:rFonts w:ascii="Abadi" w:hAnsi="Abadi"/>
+        </w:rPr>
+      </w:pPr>
+      <w:r>
+        <w:rPr>
+          <w:rFonts w:ascii="Abadi" w:hAnsi="Abadi"/>
+        </w:rPr>
+        <w:t>Attention model intuition</w:t>
+      </w:r>
+    </w:p>
+    <w:p>
+      <w:pPr>
+        <w:pStyle w:val="ListParagraph"/>
+        <w:numPr>
+          <w:ilvl w:val="3"/>
+          <w:numId w:val="5"/>
+        </w:numPr>
+        <w:rPr>
+          <w:rFonts w:ascii="Abadi" w:hAnsi="Abadi"/>
+        </w:rPr>
+      </w:pPr>
+      <w:r>
+        <w:rPr>
+          <w:rFonts w:ascii="Abadi" w:hAnsi="Abadi"/>
+        </w:rPr>
+        <w:t>Attention model</w:t>
+      </w:r>
+    </w:p>
+    <w:p>
+      <w:pPr>
+        <w:pStyle w:val="ListParagraph"/>
+        <w:numPr>
+          <w:ilvl w:val="3"/>
+          <w:numId w:val="5"/>
+        </w:numPr>
+        <w:rPr>
+          <w:rFonts w:ascii="Abadi" w:hAnsi="Abadi"/>
+        </w:rPr>
+      </w:pPr>
+      <w:r>
+        <w:rPr>
+          <w:rFonts w:ascii="Abadi" w:hAnsi="Abadi"/>
+        </w:rPr>
+        <w:t>Speech recognition</w:t>
+      </w:r>
+    </w:p>
+    <w:p>
+      <w:pPr>
+        <w:pStyle w:val="ListParagraph"/>
+        <w:numPr>
+          <w:ilvl w:val="3"/>
+          <w:numId w:val="5"/>
+        </w:numPr>
+        <w:rPr>
+          <w:rFonts w:ascii="Abadi" w:hAnsi="Abadi"/>
+        </w:rPr>
+      </w:pPr>
+      <w:r>
+        <w:rPr>
+          <w:rFonts w:ascii="Abadi" w:hAnsi="Abadi"/>
+        </w:rPr>
+        <w:t>Trigger word detection</w:t>
+      </w:r>
+    </w:p>
+    <w:p>
+      <w:pPr>
+        <w:pStyle w:val="ListParagraph"/>
+        <w:numPr>
+          <w:ilvl w:val="3"/>
+          <w:numId w:val="5"/>
+        </w:numPr>
+        <w:rPr>
+          <w:rFonts w:ascii="Abadi" w:hAnsi="Abadi"/>
+        </w:rPr>
+      </w:pPr>
+      <w:r>
+        <w:rPr>
+          <w:rFonts w:ascii="Abadi" w:hAnsi="Abadi"/>
+        </w:rPr>
+        <w:t>Assignment: Sequence models &amp; attention mechanism</w:t>
+      </w:r>
+    </w:p>
+    <w:p>
+      <w:pPr>
+        <w:pStyle w:val="ListParagraph"/>
+        <w:numPr>
+          <w:ilvl w:val="3"/>
+          <w:numId w:val="5"/>
+        </w:numPr>
+        <w:rPr>
+          <w:rFonts w:ascii="Abadi" w:hAnsi="Abadi"/>
+        </w:rPr>
+      </w:pPr>
+      <w:r>
+        <w:rPr>
+          <w:rFonts w:ascii="Abadi" w:hAnsi="Abadi"/>
+        </w:rPr>
+        <w:t>Lab: Neural machine translation</w:t>
+      </w:r>
+    </w:p>
+    <w:p>
+      <w:pPr>
+        <w:pStyle w:val="ListParagraph"/>
+        <w:numPr>
+          <w:ilvl w:val="3"/>
+          <w:numId w:val="5"/>
+        </w:numPr>
+        <w:rPr>
+          <w:rFonts w:ascii="Abadi" w:hAnsi="Abadi"/>
+        </w:rPr>
+      </w:pPr>
+      <w:r>
+        <w:rPr>
+          <w:rFonts w:ascii="Abadi" w:hAnsi="Abadi"/>
+        </w:rPr>
+        <w:t>Lab: Trigger word detection</w:t>
+      </w:r>
+    </w:p>
+    <w:p>
+      <w:pPr>
+        <w:pStyle w:val="ListParagraph"/>
+        <w:numPr>
+          <w:ilvl w:val="2"/>
+          <w:numId w:val="5"/>
+        </w:numPr>
+        <w:rPr>
+          <w:rFonts w:ascii="Abadi" w:hAnsi="Abadi"/>
+        </w:rPr>
+      </w:pPr>
+      <w:r>
+        <w:rPr>
+          <w:rFonts w:ascii="Abadi" w:hAnsi="Abadi"/>
+        </w:rPr>
+        <w:t>Week 4 – Transformer network</w:t>
+      </w:r>
+    </w:p>
+    <w:p>
+      <w:pPr>
+        <w:pStyle w:val="ListParagraph"/>
+        <w:numPr>
+          <w:ilvl w:val="3"/>
+          <w:numId w:val="5"/>
+        </w:numPr>
+        <w:rPr>
+          <w:rFonts w:ascii="Abadi" w:hAnsi="Abadi"/>
+        </w:rPr>
+      </w:pPr>
+      <w:r>
+        <w:rPr>
+          <w:rFonts w:ascii="Abadi" w:hAnsi="Abadi"/>
+        </w:rPr>
+        <w:t>Transformer network intuition</w:t>
+      </w:r>
+    </w:p>
+    <w:p>
+      <w:pPr>
+        <w:pStyle w:val="ListParagraph"/>
+        <w:numPr>
+          <w:ilvl w:val="3"/>
+          <w:numId w:val="5"/>
+        </w:numPr>
+        <w:rPr>
+          <w:rFonts w:ascii="Abadi" w:hAnsi="Abadi"/>
+        </w:rPr>
+      </w:pPr>
+      <w:r>
+        <w:rPr>
+          <w:rFonts w:ascii="Abadi" w:hAnsi="Abadi"/>
+        </w:rPr>
+        <w:t>Self-attention</w:t>
+      </w:r>
+    </w:p>
+    <w:p>
+      <w:pPr>
+        <w:pStyle w:val="ListParagraph"/>
+        <w:numPr>
+          <w:ilvl w:val="3"/>
+          <w:numId w:val="5"/>
+        </w:numPr>
+        <w:rPr>
+          <w:rFonts w:ascii="Abadi" w:hAnsi="Abadi"/>
+        </w:rPr>
+      </w:pPr>
+      <w:r>
+        <w:rPr>
+          <w:rFonts w:ascii="Abadi" w:hAnsi="Abadi"/>
+        </w:rPr>
+        <w:t>Multi-head attention</w:t>
+      </w:r>
+    </w:p>
+    <w:p>
+      <w:pPr>
+        <w:pStyle w:val="ListParagraph"/>
+        <w:numPr>
+          <w:ilvl w:val="3"/>
+          <w:numId w:val="5"/>
+        </w:numPr>
+        <w:rPr>
+          <w:rFonts w:ascii="Abadi" w:hAnsi="Abadi"/>
+        </w:rPr>
+      </w:pPr>
+      <w:r>
+        <w:rPr>
+          <w:rFonts w:ascii="Abadi" w:hAnsi="Abadi"/>
+        </w:rPr>
+        <w:t>Transformer network</w:t>
+      </w:r>
+    </w:p>
+    <w:p>
+      <w:pPr>
+        <w:pStyle w:val="ListParagraph"/>
+        <w:numPr>
+          <w:ilvl w:val="3"/>
+          <w:numId w:val="5"/>
+        </w:numPr>
+        <w:rPr>
+          <w:rFonts w:ascii="Abadi" w:hAnsi="Abadi"/>
+        </w:rPr>
+      </w:pPr>
+      <w:r>
+        <w:rPr>
+          <w:rFonts w:ascii="Abadi" w:hAnsi="Abadi"/>
+        </w:rPr>
+        <w:t>Conclusion and thank you</w:t>
+      </w:r>
+    </w:p>
+    <w:p>
+      <w:pPr>
+        <w:pStyle w:val="ListParagraph"/>
+        <w:numPr>
+          <w:ilvl w:val="3"/>
+          <w:numId w:val="5"/>
+        </w:numPr>
+        <w:rPr>
+          <w:rFonts w:ascii="Abadi" w:hAnsi="Abadi"/>
+        </w:rPr>
+      </w:pPr>
+      <w:r>
+        <w:rPr>
+          <w:rFonts w:ascii="Abadi" w:hAnsi="Abadi"/>
+        </w:rPr>
+        <w:t>Assignment: Transformers</w:t>
+      </w:r>
+    </w:p>
+    <w:p>
+      <w:pPr>
+        <w:pStyle w:val="ListParagraph"/>
+        <w:numPr>
+          <w:ilvl w:val="3"/>
+          <w:numId w:val="5"/>
+        </w:numPr>
+        <w:rPr>
+          <w:rFonts w:ascii="Abadi" w:hAnsi="Abadi"/>
+        </w:rPr>
+      </w:pPr>
+      <w:r>
+        <w:rPr>
+          <w:rFonts w:ascii="Abadi" w:hAnsi="Abadi"/>
+        </w:rPr>
+        <w:t>Lab: Transformers architecture with TensorFlow</w:t>
+      </w:r>
+    </w:p>
+    <w:p>
+      <w:pPr>
+        <w:pStyle w:val="ListParagraph"/>
+        <w:numPr>
+          <w:ilvl w:val="3"/>
+          <w:numId w:val="5"/>
+        </w:numPr>
+        <w:rPr>
+          <w:rFonts w:ascii="Abadi" w:hAnsi="Abadi"/>
+        </w:rPr>
+      </w:pPr>
+      <w:r>
+        <w:rPr>
+          <w:rFonts w:ascii="Abadi" w:hAnsi="Abadi"/>
+        </w:rPr>
+        <w:t>Ungraded lab: Transformer pre-processing</w:t>
+      </w:r>
+    </w:p>
+    <w:p>
+      <w:pPr>
+        <w:pStyle w:val="ListParagraph"/>
+        <w:numPr>
+          <w:ilvl w:val="3"/>
+          <w:numId w:val="5"/>
+        </w:numPr>
+        <w:rPr>
+          <w:rFonts w:ascii="Abadi" w:hAnsi="Abadi"/>
+        </w:rPr>
+      </w:pPr>
+      <w:r>
+        <w:rPr>
+          <w:rFonts w:ascii="Abadi" w:hAnsi="Abadi"/>
+        </w:rPr>
+        <w:t>Ungraded lab: Transformer network application: named-entity recognition</w:t>
+      </w:r>
+    </w:p>
+    <w:p>
+      <w:pPr>
+        <w:pStyle w:val="ListParagraph"/>
+        <w:numPr>
+          <w:ilvl w:val="3"/>
+          <w:numId w:val="5"/>
+        </w:numPr>
+        <w:rPr>
+          <w:rFonts w:ascii="Abadi" w:hAnsi="Abadi"/>
+        </w:rPr>
+      </w:pPr>
+      <w:r>
+        <w:rPr>
+          <w:rFonts w:ascii="Abadi" w:hAnsi="Abadi"/>
+        </w:rPr>
+        <w:t>Ungraded lab: Transformer network application: question answering</w:t>
+      </w:r>
+    </w:p>
+    <w:p>
+      <w:pPr>
+        <w:rPr>
+          <w:rFonts w:ascii="Abadi" w:hAnsi="Abadi"/>
+        </w:rPr>
+      </w:pPr>
+      <w:r>
+        <w:rPr>
+          <w:rFonts w:ascii="Abadi" w:hAnsi="Abadi"/>
+        </w:rPr>
+        <w:t>---------------------------------------------------------------------------------------------------------------</w:t>
+      </w:r>
+    </w:p>
+    <w:p>
+      <w:pPr>
+        <w:jc w:val="center"/>
+        <w:rPr>
+          <w:rFonts w:ascii="Abadi" w:hAnsi="Abadi"/>
+          <w:b/>
+          <w:bCs/>
+          <w:i/>
+          <w:iCs/>
+          <w:u w:val="single"/>
+        </w:rPr>
+      </w:pPr>
+      <w:r>
+        <w:rPr>
+          <w:rFonts w:ascii="Abadi" w:hAnsi="Abadi"/>
+          <w:b/>
+          <w:bCs/>
+          <w:i/>
+          <w:iCs/>
+          <w:u w:val="single"/>
+        </w:rPr>
         <w:t>Libraries to know (in order of priority)</w:t>
       </w:r>
     </w:p>
@@ -6504,6 +6754,7 @@
         <w:rPr>
           <w:rFonts w:ascii="Abadi" w:hAnsi="Abadi"/>
         </w:rPr>
+        <w:lastRenderedPageBreak/>
         <w:t xml:space="preserve">NumPy — The backbone of all numerical computing in Python; you'll use it constantly for data manipulation and math before/after model inference. </w:t>
       </w:r>
     </w:p>
@@ -6582,7 +6833,6 @@
         <w:rPr>
           <w:rFonts w:ascii="Abadi" w:hAnsi="Abadi"/>
         </w:rPr>
-        <w:lastRenderedPageBreak/>
         <w:t>ONNX / TorchScript (optional, production-focused) — Exporting and deploying models outside of Python environments.</w:t>
       </w:r>
     </w:p>

--- a/Current Work/Computer Systems - A programmers Perspective.docx
+++ b/Current Work/Computer Systems - A programmers Perspective.docx
@@ -81,12 +81,9 @@
           <w:szCs w:val="44"/>
           <w:u w:val="single"/>
         </w:rPr>
-        <w:t>Best Advice(Quickest Way): Watch expert codes and internalize that</w:t>
-      </w:r>
-    </w:p>
-    <w:p>
-      <w:pPr>
-        <w:jc w:val="center"/>
+        <w:t xml:space="preserve">Best </w:t>
+      </w:r>
+      <w:r>
         <w:rPr>
           <w:rFonts w:ascii="Abadi" w:hAnsi="Abadi"/>
           <w:b/>
@@ -97,7 +94,8 @@
           <w:szCs w:val="44"/>
           <w:u w:val="single"/>
         </w:rPr>
-      </w:pPr>
+        <w:t>Advice (</w:t>
+      </w:r>
       <w:r>
         <w:rPr>
           <w:rFonts w:ascii="Abadi" w:hAnsi="Abadi"/>
@@ -109,7 +107,7 @@
           <w:szCs w:val="44"/>
           <w:u w:val="single"/>
         </w:rPr>
-        <w:t>ALL Elements should have structure to set you up for technical interviews</w:t>
+        <w:t>Quickest Way): Watch expert codes and internalize that</w:t>
       </w:r>
     </w:p>
     <w:p>
@@ -137,6 +135,34 @@
           <w:szCs w:val="44"/>
           <w:u w:val="single"/>
         </w:rPr>
+        <w:t>ALL Elements should have structure to set you up for technical interviews</w:t>
+      </w:r>
+    </w:p>
+    <w:p>
+      <w:pPr>
+        <w:jc w:val="center"/>
+        <w:rPr>
+          <w:rFonts w:ascii="Abadi" w:hAnsi="Abadi"/>
+          <w:b/>
+          <w:bCs/>
+          <w:i/>
+          <w:iCs/>
+          <w:sz w:val="44"/>
+          <w:szCs w:val="44"/>
+          <w:u w:val="single"/>
+        </w:rPr>
+      </w:pPr>
+      <w:r>
+        <w:rPr>
+          <w:rFonts w:ascii="Abadi" w:hAnsi="Abadi"/>
+          <w:b/>
+          <w:bCs/>
+          <w:i/>
+          <w:iCs/>
+          <w:sz w:val="44"/>
+          <w:szCs w:val="44"/>
+          <w:u w:val="single"/>
+        </w:rPr>
         <w:t>Mindset: Just do it, apply, full concentration = all work done</w:t>
       </w:r>
     </w:p>
@@ -991,8 +1017,36 @@
         <w:rPr>
           <w:rFonts w:ascii="Abadi" w:hAnsi="Abadi"/>
         </w:rPr>
-        <w:t xml:space="preserve"> get the anki mapping</w:t>
-      </w:r>
+        <w:t xml:space="preserve"> get the </w:t>
+      </w:r>
+      <w:proofErr w:type="spellStart"/>
+      <w:r>
+        <w:rPr>
+          <w:rFonts w:ascii="Abadi" w:hAnsi="Abadi"/>
+        </w:rPr>
+        <w:t>anki</w:t>
+      </w:r>
+      <w:proofErr w:type="spellEnd"/>
+      <w:r>
+        <w:rPr>
+          <w:rFonts w:ascii="Abadi" w:hAnsi="Abadi"/>
+        </w:rPr>
+        <w:t xml:space="preserve"> mapping</w:t>
+      </w:r>
+    </w:p>
+    <w:p>
+      <w:pPr>
+        <w:rPr>
+          <w:rFonts w:ascii="Abadi" w:hAnsi="Abadi"/>
+        </w:rPr>
+      </w:pPr>
+    </w:p>
+    <w:p>
+      <w:pPr>
+        <w:rPr>
+          <w:rFonts w:ascii="Abadi" w:hAnsi="Abadi"/>
+        </w:rPr>
+      </w:pPr>
     </w:p>
     <w:p>
       <w:pPr>
@@ -1015,6 +1069,7 @@
           <w:b/>
           <w:bCs/>
         </w:rPr>
+        <w:lastRenderedPageBreak/>
         <w:t>MIT 6.006 — Introduction to Algorithms</w:t>
       </w:r>
     </w:p>
@@ -1045,7 +1100,6 @@
         <w:rPr>
           <w:rFonts w:ascii="Abadi" w:hAnsi="Abadi"/>
         </w:rPr>
-        <w:lastRenderedPageBreak/>
         <w:t xml:space="preserve">A foundational CS course covering how to </w:t>
       </w:r>
       <w:r>
@@ -1494,6 +1548,12 @@
           <w:rFonts w:ascii="Abadi" w:hAnsi="Abadi"/>
         </w:rPr>
         <w:t>AI Engineer</w:t>
+      </w:r>
+      <w:r>
+        <w:rPr>
+          <w:rFonts w:ascii="Abadi" w:hAnsi="Abadi"/>
+        </w:rPr>
+        <w:t xml:space="preserve"> </w:t>
       </w:r>
     </w:p>
     <w:p>
@@ -1535,7 +1595,33 @@
           <w:highlight w:val="lightGray"/>
           <w:u w:val="single"/>
         </w:rPr>
-        <w:t xml:space="preserve"> [RfxAI]</w:t>
+        <w:t xml:space="preserve"> [</w:t>
+      </w:r>
+      <w:proofErr w:type="spellStart"/>
+      <w:r>
+        <w:rPr>
+          <w:rFonts w:ascii="Abadi" w:hAnsi="Abadi"/>
+          <w:b/>
+          <w:bCs/>
+          <w:i/>
+          <w:iCs/>
+          <w:highlight w:val="lightGray"/>
+          <w:u w:val="single"/>
+        </w:rPr>
+        <w:t>RfxAI</w:t>
+      </w:r>
+      <w:proofErr w:type="spellEnd"/>
+      <w:r>
+        <w:rPr>
+          <w:rFonts w:ascii="Abadi" w:hAnsi="Abadi"/>
+          <w:b/>
+          <w:bCs/>
+          <w:i/>
+          <w:iCs/>
+          <w:highlight w:val="lightGray"/>
+          <w:u w:val="single"/>
+        </w:rPr>
+        <w:t>]</w:t>
       </w:r>
     </w:p>
     <w:p>
@@ -1703,7 +1789,21 @@
         <w:rPr>
           <w:rFonts w:ascii="Abadi" w:hAnsi="Abadi"/>
         </w:rPr>
-        <w:t>Strategic AI Operations (LLMOps &amp; Cost Optimizations)</w:t>
+        <w:t>Strategic AI Operations (</w:t>
+      </w:r>
+      <w:proofErr w:type="spellStart"/>
+      <w:r>
+        <w:rPr>
+          <w:rFonts w:ascii="Abadi" w:hAnsi="Abadi"/>
+        </w:rPr>
+        <w:t>LLMOps</w:t>
+      </w:r>
+      <w:proofErr w:type="spellEnd"/>
+      <w:r>
+        <w:rPr>
+          <w:rFonts w:ascii="Abadi" w:hAnsi="Abadi"/>
+        </w:rPr>
+        <w:t xml:space="preserve"> &amp; Cost Optimizations)</w:t>
       </w:r>
     </w:p>
     <w:p>
@@ -1721,6 +1821,24 @@
         <w:rPr>
           <w:rFonts w:ascii="Abadi" w:hAnsi="Abadi"/>
         </w:rPr>
+        <w:t>3 Solid Projects to prove it</w:t>
+      </w:r>
+    </w:p>
+    <w:p>
+      <w:pPr>
+        <w:pStyle w:val="ListParagraph"/>
+        <w:numPr>
+          <w:ilvl w:val="1"/>
+          <w:numId w:val="5"/>
+        </w:numPr>
+        <w:rPr>
+          <w:rFonts w:ascii="Abadi" w:hAnsi="Abadi"/>
+        </w:rPr>
+      </w:pPr>
+      <w:r>
+        <w:rPr>
+          <w:rFonts w:ascii="Abadi" w:hAnsi="Abadi"/>
+        </w:rPr>
         <w:t>Interview Questions</w:t>
       </w:r>
       <w:r>
@@ -1735,6 +1853,14 @@
         </w:rPr>
         <w:t>:</w:t>
       </w:r>
+    </w:p>
+    <w:p>
+      <w:pPr>
+        <w:ind w:left="1080"/>
+        <w:rPr>
+          <w:rFonts w:ascii="Abadi" w:hAnsi="Abadi"/>
+        </w:rPr>
+      </w:pPr>
     </w:p>
     <w:p>
       <w:pPr>
@@ -1787,8 +1913,9 @@
           <w:highlight w:val="yellow"/>
           <w:u w:val="single"/>
         </w:rPr>
-        <w:t xml:space="preserve"> -&gt; [Numpy, Sklearn, Pytorch, Tensorflow</w:t>
-      </w:r>
+        <w:t xml:space="preserve"> -&gt; [</w:t>
+      </w:r>
+      <w:proofErr w:type="spellStart"/>
       <w:r>
         <w:rPr>
           <w:rFonts w:ascii="Abadi" w:hAnsi="Abadi"/>
@@ -1799,8 +1926,9 @@
           <w:highlight w:val="yellow"/>
           <w:u w:val="single"/>
         </w:rPr>
-        <w:t>, HuggingFace for Transformers</w:t>
-      </w:r>
+        <w:t>Numpy</w:t>
+      </w:r>
+      <w:proofErr w:type="spellEnd"/>
       <w:r>
         <w:rPr>
           <w:rFonts w:ascii="Abadi" w:hAnsi="Abadi"/>
@@ -1811,6 +1939,96 @@
           <w:highlight w:val="yellow"/>
           <w:u w:val="single"/>
         </w:rPr>
+        <w:t xml:space="preserve">, Sklearn, </w:t>
+      </w:r>
+      <w:proofErr w:type="spellStart"/>
+      <w:r>
+        <w:rPr>
+          <w:rFonts w:ascii="Abadi" w:hAnsi="Abadi"/>
+          <w:b/>
+          <w:bCs/>
+          <w:i/>
+          <w:iCs/>
+          <w:highlight w:val="yellow"/>
+          <w:u w:val="single"/>
+        </w:rPr>
+        <w:t>Pytorch</w:t>
+      </w:r>
+      <w:proofErr w:type="spellEnd"/>
+      <w:r>
+        <w:rPr>
+          <w:rFonts w:ascii="Abadi" w:hAnsi="Abadi"/>
+          <w:b/>
+          <w:bCs/>
+          <w:i/>
+          <w:iCs/>
+          <w:highlight w:val="yellow"/>
+          <w:u w:val="single"/>
+        </w:rPr>
+        <w:t xml:space="preserve">, </w:t>
+      </w:r>
+      <w:proofErr w:type="spellStart"/>
+      <w:r>
+        <w:rPr>
+          <w:rFonts w:ascii="Abadi" w:hAnsi="Abadi"/>
+          <w:b/>
+          <w:bCs/>
+          <w:i/>
+          <w:iCs/>
+          <w:highlight w:val="yellow"/>
+          <w:u w:val="single"/>
+        </w:rPr>
+        <w:t>Tensorflow</w:t>
+      </w:r>
+      <w:proofErr w:type="spellEnd"/>
+      <w:r>
+        <w:rPr>
+          <w:rFonts w:ascii="Abadi" w:hAnsi="Abadi"/>
+          <w:b/>
+          <w:bCs/>
+          <w:i/>
+          <w:iCs/>
+          <w:highlight w:val="yellow"/>
+          <w:u w:val="single"/>
+        </w:rPr>
+        <w:t xml:space="preserve">, </w:t>
+      </w:r>
+      <w:proofErr w:type="spellStart"/>
+      <w:r>
+        <w:rPr>
+          <w:rFonts w:ascii="Abadi" w:hAnsi="Abadi"/>
+          <w:b/>
+          <w:bCs/>
+          <w:i/>
+          <w:iCs/>
+          <w:highlight w:val="yellow"/>
+          <w:u w:val="single"/>
+        </w:rPr>
+        <w:t>HuggingFace</w:t>
+      </w:r>
+      <w:proofErr w:type="spellEnd"/>
+      <w:r>
+        <w:rPr>
+          <w:rFonts w:ascii="Abadi" w:hAnsi="Abadi"/>
+          <w:b/>
+          <w:bCs/>
+          <w:i/>
+          <w:iCs/>
+          <w:highlight w:val="yellow"/>
+          <w:u w:val="single"/>
+        </w:rPr>
+        <w:t xml:space="preserve"> for Transformers</w:t>
+      </w:r>
+      <w:r>
+        <w:rPr>
+          <w:rFonts w:ascii="Abadi" w:hAnsi="Abadi"/>
+          <w:b/>
+          <w:bCs/>
+          <w:i/>
+          <w:iCs/>
+          <w:highlight w:val="yellow"/>
+          <w:u w:val="single"/>
+        </w:rPr>
         <w:t>]</w:t>
       </w:r>
     </w:p>
@@ -1897,7 +2115,6 @@
           <w:iCs/>
           <w:u w:val="single"/>
         </w:rPr>
-        <w:lastRenderedPageBreak/>
         <w:t xml:space="preserve"> </w:t>
       </w:r>
     </w:p>
@@ -2483,25 +2700,67 @@
         <w:rPr>
           <w:rFonts w:ascii="Abadi" w:hAnsi="Abadi"/>
         </w:rPr>
-        <w:t>A note on Python/Numpy vectors</w:t>
-      </w:r>
-    </w:p>
-    <w:p>
-      <w:pPr>
-        <w:pStyle w:val="ListParagraph"/>
-        <w:numPr>
-          <w:ilvl w:val="3"/>
-          <w:numId w:val="5"/>
-        </w:numPr>
-        <w:rPr>
-          <w:rFonts w:ascii="Abadi" w:hAnsi="Abadi"/>
-        </w:rPr>
-      </w:pPr>
-      <w:r>
-        <w:rPr>
-          <w:rFonts w:ascii="Abadi" w:hAnsi="Abadi"/>
-        </w:rPr>
-        <w:t>Quick tour of Jupyter/iPython notebooks</w:t>
+        <w:t>A note on Python/</w:t>
+      </w:r>
+      <w:proofErr w:type="spellStart"/>
+      <w:r>
+        <w:rPr>
+          <w:rFonts w:ascii="Abadi" w:hAnsi="Abadi"/>
+        </w:rPr>
+        <w:t>Numpy</w:t>
+      </w:r>
+      <w:proofErr w:type="spellEnd"/>
+      <w:r>
+        <w:rPr>
+          <w:rFonts w:ascii="Abadi" w:hAnsi="Abadi"/>
+        </w:rPr>
+        <w:t xml:space="preserve"> vectors</w:t>
+      </w:r>
+    </w:p>
+    <w:p>
+      <w:pPr>
+        <w:pStyle w:val="ListParagraph"/>
+        <w:numPr>
+          <w:ilvl w:val="3"/>
+          <w:numId w:val="5"/>
+        </w:numPr>
+        <w:rPr>
+          <w:rFonts w:ascii="Abadi" w:hAnsi="Abadi"/>
+        </w:rPr>
+      </w:pPr>
+      <w:r>
+        <w:rPr>
+          <w:rFonts w:ascii="Abadi" w:hAnsi="Abadi"/>
+        </w:rPr>
+        <w:t xml:space="preserve">Quick tour of </w:t>
+      </w:r>
+      <w:proofErr w:type="spellStart"/>
+      <w:r>
+        <w:rPr>
+          <w:rFonts w:ascii="Abadi" w:hAnsi="Abadi"/>
+        </w:rPr>
+        <w:t>Jupyter</w:t>
+      </w:r>
+      <w:proofErr w:type="spellEnd"/>
+      <w:r>
+        <w:rPr>
+          <w:rFonts w:ascii="Abadi" w:hAnsi="Abadi"/>
+        </w:rPr>
+        <w:t>/</w:t>
+      </w:r>
+      <w:proofErr w:type="spellStart"/>
+      <w:r>
+        <w:rPr>
+          <w:rFonts w:ascii="Abadi" w:hAnsi="Abadi"/>
+        </w:rPr>
+        <w:t>iPython</w:t>
+      </w:r>
+      <w:proofErr w:type="spellEnd"/>
+      <w:r>
+        <w:rPr>
+          <w:rFonts w:ascii="Abadi" w:hAnsi="Abadi"/>
+        </w:rPr>
+        <w:t xml:space="preserve"> notebooks</w:t>
       </w:r>
     </w:p>
     <w:p>
@@ -2645,6 +2904,7 @@
         <w:rPr>
           <w:rFonts w:ascii="Abadi" w:hAnsi="Abadi"/>
         </w:rPr>
+        <w:lastRenderedPageBreak/>
         <w:t>Computing a neural network's output</w:t>
       </w:r>
     </w:p>
@@ -2753,80 +3013,880 @@
         <w:rPr>
           <w:rFonts w:ascii="Abadi" w:hAnsi="Abadi"/>
         </w:rPr>
+        <w:t>Gradient descent for neural networks</w:t>
+      </w:r>
+    </w:p>
+    <w:p>
+      <w:pPr>
+        <w:pStyle w:val="ListParagraph"/>
+        <w:numPr>
+          <w:ilvl w:val="3"/>
+          <w:numId w:val="5"/>
+        </w:numPr>
+        <w:rPr>
+          <w:rFonts w:ascii="Abadi" w:hAnsi="Abadi"/>
+        </w:rPr>
+      </w:pPr>
+      <w:r>
+        <w:rPr>
+          <w:rFonts w:ascii="Abadi" w:hAnsi="Abadi"/>
+        </w:rPr>
+        <w:t>Backpropagation intuition (optional)</w:t>
+      </w:r>
+    </w:p>
+    <w:p>
+      <w:pPr>
+        <w:pStyle w:val="ListParagraph"/>
+        <w:numPr>
+          <w:ilvl w:val="3"/>
+          <w:numId w:val="5"/>
+        </w:numPr>
+        <w:rPr>
+          <w:rFonts w:ascii="Abadi" w:hAnsi="Abadi"/>
+        </w:rPr>
+      </w:pPr>
+      <w:r>
+        <w:rPr>
+          <w:rFonts w:ascii="Abadi" w:hAnsi="Abadi"/>
+        </w:rPr>
+        <w:t>Random initialization</w:t>
+      </w:r>
+    </w:p>
+    <w:p>
+      <w:pPr>
+        <w:pStyle w:val="ListParagraph"/>
+        <w:numPr>
+          <w:ilvl w:val="3"/>
+          <w:numId w:val="5"/>
+        </w:numPr>
+        <w:rPr>
+          <w:rFonts w:ascii="Abadi" w:hAnsi="Abadi"/>
+        </w:rPr>
+      </w:pPr>
+      <w:r>
+        <w:rPr>
+          <w:rFonts w:ascii="Abadi" w:hAnsi="Abadi"/>
+        </w:rPr>
+        <w:t>Ian Goodfellow interview</w:t>
+      </w:r>
+    </w:p>
+    <w:p>
+      <w:pPr>
+        <w:pStyle w:val="ListParagraph"/>
+        <w:numPr>
+          <w:ilvl w:val="3"/>
+          <w:numId w:val="5"/>
+        </w:numPr>
+        <w:rPr>
+          <w:rFonts w:ascii="Abadi" w:hAnsi="Abadi"/>
+        </w:rPr>
+      </w:pPr>
+      <w:r>
+        <w:rPr>
+          <w:rFonts w:ascii="Abadi" w:hAnsi="Abadi"/>
+        </w:rPr>
+        <w:t>Lab: Planar data classification with one hidden layer</w:t>
+      </w:r>
+    </w:p>
+    <w:p>
+      <w:pPr>
+        <w:pStyle w:val="ListParagraph"/>
+        <w:numPr>
+          <w:ilvl w:val="2"/>
+          <w:numId w:val="5"/>
+        </w:numPr>
+        <w:rPr>
+          <w:rFonts w:ascii="Abadi" w:hAnsi="Abadi"/>
+        </w:rPr>
+      </w:pPr>
+      <w:r>
+        <w:rPr>
+          <w:rFonts w:ascii="Abadi" w:hAnsi="Abadi"/>
+        </w:rPr>
+        <w:t>Week 4 – Deep neural networks</w:t>
+      </w:r>
+    </w:p>
+    <w:p>
+      <w:pPr>
+        <w:pStyle w:val="ListParagraph"/>
+        <w:numPr>
+          <w:ilvl w:val="3"/>
+          <w:numId w:val="5"/>
+        </w:numPr>
+        <w:rPr>
+          <w:rFonts w:ascii="Abadi" w:hAnsi="Abadi"/>
+        </w:rPr>
+      </w:pPr>
+      <w:r>
+        <w:rPr>
+          <w:rFonts w:ascii="Abadi" w:hAnsi="Abadi"/>
+        </w:rPr>
+        <w:t>Deep L-layer neural network</w:t>
+      </w:r>
+    </w:p>
+    <w:p>
+      <w:pPr>
+        <w:pStyle w:val="ListParagraph"/>
+        <w:numPr>
+          <w:ilvl w:val="3"/>
+          <w:numId w:val="5"/>
+        </w:numPr>
+        <w:rPr>
+          <w:rFonts w:ascii="Abadi" w:hAnsi="Abadi"/>
+        </w:rPr>
+      </w:pPr>
+      <w:r>
+        <w:rPr>
+          <w:rFonts w:ascii="Abadi" w:hAnsi="Abadi"/>
+        </w:rPr>
+        <w:t>Forward propagation in a deep network</w:t>
+      </w:r>
+    </w:p>
+    <w:p>
+      <w:pPr>
+        <w:pStyle w:val="ListParagraph"/>
+        <w:numPr>
+          <w:ilvl w:val="3"/>
+          <w:numId w:val="5"/>
+        </w:numPr>
+        <w:rPr>
+          <w:rFonts w:ascii="Abadi" w:hAnsi="Abadi"/>
+        </w:rPr>
+      </w:pPr>
+      <w:r>
+        <w:rPr>
+          <w:rFonts w:ascii="Abadi" w:hAnsi="Abadi"/>
+        </w:rPr>
+        <w:t>Getting your matrix dimensions right</w:t>
+      </w:r>
+    </w:p>
+    <w:p>
+      <w:pPr>
+        <w:pStyle w:val="ListParagraph"/>
+        <w:numPr>
+          <w:ilvl w:val="3"/>
+          <w:numId w:val="5"/>
+        </w:numPr>
+        <w:rPr>
+          <w:rFonts w:ascii="Abadi" w:hAnsi="Abadi"/>
+        </w:rPr>
+      </w:pPr>
+      <w:r>
+        <w:rPr>
+          <w:rFonts w:ascii="Abadi" w:hAnsi="Abadi"/>
+        </w:rPr>
+        <w:t>Why deep representations?</w:t>
+      </w:r>
+    </w:p>
+    <w:p>
+      <w:pPr>
+        <w:pStyle w:val="ListParagraph"/>
+        <w:numPr>
+          <w:ilvl w:val="3"/>
+          <w:numId w:val="5"/>
+        </w:numPr>
+        <w:rPr>
+          <w:rFonts w:ascii="Abadi" w:hAnsi="Abadi"/>
+        </w:rPr>
+      </w:pPr>
+      <w:r>
+        <w:rPr>
+          <w:rFonts w:ascii="Abadi" w:hAnsi="Abadi"/>
+        </w:rPr>
+        <w:t>Building blocks of deep neural networks</w:t>
+      </w:r>
+    </w:p>
+    <w:p>
+      <w:pPr>
+        <w:pStyle w:val="ListParagraph"/>
+        <w:numPr>
+          <w:ilvl w:val="3"/>
+          <w:numId w:val="5"/>
+        </w:numPr>
+        <w:rPr>
+          <w:rFonts w:ascii="Abadi" w:hAnsi="Abadi"/>
+        </w:rPr>
+      </w:pPr>
+      <w:r>
+        <w:rPr>
+          <w:rFonts w:ascii="Abadi" w:hAnsi="Abadi"/>
+        </w:rPr>
+        <w:t>Forward and backward propagation</w:t>
+      </w:r>
+    </w:p>
+    <w:p>
+      <w:pPr>
+        <w:pStyle w:val="ListParagraph"/>
+        <w:numPr>
+          <w:ilvl w:val="3"/>
+          <w:numId w:val="5"/>
+        </w:numPr>
+        <w:rPr>
+          <w:rFonts w:ascii="Abadi" w:hAnsi="Abadi"/>
+        </w:rPr>
+      </w:pPr>
+      <w:r>
+        <w:rPr>
+          <w:rFonts w:ascii="Abadi" w:hAnsi="Abadi"/>
+        </w:rPr>
+        <w:t>Parameters vs hyperparameters</w:t>
+      </w:r>
+    </w:p>
+    <w:p>
+      <w:pPr>
+        <w:pStyle w:val="ListParagraph"/>
+        <w:numPr>
+          <w:ilvl w:val="3"/>
+          <w:numId w:val="5"/>
+        </w:numPr>
+        <w:rPr>
+          <w:rFonts w:ascii="Abadi" w:hAnsi="Abadi"/>
+        </w:rPr>
+      </w:pPr>
+      <w:r>
+        <w:rPr>
+          <w:rFonts w:ascii="Abadi" w:hAnsi="Abadi"/>
+        </w:rPr>
+        <w:t>What does this have to do with the brain?</w:t>
+      </w:r>
+    </w:p>
+    <w:p>
+      <w:pPr>
+        <w:pStyle w:val="ListParagraph"/>
+        <w:numPr>
+          <w:ilvl w:val="3"/>
+          <w:numId w:val="5"/>
+        </w:numPr>
+        <w:rPr>
+          <w:rFonts w:ascii="Abadi" w:hAnsi="Abadi"/>
+        </w:rPr>
+      </w:pPr>
+      <w:r>
+        <w:rPr>
+          <w:rFonts w:ascii="Abadi" w:hAnsi="Abadi"/>
+        </w:rPr>
+        <w:t>Lab: Building your deep neural network step by step</w:t>
+      </w:r>
+    </w:p>
+    <w:p>
+      <w:pPr>
+        <w:pStyle w:val="ListParagraph"/>
+        <w:numPr>
+          <w:ilvl w:val="3"/>
+          <w:numId w:val="5"/>
+        </w:numPr>
+        <w:rPr>
+          <w:rFonts w:ascii="Abadi" w:hAnsi="Abadi"/>
+        </w:rPr>
+      </w:pPr>
+      <w:r>
+        <w:rPr>
+          <w:rFonts w:ascii="Abadi" w:hAnsi="Abadi"/>
+        </w:rPr>
+        <w:t>Lab: Deep neural network application</w:t>
+      </w:r>
+    </w:p>
+    <w:p>
+      <w:pPr>
+        <w:pStyle w:val="ListParagraph"/>
+        <w:numPr>
+          <w:ilvl w:val="1"/>
+          <w:numId w:val="5"/>
+        </w:numPr>
+        <w:rPr>
+          <w:rFonts w:ascii="Abadi" w:hAnsi="Abadi"/>
+        </w:rPr>
+      </w:pPr>
+      <w:r>
+        <w:rPr>
+          <w:rFonts w:ascii="Abadi" w:hAnsi="Abadi"/>
+        </w:rPr>
+        <w:t>Improving Deep Neural Networks: Hyperparameter tuning, Regularization and Optimization</w:t>
+      </w:r>
+    </w:p>
+    <w:p>
+      <w:pPr>
+        <w:pStyle w:val="ListParagraph"/>
+        <w:numPr>
+          <w:ilvl w:val="2"/>
+          <w:numId w:val="5"/>
+        </w:numPr>
+        <w:rPr>
+          <w:rFonts w:ascii="Abadi" w:hAnsi="Abadi"/>
+        </w:rPr>
+      </w:pPr>
+      <w:r>
+        <w:rPr>
+          <w:rFonts w:ascii="Abadi" w:hAnsi="Abadi"/>
+        </w:rPr>
+        <w:t>Week 1 – Practical aspects of deep learning</w:t>
+      </w:r>
+    </w:p>
+    <w:p>
+      <w:pPr>
+        <w:pStyle w:val="ListParagraph"/>
+        <w:numPr>
+          <w:ilvl w:val="3"/>
+          <w:numId w:val="5"/>
+        </w:numPr>
+        <w:rPr>
+          <w:rFonts w:ascii="Abadi" w:hAnsi="Abadi"/>
+        </w:rPr>
+      </w:pPr>
+      <w:r>
+        <w:rPr>
+          <w:rFonts w:ascii="Abadi" w:hAnsi="Abadi"/>
+        </w:rPr>
+        <w:t>Train/dev/test sets</w:t>
+      </w:r>
+    </w:p>
+    <w:p>
+      <w:pPr>
+        <w:pStyle w:val="ListParagraph"/>
+        <w:numPr>
+          <w:ilvl w:val="3"/>
+          <w:numId w:val="5"/>
+        </w:numPr>
+        <w:rPr>
+          <w:rFonts w:ascii="Abadi" w:hAnsi="Abadi"/>
+        </w:rPr>
+      </w:pPr>
+      <w:r>
+        <w:rPr>
+          <w:rFonts w:ascii="Abadi" w:hAnsi="Abadi"/>
+        </w:rPr>
+        <w:t>Bias/variance</w:t>
+      </w:r>
+    </w:p>
+    <w:p>
+      <w:pPr>
+        <w:pStyle w:val="ListParagraph"/>
+        <w:numPr>
+          <w:ilvl w:val="3"/>
+          <w:numId w:val="5"/>
+        </w:numPr>
+        <w:rPr>
+          <w:rFonts w:ascii="Abadi" w:hAnsi="Abadi"/>
+        </w:rPr>
+      </w:pPr>
+      <w:r>
+        <w:rPr>
+          <w:rFonts w:ascii="Abadi" w:hAnsi="Abadi"/>
+        </w:rPr>
+        <w:t>Basic recipe for machine learning</w:t>
+      </w:r>
+    </w:p>
+    <w:p>
+      <w:pPr>
+        <w:pStyle w:val="ListParagraph"/>
+        <w:numPr>
+          <w:ilvl w:val="3"/>
+          <w:numId w:val="5"/>
+        </w:numPr>
+        <w:rPr>
+          <w:rFonts w:ascii="Abadi" w:hAnsi="Abadi"/>
+        </w:rPr>
+      </w:pPr>
+      <w:r>
+        <w:rPr>
+          <w:rFonts w:ascii="Abadi" w:hAnsi="Abadi"/>
+        </w:rPr>
+        <w:t>Regularization</w:t>
+      </w:r>
+    </w:p>
+    <w:p>
+      <w:pPr>
+        <w:pStyle w:val="ListParagraph"/>
+        <w:numPr>
+          <w:ilvl w:val="3"/>
+          <w:numId w:val="5"/>
+        </w:numPr>
+        <w:rPr>
+          <w:rFonts w:ascii="Abadi" w:hAnsi="Abadi"/>
+        </w:rPr>
+      </w:pPr>
+      <w:r>
+        <w:rPr>
+          <w:rFonts w:ascii="Abadi" w:hAnsi="Abadi"/>
+        </w:rPr>
+        <w:t>Why regularization reduces overfitting?</w:t>
+      </w:r>
+    </w:p>
+    <w:p>
+      <w:pPr>
+        <w:pStyle w:val="ListParagraph"/>
+        <w:numPr>
+          <w:ilvl w:val="3"/>
+          <w:numId w:val="5"/>
+        </w:numPr>
+        <w:rPr>
+          <w:rFonts w:ascii="Abadi" w:hAnsi="Abadi"/>
+        </w:rPr>
+      </w:pPr>
+      <w:r>
+        <w:rPr>
+          <w:rFonts w:ascii="Abadi" w:hAnsi="Abadi"/>
+        </w:rPr>
+        <w:t>Dropout regularization</w:t>
+      </w:r>
+    </w:p>
+    <w:p>
+      <w:pPr>
+        <w:pStyle w:val="ListParagraph"/>
+        <w:numPr>
+          <w:ilvl w:val="3"/>
+          <w:numId w:val="5"/>
+        </w:numPr>
+        <w:rPr>
+          <w:rFonts w:ascii="Abadi" w:hAnsi="Abadi"/>
+        </w:rPr>
+      </w:pPr>
+      <w:r>
+        <w:rPr>
+          <w:rFonts w:ascii="Abadi" w:hAnsi="Abadi"/>
+        </w:rPr>
+        <w:t>Understanding dropout</w:t>
+      </w:r>
+    </w:p>
+    <w:p>
+      <w:pPr>
+        <w:pStyle w:val="ListParagraph"/>
+        <w:numPr>
+          <w:ilvl w:val="3"/>
+          <w:numId w:val="5"/>
+        </w:numPr>
+        <w:rPr>
+          <w:rFonts w:ascii="Abadi" w:hAnsi="Abadi"/>
+        </w:rPr>
+      </w:pPr>
+      <w:r>
+        <w:rPr>
+          <w:rFonts w:ascii="Abadi" w:hAnsi="Abadi"/>
+        </w:rPr>
+        <w:t>Other regularization methods</w:t>
+      </w:r>
+    </w:p>
+    <w:p>
+      <w:pPr>
+        <w:pStyle w:val="ListParagraph"/>
+        <w:numPr>
+          <w:ilvl w:val="3"/>
+          <w:numId w:val="5"/>
+        </w:numPr>
+        <w:rPr>
+          <w:rFonts w:ascii="Abadi" w:hAnsi="Abadi"/>
+        </w:rPr>
+      </w:pPr>
+      <w:r>
+        <w:rPr>
+          <w:rFonts w:ascii="Abadi" w:hAnsi="Abadi"/>
+        </w:rPr>
+        <w:t>Normalizing inputs</w:t>
+      </w:r>
+    </w:p>
+    <w:p>
+      <w:pPr>
+        <w:pStyle w:val="ListParagraph"/>
+        <w:numPr>
+          <w:ilvl w:val="3"/>
+          <w:numId w:val="5"/>
+        </w:numPr>
+        <w:rPr>
+          <w:rFonts w:ascii="Abadi" w:hAnsi="Abadi"/>
+        </w:rPr>
+      </w:pPr>
+      <w:r>
+        <w:rPr>
+          <w:rFonts w:ascii="Abadi" w:hAnsi="Abadi"/>
+        </w:rPr>
+        <w:t>Vanishing/exploding gradients</w:t>
+      </w:r>
+    </w:p>
+    <w:p>
+      <w:pPr>
+        <w:pStyle w:val="ListParagraph"/>
+        <w:numPr>
+          <w:ilvl w:val="3"/>
+          <w:numId w:val="5"/>
+        </w:numPr>
+        <w:rPr>
+          <w:rFonts w:ascii="Abadi" w:hAnsi="Abadi"/>
+        </w:rPr>
+      </w:pPr>
+      <w:r>
+        <w:rPr>
+          <w:rFonts w:ascii="Abadi" w:hAnsi="Abadi"/>
+        </w:rPr>
+        <w:t>Weight initialization for deep networks</w:t>
+      </w:r>
+    </w:p>
+    <w:p>
+      <w:pPr>
+        <w:pStyle w:val="ListParagraph"/>
+        <w:numPr>
+          <w:ilvl w:val="3"/>
+          <w:numId w:val="5"/>
+        </w:numPr>
+        <w:rPr>
+          <w:rFonts w:ascii="Abadi" w:hAnsi="Abadi"/>
+        </w:rPr>
+      </w:pPr>
+      <w:r>
+        <w:rPr>
+          <w:rFonts w:ascii="Abadi" w:hAnsi="Abadi"/>
+        </w:rPr>
+        <w:t>Numerical approximation of gradients</w:t>
+      </w:r>
+    </w:p>
+    <w:p>
+      <w:pPr>
+        <w:pStyle w:val="ListParagraph"/>
+        <w:numPr>
+          <w:ilvl w:val="3"/>
+          <w:numId w:val="5"/>
+        </w:numPr>
+        <w:rPr>
+          <w:rFonts w:ascii="Abadi" w:hAnsi="Abadi"/>
+        </w:rPr>
+      </w:pPr>
+      <w:r>
+        <w:rPr>
+          <w:rFonts w:ascii="Abadi" w:hAnsi="Abadi"/>
+        </w:rPr>
+        <w:t>Gradient checking</w:t>
+      </w:r>
+    </w:p>
+    <w:p>
+      <w:pPr>
+        <w:pStyle w:val="ListParagraph"/>
+        <w:numPr>
+          <w:ilvl w:val="3"/>
+          <w:numId w:val="5"/>
+        </w:numPr>
+        <w:rPr>
+          <w:rFonts w:ascii="Abadi" w:hAnsi="Abadi"/>
+        </w:rPr>
+      </w:pPr>
+      <w:r>
+        <w:rPr>
+          <w:rFonts w:ascii="Abadi" w:hAnsi="Abadi"/>
+        </w:rPr>
+        <w:t>Gradient checking implementation notes</w:t>
+      </w:r>
+    </w:p>
+    <w:p>
+      <w:pPr>
+        <w:pStyle w:val="ListParagraph"/>
+        <w:numPr>
+          <w:ilvl w:val="3"/>
+          <w:numId w:val="5"/>
+        </w:numPr>
+        <w:rPr>
+          <w:rFonts w:ascii="Abadi" w:hAnsi="Abadi"/>
+        </w:rPr>
+      </w:pPr>
+      <w:r>
+        <w:rPr>
+          <w:rFonts w:ascii="Abadi" w:hAnsi="Abadi"/>
+        </w:rPr>
+        <w:t>Yoshua Bengio interview</w:t>
+      </w:r>
+    </w:p>
+    <w:p>
+      <w:pPr>
+        <w:pStyle w:val="ListParagraph"/>
+        <w:numPr>
+          <w:ilvl w:val="3"/>
+          <w:numId w:val="5"/>
+        </w:numPr>
+        <w:rPr>
+          <w:rFonts w:ascii="Abadi" w:hAnsi="Abadi"/>
+        </w:rPr>
+      </w:pPr>
+      <w:r>
+        <w:rPr>
+          <w:rFonts w:ascii="Abadi" w:hAnsi="Abadi"/>
+        </w:rPr>
+        <w:t>Lab: Initialization</w:t>
+      </w:r>
+    </w:p>
+    <w:p>
+      <w:pPr>
+        <w:pStyle w:val="ListParagraph"/>
+        <w:numPr>
+          <w:ilvl w:val="3"/>
+          <w:numId w:val="5"/>
+        </w:numPr>
+        <w:rPr>
+          <w:rFonts w:ascii="Abadi" w:hAnsi="Abadi"/>
+        </w:rPr>
+      </w:pPr>
+      <w:r>
+        <w:rPr>
+          <w:rFonts w:ascii="Abadi" w:hAnsi="Abadi"/>
+        </w:rPr>
+        <w:t>Lab: Regularization</w:t>
+      </w:r>
+    </w:p>
+    <w:p>
+      <w:pPr>
+        <w:pStyle w:val="ListParagraph"/>
+        <w:numPr>
+          <w:ilvl w:val="3"/>
+          <w:numId w:val="5"/>
+        </w:numPr>
+        <w:rPr>
+          <w:rFonts w:ascii="Abadi" w:hAnsi="Abadi"/>
+        </w:rPr>
+      </w:pPr>
+      <w:r>
+        <w:rPr>
+          <w:rFonts w:ascii="Abadi" w:hAnsi="Abadi"/>
+        </w:rPr>
+        <w:t>Lab: Gradient checking</w:t>
+      </w:r>
+    </w:p>
+    <w:p>
+      <w:pPr>
+        <w:pStyle w:val="ListParagraph"/>
+        <w:numPr>
+          <w:ilvl w:val="2"/>
+          <w:numId w:val="5"/>
+        </w:numPr>
+        <w:rPr>
+          <w:rFonts w:ascii="Abadi" w:hAnsi="Abadi"/>
+        </w:rPr>
+      </w:pPr>
+      <w:r>
+        <w:rPr>
+          <w:rFonts w:ascii="Abadi" w:hAnsi="Abadi"/>
+        </w:rPr>
+        <w:t>Week 2 – Optimization algorithms</w:t>
+      </w:r>
+    </w:p>
+    <w:p>
+      <w:pPr>
+        <w:pStyle w:val="ListParagraph"/>
+        <w:numPr>
+          <w:ilvl w:val="3"/>
+          <w:numId w:val="5"/>
+        </w:numPr>
+        <w:rPr>
+          <w:rFonts w:ascii="Abadi" w:hAnsi="Abadi"/>
+        </w:rPr>
+      </w:pPr>
+      <w:r>
+        <w:rPr>
+          <w:rFonts w:ascii="Abadi" w:hAnsi="Abadi"/>
+        </w:rPr>
+        <w:t>Mini-batch gradient descent</w:t>
+      </w:r>
+    </w:p>
+    <w:p>
+      <w:pPr>
+        <w:pStyle w:val="ListParagraph"/>
+        <w:numPr>
+          <w:ilvl w:val="3"/>
+          <w:numId w:val="5"/>
+        </w:numPr>
+        <w:rPr>
+          <w:rFonts w:ascii="Abadi" w:hAnsi="Abadi"/>
+        </w:rPr>
+      </w:pPr>
+      <w:r>
+        <w:rPr>
+          <w:rFonts w:ascii="Abadi" w:hAnsi="Abadi"/>
+        </w:rPr>
+        <w:t>Understanding mini-batch gradient descent</w:t>
+      </w:r>
+    </w:p>
+    <w:p>
+      <w:pPr>
+        <w:pStyle w:val="ListParagraph"/>
+        <w:numPr>
+          <w:ilvl w:val="3"/>
+          <w:numId w:val="5"/>
+        </w:numPr>
+        <w:rPr>
+          <w:rFonts w:ascii="Abadi" w:hAnsi="Abadi"/>
+        </w:rPr>
+      </w:pPr>
+      <w:r>
+        <w:rPr>
+          <w:rFonts w:ascii="Abadi" w:hAnsi="Abadi"/>
+        </w:rPr>
+        <w:t>Exponentially weighted averages</w:t>
+      </w:r>
+    </w:p>
+    <w:p>
+      <w:pPr>
+        <w:pStyle w:val="ListParagraph"/>
+        <w:numPr>
+          <w:ilvl w:val="3"/>
+          <w:numId w:val="5"/>
+        </w:numPr>
+        <w:rPr>
+          <w:rFonts w:ascii="Abadi" w:hAnsi="Abadi"/>
+        </w:rPr>
+      </w:pPr>
+      <w:r>
+        <w:rPr>
+          <w:rFonts w:ascii="Abadi" w:hAnsi="Abadi"/>
+        </w:rPr>
         <w:lastRenderedPageBreak/>
-        <w:t>Gradient descent for neural networks</w:t>
-      </w:r>
-    </w:p>
-    <w:p>
-      <w:pPr>
-        <w:pStyle w:val="ListParagraph"/>
-        <w:numPr>
-          <w:ilvl w:val="3"/>
-          <w:numId w:val="5"/>
-        </w:numPr>
-        <w:rPr>
-          <w:rFonts w:ascii="Abadi" w:hAnsi="Abadi"/>
-        </w:rPr>
-      </w:pPr>
-      <w:r>
-        <w:rPr>
-          <w:rFonts w:ascii="Abadi" w:hAnsi="Abadi"/>
-        </w:rPr>
-        <w:t>Backpropagation intuition (optional)</w:t>
-      </w:r>
-    </w:p>
-    <w:p>
-      <w:pPr>
-        <w:pStyle w:val="ListParagraph"/>
-        <w:numPr>
-          <w:ilvl w:val="3"/>
-          <w:numId w:val="5"/>
-        </w:numPr>
-        <w:rPr>
-          <w:rFonts w:ascii="Abadi" w:hAnsi="Abadi"/>
-        </w:rPr>
-      </w:pPr>
-      <w:r>
-        <w:rPr>
-          <w:rFonts w:ascii="Abadi" w:hAnsi="Abadi"/>
-        </w:rPr>
-        <w:t>Random initialization</w:t>
-      </w:r>
-    </w:p>
-    <w:p>
-      <w:pPr>
-        <w:pStyle w:val="ListParagraph"/>
-        <w:numPr>
-          <w:ilvl w:val="3"/>
-          <w:numId w:val="5"/>
-        </w:numPr>
-        <w:rPr>
-          <w:rFonts w:ascii="Abadi" w:hAnsi="Abadi"/>
-        </w:rPr>
-      </w:pPr>
-      <w:r>
-        <w:rPr>
-          <w:rFonts w:ascii="Abadi" w:hAnsi="Abadi"/>
-        </w:rPr>
-        <w:t>Ian Goodfellow interview</w:t>
-      </w:r>
-    </w:p>
-    <w:p>
-      <w:pPr>
-        <w:pStyle w:val="ListParagraph"/>
-        <w:numPr>
-          <w:ilvl w:val="3"/>
-          <w:numId w:val="5"/>
-        </w:numPr>
-        <w:rPr>
-          <w:rFonts w:ascii="Abadi" w:hAnsi="Abadi"/>
-        </w:rPr>
-      </w:pPr>
-      <w:r>
-        <w:rPr>
-          <w:rFonts w:ascii="Abadi" w:hAnsi="Abadi"/>
-        </w:rPr>
-        <w:t>Lab: Planar data classification with one hidden layer</w:t>
+        <w:t>Understanding exponentially weighted averages</w:t>
+      </w:r>
+    </w:p>
+    <w:p>
+      <w:pPr>
+        <w:pStyle w:val="ListParagraph"/>
+        <w:numPr>
+          <w:ilvl w:val="3"/>
+          <w:numId w:val="5"/>
+        </w:numPr>
+        <w:rPr>
+          <w:rFonts w:ascii="Abadi" w:hAnsi="Abadi"/>
+        </w:rPr>
+      </w:pPr>
+      <w:r>
+        <w:rPr>
+          <w:rFonts w:ascii="Abadi" w:hAnsi="Abadi"/>
+        </w:rPr>
+        <w:t>Bias correction in exponentially weighted averages</w:t>
+      </w:r>
+    </w:p>
+    <w:p>
+      <w:pPr>
+        <w:pStyle w:val="ListParagraph"/>
+        <w:numPr>
+          <w:ilvl w:val="3"/>
+          <w:numId w:val="5"/>
+        </w:numPr>
+        <w:rPr>
+          <w:rFonts w:ascii="Abadi" w:hAnsi="Abadi"/>
+        </w:rPr>
+      </w:pPr>
+      <w:r>
+        <w:rPr>
+          <w:rFonts w:ascii="Abadi" w:hAnsi="Abadi"/>
+        </w:rPr>
+        <w:t>Gradient descent with momentum</w:t>
+      </w:r>
+    </w:p>
+    <w:p>
+      <w:pPr>
+        <w:pStyle w:val="ListParagraph"/>
+        <w:numPr>
+          <w:ilvl w:val="3"/>
+          <w:numId w:val="5"/>
+        </w:numPr>
+        <w:rPr>
+          <w:rFonts w:ascii="Abadi" w:hAnsi="Abadi"/>
+        </w:rPr>
+      </w:pPr>
+      <w:r>
+        <w:rPr>
+          <w:rFonts w:ascii="Abadi" w:hAnsi="Abadi"/>
+        </w:rPr>
+        <w:t>RMSprop</w:t>
+      </w:r>
+    </w:p>
+    <w:p>
+      <w:pPr>
+        <w:pStyle w:val="ListParagraph"/>
+        <w:numPr>
+          <w:ilvl w:val="3"/>
+          <w:numId w:val="5"/>
+        </w:numPr>
+        <w:rPr>
+          <w:rFonts w:ascii="Abadi" w:hAnsi="Abadi"/>
+        </w:rPr>
+      </w:pPr>
+      <w:r>
+        <w:rPr>
+          <w:rFonts w:ascii="Abadi" w:hAnsi="Abadi"/>
+        </w:rPr>
+        <w:t>Adam optimization algorithm</w:t>
+      </w:r>
+    </w:p>
+    <w:p>
+      <w:pPr>
+        <w:pStyle w:val="ListParagraph"/>
+        <w:numPr>
+          <w:ilvl w:val="3"/>
+          <w:numId w:val="5"/>
+        </w:numPr>
+        <w:rPr>
+          <w:rFonts w:ascii="Abadi" w:hAnsi="Abadi"/>
+        </w:rPr>
+      </w:pPr>
+      <w:r>
+        <w:rPr>
+          <w:rFonts w:ascii="Abadi" w:hAnsi="Abadi"/>
+        </w:rPr>
+        <w:t>Learning rate decay</w:t>
+      </w:r>
+    </w:p>
+    <w:p>
+      <w:pPr>
+        <w:pStyle w:val="ListParagraph"/>
+        <w:numPr>
+          <w:ilvl w:val="3"/>
+          <w:numId w:val="5"/>
+        </w:numPr>
+        <w:rPr>
+          <w:rFonts w:ascii="Abadi" w:hAnsi="Abadi"/>
+        </w:rPr>
+      </w:pPr>
+      <w:r>
+        <w:rPr>
+          <w:rFonts w:ascii="Abadi" w:hAnsi="Abadi"/>
+        </w:rPr>
+        <w:t>The problem of local optima</w:t>
+      </w:r>
+    </w:p>
+    <w:p>
+      <w:pPr>
+        <w:pStyle w:val="ListParagraph"/>
+        <w:numPr>
+          <w:ilvl w:val="3"/>
+          <w:numId w:val="5"/>
+        </w:numPr>
+        <w:rPr>
+          <w:rFonts w:ascii="Abadi" w:hAnsi="Abadi"/>
+        </w:rPr>
+      </w:pPr>
+      <w:proofErr w:type="spellStart"/>
+      <w:r>
+        <w:rPr>
+          <w:rFonts w:ascii="Abadi" w:hAnsi="Abadi"/>
+        </w:rPr>
+        <w:t>Yuanqing</w:t>
+      </w:r>
+      <w:proofErr w:type="spellEnd"/>
+      <w:r>
+        <w:rPr>
+          <w:rFonts w:ascii="Abadi" w:hAnsi="Abadi"/>
+        </w:rPr>
+        <w:t xml:space="preserve"> Lin interview</w:t>
+      </w:r>
+    </w:p>
+    <w:p>
+      <w:pPr>
+        <w:pStyle w:val="ListParagraph"/>
+        <w:numPr>
+          <w:ilvl w:val="3"/>
+          <w:numId w:val="5"/>
+        </w:numPr>
+        <w:rPr>
+          <w:rFonts w:ascii="Abadi" w:hAnsi="Abadi"/>
+        </w:rPr>
+      </w:pPr>
+      <w:r>
+        <w:rPr>
+          <w:rFonts w:ascii="Abadi" w:hAnsi="Abadi"/>
+        </w:rPr>
+        <w:t>Lab: Optimization methods</w:t>
       </w:r>
     </w:p>
     <w:p>
@@ -2844,188 +3904,255 @@
         <w:rPr>
           <w:rFonts w:ascii="Abadi" w:hAnsi="Abadi"/>
         </w:rPr>
-        <w:t>Week 4 – Deep neural networks</w:t>
-      </w:r>
-    </w:p>
-    <w:p>
-      <w:pPr>
-        <w:pStyle w:val="ListParagraph"/>
-        <w:numPr>
-          <w:ilvl w:val="3"/>
-          <w:numId w:val="5"/>
-        </w:numPr>
-        <w:rPr>
-          <w:rFonts w:ascii="Abadi" w:hAnsi="Abadi"/>
-        </w:rPr>
-      </w:pPr>
-      <w:r>
-        <w:rPr>
-          <w:rFonts w:ascii="Abadi" w:hAnsi="Abadi"/>
-        </w:rPr>
-        <w:t>Deep L-layer neural network</w:t>
-      </w:r>
-    </w:p>
-    <w:p>
-      <w:pPr>
-        <w:pStyle w:val="ListParagraph"/>
-        <w:numPr>
-          <w:ilvl w:val="3"/>
-          <w:numId w:val="5"/>
-        </w:numPr>
-        <w:rPr>
-          <w:rFonts w:ascii="Abadi" w:hAnsi="Abadi"/>
-        </w:rPr>
-      </w:pPr>
-      <w:r>
-        <w:rPr>
-          <w:rFonts w:ascii="Abadi" w:hAnsi="Abadi"/>
-        </w:rPr>
-        <w:t>Forward propagation in a deep network</w:t>
-      </w:r>
-    </w:p>
-    <w:p>
-      <w:pPr>
-        <w:pStyle w:val="ListParagraph"/>
-        <w:numPr>
-          <w:ilvl w:val="3"/>
-          <w:numId w:val="5"/>
-        </w:numPr>
-        <w:rPr>
-          <w:rFonts w:ascii="Abadi" w:hAnsi="Abadi"/>
-        </w:rPr>
-      </w:pPr>
-      <w:r>
-        <w:rPr>
-          <w:rFonts w:ascii="Abadi" w:hAnsi="Abadi"/>
-        </w:rPr>
-        <w:t>Getting your matrix dimensions right</w:t>
-      </w:r>
-    </w:p>
-    <w:p>
-      <w:pPr>
-        <w:pStyle w:val="ListParagraph"/>
-        <w:numPr>
-          <w:ilvl w:val="3"/>
-          <w:numId w:val="5"/>
-        </w:numPr>
-        <w:rPr>
-          <w:rFonts w:ascii="Abadi" w:hAnsi="Abadi"/>
-        </w:rPr>
-      </w:pPr>
-      <w:r>
-        <w:rPr>
-          <w:rFonts w:ascii="Abadi" w:hAnsi="Abadi"/>
-        </w:rPr>
-        <w:t>Why deep representations?</w:t>
-      </w:r>
-    </w:p>
-    <w:p>
-      <w:pPr>
-        <w:pStyle w:val="ListParagraph"/>
-        <w:numPr>
-          <w:ilvl w:val="3"/>
-          <w:numId w:val="5"/>
-        </w:numPr>
-        <w:rPr>
-          <w:rFonts w:ascii="Abadi" w:hAnsi="Abadi"/>
-        </w:rPr>
-      </w:pPr>
-      <w:r>
-        <w:rPr>
-          <w:rFonts w:ascii="Abadi" w:hAnsi="Abadi"/>
-        </w:rPr>
-        <w:t>Building blocks of deep neural networks</w:t>
-      </w:r>
-    </w:p>
-    <w:p>
-      <w:pPr>
-        <w:pStyle w:val="ListParagraph"/>
-        <w:numPr>
-          <w:ilvl w:val="3"/>
-          <w:numId w:val="5"/>
-        </w:numPr>
-        <w:rPr>
-          <w:rFonts w:ascii="Abadi" w:hAnsi="Abadi"/>
-        </w:rPr>
-      </w:pPr>
-      <w:r>
-        <w:rPr>
-          <w:rFonts w:ascii="Abadi" w:hAnsi="Abadi"/>
-        </w:rPr>
-        <w:t>Forward and backward propagation</w:t>
-      </w:r>
-    </w:p>
-    <w:p>
-      <w:pPr>
-        <w:pStyle w:val="ListParagraph"/>
-        <w:numPr>
-          <w:ilvl w:val="3"/>
-          <w:numId w:val="5"/>
-        </w:numPr>
-        <w:rPr>
-          <w:rFonts w:ascii="Abadi" w:hAnsi="Abadi"/>
-        </w:rPr>
-      </w:pPr>
-      <w:r>
-        <w:rPr>
-          <w:rFonts w:ascii="Abadi" w:hAnsi="Abadi"/>
-        </w:rPr>
-        <w:t>Parameters vs hyperparameters</w:t>
-      </w:r>
-    </w:p>
-    <w:p>
-      <w:pPr>
-        <w:pStyle w:val="ListParagraph"/>
-        <w:numPr>
-          <w:ilvl w:val="3"/>
-          <w:numId w:val="5"/>
-        </w:numPr>
-        <w:rPr>
-          <w:rFonts w:ascii="Abadi" w:hAnsi="Abadi"/>
-        </w:rPr>
-      </w:pPr>
-      <w:r>
-        <w:rPr>
-          <w:rFonts w:ascii="Abadi" w:hAnsi="Abadi"/>
-        </w:rPr>
-        <w:t>What does this have to do with the brain?</w:t>
-      </w:r>
-    </w:p>
-    <w:p>
-      <w:pPr>
-        <w:pStyle w:val="ListParagraph"/>
-        <w:numPr>
-          <w:ilvl w:val="3"/>
-          <w:numId w:val="5"/>
-        </w:numPr>
-        <w:rPr>
-          <w:rFonts w:ascii="Abadi" w:hAnsi="Abadi"/>
-        </w:rPr>
-      </w:pPr>
-      <w:r>
-        <w:rPr>
-          <w:rFonts w:ascii="Abadi" w:hAnsi="Abadi"/>
-        </w:rPr>
-        <w:t>Lab: Building your deep neural network step by step</w:t>
-      </w:r>
-    </w:p>
-    <w:p>
-      <w:pPr>
-        <w:pStyle w:val="ListParagraph"/>
-        <w:numPr>
-          <w:ilvl w:val="3"/>
-          <w:numId w:val="5"/>
-        </w:numPr>
-        <w:rPr>
-          <w:rFonts w:ascii="Abadi" w:hAnsi="Abadi"/>
-        </w:rPr>
-      </w:pPr>
-      <w:r>
-        <w:rPr>
-          <w:rFonts w:ascii="Abadi" w:hAnsi="Abadi"/>
-        </w:rPr>
-        <w:t>Lab: Deep neural network application</w:t>
-      </w:r>
+        <w:t>Week 3 – Hyperparameter tuning, batch normalization &amp; frameworks</w:t>
+      </w:r>
+    </w:p>
+    <w:p>
+      <w:pPr>
+        <w:pStyle w:val="ListParagraph"/>
+        <w:numPr>
+          <w:ilvl w:val="3"/>
+          <w:numId w:val="5"/>
+        </w:numPr>
+        <w:rPr>
+          <w:rFonts w:ascii="Abadi" w:hAnsi="Abadi"/>
+        </w:rPr>
+      </w:pPr>
+      <w:r>
+        <w:rPr>
+          <w:rFonts w:ascii="Abadi" w:hAnsi="Abadi"/>
+        </w:rPr>
+        <w:t>Tuning process</w:t>
+      </w:r>
+    </w:p>
+    <w:p>
+      <w:pPr>
+        <w:pStyle w:val="ListParagraph"/>
+        <w:numPr>
+          <w:ilvl w:val="3"/>
+          <w:numId w:val="5"/>
+        </w:numPr>
+        <w:rPr>
+          <w:rFonts w:ascii="Abadi" w:hAnsi="Abadi"/>
+        </w:rPr>
+      </w:pPr>
+      <w:r>
+        <w:rPr>
+          <w:rFonts w:ascii="Abadi" w:hAnsi="Abadi"/>
+        </w:rPr>
+        <w:t>Using an appropriate scale to pick hyperparameters</w:t>
+      </w:r>
+    </w:p>
+    <w:p>
+      <w:pPr>
+        <w:pStyle w:val="ListParagraph"/>
+        <w:numPr>
+          <w:ilvl w:val="3"/>
+          <w:numId w:val="5"/>
+        </w:numPr>
+        <w:rPr>
+          <w:rFonts w:ascii="Abadi" w:hAnsi="Abadi"/>
+        </w:rPr>
+      </w:pPr>
+      <w:r>
+        <w:rPr>
+          <w:rFonts w:ascii="Abadi" w:hAnsi="Abadi"/>
+        </w:rPr>
+        <w:t>Hyperparameter tuning in practice: pandas vs caviar</w:t>
+      </w:r>
+    </w:p>
+    <w:p>
+      <w:pPr>
+        <w:pStyle w:val="ListParagraph"/>
+        <w:numPr>
+          <w:ilvl w:val="3"/>
+          <w:numId w:val="5"/>
+        </w:numPr>
+        <w:rPr>
+          <w:rFonts w:ascii="Abadi" w:hAnsi="Abadi"/>
+        </w:rPr>
+      </w:pPr>
+      <w:r>
+        <w:rPr>
+          <w:rFonts w:ascii="Abadi" w:hAnsi="Abadi"/>
+        </w:rPr>
+        <w:t>Normalizing activations in a network</w:t>
+      </w:r>
+    </w:p>
+    <w:p>
+      <w:pPr>
+        <w:pStyle w:val="ListParagraph"/>
+        <w:numPr>
+          <w:ilvl w:val="3"/>
+          <w:numId w:val="5"/>
+        </w:numPr>
+        <w:rPr>
+          <w:rFonts w:ascii="Abadi" w:hAnsi="Abadi"/>
+        </w:rPr>
+      </w:pPr>
+      <w:r>
+        <w:rPr>
+          <w:rFonts w:ascii="Abadi" w:hAnsi="Abadi"/>
+        </w:rPr>
+        <w:t>Fitting batch norm into a neural network</w:t>
+      </w:r>
+    </w:p>
+    <w:p>
+      <w:pPr>
+        <w:pStyle w:val="ListParagraph"/>
+        <w:numPr>
+          <w:ilvl w:val="3"/>
+          <w:numId w:val="5"/>
+        </w:numPr>
+        <w:rPr>
+          <w:rFonts w:ascii="Abadi" w:hAnsi="Abadi"/>
+        </w:rPr>
+      </w:pPr>
+      <w:r>
+        <w:rPr>
+          <w:rFonts w:ascii="Abadi" w:hAnsi="Abadi"/>
+        </w:rPr>
+        <w:t>Why does batch norm work?</w:t>
+      </w:r>
+    </w:p>
+    <w:p>
+      <w:pPr>
+        <w:pStyle w:val="ListParagraph"/>
+        <w:numPr>
+          <w:ilvl w:val="3"/>
+          <w:numId w:val="5"/>
+        </w:numPr>
+        <w:rPr>
+          <w:rFonts w:ascii="Abadi" w:hAnsi="Abadi"/>
+        </w:rPr>
+      </w:pPr>
+      <w:r>
+        <w:rPr>
+          <w:rFonts w:ascii="Abadi" w:hAnsi="Abadi"/>
+        </w:rPr>
+        <w:t>Batch norm at test time</w:t>
+      </w:r>
+    </w:p>
+    <w:p>
+      <w:pPr>
+        <w:pStyle w:val="ListParagraph"/>
+        <w:numPr>
+          <w:ilvl w:val="3"/>
+          <w:numId w:val="5"/>
+        </w:numPr>
+        <w:rPr>
+          <w:rFonts w:ascii="Abadi" w:hAnsi="Abadi"/>
+        </w:rPr>
+      </w:pPr>
+      <w:proofErr w:type="spellStart"/>
+      <w:r>
+        <w:rPr>
+          <w:rFonts w:ascii="Abadi" w:hAnsi="Abadi"/>
+        </w:rPr>
+        <w:t>Softmax</w:t>
+      </w:r>
+      <w:proofErr w:type="spellEnd"/>
+      <w:r>
+        <w:rPr>
+          <w:rFonts w:ascii="Abadi" w:hAnsi="Abadi"/>
+        </w:rPr>
+        <w:t xml:space="preserve"> regression</w:t>
+      </w:r>
+    </w:p>
+    <w:p>
+      <w:pPr>
+        <w:pStyle w:val="ListParagraph"/>
+        <w:numPr>
+          <w:ilvl w:val="3"/>
+          <w:numId w:val="5"/>
+        </w:numPr>
+        <w:rPr>
+          <w:rFonts w:ascii="Abadi" w:hAnsi="Abadi"/>
+        </w:rPr>
+      </w:pPr>
+      <w:r>
+        <w:rPr>
+          <w:rFonts w:ascii="Abadi" w:hAnsi="Abadi"/>
+        </w:rPr>
+        <w:t xml:space="preserve">Training a </w:t>
+      </w:r>
+      <w:proofErr w:type="spellStart"/>
+      <w:r>
+        <w:rPr>
+          <w:rFonts w:ascii="Abadi" w:hAnsi="Abadi"/>
+        </w:rPr>
+        <w:t>softmax</w:t>
+      </w:r>
+      <w:proofErr w:type="spellEnd"/>
+      <w:r>
+        <w:rPr>
+          <w:rFonts w:ascii="Abadi" w:hAnsi="Abadi"/>
+        </w:rPr>
+        <w:t xml:space="preserve"> classifier</w:t>
+      </w:r>
+    </w:p>
+    <w:p>
+      <w:pPr>
+        <w:pStyle w:val="ListParagraph"/>
+        <w:numPr>
+          <w:ilvl w:val="3"/>
+          <w:numId w:val="5"/>
+        </w:numPr>
+        <w:rPr>
+          <w:rFonts w:ascii="Abadi" w:hAnsi="Abadi"/>
+        </w:rPr>
+      </w:pPr>
+      <w:r>
+        <w:rPr>
+          <w:rFonts w:ascii="Abadi" w:hAnsi="Abadi"/>
+        </w:rPr>
+        <w:t>Deep learning frameworks</w:t>
+      </w:r>
+    </w:p>
+    <w:p>
+      <w:pPr>
+        <w:pStyle w:val="ListParagraph"/>
+        <w:numPr>
+          <w:ilvl w:val="3"/>
+          <w:numId w:val="5"/>
+        </w:numPr>
+        <w:rPr>
+          <w:rFonts w:ascii="Abadi" w:hAnsi="Abadi"/>
+        </w:rPr>
+      </w:pPr>
+      <w:r>
+        <w:rPr>
+          <w:rFonts w:ascii="Abadi" w:hAnsi="Abadi"/>
+        </w:rPr>
+        <w:t>TensorFlow</w:t>
+      </w:r>
+    </w:p>
+    <w:p>
+      <w:pPr>
+        <w:pStyle w:val="ListParagraph"/>
+        <w:numPr>
+          <w:ilvl w:val="3"/>
+          <w:numId w:val="5"/>
+        </w:numPr>
+        <w:rPr>
+          <w:rFonts w:ascii="Abadi" w:hAnsi="Abadi"/>
+        </w:rPr>
+      </w:pPr>
+      <w:r>
+        <w:rPr>
+          <w:rFonts w:ascii="Abadi" w:hAnsi="Abadi"/>
+        </w:rPr>
+        <w:t>Lab: TensorFlow introduction</w:t>
+      </w:r>
+    </w:p>
+    <w:p>
+      <w:pPr>
+        <w:pStyle w:val="ListParagraph"/>
+        <w:ind w:left="2160"/>
+        <w:rPr>
+          <w:rFonts w:ascii="Abadi" w:hAnsi="Abadi"/>
+        </w:rPr>
+      </w:pPr>
     </w:p>
     <w:p>
       <w:pPr>
@@ -3042,7 +4169,7 @@
         <w:rPr>
           <w:rFonts w:ascii="Abadi" w:hAnsi="Abadi"/>
         </w:rPr>
-        <w:t>Improving Deep Neural Networks: Hyperparameter tuning, Regularization and Optimization</w:t>
+        <w:t>Structuring Machine Learning Projects</w:t>
       </w:r>
     </w:p>
     <w:p>
@@ -3060,331 +4187,309 @@
         <w:rPr>
           <w:rFonts w:ascii="Abadi" w:hAnsi="Abadi"/>
         </w:rPr>
-        <w:t>Week 1 – Practical aspects of deep learning</w:t>
-      </w:r>
-    </w:p>
-    <w:p>
-      <w:pPr>
-        <w:pStyle w:val="ListParagraph"/>
-        <w:numPr>
-          <w:ilvl w:val="3"/>
-          <w:numId w:val="5"/>
-        </w:numPr>
-        <w:rPr>
-          <w:rFonts w:ascii="Abadi" w:hAnsi="Abadi"/>
-        </w:rPr>
-      </w:pPr>
-      <w:r>
-        <w:rPr>
-          <w:rFonts w:ascii="Abadi" w:hAnsi="Abadi"/>
-        </w:rPr>
-        <w:t>Train/dev/test sets</w:t>
-      </w:r>
-    </w:p>
-    <w:p>
-      <w:pPr>
-        <w:pStyle w:val="ListParagraph"/>
-        <w:numPr>
-          <w:ilvl w:val="3"/>
-          <w:numId w:val="5"/>
-        </w:numPr>
-        <w:rPr>
-          <w:rFonts w:ascii="Abadi" w:hAnsi="Abadi"/>
-        </w:rPr>
-      </w:pPr>
-      <w:r>
-        <w:rPr>
-          <w:rFonts w:ascii="Abadi" w:hAnsi="Abadi"/>
-        </w:rPr>
-        <w:t>Bias/variance</w:t>
-      </w:r>
-    </w:p>
-    <w:p>
-      <w:pPr>
-        <w:pStyle w:val="ListParagraph"/>
-        <w:numPr>
-          <w:ilvl w:val="3"/>
-          <w:numId w:val="5"/>
-        </w:numPr>
-        <w:rPr>
-          <w:rFonts w:ascii="Abadi" w:hAnsi="Abadi"/>
-        </w:rPr>
-      </w:pPr>
-      <w:r>
-        <w:rPr>
-          <w:rFonts w:ascii="Abadi" w:hAnsi="Abadi"/>
-        </w:rPr>
-        <w:t>Basic recipe for machine learning</w:t>
-      </w:r>
-    </w:p>
-    <w:p>
-      <w:pPr>
-        <w:pStyle w:val="ListParagraph"/>
-        <w:numPr>
-          <w:ilvl w:val="3"/>
-          <w:numId w:val="5"/>
-        </w:numPr>
-        <w:rPr>
-          <w:rFonts w:ascii="Abadi" w:hAnsi="Abadi"/>
-        </w:rPr>
-      </w:pPr>
-      <w:r>
-        <w:rPr>
-          <w:rFonts w:ascii="Abadi" w:hAnsi="Abadi"/>
-        </w:rPr>
-        <w:t>Regularization</w:t>
-      </w:r>
-    </w:p>
-    <w:p>
-      <w:pPr>
-        <w:pStyle w:val="ListParagraph"/>
-        <w:numPr>
-          <w:ilvl w:val="3"/>
-          <w:numId w:val="5"/>
-        </w:numPr>
-        <w:rPr>
-          <w:rFonts w:ascii="Abadi" w:hAnsi="Abadi"/>
-        </w:rPr>
-      </w:pPr>
-      <w:r>
-        <w:rPr>
-          <w:rFonts w:ascii="Abadi" w:hAnsi="Abadi"/>
-        </w:rPr>
-        <w:t>Why regularization reduces overfitting?</w:t>
-      </w:r>
-    </w:p>
-    <w:p>
-      <w:pPr>
-        <w:pStyle w:val="ListParagraph"/>
-        <w:numPr>
-          <w:ilvl w:val="3"/>
-          <w:numId w:val="5"/>
-        </w:numPr>
-        <w:rPr>
-          <w:rFonts w:ascii="Abadi" w:hAnsi="Abadi"/>
-        </w:rPr>
-      </w:pPr>
-      <w:r>
-        <w:rPr>
-          <w:rFonts w:ascii="Abadi" w:hAnsi="Abadi"/>
-        </w:rPr>
-        <w:t>Dropout regularization</w:t>
-      </w:r>
-    </w:p>
-    <w:p>
-      <w:pPr>
-        <w:pStyle w:val="ListParagraph"/>
-        <w:numPr>
-          <w:ilvl w:val="3"/>
-          <w:numId w:val="5"/>
-        </w:numPr>
-        <w:rPr>
-          <w:rFonts w:ascii="Abadi" w:hAnsi="Abadi"/>
-        </w:rPr>
-      </w:pPr>
-      <w:r>
-        <w:rPr>
-          <w:rFonts w:ascii="Abadi" w:hAnsi="Abadi"/>
-        </w:rPr>
-        <w:t>Understanding dropout</w:t>
-      </w:r>
-    </w:p>
-    <w:p>
-      <w:pPr>
-        <w:pStyle w:val="ListParagraph"/>
-        <w:numPr>
-          <w:ilvl w:val="3"/>
-          <w:numId w:val="5"/>
-        </w:numPr>
-        <w:rPr>
-          <w:rFonts w:ascii="Abadi" w:hAnsi="Abadi"/>
-        </w:rPr>
-      </w:pPr>
-      <w:r>
-        <w:rPr>
-          <w:rFonts w:ascii="Abadi" w:hAnsi="Abadi"/>
-        </w:rPr>
-        <w:t>Other regularization methods</w:t>
-      </w:r>
-    </w:p>
-    <w:p>
-      <w:pPr>
-        <w:pStyle w:val="ListParagraph"/>
-        <w:numPr>
-          <w:ilvl w:val="3"/>
-          <w:numId w:val="5"/>
-        </w:numPr>
-        <w:rPr>
-          <w:rFonts w:ascii="Abadi" w:hAnsi="Abadi"/>
-        </w:rPr>
-      </w:pPr>
-      <w:r>
-        <w:rPr>
-          <w:rFonts w:ascii="Abadi" w:hAnsi="Abadi"/>
-        </w:rPr>
-        <w:t>Normalizing inputs</w:t>
-      </w:r>
-    </w:p>
-    <w:p>
-      <w:pPr>
-        <w:pStyle w:val="ListParagraph"/>
-        <w:numPr>
-          <w:ilvl w:val="3"/>
-          <w:numId w:val="5"/>
-        </w:numPr>
-        <w:rPr>
-          <w:rFonts w:ascii="Abadi" w:hAnsi="Abadi"/>
-        </w:rPr>
-      </w:pPr>
-      <w:r>
-        <w:rPr>
-          <w:rFonts w:ascii="Abadi" w:hAnsi="Abadi"/>
-        </w:rPr>
-        <w:t>Vanishing/exploding gradients</w:t>
-      </w:r>
-    </w:p>
-    <w:p>
-      <w:pPr>
-        <w:pStyle w:val="ListParagraph"/>
-        <w:numPr>
-          <w:ilvl w:val="3"/>
-          <w:numId w:val="5"/>
-        </w:numPr>
-        <w:rPr>
-          <w:rFonts w:ascii="Abadi" w:hAnsi="Abadi"/>
-        </w:rPr>
-      </w:pPr>
-      <w:r>
-        <w:rPr>
-          <w:rFonts w:ascii="Abadi" w:hAnsi="Abadi"/>
-        </w:rPr>
-        <w:t>Weight initialization for deep networks</w:t>
-      </w:r>
-    </w:p>
-    <w:p>
-      <w:pPr>
-        <w:pStyle w:val="ListParagraph"/>
-        <w:numPr>
-          <w:ilvl w:val="3"/>
-          <w:numId w:val="5"/>
-        </w:numPr>
-        <w:rPr>
-          <w:rFonts w:ascii="Abadi" w:hAnsi="Abadi"/>
-        </w:rPr>
-      </w:pPr>
-      <w:r>
-        <w:rPr>
-          <w:rFonts w:ascii="Abadi" w:hAnsi="Abadi"/>
-        </w:rPr>
-        <w:t>Numerical approximation of gradients</w:t>
-      </w:r>
-    </w:p>
-    <w:p>
-      <w:pPr>
-        <w:pStyle w:val="ListParagraph"/>
-        <w:numPr>
-          <w:ilvl w:val="3"/>
-          <w:numId w:val="5"/>
-        </w:numPr>
-        <w:rPr>
-          <w:rFonts w:ascii="Abadi" w:hAnsi="Abadi"/>
-        </w:rPr>
-      </w:pPr>
-      <w:r>
-        <w:rPr>
-          <w:rFonts w:ascii="Abadi" w:hAnsi="Abadi"/>
-        </w:rPr>
-        <w:t>Gradient checking</w:t>
-      </w:r>
-    </w:p>
-    <w:p>
-      <w:pPr>
-        <w:pStyle w:val="ListParagraph"/>
-        <w:numPr>
-          <w:ilvl w:val="3"/>
-          <w:numId w:val="5"/>
-        </w:numPr>
-        <w:rPr>
-          <w:rFonts w:ascii="Abadi" w:hAnsi="Abadi"/>
-        </w:rPr>
-      </w:pPr>
-      <w:r>
-        <w:rPr>
-          <w:rFonts w:ascii="Abadi" w:hAnsi="Abadi"/>
-        </w:rPr>
-        <w:t>Gradient checking implementation notes</w:t>
-      </w:r>
-    </w:p>
-    <w:p>
-      <w:pPr>
-        <w:pStyle w:val="ListParagraph"/>
-        <w:numPr>
-          <w:ilvl w:val="3"/>
-          <w:numId w:val="5"/>
-        </w:numPr>
-        <w:rPr>
-          <w:rFonts w:ascii="Abadi" w:hAnsi="Abadi"/>
-        </w:rPr>
-      </w:pPr>
-      <w:r>
-        <w:rPr>
-          <w:rFonts w:ascii="Abadi" w:hAnsi="Abadi"/>
-        </w:rPr>
-        <w:t>Yoshua Bengio interview</w:t>
-      </w:r>
-    </w:p>
-    <w:p>
-      <w:pPr>
-        <w:pStyle w:val="ListParagraph"/>
-        <w:numPr>
-          <w:ilvl w:val="3"/>
-          <w:numId w:val="5"/>
-        </w:numPr>
-        <w:rPr>
-          <w:rFonts w:ascii="Abadi" w:hAnsi="Abadi"/>
-        </w:rPr>
-      </w:pPr>
-      <w:r>
-        <w:rPr>
-          <w:rFonts w:ascii="Abadi" w:hAnsi="Abadi"/>
-        </w:rPr>
-        <w:t>Lab: Initialization</w:t>
-      </w:r>
-    </w:p>
-    <w:p>
-      <w:pPr>
-        <w:pStyle w:val="ListParagraph"/>
-        <w:numPr>
-          <w:ilvl w:val="3"/>
-          <w:numId w:val="5"/>
-        </w:numPr>
-        <w:rPr>
-          <w:rFonts w:ascii="Abadi" w:hAnsi="Abadi"/>
-        </w:rPr>
-      </w:pPr>
-      <w:r>
-        <w:rPr>
-          <w:rFonts w:ascii="Abadi" w:hAnsi="Abadi"/>
-        </w:rPr>
-        <w:t>Lab: Regularization</w:t>
-      </w:r>
-    </w:p>
-    <w:p>
-      <w:pPr>
-        <w:pStyle w:val="ListParagraph"/>
-        <w:numPr>
-          <w:ilvl w:val="3"/>
-          <w:numId w:val="5"/>
-        </w:numPr>
-        <w:rPr>
-          <w:rFonts w:ascii="Abadi" w:hAnsi="Abadi"/>
-        </w:rPr>
-      </w:pPr>
-      <w:r>
-        <w:rPr>
-          <w:rFonts w:ascii="Abadi" w:hAnsi="Abadi"/>
-        </w:rPr>
-        <w:t>Lab: Gradient checking</w:t>
+        <w:t>Week 1 – ML strategy (1)</w:t>
+      </w:r>
+    </w:p>
+    <w:p>
+      <w:pPr>
+        <w:pStyle w:val="ListParagraph"/>
+        <w:numPr>
+          <w:ilvl w:val="3"/>
+          <w:numId w:val="5"/>
+        </w:numPr>
+        <w:rPr>
+          <w:rFonts w:ascii="Abadi" w:hAnsi="Abadi"/>
+        </w:rPr>
+      </w:pPr>
+      <w:r>
+        <w:rPr>
+          <w:rFonts w:ascii="Abadi" w:hAnsi="Abadi"/>
+        </w:rPr>
+        <w:t>Why ML strategy</w:t>
+      </w:r>
+    </w:p>
+    <w:p>
+      <w:pPr>
+        <w:pStyle w:val="ListParagraph"/>
+        <w:numPr>
+          <w:ilvl w:val="3"/>
+          <w:numId w:val="5"/>
+        </w:numPr>
+        <w:rPr>
+          <w:rFonts w:ascii="Abadi" w:hAnsi="Abadi"/>
+        </w:rPr>
+      </w:pPr>
+      <w:r>
+        <w:rPr>
+          <w:rFonts w:ascii="Abadi" w:hAnsi="Abadi"/>
+        </w:rPr>
+        <w:t>Orthogonalization</w:t>
+      </w:r>
+    </w:p>
+    <w:p>
+      <w:pPr>
+        <w:pStyle w:val="ListParagraph"/>
+        <w:numPr>
+          <w:ilvl w:val="3"/>
+          <w:numId w:val="5"/>
+        </w:numPr>
+        <w:rPr>
+          <w:rFonts w:ascii="Abadi" w:hAnsi="Abadi"/>
+        </w:rPr>
+      </w:pPr>
+      <w:r>
+        <w:rPr>
+          <w:rFonts w:ascii="Abadi" w:hAnsi="Abadi"/>
+        </w:rPr>
+        <w:t>Single number evaluation metric</w:t>
+      </w:r>
+    </w:p>
+    <w:p>
+      <w:pPr>
+        <w:pStyle w:val="ListParagraph"/>
+        <w:numPr>
+          <w:ilvl w:val="3"/>
+          <w:numId w:val="5"/>
+        </w:numPr>
+        <w:rPr>
+          <w:rFonts w:ascii="Abadi" w:hAnsi="Abadi"/>
+        </w:rPr>
+      </w:pPr>
+      <w:r>
+        <w:rPr>
+          <w:rFonts w:ascii="Abadi" w:hAnsi="Abadi"/>
+        </w:rPr>
+        <w:t>Satisficing and optimizing metric</w:t>
+      </w:r>
+    </w:p>
+    <w:p>
+      <w:pPr>
+        <w:pStyle w:val="ListParagraph"/>
+        <w:numPr>
+          <w:ilvl w:val="3"/>
+          <w:numId w:val="5"/>
+        </w:numPr>
+        <w:rPr>
+          <w:rFonts w:ascii="Abadi" w:hAnsi="Abadi"/>
+        </w:rPr>
+      </w:pPr>
+      <w:r>
+        <w:rPr>
+          <w:rFonts w:ascii="Abadi" w:hAnsi="Abadi"/>
+        </w:rPr>
+        <w:t>Train/dev/test distributions</w:t>
+      </w:r>
+    </w:p>
+    <w:p>
+      <w:pPr>
+        <w:pStyle w:val="ListParagraph"/>
+        <w:numPr>
+          <w:ilvl w:val="3"/>
+          <w:numId w:val="5"/>
+        </w:numPr>
+        <w:rPr>
+          <w:rFonts w:ascii="Abadi" w:hAnsi="Abadi"/>
+        </w:rPr>
+      </w:pPr>
+      <w:r>
+        <w:rPr>
+          <w:rFonts w:ascii="Abadi" w:hAnsi="Abadi"/>
+        </w:rPr>
+        <w:t>Size of the dev and test sets</w:t>
+      </w:r>
+    </w:p>
+    <w:p>
+      <w:pPr>
+        <w:pStyle w:val="ListParagraph"/>
+        <w:numPr>
+          <w:ilvl w:val="3"/>
+          <w:numId w:val="5"/>
+        </w:numPr>
+        <w:rPr>
+          <w:rFonts w:ascii="Abadi" w:hAnsi="Abadi"/>
+        </w:rPr>
+      </w:pPr>
+      <w:r>
+        <w:rPr>
+          <w:rFonts w:ascii="Abadi" w:hAnsi="Abadi"/>
+        </w:rPr>
+        <w:t>When to change dev/test sets and metrics?</w:t>
+      </w:r>
+    </w:p>
+    <w:p>
+      <w:pPr>
+        <w:pStyle w:val="ListParagraph"/>
+        <w:numPr>
+          <w:ilvl w:val="3"/>
+          <w:numId w:val="5"/>
+        </w:numPr>
+        <w:rPr>
+          <w:rFonts w:ascii="Abadi" w:hAnsi="Abadi"/>
+        </w:rPr>
+      </w:pPr>
+      <w:r>
+        <w:rPr>
+          <w:rFonts w:ascii="Abadi" w:hAnsi="Abadi"/>
+        </w:rPr>
+        <w:t>Why human-level performance?</w:t>
+      </w:r>
+    </w:p>
+    <w:p>
+      <w:pPr>
+        <w:pStyle w:val="ListParagraph"/>
+        <w:numPr>
+          <w:ilvl w:val="3"/>
+          <w:numId w:val="5"/>
+        </w:numPr>
+        <w:rPr>
+          <w:rFonts w:ascii="Abadi" w:hAnsi="Abadi"/>
+        </w:rPr>
+      </w:pPr>
+      <w:r>
+        <w:rPr>
+          <w:rFonts w:ascii="Abadi" w:hAnsi="Abadi"/>
+        </w:rPr>
+        <w:t>Avoidable bias</w:t>
+      </w:r>
+    </w:p>
+    <w:p>
+      <w:pPr>
+        <w:pStyle w:val="ListParagraph"/>
+        <w:numPr>
+          <w:ilvl w:val="3"/>
+          <w:numId w:val="5"/>
+        </w:numPr>
+        <w:rPr>
+          <w:rFonts w:ascii="Abadi" w:hAnsi="Abadi"/>
+        </w:rPr>
+      </w:pPr>
+      <w:r>
+        <w:rPr>
+          <w:rFonts w:ascii="Abadi" w:hAnsi="Abadi"/>
+        </w:rPr>
+        <w:t>Understanding human-level performance</w:t>
+      </w:r>
+    </w:p>
+    <w:p>
+      <w:pPr>
+        <w:pStyle w:val="ListParagraph"/>
+        <w:numPr>
+          <w:ilvl w:val="3"/>
+          <w:numId w:val="5"/>
+        </w:numPr>
+        <w:rPr>
+          <w:rFonts w:ascii="Abadi" w:hAnsi="Abadi"/>
+        </w:rPr>
+      </w:pPr>
+      <w:r>
+        <w:rPr>
+          <w:rFonts w:ascii="Abadi" w:hAnsi="Abadi"/>
+        </w:rPr>
+        <w:t>Surpassing human-level performance</w:t>
+      </w:r>
+    </w:p>
+    <w:p>
+      <w:pPr>
+        <w:pStyle w:val="ListParagraph"/>
+        <w:numPr>
+          <w:ilvl w:val="3"/>
+          <w:numId w:val="5"/>
+        </w:numPr>
+        <w:rPr>
+          <w:rFonts w:ascii="Abadi" w:hAnsi="Abadi"/>
+        </w:rPr>
+      </w:pPr>
+      <w:r>
+        <w:rPr>
+          <w:rFonts w:ascii="Abadi" w:hAnsi="Abadi"/>
+        </w:rPr>
+        <w:t>Improving your model performance</w:t>
+      </w:r>
+    </w:p>
+    <w:p>
+      <w:pPr>
+        <w:pStyle w:val="ListParagraph"/>
+        <w:numPr>
+          <w:ilvl w:val="3"/>
+          <w:numId w:val="5"/>
+        </w:numPr>
+        <w:rPr>
+          <w:rFonts w:ascii="Abadi" w:hAnsi="Abadi"/>
+        </w:rPr>
+      </w:pPr>
+      <w:r>
+        <w:rPr>
+          <w:rFonts w:ascii="Abadi" w:hAnsi="Abadi"/>
+        </w:rPr>
+        <w:t>Andrej Karpathy interview</w:t>
+      </w:r>
+    </w:p>
+    <w:p>
+      <w:pPr>
+        <w:pStyle w:val="ListParagraph"/>
+        <w:numPr>
+          <w:ilvl w:val="3"/>
+          <w:numId w:val="5"/>
+        </w:numPr>
+        <w:rPr>
+          <w:rFonts w:ascii="Abadi" w:hAnsi="Abadi"/>
+        </w:rPr>
+      </w:pPr>
+      <w:r>
+        <w:rPr>
+          <w:rFonts w:ascii="Abadi" w:hAnsi="Abadi"/>
+        </w:rPr>
+        <w:t>Reading: Lecture notes W1</w:t>
+      </w:r>
+    </w:p>
+    <w:p>
+      <w:pPr>
+        <w:pStyle w:val="ListParagraph"/>
+        <w:numPr>
+          <w:ilvl w:val="3"/>
+          <w:numId w:val="5"/>
+        </w:numPr>
+        <w:rPr>
+          <w:rFonts w:ascii="Abadi" w:hAnsi="Abadi"/>
+        </w:rPr>
+      </w:pPr>
+      <w:r>
+        <w:rPr>
+          <w:rFonts w:ascii="Abadi" w:hAnsi="Abadi"/>
+        </w:rPr>
+        <w:t>Reading: Machine learning flight simulator (intro to quizzes)</w:t>
+      </w:r>
+    </w:p>
+    <w:p>
+      <w:pPr>
+        <w:pStyle w:val="ListParagraph"/>
+        <w:numPr>
+          <w:ilvl w:val="3"/>
+          <w:numId w:val="5"/>
+        </w:numPr>
+        <w:rPr>
+          <w:rFonts w:ascii="Abadi" w:hAnsi="Abadi"/>
+        </w:rPr>
+      </w:pPr>
+      <w:r>
+        <w:rPr>
+          <w:rFonts w:ascii="Abadi" w:hAnsi="Abadi"/>
+        </w:rPr>
+        <w:t xml:space="preserve">Assignment: Bird recognition in the city of </w:t>
+      </w:r>
+      <w:proofErr w:type="spellStart"/>
+      <w:r>
+        <w:rPr>
+          <w:rFonts w:ascii="Abadi" w:hAnsi="Abadi"/>
+        </w:rPr>
+        <w:t>Peacetopia</w:t>
+      </w:r>
+      <w:proofErr w:type="spellEnd"/>
+      <w:r>
+        <w:rPr>
+          <w:rFonts w:ascii="Abadi" w:hAnsi="Abadi"/>
+        </w:rPr>
+        <w:t xml:space="preserve"> (quiz case study)</w:t>
       </w:r>
     </w:p>
     <w:p>
@@ -3402,169 +4507,75 @@
         <w:rPr>
           <w:rFonts w:ascii="Abadi" w:hAnsi="Abadi"/>
         </w:rPr>
-        <w:t>Week 2 – Optimization algorithms</w:t>
-      </w:r>
-    </w:p>
-    <w:p>
-      <w:pPr>
-        <w:pStyle w:val="ListParagraph"/>
-        <w:numPr>
-          <w:ilvl w:val="3"/>
-          <w:numId w:val="5"/>
-        </w:numPr>
-        <w:rPr>
-          <w:rFonts w:ascii="Abadi" w:hAnsi="Abadi"/>
-        </w:rPr>
-      </w:pPr>
-      <w:r>
-        <w:rPr>
-          <w:rFonts w:ascii="Abadi" w:hAnsi="Abadi"/>
-        </w:rPr>
-        <w:t>Mini-batch gradient descent</w:t>
-      </w:r>
-    </w:p>
-    <w:p>
-      <w:pPr>
-        <w:pStyle w:val="ListParagraph"/>
-        <w:numPr>
-          <w:ilvl w:val="3"/>
-          <w:numId w:val="5"/>
-        </w:numPr>
-        <w:rPr>
-          <w:rFonts w:ascii="Abadi" w:hAnsi="Abadi"/>
-        </w:rPr>
-      </w:pPr>
-      <w:r>
-        <w:rPr>
-          <w:rFonts w:ascii="Abadi" w:hAnsi="Abadi"/>
-        </w:rPr>
-        <w:t>Understanding mini-batch gradient descent</w:t>
-      </w:r>
-    </w:p>
-    <w:p>
-      <w:pPr>
-        <w:pStyle w:val="ListParagraph"/>
-        <w:numPr>
-          <w:ilvl w:val="3"/>
-          <w:numId w:val="5"/>
-        </w:numPr>
-        <w:rPr>
-          <w:rFonts w:ascii="Abadi" w:hAnsi="Abadi"/>
-        </w:rPr>
-      </w:pPr>
-      <w:r>
-        <w:rPr>
-          <w:rFonts w:ascii="Abadi" w:hAnsi="Abadi"/>
-        </w:rPr>
-        <w:t>Exponentially weighted averages</w:t>
-      </w:r>
-    </w:p>
-    <w:p>
-      <w:pPr>
-        <w:pStyle w:val="ListParagraph"/>
-        <w:numPr>
-          <w:ilvl w:val="3"/>
-          <w:numId w:val="5"/>
-        </w:numPr>
-        <w:rPr>
-          <w:rFonts w:ascii="Abadi" w:hAnsi="Abadi"/>
-        </w:rPr>
-      </w:pPr>
-      <w:r>
-        <w:rPr>
-          <w:rFonts w:ascii="Abadi" w:hAnsi="Abadi"/>
-        </w:rPr>
-        <w:t>Understanding exponentially weighted averages</w:t>
-      </w:r>
-    </w:p>
-    <w:p>
-      <w:pPr>
-        <w:pStyle w:val="ListParagraph"/>
-        <w:numPr>
-          <w:ilvl w:val="3"/>
-          <w:numId w:val="5"/>
-        </w:numPr>
-        <w:rPr>
-          <w:rFonts w:ascii="Abadi" w:hAnsi="Abadi"/>
-        </w:rPr>
-      </w:pPr>
-      <w:r>
-        <w:rPr>
-          <w:rFonts w:ascii="Abadi" w:hAnsi="Abadi"/>
-        </w:rPr>
-        <w:t>Bias correction in exponentially weighted averages</w:t>
-      </w:r>
-    </w:p>
-    <w:p>
-      <w:pPr>
-        <w:pStyle w:val="ListParagraph"/>
-        <w:numPr>
-          <w:ilvl w:val="3"/>
-          <w:numId w:val="5"/>
-        </w:numPr>
-        <w:rPr>
-          <w:rFonts w:ascii="Abadi" w:hAnsi="Abadi"/>
-        </w:rPr>
-      </w:pPr>
-      <w:r>
-        <w:rPr>
-          <w:rFonts w:ascii="Abadi" w:hAnsi="Abadi"/>
-        </w:rPr>
-        <w:t>Gradient descent with momentum</w:t>
-      </w:r>
-    </w:p>
-    <w:p>
-      <w:pPr>
-        <w:pStyle w:val="ListParagraph"/>
-        <w:numPr>
-          <w:ilvl w:val="3"/>
-          <w:numId w:val="5"/>
-        </w:numPr>
-        <w:rPr>
-          <w:rFonts w:ascii="Abadi" w:hAnsi="Abadi"/>
-        </w:rPr>
-      </w:pPr>
-      <w:r>
-        <w:rPr>
-          <w:rFonts w:ascii="Abadi" w:hAnsi="Abadi"/>
-        </w:rPr>
-        <w:t>RMSprop</w:t>
-      </w:r>
-    </w:p>
-    <w:p>
-      <w:pPr>
-        <w:pStyle w:val="ListParagraph"/>
-        <w:numPr>
-          <w:ilvl w:val="3"/>
-          <w:numId w:val="5"/>
-        </w:numPr>
-        <w:rPr>
-          <w:rFonts w:ascii="Abadi" w:hAnsi="Abadi"/>
-        </w:rPr>
-      </w:pPr>
-      <w:r>
-        <w:rPr>
-          <w:rFonts w:ascii="Abadi" w:hAnsi="Abadi"/>
-        </w:rPr>
-        <w:t>Adam optimization algorithm</w:t>
-      </w:r>
-    </w:p>
-    <w:p>
-      <w:pPr>
-        <w:pStyle w:val="ListParagraph"/>
-        <w:numPr>
-          <w:ilvl w:val="3"/>
-          <w:numId w:val="5"/>
-        </w:numPr>
-        <w:rPr>
-          <w:rFonts w:ascii="Abadi" w:hAnsi="Abadi"/>
-        </w:rPr>
-      </w:pPr>
-      <w:r>
-        <w:rPr>
-          <w:rFonts w:ascii="Abadi" w:hAnsi="Abadi"/>
-        </w:rPr>
-        <w:t>Learning rate decay</w:t>
+        <w:t>Week 2 – ML strategy (2)</w:t>
+      </w:r>
+    </w:p>
+    <w:p>
+      <w:pPr>
+        <w:pStyle w:val="ListParagraph"/>
+        <w:numPr>
+          <w:ilvl w:val="3"/>
+          <w:numId w:val="5"/>
+        </w:numPr>
+        <w:rPr>
+          <w:rFonts w:ascii="Abadi" w:hAnsi="Abadi"/>
+        </w:rPr>
+      </w:pPr>
+      <w:r>
+        <w:rPr>
+          <w:rFonts w:ascii="Abadi" w:hAnsi="Abadi"/>
+        </w:rPr>
+        <w:t>Carrying out error analysis</w:t>
+      </w:r>
+    </w:p>
+    <w:p>
+      <w:pPr>
+        <w:pStyle w:val="ListParagraph"/>
+        <w:numPr>
+          <w:ilvl w:val="3"/>
+          <w:numId w:val="5"/>
+        </w:numPr>
+        <w:rPr>
+          <w:rFonts w:ascii="Abadi" w:hAnsi="Abadi"/>
+        </w:rPr>
+      </w:pPr>
+      <w:r>
+        <w:rPr>
+          <w:rFonts w:ascii="Abadi" w:hAnsi="Abadi"/>
+        </w:rPr>
+        <w:t xml:space="preserve">Cleaning up incorrectly </w:t>
+      </w:r>
+      <w:proofErr w:type="spellStart"/>
+      <w:r>
+        <w:rPr>
+          <w:rFonts w:ascii="Abadi" w:hAnsi="Abadi"/>
+        </w:rPr>
+        <w:t>labeled</w:t>
+      </w:r>
+      <w:proofErr w:type="spellEnd"/>
+      <w:r>
+        <w:rPr>
+          <w:rFonts w:ascii="Abadi" w:hAnsi="Abadi"/>
+        </w:rPr>
+        <w:t xml:space="preserve"> data</w:t>
+      </w:r>
+    </w:p>
+    <w:p>
+      <w:pPr>
+        <w:pStyle w:val="ListParagraph"/>
+        <w:numPr>
+          <w:ilvl w:val="3"/>
+          <w:numId w:val="5"/>
+        </w:numPr>
+        <w:rPr>
+          <w:rFonts w:ascii="Abadi" w:hAnsi="Abadi"/>
+        </w:rPr>
+      </w:pPr>
+      <w:r>
+        <w:rPr>
+          <w:rFonts w:ascii="Abadi" w:hAnsi="Abadi"/>
+        </w:rPr>
+        <w:t>Build your first system quickly, then iterate</w:t>
       </w:r>
     </w:p>
     <w:p>
@@ -3583,43 +4594,187 @@
           <w:rFonts w:ascii="Abadi" w:hAnsi="Abadi"/>
         </w:rPr>
         <w:lastRenderedPageBreak/>
-        <w:t>The problem of local optima</w:t>
-      </w:r>
-    </w:p>
-    <w:p>
-      <w:pPr>
-        <w:pStyle w:val="ListParagraph"/>
-        <w:numPr>
-          <w:ilvl w:val="3"/>
-          <w:numId w:val="5"/>
-        </w:numPr>
-        <w:rPr>
-          <w:rFonts w:ascii="Abadi" w:hAnsi="Abadi"/>
-        </w:rPr>
-      </w:pPr>
-      <w:r>
-        <w:rPr>
-          <w:rFonts w:ascii="Abadi" w:hAnsi="Abadi"/>
-        </w:rPr>
-        <w:t>Yuanqing Lin interview</w:t>
-      </w:r>
-    </w:p>
-    <w:p>
-      <w:pPr>
-        <w:pStyle w:val="ListParagraph"/>
-        <w:numPr>
-          <w:ilvl w:val="3"/>
-          <w:numId w:val="5"/>
-        </w:numPr>
-        <w:rPr>
-          <w:rFonts w:ascii="Abadi" w:hAnsi="Abadi"/>
-        </w:rPr>
-      </w:pPr>
-      <w:r>
-        <w:rPr>
-          <w:rFonts w:ascii="Abadi" w:hAnsi="Abadi"/>
-        </w:rPr>
-        <w:t>Lab: Optimization methods</w:t>
+        <w:t>Training and testing on different distributions</w:t>
+      </w:r>
+    </w:p>
+    <w:p>
+      <w:pPr>
+        <w:pStyle w:val="ListParagraph"/>
+        <w:numPr>
+          <w:ilvl w:val="3"/>
+          <w:numId w:val="5"/>
+        </w:numPr>
+        <w:rPr>
+          <w:rFonts w:ascii="Abadi" w:hAnsi="Abadi"/>
+        </w:rPr>
+      </w:pPr>
+      <w:r>
+        <w:rPr>
+          <w:rFonts w:ascii="Abadi" w:hAnsi="Abadi"/>
+        </w:rPr>
+        <w:t>Bias and variance with mismatched data distributions</w:t>
+      </w:r>
+    </w:p>
+    <w:p>
+      <w:pPr>
+        <w:pStyle w:val="ListParagraph"/>
+        <w:numPr>
+          <w:ilvl w:val="3"/>
+          <w:numId w:val="5"/>
+        </w:numPr>
+        <w:rPr>
+          <w:rFonts w:ascii="Abadi" w:hAnsi="Abadi"/>
+        </w:rPr>
+      </w:pPr>
+      <w:r>
+        <w:rPr>
+          <w:rFonts w:ascii="Abadi" w:hAnsi="Abadi"/>
+        </w:rPr>
+        <w:t>Addressing data mismatch</w:t>
+      </w:r>
+    </w:p>
+    <w:p>
+      <w:pPr>
+        <w:pStyle w:val="ListParagraph"/>
+        <w:numPr>
+          <w:ilvl w:val="3"/>
+          <w:numId w:val="5"/>
+        </w:numPr>
+        <w:rPr>
+          <w:rFonts w:ascii="Abadi" w:hAnsi="Abadi"/>
+        </w:rPr>
+      </w:pPr>
+      <w:r>
+        <w:rPr>
+          <w:rFonts w:ascii="Abadi" w:hAnsi="Abadi"/>
+        </w:rPr>
+        <w:t>Transfer learning</w:t>
+      </w:r>
+    </w:p>
+    <w:p>
+      <w:pPr>
+        <w:pStyle w:val="ListParagraph"/>
+        <w:numPr>
+          <w:ilvl w:val="3"/>
+          <w:numId w:val="5"/>
+        </w:numPr>
+        <w:rPr>
+          <w:rFonts w:ascii="Abadi" w:hAnsi="Abadi"/>
+        </w:rPr>
+      </w:pPr>
+      <w:r>
+        <w:rPr>
+          <w:rFonts w:ascii="Abadi" w:hAnsi="Abadi"/>
+        </w:rPr>
+        <w:t>Multi-task learning</w:t>
+      </w:r>
+    </w:p>
+    <w:p>
+      <w:pPr>
+        <w:pStyle w:val="ListParagraph"/>
+        <w:numPr>
+          <w:ilvl w:val="3"/>
+          <w:numId w:val="5"/>
+        </w:numPr>
+        <w:rPr>
+          <w:rFonts w:ascii="Abadi" w:hAnsi="Abadi"/>
+        </w:rPr>
+      </w:pPr>
+      <w:r>
+        <w:rPr>
+          <w:rFonts w:ascii="Abadi" w:hAnsi="Abadi"/>
+        </w:rPr>
+        <w:t>What is end-to-end deep learning?</w:t>
+      </w:r>
+    </w:p>
+    <w:p>
+      <w:pPr>
+        <w:pStyle w:val="ListParagraph"/>
+        <w:numPr>
+          <w:ilvl w:val="3"/>
+          <w:numId w:val="5"/>
+        </w:numPr>
+        <w:rPr>
+          <w:rFonts w:ascii="Abadi" w:hAnsi="Abadi"/>
+        </w:rPr>
+      </w:pPr>
+      <w:r>
+        <w:rPr>
+          <w:rFonts w:ascii="Abadi" w:hAnsi="Abadi"/>
+        </w:rPr>
+        <w:t>Whether to use end-to-end deep learning</w:t>
+      </w:r>
+    </w:p>
+    <w:p>
+      <w:pPr>
+        <w:pStyle w:val="ListParagraph"/>
+        <w:numPr>
+          <w:ilvl w:val="3"/>
+          <w:numId w:val="5"/>
+        </w:numPr>
+        <w:rPr>
+          <w:rFonts w:ascii="Abadi" w:hAnsi="Abadi"/>
+        </w:rPr>
+      </w:pPr>
+      <w:r>
+        <w:rPr>
+          <w:rFonts w:ascii="Abadi" w:hAnsi="Abadi"/>
+        </w:rPr>
+        <w:t>Ruslan Salakhutdinov interview</w:t>
+      </w:r>
+    </w:p>
+    <w:p>
+      <w:pPr>
+        <w:pStyle w:val="ListParagraph"/>
+        <w:numPr>
+          <w:ilvl w:val="3"/>
+          <w:numId w:val="5"/>
+        </w:numPr>
+        <w:rPr>
+          <w:rFonts w:ascii="Abadi" w:hAnsi="Abadi"/>
+        </w:rPr>
+      </w:pPr>
+      <w:r>
+        <w:rPr>
+          <w:rFonts w:ascii="Abadi" w:hAnsi="Abadi"/>
+        </w:rPr>
+        <w:t>Reading: Lecture notes W2</w:t>
+      </w:r>
+    </w:p>
+    <w:p>
+      <w:pPr>
+        <w:pStyle w:val="ListParagraph"/>
+        <w:numPr>
+          <w:ilvl w:val="3"/>
+          <w:numId w:val="5"/>
+        </w:numPr>
+        <w:rPr>
+          <w:rFonts w:ascii="Abadi" w:hAnsi="Abadi"/>
+        </w:rPr>
+      </w:pPr>
+      <w:r>
+        <w:rPr>
+          <w:rFonts w:ascii="Abadi" w:hAnsi="Abadi"/>
+        </w:rPr>
+        <w:t>Assignment: Autonomous driving (quiz case study)</w:t>
+      </w:r>
+    </w:p>
+    <w:p>
+      <w:pPr>
+        <w:pStyle w:val="ListParagraph"/>
+        <w:numPr>
+          <w:ilvl w:val="1"/>
+          <w:numId w:val="5"/>
+        </w:numPr>
+        <w:rPr>
+          <w:rFonts w:ascii="Abadi" w:hAnsi="Abadi"/>
+        </w:rPr>
+      </w:pPr>
+      <w:r>
+        <w:rPr>
+          <w:rFonts w:ascii="Abadi" w:hAnsi="Abadi"/>
+        </w:rPr>
+        <w:t xml:space="preserve">Convolutional Neural Networks </w:t>
       </w:r>
     </w:p>
     <w:p>
@@ -3637,233 +4792,1263 @@
         <w:rPr>
           <w:rFonts w:ascii="Abadi" w:hAnsi="Abadi"/>
         </w:rPr>
-        <w:t>Week 3 – Hyperparameter tuning, batch normalization &amp; frameworks</w:t>
-      </w:r>
-    </w:p>
-    <w:p>
-      <w:pPr>
-        <w:pStyle w:val="ListParagraph"/>
-        <w:numPr>
-          <w:ilvl w:val="3"/>
-          <w:numId w:val="5"/>
-        </w:numPr>
-        <w:rPr>
-          <w:rFonts w:ascii="Abadi" w:hAnsi="Abadi"/>
-        </w:rPr>
-      </w:pPr>
-      <w:r>
-        <w:rPr>
-          <w:rFonts w:ascii="Abadi" w:hAnsi="Abadi"/>
-        </w:rPr>
-        <w:t>Tuning process</w:t>
-      </w:r>
-    </w:p>
-    <w:p>
-      <w:pPr>
-        <w:pStyle w:val="ListParagraph"/>
-        <w:numPr>
-          <w:ilvl w:val="3"/>
-          <w:numId w:val="5"/>
-        </w:numPr>
-        <w:rPr>
-          <w:rFonts w:ascii="Abadi" w:hAnsi="Abadi"/>
-        </w:rPr>
-      </w:pPr>
-      <w:r>
-        <w:rPr>
-          <w:rFonts w:ascii="Abadi" w:hAnsi="Abadi"/>
-        </w:rPr>
-        <w:t>Using an appropriate scale to pick hyperparameters</w:t>
-      </w:r>
-    </w:p>
-    <w:p>
-      <w:pPr>
-        <w:pStyle w:val="ListParagraph"/>
-        <w:numPr>
-          <w:ilvl w:val="3"/>
-          <w:numId w:val="5"/>
-        </w:numPr>
-        <w:rPr>
-          <w:rFonts w:ascii="Abadi" w:hAnsi="Abadi"/>
-        </w:rPr>
-      </w:pPr>
-      <w:r>
-        <w:rPr>
-          <w:rFonts w:ascii="Abadi" w:hAnsi="Abadi"/>
-        </w:rPr>
-        <w:t>Hyperparameter tuning in practice: pandas vs caviar</w:t>
-      </w:r>
-    </w:p>
-    <w:p>
-      <w:pPr>
-        <w:pStyle w:val="ListParagraph"/>
-        <w:numPr>
-          <w:ilvl w:val="3"/>
-          <w:numId w:val="5"/>
-        </w:numPr>
-        <w:rPr>
-          <w:rFonts w:ascii="Abadi" w:hAnsi="Abadi"/>
-        </w:rPr>
-      </w:pPr>
-      <w:r>
-        <w:rPr>
-          <w:rFonts w:ascii="Abadi" w:hAnsi="Abadi"/>
-        </w:rPr>
-        <w:t>Normalizing activations in a network</w:t>
-      </w:r>
-    </w:p>
-    <w:p>
-      <w:pPr>
-        <w:pStyle w:val="ListParagraph"/>
-        <w:numPr>
-          <w:ilvl w:val="3"/>
-          <w:numId w:val="5"/>
-        </w:numPr>
-        <w:rPr>
-          <w:rFonts w:ascii="Abadi" w:hAnsi="Abadi"/>
-        </w:rPr>
-      </w:pPr>
-      <w:r>
-        <w:rPr>
-          <w:rFonts w:ascii="Abadi" w:hAnsi="Abadi"/>
-        </w:rPr>
-        <w:t>Fitting batch norm into a neural network</w:t>
-      </w:r>
-    </w:p>
-    <w:p>
-      <w:pPr>
-        <w:pStyle w:val="ListParagraph"/>
-        <w:numPr>
-          <w:ilvl w:val="3"/>
-          <w:numId w:val="5"/>
-        </w:numPr>
-        <w:rPr>
-          <w:rFonts w:ascii="Abadi" w:hAnsi="Abadi"/>
-        </w:rPr>
-      </w:pPr>
-      <w:r>
-        <w:rPr>
-          <w:rFonts w:ascii="Abadi" w:hAnsi="Abadi"/>
-        </w:rPr>
-        <w:t>Why does batch norm work?</w:t>
-      </w:r>
-    </w:p>
-    <w:p>
-      <w:pPr>
-        <w:pStyle w:val="ListParagraph"/>
-        <w:numPr>
-          <w:ilvl w:val="3"/>
-          <w:numId w:val="5"/>
-        </w:numPr>
-        <w:rPr>
-          <w:rFonts w:ascii="Abadi" w:hAnsi="Abadi"/>
-        </w:rPr>
-      </w:pPr>
-      <w:r>
-        <w:rPr>
-          <w:rFonts w:ascii="Abadi" w:hAnsi="Abadi"/>
-        </w:rPr>
-        <w:t>Batch norm at test time</w:t>
-      </w:r>
-    </w:p>
-    <w:p>
-      <w:pPr>
-        <w:pStyle w:val="ListParagraph"/>
-        <w:numPr>
-          <w:ilvl w:val="3"/>
-          <w:numId w:val="5"/>
-        </w:numPr>
-        <w:rPr>
-          <w:rFonts w:ascii="Abadi" w:hAnsi="Abadi"/>
-        </w:rPr>
-      </w:pPr>
-      <w:r>
-        <w:rPr>
-          <w:rFonts w:ascii="Abadi" w:hAnsi="Abadi"/>
-        </w:rPr>
-        <w:t>Softmax regression</w:t>
-      </w:r>
-    </w:p>
-    <w:p>
-      <w:pPr>
-        <w:pStyle w:val="ListParagraph"/>
-        <w:numPr>
-          <w:ilvl w:val="3"/>
-          <w:numId w:val="5"/>
-        </w:numPr>
-        <w:rPr>
-          <w:rFonts w:ascii="Abadi" w:hAnsi="Abadi"/>
-        </w:rPr>
-      </w:pPr>
-      <w:r>
-        <w:rPr>
-          <w:rFonts w:ascii="Abadi" w:hAnsi="Abadi"/>
-        </w:rPr>
-        <w:t>Training a softmax classifier</w:t>
-      </w:r>
-    </w:p>
-    <w:p>
-      <w:pPr>
-        <w:pStyle w:val="ListParagraph"/>
-        <w:numPr>
-          <w:ilvl w:val="3"/>
-          <w:numId w:val="5"/>
-        </w:numPr>
-        <w:rPr>
-          <w:rFonts w:ascii="Abadi" w:hAnsi="Abadi"/>
-        </w:rPr>
-      </w:pPr>
-      <w:r>
-        <w:rPr>
-          <w:rFonts w:ascii="Abadi" w:hAnsi="Abadi"/>
-        </w:rPr>
-        <w:t>Deep learning frameworks</w:t>
-      </w:r>
-    </w:p>
-    <w:p>
-      <w:pPr>
-        <w:pStyle w:val="ListParagraph"/>
-        <w:numPr>
-          <w:ilvl w:val="3"/>
-          <w:numId w:val="5"/>
-        </w:numPr>
-        <w:rPr>
-          <w:rFonts w:ascii="Abadi" w:hAnsi="Abadi"/>
-        </w:rPr>
-      </w:pPr>
-      <w:r>
-        <w:rPr>
-          <w:rFonts w:ascii="Abadi" w:hAnsi="Abadi"/>
-        </w:rPr>
-        <w:t>TensorFlow</w:t>
-      </w:r>
-    </w:p>
-    <w:p>
-      <w:pPr>
-        <w:pStyle w:val="ListParagraph"/>
-        <w:numPr>
-          <w:ilvl w:val="3"/>
-          <w:numId w:val="5"/>
-        </w:numPr>
-        <w:rPr>
-          <w:rFonts w:ascii="Abadi" w:hAnsi="Abadi"/>
-        </w:rPr>
-      </w:pPr>
-      <w:r>
-        <w:rPr>
-          <w:rFonts w:ascii="Abadi" w:hAnsi="Abadi"/>
-        </w:rPr>
-        <w:t>Lab: TensorFlow introduction</w:t>
-      </w:r>
-    </w:p>
-    <w:p>
-      <w:pPr>
-        <w:pStyle w:val="ListParagraph"/>
-        <w:ind w:left="2160"/>
-        <w:rPr>
-          <w:rFonts w:ascii="Abadi" w:hAnsi="Abadi"/>
-        </w:rPr>
-      </w:pPr>
+        <w:t>Week 1 – Foundations of convolutional neural networks</w:t>
+      </w:r>
+    </w:p>
+    <w:p>
+      <w:pPr>
+        <w:pStyle w:val="ListParagraph"/>
+        <w:numPr>
+          <w:ilvl w:val="3"/>
+          <w:numId w:val="5"/>
+        </w:numPr>
+        <w:rPr>
+          <w:rFonts w:ascii="Abadi" w:hAnsi="Abadi"/>
+        </w:rPr>
+      </w:pPr>
+      <w:r>
+        <w:rPr>
+          <w:rFonts w:ascii="Abadi" w:hAnsi="Abadi"/>
+        </w:rPr>
+        <w:t>Computer vision</w:t>
+      </w:r>
+    </w:p>
+    <w:p>
+      <w:pPr>
+        <w:pStyle w:val="ListParagraph"/>
+        <w:numPr>
+          <w:ilvl w:val="3"/>
+          <w:numId w:val="5"/>
+        </w:numPr>
+        <w:rPr>
+          <w:rFonts w:ascii="Abadi" w:hAnsi="Abadi"/>
+        </w:rPr>
+      </w:pPr>
+      <w:r>
+        <w:rPr>
+          <w:rFonts w:ascii="Abadi" w:hAnsi="Abadi"/>
+        </w:rPr>
+        <w:t>Edge detection example</w:t>
+      </w:r>
+    </w:p>
+    <w:p>
+      <w:pPr>
+        <w:pStyle w:val="ListParagraph"/>
+        <w:numPr>
+          <w:ilvl w:val="3"/>
+          <w:numId w:val="5"/>
+        </w:numPr>
+        <w:rPr>
+          <w:rFonts w:ascii="Abadi" w:hAnsi="Abadi"/>
+        </w:rPr>
+      </w:pPr>
+      <w:r>
+        <w:rPr>
+          <w:rFonts w:ascii="Abadi" w:hAnsi="Abadi"/>
+        </w:rPr>
+        <w:t>More edge detection</w:t>
+      </w:r>
+    </w:p>
+    <w:p>
+      <w:pPr>
+        <w:pStyle w:val="ListParagraph"/>
+        <w:numPr>
+          <w:ilvl w:val="3"/>
+          <w:numId w:val="5"/>
+        </w:numPr>
+        <w:rPr>
+          <w:rFonts w:ascii="Abadi" w:hAnsi="Abadi"/>
+        </w:rPr>
+      </w:pPr>
+      <w:r>
+        <w:rPr>
+          <w:rFonts w:ascii="Abadi" w:hAnsi="Abadi"/>
+        </w:rPr>
+        <w:t>Padding</w:t>
+      </w:r>
+    </w:p>
+    <w:p>
+      <w:pPr>
+        <w:pStyle w:val="ListParagraph"/>
+        <w:numPr>
+          <w:ilvl w:val="3"/>
+          <w:numId w:val="5"/>
+        </w:numPr>
+        <w:rPr>
+          <w:rFonts w:ascii="Abadi" w:hAnsi="Abadi"/>
+        </w:rPr>
+      </w:pPr>
+      <w:proofErr w:type="spellStart"/>
+      <w:r>
+        <w:rPr>
+          <w:rFonts w:ascii="Abadi" w:hAnsi="Abadi"/>
+        </w:rPr>
+        <w:t>Strided</w:t>
+      </w:r>
+      <w:proofErr w:type="spellEnd"/>
+      <w:r>
+        <w:rPr>
+          <w:rFonts w:ascii="Abadi" w:hAnsi="Abadi"/>
+        </w:rPr>
+        <w:t xml:space="preserve"> convolutions</w:t>
+      </w:r>
+    </w:p>
+    <w:p>
+      <w:pPr>
+        <w:pStyle w:val="ListParagraph"/>
+        <w:numPr>
+          <w:ilvl w:val="3"/>
+          <w:numId w:val="5"/>
+        </w:numPr>
+        <w:rPr>
+          <w:rFonts w:ascii="Abadi" w:hAnsi="Abadi"/>
+        </w:rPr>
+      </w:pPr>
+      <w:r>
+        <w:rPr>
+          <w:rFonts w:ascii="Abadi" w:hAnsi="Abadi"/>
+        </w:rPr>
+        <w:t>Convolutions over volume</w:t>
+      </w:r>
+    </w:p>
+    <w:p>
+      <w:pPr>
+        <w:pStyle w:val="ListParagraph"/>
+        <w:numPr>
+          <w:ilvl w:val="3"/>
+          <w:numId w:val="5"/>
+        </w:numPr>
+        <w:rPr>
+          <w:rFonts w:ascii="Abadi" w:hAnsi="Abadi"/>
+        </w:rPr>
+      </w:pPr>
+      <w:r>
+        <w:rPr>
+          <w:rFonts w:ascii="Abadi" w:hAnsi="Abadi"/>
+        </w:rPr>
+        <w:t>One layer of a convolutional network</w:t>
+      </w:r>
+    </w:p>
+    <w:p>
+      <w:pPr>
+        <w:pStyle w:val="ListParagraph"/>
+        <w:numPr>
+          <w:ilvl w:val="3"/>
+          <w:numId w:val="5"/>
+        </w:numPr>
+        <w:rPr>
+          <w:rFonts w:ascii="Abadi" w:hAnsi="Abadi"/>
+        </w:rPr>
+      </w:pPr>
+      <w:r>
+        <w:rPr>
+          <w:rFonts w:ascii="Abadi" w:hAnsi="Abadi"/>
+        </w:rPr>
+        <w:t>Simple convolutional network example</w:t>
+      </w:r>
+    </w:p>
+    <w:p>
+      <w:pPr>
+        <w:pStyle w:val="ListParagraph"/>
+        <w:numPr>
+          <w:ilvl w:val="3"/>
+          <w:numId w:val="5"/>
+        </w:numPr>
+        <w:rPr>
+          <w:rFonts w:ascii="Abadi" w:hAnsi="Abadi"/>
+        </w:rPr>
+      </w:pPr>
+      <w:r>
+        <w:rPr>
+          <w:rFonts w:ascii="Abadi" w:hAnsi="Abadi"/>
+        </w:rPr>
+        <w:t>Pooling layers</w:t>
+      </w:r>
+    </w:p>
+    <w:p>
+      <w:pPr>
+        <w:pStyle w:val="ListParagraph"/>
+        <w:numPr>
+          <w:ilvl w:val="3"/>
+          <w:numId w:val="5"/>
+        </w:numPr>
+        <w:rPr>
+          <w:rFonts w:ascii="Abadi" w:hAnsi="Abadi"/>
+        </w:rPr>
+      </w:pPr>
+      <w:r>
+        <w:rPr>
+          <w:rFonts w:ascii="Abadi" w:hAnsi="Abadi"/>
+        </w:rPr>
+        <w:t>CNN example</w:t>
+      </w:r>
+    </w:p>
+    <w:p>
+      <w:pPr>
+        <w:pStyle w:val="ListParagraph"/>
+        <w:numPr>
+          <w:ilvl w:val="3"/>
+          <w:numId w:val="5"/>
+        </w:numPr>
+        <w:rPr>
+          <w:rFonts w:ascii="Abadi" w:hAnsi="Abadi"/>
+        </w:rPr>
+      </w:pPr>
+      <w:r>
+        <w:rPr>
+          <w:rFonts w:ascii="Abadi" w:hAnsi="Abadi"/>
+        </w:rPr>
+        <w:t>Why convolutions?</w:t>
+      </w:r>
+    </w:p>
+    <w:p>
+      <w:pPr>
+        <w:pStyle w:val="ListParagraph"/>
+        <w:numPr>
+          <w:ilvl w:val="3"/>
+          <w:numId w:val="5"/>
+        </w:numPr>
+        <w:rPr>
+          <w:rFonts w:ascii="Abadi" w:hAnsi="Abadi"/>
+        </w:rPr>
+      </w:pPr>
+      <w:r>
+        <w:rPr>
+          <w:rFonts w:ascii="Abadi" w:hAnsi="Abadi"/>
+        </w:rPr>
+        <w:t>Yann LeCun interview</w:t>
+      </w:r>
+    </w:p>
+    <w:p>
+      <w:pPr>
+        <w:pStyle w:val="ListParagraph"/>
+        <w:numPr>
+          <w:ilvl w:val="3"/>
+          <w:numId w:val="5"/>
+        </w:numPr>
+        <w:rPr>
+          <w:rFonts w:ascii="Abadi" w:hAnsi="Abadi"/>
+        </w:rPr>
+      </w:pPr>
+      <w:r>
+        <w:rPr>
+          <w:rFonts w:ascii="Abadi" w:hAnsi="Abadi"/>
+        </w:rPr>
+        <w:t xml:space="preserve">Assignment: The basics of </w:t>
+      </w:r>
+      <w:proofErr w:type="spellStart"/>
+      <w:r>
+        <w:rPr>
+          <w:rFonts w:ascii="Abadi" w:hAnsi="Abadi"/>
+        </w:rPr>
+        <w:t>ConvNets</w:t>
+      </w:r>
+      <w:proofErr w:type="spellEnd"/>
+    </w:p>
+    <w:p>
+      <w:pPr>
+        <w:pStyle w:val="ListParagraph"/>
+        <w:numPr>
+          <w:ilvl w:val="3"/>
+          <w:numId w:val="5"/>
+        </w:numPr>
+        <w:rPr>
+          <w:rFonts w:ascii="Abadi" w:hAnsi="Abadi"/>
+        </w:rPr>
+      </w:pPr>
+      <w:r>
+        <w:rPr>
+          <w:rFonts w:ascii="Abadi" w:hAnsi="Abadi"/>
+        </w:rPr>
+        <w:t>Lab: Convolutional model step by step</w:t>
+      </w:r>
+    </w:p>
+    <w:p>
+      <w:pPr>
+        <w:pStyle w:val="ListParagraph"/>
+        <w:numPr>
+          <w:ilvl w:val="3"/>
+          <w:numId w:val="5"/>
+        </w:numPr>
+        <w:rPr>
+          <w:rFonts w:ascii="Abadi" w:hAnsi="Abadi"/>
+        </w:rPr>
+      </w:pPr>
+      <w:r>
+        <w:rPr>
+          <w:rFonts w:ascii="Abadi" w:hAnsi="Abadi"/>
+        </w:rPr>
+        <w:t>Lab: Convolution model application</w:t>
+      </w:r>
+    </w:p>
+    <w:p>
+      <w:pPr>
+        <w:pStyle w:val="ListParagraph"/>
+        <w:numPr>
+          <w:ilvl w:val="2"/>
+          <w:numId w:val="5"/>
+        </w:numPr>
+        <w:rPr>
+          <w:rFonts w:ascii="Abadi" w:hAnsi="Abadi"/>
+        </w:rPr>
+      </w:pPr>
+      <w:r>
+        <w:rPr>
+          <w:rFonts w:ascii="Abadi" w:hAnsi="Abadi"/>
+        </w:rPr>
+        <w:t>Week 2 – Deep convolutional models: case studies</w:t>
+      </w:r>
+    </w:p>
+    <w:p>
+      <w:pPr>
+        <w:pStyle w:val="ListParagraph"/>
+        <w:numPr>
+          <w:ilvl w:val="3"/>
+          <w:numId w:val="5"/>
+        </w:numPr>
+        <w:rPr>
+          <w:rFonts w:ascii="Abadi" w:hAnsi="Abadi"/>
+        </w:rPr>
+      </w:pPr>
+      <w:r>
+        <w:rPr>
+          <w:rFonts w:ascii="Abadi" w:hAnsi="Abadi"/>
+        </w:rPr>
+        <w:t>Why look at case studies?</w:t>
+      </w:r>
+    </w:p>
+    <w:p>
+      <w:pPr>
+        <w:pStyle w:val="ListParagraph"/>
+        <w:numPr>
+          <w:ilvl w:val="3"/>
+          <w:numId w:val="5"/>
+        </w:numPr>
+        <w:rPr>
+          <w:rFonts w:ascii="Abadi" w:hAnsi="Abadi"/>
+        </w:rPr>
+      </w:pPr>
+      <w:r>
+        <w:rPr>
+          <w:rFonts w:ascii="Abadi" w:hAnsi="Abadi"/>
+        </w:rPr>
+        <w:t>Classic networks</w:t>
+      </w:r>
+    </w:p>
+    <w:p>
+      <w:pPr>
+        <w:pStyle w:val="ListParagraph"/>
+        <w:numPr>
+          <w:ilvl w:val="3"/>
+          <w:numId w:val="5"/>
+        </w:numPr>
+        <w:rPr>
+          <w:rFonts w:ascii="Abadi" w:hAnsi="Abadi"/>
+        </w:rPr>
+      </w:pPr>
+      <w:proofErr w:type="spellStart"/>
+      <w:r>
+        <w:rPr>
+          <w:rFonts w:ascii="Abadi" w:hAnsi="Abadi"/>
+        </w:rPr>
+        <w:t>ResNets</w:t>
+      </w:r>
+      <w:proofErr w:type="spellEnd"/>
+    </w:p>
+    <w:p>
+      <w:pPr>
+        <w:pStyle w:val="ListParagraph"/>
+        <w:numPr>
+          <w:ilvl w:val="3"/>
+          <w:numId w:val="5"/>
+        </w:numPr>
+        <w:rPr>
+          <w:rFonts w:ascii="Abadi" w:hAnsi="Abadi"/>
+        </w:rPr>
+      </w:pPr>
+      <w:r>
+        <w:rPr>
+          <w:rFonts w:ascii="Abadi" w:hAnsi="Abadi"/>
+        </w:rPr>
+        <w:t xml:space="preserve">Why </w:t>
+      </w:r>
+      <w:proofErr w:type="spellStart"/>
+      <w:r>
+        <w:rPr>
+          <w:rFonts w:ascii="Abadi" w:hAnsi="Abadi"/>
+        </w:rPr>
+        <w:t>ResNets</w:t>
+      </w:r>
+      <w:proofErr w:type="spellEnd"/>
+      <w:r>
+        <w:rPr>
+          <w:rFonts w:ascii="Abadi" w:hAnsi="Abadi"/>
+        </w:rPr>
+        <w:t xml:space="preserve"> work?</w:t>
+      </w:r>
+    </w:p>
+    <w:p>
+      <w:pPr>
+        <w:pStyle w:val="ListParagraph"/>
+        <w:numPr>
+          <w:ilvl w:val="3"/>
+          <w:numId w:val="5"/>
+        </w:numPr>
+        <w:rPr>
+          <w:rFonts w:ascii="Abadi" w:hAnsi="Abadi"/>
+        </w:rPr>
+      </w:pPr>
+      <w:r>
+        <w:rPr>
+          <w:rFonts w:ascii="Abadi" w:hAnsi="Abadi"/>
+        </w:rPr>
+        <w:t>Networks in networks and 1x1 convolutions</w:t>
+      </w:r>
+    </w:p>
+    <w:p>
+      <w:pPr>
+        <w:pStyle w:val="ListParagraph"/>
+        <w:numPr>
+          <w:ilvl w:val="3"/>
+          <w:numId w:val="5"/>
+        </w:numPr>
+        <w:rPr>
+          <w:rFonts w:ascii="Abadi" w:hAnsi="Abadi"/>
+        </w:rPr>
+      </w:pPr>
+      <w:r>
+        <w:rPr>
+          <w:rFonts w:ascii="Abadi" w:hAnsi="Abadi"/>
+        </w:rPr>
+        <w:t>Inception network motivation</w:t>
+      </w:r>
+    </w:p>
+    <w:p>
+      <w:pPr>
+        <w:pStyle w:val="ListParagraph"/>
+        <w:numPr>
+          <w:ilvl w:val="3"/>
+          <w:numId w:val="5"/>
+        </w:numPr>
+        <w:rPr>
+          <w:rFonts w:ascii="Abadi" w:hAnsi="Abadi"/>
+        </w:rPr>
+      </w:pPr>
+      <w:r>
+        <w:rPr>
+          <w:rFonts w:ascii="Abadi" w:hAnsi="Abadi"/>
+        </w:rPr>
+        <w:t>Inception network</w:t>
+      </w:r>
+    </w:p>
+    <w:p>
+      <w:pPr>
+        <w:pStyle w:val="ListParagraph"/>
+        <w:numPr>
+          <w:ilvl w:val="3"/>
+          <w:numId w:val="5"/>
+        </w:numPr>
+        <w:rPr>
+          <w:rFonts w:ascii="Abadi" w:hAnsi="Abadi"/>
+        </w:rPr>
+      </w:pPr>
+      <w:proofErr w:type="spellStart"/>
+      <w:r>
+        <w:rPr>
+          <w:rFonts w:ascii="Abadi" w:hAnsi="Abadi"/>
+        </w:rPr>
+        <w:t>MobileNet</w:t>
+      </w:r>
+      <w:proofErr w:type="spellEnd"/>
+    </w:p>
+    <w:p>
+      <w:pPr>
+        <w:pStyle w:val="ListParagraph"/>
+        <w:numPr>
+          <w:ilvl w:val="3"/>
+          <w:numId w:val="5"/>
+        </w:numPr>
+        <w:rPr>
+          <w:rFonts w:ascii="Abadi" w:hAnsi="Abadi"/>
+        </w:rPr>
+      </w:pPr>
+      <w:proofErr w:type="spellStart"/>
+      <w:r>
+        <w:rPr>
+          <w:rFonts w:ascii="Abadi" w:hAnsi="Abadi"/>
+        </w:rPr>
+        <w:t>MobileNet</w:t>
+      </w:r>
+      <w:proofErr w:type="spellEnd"/>
+      <w:r>
+        <w:rPr>
+          <w:rFonts w:ascii="Abadi" w:hAnsi="Abadi"/>
+        </w:rPr>
+        <w:t xml:space="preserve"> architecture</w:t>
+      </w:r>
+    </w:p>
+    <w:p>
+      <w:pPr>
+        <w:pStyle w:val="ListParagraph"/>
+        <w:numPr>
+          <w:ilvl w:val="3"/>
+          <w:numId w:val="5"/>
+        </w:numPr>
+        <w:rPr>
+          <w:rFonts w:ascii="Abadi" w:hAnsi="Abadi"/>
+        </w:rPr>
+      </w:pPr>
+      <w:proofErr w:type="spellStart"/>
+      <w:r>
+        <w:rPr>
+          <w:rFonts w:ascii="Abadi" w:hAnsi="Abadi"/>
+        </w:rPr>
+        <w:t>EfficientNet</w:t>
+      </w:r>
+      <w:proofErr w:type="spellEnd"/>
+    </w:p>
+    <w:p>
+      <w:pPr>
+        <w:pStyle w:val="ListParagraph"/>
+        <w:numPr>
+          <w:ilvl w:val="3"/>
+          <w:numId w:val="5"/>
+        </w:numPr>
+        <w:rPr>
+          <w:rFonts w:ascii="Abadi" w:hAnsi="Abadi"/>
+        </w:rPr>
+      </w:pPr>
+      <w:r>
+        <w:rPr>
+          <w:rFonts w:ascii="Abadi" w:hAnsi="Abadi"/>
+        </w:rPr>
+        <w:t>Using open-source implementation</w:t>
+      </w:r>
+    </w:p>
+    <w:p>
+      <w:pPr>
+        <w:pStyle w:val="ListParagraph"/>
+        <w:numPr>
+          <w:ilvl w:val="3"/>
+          <w:numId w:val="5"/>
+        </w:numPr>
+        <w:rPr>
+          <w:rFonts w:ascii="Abadi" w:hAnsi="Abadi"/>
+        </w:rPr>
+      </w:pPr>
+      <w:r>
+        <w:rPr>
+          <w:rFonts w:ascii="Abadi" w:hAnsi="Abadi"/>
+        </w:rPr>
+        <w:t>Transfer learning</w:t>
+      </w:r>
+    </w:p>
+    <w:p>
+      <w:pPr>
+        <w:pStyle w:val="ListParagraph"/>
+        <w:numPr>
+          <w:ilvl w:val="3"/>
+          <w:numId w:val="5"/>
+        </w:numPr>
+        <w:rPr>
+          <w:rFonts w:ascii="Abadi" w:hAnsi="Abadi"/>
+        </w:rPr>
+      </w:pPr>
+      <w:r>
+        <w:rPr>
+          <w:rFonts w:ascii="Abadi" w:hAnsi="Abadi"/>
+        </w:rPr>
+        <w:t>Data augmentation</w:t>
+      </w:r>
+    </w:p>
+    <w:p>
+      <w:pPr>
+        <w:pStyle w:val="ListParagraph"/>
+        <w:numPr>
+          <w:ilvl w:val="3"/>
+          <w:numId w:val="5"/>
+        </w:numPr>
+        <w:rPr>
+          <w:rFonts w:ascii="Abadi" w:hAnsi="Abadi"/>
+        </w:rPr>
+      </w:pPr>
+      <w:r>
+        <w:rPr>
+          <w:rFonts w:ascii="Abadi" w:hAnsi="Abadi"/>
+        </w:rPr>
+        <w:t>State of computer vision</w:t>
+      </w:r>
+    </w:p>
+    <w:p>
+      <w:pPr>
+        <w:pStyle w:val="ListParagraph"/>
+        <w:numPr>
+          <w:ilvl w:val="3"/>
+          <w:numId w:val="5"/>
+        </w:numPr>
+        <w:rPr>
+          <w:rFonts w:ascii="Abadi" w:hAnsi="Abadi"/>
+        </w:rPr>
+      </w:pPr>
+      <w:r>
+        <w:rPr>
+          <w:rFonts w:ascii="Abadi" w:hAnsi="Abadi"/>
+        </w:rPr>
+        <w:t>Assignment: Deep convolutional models</w:t>
+      </w:r>
+    </w:p>
+    <w:p>
+      <w:pPr>
+        <w:pStyle w:val="ListParagraph"/>
+        <w:numPr>
+          <w:ilvl w:val="3"/>
+          <w:numId w:val="5"/>
+        </w:numPr>
+        <w:rPr>
+          <w:rFonts w:ascii="Abadi" w:hAnsi="Abadi"/>
+        </w:rPr>
+      </w:pPr>
+      <w:r>
+        <w:rPr>
+          <w:rFonts w:ascii="Abadi" w:hAnsi="Abadi"/>
+        </w:rPr>
+        <w:t>Lab: Residual networks</w:t>
+      </w:r>
+    </w:p>
+    <w:p>
+      <w:pPr>
+        <w:pStyle w:val="ListParagraph"/>
+        <w:numPr>
+          <w:ilvl w:val="3"/>
+          <w:numId w:val="5"/>
+        </w:numPr>
+        <w:rPr>
+          <w:rFonts w:ascii="Abadi" w:hAnsi="Abadi"/>
+        </w:rPr>
+      </w:pPr>
+      <w:r>
+        <w:rPr>
+          <w:rFonts w:ascii="Abadi" w:hAnsi="Abadi"/>
+        </w:rPr>
+        <w:t xml:space="preserve">Lab: Transfer learning with </w:t>
+      </w:r>
+      <w:proofErr w:type="spellStart"/>
+      <w:r>
+        <w:rPr>
+          <w:rFonts w:ascii="Abadi" w:hAnsi="Abadi"/>
+        </w:rPr>
+        <w:t>MobileNet</w:t>
+      </w:r>
+      <w:proofErr w:type="spellEnd"/>
+    </w:p>
+    <w:p>
+      <w:pPr>
+        <w:pStyle w:val="ListParagraph"/>
+        <w:numPr>
+          <w:ilvl w:val="2"/>
+          <w:numId w:val="5"/>
+        </w:numPr>
+        <w:rPr>
+          <w:rFonts w:ascii="Abadi" w:hAnsi="Abadi"/>
+        </w:rPr>
+      </w:pPr>
+      <w:r>
+        <w:rPr>
+          <w:rFonts w:ascii="Abadi" w:hAnsi="Abadi"/>
+        </w:rPr>
+        <w:t>Week 3 – Object detection</w:t>
+      </w:r>
+    </w:p>
+    <w:p>
+      <w:pPr>
+        <w:pStyle w:val="ListParagraph"/>
+        <w:numPr>
+          <w:ilvl w:val="3"/>
+          <w:numId w:val="5"/>
+        </w:numPr>
+        <w:rPr>
+          <w:rFonts w:ascii="Abadi" w:hAnsi="Abadi"/>
+        </w:rPr>
+      </w:pPr>
+      <w:r>
+        <w:rPr>
+          <w:rFonts w:ascii="Abadi" w:hAnsi="Abadi"/>
+        </w:rPr>
+        <w:t>Object localization</w:t>
+      </w:r>
+    </w:p>
+    <w:p>
+      <w:pPr>
+        <w:pStyle w:val="ListParagraph"/>
+        <w:numPr>
+          <w:ilvl w:val="3"/>
+          <w:numId w:val="5"/>
+        </w:numPr>
+        <w:rPr>
+          <w:rFonts w:ascii="Abadi" w:hAnsi="Abadi"/>
+        </w:rPr>
+      </w:pPr>
+      <w:r>
+        <w:rPr>
+          <w:rFonts w:ascii="Abadi" w:hAnsi="Abadi"/>
+        </w:rPr>
+        <w:lastRenderedPageBreak/>
+        <w:t>Landmark detection</w:t>
+      </w:r>
+    </w:p>
+    <w:p>
+      <w:pPr>
+        <w:pStyle w:val="ListParagraph"/>
+        <w:numPr>
+          <w:ilvl w:val="3"/>
+          <w:numId w:val="5"/>
+        </w:numPr>
+        <w:rPr>
+          <w:rFonts w:ascii="Abadi" w:hAnsi="Abadi"/>
+        </w:rPr>
+      </w:pPr>
+      <w:r>
+        <w:rPr>
+          <w:rFonts w:ascii="Abadi" w:hAnsi="Abadi"/>
+        </w:rPr>
+        <w:t>Object detection</w:t>
+      </w:r>
+    </w:p>
+    <w:p>
+      <w:pPr>
+        <w:pStyle w:val="ListParagraph"/>
+        <w:numPr>
+          <w:ilvl w:val="3"/>
+          <w:numId w:val="5"/>
+        </w:numPr>
+        <w:rPr>
+          <w:rFonts w:ascii="Abadi" w:hAnsi="Abadi"/>
+        </w:rPr>
+      </w:pPr>
+      <w:r>
+        <w:rPr>
+          <w:rFonts w:ascii="Abadi" w:hAnsi="Abadi"/>
+        </w:rPr>
+        <w:t>Convolutional implementation of sliding windows</w:t>
+      </w:r>
+    </w:p>
+    <w:p>
+      <w:pPr>
+        <w:pStyle w:val="ListParagraph"/>
+        <w:numPr>
+          <w:ilvl w:val="3"/>
+          <w:numId w:val="5"/>
+        </w:numPr>
+        <w:rPr>
+          <w:rFonts w:ascii="Abadi" w:hAnsi="Abadi"/>
+        </w:rPr>
+      </w:pPr>
+      <w:r>
+        <w:rPr>
+          <w:rFonts w:ascii="Abadi" w:hAnsi="Abadi"/>
+        </w:rPr>
+        <w:t>Bounding box predictions</w:t>
+      </w:r>
+    </w:p>
+    <w:p>
+      <w:pPr>
+        <w:pStyle w:val="ListParagraph"/>
+        <w:numPr>
+          <w:ilvl w:val="3"/>
+          <w:numId w:val="5"/>
+        </w:numPr>
+        <w:rPr>
+          <w:rFonts w:ascii="Abadi" w:hAnsi="Abadi"/>
+        </w:rPr>
+      </w:pPr>
+      <w:r>
+        <w:rPr>
+          <w:rFonts w:ascii="Abadi" w:hAnsi="Abadi"/>
+        </w:rPr>
+        <w:t>Intersection over union</w:t>
+      </w:r>
+    </w:p>
+    <w:p>
+      <w:pPr>
+        <w:pStyle w:val="ListParagraph"/>
+        <w:numPr>
+          <w:ilvl w:val="3"/>
+          <w:numId w:val="5"/>
+        </w:numPr>
+        <w:rPr>
+          <w:rFonts w:ascii="Abadi" w:hAnsi="Abadi"/>
+        </w:rPr>
+      </w:pPr>
+      <w:r>
+        <w:rPr>
+          <w:rFonts w:ascii="Abadi" w:hAnsi="Abadi"/>
+        </w:rPr>
+        <w:t>Non-max suppression</w:t>
+      </w:r>
+    </w:p>
+    <w:p>
+      <w:pPr>
+        <w:pStyle w:val="ListParagraph"/>
+        <w:numPr>
+          <w:ilvl w:val="3"/>
+          <w:numId w:val="5"/>
+        </w:numPr>
+        <w:rPr>
+          <w:rFonts w:ascii="Abadi" w:hAnsi="Abadi"/>
+        </w:rPr>
+      </w:pPr>
+      <w:r>
+        <w:rPr>
+          <w:rFonts w:ascii="Abadi" w:hAnsi="Abadi"/>
+        </w:rPr>
+        <w:t>Anchor boxes</w:t>
+      </w:r>
+    </w:p>
+    <w:p>
+      <w:pPr>
+        <w:pStyle w:val="ListParagraph"/>
+        <w:numPr>
+          <w:ilvl w:val="3"/>
+          <w:numId w:val="5"/>
+        </w:numPr>
+        <w:rPr>
+          <w:rFonts w:ascii="Abadi" w:hAnsi="Abadi"/>
+        </w:rPr>
+      </w:pPr>
+      <w:r>
+        <w:rPr>
+          <w:rFonts w:ascii="Abadi" w:hAnsi="Abadi"/>
+        </w:rPr>
+        <w:t>YOLO algorithm</w:t>
+      </w:r>
+    </w:p>
+    <w:p>
+      <w:pPr>
+        <w:pStyle w:val="ListParagraph"/>
+        <w:numPr>
+          <w:ilvl w:val="3"/>
+          <w:numId w:val="5"/>
+        </w:numPr>
+        <w:rPr>
+          <w:rFonts w:ascii="Abadi" w:hAnsi="Abadi"/>
+        </w:rPr>
+      </w:pPr>
+      <w:r>
+        <w:rPr>
+          <w:rFonts w:ascii="Abadi" w:hAnsi="Abadi"/>
+        </w:rPr>
+        <w:t>Region proposals (optional)</w:t>
+      </w:r>
+    </w:p>
+    <w:p>
+      <w:pPr>
+        <w:pStyle w:val="ListParagraph"/>
+        <w:numPr>
+          <w:ilvl w:val="3"/>
+          <w:numId w:val="5"/>
+        </w:numPr>
+        <w:rPr>
+          <w:rFonts w:ascii="Abadi" w:hAnsi="Abadi"/>
+        </w:rPr>
+      </w:pPr>
+      <w:r>
+        <w:rPr>
+          <w:rFonts w:ascii="Abadi" w:hAnsi="Abadi"/>
+        </w:rPr>
+        <w:t>Semantic segmentation with U-Net</w:t>
+      </w:r>
+    </w:p>
+    <w:p>
+      <w:pPr>
+        <w:pStyle w:val="ListParagraph"/>
+        <w:numPr>
+          <w:ilvl w:val="3"/>
+          <w:numId w:val="5"/>
+        </w:numPr>
+        <w:rPr>
+          <w:rFonts w:ascii="Abadi" w:hAnsi="Abadi"/>
+        </w:rPr>
+      </w:pPr>
+      <w:r>
+        <w:rPr>
+          <w:rFonts w:ascii="Abadi" w:hAnsi="Abadi"/>
+        </w:rPr>
+        <w:t>Transpose convolutions</w:t>
+      </w:r>
+    </w:p>
+    <w:p>
+      <w:pPr>
+        <w:pStyle w:val="ListParagraph"/>
+        <w:numPr>
+          <w:ilvl w:val="3"/>
+          <w:numId w:val="5"/>
+        </w:numPr>
+        <w:rPr>
+          <w:rFonts w:ascii="Abadi" w:hAnsi="Abadi"/>
+        </w:rPr>
+      </w:pPr>
+      <w:r>
+        <w:rPr>
+          <w:rFonts w:ascii="Abadi" w:hAnsi="Abadi"/>
+        </w:rPr>
+        <w:t>U-Net architecture intuition</w:t>
+      </w:r>
+    </w:p>
+    <w:p>
+      <w:pPr>
+        <w:pStyle w:val="ListParagraph"/>
+        <w:numPr>
+          <w:ilvl w:val="3"/>
+          <w:numId w:val="5"/>
+        </w:numPr>
+        <w:rPr>
+          <w:rFonts w:ascii="Abadi" w:hAnsi="Abadi"/>
+        </w:rPr>
+      </w:pPr>
+      <w:r>
+        <w:rPr>
+          <w:rFonts w:ascii="Abadi" w:hAnsi="Abadi"/>
+        </w:rPr>
+        <w:t>U-Net architecture</w:t>
+      </w:r>
+    </w:p>
+    <w:p>
+      <w:pPr>
+        <w:pStyle w:val="ListParagraph"/>
+        <w:numPr>
+          <w:ilvl w:val="3"/>
+          <w:numId w:val="5"/>
+        </w:numPr>
+        <w:rPr>
+          <w:rFonts w:ascii="Abadi" w:hAnsi="Abadi"/>
+        </w:rPr>
+      </w:pPr>
+      <w:r>
+        <w:rPr>
+          <w:rFonts w:ascii="Abadi" w:hAnsi="Abadi"/>
+        </w:rPr>
+        <w:t>Assignment: Detection algorithms</w:t>
+      </w:r>
+    </w:p>
+    <w:p>
+      <w:pPr>
+        <w:pStyle w:val="ListParagraph"/>
+        <w:numPr>
+          <w:ilvl w:val="3"/>
+          <w:numId w:val="5"/>
+        </w:numPr>
+        <w:rPr>
+          <w:rFonts w:ascii="Abadi" w:hAnsi="Abadi"/>
+        </w:rPr>
+      </w:pPr>
+      <w:r>
+        <w:rPr>
+          <w:rFonts w:ascii="Abadi" w:hAnsi="Abadi"/>
+        </w:rPr>
+        <w:t>Lab: Car detection with YOLO</w:t>
+      </w:r>
+    </w:p>
+    <w:p>
+      <w:pPr>
+        <w:pStyle w:val="ListParagraph"/>
+        <w:numPr>
+          <w:ilvl w:val="3"/>
+          <w:numId w:val="5"/>
+        </w:numPr>
+        <w:rPr>
+          <w:rFonts w:ascii="Abadi" w:hAnsi="Abadi"/>
+        </w:rPr>
+      </w:pPr>
+      <w:r>
+        <w:rPr>
+          <w:rFonts w:ascii="Abadi" w:hAnsi="Abadi"/>
+        </w:rPr>
+        <w:t>Lab: Image segmentation with U-Net</w:t>
+      </w:r>
+    </w:p>
+    <w:p>
+      <w:pPr>
+        <w:pStyle w:val="ListParagraph"/>
+        <w:numPr>
+          <w:ilvl w:val="2"/>
+          <w:numId w:val="5"/>
+        </w:numPr>
+        <w:rPr>
+          <w:rFonts w:ascii="Abadi" w:hAnsi="Abadi"/>
+        </w:rPr>
+      </w:pPr>
+      <w:r>
+        <w:rPr>
+          <w:rFonts w:ascii="Abadi" w:hAnsi="Abadi"/>
+        </w:rPr>
+        <w:t>Week 4 – Special applications: face recognition &amp; neural style transfer</w:t>
+      </w:r>
+    </w:p>
+    <w:p>
+      <w:pPr>
+        <w:pStyle w:val="ListParagraph"/>
+        <w:numPr>
+          <w:ilvl w:val="3"/>
+          <w:numId w:val="5"/>
+        </w:numPr>
+        <w:rPr>
+          <w:rFonts w:ascii="Abadi" w:hAnsi="Abadi"/>
+        </w:rPr>
+      </w:pPr>
+      <w:r>
+        <w:rPr>
+          <w:rFonts w:ascii="Abadi" w:hAnsi="Abadi"/>
+        </w:rPr>
+        <w:t>What is face recognition?</w:t>
+      </w:r>
+    </w:p>
+    <w:p>
+      <w:pPr>
+        <w:pStyle w:val="ListParagraph"/>
+        <w:numPr>
+          <w:ilvl w:val="3"/>
+          <w:numId w:val="5"/>
+        </w:numPr>
+        <w:rPr>
+          <w:rFonts w:ascii="Abadi" w:hAnsi="Abadi"/>
+        </w:rPr>
+      </w:pPr>
+      <w:r>
+        <w:rPr>
+          <w:rFonts w:ascii="Abadi" w:hAnsi="Abadi"/>
+        </w:rPr>
+        <w:t>One shot learning</w:t>
+      </w:r>
+    </w:p>
+    <w:p>
+      <w:pPr>
+        <w:pStyle w:val="ListParagraph"/>
+        <w:numPr>
+          <w:ilvl w:val="3"/>
+          <w:numId w:val="5"/>
+        </w:numPr>
+        <w:rPr>
+          <w:rFonts w:ascii="Abadi" w:hAnsi="Abadi"/>
+        </w:rPr>
+      </w:pPr>
+      <w:r>
+        <w:rPr>
+          <w:rFonts w:ascii="Abadi" w:hAnsi="Abadi"/>
+        </w:rPr>
+        <w:t>Siamese network</w:t>
+      </w:r>
+    </w:p>
+    <w:p>
+      <w:pPr>
+        <w:pStyle w:val="ListParagraph"/>
+        <w:numPr>
+          <w:ilvl w:val="3"/>
+          <w:numId w:val="5"/>
+        </w:numPr>
+        <w:rPr>
+          <w:rFonts w:ascii="Abadi" w:hAnsi="Abadi"/>
+        </w:rPr>
+      </w:pPr>
+      <w:r>
+        <w:rPr>
+          <w:rFonts w:ascii="Abadi" w:hAnsi="Abadi"/>
+        </w:rPr>
+        <w:t>Triplet loss</w:t>
+      </w:r>
+    </w:p>
+    <w:p>
+      <w:pPr>
+        <w:pStyle w:val="ListParagraph"/>
+        <w:numPr>
+          <w:ilvl w:val="3"/>
+          <w:numId w:val="5"/>
+        </w:numPr>
+        <w:rPr>
+          <w:rFonts w:ascii="Abadi" w:hAnsi="Abadi"/>
+        </w:rPr>
+      </w:pPr>
+      <w:r>
+        <w:rPr>
+          <w:rFonts w:ascii="Abadi" w:hAnsi="Abadi"/>
+        </w:rPr>
+        <w:t>Face verification and binary classification</w:t>
+      </w:r>
+    </w:p>
+    <w:p>
+      <w:pPr>
+        <w:pStyle w:val="ListParagraph"/>
+        <w:numPr>
+          <w:ilvl w:val="3"/>
+          <w:numId w:val="5"/>
+        </w:numPr>
+        <w:rPr>
+          <w:rFonts w:ascii="Abadi" w:hAnsi="Abadi"/>
+        </w:rPr>
+      </w:pPr>
+      <w:r>
+        <w:rPr>
+          <w:rFonts w:ascii="Abadi" w:hAnsi="Abadi"/>
+        </w:rPr>
+        <w:t>What is neural style transfer?</w:t>
+      </w:r>
+    </w:p>
+    <w:p>
+      <w:pPr>
+        <w:pStyle w:val="ListParagraph"/>
+        <w:numPr>
+          <w:ilvl w:val="3"/>
+          <w:numId w:val="5"/>
+        </w:numPr>
+        <w:rPr>
+          <w:rFonts w:ascii="Abadi" w:hAnsi="Abadi"/>
+        </w:rPr>
+      </w:pPr>
+      <w:r>
+        <w:rPr>
+          <w:rFonts w:ascii="Abadi" w:hAnsi="Abadi"/>
+        </w:rPr>
+        <w:t xml:space="preserve">What are deep </w:t>
+      </w:r>
+      <w:proofErr w:type="spellStart"/>
+      <w:r>
+        <w:rPr>
+          <w:rFonts w:ascii="Abadi" w:hAnsi="Abadi"/>
+        </w:rPr>
+        <w:t>ConvNets</w:t>
+      </w:r>
+      <w:proofErr w:type="spellEnd"/>
+      <w:r>
+        <w:rPr>
+          <w:rFonts w:ascii="Abadi" w:hAnsi="Abadi"/>
+        </w:rPr>
+        <w:t xml:space="preserve"> learning?</w:t>
+      </w:r>
+    </w:p>
+    <w:p>
+      <w:pPr>
+        <w:pStyle w:val="ListParagraph"/>
+        <w:numPr>
+          <w:ilvl w:val="3"/>
+          <w:numId w:val="5"/>
+        </w:numPr>
+        <w:rPr>
+          <w:rFonts w:ascii="Abadi" w:hAnsi="Abadi"/>
+        </w:rPr>
+      </w:pPr>
+      <w:r>
+        <w:rPr>
+          <w:rFonts w:ascii="Abadi" w:hAnsi="Abadi"/>
+        </w:rPr>
+        <w:t>Cost function</w:t>
+      </w:r>
+    </w:p>
+    <w:p>
+      <w:pPr>
+        <w:pStyle w:val="ListParagraph"/>
+        <w:numPr>
+          <w:ilvl w:val="3"/>
+          <w:numId w:val="5"/>
+        </w:numPr>
+        <w:rPr>
+          <w:rFonts w:ascii="Abadi" w:hAnsi="Abadi"/>
+        </w:rPr>
+      </w:pPr>
+      <w:r>
+        <w:rPr>
+          <w:rFonts w:ascii="Abadi" w:hAnsi="Abadi"/>
+        </w:rPr>
+        <w:t>Content cost function</w:t>
+      </w:r>
+    </w:p>
+    <w:p>
+      <w:pPr>
+        <w:pStyle w:val="ListParagraph"/>
+        <w:numPr>
+          <w:ilvl w:val="3"/>
+          <w:numId w:val="5"/>
+        </w:numPr>
+        <w:rPr>
+          <w:rFonts w:ascii="Abadi" w:hAnsi="Abadi"/>
+        </w:rPr>
+      </w:pPr>
+      <w:r>
+        <w:rPr>
+          <w:rFonts w:ascii="Abadi" w:hAnsi="Abadi"/>
+        </w:rPr>
+        <w:t>Style cost function</w:t>
+      </w:r>
+    </w:p>
+    <w:p>
+      <w:pPr>
+        <w:pStyle w:val="ListParagraph"/>
+        <w:numPr>
+          <w:ilvl w:val="3"/>
+          <w:numId w:val="5"/>
+        </w:numPr>
+        <w:rPr>
+          <w:rFonts w:ascii="Abadi" w:hAnsi="Abadi"/>
+        </w:rPr>
+      </w:pPr>
+      <w:r>
+        <w:rPr>
+          <w:rFonts w:ascii="Abadi" w:hAnsi="Abadi"/>
+        </w:rPr>
+        <w:t>1D and 3D generalizations</w:t>
+      </w:r>
+    </w:p>
+    <w:p>
+      <w:pPr>
+        <w:pStyle w:val="ListParagraph"/>
+        <w:numPr>
+          <w:ilvl w:val="3"/>
+          <w:numId w:val="5"/>
+        </w:numPr>
+        <w:rPr>
+          <w:rFonts w:ascii="Abadi" w:hAnsi="Abadi"/>
+        </w:rPr>
+      </w:pPr>
+      <w:r>
+        <w:rPr>
+          <w:rFonts w:ascii="Abadi" w:hAnsi="Abadi"/>
+        </w:rPr>
+        <w:t>Assignment: Special applications: face recognition &amp; neural style transfer</w:t>
+      </w:r>
+    </w:p>
+    <w:p>
+      <w:pPr>
+        <w:pStyle w:val="ListParagraph"/>
+        <w:numPr>
+          <w:ilvl w:val="3"/>
+          <w:numId w:val="5"/>
+        </w:numPr>
+        <w:rPr>
+          <w:rFonts w:ascii="Abadi" w:hAnsi="Abadi"/>
+        </w:rPr>
+      </w:pPr>
+      <w:r>
+        <w:rPr>
+          <w:rFonts w:ascii="Abadi" w:hAnsi="Abadi"/>
+        </w:rPr>
+        <w:t>Lab: Face recognition</w:t>
+      </w:r>
+    </w:p>
+    <w:p>
+      <w:pPr>
+        <w:pStyle w:val="ListParagraph"/>
+        <w:numPr>
+          <w:ilvl w:val="3"/>
+          <w:numId w:val="5"/>
+        </w:numPr>
+        <w:rPr>
+          <w:rFonts w:ascii="Abadi" w:hAnsi="Abadi"/>
+        </w:rPr>
+      </w:pPr>
+      <w:r>
+        <w:rPr>
+          <w:rFonts w:ascii="Abadi" w:hAnsi="Abadi"/>
+        </w:rPr>
+        <w:t>Lab: Art generation with neural style transfer</w:t>
+      </w:r>
     </w:p>
     <w:p>
       <w:pPr>
@@ -3880,7 +6065,7 @@
         <w:rPr>
           <w:rFonts w:ascii="Abadi" w:hAnsi="Abadi"/>
         </w:rPr>
-        <w:t>Structuring Machine Learning Projects</w:t>
+        <w:t>Sequence Models</w:t>
       </w:r>
     </w:p>
     <w:p>
@@ -3898,295 +6083,318 @@
         <w:rPr>
           <w:rFonts w:ascii="Abadi" w:hAnsi="Abadi"/>
         </w:rPr>
-        <w:t>Week 1 – ML strategy (1)</w:t>
-      </w:r>
-    </w:p>
-    <w:p>
-      <w:pPr>
-        <w:pStyle w:val="ListParagraph"/>
-        <w:numPr>
-          <w:ilvl w:val="3"/>
-          <w:numId w:val="5"/>
-        </w:numPr>
-        <w:rPr>
-          <w:rFonts w:ascii="Abadi" w:hAnsi="Abadi"/>
-        </w:rPr>
-      </w:pPr>
-      <w:r>
-        <w:rPr>
-          <w:rFonts w:ascii="Abadi" w:hAnsi="Abadi"/>
-        </w:rPr>
-        <w:t>Why ML strategy</w:t>
-      </w:r>
-    </w:p>
-    <w:p>
-      <w:pPr>
-        <w:pStyle w:val="ListParagraph"/>
-        <w:numPr>
-          <w:ilvl w:val="3"/>
-          <w:numId w:val="5"/>
-        </w:numPr>
-        <w:rPr>
-          <w:rFonts w:ascii="Abadi" w:hAnsi="Abadi"/>
-        </w:rPr>
-      </w:pPr>
-      <w:r>
-        <w:rPr>
-          <w:rFonts w:ascii="Abadi" w:hAnsi="Abadi"/>
-        </w:rPr>
-        <w:t>Orthogonalization</w:t>
-      </w:r>
-    </w:p>
-    <w:p>
-      <w:pPr>
-        <w:pStyle w:val="ListParagraph"/>
-        <w:numPr>
-          <w:ilvl w:val="3"/>
-          <w:numId w:val="5"/>
-        </w:numPr>
-        <w:rPr>
-          <w:rFonts w:ascii="Abadi" w:hAnsi="Abadi"/>
-        </w:rPr>
-      </w:pPr>
-      <w:r>
-        <w:rPr>
-          <w:rFonts w:ascii="Abadi" w:hAnsi="Abadi"/>
-        </w:rPr>
-        <w:t>Single number evaluation metric</w:t>
-      </w:r>
-    </w:p>
-    <w:p>
-      <w:pPr>
-        <w:pStyle w:val="ListParagraph"/>
-        <w:numPr>
-          <w:ilvl w:val="3"/>
-          <w:numId w:val="5"/>
-        </w:numPr>
-        <w:rPr>
-          <w:rFonts w:ascii="Abadi" w:hAnsi="Abadi"/>
-        </w:rPr>
-      </w:pPr>
-      <w:r>
-        <w:rPr>
-          <w:rFonts w:ascii="Abadi" w:hAnsi="Abadi"/>
-        </w:rPr>
-        <w:t>Satisficing and optimizing metric</w:t>
-      </w:r>
-    </w:p>
-    <w:p>
-      <w:pPr>
-        <w:pStyle w:val="ListParagraph"/>
-        <w:numPr>
-          <w:ilvl w:val="3"/>
-          <w:numId w:val="5"/>
-        </w:numPr>
-        <w:rPr>
-          <w:rFonts w:ascii="Abadi" w:hAnsi="Abadi"/>
-        </w:rPr>
-      </w:pPr>
-      <w:r>
-        <w:rPr>
-          <w:rFonts w:ascii="Abadi" w:hAnsi="Abadi"/>
-        </w:rPr>
-        <w:t>Train/dev/test distributions</w:t>
-      </w:r>
-    </w:p>
-    <w:p>
-      <w:pPr>
-        <w:pStyle w:val="ListParagraph"/>
-        <w:numPr>
-          <w:ilvl w:val="3"/>
-          <w:numId w:val="5"/>
-        </w:numPr>
-        <w:rPr>
-          <w:rFonts w:ascii="Abadi" w:hAnsi="Abadi"/>
-        </w:rPr>
-      </w:pPr>
-      <w:r>
-        <w:rPr>
-          <w:rFonts w:ascii="Abadi" w:hAnsi="Abadi"/>
-        </w:rPr>
-        <w:t>Size of the dev and test sets</w:t>
-      </w:r>
-    </w:p>
-    <w:p>
-      <w:pPr>
-        <w:pStyle w:val="ListParagraph"/>
-        <w:numPr>
-          <w:ilvl w:val="3"/>
-          <w:numId w:val="5"/>
-        </w:numPr>
-        <w:rPr>
-          <w:rFonts w:ascii="Abadi" w:hAnsi="Abadi"/>
-        </w:rPr>
-      </w:pPr>
-      <w:r>
-        <w:rPr>
-          <w:rFonts w:ascii="Abadi" w:hAnsi="Abadi"/>
-        </w:rPr>
-        <w:t>When to change dev/test sets and metrics?</w:t>
-      </w:r>
-    </w:p>
-    <w:p>
-      <w:pPr>
-        <w:pStyle w:val="ListParagraph"/>
-        <w:numPr>
-          <w:ilvl w:val="3"/>
-          <w:numId w:val="5"/>
-        </w:numPr>
-        <w:rPr>
-          <w:rFonts w:ascii="Abadi" w:hAnsi="Abadi"/>
-        </w:rPr>
-      </w:pPr>
-      <w:r>
-        <w:rPr>
-          <w:rFonts w:ascii="Abadi" w:hAnsi="Abadi"/>
-        </w:rPr>
-        <w:t>Why human-level performance?</w:t>
-      </w:r>
-    </w:p>
-    <w:p>
-      <w:pPr>
-        <w:pStyle w:val="ListParagraph"/>
-        <w:numPr>
-          <w:ilvl w:val="3"/>
-          <w:numId w:val="5"/>
-        </w:numPr>
-        <w:rPr>
-          <w:rFonts w:ascii="Abadi" w:hAnsi="Abadi"/>
-        </w:rPr>
-      </w:pPr>
-      <w:r>
-        <w:rPr>
-          <w:rFonts w:ascii="Abadi" w:hAnsi="Abadi"/>
-        </w:rPr>
-        <w:t>Avoidable bias</w:t>
-      </w:r>
-    </w:p>
-    <w:p>
-      <w:pPr>
-        <w:pStyle w:val="ListParagraph"/>
-        <w:numPr>
-          <w:ilvl w:val="3"/>
-          <w:numId w:val="5"/>
-        </w:numPr>
-        <w:rPr>
-          <w:rFonts w:ascii="Abadi" w:hAnsi="Abadi"/>
-        </w:rPr>
-      </w:pPr>
-      <w:r>
-        <w:rPr>
-          <w:rFonts w:ascii="Abadi" w:hAnsi="Abadi"/>
-        </w:rPr>
-        <w:t>Understanding human-level performance</w:t>
-      </w:r>
-    </w:p>
-    <w:p>
-      <w:pPr>
-        <w:pStyle w:val="ListParagraph"/>
-        <w:numPr>
-          <w:ilvl w:val="3"/>
-          <w:numId w:val="5"/>
-        </w:numPr>
-        <w:rPr>
-          <w:rFonts w:ascii="Abadi" w:hAnsi="Abadi"/>
-        </w:rPr>
-      </w:pPr>
-      <w:r>
-        <w:rPr>
-          <w:rFonts w:ascii="Abadi" w:hAnsi="Abadi"/>
-        </w:rPr>
-        <w:t>Surpassing human-level performance</w:t>
-      </w:r>
-    </w:p>
-    <w:p>
-      <w:pPr>
-        <w:pStyle w:val="ListParagraph"/>
-        <w:numPr>
-          <w:ilvl w:val="3"/>
-          <w:numId w:val="5"/>
-        </w:numPr>
-        <w:rPr>
-          <w:rFonts w:ascii="Abadi" w:hAnsi="Abadi"/>
-        </w:rPr>
-      </w:pPr>
-      <w:r>
-        <w:rPr>
-          <w:rFonts w:ascii="Abadi" w:hAnsi="Abadi"/>
-        </w:rPr>
-        <w:t>Improving your model performance</w:t>
-      </w:r>
-    </w:p>
-    <w:p>
-      <w:pPr>
-        <w:pStyle w:val="ListParagraph"/>
-        <w:numPr>
-          <w:ilvl w:val="3"/>
-          <w:numId w:val="5"/>
-        </w:numPr>
-        <w:rPr>
-          <w:rFonts w:ascii="Abadi" w:hAnsi="Abadi"/>
-        </w:rPr>
-      </w:pPr>
-      <w:r>
-        <w:rPr>
-          <w:rFonts w:ascii="Abadi" w:hAnsi="Abadi"/>
-        </w:rPr>
-        <w:t>Andrej Karpathy interview</w:t>
-      </w:r>
-    </w:p>
-    <w:p>
-      <w:pPr>
-        <w:pStyle w:val="ListParagraph"/>
-        <w:numPr>
-          <w:ilvl w:val="3"/>
-          <w:numId w:val="5"/>
-        </w:numPr>
-        <w:rPr>
-          <w:rFonts w:ascii="Abadi" w:hAnsi="Abadi"/>
-        </w:rPr>
-      </w:pPr>
-      <w:r>
-        <w:rPr>
-          <w:rFonts w:ascii="Abadi" w:hAnsi="Abadi"/>
-        </w:rPr>
-        <w:t>Reading: Lecture notes W1</w:t>
-      </w:r>
-    </w:p>
-    <w:p>
-      <w:pPr>
-        <w:pStyle w:val="ListParagraph"/>
-        <w:numPr>
-          <w:ilvl w:val="3"/>
-          <w:numId w:val="5"/>
-        </w:numPr>
-        <w:rPr>
-          <w:rFonts w:ascii="Abadi" w:hAnsi="Abadi"/>
-        </w:rPr>
-      </w:pPr>
-      <w:r>
-        <w:rPr>
-          <w:rFonts w:ascii="Abadi" w:hAnsi="Abadi"/>
-        </w:rPr>
-        <w:t>Reading: Machine learning flight simulator (intro to quizzes)</w:t>
-      </w:r>
-    </w:p>
-    <w:p>
-      <w:pPr>
-        <w:pStyle w:val="ListParagraph"/>
-        <w:numPr>
-          <w:ilvl w:val="3"/>
-          <w:numId w:val="5"/>
-        </w:numPr>
-        <w:rPr>
-          <w:rFonts w:ascii="Abadi" w:hAnsi="Abadi"/>
-        </w:rPr>
-      </w:pPr>
-      <w:r>
-        <w:rPr>
-          <w:rFonts w:ascii="Abadi" w:hAnsi="Abadi"/>
-        </w:rPr>
-        <w:t>Assignment: Bird recognition in the city of Peacetopia (quiz case study)</w:t>
+        <w:t>Week 1 – Recurrent neural networks</w:t>
+      </w:r>
+    </w:p>
+    <w:p>
+      <w:pPr>
+        <w:pStyle w:val="ListParagraph"/>
+        <w:numPr>
+          <w:ilvl w:val="3"/>
+          <w:numId w:val="5"/>
+        </w:numPr>
+        <w:rPr>
+          <w:rFonts w:ascii="Abadi" w:hAnsi="Abadi"/>
+        </w:rPr>
+      </w:pPr>
+      <w:r>
+        <w:rPr>
+          <w:rFonts w:ascii="Abadi" w:hAnsi="Abadi"/>
+        </w:rPr>
+        <w:t>Why sequence models?</w:t>
+      </w:r>
+    </w:p>
+    <w:p>
+      <w:pPr>
+        <w:pStyle w:val="ListParagraph"/>
+        <w:numPr>
+          <w:ilvl w:val="3"/>
+          <w:numId w:val="5"/>
+        </w:numPr>
+        <w:rPr>
+          <w:rFonts w:ascii="Abadi" w:hAnsi="Abadi"/>
+        </w:rPr>
+      </w:pPr>
+      <w:r>
+        <w:rPr>
+          <w:rFonts w:ascii="Abadi" w:hAnsi="Abadi"/>
+        </w:rPr>
+        <w:t>Notation</w:t>
+      </w:r>
+    </w:p>
+    <w:p>
+      <w:pPr>
+        <w:pStyle w:val="ListParagraph"/>
+        <w:numPr>
+          <w:ilvl w:val="3"/>
+          <w:numId w:val="5"/>
+        </w:numPr>
+        <w:rPr>
+          <w:rFonts w:ascii="Abadi" w:hAnsi="Abadi"/>
+        </w:rPr>
+      </w:pPr>
+      <w:r>
+        <w:rPr>
+          <w:rFonts w:ascii="Abadi" w:hAnsi="Abadi"/>
+        </w:rPr>
+        <w:t>Recurrent neural network model</w:t>
+      </w:r>
+    </w:p>
+    <w:p>
+      <w:pPr>
+        <w:pStyle w:val="ListParagraph"/>
+        <w:numPr>
+          <w:ilvl w:val="3"/>
+          <w:numId w:val="5"/>
+        </w:numPr>
+        <w:rPr>
+          <w:rFonts w:ascii="Abadi" w:hAnsi="Abadi"/>
+        </w:rPr>
+      </w:pPr>
+      <w:r>
+        <w:rPr>
+          <w:rFonts w:ascii="Abadi" w:hAnsi="Abadi"/>
+        </w:rPr>
+        <w:t>Backpropagation through time</w:t>
+      </w:r>
+    </w:p>
+    <w:p>
+      <w:pPr>
+        <w:pStyle w:val="ListParagraph"/>
+        <w:numPr>
+          <w:ilvl w:val="3"/>
+          <w:numId w:val="5"/>
+        </w:numPr>
+        <w:rPr>
+          <w:rFonts w:ascii="Abadi" w:hAnsi="Abadi"/>
+        </w:rPr>
+      </w:pPr>
+      <w:r>
+        <w:rPr>
+          <w:rFonts w:ascii="Abadi" w:hAnsi="Abadi"/>
+        </w:rPr>
+        <w:t>Different types of RNNs</w:t>
+      </w:r>
+    </w:p>
+    <w:p>
+      <w:pPr>
+        <w:pStyle w:val="ListParagraph"/>
+        <w:numPr>
+          <w:ilvl w:val="3"/>
+          <w:numId w:val="5"/>
+        </w:numPr>
+        <w:rPr>
+          <w:rFonts w:ascii="Abadi" w:hAnsi="Abadi"/>
+        </w:rPr>
+      </w:pPr>
+      <w:r>
+        <w:rPr>
+          <w:rFonts w:ascii="Abadi" w:hAnsi="Abadi"/>
+        </w:rPr>
+        <w:t>Language model and sequence generation</w:t>
+      </w:r>
+    </w:p>
+    <w:p>
+      <w:pPr>
+        <w:pStyle w:val="ListParagraph"/>
+        <w:numPr>
+          <w:ilvl w:val="3"/>
+          <w:numId w:val="5"/>
+        </w:numPr>
+        <w:rPr>
+          <w:rFonts w:ascii="Abadi" w:hAnsi="Abadi"/>
+        </w:rPr>
+      </w:pPr>
+      <w:r>
+        <w:rPr>
+          <w:rFonts w:ascii="Abadi" w:hAnsi="Abadi"/>
+        </w:rPr>
+        <w:t>Sampling novel sequences</w:t>
+      </w:r>
+    </w:p>
+    <w:p>
+      <w:pPr>
+        <w:pStyle w:val="ListParagraph"/>
+        <w:numPr>
+          <w:ilvl w:val="3"/>
+          <w:numId w:val="5"/>
+        </w:numPr>
+        <w:rPr>
+          <w:rFonts w:ascii="Abadi" w:hAnsi="Abadi"/>
+        </w:rPr>
+      </w:pPr>
+      <w:r>
+        <w:rPr>
+          <w:rFonts w:ascii="Abadi" w:hAnsi="Abadi"/>
+        </w:rPr>
+        <w:t>Vanishing gradients with RNNs</w:t>
+      </w:r>
+    </w:p>
+    <w:p>
+      <w:pPr>
+        <w:pStyle w:val="ListParagraph"/>
+        <w:numPr>
+          <w:ilvl w:val="3"/>
+          <w:numId w:val="5"/>
+        </w:numPr>
+        <w:rPr>
+          <w:rFonts w:ascii="Abadi" w:hAnsi="Abadi"/>
+        </w:rPr>
+      </w:pPr>
+      <w:r>
+        <w:rPr>
+          <w:rFonts w:ascii="Abadi" w:hAnsi="Abadi"/>
+        </w:rPr>
+        <w:t>Gated recurrent unit (GRU)</w:t>
+      </w:r>
+    </w:p>
+    <w:p>
+      <w:pPr>
+        <w:pStyle w:val="ListParagraph"/>
+        <w:numPr>
+          <w:ilvl w:val="3"/>
+          <w:numId w:val="5"/>
+        </w:numPr>
+        <w:rPr>
+          <w:rFonts w:ascii="Abadi" w:hAnsi="Abadi"/>
+        </w:rPr>
+      </w:pPr>
+      <w:r>
+        <w:rPr>
+          <w:rFonts w:ascii="Abadi" w:hAnsi="Abadi"/>
+        </w:rPr>
+        <w:t xml:space="preserve">Long </w:t>
+      </w:r>
+      <w:proofErr w:type="gramStart"/>
+      <w:r>
+        <w:rPr>
+          <w:rFonts w:ascii="Abadi" w:hAnsi="Abadi"/>
+        </w:rPr>
+        <w:t>short term</w:t>
+      </w:r>
+      <w:proofErr w:type="gramEnd"/>
+      <w:r>
+        <w:rPr>
+          <w:rFonts w:ascii="Abadi" w:hAnsi="Abadi"/>
+        </w:rPr>
+        <w:t xml:space="preserve"> memory (LSTM)</w:t>
+      </w:r>
+    </w:p>
+    <w:p>
+      <w:pPr>
+        <w:pStyle w:val="ListParagraph"/>
+        <w:numPr>
+          <w:ilvl w:val="3"/>
+          <w:numId w:val="5"/>
+        </w:numPr>
+        <w:rPr>
+          <w:rFonts w:ascii="Abadi" w:hAnsi="Abadi"/>
+        </w:rPr>
+      </w:pPr>
+      <w:r>
+        <w:rPr>
+          <w:rFonts w:ascii="Abadi" w:hAnsi="Abadi"/>
+        </w:rPr>
+        <w:t>Bidirectional RNN</w:t>
+      </w:r>
+    </w:p>
+    <w:p>
+      <w:pPr>
+        <w:pStyle w:val="ListParagraph"/>
+        <w:numPr>
+          <w:ilvl w:val="3"/>
+          <w:numId w:val="5"/>
+        </w:numPr>
+        <w:rPr>
+          <w:rFonts w:ascii="Abadi" w:hAnsi="Abadi"/>
+        </w:rPr>
+      </w:pPr>
+      <w:r>
+        <w:rPr>
+          <w:rFonts w:ascii="Abadi" w:hAnsi="Abadi"/>
+        </w:rPr>
+        <w:t>Deep RNNs</w:t>
+      </w:r>
+    </w:p>
+    <w:p>
+      <w:pPr>
+        <w:pStyle w:val="ListParagraph"/>
+        <w:numPr>
+          <w:ilvl w:val="3"/>
+          <w:numId w:val="5"/>
+        </w:numPr>
+        <w:rPr>
+          <w:rFonts w:ascii="Abadi" w:hAnsi="Abadi"/>
+        </w:rPr>
+      </w:pPr>
+      <w:r>
+        <w:rPr>
+          <w:rFonts w:ascii="Abadi" w:hAnsi="Abadi"/>
+        </w:rPr>
+        <w:lastRenderedPageBreak/>
+        <w:t>Assignment: Recurrent neural networks</w:t>
+      </w:r>
+    </w:p>
+    <w:p>
+      <w:pPr>
+        <w:pStyle w:val="ListParagraph"/>
+        <w:numPr>
+          <w:ilvl w:val="3"/>
+          <w:numId w:val="5"/>
+        </w:numPr>
+        <w:rPr>
+          <w:rFonts w:ascii="Abadi" w:hAnsi="Abadi"/>
+        </w:rPr>
+      </w:pPr>
+      <w:r>
+        <w:rPr>
+          <w:rFonts w:ascii="Abadi" w:hAnsi="Abadi"/>
+        </w:rPr>
+        <w:t>Lab: Building your recurrent neural network step by step</w:t>
+      </w:r>
+    </w:p>
+    <w:p>
+      <w:pPr>
+        <w:pStyle w:val="ListParagraph"/>
+        <w:numPr>
+          <w:ilvl w:val="3"/>
+          <w:numId w:val="5"/>
+        </w:numPr>
+        <w:rPr>
+          <w:rFonts w:ascii="Abadi" w:hAnsi="Abadi"/>
+        </w:rPr>
+      </w:pPr>
+      <w:r>
+        <w:rPr>
+          <w:rFonts w:ascii="Abadi" w:hAnsi="Abadi"/>
+        </w:rPr>
+        <w:t xml:space="preserve">Lab: Dinosaur island character-level language </w:t>
+      </w:r>
+      <w:proofErr w:type="spellStart"/>
+      <w:r>
+        <w:rPr>
+          <w:rFonts w:ascii="Abadi" w:hAnsi="Abadi"/>
+        </w:rPr>
+        <w:t>modeling</w:t>
+      </w:r>
+      <w:proofErr w:type="spellEnd"/>
+    </w:p>
+    <w:p>
+      <w:pPr>
+        <w:pStyle w:val="ListParagraph"/>
+        <w:numPr>
+          <w:ilvl w:val="3"/>
+          <w:numId w:val="5"/>
+        </w:numPr>
+        <w:rPr>
+          <w:rFonts w:ascii="Abadi" w:hAnsi="Abadi"/>
+        </w:rPr>
+      </w:pPr>
+      <w:r>
+        <w:rPr>
+          <w:rFonts w:ascii="Abadi" w:hAnsi="Abadi"/>
+        </w:rPr>
+        <w:t>Lab: Jazz improvisation with LSTM</w:t>
       </w:r>
     </w:p>
     <w:p>
@@ -4204,178 +6412,711 @@
         <w:rPr>
           <w:rFonts w:ascii="Abadi" w:hAnsi="Abadi"/>
         </w:rPr>
-        <w:t>Week 2 – ML strategy (2)</w:t>
-      </w:r>
-    </w:p>
-    <w:p>
-      <w:pPr>
-        <w:pStyle w:val="ListParagraph"/>
-        <w:numPr>
-          <w:ilvl w:val="3"/>
-          <w:numId w:val="5"/>
-        </w:numPr>
-        <w:rPr>
-          <w:rFonts w:ascii="Abadi" w:hAnsi="Abadi"/>
-        </w:rPr>
-      </w:pPr>
-      <w:r>
-        <w:rPr>
-          <w:rFonts w:ascii="Abadi" w:hAnsi="Abadi"/>
-        </w:rPr>
-        <w:t>Carrying out error analysis</w:t>
-      </w:r>
-    </w:p>
-    <w:p>
-      <w:pPr>
-        <w:pStyle w:val="ListParagraph"/>
-        <w:numPr>
-          <w:ilvl w:val="3"/>
-          <w:numId w:val="5"/>
-        </w:numPr>
-        <w:rPr>
-          <w:rFonts w:ascii="Abadi" w:hAnsi="Abadi"/>
-        </w:rPr>
-      </w:pPr>
-      <w:r>
-        <w:rPr>
-          <w:rFonts w:ascii="Abadi" w:hAnsi="Abadi"/>
-        </w:rPr>
-        <w:t>Cleaning up incorrectly labeled data</w:t>
-      </w:r>
-    </w:p>
-    <w:p>
-      <w:pPr>
-        <w:pStyle w:val="ListParagraph"/>
-        <w:numPr>
-          <w:ilvl w:val="3"/>
-          <w:numId w:val="5"/>
-        </w:numPr>
-        <w:rPr>
-          <w:rFonts w:ascii="Abadi" w:hAnsi="Abadi"/>
-        </w:rPr>
-      </w:pPr>
-      <w:r>
-        <w:rPr>
-          <w:rFonts w:ascii="Abadi" w:hAnsi="Abadi"/>
-        </w:rPr>
-        <w:t>Build your first system quickly, then iterate</w:t>
-      </w:r>
-    </w:p>
-    <w:p>
-      <w:pPr>
-        <w:pStyle w:val="ListParagraph"/>
-        <w:numPr>
-          <w:ilvl w:val="3"/>
-          <w:numId w:val="5"/>
-        </w:numPr>
-        <w:rPr>
-          <w:rFonts w:ascii="Abadi" w:hAnsi="Abadi"/>
-        </w:rPr>
-      </w:pPr>
-      <w:r>
-        <w:rPr>
-          <w:rFonts w:ascii="Abadi" w:hAnsi="Abadi"/>
-        </w:rPr>
-        <w:t>Training and testing on different distributions</w:t>
-      </w:r>
-    </w:p>
-    <w:p>
-      <w:pPr>
-        <w:pStyle w:val="ListParagraph"/>
-        <w:numPr>
-          <w:ilvl w:val="3"/>
-          <w:numId w:val="5"/>
-        </w:numPr>
-        <w:rPr>
-          <w:rFonts w:ascii="Abadi" w:hAnsi="Abadi"/>
-        </w:rPr>
-      </w:pPr>
-      <w:r>
-        <w:rPr>
-          <w:rFonts w:ascii="Abadi" w:hAnsi="Abadi"/>
-        </w:rPr>
-        <w:t>Bias and variance with mismatched data distributions</w:t>
-      </w:r>
-    </w:p>
-    <w:p>
-      <w:pPr>
-        <w:pStyle w:val="ListParagraph"/>
-        <w:numPr>
-          <w:ilvl w:val="3"/>
-          <w:numId w:val="5"/>
-        </w:numPr>
-        <w:rPr>
-          <w:rFonts w:ascii="Abadi" w:hAnsi="Abadi"/>
-        </w:rPr>
-      </w:pPr>
-      <w:r>
-        <w:rPr>
-          <w:rFonts w:ascii="Abadi" w:hAnsi="Abadi"/>
-        </w:rPr>
-        <w:t>Addressing data mismatch</w:t>
-      </w:r>
-    </w:p>
-    <w:p>
-      <w:pPr>
-        <w:pStyle w:val="ListParagraph"/>
-        <w:numPr>
-          <w:ilvl w:val="3"/>
-          <w:numId w:val="5"/>
-        </w:numPr>
-        <w:rPr>
-          <w:rFonts w:ascii="Abadi" w:hAnsi="Abadi"/>
-        </w:rPr>
-      </w:pPr>
-      <w:r>
-        <w:rPr>
-          <w:rFonts w:ascii="Abadi" w:hAnsi="Abadi"/>
-        </w:rPr>
-        <w:t>Transfer learning</w:t>
-      </w:r>
-    </w:p>
-    <w:p>
-      <w:pPr>
-        <w:pStyle w:val="ListParagraph"/>
-        <w:numPr>
-          <w:ilvl w:val="3"/>
-          <w:numId w:val="5"/>
-        </w:numPr>
-        <w:rPr>
-          <w:rFonts w:ascii="Abadi" w:hAnsi="Abadi"/>
-        </w:rPr>
-      </w:pPr>
-      <w:r>
-        <w:rPr>
-          <w:rFonts w:ascii="Abadi" w:hAnsi="Abadi"/>
-        </w:rPr>
-        <w:t>Multi-task learning</w:t>
-      </w:r>
-    </w:p>
-    <w:p>
-      <w:pPr>
-        <w:pStyle w:val="ListParagraph"/>
-        <w:numPr>
-          <w:ilvl w:val="3"/>
-          <w:numId w:val="5"/>
-        </w:numPr>
-        <w:rPr>
-          <w:rFonts w:ascii="Abadi" w:hAnsi="Abadi"/>
-        </w:rPr>
-      </w:pPr>
-      <w:r>
-        <w:rPr>
-          <w:rFonts w:ascii="Abadi" w:hAnsi="Abadi"/>
-        </w:rPr>
-        <w:t>What is end-to-end deep learning?</w:t>
-      </w:r>
-    </w:p>
-    <w:p>
-      <w:pPr>
-        <w:pStyle w:val="ListParagraph"/>
-        <w:numPr>
-          <w:ilvl w:val="3"/>
-          <w:numId w:val="5"/>
-        </w:numPr>
+        <w:t>Week 2 – Natural language processing &amp; word embeddings</w:t>
+      </w:r>
+    </w:p>
+    <w:p>
+      <w:pPr>
+        <w:pStyle w:val="ListParagraph"/>
+        <w:numPr>
+          <w:ilvl w:val="3"/>
+          <w:numId w:val="5"/>
+        </w:numPr>
+        <w:rPr>
+          <w:rFonts w:ascii="Abadi" w:hAnsi="Abadi"/>
+        </w:rPr>
+      </w:pPr>
+      <w:r>
+        <w:rPr>
+          <w:rFonts w:ascii="Abadi" w:hAnsi="Abadi"/>
+        </w:rPr>
+        <w:t>Word representation</w:t>
+      </w:r>
+    </w:p>
+    <w:p>
+      <w:pPr>
+        <w:pStyle w:val="ListParagraph"/>
+        <w:numPr>
+          <w:ilvl w:val="3"/>
+          <w:numId w:val="5"/>
+        </w:numPr>
+        <w:rPr>
+          <w:rFonts w:ascii="Abadi" w:hAnsi="Abadi"/>
+        </w:rPr>
+      </w:pPr>
+      <w:r>
+        <w:rPr>
+          <w:rFonts w:ascii="Abadi" w:hAnsi="Abadi"/>
+        </w:rPr>
+        <w:t>Using word embeddings</w:t>
+      </w:r>
+    </w:p>
+    <w:p>
+      <w:pPr>
+        <w:pStyle w:val="ListParagraph"/>
+        <w:numPr>
+          <w:ilvl w:val="3"/>
+          <w:numId w:val="5"/>
+        </w:numPr>
+        <w:rPr>
+          <w:rFonts w:ascii="Abadi" w:hAnsi="Abadi"/>
+        </w:rPr>
+      </w:pPr>
+      <w:r>
+        <w:rPr>
+          <w:rFonts w:ascii="Abadi" w:hAnsi="Abadi"/>
+        </w:rPr>
+        <w:t>Properties of word embeddings</w:t>
+      </w:r>
+    </w:p>
+    <w:p>
+      <w:pPr>
+        <w:pStyle w:val="ListParagraph"/>
+        <w:numPr>
+          <w:ilvl w:val="3"/>
+          <w:numId w:val="5"/>
+        </w:numPr>
+        <w:rPr>
+          <w:rFonts w:ascii="Abadi" w:hAnsi="Abadi"/>
+        </w:rPr>
+      </w:pPr>
+      <w:r>
+        <w:rPr>
+          <w:rFonts w:ascii="Abadi" w:hAnsi="Abadi"/>
+        </w:rPr>
+        <w:t>Embedding matrix</w:t>
+      </w:r>
+    </w:p>
+    <w:p>
+      <w:pPr>
+        <w:pStyle w:val="ListParagraph"/>
+        <w:numPr>
+          <w:ilvl w:val="3"/>
+          <w:numId w:val="5"/>
+        </w:numPr>
+        <w:rPr>
+          <w:rFonts w:ascii="Abadi" w:hAnsi="Abadi"/>
+        </w:rPr>
+      </w:pPr>
+      <w:r>
+        <w:rPr>
+          <w:rFonts w:ascii="Abadi" w:hAnsi="Abadi"/>
+        </w:rPr>
+        <w:t>Learning word embeddings</w:t>
+      </w:r>
+    </w:p>
+    <w:p>
+      <w:pPr>
+        <w:pStyle w:val="ListParagraph"/>
+        <w:numPr>
+          <w:ilvl w:val="3"/>
+          <w:numId w:val="5"/>
+        </w:numPr>
+        <w:rPr>
+          <w:rFonts w:ascii="Abadi" w:hAnsi="Abadi"/>
+        </w:rPr>
+      </w:pPr>
+      <w:r>
+        <w:rPr>
+          <w:rFonts w:ascii="Abadi" w:hAnsi="Abadi"/>
+        </w:rPr>
+        <w:t>Word2Vec</w:t>
+      </w:r>
+    </w:p>
+    <w:p>
+      <w:pPr>
+        <w:pStyle w:val="ListParagraph"/>
+        <w:numPr>
+          <w:ilvl w:val="3"/>
+          <w:numId w:val="5"/>
+        </w:numPr>
+        <w:rPr>
+          <w:rFonts w:ascii="Abadi" w:hAnsi="Abadi"/>
+        </w:rPr>
+      </w:pPr>
+      <w:r>
+        <w:rPr>
+          <w:rFonts w:ascii="Abadi" w:hAnsi="Abadi"/>
+        </w:rPr>
+        <w:t>Negative sampling</w:t>
+      </w:r>
+    </w:p>
+    <w:p>
+      <w:pPr>
+        <w:pStyle w:val="ListParagraph"/>
+        <w:numPr>
+          <w:ilvl w:val="3"/>
+          <w:numId w:val="5"/>
+        </w:numPr>
+        <w:rPr>
+          <w:rFonts w:ascii="Abadi" w:hAnsi="Abadi"/>
+        </w:rPr>
+      </w:pPr>
+      <w:proofErr w:type="spellStart"/>
+      <w:r>
+        <w:rPr>
+          <w:rFonts w:ascii="Abadi" w:hAnsi="Abadi"/>
+        </w:rPr>
+        <w:t>GloVe</w:t>
+      </w:r>
+      <w:proofErr w:type="spellEnd"/>
+      <w:r>
+        <w:rPr>
+          <w:rFonts w:ascii="Abadi" w:hAnsi="Abadi"/>
+        </w:rPr>
+        <w:t xml:space="preserve"> word vectors</w:t>
+      </w:r>
+    </w:p>
+    <w:p>
+      <w:pPr>
+        <w:pStyle w:val="ListParagraph"/>
+        <w:numPr>
+          <w:ilvl w:val="3"/>
+          <w:numId w:val="5"/>
+        </w:numPr>
+        <w:rPr>
+          <w:rFonts w:ascii="Abadi" w:hAnsi="Abadi"/>
+        </w:rPr>
+      </w:pPr>
+      <w:r>
+        <w:rPr>
+          <w:rFonts w:ascii="Abadi" w:hAnsi="Abadi"/>
+        </w:rPr>
+        <w:t>Sentiment classification</w:t>
+      </w:r>
+    </w:p>
+    <w:p>
+      <w:pPr>
+        <w:pStyle w:val="ListParagraph"/>
+        <w:numPr>
+          <w:ilvl w:val="3"/>
+          <w:numId w:val="5"/>
+        </w:numPr>
+        <w:rPr>
+          <w:rFonts w:ascii="Abadi" w:hAnsi="Abadi"/>
+        </w:rPr>
+      </w:pPr>
+      <w:r>
+        <w:rPr>
+          <w:rFonts w:ascii="Abadi" w:hAnsi="Abadi"/>
+        </w:rPr>
+        <w:t>Debiasing word embeddings</w:t>
+      </w:r>
+    </w:p>
+    <w:p>
+      <w:pPr>
+        <w:pStyle w:val="ListParagraph"/>
+        <w:numPr>
+          <w:ilvl w:val="3"/>
+          <w:numId w:val="5"/>
+        </w:numPr>
+        <w:rPr>
+          <w:rFonts w:ascii="Abadi" w:hAnsi="Abadi"/>
+        </w:rPr>
+      </w:pPr>
+      <w:r>
+        <w:rPr>
+          <w:rFonts w:ascii="Abadi" w:hAnsi="Abadi"/>
+        </w:rPr>
+        <w:t>Assignment: Natural language processing &amp; word embeddings</w:t>
+      </w:r>
+    </w:p>
+    <w:p>
+      <w:pPr>
+        <w:pStyle w:val="ListParagraph"/>
+        <w:numPr>
+          <w:ilvl w:val="3"/>
+          <w:numId w:val="5"/>
+        </w:numPr>
+        <w:rPr>
+          <w:rFonts w:ascii="Abadi" w:hAnsi="Abadi"/>
+        </w:rPr>
+      </w:pPr>
+      <w:r>
+        <w:rPr>
+          <w:rFonts w:ascii="Abadi" w:hAnsi="Abadi"/>
+        </w:rPr>
+        <w:t>Lab: Operations on word vectors debiasing</w:t>
+      </w:r>
+    </w:p>
+    <w:p>
+      <w:pPr>
+        <w:pStyle w:val="ListParagraph"/>
+        <w:numPr>
+          <w:ilvl w:val="3"/>
+          <w:numId w:val="5"/>
+        </w:numPr>
+        <w:rPr>
+          <w:rFonts w:ascii="Abadi" w:hAnsi="Abadi"/>
+        </w:rPr>
+      </w:pPr>
+      <w:r>
+        <w:rPr>
+          <w:rFonts w:ascii="Abadi" w:hAnsi="Abadi"/>
+        </w:rPr>
+        <w:t xml:space="preserve">Lab: </w:t>
+      </w:r>
+      <w:proofErr w:type="spellStart"/>
+      <w:r>
+        <w:rPr>
+          <w:rFonts w:ascii="Abadi" w:hAnsi="Abadi"/>
+        </w:rPr>
+        <w:t>Emojify</w:t>
+      </w:r>
+      <w:proofErr w:type="spellEnd"/>
+    </w:p>
+    <w:p>
+      <w:pPr>
+        <w:pStyle w:val="ListParagraph"/>
+        <w:numPr>
+          <w:ilvl w:val="2"/>
+          <w:numId w:val="5"/>
+        </w:numPr>
+        <w:rPr>
+          <w:rFonts w:ascii="Abadi" w:hAnsi="Abadi"/>
+        </w:rPr>
+      </w:pPr>
+      <w:r>
+        <w:rPr>
+          <w:rFonts w:ascii="Abadi" w:hAnsi="Abadi"/>
+        </w:rPr>
+        <w:t>Week 3 – Sequence models &amp; attention mechanism</w:t>
+      </w:r>
+    </w:p>
+    <w:p>
+      <w:pPr>
+        <w:pStyle w:val="ListParagraph"/>
+        <w:numPr>
+          <w:ilvl w:val="3"/>
+          <w:numId w:val="5"/>
+        </w:numPr>
+        <w:rPr>
+          <w:rFonts w:ascii="Abadi" w:hAnsi="Abadi"/>
+        </w:rPr>
+      </w:pPr>
+      <w:r>
+        <w:rPr>
+          <w:rFonts w:ascii="Abadi" w:hAnsi="Abadi"/>
+        </w:rPr>
+        <w:t>Basic models</w:t>
+      </w:r>
+    </w:p>
+    <w:p>
+      <w:pPr>
+        <w:pStyle w:val="ListParagraph"/>
+        <w:numPr>
+          <w:ilvl w:val="3"/>
+          <w:numId w:val="5"/>
+        </w:numPr>
+        <w:rPr>
+          <w:rFonts w:ascii="Abadi" w:hAnsi="Abadi"/>
+        </w:rPr>
+      </w:pPr>
+      <w:r>
+        <w:rPr>
+          <w:rFonts w:ascii="Abadi" w:hAnsi="Abadi"/>
+        </w:rPr>
+        <w:t>Picking the most likely sentence</w:t>
+      </w:r>
+    </w:p>
+    <w:p>
+      <w:pPr>
+        <w:pStyle w:val="ListParagraph"/>
+        <w:numPr>
+          <w:ilvl w:val="3"/>
+          <w:numId w:val="5"/>
+        </w:numPr>
+        <w:rPr>
+          <w:rFonts w:ascii="Abadi" w:hAnsi="Abadi"/>
+        </w:rPr>
+      </w:pPr>
+      <w:r>
+        <w:rPr>
+          <w:rFonts w:ascii="Abadi" w:hAnsi="Abadi"/>
+        </w:rPr>
+        <w:t>Beam search</w:t>
+      </w:r>
+    </w:p>
+    <w:p>
+      <w:pPr>
+        <w:pStyle w:val="ListParagraph"/>
+        <w:numPr>
+          <w:ilvl w:val="3"/>
+          <w:numId w:val="5"/>
+        </w:numPr>
+        <w:rPr>
+          <w:rFonts w:ascii="Abadi" w:hAnsi="Abadi"/>
+        </w:rPr>
+      </w:pPr>
+      <w:r>
+        <w:rPr>
+          <w:rFonts w:ascii="Abadi" w:hAnsi="Abadi"/>
+        </w:rPr>
+        <w:t>Refinements to beam search</w:t>
+      </w:r>
+    </w:p>
+    <w:p>
+      <w:pPr>
+        <w:pStyle w:val="ListParagraph"/>
+        <w:numPr>
+          <w:ilvl w:val="3"/>
+          <w:numId w:val="5"/>
+        </w:numPr>
+        <w:rPr>
+          <w:rFonts w:ascii="Abadi" w:hAnsi="Abadi"/>
+        </w:rPr>
+      </w:pPr>
+      <w:r>
+        <w:rPr>
+          <w:rFonts w:ascii="Abadi" w:hAnsi="Abadi"/>
+        </w:rPr>
+        <w:t>Error analysis in beam search</w:t>
+      </w:r>
+    </w:p>
+    <w:p>
+      <w:pPr>
+        <w:pStyle w:val="ListParagraph"/>
+        <w:numPr>
+          <w:ilvl w:val="3"/>
+          <w:numId w:val="5"/>
+        </w:numPr>
+        <w:rPr>
+          <w:rFonts w:ascii="Abadi" w:hAnsi="Abadi"/>
+        </w:rPr>
+      </w:pPr>
+      <w:r>
+        <w:rPr>
+          <w:rFonts w:ascii="Abadi" w:hAnsi="Abadi"/>
+        </w:rPr>
+        <w:t>Bleu score (optional)</w:t>
+      </w:r>
+    </w:p>
+    <w:p>
+      <w:pPr>
+        <w:pStyle w:val="ListParagraph"/>
+        <w:numPr>
+          <w:ilvl w:val="3"/>
+          <w:numId w:val="5"/>
+        </w:numPr>
+        <w:rPr>
+          <w:rFonts w:ascii="Abadi" w:hAnsi="Abadi"/>
+        </w:rPr>
+      </w:pPr>
+      <w:r>
+        <w:rPr>
+          <w:rFonts w:ascii="Abadi" w:hAnsi="Abadi"/>
+        </w:rPr>
+        <w:t>Attention model intuition</w:t>
+      </w:r>
+    </w:p>
+    <w:p>
+      <w:pPr>
+        <w:pStyle w:val="ListParagraph"/>
+        <w:numPr>
+          <w:ilvl w:val="3"/>
+          <w:numId w:val="5"/>
+        </w:numPr>
+        <w:rPr>
+          <w:rFonts w:ascii="Abadi" w:hAnsi="Abadi"/>
+        </w:rPr>
+      </w:pPr>
+      <w:r>
+        <w:rPr>
+          <w:rFonts w:ascii="Abadi" w:hAnsi="Abadi"/>
+        </w:rPr>
+        <w:t>Attention model</w:t>
+      </w:r>
+    </w:p>
+    <w:p>
+      <w:pPr>
+        <w:pStyle w:val="ListParagraph"/>
+        <w:numPr>
+          <w:ilvl w:val="3"/>
+          <w:numId w:val="5"/>
+        </w:numPr>
+        <w:rPr>
+          <w:rFonts w:ascii="Abadi" w:hAnsi="Abadi"/>
+        </w:rPr>
+      </w:pPr>
+      <w:r>
+        <w:rPr>
+          <w:rFonts w:ascii="Abadi" w:hAnsi="Abadi"/>
+        </w:rPr>
+        <w:t>Speech recognition</w:t>
+      </w:r>
+    </w:p>
+    <w:p>
+      <w:pPr>
+        <w:pStyle w:val="ListParagraph"/>
+        <w:numPr>
+          <w:ilvl w:val="3"/>
+          <w:numId w:val="5"/>
+        </w:numPr>
+        <w:rPr>
+          <w:rFonts w:ascii="Abadi" w:hAnsi="Abadi"/>
+        </w:rPr>
+      </w:pPr>
+      <w:r>
+        <w:rPr>
+          <w:rFonts w:ascii="Abadi" w:hAnsi="Abadi"/>
+        </w:rPr>
+        <w:t>Trigger word detection</w:t>
+      </w:r>
+    </w:p>
+    <w:p>
+      <w:pPr>
+        <w:pStyle w:val="ListParagraph"/>
+        <w:numPr>
+          <w:ilvl w:val="3"/>
+          <w:numId w:val="5"/>
+        </w:numPr>
+        <w:rPr>
+          <w:rFonts w:ascii="Abadi" w:hAnsi="Abadi"/>
+        </w:rPr>
+      </w:pPr>
+      <w:r>
+        <w:rPr>
+          <w:rFonts w:ascii="Abadi" w:hAnsi="Abadi"/>
+        </w:rPr>
+        <w:t>Assignment: Sequence models &amp; attention mechanism</w:t>
+      </w:r>
+    </w:p>
+    <w:p>
+      <w:pPr>
+        <w:pStyle w:val="ListParagraph"/>
+        <w:numPr>
+          <w:ilvl w:val="3"/>
+          <w:numId w:val="5"/>
+        </w:numPr>
+        <w:rPr>
+          <w:rFonts w:ascii="Abadi" w:hAnsi="Abadi"/>
+        </w:rPr>
+      </w:pPr>
+      <w:r>
+        <w:rPr>
+          <w:rFonts w:ascii="Abadi" w:hAnsi="Abadi"/>
+        </w:rPr>
+        <w:t>Lab: Neural machine translation</w:t>
+      </w:r>
+    </w:p>
+    <w:p>
+      <w:pPr>
+        <w:pStyle w:val="ListParagraph"/>
+        <w:numPr>
+          <w:ilvl w:val="3"/>
+          <w:numId w:val="5"/>
+        </w:numPr>
+        <w:rPr>
+          <w:rFonts w:ascii="Abadi" w:hAnsi="Abadi"/>
+        </w:rPr>
+      </w:pPr>
+      <w:r>
+        <w:rPr>
+          <w:rFonts w:ascii="Abadi" w:hAnsi="Abadi"/>
+        </w:rPr>
+        <w:t>Lab: Trigger word detection</w:t>
+      </w:r>
+    </w:p>
+    <w:p>
+      <w:pPr>
+        <w:pStyle w:val="ListParagraph"/>
+        <w:numPr>
+          <w:ilvl w:val="2"/>
+          <w:numId w:val="5"/>
+        </w:numPr>
+        <w:rPr>
+          <w:rFonts w:ascii="Abadi" w:hAnsi="Abadi"/>
+        </w:rPr>
+      </w:pPr>
+      <w:r>
+        <w:rPr>
+          <w:rFonts w:ascii="Abadi" w:hAnsi="Abadi"/>
+        </w:rPr>
+        <w:t>Week 4 – Transformer network</w:t>
+      </w:r>
+    </w:p>
+    <w:p>
+      <w:pPr>
+        <w:pStyle w:val="ListParagraph"/>
+        <w:numPr>
+          <w:ilvl w:val="3"/>
+          <w:numId w:val="5"/>
+        </w:numPr>
+        <w:rPr>
+          <w:rFonts w:ascii="Abadi" w:hAnsi="Abadi"/>
+        </w:rPr>
+      </w:pPr>
+      <w:r>
+        <w:rPr>
+          <w:rFonts w:ascii="Abadi" w:hAnsi="Abadi"/>
+        </w:rPr>
+        <w:t>Transformer network intuition</w:t>
+      </w:r>
+    </w:p>
+    <w:p>
+      <w:pPr>
+        <w:pStyle w:val="ListParagraph"/>
+        <w:numPr>
+          <w:ilvl w:val="3"/>
+          <w:numId w:val="5"/>
+        </w:numPr>
+        <w:rPr>
+          <w:rFonts w:ascii="Abadi" w:hAnsi="Abadi"/>
+        </w:rPr>
+      </w:pPr>
+      <w:r>
+        <w:rPr>
+          <w:rFonts w:ascii="Abadi" w:hAnsi="Abadi"/>
+        </w:rPr>
+        <w:t>Self-attention</w:t>
+      </w:r>
+    </w:p>
+    <w:p>
+      <w:pPr>
+        <w:pStyle w:val="ListParagraph"/>
+        <w:numPr>
+          <w:ilvl w:val="3"/>
+          <w:numId w:val="5"/>
+        </w:numPr>
+        <w:rPr>
+          <w:rFonts w:ascii="Abadi" w:hAnsi="Abadi"/>
+        </w:rPr>
+      </w:pPr>
+      <w:r>
+        <w:rPr>
+          <w:rFonts w:ascii="Abadi" w:hAnsi="Abadi"/>
+        </w:rPr>
+        <w:t>Multi-head attention</w:t>
+      </w:r>
+    </w:p>
+    <w:p>
+      <w:pPr>
+        <w:pStyle w:val="ListParagraph"/>
+        <w:numPr>
+          <w:ilvl w:val="3"/>
+          <w:numId w:val="5"/>
+        </w:numPr>
+        <w:rPr>
+          <w:rFonts w:ascii="Abadi" w:hAnsi="Abadi"/>
+        </w:rPr>
+      </w:pPr>
+      <w:r>
+        <w:rPr>
+          <w:rFonts w:ascii="Abadi" w:hAnsi="Abadi"/>
+        </w:rPr>
+        <w:t>Transformer network</w:t>
+      </w:r>
+    </w:p>
+    <w:p>
+      <w:pPr>
+        <w:pStyle w:val="ListParagraph"/>
+        <w:numPr>
+          <w:ilvl w:val="3"/>
+          <w:numId w:val="5"/>
+        </w:numPr>
+        <w:rPr>
+          <w:rFonts w:ascii="Abadi" w:hAnsi="Abadi"/>
+        </w:rPr>
+      </w:pPr>
+      <w:r>
+        <w:rPr>
+          <w:rFonts w:ascii="Abadi" w:hAnsi="Abadi"/>
+        </w:rPr>
+        <w:t>Conclusion and thank you</w:t>
+      </w:r>
+    </w:p>
+    <w:p>
+      <w:pPr>
+        <w:pStyle w:val="ListParagraph"/>
+        <w:numPr>
+          <w:ilvl w:val="3"/>
+          <w:numId w:val="5"/>
+        </w:numPr>
+        <w:rPr>
+          <w:rFonts w:ascii="Abadi" w:hAnsi="Abadi"/>
+        </w:rPr>
+      </w:pPr>
+      <w:r>
+        <w:rPr>
+          <w:rFonts w:ascii="Abadi" w:hAnsi="Abadi"/>
+        </w:rPr>
+        <w:t>Assignment: Transformers</w:t>
+      </w:r>
+    </w:p>
+    <w:p>
+      <w:pPr>
+        <w:pStyle w:val="ListParagraph"/>
+        <w:numPr>
+          <w:ilvl w:val="3"/>
+          <w:numId w:val="5"/>
+        </w:numPr>
+        <w:rPr>
+          <w:rFonts w:ascii="Abadi" w:hAnsi="Abadi"/>
+        </w:rPr>
+      </w:pPr>
+      <w:r>
+        <w:rPr>
+          <w:rFonts w:ascii="Abadi" w:hAnsi="Abadi"/>
+        </w:rPr>
+        <w:t>Lab: Transformers architecture with TensorFlow</w:t>
+      </w:r>
+    </w:p>
+    <w:p>
+      <w:pPr>
+        <w:pStyle w:val="ListParagraph"/>
+        <w:numPr>
+          <w:ilvl w:val="3"/>
+          <w:numId w:val="5"/>
+        </w:numPr>
+        <w:rPr>
+          <w:rFonts w:ascii="Abadi" w:hAnsi="Abadi"/>
+        </w:rPr>
+      </w:pPr>
+      <w:r>
+        <w:rPr>
+          <w:rFonts w:ascii="Abadi" w:hAnsi="Abadi"/>
+        </w:rPr>
+        <w:t>Ungraded lab: Transformer pre-processing</w:t>
+      </w:r>
+    </w:p>
+    <w:p>
+      <w:pPr>
+        <w:pStyle w:val="ListParagraph"/>
+        <w:numPr>
+          <w:ilvl w:val="3"/>
+          <w:numId w:val="5"/>
+        </w:numPr>
+        <w:rPr>
+          <w:rFonts w:ascii="Abadi" w:hAnsi="Abadi"/>
+        </w:rPr>
+      </w:pPr>
+      <w:r>
+        <w:rPr>
+          <w:rFonts w:ascii="Abadi" w:hAnsi="Abadi"/>
+        </w:rPr>
+        <w:t>Ungraded lab: Transformer network application: named-entity recognition</w:t>
+      </w:r>
+    </w:p>
+    <w:p>
+      <w:pPr>
+        <w:pStyle w:val="ListParagraph"/>
+        <w:numPr>
+          <w:ilvl w:val="3"/>
+          <w:numId w:val="5"/>
+        </w:numPr>
+        <w:rPr>
+          <w:rFonts w:ascii="Abadi" w:hAnsi="Abadi"/>
+        </w:rPr>
+      </w:pPr>
+      <w:r>
+        <w:rPr>
+          <w:rFonts w:ascii="Abadi" w:hAnsi="Abadi"/>
+        </w:rPr>
+        <w:t>Ungraded lab: Transformer network application: question answering</w:t>
+      </w:r>
+    </w:p>
+    <w:p>
+      <w:pPr>
         <w:rPr>
           <w:rFonts w:ascii="Abadi" w:hAnsi="Abadi"/>
         </w:rPr>
@@ -4385,2325 +7126,6 @@
           <w:rFonts w:ascii="Abadi" w:hAnsi="Abadi"/>
         </w:rPr>
         <w:lastRenderedPageBreak/>
-        <w:t>Whether to use end-to-end deep learning</w:t>
-      </w:r>
-    </w:p>
-    <w:p>
-      <w:pPr>
-        <w:pStyle w:val="ListParagraph"/>
-        <w:numPr>
-          <w:ilvl w:val="3"/>
-          <w:numId w:val="5"/>
-        </w:numPr>
-        <w:rPr>
-          <w:rFonts w:ascii="Abadi" w:hAnsi="Abadi"/>
-        </w:rPr>
-      </w:pPr>
-      <w:r>
-        <w:rPr>
-          <w:rFonts w:ascii="Abadi" w:hAnsi="Abadi"/>
-        </w:rPr>
-        <w:t>Ruslan Salakhutdinov interview</w:t>
-      </w:r>
-    </w:p>
-    <w:p>
-      <w:pPr>
-        <w:pStyle w:val="ListParagraph"/>
-        <w:numPr>
-          <w:ilvl w:val="3"/>
-          <w:numId w:val="5"/>
-        </w:numPr>
-        <w:rPr>
-          <w:rFonts w:ascii="Abadi" w:hAnsi="Abadi"/>
-        </w:rPr>
-      </w:pPr>
-      <w:r>
-        <w:rPr>
-          <w:rFonts w:ascii="Abadi" w:hAnsi="Abadi"/>
-        </w:rPr>
-        <w:t>Reading: Lecture notes W2</w:t>
-      </w:r>
-    </w:p>
-    <w:p>
-      <w:pPr>
-        <w:pStyle w:val="ListParagraph"/>
-        <w:numPr>
-          <w:ilvl w:val="3"/>
-          <w:numId w:val="5"/>
-        </w:numPr>
-        <w:rPr>
-          <w:rFonts w:ascii="Abadi" w:hAnsi="Abadi"/>
-        </w:rPr>
-      </w:pPr>
-      <w:r>
-        <w:rPr>
-          <w:rFonts w:ascii="Abadi" w:hAnsi="Abadi"/>
-        </w:rPr>
-        <w:t>Assignment: Autonomous driving (quiz case study)</w:t>
-      </w:r>
-    </w:p>
-    <w:p>
-      <w:pPr>
-        <w:pStyle w:val="ListParagraph"/>
-        <w:numPr>
-          <w:ilvl w:val="1"/>
-          <w:numId w:val="5"/>
-        </w:numPr>
-        <w:rPr>
-          <w:rFonts w:ascii="Abadi" w:hAnsi="Abadi"/>
-        </w:rPr>
-      </w:pPr>
-      <w:r>
-        <w:rPr>
-          <w:rFonts w:ascii="Abadi" w:hAnsi="Abadi"/>
-        </w:rPr>
-        <w:t xml:space="preserve">Convolutional Neural Networks </w:t>
-      </w:r>
-    </w:p>
-    <w:p>
-      <w:pPr>
-        <w:pStyle w:val="ListParagraph"/>
-        <w:numPr>
-          <w:ilvl w:val="2"/>
-          <w:numId w:val="5"/>
-        </w:numPr>
-        <w:rPr>
-          <w:rFonts w:ascii="Abadi" w:hAnsi="Abadi"/>
-        </w:rPr>
-      </w:pPr>
-      <w:r>
-        <w:rPr>
-          <w:rFonts w:ascii="Abadi" w:hAnsi="Abadi"/>
-        </w:rPr>
-        <w:t>Week 1 – Foundations of convolutional neural networks</w:t>
-      </w:r>
-    </w:p>
-    <w:p>
-      <w:pPr>
-        <w:pStyle w:val="ListParagraph"/>
-        <w:numPr>
-          <w:ilvl w:val="3"/>
-          <w:numId w:val="5"/>
-        </w:numPr>
-        <w:rPr>
-          <w:rFonts w:ascii="Abadi" w:hAnsi="Abadi"/>
-        </w:rPr>
-      </w:pPr>
-      <w:r>
-        <w:rPr>
-          <w:rFonts w:ascii="Abadi" w:hAnsi="Abadi"/>
-        </w:rPr>
-        <w:t>Computer vision</w:t>
-      </w:r>
-    </w:p>
-    <w:p>
-      <w:pPr>
-        <w:pStyle w:val="ListParagraph"/>
-        <w:numPr>
-          <w:ilvl w:val="3"/>
-          <w:numId w:val="5"/>
-        </w:numPr>
-        <w:rPr>
-          <w:rFonts w:ascii="Abadi" w:hAnsi="Abadi"/>
-        </w:rPr>
-      </w:pPr>
-      <w:r>
-        <w:rPr>
-          <w:rFonts w:ascii="Abadi" w:hAnsi="Abadi"/>
-        </w:rPr>
-        <w:t>Edge detection example</w:t>
-      </w:r>
-    </w:p>
-    <w:p>
-      <w:pPr>
-        <w:pStyle w:val="ListParagraph"/>
-        <w:numPr>
-          <w:ilvl w:val="3"/>
-          <w:numId w:val="5"/>
-        </w:numPr>
-        <w:rPr>
-          <w:rFonts w:ascii="Abadi" w:hAnsi="Abadi"/>
-        </w:rPr>
-      </w:pPr>
-      <w:r>
-        <w:rPr>
-          <w:rFonts w:ascii="Abadi" w:hAnsi="Abadi"/>
-        </w:rPr>
-        <w:t>More edge detection</w:t>
-      </w:r>
-    </w:p>
-    <w:p>
-      <w:pPr>
-        <w:pStyle w:val="ListParagraph"/>
-        <w:numPr>
-          <w:ilvl w:val="3"/>
-          <w:numId w:val="5"/>
-        </w:numPr>
-        <w:rPr>
-          <w:rFonts w:ascii="Abadi" w:hAnsi="Abadi"/>
-        </w:rPr>
-      </w:pPr>
-      <w:r>
-        <w:rPr>
-          <w:rFonts w:ascii="Abadi" w:hAnsi="Abadi"/>
-        </w:rPr>
-        <w:t>Padding</w:t>
-      </w:r>
-    </w:p>
-    <w:p>
-      <w:pPr>
-        <w:pStyle w:val="ListParagraph"/>
-        <w:numPr>
-          <w:ilvl w:val="3"/>
-          <w:numId w:val="5"/>
-        </w:numPr>
-        <w:rPr>
-          <w:rFonts w:ascii="Abadi" w:hAnsi="Abadi"/>
-        </w:rPr>
-      </w:pPr>
-      <w:r>
-        <w:rPr>
-          <w:rFonts w:ascii="Abadi" w:hAnsi="Abadi"/>
-        </w:rPr>
-        <w:t>Strided convolutions</w:t>
-      </w:r>
-    </w:p>
-    <w:p>
-      <w:pPr>
-        <w:pStyle w:val="ListParagraph"/>
-        <w:numPr>
-          <w:ilvl w:val="3"/>
-          <w:numId w:val="5"/>
-        </w:numPr>
-        <w:rPr>
-          <w:rFonts w:ascii="Abadi" w:hAnsi="Abadi"/>
-        </w:rPr>
-      </w:pPr>
-      <w:r>
-        <w:rPr>
-          <w:rFonts w:ascii="Abadi" w:hAnsi="Abadi"/>
-        </w:rPr>
-        <w:t>Convolutions over volume</w:t>
-      </w:r>
-    </w:p>
-    <w:p>
-      <w:pPr>
-        <w:pStyle w:val="ListParagraph"/>
-        <w:numPr>
-          <w:ilvl w:val="3"/>
-          <w:numId w:val="5"/>
-        </w:numPr>
-        <w:rPr>
-          <w:rFonts w:ascii="Abadi" w:hAnsi="Abadi"/>
-        </w:rPr>
-      </w:pPr>
-      <w:r>
-        <w:rPr>
-          <w:rFonts w:ascii="Abadi" w:hAnsi="Abadi"/>
-        </w:rPr>
-        <w:t>One layer of a convolutional network</w:t>
-      </w:r>
-    </w:p>
-    <w:p>
-      <w:pPr>
-        <w:pStyle w:val="ListParagraph"/>
-        <w:numPr>
-          <w:ilvl w:val="3"/>
-          <w:numId w:val="5"/>
-        </w:numPr>
-        <w:rPr>
-          <w:rFonts w:ascii="Abadi" w:hAnsi="Abadi"/>
-        </w:rPr>
-      </w:pPr>
-      <w:r>
-        <w:rPr>
-          <w:rFonts w:ascii="Abadi" w:hAnsi="Abadi"/>
-        </w:rPr>
-        <w:t>Simple convolutional network example</w:t>
-      </w:r>
-    </w:p>
-    <w:p>
-      <w:pPr>
-        <w:pStyle w:val="ListParagraph"/>
-        <w:numPr>
-          <w:ilvl w:val="3"/>
-          <w:numId w:val="5"/>
-        </w:numPr>
-        <w:rPr>
-          <w:rFonts w:ascii="Abadi" w:hAnsi="Abadi"/>
-        </w:rPr>
-      </w:pPr>
-      <w:r>
-        <w:rPr>
-          <w:rFonts w:ascii="Abadi" w:hAnsi="Abadi"/>
-        </w:rPr>
-        <w:t>Pooling layers</w:t>
-      </w:r>
-    </w:p>
-    <w:p>
-      <w:pPr>
-        <w:pStyle w:val="ListParagraph"/>
-        <w:numPr>
-          <w:ilvl w:val="3"/>
-          <w:numId w:val="5"/>
-        </w:numPr>
-        <w:rPr>
-          <w:rFonts w:ascii="Abadi" w:hAnsi="Abadi"/>
-        </w:rPr>
-      </w:pPr>
-      <w:r>
-        <w:rPr>
-          <w:rFonts w:ascii="Abadi" w:hAnsi="Abadi"/>
-        </w:rPr>
-        <w:t>CNN example</w:t>
-      </w:r>
-    </w:p>
-    <w:p>
-      <w:pPr>
-        <w:pStyle w:val="ListParagraph"/>
-        <w:numPr>
-          <w:ilvl w:val="3"/>
-          <w:numId w:val="5"/>
-        </w:numPr>
-        <w:rPr>
-          <w:rFonts w:ascii="Abadi" w:hAnsi="Abadi"/>
-        </w:rPr>
-      </w:pPr>
-      <w:r>
-        <w:rPr>
-          <w:rFonts w:ascii="Abadi" w:hAnsi="Abadi"/>
-        </w:rPr>
-        <w:t>Why convolutions?</w:t>
-      </w:r>
-    </w:p>
-    <w:p>
-      <w:pPr>
-        <w:pStyle w:val="ListParagraph"/>
-        <w:numPr>
-          <w:ilvl w:val="3"/>
-          <w:numId w:val="5"/>
-        </w:numPr>
-        <w:rPr>
-          <w:rFonts w:ascii="Abadi" w:hAnsi="Abadi"/>
-        </w:rPr>
-      </w:pPr>
-      <w:r>
-        <w:rPr>
-          <w:rFonts w:ascii="Abadi" w:hAnsi="Abadi"/>
-        </w:rPr>
-        <w:t>Yann LeCun interview</w:t>
-      </w:r>
-    </w:p>
-    <w:p>
-      <w:pPr>
-        <w:pStyle w:val="ListParagraph"/>
-        <w:numPr>
-          <w:ilvl w:val="3"/>
-          <w:numId w:val="5"/>
-        </w:numPr>
-        <w:rPr>
-          <w:rFonts w:ascii="Abadi" w:hAnsi="Abadi"/>
-        </w:rPr>
-      </w:pPr>
-      <w:r>
-        <w:rPr>
-          <w:rFonts w:ascii="Abadi" w:hAnsi="Abadi"/>
-        </w:rPr>
-        <w:t>Assignment: The basics of ConvNets</w:t>
-      </w:r>
-    </w:p>
-    <w:p>
-      <w:pPr>
-        <w:pStyle w:val="ListParagraph"/>
-        <w:numPr>
-          <w:ilvl w:val="3"/>
-          <w:numId w:val="5"/>
-        </w:numPr>
-        <w:rPr>
-          <w:rFonts w:ascii="Abadi" w:hAnsi="Abadi"/>
-        </w:rPr>
-      </w:pPr>
-      <w:r>
-        <w:rPr>
-          <w:rFonts w:ascii="Abadi" w:hAnsi="Abadi"/>
-        </w:rPr>
-        <w:t>Lab: Convolutional model step by step</w:t>
-      </w:r>
-    </w:p>
-    <w:p>
-      <w:pPr>
-        <w:pStyle w:val="ListParagraph"/>
-        <w:numPr>
-          <w:ilvl w:val="3"/>
-          <w:numId w:val="5"/>
-        </w:numPr>
-        <w:rPr>
-          <w:rFonts w:ascii="Abadi" w:hAnsi="Abadi"/>
-        </w:rPr>
-      </w:pPr>
-      <w:r>
-        <w:rPr>
-          <w:rFonts w:ascii="Abadi" w:hAnsi="Abadi"/>
-        </w:rPr>
-        <w:t>Lab: Convolution model application</w:t>
-      </w:r>
-    </w:p>
-    <w:p>
-      <w:pPr>
-        <w:pStyle w:val="ListParagraph"/>
-        <w:numPr>
-          <w:ilvl w:val="2"/>
-          <w:numId w:val="5"/>
-        </w:numPr>
-        <w:rPr>
-          <w:rFonts w:ascii="Abadi" w:hAnsi="Abadi"/>
-        </w:rPr>
-      </w:pPr>
-      <w:r>
-        <w:rPr>
-          <w:rFonts w:ascii="Abadi" w:hAnsi="Abadi"/>
-        </w:rPr>
-        <w:t>Week 2 – Deep convolutional models: case studies</w:t>
-      </w:r>
-    </w:p>
-    <w:p>
-      <w:pPr>
-        <w:pStyle w:val="ListParagraph"/>
-        <w:numPr>
-          <w:ilvl w:val="3"/>
-          <w:numId w:val="5"/>
-        </w:numPr>
-        <w:rPr>
-          <w:rFonts w:ascii="Abadi" w:hAnsi="Abadi"/>
-        </w:rPr>
-      </w:pPr>
-      <w:r>
-        <w:rPr>
-          <w:rFonts w:ascii="Abadi" w:hAnsi="Abadi"/>
-        </w:rPr>
-        <w:t>Why look at case studies?</w:t>
-      </w:r>
-    </w:p>
-    <w:p>
-      <w:pPr>
-        <w:pStyle w:val="ListParagraph"/>
-        <w:numPr>
-          <w:ilvl w:val="3"/>
-          <w:numId w:val="5"/>
-        </w:numPr>
-        <w:rPr>
-          <w:rFonts w:ascii="Abadi" w:hAnsi="Abadi"/>
-        </w:rPr>
-      </w:pPr>
-      <w:r>
-        <w:rPr>
-          <w:rFonts w:ascii="Abadi" w:hAnsi="Abadi"/>
-        </w:rPr>
-        <w:t>Classic networks</w:t>
-      </w:r>
-    </w:p>
-    <w:p>
-      <w:pPr>
-        <w:pStyle w:val="ListParagraph"/>
-        <w:numPr>
-          <w:ilvl w:val="3"/>
-          <w:numId w:val="5"/>
-        </w:numPr>
-        <w:rPr>
-          <w:rFonts w:ascii="Abadi" w:hAnsi="Abadi"/>
-        </w:rPr>
-      </w:pPr>
-      <w:r>
-        <w:rPr>
-          <w:rFonts w:ascii="Abadi" w:hAnsi="Abadi"/>
-        </w:rPr>
-        <w:t>ResNets</w:t>
-      </w:r>
-    </w:p>
-    <w:p>
-      <w:pPr>
-        <w:pStyle w:val="ListParagraph"/>
-        <w:numPr>
-          <w:ilvl w:val="3"/>
-          <w:numId w:val="5"/>
-        </w:numPr>
-        <w:rPr>
-          <w:rFonts w:ascii="Abadi" w:hAnsi="Abadi"/>
-        </w:rPr>
-      </w:pPr>
-      <w:r>
-        <w:rPr>
-          <w:rFonts w:ascii="Abadi" w:hAnsi="Abadi"/>
-        </w:rPr>
-        <w:t>Why ResNets work?</w:t>
-      </w:r>
-    </w:p>
-    <w:p>
-      <w:pPr>
-        <w:pStyle w:val="ListParagraph"/>
-        <w:numPr>
-          <w:ilvl w:val="3"/>
-          <w:numId w:val="5"/>
-        </w:numPr>
-        <w:rPr>
-          <w:rFonts w:ascii="Abadi" w:hAnsi="Abadi"/>
-        </w:rPr>
-      </w:pPr>
-      <w:r>
-        <w:rPr>
-          <w:rFonts w:ascii="Abadi" w:hAnsi="Abadi"/>
-        </w:rPr>
-        <w:t>Networks in networks and 1x1 convolutions</w:t>
-      </w:r>
-    </w:p>
-    <w:p>
-      <w:pPr>
-        <w:pStyle w:val="ListParagraph"/>
-        <w:numPr>
-          <w:ilvl w:val="3"/>
-          <w:numId w:val="5"/>
-        </w:numPr>
-        <w:rPr>
-          <w:rFonts w:ascii="Abadi" w:hAnsi="Abadi"/>
-        </w:rPr>
-      </w:pPr>
-      <w:r>
-        <w:rPr>
-          <w:rFonts w:ascii="Abadi" w:hAnsi="Abadi"/>
-        </w:rPr>
-        <w:t>Inception network motivation</w:t>
-      </w:r>
-    </w:p>
-    <w:p>
-      <w:pPr>
-        <w:pStyle w:val="ListParagraph"/>
-        <w:numPr>
-          <w:ilvl w:val="3"/>
-          <w:numId w:val="5"/>
-        </w:numPr>
-        <w:rPr>
-          <w:rFonts w:ascii="Abadi" w:hAnsi="Abadi"/>
-        </w:rPr>
-      </w:pPr>
-      <w:r>
-        <w:rPr>
-          <w:rFonts w:ascii="Abadi" w:hAnsi="Abadi"/>
-        </w:rPr>
-        <w:t>Inception network</w:t>
-      </w:r>
-    </w:p>
-    <w:p>
-      <w:pPr>
-        <w:pStyle w:val="ListParagraph"/>
-        <w:numPr>
-          <w:ilvl w:val="3"/>
-          <w:numId w:val="5"/>
-        </w:numPr>
-        <w:rPr>
-          <w:rFonts w:ascii="Abadi" w:hAnsi="Abadi"/>
-        </w:rPr>
-      </w:pPr>
-      <w:r>
-        <w:rPr>
-          <w:rFonts w:ascii="Abadi" w:hAnsi="Abadi"/>
-        </w:rPr>
-        <w:t>MobileNet</w:t>
-      </w:r>
-    </w:p>
-    <w:p>
-      <w:pPr>
-        <w:pStyle w:val="ListParagraph"/>
-        <w:numPr>
-          <w:ilvl w:val="3"/>
-          <w:numId w:val="5"/>
-        </w:numPr>
-        <w:rPr>
-          <w:rFonts w:ascii="Abadi" w:hAnsi="Abadi"/>
-        </w:rPr>
-      </w:pPr>
-      <w:r>
-        <w:rPr>
-          <w:rFonts w:ascii="Abadi" w:hAnsi="Abadi"/>
-        </w:rPr>
-        <w:t>MobileNet architecture</w:t>
-      </w:r>
-    </w:p>
-    <w:p>
-      <w:pPr>
-        <w:pStyle w:val="ListParagraph"/>
-        <w:numPr>
-          <w:ilvl w:val="3"/>
-          <w:numId w:val="5"/>
-        </w:numPr>
-        <w:rPr>
-          <w:rFonts w:ascii="Abadi" w:hAnsi="Abadi"/>
-        </w:rPr>
-      </w:pPr>
-      <w:r>
-        <w:rPr>
-          <w:rFonts w:ascii="Abadi" w:hAnsi="Abadi"/>
-        </w:rPr>
-        <w:t>EfficientNet</w:t>
-      </w:r>
-    </w:p>
-    <w:p>
-      <w:pPr>
-        <w:pStyle w:val="ListParagraph"/>
-        <w:numPr>
-          <w:ilvl w:val="3"/>
-          <w:numId w:val="5"/>
-        </w:numPr>
-        <w:rPr>
-          <w:rFonts w:ascii="Abadi" w:hAnsi="Abadi"/>
-        </w:rPr>
-      </w:pPr>
-      <w:r>
-        <w:rPr>
-          <w:rFonts w:ascii="Abadi" w:hAnsi="Abadi"/>
-        </w:rPr>
-        <w:t>Using open-source implementation</w:t>
-      </w:r>
-    </w:p>
-    <w:p>
-      <w:pPr>
-        <w:pStyle w:val="ListParagraph"/>
-        <w:numPr>
-          <w:ilvl w:val="3"/>
-          <w:numId w:val="5"/>
-        </w:numPr>
-        <w:rPr>
-          <w:rFonts w:ascii="Abadi" w:hAnsi="Abadi"/>
-        </w:rPr>
-      </w:pPr>
-      <w:r>
-        <w:rPr>
-          <w:rFonts w:ascii="Abadi" w:hAnsi="Abadi"/>
-        </w:rPr>
-        <w:t>Transfer learning</w:t>
-      </w:r>
-    </w:p>
-    <w:p>
-      <w:pPr>
-        <w:pStyle w:val="ListParagraph"/>
-        <w:numPr>
-          <w:ilvl w:val="3"/>
-          <w:numId w:val="5"/>
-        </w:numPr>
-        <w:rPr>
-          <w:rFonts w:ascii="Abadi" w:hAnsi="Abadi"/>
-        </w:rPr>
-      </w:pPr>
-      <w:r>
-        <w:rPr>
-          <w:rFonts w:ascii="Abadi" w:hAnsi="Abadi"/>
-        </w:rPr>
-        <w:t>Data augmentation</w:t>
-      </w:r>
-    </w:p>
-    <w:p>
-      <w:pPr>
-        <w:pStyle w:val="ListParagraph"/>
-        <w:numPr>
-          <w:ilvl w:val="3"/>
-          <w:numId w:val="5"/>
-        </w:numPr>
-        <w:rPr>
-          <w:rFonts w:ascii="Abadi" w:hAnsi="Abadi"/>
-        </w:rPr>
-      </w:pPr>
-      <w:r>
-        <w:rPr>
-          <w:rFonts w:ascii="Abadi" w:hAnsi="Abadi"/>
-        </w:rPr>
-        <w:t>State of computer vision</w:t>
-      </w:r>
-    </w:p>
-    <w:p>
-      <w:pPr>
-        <w:pStyle w:val="ListParagraph"/>
-        <w:numPr>
-          <w:ilvl w:val="3"/>
-          <w:numId w:val="5"/>
-        </w:numPr>
-        <w:rPr>
-          <w:rFonts w:ascii="Abadi" w:hAnsi="Abadi"/>
-        </w:rPr>
-      </w:pPr>
-      <w:r>
-        <w:rPr>
-          <w:rFonts w:ascii="Abadi" w:hAnsi="Abadi"/>
-        </w:rPr>
-        <w:t>Assignment: Deep convolutional models</w:t>
-      </w:r>
-    </w:p>
-    <w:p>
-      <w:pPr>
-        <w:pStyle w:val="ListParagraph"/>
-        <w:numPr>
-          <w:ilvl w:val="3"/>
-          <w:numId w:val="5"/>
-        </w:numPr>
-        <w:rPr>
-          <w:rFonts w:ascii="Abadi" w:hAnsi="Abadi"/>
-        </w:rPr>
-      </w:pPr>
-      <w:r>
-        <w:rPr>
-          <w:rFonts w:ascii="Abadi" w:hAnsi="Abadi"/>
-        </w:rPr>
-        <w:t>Lab: Residual networks</w:t>
-      </w:r>
-    </w:p>
-    <w:p>
-      <w:pPr>
-        <w:pStyle w:val="ListParagraph"/>
-        <w:numPr>
-          <w:ilvl w:val="3"/>
-          <w:numId w:val="5"/>
-        </w:numPr>
-        <w:rPr>
-          <w:rFonts w:ascii="Abadi" w:hAnsi="Abadi"/>
-        </w:rPr>
-      </w:pPr>
-      <w:r>
-        <w:rPr>
-          <w:rFonts w:ascii="Abadi" w:hAnsi="Abadi"/>
-        </w:rPr>
-        <w:t>Lab: Transfer learning with MobileNet</w:t>
-      </w:r>
-    </w:p>
-    <w:p>
-      <w:pPr>
-        <w:pStyle w:val="ListParagraph"/>
-        <w:numPr>
-          <w:ilvl w:val="2"/>
-          <w:numId w:val="5"/>
-        </w:numPr>
-        <w:rPr>
-          <w:rFonts w:ascii="Abadi" w:hAnsi="Abadi"/>
-        </w:rPr>
-      </w:pPr>
-      <w:r>
-        <w:rPr>
-          <w:rFonts w:ascii="Abadi" w:hAnsi="Abadi"/>
-        </w:rPr>
-        <w:t>Week 3 – Object detection</w:t>
-      </w:r>
-    </w:p>
-    <w:p>
-      <w:pPr>
-        <w:pStyle w:val="ListParagraph"/>
-        <w:numPr>
-          <w:ilvl w:val="3"/>
-          <w:numId w:val="5"/>
-        </w:numPr>
-        <w:rPr>
-          <w:rFonts w:ascii="Abadi" w:hAnsi="Abadi"/>
-        </w:rPr>
-      </w:pPr>
-      <w:r>
-        <w:rPr>
-          <w:rFonts w:ascii="Abadi" w:hAnsi="Abadi"/>
-        </w:rPr>
-        <w:t>Object localization</w:t>
-      </w:r>
-    </w:p>
-    <w:p>
-      <w:pPr>
-        <w:pStyle w:val="ListParagraph"/>
-        <w:numPr>
-          <w:ilvl w:val="3"/>
-          <w:numId w:val="5"/>
-        </w:numPr>
-        <w:rPr>
-          <w:rFonts w:ascii="Abadi" w:hAnsi="Abadi"/>
-        </w:rPr>
-      </w:pPr>
-      <w:r>
-        <w:rPr>
-          <w:rFonts w:ascii="Abadi" w:hAnsi="Abadi"/>
-        </w:rPr>
-        <w:t>Landmark detection</w:t>
-      </w:r>
-    </w:p>
-    <w:p>
-      <w:pPr>
-        <w:pStyle w:val="ListParagraph"/>
-        <w:numPr>
-          <w:ilvl w:val="3"/>
-          <w:numId w:val="5"/>
-        </w:numPr>
-        <w:rPr>
-          <w:rFonts w:ascii="Abadi" w:hAnsi="Abadi"/>
-        </w:rPr>
-      </w:pPr>
-      <w:r>
-        <w:rPr>
-          <w:rFonts w:ascii="Abadi" w:hAnsi="Abadi"/>
-        </w:rPr>
-        <w:t>Object detection</w:t>
-      </w:r>
-    </w:p>
-    <w:p>
-      <w:pPr>
-        <w:pStyle w:val="ListParagraph"/>
-        <w:numPr>
-          <w:ilvl w:val="3"/>
-          <w:numId w:val="5"/>
-        </w:numPr>
-        <w:rPr>
-          <w:rFonts w:ascii="Abadi" w:hAnsi="Abadi"/>
-        </w:rPr>
-      </w:pPr>
-      <w:r>
-        <w:rPr>
-          <w:rFonts w:ascii="Abadi" w:hAnsi="Abadi"/>
-        </w:rPr>
-        <w:t>Convolutional implementation of sliding windows</w:t>
-      </w:r>
-    </w:p>
-    <w:p>
-      <w:pPr>
-        <w:pStyle w:val="ListParagraph"/>
-        <w:numPr>
-          <w:ilvl w:val="3"/>
-          <w:numId w:val="5"/>
-        </w:numPr>
-        <w:rPr>
-          <w:rFonts w:ascii="Abadi" w:hAnsi="Abadi"/>
-        </w:rPr>
-      </w:pPr>
-      <w:r>
-        <w:rPr>
-          <w:rFonts w:ascii="Abadi" w:hAnsi="Abadi"/>
-        </w:rPr>
-        <w:t>Bounding box predictions</w:t>
-      </w:r>
-    </w:p>
-    <w:p>
-      <w:pPr>
-        <w:pStyle w:val="ListParagraph"/>
-        <w:numPr>
-          <w:ilvl w:val="3"/>
-          <w:numId w:val="5"/>
-        </w:numPr>
-        <w:rPr>
-          <w:rFonts w:ascii="Abadi" w:hAnsi="Abadi"/>
-        </w:rPr>
-      </w:pPr>
-      <w:r>
-        <w:rPr>
-          <w:rFonts w:ascii="Abadi" w:hAnsi="Abadi"/>
-        </w:rPr>
-        <w:t>Intersection over union</w:t>
-      </w:r>
-    </w:p>
-    <w:p>
-      <w:pPr>
-        <w:pStyle w:val="ListParagraph"/>
-        <w:numPr>
-          <w:ilvl w:val="3"/>
-          <w:numId w:val="5"/>
-        </w:numPr>
-        <w:rPr>
-          <w:rFonts w:ascii="Abadi" w:hAnsi="Abadi"/>
-        </w:rPr>
-      </w:pPr>
-      <w:r>
-        <w:rPr>
-          <w:rFonts w:ascii="Abadi" w:hAnsi="Abadi"/>
-        </w:rPr>
-        <w:t>Non-max suppression</w:t>
-      </w:r>
-    </w:p>
-    <w:p>
-      <w:pPr>
-        <w:pStyle w:val="ListParagraph"/>
-        <w:numPr>
-          <w:ilvl w:val="3"/>
-          <w:numId w:val="5"/>
-        </w:numPr>
-        <w:rPr>
-          <w:rFonts w:ascii="Abadi" w:hAnsi="Abadi"/>
-        </w:rPr>
-      </w:pPr>
-      <w:r>
-        <w:rPr>
-          <w:rFonts w:ascii="Abadi" w:hAnsi="Abadi"/>
-        </w:rPr>
-        <w:lastRenderedPageBreak/>
-        <w:t>Anchor boxes</w:t>
-      </w:r>
-    </w:p>
-    <w:p>
-      <w:pPr>
-        <w:pStyle w:val="ListParagraph"/>
-        <w:numPr>
-          <w:ilvl w:val="3"/>
-          <w:numId w:val="5"/>
-        </w:numPr>
-        <w:rPr>
-          <w:rFonts w:ascii="Abadi" w:hAnsi="Abadi"/>
-        </w:rPr>
-      </w:pPr>
-      <w:r>
-        <w:rPr>
-          <w:rFonts w:ascii="Abadi" w:hAnsi="Abadi"/>
-        </w:rPr>
-        <w:t>YOLO algorithm</w:t>
-      </w:r>
-    </w:p>
-    <w:p>
-      <w:pPr>
-        <w:pStyle w:val="ListParagraph"/>
-        <w:numPr>
-          <w:ilvl w:val="3"/>
-          <w:numId w:val="5"/>
-        </w:numPr>
-        <w:rPr>
-          <w:rFonts w:ascii="Abadi" w:hAnsi="Abadi"/>
-        </w:rPr>
-      </w:pPr>
-      <w:r>
-        <w:rPr>
-          <w:rFonts w:ascii="Abadi" w:hAnsi="Abadi"/>
-        </w:rPr>
-        <w:t>Region proposals (optional)</w:t>
-      </w:r>
-    </w:p>
-    <w:p>
-      <w:pPr>
-        <w:pStyle w:val="ListParagraph"/>
-        <w:numPr>
-          <w:ilvl w:val="3"/>
-          <w:numId w:val="5"/>
-        </w:numPr>
-        <w:rPr>
-          <w:rFonts w:ascii="Abadi" w:hAnsi="Abadi"/>
-        </w:rPr>
-      </w:pPr>
-      <w:r>
-        <w:rPr>
-          <w:rFonts w:ascii="Abadi" w:hAnsi="Abadi"/>
-        </w:rPr>
-        <w:t>Semantic segmentation with U-Net</w:t>
-      </w:r>
-    </w:p>
-    <w:p>
-      <w:pPr>
-        <w:pStyle w:val="ListParagraph"/>
-        <w:numPr>
-          <w:ilvl w:val="3"/>
-          <w:numId w:val="5"/>
-        </w:numPr>
-        <w:rPr>
-          <w:rFonts w:ascii="Abadi" w:hAnsi="Abadi"/>
-        </w:rPr>
-      </w:pPr>
-      <w:r>
-        <w:rPr>
-          <w:rFonts w:ascii="Abadi" w:hAnsi="Abadi"/>
-        </w:rPr>
-        <w:t>Transpose convolutions</w:t>
-      </w:r>
-    </w:p>
-    <w:p>
-      <w:pPr>
-        <w:pStyle w:val="ListParagraph"/>
-        <w:numPr>
-          <w:ilvl w:val="3"/>
-          <w:numId w:val="5"/>
-        </w:numPr>
-        <w:rPr>
-          <w:rFonts w:ascii="Abadi" w:hAnsi="Abadi"/>
-        </w:rPr>
-      </w:pPr>
-      <w:r>
-        <w:rPr>
-          <w:rFonts w:ascii="Abadi" w:hAnsi="Abadi"/>
-        </w:rPr>
-        <w:t>U-Net architecture intuition</w:t>
-      </w:r>
-    </w:p>
-    <w:p>
-      <w:pPr>
-        <w:pStyle w:val="ListParagraph"/>
-        <w:numPr>
-          <w:ilvl w:val="3"/>
-          <w:numId w:val="5"/>
-        </w:numPr>
-        <w:rPr>
-          <w:rFonts w:ascii="Abadi" w:hAnsi="Abadi"/>
-        </w:rPr>
-      </w:pPr>
-      <w:r>
-        <w:rPr>
-          <w:rFonts w:ascii="Abadi" w:hAnsi="Abadi"/>
-        </w:rPr>
-        <w:t>U-Net architecture</w:t>
-      </w:r>
-    </w:p>
-    <w:p>
-      <w:pPr>
-        <w:pStyle w:val="ListParagraph"/>
-        <w:numPr>
-          <w:ilvl w:val="3"/>
-          <w:numId w:val="5"/>
-        </w:numPr>
-        <w:rPr>
-          <w:rFonts w:ascii="Abadi" w:hAnsi="Abadi"/>
-        </w:rPr>
-      </w:pPr>
-      <w:r>
-        <w:rPr>
-          <w:rFonts w:ascii="Abadi" w:hAnsi="Abadi"/>
-        </w:rPr>
-        <w:t>Assignment: Detection algorithms</w:t>
-      </w:r>
-    </w:p>
-    <w:p>
-      <w:pPr>
-        <w:pStyle w:val="ListParagraph"/>
-        <w:numPr>
-          <w:ilvl w:val="3"/>
-          <w:numId w:val="5"/>
-        </w:numPr>
-        <w:rPr>
-          <w:rFonts w:ascii="Abadi" w:hAnsi="Abadi"/>
-        </w:rPr>
-      </w:pPr>
-      <w:r>
-        <w:rPr>
-          <w:rFonts w:ascii="Abadi" w:hAnsi="Abadi"/>
-        </w:rPr>
-        <w:t>Lab: Car detection with YOLO</w:t>
-      </w:r>
-    </w:p>
-    <w:p>
-      <w:pPr>
-        <w:pStyle w:val="ListParagraph"/>
-        <w:numPr>
-          <w:ilvl w:val="3"/>
-          <w:numId w:val="5"/>
-        </w:numPr>
-        <w:rPr>
-          <w:rFonts w:ascii="Abadi" w:hAnsi="Abadi"/>
-        </w:rPr>
-      </w:pPr>
-      <w:r>
-        <w:rPr>
-          <w:rFonts w:ascii="Abadi" w:hAnsi="Abadi"/>
-        </w:rPr>
-        <w:t>Lab: Image segmentation with U-Net</w:t>
-      </w:r>
-    </w:p>
-    <w:p>
-      <w:pPr>
-        <w:pStyle w:val="ListParagraph"/>
-        <w:numPr>
-          <w:ilvl w:val="2"/>
-          <w:numId w:val="5"/>
-        </w:numPr>
-        <w:rPr>
-          <w:rFonts w:ascii="Abadi" w:hAnsi="Abadi"/>
-        </w:rPr>
-      </w:pPr>
-      <w:r>
-        <w:rPr>
-          <w:rFonts w:ascii="Abadi" w:hAnsi="Abadi"/>
-        </w:rPr>
-        <w:t>Week 4 – Special applications: face recognition &amp; neural style transfer</w:t>
-      </w:r>
-    </w:p>
-    <w:p>
-      <w:pPr>
-        <w:pStyle w:val="ListParagraph"/>
-        <w:numPr>
-          <w:ilvl w:val="3"/>
-          <w:numId w:val="5"/>
-        </w:numPr>
-        <w:rPr>
-          <w:rFonts w:ascii="Abadi" w:hAnsi="Abadi"/>
-        </w:rPr>
-      </w:pPr>
-      <w:r>
-        <w:rPr>
-          <w:rFonts w:ascii="Abadi" w:hAnsi="Abadi"/>
-        </w:rPr>
-        <w:t>What is face recognition?</w:t>
-      </w:r>
-    </w:p>
-    <w:p>
-      <w:pPr>
-        <w:pStyle w:val="ListParagraph"/>
-        <w:numPr>
-          <w:ilvl w:val="3"/>
-          <w:numId w:val="5"/>
-        </w:numPr>
-        <w:rPr>
-          <w:rFonts w:ascii="Abadi" w:hAnsi="Abadi"/>
-        </w:rPr>
-      </w:pPr>
-      <w:r>
-        <w:rPr>
-          <w:rFonts w:ascii="Abadi" w:hAnsi="Abadi"/>
-        </w:rPr>
-        <w:t>One shot learning</w:t>
-      </w:r>
-    </w:p>
-    <w:p>
-      <w:pPr>
-        <w:pStyle w:val="ListParagraph"/>
-        <w:numPr>
-          <w:ilvl w:val="3"/>
-          <w:numId w:val="5"/>
-        </w:numPr>
-        <w:rPr>
-          <w:rFonts w:ascii="Abadi" w:hAnsi="Abadi"/>
-        </w:rPr>
-      </w:pPr>
-      <w:r>
-        <w:rPr>
-          <w:rFonts w:ascii="Abadi" w:hAnsi="Abadi"/>
-        </w:rPr>
-        <w:t>Siamese network</w:t>
-      </w:r>
-    </w:p>
-    <w:p>
-      <w:pPr>
-        <w:pStyle w:val="ListParagraph"/>
-        <w:numPr>
-          <w:ilvl w:val="3"/>
-          <w:numId w:val="5"/>
-        </w:numPr>
-        <w:rPr>
-          <w:rFonts w:ascii="Abadi" w:hAnsi="Abadi"/>
-        </w:rPr>
-      </w:pPr>
-      <w:r>
-        <w:rPr>
-          <w:rFonts w:ascii="Abadi" w:hAnsi="Abadi"/>
-        </w:rPr>
-        <w:t>Triplet loss</w:t>
-      </w:r>
-    </w:p>
-    <w:p>
-      <w:pPr>
-        <w:pStyle w:val="ListParagraph"/>
-        <w:numPr>
-          <w:ilvl w:val="3"/>
-          <w:numId w:val="5"/>
-        </w:numPr>
-        <w:rPr>
-          <w:rFonts w:ascii="Abadi" w:hAnsi="Abadi"/>
-        </w:rPr>
-      </w:pPr>
-      <w:r>
-        <w:rPr>
-          <w:rFonts w:ascii="Abadi" w:hAnsi="Abadi"/>
-        </w:rPr>
-        <w:t>Face verification and binary classification</w:t>
-      </w:r>
-    </w:p>
-    <w:p>
-      <w:pPr>
-        <w:pStyle w:val="ListParagraph"/>
-        <w:numPr>
-          <w:ilvl w:val="3"/>
-          <w:numId w:val="5"/>
-        </w:numPr>
-        <w:rPr>
-          <w:rFonts w:ascii="Abadi" w:hAnsi="Abadi"/>
-        </w:rPr>
-      </w:pPr>
-      <w:r>
-        <w:rPr>
-          <w:rFonts w:ascii="Abadi" w:hAnsi="Abadi"/>
-        </w:rPr>
-        <w:t>What is neural style transfer?</w:t>
-      </w:r>
-    </w:p>
-    <w:p>
-      <w:pPr>
-        <w:pStyle w:val="ListParagraph"/>
-        <w:numPr>
-          <w:ilvl w:val="3"/>
-          <w:numId w:val="5"/>
-        </w:numPr>
-        <w:rPr>
-          <w:rFonts w:ascii="Abadi" w:hAnsi="Abadi"/>
-        </w:rPr>
-      </w:pPr>
-      <w:r>
-        <w:rPr>
-          <w:rFonts w:ascii="Abadi" w:hAnsi="Abadi"/>
-        </w:rPr>
-        <w:t>What are deep ConvNets learning?</w:t>
-      </w:r>
-    </w:p>
-    <w:p>
-      <w:pPr>
-        <w:pStyle w:val="ListParagraph"/>
-        <w:numPr>
-          <w:ilvl w:val="3"/>
-          <w:numId w:val="5"/>
-        </w:numPr>
-        <w:rPr>
-          <w:rFonts w:ascii="Abadi" w:hAnsi="Abadi"/>
-        </w:rPr>
-      </w:pPr>
-      <w:r>
-        <w:rPr>
-          <w:rFonts w:ascii="Abadi" w:hAnsi="Abadi"/>
-        </w:rPr>
-        <w:t>Cost function</w:t>
-      </w:r>
-    </w:p>
-    <w:p>
-      <w:pPr>
-        <w:pStyle w:val="ListParagraph"/>
-        <w:numPr>
-          <w:ilvl w:val="3"/>
-          <w:numId w:val="5"/>
-        </w:numPr>
-        <w:rPr>
-          <w:rFonts w:ascii="Abadi" w:hAnsi="Abadi"/>
-        </w:rPr>
-      </w:pPr>
-      <w:r>
-        <w:rPr>
-          <w:rFonts w:ascii="Abadi" w:hAnsi="Abadi"/>
-        </w:rPr>
-        <w:t>Content cost function</w:t>
-      </w:r>
-    </w:p>
-    <w:p>
-      <w:pPr>
-        <w:pStyle w:val="ListParagraph"/>
-        <w:numPr>
-          <w:ilvl w:val="3"/>
-          <w:numId w:val="5"/>
-        </w:numPr>
-        <w:rPr>
-          <w:rFonts w:ascii="Abadi" w:hAnsi="Abadi"/>
-        </w:rPr>
-      </w:pPr>
-      <w:r>
-        <w:rPr>
-          <w:rFonts w:ascii="Abadi" w:hAnsi="Abadi"/>
-        </w:rPr>
-        <w:t>Style cost function</w:t>
-      </w:r>
-    </w:p>
-    <w:p>
-      <w:pPr>
-        <w:pStyle w:val="ListParagraph"/>
-        <w:numPr>
-          <w:ilvl w:val="3"/>
-          <w:numId w:val="5"/>
-        </w:numPr>
-        <w:rPr>
-          <w:rFonts w:ascii="Abadi" w:hAnsi="Abadi"/>
-        </w:rPr>
-      </w:pPr>
-      <w:r>
-        <w:rPr>
-          <w:rFonts w:ascii="Abadi" w:hAnsi="Abadi"/>
-        </w:rPr>
-        <w:t>1D and 3D generalizations</w:t>
-      </w:r>
-    </w:p>
-    <w:p>
-      <w:pPr>
-        <w:pStyle w:val="ListParagraph"/>
-        <w:numPr>
-          <w:ilvl w:val="3"/>
-          <w:numId w:val="5"/>
-        </w:numPr>
-        <w:rPr>
-          <w:rFonts w:ascii="Abadi" w:hAnsi="Abadi"/>
-        </w:rPr>
-      </w:pPr>
-      <w:r>
-        <w:rPr>
-          <w:rFonts w:ascii="Abadi" w:hAnsi="Abadi"/>
-        </w:rPr>
-        <w:t>Assignment: Special applications: face recognition &amp; neural style transfer</w:t>
-      </w:r>
-    </w:p>
-    <w:p>
-      <w:pPr>
-        <w:pStyle w:val="ListParagraph"/>
-        <w:numPr>
-          <w:ilvl w:val="3"/>
-          <w:numId w:val="5"/>
-        </w:numPr>
-        <w:rPr>
-          <w:rFonts w:ascii="Abadi" w:hAnsi="Abadi"/>
-        </w:rPr>
-      </w:pPr>
-      <w:r>
-        <w:rPr>
-          <w:rFonts w:ascii="Abadi" w:hAnsi="Abadi"/>
-        </w:rPr>
-        <w:t>Lab: Face recognition</w:t>
-      </w:r>
-    </w:p>
-    <w:p>
-      <w:pPr>
-        <w:pStyle w:val="ListParagraph"/>
-        <w:numPr>
-          <w:ilvl w:val="3"/>
-          <w:numId w:val="5"/>
-        </w:numPr>
-        <w:rPr>
-          <w:rFonts w:ascii="Abadi" w:hAnsi="Abadi"/>
-        </w:rPr>
-      </w:pPr>
-      <w:r>
-        <w:rPr>
-          <w:rFonts w:ascii="Abadi" w:hAnsi="Abadi"/>
-        </w:rPr>
-        <w:t>Lab: Art generation with neural style transfer</w:t>
-      </w:r>
-    </w:p>
-    <w:p>
-      <w:pPr>
-        <w:pStyle w:val="ListParagraph"/>
-        <w:numPr>
-          <w:ilvl w:val="1"/>
-          <w:numId w:val="5"/>
-        </w:numPr>
-        <w:rPr>
-          <w:rFonts w:ascii="Abadi" w:hAnsi="Abadi"/>
-        </w:rPr>
-      </w:pPr>
-      <w:r>
-        <w:rPr>
-          <w:rFonts w:ascii="Abadi" w:hAnsi="Abadi"/>
-        </w:rPr>
-        <w:t>Sequence Models</w:t>
-      </w:r>
-    </w:p>
-    <w:p>
-      <w:pPr>
-        <w:pStyle w:val="ListParagraph"/>
-        <w:numPr>
-          <w:ilvl w:val="2"/>
-          <w:numId w:val="5"/>
-        </w:numPr>
-        <w:rPr>
-          <w:rFonts w:ascii="Abadi" w:hAnsi="Abadi"/>
-        </w:rPr>
-      </w:pPr>
-      <w:r>
-        <w:rPr>
-          <w:rFonts w:ascii="Abadi" w:hAnsi="Abadi"/>
-        </w:rPr>
-        <w:t>Week 1 – Recurrent neural networks</w:t>
-      </w:r>
-    </w:p>
-    <w:p>
-      <w:pPr>
-        <w:pStyle w:val="ListParagraph"/>
-        <w:numPr>
-          <w:ilvl w:val="3"/>
-          <w:numId w:val="5"/>
-        </w:numPr>
-        <w:rPr>
-          <w:rFonts w:ascii="Abadi" w:hAnsi="Abadi"/>
-        </w:rPr>
-      </w:pPr>
-      <w:r>
-        <w:rPr>
-          <w:rFonts w:ascii="Abadi" w:hAnsi="Abadi"/>
-        </w:rPr>
-        <w:t>Why sequence models?</w:t>
-      </w:r>
-    </w:p>
-    <w:p>
-      <w:pPr>
-        <w:pStyle w:val="ListParagraph"/>
-        <w:numPr>
-          <w:ilvl w:val="3"/>
-          <w:numId w:val="5"/>
-        </w:numPr>
-        <w:rPr>
-          <w:rFonts w:ascii="Abadi" w:hAnsi="Abadi"/>
-        </w:rPr>
-      </w:pPr>
-      <w:r>
-        <w:rPr>
-          <w:rFonts w:ascii="Abadi" w:hAnsi="Abadi"/>
-        </w:rPr>
-        <w:t>Notation</w:t>
-      </w:r>
-    </w:p>
-    <w:p>
-      <w:pPr>
-        <w:pStyle w:val="ListParagraph"/>
-        <w:numPr>
-          <w:ilvl w:val="3"/>
-          <w:numId w:val="5"/>
-        </w:numPr>
-        <w:rPr>
-          <w:rFonts w:ascii="Abadi" w:hAnsi="Abadi"/>
-        </w:rPr>
-      </w:pPr>
-      <w:r>
-        <w:rPr>
-          <w:rFonts w:ascii="Abadi" w:hAnsi="Abadi"/>
-        </w:rPr>
-        <w:t>Recurrent neural network model</w:t>
-      </w:r>
-    </w:p>
-    <w:p>
-      <w:pPr>
-        <w:pStyle w:val="ListParagraph"/>
-        <w:numPr>
-          <w:ilvl w:val="3"/>
-          <w:numId w:val="5"/>
-        </w:numPr>
-        <w:rPr>
-          <w:rFonts w:ascii="Abadi" w:hAnsi="Abadi"/>
-        </w:rPr>
-      </w:pPr>
-      <w:r>
-        <w:rPr>
-          <w:rFonts w:ascii="Abadi" w:hAnsi="Abadi"/>
-        </w:rPr>
-        <w:t>Backpropagation through time</w:t>
-      </w:r>
-    </w:p>
-    <w:p>
-      <w:pPr>
-        <w:pStyle w:val="ListParagraph"/>
-        <w:numPr>
-          <w:ilvl w:val="3"/>
-          <w:numId w:val="5"/>
-        </w:numPr>
-        <w:rPr>
-          <w:rFonts w:ascii="Abadi" w:hAnsi="Abadi"/>
-        </w:rPr>
-      </w:pPr>
-      <w:r>
-        <w:rPr>
-          <w:rFonts w:ascii="Abadi" w:hAnsi="Abadi"/>
-        </w:rPr>
-        <w:t>Different types of RNNs</w:t>
-      </w:r>
-    </w:p>
-    <w:p>
-      <w:pPr>
-        <w:pStyle w:val="ListParagraph"/>
-        <w:numPr>
-          <w:ilvl w:val="3"/>
-          <w:numId w:val="5"/>
-        </w:numPr>
-        <w:rPr>
-          <w:rFonts w:ascii="Abadi" w:hAnsi="Abadi"/>
-        </w:rPr>
-      </w:pPr>
-      <w:r>
-        <w:rPr>
-          <w:rFonts w:ascii="Abadi" w:hAnsi="Abadi"/>
-        </w:rPr>
-        <w:t>Language model and sequence generation</w:t>
-      </w:r>
-    </w:p>
-    <w:p>
-      <w:pPr>
-        <w:pStyle w:val="ListParagraph"/>
-        <w:numPr>
-          <w:ilvl w:val="3"/>
-          <w:numId w:val="5"/>
-        </w:numPr>
-        <w:rPr>
-          <w:rFonts w:ascii="Abadi" w:hAnsi="Abadi"/>
-        </w:rPr>
-      </w:pPr>
-      <w:r>
-        <w:rPr>
-          <w:rFonts w:ascii="Abadi" w:hAnsi="Abadi"/>
-        </w:rPr>
-        <w:t>Sampling novel sequences</w:t>
-      </w:r>
-    </w:p>
-    <w:p>
-      <w:pPr>
-        <w:pStyle w:val="ListParagraph"/>
-        <w:numPr>
-          <w:ilvl w:val="3"/>
-          <w:numId w:val="5"/>
-        </w:numPr>
-        <w:rPr>
-          <w:rFonts w:ascii="Abadi" w:hAnsi="Abadi"/>
-        </w:rPr>
-      </w:pPr>
-      <w:r>
-        <w:rPr>
-          <w:rFonts w:ascii="Abadi" w:hAnsi="Abadi"/>
-        </w:rPr>
-        <w:t>Vanishing gradients with RNNs</w:t>
-      </w:r>
-    </w:p>
-    <w:p>
-      <w:pPr>
-        <w:pStyle w:val="ListParagraph"/>
-        <w:numPr>
-          <w:ilvl w:val="3"/>
-          <w:numId w:val="5"/>
-        </w:numPr>
-        <w:rPr>
-          <w:rFonts w:ascii="Abadi" w:hAnsi="Abadi"/>
-        </w:rPr>
-      </w:pPr>
-      <w:r>
-        <w:rPr>
-          <w:rFonts w:ascii="Abadi" w:hAnsi="Abadi"/>
-        </w:rPr>
-        <w:t>Gated recurrent unit (GRU)</w:t>
-      </w:r>
-    </w:p>
-    <w:p>
-      <w:pPr>
-        <w:pStyle w:val="ListParagraph"/>
-        <w:numPr>
-          <w:ilvl w:val="3"/>
-          <w:numId w:val="5"/>
-        </w:numPr>
-        <w:rPr>
-          <w:rFonts w:ascii="Abadi" w:hAnsi="Abadi"/>
-        </w:rPr>
-      </w:pPr>
-      <w:r>
-        <w:rPr>
-          <w:rFonts w:ascii="Abadi" w:hAnsi="Abadi"/>
-        </w:rPr>
-        <w:t>Long short term memory (LSTM)</w:t>
-      </w:r>
-    </w:p>
-    <w:p>
-      <w:pPr>
-        <w:pStyle w:val="ListParagraph"/>
-        <w:numPr>
-          <w:ilvl w:val="3"/>
-          <w:numId w:val="5"/>
-        </w:numPr>
-        <w:rPr>
-          <w:rFonts w:ascii="Abadi" w:hAnsi="Abadi"/>
-        </w:rPr>
-      </w:pPr>
-      <w:r>
-        <w:rPr>
-          <w:rFonts w:ascii="Abadi" w:hAnsi="Abadi"/>
-        </w:rPr>
-        <w:t>Bidirectional RNN</w:t>
-      </w:r>
-    </w:p>
-    <w:p>
-      <w:pPr>
-        <w:pStyle w:val="ListParagraph"/>
-        <w:numPr>
-          <w:ilvl w:val="3"/>
-          <w:numId w:val="5"/>
-        </w:numPr>
-        <w:rPr>
-          <w:rFonts w:ascii="Abadi" w:hAnsi="Abadi"/>
-        </w:rPr>
-      </w:pPr>
-      <w:r>
-        <w:rPr>
-          <w:rFonts w:ascii="Abadi" w:hAnsi="Abadi"/>
-        </w:rPr>
-        <w:t>Deep RNNs</w:t>
-      </w:r>
-    </w:p>
-    <w:p>
-      <w:pPr>
-        <w:pStyle w:val="ListParagraph"/>
-        <w:numPr>
-          <w:ilvl w:val="3"/>
-          <w:numId w:val="5"/>
-        </w:numPr>
-        <w:rPr>
-          <w:rFonts w:ascii="Abadi" w:hAnsi="Abadi"/>
-        </w:rPr>
-      </w:pPr>
-      <w:r>
-        <w:rPr>
-          <w:rFonts w:ascii="Abadi" w:hAnsi="Abadi"/>
-        </w:rPr>
-        <w:t>Assignment: Recurrent neural networks</w:t>
-      </w:r>
-    </w:p>
-    <w:p>
-      <w:pPr>
-        <w:pStyle w:val="ListParagraph"/>
-        <w:numPr>
-          <w:ilvl w:val="3"/>
-          <w:numId w:val="5"/>
-        </w:numPr>
-        <w:rPr>
-          <w:rFonts w:ascii="Abadi" w:hAnsi="Abadi"/>
-        </w:rPr>
-      </w:pPr>
-      <w:r>
-        <w:rPr>
-          <w:rFonts w:ascii="Abadi" w:hAnsi="Abadi"/>
-        </w:rPr>
-        <w:t>Lab: Building your recurrent neural network step by step</w:t>
-      </w:r>
-    </w:p>
-    <w:p>
-      <w:pPr>
-        <w:pStyle w:val="ListParagraph"/>
-        <w:numPr>
-          <w:ilvl w:val="3"/>
-          <w:numId w:val="5"/>
-        </w:numPr>
-        <w:rPr>
-          <w:rFonts w:ascii="Abadi" w:hAnsi="Abadi"/>
-        </w:rPr>
-      </w:pPr>
-      <w:r>
-        <w:rPr>
-          <w:rFonts w:ascii="Abadi" w:hAnsi="Abadi"/>
-        </w:rPr>
-        <w:t>Lab: Dinosaur island character-level language modeling</w:t>
-      </w:r>
-    </w:p>
-    <w:p>
-      <w:pPr>
-        <w:pStyle w:val="ListParagraph"/>
-        <w:numPr>
-          <w:ilvl w:val="3"/>
-          <w:numId w:val="5"/>
-        </w:numPr>
-        <w:rPr>
-          <w:rFonts w:ascii="Abadi" w:hAnsi="Abadi"/>
-        </w:rPr>
-      </w:pPr>
-      <w:r>
-        <w:rPr>
-          <w:rFonts w:ascii="Abadi" w:hAnsi="Abadi"/>
-        </w:rPr>
-        <w:t>Lab: Jazz improvisation with LSTM</w:t>
-      </w:r>
-    </w:p>
-    <w:p>
-      <w:pPr>
-        <w:pStyle w:val="ListParagraph"/>
-        <w:numPr>
-          <w:ilvl w:val="2"/>
-          <w:numId w:val="5"/>
-        </w:numPr>
-        <w:rPr>
-          <w:rFonts w:ascii="Abadi" w:hAnsi="Abadi"/>
-        </w:rPr>
-      </w:pPr>
-      <w:r>
-        <w:rPr>
-          <w:rFonts w:ascii="Abadi" w:hAnsi="Abadi"/>
-        </w:rPr>
-        <w:t>Week 2 – Natural language processing &amp; word embeddings</w:t>
-      </w:r>
-    </w:p>
-    <w:p>
-      <w:pPr>
-        <w:pStyle w:val="ListParagraph"/>
-        <w:numPr>
-          <w:ilvl w:val="3"/>
-          <w:numId w:val="5"/>
-        </w:numPr>
-        <w:rPr>
-          <w:rFonts w:ascii="Abadi" w:hAnsi="Abadi"/>
-        </w:rPr>
-      </w:pPr>
-      <w:r>
-        <w:rPr>
-          <w:rFonts w:ascii="Abadi" w:hAnsi="Abadi"/>
-        </w:rPr>
-        <w:t>Word representation</w:t>
-      </w:r>
-    </w:p>
-    <w:p>
-      <w:pPr>
-        <w:pStyle w:val="ListParagraph"/>
-        <w:numPr>
-          <w:ilvl w:val="3"/>
-          <w:numId w:val="5"/>
-        </w:numPr>
-        <w:rPr>
-          <w:rFonts w:ascii="Abadi" w:hAnsi="Abadi"/>
-        </w:rPr>
-      </w:pPr>
-      <w:r>
-        <w:rPr>
-          <w:rFonts w:ascii="Abadi" w:hAnsi="Abadi"/>
-        </w:rPr>
-        <w:lastRenderedPageBreak/>
-        <w:t>Using word embeddings</w:t>
-      </w:r>
-    </w:p>
-    <w:p>
-      <w:pPr>
-        <w:pStyle w:val="ListParagraph"/>
-        <w:numPr>
-          <w:ilvl w:val="3"/>
-          <w:numId w:val="5"/>
-        </w:numPr>
-        <w:rPr>
-          <w:rFonts w:ascii="Abadi" w:hAnsi="Abadi"/>
-        </w:rPr>
-      </w:pPr>
-      <w:r>
-        <w:rPr>
-          <w:rFonts w:ascii="Abadi" w:hAnsi="Abadi"/>
-        </w:rPr>
-        <w:t>Properties of word embeddings</w:t>
-      </w:r>
-    </w:p>
-    <w:p>
-      <w:pPr>
-        <w:pStyle w:val="ListParagraph"/>
-        <w:numPr>
-          <w:ilvl w:val="3"/>
-          <w:numId w:val="5"/>
-        </w:numPr>
-        <w:rPr>
-          <w:rFonts w:ascii="Abadi" w:hAnsi="Abadi"/>
-        </w:rPr>
-      </w:pPr>
-      <w:r>
-        <w:rPr>
-          <w:rFonts w:ascii="Abadi" w:hAnsi="Abadi"/>
-        </w:rPr>
-        <w:t>Embedding matrix</w:t>
-      </w:r>
-    </w:p>
-    <w:p>
-      <w:pPr>
-        <w:pStyle w:val="ListParagraph"/>
-        <w:numPr>
-          <w:ilvl w:val="3"/>
-          <w:numId w:val="5"/>
-        </w:numPr>
-        <w:rPr>
-          <w:rFonts w:ascii="Abadi" w:hAnsi="Abadi"/>
-        </w:rPr>
-      </w:pPr>
-      <w:r>
-        <w:rPr>
-          <w:rFonts w:ascii="Abadi" w:hAnsi="Abadi"/>
-        </w:rPr>
-        <w:t>Learning word embeddings</w:t>
-      </w:r>
-    </w:p>
-    <w:p>
-      <w:pPr>
-        <w:pStyle w:val="ListParagraph"/>
-        <w:numPr>
-          <w:ilvl w:val="3"/>
-          <w:numId w:val="5"/>
-        </w:numPr>
-        <w:rPr>
-          <w:rFonts w:ascii="Abadi" w:hAnsi="Abadi"/>
-        </w:rPr>
-      </w:pPr>
-      <w:r>
-        <w:rPr>
-          <w:rFonts w:ascii="Abadi" w:hAnsi="Abadi"/>
-        </w:rPr>
-        <w:t>Word2Vec</w:t>
-      </w:r>
-    </w:p>
-    <w:p>
-      <w:pPr>
-        <w:pStyle w:val="ListParagraph"/>
-        <w:numPr>
-          <w:ilvl w:val="3"/>
-          <w:numId w:val="5"/>
-        </w:numPr>
-        <w:rPr>
-          <w:rFonts w:ascii="Abadi" w:hAnsi="Abadi"/>
-        </w:rPr>
-      </w:pPr>
-      <w:r>
-        <w:rPr>
-          <w:rFonts w:ascii="Abadi" w:hAnsi="Abadi"/>
-        </w:rPr>
-        <w:t>Negative sampling</w:t>
-      </w:r>
-    </w:p>
-    <w:p>
-      <w:pPr>
-        <w:pStyle w:val="ListParagraph"/>
-        <w:numPr>
-          <w:ilvl w:val="3"/>
-          <w:numId w:val="5"/>
-        </w:numPr>
-        <w:rPr>
-          <w:rFonts w:ascii="Abadi" w:hAnsi="Abadi"/>
-        </w:rPr>
-      </w:pPr>
-      <w:r>
-        <w:rPr>
-          <w:rFonts w:ascii="Abadi" w:hAnsi="Abadi"/>
-        </w:rPr>
-        <w:t>GloVe word vectors</w:t>
-      </w:r>
-    </w:p>
-    <w:p>
-      <w:pPr>
-        <w:pStyle w:val="ListParagraph"/>
-        <w:numPr>
-          <w:ilvl w:val="3"/>
-          <w:numId w:val="5"/>
-        </w:numPr>
-        <w:rPr>
-          <w:rFonts w:ascii="Abadi" w:hAnsi="Abadi"/>
-        </w:rPr>
-      </w:pPr>
-      <w:r>
-        <w:rPr>
-          <w:rFonts w:ascii="Abadi" w:hAnsi="Abadi"/>
-        </w:rPr>
-        <w:t>Sentiment classification</w:t>
-      </w:r>
-    </w:p>
-    <w:p>
-      <w:pPr>
-        <w:pStyle w:val="ListParagraph"/>
-        <w:numPr>
-          <w:ilvl w:val="3"/>
-          <w:numId w:val="5"/>
-        </w:numPr>
-        <w:rPr>
-          <w:rFonts w:ascii="Abadi" w:hAnsi="Abadi"/>
-        </w:rPr>
-      </w:pPr>
-      <w:r>
-        <w:rPr>
-          <w:rFonts w:ascii="Abadi" w:hAnsi="Abadi"/>
-        </w:rPr>
-        <w:t>Debiasing word embeddings</w:t>
-      </w:r>
-    </w:p>
-    <w:p>
-      <w:pPr>
-        <w:pStyle w:val="ListParagraph"/>
-        <w:numPr>
-          <w:ilvl w:val="3"/>
-          <w:numId w:val="5"/>
-        </w:numPr>
-        <w:rPr>
-          <w:rFonts w:ascii="Abadi" w:hAnsi="Abadi"/>
-        </w:rPr>
-      </w:pPr>
-      <w:r>
-        <w:rPr>
-          <w:rFonts w:ascii="Abadi" w:hAnsi="Abadi"/>
-        </w:rPr>
-        <w:t>Assignment: Natural language processing &amp; word embeddings</w:t>
-      </w:r>
-    </w:p>
-    <w:p>
-      <w:pPr>
-        <w:pStyle w:val="ListParagraph"/>
-        <w:numPr>
-          <w:ilvl w:val="3"/>
-          <w:numId w:val="5"/>
-        </w:numPr>
-        <w:rPr>
-          <w:rFonts w:ascii="Abadi" w:hAnsi="Abadi"/>
-        </w:rPr>
-      </w:pPr>
-      <w:r>
-        <w:rPr>
-          <w:rFonts w:ascii="Abadi" w:hAnsi="Abadi"/>
-        </w:rPr>
-        <w:t>Lab: Operations on word vectors debiasing</w:t>
-      </w:r>
-    </w:p>
-    <w:p>
-      <w:pPr>
-        <w:pStyle w:val="ListParagraph"/>
-        <w:numPr>
-          <w:ilvl w:val="3"/>
-          <w:numId w:val="5"/>
-        </w:numPr>
-        <w:rPr>
-          <w:rFonts w:ascii="Abadi" w:hAnsi="Abadi"/>
-        </w:rPr>
-      </w:pPr>
-      <w:r>
-        <w:rPr>
-          <w:rFonts w:ascii="Abadi" w:hAnsi="Abadi"/>
-        </w:rPr>
-        <w:t>Lab: Emojify</w:t>
-      </w:r>
-    </w:p>
-    <w:p>
-      <w:pPr>
-        <w:pStyle w:val="ListParagraph"/>
-        <w:numPr>
-          <w:ilvl w:val="2"/>
-          <w:numId w:val="5"/>
-        </w:numPr>
-        <w:rPr>
-          <w:rFonts w:ascii="Abadi" w:hAnsi="Abadi"/>
-        </w:rPr>
-      </w:pPr>
-      <w:r>
-        <w:rPr>
-          <w:rFonts w:ascii="Abadi" w:hAnsi="Abadi"/>
-        </w:rPr>
-        <w:t>Week 3 – Sequence models &amp; attention mechanism</w:t>
-      </w:r>
-    </w:p>
-    <w:p>
-      <w:pPr>
-        <w:pStyle w:val="ListParagraph"/>
-        <w:numPr>
-          <w:ilvl w:val="3"/>
-          <w:numId w:val="5"/>
-        </w:numPr>
-        <w:rPr>
-          <w:rFonts w:ascii="Abadi" w:hAnsi="Abadi"/>
-        </w:rPr>
-      </w:pPr>
-      <w:r>
-        <w:rPr>
-          <w:rFonts w:ascii="Abadi" w:hAnsi="Abadi"/>
-        </w:rPr>
-        <w:t>Basic models</w:t>
-      </w:r>
-    </w:p>
-    <w:p>
-      <w:pPr>
-        <w:pStyle w:val="ListParagraph"/>
-        <w:numPr>
-          <w:ilvl w:val="3"/>
-          <w:numId w:val="5"/>
-        </w:numPr>
-        <w:rPr>
-          <w:rFonts w:ascii="Abadi" w:hAnsi="Abadi"/>
-        </w:rPr>
-      </w:pPr>
-      <w:r>
-        <w:rPr>
-          <w:rFonts w:ascii="Abadi" w:hAnsi="Abadi"/>
-        </w:rPr>
-        <w:t>Picking the most likely sentence</w:t>
-      </w:r>
-    </w:p>
-    <w:p>
-      <w:pPr>
-        <w:pStyle w:val="ListParagraph"/>
-        <w:numPr>
-          <w:ilvl w:val="3"/>
-          <w:numId w:val="5"/>
-        </w:numPr>
-        <w:rPr>
-          <w:rFonts w:ascii="Abadi" w:hAnsi="Abadi"/>
-        </w:rPr>
-      </w:pPr>
-      <w:r>
-        <w:rPr>
-          <w:rFonts w:ascii="Abadi" w:hAnsi="Abadi"/>
-        </w:rPr>
-        <w:t>Beam search</w:t>
-      </w:r>
-    </w:p>
-    <w:p>
-      <w:pPr>
-        <w:pStyle w:val="ListParagraph"/>
-        <w:numPr>
-          <w:ilvl w:val="3"/>
-          <w:numId w:val="5"/>
-        </w:numPr>
-        <w:rPr>
-          <w:rFonts w:ascii="Abadi" w:hAnsi="Abadi"/>
-        </w:rPr>
-      </w:pPr>
-      <w:r>
-        <w:rPr>
-          <w:rFonts w:ascii="Abadi" w:hAnsi="Abadi"/>
-        </w:rPr>
-        <w:t>Refinements to beam search</w:t>
-      </w:r>
-    </w:p>
-    <w:p>
-      <w:pPr>
-        <w:pStyle w:val="ListParagraph"/>
-        <w:numPr>
-          <w:ilvl w:val="3"/>
-          <w:numId w:val="5"/>
-        </w:numPr>
-        <w:rPr>
-          <w:rFonts w:ascii="Abadi" w:hAnsi="Abadi"/>
-        </w:rPr>
-      </w:pPr>
-      <w:r>
-        <w:rPr>
-          <w:rFonts w:ascii="Abadi" w:hAnsi="Abadi"/>
-        </w:rPr>
-        <w:t>Error analysis in beam search</w:t>
-      </w:r>
-    </w:p>
-    <w:p>
-      <w:pPr>
-        <w:pStyle w:val="ListParagraph"/>
-        <w:numPr>
-          <w:ilvl w:val="3"/>
-          <w:numId w:val="5"/>
-        </w:numPr>
-        <w:rPr>
-          <w:rFonts w:ascii="Abadi" w:hAnsi="Abadi"/>
-        </w:rPr>
-      </w:pPr>
-      <w:r>
-        <w:rPr>
-          <w:rFonts w:ascii="Abadi" w:hAnsi="Abadi"/>
-        </w:rPr>
-        <w:t>Bleu score (optional)</w:t>
-      </w:r>
-    </w:p>
-    <w:p>
-      <w:pPr>
-        <w:pStyle w:val="ListParagraph"/>
-        <w:numPr>
-          <w:ilvl w:val="3"/>
-          <w:numId w:val="5"/>
-        </w:numPr>
-        <w:rPr>
-          <w:rFonts w:ascii="Abadi" w:hAnsi="Abadi"/>
-        </w:rPr>
-      </w:pPr>
-      <w:r>
-        <w:rPr>
-          <w:rFonts w:ascii="Abadi" w:hAnsi="Abadi"/>
-        </w:rPr>
-        <w:t>Attention model intuition</w:t>
-      </w:r>
-    </w:p>
-    <w:p>
-      <w:pPr>
-        <w:pStyle w:val="ListParagraph"/>
-        <w:numPr>
-          <w:ilvl w:val="3"/>
-          <w:numId w:val="5"/>
-        </w:numPr>
-        <w:rPr>
-          <w:rFonts w:ascii="Abadi" w:hAnsi="Abadi"/>
-        </w:rPr>
-      </w:pPr>
-      <w:r>
-        <w:rPr>
-          <w:rFonts w:ascii="Abadi" w:hAnsi="Abadi"/>
-        </w:rPr>
-        <w:t>Attention model</w:t>
-      </w:r>
-    </w:p>
-    <w:p>
-      <w:pPr>
-        <w:pStyle w:val="ListParagraph"/>
-        <w:numPr>
-          <w:ilvl w:val="3"/>
-          <w:numId w:val="5"/>
-        </w:numPr>
-        <w:rPr>
-          <w:rFonts w:ascii="Abadi" w:hAnsi="Abadi"/>
-        </w:rPr>
-      </w:pPr>
-      <w:r>
-        <w:rPr>
-          <w:rFonts w:ascii="Abadi" w:hAnsi="Abadi"/>
-        </w:rPr>
-        <w:t>Speech recognition</w:t>
-      </w:r>
-    </w:p>
-    <w:p>
-      <w:pPr>
-        <w:pStyle w:val="ListParagraph"/>
-        <w:numPr>
-          <w:ilvl w:val="3"/>
-          <w:numId w:val="5"/>
-        </w:numPr>
-        <w:rPr>
-          <w:rFonts w:ascii="Abadi" w:hAnsi="Abadi"/>
-        </w:rPr>
-      </w:pPr>
-      <w:r>
-        <w:rPr>
-          <w:rFonts w:ascii="Abadi" w:hAnsi="Abadi"/>
-        </w:rPr>
-        <w:t>Trigger word detection</w:t>
-      </w:r>
-    </w:p>
-    <w:p>
-      <w:pPr>
-        <w:pStyle w:val="ListParagraph"/>
-        <w:numPr>
-          <w:ilvl w:val="3"/>
-          <w:numId w:val="5"/>
-        </w:numPr>
-        <w:rPr>
-          <w:rFonts w:ascii="Abadi" w:hAnsi="Abadi"/>
-        </w:rPr>
-      </w:pPr>
-      <w:r>
-        <w:rPr>
-          <w:rFonts w:ascii="Abadi" w:hAnsi="Abadi"/>
-        </w:rPr>
-        <w:t>Assignment: Sequence models &amp; attention mechanism</w:t>
-      </w:r>
-    </w:p>
-    <w:p>
-      <w:pPr>
-        <w:pStyle w:val="ListParagraph"/>
-        <w:numPr>
-          <w:ilvl w:val="3"/>
-          <w:numId w:val="5"/>
-        </w:numPr>
-        <w:rPr>
-          <w:rFonts w:ascii="Abadi" w:hAnsi="Abadi"/>
-        </w:rPr>
-      </w:pPr>
-      <w:r>
-        <w:rPr>
-          <w:rFonts w:ascii="Abadi" w:hAnsi="Abadi"/>
-        </w:rPr>
-        <w:t>Lab: Neural machine translation</w:t>
-      </w:r>
-    </w:p>
-    <w:p>
-      <w:pPr>
-        <w:pStyle w:val="ListParagraph"/>
-        <w:numPr>
-          <w:ilvl w:val="3"/>
-          <w:numId w:val="5"/>
-        </w:numPr>
-        <w:rPr>
-          <w:rFonts w:ascii="Abadi" w:hAnsi="Abadi"/>
-        </w:rPr>
-      </w:pPr>
-      <w:r>
-        <w:rPr>
-          <w:rFonts w:ascii="Abadi" w:hAnsi="Abadi"/>
-        </w:rPr>
-        <w:t>Lab: Trigger word detection</w:t>
-      </w:r>
-    </w:p>
-    <w:p>
-      <w:pPr>
-        <w:pStyle w:val="ListParagraph"/>
-        <w:numPr>
-          <w:ilvl w:val="2"/>
-          <w:numId w:val="5"/>
-        </w:numPr>
-        <w:rPr>
-          <w:rFonts w:ascii="Abadi" w:hAnsi="Abadi"/>
-        </w:rPr>
-      </w:pPr>
-      <w:r>
-        <w:rPr>
-          <w:rFonts w:ascii="Abadi" w:hAnsi="Abadi"/>
-        </w:rPr>
-        <w:t>Week 4 – Transformer network</w:t>
-      </w:r>
-    </w:p>
-    <w:p>
-      <w:pPr>
-        <w:pStyle w:val="ListParagraph"/>
-        <w:numPr>
-          <w:ilvl w:val="3"/>
-          <w:numId w:val="5"/>
-        </w:numPr>
-        <w:rPr>
-          <w:rFonts w:ascii="Abadi" w:hAnsi="Abadi"/>
-        </w:rPr>
-      </w:pPr>
-      <w:r>
-        <w:rPr>
-          <w:rFonts w:ascii="Abadi" w:hAnsi="Abadi"/>
-        </w:rPr>
-        <w:t>Transformer network intuition</w:t>
-      </w:r>
-    </w:p>
-    <w:p>
-      <w:pPr>
-        <w:pStyle w:val="ListParagraph"/>
-        <w:numPr>
-          <w:ilvl w:val="3"/>
-          <w:numId w:val="5"/>
-        </w:numPr>
-        <w:rPr>
-          <w:rFonts w:ascii="Abadi" w:hAnsi="Abadi"/>
-        </w:rPr>
-      </w:pPr>
-      <w:r>
-        <w:rPr>
-          <w:rFonts w:ascii="Abadi" w:hAnsi="Abadi"/>
-        </w:rPr>
-        <w:t>Self-attention</w:t>
-      </w:r>
-    </w:p>
-    <w:p>
-      <w:pPr>
-        <w:pStyle w:val="ListParagraph"/>
-        <w:numPr>
-          <w:ilvl w:val="3"/>
-          <w:numId w:val="5"/>
-        </w:numPr>
-        <w:rPr>
-          <w:rFonts w:ascii="Abadi" w:hAnsi="Abadi"/>
-        </w:rPr>
-      </w:pPr>
-      <w:r>
-        <w:rPr>
-          <w:rFonts w:ascii="Abadi" w:hAnsi="Abadi"/>
-        </w:rPr>
-        <w:t>Multi-head attention</w:t>
-      </w:r>
-    </w:p>
-    <w:p>
-      <w:pPr>
-        <w:pStyle w:val="ListParagraph"/>
-        <w:numPr>
-          <w:ilvl w:val="3"/>
-          <w:numId w:val="5"/>
-        </w:numPr>
-        <w:rPr>
-          <w:rFonts w:ascii="Abadi" w:hAnsi="Abadi"/>
-        </w:rPr>
-      </w:pPr>
-      <w:r>
-        <w:rPr>
-          <w:rFonts w:ascii="Abadi" w:hAnsi="Abadi"/>
-        </w:rPr>
-        <w:t>Transformer network</w:t>
-      </w:r>
-    </w:p>
-    <w:p>
-      <w:pPr>
-        <w:pStyle w:val="ListParagraph"/>
-        <w:numPr>
-          <w:ilvl w:val="3"/>
-          <w:numId w:val="5"/>
-        </w:numPr>
-        <w:rPr>
-          <w:rFonts w:ascii="Abadi" w:hAnsi="Abadi"/>
-        </w:rPr>
-      </w:pPr>
-      <w:r>
-        <w:rPr>
-          <w:rFonts w:ascii="Abadi" w:hAnsi="Abadi"/>
-        </w:rPr>
-        <w:t>Conclusion and thank you</w:t>
-      </w:r>
-    </w:p>
-    <w:p>
-      <w:pPr>
-        <w:pStyle w:val="ListParagraph"/>
-        <w:numPr>
-          <w:ilvl w:val="3"/>
-          <w:numId w:val="5"/>
-        </w:numPr>
-        <w:rPr>
-          <w:rFonts w:ascii="Abadi" w:hAnsi="Abadi"/>
-        </w:rPr>
-      </w:pPr>
-      <w:r>
-        <w:rPr>
-          <w:rFonts w:ascii="Abadi" w:hAnsi="Abadi"/>
-        </w:rPr>
-        <w:t>Assignment: Transformers</w:t>
-      </w:r>
-    </w:p>
-    <w:p>
-      <w:pPr>
-        <w:pStyle w:val="ListParagraph"/>
-        <w:numPr>
-          <w:ilvl w:val="3"/>
-          <w:numId w:val="5"/>
-        </w:numPr>
-        <w:rPr>
-          <w:rFonts w:ascii="Abadi" w:hAnsi="Abadi"/>
-        </w:rPr>
-      </w:pPr>
-      <w:r>
-        <w:rPr>
-          <w:rFonts w:ascii="Abadi" w:hAnsi="Abadi"/>
-        </w:rPr>
-        <w:t>Lab: Transformers architecture with TensorFlow</w:t>
-      </w:r>
-    </w:p>
-    <w:p>
-      <w:pPr>
-        <w:pStyle w:val="ListParagraph"/>
-        <w:numPr>
-          <w:ilvl w:val="3"/>
-          <w:numId w:val="5"/>
-        </w:numPr>
-        <w:rPr>
-          <w:rFonts w:ascii="Abadi" w:hAnsi="Abadi"/>
-        </w:rPr>
-      </w:pPr>
-      <w:r>
-        <w:rPr>
-          <w:rFonts w:ascii="Abadi" w:hAnsi="Abadi"/>
-        </w:rPr>
-        <w:t>Ungraded lab: Transformer pre-processing</w:t>
-      </w:r>
-    </w:p>
-    <w:p>
-      <w:pPr>
-        <w:pStyle w:val="ListParagraph"/>
-        <w:numPr>
-          <w:ilvl w:val="3"/>
-          <w:numId w:val="5"/>
-        </w:numPr>
-        <w:rPr>
-          <w:rFonts w:ascii="Abadi" w:hAnsi="Abadi"/>
-        </w:rPr>
-      </w:pPr>
-      <w:r>
-        <w:rPr>
-          <w:rFonts w:ascii="Abadi" w:hAnsi="Abadi"/>
-        </w:rPr>
-        <w:t>Ungraded lab: Transformer network application: named-entity recognition</w:t>
-      </w:r>
-    </w:p>
-    <w:p>
-      <w:pPr>
-        <w:pStyle w:val="ListParagraph"/>
-        <w:numPr>
-          <w:ilvl w:val="3"/>
-          <w:numId w:val="5"/>
-        </w:numPr>
-        <w:rPr>
-          <w:rFonts w:ascii="Abadi" w:hAnsi="Abadi"/>
-        </w:rPr>
-      </w:pPr>
-      <w:r>
-        <w:rPr>
-          <w:rFonts w:ascii="Abadi" w:hAnsi="Abadi"/>
-        </w:rPr>
-        <w:t>Ungraded lab: Transformer network application: question answering</w:t>
-      </w:r>
-    </w:p>
-    <w:p>
-      <w:pPr>
-        <w:rPr>
-          <w:rFonts w:ascii="Abadi" w:hAnsi="Abadi"/>
-        </w:rPr>
-      </w:pPr>
-      <w:r>
-        <w:rPr>
-          <w:rFonts w:ascii="Abadi" w:hAnsi="Abadi"/>
-        </w:rPr>
         <w:t>---------------------------------------------------------------------------------------------------------------</w:t>
       </w:r>
     </w:p>
@@ -6737,24 +7159,31 @@
           <w:rFonts w:ascii="Abadi" w:hAnsi="Abadi"/>
         </w:rPr>
       </w:pPr>
-      <w:r>
-        <w:rPr>
-          <w:rFonts w:ascii="Abadi" w:hAnsi="Abadi"/>
-        </w:rPr>
-        <w:t xml:space="preserve">PyTorch — Industry and research standard; most papers implement in it, gives you low-level control over tensors, gradients, and custom architectures. </w:t>
-      </w:r>
-    </w:p>
-    <w:p>
-      <w:pPr>
-        <w:rPr>
-          <w:rFonts w:ascii="Abadi" w:hAnsi="Abadi"/>
-        </w:rPr>
-      </w:pPr>
-      <w:r>
-        <w:rPr>
-          <w:rFonts w:ascii="Abadi" w:hAnsi="Abadi"/>
-        </w:rPr>
-        <w:lastRenderedPageBreak/>
+      <w:proofErr w:type="spellStart"/>
+      <w:r>
+        <w:rPr>
+          <w:rFonts w:ascii="Abadi" w:hAnsi="Abadi"/>
+        </w:rPr>
+        <w:t>PyTorch</w:t>
+      </w:r>
+      <w:proofErr w:type="spellEnd"/>
+      <w:r>
+        <w:rPr>
+          <w:rFonts w:ascii="Abadi" w:hAnsi="Abadi"/>
+        </w:rPr>
+        <w:t xml:space="preserve"> — Industry and research standard; most papers implement in it, gives you low-level control over tensors, gradients, and custom architectures. </w:t>
+      </w:r>
+    </w:p>
+    <w:p>
+      <w:pPr>
+        <w:rPr>
+          <w:rFonts w:ascii="Abadi" w:hAnsi="Abadi"/>
+        </w:rPr>
+      </w:pPr>
+      <w:r>
+        <w:rPr>
+          <w:rFonts w:ascii="Abadi" w:hAnsi="Abadi"/>
+        </w:rPr>
         <w:t xml:space="preserve">NumPy — The backbone of all numerical computing in Python; you'll use it constantly for data manipulation and math before/after model inference. </w:t>
       </w:r>
     </w:p>
@@ -6803,37 +7232,73 @@
           <w:rFonts w:ascii="Abadi" w:hAnsi="Abadi"/>
         </w:rPr>
       </w:pPr>
-      <w:r>
-        <w:rPr>
-          <w:rFonts w:ascii="Abadi" w:hAnsi="Abadi"/>
-        </w:rPr>
-        <w:t xml:space="preserve">HuggingFace Transformers — The go-to library for working with pretrained LLMs and vision transformers; fine-tuning and inference in a few lines. </w:t>
-      </w:r>
-    </w:p>
-    <w:p>
-      <w:pPr>
-        <w:rPr>
-          <w:rFonts w:ascii="Abadi" w:hAnsi="Abadi"/>
-        </w:rPr>
-      </w:pPr>
-      <w:r>
-        <w:rPr>
-          <w:rFonts w:ascii="Abadi" w:hAnsi="Abadi"/>
-        </w:rPr>
-        <w:t xml:space="preserve">Weights &amp; Biases (wandb) — Experiment tracking; once you run more than a handful of training runs, logging metrics and hyperparameters properly becomes critical. </w:t>
-      </w:r>
-    </w:p>
-    <w:p>
-      <w:pPr>
-        <w:rPr>
-          <w:rFonts w:ascii="Abadi" w:hAnsi="Abadi"/>
-        </w:rPr>
-      </w:pPr>
-      <w:r>
-        <w:rPr>
-          <w:rFonts w:ascii="Abadi" w:hAnsi="Abadi"/>
-        </w:rPr>
-        <w:t>ONNX / TorchScript (optional, production-focused) — Exporting and deploying models outside of Python environments.</w:t>
+      <w:proofErr w:type="spellStart"/>
+      <w:r>
+        <w:rPr>
+          <w:rFonts w:ascii="Abadi" w:hAnsi="Abadi"/>
+        </w:rPr>
+        <w:t>HuggingFace</w:t>
+      </w:r>
+      <w:proofErr w:type="spellEnd"/>
+      <w:r>
+        <w:rPr>
+          <w:rFonts w:ascii="Abadi" w:hAnsi="Abadi"/>
+        </w:rPr>
+        <w:t xml:space="preserve"> Transformers — The go-to library for working with pretrained LLMs and vision transformers; fine-tuning and inference in a few lines. </w:t>
+      </w:r>
+    </w:p>
+    <w:p>
+      <w:pPr>
+        <w:rPr>
+          <w:rFonts w:ascii="Abadi" w:hAnsi="Abadi"/>
+        </w:rPr>
+      </w:pPr>
+      <w:r>
+        <w:rPr>
+          <w:rFonts w:ascii="Abadi" w:hAnsi="Abadi"/>
+        </w:rPr>
+        <w:t>Weights &amp; Biases (</w:t>
+      </w:r>
+      <w:proofErr w:type="spellStart"/>
+      <w:r>
+        <w:rPr>
+          <w:rFonts w:ascii="Abadi" w:hAnsi="Abadi"/>
+        </w:rPr>
+        <w:t>wandb</w:t>
+      </w:r>
+      <w:proofErr w:type="spellEnd"/>
+      <w:r>
+        <w:rPr>
+          <w:rFonts w:ascii="Abadi" w:hAnsi="Abadi"/>
+        </w:rPr>
+        <w:t xml:space="preserve">) — Experiment tracking; once you run more than a handful of training runs, logging metrics and hyperparameters properly becomes critical. </w:t>
+      </w:r>
+    </w:p>
+    <w:p>
+      <w:pPr>
+        <w:rPr>
+          <w:rFonts w:ascii="Abadi" w:hAnsi="Abadi"/>
+        </w:rPr>
+      </w:pPr>
+      <w:r>
+        <w:rPr>
+          <w:rFonts w:ascii="Abadi" w:hAnsi="Abadi"/>
+        </w:rPr>
+        <w:t xml:space="preserve">ONNX / </w:t>
+      </w:r>
+      <w:proofErr w:type="spellStart"/>
+      <w:r>
+        <w:rPr>
+          <w:rFonts w:ascii="Abadi" w:hAnsi="Abadi"/>
+        </w:rPr>
+        <w:t>TorchScript</w:t>
+      </w:r>
+      <w:proofErr w:type="spellEnd"/>
+      <w:r>
+        <w:rPr>
+          <w:rFonts w:ascii="Abadi" w:hAnsi="Abadi"/>
+        </w:rPr>
+        <w:t xml:space="preserve"> (optional, production-focused) — Exporting and deploying models outside of Python environments.</w:t>
       </w:r>
     </w:p>
     <w:p>

--- a/Current Work/Computer Systems - A programmers Perspective.docx
+++ b/Current Work/Computer Systems - A programmers Perspective.docx
@@ -248,6 +248,27 @@
       <w:pPr>
         <w:rPr>
           <w:rFonts w:ascii="Abadi" w:hAnsi="Abadi"/>
+          <w:i/>
+          <w:iCs/>
+          <w:sz w:val="44"/>
+          <w:szCs w:val="44"/>
+        </w:rPr>
+      </w:pPr>
+      <w:r>
+        <w:rPr>
+          <w:rFonts w:ascii="Abadi" w:hAnsi="Abadi"/>
+          <w:i/>
+          <w:iCs/>
+          <w:sz w:val="44"/>
+          <w:szCs w:val="44"/>
+        </w:rPr>
+        <w:t>Current Ongoing Tasks: Andrej Kapathy Videos</w:t>
+      </w:r>
+    </w:p>
+    <w:p>
+      <w:pPr>
+        <w:rPr>
+          <w:rFonts w:ascii="Abadi" w:hAnsi="Abadi"/>
           <w:b/>
           <w:bCs/>
           <w:i/>
@@ -500,6 +521,7 @@
           <w:bCs/>
           <w:color w:val="156082" w:themeColor="accent1"/>
         </w:rPr>
+        <w:lastRenderedPageBreak/>
         <w:t xml:space="preserve">Part2: </w:t>
       </w:r>
       <w:r>
@@ -545,7 +567,6 @@
           <w:bCs/>
           <w:color w:val="156082" w:themeColor="accent1"/>
         </w:rPr>
-        <w:lastRenderedPageBreak/>
         <w:t xml:space="preserve">Part3: </w:t>
       </w:r>
       <w:r>
@@ -1017,21 +1038,7 @@
         <w:rPr>
           <w:rFonts w:ascii="Abadi" w:hAnsi="Abadi"/>
         </w:rPr>
-        <w:t xml:space="preserve"> get the </w:t>
-      </w:r>
-      <w:proofErr w:type="spellStart"/>
-      <w:r>
-        <w:rPr>
-          <w:rFonts w:ascii="Abadi" w:hAnsi="Abadi"/>
-        </w:rPr>
-        <w:t>anki</w:t>
-      </w:r>
-      <w:proofErr w:type="spellEnd"/>
-      <w:r>
-        <w:rPr>
-          <w:rFonts w:ascii="Abadi" w:hAnsi="Abadi"/>
-        </w:rPr>
-        <w:t xml:space="preserve"> mapping</w:t>
+        <w:t xml:space="preserve"> get the anki mapping</w:t>
       </w:r>
     </w:p>
     <w:p>
@@ -1069,7 +1076,6 @@
           <w:b/>
           <w:bCs/>
         </w:rPr>
-        <w:lastRenderedPageBreak/>
         <w:t>MIT 6.006 — Introduction to Algorithms</w:t>
       </w:r>
     </w:p>
@@ -1595,10 +1601,319 @@
           <w:highlight w:val="lightGray"/>
           <w:u w:val="single"/>
         </w:rPr>
-        <w:t xml:space="preserve"> [</w:t>
-      </w:r>
-      <w:proofErr w:type="spellStart"/>
-      <w:r>
+        <w:t xml:space="preserve"> [RfxAI]</w:t>
+      </w:r>
+    </w:p>
+    <w:p>
+      <w:pPr>
+        <w:pStyle w:val="ListParagraph"/>
+        <w:numPr>
+          <w:ilvl w:val="2"/>
+          <w:numId w:val="5"/>
+        </w:numPr>
+        <w:rPr>
+          <w:rFonts w:ascii="Abadi" w:hAnsi="Abadi"/>
+        </w:rPr>
+      </w:pPr>
+      <w:r>
+        <w:rPr>
+          <w:rFonts w:ascii="Abadi" w:hAnsi="Abadi"/>
+        </w:rPr>
+        <w:t xml:space="preserve">Need Software, API, (Git &amp; </w:t>
+      </w:r>
+      <w:r>
+        <w:rPr>
+          <w:rFonts w:ascii="Abadi" w:hAnsi="Abadi"/>
+        </w:rPr>
+        <w:t>GitHub</w:t>
+      </w:r>
+      <w:r>
+        <w:rPr>
+          <w:rFonts w:ascii="Abadi" w:hAnsi="Abadi"/>
+        </w:rPr>
+        <w:t>)</w:t>
+      </w:r>
+    </w:p>
+    <w:p>
+      <w:pPr>
+        <w:pStyle w:val="ListParagraph"/>
+        <w:numPr>
+          <w:ilvl w:val="2"/>
+          <w:numId w:val="5"/>
+        </w:numPr>
+        <w:rPr>
+          <w:rFonts w:ascii="Abadi" w:hAnsi="Abadi"/>
+        </w:rPr>
+      </w:pPr>
+      <w:r>
+        <w:rPr>
+          <w:rFonts w:ascii="Abadi" w:hAnsi="Abadi"/>
+        </w:rPr>
+        <w:t>AI Integrations: {</w:t>
+      </w:r>
+      <w:r>
+        <w:rPr>
+          <w:rFonts w:ascii="Abadi" w:hAnsi="Abadi"/>
+        </w:rPr>
+        <w:t xml:space="preserve">Open AI Api, </w:t>
+      </w:r>
+      <w:r>
+        <w:rPr>
+          <w:rFonts w:ascii="Abadi" w:hAnsi="Abadi"/>
+        </w:rPr>
+        <w:t>Hugging Face</w:t>
+      </w:r>
+      <w:r>
+        <w:rPr>
+          <w:rFonts w:ascii="Abadi" w:hAnsi="Abadi"/>
+        </w:rPr>
+        <w:t xml:space="preserve"> Models</w:t>
+      </w:r>
+      <w:r>
+        <w:rPr>
+          <w:rFonts w:ascii="Abadi" w:hAnsi="Abadi"/>
+        </w:rPr>
+        <w:t>}</w:t>
+      </w:r>
+    </w:p>
+    <w:p>
+      <w:pPr>
+        <w:pStyle w:val="ListParagraph"/>
+        <w:numPr>
+          <w:ilvl w:val="2"/>
+          <w:numId w:val="5"/>
+        </w:numPr>
+        <w:rPr>
+          <w:rFonts w:ascii="Abadi" w:hAnsi="Abadi"/>
+        </w:rPr>
+      </w:pPr>
+      <w:r>
+        <w:rPr>
+          <w:rFonts w:ascii="Abadi" w:hAnsi="Abadi"/>
+        </w:rPr>
+        <w:t>Intelligent systems (RAG, Workflows, Vector DBs)</w:t>
+      </w:r>
+      <w:r>
+        <w:rPr>
+          <w:rFonts w:ascii="Abadi" w:hAnsi="Abadi"/>
+        </w:rPr>
+        <w:t xml:space="preserve"> [Lang*{chain,</w:t>
+      </w:r>
+      <w:r>
+        <w:rPr>
+          <w:rFonts w:ascii="Abadi" w:hAnsi="Abadi"/>
+        </w:rPr>
+        <w:t xml:space="preserve"> </w:t>
+      </w:r>
+      <w:r>
+        <w:rPr>
+          <w:rFonts w:ascii="Abadi" w:hAnsi="Abadi"/>
+        </w:rPr>
+        <w:t>graph,</w:t>
+      </w:r>
+      <w:r>
+        <w:rPr>
+          <w:rFonts w:ascii="Abadi" w:hAnsi="Abadi"/>
+        </w:rPr>
+        <w:t xml:space="preserve"> </w:t>
+      </w:r>
+      <w:r>
+        <w:rPr>
+          <w:rFonts w:ascii="Abadi" w:hAnsi="Abadi"/>
+        </w:rPr>
+        <w:t>smith,</w:t>
+      </w:r>
+      <w:r>
+        <w:rPr>
+          <w:rFonts w:ascii="Abadi" w:hAnsi="Abadi"/>
+        </w:rPr>
+        <w:t xml:space="preserve"> </w:t>
+      </w:r>
+      <w:r>
+        <w:rPr>
+          <w:rFonts w:ascii="Abadi" w:hAnsi="Abadi"/>
+        </w:rPr>
+        <w:t>flow}]</w:t>
+      </w:r>
+    </w:p>
+    <w:p>
+      <w:pPr>
+        <w:pStyle w:val="ListParagraph"/>
+        <w:numPr>
+          <w:ilvl w:val="2"/>
+          <w:numId w:val="5"/>
+        </w:numPr>
+        <w:rPr>
+          <w:rFonts w:ascii="Abadi" w:hAnsi="Abadi"/>
+        </w:rPr>
+      </w:pPr>
+      <w:r>
+        <w:rPr>
+          <w:rFonts w:ascii="Abadi" w:hAnsi="Abadi"/>
+        </w:rPr>
+        <w:t>Scaling AI Systems (Docker, Cloud, Redis)</w:t>
+      </w:r>
+    </w:p>
+    <w:p>
+      <w:pPr>
+        <w:pStyle w:val="ListParagraph"/>
+        <w:numPr>
+          <w:ilvl w:val="2"/>
+          <w:numId w:val="5"/>
+        </w:numPr>
+        <w:rPr>
+          <w:rFonts w:ascii="Abadi" w:hAnsi="Abadi"/>
+        </w:rPr>
+      </w:pPr>
+      <w:r>
+        <w:rPr>
+          <w:rFonts w:ascii="Abadi" w:hAnsi="Abadi"/>
+        </w:rPr>
+        <w:lastRenderedPageBreak/>
+        <w:t>Strategic AI Operations (LLMOps &amp; Cost Optimizations)</w:t>
+      </w:r>
+    </w:p>
+    <w:p>
+      <w:pPr>
+        <w:pStyle w:val="ListParagraph"/>
+        <w:numPr>
+          <w:ilvl w:val="1"/>
+          <w:numId w:val="5"/>
+        </w:numPr>
+        <w:rPr>
+          <w:rFonts w:ascii="Abadi" w:hAnsi="Abadi"/>
+        </w:rPr>
+      </w:pPr>
+      <w:r>
+        <w:rPr>
+          <w:rFonts w:ascii="Abadi" w:hAnsi="Abadi"/>
+        </w:rPr>
+        <w:t>3 Solid Projects to prove it</w:t>
+      </w:r>
+    </w:p>
+    <w:p>
+      <w:pPr>
+        <w:pStyle w:val="ListParagraph"/>
+        <w:numPr>
+          <w:ilvl w:val="1"/>
+          <w:numId w:val="5"/>
+        </w:numPr>
+        <w:rPr>
+          <w:rFonts w:ascii="Abadi" w:hAnsi="Abadi"/>
+        </w:rPr>
+      </w:pPr>
+      <w:r>
+        <w:rPr>
+          <w:rFonts w:ascii="Abadi" w:hAnsi="Abadi"/>
+        </w:rPr>
+        <w:t>Interview Questions</w:t>
+      </w:r>
+      <w:r>
+        <w:rPr>
+          <w:rFonts w:ascii="Abadi" w:hAnsi="Abadi"/>
+        </w:rPr>
+        <w:t xml:space="preserve"> (Grind Rigorously)</w:t>
+      </w:r>
+      <w:r>
+        <w:rPr>
+          <w:rFonts w:ascii="Abadi" w:hAnsi="Abadi"/>
+        </w:rPr>
+        <w:t>:</w:t>
+      </w:r>
+    </w:p>
+    <w:p>
+      <w:pPr>
+        <w:ind w:left="1080"/>
+        <w:rPr>
+          <w:rFonts w:ascii="Abadi" w:hAnsi="Abadi"/>
+        </w:rPr>
+      </w:pPr>
+    </w:p>
+    <w:p>
+      <w:pPr>
+        <w:pStyle w:val="ListParagraph"/>
+        <w:numPr>
+          <w:ilvl w:val="0"/>
+          <w:numId w:val="5"/>
+        </w:numPr>
+        <w:rPr>
+          <w:rFonts w:ascii="Abadi" w:hAnsi="Abadi"/>
+          <w:b/>
+          <w:bCs/>
+          <w:i/>
+          <w:iCs/>
+          <w:highlight w:val="yellow"/>
+          <w:u w:val="single"/>
+        </w:rPr>
+      </w:pPr>
+      <w:r>
+        <w:rPr>
+          <w:rFonts w:ascii="Abadi" w:hAnsi="Abadi"/>
+          <w:b/>
+          <w:bCs/>
+          <w:i/>
+          <w:iCs/>
+          <w:highlight w:val="yellow"/>
+          <w:u w:val="single"/>
+        </w:rPr>
+        <w:t>Deep Learning</w:t>
+      </w:r>
+      <w:r>
+        <w:rPr>
+          <w:rFonts w:ascii="Abadi" w:hAnsi="Abadi"/>
+          <w:b/>
+          <w:bCs/>
+          <w:i/>
+          <w:iCs/>
+          <w:highlight w:val="yellow"/>
+          <w:u w:val="single"/>
+        </w:rPr>
+        <w:t xml:space="preserve"> (Andrew.ng)</w:t>
+      </w:r>
+      <w:r>
+        <w:rPr>
+          <w:rFonts w:ascii="Abadi" w:hAnsi="Abadi"/>
+          <w:b/>
+          <w:bCs/>
+          <w:i/>
+          <w:iCs/>
+          <w:highlight w:val="yellow"/>
+          <w:u w:val="single"/>
+        </w:rPr>
+        <w:t xml:space="preserve"> -&gt; [Numpy, Sklearn, Pytorch, Tensorflow</w:t>
+      </w:r>
+      <w:r>
+        <w:rPr>
+          <w:rFonts w:ascii="Abadi" w:hAnsi="Abadi"/>
+          <w:b/>
+          <w:bCs/>
+          <w:i/>
+          <w:iCs/>
+          <w:highlight w:val="yellow"/>
+          <w:u w:val="single"/>
+        </w:rPr>
+        <w:t>, HuggingFace for Transformers</w:t>
+      </w:r>
+      <w:r>
+        <w:rPr>
+          <w:rFonts w:ascii="Abadi" w:hAnsi="Abadi"/>
+          <w:b/>
+          <w:bCs/>
+          <w:i/>
+          <w:iCs/>
+          <w:highlight w:val="yellow"/>
+          <w:u w:val="single"/>
+        </w:rPr>
+        <w:t>]</w:t>
+      </w:r>
+    </w:p>
+    <w:p>
+      <w:pPr>
+        <w:pStyle w:val="ListParagraph"/>
+        <w:numPr>
+          <w:ilvl w:val="1"/>
+          <w:numId w:val="5"/>
+        </w:numPr>
         <w:rPr>
           <w:rFonts w:ascii="Abadi" w:hAnsi="Abadi"/>
           <w:b/>
@@ -1608,9 +1923,7 @@
           <w:highlight w:val="lightGray"/>
           <w:u w:val="single"/>
         </w:rPr>
-        <w:t>RfxAI</w:t>
-      </w:r>
-      <w:proofErr w:type="spellEnd"/>
+      </w:pPr>
       <w:r>
         <w:rPr>
           <w:rFonts w:ascii="Abadi" w:hAnsi="Abadi"/>
@@ -1621,444 +1934,6 @@
           <w:highlight w:val="lightGray"/>
           <w:u w:val="single"/>
         </w:rPr>
-        <w:t>]</w:t>
-      </w:r>
-    </w:p>
-    <w:p>
-      <w:pPr>
-        <w:pStyle w:val="ListParagraph"/>
-        <w:numPr>
-          <w:ilvl w:val="2"/>
-          <w:numId w:val="5"/>
-        </w:numPr>
-        <w:rPr>
-          <w:rFonts w:ascii="Abadi" w:hAnsi="Abadi"/>
-        </w:rPr>
-      </w:pPr>
-      <w:r>
-        <w:rPr>
-          <w:rFonts w:ascii="Abadi" w:hAnsi="Abadi"/>
-        </w:rPr>
-        <w:t xml:space="preserve">Need Software, API, (Git &amp; </w:t>
-      </w:r>
-      <w:r>
-        <w:rPr>
-          <w:rFonts w:ascii="Abadi" w:hAnsi="Abadi"/>
-        </w:rPr>
-        <w:t>GitHub</w:t>
-      </w:r>
-      <w:r>
-        <w:rPr>
-          <w:rFonts w:ascii="Abadi" w:hAnsi="Abadi"/>
-        </w:rPr>
-        <w:t>)</w:t>
-      </w:r>
-    </w:p>
-    <w:p>
-      <w:pPr>
-        <w:pStyle w:val="ListParagraph"/>
-        <w:numPr>
-          <w:ilvl w:val="2"/>
-          <w:numId w:val="5"/>
-        </w:numPr>
-        <w:rPr>
-          <w:rFonts w:ascii="Abadi" w:hAnsi="Abadi"/>
-        </w:rPr>
-      </w:pPr>
-      <w:r>
-        <w:rPr>
-          <w:rFonts w:ascii="Abadi" w:hAnsi="Abadi"/>
-        </w:rPr>
-        <w:t>AI Integrations: {</w:t>
-      </w:r>
-      <w:r>
-        <w:rPr>
-          <w:rFonts w:ascii="Abadi" w:hAnsi="Abadi"/>
-        </w:rPr>
-        <w:t xml:space="preserve">Open AI Api, </w:t>
-      </w:r>
-      <w:r>
-        <w:rPr>
-          <w:rFonts w:ascii="Abadi" w:hAnsi="Abadi"/>
-        </w:rPr>
-        <w:t>Hugging Face</w:t>
-      </w:r>
-      <w:r>
-        <w:rPr>
-          <w:rFonts w:ascii="Abadi" w:hAnsi="Abadi"/>
-        </w:rPr>
-        <w:t xml:space="preserve"> Models</w:t>
-      </w:r>
-      <w:r>
-        <w:rPr>
-          <w:rFonts w:ascii="Abadi" w:hAnsi="Abadi"/>
-        </w:rPr>
-        <w:t>}</w:t>
-      </w:r>
-    </w:p>
-    <w:p>
-      <w:pPr>
-        <w:pStyle w:val="ListParagraph"/>
-        <w:numPr>
-          <w:ilvl w:val="2"/>
-          <w:numId w:val="5"/>
-        </w:numPr>
-        <w:rPr>
-          <w:rFonts w:ascii="Abadi" w:hAnsi="Abadi"/>
-        </w:rPr>
-      </w:pPr>
-      <w:r>
-        <w:rPr>
-          <w:rFonts w:ascii="Abadi" w:hAnsi="Abadi"/>
-        </w:rPr>
-        <w:t>Intelligent systems (RAG, Workflows, Vector DBs)</w:t>
-      </w:r>
-      <w:r>
-        <w:rPr>
-          <w:rFonts w:ascii="Abadi" w:hAnsi="Abadi"/>
-        </w:rPr>
-        <w:t xml:space="preserve"> [Lang*{chain,</w:t>
-      </w:r>
-      <w:r>
-        <w:rPr>
-          <w:rFonts w:ascii="Abadi" w:hAnsi="Abadi"/>
-        </w:rPr>
-        <w:t xml:space="preserve"> </w:t>
-      </w:r>
-      <w:r>
-        <w:rPr>
-          <w:rFonts w:ascii="Abadi" w:hAnsi="Abadi"/>
-        </w:rPr>
-        <w:t>graph,</w:t>
-      </w:r>
-      <w:r>
-        <w:rPr>
-          <w:rFonts w:ascii="Abadi" w:hAnsi="Abadi"/>
-        </w:rPr>
-        <w:t xml:space="preserve"> </w:t>
-      </w:r>
-      <w:r>
-        <w:rPr>
-          <w:rFonts w:ascii="Abadi" w:hAnsi="Abadi"/>
-        </w:rPr>
-        <w:t>smith,</w:t>
-      </w:r>
-      <w:r>
-        <w:rPr>
-          <w:rFonts w:ascii="Abadi" w:hAnsi="Abadi"/>
-        </w:rPr>
-        <w:t xml:space="preserve"> </w:t>
-      </w:r>
-      <w:r>
-        <w:rPr>
-          <w:rFonts w:ascii="Abadi" w:hAnsi="Abadi"/>
-        </w:rPr>
-        <w:t>flow}]</w:t>
-      </w:r>
-    </w:p>
-    <w:p>
-      <w:pPr>
-        <w:pStyle w:val="ListParagraph"/>
-        <w:numPr>
-          <w:ilvl w:val="2"/>
-          <w:numId w:val="5"/>
-        </w:numPr>
-        <w:rPr>
-          <w:rFonts w:ascii="Abadi" w:hAnsi="Abadi"/>
-        </w:rPr>
-      </w:pPr>
-      <w:r>
-        <w:rPr>
-          <w:rFonts w:ascii="Abadi" w:hAnsi="Abadi"/>
-        </w:rPr>
-        <w:t>Scaling AI Systems (Docker, Cloud, Redis)</w:t>
-      </w:r>
-    </w:p>
-    <w:p>
-      <w:pPr>
-        <w:pStyle w:val="ListParagraph"/>
-        <w:numPr>
-          <w:ilvl w:val="2"/>
-          <w:numId w:val="5"/>
-        </w:numPr>
-        <w:rPr>
-          <w:rFonts w:ascii="Abadi" w:hAnsi="Abadi"/>
-        </w:rPr>
-      </w:pPr>
-      <w:r>
-        <w:rPr>
-          <w:rFonts w:ascii="Abadi" w:hAnsi="Abadi"/>
-        </w:rPr>
-        <w:t>Strategic AI Operations (</w:t>
-      </w:r>
-      <w:proofErr w:type="spellStart"/>
-      <w:r>
-        <w:rPr>
-          <w:rFonts w:ascii="Abadi" w:hAnsi="Abadi"/>
-        </w:rPr>
-        <w:t>LLMOps</w:t>
-      </w:r>
-      <w:proofErr w:type="spellEnd"/>
-      <w:r>
-        <w:rPr>
-          <w:rFonts w:ascii="Abadi" w:hAnsi="Abadi"/>
-        </w:rPr>
-        <w:t xml:space="preserve"> &amp; Cost Optimizations)</w:t>
-      </w:r>
-    </w:p>
-    <w:p>
-      <w:pPr>
-        <w:pStyle w:val="ListParagraph"/>
-        <w:numPr>
-          <w:ilvl w:val="1"/>
-          <w:numId w:val="5"/>
-        </w:numPr>
-        <w:rPr>
-          <w:rFonts w:ascii="Abadi" w:hAnsi="Abadi"/>
-        </w:rPr>
-      </w:pPr>
-      <w:r>
-        <w:rPr>
-          <w:rFonts w:ascii="Abadi" w:hAnsi="Abadi"/>
-        </w:rPr>
-        <w:t>3 Solid Projects to prove it</w:t>
-      </w:r>
-    </w:p>
-    <w:p>
-      <w:pPr>
-        <w:pStyle w:val="ListParagraph"/>
-        <w:numPr>
-          <w:ilvl w:val="1"/>
-          <w:numId w:val="5"/>
-        </w:numPr>
-        <w:rPr>
-          <w:rFonts w:ascii="Abadi" w:hAnsi="Abadi"/>
-        </w:rPr>
-      </w:pPr>
-      <w:r>
-        <w:rPr>
-          <w:rFonts w:ascii="Abadi" w:hAnsi="Abadi"/>
-        </w:rPr>
-        <w:t>Interview Questions</w:t>
-      </w:r>
-      <w:r>
-        <w:rPr>
-          <w:rFonts w:ascii="Abadi" w:hAnsi="Abadi"/>
-        </w:rPr>
-        <w:t xml:space="preserve"> (Grind Rigorously)</w:t>
-      </w:r>
-      <w:r>
-        <w:rPr>
-          <w:rFonts w:ascii="Abadi" w:hAnsi="Abadi"/>
-        </w:rPr>
-        <w:t>:</w:t>
-      </w:r>
-    </w:p>
-    <w:p>
-      <w:pPr>
-        <w:ind w:left="1080"/>
-        <w:rPr>
-          <w:rFonts w:ascii="Abadi" w:hAnsi="Abadi"/>
-        </w:rPr>
-      </w:pPr>
-    </w:p>
-    <w:p>
-      <w:pPr>
-        <w:pStyle w:val="ListParagraph"/>
-        <w:numPr>
-          <w:ilvl w:val="0"/>
-          <w:numId w:val="5"/>
-        </w:numPr>
-        <w:rPr>
-          <w:rFonts w:ascii="Abadi" w:hAnsi="Abadi"/>
-          <w:b/>
-          <w:bCs/>
-          <w:i/>
-          <w:iCs/>
-          <w:highlight w:val="yellow"/>
-          <w:u w:val="single"/>
-        </w:rPr>
-      </w:pPr>
-      <w:r>
-        <w:rPr>
-          <w:rFonts w:ascii="Abadi" w:hAnsi="Abadi"/>
-          <w:b/>
-          <w:bCs/>
-          <w:i/>
-          <w:iCs/>
-          <w:highlight w:val="yellow"/>
-          <w:u w:val="single"/>
-        </w:rPr>
-        <w:t>Deep Learning</w:t>
-      </w:r>
-      <w:r>
-        <w:rPr>
-          <w:rFonts w:ascii="Abadi" w:hAnsi="Abadi"/>
-          <w:b/>
-          <w:bCs/>
-          <w:i/>
-          <w:iCs/>
-          <w:highlight w:val="yellow"/>
-          <w:u w:val="single"/>
-        </w:rPr>
-        <w:t xml:space="preserve"> (Andrew.ng)</w:t>
-      </w:r>
-      <w:r>
-        <w:rPr>
-          <w:rFonts w:ascii="Abadi" w:hAnsi="Abadi"/>
-          <w:b/>
-          <w:bCs/>
-          <w:i/>
-          <w:iCs/>
-          <w:highlight w:val="yellow"/>
-          <w:u w:val="single"/>
-        </w:rPr>
-        <w:t xml:space="preserve"> -&gt; [</w:t>
-      </w:r>
-      <w:proofErr w:type="spellStart"/>
-      <w:r>
-        <w:rPr>
-          <w:rFonts w:ascii="Abadi" w:hAnsi="Abadi"/>
-          <w:b/>
-          <w:bCs/>
-          <w:i/>
-          <w:iCs/>
-          <w:highlight w:val="yellow"/>
-          <w:u w:val="single"/>
-        </w:rPr>
-        <w:t>Numpy</w:t>
-      </w:r>
-      <w:proofErr w:type="spellEnd"/>
-      <w:r>
-        <w:rPr>
-          <w:rFonts w:ascii="Abadi" w:hAnsi="Abadi"/>
-          <w:b/>
-          <w:bCs/>
-          <w:i/>
-          <w:iCs/>
-          <w:highlight w:val="yellow"/>
-          <w:u w:val="single"/>
-        </w:rPr>
-        <w:t xml:space="preserve">, Sklearn, </w:t>
-      </w:r>
-      <w:proofErr w:type="spellStart"/>
-      <w:r>
-        <w:rPr>
-          <w:rFonts w:ascii="Abadi" w:hAnsi="Abadi"/>
-          <w:b/>
-          <w:bCs/>
-          <w:i/>
-          <w:iCs/>
-          <w:highlight w:val="yellow"/>
-          <w:u w:val="single"/>
-        </w:rPr>
-        <w:t>Pytorch</w:t>
-      </w:r>
-      <w:proofErr w:type="spellEnd"/>
-      <w:r>
-        <w:rPr>
-          <w:rFonts w:ascii="Abadi" w:hAnsi="Abadi"/>
-          <w:b/>
-          <w:bCs/>
-          <w:i/>
-          <w:iCs/>
-          <w:highlight w:val="yellow"/>
-          <w:u w:val="single"/>
-        </w:rPr>
-        <w:t xml:space="preserve">, </w:t>
-      </w:r>
-      <w:proofErr w:type="spellStart"/>
-      <w:r>
-        <w:rPr>
-          <w:rFonts w:ascii="Abadi" w:hAnsi="Abadi"/>
-          <w:b/>
-          <w:bCs/>
-          <w:i/>
-          <w:iCs/>
-          <w:highlight w:val="yellow"/>
-          <w:u w:val="single"/>
-        </w:rPr>
-        <w:t>Tensorflow</w:t>
-      </w:r>
-      <w:proofErr w:type="spellEnd"/>
-      <w:r>
-        <w:rPr>
-          <w:rFonts w:ascii="Abadi" w:hAnsi="Abadi"/>
-          <w:b/>
-          <w:bCs/>
-          <w:i/>
-          <w:iCs/>
-          <w:highlight w:val="yellow"/>
-          <w:u w:val="single"/>
-        </w:rPr>
-        <w:t xml:space="preserve">, </w:t>
-      </w:r>
-      <w:proofErr w:type="spellStart"/>
-      <w:r>
-        <w:rPr>
-          <w:rFonts w:ascii="Abadi" w:hAnsi="Abadi"/>
-          <w:b/>
-          <w:bCs/>
-          <w:i/>
-          <w:iCs/>
-          <w:highlight w:val="yellow"/>
-          <w:u w:val="single"/>
-        </w:rPr>
-        <w:t>HuggingFace</w:t>
-      </w:r>
-      <w:proofErr w:type="spellEnd"/>
-      <w:r>
-        <w:rPr>
-          <w:rFonts w:ascii="Abadi" w:hAnsi="Abadi"/>
-          <w:b/>
-          <w:bCs/>
-          <w:i/>
-          <w:iCs/>
-          <w:highlight w:val="yellow"/>
-          <w:u w:val="single"/>
-        </w:rPr>
-        <w:t xml:space="preserve"> for Transformers</w:t>
-      </w:r>
-      <w:r>
-        <w:rPr>
-          <w:rFonts w:ascii="Abadi" w:hAnsi="Abadi"/>
-          <w:b/>
-          <w:bCs/>
-          <w:i/>
-          <w:iCs/>
-          <w:highlight w:val="yellow"/>
-          <w:u w:val="single"/>
-        </w:rPr>
-        <w:t>]</w:t>
-      </w:r>
-    </w:p>
-    <w:p>
-      <w:pPr>
-        <w:pStyle w:val="ListParagraph"/>
-        <w:numPr>
-          <w:ilvl w:val="1"/>
-          <w:numId w:val="5"/>
-        </w:numPr>
-        <w:rPr>
-          <w:rFonts w:ascii="Abadi" w:hAnsi="Abadi"/>
-          <w:b/>
-          <w:bCs/>
-          <w:i/>
-          <w:iCs/>
-          <w:highlight w:val="lightGray"/>
-          <w:u w:val="single"/>
-        </w:rPr>
-      </w:pPr>
-      <w:r>
-        <w:rPr>
-          <w:rFonts w:ascii="Abadi" w:hAnsi="Abadi"/>
-          <w:b/>
-          <w:bCs/>
-          <w:i/>
-          <w:iCs/>
-          <w:highlight w:val="lightGray"/>
-          <w:u w:val="single"/>
-        </w:rPr>
         <w:t>What you should know:</w:t>
       </w:r>
     </w:p>
@@ -2700,67 +2575,25 @@
         <w:rPr>
           <w:rFonts w:ascii="Abadi" w:hAnsi="Abadi"/>
         </w:rPr>
-        <w:t>A note on Python/</w:t>
-      </w:r>
-      <w:proofErr w:type="spellStart"/>
-      <w:r>
-        <w:rPr>
-          <w:rFonts w:ascii="Abadi" w:hAnsi="Abadi"/>
-        </w:rPr>
-        <w:t>Numpy</w:t>
-      </w:r>
-      <w:proofErr w:type="spellEnd"/>
-      <w:r>
-        <w:rPr>
-          <w:rFonts w:ascii="Abadi" w:hAnsi="Abadi"/>
-        </w:rPr>
-        <w:t xml:space="preserve"> vectors</w:t>
-      </w:r>
-    </w:p>
-    <w:p>
-      <w:pPr>
-        <w:pStyle w:val="ListParagraph"/>
-        <w:numPr>
-          <w:ilvl w:val="3"/>
-          <w:numId w:val="5"/>
-        </w:numPr>
-        <w:rPr>
-          <w:rFonts w:ascii="Abadi" w:hAnsi="Abadi"/>
-        </w:rPr>
-      </w:pPr>
-      <w:r>
-        <w:rPr>
-          <w:rFonts w:ascii="Abadi" w:hAnsi="Abadi"/>
-        </w:rPr>
-        <w:t xml:space="preserve">Quick tour of </w:t>
-      </w:r>
-      <w:proofErr w:type="spellStart"/>
-      <w:r>
-        <w:rPr>
-          <w:rFonts w:ascii="Abadi" w:hAnsi="Abadi"/>
-        </w:rPr>
-        <w:t>Jupyter</w:t>
-      </w:r>
-      <w:proofErr w:type="spellEnd"/>
-      <w:r>
-        <w:rPr>
-          <w:rFonts w:ascii="Abadi" w:hAnsi="Abadi"/>
-        </w:rPr>
-        <w:t>/</w:t>
-      </w:r>
-      <w:proofErr w:type="spellStart"/>
-      <w:r>
-        <w:rPr>
-          <w:rFonts w:ascii="Abadi" w:hAnsi="Abadi"/>
-        </w:rPr>
-        <w:t>iPython</w:t>
-      </w:r>
-      <w:proofErr w:type="spellEnd"/>
-      <w:r>
-        <w:rPr>
-          <w:rFonts w:ascii="Abadi" w:hAnsi="Abadi"/>
-        </w:rPr>
-        <w:t xml:space="preserve"> notebooks</w:t>
+        <w:t>A note on Python/Numpy vectors</w:t>
+      </w:r>
+    </w:p>
+    <w:p>
+      <w:pPr>
+        <w:pStyle w:val="ListParagraph"/>
+        <w:numPr>
+          <w:ilvl w:val="3"/>
+          <w:numId w:val="5"/>
+        </w:numPr>
+        <w:rPr>
+          <w:rFonts w:ascii="Abadi" w:hAnsi="Abadi"/>
+        </w:rPr>
+      </w:pPr>
+      <w:r>
+        <w:rPr>
+          <w:rFonts w:ascii="Abadi" w:hAnsi="Abadi"/>
+        </w:rPr>
+        <w:t>Quick tour of Jupyter/iPython notebooks</w:t>
       </w:r>
     </w:p>
     <w:p>
@@ -2832,6 +2665,7 @@
         <w:rPr>
           <w:rFonts w:ascii="Abadi" w:hAnsi="Abadi"/>
         </w:rPr>
+        <w:lastRenderedPageBreak/>
         <w:t>Lab: Logistic regression with a neural network mindset</w:t>
       </w:r>
     </w:p>
@@ -2904,188 +2738,980 @@
         <w:rPr>
           <w:rFonts w:ascii="Abadi" w:hAnsi="Abadi"/>
         </w:rPr>
+        <w:t>Computing a neural network's output</w:t>
+      </w:r>
+    </w:p>
+    <w:p>
+      <w:pPr>
+        <w:pStyle w:val="ListParagraph"/>
+        <w:numPr>
+          <w:ilvl w:val="3"/>
+          <w:numId w:val="5"/>
+        </w:numPr>
+        <w:rPr>
+          <w:rFonts w:ascii="Abadi" w:hAnsi="Abadi"/>
+        </w:rPr>
+      </w:pPr>
+      <w:r>
+        <w:rPr>
+          <w:rFonts w:ascii="Abadi" w:hAnsi="Abadi"/>
+        </w:rPr>
+        <w:t>Vectorizing across multiple examples</w:t>
+      </w:r>
+    </w:p>
+    <w:p>
+      <w:pPr>
+        <w:pStyle w:val="ListParagraph"/>
+        <w:numPr>
+          <w:ilvl w:val="3"/>
+          <w:numId w:val="5"/>
+        </w:numPr>
+        <w:rPr>
+          <w:rFonts w:ascii="Abadi" w:hAnsi="Abadi"/>
+        </w:rPr>
+      </w:pPr>
+      <w:r>
+        <w:rPr>
+          <w:rFonts w:ascii="Abadi" w:hAnsi="Abadi"/>
+        </w:rPr>
+        <w:t>Explanation for vectorized implementation</w:t>
+      </w:r>
+    </w:p>
+    <w:p>
+      <w:pPr>
+        <w:pStyle w:val="ListParagraph"/>
+        <w:numPr>
+          <w:ilvl w:val="3"/>
+          <w:numId w:val="5"/>
+        </w:numPr>
+        <w:rPr>
+          <w:rFonts w:ascii="Abadi" w:hAnsi="Abadi"/>
+        </w:rPr>
+      </w:pPr>
+      <w:r>
+        <w:rPr>
+          <w:rFonts w:ascii="Abadi" w:hAnsi="Abadi"/>
+        </w:rPr>
+        <w:t>Activation functions</w:t>
+      </w:r>
+    </w:p>
+    <w:p>
+      <w:pPr>
+        <w:pStyle w:val="ListParagraph"/>
+        <w:numPr>
+          <w:ilvl w:val="3"/>
+          <w:numId w:val="5"/>
+        </w:numPr>
+        <w:rPr>
+          <w:rFonts w:ascii="Abadi" w:hAnsi="Abadi"/>
+        </w:rPr>
+      </w:pPr>
+      <w:r>
+        <w:rPr>
+          <w:rFonts w:ascii="Abadi" w:hAnsi="Abadi"/>
+        </w:rPr>
+        <w:t>Why do you need non-linear activation functions?</w:t>
+      </w:r>
+    </w:p>
+    <w:p>
+      <w:pPr>
+        <w:pStyle w:val="ListParagraph"/>
+        <w:numPr>
+          <w:ilvl w:val="3"/>
+          <w:numId w:val="5"/>
+        </w:numPr>
+        <w:rPr>
+          <w:rFonts w:ascii="Abadi" w:hAnsi="Abadi"/>
+        </w:rPr>
+      </w:pPr>
+      <w:r>
+        <w:rPr>
+          <w:rFonts w:ascii="Abadi" w:hAnsi="Abadi"/>
+        </w:rPr>
+        <w:t>Derivatives of activation functions</w:t>
+      </w:r>
+    </w:p>
+    <w:p>
+      <w:pPr>
+        <w:pStyle w:val="ListParagraph"/>
+        <w:numPr>
+          <w:ilvl w:val="3"/>
+          <w:numId w:val="5"/>
+        </w:numPr>
+        <w:rPr>
+          <w:rFonts w:ascii="Abadi" w:hAnsi="Abadi"/>
+        </w:rPr>
+      </w:pPr>
+      <w:r>
+        <w:rPr>
+          <w:rFonts w:ascii="Abadi" w:hAnsi="Abadi"/>
+        </w:rPr>
+        <w:t>Gradient descent for neural networks</w:t>
+      </w:r>
+    </w:p>
+    <w:p>
+      <w:pPr>
+        <w:pStyle w:val="ListParagraph"/>
+        <w:numPr>
+          <w:ilvl w:val="3"/>
+          <w:numId w:val="5"/>
+        </w:numPr>
+        <w:rPr>
+          <w:rFonts w:ascii="Abadi" w:hAnsi="Abadi"/>
+        </w:rPr>
+      </w:pPr>
+      <w:r>
+        <w:rPr>
+          <w:rFonts w:ascii="Abadi" w:hAnsi="Abadi"/>
+        </w:rPr>
+        <w:t>Backpropagation intuition (optional)</w:t>
+      </w:r>
+    </w:p>
+    <w:p>
+      <w:pPr>
+        <w:pStyle w:val="ListParagraph"/>
+        <w:numPr>
+          <w:ilvl w:val="3"/>
+          <w:numId w:val="5"/>
+        </w:numPr>
+        <w:rPr>
+          <w:rFonts w:ascii="Abadi" w:hAnsi="Abadi"/>
+        </w:rPr>
+      </w:pPr>
+      <w:r>
+        <w:rPr>
+          <w:rFonts w:ascii="Abadi" w:hAnsi="Abadi"/>
+        </w:rPr>
+        <w:t>Random initialization</w:t>
+      </w:r>
+    </w:p>
+    <w:p>
+      <w:pPr>
+        <w:pStyle w:val="ListParagraph"/>
+        <w:numPr>
+          <w:ilvl w:val="3"/>
+          <w:numId w:val="5"/>
+        </w:numPr>
+        <w:rPr>
+          <w:rFonts w:ascii="Abadi" w:hAnsi="Abadi"/>
+        </w:rPr>
+      </w:pPr>
+      <w:r>
+        <w:rPr>
+          <w:rFonts w:ascii="Abadi" w:hAnsi="Abadi"/>
+        </w:rPr>
+        <w:t>Ian Goodfellow interview</w:t>
+      </w:r>
+    </w:p>
+    <w:p>
+      <w:pPr>
+        <w:pStyle w:val="ListParagraph"/>
+        <w:numPr>
+          <w:ilvl w:val="3"/>
+          <w:numId w:val="5"/>
+        </w:numPr>
+        <w:rPr>
+          <w:rFonts w:ascii="Abadi" w:hAnsi="Abadi"/>
+        </w:rPr>
+      </w:pPr>
+      <w:r>
+        <w:rPr>
+          <w:rFonts w:ascii="Abadi" w:hAnsi="Abadi"/>
+        </w:rPr>
+        <w:t>Lab: Planar data classification with one hidden layer</w:t>
+      </w:r>
+    </w:p>
+    <w:p>
+      <w:pPr>
+        <w:pStyle w:val="ListParagraph"/>
+        <w:numPr>
+          <w:ilvl w:val="2"/>
+          <w:numId w:val="5"/>
+        </w:numPr>
+        <w:rPr>
+          <w:rFonts w:ascii="Abadi" w:hAnsi="Abadi"/>
+        </w:rPr>
+      </w:pPr>
+      <w:r>
+        <w:rPr>
+          <w:rFonts w:ascii="Abadi" w:hAnsi="Abadi"/>
+        </w:rPr>
+        <w:t>Week 4 – Deep neural networks</w:t>
+      </w:r>
+    </w:p>
+    <w:p>
+      <w:pPr>
+        <w:pStyle w:val="ListParagraph"/>
+        <w:numPr>
+          <w:ilvl w:val="3"/>
+          <w:numId w:val="5"/>
+        </w:numPr>
+        <w:rPr>
+          <w:rFonts w:ascii="Abadi" w:hAnsi="Abadi"/>
+        </w:rPr>
+      </w:pPr>
+      <w:r>
+        <w:rPr>
+          <w:rFonts w:ascii="Abadi" w:hAnsi="Abadi"/>
+        </w:rPr>
+        <w:t>Deep L-layer neural network</w:t>
+      </w:r>
+    </w:p>
+    <w:p>
+      <w:pPr>
+        <w:pStyle w:val="ListParagraph"/>
+        <w:numPr>
+          <w:ilvl w:val="3"/>
+          <w:numId w:val="5"/>
+        </w:numPr>
+        <w:rPr>
+          <w:rFonts w:ascii="Abadi" w:hAnsi="Abadi"/>
+        </w:rPr>
+      </w:pPr>
+      <w:r>
+        <w:rPr>
+          <w:rFonts w:ascii="Abadi" w:hAnsi="Abadi"/>
+        </w:rPr>
+        <w:t>Forward propagation in a deep network</w:t>
+      </w:r>
+    </w:p>
+    <w:p>
+      <w:pPr>
+        <w:pStyle w:val="ListParagraph"/>
+        <w:numPr>
+          <w:ilvl w:val="3"/>
+          <w:numId w:val="5"/>
+        </w:numPr>
+        <w:rPr>
+          <w:rFonts w:ascii="Abadi" w:hAnsi="Abadi"/>
+        </w:rPr>
+      </w:pPr>
+      <w:r>
+        <w:rPr>
+          <w:rFonts w:ascii="Abadi" w:hAnsi="Abadi"/>
+        </w:rPr>
+        <w:t>Getting your matrix dimensions right</w:t>
+      </w:r>
+    </w:p>
+    <w:p>
+      <w:pPr>
+        <w:pStyle w:val="ListParagraph"/>
+        <w:numPr>
+          <w:ilvl w:val="3"/>
+          <w:numId w:val="5"/>
+        </w:numPr>
+        <w:rPr>
+          <w:rFonts w:ascii="Abadi" w:hAnsi="Abadi"/>
+        </w:rPr>
+      </w:pPr>
+      <w:r>
+        <w:rPr>
+          <w:rFonts w:ascii="Abadi" w:hAnsi="Abadi"/>
+        </w:rPr>
+        <w:t>Why deep representations?</w:t>
+      </w:r>
+    </w:p>
+    <w:p>
+      <w:pPr>
+        <w:pStyle w:val="ListParagraph"/>
+        <w:numPr>
+          <w:ilvl w:val="3"/>
+          <w:numId w:val="5"/>
+        </w:numPr>
+        <w:rPr>
+          <w:rFonts w:ascii="Abadi" w:hAnsi="Abadi"/>
+        </w:rPr>
+      </w:pPr>
+      <w:r>
+        <w:rPr>
+          <w:rFonts w:ascii="Abadi" w:hAnsi="Abadi"/>
+        </w:rPr>
+        <w:t>Building blocks of deep neural networks</w:t>
+      </w:r>
+    </w:p>
+    <w:p>
+      <w:pPr>
+        <w:pStyle w:val="ListParagraph"/>
+        <w:numPr>
+          <w:ilvl w:val="3"/>
+          <w:numId w:val="5"/>
+        </w:numPr>
+        <w:rPr>
+          <w:rFonts w:ascii="Abadi" w:hAnsi="Abadi"/>
+        </w:rPr>
+      </w:pPr>
+      <w:r>
+        <w:rPr>
+          <w:rFonts w:ascii="Abadi" w:hAnsi="Abadi"/>
+        </w:rPr>
+        <w:t>Forward and backward propagation</w:t>
+      </w:r>
+    </w:p>
+    <w:p>
+      <w:pPr>
+        <w:pStyle w:val="ListParagraph"/>
+        <w:numPr>
+          <w:ilvl w:val="3"/>
+          <w:numId w:val="5"/>
+        </w:numPr>
+        <w:rPr>
+          <w:rFonts w:ascii="Abadi" w:hAnsi="Abadi"/>
+        </w:rPr>
+      </w:pPr>
+      <w:r>
+        <w:rPr>
+          <w:rFonts w:ascii="Abadi" w:hAnsi="Abadi"/>
+        </w:rPr>
+        <w:t>Parameters vs hyperparameters</w:t>
+      </w:r>
+    </w:p>
+    <w:p>
+      <w:pPr>
+        <w:pStyle w:val="ListParagraph"/>
+        <w:numPr>
+          <w:ilvl w:val="3"/>
+          <w:numId w:val="5"/>
+        </w:numPr>
+        <w:rPr>
+          <w:rFonts w:ascii="Abadi" w:hAnsi="Abadi"/>
+        </w:rPr>
+      </w:pPr>
+      <w:r>
+        <w:rPr>
+          <w:rFonts w:ascii="Abadi" w:hAnsi="Abadi"/>
+        </w:rPr>
+        <w:t>What does this have to do with the brain?</w:t>
+      </w:r>
+    </w:p>
+    <w:p>
+      <w:pPr>
+        <w:pStyle w:val="ListParagraph"/>
+        <w:numPr>
+          <w:ilvl w:val="3"/>
+          <w:numId w:val="5"/>
+        </w:numPr>
+        <w:rPr>
+          <w:rFonts w:ascii="Abadi" w:hAnsi="Abadi"/>
+        </w:rPr>
+      </w:pPr>
+      <w:r>
+        <w:rPr>
+          <w:rFonts w:ascii="Abadi" w:hAnsi="Abadi"/>
+        </w:rPr>
+        <w:t>Lab: Building your deep neural network step by step</w:t>
+      </w:r>
+    </w:p>
+    <w:p>
+      <w:pPr>
+        <w:pStyle w:val="ListParagraph"/>
+        <w:numPr>
+          <w:ilvl w:val="3"/>
+          <w:numId w:val="5"/>
+        </w:numPr>
+        <w:rPr>
+          <w:rFonts w:ascii="Abadi" w:hAnsi="Abadi"/>
+        </w:rPr>
+      </w:pPr>
+      <w:r>
+        <w:rPr>
+          <w:rFonts w:ascii="Abadi" w:hAnsi="Abadi"/>
+        </w:rPr>
+        <w:t>Lab: Deep neural network application</w:t>
+      </w:r>
+    </w:p>
+    <w:p>
+      <w:pPr>
+        <w:pStyle w:val="ListParagraph"/>
+        <w:numPr>
+          <w:ilvl w:val="1"/>
+          <w:numId w:val="5"/>
+        </w:numPr>
+        <w:rPr>
+          <w:rFonts w:ascii="Abadi" w:hAnsi="Abadi"/>
+        </w:rPr>
+      </w:pPr>
+      <w:r>
+        <w:rPr>
+          <w:rFonts w:ascii="Abadi" w:hAnsi="Abadi"/>
+        </w:rPr>
+        <w:t>Improving Deep Neural Networks: Hyperparameter tuning, Regularization and Optimization</w:t>
+      </w:r>
+    </w:p>
+    <w:p>
+      <w:pPr>
+        <w:pStyle w:val="ListParagraph"/>
+        <w:numPr>
+          <w:ilvl w:val="2"/>
+          <w:numId w:val="5"/>
+        </w:numPr>
+        <w:rPr>
+          <w:rFonts w:ascii="Abadi" w:hAnsi="Abadi"/>
+        </w:rPr>
+      </w:pPr>
+      <w:r>
+        <w:rPr>
+          <w:rFonts w:ascii="Abadi" w:hAnsi="Abadi"/>
+        </w:rPr>
+        <w:t>Week 1 – Practical aspects of deep learning</w:t>
+      </w:r>
+    </w:p>
+    <w:p>
+      <w:pPr>
+        <w:pStyle w:val="ListParagraph"/>
+        <w:numPr>
+          <w:ilvl w:val="3"/>
+          <w:numId w:val="5"/>
+        </w:numPr>
+        <w:rPr>
+          <w:rFonts w:ascii="Abadi" w:hAnsi="Abadi"/>
+        </w:rPr>
+      </w:pPr>
+      <w:r>
+        <w:rPr>
+          <w:rFonts w:ascii="Abadi" w:hAnsi="Abadi"/>
+        </w:rPr>
+        <w:t>Train/dev/test sets</w:t>
+      </w:r>
+    </w:p>
+    <w:p>
+      <w:pPr>
+        <w:pStyle w:val="ListParagraph"/>
+        <w:numPr>
+          <w:ilvl w:val="3"/>
+          <w:numId w:val="5"/>
+        </w:numPr>
+        <w:rPr>
+          <w:rFonts w:ascii="Abadi" w:hAnsi="Abadi"/>
+        </w:rPr>
+      </w:pPr>
+      <w:r>
+        <w:rPr>
+          <w:rFonts w:ascii="Abadi" w:hAnsi="Abadi"/>
+        </w:rPr>
+        <w:t>Bias/variance</w:t>
+      </w:r>
+    </w:p>
+    <w:p>
+      <w:pPr>
+        <w:pStyle w:val="ListParagraph"/>
+        <w:numPr>
+          <w:ilvl w:val="3"/>
+          <w:numId w:val="5"/>
+        </w:numPr>
+        <w:rPr>
+          <w:rFonts w:ascii="Abadi" w:hAnsi="Abadi"/>
+        </w:rPr>
+      </w:pPr>
+      <w:r>
+        <w:rPr>
+          <w:rFonts w:ascii="Abadi" w:hAnsi="Abadi"/>
+        </w:rPr>
+        <w:t>Basic recipe for machine learning</w:t>
+      </w:r>
+    </w:p>
+    <w:p>
+      <w:pPr>
+        <w:pStyle w:val="ListParagraph"/>
+        <w:numPr>
+          <w:ilvl w:val="3"/>
+          <w:numId w:val="5"/>
+        </w:numPr>
+        <w:rPr>
+          <w:rFonts w:ascii="Abadi" w:hAnsi="Abadi"/>
+        </w:rPr>
+      </w:pPr>
+      <w:r>
+        <w:rPr>
+          <w:rFonts w:ascii="Abadi" w:hAnsi="Abadi"/>
+        </w:rPr>
+        <w:t>Regularization</w:t>
+      </w:r>
+    </w:p>
+    <w:p>
+      <w:pPr>
+        <w:pStyle w:val="ListParagraph"/>
+        <w:numPr>
+          <w:ilvl w:val="3"/>
+          <w:numId w:val="5"/>
+        </w:numPr>
+        <w:rPr>
+          <w:rFonts w:ascii="Abadi" w:hAnsi="Abadi"/>
+        </w:rPr>
+      </w:pPr>
+      <w:r>
+        <w:rPr>
+          <w:rFonts w:ascii="Abadi" w:hAnsi="Abadi"/>
+        </w:rPr>
+        <w:t>Why regularization reduces overfitting?</w:t>
+      </w:r>
+    </w:p>
+    <w:p>
+      <w:pPr>
+        <w:pStyle w:val="ListParagraph"/>
+        <w:numPr>
+          <w:ilvl w:val="3"/>
+          <w:numId w:val="5"/>
+        </w:numPr>
+        <w:rPr>
+          <w:rFonts w:ascii="Abadi" w:hAnsi="Abadi"/>
+        </w:rPr>
+      </w:pPr>
+      <w:r>
+        <w:rPr>
+          <w:rFonts w:ascii="Abadi" w:hAnsi="Abadi"/>
+        </w:rPr>
+        <w:t>Dropout regularization</w:t>
+      </w:r>
+    </w:p>
+    <w:p>
+      <w:pPr>
+        <w:pStyle w:val="ListParagraph"/>
+        <w:numPr>
+          <w:ilvl w:val="3"/>
+          <w:numId w:val="5"/>
+        </w:numPr>
+        <w:rPr>
+          <w:rFonts w:ascii="Abadi" w:hAnsi="Abadi"/>
+        </w:rPr>
+      </w:pPr>
+      <w:r>
+        <w:rPr>
+          <w:rFonts w:ascii="Abadi" w:hAnsi="Abadi"/>
+        </w:rPr>
+        <w:t>Understanding dropout</w:t>
+      </w:r>
+    </w:p>
+    <w:p>
+      <w:pPr>
+        <w:pStyle w:val="ListParagraph"/>
+        <w:numPr>
+          <w:ilvl w:val="3"/>
+          <w:numId w:val="5"/>
+        </w:numPr>
+        <w:rPr>
+          <w:rFonts w:ascii="Abadi" w:hAnsi="Abadi"/>
+        </w:rPr>
+      </w:pPr>
+      <w:r>
+        <w:rPr>
+          <w:rFonts w:ascii="Abadi" w:hAnsi="Abadi"/>
+        </w:rPr>
+        <w:t>Other regularization methods</w:t>
+      </w:r>
+    </w:p>
+    <w:p>
+      <w:pPr>
+        <w:pStyle w:val="ListParagraph"/>
+        <w:numPr>
+          <w:ilvl w:val="3"/>
+          <w:numId w:val="5"/>
+        </w:numPr>
+        <w:rPr>
+          <w:rFonts w:ascii="Abadi" w:hAnsi="Abadi"/>
+        </w:rPr>
+      </w:pPr>
+      <w:r>
+        <w:rPr>
+          <w:rFonts w:ascii="Abadi" w:hAnsi="Abadi"/>
+        </w:rPr>
+        <w:t>Normalizing inputs</w:t>
+      </w:r>
+    </w:p>
+    <w:p>
+      <w:pPr>
+        <w:pStyle w:val="ListParagraph"/>
+        <w:numPr>
+          <w:ilvl w:val="3"/>
+          <w:numId w:val="5"/>
+        </w:numPr>
+        <w:rPr>
+          <w:rFonts w:ascii="Abadi" w:hAnsi="Abadi"/>
+        </w:rPr>
+      </w:pPr>
+      <w:r>
+        <w:rPr>
+          <w:rFonts w:ascii="Abadi" w:hAnsi="Abadi"/>
+        </w:rPr>
+        <w:t>Vanishing/exploding gradients</w:t>
+      </w:r>
+    </w:p>
+    <w:p>
+      <w:pPr>
+        <w:pStyle w:val="ListParagraph"/>
+        <w:numPr>
+          <w:ilvl w:val="3"/>
+          <w:numId w:val="5"/>
+        </w:numPr>
+        <w:rPr>
+          <w:rFonts w:ascii="Abadi" w:hAnsi="Abadi"/>
+        </w:rPr>
+      </w:pPr>
+      <w:r>
+        <w:rPr>
+          <w:rFonts w:ascii="Abadi" w:hAnsi="Abadi"/>
+        </w:rPr>
+        <w:t>Weight initialization for deep networks</w:t>
+      </w:r>
+    </w:p>
+    <w:p>
+      <w:pPr>
+        <w:pStyle w:val="ListParagraph"/>
+        <w:numPr>
+          <w:ilvl w:val="3"/>
+          <w:numId w:val="5"/>
+        </w:numPr>
+        <w:rPr>
+          <w:rFonts w:ascii="Abadi" w:hAnsi="Abadi"/>
+        </w:rPr>
+      </w:pPr>
+      <w:r>
+        <w:rPr>
+          <w:rFonts w:ascii="Abadi" w:hAnsi="Abadi"/>
+        </w:rPr>
+        <w:t>Numerical approximation of gradients</w:t>
+      </w:r>
+    </w:p>
+    <w:p>
+      <w:pPr>
+        <w:pStyle w:val="ListParagraph"/>
+        <w:numPr>
+          <w:ilvl w:val="3"/>
+          <w:numId w:val="5"/>
+        </w:numPr>
+        <w:rPr>
+          <w:rFonts w:ascii="Abadi" w:hAnsi="Abadi"/>
+        </w:rPr>
+      </w:pPr>
+      <w:r>
+        <w:rPr>
+          <w:rFonts w:ascii="Abadi" w:hAnsi="Abadi"/>
+        </w:rPr>
+        <w:t>Gradient checking</w:t>
+      </w:r>
+    </w:p>
+    <w:p>
+      <w:pPr>
+        <w:pStyle w:val="ListParagraph"/>
+        <w:numPr>
+          <w:ilvl w:val="3"/>
+          <w:numId w:val="5"/>
+        </w:numPr>
+        <w:rPr>
+          <w:rFonts w:ascii="Abadi" w:hAnsi="Abadi"/>
+        </w:rPr>
+      </w:pPr>
+      <w:r>
+        <w:rPr>
+          <w:rFonts w:ascii="Abadi" w:hAnsi="Abadi"/>
+        </w:rPr>
+        <w:t>Gradient checking implementation notes</w:t>
+      </w:r>
+    </w:p>
+    <w:p>
+      <w:pPr>
+        <w:pStyle w:val="ListParagraph"/>
+        <w:numPr>
+          <w:ilvl w:val="3"/>
+          <w:numId w:val="5"/>
+        </w:numPr>
+        <w:rPr>
+          <w:rFonts w:ascii="Abadi" w:hAnsi="Abadi"/>
+        </w:rPr>
+      </w:pPr>
+      <w:r>
+        <w:rPr>
+          <w:rFonts w:ascii="Abadi" w:hAnsi="Abadi"/>
+        </w:rPr>
+        <w:t>Yoshua Bengio interview</w:t>
+      </w:r>
+    </w:p>
+    <w:p>
+      <w:pPr>
+        <w:pStyle w:val="ListParagraph"/>
+        <w:numPr>
+          <w:ilvl w:val="3"/>
+          <w:numId w:val="5"/>
+        </w:numPr>
+        <w:rPr>
+          <w:rFonts w:ascii="Abadi" w:hAnsi="Abadi"/>
+        </w:rPr>
+      </w:pPr>
+      <w:r>
+        <w:rPr>
+          <w:rFonts w:ascii="Abadi" w:hAnsi="Abadi"/>
+        </w:rPr>
+        <w:t>Lab: Initialization</w:t>
+      </w:r>
+    </w:p>
+    <w:p>
+      <w:pPr>
+        <w:pStyle w:val="ListParagraph"/>
+        <w:numPr>
+          <w:ilvl w:val="3"/>
+          <w:numId w:val="5"/>
+        </w:numPr>
+        <w:rPr>
+          <w:rFonts w:ascii="Abadi" w:hAnsi="Abadi"/>
+        </w:rPr>
+      </w:pPr>
+      <w:r>
+        <w:rPr>
+          <w:rFonts w:ascii="Abadi" w:hAnsi="Abadi"/>
+        </w:rPr>
+        <w:t>Lab: Regularization</w:t>
+      </w:r>
+    </w:p>
+    <w:p>
+      <w:pPr>
+        <w:pStyle w:val="ListParagraph"/>
+        <w:numPr>
+          <w:ilvl w:val="3"/>
+          <w:numId w:val="5"/>
+        </w:numPr>
+        <w:rPr>
+          <w:rFonts w:ascii="Abadi" w:hAnsi="Abadi"/>
+        </w:rPr>
+      </w:pPr>
+      <w:r>
+        <w:rPr>
+          <w:rFonts w:ascii="Abadi" w:hAnsi="Abadi"/>
+        </w:rPr>
+        <w:t>Lab: Gradient checking</w:t>
+      </w:r>
+    </w:p>
+    <w:p>
+      <w:pPr>
+        <w:pStyle w:val="ListParagraph"/>
+        <w:numPr>
+          <w:ilvl w:val="2"/>
+          <w:numId w:val="5"/>
+        </w:numPr>
+        <w:rPr>
+          <w:rFonts w:ascii="Abadi" w:hAnsi="Abadi"/>
+        </w:rPr>
+      </w:pPr>
+      <w:r>
+        <w:rPr>
+          <w:rFonts w:ascii="Abadi" w:hAnsi="Abadi"/>
+        </w:rPr>
         <w:lastRenderedPageBreak/>
-        <w:t>Computing a neural network's output</w:t>
-      </w:r>
-    </w:p>
-    <w:p>
-      <w:pPr>
-        <w:pStyle w:val="ListParagraph"/>
-        <w:numPr>
-          <w:ilvl w:val="3"/>
-          <w:numId w:val="5"/>
-        </w:numPr>
-        <w:rPr>
-          <w:rFonts w:ascii="Abadi" w:hAnsi="Abadi"/>
-        </w:rPr>
-      </w:pPr>
-      <w:r>
-        <w:rPr>
-          <w:rFonts w:ascii="Abadi" w:hAnsi="Abadi"/>
-        </w:rPr>
-        <w:t>Vectorizing across multiple examples</w:t>
-      </w:r>
-    </w:p>
-    <w:p>
-      <w:pPr>
-        <w:pStyle w:val="ListParagraph"/>
-        <w:numPr>
-          <w:ilvl w:val="3"/>
-          <w:numId w:val="5"/>
-        </w:numPr>
-        <w:rPr>
-          <w:rFonts w:ascii="Abadi" w:hAnsi="Abadi"/>
-        </w:rPr>
-      </w:pPr>
-      <w:r>
-        <w:rPr>
-          <w:rFonts w:ascii="Abadi" w:hAnsi="Abadi"/>
-        </w:rPr>
-        <w:t>Explanation for vectorized implementation</w:t>
-      </w:r>
-    </w:p>
-    <w:p>
-      <w:pPr>
-        <w:pStyle w:val="ListParagraph"/>
-        <w:numPr>
-          <w:ilvl w:val="3"/>
-          <w:numId w:val="5"/>
-        </w:numPr>
-        <w:rPr>
-          <w:rFonts w:ascii="Abadi" w:hAnsi="Abadi"/>
-        </w:rPr>
-      </w:pPr>
-      <w:r>
-        <w:rPr>
-          <w:rFonts w:ascii="Abadi" w:hAnsi="Abadi"/>
-        </w:rPr>
-        <w:t>Activation functions</w:t>
-      </w:r>
-    </w:p>
-    <w:p>
-      <w:pPr>
-        <w:pStyle w:val="ListParagraph"/>
-        <w:numPr>
-          <w:ilvl w:val="3"/>
-          <w:numId w:val="5"/>
-        </w:numPr>
-        <w:rPr>
-          <w:rFonts w:ascii="Abadi" w:hAnsi="Abadi"/>
-        </w:rPr>
-      </w:pPr>
-      <w:r>
-        <w:rPr>
-          <w:rFonts w:ascii="Abadi" w:hAnsi="Abadi"/>
-        </w:rPr>
-        <w:t>Why do you need non-linear activation functions?</w:t>
-      </w:r>
-    </w:p>
-    <w:p>
-      <w:pPr>
-        <w:pStyle w:val="ListParagraph"/>
-        <w:numPr>
-          <w:ilvl w:val="3"/>
-          <w:numId w:val="5"/>
-        </w:numPr>
-        <w:rPr>
-          <w:rFonts w:ascii="Abadi" w:hAnsi="Abadi"/>
-        </w:rPr>
-      </w:pPr>
-      <w:r>
-        <w:rPr>
-          <w:rFonts w:ascii="Abadi" w:hAnsi="Abadi"/>
-        </w:rPr>
-        <w:t>Derivatives of activation functions</w:t>
-      </w:r>
-    </w:p>
-    <w:p>
-      <w:pPr>
-        <w:pStyle w:val="ListParagraph"/>
-        <w:numPr>
-          <w:ilvl w:val="3"/>
-          <w:numId w:val="5"/>
-        </w:numPr>
-        <w:rPr>
-          <w:rFonts w:ascii="Abadi" w:hAnsi="Abadi"/>
-        </w:rPr>
-      </w:pPr>
-      <w:r>
-        <w:rPr>
-          <w:rFonts w:ascii="Abadi" w:hAnsi="Abadi"/>
-        </w:rPr>
-        <w:t>Gradient descent for neural networks</w:t>
-      </w:r>
-    </w:p>
-    <w:p>
-      <w:pPr>
-        <w:pStyle w:val="ListParagraph"/>
-        <w:numPr>
-          <w:ilvl w:val="3"/>
-          <w:numId w:val="5"/>
-        </w:numPr>
-        <w:rPr>
-          <w:rFonts w:ascii="Abadi" w:hAnsi="Abadi"/>
-        </w:rPr>
-      </w:pPr>
-      <w:r>
-        <w:rPr>
-          <w:rFonts w:ascii="Abadi" w:hAnsi="Abadi"/>
-        </w:rPr>
-        <w:t>Backpropagation intuition (optional)</w:t>
-      </w:r>
-    </w:p>
-    <w:p>
-      <w:pPr>
-        <w:pStyle w:val="ListParagraph"/>
-        <w:numPr>
-          <w:ilvl w:val="3"/>
-          <w:numId w:val="5"/>
-        </w:numPr>
-        <w:rPr>
-          <w:rFonts w:ascii="Abadi" w:hAnsi="Abadi"/>
-        </w:rPr>
-      </w:pPr>
-      <w:r>
-        <w:rPr>
-          <w:rFonts w:ascii="Abadi" w:hAnsi="Abadi"/>
-        </w:rPr>
-        <w:t>Random initialization</w:t>
-      </w:r>
-    </w:p>
-    <w:p>
-      <w:pPr>
-        <w:pStyle w:val="ListParagraph"/>
-        <w:numPr>
-          <w:ilvl w:val="3"/>
-          <w:numId w:val="5"/>
-        </w:numPr>
-        <w:rPr>
-          <w:rFonts w:ascii="Abadi" w:hAnsi="Abadi"/>
-        </w:rPr>
-      </w:pPr>
-      <w:r>
-        <w:rPr>
-          <w:rFonts w:ascii="Abadi" w:hAnsi="Abadi"/>
-        </w:rPr>
-        <w:t>Ian Goodfellow interview</w:t>
-      </w:r>
-    </w:p>
-    <w:p>
-      <w:pPr>
-        <w:pStyle w:val="ListParagraph"/>
-        <w:numPr>
-          <w:ilvl w:val="3"/>
-          <w:numId w:val="5"/>
-        </w:numPr>
-        <w:rPr>
-          <w:rFonts w:ascii="Abadi" w:hAnsi="Abadi"/>
-        </w:rPr>
-      </w:pPr>
-      <w:r>
-        <w:rPr>
-          <w:rFonts w:ascii="Abadi" w:hAnsi="Abadi"/>
-        </w:rPr>
-        <w:t>Lab: Planar data classification with one hidden layer</w:t>
+        <w:t>Week 2 – Optimization algorithms</w:t>
+      </w:r>
+    </w:p>
+    <w:p>
+      <w:pPr>
+        <w:pStyle w:val="ListParagraph"/>
+        <w:numPr>
+          <w:ilvl w:val="3"/>
+          <w:numId w:val="5"/>
+        </w:numPr>
+        <w:rPr>
+          <w:rFonts w:ascii="Abadi" w:hAnsi="Abadi"/>
+        </w:rPr>
+      </w:pPr>
+      <w:r>
+        <w:rPr>
+          <w:rFonts w:ascii="Abadi" w:hAnsi="Abadi"/>
+        </w:rPr>
+        <w:t>Mini-batch gradient descent</w:t>
+      </w:r>
+    </w:p>
+    <w:p>
+      <w:pPr>
+        <w:pStyle w:val="ListParagraph"/>
+        <w:numPr>
+          <w:ilvl w:val="3"/>
+          <w:numId w:val="5"/>
+        </w:numPr>
+        <w:rPr>
+          <w:rFonts w:ascii="Abadi" w:hAnsi="Abadi"/>
+        </w:rPr>
+      </w:pPr>
+      <w:r>
+        <w:rPr>
+          <w:rFonts w:ascii="Abadi" w:hAnsi="Abadi"/>
+        </w:rPr>
+        <w:t>Understanding mini-batch gradient descent</w:t>
+      </w:r>
+    </w:p>
+    <w:p>
+      <w:pPr>
+        <w:pStyle w:val="ListParagraph"/>
+        <w:numPr>
+          <w:ilvl w:val="3"/>
+          <w:numId w:val="5"/>
+        </w:numPr>
+        <w:rPr>
+          <w:rFonts w:ascii="Abadi" w:hAnsi="Abadi"/>
+        </w:rPr>
+      </w:pPr>
+      <w:r>
+        <w:rPr>
+          <w:rFonts w:ascii="Abadi" w:hAnsi="Abadi"/>
+        </w:rPr>
+        <w:t>Exponentially weighted averages</w:t>
+      </w:r>
+    </w:p>
+    <w:p>
+      <w:pPr>
+        <w:pStyle w:val="ListParagraph"/>
+        <w:numPr>
+          <w:ilvl w:val="3"/>
+          <w:numId w:val="5"/>
+        </w:numPr>
+        <w:rPr>
+          <w:rFonts w:ascii="Abadi" w:hAnsi="Abadi"/>
+        </w:rPr>
+      </w:pPr>
+      <w:r>
+        <w:rPr>
+          <w:rFonts w:ascii="Abadi" w:hAnsi="Abadi"/>
+        </w:rPr>
+        <w:t>Understanding exponentially weighted averages</w:t>
+      </w:r>
+    </w:p>
+    <w:p>
+      <w:pPr>
+        <w:pStyle w:val="ListParagraph"/>
+        <w:numPr>
+          <w:ilvl w:val="3"/>
+          <w:numId w:val="5"/>
+        </w:numPr>
+        <w:rPr>
+          <w:rFonts w:ascii="Abadi" w:hAnsi="Abadi"/>
+        </w:rPr>
+      </w:pPr>
+      <w:r>
+        <w:rPr>
+          <w:rFonts w:ascii="Abadi" w:hAnsi="Abadi"/>
+        </w:rPr>
+        <w:t>Bias correction in exponentially weighted averages</w:t>
+      </w:r>
+    </w:p>
+    <w:p>
+      <w:pPr>
+        <w:pStyle w:val="ListParagraph"/>
+        <w:numPr>
+          <w:ilvl w:val="3"/>
+          <w:numId w:val="5"/>
+        </w:numPr>
+        <w:rPr>
+          <w:rFonts w:ascii="Abadi" w:hAnsi="Abadi"/>
+        </w:rPr>
+      </w:pPr>
+      <w:r>
+        <w:rPr>
+          <w:rFonts w:ascii="Abadi" w:hAnsi="Abadi"/>
+        </w:rPr>
+        <w:t>Gradient descent with momentum</w:t>
+      </w:r>
+    </w:p>
+    <w:p>
+      <w:pPr>
+        <w:pStyle w:val="ListParagraph"/>
+        <w:numPr>
+          <w:ilvl w:val="3"/>
+          <w:numId w:val="5"/>
+        </w:numPr>
+        <w:rPr>
+          <w:rFonts w:ascii="Abadi" w:hAnsi="Abadi"/>
+        </w:rPr>
+      </w:pPr>
+      <w:r>
+        <w:rPr>
+          <w:rFonts w:ascii="Abadi" w:hAnsi="Abadi"/>
+        </w:rPr>
+        <w:t>RMSprop</w:t>
+      </w:r>
+    </w:p>
+    <w:p>
+      <w:pPr>
+        <w:pStyle w:val="ListParagraph"/>
+        <w:numPr>
+          <w:ilvl w:val="3"/>
+          <w:numId w:val="5"/>
+        </w:numPr>
+        <w:rPr>
+          <w:rFonts w:ascii="Abadi" w:hAnsi="Abadi"/>
+        </w:rPr>
+      </w:pPr>
+      <w:r>
+        <w:rPr>
+          <w:rFonts w:ascii="Abadi" w:hAnsi="Abadi"/>
+        </w:rPr>
+        <w:t>Adam optimization algorithm</w:t>
+      </w:r>
+    </w:p>
+    <w:p>
+      <w:pPr>
+        <w:pStyle w:val="ListParagraph"/>
+        <w:numPr>
+          <w:ilvl w:val="3"/>
+          <w:numId w:val="5"/>
+        </w:numPr>
+        <w:rPr>
+          <w:rFonts w:ascii="Abadi" w:hAnsi="Abadi"/>
+        </w:rPr>
+      </w:pPr>
+      <w:r>
+        <w:rPr>
+          <w:rFonts w:ascii="Abadi" w:hAnsi="Abadi"/>
+        </w:rPr>
+        <w:t>Learning rate decay</w:t>
+      </w:r>
+    </w:p>
+    <w:p>
+      <w:pPr>
+        <w:pStyle w:val="ListParagraph"/>
+        <w:numPr>
+          <w:ilvl w:val="3"/>
+          <w:numId w:val="5"/>
+        </w:numPr>
+        <w:rPr>
+          <w:rFonts w:ascii="Abadi" w:hAnsi="Abadi"/>
+        </w:rPr>
+      </w:pPr>
+      <w:r>
+        <w:rPr>
+          <w:rFonts w:ascii="Abadi" w:hAnsi="Abadi"/>
+        </w:rPr>
+        <w:t>The problem of local optima</w:t>
+      </w:r>
+    </w:p>
+    <w:p>
+      <w:pPr>
+        <w:pStyle w:val="ListParagraph"/>
+        <w:numPr>
+          <w:ilvl w:val="3"/>
+          <w:numId w:val="5"/>
+        </w:numPr>
+        <w:rPr>
+          <w:rFonts w:ascii="Abadi" w:hAnsi="Abadi"/>
+        </w:rPr>
+      </w:pPr>
+      <w:r>
+        <w:rPr>
+          <w:rFonts w:ascii="Abadi" w:hAnsi="Abadi"/>
+        </w:rPr>
+        <w:t>Yuanqing Lin interview</w:t>
+      </w:r>
+    </w:p>
+    <w:p>
+      <w:pPr>
+        <w:pStyle w:val="ListParagraph"/>
+        <w:numPr>
+          <w:ilvl w:val="3"/>
+          <w:numId w:val="5"/>
+        </w:numPr>
+        <w:rPr>
+          <w:rFonts w:ascii="Abadi" w:hAnsi="Abadi"/>
+        </w:rPr>
+      </w:pPr>
+      <w:r>
+        <w:rPr>
+          <w:rFonts w:ascii="Abadi" w:hAnsi="Abadi"/>
+        </w:rPr>
+        <w:t>Lab: Optimization methods</w:t>
       </w:r>
     </w:p>
     <w:p>
@@ -3103,188 +3729,233 @@
         <w:rPr>
           <w:rFonts w:ascii="Abadi" w:hAnsi="Abadi"/>
         </w:rPr>
-        <w:t>Week 4 – Deep neural networks</w:t>
-      </w:r>
-    </w:p>
-    <w:p>
-      <w:pPr>
-        <w:pStyle w:val="ListParagraph"/>
-        <w:numPr>
-          <w:ilvl w:val="3"/>
-          <w:numId w:val="5"/>
-        </w:numPr>
-        <w:rPr>
-          <w:rFonts w:ascii="Abadi" w:hAnsi="Abadi"/>
-        </w:rPr>
-      </w:pPr>
-      <w:r>
-        <w:rPr>
-          <w:rFonts w:ascii="Abadi" w:hAnsi="Abadi"/>
-        </w:rPr>
-        <w:t>Deep L-layer neural network</w:t>
-      </w:r>
-    </w:p>
-    <w:p>
-      <w:pPr>
-        <w:pStyle w:val="ListParagraph"/>
-        <w:numPr>
-          <w:ilvl w:val="3"/>
-          <w:numId w:val="5"/>
-        </w:numPr>
-        <w:rPr>
-          <w:rFonts w:ascii="Abadi" w:hAnsi="Abadi"/>
-        </w:rPr>
-      </w:pPr>
-      <w:r>
-        <w:rPr>
-          <w:rFonts w:ascii="Abadi" w:hAnsi="Abadi"/>
-        </w:rPr>
-        <w:t>Forward propagation in a deep network</w:t>
-      </w:r>
-    </w:p>
-    <w:p>
-      <w:pPr>
-        <w:pStyle w:val="ListParagraph"/>
-        <w:numPr>
-          <w:ilvl w:val="3"/>
-          <w:numId w:val="5"/>
-        </w:numPr>
-        <w:rPr>
-          <w:rFonts w:ascii="Abadi" w:hAnsi="Abadi"/>
-        </w:rPr>
-      </w:pPr>
-      <w:r>
-        <w:rPr>
-          <w:rFonts w:ascii="Abadi" w:hAnsi="Abadi"/>
-        </w:rPr>
-        <w:t>Getting your matrix dimensions right</w:t>
-      </w:r>
-    </w:p>
-    <w:p>
-      <w:pPr>
-        <w:pStyle w:val="ListParagraph"/>
-        <w:numPr>
-          <w:ilvl w:val="3"/>
-          <w:numId w:val="5"/>
-        </w:numPr>
-        <w:rPr>
-          <w:rFonts w:ascii="Abadi" w:hAnsi="Abadi"/>
-        </w:rPr>
-      </w:pPr>
-      <w:r>
-        <w:rPr>
-          <w:rFonts w:ascii="Abadi" w:hAnsi="Abadi"/>
-        </w:rPr>
-        <w:t>Why deep representations?</w:t>
-      </w:r>
-    </w:p>
-    <w:p>
-      <w:pPr>
-        <w:pStyle w:val="ListParagraph"/>
-        <w:numPr>
-          <w:ilvl w:val="3"/>
-          <w:numId w:val="5"/>
-        </w:numPr>
-        <w:rPr>
-          <w:rFonts w:ascii="Abadi" w:hAnsi="Abadi"/>
-        </w:rPr>
-      </w:pPr>
-      <w:r>
-        <w:rPr>
-          <w:rFonts w:ascii="Abadi" w:hAnsi="Abadi"/>
-        </w:rPr>
-        <w:t>Building blocks of deep neural networks</w:t>
-      </w:r>
-    </w:p>
-    <w:p>
-      <w:pPr>
-        <w:pStyle w:val="ListParagraph"/>
-        <w:numPr>
-          <w:ilvl w:val="3"/>
-          <w:numId w:val="5"/>
-        </w:numPr>
-        <w:rPr>
-          <w:rFonts w:ascii="Abadi" w:hAnsi="Abadi"/>
-        </w:rPr>
-      </w:pPr>
-      <w:r>
-        <w:rPr>
-          <w:rFonts w:ascii="Abadi" w:hAnsi="Abadi"/>
-        </w:rPr>
-        <w:t>Forward and backward propagation</w:t>
-      </w:r>
-    </w:p>
-    <w:p>
-      <w:pPr>
-        <w:pStyle w:val="ListParagraph"/>
-        <w:numPr>
-          <w:ilvl w:val="3"/>
-          <w:numId w:val="5"/>
-        </w:numPr>
-        <w:rPr>
-          <w:rFonts w:ascii="Abadi" w:hAnsi="Abadi"/>
-        </w:rPr>
-      </w:pPr>
-      <w:r>
-        <w:rPr>
-          <w:rFonts w:ascii="Abadi" w:hAnsi="Abadi"/>
-        </w:rPr>
-        <w:t>Parameters vs hyperparameters</w:t>
-      </w:r>
-    </w:p>
-    <w:p>
-      <w:pPr>
-        <w:pStyle w:val="ListParagraph"/>
-        <w:numPr>
-          <w:ilvl w:val="3"/>
-          <w:numId w:val="5"/>
-        </w:numPr>
-        <w:rPr>
-          <w:rFonts w:ascii="Abadi" w:hAnsi="Abadi"/>
-        </w:rPr>
-      </w:pPr>
-      <w:r>
-        <w:rPr>
-          <w:rFonts w:ascii="Abadi" w:hAnsi="Abadi"/>
-        </w:rPr>
-        <w:t>What does this have to do with the brain?</w:t>
-      </w:r>
-    </w:p>
-    <w:p>
-      <w:pPr>
-        <w:pStyle w:val="ListParagraph"/>
-        <w:numPr>
-          <w:ilvl w:val="3"/>
-          <w:numId w:val="5"/>
-        </w:numPr>
-        <w:rPr>
-          <w:rFonts w:ascii="Abadi" w:hAnsi="Abadi"/>
-        </w:rPr>
-      </w:pPr>
-      <w:r>
-        <w:rPr>
-          <w:rFonts w:ascii="Abadi" w:hAnsi="Abadi"/>
-        </w:rPr>
-        <w:t>Lab: Building your deep neural network step by step</w:t>
-      </w:r>
-    </w:p>
-    <w:p>
-      <w:pPr>
-        <w:pStyle w:val="ListParagraph"/>
-        <w:numPr>
-          <w:ilvl w:val="3"/>
-          <w:numId w:val="5"/>
-        </w:numPr>
-        <w:rPr>
-          <w:rFonts w:ascii="Abadi" w:hAnsi="Abadi"/>
-        </w:rPr>
-      </w:pPr>
-      <w:r>
-        <w:rPr>
-          <w:rFonts w:ascii="Abadi" w:hAnsi="Abadi"/>
-        </w:rPr>
-        <w:t>Lab: Deep neural network application</w:t>
-      </w:r>
+        <w:t>Week 3 – Hyperparameter tuning, batch normalization &amp; frameworks</w:t>
+      </w:r>
+    </w:p>
+    <w:p>
+      <w:pPr>
+        <w:pStyle w:val="ListParagraph"/>
+        <w:numPr>
+          <w:ilvl w:val="3"/>
+          <w:numId w:val="5"/>
+        </w:numPr>
+        <w:rPr>
+          <w:rFonts w:ascii="Abadi" w:hAnsi="Abadi"/>
+        </w:rPr>
+      </w:pPr>
+      <w:r>
+        <w:rPr>
+          <w:rFonts w:ascii="Abadi" w:hAnsi="Abadi"/>
+        </w:rPr>
+        <w:t>Tuning process</w:t>
+      </w:r>
+    </w:p>
+    <w:p>
+      <w:pPr>
+        <w:pStyle w:val="ListParagraph"/>
+        <w:numPr>
+          <w:ilvl w:val="3"/>
+          <w:numId w:val="5"/>
+        </w:numPr>
+        <w:rPr>
+          <w:rFonts w:ascii="Abadi" w:hAnsi="Abadi"/>
+        </w:rPr>
+      </w:pPr>
+      <w:r>
+        <w:rPr>
+          <w:rFonts w:ascii="Abadi" w:hAnsi="Abadi"/>
+        </w:rPr>
+        <w:t>Using an appropriate scale to pick hyperparameters</w:t>
+      </w:r>
+    </w:p>
+    <w:p>
+      <w:pPr>
+        <w:pStyle w:val="ListParagraph"/>
+        <w:numPr>
+          <w:ilvl w:val="3"/>
+          <w:numId w:val="5"/>
+        </w:numPr>
+        <w:rPr>
+          <w:rFonts w:ascii="Abadi" w:hAnsi="Abadi"/>
+        </w:rPr>
+      </w:pPr>
+      <w:r>
+        <w:rPr>
+          <w:rFonts w:ascii="Abadi" w:hAnsi="Abadi"/>
+        </w:rPr>
+        <w:t>Hyperparameter tuning in practice: pandas vs caviar</w:t>
+      </w:r>
+    </w:p>
+    <w:p>
+      <w:pPr>
+        <w:pStyle w:val="ListParagraph"/>
+        <w:numPr>
+          <w:ilvl w:val="3"/>
+          <w:numId w:val="5"/>
+        </w:numPr>
+        <w:rPr>
+          <w:rFonts w:ascii="Abadi" w:hAnsi="Abadi"/>
+        </w:rPr>
+      </w:pPr>
+      <w:r>
+        <w:rPr>
+          <w:rFonts w:ascii="Abadi" w:hAnsi="Abadi"/>
+        </w:rPr>
+        <w:t>Normalizing activations in a network</w:t>
+      </w:r>
+    </w:p>
+    <w:p>
+      <w:pPr>
+        <w:pStyle w:val="ListParagraph"/>
+        <w:numPr>
+          <w:ilvl w:val="3"/>
+          <w:numId w:val="5"/>
+        </w:numPr>
+        <w:rPr>
+          <w:rFonts w:ascii="Abadi" w:hAnsi="Abadi"/>
+        </w:rPr>
+      </w:pPr>
+      <w:r>
+        <w:rPr>
+          <w:rFonts w:ascii="Abadi" w:hAnsi="Abadi"/>
+        </w:rPr>
+        <w:t>Fitting batch norm into a neural network</w:t>
+      </w:r>
+    </w:p>
+    <w:p>
+      <w:pPr>
+        <w:pStyle w:val="ListParagraph"/>
+        <w:numPr>
+          <w:ilvl w:val="3"/>
+          <w:numId w:val="5"/>
+        </w:numPr>
+        <w:rPr>
+          <w:rFonts w:ascii="Abadi" w:hAnsi="Abadi"/>
+        </w:rPr>
+      </w:pPr>
+      <w:r>
+        <w:rPr>
+          <w:rFonts w:ascii="Abadi" w:hAnsi="Abadi"/>
+        </w:rPr>
+        <w:t>Why does batch norm work?</w:t>
+      </w:r>
+    </w:p>
+    <w:p>
+      <w:pPr>
+        <w:pStyle w:val="ListParagraph"/>
+        <w:numPr>
+          <w:ilvl w:val="3"/>
+          <w:numId w:val="5"/>
+        </w:numPr>
+        <w:rPr>
+          <w:rFonts w:ascii="Abadi" w:hAnsi="Abadi"/>
+        </w:rPr>
+      </w:pPr>
+      <w:r>
+        <w:rPr>
+          <w:rFonts w:ascii="Abadi" w:hAnsi="Abadi"/>
+        </w:rPr>
+        <w:t>Batch norm at test time</w:t>
+      </w:r>
+    </w:p>
+    <w:p>
+      <w:pPr>
+        <w:pStyle w:val="ListParagraph"/>
+        <w:numPr>
+          <w:ilvl w:val="3"/>
+          <w:numId w:val="5"/>
+        </w:numPr>
+        <w:rPr>
+          <w:rFonts w:ascii="Abadi" w:hAnsi="Abadi"/>
+        </w:rPr>
+      </w:pPr>
+      <w:r>
+        <w:rPr>
+          <w:rFonts w:ascii="Abadi" w:hAnsi="Abadi"/>
+        </w:rPr>
+        <w:t>Softmax regression</w:t>
+      </w:r>
+    </w:p>
+    <w:p>
+      <w:pPr>
+        <w:pStyle w:val="ListParagraph"/>
+        <w:numPr>
+          <w:ilvl w:val="3"/>
+          <w:numId w:val="5"/>
+        </w:numPr>
+        <w:rPr>
+          <w:rFonts w:ascii="Abadi" w:hAnsi="Abadi"/>
+        </w:rPr>
+      </w:pPr>
+      <w:r>
+        <w:rPr>
+          <w:rFonts w:ascii="Abadi" w:hAnsi="Abadi"/>
+        </w:rPr>
+        <w:t>Training a softmax classifier</w:t>
+      </w:r>
+    </w:p>
+    <w:p>
+      <w:pPr>
+        <w:pStyle w:val="ListParagraph"/>
+        <w:numPr>
+          <w:ilvl w:val="3"/>
+          <w:numId w:val="5"/>
+        </w:numPr>
+        <w:rPr>
+          <w:rFonts w:ascii="Abadi" w:hAnsi="Abadi"/>
+        </w:rPr>
+      </w:pPr>
+      <w:r>
+        <w:rPr>
+          <w:rFonts w:ascii="Abadi" w:hAnsi="Abadi"/>
+        </w:rPr>
+        <w:t>Deep learning frameworks</w:t>
+      </w:r>
+    </w:p>
+    <w:p>
+      <w:pPr>
+        <w:pStyle w:val="ListParagraph"/>
+        <w:numPr>
+          <w:ilvl w:val="3"/>
+          <w:numId w:val="5"/>
+        </w:numPr>
+        <w:rPr>
+          <w:rFonts w:ascii="Abadi" w:hAnsi="Abadi"/>
+        </w:rPr>
+      </w:pPr>
+      <w:r>
+        <w:rPr>
+          <w:rFonts w:ascii="Abadi" w:hAnsi="Abadi"/>
+        </w:rPr>
+        <w:t>TensorFlow</w:t>
+      </w:r>
+    </w:p>
+    <w:p>
+      <w:pPr>
+        <w:pStyle w:val="ListParagraph"/>
+        <w:numPr>
+          <w:ilvl w:val="3"/>
+          <w:numId w:val="5"/>
+        </w:numPr>
+        <w:rPr>
+          <w:rFonts w:ascii="Abadi" w:hAnsi="Abadi"/>
+        </w:rPr>
+      </w:pPr>
+      <w:r>
+        <w:rPr>
+          <w:rFonts w:ascii="Abadi" w:hAnsi="Abadi"/>
+        </w:rPr>
+        <w:t>Lab: TensorFlow introduction</w:t>
+      </w:r>
+    </w:p>
+    <w:p>
+      <w:pPr>
+        <w:pStyle w:val="ListParagraph"/>
+        <w:ind w:left="2160"/>
+        <w:rPr>
+          <w:rFonts w:ascii="Abadi" w:hAnsi="Abadi"/>
+        </w:rPr>
+      </w:pPr>
     </w:p>
     <w:p>
       <w:pPr>
@@ -3301,7 +3972,7 @@
         <w:rPr>
           <w:rFonts w:ascii="Abadi" w:hAnsi="Abadi"/>
         </w:rPr>
-        <w:t>Improving Deep Neural Networks: Hyperparameter tuning, Regularization and Optimization</w:t>
+        <w:t>Structuring Machine Learning Projects</w:t>
       </w:r>
     </w:p>
     <w:p>
@@ -3319,331 +3990,295 @@
         <w:rPr>
           <w:rFonts w:ascii="Abadi" w:hAnsi="Abadi"/>
         </w:rPr>
-        <w:t>Week 1 – Practical aspects of deep learning</w:t>
-      </w:r>
-    </w:p>
-    <w:p>
-      <w:pPr>
-        <w:pStyle w:val="ListParagraph"/>
-        <w:numPr>
-          <w:ilvl w:val="3"/>
-          <w:numId w:val="5"/>
-        </w:numPr>
-        <w:rPr>
-          <w:rFonts w:ascii="Abadi" w:hAnsi="Abadi"/>
-        </w:rPr>
-      </w:pPr>
-      <w:r>
-        <w:rPr>
-          <w:rFonts w:ascii="Abadi" w:hAnsi="Abadi"/>
-        </w:rPr>
-        <w:t>Train/dev/test sets</w:t>
-      </w:r>
-    </w:p>
-    <w:p>
-      <w:pPr>
-        <w:pStyle w:val="ListParagraph"/>
-        <w:numPr>
-          <w:ilvl w:val="3"/>
-          <w:numId w:val="5"/>
-        </w:numPr>
-        <w:rPr>
-          <w:rFonts w:ascii="Abadi" w:hAnsi="Abadi"/>
-        </w:rPr>
-      </w:pPr>
-      <w:r>
-        <w:rPr>
-          <w:rFonts w:ascii="Abadi" w:hAnsi="Abadi"/>
-        </w:rPr>
-        <w:t>Bias/variance</w:t>
-      </w:r>
-    </w:p>
-    <w:p>
-      <w:pPr>
-        <w:pStyle w:val="ListParagraph"/>
-        <w:numPr>
-          <w:ilvl w:val="3"/>
-          <w:numId w:val="5"/>
-        </w:numPr>
-        <w:rPr>
-          <w:rFonts w:ascii="Abadi" w:hAnsi="Abadi"/>
-        </w:rPr>
-      </w:pPr>
-      <w:r>
-        <w:rPr>
-          <w:rFonts w:ascii="Abadi" w:hAnsi="Abadi"/>
-        </w:rPr>
-        <w:t>Basic recipe for machine learning</w:t>
-      </w:r>
-    </w:p>
-    <w:p>
-      <w:pPr>
-        <w:pStyle w:val="ListParagraph"/>
-        <w:numPr>
-          <w:ilvl w:val="3"/>
-          <w:numId w:val="5"/>
-        </w:numPr>
-        <w:rPr>
-          <w:rFonts w:ascii="Abadi" w:hAnsi="Abadi"/>
-        </w:rPr>
-      </w:pPr>
-      <w:r>
-        <w:rPr>
-          <w:rFonts w:ascii="Abadi" w:hAnsi="Abadi"/>
-        </w:rPr>
-        <w:t>Regularization</w:t>
-      </w:r>
-    </w:p>
-    <w:p>
-      <w:pPr>
-        <w:pStyle w:val="ListParagraph"/>
-        <w:numPr>
-          <w:ilvl w:val="3"/>
-          <w:numId w:val="5"/>
-        </w:numPr>
-        <w:rPr>
-          <w:rFonts w:ascii="Abadi" w:hAnsi="Abadi"/>
-        </w:rPr>
-      </w:pPr>
-      <w:r>
-        <w:rPr>
-          <w:rFonts w:ascii="Abadi" w:hAnsi="Abadi"/>
-        </w:rPr>
-        <w:t>Why regularization reduces overfitting?</w:t>
-      </w:r>
-    </w:p>
-    <w:p>
-      <w:pPr>
-        <w:pStyle w:val="ListParagraph"/>
-        <w:numPr>
-          <w:ilvl w:val="3"/>
-          <w:numId w:val="5"/>
-        </w:numPr>
-        <w:rPr>
-          <w:rFonts w:ascii="Abadi" w:hAnsi="Abadi"/>
-        </w:rPr>
-      </w:pPr>
-      <w:r>
-        <w:rPr>
-          <w:rFonts w:ascii="Abadi" w:hAnsi="Abadi"/>
-        </w:rPr>
-        <w:t>Dropout regularization</w:t>
-      </w:r>
-    </w:p>
-    <w:p>
-      <w:pPr>
-        <w:pStyle w:val="ListParagraph"/>
-        <w:numPr>
-          <w:ilvl w:val="3"/>
-          <w:numId w:val="5"/>
-        </w:numPr>
-        <w:rPr>
-          <w:rFonts w:ascii="Abadi" w:hAnsi="Abadi"/>
-        </w:rPr>
-      </w:pPr>
-      <w:r>
-        <w:rPr>
-          <w:rFonts w:ascii="Abadi" w:hAnsi="Abadi"/>
-        </w:rPr>
-        <w:t>Understanding dropout</w:t>
-      </w:r>
-    </w:p>
-    <w:p>
-      <w:pPr>
-        <w:pStyle w:val="ListParagraph"/>
-        <w:numPr>
-          <w:ilvl w:val="3"/>
-          <w:numId w:val="5"/>
-        </w:numPr>
-        <w:rPr>
-          <w:rFonts w:ascii="Abadi" w:hAnsi="Abadi"/>
-        </w:rPr>
-      </w:pPr>
-      <w:r>
-        <w:rPr>
-          <w:rFonts w:ascii="Abadi" w:hAnsi="Abadi"/>
-        </w:rPr>
-        <w:t>Other regularization methods</w:t>
-      </w:r>
-    </w:p>
-    <w:p>
-      <w:pPr>
-        <w:pStyle w:val="ListParagraph"/>
-        <w:numPr>
-          <w:ilvl w:val="3"/>
-          <w:numId w:val="5"/>
-        </w:numPr>
-        <w:rPr>
-          <w:rFonts w:ascii="Abadi" w:hAnsi="Abadi"/>
-        </w:rPr>
-      </w:pPr>
-      <w:r>
-        <w:rPr>
-          <w:rFonts w:ascii="Abadi" w:hAnsi="Abadi"/>
-        </w:rPr>
-        <w:t>Normalizing inputs</w:t>
-      </w:r>
-    </w:p>
-    <w:p>
-      <w:pPr>
-        <w:pStyle w:val="ListParagraph"/>
-        <w:numPr>
-          <w:ilvl w:val="3"/>
-          <w:numId w:val="5"/>
-        </w:numPr>
-        <w:rPr>
-          <w:rFonts w:ascii="Abadi" w:hAnsi="Abadi"/>
-        </w:rPr>
-      </w:pPr>
-      <w:r>
-        <w:rPr>
-          <w:rFonts w:ascii="Abadi" w:hAnsi="Abadi"/>
-        </w:rPr>
-        <w:t>Vanishing/exploding gradients</w:t>
-      </w:r>
-    </w:p>
-    <w:p>
-      <w:pPr>
-        <w:pStyle w:val="ListParagraph"/>
-        <w:numPr>
-          <w:ilvl w:val="3"/>
-          <w:numId w:val="5"/>
-        </w:numPr>
-        <w:rPr>
-          <w:rFonts w:ascii="Abadi" w:hAnsi="Abadi"/>
-        </w:rPr>
-      </w:pPr>
-      <w:r>
-        <w:rPr>
-          <w:rFonts w:ascii="Abadi" w:hAnsi="Abadi"/>
-        </w:rPr>
-        <w:t>Weight initialization for deep networks</w:t>
-      </w:r>
-    </w:p>
-    <w:p>
-      <w:pPr>
-        <w:pStyle w:val="ListParagraph"/>
-        <w:numPr>
-          <w:ilvl w:val="3"/>
-          <w:numId w:val="5"/>
-        </w:numPr>
-        <w:rPr>
-          <w:rFonts w:ascii="Abadi" w:hAnsi="Abadi"/>
-        </w:rPr>
-      </w:pPr>
-      <w:r>
-        <w:rPr>
-          <w:rFonts w:ascii="Abadi" w:hAnsi="Abadi"/>
-        </w:rPr>
-        <w:t>Numerical approximation of gradients</w:t>
-      </w:r>
-    </w:p>
-    <w:p>
-      <w:pPr>
-        <w:pStyle w:val="ListParagraph"/>
-        <w:numPr>
-          <w:ilvl w:val="3"/>
-          <w:numId w:val="5"/>
-        </w:numPr>
-        <w:rPr>
-          <w:rFonts w:ascii="Abadi" w:hAnsi="Abadi"/>
-        </w:rPr>
-      </w:pPr>
-      <w:r>
-        <w:rPr>
-          <w:rFonts w:ascii="Abadi" w:hAnsi="Abadi"/>
-        </w:rPr>
-        <w:t>Gradient checking</w:t>
-      </w:r>
-    </w:p>
-    <w:p>
-      <w:pPr>
-        <w:pStyle w:val="ListParagraph"/>
-        <w:numPr>
-          <w:ilvl w:val="3"/>
-          <w:numId w:val="5"/>
-        </w:numPr>
-        <w:rPr>
-          <w:rFonts w:ascii="Abadi" w:hAnsi="Abadi"/>
-        </w:rPr>
-      </w:pPr>
-      <w:r>
-        <w:rPr>
-          <w:rFonts w:ascii="Abadi" w:hAnsi="Abadi"/>
-        </w:rPr>
-        <w:t>Gradient checking implementation notes</w:t>
-      </w:r>
-    </w:p>
-    <w:p>
-      <w:pPr>
-        <w:pStyle w:val="ListParagraph"/>
-        <w:numPr>
-          <w:ilvl w:val="3"/>
-          <w:numId w:val="5"/>
-        </w:numPr>
-        <w:rPr>
-          <w:rFonts w:ascii="Abadi" w:hAnsi="Abadi"/>
-        </w:rPr>
-      </w:pPr>
-      <w:r>
-        <w:rPr>
-          <w:rFonts w:ascii="Abadi" w:hAnsi="Abadi"/>
-        </w:rPr>
-        <w:t>Yoshua Bengio interview</w:t>
-      </w:r>
-    </w:p>
-    <w:p>
-      <w:pPr>
-        <w:pStyle w:val="ListParagraph"/>
-        <w:numPr>
-          <w:ilvl w:val="3"/>
-          <w:numId w:val="5"/>
-        </w:numPr>
-        <w:rPr>
-          <w:rFonts w:ascii="Abadi" w:hAnsi="Abadi"/>
-        </w:rPr>
-      </w:pPr>
-      <w:r>
-        <w:rPr>
-          <w:rFonts w:ascii="Abadi" w:hAnsi="Abadi"/>
-        </w:rPr>
-        <w:t>Lab: Initialization</w:t>
-      </w:r>
-    </w:p>
-    <w:p>
-      <w:pPr>
-        <w:pStyle w:val="ListParagraph"/>
-        <w:numPr>
-          <w:ilvl w:val="3"/>
-          <w:numId w:val="5"/>
-        </w:numPr>
-        <w:rPr>
-          <w:rFonts w:ascii="Abadi" w:hAnsi="Abadi"/>
-        </w:rPr>
-      </w:pPr>
-      <w:r>
-        <w:rPr>
-          <w:rFonts w:ascii="Abadi" w:hAnsi="Abadi"/>
-        </w:rPr>
-        <w:t>Lab: Regularization</w:t>
-      </w:r>
-    </w:p>
-    <w:p>
-      <w:pPr>
-        <w:pStyle w:val="ListParagraph"/>
-        <w:numPr>
-          <w:ilvl w:val="3"/>
-          <w:numId w:val="5"/>
-        </w:numPr>
-        <w:rPr>
-          <w:rFonts w:ascii="Abadi" w:hAnsi="Abadi"/>
-        </w:rPr>
-      </w:pPr>
-      <w:r>
-        <w:rPr>
-          <w:rFonts w:ascii="Abadi" w:hAnsi="Abadi"/>
-        </w:rPr>
-        <w:t>Lab: Gradient checking</w:t>
+        <w:t>Week 1 – ML strategy (1)</w:t>
+      </w:r>
+    </w:p>
+    <w:p>
+      <w:pPr>
+        <w:pStyle w:val="ListParagraph"/>
+        <w:numPr>
+          <w:ilvl w:val="3"/>
+          <w:numId w:val="5"/>
+        </w:numPr>
+        <w:rPr>
+          <w:rFonts w:ascii="Abadi" w:hAnsi="Abadi"/>
+        </w:rPr>
+      </w:pPr>
+      <w:r>
+        <w:rPr>
+          <w:rFonts w:ascii="Abadi" w:hAnsi="Abadi"/>
+        </w:rPr>
+        <w:t>Why ML strategy</w:t>
+      </w:r>
+    </w:p>
+    <w:p>
+      <w:pPr>
+        <w:pStyle w:val="ListParagraph"/>
+        <w:numPr>
+          <w:ilvl w:val="3"/>
+          <w:numId w:val="5"/>
+        </w:numPr>
+        <w:rPr>
+          <w:rFonts w:ascii="Abadi" w:hAnsi="Abadi"/>
+        </w:rPr>
+      </w:pPr>
+      <w:r>
+        <w:rPr>
+          <w:rFonts w:ascii="Abadi" w:hAnsi="Abadi"/>
+        </w:rPr>
+        <w:t>Orthogonalization</w:t>
+      </w:r>
+    </w:p>
+    <w:p>
+      <w:pPr>
+        <w:pStyle w:val="ListParagraph"/>
+        <w:numPr>
+          <w:ilvl w:val="3"/>
+          <w:numId w:val="5"/>
+        </w:numPr>
+        <w:rPr>
+          <w:rFonts w:ascii="Abadi" w:hAnsi="Abadi"/>
+        </w:rPr>
+      </w:pPr>
+      <w:r>
+        <w:rPr>
+          <w:rFonts w:ascii="Abadi" w:hAnsi="Abadi"/>
+        </w:rPr>
+        <w:t>Single number evaluation metric</w:t>
+      </w:r>
+    </w:p>
+    <w:p>
+      <w:pPr>
+        <w:pStyle w:val="ListParagraph"/>
+        <w:numPr>
+          <w:ilvl w:val="3"/>
+          <w:numId w:val="5"/>
+        </w:numPr>
+        <w:rPr>
+          <w:rFonts w:ascii="Abadi" w:hAnsi="Abadi"/>
+        </w:rPr>
+      </w:pPr>
+      <w:r>
+        <w:rPr>
+          <w:rFonts w:ascii="Abadi" w:hAnsi="Abadi"/>
+        </w:rPr>
+        <w:t>Satisficing and optimizing metric</w:t>
+      </w:r>
+    </w:p>
+    <w:p>
+      <w:pPr>
+        <w:pStyle w:val="ListParagraph"/>
+        <w:numPr>
+          <w:ilvl w:val="3"/>
+          <w:numId w:val="5"/>
+        </w:numPr>
+        <w:rPr>
+          <w:rFonts w:ascii="Abadi" w:hAnsi="Abadi"/>
+        </w:rPr>
+      </w:pPr>
+      <w:r>
+        <w:rPr>
+          <w:rFonts w:ascii="Abadi" w:hAnsi="Abadi"/>
+        </w:rPr>
+        <w:t>Train/dev/test distributions</w:t>
+      </w:r>
+    </w:p>
+    <w:p>
+      <w:pPr>
+        <w:pStyle w:val="ListParagraph"/>
+        <w:numPr>
+          <w:ilvl w:val="3"/>
+          <w:numId w:val="5"/>
+        </w:numPr>
+        <w:rPr>
+          <w:rFonts w:ascii="Abadi" w:hAnsi="Abadi"/>
+        </w:rPr>
+      </w:pPr>
+      <w:r>
+        <w:rPr>
+          <w:rFonts w:ascii="Abadi" w:hAnsi="Abadi"/>
+        </w:rPr>
+        <w:t>Size of the dev and test sets</w:t>
+      </w:r>
+    </w:p>
+    <w:p>
+      <w:pPr>
+        <w:pStyle w:val="ListParagraph"/>
+        <w:numPr>
+          <w:ilvl w:val="3"/>
+          <w:numId w:val="5"/>
+        </w:numPr>
+        <w:rPr>
+          <w:rFonts w:ascii="Abadi" w:hAnsi="Abadi"/>
+        </w:rPr>
+      </w:pPr>
+      <w:r>
+        <w:rPr>
+          <w:rFonts w:ascii="Abadi" w:hAnsi="Abadi"/>
+        </w:rPr>
+        <w:t>When to change dev/test sets and metrics?</w:t>
+      </w:r>
+    </w:p>
+    <w:p>
+      <w:pPr>
+        <w:pStyle w:val="ListParagraph"/>
+        <w:numPr>
+          <w:ilvl w:val="3"/>
+          <w:numId w:val="5"/>
+        </w:numPr>
+        <w:rPr>
+          <w:rFonts w:ascii="Abadi" w:hAnsi="Abadi"/>
+        </w:rPr>
+      </w:pPr>
+      <w:r>
+        <w:rPr>
+          <w:rFonts w:ascii="Abadi" w:hAnsi="Abadi"/>
+        </w:rPr>
+        <w:t>Why human-level performance?</w:t>
+      </w:r>
+    </w:p>
+    <w:p>
+      <w:pPr>
+        <w:pStyle w:val="ListParagraph"/>
+        <w:numPr>
+          <w:ilvl w:val="3"/>
+          <w:numId w:val="5"/>
+        </w:numPr>
+        <w:rPr>
+          <w:rFonts w:ascii="Abadi" w:hAnsi="Abadi"/>
+        </w:rPr>
+      </w:pPr>
+      <w:r>
+        <w:rPr>
+          <w:rFonts w:ascii="Abadi" w:hAnsi="Abadi"/>
+        </w:rPr>
+        <w:t>Avoidable bias</w:t>
+      </w:r>
+    </w:p>
+    <w:p>
+      <w:pPr>
+        <w:pStyle w:val="ListParagraph"/>
+        <w:numPr>
+          <w:ilvl w:val="3"/>
+          <w:numId w:val="5"/>
+        </w:numPr>
+        <w:rPr>
+          <w:rFonts w:ascii="Abadi" w:hAnsi="Abadi"/>
+        </w:rPr>
+      </w:pPr>
+      <w:r>
+        <w:rPr>
+          <w:rFonts w:ascii="Abadi" w:hAnsi="Abadi"/>
+        </w:rPr>
+        <w:t>Understanding human-level performance</w:t>
+      </w:r>
+    </w:p>
+    <w:p>
+      <w:pPr>
+        <w:pStyle w:val="ListParagraph"/>
+        <w:numPr>
+          <w:ilvl w:val="3"/>
+          <w:numId w:val="5"/>
+        </w:numPr>
+        <w:rPr>
+          <w:rFonts w:ascii="Abadi" w:hAnsi="Abadi"/>
+        </w:rPr>
+      </w:pPr>
+      <w:r>
+        <w:rPr>
+          <w:rFonts w:ascii="Abadi" w:hAnsi="Abadi"/>
+        </w:rPr>
+        <w:t>Surpassing human-level performance</w:t>
+      </w:r>
+    </w:p>
+    <w:p>
+      <w:pPr>
+        <w:pStyle w:val="ListParagraph"/>
+        <w:numPr>
+          <w:ilvl w:val="3"/>
+          <w:numId w:val="5"/>
+        </w:numPr>
+        <w:rPr>
+          <w:rFonts w:ascii="Abadi" w:hAnsi="Abadi"/>
+        </w:rPr>
+      </w:pPr>
+      <w:r>
+        <w:rPr>
+          <w:rFonts w:ascii="Abadi" w:hAnsi="Abadi"/>
+        </w:rPr>
+        <w:t>Improving your model performance</w:t>
+      </w:r>
+    </w:p>
+    <w:p>
+      <w:pPr>
+        <w:pStyle w:val="ListParagraph"/>
+        <w:numPr>
+          <w:ilvl w:val="3"/>
+          <w:numId w:val="5"/>
+        </w:numPr>
+        <w:rPr>
+          <w:rFonts w:ascii="Abadi" w:hAnsi="Abadi"/>
+        </w:rPr>
+      </w:pPr>
+      <w:r>
+        <w:rPr>
+          <w:rFonts w:ascii="Abadi" w:hAnsi="Abadi"/>
+        </w:rPr>
+        <w:t>Andrej Karpathy interview</w:t>
+      </w:r>
+    </w:p>
+    <w:p>
+      <w:pPr>
+        <w:pStyle w:val="ListParagraph"/>
+        <w:numPr>
+          <w:ilvl w:val="3"/>
+          <w:numId w:val="5"/>
+        </w:numPr>
+        <w:rPr>
+          <w:rFonts w:ascii="Abadi" w:hAnsi="Abadi"/>
+        </w:rPr>
+      </w:pPr>
+      <w:r>
+        <w:rPr>
+          <w:rFonts w:ascii="Abadi" w:hAnsi="Abadi"/>
+        </w:rPr>
+        <w:t>Reading: Lecture notes W1</w:t>
+      </w:r>
+    </w:p>
+    <w:p>
+      <w:pPr>
+        <w:pStyle w:val="ListParagraph"/>
+        <w:numPr>
+          <w:ilvl w:val="3"/>
+          <w:numId w:val="5"/>
+        </w:numPr>
+        <w:rPr>
+          <w:rFonts w:ascii="Abadi" w:hAnsi="Abadi"/>
+        </w:rPr>
+      </w:pPr>
+      <w:r>
+        <w:rPr>
+          <w:rFonts w:ascii="Abadi" w:hAnsi="Abadi"/>
+        </w:rPr>
+        <w:t>Reading: Machine learning flight simulator (intro to quizzes)</w:t>
+      </w:r>
+    </w:p>
+    <w:p>
+      <w:pPr>
+        <w:pStyle w:val="ListParagraph"/>
+        <w:numPr>
+          <w:ilvl w:val="3"/>
+          <w:numId w:val="5"/>
+        </w:numPr>
+        <w:rPr>
+          <w:rFonts w:ascii="Abadi" w:hAnsi="Abadi"/>
+        </w:rPr>
+      </w:pPr>
+      <w:r>
+        <w:rPr>
+          <w:rFonts w:ascii="Abadi" w:hAnsi="Abadi"/>
+        </w:rPr>
+        <w:t>Assignment: Bird recognition in the city of Peacetopia (quiz case study)</w:t>
       </w:r>
     </w:p>
     <w:p>
@@ -3661,232 +4296,260 @@
         <w:rPr>
           <w:rFonts w:ascii="Abadi" w:hAnsi="Abadi"/>
         </w:rPr>
-        <w:t>Week 2 – Optimization algorithms</w:t>
-      </w:r>
-    </w:p>
-    <w:p>
-      <w:pPr>
-        <w:pStyle w:val="ListParagraph"/>
-        <w:numPr>
-          <w:ilvl w:val="3"/>
-          <w:numId w:val="5"/>
-        </w:numPr>
-        <w:rPr>
-          <w:rFonts w:ascii="Abadi" w:hAnsi="Abadi"/>
-        </w:rPr>
-      </w:pPr>
-      <w:r>
-        <w:rPr>
-          <w:rFonts w:ascii="Abadi" w:hAnsi="Abadi"/>
-        </w:rPr>
-        <w:t>Mini-batch gradient descent</w:t>
-      </w:r>
-    </w:p>
-    <w:p>
-      <w:pPr>
-        <w:pStyle w:val="ListParagraph"/>
-        <w:numPr>
-          <w:ilvl w:val="3"/>
-          <w:numId w:val="5"/>
-        </w:numPr>
-        <w:rPr>
-          <w:rFonts w:ascii="Abadi" w:hAnsi="Abadi"/>
-        </w:rPr>
-      </w:pPr>
-      <w:r>
-        <w:rPr>
-          <w:rFonts w:ascii="Abadi" w:hAnsi="Abadi"/>
-        </w:rPr>
-        <w:t>Understanding mini-batch gradient descent</w:t>
-      </w:r>
-    </w:p>
-    <w:p>
-      <w:pPr>
-        <w:pStyle w:val="ListParagraph"/>
-        <w:numPr>
-          <w:ilvl w:val="3"/>
-          <w:numId w:val="5"/>
-        </w:numPr>
-        <w:rPr>
-          <w:rFonts w:ascii="Abadi" w:hAnsi="Abadi"/>
-        </w:rPr>
-      </w:pPr>
-      <w:r>
-        <w:rPr>
-          <w:rFonts w:ascii="Abadi" w:hAnsi="Abadi"/>
-        </w:rPr>
-        <w:t>Exponentially weighted averages</w:t>
-      </w:r>
-    </w:p>
-    <w:p>
-      <w:pPr>
-        <w:pStyle w:val="ListParagraph"/>
-        <w:numPr>
-          <w:ilvl w:val="3"/>
-          <w:numId w:val="5"/>
-        </w:numPr>
-        <w:rPr>
-          <w:rFonts w:ascii="Abadi" w:hAnsi="Abadi"/>
-        </w:rPr>
-      </w:pPr>
-      <w:r>
-        <w:rPr>
-          <w:rFonts w:ascii="Abadi" w:hAnsi="Abadi"/>
-        </w:rPr>
         <w:lastRenderedPageBreak/>
-        <w:t>Understanding exponentially weighted averages</w:t>
-      </w:r>
-    </w:p>
-    <w:p>
-      <w:pPr>
-        <w:pStyle w:val="ListParagraph"/>
-        <w:numPr>
-          <w:ilvl w:val="3"/>
-          <w:numId w:val="5"/>
-        </w:numPr>
-        <w:rPr>
-          <w:rFonts w:ascii="Abadi" w:hAnsi="Abadi"/>
-        </w:rPr>
-      </w:pPr>
-      <w:r>
-        <w:rPr>
-          <w:rFonts w:ascii="Abadi" w:hAnsi="Abadi"/>
-        </w:rPr>
-        <w:t>Bias correction in exponentially weighted averages</w:t>
-      </w:r>
-    </w:p>
-    <w:p>
-      <w:pPr>
-        <w:pStyle w:val="ListParagraph"/>
-        <w:numPr>
-          <w:ilvl w:val="3"/>
-          <w:numId w:val="5"/>
-        </w:numPr>
-        <w:rPr>
-          <w:rFonts w:ascii="Abadi" w:hAnsi="Abadi"/>
-        </w:rPr>
-      </w:pPr>
-      <w:r>
-        <w:rPr>
-          <w:rFonts w:ascii="Abadi" w:hAnsi="Abadi"/>
-        </w:rPr>
-        <w:t>Gradient descent with momentum</w:t>
-      </w:r>
-    </w:p>
-    <w:p>
-      <w:pPr>
-        <w:pStyle w:val="ListParagraph"/>
-        <w:numPr>
-          <w:ilvl w:val="3"/>
-          <w:numId w:val="5"/>
-        </w:numPr>
-        <w:rPr>
-          <w:rFonts w:ascii="Abadi" w:hAnsi="Abadi"/>
-        </w:rPr>
-      </w:pPr>
-      <w:r>
-        <w:rPr>
-          <w:rFonts w:ascii="Abadi" w:hAnsi="Abadi"/>
-        </w:rPr>
-        <w:t>RMSprop</w:t>
-      </w:r>
-    </w:p>
-    <w:p>
-      <w:pPr>
-        <w:pStyle w:val="ListParagraph"/>
-        <w:numPr>
-          <w:ilvl w:val="3"/>
-          <w:numId w:val="5"/>
-        </w:numPr>
-        <w:rPr>
-          <w:rFonts w:ascii="Abadi" w:hAnsi="Abadi"/>
-        </w:rPr>
-      </w:pPr>
-      <w:r>
-        <w:rPr>
-          <w:rFonts w:ascii="Abadi" w:hAnsi="Abadi"/>
-        </w:rPr>
-        <w:t>Adam optimization algorithm</w:t>
-      </w:r>
-    </w:p>
-    <w:p>
-      <w:pPr>
-        <w:pStyle w:val="ListParagraph"/>
-        <w:numPr>
-          <w:ilvl w:val="3"/>
-          <w:numId w:val="5"/>
-        </w:numPr>
-        <w:rPr>
-          <w:rFonts w:ascii="Abadi" w:hAnsi="Abadi"/>
-        </w:rPr>
-      </w:pPr>
-      <w:r>
-        <w:rPr>
-          <w:rFonts w:ascii="Abadi" w:hAnsi="Abadi"/>
-        </w:rPr>
-        <w:t>Learning rate decay</w:t>
-      </w:r>
-    </w:p>
-    <w:p>
-      <w:pPr>
-        <w:pStyle w:val="ListParagraph"/>
-        <w:numPr>
-          <w:ilvl w:val="3"/>
-          <w:numId w:val="5"/>
-        </w:numPr>
-        <w:rPr>
-          <w:rFonts w:ascii="Abadi" w:hAnsi="Abadi"/>
-        </w:rPr>
-      </w:pPr>
-      <w:r>
-        <w:rPr>
-          <w:rFonts w:ascii="Abadi" w:hAnsi="Abadi"/>
-        </w:rPr>
-        <w:t>The problem of local optima</w:t>
-      </w:r>
-    </w:p>
-    <w:p>
-      <w:pPr>
-        <w:pStyle w:val="ListParagraph"/>
-        <w:numPr>
-          <w:ilvl w:val="3"/>
-          <w:numId w:val="5"/>
-        </w:numPr>
-        <w:rPr>
-          <w:rFonts w:ascii="Abadi" w:hAnsi="Abadi"/>
-        </w:rPr>
-      </w:pPr>
-      <w:proofErr w:type="spellStart"/>
-      <w:r>
-        <w:rPr>
-          <w:rFonts w:ascii="Abadi" w:hAnsi="Abadi"/>
-        </w:rPr>
-        <w:t>Yuanqing</w:t>
-      </w:r>
-      <w:proofErr w:type="spellEnd"/>
-      <w:r>
-        <w:rPr>
-          <w:rFonts w:ascii="Abadi" w:hAnsi="Abadi"/>
-        </w:rPr>
-        <w:t xml:space="preserve"> Lin interview</w:t>
-      </w:r>
-    </w:p>
-    <w:p>
-      <w:pPr>
-        <w:pStyle w:val="ListParagraph"/>
-        <w:numPr>
-          <w:ilvl w:val="3"/>
-          <w:numId w:val="5"/>
-        </w:numPr>
-        <w:rPr>
-          <w:rFonts w:ascii="Abadi" w:hAnsi="Abadi"/>
-        </w:rPr>
-      </w:pPr>
-      <w:r>
-        <w:rPr>
-          <w:rFonts w:ascii="Abadi" w:hAnsi="Abadi"/>
-        </w:rPr>
-        <w:t>Lab: Optimization methods</w:t>
+        <w:t>Week 2 – ML strategy (2)</w:t>
+      </w:r>
+    </w:p>
+    <w:p>
+      <w:pPr>
+        <w:pStyle w:val="ListParagraph"/>
+        <w:numPr>
+          <w:ilvl w:val="3"/>
+          <w:numId w:val="5"/>
+        </w:numPr>
+        <w:rPr>
+          <w:rFonts w:ascii="Abadi" w:hAnsi="Abadi"/>
+        </w:rPr>
+      </w:pPr>
+      <w:r>
+        <w:rPr>
+          <w:rFonts w:ascii="Abadi" w:hAnsi="Abadi"/>
+        </w:rPr>
+        <w:t>Carrying out error analysis</w:t>
+      </w:r>
+    </w:p>
+    <w:p>
+      <w:pPr>
+        <w:pStyle w:val="ListParagraph"/>
+        <w:numPr>
+          <w:ilvl w:val="3"/>
+          <w:numId w:val="5"/>
+        </w:numPr>
+        <w:rPr>
+          <w:rFonts w:ascii="Abadi" w:hAnsi="Abadi"/>
+        </w:rPr>
+      </w:pPr>
+      <w:r>
+        <w:rPr>
+          <w:rFonts w:ascii="Abadi" w:hAnsi="Abadi"/>
+        </w:rPr>
+        <w:t>Cleaning up incorrectly labeled data</w:t>
+      </w:r>
+    </w:p>
+    <w:p>
+      <w:pPr>
+        <w:pStyle w:val="ListParagraph"/>
+        <w:numPr>
+          <w:ilvl w:val="3"/>
+          <w:numId w:val="5"/>
+        </w:numPr>
+        <w:rPr>
+          <w:rFonts w:ascii="Abadi" w:hAnsi="Abadi"/>
+        </w:rPr>
+      </w:pPr>
+      <w:r>
+        <w:rPr>
+          <w:rFonts w:ascii="Abadi" w:hAnsi="Abadi"/>
+        </w:rPr>
+        <w:t>Build your first system quickly, then iterate</w:t>
+      </w:r>
+    </w:p>
+    <w:p>
+      <w:pPr>
+        <w:pStyle w:val="ListParagraph"/>
+        <w:numPr>
+          <w:ilvl w:val="3"/>
+          <w:numId w:val="5"/>
+        </w:numPr>
+        <w:rPr>
+          <w:rFonts w:ascii="Abadi" w:hAnsi="Abadi"/>
+        </w:rPr>
+      </w:pPr>
+      <w:r>
+        <w:rPr>
+          <w:rFonts w:ascii="Abadi" w:hAnsi="Abadi"/>
+        </w:rPr>
+        <w:t>Training and testing on different distributions</w:t>
+      </w:r>
+    </w:p>
+    <w:p>
+      <w:pPr>
+        <w:pStyle w:val="ListParagraph"/>
+        <w:numPr>
+          <w:ilvl w:val="3"/>
+          <w:numId w:val="5"/>
+        </w:numPr>
+        <w:rPr>
+          <w:rFonts w:ascii="Abadi" w:hAnsi="Abadi"/>
+        </w:rPr>
+      </w:pPr>
+      <w:r>
+        <w:rPr>
+          <w:rFonts w:ascii="Abadi" w:hAnsi="Abadi"/>
+        </w:rPr>
+        <w:t>Bias and variance with mismatched data distributions</w:t>
+      </w:r>
+    </w:p>
+    <w:p>
+      <w:pPr>
+        <w:pStyle w:val="ListParagraph"/>
+        <w:numPr>
+          <w:ilvl w:val="3"/>
+          <w:numId w:val="5"/>
+        </w:numPr>
+        <w:rPr>
+          <w:rFonts w:ascii="Abadi" w:hAnsi="Abadi"/>
+        </w:rPr>
+      </w:pPr>
+      <w:r>
+        <w:rPr>
+          <w:rFonts w:ascii="Abadi" w:hAnsi="Abadi"/>
+        </w:rPr>
+        <w:t>Addressing data mismatch</w:t>
+      </w:r>
+    </w:p>
+    <w:p>
+      <w:pPr>
+        <w:pStyle w:val="ListParagraph"/>
+        <w:numPr>
+          <w:ilvl w:val="3"/>
+          <w:numId w:val="5"/>
+        </w:numPr>
+        <w:rPr>
+          <w:rFonts w:ascii="Abadi" w:hAnsi="Abadi"/>
+        </w:rPr>
+      </w:pPr>
+      <w:r>
+        <w:rPr>
+          <w:rFonts w:ascii="Abadi" w:hAnsi="Abadi"/>
+        </w:rPr>
+        <w:t>Transfer learning</w:t>
+      </w:r>
+    </w:p>
+    <w:p>
+      <w:pPr>
+        <w:pStyle w:val="ListParagraph"/>
+        <w:numPr>
+          <w:ilvl w:val="3"/>
+          <w:numId w:val="5"/>
+        </w:numPr>
+        <w:rPr>
+          <w:rFonts w:ascii="Abadi" w:hAnsi="Abadi"/>
+        </w:rPr>
+      </w:pPr>
+      <w:r>
+        <w:rPr>
+          <w:rFonts w:ascii="Abadi" w:hAnsi="Abadi"/>
+        </w:rPr>
+        <w:t>Multi-task learning</w:t>
+      </w:r>
+    </w:p>
+    <w:p>
+      <w:pPr>
+        <w:pStyle w:val="ListParagraph"/>
+        <w:numPr>
+          <w:ilvl w:val="3"/>
+          <w:numId w:val="5"/>
+        </w:numPr>
+        <w:rPr>
+          <w:rFonts w:ascii="Abadi" w:hAnsi="Abadi"/>
+        </w:rPr>
+      </w:pPr>
+      <w:r>
+        <w:rPr>
+          <w:rFonts w:ascii="Abadi" w:hAnsi="Abadi"/>
+        </w:rPr>
+        <w:t>What is end-to-end deep learning?</w:t>
+      </w:r>
+    </w:p>
+    <w:p>
+      <w:pPr>
+        <w:pStyle w:val="ListParagraph"/>
+        <w:numPr>
+          <w:ilvl w:val="3"/>
+          <w:numId w:val="5"/>
+        </w:numPr>
+        <w:rPr>
+          <w:rFonts w:ascii="Abadi" w:hAnsi="Abadi"/>
+        </w:rPr>
+      </w:pPr>
+      <w:r>
+        <w:rPr>
+          <w:rFonts w:ascii="Abadi" w:hAnsi="Abadi"/>
+        </w:rPr>
+        <w:t>Whether to use end-to-end deep learning</w:t>
+      </w:r>
+    </w:p>
+    <w:p>
+      <w:pPr>
+        <w:pStyle w:val="ListParagraph"/>
+        <w:numPr>
+          <w:ilvl w:val="3"/>
+          <w:numId w:val="5"/>
+        </w:numPr>
+        <w:rPr>
+          <w:rFonts w:ascii="Abadi" w:hAnsi="Abadi"/>
+        </w:rPr>
+      </w:pPr>
+      <w:r>
+        <w:rPr>
+          <w:rFonts w:ascii="Abadi" w:hAnsi="Abadi"/>
+        </w:rPr>
+        <w:t>Ruslan Salakhutdinov interview</w:t>
+      </w:r>
+    </w:p>
+    <w:p>
+      <w:pPr>
+        <w:pStyle w:val="ListParagraph"/>
+        <w:numPr>
+          <w:ilvl w:val="3"/>
+          <w:numId w:val="5"/>
+        </w:numPr>
+        <w:rPr>
+          <w:rFonts w:ascii="Abadi" w:hAnsi="Abadi"/>
+        </w:rPr>
+      </w:pPr>
+      <w:r>
+        <w:rPr>
+          <w:rFonts w:ascii="Abadi" w:hAnsi="Abadi"/>
+        </w:rPr>
+        <w:t>Reading: Lecture notes W2</w:t>
+      </w:r>
+    </w:p>
+    <w:p>
+      <w:pPr>
+        <w:pStyle w:val="ListParagraph"/>
+        <w:numPr>
+          <w:ilvl w:val="3"/>
+          <w:numId w:val="5"/>
+        </w:numPr>
+        <w:rPr>
+          <w:rFonts w:ascii="Abadi" w:hAnsi="Abadi"/>
+        </w:rPr>
+      </w:pPr>
+      <w:r>
+        <w:rPr>
+          <w:rFonts w:ascii="Abadi" w:hAnsi="Abadi"/>
+        </w:rPr>
+        <w:t>Assignment: Autonomous driving (quiz case study)</w:t>
+      </w:r>
+    </w:p>
+    <w:p>
+      <w:pPr>
+        <w:pStyle w:val="ListParagraph"/>
+        <w:numPr>
+          <w:ilvl w:val="1"/>
+          <w:numId w:val="5"/>
+        </w:numPr>
+        <w:rPr>
+          <w:rFonts w:ascii="Abadi" w:hAnsi="Abadi"/>
+        </w:rPr>
+      </w:pPr>
+      <w:r>
+        <w:rPr>
+          <w:rFonts w:ascii="Abadi" w:hAnsi="Abadi"/>
+        </w:rPr>
+        <w:t xml:space="preserve">Convolutional Neural Networks </w:t>
       </w:r>
     </w:p>
     <w:p>
@@ -3904,255 +4567,1197 @@
         <w:rPr>
           <w:rFonts w:ascii="Abadi" w:hAnsi="Abadi"/>
         </w:rPr>
-        <w:t>Week 3 – Hyperparameter tuning, batch normalization &amp; frameworks</w:t>
-      </w:r>
-    </w:p>
-    <w:p>
-      <w:pPr>
-        <w:pStyle w:val="ListParagraph"/>
-        <w:numPr>
-          <w:ilvl w:val="3"/>
-          <w:numId w:val="5"/>
-        </w:numPr>
-        <w:rPr>
-          <w:rFonts w:ascii="Abadi" w:hAnsi="Abadi"/>
-        </w:rPr>
-      </w:pPr>
-      <w:r>
-        <w:rPr>
-          <w:rFonts w:ascii="Abadi" w:hAnsi="Abadi"/>
-        </w:rPr>
-        <w:t>Tuning process</w:t>
-      </w:r>
-    </w:p>
-    <w:p>
-      <w:pPr>
-        <w:pStyle w:val="ListParagraph"/>
-        <w:numPr>
-          <w:ilvl w:val="3"/>
-          <w:numId w:val="5"/>
-        </w:numPr>
-        <w:rPr>
-          <w:rFonts w:ascii="Abadi" w:hAnsi="Abadi"/>
-        </w:rPr>
-      </w:pPr>
-      <w:r>
-        <w:rPr>
-          <w:rFonts w:ascii="Abadi" w:hAnsi="Abadi"/>
-        </w:rPr>
-        <w:t>Using an appropriate scale to pick hyperparameters</w:t>
-      </w:r>
-    </w:p>
-    <w:p>
-      <w:pPr>
-        <w:pStyle w:val="ListParagraph"/>
-        <w:numPr>
-          <w:ilvl w:val="3"/>
-          <w:numId w:val="5"/>
-        </w:numPr>
-        <w:rPr>
-          <w:rFonts w:ascii="Abadi" w:hAnsi="Abadi"/>
-        </w:rPr>
-      </w:pPr>
-      <w:r>
-        <w:rPr>
-          <w:rFonts w:ascii="Abadi" w:hAnsi="Abadi"/>
-        </w:rPr>
-        <w:t>Hyperparameter tuning in practice: pandas vs caviar</w:t>
-      </w:r>
-    </w:p>
-    <w:p>
-      <w:pPr>
-        <w:pStyle w:val="ListParagraph"/>
-        <w:numPr>
-          <w:ilvl w:val="3"/>
-          <w:numId w:val="5"/>
-        </w:numPr>
-        <w:rPr>
-          <w:rFonts w:ascii="Abadi" w:hAnsi="Abadi"/>
-        </w:rPr>
-      </w:pPr>
-      <w:r>
-        <w:rPr>
-          <w:rFonts w:ascii="Abadi" w:hAnsi="Abadi"/>
-        </w:rPr>
-        <w:t>Normalizing activations in a network</w:t>
-      </w:r>
-    </w:p>
-    <w:p>
-      <w:pPr>
-        <w:pStyle w:val="ListParagraph"/>
-        <w:numPr>
-          <w:ilvl w:val="3"/>
-          <w:numId w:val="5"/>
-        </w:numPr>
-        <w:rPr>
-          <w:rFonts w:ascii="Abadi" w:hAnsi="Abadi"/>
-        </w:rPr>
-      </w:pPr>
-      <w:r>
-        <w:rPr>
-          <w:rFonts w:ascii="Abadi" w:hAnsi="Abadi"/>
-        </w:rPr>
-        <w:t>Fitting batch norm into a neural network</w:t>
-      </w:r>
-    </w:p>
-    <w:p>
-      <w:pPr>
-        <w:pStyle w:val="ListParagraph"/>
-        <w:numPr>
-          <w:ilvl w:val="3"/>
-          <w:numId w:val="5"/>
-        </w:numPr>
-        <w:rPr>
-          <w:rFonts w:ascii="Abadi" w:hAnsi="Abadi"/>
-        </w:rPr>
-      </w:pPr>
-      <w:r>
-        <w:rPr>
-          <w:rFonts w:ascii="Abadi" w:hAnsi="Abadi"/>
-        </w:rPr>
-        <w:t>Why does batch norm work?</w:t>
-      </w:r>
-    </w:p>
-    <w:p>
-      <w:pPr>
-        <w:pStyle w:val="ListParagraph"/>
-        <w:numPr>
-          <w:ilvl w:val="3"/>
-          <w:numId w:val="5"/>
-        </w:numPr>
-        <w:rPr>
-          <w:rFonts w:ascii="Abadi" w:hAnsi="Abadi"/>
-        </w:rPr>
-      </w:pPr>
-      <w:r>
-        <w:rPr>
-          <w:rFonts w:ascii="Abadi" w:hAnsi="Abadi"/>
-        </w:rPr>
-        <w:t>Batch norm at test time</w:t>
-      </w:r>
-    </w:p>
-    <w:p>
-      <w:pPr>
-        <w:pStyle w:val="ListParagraph"/>
-        <w:numPr>
-          <w:ilvl w:val="3"/>
-          <w:numId w:val="5"/>
-        </w:numPr>
-        <w:rPr>
-          <w:rFonts w:ascii="Abadi" w:hAnsi="Abadi"/>
-        </w:rPr>
-      </w:pPr>
-      <w:proofErr w:type="spellStart"/>
-      <w:r>
-        <w:rPr>
-          <w:rFonts w:ascii="Abadi" w:hAnsi="Abadi"/>
-        </w:rPr>
-        <w:t>Softmax</w:t>
-      </w:r>
-      <w:proofErr w:type="spellEnd"/>
-      <w:r>
-        <w:rPr>
-          <w:rFonts w:ascii="Abadi" w:hAnsi="Abadi"/>
-        </w:rPr>
-        <w:t xml:space="preserve"> regression</w:t>
-      </w:r>
-    </w:p>
-    <w:p>
-      <w:pPr>
-        <w:pStyle w:val="ListParagraph"/>
-        <w:numPr>
-          <w:ilvl w:val="3"/>
-          <w:numId w:val="5"/>
-        </w:numPr>
-        <w:rPr>
-          <w:rFonts w:ascii="Abadi" w:hAnsi="Abadi"/>
-        </w:rPr>
-      </w:pPr>
-      <w:r>
-        <w:rPr>
-          <w:rFonts w:ascii="Abadi" w:hAnsi="Abadi"/>
-        </w:rPr>
-        <w:t xml:space="preserve">Training a </w:t>
-      </w:r>
-      <w:proofErr w:type="spellStart"/>
-      <w:r>
-        <w:rPr>
-          <w:rFonts w:ascii="Abadi" w:hAnsi="Abadi"/>
-        </w:rPr>
-        <w:t>softmax</w:t>
-      </w:r>
-      <w:proofErr w:type="spellEnd"/>
-      <w:r>
-        <w:rPr>
-          <w:rFonts w:ascii="Abadi" w:hAnsi="Abadi"/>
-        </w:rPr>
-        <w:t xml:space="preserve"> classifier</w:t>
-      </w:r>
-    </w:p>
-    <w:p>
-      <w:pPr>
-        <w:pStyle w:val="ListParagraph"/>
-        <w:numPr>
-          <w:ilvl w:val="3"/>
-          <w:numId w:val="5"/>
-        </w:numPr>
-        <w:rPr>
-          <w:rFonts w:ascii="Abadi" w:hAnsi="Abadi"/>
-        </w:rPr>
-      </w:pPr>
-      <w:r>
-        <w:rPr>
-          <w:rFonts w:ascii="Abadi" w:hAnsi="Abadi"/>
-        </w:rPr>
-        <w:t>Deep learning frameworks</w:t>
-      </w:r>
-    </w:p>
-    <w:p>
-      <w:pPr>
-        <w:pStyle w:val="ListParagraph"/>
-        <w:numPr>
-          <w:ilvl w:val="3"/>
-          <w:numId w:val="5"/>
-        </w:numPr>
-        <w:rPr>
-          <w:rFonts w:ascii="Abadi" w:hAnsi="Abadi"/>
-        </w:rPr>
-      </w:pPr>
-      <w:r>
-        <w:rPr>
-          <w:rFonts w:ascii="Abadi" w:hAnsi="Abadi"/>
-        </w:rPr>
-        <w:t>TensorFlow</w:t>
-      </w:r>
-    </w:p>
-    <w:p>
-      <w:pPr>
-        <w:pStyle w:val="ListParagraph"/>
-        <w:numPr>
-          <w:ilvl w:val="3"/>
-          <w:numId w:val="5"/>
-        </w:numPr>
-        <w:rPr>
-          <w:rFonts w:ascii="Abadi" w:hAnsi="Abadi"/>
-        </w:rPr>
-      </w:pPr>
-      <w:r>
-        <w:rPr>
-          <w:rFonts w:ascii="Abadi" w:hAnsi="Abadi"/>
-        </w:rPr>
-        <w:t>Lab: TensorFlow introduction</w:t>
-      </w:r>
-    </w:p>
-    <w:p>
-      <w:pPr>
-        <w:pStyle w:val="ListParagraph"/>
-        <w:ind w:left="2160"/>
-        <w:rPr>
-          <w:rFonts w:ascii="Abadi" w:hAnsi="Abadi"/>
-        </w:rPr>
-      </w:pPr>
+        <w:t>Week 1 – Foundations of convolutional neural networks</w:t>
+      </w:r>
+    </w:p>
+    <w:p>
+      <w:pPr>
+        <w:pStyle w:val="ListParagraph"/>
+        <w:numPr>
+          <w:ilvl w:val="3"/>
+          <w:numId w:val="5"/>
+        </w:numPr>
+        <w:rPr>
+          <w:rFonts w:ascii="Abadi" w:hAnsi="Abadi"/>
+        </w:rPr>
+      </w:pPr>
+      <w:r>
+        <w:rPr>
+          <w:rFonts w:ascii="Abadi" w:hAnsi="Abadi"/>
+        </w:rPr>
+        <w:t>Computer vision</w:t>
+      </w:r>
+    </w:p>
+    <w:p>
+      <w:pPr>
+        <w:pStyle w:val="ListParagraph"/>
+        <w:numPr>
+          <w:ilvl w:val="3"/>
+          <w:numId w:val="5"/>
+        </w:numPr>
+        <w:rPr>
+          <w:rFonts w:ascii="Abadi" w:hAnsi="Abadi"/>
+        </w:rPr>
+      </w:pPr>
+      <w:r>
+        <w:rPr>
+          <w:rFonts w:ascii="Abadi" w:hAnsi="Abadi"/>
+        </w:rPr>
+        <w:t>Edge detection example</w:t>
+      </w:r>
+    </w:p>
+    <w:p>
+      <w:pPr>
+        <w:pStyle w:val="ListParagraph"/>
+        <w:numPr>
+          <w:ilvl w:val="3"/>
+          <w:numId w:val="5"/>
+        </w:numPr>
+        <w:rPr>
+          <w:rFonts w:ascii="Abadi" w:hAnsi="Abadi"/>
+        </w:rPr>
+      </w:pPr>
+      <w:r>
+        <w:rPr>
+          <w:rFonts w:ascii="Abadi" w:hAnsi="Abadi"/>
+        </w:rPr>
+        <w:t>More edge detection</w:t>
+      </w:r>
+    </w:p>
+    <w:p>
+      <w:pPr>
+        <w:pStyle w:val="ListParagraph"/>
+        <w:numPr>
+          <w:ilvl w:val="3"/>
+          <w:numId w:val="5"/>
+        </w:numPr>
+        <w:rPr>
+          <w:rFonts w:ascii="Abadi" w:hAnsi="Abadi"/>
+        </w:rPr>
+      </w:pPr>
+      <w:r>
+        <w:rPr>
+          <w:rFonts w:ascii="Abadi" w:hAnsi="Abadi"/>
+        </w:rPr>
+        <w:t>Padding</w:t>
+      </w:r>
+    </w:p>
+    <w:p>
+      <w:pPr>
+        <w:pStyle w:val="ListParagraph"/>
+        <w:numPr>
+          <w:ilvl w:val="3"/>
+          <w:numId w:val="5"/>
+        </w:numPr>
+        <w:rPr>
+          <w:rFonts w:ascii="Abadi" w:hAnsi="Abadi"/>
+        </w:rPr>
+      </w:pPr>
+      <w:r>
+        <w:rPr>
+          <w:rFonts w:ascii="Abadi" w:hAnsi="Abadi"/>
+        </w:rPr>
+        <w:t>Strided convolutions</w:t>
+      </w:r>
+    </w:p>
+    <w:p>
+      <w:pPr>
+        <w:pStyle w:val="ListParagraph"/>
+        <w:numPr>
+          <w:ilvl w:val="3"/>
+          <w:numId w:val="5"/>
+        </w:numPr>
+        <w:rPr>
+          <w:rFonts w:ascii="Abadi" w:hAnsi="Abadi"/>
+        </w:rPr>
+      </w:pPr>
+      <w:r>
+        <w:rPr>
+          <w:rFonts w:ascii="Abadi" w:hAnsi="Abadi"/>
+        </w:rPr>
+        <w:t>Convolutions over volume</w:t>
+      </w:r>
+    </w:p>
+    <w:p>
+      <w:pPr>
+        <w:pStyle w:val="ListParagraph"/>
+        <w:numPr>
+          <w:ilvl w:val="3"/>
+          <w:numId w:val="5"/>
+        </w:numPr>
+        <w:rPr>
+          <w:rFonts w:ascii="Abadi" w:hAnsi="Abadi"/>
+        </w:rPr>
+      </w:pPr>
+      <w:r>
+        <w:rPr>
+          <w:rFonts w:ascii="Abadi" w:hAnsi="Abadi"/>
+        </w:rPr>
+        <w:t>One layer of a convolutional network</w:t>
+      </w:r>
+    </w:p>
+    <w:p>
+      <w:pPr>
+        <w:pStyle w:val="ListParagraph"/>
+        <w:numPr>
+          <w:ilvl w:val="3"/>
+          <w:numId w:val="5"/>
+        </w:numPr>
+        <w:rPr>
+          <w:rFonts w:ascii="Abadi" w:hAnsi="Abadi"/>
+        </w:rPr>
+      </w:pPr>
+      <w:r>
+        <w:rPr>
+          <w:rFonts w:ascii="Abadi" w:hAnsi="Abadi"/>
+        </w:rPr>
+        <w:t>Simple convolutional network example</w:t>
+      </w:r>
+    </w:p>
+    <w:p>
+      <w:pPr>
+        <w:pStyle w:val="ListParagraph"/>
+        <w:numPr>
+          <w:ilvl w:val="3"/>
+          <w:numId w:val="5"/>
+        </w:numPr>
+        <w:rPr>
+          <w:rFonts w:ascii="Abadi" w:hAnsi="Abadi"/>
+        </w:rPr>
+      </w:pPr>
+      <w:r>
+        <w:rPr>
+          <w:rFonts w:ascii="Abadi" w:hAnsi="Abadi"/>
+        </w:rPr>
+        <w:t>Pooling layers</w:t>
+      </w:r>
+    </w:p>
+    <w:p>
+      <w:pPr>
+        <w:pStyle w:val="ListParagraph"/>
+        <w:numPr>
+          <w:ilvl w:val="3"/>
+          <w:numId w:val="5"/>
+        </w:numPr>
+        <w:rPr>
+          <w:rFonts w:ascii="Abadi" w:hAnsi="Abadi"/>
+        </w:rPr>
+      </w:pPr>
+      <w:r>
+        <w:rPr>
+          <w:rFonts w:ascii="Abadi" w:hAnsi="Abadi"/>
+        </w:rPr>
+        <w:t>CNN example</w:t>
+      </w:r>
+    </w:p>
+    <w:p>
+      <w:pPr>
+        <w:pStyle w:val="ListParagraph"/>
+        <w:numPr>
+          <w:ilvl w:val="3"/>
+          <w:numId w:val="5"/>
+        </w:numPr>
+        <w:rPr>
+          <w:rFonts w:ascii="Abadi" w:hAnsi="Abadi"/>
+        </w:rPr>
+      </w:pPr>
+      <w:r>
+        <w:rPr>
+          <w:rFonts w:ascii="Abadi" w:hAnsi="Abadi"/>
+        </w:rPr>
+        <w:t>Why convolutions?</w:t>
+      </w:r>
+    </w:p>
+    <w:p>
+      <w:pPr>
+        <w:pStyle w:val="ListParagraph"/>
+        <w:numPr>
+          <w:ilvl w:val="3"/>
+          <w:numId w:val="5"/>
+        </w:numPr>
+        <w:rPr>
+          <w:rFonts w:ascii="Abadi" w:hAnsi="Abadi"/>
+        </w:rPr>
+      </w:pPr>
+      <w:r>
+        <w:rPr>
+          <w:rFonts w:ascii="Abadi" w:hAnsi="Abadi"/>
+        </w:rPr>
+        <w:t>Yann LeCun interview</w:t>
+      </w:r>
+    </w:p>
+    <w:p>
+      <w:pPr>
+        <w:pStyle w:val="ListParagraph"/>
+        <w:numPr>
+          <w:ilvl w:val="3"/>
+          <w:numId w:val="5"/>
+        </w:numPr>
+        <w:rPr>
+          <w:rFonts w:ascii="Abadi" w:hAnsi="Abadi"/>
+        </w:rPr>
+      </w:pPr>
+      <w:r>
+        <w:rPr>
+          <w:rFonts w:ascii="Abadi" w:hAnsi="Abadi"/>
+        </w:rPr>
+        <w:t>Assignment: The basics of ConvNets</w:t>
+      </w:r>
+    </w:p>
+    <w:p>
+      <w:pPr>
+        <w:pStyle w:val="ListParagraph"/>
+        <w:numPr>
+          <w:ilvl w:val="3"/>
+          <w:numId w:val="5"/>
+        </w:numPr>
+        <w:rPr>
+          <w:rFonts w:ascii="Abadi" w:hAnsi="Abadi"/>
+        </w:rPr>
+      </w:pPr>
+      <w:r>
+        <w:rPr>
+          <w:rFonts w:ascii="Abadi" w:hAnsi="Abadi"/>
+        </w:rPr>
+        <w:t>Lab: Convolutional model step by step</w:t>
+      </w:r>
+    </w:p>
+    <w:p>
+      <w:pPr>
+        <w:pStyle w:val="ListParagraph"/>
+        <w:numPr>
+          <w:ilvl w:val="3"/>
+          <w:numId w:val="5"/>
+        </w:numPr>
+        <w:rPr>
+          <w:rFonts w:ascii="Abadi" w:hAnsi="Abadi"/>
+        </w:rPr>
+      </w:pPr>
+      <w:r>
+        <w:rPr>
+          <w:rFonts w:ascii="Abadi" w:hAnsi="Abadi"/>
+        </w:rPr>
+        <w:t>Lab: Convolution model application</w:t>
+      </w:r>
+    </w:p>
+    <w:p>
+      <w:pPr>
+        <w:pStyle w:val="ListParagraph"/>
+        <w:numPr>
+          <w:ilvl w:val="2"/>
+          <w:numId w:val="5"/>
+        </w:numPr>
+        <w:rPr>
+          <w:rFonts w:ascii="Abadi" w:hAnsi="Abadi"/>
+        </w:rPr>
+      </w:pPr>
+      <w:r>
+        <w:rPr>
+          <w:rFonts w:ascii="Abadi" w:hAnsi="Abadi"/>
+        </w:rPr>
+        <w:t>Week 2 – Deep convolutional models: case studies</w:t>
+      </w:r>
+    </w:p>
+    <w:p>
+      <w:pPr>
+        <w:pStyle w:val="ListParagraph"/>
+        <w:numPr>
+          <w:ilvl w:val="3"/>
+          <w:numId w:val="5"/>
+        </w:numPr>
+        <w:rPr>
+          <w:rFonts w:ascii="Abadi" w:hAnsi="Abadi"/>
+        </w:rPr>
+      </w:pPr>
+      <w:r>
+        <w:rPr>
+          <w:rFonts w:ascii="Abadi" w:hAnsi="Abadi"/>
+        </w:rPr>
+        <w:t>Why look at case studies?</w:t>
+      </w:r>
+    </w:p>
+    <w:p>
+      <w:pPr>
+        <w:pStyle w:val="ListParagraph"/>
+        <w:numPr>
+          <w:ilvl w:val="3"/>
+          <w:numId w:val="5"/>
+        </w:numPr>
+        <w:rPr>
+          <w:rFonts w:ascii="Abadi" w:hAnsi="Abadi"/>
+        </w:rPr>
+      </w:pPr>
+      <w:r>
+        <w:rPr>
+          <w:rFonts w:ascii="Abadi" w:hAnsi="Abadi"/>
+        </w:rPr>
+        <w:t>Classic networks</w:t>
+      </w:r>
+    </w:p>
+    <w:p>
+      <w:pPr>
+        <w:pStyle w:val="ListParagraph"/>
+        <w:numPr>
+          <w:ilvl w:val="3"/>
+          <w:numId w:val="5"/>
+        </w:numPr>
+        <w:rPr>
+          <w:rFonts w:ascii="Abadi" w:hAnsi="Abadi"/>
+        </w:rPr>
+      </w:pPr>
+      <w:r>
+        <w:rPr>
+          <w:rFonts w:ascii="Abadi" w:hAnsi="Abadi"/>
+        </w:rPr>
+        <w:t>ResNets</w:t>
+      </w:r>
+    </w:p>
+    <w:p>
+      <w:pPr>
+        <w:pStyle w:val="ListParagraph"/>
+        <w:numPr>
+          <w:ilvl w:val="3"/>
+          <w:numId w:val="5"/>
+        </w:numPr>
+        <w:rPr>
+          <w:rFonts w:ascii="Abadi" w:hAnsi="Abadi"/>
+        </w:rPr>
+      </w:pPr>
+      <w:r>
+        <w:rPr>
+          <w:rFonts w:ascii="Abadi" w:hAnsi="Abadi"/>
+        </w:rPr>
+        <w:t>Why ResNets work?</w:t>
+      </w:r>
+    </w:p>
+    <w:p>
+      <w:pPr>
+        <w:pStyle w:val="ListParagraph"/>
+        <w:numPr>
+          <w:ilvl w:val="3"/>
+          <w:numId w:val="5"/>
+        </w:numPr>
+        <w:rPr>
+          <w:rFonts w:ascii="Abadi" w:hAnsi="Abadi"/>
+        </w:rPr>
+      </w:pPr>
+      <w:r>
+        <w:rPr>
+          <w:rFonts w:ascii="Abadi" w:hAnsi="Abadi"/>
+        </w:rPr>
+        <w:t>Networks in networks and 1x1 convolutions</w:t>
+      </w:r>
+    </w:p>
+    <w:p>
+      <w:pPr>
+        <w:pStyle w:val="ListParagraph"/>
+        <w:numPr>
+          <w:ilvl w:val="3"/>
+          <w:numId w:val="5"/>
+        </w:numPr>
+        <w:rPr>
+          <w:rFonts w:ascii="Abadi" w:hAnsi="Abadi"/>
+        </w:rPr>
+      </w:pPr>
+      <w:r>
+        <w:rPr>
+          <w:rFonts w:ascii="Abadi" w:hAnsi="Abadi"/>
+        </w:rPr>
+        <w:t>Inception network motivation</w:t>
+      </w:r>
+    </w:p>
+    <w:p>
+      <w:pPr>
+        <w:pStyle w:val="ListParagraph"/>
+        <w:numPr>
+          <w:ilvl w:val="3"/>
+          <w:numId w:val="5"/>
+        </w:numPr>
+        <w:rPr>
+          <w:rFonts w:ascii="Abadi" w:hAnsi="Abadi"/>
+        </w:rPr>
+      </w:pPr>
+      <w:r>
+        <w:rPr>
+          <w:rFonts w:ascii="Abadi" w:hAnsi="Abadi"/>
+        </w:rPr>
+        <w:t>Inception network</w:t>
+      </w:r>
+    </w:p>
+    <w:p>
+      <w:pPr>
+        <w:pStyle w:val="ListParagraph"/>
+        <w:numPr>
+          <w:ilvl w:val="3"/>
+          <w:numId w:val="5"/>
+        </w:numPr>
+        <w:rPr>
+          <w:rFonts w:ascii="Abadi" w:hAnsi="Abadi"/>
+        </w:rPr>
+      </w:pPr>
+      <w:r>
+        <w:rPr>
+          <w:rFonts w:ascii="Abadi" w:hAnsi="Abadi"/>
+        </w:rPr>
+        <w:t>MobileNet</w:t>
+      </w:r>
+    </w:p>
+    <w:p>
+      <w:pPr>
+        <w:pStyle w:val="ListParagraph"/>
+        <w:numPr>
+          <w:ilvl w:val="3"/>
+          <w:numId w:val="5"/>
+        </w:numPr>
+        <w:rPr>
+          <w:rFonts w:ascii="Abadi" w:hAnsi="Abadi"/>
+        </w:rPr>
+      </w:pPr>
+      <w:r>
+        <w:rPr>
+          <w:rFonts w:ascii="Abadi" w:hAnsi="Abadi"/>
+        </w:rPr>
+        <w:t>MobileNet architecture</w:t>
+      </w:r>
+    </w:p>
+    <w:p>
+      <w:pPr>
+        <w:pStyle w:val="ListParagraph"/>
+        <w:numPr>
+          <w:ilvl w:val="3"/>
+          <w:numId w:val="5"/>
+        </w:numPr>
+        <w:rPr>
+          <w:rFonts w:ascii="Abadi" w:hAnsi="Abadi"/>
+        </w:rPr>
+      </w:pPr>
+      <w:r>
+        <w:rPr>
+          <w:rFonts w:ascii="Abadi" w:hAnsi="Abadi"/>
+        </w:rPr>
+        <w:t>EfficientNet</w:t>
+      </w:r>
+    </w:p>
+    <w:p>
+      <w:pPr>
+        <w:pStyle w:val="ListParagraph"/>
+        <w:numPr>
+          <w:ilvl w:val="3"/>
+          <w:numId w:val="5"/>
+        </w:numPr>
+        <w:rPr>
+          <w:rFonts w:ascii="Abadi" w:hAnsi="Abadi"/>
+        </w:rPr>
+      </w:pPr>
+      <w:r>
+        <w:rPr>
+          <w:rFonts w:ascii="Abadi" w:hAnsi="Abadi"/>
+        </w:rPr>
+        <w:t>Using open-source implementation</w:t>
+      </w:r>
+    </w:p>
+    <w:p>
+      <w:pPr>
+        <w:pStyle w:val="ListParagraph"/>
+        <w:numPr>
+          <w:ilvl w:val="3"/>
+          <w:numId w:val="5"/>
+        </w:numPr>
+        <w:rPr>
+          <w:rFonts w:ascii="Abadi" w:hAnsi="Abadi"/>
+        </w:rPr>
+      </w:pPr>
+      <w:r>
+        <w:rPr>
+          <w:rFonts w:ascii="Abadi" w:hAnsi="Abadi"/>
+        </w:rPr>
+        <w:t>Transfer learning</w:t>
+      </w:r>
+    </w:p>
+    <w:p>
+      <w:pPr>
+        <w:pStyle w:val="ListParagraph"/>
+        <w:numPr>
+          <w:ilvl w:val="3"/>
+          <w:numId w:val="5"/>
+        </w:numPr>
+        <w:rPr>
+          <w:rFonts w:ascii="Abadi" w:hAnsi="Abadi"/>
+        </w:rPr>
+      </w:pPr>
+      <w:r>
+        <w:rPr>
+          <w:rFonts w:ascii="Abadi" w:hAnsi="Abadi"/>
+        </w:rPr>
+        <w:t>Data augmentation</w:t>
+      </w:r>
+    </w:p>
+    <w:p>
+      <w:pPr>
+        <w:pStyle w:val="ListParagraph"/>
+        <w:numPr>
+          <w:ilvl w:val="3"/>
+          <w:numId w:val="5"/>
+        </w:numPr>
+        <w:rPr>
+          <w:rFonts w:ascii="Abadi" w:hAnsi="Abadi"/>
+        </w:rPr>
+      </w:pPr>
+      <w:r>
+        <w:rPr>
+          <w:rFonts w:ascii="Abadi" w:hAnsi="Abadi"/>
+        </w:rPr>
+        <w:t>State of computer vision</w:t>
+      </w:r>
+    </w:p>
+    <w:p>
+      <w:pPr>
+        <w:pStyle w:val="ListParagraph"/>
+        <w:numPr>
+          <w:ilvl w:val="3"/>
+          <w:numId w:val="5"/>
+        </w:numPr>
+        <w:rPr>
+          <w:rFonts w:ascii="Abadi" w:hAnsi="Abadi"/>
+        </w:rPr>
+      </w:pPr>
+      <w:r>
+        <w:rPr>
+          <w:rFonts w:ascii="Abadi" w:hAnsi="Abadi"/>
+        </w:rPr>
+        <w:t>Assignment: Deep convolutional models</w:t>
+      </w:r>
+    </w:p>
+    <w:p>
+      <w:pPr>
+        <w:pStyle w:val="ListParagraph"/>
+        <w:numPr>
+          <w:ilvl w:val="3"/>
+          <w:numId w:val="5"/>
+        </w:numPr>
+        <w:rPr>
+          <w:rFonts w:ascii="Abadi" w:hAnsi="Abadi"/>
+        </w:rPr>
+      </w:pPr>
+      <w:r>
+        <w:rPr>
+          <w:rFonts w:ascii="Abadi" w:hAnsi="Abadi"/>
+        </w:rPr>
+        <w:lastRenderedPageBreak/>
+        <w:t>Lab: Residual networks</w:t>
+      </w:r>
+    </w:p>
+    <w:p>
+      <w:pPr>
+        <w:pStyle w:val="ListParagraph"/>
+        <w:numPr>
+          <w:ilvl w:val="3"/>
+          <w:numId w:val="5"/>
+        </w:numPr>
+        <w:rPr>
+          <w:rFonts w:ascii="Abadi" w:hAnsi="Abadi"/>
+        </w:rPr>
+      </w:pPr>
+      <w:r>
+        <w:rPr>
+          <w:rFonts w:ascii="Abadi" w:hAnsi="Abadi"/>
+        </w:rPr>
+        <w:t>Lab: Transfer learning with MobileNet</w:t>
+      </w:r>
+    </w:p>
+    <w:p>
+      <w:pPr>
+        <w:pStyle w:val="ListParagraph"/>
+        <w:numPr>
+          <w:ilvl w:val="2"/>
+          <w:numId w:val="5"/>
+        </w:numPr>
+        <w:rPr>
+          <w:rFonts w:ascii="Abadi" w:hAnsi="Abadi"/>
+        </w:rPr>
+      </w:pPr>
+      <w:r>
+        <w:rPr>
+          <w:rFonts w:ascii="Abadi" w:hAnsi="Abadi"/>
+        </w:rPr>
+        <w:t>Week 3 – Object detection</w:t>
+      </w:r>
+    </w:p>
+    <w:p>
+      <w:pPr>
+        <w:pStyle w:val="ListParagraph"/>
+        <w:numPr>
+          <w:ilvl w:val="3"/>
+          <w:numId w:val="5"/>
+        </w:numPr>
+        <w:rPr>
+          <w:rFonts w:ascii="Abadi" w:hAnsi="Abadi"/>
+        </w:rPr>
+      </w:pPr>
+      <w:r>
+        <w:rPr>
+          <w:rFonts w:ascii="Abadi" w:hAnsi="Abadi"/>
+        </w:rPr>
+        <w:t>Object localization</w:t>
+      </w:r>
+    </w:p>
+    <w:p>
+      <w:pPr>
+        <w:pStyle w:val="ListParagraph"/>
+        <w:numPr>
+          <w:ilvl w:val="3"/>
+          <w:numId w:val="5"/>
+        </w:numPr>
+        <w:rPr>
+          <w:rFonts w:ascii="Abadi" w:hAnsi="Abadi"/>
+        </w:rPr>
+      </w:pPr>
+      <w:r>
+        <w:rPr>
+          <w:rFonts w:ascii="Abadi" w:hAnsi="Abadi"/>
+        </w:rPr>
+        <w:t>Landmark detection</w:t>
+      </w:r>
+    </w:p>
+    <w:p>
+      <w:pPr>
+        <w:pStyle w:val="ListParagraph"/>
+        <w:numPr>
+          <w:ilvl w:val="3"/>
+          <w:numId w:val="5"/>
+        </w:numPr>
+        <w:rPr>
+          <w:rFonts w:ascii="Abadi" w:hAnsi="Abadi"/>
+        </w:rPr>
+      </w:pPr>
+      <w:r>
+        <w:rPr>
+          <w:rFonts w:ascii="Abadi" w:hAnsi="Abadi"/>
+        </w:rPr>
+        <w:t>Object detection</w:t>
+      </w:r>
+    </w:p>
+    <w:p>
+      <w:pPr>
+        <w:pStyle w:val="ListParagraph"/>
+        <w:numPr>
+          <w:ilvl w:val="3"/>
+          <w:numId w:val="5"/>
+        </w:numPr>
+        <w:rPr>
+          <w:rFonts w:ascii="Abadi" w:hAnsi="Abadi"/>
+        </w:rPr>
+      </w:pPr>
+      <w:r>
+        <w:rPr>
+          <w:rFonts w:ascii="Abadi" w:hAnsi="Abadi"/>
+        </w:rPr>
+        <w:t>Convolutional implementation of sliding windows</w:t>
+      </w:r>
+    </w:p>
+    <w:p>
+      <w:pPr>
+        <w:pStyle w:val="ListParagraph"/>
+        <w:numPr>
+          <w:ilvl w:val="3"/>
+          <w:numId w:val="5"/>
+        </w:numPr>
+        <w:rPr>
+          <w:rFonts w:ascii="Abadi" w:hAnsi="Abadi"/>
+        </w:rPr>
+      </w:pPr>
+      <w:r>
+        <w:rPr>
+          <w:rFonts w:ascii="Abadi" w:hAnsi="Abadi"/>
+        </w:rPr>
+        <w:t>Bounding box predictions</w:t>
+      </w:r>
+    </w:p>
+    <w:p>
+      <w:pPr>
+        <w:pStyle w:val="ListParagraph"/>
+        <w:numPr>
+          <w:ilvl w:val="3"/>
+          <w:numId w:val="5"/>
+        </w:numPr>
+        <w:rPr>
+          <w:rFonts w:ascii="Abadi" w:hAnsi="Abadi"/>
+        </w:rPr>
+      </w:pPr>
+      <w:r>
+        <w:rPr>
+          <w:rFonts w:ascii="Abadi" w:hAnsi="Abadi"/>
+        </w:rPr>
+        <w:t>Intersection over union</w:t>
+      </w:r>
+    </w:p>
+    <w:p>
+      <w:pPr>
+        <w:pStyle w:val="ListParagraph"/>
+        <w:numPr>
+          <w:ilvl w:val="3"/>
+          <w:numId w:val="5"/>
+        </w:numPr>
+        <w:rPr>
+          <w:rFonts w:ascii="Abadi" w:hAnsi="Abadi"/>
+        </w:rPr>
+      </w:pPr>
+      <w:r>
+        <w:rPr>
+          <w:rFonts w:ascii="Abadi" w:hAnsi="Abadi"/>
+        </w:rPr>
+        <w:t>Non-max suppression</w:t>
+      </w:r>
+    </w:p>
+    <w:p>
+      <w:pPr>
+        <w:pStyle w:val="ListParagraph"/>
+        <w:numPr>
+          <w:ilvl w:val="3"/>
+          <w:numId w:val="5"/>
+        </w:numPr>
+        <w:rPr>
+          <w:rFonts w:ascii="Abadi" w:hAnsi="Abadi"/>
+        </w:rPr>
+      </w:pPr>
+      <w:r>
+        <w:rPr>
+          <w:rFonts w:ascii="Abadi" w:hAnsi="Abadi"/>
+        </w:rPr>
+        <w:t>Anchor boxes</w:t>
+      </w:r>
+    </w:p>
+    <w:p>
+      <w:pPr>
+        <w:pStyle w:val="ListParagraph"/>
+        <w:numPr>
+          <w:ilvl w:val="3"/>
+          <w:numId w:val="5"/>
+        </w:numPr>
+        <w:rPr>
+          <w:rFonts w:ascii="Abadi" w:hAnsi="Abadi"/>
+        </w:rPr>
+      </w:pPr>
+      <w:r>
+        <w:rPr>
+          <w:rFonts w:ascii="Abadi" w:hAnsi="Abadi"/>
+        </w:rPr>
+        <w:t>YOLO algorithm</w:t>
+      </w:r>
+    </w:p>
+    <w:p>
+      <w:pPr>
+        <w:pStyle w:val="ListParagraph"/>
+        <w:numPr>
+          <w:ilvl w:val="3"/>
+          <w:numId w:val="5"/>
+        </w:numPr>
+        <w:rPr>
+          <w:rFonts w:ascii="Abadi" w:hAnsi="Abadi"/>
+        </w:rPr>
+      </w:pPr>
+      <w:r>
+        <w:rPr>
+          <w:rFonts w:ascii="Abadi" w:hAnsi="Abadi"/>
+        </w:rPr>
+        <w:t>Region proposals (optional)</w:t>
+      </w:r>
+    </w:p>
+    <w:p>
+      <w:pPr>
+        <w:pStyle w:val="ListParagraph"/>
+        <w:numPr>
+          <w:ilvl w:val="3"/>
+          <w:numId w:val="5"/>
+        </w:numPr>
+        <w:rPr>
+          <w:rFonts w:ascii="Abadi" w:hAnsi="Abadi"/>
+        </w:rPr>
+      </w:pPr>
+      <w:r>
+        <w:rPr>
+          <w:rFonts w:ascii="Abadi" w:hAnsi="Abadi"/>
+        </w:rPr>
+        <w:t>Semantic segmentation with U-Net</w:t>
+      </w:r>
+    </w:p>
+    <w:p>
+      <w:pPr>
+        <w:pStyle w:val="ListParagraph"/>
+        <w:numPr>
+          <w:ilvl w:val="3"/>
+          <w:numId w:val="5"/>
+        </w:numPr>
+        <w:rPr>
+          <w:rFonts w:ascii="Abadi" w:hAnsi="Abadi"/>
+        </w:rPr>
+      </w:pPr>
+      <w:r>
+        <w:rPr>
+          <w:rFonts w:ascii="Abadi" w:hAnsi="Abadi"/>
+        </w:rPr>
+        <w:t>Transpose convolutions</w:t>
+      </w:r>
+    </w:p>
+    <w:p>
+      <w:pPr>
+        <w:pStyle w:val="ListParagraph"/>
+        <w:numPr>
+          <w:ilvl w:val="3"/>
+          <w:numId w:val="5"/>
+        </w:numPr>
+        <w:rPr>
+          <w:rFonts w:ascii="Abadi" w:hAnsi="Abadi"/>
+        </w:rPr>
+      </w:pPr>
+      <w:r>
+        <w:rPr>
+          <w:rFonts w:ascii="Abadi" w:hAnsi="Abadi"/>
+        </w:rPr>
+        <w:t>U-Net architecture intuition</w:t>
+      </w:r>
+    </w:p>
+    <w:p>
+      <w:pPr>
+        <w:pStyle w:val="ListParagraph"/>
+        <w:numPr>
+          <w:ilvl w:val="3"/>
+          <w:numId w:val="5"/>
+        </w:numPr>
+        <w:rPr>
+          <w:rFonts w:ascii="Abadi" w:hAnsi="Abadi"/>
+        </w:rPr>
+      </w:pPr>
+      <w:r>
+        <w:rPr>
+          <w:rFonts w:ascii="Abadi" w:hAnsi="Abadi"/>
+        </w:rPr>
+        <w:t>U-Net architecture</w:t>
+      </w:r>
+    </w:p>
+    <w:p>
+      <w:pPr>
+        <w:pStyle w:val="ListParagraph"/>
+        <w:numPr>
+          <w:ilvl w:val="3"/>
+          <w:numId w:val="5"/>
+        </w:numPr>
+        <w:rPr>
+          <w:rFonts w:ascii="Abadi" w:hAnsi="Abadi"/>
+        </w:rPr>
+      </w:pPr>
+      <w:r>
+        <w:rPr>
+          <w:rFonts w:ascii="Abadi" w:hAnsi="Abadi"/>
+        </w:rPr>
+        <w:t>Assignment: Detection algorithms</w:t>
+      </w:r>
+    </w:p>
+    <w:p>
+      <w:pPr>
+        <w:pStyle w:val="ListParagraph"/>
+        <w:numPr>
+          <w:ilvl w:val="3"/>
+          <w:numId w:val="5"/>
+        </w:numPr>
+        <w:rPr>
+          <w:rFonts w:ascii="Abadi" w:hAnsi="Abadi"/>
+        </w:rPr>
+      </w:pPr>
+      <w:r>
+        <w:rPr>
+          <w:rFonts w:ascii="Abadi" w:hAnsi="Abadi"/>
+        </w:rPr>
+        <w:t>Lab: Car detection with YOLO</w:t>
+      </w:r>
+    </w:p>
+    <w:p>
+      <w:pPr>
+        <w:pStyle w:val="ListParagraph"/>
+        <w:numPr>
+          <w:ilvl w:val="3"/>
+          <w:numId w:val="5"/>
+        </w:numPr>
+        <w:rPr>
+          <w:rFonts w:ascii="Abadi" w:hAnsi="Abadi"/>
+        </w:rPr>
+      </w:pPr>
+      <w:r>
+        <w:rPr>
+          <w:rFonts w:ascii="Abadi" w:hAnsi="Abadi"/>
+        </w:rPr>
+        <w:t>Lab: Image segmentation with U-Net</w:t>
+      </w:r>
+    </w:p>
+    <w:p>
+      <w:pPr>
+        <w:pStyle w:val="ListParagraph"/>
+        <w:numPr>
+          <w:ilvl w:val="2"/>
+          <w:numId w:val="5"/>
+        </w:numPr>
+        <w:rPr>
+          <w:rFonts w:ascii="Abadi" w:hAnsi="Abadi"/>
+        </w:rPr>
+      </w:pPr>
+      <w:r>
+        <w:rPr>
+          <w:rFonts w:ascii="Abadi" w:hAnsi="Abadi"/>
+        </w:rPr>
+        <w:t>Week 4 – Special applications: face recognition &amp; neural style transfer</w:t>
+      </w:r>
+    </w:p>
+    <w:p>
+      <w:pPr>
+        <w:pStyle w:val="ListParagraph"/>
+        <w:numPr>
+          <w:ilvl w:val="3"/>
+          <w:numId w:val="5"/>
+        </w:numPr>
+        <w:rPr>
+          <w:rFonts w:ascii="Abadi" w:hAnsi="Abadi"/>
+        </w:rPr>
+      </w:pPr>
+      <w:r>
+        <w:rPr>
+          <w:rFonts w:ascii="Abadi" w:hAnsi="Abadi"/>
+        </w:rPr>
+        <w:t>What is face recognition?</w:t>
+      </w:r>
+    </w:p>
+    <w:p>
+      <w:pPr>
+        <w:pStyle w:val="ListParagraph"/>
+        <w:numPr>
+          <w:ilvl w:val="3"/>
+          <w:numId w:val="5"/>
+        </w:numPr>
+        <w:rPr>
+          <w:rFonts w:ascii="Abadi" w:hAnsi="Abadi"/>
+        </w:rPr>
+      </w:pPr>
+      <w:r>
+        <w:rPr>
+          <w:rFonts w:ascii="Abadi" w:hAnsi="Abadi"/>
+        </w:rPr>
+        <w:t>One shot learning</w:t>
+      </w:r>
+    </w:p>
+    <w:p>
+      <w:pPr>
+        <w:pStyle w:val="ListParagraph"/>
+        <w:numPr>
+          <w:ilvl w:val="3"/>
+          <w:numId w:val="5"/>
+        </w:numPr>
+        <w:rPr>
+          <w:rFonts w:ascii="Abadi" w:hAnsi="Abadi"/>
+        </w:rPr>
+      </w:pPr>
+      <w:r>
+        <w:rPr>
+          <w:rFonts w:ascii="Abadi" w:hAnsi="Abadi"/>
+        </w:rPr>
+        <w:t>Siamese network</w:t>
+      </w:r>
+    </w:p>
+    <w:p>
+      <w:pPr>
+        <w:pStyle w:val="ListParagraph"/>
+        <w:numPr>
+          <w:ilvl w:val="3"/>
+          <w:numId w:val="5"/>
+        </w:numPr>
+        <w:rPr>
+          <w:rFonts w:ascii="Abadi" w:hAnsi="Abadi"/>
+        </w:rPr>
+      </w:pPr>
+      <w:r>
+        <w:rPr>
+          <w:rFonts w:ascii="Abadi" w:hAnsi="Abadi"/>
+        </w:rPr>
+        <w:t>Triplet loss</w:t>
+      </w:r>
+    </w:p>
+    <w:p>
+      <w:pPr>
+        <w:pStyle w:val="ListParagraph"/>
+        <w:numPr>
+          <w:ilvl w:val="3"/>
+          <w:numId w:val="5"/>
+        </w:numPr>
+        <w:rPr>
+          <w:rFonts w:ascii="Abadi" w:hAnsi="Abadi"/>
+        </w:rPr>
+      </w:pPr>
+      <w:r>
+        <w:rPr>
+          <w:rFonts w:ascii="Abadi" w:hAnsi="Abadi"/>
+        </w:rPr>
+        <w:t>Face verification and binary classification</w:t>
+      </w:r>
+    </w:p>
+    <w:p>
+      <w:pPr>
+        <w:pStyle w:val="ListParagraph"/>
+        <w:numPr>
+          <w:ilvl w:val="3"/>
+          <w:numId w:val="5"/>
+        </w:numPr>
+        <w:rPr>
+          <w:rFonts w:ascii="Abadi" w:hAnsi="Abadi"/>
+        </w:rPr>
+      </w:pPr>
+      <w:r>
+        <w:rPr>
+          <w:rFonts w:ascii="Abadi" w:hAnsi="Abadi"/>
+        </w:rPr>
+        <w:t>What is neural style transfer?</w:t>
+      </w:r>
+    </w:p>
+    <w:p>
+      <w:pPr>
+        <w:pStyle w:val="ListParagraph"/>
+        <w:numPr>
+          <w:ilvl w:val="3"/>
+          <w:numId w:val="5"/>
+        </w:numPr>
+        <w:rPr>
+          <w:rFonts w:ascii="Abadi" w:hAnsi="Abadi"/>
+        </w:rPr>
+      </w:pPr>
+      <w:r>
+        <w:rPr>
+          <w:rFonts w:ascii="Abadi" w:hAnsi="Abadi"/>
+        </w:rPr>
+        <w:t>What are deep ConvNets learning?</w:t>
+      </w:r>
+    </w:p>
+    <w:p>
+      <w:pPr>
+        <w:pStyle w:val="ListParagraph"/>
+        <w:numPr>
+          <w:ilvl w:val="3"/>
+          <w:numId w:val="5"/>
+        </w:numPr>
+        <w:rPr>
+          <w:rFonts w:ascii="Abadi" w:hAnsi="Abadi"/>
+        </w:rPr>
+      </w:pPr>
+      <w:r>
+        <w:rPr>
+          <w:rFonts w:ascii="Abadi" w:hAnsi="Abadi"/>
+        </w:rPr>
+        <w:t>Cost function</w:t>
+      </w:r>
+    </w:p>
+    <w:p>
+      <w:pPr>
+        <w:pStyle w:val="ListParagraph"/>
+        <w:numPr>
+          <w:ilvl w:val="3"/>
+          <w:numId w:val="5"/>
+        </w:numPr>
+        <w:rPr>
+          <w:rFonts w:ascii="Abadi" w:hAnsi="Abadi"/>
+        </w:rPr>
+      </w:pPr>
+      <w:r>
+        <w:rPr>
+          <w:rFonts w:ascii="Abadi" w:hAnsi="Abadi"/>
+        </w:rPr>
+        <w:t>Content cost function</w:t>
+      </w:r>
+    </w:p>
+    <w:p>
+      <w:pPr>
+        <w:pStyle w:val="ListParagraph"/>
+        <w:numPr>
+          <w:ilvl w:val="3"/>
+          <w:numId w:val="5"/>
+        </w:numPr>
+        <w:rPr>
+          <w:rFonts w:ascii="Abadi" w:hAnsi="Abadi"/>
+        </w:rPr>
+      </w:pPr>
+      <w:r>
+        <w:rPr>
+          <w:rFonts w:ascii="Abadi" w:hAnsi="Abadi"/>
+        </w:rPr>
+        <w:t>Style cost function</w:t>
+      </w:r>
+    </w:p>
+    <w:p>
+      <w:pPr>
+        <w:pStyle w:val="ListParagraph"/>
+        <w:numPr>
+          <w:ilvl w:val="3"/>
+          <w:numId w:val="5"/>
+        </w:numPr>
+        <w:rPr>
+          <w:rFonts w:ascii="Abadi" w:hAnsi="Abadi"/>
+        </w:rPr>
+      </w:pPr>
+      <w:r>
+        <w:rPr>
+          <w:rFonts w:ascii="Abadi" w:hAnsi="Abadi"/>
+        </w:rPr>
+        <w:t>1D and 3D generalizations</w:t>
+      </w:r>
+    </w:p>
+    <w:p>
+      <w:pPr>
+        <w:pStyle w:val="ListParagraph"/>
+        <w:numPr>
+          <w:ilvl w:val="3"/>
+          <w:numId w:val="5"/>
+        </w:numPr>
+        <w:rPr>
+          <w:rFonts w:ascii="Abadi" w:hAnsi="Abadi"/>
+        </w:rPr>
+      </w:pPr>
+      <w:r>
+        <w:rPr>
+          <w:rFonts w:ascii="Abadi" w:hAnsi="Abadi"/>
+        </w:rPr>
+        <w:t>Assignment: Special applications: face recognition &amp; neural style transfer</w:t>
+      </w:r>
+    </w:p>
+    <w:p>
+      <w:pPr>
+        <w:pStyle w:val="ListParagraph"/>
+        <w:numPr>
+          <w:ilvl w:val="3"/>
+          <w:numId w:val="5"/>
+        </w:numPr>
+        <w:rPr>
+          <w:rFonts w:ascii="Abadi" w:hAnsi="Abadi"/>
+        </w:rPr>
+      </w:pPr>
+      <w:r>
+        <w:rPr>
+          <w:rFonts w:ascii="Abadi" w:hAnsi="Abadi"/>
+        </w:rPr>
+        <w:t>Lab: Face recognition</w:t>
+      </w:r>
+    </w:p>
+    <w:p>
+      <w:pPr>
+        <w:pStyle w:val="ListParagraph"/>
+        <w:numPr>
+          <w:ilvl w:val="3"/>
+          <w:numId w:val="5"/>
+        </w:numPr>
+        <w:rPr>
+          <w:rFonts w:ascii="Abadi" w:hAnsi="Abadi"/>
+        </w:rPr>
+      </w:pPr>
+      <w:r>
+        <w:rPr>
+          <w:rFonts w:ascii="Abadi" w:hAnsi="Abadi"/>
+        </w:rPr>
+        <w:t>Lab: Art generation with neural style transfer</w:t>
+      </w:r>
     </w:p>
     <w:p>
       <w:pPr>
@@ -4169,7 +5774,7 @@
         <w:rPr>
           <w:rFonts w:ascii="Abadi" w:hAnsi="Abadi"/>
         </w:rPr>
-        <w:t>Structuring Machine Learning Projects</w:t>
+        <w:t>Sequence Models</w:t>
       </w:r>
     </w:p>
     <w:p>
@@ -4187,309 +5792,296 @@
         <w:rPr>
           <w:rFonts w:ascii="Abadi" w:hAnsi="Abadi"/>
         </w:rPr>
-        <w:t>Week 1 – ML strategy (1)</w:t>
-      </w:r>
-    </w:p>
-    <w:p>
-      <w:pPr>
-        <w:pStyle w:val="ListParagraph"/>
-        <w:numPr>
-          <w:ilvl w:val="3"/>
-          <w:numId w:val="5"/>
-        </w:numPr>
-        <w:rPr>
-          <w:rFonts w:ascii="Abadi" w:hAnsi="Abadi"/>
-        </w:rPr>
-      </w:pPr>
-      <w:r>
-        <w:rPr>
-          <w:rFonts w:ascii="Abadi" w:hAnsi="Abadi"/>
-        </w:rPr>
-        <w:t>Why ML strategy</w:t>
-      </w:r>
-    </w:p>
-    <w:p>
-      <w:pPr>
-        <w:pStyle w:val="ListParagraph"/>
-        <w:numPr>
-          <w:ilvl w:val="3"/>
-          <w:numId w:val="5"/>
-        </w:numPr>
-        <w:rPr>
-          <w:rFonts w:ascii="Abadi" w:hAnsi="Abadi"/>
-        </w:rPr>
-      </w:pPr>
-      <w:r>
-        <w:rPr>
-          <w:rFonts w:ascii="Abadi" w:hAnsi="Abadi"/>
-        </w:rPr>
-        <w:t>Orthogonalization</w:t>
-      </w:r>
-    </w:p>
-    <w:p>
-      <w:pPr>
-        <w:pStyle w:val="ListParagraph"/>
-        <w:numPr>
-          <w:ilvl w:val="3"/>
-          <w:numId w:val="5"/>
-        </w:numPr>
-        <w:rPr>
-          <w:rFonts w:ascii="Abadi" w:hAnsi="Abadi"/>
-        </w:rPr>
-      </w:pPr>
-      <w:r>
-        <w:rPr>
-          <w:rFonts w:ascii="Abadi" w:hAnsi="Abadi"/>
-        </w:rPr>
-        <w:t>Single number evaluation metric</w:t>
-      </w:r>
-    </w:p>
-    <w:p>
-      <w:pPr>
-        <w:pStyle w:val="ListParagraph"/>
-        <w:numPr>
-          <w:ilvl w:val="3"/>
-          <w:numId w:val="5"/>
-        </w:numPr>
-        <w:rPr>
-          <w:rFonts w:ascii="Abadi" w:hAnsi="Abadi"/>
-        </w:rPr>
-      </w:pPr>
-      <w:r>
-        <w:rPr>
-          <w:rFonts w:ascii="Abadi" w:hAnsi="Abadi"/>
-        </w:rPr>
-        <w:t>Satisficing and optimizing metric</w:t>
-      </w:r>
-    </w:p>
-    <w:p>
-      <w:pPr>
-        <w:pStyle w:val="ListParagraph"/>
-        <w:numPr>
-          <w:ilvl w:val="3"/>
-          <w:numId w:val="5"/>
-        </w:numPr>
-        <w:rPr>
-          <w:rFonts w:ascii="Abadi" w:hAnsi="Abadi"/>
-        </w:rPr>
-      </w:pPr>
-      <w:r>
-        <w:rPr>
-          <w:rFonts w:ascii="Abadi" w:hAnsi="Abadi"/>
-        </w:rPr>
-        <w:t>Train/dev/test distributions</w:t>
-      </w:r>
-    </w:p>
-    <w:p>
-      <w:pPr>
-        <w:pStyle w:val="ListParagraph"/>
-        <w:numPr>
-          <w:ilvl w:val="3"/>
-          <w:numId w:val="5"/>
-        </w:numPr>
-        <w:rPr>
-          <w:rFonts w:ascii="Abadi" w:hAnsi="Abadi"/>
-        </w:rPr>
-      </w:pPr>
-      <w:r>
-        <w:rPr>
-          <w:rFonts w:ascii="Abadi" w:hAnsi="Abadi"/>
-        </w:rPr>
-        <w:t>Size of the dev and test sets</w:t>
-      </w:r>
-    </w:p>
-    <w:p>
-      <w:pPr>
-        <w:pStyle w:val="ListParagraph"/>
-        <w:numPr>
-          <w:ilvl w:val="3"/>
-          <w:numId w:val="5"/>
-        </w:numPr>
-        <w:rPr>
-          <w:rFonts w:ascii="Abadi" w:hAnsi="Abadi"/>
-        </w:rPr>
-      </w:pPr>
-      <w:r>
-        <w:rPr>
-          <w:rFonts w:ascii="Abadi" w:hAnsi="Abadi"/>
-        </w:rPr>
-        <w:t>When to change dev/test sets and metrics?</w:t>
-      </w:r>
-    </w:p>
-    <w:p>
-      <w:pPr>
-        <w:pStyle w:val="ListParagraph"/>
-        <w:numPr>
-          <w:ilvl w:val="3"/>
-          <w:numId w:val="5"/>
-        </w:numPr>
-        <w:rPr>
-          <w:rFonts w:ascii="Abadi" w:hAnsi="Abadi"/>
-        </w:rPr>
-      </w:pPr>
-      <w:r>
-        <w:rPr>
-          <w:rFonts w:ascii="Abadi" w:hAnsi="Abadi"/>
-        </w:rPr>
-        <w:t>Why human-level performance?</w:t>
-      </w:r>
-    </w:p>
-    <w:p>
-      <w:pPr>
-        <w:pStyle w:val="ListParagraph"/>
-        <w:numPr>
-          <w:ilvl w:val="3"/>
-          <w:numId w:val="5"/>
-        </w:numPr>
-        <w:rPr>
-          <w:rFonts w:ascii="Abadi" w:hAnsi="Abadi"/>
-        </w:rPr>
-      </w:pPr>
-      <w:r>
-        <w:rPr>
-          <w:rFonts w:ascii="Abadi" w:hAnsi="Abadi"/>
-        </w:rPr>
-        <w:t>Avoidable bias</w:t>
-      </w:r>
-    </w:p>
-    <w:p>
-      <w:pPr>
-        <w:pStyle w:val="ListParagraph"/>
-        <w:numPr>
-          <w:ilvl w:val="3"/>
-          <w:numId w:val="5"/>
-        </w:numPr>
-        <w:rPr>
-          <w:rFonts w:ascii="Abadi" w:hAnsi="Abadi"/>
-        </w:rPr>
-      </w:pPr>
-      <w:r>
-        <w:rPr>
-          <w:rFonts w:ascii="Abadi" w:hAnsi="Abadi"/>
-        </w:rPr>
-        <w:t>Understanding human-level performance</w:t>
-      </w:r>
-    </w:p>
-    <w:p>
-      <w:pPr>
-        <w:pStyle w:val="ListParagraph"/>
-        <w:numPr>
-          <w:ilvl w:val="3"/>
-          <w:numId w:val="5"/>
-        </w:numPr>
-        <w:rPr>
-          <w:rFonts w:ascii="Abadi" w:hAnsi="Abadi"/>
-        </w:rPr>
-      </w:pPr>
-      <w:r>
-        <w:rPr>
-          <w:rFonts w:ascii="Abadi" w:hAnsi="Abadi"/>
-        </w:rPr>
-        <w:t>Surpassing human-level performance</w:t>
-      </w:r>
-    </w:p>
-    <w:p>
-      <w:pPr>
-        <w:pStyle w:val="ListParagraph"/>
-        <w:numPr>
-          <w:ilvl w:val="3"/>
-          <w:numId w:val="5"/>
-        </w:numPr>
-        <w:rPr>
-          <w:rFonts w:ascii="Abadi" w:hAnsi="Abadi"/>
-        </w:rPr>
-      </w:pPr>
-      <w:r>
-        <w:rPr>
-          <w:rFonts w:ascii="Abadi" w:hAnsi="Abadi"/>
-        </w:rPr>
-        <w:t>Improving your model performance</w:t>
-      </w:r>
-    </w:p>
-    <w:p>
-      <w:pPr>
-        <w:pStyle w:val="ListParagraph"/>
-        <w:numPr>
-          <w:ilvl w:val="3"/>
-          <w:numId w:val="5"/>
-        </w:numPr>
-        <w:rPr>
-          <w:rFonts w:ascii="Abadi" w:hAnsi="Abadi"/>
-        </w:rPr>
-      </w:pPr>
-      <w:r>
-        <w:rPr>
-          <w:rFonts w:ascii="Abadi" w:hAnsi="Abadi"/>
-        </w:rPr>
-        <w:t>Andrej Karpathy interview</w:t>
-      </w:r>
-    </w:p>
-    <w:p>
-      <w:pPr>
-        <w:pStyle w:val="ListParagraph"/>
-        <w:numPr>
-          <w:ilvl w:val="3"/>
-          <w:numId w:val="5"/>
-        </w:numPr>
-        <w:rPr>
-          <w:rFonts w:ascii="Abadi" w:hAnsi="Abadi"/>
-        </w:rPr>
-      </w:pPr>
-      <w:r>
-        <w:rPr>
-          <w:rFonts w:ascii="Abadi" w:hAnsi="Abadi"/>
-        </w:rPr>
-        <w:t>Reading: Lecture notes W1</w:t>
-      </w:r>
-    </w:p>
-    <w:p>
-      <w:pPr>
-        <w:pStyle w:val="ListParagraph"/>
-        <w:numPr>
-          <w:ilvl w:val="3"/>
-          <w:numId w:val="5"/>
-        </w:numPr>
-        <w:rPr>
-          <w:rFonts w:ascii="Abadi" w:hAnsi="Abadi"/>
-        </w:rPr>
-      </w:pPr>
-      <w:r>
-        <w:rPr>
-          <w:rFonts w:ascii="Abadi" w:hAnsi="Abadi"/>
-        </w:rPr>
-        <w:t>Reading: Machine learning flight simulator (intro to quizzes)</w:t>
-      </w:r>
-    </w:p>
-    <w:p>
-      <w:pPr>
-        <w:pStyle w:val="ListParagraph"/>
-        <w:numPr>
-          <w:ilvl w:val="3"/>
-          <w:numId w:val="5"/>
-        </w:numPr>
-        <w:rPr>
-          <w:rFonts w:ascii="Abadi" w:hAnsi="Abadi"/>
-        </w:rPr>
-      </w:pPr>
-      <w:r>
-        <w:rPr>
-          <w:rFonts w:ascii="Abadi" w:hAnsi="Abadi"/>
-        </w:rPr>
-        <w:t xml:space="preserve">Assignment: Bird recognition in the city of </w:t>
-      </w:r>
-      <w:proofErr w:type="spellStart"/>
-      <w:r>
-        <w:rPr>
-          <w:rFonts w:ascii="Abadi" w:hAnsi="Abadi"/>
-        </w:rPr>
-        <w:t>Peacetopia</w:t>
-      </w:r>
-      <w:proofErr w:type="spellEnd"/>
-      <w:r>
-        <w:rPr>
-          <w:rFonts w:ascii="Abadi" w:hAnsi="Abadi"/>
-        </w:rPr>
-        <w:t xml:space="preserve"> (quiz case study)</w:t>
+        <w:t>Week 1 – Recurrent neural networks</w:t>
+      </w:r>
+    </w:p>
+    <w:p>
+      <w:pPr>
+        <w:pStyle w:val="ListParagraph"/>
+        <w:numPr>
+          <w:ilvl w:val="3"/>
+          <w:numId w:val="5"/>
+        </w:numPr>
+        <w:rPr>
+          <w:rFonts w:ascii="Abadi" w:hAnsi="Abadi"/>
+        </w:rPr>
+      </w:pPr>
+      <w:r>
+        <w:rPr>
+          <w:rFonts w:ascii="Abadi" w:hAnsi="Abadi"/>
+        </w:rPr>
+        <w:t>Why sequence models?</w:t>
+      </w:r>
+    </w:p>
+    <w:p>
+      <w:pPr>
+        <w:pStyle w:val="ListParagraph"/>
+        <w:numPr>
+          <w:ilvl w:val="3"/>
+          <w:numId w:val="5"/>
+        </w:numPr>
+        <w:rPr>
+          <w:rFonts w:ascii="Abadi" w:hAnsi="Abadi"/>
+        </w:rPr>
+      </w:pPr>
+      <w:r>
+        <w:rPr>
+          <w:rFonts w:ascii="Abadi" w:hAnsi="Abadi"/>
+        </w:rPr>
+        <w:t>Notation</w:t>
+      </w:r>
+    </w:p>
+    <w:p>
+      <w:pPr>
+        <w:pStyle w:val="ListParagraph"/>
+        <w:numPr>
+          <w:ilvl w:val="3"/>
+          <w:numId w:val="5"/>
+        </w:numPr>
+        <w:rPr>
+          <w:rFonts w:ascii="Abadi" w:hAnsi="Abadi"/>
+        </w:rPr>
+      </w:pPr>
+      <w:r>
+        <w:rPr>
+          <w:rFonts w:ascii="Abadi" w:hAnsi="Abadi"/>
+        </w:rPr>
+        <w:t>Recurrent neural network model</w:t>
+      </w:r>
+    </w:p>
+    <w:p>
+      <w:pPr>
+        <w:pStyle w:val="ListParagraph"/>
+        <w:numPr>
+          <w:ilvl w:val="3"/>
+          <w:numId w:val="5"/>
+        </w:numPr>
+        <w:rPr>
+          <w:rFonts w:ascii="Abadi" w:hAnsi="Abadi"/>
+        </w:rPr>
+      </w:pPr>
+      <w:r>
+        <w:rPr>
+          <w:rFonts w:ascii="Abadi" w:hAnsi="Abadi"/>
+        </w:rPr>
+        <w:t>Backpropagation through time</w:t>
+      </w:r>
+    </w:p>
+    <w:p>
+      <w:pPr>
+        <w:pStyle w:val="ListParagraph"/>
+        <w:numPr>
+          <w:ilvl w:val="3"/>
+          <w:numId w:val="5"/>
+        </w:numPr>
+        <w:rPr>
+          <w:rFonts w:ascii="Abadi" w:hAnsi="Abadi"/>
+        </w:rPr>
+      </w:pPr>
+      <w:r>
+        <w:rPr>
+          <w:rFonts w:ascii="Abadi" w:hAnsi="Abadi"/>
+        </w:rPr>
+        <w:t>Different types of RNNs</w:t>
+      </w:r>
+    </w:p>
+    <w:p>
+      <w:pPr>
+        <w:pStyle w:val="ListParagraph"/>
+        <w:numPr>
+          <w:ilvl w:val="3"/>
+          <w:numId w:val="5"/>
+        </w:numPr>
+        <w:rPr>
+          <w:rFonts w:ascii="Abadi" w:hAnsi="Abadi"/>
+        </w:rPr>
+      </w:pPr>
+      <w:r>
+        <w:rPr>
+          <w:rFonts w:ascii="Abadi" w:hAnsi="Abadi"/>
+        </w:rPr>
+        <w:t>Language model and sequence generation</w:t>
+      </w:r>
+    </w:p>
+    <w:p>
+      <w:pPr>
+        <w:pStyle w:val="ListParagraph"/>
+        <w:numPr>
+          <w:ilvl w:val="3"/>
+          <w:numId w:val="5"/>
+        </w:numPr>
+        <w:rPr>
+          <w:rFonts w:ascii="Abadi" w:hAnsi="Abadi"/>
+        </w:rPr>
+      </w:pPr>
+      <w:r>
+        <w:rPr>
+          <w:rFonts w:ascii="Abadi" w:hAnsi="Abadi"/>
+        </w:rPr>
+        <w:t>Sampling novel sequences</w:t>
+      </w:r>
+    </w:p>
+    <w:p>
+      <w:pPr>
+        <w:pStyle w:val="ListParagraph"/>
+        <w:numPr>
+          <w:ilvl w:val="3"/>
+          <w:numId w:val="5"/>
+        </w:numPr>
+        <w:rPr>
+          <w:rFonts w:ascii="Abadi" w:hAnsi="Abadi"/>
+        </w:rPr>
+      </w:pPr>
+      <w:r>
+        <w:rPr>
+          <w:rFonts w:ascii="Abadi" w:hAnsi="Abadi"/>
+        </w:rPr>
+        <w:t>Vanishing gradients with RNNs</w:t>
+      </w:r>
+    </w:p>
+    <w:p>
+      <w:pPr>
+        <w:pStyle w:val="ListParagraph"/>
+        <w:numPr>
+          <w:ilvl w:val="3"/>
+          <w:numId w:val="5"/>
+        </w:numPr>
+        <w:rPr>
+          <w:rFonts w:ascii="Abadi" w:hAnsi="Abadi"/>
+        </w:rPr>
+      </w:pPr>
+      <w:r>
+        <w:rPr>
+          <w:rFonts w:ascii="Abadi" w:hAnsi="Abadi"/>
+        </w:rPr>
+        <w:lastRenderedPageBreak/>
+        <w:t>Gated recurrent unit (GRU)</w:t>
+      </w:r>
+    </w:p>
+    <w:p>
+      <w:pPr>
+        <w:pStyle w:val="ListParagraph"/>
+        <w:numPr>
+          <w:ilvl w:val="3"/>
+          <w:numId w:val="5"/>
+        </w:numPr>
+        <w:rPr>
+          <w:rFonts w:ascii="Abadi" w:hAnsi="Abadi"/>
+        </w:rPr>
+      </w:pPr>
+      <w:r>
+        <w:rPr>
+          <w:rFonts w:ascii="Abadi" w:hAnsi="Abadi"/>
+        </w:rPr>
+        <w:t>Long short term memory (LSTM)</w:t>
+      </w:r>
+    </w:p>
+    <w:p>
+      <w:pPr>
+        <w:pStyle w:val="ListParagraph"/>
+        <w:numPr>
+          <w:ilvl w:val="3"/>
+          <w:numId w:val="5"/>
+        </w:numPr>
+        <w:rPr>
+          <w:rFonts w:ascii="Abadi" w:hAnsi="Abadi"/>
+        </w:rPr>
+      </w:pPr>
+      <w:r>
+        <w:rPr>
+          <w:rFonts w:ascii="Abadi" w:hAnsi="Abadi"/>
+        </w:rPr>
+        <w:t>Bidirectional RNN</w:t>
+      </w:r>
+    </w:p>
+    <w:p>
+      <w:pPr>
+        <w:pStyle w:val="ListParagraph"/>
+        <w:numPr>
+          <w:ilvl w:val="3"/>
+          <w:numId w:val="5"/>
+        </w:numPr>
+        <w:rPr>
+          <w:rFonts w:ascii="Abadi" w:hAnsi="Abadi"/>
+        </w:rPr>
+      </w:pPr>
+      <w:r>
+        <w:rPr>
+          <w:rFonts w:ascii="Abadi" w:hAnsi="Abadi"/>
+        </w:rPr>
+        <w:t>Deep RNNs</w:t>
+      </w:r>
+    </w:p>
+    <w:p>
+      <w:pPr>
+        <w:pStyle w:val="ListParagraph"/>
+        <w:numPr>
+          <w:ilvl w:val="3"/>
+          <w:numId w:val="5"/>
+        </w:numPr>
+        <w:rPr>
+          <w:rFonts w:ascii="Abadi" w:hAnsi="Abadi"/>
+        </w:rPr>
+      </w:pPr>
+      <w:r>
+        <w:rPr>
+          <w:rFonts w:ascii="Abadi" w:hAnsi="Abadi"/>
+        </w:rPr>
+        <w:t>Assignment: Recurrent neural networks</w:t>
+      </w:r>
+    </w:p>
+    <w:p>
+      <w:pPr>
+        <w:pStyle w:val="ListParagraph"/>
+        <w:numPr>
+          <w:ilvl w:val="3"/>
+          <w:numId w:val="5"/>
+        </w:numPr>
+        <w:rPr>
+          <w:rFonts w:ascii="Abadi" w:hAnsi="Abadi"/>
+        </w:rPr>
+      </w:pPr>
+      <w:r>
+        <w:rPr>
+          <w:rFonts w:ascii="Abadi" w:hAnsi="Abadi"/>
+        </w:rPr>
+        <w:t>Lab: Building your recurrent neural network step by step</w:t>
+      </w:r>
+    </w:p>
+    <w:p>
+      <w:pPr>
+        <w:pStyle w:val="ListParagraph"/>
+        <w:numPr>
+          <w:ilvl w:val="3"/>
+          <w:numId w:val="5"/>
+        </w:numPr>
+        <w:rPr>
+          <w:rFonts w:ascii="Abadi" w:hAnsi="Abadi"/>
+        </w:rPr>
+      </w:pPr>
+      <w:r>
+        <w:rPr>
+          <w:rFonts w:ascii="Abadi" w:hAnsi="Abadi"/>
+        </w:rPr>
+        <w:t>Lab: Dinosaur island character-level language modeling</w:t>
+      </w:r>
+    </w:p>
+    <w:p>
+      <w:pPr>
+        <w:pStyle w:val="ListParagraph"/>
+        <w:numPr>
+          <w:ilvl w:val="3"/>
+          <w:numId w:val="5"/>
+        </w:numPr>
+        <w:rPr>
+          <w:rFonts w:ascii="Abadi" w:hAnsi="Abadi"/>
+        </w:rPr>
+      </w:pPr>
+      <w:r>
+        <w:rPr>
+          <w:rFonts w:ascii="Abadi" w:hAnsi="Abadi"/>
+        </w:rPr>
+        <w:t>Lab: Jazz improvisation with LSTM</w:t>
       </w:r>
     </w:p>
     <w:p>
@@ -4507,75 +6099,655 @@
         <w:rPr>
           <w:rFonts w:ascii="Abadi" w:hAnsi="Abadi"/>
         </w:rPr>
-        <w:t>Week 2 – ML strategy (2)</w:t>
-      </w:r>
-    </w:p>
-    <w:p>
-      <w:pPr>
-        <w:pStyle w:val="ListParagraph"/>
-        <w:numPr>
-          <w:ilvl w:val="3"/>
-          <w:numId w:val="5"/>
-        </w:numPr>
-        <w:rPr>
-          <w:rFonts w:ascii="Abadi" w:hAnsi="Abadi"/>
-        </w:rPr>
-      </w:pPr>
-      <w:r>
-        <w:rPr>
-          <w:rFonts w:ascii="Abadi" w:hAnsi="Abadi"/>
-        </w:rPr>
-        <w:t>Carrying out error analysis</w:t>
-      </w:r>
-    </w:p>
-    <w:p>
-      <w:pPr>
-        <w:pStyle w:val="ListParagraph"/>
-        <w:numPr>
-          <w:ilvl w:val="3"/>
-          <w:numId w:val="5"/>
-        </w:numPr>
-        <w:rPr>
-          <w:rFonts w:ascii="Abadi" w:hAnsi="Abadi"/>
-        </w:rPr>
-      </w:pPr>
-      <w:r>
-        <w:rPr>
-          <w:rFonts w:ascii="Abadi" w:hAnsi="Abadi"/>
-        </w:rPr>
-        <w:t xml:space="preserve">Cleaning up incorrectly </w:t>
-      </w:r>
-      <w:proofErr w:type="spellStart"/>
-      <w:r>
-        <w:rPr>
-          <w:rFonts w:ascii="Abadi" w:hAnsi="Abadi"/>
-        </w:rPr>
-        <w:t>labeled</w:t>
-      </w:r>
-      <w:proofErr w:type="spellEnd"/>
-      <w:r>
-        <w:rPr>
-          <w:rFonts w:ascii="Abadi" w:hAnsi="Abadi"/>
-        </w:rPr>
-        <w:t xml:space="preserve"> data</w:t>
-      </w:r>
-    </w:p>
-    <w:p>
-      <w:pPr>
-        <w:pStyle w:val="ListParagraph"/>
-        <w:numPr>
-          <w:ilvl w:val="3"/>
-          <w:numId w:val="5"/>
-        </w:numPr>
-        <w:rPr>
-          <w:rFonts w:ascii="Abadi" w:hAnsi="Abadi"/>
-        </w:rPr>
-      </w:pPr>
-      <w:r>
-        <w:rPr>
-          <w:rFonts w:ascii="Abadi" w:hAnsi="Abadi"/>
-        </w:rPr>
-        <w:t>Build your first system quickly, then iterate</w:t>
+        <w:t>Week 2 – Natural language processing &amp; word embeddings</w:t>
+      </w:r>
+    </w:p>
+    <w:p>
+      <w:pPr>
+        <w:pStyle w:val="ListParagraph"/>
+        <w:numPr>
+          <w:ilvl w:val="3"/>
+          <w:numId w:val="5"/>
+        </w:numPr>
+        <w:rPr>
+          <w:rFonts w:ascii="Abadi" w:hAnsi="Abadi"/>
+        </w:rPr>
+      </w:pPr>
+      <w:r>
+        <w:rPr>
+          <w:rFonts w:ascii="Abadi" w:hAnsi="Abadi"/>
+        </w:rPr>
+        <w:t>Word representation</w:t>
+      </w:r>
+    </w:p>
+    <w:p>
+      <w:pPr>
+        <w:pStyle w:val="ListParagraph"/>
+        <w:numPr>
+          <w:ilvl w:val="3"/>
+          <w:numId w:val="5"/>
+        </w:numPr>
+        <w:rPr>
+          <w:rFonts w:ascii="Abadi" w:hAnsi="Abadi"/>
+        </w:rPr>
+      </w:pPr>
+      <w:r>
+        <w:rPr>
+          <w:rFonts w:ascii="Abadi" w:hAnsi="Abadi"/>
+        </w:rPr>
+        <w:t>Using word embeddings</w:t>
+      </w:r>
+    </w:p>
+    <w:p>
+      <w:pPr>
+        <w:pStyle w:val="ListParagraph"/>
+        <w:numPr>
+          <w:ilvl w:val="3"/>
+          <w:numId w:val="5"/>
+        </w:numPr>
+        <w:rPr>
+          <w:rFonts w:ascii="Abadi" w:hAnsi="Abadi"/>
+        </w:rPr>
+      </w:pPr>
+      <w:r>
+        <w:rPr>
+          <w:rFonts w:ascii="Abadi" w:hAnsi="Abadi"/>
+        </w:rPr>
+        <w:t>Properties of word embeddings</w:t>
+      </w:r>
+    </w:p>
+    <w:p>
+      <w:pPr>
+        <w:pStyle w:val="ListParagraph"/>
+        <w:numPr>
+          <w:ilvl w:val="3"/>
+          <w:numId w:val="5"/>
+        </w:numPr>
+        <w:rPr>
+          <w:rFonts w:ascii="Abadi" w:hAnsi="Abadi"/>
+        </w:rPr>
+      </w:pPr>
+      <w:r>
+        <w:rPr>
+          <w:rFonts w:ascii="Abadi" w:hAnsi="Abadi"/>
+        </w:rPr>
+        <w:t>Embedding matrix</w:t>
+      </w:r>
+    </w:p>
+    <w:p>
+      <w:pPr>
+        <w:pStyle w:val="ListParagraph"/>
+        <w:numPr>
+          <w:ilvl w:val="3"/>
+          <w:numId w:val="5"/>
+        </w:numPr>
+        <w:rPr>
+          <w:rFonts w:ascii="Abadi" w:hAnsi="Abadi"/>
+        </w:rPr>
+      </w:pPr>
+      <w:r>
+        <w:rPr>
+          <w:rFonts w:ascii="Abadi" w:hAnsi="Abadi"/>
+        </w:rPr>
+        <w:t>Learning word embeddings</w:t>
+      </w:r>
+    </w:p>
+    <w:p>
+      <w:pPr>
+        <w:pStyle w:val="ListParagraph"/>
+        <w:numPr>
+          <w:ilvl w:val="3"/>
+          <w:numId w:val="5"/>
+        </w:numPr>
+        <w:rPr>
+          <w:rFonts w:ascii="Abadi" w:hAnsi="Abadi"/>
+        </w:rPr>
+      </w:pPr>
+      <w:r>
+        <w:rPr>
+          <w:rFonts w:ascii="Abadi" w:hAnsi="Abadi"/>
+        </w:rPr>
+        <w:t>Word2Vec</w:t>
+      </w:r>
+    </w:p>
+    <w:p>
+      <w:pPr>
+        <w:pStyle w:val="ListParagraph"/>
+        <w:numPr>
+          <w:ilvl w:val="3"/>
+          <w:numId w:val="5"/>
+        </w:numPr>
+        <w:rPr>
+          <w:rFonts w:ascii="Abadi" w:hAnsi="Abadi"/>
+        </w:rPr>
+      </w:pPr>
+      <w:r>
+        <w:rPr>
+          <w:rFonts w:ascii="Abadi" w:hAnsi="Abadi"/>
+        </w:rPr>
+        <w:t>Negative sampling</w:t>
+      </w:r>
+    </w:p>
+    <w:p>
+      <w:pPr>
+        <w:pStyle w:val="ListParagraph"/>
+        <w:numPr>
+          <w:ilvl w:val="3"/>
+          <w:numId w:val="5"/>
+        </w:numPr>
+        <w:rPr>
+          <w:rFonts w:ascii="Abadi" w:hAnsi="Abadi"/>
+        </w:rPr>
+      </w:pPr>
+      <w:r>
+        <w:rPr>
+          <w:rFonts w:ascii="Abadi" w:hAnsi="Abadi"/>
+        </w:rPr>
+        <w:t>GloVe word vectors</w:t>
+      </w:r>
+    </w:p>
+    <w:p>
+      <w:pPr>
+        <w:pStyle w:val="ListParagraph"/>
+        <w:numPr>
+          <w:ilvl w:val="3"/>
+          <w:numId w:val="5"/>
+        </w:numPr>
+        <w:rPr>
+          <w:rFonts w:ascii="Abadi" w:hAnsi="Abadi"/>
+        </w:rPr>
+      </w:pPr>
+      <w:r>
+        <w:rPr>
+          <w:rFonts w:ascii="Abadi" w:hAnsi="Abadi"/>
+        </w:rPr>
+        <w:t>Sentiment classification</w:t>
+      </w:r>
+    </w:p>
+    <w:p>
+      <w:pPr>
+        <w:pStyle w:val="ListParagraph"/>
+        <w:numPr>
+          <w:ilvl w:val="3"/>
+          <w:numId w:val="5"/>
+        </w:numPr>
+        <w:rPr>
+          <w:rFonts w:ascii="Abadi" w:hAnsi="Abadi"/>
+        </w:rPr>
+      </w:pPr>
+      <w:r>
+        <w:rPr>
+          <w:rFonts w:ascii="Abadi" w:hAnsi="Abadi"/>
+        </w:rPr>
+        <w:t>Debiasing word embeddings</w:t>
+      </w:r>
+    </w:p>
+    <w:p>
+      <w:pPr>
+        <w:pStyle w:val="ListParagraph"/>
+        <w:numPr>
+          <w:ilvl w:val="3"/>
+          <w:numId w:val="5"/>
+        </w:numPr>
+        <w:rPr>
+          <w:rFonts w:ascii="Abadi" w:hAnsi="Abadi"/>
+        </w:rPr>
+      </w:pPr>
+      <w:r>
+        <w:rPr>
+          <w:rFonts w:ascii="Abadi" w:hAnsi="Abadi"/>
+        </w:rPr>
+        <w:t>Assignment: Natural language processing &amp; word embeddings</w:t>
+      </w:r>
+    </w:p>
+    <w:p>
+      <w:pPr>
+        <w:pStyle w:val="ListParagraph"/>
+        <w:numPr>
+          <w:ilvl w:val="3"/>
+          <w:numId w:val="5"/>
+        </w:numPr>
+        <w:rPr>
+          <w:rFonts w:ascii="Abadi" w:hAnsi="Abadi"/>
+        </w:rPr>
+      </w:pPr>
+      <w:r>
+        <w:rPr>
+          <w:rFonts w:ascii="Abadi" w:hAnsi="Abadi"/>
+        </w:rPr>
+        <w:t>Lab: Operations on word vectors debiasing</w:t>
+      </w:r>
+    </w:p>
+    <w:p>
+      <w:pPr>
+        <w:pStyle w:val="ListParagraph"/>
+        <w:numPr>
+          <w:ilvl w:val="3"/>
+          <w:numId w:val="5"/>
+        </w:numPr>
+        <w:rPr>
+          <w:rFonts w:ascii="Abadi" w:hAnsi="Abadi"/>
+        </w:rPr>
+      </w:pPr>
+      <w:r>
+        <w:rPr>
+          <w:rFonts w:ascii="Abadi" w:hAnsi="Abadi"/>
+        </w:rPr>
+        <w:t>Lab: Emojify</w:t>
+      </w:r>
+    </w:p>
+    <w:p>
+      <w:pPr>
+        <w:pStyle w:val="ListParagraph"/>
+        <w:numPr>
+          <w:ilvl w:val="2"/>
+          <w:numId w:val="5"/>
+        </w:numPr>
+        <w:rPr>
+          <w:rFonts w:ascii="Abadi" w:hAnsi="Abadi"/>
+        </w:rPr>
+      </w:pPr>
+      <w:r>
+        <w:rPr>
+          <w:rFonts w:ascii="Abadi" w:hAnsi="Abadi"/>
+        </w:rPr>
+        <w:t>Week 3 – Sequence models &amp; attention mechanism</w:t>
+      </w:r>
+    </w:p>
+    <w:p>
+      <w:pPr>
+        <w:pStyle w:val="ListParagraph"/>
+        <w:numPr>
+          <w:ilvl w:val="3"/>
+          <w:numId w:val="5"/>
+        </w:numPr>
+        <w:rPr>
+          <w:rFonts w:ascii="Abadi" w:hAnsi="Abadi"/>
+        </w:rPr>
+      </w:pPr>
+      <w:r>
+        <w:rPr>
+          <w:rFonts w:ascii="Abadi" w:hAnsi="Abadi"/>
+        </w:rPr>
+        <w:t>Basic models</w:t>
+      </w:r>
+    </w:p>
+    <w:p>
+      <w:pPr>
+        <w:pStyle w:val="ListParagraph"/>
+        <w:numPr>
+          <w:ilvl w:val="3"/>
+          <w:numId w:val="5"/>
+        </w:numPr>
+        <w:rPr>
+          <w:rFonts w:ascii="Abadi" w:hAnsi="Abadi"/>
+        </w:rPr>
+      </w:pPr>
+      <w:r>
+        <w:rPr>
+          <w:rFonts w:ascii="Abadi" w:hAnsi="Abadi"/>
+        </w:rPr>
+        <w:t>Picking the most likely sentence</w:t>
+      </w:r>
+    </w:p>
+    <w:p>
+      <w:pPr>
+        <w:pStyle w:val="ListParagraph"/>
+        <w:numPr>
+          <w:ilvl w:val="3"/>
+          <w:numId w:val="5"/>
+        </w:numPr>
+        <w:rPr>
+          <w:rFonts w:ascii="Abadi" w:hAnsi="Abadi"/>
+        </w:rPr>
+      </w:pPr>
+      <w:r>
+        <w:rPr>
+          <w:rFonts w:ascii="Abadi" w:hAnsi="Abadi"/>
+        </w:rPr>
+        <w:t>Beam search</w:t>
+      </w:r>
+    </w:p>
+    <w:p>
+      <w:pPr>
+        <w:pStyle w:val="ListParagraph"/>
+        <w:numPr>
+          <w:ilvl w:val="3"/>
+          <w:numId w:val="5"/>
+        </w:numPr>
+        <w:rPr>
+          <w:rFonts w:ascii="Abadi" w:hAnsi="Abadi"/>
+        </w:rPr>
+      </w:pPr>
+      <w:r>
+        <w:rPr>
+          <w:rFonts w:ascii="Abadi" w:hAnsi="Abadi"/>
+        </w:rPr>
+        <w:t>Refinements to beam search</w:t>
+      </w:r>
+    </w:p>
+    <w:p>
+      <w:pPr>
+        <w:pStyle w:val="ListParagraph"/>
+        <w:numPr>
+          <w:ilvl w:val="3"/>
+          <w:numId w:val="5"/>
+        </w:numPr>
+        <w:rPr>
+          <w:rFonts w:ascii="Abadi" w:hAnsi="Abadi"/>
+        </w:rPr>
+      </w:pPr>
+      <w:r>
+        <w:rPr>
+          <w:rFonts w:ascii="Abadi" w:hAnsi="Abadi"/>
+        </w:rPr>
+        <w:t>Error analysis in beam search</w:t>
+      </w:r>
+    </w:p>
+    <w:p>
+      <w:pPr>
+        <w:pStyle w:val="ListParagraph"/>
+        <w:numPr>
+          <w:ilvl w:val="3"/>
+          <w:numId w:val="5"/>
+        </w:numPr>
+        <w:rPr>
+          <w:rFonts w:ascii="Abadi" w:hAnsi="Abadi"/>
+        </w:rPr>
+      </w:pPr>
+      <w:r>
+        <w:rPr>
+          <w:rFonts w:ascii="Abadi" w:hAnsi="Abadi"/>
+        </w:rPr>
+        <w:t>Bleu score (optional)</w:t>
+      </w:r>
+    </w:p>
+    <w:p>
+      <w:pPr>
+        <w:pStyle w:val="ListParagraph"/>
+        <w:numPr>
+          <w:ilvl w:val="3"/>
+          <w:numId w:val="5"/>
+        </w:numPr>
+        <w:rPr>
+          <w:rFonts w:ascii="Abadi" w:hAnsi="Abadi"/>
+        </w:rPr>
+      </w:pPr>
+      <w:r>
+        <w:rPr>
+          <w:rFonts w:ascii="Abadi" w:hAnsi="Abadi"/>
+        </w:rPr>
+        <w:t>Attention model intuition</w:t>
+      </w:r>
+    </w:p>
+    <w:p>
+      <w:pPr>
+        <w:pStyle w:val="ListParagraph"/>
+        <w:numPr>
+          <w:ilvl w:val="3"/>
+          <w:numId w:val="5"/>
+        </w:numPr>
+        <w:rPr>
+          <w:rFonts w:ascii="Abadi" w:hAnsi="Abadi"/>
+        </w:rPr>
+      </w:pPr>
+      <w:r>
+        <w:rPr>
+          <w:rFonts w:ascii="Abadi" w:hAnsi="Abadi"/>
+        </w:rPr>
+        <w:t>Attention model</w:t>
+      </w:r>
+    </w:p>
+    <w:p>
+      <w:pPr>
+        <w:pStyle w:val="ListParagraph"/>
+        <w:numPr>
+          <w:ilvl w:val="3"/>
+          <w:numId w:val="5"/>
+        </w:numPr>
+        <w:rPr>
+          <w:rFonts w:ascii="Abadi" w:hAnsi="Abadi"/>
+        </w:rPr>
+      </w:pPr>
+      <w:r>
+        <w:rPr>
+          <w:rFonts w:ascii="Abadi" w:hAnsi="Abadi"/>
+        </w:rPr>
+        <w:t>Speech recognition</w:t>
+      </w:r>
+    </w:p>
+    <w:p>
+      <w:pPr>
+        <w:pStyle w:val="ListParagraph"/>
+        <w:numPr>
+          <w:ilvl w:val="3"/>
+          <w:numId w:val="5"/>
+        </w:numPr>
+        <w:rPr>
+          <w:rFonts w:ascii="Abadi" w:hAnsi="Abadi"/>
+        </w:rPr>
+      </w:pPr>
+      <w:r>
+        <w:rPr>
+          <w:rFonts w:ascii="Abadi" w:hAnsi="Abadi"/>
+        </w:rPr>
+        <w:t>Trigger word detection</w:t>
+      </w:r>
+    </w:p>
+    <w:p>
+      <w:pPr>
+        <w:pStyle w:val="ListParagraph"/>
+        <w:numPr>
+          <w:ilvl w:val="3"/>
+          <w:numId w:val="5"/>
+        </w:numPr>
+        <w:rPr>
+          <w:rFonts w:ascii="Abadi" w:hAnsi="Abadi"/>
+        </w:rPr>
+      </w:pPr>
+      <w:r>
+        <w:rPr>
+          <w:rFonts w:ascii="Abadi" w:hAnsi="Abadi"/>
+        </w:rPr>
+        <w:t>Assignment: Sequence models &amp; attention mechanism</w:t>
+      </w:r>
+    </w:p>
+    <w:p>
+      <w:pPr>
+        <w:pStyle w:val="ListParagraph"/>
+        <w:numPr>
+          <w:ilvl w:val="3"/>
+          <w:numId w:val="5"/>
+        </w:numPr>
+        <w:rPr>
+          <w:rFonts w:ascii="Abadi" w:hAnsi="Abadi"/>
+        </w:rPr>
+      </w:pPr>
+      <w:r>
+        <w:rPr>
+          <w:rFonts w:ascii="Abadi" w:hAnsi="Abadi"/>
+        </w:rPr>
+        <w:t>Lab: Neural machine translation</w:t>
+      </w:r>
+    </w:p>
+    <w:p>
+      <w:pPr>
+        <w:pStyle w:val="ListParagraph"/>
+        <w:numPr>
+          <w:ilvl w:val="3"/>
+          <w:numId w:val="5"/>
+        </w:numPr>
+        <w:rPr>
+          <w:rFonts w:ascii="Abadi" w:hAnsi="Abadi"/>
+        </w:rPr>
+      </w:pPr>
+      <w:r>
+        <w:rPr>
+          <w:rFonts w:ascii="Abadi" w:hAnsi="Abadi"/>
+        </w:rPr>
+        <w:t>Lab: Trigger word detection</w:t>
+      </w:r>
+    </w:p>
+    <w:p>
+      <w:pPr>
+        <w:pStyle w:val="ListParagraph"/>
+        <w:numPr>
+          <w:ilvl w:val="2"/>
+          <w:numId w:val="5"/>
+        </w:numPr>
+        <w:rPr>
+          <w:rFonts w:ascii="Abadi" w:hAnsi="Abadi"/>
+        </w:rPr>
+      </w:pPr>
+      <w:r>
+        <w:rPr>
+          <w:rFonts w:ascii="Abadi" w:hAnsi="Abadi"/>
+        </w:rPr>
+        <w:t>Week 4 – Transformer network</w:t>
+      </w:r>
+    </w:p>
+    <w:p>
+      <w:pPr>
+        <w:pStyle w:val="ListParagraph"/>
+        <w:numPr>
+          <w:ilvl w:val="3"/>
+          <w:numId w:val="5"/>
+        </w:numPr>
+        <w:rPr>
+          <w:rFonts w:ascii="Abadi" w:hAnsi="Abadi"/>
+        </w:rPr>
+      </w:pPr>
+      <w:r>
+        <w:rPr>
+          <w:rFonts w:ascii="Abadi" w:hAnsi="Abadi"/>
+        </w:rPr>
+        <w:t>Transformer network intuition</w:t>
+      </w:r>
+    </w:p>
+    <w:p>
+      <w:pPr>
+        <w:pStyle w:val="ListParagraph"/>
+        <w:numPr>
+          <w:ilvl w:val="3"/>
+          <w:numId w:val="5"/>
+        </w:numPr>
+        <w:rPr>
+          <w:rFonts w:ascii="Abadi" w:hAnsi="Abadi"/>
+        </w:rPr>
+      </w:pPr>
+      <w:r>
+        <w:rPr>
+          <w:rFonts w:ascii="Abadi" w:hAnsi="Abadi"/>
+        </w:rPr>
+        <w:t>Self-attention</w:t>
+      </w:r>
+    </w:p>
+    <w:p>
+      <w:pPr>
+        <w:pStyle w:val="ListParagraph"/>
+        <w:numPr>
+          <w:ilvl w:val="3"/>
+          <w:numId w:val="5"/>
+        </w:numPr>
+        <w:rPr>
+          <w:rFonts w:ascii="Abadi" w:hAnsi="Abadi"/>
+        </w:rPr>
+      </w:pPr>
+      <w:r>
+        <w:rPr>
+          <w:rFonts w:ascii="Abadi" w:hAnsi="Abadi"/>
+        </w:rPr>
+        <w:t>Multi-head attention</w:t>
+      </w:r>
+    </w:p>
+    <w:p>
+      <w:pPr>
+        <w:pStyle w:val="ListParagraph"/>
+        <w:numPr>
+          <w:ilvl w:val="3"/>
+          <w:numId w:val="5"/>
+        </w:numPr>
+        <w:rPr>
+          <w:rFonts w:ascii="Abadi" w:hAnsi="Abadi"/>
+        </w:rPr>
+      </w:pPr>
+      <w:r>
+        <w:rPr>
+          <w:rFonts w:ascii="Abadi" w:hAnsi="Abadi"/>
+        </w:rPr>
+        <w:t>Transformer network</w:t>
+      </w:r>
+    </w:p>
+    <w:p>
+      <w:pPr>
+        <w:pStyle w:val="ListParagraph"/>
+        <w:numPr>
+          <w:ilvl w:val="3"/>
+          <w:numId w:val="5"/>
+        </w:numPr>
+        <w:rPr>
+          <w:rFonts w:ascii="Abadi" w:hAnsi="Abadi"/>
+        </w:rPr>
+      </w:pPr>
+      <w:r>
+        <w:rPr>
+          <w:rFonts w:ascii="Abadi" w:hAnsi="Abadi"/>
+        </w:rPr>
+        <w:t>Conclusion and thank you</w:t>
+      </w:r>
+    </w:p>
+    <w:p>
+      <w:pPr>
+        <w:pStyle w:val="ListParagraph"/>
+        <w:numPr>
+          <w:ilvl w:val="3"/>
+          <w:numId w:val="5"/>
+        </w:numPr>
+        <w:rPr>
+          <w:rFonts w:ascii="Abadi" w:hAnsi="Abadi"/>
+        </w:rPr>
+      </w:pPr>
+      <w:r>
+        <w:rPr>
+          <w:rFonts w:ascii="Abadi" w:hAnsi="Abadi"/>
+        </w:rPr>
+        <w:t>Assignment: Transformers</w:t>
+      </w:r>
+    </w:p>
+    <w:p>
+      <w:pPr>
+        <w:pStyle w:val="ListParagraph"/>
+        <w:numPr>
+          <w:ilvl w:val="3"/>
+          <w:numId w:val="5"/>
+        </w:numPr>
+        <w:rPr>
+          <w:rFonts w:ascii="Abadi" w:hAnsi="Abadi"/>
+        </w:rPr>
+      </w:pPr>
+      <w:r>
+        <w:rPr>
+          <w:rFonts w:ascii="Abadi" w:hAnsi="Abadi"/>
+        </w:rPr>
+        <w:t>Lab: Transformers architecture with TensorFlow</w:t>
+      </w:r>
+    </w:p>
+    <w:p>
+      <w:pPr>
+        <w:pStyle w:val="ListParagraph"/>
+        <w:numPr>
+          <w:ilvl w:val="3"/>
+          <w:numId w:val="5"/>
+        </w:numPr>
+        <w:rPr>
+          <w:rFonts w:ascii="Abadi" w:hAnsi="Abadi"/>
+        </w:rPr>
+      </w:pPr>
+      <w:r>
+        <w:rPr>
+          <w:rFonts w:ascii="Abadi" w:hAnsi="Abadi"/>
+        </w:rPr>
+        <w:t>Ungraded lab: Transformer pre-processing</w:t>
       </w:r>
     </w:p>
     <w:p>
@@ -4594,2506 +6766,6 @@
           <w:rFonts w:ascii="Abadi" w:hAnsi="Abadi"/>
         </w:rPr>
         <w:lastRenderedPageBreak/>
-        <w:t>Training and testing on different distributions</w:t>
-      </w:r>
-    </w:p>
-    <w:p>
-      <w:pPr>
-        <w:pStyle w:val="ListParagraph"/>
-        <w:numPr>
-          <w:ilvl w:val="3"/>
-          <w:numId w:val="5"/>
-        </w:numPr>
-        <w:rPr>
-          <w:rFonts w:ascii="Abadi" w:hAnsi="Abadi"/>
-        </w:rPr>
-      </w:pPr>
-      <w:r>
-        <w:rPr>
-          <w:rFonts w:ascii="Abadi" w:hAnsi="Abadi"/>
-        </w:rPr>
-        <w:t>Bias and variance with mismatched data distributions</w:t>
-      </w:r>
-    </w:p>
-    <w:p>
-      <w:pPr>
-        <w:pStyle w:val="ListParagraph"/>
-        <w:numPr>
-          <w:ilvl w:val="3"/>
-          <w:numId w:val="5"/>
-        </w:numPr>
-        <w:rPr>
-          <w:rFonts w:ascii="Abadi" w:hAnsi="Abadi"/>
-        </w:rPr>
-      </w:pPr>
-      <w:r>
-        <w:rPr>
-          <w:rFonts w:ascii="Abadi" w:hAnsi="Abadi"/>
-        </w:rPr>
-        <w:t>Addressing data mismatch</w:t>
-      </w:r>
-    </w:p>
-    <w:p>
-      <w:pPr>
-        <w:pStyle w:val="ListParagraph"/>
-        <w:numPr>
-          <w:ilvl w:val="3"/>
-          <w:numId w:val="5"/>
-        </w:numPr>
-        <w:rPr>
-          <w:rFonts w:ascii="Abadi" w:hAnsi="Abadi"/>
-        </w:rPr>
-      </w:pPr>
-      <w:r>
-        <w:rPr>
-          <w:rFonts w:ascii="Abadi" w:hAnsi="Abadi"/>
-        </w:rPr>
-        <w:t>Transfer learning</w:t>
-      </w:r>
-    </w:p>
-    <w:p>
-      <w:pPr>
-        <w:pStyle w:val="ListParagraph"/>
-        <w:numPr>
-          <w:ilvl w:val="3"/>
-          <w:numId w:val="5"/>
-        </w:numPr>
-        <w:rPr>
-          <w:rFonts w:ascii="Abadi" w:hAnsi="Abadi"/>
-        </w:rPr>
-      </w:pPr>
-      <w:r>
-        <w:rPr>
-          <w:rFonts w:ascii="Abadi" w:hAnsi="Abadi"/>
-        </w:rPr>
-        <w:t>Multi-task learning</w:t>
-      </w:r>
-    </w:p>
-    <w:p>
-      <w:pPr>
-        <w:pStyle w:val="ListParagraph"/>
-        <w:numPr>
-          <w:ilvl w:val="3"/>
-          <w:numId w:val="5"/>
-        </w:numPr>
-        <w:rPr>
-          <w:rFonts w:ascii="Abadi" w:hAnsi="Abadi"/>
-        </w:rPr>
-      </w:pPr>
-      <w:r>
-        <w:rPr>
-          <w:rFonts w:ascii="Abadi" w:hAnsi="Abadi"/>
-        </w:rPr>
-        <w:t>What is end-to-end deep learning?</w:t>
-      </w:r>
-    </w:p>
-    <w:p>
-      <w:pPr>
-        <w:pStyle w:val="ListParagraph"/>
-        <w:numPr>
-          <w:ilvl w:val="3"/>
-          <w:numId w:val="5"/>
-        </w:numPr>
-        <w:rPr>
-          <w:rFonts w:ascii="Abadi" w:hAnsi="Abadi"/>
-        </w:rPr>
-      </w:pPr>
-      <w:r>
-        <w:rPr>
-          <w:rFonts w:ascii="Abadi" w:hAnsi="Abadi"/>
-        </w:rPr>
-        <w:t>Whether to use end-to-end deep learning</w:t>
-      </w:r>
-    </w:p>
-    <w:p>
-      <w:pPr>
-        <w:pStyle w:val="ListParagraph"/>
-        <w:numPr>
-          <w:ilvl w:val="3"/>
-          <w:numId w:val="5"/>
-        </w:numPr>
-        <w:rPr>
-          <w:rFonts w:ascii="Abadi" w:hAnsi="Abadi"/>
-        </w:rPr>
-      </w:pPr>
-      <w:r>
-        <w:rPr>
-          <w:rFonts w:ascii="Abadi" w:hAnsi="Abadi"/>
-        </w:rPr>
-        <w:t>Ruslan Salakhutdinov interview</w:t>
-      </w:r>
-    </w:p>
-    <w:p>
-      <w:pPr>
-        <w:pStyle w:val="ListParagraph"/>
-        <w:numPr>
-          <w:ilvl w:val="3"/>
-          <w:numId w:val="5"/>
-        </w:numPr>
-        <w:rPr>
-          <w:rFonts w:ascii="Abadi" w:hAnsi="Abadi"/>
-        </w:rPr>
-      </w:pPr>
-      <w:r>
-        <w:rPr>
-          <w:rFonts w:ascii="Abadi" w:hAnsi="Abadi"/>
-        </w:rPr>
-        <w:t>Reading: Lecture notes W2</w:t>
-      </w:r>
-    </w:p>
-    <w:p>
-      <w:pPr>
-        <w:pStyle w:val="ListParagraph"/>
-        <w:numPr>
-          <w:ilvl w:val="3"/>
-          <w:numId w:val="5"/>
-        </w:numPr>
-        <w:rPr>
-          <w:rFonts w:ascii="Abadi" w:hAnsi="Abadi"/>
-        </w:rPr>
-      </w:pPr>
-      <w:r>
-        <w:rPr>
-          <w:rFonts w:ascii="Abadi" w:hAnsi="Abadi"/>
-        </w:rPr>
-        <w:t>Assignment: Autonomous driving (quiz case study)</w:t>
-      </w:r>
-    </w:p>
-    <w:p>
-      <w:pPr>
-        <w:pStyle w:val="ListParagraph"/>
-        <w:numPr>
-          <w:ilvl w:val="1"/>
-          <w:numId w:val="5"/>
-        </w:numPr>
-        <w:rPr>
-          <w:rFonts w:ascii="Abadi" w:hAnsi="Abadi"/>
-        </w:rPr>
-      </w:pPr>
-      <w:r>
-        <w:rPr>
-          <w:rFonts w:ascii="Abadi" w:hAnsi="Abadi"/>
-        </w:rPr>
-        <w:t xml:space="preserve">Convolutional Neural Networks </w:t>
-      </w:r>
-    </w:p>
-    <w:p>
-      <w:pPr>
-        <w:pStyle w:val="ListParagraph"/>
-        <w:numPr>
-          <w:ilvl w:val="2"/>
-          <w:numId w:val="5"/>
-        </w:numPr>
-        <w:rPr>
-          <w:rFonts w:ascii="Abadi" w:hAnsi="Abadi"/>
-        </w:rPr>
-      </w:pPr>
-      <w:r>
-        <w:rPr>
-          <w:rFonts w:ascii="Abadi" w:hAnsi="Abadi"/>
-        </w:rPr>
-        <w:t>Week 1 – Foundations of convolutional neural networks</w:t>
-      </w:r>
-    </w:p>
-    <w:p>
-      <w:pPr>
-        <w:pStyle w:val="ListParagraph"/>
-        <w:numPr>
-          <w:ilvl w:val="3"/>
-          <w:numId w:val="5"/>
-        </w:numPr>
-        <w:rPr>
-          <w:rFonts w:ascii="Abadi" w:hAnsi="Abadi"/>
-        </w:rPr>
-      </w:pPr>
-      <w:r>
-        <w:rPr>
-          <w:rFonts w:ascii="Abadi" w:hAnsi="Abadi"/>
-        </w:rPr>
-        <w:t>Computer vision</w:t>
-      </w:r>
-    </w:p>
-    <w:p>
-      <w:pPr>
-        <w:pStyle w:val="ListParagraph"/>
-        <w:numPr>
-          <w:ilvl w:val="3"/>
-          <w:numId w:val="5"/>
-        </w:numPr>
-        <w:rPr>
-          <w:rFonts w:ascii="Abadi" w:hAnsi="Abadi"/>
-        </w:rPr>
-      </w:pPr>
-      <w:r>
-        <w:rPr>
-          <w:rFonts w:ascii="Abadi" w:hAnsi="Abadi"/>
-        </w:rPr>
-        <w:t>Edge detection example</w:t>
-      </w:r>
-    </w:p>
-    <w:p>
-      <w:pPr>
-        <w:pStyle w:val="ListParagraph"/>
-        <w:numPr>
-          <w:ilvl w:val="3"/>
-          <w:numId w:val="5"/>
-        </w:numPr>
-        <w:rPr>
-          <w:rFonts w:ascii="Abadi" w:hAnsi="Abadi"/>
-        </w:rPr>
-      </w:pPr>
-      <w:r>
-        <w:rPr>
-          <w:rFonts w:ascii="Abadi" w:hAnsi="Abadi"/>
-        </w:rPr>
-        <w:t>More edge detection</w:t>
-      </w:r>
-    </w:p>
-    <w:p>
-      <w:pPr>
-        <w:pStyle w:val="ListParagraph"/>
-        <w:numPr>
-          <w:ilvl w:val="3"/>
-          <w:numId w:val="5"/>
-        </w:numPr>
-        <w:rPr>
-          <w:rFonts w:ascii="Abadi" w:hAnsi="Abadi"/>
-        </w:rPr>
-      </w:pPr>
-      <w:r>
-        <w:rPr>
-          <w:rFonts w:ascii="Abadi" w:hAnsi="Abadi"/>
-        </w:rPr>
-        <w:t>Padding</w:t>
-      </w:r>
-    </w:p>
-    <w:p>
-      <w:pPr>
-        <w:pStyle w:val="ListParagraph"/>
-        <w:numPr>
-          <w:ilvl w:val="3"/>
-          <w:numId w:val="5"/>
-        </w:numPr>
-        <w:rPr>
-          <w:rFonts w:ascii="Abadi" w:hAnsi="Abadi"/>
-        </w:rPr>
-      </w:pPr>
-      <w:proofErr w:type="spellStart"/>
-      <w:r>
-        <w:rPr>
-          <w:rFonts w:ascii="Abadi" w:hAnsi="Abadi"/>
-        </w:rPr>
-        <w:t>Strided</w:t>
-      </w:r>
-      <w:proofErr w:type="spellEnd"/>
-      <w:r>
-        <w:rPr>
-          <w:rFonts w:ascii="Abadi" w:hAnsi="Abadi"/>
-        </w:rPr>
-        <w:t xml:space="preserve"> convolutions</w:t>
-      </w:r>
-    </w:p>
-    <w:p>
-      <w:pPr>
-        <w:pStyle w:val="ListParagraph"/>
-        <w:numPr>
-          <w:ilvl w:val="3"/>
-          <w:numId w:val="5"/>
-        </w:numPr>
-        <w:rPr>
-          <w:rFonts w:ascii="Abadi" w:hAnsi="Abadi"/>
-        </w:rPr>
-      </w:pPr>
-      <w:r>
-        <w:rPr>
-          <w:rFonts w:ascii="Abadi" w:hAnsi="Abadi"/>
-        </w:rPr>
-        <w:t>Convolutions over volume</w:t>
-      </w:r>
-    </w:p>
-    <w:p>
-      <w:pPr>
-        <w:pStyle w:val="ListParagraph"/>
-        <w:numPr>
-          <w:ilvl w:val="3"/>
-          <w:numId w:val="5"/>
-        </w:numPr>
-        <w:rPr>
-          <w:rFonts w:ascii="Abadi" w:hAnsi="Abadi"/>
-        </w:rPr>
-      </w:pPr>
-      <w:r>
-        <w:rPr>
-          <w:rFonts w:ascii="Abadi" w:hAnsi="Abadi"/>
-        </w:rPr>
-        <w:t>One layer of a convolutional network</w:t>
-      </w:r>
-    </w:p>
-    <w:p>
-      <w:pPr>
-        <w:pStyle w:val="ListParagraph"/>
-        <w:numPr>
-          <w:ilvl w:val="3"/>
-          <w:numId w:val="5"/>
-        </w:numPr>
-        <w:rPr>
-          <w:rFonts w:ascii="Abadi" w:hAnsi="Abadi"/>
-        </w:rPr>
-      </w:pPr>
-      <w:r>
-        <w:rPr>
-          <w:rFonts w:ascii="Abadi" w:hAnsi="Abadi"/>
-        </w:rPr>
-        <w:t>Simple convolutional network example</w:t>
-      </w:r>
-    </w:p>
-    <w:p>
-      <w:pPr>
-        <w:pStyle w:val="ListParagraph"/>
-        <w:numPr>
-          <w:ilvl w:val="3"/>
-          <w:numId w:val="5"/>
-        </w:numPr>
-        <w:rPr>
-          <w:rFonts w:ascii="Abadi" w:hAnsi="Abadi"/>
-        </w:rPr>
-      </w:pPr>
-      <w:r>
-        <w:rPr>
-          <w:rFonts w:ascii="Abadi" w:hAnsi="Abadi"/>
-        </w:rPr>
-        <w:t>Pooling layers</w:t>
-      </w:r>
-    </w:p>
-    <w:p>
-      <w:pPr>
-        <w:pStyle w:val="ListParagraph"/>
-        <w:numPr>
-          <w:ilvl w:val="3"/>
-          <w:numId w:val="5"/>
-        </w:numPr>
-        <w:rPr>
-          <w:rFonts w:ascii="Abadi" w:hAnsi="Abadi"/>
-        </w:rPr>
-      </w:pPr>
-      <w:r>
-        <w:rPr>
-          <w:rFonts w:ascii="Abadi" w:hAnsi="Abadi"/>
-        </w:rPr>
-        <w:t>CNN example</w:t>
-      </w:r>
-    </w:p>
-    <w:p>
-      <w:pPr>
-        <w:pStyle w:val="ListParagraph"/>
-        <w:numPr>
-          <w:ilvl w:val="3"/>
-          <w:numId w:val="5"/>
-        </w:numPr>
-        <w:rPr>
-          <w:rFonts w:ascii="Abadi" w:hAnsi="Abadi"/>
-        </w:rPr>
-      </w:pPr>
-      <w:r>
-        <w:rPr>
-          <w:rFonts w:ascii="Abadi" w:hAnsi="Abadi"/>
-        </w:rPr>
-        <w:t>Why convolutions?</w:t>
-      </w:r>
-    </w:p>
-    <w:p>
-      <w:pPr>
-        <w:pStyle w:val="ListParagraph"/>
-        <w:numPr>
-          <w:ilvl w:val="3"/>
-          <w:numId w:val="5"/>
-        </w:numPr>
-        <w:rPr>
-          <w:rFonts w:ascii="Abadi" w:hAnsi="Abadi"/>
-        </w:rPr>
-      </w:pPr>
-      <w:r>
-        <w:rPr>
-          <w:rFonts w:ascii="Abadi" w:hAnsi="Abadi"/>
-        </w:rPr>
-        <w:t>Yann LeCun interview</w:t>
-      </w:r>
-    </w:p>
-    <w:p>
-      <w:pPr>
-        <w:pStyle w:val="ListParagraph"/>
-        <w:numPr>
-          <w:ilvl w:val="3"/>
-          <w:numId w:val="5"/>
-        </w:numPr>
-        <w:rPr>
-          <w:rFonts w:ascii="Abadi" w:hAnsi="Abadi"/>
-        </w:rPr>
-      </w:pPr>
-      <w:r>
-        <w:rPr>
-          <w:rFonts w:ascii="Abadi" w:hAnsi="Abadi"/>
-        </w:rPr>
-        <w:t xml:space="preserve">Assignment: The basics of </w:t>
-      </w:r>
-      <w:proofErr w:type="spellStart"/>
-      <w:r>
-        <w:rPr>
-          <w:rFonts w:ascii="Abadi" w:hAnsi="Abadi"/>
-        </w:rPr>
-        <w:t>ConvNets</w:t>
-      </w:r>
-      <w:proofErr w:type="spellEnd"/>
-    </w:p>
-    <w:p>
-      <w:pPr>
-        <w:pStyle w:val="ListParagraph"/>
-        <w:numPr>
-          <w:ilvl w:val="3"/>
-          <w:numId w:val="5"/>
-        </w:numPr>
-        <w:rPr>
-          <w:rFonts w:ascii="Abadi" w:hAnsi="Abadi"/>
-        </w:rPr>
-      </w:pPr>
-      <w:r>
-        <w:rPr>
-          <w:rFonts w:ascii="Abadi" w:hAnsi="Abadi"/>
-        </w:rPr>
-        <w:t>Lab: Convolutional model step by step</w:t>
-      </w:r>
-    </w:p>
-    <w:p>
-      <w:pPr>
-        <w:pStyle w:val="ListParagraph"/>
-        <w:numPr>
-          <w:ilvl w:val="3"/>
-          <w:numId w:val="5"/>
-        </w:numPr>
-        <w:rPr>
-          <w:rFonts w:ascii="Abadi" w:hAnsi="Abadi"/>
-        </w:rPr>
-      </w:pPr>
-      <w:r>
-        <w:rPr>
-          <w:rFonts w:ascii="Abadi" w:hAnsi="Abadi"/>
-        </w:rPr>
-        <w:t>Lab: Convolution model application</w:t>
-      </w:r>
-    </w:p>
-    <w:p>
-      <w:pPr>
-        <w:pStyle w:val="ListParagraph"/>
-        <w:numPr>
-          <w:ilvl w:val="2"/>
-          <w:numId w:val="5"/>
-        </w:numPr>
-        <w:rPr>
-          <w:rFonts w:ascii="Abadi" w:hAnsi="Abadi"/>
-        </w:rPr>
-      </w:pPr>
-      <w:r>
-        <w:rPr>
-          <w:rFonts w:ascii="Abadi" w:hAnsi="Abadi"/>
-        </w:rPr>
-        <w:t>Week 2 – Deep convolutional models: case studies</w:t>
-      </w:r>
-    </w:p>
-    <w:p>
-      <w:pPr>
-        <w:pStyle w:val="ListParagraph"/>
-        <w:numPr>
-          <w:ilvl w:val="3"/>
-          <w:numId w:val="5"/>
-        </w:numPr>
-        <w:rPr>
-          <w:rFonts w:ascii="Abadi" w:hAnsi="Abadi"/>
-        </w:rPr>
-      </w:pPr>
-      <w:r>
-        <w:rPr>
-          <w:rFonts w:ascii="Abadi" w:hAnsi="Abadi"/>
-        </w:rPr>
-        <w:t>Why look at case studies?</w:t>
-      </w:r>
-    </w:p>
-    <w:p>
-      <w:pPr>
-        <w:pStyle w:val="ListParagraph"/>
-        <w:numPr>
-          <w:ilvl w:val="3"/>
-          <w:numId w:val="5"/>
-        </w:numPr>
-        <w:rPr>
-          <w:rFonts w:ascii="Abadi" w:hAnsi="Abadi"/>
-        </w:rPr>
-      </w:pPr>
-      <w:r>
-        <w:rPr>
-          <w:rFonts w:ascii="Abadi" w:hAnsi="Abadi"/>
-        </w:rPr>
-        <w:t>Classic networks</w:t>
-      </w:r>
-    </w:p>
-    <w:p>
-      <w:pPr>
-        <w:pStyle w:val="ListParagraph"/>
-        <w:numPr>
-          <w:ilvl w:val="3"/>
-          <w:numId w:val="5"/>
-        </w:numPr>
-        <w:rPr>
-          <w:rFonts w:ascii="Abadi" w:hAnsi="Abadi"/>
-        </w:rPr>
-      </w:pPr>
-      <w:proofErr w:type="spellStart"/>
-      <w:r>
-        <w:rPr>
-          <w:rFonts w:ascii="Abadi" w:hAnsi="Abadi"/>
-        </w:rPr>
-        <w:t>ResNets</w:t>
-      </w:r>
-      <w:proofErr w:type="spellEnd"/>
-    </w:p>
-    <w:p>
-      <w:pPr>
-        <w:pStyle w:val="ListParagraph"/>
-        <w:numPr>
-          <w:ilvl w:val="3"/>
-          <w:numId w:val="5"/>
-        </w:numPr>
-        <w:rPr>
-          <w:rFonts w:ascii="Abadi" w:hAnsi="Abadi"/>
-        </w:rPr>
-      </w:pPr>
-      <w:r>
-        <w:rPr>
-          <w:rFonts w:ascii="Abadi" w:hAnsi="Abadi"/>
-        </w:rPr>
-        <w:t xml:space="preserve">Why </w:t>
-      </w:r>
-      <w:proofErr w:type="spellStart"/>
-      <w:r>
-        <w:rPr>
-          <w:rFonts w:ascii="Abadi" w:hAnsi="Abadi"/>
-        </w:rPr>
-        <w:t>ResNets</w:t>
-      </w:r>
-      <w:proofErr w:type="spellEnd"/>
-      <w:r>
-        <w:rPr>
-          <w:rFonts w:ascii="Abadi" w:hAnsi="Abadi"/>
-        </w:rPr>
-        <w:t xml:space="preserve"> work?</w:t>
-      </w:r>
-    </w:p>
-    <w:p>
-      <w:pPr>
-        <w:pStyle w:val="ListParagraph"/>
-        <w:numPr>
-          <w:ilvl w:val="3"/>
-          <w:numId w:val="5"/>
-        </w:numPr>
-        <w:rPr>
-          <w:rFonts w:ascii="Abadi" w:hAnsi="Abadi"/>
-        </w:rPr>
-      </w:pPr>
-      <w:r>
-        <w:rPr>
-          <w:rFonts w:ascii="Abadi" w:hAnsi="Abadi"/>
-        </w:rPr>
-        <w:t>Networks in networks and 1x1 convolutions</w:t>
-      </w:r>
-    </w:p>
-    <w:p>
-      <w:pPr>
-        <w:pStyle w:val="ListParagraph"/>
-        <w:numPr>
-          <w:ilvl w:val="3"/>
-          <w:numId w:val="5"/>
-        </w:numPr>
-        <w:rPr>
-          <w:rFonts w:ascii="Abadi" w:hAnsi="Abadi"/>
-        </w:rPr>
-      </w:pPr>
-      <w:r>
-        <w:rPr>
-          <w:rFonts w:ascii="Abadi" w:hAnsi="Abadi"/>
-        </w:rPr>
-        <w:t>Inception network motivation</w:t>
-      </w:r>
-    </w:p>
-    <w:p>
-      <w:pPr>
-        <w:pStyle w:val="ListParagraph"/>
-        <w:numPr>
-          <w:ilvl w:val="3"/>
-          <w:numId w:val="5"/>
-        </w:numPr>
-        <w:rPr>
-          <w:rFonts w:ascii="Abadi" w:hAnsi="Abadi"/>
-        </w:rPr>
-      </w:pPr>
-      <w:r>
-        <w:rPr>
-          <w:rFonts w:ascii="Abadi" w:hAnsi="Abadi"/>
-        </w:rPr>
-        <w:t>Inception network</w:t>
-      </w:r>
-    </w:p>
-    <w:p>
-      <w:pPr>
-        <w:pStyle w:val="ListParagraph"/>
-        <w:numPr>
-          <w:ilvl w:val="3"/>
-          <w:numId w:val="5"/>
-        </w:numPr>
-        <w:rPr>
-          <w:rFonts w:ascii="Abadi" w:hAnsi="Abadi"/>
-        </w:rPr>
-      </w:pPr>
-      <w:proofErr w:type="spellStart"/>
-      <w:r>
-        <w:rPr>
-          <w:rFonts w:ascii="Abadi" w:hAnsi="Abadi"/>
-        </w:rPr>
-        <w:t>MobileNet</w:t>
-      </w:r>
-      <w:proofErr w:type="spellEnd"/>
-    </w:p>
-    <w:p>
-      <w:pPr>
-        <w:pStyle w:val="ListParagraph"/>
-        <w:numPr>
-          <w:ilvl w:val="3"/>
-          <w:numId w:val="5"/>
-        </w:numPr>
-        <w:rPr>
-          <w:rFonts w:ascii="Abadi" w:hAnsi="Abadi"/>
-        </w:rPr>
-      </w:pPr>
-      <w:proofErr w:type="spellStart"/>
-      <w:r>
-        <w:rPr>
-          <w:rFonts w:ascii="Abadi" w:hAnsi="Abadi"/>
-        </w:rPr>
-        <w:t>MobileNet</w:t>
-      </w:r>
-      <w:proofErr w:type="spellEnd"/>
-      <w:r>
-        <w:rPr>
-          <w:rFonts w:ascii="Abadi" w:hAnsi="Abadi"/>
-        </w:rPr>
-        <w:t xml:space="preserve"> architecture</w:t>
-      </w:r>
-    </w:p>
-    <w:p>
-      <w:pPr>
-        <w:pStyle w:val="ListParagraph"/>
-        <w:numPr>
-          <w:ilvl w:val="3"/>
-          <w:numId w:val="5"/>
-        </w:numPr>
-        <w:rPr>
-          <w:rFonts w:ascii="Abadi" w:hAnsi="Abadi"/>
-        </w:rPr>
-      </w:pPr>
-      <w:proofErr w:type="spellStart"/>
-      <w:r>
-        <w:rPr>
-          <w:rFonts w:ascii="Abadi" w:hAnsi="Abadi"/>
-        </w:rPr>
-        <w:t>EfficientNet</w:t>
-      </w:r>
-      <w:proofErr w:type="spellEnd"/>
-    </w:p>
-    <w:p>
-      <w:pPr>
-        <w:pStyle w:val="ListParagraph"/>
-        <w:numPr>
-          <w:ilvl w:val="3"/>
-          <w:numId w:val="5"/>
-        </w:numPr>
-        <w:rPr>
-          <w:rFonts w:ascii="Abadi" w:hAnsi="Abadi"/>
-        </w:rPr>
-      </w:pPr>
-      <w:r>
-        <w:rPr>
-          <w:rFonts w:ascii="Abadi" w:hAnsi="Abadi"/>
-        </w:rPr>
-        <w:t>Using open-source implementation</w:t>
-      </w:r>
-    </w:p>
-    <w:p>
-      <w:pPr>
-        <w:pStyle w:val="ListParagraph"/>
-        <w:numPr>
-          <w:ilvl w:val="3"/>
-          <w:numId w:val="5"/>
-        </w:numPr>
-        <w:rPr>
-          <w:rFonts w:ascii="Abadi" w:hAnsi="Abadi"/>
-        </w:rPr>
-      </w:pPr>
-      <w:r>
-        <w:rPr>
-          <w:rFonts w:ascii="Abadi" w:hAnsi="Abadi"/>
-        </w:rPr>
-        <w:t>Transfer learning</w:t>
-      </w:r>
-    </w:p>
-    <w:p>
-      <w:pPr>
-        <w:pStyle w:val="ListParagraph"/>
-        <w:numPr>
-          <w:ilvl w:val="3"/>
-          <w:numId w:val="5"/>
-        </w:numPr>
-        <w:rPr>
-          <w:rFonts w:ascii="Abadi" w:hAnsi="Abadi"/>
-        </w:rPr>
-      </w:pPr>
-      <w:r>
-        <w:rPr>
-          <w:rFonts w:ascii="Abadi" w:hAnsi="Abadi"/>
-        </w:rPr>
-        <w:t>Data augmentation</w:t>
-      </w:r>
-    </w:p>
-    <w:p>
-      <w:pPr>
-        <w:pStyle w:val="ListParagraph"/>
-        <w:numPr>
-          <w:ilvl w:val="3"/>
-          <w:numId w:val="5"/>
-        </w:numPr>
-        <w:rPr>
-          <w:rFonts w:ascii="Abadi" w:hAnsi="Abadi"/>
-        </w:rPr>
-      </w:pPr>
-      <w:r>
-        <w:rPr>
-          <w:rFonts w:ascii="Abadi" w:hAnsi="Abadi"/>
-        </w:rPr>
-        <w:t>State of computer vision</w:t>
-      </w:r>
-    </w:p>
-    <w:p>
-      <w:pPr>
-        <w:pStyle w:val="ListParagraph"/>
-        <w:numPr>
-          <w:ilvl w:val="3"/>
-          <w:numId w:val="5"/>
-        </w:numPr>
-        <w:rPr>
-          <w:rFonts w:ascii="Abadi" w:hAnsi="Abadi"/>
-        </w:rPr>
-      </w:pPr>
-      <w:r>
-        <w:rPr>
-          <w:rFonts w:ascii="Abadi" w:hAnsi="Abadi"/>
-        </w:rPr>
-        <w:t>Assignment: Deep convolutional models</w:t>
-      </w:r>
-    </w:p>
-    <w:p>
-      <w:pPr>
-        <w:pStyle w:val="ListParagraph"/>
-        <w:numPr>
-          <w:ilvl w:val="3"/>
-          <w:numId w:val="5"/>
-        </w:numPr>
-        <w:rPr>
-          <w:rFonts w:ascii="Abadi" w:hAnsi="Abadi"/>
-        </w:rPr>
-      </w:pPr>
-      <w:r>
-        <w:rPr>
-          <w:rFonts w:ascii="Abadi" w:hAnsi="Abadi"/>
-        </w:rPr>
-        <w:t>Lab: Residual networks</w:t>
-      </w:r>
-    </w:p>
-    <w:p>
-      <w:pPr>
-        <w:pStyle w:val="ListParagraph"/>
-        <w:numPr>
-          <w:ilvl w:val="3"/>
-          <w:numId w:val="5"/>
-        </w:numPr>
-        <w:rPr>
-          <w:rFonts w:ascii="Abadi" w:hAnsi="Abadi"/>
-        </w:rPr>
-      </w:pPr>
-      <w:r>
-        <w:rPr>
-          <w:rFonts w:ascii="Abadi" w:hAnsi="Abadi"/>
-        </w:rPr>
-        <w:t xml:space="preserve">Lab: Transfer learning with </w:t>
-      </w:r>
-      <w:proofErr w:type="spellStart"/>
-      <w:r>
-        <w:rPr>
-          <w:rFonts w:ascii="Abadi" w:hAnsi="Abadi"/>
-        </w:rPr>
-        <w:t>MobileNet</w:t>
-      </w:r>
-      <w:proofErr w:type="spellEnd"/>
-    </w:p>
-    <w:p>
-      <w:pPr>
-        <w:pStyle w:val="ListParagraph"/>
-        <w:numPr>
-          <w:ilvl w:val="2"/>
-          <w:numId w:val="5"/>
-        </w:numPr>
-        <w:rPr>
-          <w:rFonts w:ascii="Abadi" w:hAnsi="Abadi"/>
-        </w:rPr>
-      </w:pPr>
-      <w:r>
-        <w:rPr>
-          <w:rFonts w:ascii="Abadi" w:hAnsi="Abadi"/>
-        </w:rPr>
-        <w:t>Week 3 – Object detection</w:t>
-      </w:r>
-    </w:p>
-    <w:p>
-      <w:pPr>
-        <w:pStyle w:val="ListParagraph"/>
-        <w:numPr>
-          <w:ilvl w:val="3"/>
-          <w:numId w:val="5"/>
-        </w:numPr>
-        <w:rPr>
-          <w:rFonts w:ascii="Abadi" w:hAnsi="Abadi"/>
-        </w:rPr>
-      </w:pPr>
-      <w:r>
-        <w:rPr>
-          <w:rFonts w:ascii="Abadi" w:hAnsi="Abadi"/>
-        </w:rPr>
-        <w:t>Object localization</w:t>
-      </w:r>
-    </w:p>
-    <w:p>
-      <w:pPr>
-        <w:pStyle w:val="ListParagraph"/>
-        <w:numPr>
-          <w:ilvl w:val="3"/>
-          <w:numId w:val="5"/>
-        </w:numPr>
-        <w:rPr>
-          <w:rFonts w:ascii="Abadi" w:hAnsi="Abadi"/>
-        </w:rPr>
-      </w:pPr>
-      <w:r>
-        <w:rPr>
-          <w:rFonts w:ascii="Abadi" w:hAnsi="Abadi"/>
-        </w:rPr>
-        <w:lastRenderedPageBreak/>
-        <w:t>Landmark detection</w:t>
-      </w:r>
-    </w:p>
-    <w:p>
-      <w:pPr>
-        <w:pStyle w:val="ListParagraph"/>
-        <w:numPr>
-          <w:ilvl w:val="3"/>
-          <w:numId w:val="5"/>
-        </w:numPr>
-        <w:rPr>
-          <w:rFonts w:ascii="Abadi" w:hAnsi="Abadi"/>
-        </w:rPr>
-      </w:pPr>
-      <w:r>
-        <w:rPr>
-          <w:rFonts w:ascii="Abadi" w:hAnsi="Abadi"/>
-        </w:rPr>
-        <w:t>Object detection</w:t>
-      </w:r>
-    </w:p>
-    <w:p>
-      <w:pPr>
-        <w:pStyle w:val="ListParagraph"/>
-        <w:numPr>
-          <w:ilvl w:val="3"/>
-          <w:numId w:val="5"/>
-        </w:numPr>
-        <w:rPr>
-          <w:rFonts w:ascii="Abadi" w:hAnsi="Abadi"/>
-        </w:rPr>
-      </w:pPr>
-      <w:r>
-        <w:rPr>
-          <w:rFonts w:ascii="Abadi" w:hAnsi="Abadi"/>
-        </w:rPr>
-        <w:t>Convolutional implementation of sliding windows</w:t>
-      </w:r>
-    </w:p>
-    <w:p>
-      <w:pPr>
-        <w:pStyle w:val="ListParagraph"/>
-        <w:numPr>
-          <w:ilvl w:val="3"/>
-          <w:numId w:val="5"/>
-        </w:numPr>
-        <w:rPr>
-          <w:rFonts w:ascii="Abadi" w:hAnsi="Abadi"/>
-        </w:rPr>
-      </w:pPr>
-      <w:r>
-        <w:rPr>
-          <w:rFonts w:ascii="Abadi" w:hAnsi="Abadi"/>
-        </w:rPr>
-        <w:t>Bounding box predictions</w:t>
-      </w:r>
-    </w:p>
-    <w:p>
-      <w:pPr>
-        <w:pStyle w:val="ListParagraph"/>
-        <w:numPr>
-          <w:ilvl w:val="3"/>
-          <w:numId w:val="5"/>
-        </w:numPr>
-        <w:rPr>
-          <w:rFonts w:ascii="Abadi" w:hAnsi="Abadi"/>
-        </w:rPr>
-      </w:pPr>
-      <w:r>
-        <w:rPr>
-          <w:rFonts w:ascii="Abadi" w:hAnsi="Abadi"/>
-        </w:rPr>
-        <w:t>Intersection over union</w:t>
-      </w:r>
-    </w:p>
-    <w:p>
-      <w:pPr>
-        <w:pStyle w:val="ListParagraph"/>
-        <w:numPr>
-          <w:ilvl w:val="3"/>
-          <w:numId w:val="5"/>
-        </w:numPr>
-        <w:rPr>
-          <w:rFonts w:ascii="Abadi" w:hAnsi="Abadi"/>
-        </w:rPr>
-      </w:pPr>
-      <w:r>
-        <w:rPr>
-          <w:rFonts w:ascii="Abadi" w:hAnsi="Abadi"/>
-        </w:rPr>
-        <w:t>Non-max suppression</w:t>
-      </w:r>
-    </w:p>
-    <w:p>
-      <w:pPr>
-        <w:pStyle w:val="ListParagraph"/>
-        <w:numPr>
-          <w:ilvl w:val="3"/>
-          <w:numId w:val="5"/>
-        </w:numPr>
-        <w:rPr>
-          <w:rFonts w:ascii="Abadi" w:hAnsi="Abadi"/>
-        </w:rPr>
-      </w:pPr>
-      <w:r>
-        <w:rPr>
-          <w:rFonts w:ascii="Abadi" w:hAnsi="Abadi"/>
-        </w:rPr>
-        <w:t>Anchor boxes</w:t>
-      </w:r>
-    </w:p>
-    <w:p>
-      <w:pPr>
-        <w:pStyle w:val="ListParagraph"/>
-        <w:numPr>
-          <w:ilvl w:val="3"/>
-          <w:numId w:val="5"/>
-        </w:numPr>
-        <w:rPr>
-          <w:rFonts w:ascii="Abadi" w:hAnsi="Abadi"/>
-        </w:rPr>
-      </w:pPr>
-      <w:r>
-        <w:rPr>
-          <w:rFonts w:ascii="Abadi" w:hAnsi="Abadi"/>
-        </w:rPr>
-        <w:t>YOLO algorithm</w:t>
-      </w:r>
-    </w:p>
-    <w:p>
-      <w:pPr>
-        <w:pStyle w:val="ListParagraph"/>
-        <w:numPr>
-          <w:ilvl w:val="3"/>
-          <w:numId w:val="5"/>
-        </w:numPr>
-        <w:rPr>
-          <w:rFonts w:ascii="Abadi" w:hAnsi="Abadi"/>
-        </w:rPr>
-      </w:pPr>
-      <w:r>
-        <w:rPr>
-          <w:rFonts w:ascii="Abadi" w:hAnsi="Abadi"/>
-        </w:rPr>
-        <w:t>Region proposals (optional)</w:t>
-      </w:r>
-    </w:p>
-    <w:p>
-      <w:pPr>
-        <w:pStyle w:val="ListParagraph"/>
-        <w:numPr>
-          <w:ilvl w:val="3"/>
-          <w:numId w:val="5"/>
-        </w:numPr>
-        <w:rPr>
-          <w:rFonts w:ascii="Abadi" w:hAnsi="Abadi"/>
-        </w:rPr>
-      </w:pPr>
-      <w:r>
-        <w:rPr>
-          <w:rFonts w:ascii="Abadi" w:hAnsi="Abadi"/>
-        </w:rPr>
-        <w:t>Semantic segmentation with U-Net</w:t>
-      </w:r>
-    </w:p>
-    <w:p>
-      <w:pPr>
-        <w:pStyle w:val="ListParagraph"/>
-        <w:numPr>
-          <w:ilvl w:val="3"/>
-          <w:numId w:val="5"/>
-        </w:numPr>
-        <w:rPr>
-          <w:rFonts w:ascii="Abadi" w:hAnsi="Abadi"/>
-        </w:rPr>
-      </w:pPr>
-      <w:r>
-        <w:rPr>
-          <w:rFonts w:ascii="Abadi" w:hAnsi="Abadi"/>
-        </w:rPr>
-        <w:t>Transpose convolutions</w:t>
-      </w:r>
-    </w:p>
-    <w:p>
-      <w:pPr>
-        <w:pStyle w:val="ListParagraph"/>
-        <w:numPr>
-          <w:ilvl w:val="3"/>
-          <w:numId w:val="5"/>
-        </w:numPr>
-        <w:rPr>
-          <w:rFonts w:ascii="Abadi" w:hAnsi="Abadi"/>
-        </w:rPr>
-      </w:pPr>
-      <w:r>
-        <w:rPr>
-          <w:rFonts w:ascii="Abadi" w:hAnsi="Abadi"/>
-        </w:rPr>
-        <w:t>U-Net architecture intuition</w:t>
-      </w:r>
-    </w:p>
-    <w:p>
-      <w:pPr>
-        <w:pStyle w:val="ListParagraph"/>
-        <w:numPr>
-          <w:ilvl w:val="3"/>
-          <w:numId w:val="5"/>
-        </w:numPr>
-        <w:rPr>
-          <w:rFonts w:ascii="Abadi" w:hAnsi="Abadi"/>
-        </w:rPr>
-      </w:pPr>
-      <w:r>
-        <w:rPr>
-          <w:rFonts w:ascii="Abadi" w:hAnsi="Abadi"/>
-        </w:rPr>
-        <w:t>U-Net architecture</w:t>
-      </w:r>
-    </w:p>
-    <w:p>
-      <w:pPr>
-        <w:pStyle w:val="ListParagraph"/>
-        <w:numPr>
-          <w:ilvl w:val="3"/>
-          <w:numId w:val="5"/>
-        </w:numPr>
-        <w:rPr>
-          <w:rFonts w:ascii="Abadi" w:hAnsi="Abadi"/>
-        </w:rPr>
-      </w:pPr>
-      <w:r>
-        <w:rPr>
-          <w:rFonts w:ascii="Abadi" w:hAnsi="Abadi"/>
-        </w:rPr>
-        <w:t>Assignment: Detection algorithms</w:t>
-      </w:r>
-    </w:p>
-    <w:p>
-      <w:pPr>
-        <w:pStyle w:val="ListParagraph"/>
-        <w:numPr>
-          <w:ilvl w:val="3"/>
-          <w:numId w:val="5"/>
-        </w:numPr>
-        <w:rPr>
-          <w:rFonts w:ascii="Abadi" w:hAnsi="Abadi"/>
-        </w:rPr>
-      </w:pPr>
-      <w:r>
-        <w:rPr>
-          <w:rFonts w:ascii="Abadi" w:hAnsi="Abadi"/>
-        </w:rPr>
-        <w:t>Lab: Car detection with YOLO</w:t>
-      </w:r>
-    </w:p>
-    <w:p>
-      <w:pPr>
-        <w:pStyle w:val="ListParagraph"/>
-        <w:numPr>
-          <w:ilvl w:val="3"/>
-          <w:numId w:val="5"/>
-        </w:numPr>
-        <w:rPr>
-          <w:rFonts w:ascii="Abadi" w:hAnsi="Abadi"/>
-        </w:rPr>
-      </w:pPr>
-      <w:r>
-        <w:rPr>
-          <w:rFonts w:ascii="Abadi" w:hAnsi="Abadi"/>
-        </w:rPr>
-        <w:t>Lab: Image segmentation with U-Net</w:t>
-      </w:r>
-    </w:p>
-    <w:p>
-      <w:pPr>
-        <w:pStyle w:val="ListParagraph"/>
-        <w:numPr>
-          <w:ilvl w:val="2"/>
-          <w:numId w:val="5"/>
-        </w:numPr>
-        <w:rPr>
-          <w:rFonts w:ascii="Abadi" w:hAnsi="Abadi"/>
-        </w:rPr>
-      </w:pPr>
-      <w:r>
-        <w:rPr>
-          <w:rFonts w:ascii="Abadi" w:hAnsi="Abadi"/>
-        </w:rPr>
-        <w:t>Week 4 – Special applications: face recognition &amp; neural style transfer</w:t>
-      </w:r>
-    </w:p>
-    <w:p>
-      <w:pPr>
-        <w:pStyle w:val="ListParagraph"/>
-        <w:numPr>
-          <w:ilvl w:val="3"/>
-          <w:numId w:val="5"/>
-        </w:numPr>
-        <w:rPr>
-          <w:rFonts w:ascii="Abadi" w:hAnsi="Abadi"/>
-        </w:rPr>
-      </w:pPr>
-      <w:r>
-        <w:rPr>
-          <w:rFonts w:ascii="Abadi" w:hAnsi="Abadi"/>
-        </w:rPr>
-        <w:t>What is face recognition?</w:t>
-      </w:r>
-    </w:p>
-    <w:p>
-      <w:pPr>
-        <w:pStyle w:val="ListParagraph"/>
-        <w:numPr>
-          <w:ilvl w:val="3"/>
-          <w:numId w:val="5"/>
-        </w:numPr>
-        <w:rPr>
-          <w:rFonts w:ascii="Abadi" w:hAnsi="Abadi"/>
-        </w:rPr>
-      </w:pPr>
-      <w:r>
-        <w:rPr>
-          <w:rFonts w:ascii="Abadi" w:hAnsi="Abadi"/>
-        </w:rPr>
-        <w:t>One shot learning</w:t>
-      </w:r>
-    </w:p>
-    <w:p>
-      <w:pPr>
-        <w:pStyle w:val="ListParagraph"/>
-        <w:numPr>
-          <w:ilvl w:val="3"/>
-          <w:numId w:val="5"/>
-        </w:numPr>
-        <w:rPr>
-          <w:rFonts w:ascii="Abadi" w:hAnsi="Abadi"/>
-        </w:rPr>
-      </w:pPr>
-      <w:r>
-        <w:rPr>
-          <w:rFonts w:ascii="Abadi" w:hAnsi="Abadi"/>
-        </w:rPr>
-        <w:t>Siamese network</w:t>
-      </w:r>
-    </w:p>
-    <w:p>
-      <w:pPr>
-        <w:pStyle w:val="ListParagraph"/>
-        <w:numPr>
-          <w:ilvl w:val="3"/>
-          <w:numId w:val="5"/>
-        </w:numPr>
-        <w:rPr>
-          <w:rFonts w:ascii="Abadi" w:hAnsi="Abadi"/>
-        </w:rPr>
-      </w:pPr>
-      <w:r>
-        <w:rPr>
-          <w:rFonts w:ascii="Abadi" w:hAnsi="Abadi"/>
-        </w:rPr>
-        <w:t>Triplet loss</w:t>
-      </w:r>
-    </w:p>
-    <w:p>
-      <w:pPr>
-        <w:pStyle w:val="ListParagraph"/>
-        <w:numPr>
-          <w:ilvl w:val="3"/>
-          <w:numId w:val="5"/>
-        </w:numPr>
-        <w:rPr>
-          <w:rFonts w:ascii="Abadi" w:hAnsi="Abadi"/>
-        </w:rPr>
-      </w:pPr>
-      <w:r>
-        <w:rPr>
-          <w:rFonts w:ascii="Abadi" w:hAnsi="Abadi"/>
-        </w:rPr>
-        <w:t>Face verification and binary classification</w:t>
-      </w:r>
-    </w:p>
-    <w:p>
-      <w:pPr>
-        <w:pStyle w:val="ListParagraph"/>
-        <w:numPr>
-          <w:ilvl w:val="3"/>
-          <w:numId w:val="5"/>
-        </w:numPr>
-        <w:rPr>
-          <w:rFonts w:ascii="Abadi" w:hAnsi="Abadi"/>
-        </w:rPr>
-      </w:pPr>
-      <w:r>
-        <w:rPr>
-          <w:rFonts w:ascii="Abadi" w:hAnsi="Abadi"/>
-        </w:rPr>
-        <w:t>What is neural style transfer?</w:t>
-      </w:r>
-    </w:p>
-    <w:p>
-      <w:pPr>
-        <w:pStyle w:val="ListParagraph"/>
-        <w:numPr>
-          <w:ilvl w:val="3"/>
-          <w:numId w:val="5"/>
-        </w:numPr>
-        <w:rPr>
-          <w:rFonts w:ascii="Abadi" w:hAnsi="Abadi"/>
-        </w:rPr>
-      </w:pPr>
-      <w:r>
-        <w:rPr>
-          <w:rFonts w:ascii="Abadi" w:hAnsi="Abadi"/>
-        </w:rPr>
-        <w:t xml:space="preserve">What are deep </w:t>
-      </w:r>
-      <w:proofErr w:type="spellStart"/>
-      <w:r>
-        <w:rPr>
-          <w:rFonts w:ascii="Abadi" w:hAnsi="Abadi"/>
-        </w:rPr>
-        <w:t>ConvNets</w:t>
-      </w:r>
-      <w:proofErr w:type="spellEnd"/>
-      <w:r>
-        <w:rPr>
-          <w:rFonts w:ascii="Abadi" w:hAnsi="Abadi"/>
-        </w:rPr>
-        <w:t xml:space="preserve"> learning?</w:t>
-      </w:r>
-    </w:p>
-    <w:p>
-      <w:pPr>
-        <w:pStyle w:val="ListParagraph"/>
-        <w:numPr>
-          <w:ilvl w:val="3"/>
-          <w:numId w:val="5"/>
-        </w:numPr>
-        <w:rPr>
-          <w:rFonts w:ascii="Abadi" w:hAnsi="Abadi"/>
-        </w:rPr>
-      </w:pPr>
-      <w:r>
-        <w:rPr>
-          <w:rFonts w:ascii="Abadi" w:hAnsi="Abadi"/>
-        </w:rPr>
-        <w:t>Cost function</w:t>
-      </w:r>
-    </w:p>
-    <w:p>
-      <w:pPr>
-        <w:pStyle w:val="ListParagraph"/>
-        <w:numPr>
-          <w:ilvl w:val="3"/>
-          <w:numId w:val="5"/>
-        </w:numPr>
-        <w:rPr>
-          <w:rFonts w:ascii="Abadi" w:hAnsi="Abadi"/>
-        </w:rPr>
-      </w:pPr>
-      <w:r>
-        <w:rPr>
-          <w:rFonts w:ascii="Abadi" w:hAnsi="Abadi"/>
-        </w:rPr>
-        <w:t>Content cost function</w:t>
-      </w:r>
-    </w:p>
-    <w:p>
-      <w:pPr>
-        <w:pStyle w:val="ListParagraph"/>
-        <w:numPr>
-          <w:ilvl w:val="3"/>
-          <w:numId w:val="5"/>
-        </w:numPr>
-        <w:rPr>
-          <w:rFonts w:ascii="Abadi" w:hAnsi="Abadi"/>
-        </w:rPr>
-      </w:pPr>
-      <w:r>
-        <w:rPr>
-          <w:rFonts w:ascii="Abadi" w:hAnsi="Abadi"/>
-        </w:rPr>
-        <w:t>Style cost function</w:t>
-      </w:r>
-    </w:p>
-    <w:p>
-      <w:pPr>
-        <w:pStyle w:val="ListParagraph"/>
-        <w:numPr>
-          <w:ilvl w:val="3"/>
-          <w:numId w:val="5"/>
-        </w:numPr>
-        <w:rPr>
-          <w:rFonts w:ascii="Abadi" w:hAnsi="Abadi"/>
-        </w:rPr>
-      </w:pPr>
-      <w:r>
-        <w:rPr>
-          <w:rFonts w:ascii="Abadi" w:hAnsi="Abadi"/>
-        </w:rPr>
-        <w:t>1D and 3D generalizations</w:t>
-      </w:r>
-    </w:p>
-    <w:p>
-      <w:pPr>
-        <w:pStyle w:val="ListParagraph"/>
-        <w:numPr>
-          <w:ilvl w:val="3"/>
-          <w:numId w:val="5"/>
-        </w:numPr>
-        <w:rPr>
-          <w:rFonts w:ascii="Abadi" w:hAnsi="Abadi"/>
-        </w:rPr>
-      </w:pPr>
-      <w:r>
-        <w:rPr>
-          <w:rFonts w:ascii="Abadi" w:hAnsi="Abadi"/>
-        </w:rPr>
-        <w:t>Assignment: Special applications: face recognition &amp; neural style transfer</w:t>
-      </w:r>
-    </w:p>
-    <w:p>
-      <w:pPr>
-        <w:pStyle w:val="ListParagraph"/>
-        <w:numPr>
-          <w:ilvl w:val="3"/>
-          <w:numId w:val="5"/>
-        </w:numPr>
-        <w:rPr>
-          <w:rFonts w:ascii="Abadi" w:hAnsi="Abadi"/>
-        </w:rPr>
-      </w:pPr>
-      <w:r>
-        <w:rPr>
-          <w:rFonts w:ascii="Abadi" w:hAnsi="Abadi"/>
-        </w:rPr>
-        <w:t>Lab: Face recognition</w:t>
-      </w:r>
-    </w:p>
-    <w:p>
-      <w:pPr>
-        <w:pStyle w:val="ListParagraph"/>
-        <w:numPr>
-          <w:ilvl w:val="3"/>
-          <w:numId w:val="5"/>
-        </w:numPr>
-        <w:rPr>
-          <w:rFonts w:ascii="Abadi" w:hAnsi="Abadi"/>
-        </w:rPr>
-      </w:pPr>
-      <w:r>
-        <w:rPr>
-          <w:rFonts w:ascii="Abadi" w:hAnsi="Abadi"/>
-        </w:rPr>
-        <w:t>Lab: Art generation with neural style transfer</w:t>
-      </w:r>
-    </w:p>
-    <w:p>
-      <w:pPr>
-        <w:pStyle w:val="ListParagraph"/>
-        <w:numPr>
-          <w:ilvl w:val="1"/>
-          <w:numId w:val="5"/>
-        </w:numPr>
-        <w:rPr>
-          <w:rFonts w:ascii="Abadi" w:hAnsi="Abadi"/>
-        </w:rPr>
-      </w:pPr>
-      <w:r>
-        <w:rPr>
-          <w:rFonts w:ascii="Abadi" w:hAnsi="Abadi"/>
-        </w:rPr>
-        <w:t>Sequence Models</w:t>
-      </w:r>
-    </w:p>
-    <w:p>
-      <w:pPr>
-        <w:pStyle w:val="ListParagraph"/>
-        <w:numPr>
-          <w:ilvl w:val="2"/>
-          <w:numId w:val="5"/>
-        </w:numPr>
-        <w:rPr>
-          <w:rFonts w:ascii="Abadi" w:hAnsi="Abadi"/>
-        </w:rPr>
-      </w:pPr>
-      <w:r>
-        <w:rPr>
-          <w:rFonts w:ascii="Abadi" w:hAnsi="Abadi"/>
-        </w:rPr>
-        <w:t>Week 1 – Recurrent neural networks</w:t>
-      </w:r>
-    </w:p>
-    <w:p>
-      <w:pPr>
-        <w:pStyle w:val="ListParagraph"/>
-        <w:numPr>
-          <w:ilvl w:val="3"/>
-          <w:numId w:val="5"/>
-        </w:numPr>
-        <w:rPr>
-          <w:rFonts w:ascii="Abadi" w:hAnsi="Abadi"/>
-        </w:rPr>
-      </w:pPr>
-      <w:r>
-        <w:rPr>
-          <w:rFonts w:ascii="Abadi" w:hAnsi="Abadi"/>
-        </w:rPr>
-        <w:t>Why sequence models?</w:t>
-      </w:r>
-    </w:p>
-    <w:p>
-      <w:pPr>
-        <w:pStyle w:val="ListParagraph"/>
-        <w:numPr>
-          <w:ilvl w:val="3"/>
-          <w:numId w:val="5"/>
-        </w:numPr>
-        <w:rPr>
-          <w:rFonts w:ascii="Abadi" w:hAnsi="Abadi"/>
-        </w:rPr>
-      </w:pPr>
-      <w:r>
-        <w:rPr>
-          <w:rFonts w:ascii="Abadi" w:hAnsi="Abadi"/>
-        </w:rPr>
-        <w:t>Notation</w:t>
-      </w:r>
-    </w:p>
-    <w:p>
-      <w:pPr>
-        <w:pStyle w:val="ListParagraph"/>
-        <w:numPr>
-          <w:ilvl w:val="3"/>
-          <w:numId w:val="5"/>
-        </w:numPr>
-        <w:rPr>
-          <w:rFonts w:ascii="Abadi" w:hAnsi="Abadi"/>
-        </w:rPr>
-      </w:pPr>
-      <w:r>
-        <w:rPr>
-          <w:rFonts w:ascii="Abadi" w:hAnsi="Abadi"/>
-        </w:rPr>
-        <w:t>Recurrent neural network model</w:t>
-      </w:r>
-    </w:p>
-    <w:p>
-      <w:pPr>
-        <w:pStyle w:val="ListParagraph"/>
-        <w:numPr>
-          <w:ilvl w:val="3"/>
-          <w:numId w:val="5"/>
-        </w:numPr>
-        <w:rPr>
-          <w:rFonts w:ascii="Abadi" w:hAnsi="Abadi"/>
-        </w:rPr>
-      </w:pPr>
-      <w:r>
-        <w:rPr>
-          <w:rFonts w:ascii="Abadi" w:hAnsi="Abadi"/>
-        </w:rPr>
-        <w:t>Backpropagation through time</w:t>
-      </w:r>
-    </w:p>
-    <w:p>
-      <w:pPr>
-        <w:pStyle w:val="ListParagraph"/>
-        <w:numPr>
-          <w:ilvl w:val="3"/>
-          <w:numId w:val="5"/>
-        </w:numPr>
-        <w:rPr>
-          <w:rFonts w:ascii="Abadi" w:hAnsi="Abadi"/>
-        </w:rPr>
-      </w:pPr>
-      <w:r>
-        <w:rPr>
-          <w:rFonts w:ascii="Abadi" w:hAnsi="Abadi"/>
-        </w:rPr>
-        <w:t>Different types of RNNs</w:t>
-      </w:r>
-    </w:p>
-    <w:p>
-      <w:pPr>
-        <w:pStyle w:val="ListParagraph"/>
-        <w:numPr>
-          <w:ilvl w:val="3"/>
-          <w:numId w:val="5"/>
-        </w:numPr>
-        <w:rPr>
-          <w:rFonts w:ascii="Abadi" w:hAnsi="Abadi"/>
-        </w:rPr>
-      </w:pPr>
-      <w:r>
-        <w:rPr>
-          <w:rFonts w:ascii="Abadi" w:hAnsi="Abadi"/>
-        </w:rPr>
-        <w:t>Language model and sequence generation</w:t>
-      </w:r>
-    </w:p>
-    <w:p>
-      <w:pPr>
-        <w:pStyle w:val="ListParagraph"/>
-        <w:numPr>
-          <w:ilvl w:val="3"/>
-          <w:numId w:val="5"/>
-        </w:numPr>
-        <w:rPr>
-          <w:rFonts w:ascii="Abadi" w:hAnsi="Abadi"/>
-        </w:rPr>
-      </w:pPr>
-      <w:r>
-        <w:rPr>
-          <w:rFonts w:ascii="Abadi" w:hAnsi="Abadi"/>
-        </w:rPr>
-        <w:t>Sampling novel sequences</w:t>
-      </w:r>
-    </w:p>
-    <w:p>
-      <w:pPr>
-        <w:pStyle w:val="ListParagraph"/>
-        <w:numPr>
-          <w:ilvl w:val="3"/>
-          <w:numId w:val="5"/>
-        </w:numPr>
-        <w:rPr>
-          <w:rFonts w:ascii="Abadi" w:hAnsi="Abadi"/>
-        </w:rPr>
-      </w:pPr>
-      <w:r>
-        <w:rPr>
-          <w:rFonts w:ascii="Abadi" w:hAnsi="Abadi"/>
-        </w:rPr>
-        <w:t>Vanishing gradients with RNNs</w:t>
-      </w:r>
-    </w:p>
-    <w:p>
-      <w:pPr>
-        <w:pStyle w:val="ListParagraph"/>
-        <w:numPr>
-          <w:ilvl w:val="3"/>
-          <w:numId w:val="5"/>
-        </w:numPr>
-        <w:rPr>
-          <w:rFonts w:ascii="Abadi" w:hAnsi="Abadi"/>
-        </w:rPr>
-      </w:pPr>
-      <w:r>
-        <w:rPr>
-          <w:rFonts w:ascii="Abadi" w:hAnsi="Abadi"/>
-        </w:rPr>
-        <w:t>Gated recurrent unit (GRU)</w:t>
-      </w:r>
-    </w:p>
-    <w:p>
-      <w:pPr>
-        <w:pStyle w:val="ListParagraph"/>
-        <w:numPr>
-          <w:ilvl w:val="3"/>
-          <w:numId w:val="5"/>
-        </w:numPr>
-        <w:rPr>
-          <w:rFonts w:ascii="Abadi" w:hAnsi="Abadi"/>
-        </w:rPr>
-      </w:pPr>
-      <w:r>
-        <w:rPr>
-          <w:rFonts w:ascii="Abadi" w:hAnsi="Abadi"/>
-        </w:rPr>
-        <w:t xml:space="preserve">Long </w:t>
-      </w:r>
-      <w:proofErr w:type="gramStart"/>
-      <w:r>
-        <w:rPr>
-          <w:rFonts w:ascii="Abadi" w:hAnsi="Abadi"/>
-        </w:rPr>
-        <w:t>short term</w:t>
-      </w:r>
-      <w:proofErr w:type="gramEnd"/>
-      <w:r>
-        <w:rPr>
-          <w:rFonts w:ascii="Abadi" w:hAnsi="Abadi"/>
-        </w:rPr>
-        <w:t xml:space="preserve"> memory (LSTM)</w:t>
-      </w:r>
-    </w:p>
-    <w:p>
-      <w:pPr>
-        <w:pStyle w:val="ListParagraph"/>
-        <w:numPr>
-          <w:ilvl w:val="3"/>
-          <w:numId w:val="5"/>
-        </w:numPr>
-        <w:rPr>
-          <w:rFonts w:ascii="Abadi" w:hAnsi="Abadi"/>
-        </w:rPr>
-      </w:pPr>
-      <w:r>
-        <w:rPr>
-          <w:rFonts w:ascii="Abadi" w:hAnsi="Abadi"/>
-        </w:rPr>
-        <w:t>Bidirectional RNN</w:t>
-      </w:r>
-    </w:p>
-    <w:p>
-      <w:pPr>
-        <w:pStyle w:val="ListParagraph"/>
-        <w:numPr>
-          <w:ilvl w:val="3"/>
-          <w:numId w:val="5"/>
-        </w:numPr>
-        <w:rPr>
-          <w:rFonts w:ascii="Abadi" w:hAnsi="Abadi"/>
-        </w:rPr>
-      </w:pPr>
-      <w:r>
-        <w:rPr>
-          <w:rFonts w:ascii="Abadi" w:hAnsi="Abadi"/>
-        </w:rPr>
-        <w:t>Deep RNNs</w:t>
-      </w:r>
-    </w:p>
-    <w:p>
-      <w:pPr>
-        <w:pStyle w:val="ListParagraph"/>
-        <w:numPr>
-          <w:ilvl w:val="3"/>
-          <w:numId w:val="5"/>
-        </w:numPr>
-        <w:rPr>
-          <w:rFonts w:ascii="Abadi" w:hAnsi="Abadi"/>
-        </w:rPr>
-      </w:pPr>
-      <w:r>
-        <w:rPr>
-          <w:rFonts w:ascii="Abadi" w:hAnsi="Abadi"/>
-        </w:rPr>
-        <w:lastRenderedPageBreak/>
-        <w:t>Assignment: Recurrent neural networks</w:t>
-      </w:r>
-    </w:p>
-    <w:p>
-      <w:pPr>
-        <w:pStyle w:val="ListParagraph"/>
-        <w:numPr>
-          <w:ilvl w:val="3"/>
-          <w:numId w:val="5"/>
-        </w:numPr>
-        <w:rPr>
-          <w:rFonts w:ascii="Abadi" w:hAnsi="Abadi"/>
-        </w:rPr>
-      </w:pPr>
-      <w:r>
-        <w:rPr>
-          <w:rFonts w:ascii="Abadi" w:hAnsi="Abadi"/>
-        </w:rPr>
-        <w:t>Lab: Building your recurrent neural network step by step</w:t>
-      </w:r>
-    </w:p>
-    <w:p>
-      <w:pPr>
-        <w:pStyle w:val="ListParagraph"/>
-        <w:numPr>
-          <w:ilvl w:val="3"/>
-          <w:numId w:val="5"/>
-        </w:numPr>
-        <w:rPr>
-          <w:rFonts w:ascii="Abadi" w:hAnsi="Abadi"/>
-        </w:rPr>
-      </w:pPr>
-      <w:r>
-        <w:rPr>
-          <w:rFonts w:ascii="Abadi" w:hAnsi="Abadi"/>
-        </w:rPr>
-        <w:t xml:space="preserve">Lab: Dinosaur island character-level language </w:t>
-      </w:r>
-      <w:proofErr w:type="spellStart"/>
-      <w:r>
-        <w:rPr>
-          <w:rFonts w:ascii="Abadi" w:hAnsi="Abadi"/>
-        </w:rPr>
-        <w:t>modeling</w:t>
-      </w:r>
-      <w:proofErr w:type="spellEnd"/>
-    </w:p>
-    <w:p>
-      <w:pPr>
-        <w:pStyle w:val="ListParagraph"/>
-        <w:numPr>
-          <w:ilvl w:val="3"/>
-          <w:numId w:val="5"/>
-        </w:numPr>
-        <w:rPr>
-          <w:rFonts w:ascii="Abadi" w:hAnsi="Abadi"/>
-        </w:rPr>
-      </w:pPr>
-      <w:r>
-        <w:rPr>
-          <w:rFonts w:ascii="Abadi" w:hAnsi="Abadi"/>
-        </w:rPr>
-        <w:t>Lab: Jazz improvisation with LSTM</w:t>
-      </w:r>
-    </w:p>
-    <w:p>
-      <w:pPr>
-        <w:pStyle w:val="ListParagraph"/>
-        <w:numPr>
-          <w:ilvl w:val="2"/>
-          <w:numId w:val="5"/>
-        </w:numPr>
-        <w:rPr>
-          <w:rFonts w:ascii="Abadi" w:hAnsi="Abadi"/>
-        </w:rPr>
-      </w:pPr>
-      <w:r>
-        <w:rPr>
-          <w:rFonts w:ascii="Abadi" w:hAnsi="Abadi"/>
-        </w:rPr>
-        <w:t>Week 2 – Natural language processing &amp; word embeddings</w:t>
-      </w:r>
-    </w:p>
-    <w:p>
-      <w:pPr>
-        <w:pStyle w:val="ListParagraph"/>
-        <w:numPr>
-          <w:ilvl w:val="3"/>
-          <w:numId w:val="5"/>
-        </w:numPr>
-        <w:rPr>
-          <w:rFonts w:ascii="Abadi" w:hAnsi="Abadi"/>
-        </w:rPr>
-      </w:pPr>
-      <w:r>
-        <w:rPr>
-          <w:rFonts w:ascii="Abadi" w:hAnsi="Abadi"/>
-        </w:rPr>
-        <w:t>Word representation</w:t>
-      </w:r>
-    </w:p>
-    <w:p>
-      <w:pPr>
-        <w:pStyle w:val="ListParagraph"/>
-        <w:numPr>
-          <w:ilvl w:val="3"/>
-          <w:numId w:val="5"/>
-        </w:numPr>
-        <w:rPr>
-          <w:rFonts w:ascii="Abadi" w:hAnsi="Abadi"/>
-        </w:rPr>
-      </w:pPr>
-      <w:r>
-        <w:rPr>
-          <w:rFonts w:ascii="Abadi" w:hAnsi="Abadi"/>
-        </w:rPr>
-        <w:t>Using word embeddings</w:t>
-      </w:r>
-    </w:p>
-    <w:p>
-      <w:pPr>
-        <w:pStyle w:val="ListParagraph"/>
-        <w:numPr>
-          <w:ilvl w:val="3"/>
-          <w:numId w:val="5"/>
-        </w:numPr>
-        <w:rPr>
-          <w:rFonts w:ascii="Abadi" w:hAnsi="Abadi"/>
-        </w:rPr>
-      </w:pPr>
-      <w:r>
-        <w:rPr>
-          <w:rFonts w:ascii="Abadi" w:hAnsi="Abadi"/>
-        </w:rPr>
-        <w:t>Properties of word embeddings</w:t>
-      </w:r>
-    </w:p>
-    <w:p>
-      <w:pPr>
-        <w:pStyle w:val="ListParagraph"/>
-        <w:numPr>
-          <w:ilvl w:val="3"/>
-          <w:numId w:val="5"/>
-        </w:numPr>
-        <w:rPr>
-          <w:rFonts w:ascii="Abadi" w:hAnsi="Abadi"/>
-        </w:rPr>
-      </w:pPr>
-      <w:r>
-        <w:rPr>
-          <w:rFonts w:ascii="Abadi" w:hAnsi="Abadi"/>
-        </w:rPr>
-        <w:t>Embedding matrix</w:t>
-      </w:r>
-    </w:p>
-    <w:p>
-      <w:pPr>
-        <w:pStyle w:val="ListParagraph"/>
-        <w:numPr>
-          <w:ilvl w:val="3"/>
-          <w:numId w:val="5"/>
-        </w:numPr>
-        <w:rPr>
-          <w:rFonts w:ascii="Abadi" w:hAnsi="Abadi"/>
-        </w:rPr>
-      </w:pPr>
-      <w:r>
-        <w:rPr>
-          <w:rFonts w:ascii="Abadi" w:hAnsi="Abadi"/>
-        </w:rPr>
-        <w:t>Learning word embeddings</w:t>
-      </w:r>
-    </w:p>
-    <w:p>
-      <w:pPr>
-        <w:pStyle w:val="ListParagraph"/>
-        <w:numPr>
-          <w:ilvl w:val="3"/>
-          <w:numId w:val="5"/>
-        </w:numPr>
-        <w:rPr>
-          <w:rFonts w:ascii="Abadi" w:hAnsi="Abadi"/>
-        </w:rPr>
-      </w:pPr>
-      <w:r>
-        <w:rPr>
-          <w:rFonts w:ascii="Abadi" w:hAnsi="Abadi"/>
-        </w:rPr>
-        <w:t>Word2Vec</w:t>
-      </w:r>
-    </w:p>
-    <w:p>
-      <w:pPr>
-        <w:pStyle w:val="ListParagraph"/>
-        <w:numPr>
-          <w:ilvl w:val="3"/>
-          <w:numId w:val="5"/>
-        </w:numPr>
-        <w:rPr>
-          <w:rFonts w:ascii="Abadi" w:hAnsi="Abadi"/>
-        </w:rPr>
-      </w:pPr>
-      <w:r>
-        <w:rPr>
-          <w:rFonts w:ascii="Abadi" w:hAnsi="Abadi"/>
-        </w:rPr>
-        <w:t>Negative sampling</w:t>
-      </w:r>
-    </w:p>
-    <w:p>
-      <w:pPr>
-        <w:pStyle w:val="ListParagraph"/>
-        <w:numPr>
-          <w:ilvl w:val="3"/>
-          <w:numId w:val="5"/>
-        </w:numPr>
-        <w:rPr>
-          <w:rFonts w:ascii="Abadi" w:hAnsi="Abadi"/>
-        </w:rPr>
-      </w:pPr>
-      <w:proofErr w:type="spellStart"/>
-      <w:r>
-        <w:rPr>
-          <w:rFonts w:ascii="Abadi" w:hAnsi="Abadi"/>
-        </w:rPr>
-        <w:t>GloVe</w:t>
-      </w:r>
-      <w:proofErr w:type="spellEnd"/>
-      <w:r>
-        <w:rPr>
-          <w:rFonts w:ascii="Abadi" w:hAnsi="Abadi"/>
-        </w:rPr>
-        <w:t xml:space="preserve"> word vectors</w:t>
-      </w:r>
-    </w:p>
-    <w:p>
-      <w:pPr>
-        <w:pStyle w:val="ListParagraph"/>
-        <w:numPr>
-          <w:ilvl w:val="3"/>
-          <w:numId w:val="5"/>
-        </w:numPr>
-        <w:rPr>
-          <w:rFonts w:ascii="Abadi" w:hAnsi="Abadi"/>
-        </w:rPr>
-      </w:pPr>
-      <w:r>
-        <w:rPr>
-          <w:rFonts w:ascii="Abadi" w:hAnsi="Abadi"/>
-        </w:rPr>
-        <w:t>Sentiment classification</w:t>
-      </w:r>
-    </w:p>
-    <w:p>
-      <w:pPr>
-        <w:pStyle w:val="ListParagraph"/>
-        <w:numPr>
-          <w:ilvl w:val="3"/>
-          <w:numId w:val="5"/>
-        </w:numPr>
-        <w:rPr>
-          <w:rFonts w:ascii="Abadi" w:hAnsi="Abadi"/>
-        </w:rPr>
-      </w:pPr>
-      <w:r>
-        <w:rPr>
-          <w:rFonts w:ascii="Abadi" w:hAnsi="Abadi"/>
-        </w:rPr>
-        <w:t>Debiasing word embeddings</w:t>
-      </w:r>
-    </w:p>
-    <w:p>
-      <w:pPr>
-        <w:pStyle w:val="ListParagraph"/>
-        <w:numPr>
-          <w:ilvl w:val="3"/>
-          <w:numId w:val="5"/>
-        </w:numPr>
-        <w:rPr>
-          <w:rFonts w:ascii="Abadi" w:hAnsi="Abadi"/>
-        </w:rPr>
-      </w:pPr>
-      <w:r>
-        <w:rPr>
-          <w:rFonts w:ascii="Abadi" w:hAnsi="Abadi"/>
-        </w:rPr>
-        <w:t>Assignment: Natural language processing &amp; word embeddings</w:t>
-      </w:r>
-    </w:p>
-    <w:p>
-      <w:pPr>
-        <w:pStyle w:val="ListParagraph"/>
-        <w:numPr>
-          <w:ilvl w:val="3"/>
-          <w:numId w:val="5"/>
-        </w:numPr>
-        <w:rPr>
-          <w:rFonts w:ascii="Abadi" w:hAnsi="Abadi"/>
-        </w:rPr>
-      </w:pPr>
-      <w:r>
-        <w:rPr>
-          <w:rFonts w:ascii="Abadi" w:hAnsi="Abadi"/>
-        </w:rPr>
-        <w:t>Lab: Operations on word vectors debiasing</w:t>
-      </w:r>
-    </w:p>
-    <w:p>
-      <w:pPr>
-        <w:pStyle w:val="ListParagraph"/>
-        <w:numPr>
-          <w:ilvl w:val="3"/>
-          <w:numId w:val="5"/>
-        </w:numPr>
-        <w:rPr>
-          <w:rFonts w:ascii="Abadi" w:hAnsi="Abadi"/>
-        </w:rPr>
-      </w:pPr>
-      <w:r>
-        <w:rPr>
-          <w:rFonts w:ascii="Abadi" w:hAnsi="Abadi"/>
-        </w:rPr>
-        <w:t xml:space="preserve">Lab: </w:t>
-      </w:r>
-      <w:proofErr w:type="spellStart"/>
-      <w:r>
-        <w:rPr>
-          <w:rFonts w:ascii="Abadi" w:hAnsi="Abadi"/>
-        </w:rPr>
-        <w:t>Emojify</w:t>
-      </w:r>
-      <w:proofErr w:type="spellEnd"/>
-    </w:p>
-    <w:p>
-      <w:pPr>
-        <w:pStyle w:val="ListParagraph"/>
-        <w:numPr>
-          <w:ilvl w:val="2"/>
-          <w:numId w:val="5"/>
-        </w:numPr>
-        <w:rPr>
-          <w:rFonts w:ascii="Abadi" w:hAnsi="Abadi"/>
-        </w:rPr>
-      </w:pPr>
-      <w:r>
-        <w:rPr>
-          <w:rFonts w:ascii="Abadi" w:hAnsi="Abadi"/>
-        </w:rPr>
-        <w:t>Week 3 – Sequence models &amp; attention mechanism</w:t>
-      </w:r>
-    </w:p>
-    <w:p>
-      <w:pPr>
-        <w:pStyle w:val="ListParagraph"/>
-        <w:numPr>
-          <w:ilvl w:val="3"/>
-          <w:numId w:val="5"/>
-        </w:numPr>
-        <w:rPr>
-          <w:rFonts w:ascii="Abadi" w:hAnsi="Abadi"/>
-        </w:rPr>
-      </w:pPr>
-      <w:r>
-        <w:rPr>
-          <w:rFonts w:ascii="Abadi" w:hAnsi="Abadi"/>
-        </w:rPr>
-        <w:t>Basic models</w:t>
-      </w:r>
-    </w:p>
-    <w:p>
-      <w:pPr>
-        <w:pStyle w:val="ListParagraph"/>
-        <w:numPr>
-          <w:ilvl w:val="3"/>
-          <w:numId w:val="5"/>
-        </w:numPr>
-        <w:rPr>
-          <w:rFonts w:ascii="Abadi" w:hAnsi="Abadi"/>
-        </w:rPr>
-      </w:pPr>
-      <w:r>
-        <w:rPr>
-          <w:rFonts w:ascii="Abadi" w:hAnsi="Abadi"/>
-        </w:rPr>
-        <w:t>Picking the most likely sentence</w:t>
-      </w:r>
-    </w:p>
-    <w:p>
-      <w:pPr>
-        <w:pStyle w:val="ListParagraph"/>
-        <w:numPr>
-          <w:ilvl w:val="3"/>
-          <w:numId w:val="5"/>
-        </w:numPr>
-        <w:rPr>
-          <w:rFonts w:ascii="Abadi" w:hAnsi="Abadi"/>
-        </w:rPr>
-      </w:pPr>
-      <w:r>
-        <w:rPr>
-          <w:rFonts w:ascii="Abadi" w:hAnsi="Abadi"/>
-        </w:rPr>
-        <w:t>Beam search</w:t>
-      </w:r>
-    </w:p>
-    <w:p>
-      <w:pPr>
-        <w:pStyle w:val="ListParagraph"/>
-        <w:numPr>
-          <w:ilvl w:val="3"/>
-          <w:numId w:val="5"/>
-        </w:numPr>
-        <w:rPr>
-          <w:rFonts w:ascii="Abadi" w:hAnsi="Abadi"/>
-        </w:rPr>
-      </w:pPr>
-      <w:r>
-        <w:rPr>
-          <w:rFonts w:ascii="Abadi" w:hAnsi="Abadi"/>
-        </w:rPr>
-        <w:t>Refinements to beam search</w:t>
-      </w:r>
-    </w:p>
-    <w:p>
-      <w:pPr>
-        <w:pStyle w:val="ListParagraph"/>
-        <w:numPr>
-          <w:ilvl w:val="3"/>
-          <w:numId w:val="5"/>
-        </w:numPr>
-        <w:rPr>
-          <w:rFonts w:ascii="Abadi" w:hAnsi="Abadi"/>
-        </w:rPr>
-      </w:pPr>
-      <w:r>
-        <w:rPr>
-          <w:rFonts w:ascii="Abadi" w:hAnsi="Abadi"/>
-        </w:rPr>
-        <w:t>Error analysis in beam search</w:t>
-      </w:r>
-    </w:p>
-    <w:p>
-      <w:pPr>
-        <w:pStyle w:val="ListParagraph"/>
-        <w:numPr>
-          <w:ilvl w:val="3"/>
-          <w:numId w:val="5"/>
-        </w:numPr>
-        <w:rPr>
-          <w:rFonts w:ascii="Abadi" w:hAnsi="Abadi"/>
-        </w:rPr>
-      </w:pPr>
-      <w:r>
-        <w:rPr>
-          <w:rFonts w:ascii="Abadi" w:hAnsi="Abadi"/>
-        </w:rPr>
-        <w:t>Bleu score (optional)</w:t>
-      </w:r>
-    </w:p>
-    <w:p>
-      <w:pPr>
-        <w:pStyle w:val="ListParagraph"/>
-        <w:numPr>
-          <w:ilvl w:val="3"/>
-          <w:numId w:val="5"/>
-        </w:numPr>
-        <w:rPr>
-          <w:rFonts w:ascii="Abadi" w:hAnsi="Abadi"/>
-        </w:rPr>
-      </w:pPr>
-      <w:r>
-        <w:rPr>
-          <w:rFonts w:ascii="Abadi" w:hAnsi="Abadi"/>
-        </w:rPr>
-        <w:t>Attention model intuition</w:t>
-      </w:r>
-    </w:p>
-    <w:p>
-      <w:pPr>
-        <w:pStyle w:val="ListParagraph"/>
-        <w:numPr>
-          <w:ilvl w:val="3"/>
-          <w:numId w:val="5"/>
-        </w:numPr>
-        <w:rPr>
-          <w:rFonts w:ascii="Abadi" w:hAnsi="Abadi"/>
-        </w:rPr>
-      </w:pPr>
-      <w:r>
-        <w:rPr>
-          <w:rFonts w:ascii="Abadi" w:hAnsi="Abadi"/>
-        </w:rPr>
-        <w:t>Attention model</w:t>
-      </w:r>
-    </w:p>
-    <w:p>
-      <w:pPr>
-        <w:pStyle w:val="ListParagraph"/>
-        <w:numPr>
-          <w:ilvl w:val="3"/>
-          <w:numId w:val="5"/>
-        </w:numPr>
-        <w:rPr>
-          <w:rFonts w:ascii="Abadi" w:hAnsi="Abadi"/>
-        </w:rPr>
-      </w:pPr>
-      <w:r>
-        <w:rPr>
-          <w:rFonts w:ascii="Abadi" w:hAnsi="Abadi"/>
-        </w:rPr>
-        <w:t>Speech recognition</w:t>
-      </w:r>
-    </w:p>
-    <w:p>
-      <w:pPr>
-        <w:pStyle w:val="ListParagraph"/>
-        <w:numPr>
-          <w:ilvl w:val="3"/>
-          <w:numId w:val="5"/>
-        </w:numPr>
-        <w:rPr>
-          <w:rFonts w:ascii="Abadi" w:hAnsi="Abadi"/>
-        </w:rPr>
-      </w:pPr>
-      <w:r>
-        <w:rPr>
-          <w:rFonts w:ascii="Abadi" w:hAnsi="Abadi"/>
-        </w:rPr>
-        <w:t>Trigger word detection</w:t>
-      </w:r>
-    </w:p>
-    <w:p>
-      <w:pPr>
-        <w:pStyle w:val="ListParagraph"/>
-        <w:numPr>
-          <w:ilvl w:val="3"/>
-          <w:numId w:val="5"/>
-        </w:numPr>
-        <w:rPr>
-          <w:rFonts w:ascii="Abadi" w:hAnsi="Abadi"/>
-        </w:rPr>
-      </w:pPr>
-      <w:r>
-        <w:rPr>
-          <w:rFonts w:ascii="Abadi" w:hAnsi="Abadi"/>
-        </w:rPr>
-        <w:t>Assignment: Sequence models &amp; attention mechanism</w:t>
-      </w:r>
-    </w:p>
-    <w:p>
-      <w:pPr>
-        <w:pStyle w:val="ListParagraph"/>
-        <w:numPr>
-          <w:ilvl w:val="3"/>
-          <w:numId w:val="5"/>
-        </w:numPr>
-        <w:rPr>
-          <w:rFonts w:ascii="Abadi" w:hAnsi="Abadi"/>
-        </w:rPr>
-      </w:pPr>
-      <w:r>
-        <w:rPr>
-          <w:rFonts w:ascii="Abadi" w:hAnsi="Abadi"/>
-        </w:rPr>
-        <w:t>Lab: Neural machine translation</w:t>
-      </w:r>
-    </w:p>
-    <w:p>
-      <w:pPr>
-        <w:pStyle w:val="ListParagraph"/>
-        <w:numPr>
-          <w:ilvl w:val="3"/>
-          <w:numId w:val="5"/>
-        </w:numPr>
-        <w:rPr>
-          <w:rFonts w:ascii="Abadi" w:hAnsi="Abadi"/>
-        </w:rPr>
-      </w:pPr>
-      <w:r>
-        <w:rPr>
-          <w:rFonts w:ascii="Abadi" w:hAnsi="Abadi"/>
-        </w:rPr>
-        <w:t>Lab: Trigger word detection</w:t>
-      </w:r>
-    </w:p>
-    <w:p>
-      <w:pPr>
-        <w:pStyle w:val="ListParagraph"/>
-        <w:numPr>
-          <w:ilvl w:val="2"/>
-          <w:numId w:val="5"/>
-        </w:numPr>
-        <w:rPr>
-          <w:rFonts w:ascii="Abadi" w:hAnsi="Abadi"/>
-        </w:rPr>
-      </w:pPr>
-      <w:r>
-        <w:rPr>
-          <w:rFonts w:ascii="Abadi" w:hAnsi="Abadi"/>
-        </w:rPr>
-        <w:t>Week 4 – Transformer network</w:t>
-      </w:r>
-    </w:p>
-    <w:p>
-      <w:pPr>
-        <w:pStyle w:val="ListParagraph"/>
-        <w:numPr>
-          <w:ilvl w:val="3"/>
-          <w:numId w:val="5"/>
-        </w:numPr>
-        <w:rPr>
-          <w:rFonts w:ascii="Abadi" w:hAnsi="Abadi"/>
-        </w:rPr>
-      </w:pPr>
-      <w:r>
-        <w:rPr>
-          <w:rFonts w:ascii="Abadi" w:hAnsi="Abadi"/>
-        </w:rPr>
-        <w:t>Transformer network intuition</w:t>
-      </w:r>
-    </w:p>
-    <w:p>
-      <w:pPr>
-        <w:pStyle w:val="ListParagraph"/>
-        <w:numPr>
-          <w:ilvl w:val="3"/>
-          <w:numId w:val="5"/>
-        </w:numPr>
-        <w:rPr>
-          <w:rFonts w:ascii="Abadi" w:hAnsi="Abadi"/>
-        </w:rPr>
-      </w:pPr>
-      <w:r>
-        <w:rPr>
-          <w:rFonts w:ascii="Abadi" w:hAnsi="Abadi"/>
-        </w:rPr>
-        <w:t>Self-attention</w:t>
-      </w:r>
-    </w:p>
-    <w:p>
-      <w:pPr>
-        <w:pStyle w:val="ListParagraph"/>
-        <w:numPr>
-          <w:ilvl w:val="3"/>
-          <w:numId w:val="5"/>
-        </w:numPr>
-        <w:rPr>
-          <w:rFonts w:ascii="Abadi" w:hAnsi="Abadi"/>
-        </w:rPr>
-      </w:pPr>
-      <w:r>
-        <w:rPr>
-          <w:rFonts w:ascii="Abadi" w:hAnsi="Abadi"/>
-        </w:rPr>
-        <w:t>Multi-head attention</w:t>
-      </w:r>
-    </w:p>
-    <w:p>
-      <w:pPr>
-        <w:pStyle w:val="ListParagraph"/>
-        <w:numPr>
-          <w:ilvl w:val="3"/>
-          <w:numId w:val="5"/>
-        </w:numPr>
-        <w:rPr>
-          <w:rFonts w:ascii="Abadi" w:hAnsi="Abadi"/>
-        </w:rPr>
-      </w:pPr>
-      <w:r>
-        <w:rPr>
-          <w:rFonts w:ascii="Abadi" w:hAnsi="Abadi"/>
-        </w:rPr>
-        <w:t>Transformer network</w:t>
-      </w:r>
-    </w:p>
-    <w:p>
-      <w:pPr>
-        <w:pStyle w:val="ListParagraph"/>
-        <w:numPr>
-          <w:ilvl w:val="3"/>
-          <w:numId w:val="5"/>
-        </w:numPr>
-        <w:rPr>
-          <w:rFonts w:ascii="Abadi" w:hAnsi="Abadi"/>
-        </w:rPr>
-      </w:pPr>
-      <w:r>
-        <w:rPr>
-          <w:rFonts w:ascii="Abadi" w:hAnsi="Abadi"/>
-        </w:rPr>
-        <w:t>Conclusion and thank you</w:t>
-      </w:r>
-    </w:p>
-    <w:p>
-      <w:pPr>
-        <w:pStyle w:val="ListParagraph"/>
-        <w:numPr>
-          <w:ilvl w:val="3"/>
-          <w:numId w:val="5"/>
-        </w:numPr>
-        <w:rPr>
-          <w:rFonts w:ascii="Abadi" w:hAnsi="Abadi"/>
-        </w:rPr>
-      </w:pPr>
-      <w:r>
-        <w:rPr>
-          <w:rFonts w:ascii="Abadi" w:hAnsi="Abadi"/>
-        </w:rPr>
-        <w:t>Assignment: Transformers</w:t>
-      </w:r>
-    </w:p>
-    <w:p>
-      <w:pPr>
-        <w:pStyle w:val="ListParagraph"/>
-        <w:numPr>
-          <w:ilvl w:val="3"/>
-          <w:numId w:val="5"/>
-        </w:numPr>
-        <w:rPr>
-          <w:rFonts w:ascii="Abadi" w:hAnsi="Abadi"/>
-        </w:rPr>
-      </w:pPr>
-      <w:r>
-        <w:rPr>
-          <w:rFonts w:ascii="Abadi" w:hAnsi="Abadi"/>
-        </w:rPr>
-        <w:t>Lab: Transformers architecture with TensorFlow</w:t>
-      </w:r>
-    </w:p>
-    <w:p>
-      <w:pPr>
-        <w:pStyle w:val="ListParagraph"/>
-        <w:numPr>
-          <w:ilvl w:val="3"/>
-          <w:numId w:val="5"/>
-        </w:numPr>
-        <w:rPr>
-          <w:rFonts w:ascii="Abadi" w:hAnsi="Abadi"/>
-        </w:rPr>
-      </w:pPr>
-      <w:r>
-        <w:rPr>
-          <w:rFonts w:ascii="Abadi" w:hAnsi="Abadi"/>
-        </w:rPr>
-        <w:t>Ungraded lab: Transformer pre-processing</w:t>
-      </w:r>
-    </w:p>
-    <w:p>
-      <w:pPr>
-        <w:pStyle w:val="ListParagraph"/>
-        <w:numPr>
-          <w:ilvl w:val="3"/>
-          <w:numId w:val="5"/>
-        </w:numPr>
-        <w:rPr>
-          <w:rFonts w:ascii="Abadi" w:hAnsi="Abadi"/>
-        </w:rPr>
-      </w:pPr>
-      <w:r>
-        <w:rPr>
-          <w:rFonts w:ascii="Abadi" w:hAnsi="Abadi"/>
-        </w:rPr>
         <w:t>Ungraded lab: Transformer network application: named-entity recognition</w:t>
       </w:r>
     </w:p>
@@ -7125,7 +6797,6 @@
         <w:rPr>
           <w:rFonts w:ascii="Abadi" w:hAnsi="Abadi"/>
         </w:rPr>
-        <w:lastRenderedPageBreak/>
         <w:t>---------------------------------------------------------------------------------------------------------------</w:t>
       </w:r>
     </w:p>
@@ -7159,19 +6830,11 @@
           <w:rFonts w:ascii="Abadi" w:hAnsi="Abadi"/>
         </w:rPr>
       </w:pPr>
-      <w:proofErr w:type="spellStart"/>
-      <w:r>
-        <w:rPr>
-          <w:rFonts w:ascii="Abadi" w:hAnsi="Abadi"/>
-        </w:rPr>
-        <w:t>PyTorch</w:t>
-      </w:r>
-      <w:proofErr w:type="spellEnd"/>
-      <w:r>
-        <w:rPr>
-          <w:rFonts w:ascii="Abadi" w:hAnsi="Abadi"/>
-        </w:rPr>
-        <w:t xml:space="preserve"> — Industry and research standard; most papers implement in it, gives you low-level control over tensors, gradients, and custom architectures. </w:t>
+      <w:r>
+        <w:rPr>
+          <w:rFonts w:ascii="Abadi" w:hAnsi="Abadi"/>
+        </w:rPr>
+        <w:t xml:space="preserve">PyTorch — Industry and research standard; most papers implement in it, gives you low-level control over tensors, gradients, and custom architectures. </w:t>
       </w:r>
     </w:p>
     <w:p>
@@ -7232,73 +6895,37 @@
           <w:rFonts w:ascii="Abadi" w:hAnsi="Abadi"/>
         </w:rPr>
       </w:pPr>
-      <w:proofErr w:type="spellStart"/>
-      <w:r>
-        <w:rPr>
-          <w:rFonts w:ascii="Abadi" w:hAnsi="Abadi"/>
-        </w:rPr>
-        <w:t>HuggingFace</w:t>
-      </w:r>
-      <w:proofErr w:type="spellEnd"/>
-      <w:r>
-        <w:rPr>
-          <w:rFonts w:ascii="Abadi" w:hAnsi="Abadi"/>
-        </w:rPr>
-        <w:t xml:space="preserve"> Transformers — The go-to library for working with pretrained LLMs and vision transformers; fine-tuning and inference in a few lines. </w:t>
-      </w:r>
-    </w:p>
-    <w:p>
-      <w:pPr>
-        <w:rPr>
-          <w:rFonts w:ascii="Abadi" w:hAnsi="Abadi"/>
-        </w:rPr>
-      </w:pPr>
-      <w:r>
-        <w:rPr>
-          <w:rFonts w:ascii="Abadi" w:hAnsi="Abadi"/>
-        </w:rPr>
-        <w:t>Weights &amp; Biases (</w:t>
-      </w:r>
-      <w:proofErr w:type="spellStart"/>
-      <w:r>
-        <w:rPr>
-          <w:rFonts w:ascii="Abadi" w:hAnsi="Abadi"/>
-        </w:rPr>
-        <w:t>wandb</w:t>
-      </w:r>
-      <w:proofErr w:type="spellEnd"/>
-      <w:r>
-        <w:rPr>
-          <w:rFonts w:ascii="Abadi" w:hAnsi="Abadi"/>
-        </w:rPr>
-        <w:t xml:space="preserve">) — Experiment tracking; once you run more than a handful of training runs, logging metrics and hyperparameters properly becomes critical. </w:t>
-      </w:r>
-    </w:p>
-    <w:p>
-      <w:pPr>
-        <w:rPr>
-          <w:rFonts w:ascii="Abadi" w:hAnsi="Abadi"/>
-        </w:rPr>
-      </w:pPr>
-      <w:r>
-        <w:rPr>
-          <w:rFonts w:ascii="Abadi" w:hAnsi="Abadi"/>
-        </w:rPr>
-        <w:t xml:space="preserve">ONNX / </w:t>
-      </w:r>
-      <w:proofErr w:type="spellStart"/>
-      <w:r>
-        <w:rPr>
-          <w:rFonts w:ascii="Abadi" w:hAnsi="Abadi"/>
-        </w:rPr>
-        <w:t>TorchScript</w:t>
-      </w:r>
-      <w:proofErr w:type="spellEnd"/>
-      <w:r>
-        <w:rPr>
-          <w:rFonts w:ascii="Abadi" w:hAnsi="Abadi"/>
-        </w:rPr>
-        <w:t xml:space="preserve"> (optional, production-focused) — Exporting and deploying models outside of Python environments.</w:t>
+      <w:r>
+        <w:rPr>
+          <w:rFonts w:ascii="Abadi" w:hAnsi="Abadi"/>
+        </w:rPr>
+        <w:t xml:space="preserve">HuggingFace Transformers — The go-to library for working with pretrained LLMs and vision transformers; fine-tuning and inference in a few lines. </w:t>
+      </w:r>
+    </w:p>
+    <w:p>
+      <w:pPr>
+        <w:rPr>
+          <w:rFonts w:ascii="Abadi" w:hAnsi="Abadi"/>
+        </w:rPr>
+      </w:pPr>
+      <w:r>
+        <w:rPr>
+          <w:rFonts w:ascii="Abadi" w:hAnsi="Abadi"/>
+        </w:rPr>
+        <w:t xml:space="preserve">Weights &amp; Biases (wandb) — Experiment tracking; once you run more than a handful of training runs, logging metrics and hyperparameters properly becomes critical. </w:t>
+      </w:r>
+    </w:p>
+    <w:p>
+      <w:pPr>
+        <w:rPr>
+          <w:rFonts w:ascii="Abadi" w:hAnsi="Abadi"/>
+        </w:rPr>
+      </w:pPr>
+      <w:r>
+        <w:rPr>
+          <w:rFonts w:ascii="Abadi" w:hAnsi="Abadi"/>
+        </w:rPr>
+        <w:t>ONNX / TorchScript (optional, production-focused) — Exporting and deploying models outside of Python environments.</w:t>
       </w:r>
     </w:p>
     <w:p>

--- a/Current Work/Computer Systems - A programmers Perspective.docx
+++ b/Current Work/Computer Systems - A programmers Perspective.docx
@@ -630,30 +630,6 @@
           <w:rFonts w:ascii="Abadi" w:hAnsi="Abadi"/>
         </w:rPr>
       </w:pPr>
-    </w:p>
-    <w:p>
-      <w:pPr>
-        <w:ind w:left="360"/>
-        <w:rPr>
-          <w:rFonts w:ascii="Abadi" w:hAnsi="Abadi"/>
-        </w:rPr>
-      </w:pPr>
-    </w:p>
-    <w:p>
-      <w:pPr>
-        <w:ind w:left="360"/>
-        <w:rPr>
-          <w:rFonts w:ascii="Abadi" w:hAnsi="Abadi"/>
-        </w:rPr>
-      </w:pPr>
-    </w:p>
-    <w:p>
-      <w:pPr>
-        <w:ind w:left="360"/>
-        <w:rPr>
-          <w:rFonts w:ascii="Abadi" w:hAnsi="Abadi"/>
-        </w:rPr>
-      </w:pPr>
       <w:r>
         <w:rPr>
           <w:rFonts w:ascii="Abadi" w:hAnsi="Abadi"/>
@@ -1038,8 +1014,29 @@
         <w:rPr>
           <w:rFonts w:ascii="Abadi" w:hAnsi="Abadi"/>
         </w:rPr>
-        <w:t xml:space="preserve"> get the anki mapping</w:t>
-      </w:r>
+        <w:t xml:space="preserve"> get the </w:t>
+      </w:r>
+      <w:proofErr w:type="spellStart"/>
+      <w:r>
+        <w:rPr>
+          <w:rFonts w:ascii="Abadi" w:hAnsi="Abadi"/>
+        </w:rPr>
+        <w:t>anki</w:t>
+      </w:r>
+      <w:proofErr w:type="spellEnd"/>
+      <w:r>
+        <w:rPr>
+          <w:rFonts w:ascii="Abadi" w:hAnsi="Abadi"/>
+        </w:rPr>
+        <w:t xml:space="preserve"> mapping</w:t>
+      </w:r>
+    </w:p>
+    <w:p>
+      <w:pPr>
+        <w:rPr>
+          <w:rFonts w:ascii="Abadi" w:hAnsi="Abadi"/>
+        </w:rPr>
+      </w:pPr>
     </w:p>
     <w:p>
       <w:pPr>
@@ -1076,6 +1073,7 @@
           <w:b/>
           <w:bCs/>
         </w:rPr>
+        <w:lastRenderedPageBreak/>
         <w:t>MIT 6.006 — Introduction to Algorithms</w:t>
       </w:r>
     </w:p>
@@ -1601,7 +1599,33 @@
           <w:highlight w:val="lightGray"/>
           <w:u w:val="single"/>
         </w:rPr>
-        <w:t xml:space="preserve"> [RfxAI]</w:t>
+        <w:t xml:space="preserve"> [</w:t>
+      </w:r>
+      <w:proofErr w:type="spellStart"/>
+      <w:r>
+        <w:rPr>
+          <w:rFonts w:ascii="Abadi" w:hAnsi="Abadi"/>
+          <w:b/>
+          <w:bCs/>
+          <w:i/>
+          <w:iCs/>
+          <w:highlight w:val="lightGray"/>
+          <w:u w:val="single"/>
+        </w:rPr>
+        <w:t>RfxAI</w:t>
+      </w:r>
+      <w:proofErr w:type="spellEnd"/>
+      <w:r>
+        <w:rPr>
+          <w:rFonts w:ascii="Abadi" w:hAnsi="Abadi"/>
+          <w:b/>
+          <w:bCs/>
+          <w:i/>
+          <w:iCs/>
+          <w:highlight w:val="lightGray"/>
+          <w:u w:val="single"/>
+        </w:rPr>
+        <w:t>]</w:t>
       </w:r>
     </w:p>
     <w:p>
@@ -1769,8 +1793,21 @@
         <w:rPr>
           <w:rFonts w:ascii="Abadi" w:hAnsi="Abadi"/>
         </w:rPr>
-        <w:lastRenderedPageBreak/>
-        <w:t>Strategic AI Operations (LLMOps &amp; Cost Optimizations)</w:t>
+        <w:t>Strategic AI Operations (</w:t>
+      </w:r>
+      <w:proofErr w:type="spellStart"/>
+      <w:r>
+        <w:rPr>
+          <w:rFonts w:ascii="Abadi" w:hAnsi="Abadi"/>
+        </w:rPr>
+        <w:t>LLMOps</w:t>
+      </w:r>
+      <w:proofErr w:type="spellEnd"/>
+      <w:r>
+        <w:rPr>
+          <w:rFonts w:ascii="Abadi" w:hAnsi="Abadi"/>
+        </w:rPr>
+        <w:t xml:space="preserve"> &amp; Cost Optimizations)</w:t>
       </w:r>
     </w:p>
     <w:p>
@@ -1880,8 +1917,9 @@
           <w:highlight w:val="yellow"/>
           <w:u w:val="single"/>
         </w:rPr>
-        <w:t xml:space="preserve"> -&gt; [Numpy, Sklearn, Pytorch, Tensorflow</w:t>
-      </w:r>
+        <w:t xml:space="preserve"> -&gt; [</w:t>
+      </w:r>
+      <w:proofErr w:type="spellStart"/>
       <w:r>
         <w:rPr>
           <w:rFonts w:ascii="Abadi" w:hAnsi="Abadi"/>
@@ -1892,8 +1930,9 @@
           <w:highlight w:val="yellow"/>
           <w:u w:val="single"/>
         </w:rPr>
-        <w:t>, HuggingFace for Transformers</w:t>
-      </w:r>
+        <w:t>Numpy</w:t>
+      </w:r>
+      <w:proofErr w:type="spellEnd"/>
       <w:r>
         <w:rPr>
           <w:rFonts w:ascii="Abadi" w:hAnsi="Abadi"/>
@@ -1904,6 +1943,96 @@
           <w:highlight w:val="yellow"/>
           <w:u w:val="single"/>
         </w:rPr>
+        <w:t xml:space="preserve">, Sklearn, </w:t>
+      </w:r>
+      <w:proofErr w:type="spellStart"/>
+      <w:r>
+        <w:rPr>
+          <w:rFonts w:ascii="Abadi" w:hAnsi="Abadi"/>
+          <w:b/>
+          <w:bCs/>
+          <w:i/>
+          <w:iCs/>
+          <w:highlight w:val="yellow"/>
+          <w:u w:val="single"/>
+        </w:rPr>
+        <w:t>Pytorch</w:t>
+      </w:r>
+      <w:proofErr w:type="spellEnd"/>
+      <w:r>
+        <w:rPr>
+          <w:rFonts w:ascii="Abadi" w:hAnsi="Abadi"/>
+          <w:b/>
+          <w:bCs/>
+          <w:i/>
+          <w:iCs/>
+          <w:highlight w:val="yellow"/>
+          <w:u w:val="single"/>
+        </w:rPr>
+        <w:t xml:space="preserve">, </w:t>
+      </w:r>
+      <w:proofErr w:type="spellStart"/>
+      <w:r>
+        <w:rPr>
+          <w:rFonts w:ascii="Abadi" w:hAnsi="Abadi"/>
+          <w:b/>
+          <w:bCs/>
+          <w:i/>
+          <w:iCs/>
+          <w:highlight w:val="yellow"/>
+          <w:u w:val="single"/>
+        </w:rPr>
+        <w:t>Tensorflow</w:t>
+      </w:r>
+      <w:proofErr w:type="spellEnd"/>
+      <w:r>
+        <w:rPr>
+          <w:rFonts w:ascii="Abadi" w:hAnsi="Abadi"/>
+          <w:b/>
+          <w:bCs/>
+          <w:i/>
+          <w:iCs/>
+          <w:highlight w:val="yellow"/>
+          <w:u w:val="single"/>
+        </w:rPr>
+        <w:t xml:space="preserve">, </w:t>
+      </w:r>
+      <w:proofErr w:type="spellStart"/>
+      <w:r>
+        <w:rPr>
+          <w:rFonts w:ascii="Abadi" w:hAnsi="Abadi"/>
+          <w:b/>
+          <w:bCs/>
+          <w:i/>
+          <w:iCs/>
+          <w:highlight w:val="yellow"/>
+          <w:u w:val="single"/>
+        </w:rPr>
+        <w:t>HuggingFace</w:t>
+      </w:r>
+      <w:proofErr w:type="spellEnd"/>
+      <w:r>
+        <w:rPr>
+          <w:rFonts w:ascii="Abadi" w:hAnsi="Abadi"/>
+          <w:b/>
+          <w:bCs/>
+          <w:i/>
+          <w:iCs/>
+          <w:highlight w:val="yellow"/>
+          <w:u w:val="single"/>
+        </w:rPr>
+        <w:t xml:space="preserve"> for Transformers</w:t>
+      </w:r>
+      <w:r>
+        <w:rPr>
+          <w:rFonts w:ascii="Abadi" w:hAnsi="Abadi"/>
+          <w:b/>
+          <w:bCs/>
+          <w:i/>
+          <w:iCs/>
+          <w:highlight w:val="yellow"/>
+          <w:u w:val="single"/>
+        </w:rPr>
         <w:t>]</w:t>
       </w:r>
     </w:p>
@@ -2575,25 +2704,67 @@
         <w:rPr>
           <w:rFonts w:ascii="Abadi" w:hAnsi="Abadi"/>
         </w:rPr>
-        <w:t>A note on Python/Numpy vectors</w:t>
-      </w:r>
-    </w:p>
-    <w:p>
-      <w:pPr>
-        <w:pStyle w:val="ListParagraph"/>
-        <w:numPr>
-          <w:ilvl w:val="3"/>
-          <w:numId w:val="5"/>
-        </w:numPr>
-        <w:rPr>
-          <w:rFonts w:ascii="Abadi" w:hAnsi="Abadi"/>
-        </w:rPr>
-      </w:pPr>
-      <w:r>
-        <w:rPr>
-          <w:rFonts w:ascii="Abadi" w:hAnsi="Abadi"/>
-        </w:rPr>
-        <w:t>Quick tour of Jupyter/iPython notebooks</w:t>
+        <w:t>A note on Python/</w:t>
+      </w:r>
+      <w:proofErr w:type="spellStart"/>
+      <w:r>
+        <w:rPr>
+          <w:rFonts w:ascii="Abadi" w:hAnsi="Abadi"/>
+        </w:rPr>
+        <w:t>Numpy</w:t>
+      </w:r>
+      <w:proofErr w:type="spellEnd"/>
+      <w:r>
+        <w:rPr>
+          <w:rFonts w:ascii="Abadi" w:hAnsi="Abadi"/>
+        </w:rPr>
+        <w:t xml:space="preserve"> vectors</w:t>
+      </w:r>
+    </w:p>
+    <w:p>
+      <w:pPr>
+        <w:pStyle w:val="ListParagraph"/>
+        <w:numPr>
+          <w:ilvl w:val="3"/>
+          <w:numId w:val="5"/>
+        </w:numPr>
+        <w:rPr>
+          <w:rFonts w:ascii="Abadi" w:hAnsi="Abadi"/>
+        </w:rPr>
+      </w:pPr>
+      <w:r>
+        <w:rPr>
+          <w:rFonts w:ascii="Abadi" w:hAnsi="Abadi"/>
+        </w:rPr>
+        <w:t xml:space="preserve">Quick tour of </w:t>
+      </w:r>
+      <w:proofErr w:type="spellStart"/>
+      <w:r>
+        <w:rPr>
+          <w:rFonts w:ascii="Abadi" w:hAnsi="Abadi"/>
+        </w:rPr>
+        <w:t>Jupyter</w:t>
+      </w:r>
+      <w:proofErr w:type="spellEnd"/>
+      <w:r>
+        <w:rPr>
+          <w:rFonts w:ascii="Abadi" w:hAnsi="Abadi"/>
+        </w:rPr>
+        <w:t>/</w:t>
+      </w:r>
+      <w:proofErr w:type="spellStart"/>
+      <w:r>
+        <w:rPr>
+          <w:rFonts w:ascii="Abadi" w:hAnsi="Abadi"/>
+        </w:rPr>
+        <w:t>iPython</w:t>
+      </w:r>
+      <w:proofErr w:type="spellEnd"/>
+      <w:r>
+        <w:rPr>
+          <w:rFonts w:ascii="Abadi" w:hAnsi="Abadi"/>
+        </w:rPr>
+        <w:t xml:space="preserve"> notebooks</w:t>
       </w:r>
     </w:p>
     <w:p>
@@ -2665,8 +2836,260 @@
         <w:rPr>
           <w:rFonts w:ascii="Abadi" w:hAnsi="Abadi"/>
         </w:rPr>
+        <w:t>Lab: Logistic regression with a neural network mindset</w:t>
+      </w:r>
+    </w:p>
+    <w:p>
+      <w:pPr>
+        <w:pStyle w:val="ListParagraph"/>
+        <w:numPr>
+          <w:ilvl w:val="2"/>
+          <w:numId w:val="5"/>
+        </w:numPr>
+        <w:rPr>
+          <w:rFonts w:ascii="Abadi" w:hAnsi="Abadi"/>
+        </w:rPr>
+      </w:pPr>
+      <w:r>
+        <w:rPr>
+          <w:rFonts w:ascii="Abadi" w:hAnsi="Abadi"/>
+        </w:rPr>
+        <w:t>Week 3 – Shallow neural networks</w:t>
+      </w:r>
+    </w:p>
+    <w:p>
+      <w:pPr>
+        <w:pStyle w:val="ListParagraph"/>
+        <w:numPr>
+          <w:ilvl w:val="3"/>
+          <w:numId w:val="5"/>
+        </w:numPr>
+        <w:rPr>
+          <w:rFonts w:ascii="Abadi" w:hAnsi="Abadi"/>
+        </w:rPr>
+      </w:pPr>
+      <w:r>
+        <w:rPr>
+          <w:rFonts w:ascii="Abadi" w:hAnsi="Abadi"/>
+        </w:rPr>
+        <w:t>Neural networks overview</w:t>
+      </w:r>
+    </w:p>
+    <w:p>
+      <w:pPr>
+        <w:pStyle w:val="ListParagraph"/>
+        <w:numPr>
+          <w:ilvl w:val="3"/>
+          <w:numId w:val="5"/>
+        </w:numPr>
+        <w:rPr>
+          <w:rFonts w:ascii="Abadi" w:hAnsi="Abadi"/>
+        </w:rPr>
+      </w:pPr>
+      <w:r>
+        <w:rPr>
+          <w:rFonts w:ascii="Abadi" w:hAnsi="Abadi"/>
+        </w:rPr>
+        <w:t>Neural network representation</w:t>
+      </w:r>
+    </w:p>
+    <w:p>
+      <w:pPr>
+        <w:pStyle w:val="ListParagraph"/>
+        <w:numPr>
+          <w:ilvl w:val="3"/>
+          <w:numId w:val="5"/>
+        </w:numPr>
+        <w:rPr>
+          <w:rFonts w:ascii="Abadi" w:hAnsi="Abadi"/>
+        </w:rPr>
+      </w:pPr>
+      <w:r>
+        <w:rPr>
+          <w:rFonts w:ascii="Abadi" w:hAnsi="Abadi"/>
+        </w:rPr>
         <w:lastRenderedPageBreak/>
-        <w:t>Lab: Logistic regression with a neural network mindset</w:t>
+        <w:t>Computing a neural network's output</w:t>
+      </w:r>
+    </w:p>
+    <w:p>
+      <w:pPr>
+        <w:pStyle w:val="ListParagraph"/>
+        <w:numPr>
+          <w:ilvl w:val="3"/>
+          <w:numId w:val="5"/>
+        </w:numPr>
+        <w:rPr>
+          <w:rFonts w:ascii="Abadi" w:hAnsi="Abadi"/>
+        </w:rPr>
+      </w:pPr>
+      <w:r>
+        <w:rPr>
+          <w:rFonts w:ascii="Abadi" w:hAnsi="Abadi"/>
+        </w:rPr>
+        <w:t>Vectorizing across multiple examples</w:t>
+      </w:r>
+    </w:p>
+    <w:p>
+      <w:pPr>
+        <w:pStyle w:val="ListParagraph"/>
+        <w:numPr>
+          <w:ilvl w:val="3"/>
+          <w:numId w:val="5"/>
+        </w:numPr>
+        <w:rPr>
+          <w:rFonts w:ascii="Abadi" w:hAnsi="Abadi"/>
+        </w:rPr>
+      </w:pPr>
+      <w:r>
+        <w:rPr>
+          <w:rFonts w:ascii="Abadi" w:hAnsi="Abadi"/>
+        </w:rPr>
+        <w:t>Explanation for vectorized implementation</w:t>
+      </w:r>
+    </w:p>
+    <w:p>
+      <w:pPr>
+        <w:pStyle w:val="ListParagraph"/>
+        <w:numPr>
+          <w:ilvl w:val="3"/>
+          <w:numId w:val="5"/>
+        </w:numPr>
+        <w:rPr>
+          <w:rFonts w:ascii="Abadi" w:hAnsi="Abadi"/>
+        </w:rPr>
+      </w:pPr>
+      <w:r>
+        <w:rPr>
+          <w:rFonts w:ascii="Abadi" w:hAnsi="Abadi"/>
+        </w:rPr>
+        <w:t>Activation functions</w:t>
+      </w:r>
+    </w:p>
+    <w:p>
+      <w:pPr>
+        <w:pStyle w:val="ListParagraph"/>
+        <w:numPr>
+          <w:ilvl w:val="3"/>
+          <w:numId w:val="5"/>
+        </w:numPr>
+        <w:rPr>
+          <w:rFonts w:ascii="Abadi" w:hAnsi="Abadi"/>
+        </w:rPr>
+      </w:pPr>
+      <w:r>
+        <w:rPr>
+          <w:rFonts w:ascii="Abadi" w:hAnsi="Abadi"/>
+        </w:rPr>
+        <w:t>Why do you need non-linear activation functions?</w:t>
+      </w:r>
+    </w:p>
+    <w:p>
+      <w:pPr>
+        <w:pStyle w:val="ListParagraph"/>
+        <w:numPr>
+          <w:ilvl w:val="3"/>
+          <w:numId w:val="5"/>
+        </w:numPr>
+        <w:rPr>
+          <w:rFonts w:ascii="Abadi" w:hAnsi="Abadi"/>
+        </w:rPr>
+      </w:pPr>
+      <w:r>
+        <w:rPr>
+          <w:rFonts w:ascii="Abadi" w:hAnsi="Abadi"/>
+        </w:rPr>
+        <w:t>Derivatives of activation functions</w:t>
+      </w:r>
+    </w:p>
+    <w:p>
+      <w:pPr>
+        <w:pStyle w:val="ListParagraph"/>
+        <w:numPr>
+          <w:ilvl w:val="3"/>
+          <w:numId w:val="5"/>
+        </w:numPr>
+        <w:rPr>
+          <w:rFonts w:ascii="Abadi" w:hAnsi="Abadi"/>
+        </w:rPr>
+      </w:pPr>
+      <w:r>
+        <w:rPr>
+          <w:rFonts w:ascii="Abadi" w:hAnsi="Abadi"/>
+        </w:rPr>
+        <w:t>Gradient descent for neural networks</w:t>
+      </w:r>
+    </w:p>
+    <w:p>
+      <w:pPr>
+        <w:pStyle w:val="ListParagraph"/>
+        <w:numPr>
+          <w:ilvl w:val="3"/>
+          <w:numId w:val="5"/>
+        </w:numPr>
+        <w:rPr>
+          <w:rFonts w:ascii="Abadi" w:hAnsi="Abadi"/>
+        </w:rPr>
+      </w:pPr>
+      <w:r>
+        <w:rPr>
+          <w:rFonts w:ascii="Abadi" w:hAnsi="Abadi"/>
+        </w:rPr>
+        <w:t>Backpropagation intuition (optional)</w:t>
+      </w:r>
+    </w:p>
+    <w:p>
+      <w:pPr>
+        <w:pStyle w:val="ListParagraph"/>
+        <w:numPr>
+          <w:ilvl w:val="3"/>
+          <w:numId w:val="5"/>
+        </w:numPr>
+        <w:rPr>
+          <w:rFonts w:ascii="Abadi" w:hAnsi="Abadi"/>
+        </w:rPr>
+      </w:pPr>
+      <w:r>
+        <w:rPr>
+          <w:rFonts w:ascii="Abadi" w:hAnsi="Abadi"/>
+        </w:rPr>
+        <w:t>Random initialization</w:t>
+      </w:r>
+    </w:p>
+    <w:p>
+      <w:pPr>
+        <w:pStyle w:val="ListParagraph"/>
+        <w:numPr>
+          <w:ilvl w:val="3"/>
+          <w:numId w:val="5"/>
+        </w:numPr>
+        <w:rPr>
+          <w:rFonts w:ascii="Abadi" w:hAnsi="Abadi"/>
+        </w:rPr>
+      </w:pPr>
+      <w:r>
+        <w:rPr>
+          <w:rFonts w:ascii="Abadi" w:hAnsi="Abadi"/>
+        </w:rPr>
+        <w:t>Ian Goodfellow interview</w:t>
+      </w:r>
+    </w:p>
+    <w:p>
+      <w:pPr>
+        <w:pStyle w:val="ListParagraph"/>
+        <w:numPr>
+          <w:ilvl w:val="3"/>
+          <w:numId w:val="5"/>
+        </w:numPr>
+        <w:rPr>
+          <w:rFonts w:ascii="Abadi" w:hAnsi="Abadi"/>
+        </w:rPr>
+      </w:pPr>
+      <w:r>
+        <w:rPr>
+          <w:rFonts w:ascii="Abadi" w:hAnsi="Abadi"/>
+        </w:rPr>
+        <w:t>Lab: Planar data classification with one hidden layer</w:t>
       </w:r>
     </w:p>
     <w:p>
@@ -2684,241 +3107,205 @@
         <w:rPr>
           <w:rFonts w:ascii="Abadi" w:hAnsi="Abadi"/>
         </w:rPr>
-        <w:t>Week 3 – Shallow neural networks</w:t>
-      </w:r>
-    </w:p>
-    <w:p>
-      <w:pPr>
-        <w:pStyle w:val="ListParagraph"/>
-        <w:numPr>
-          <w:ilvl w:val="3"/>
-          <w:numId w:val="5"/>
-        </w:numPr>
-        <w:rPr>
-          <w:rFonts w:ascii="Abadi" w:hAnsi="Abadi"/>
-        </w:rPr>
-      </w:pPr>
-      <w:r>
-        <w:rPr>
-          <w:rFonts w:ascii="Abadi" w:hAnsi="Abadi"/>
-        </w:rPr>
-        <w:t>Neural networks overview</w:t>
-      </w:r>
-    </w:p>
-    <w:p>
-      <w:pPr>
-        <w:pStyle w:val="ListParagraph"/>
-        <w:numPr>
-          <w:ilvl w:val="3"/>
-          <w:numId w:val="5"/>
-        </w:numPr>
-        <w:rPr>
-          <w:rFonts w:ascii="Abadi" w:hAnsi="Abadi"/>
-        </w:rPr>
-      </w:pPr>
-      <w:r>
-        <w:rPr>
-          <w:rFonts w:ascii="Abadi" w:hAnsi="Abadi"/>
-        </w:rPr>
-        <w:t>Neural network representation</w:t>
-      </w:r>
-    </w:p>
-    <w:p>
-      <w:pPr>
-        <w:pStyle w:val="ListParagraph"/>
-        <w:numPr>
-          <w:ilvl w:val="3"/>
-          <w:numId w:val="5"/>
-        </w:numPr>
-        <w:rPr>
-          <w:rFonts w:ascii="Abadi" w:hAnsi="Abadi"/>
-        </w:rPr>
-      </w:pPr>
-      <w:r>
-        <w:rPr>
-          <w:rFonts w:ascii="Abadi" w:hAnsi="Abadi"/>
-        </w:rPr>
-        <w:t>Computing a neural network's output</w:t>
-      </w:r>
-    </w:p>
-    <w:p>
-      <w:pPr>
-        <w:pStyle w:val="ListParagraph"/>
-        <w:numPr>
-          <w:ilvl w:val="3"/>
-          <w:numId w:val="5"/>
-        </w:numPr>
-        <w:rPr>
-          <w:rFonts w:ascii="Abadi" w:hAnsi="Abadi"/>
-        </w:rPr>
-      </w:pPr>
-      <w:r>
-        <w:rPr>
-          <w:rFonts w:ascii="Abadi" w:hAnsi="Abadi"/>
-        </w:rPr>
-        <w:t>Vectorizing across multiple examples</w:t>
-      </w:r>
-    </w:p>
-    <w:p>
-      <w:pPr>
-        <w:pStyle w:val="ListParagraph"/>
-        <w:numPr>
-          <w:ilvl w:val="3"/>
-          <w:numId w:val="5"/>
-        </w:numPr>
-        <w:rPr>
-          <w:rFonts w:ascii="Abadi" w:hAnsi="Abadi"/>
-        </w:rPr>
-      </w:pPr>
-      <w:r>
-        <w:rPr>
-          <w:rFonts w:ascii="Abadi" w:hAnsi="Abadi"/>
-        </w:rPr>
-        <w:t>Explanation for vectorized implementation</w:t>
-      </w:r>
-    </w:p>
-    <w:p>
-      <w:pPr>
-        <w:pStyle w:val="ListParagraph"/>
-        <w:numPr>
-          <w:ilvl w:val="3"/>
-          <w:numId w:val="5"/>
-        </w:numPr>
-        <w:rPr>
-          <w:rFonts w:ascii="Abadi" w:hAnsi="Abadi"/>
-        </w:rPr>
-      </w:pPr>
-      <w:r>
-        <w:rPr>
-          <w:rFonts w:ascii="Abadi" w:hAnsi="Abadi"/>
-        </w:rPr>
-        <w:t>Activation functions</w:t>
-      </w:r>
-    </w:p>
-    <w:p>
-      <w:pPr>
-        <w:pStyle w:val="ListParagraph"/>
-        <w:numPr>
-          <w:ilvl w:val="3"/>
-          <w:numId w:val="5"/>
-        </w:numPr>
-        <w:rPr>
-          <w:rFonts w:ascii="Abadi" w:hAnsi="Abadi"/>
-        </w:rPr>
-      </w:pPr>
-      <w:r>
-        <w:rPr>
-          <w:rFonts w:ascii="Abadi" w:hAnsi="Abadi"/>
-        </w:rPr>
-        <w:t>Why do you need non-linear activation functions?</w:t>
-      </w:r>
-    </w:p>
-    <w:p>
-      <w:pPr>
-        <w:pStyle w:val="ListParagraph"/>
-        <w:numPr>
-          <w:ilvl w:val="3"/>
-          <w:numId w:val="5"/>
-        </w:numPr>
-        <w:rPr>
-          <w:rFonts w:ascii="Abadi" w:hAnsi="Abadi"/>
-        </w:rPr>
-      </w:pPr>
-      <w:r>
-        <w:rPr>
-          <w:rFonts w:ascii="Abadi" w:hAnsi="Abadi"/>
-        </w:rPr>
-        <w:t>Derivatives of activation functions</w:t>
-      </w:r>
-    </w:p>
-    <w:p>
-      <w:pPr>
-        <w:pStyle w:val="ListParagraph"/>
-        <w:numPr>
-          <w:ilvl w:val="3"/>
-          <w:numId w:val="5"/>
-        </w:numPr>
-        <w:rPr>
-          <w:rFonts w:ascii="Abadi" w:hAnsi="Abadi"/>
-        </w:rPr>
-      </w:pPr>
-      <w:r>
-        <w:rPr>
-          <w:rFonts w:ascii="Abadi" w:hAnsi="Abadi"/>
-        </w:rPr>
-        <w:t>Gradient descent for neural networks</w:t>
-      </w:r>
-    </w:p>
-    <w:p>
-      <w:pPr>
-        <w:pStyle w:val="ListParagraph"/>
-        <w:numPr>
-          <w:ilvl w:val="3"/>
-          <w:numId w:val="5"/>
-        </w:numPr>
-        <w:rPr>
-          <w:rFonts w:ascii="Abadi" w:hAnsi="Abadi"/>
-        </w:rPr>
-      </w:pPr>
-      <w:r>
-        <w:rPr>
-          <w:rFonts w:ascii="Abadi" w:hAnsi="Abadi"/>
-        </w:rPr>
-        <w:t>Backpropagation intuition (optional)</w:t>
-      </w:r>
-    </w:p>
-    <w:p>
-      <w:pPr>
-        <w:pStyle w:val="ListParagraph"/>
-        <w:numPr>
-          <w:ilvl w:val="3"/>
-          <w:numId w:val="5"/>
-        </w:numPr>
-        <w:rPr>
-          <w:rFonts w:ascii="Abadi" w:hAnsi="Abadi"/>
-        </w:rPr>
-      </w:pPr>
-      <w:r>
-        <w:rPr>
-          <w:rFonts w:ascii="Abadi" w:hAnsi="Abadi"/>
-        </w:rPr>
-        <w:t>Random initialization</w:t>
-      </w:r>
-    </w:p>
-    <w:p>
-      <w:pPr>
-        <w:pStyle w:val="ListParagraph"/>
-        <w:numPr>
-          <w:ilvl w:val="3"/>
-          <w:numId w:val="5"/>
-        </w:numPr>
-        <w:rPr>
-          <w:rFonts w:ascii="Abadi" w:hAnsi="Abadi"/>
-        </w:rPr>
-      </w:pPr>
-      <w:r>
-        <w:rPr>
-          <w:rFonts w:ascii="Abadi" w:hAnsi="Abadi"/>
-        </w:rPr>
-        <w:t>Ian Goodfellow interview</w:t>
-      </w:r>
-    </w:p>
-    <w:p>
-      <w:pPr>
-        <w:pStyle w:val="ListParagraph"/>
-        <w:numPr>
-          <w:ilvl w:val="3"/>
-          <w:numId w:val="5"/>
-        </w:numPr>
-        <w:rPr>
-          <w:rFonts w:ascii="Abadi" w:hAnsi="Abadi"/>
-        </w:rPr>
-      </w:pPr>
-      <w:r>
-        <w:rPr>
-          <w:rFonts w:ascii="Abadi" w:hAnsi="Abadi"/>
-        </w:rPr>
-        <w:t>Lab: Planar data classification with one hidden layer</w:t>
+        <w:t>Week 4 – Deep neural networks</w:t>
+      </w:r>
+    </w:p>
+    <w:p>
+      <w:pPr>
+        <w:pStyle w:val="ListParagraph"/>
+        <w:numPr>
+          <w:ilvl w:val="3"/>
+          <w:numId w:val="5"/>
+        </w:numPr>
+        <w:rPr>
+          <w:rFonts w:ascii="Abadi" w:hAnsi="Abadi"/>
+        </w:rPr>
+      </w:pPr>
+      <w:r>
+        <w:rPr>
+          <w:rFonts w:ascii="Abadi" w:hAnsi="Abadi"/>
+        </w:rPr>
+        <w:t>Deep L-layer neural network</w:t>
+      </w:r>
+    </w:p>
+    <w:p>
+      <w:pPr>
+        <w:pStyle w:val="ListParagraph"/>
+        <w:numPr>
+          <w:ilvl w:val="3"/>
+          <w:numId w:val="5"/>
+        </w:numPr>
+        <w:rPr>
+          <w:rFonts w:ascii="Abadi" w:hAnsi="Abadi"/>
+        </w:rPr>
+      </w:pPr>
+      <w:r>
+        <w:rPr>
+          <w:rFonts w:ascii="Abadi" w:hAnsi="Abadi"/>
+        </w:rPr>
+        <w:t>Forward propagation in a deep network</w:t>
+      </w:r>
+    </w:p>
+    <w:p>
+      <w:pPr>
+        <w:pStyle w:val="ListParagraph"/>
+        <w:numPr>
+          <w:ilvl w:val="3"/>
+          <w:numId w:val="5"/>
+        </w:numPr>
+        <w:rPr>
+          <w:rFonts w:ascii="Abadi" w:hAnsi="Abadi"/>
+        </w:rPr>
+      </w:pPr>
+      <w:r>
+        <w:rPr>
+          <w:rFonts w:ascii="Abadi" w:hAnsi="Abadi"/>
+        </w:rPr>
+        <w:t>Getting your matrix dimensions right</w:t>
+      </w:r>
+    </w:p>
+    <w:p>
+      <w:pPr>
+        <w:pStyle w:val="ListParagraph"/>
+        <w:numPr>
+          <w:ilvl w:val="3"/>
+          <w:numId w:val="5"/>
+        </w:numPr>
+        <w:rPr>
+          <w:rFonts w:ascii="Abadi" w:hAnsi="Abadi"/>
+        </w:rPr>
+      </w:pPr>
+      <w:r>
+        <w:rPr>
+          <w:rFonts w:ascii="Abadi" w:hAnsi="Abadi"/>
+        </w:rPr>
+        <w:t>Why deep representations?</w:t>
+      </w:r>
+    </w:p>
+    <w:p>
+      <w:pPr>
+        <w:pStyle w:val="ListParagraph"/>
+        <w:numPr>
+          <w:ilvl w:val="3"/>
+          <w:numId w:val="5"/>
+        </w:numPr>
+        <w:rPr>
+          <w:rFonts w:ascii="Abadi" w:hAnsi="Abadi"/>
+        </w:rPr>
+      </w:pPr>
+      <w:r>
+        <w:rPr>
+          <w:rFonts w:ascii="Abadi" w:hAnsi="Abadi"/>
+        </w:rPr>
+        <w:t>Building blocks of deep neural networks</w:t>
+      </w:r>
+    </w:p>
+    <w:p>
+      <w:pPr>
+        <w:pStyle w:val="ListParagraph"/>
+        <w:numPr>
+          <w:ilvl w:val="3"/>
+          <w:numId w:val="5"/>
+        </w:numPr>
+        <w:rPr>
+          <w:rFonts w:ascii="Abadi" w:hAnsi="Abadi"/>
+        </w:rPr>
+      </w:pPr>
+      <w:r>
+        <w:rPr>
+          <w:rFonts w:ascii="Abadi" w:hAnsi="Abadi"/>
+        </w:rPr>
+        <w:t>Forward and backward propagation</w:t>
+      </w:r>
+    </w:p>
+    <w:p>
+      <w:pPr>
+        <w:pStyle w:val="ListParagraph"/>
+        <w:numPr>
+          <w:ilvl w:val="3"/>
+          <w:numId w:val="5"/>
+        </w:numPr>
+        <w:rPr>
+          <w:rFonts w:ascii="Abadi" w:hAnsi="Abadi"/>
+        </w:rPr>
+      </w:pPr>
+      <w:r>
+        <w:rPr>
+          <w:rFonts w:ascii="Abadi" w:hAnsi="Abadi"/>
+        </w:rPr>
+        <w:t>Parameters vs hyperparameters</w:t>
+      </w:r>
+    </w:p>
+    <w:p>
+      <w:pPr>
+        <w:pStyle w:val="ListParagraph"/>
+        <w:numPr>
+          <w:ilvl w:val="3"/>
+          <w:numId w:val="5"/>
+        </w:numPr>
+        <w:rPr>
+          <w:rFonts w:ascii="Abadi" w:hAnsi="Abadi"/>
+        </w:rPr>
+      </w:pPr>
+      <w:r>
+        <w:rPr>
+          <w:rFonts w:ascii="Abadi" w:hAnsi="Abadi"/>
+        </w:rPr>
+        <w:t>What does this have to do with the brain?</w:t>
+      </w:r>
+    </w:p>
+    <w:p>
+      <w:pPr>
+        <w:pStyle w:val="ListParagraph"/>
+        <w:numPr>
+          <w:ilvl w:val="3"/>
+          <w:numId w:val="5"/>
+        </w:numPr>
+        <w:rPr>
+          <w:rFonts w:ascii="Abadi" w:hAnsi="Abadi"/>
+        </w:rPr>
+      </w:pPr>
+      <w:r>
+        <w:rPr>
+          <w:rFonts w:ascii="Abadi" w:hAnsi="Abadi"/>
+        </w:rPr>
+        <w:t>Lab: Building your deep neural network step by step</w:t>
+      </w:r>
+    </w:p>
+    <w:p>
+      <w:pPr>
+        <w:pStyle w:val="ListParagraph"/>
+        <w:numPr>
+          <w:ilvl w:val="3"/>
+          <w:numId w:val="5"/>
+        </w:numPr>
+        <w:rPr>
+          <w:rFonts w:ascii="Abadi" w:hAnsi="Abadi"/>
+        </w:rPr>
+      </w:pPr>
+      <w:r>
+        <w:rPr>
+          <w:rFonts w:ascii="Abadi" w:hAnsi="Abadi"/>
+        </w:rPr>
+        <w:t>Lab: Deep neural network application</w:t>
+      </w:r>
+    </w:p>
+    <w:p>
+      <w:pPr>
+        <w:pStyle w:val="ListParagraph"/>
+        <w:numPr>
+          <w:ilvl w:val="1"/>
+          <w:numId w:val="5"/>
+        </w:numPr>
+        <w:rPr>
+          <w:rFonts w:ascii="Abadi" w:hAnsi="Abadi"/>
+        </w:rPr>
+      </w:pPr>
+      <w:r>
+        <w:rPr>
+          <w:rFonts w:ascii="Abadi" w:hAnsi="Abadi"/>
+        </w:rPr>
+        <w:t>Improving Deep Neural Networks: Hyperparameter tuning, Regularization and Optimization</w:t>
       </w:r>
     </w:p>
     <w:p>
@@ -2936,188 +3323,840 @@
         <w:rPr>
           <w:rFonts w:ascii="Abadi" w:hAnsi="Abadi"/>
         </w:rPr>
-        <w:t>Week 4 – Deep neural networks</w:t>
-      </w:r>
-    </w:p>
-    <w:p>
-      <w:pPr>
-        <w:pStyle w:val="ListParagraph"/>
-        <w:numPr>
-          <w:ilvl w:val="3"/>
-          <w:numId w:val="5"/>
-        </w:numPr>
-        <w:rPr>
-          <w:rFonts w:ascii="Abadi" w:hAnsi="Abadi"/>
-        </w:rPr>
-      </w:pPr>
-      <w:r>
-        <w:rPr>
-          <w:rFonts w:ascii="Abadi" w:hAnsi="Abadi"/>
-        </w:rPr>
-        <w:t>Deep L-layer neural network</w:t>
-      </w:r>
-    </w:p>
-    <w:p>
-      <w:pPr>
-        <w:pStyle w:val="ListParagraph"/>
-        <w:numPr>
-          <w:ilvl w:val="3"/>
-          <w:numId w:val="5"/>
-        </w:numPr>
-        <w:rPr>
-          <w:rFonts w:ascii="Abadi" w:hAnsi="Abadi"/>
-        </w:rPr>
-      </w:pPr>
-      <w:r>
-        <w:rPr>
-          <w:rFonts w:ascii="Abadi" w:hAnsi="Abadi"/>
-        </w:rPr>
-        <w:t>Forward propagation in a deep network</w:t>
-      </w:r>
-    </w:p>
-    <w:p>
-      <w:pPr>
-        <w:pStyle w:val="ListParagraph"/>
-        <w:numPr>
-          <w:ilvl w:val="3"/>
-          <w:numId w:val="5"/>
-        </w:numPr>
-        <w:rPr>
-          <w:rFonts w:ascii="Abadi" w:hAnsi="Abadi"/>
-        </w:rPr>
-      </w:pPr>
-      <w:r>
-        <w:rPr>
-          <w:rFonts w:ascii="Abadi" w:hAnsi="Abadi"/>
-        </w:rPr>
-        <w:t>Getting your matrix dimensions right</w:t>
-      </w:r>
-    </w:p>
-    <w:p>
-      <w:pPr>
-        <w:pStyle w:val="ListParagraph"/>
-        <w:numPr>
-          <w:ilvl w:val="3"/>
-          <w:numId w:val="5"/>
-        </w:numPr>
-        <w:rPr>
-          <w:rFonts w:ascii="Abadi" w:hAnsi="Abadi"/>
-        </w:rPr>
-      </w:pPr>
-      <w:r>
-        <w:rPr>
-          <w:rFonts w:ascii="Abadi" w:hAnsi="Abadi"/>
-        </w:rPr>
-        <w:t>Why deep representations?</w:t>
-      </w:r>
-    </w:p>
-    <w:p>
-      <w:pPr>
-        <w:pStyle w:val="ListParagraph"/>
-        <w:numPr>
-          <w:ilvl w:val="3"/>
-          <w:numId w:val="5"/>
-        </w:numPr>
-        <w:rPr>
-          <w:rFonts w:ascii="Abadi" w:hAnsi="Abadi"/>
-        </w:rPr>
-      </w:pPr>
-      <w:r>
-        <w:rPr>
-          <w:rFonts w:ascii="Abadi" w:hAnsi="Abadi"/>
-        </w:rPr>
-        <w:t>Building blocks of deep neural networks</w:t>
-      </w:r>
-    </w:p>
-    <w:p>
-      <w:pPr>
-        <w:pStyle w:val="ListParagraph"/>
-        <w:numPr>
-          <w:ilvl w:val="3"/>
-          <w:numId w:val="5"/>
-        </w:numPr>
-        <w:rPr>
-          <w:rFonts w:ascii="Abadi" w:hAnsi="Abadi"/>
-        </w:rPr>
-      </w:pPr>
-      <w:r>
-        <w:rPr>
-          <w:rFonts w:ascii="Abadi" w:hAnsi="Abadi"/>
-        </w:rPr>
-        <w:t>Forward and backward propagation</w:t>
-      </w:r>
-    </w:p>
-    <w:p>
-      <w:pPr>
-        <w:pStyle w:val="ListParagraph"/>
-        <w:numPr>
-          <w:ilvl w:val="3"/>
-          <w:numId w:val="5"/>
-        </w:numPr>
-        <w:rPr>
-          <w:rFonts w:ascii="Abadi" w:hAnsi="Abadi"/>
-        </w:rPr>
-      </w:pPr>
-      <w:r>
-        <w:rPr>
-          <w:rFonts w:ascii="Abadi" w:hAnsi="Abadi"/>
-        </w:rPr>
-        <w:t>Parameters vs hyperparameters</w:t>
-      </w:r>
-    </w:p>
-    <w:p>
-      <w:pPr>
-        <w:pStyle w:val="ListParagraph"/>
-        <w:numPr>
-          <w:ilvl w:val="3"/>
-          <w:numId w:val="5"/>
-        </w:numPr>
-        <w:rPr>
-          <w:rFonts w:ascii="Abadi" w:hAnsi="Abadi"/>
-        </w:rPr>
-      </w:pPr>
-      <w:r>
-        <w:rPr>
-          <w:rFonts w:ascii="Abadi" w:hAnsi="Abadi"/>
-        </w:rPr>
-        <w:t>What does this have to do with the brain?</w:t>
-      </w:r>
-    </w:p>
-    <w:p>
-      <w:pPr>
-        <w:pStyle w:val="ListParagraph"/>
-        <w:numPr>
-          <w:ilvl w:val="3"/>
-          <w:numId w:val="5"/>
-        </w:numPr>
-        <w:rPr>
-          <w:rFonts w:ascii="Abadi" w:hAnsi="Abadi"/>
-        </w:rPr>
-      </w:pPr>
-      <w:r>
-        <w:rPr>
-          <w:rFonts w:ascii="Abadi" w:hAnsi="Abadi"/>
-        </w:rPr>
-        <w:t>Lab: Building your deep neural network step by step</w:t>
-      </w:r>
-    </w:p>
-    <w:p>
-      <w:pPr>
-        <w:pStyle w:val="ListParagraph"/>
-        <w:numPr>
-          <w:ilvl w:val="3"/>
-          <w:numId w:val="5"/>
-        </w:numPr>
-        <w:rPr>
-          <w:rFonts w:ascii="Abadi" w:hAnsi="Abadi"/>
-        </w:rPr>
-      </w:pPr>
-      <w:r>
-        <w:rPr>
-          <w:rFonts w:ascii="Abadi" w:hAnsi="Abadi"/>
-        </w:rPr>
-        <w:t>Lab: Deep neural network application</w:t>
-      </w:r>
+        <w:t>Week 1 – Practical aspects of deep learning</w:t>
+      </w:r>
+    </w:p>
+    <w:p>
+      <w:pPr>
+        <w:pStyle w:val="ListParagraph"/>
+        <w:numPr>
+          <w:ilvl w:val="3"/>
+          <w:numId w:val="5"/>
+        </w:numPr>
+        <w:rPr>
+          <w:rFonts w:ascii="Abadi" w:hAnsi="Abadi"/>
+        </w:rPr>
+      </w:pPr>
+      <w:r>
+        <w:rPr>
+          <w:rFonts w:ascii="Abadi" w:hAnsi="Abadi"/>
+        </w:rPr>
+        <w:t>Train/dev/test sets</w:t>
+      </w:r>
+    </w:p>
+    <w:p>
+      <w:pPr>
+        <w:pStyle w:val="ListParagraph"/>
+        <w:numPr>
+          <w:ilvl w:val="3"/>
+          <w:numId w:val="5"/>
+        </w:numPr>
+        <w:rPr>
+          <w:rFonts w:ascii="Abadi" w:hAnsi="Abadi"/>
+        </w:rPr>
+      </w:pPr>
+      <w:r>
+        <w:rPr>
+          <w:rFonts w:ascii="Abadi" w:hAnsi="Abadi"/>
+        </w:rPr>
+        <w:t>Bias/variance</w:t>
+      </w:r>
+    </w:p>
+    <w:p>
+      <w:pPr>
+        <w:pStyle w:val="ListParagraph"/>
+        <w:numPr>
+          <w:ilvl w:val="3"/>
+          <w:numId w:val="5"/>
+        </w:numPr>
+        <w:rPr>
+          <w:rFonts w:ascii="Abadi" w:hAnsi="Abadi"/>
+        </w:rPr>
+      </w:pPr>
+      <w:r>
+        <w:rPr>
+          <w:rFonts w:ascii="Abadi" w:hAnsi="Abadi"/>
+        </w:rPr>
+        <w:t>Basic recipe for machine learning</w:t>
+      </w:r>
+    </w:p>
+    <w:p>
+      <w:pPr>
+        <w:pStyle w:val="ListParagraph"/>
+        <w:numPr>
+          <w:ilvl w:val="3"/>
+          <w:numId w:val="5"/>
+        </w:numPr>
+        <w:rPr>
+          <w:rFonts w:ascii="Abadi" w:hAnsi="Abadi"/>
+        </w:rPr>
+      </w:pPr>
+      <w:r>
+        <w:rPr>
+          <w:rFonts w:ascii="Abadi" w:hAnsi="Abadi"/>
+        </w:rPr>
+        <w:t>Regularization</w:t>
+      </w:r>
+    </w:p>
+    <w:p>
+      <w:pPr>
+        <w:pStyle w:val="ListParagraph"/>
+        <w:numPr>
+          <w:ilvl w:val="3"/>
+          <w:numId w:val="5"/>
+        </w:numPr>
+        <w:rPr>
+          <w:rFonts w:ascii="Abadi" w:hAnsi="Abadi"/>
+        </w:rPr>
+      </w:pPr>
+      <w:r>
+        <w:rPr>
+          <w:rFonts w:ascii="Abadi" w:hAnsi="Abadi"/>
+        </w:rPr>
+        <w:t>Why regularization reduces overfitting?</w:t>
+      </w:r>
+    </w:p>
+    <w:p>
+      <w:pPr>
+        <w:pStyle w:val="ListParagraph"/>
+        <w:numPr>
+          <w:ilvl w:val="3"/>
+          <w:numId w:val="5"/>
+        </w:numPr>
+        <w:rPr>
+          <w:rFonts w:ascii="Abadi" w:hAnsi="Abadi"/>
+        </w:rPr>
+      </w:pPr>
+      <w:r>
+        <w:rPr>
+          <w:rFonts w:ascii="Abadi" w:hAnsi="Abadi"/>
+        </w:rPr>
+        <w:t>Dropout regularization</w:t>
+      </w:r>
+    </w:p>
+    <w:p>
+      <w:pPr>
+        <w:pStyle w:val="ListParagraph"/>
+        <w:numPr>
+          <w:ilvl w:val="3"/>
+          <w:numId w:val="5"/>
+        </w:numPr>
+        <w:rPr>
+          <w:rFonts w:ascii="Abadi" w:hAnsi="Abadi"/>
+        </w:rPr>
+      </w:pPr>
+      <w:r>
+        <w:rPr>
+          <w:rFonts w:ascii="Abadi" w:hAnsi="Abadi"/>
+        </w:rPr>
+        <w:t>Understanding dropout</w:t>
+      </w:r>
+    </w:p>
+    <w:p>
+      <w:pPr>
+        <w:pStyle w:val="ListParagraph"/>
+        <w:numPr>
+          <w:ilvl w:val="3"/>
+          <w:numId w:val="5"/>
+        </w:numPr>
+        <w:rPr>
+          <w:rFonts w:ascii="Abadi" w:hAnsi="Abadi"/>
+        </w:rPr>
+      </w:pPr>
+      <w:r>
+        <w:rPr>
+          <w:rFonts w:ascii="Abadi" w:hAnsi="Abadi"/>
+        </w:rPr>
+        <w:t>Other regularization methods</w:t>
+      </w:r>
+    </w:p>
+    <w:p>
+      <w:pPr>
+        <w:pStyle w:val="ListParagraph"/>
+        <w:numPr>
+          <w:ilvl w:val="3"/>
+          <w:numId w:val="5"/>
+        </w:numPr>
+        <w:rPr>
+          <w:rFonts w:ascii="Abadi" w:hAnsi="Abadi"/>
+        </w:rPr>
+      </w:pPr>
+      <w:r>
+        <w:rPr>
+          <w:rFonts w:ascii="Abadi" w:hAnsi="Abadi"/>
+        </w:rPr>
+        <w:t>Normalizing inputs</w:t>
+      </w:r>
+    </w:p>
+    <w:p>
+      <w:pPr>
+        <w:pStyle w:val="ListParagraph"/>
+        <w:numPr>
+          <w:ilvl w:val="3"/>
+          <w:numId w:val="5"/>
+        </w:numPr>
+        <w:rPr>
+          <w:rFonts w:ascii="Abadi" w:hAnsi="Abadi"/>
+        </w:rPr>
+      </w:pPr>
+      <w:r>
+        <w:rPr>
+          <w:rFonts w:ascii="Abadi" w:hAnsi="Abadi"/>
+        </w:rPr>
+        <w:t>Vanishing/exploding gradients</w:t>
+      </w:r>
+    </w:p>
+    <w:p>
+      <w:pPr>
+        <w:pStyle w:val="ListParagraph"/>
+        <w:numPr>
+          <w:ilvl w:val="3"/>
+          <w:numId w:val="5"/>
+        </w:numPr>
+        <w:rPr>
+          <w:rFonts w:ascii="Abadi" w:hAnsi="Abadi"/>
+        </w:rPr>
+      </w:pPr>
+      <w:r>
+        <w:rPr>
+          <w:rFonts w:ascii="Abadi" w:hAnsi="Abadi"/>
+        </w:rPr>
+        <w:t>Weight initialization for deep networks</w:t>
+      </w:r>
+    </w:p>
+    <w:p>
+      <w:pPr>
+        <w:pStyle w:val="ListParagraph"/>
+        <w:numPr>
+          <w:ilvl w:val="3"/>
+          <w:numId w:val="5"/>
+        </w:numPr>
+        <w:rPr>
+          <w:rFonts w:ascii="Abadi" w:hAnsi="Abadi"/>
+        </w:rPr>
+      </w:pPr>
+      <w:r>
+        <w:rPr>
+          <w:rFonts w:ascii="Abadi" w:hAnsi="Abadi"/>
+        </w:rPr>
+        <w:t>Numerical approximation of gradients</w:t>
+      </w:r>
+    </w:p>
+    <w:p>
+      <w:pPr>
+        <w:pStyle w:val="ListParagraph"/>
+        <w:numPr>
+          <w:ilvl w:val="3"/>
+          <w:numId w:val="5"/>
+        </w:numPr>
+        <w:rPr>
+          <w:rFonts w:ascii="Abadi" w:hAnsi="Abadi"/>
+        </w:rPr>
+      </w:pPr>
+      <w:r>
+        <w:rPr>
+          <w:rFonts w:ascii="Abadi" w:hAnsi="Abadi"/>
+        </w:rPr>
+        <w:t>Gradient checking</w:t>
+      </w:r>
+    </w:p>
+    <w:p>
+      <w:pPr>
+        <w:pStyle w:val="ListParagraph"/>
+        <w:numPr>
+          <w:ilvl w:val="3"/>
+          <w:numId w:val="5"/>
+        </w:numPr>
+        <w:rPr>
+          <w:rFonts w:ascii="Abadi" w:hAnsi="Abadi"/>
+        </w:rPr>
+      </w:pPr>
+      <w:r>
+        <w:rPr>
+          <w:rFonts w:ascii="Abadi" w:hAnsi="Abadi"/>
+        </w:rPr>
+        <w:t>Gradient checking implementation notes</w:t>
+      </w:r>
+    </w:p>
+    <w:p>
+      <w:pPr>
+        <w:pStyle w:val="ListParagraph"/>
+        <w:numPr>
+          <w:ilvl w:val="3"/>
+          <w:numId w:val="5"/>
+        </w:numPr>
+        <w:rPr>
+          <w:rFonts w:ascii="Abadi" w:hAnsi="Abadi"/>
+        </w:rPr>
+      </w:pPr>
+      <w:r>
+        <w:rPr>
+          <w:rFonts w:ascii="Abadi" w:hAnsi="Abadi"/>
+        </w:rPr>
+        <w:t>Yoshua Bengio interview</w:t>
+      </w:r>
+    </w:p>
+    <w:p>
+      <w:pPr>
+        <w:pStyle w:val="ListParagraph"/>
+        <w:numPr>
+          <w:ilvl w:val="3"/>
+          <w:numId w:val="5"/>
+        </w:numPr>
+        <w:rPr>
+          <w:rFonts w:ascii="Abadi" w:hAnsi="Abadi"/>
+        </w:rPr>
+      </w:pPr>
+      <w:r>
+        <w:rPr>
+          <w:rFonts w:ascii="Abadi" w:hAnsi="Abadi"/>
+        </w:rPr>
+        <w:t>Lab: Initialization</w:t>
+      </w:r>
+    </w:p>
+    <w:p>
+      <w:pPr>
+        <w:pStyle w:val="ListParagraph"/>
+        <w:numPr>
+          <w:ilvl w:val="3"/>
+          <w:numId w:val="5"/>
+        </w:numPr>
+        <w:rPr>
+          <w:rFonts w:ascii="Abadi" w:hAnsi="Abadi"/>
+        </w:rPr>
+      </w:pPr>
+      <w:r>
+        <w:rPr>
+          <w:rFonts w:ascii="Abadi" w:hAnsi="Abadi"/>
+        </w:rPr>
+        <w:t>Lab: Regularization</w:t>
+      </w:r>
+    </w:p>
+    <w:p>
+      <w:pPr>
+        <w:pStyle w:val="ListParagraph"/>
+        <w:numPr>
+          <w:ilvl w:val="3"/>
+          <w:numId w:val="5"/>
+        </w:numPr>
+        <w:rPr>
+          <w:rFonts w:ascii="Abadi" w:hAnsi="Abadi"/>
+        </w:rPr>
+      </w:pPr>
+      <w:r>
+        <w:rPr>
+          <w:rFonts w:ascii="Abadi" w:hAnsi="Abadi"/>
+        </w:rPr>
+        <w:t>Lab: Gradient checking</w:t>
+      </w:r>
+    </w:p>
+    <w:p>
+      <w:pPr>
+        <w:pStyle w:val="ListParagraph"/>
+        <w:numPr>
+          <w:ilvl w:val="2"/>
+          <w:numId w:val="5"/>
+        </w:numPr>
+        <w:rPr>
+          <w:rFonts w:ascii="Abadi" w:hAnsi="Abadi"/>
+        </w:rPr>
+      </w:pPr>
+      <w:r>
+        <w:rPr>
+          <w:rFonts w:ascii="Abadi" w:hAnsi="Abadi"/>
+        </w:rPr>
+        <w:t>Week 2 – Optimization algorithms</w:t>
+      </w:r>
+    </w:p>
+    <w:p>
+      <w:pPr>
+        <w:pStyle w:val="ListParagraph"/>
+        <w:numPr>
+          <w:ilvl w:val="3"/>
+          <w:numId w:val="5"/>
+        </w:numPr>
+        <w:rPr>
+          <w:rFonts w:ascii="Abadi" w:hAnsi="Abadi"/>
+        </w:rPr>
+      </w:pPr>
+      <w:r>
+        <w:rPr>
+          <w:rFonts w:ascii="Abadi" w:hAnsi="Abadi"/>
+        </w:rPr>
+        <w:t>Mini-batch gradient descent</w:t>
+      </w:r>
+    </w:p>
+    <w:p>
+      <w:pPr>
+        <w:pStyle w:val="ListParagraph"/>
+        <w:numPr>
+          <w:ilvl w:val="3"/>
+          <w:numId w:val="5"/>
+        </w:numPr>
+        <w:rPr>
+          <w:rFonts w:ascii="Abadi" w:hAnsi="Abadi"/>
+        </w:rPr>
+      </w:pPr>
+      <w:r>
+        <w:rPr>
+          <w:rFonts w:ascii="Abadi" w:hAnsi="Abadi"/>
+        </w:rPr>
+        <w:t>Understanding mini-batch gradient descent</w:t>
+      </w:r>
+    </w:p>
+    <w:p>
+      <w:pPr>
+        <w:pStyle w:val="ListParagraph"/>
+        <w:numPr>
+          <w:ilvl w:val="3"/>
+          <w:numId w:val="5"/>
+        </w:numPr>
+        <w:rPr>
+          <w:rFonts w:ascii="Abadi" w:hAnsi="Abadi"/>
+        </w:rPr>
+      </w:pPr>
+      <w:r>
+        <w:rPr>
+          <w:rFonts w:ascii="Abadi" w:hAnsi="Abadi"/>
+        </w:rPr>
+        <w:t>Exponentially weighted averages</w:t>
+      </w:r>
+    </w:p>
+    <w:p>
+      <w:pPr>
+        <w:pStyle w:val="ListParagraph"/>
+        <w:numPr>
+          <w:ilvl w:val="3"/>
+          <w:numId w:val="5"/>
+        </w:numPr>
+        <w:rPr>
+          <w:rFonts w:ascii="Abadi" w:hAnsi="Abadi"/>
+        </w:rPr>
+      </w:pPr>
+      <w:r>
+        <w:rPr>
+          <w:rFonts w:ascii="Abadi" w:hAnsi="Abadi"/>
+        </w:rPr>
+        <w:lastRenderedPageBreak/>
+        <w:t>Understanding exponentially weighted averages</w:t>
+      </w:r>
+    </w:p>
+    <w:p>
+      <w:pPr>
+        <w:pStyle w:val="ListParagraph"/>
+        <w:numPr>
+          <w:ilvl w:val="3"/>
+          <w:numId w:val="5"/>
+        </w:numPr>
+        <w:rPr>
+          <w:rFonts w:ascii="Abadi" w:hAnsi="Abadi"/>
+        </w:rPr>
+      </w:pPr>
+      <w:r>
+        <w:rPr>
+          <w:rFonts w:ascii="Abadi" w:hAnsi="Abadi"/>
+        </w:rPr>
+        <w:t>Bias correction in exponentially weighted averages</w:t>
+      </w:r>
+    </w:p>
+    <w:p>
+      <w:pPr>
+        <w:pStyle w:val="ListParagraph"/>
+        <w:numPr>
+          <w:ilvl w:val="3"/>
+          <w:numId w:val="5"/>
+        </w:numPr>
+        <w:rPr>
+          <w:rFonts w:ascii="Abadi" w:hAnsi="Abadi"/>
+        </w:rPr>
+      </w:pPr>
+      <w:r>
+        <w:rPr>
+          <w:rFonts w:ascii="Abadi" w:hAnsi="Abadi"/>
+        </w:rPr>
+        <w:t>Gradient descent with momentum</w:t>
+      </w:r>
+    </w:p>
+    <w:p>
+      <w:pPr>
+        <w:pStyle w:val="ListParagraph"/>
+        <w:numPr>
+          <w:ilvl w:val="3"/>
+          <w:numId w:val="5"/>
+        </w:numPr>
+        <w:rPr>
+          <w:rFonts w:ascii="Abadi" w:hAnsi="Abadi"/>
+        </w:rPr>
+      </w:pPr>
+      <w:r>
+        <w:rPr>
+          <w:rFonts w:ascii="Abadi" w:hAnsi="Abadi"/>
+        </w:rPr>
+        <w:t>RMSprop</w:t>
+      </w:r>
+    </w:p>
+    <w:p>
+      <w:pPr>
+        <w:pStyle w:val="ListParagraph"/>
+        <w:numPr>
+          <w:ilvl w:val="3"/>
+          <w:numId w:val="5"/>
+        </w:numPr>
+        <w:rPr>
+          <w:rFonts w:ascii="Abadi" w:hAnsi="Abadi"/>
+        </w:rPr>
+      </w:pPr>
+      <w:r>
+        <w:rPr>
+          <w:rFonts w:ascii="Abadi" w:hAnsi="Abadi"/>
+        </w:rPr>
+        <w:t>Adam optimization algorithm</w:t>
+      </w:r>
+    </w:p>
+    <w:p>
+      <w:pPr>
+        <w:pStyle w:val="ListParagraph"/>
+        <w:numPr>
+          <w:ilvl w:val="3"/>
+          <w:numId w:val="5"/>
+        </w:numPr>
+        <w:rPr>
+          <w:rFonts w:ascii="Abadi" w:hAnsi="Abadi"/>
+        </w:rPr>
+      </w:pPr>
+      <w:r>
+        <w:rPr>
+          <w:rFonts w:ascii="Abadi" w:hAnsi="Abadi"/>
+        </w:rPr>
+        <w:t>Learning rate decay</w:t>
+      </w:r>
+    </w:p>
+    <w:p>
+      <w:pPr>
+        <w:pStyle w:val="ListParagraph"/>
+        <w:numPr>
+          <w:ilvl w:val="3"/>
+          <w:numId w:val="5"/>
+        </w:numPr>
+        <w:rPr>
+          <w:rFonts w:ascii="Abadi" w:hAnsi="Abadi"/>
+        </w:rPr>
+      </w:pPr>
+      <w:r>
+        <w:rPr>
+          <w:rFonts w:ascii="Abadi" w:hAnsi="Abadi"/>
+        </w:rPr>
+        <w:t>The problem of local optima</w:t>
+      </w:r>
+    </w:p>
+    <w:p>
+      <w:pPr>
+        <w:pStyle w:val="ListParagraph"/>
+        <w:numPr>
+          <w:ilvl w:val="3"/>
+          <w:numId w:val="5"/>
+        </w:numPr>
+        <w:rPr>
+          <w:rFonts w:ascii="Abadi" w:hAnsi="Abadi"/>
+        </w:rPr>
+      </w:pPr>
+      <w:proofErr w:type="spellStart"/>
+      <w:r>
+        <w:rPr>
+          <w:rFonts w:ascii="Abadi" w:hAnsi="Abadi"/>
+        </w:rPr>
+        <w:t>Yuanqing</w:t>
+      </w:r>
+      <w:proofErr w:type="spellEnd"/>
+      <w:r>
+        <w:rPr>
+          <w:rFonts w:ascii="Abadi" w:hAnsi="Abadi"/>
+        </w:rPr>
+        <w:t xml:space="preserve"> Lin interview</w:t>
+      </w:r>
+    </w:p>
+    <w:p>
+      <w:pPr>
+        <w:pStyle w:val="ListParagraph"/>
+        <w:numPr>
+          <w:ilvl w:val="3"/>
+          <w:numId w:val="5"/>
+        </w:numPr>
+        <w:rPr>
+          <w:rFonts w:ascii="Abadi" w:hAnsi="Abadi"/>
+        </w:rPr>
+      </w:pPr>
+      <w:r>
+        <w:rPr>
+          <w:rFonts w:ascii="Abadi" w:hAnsi="Abadi"/>
+        </w:rPr>
+        <w:t>Lab: Optimization methods</w:t>
+      </w:r>
+    </w:p>
+    <w:p>
+      <w:pPr>
+        <w:pStyle w:val="ListParagraph"/>
+        <w:numPr>
+          <w:ilvl w:val="2"/>
+          <w:numId w:val="5"/>
+        </w:numPr>
+        <w:rPr>
+          <w:rFonts w:ascii="Abadi" w:hAnsi="Abadi"/>
+        </w:rPr>
+      </w:pPr>
+      <w:r>
+        <w:rPr>
+          <w:rFonts w:ascii="Abadi" w:hAnsi="Abadi"/>
+        </w:rPr>
+        <w:t>Week 3 – Hyperparameter tuning, batch normalization &amp; frameworks</w:t>
+      </w:r>
+    </w:p>
+    <w:p>
+      <w:pPr>
+        <w:pStyle w:val="ListParagraph"/>
+        <w:numPr>
+          <w:ilvl w:val="3"/>
+          <w:numId w:val="5"/>
+        </w:numPr>
+        <w:rPr>
+          <w:rFonts w:ascii="Abadi" w:hAnsi="Abadi"/>
+        </w:rPr>
+      </w:pPr>
+      <w:r>
+        <w:rPr>
+          <w:rFonts w:ascii="Abadi" w:hAnsi="Abadi"/>
+        </w:rPr>
+        <w:t>Tuning process</w:t>
+      </w:r>
+    </w:p>
+    <w:p>
+      <w:pPr>
+        <w:pStyle w:val="ListParagraph"/>
+        <w:numPr>
+          <w:ilvl w:val="3"/>
+          <w:numId w:val="5"/>
+        </w:numPr>
+        <w:rPr>
+          <w:rFonts w:ascii="Abadi" w:hAnsi="Abadi"/>
+        </w:rPr>
+      </w:pPr>
+      <w:r>
+        <w:rPr>
+          <w:rFonts w:ascii="Abadi" w:hAnsi="Abadi"/>
+        </w:rPr>
+        <w:t>Using an appropriate scale to pick hyperparameters</w:t>
+      </w:r>
+    </w:p>
+    <w:p>
+      <w:pPr>
+        <w:pStyle w:val="ListParagraph"/>
+        <w:numPr>
+          <w:ilvl w:val="3"/>
+          <w:numId w:val="5"/>
+        </w:numPr>
+        <w:rPr>
+          <w:rFonts w:ascii="Abadi" w:hAnsi="Abadi"/>
+        </w:rPr>
+      </w:pPr>
+      <w:r>
+        <w:rPr>
+          <w:rFonts w:ascii="Abadi" w:hAnsi="Abadi"/>
+        </w:rPr>
+        <w:t>Hyperparameter tuning in practice: pandas vs caviar</w:t>
+      </w:r>
+    </w:p>
+    <w:p>
+      <w:pPr>
+        <w:pStyle w:val="ListParagraph"/>
+        <w:numPr>
+          <w:ilvl w:val="3"/>
+          <w:numId w:val="5"/>
+        </w:numPr>
+        <w:rPr>
+          <w:rFonts w:ascii="Abadi" w:hAnsi="Abadi"/>
+        </w:rPr>
+      </w:pPr>
+      <w:r>
+        <w:rPr>
+          <w:rFonts w:ascii="Abadi" w:hAnsi="Abadi"/>
+        </w:rPr>
+        <w:t>Normalizing activations in a network</w:t>
+      </w:r>
+    </w:p>
+    <w:p>
+      <w:pPr>
+        <w:pStyle w:val="ListParagraph"/>
+        <w:numPr>
+          <w:ilvl w:val="3"/>
+          <w:numId w:val="5"/>
+        </w:numPr>
+        <w:rPr>
+          <w:rFonts w:ascii="Abadi" w:hAnsi="Abadi"/>
+        </w:rPr>
+      </w:pPr>
+      <w:r>
+        <w:rPr>
+          <w:rFonts w:ascii="Abadi" w:hAnsi="Abadi"/>
+        </w:rPr>
+        <w:t>Fitting batch norm into a neural network</w:t>
+      </w:r>
+    </w:p>
+    <w:p>
+      <w:pPr>
+        <w:pStyle w:val="ListParagraph"/>
+        <w:numPr>
+          <w:ilvl w:val="3"/>
+          <w:numId w:val="5"/>
+        </w:numPr>
+        <w:rPr>
+          <w:rFonts w:ascii="Abadi" w:hAnsi="Abadi"/>
+        </w:rPr>
+      </w:pPr>
+      <w:r>
+        <w:rPr>
+          <w:rFonts w:ascii="Abadi" w:hAnsi="Abadi"/>
+        </w:rPr>
+        <w:t>Why does batch norm work?</w:t>
+      </w:r>
+    </w:p>
+    <w:p>
+      <w:pPr>
+        <w:pStyle w:val="ListParagraph"/>
+        <w:numPr>
+          <w:ilvl w:val="3"/>
+          <w:numId w:val="5"/>
+        </w:numPr>
+        <w:rPr>
+          <w:rFonts w:ascii="Abadi" w:hAnsi="Abadi"/>
+        </w:rPr>
+      </w:pPr>
+      <w:r>
+        <w:rPr>
+          <w:rFonts w:ascii="Abadi" w:hAnsi="Abadi"/>
+        </w:rPr>
+        <w:t>Batch norm at test time</w:t>
+      </w:r>
+    </w:p>
+    <w:p>
+      <w:pPr>
+        <w:pStyle w:val="ListParagraph"/>
+        <w:numPr>
+          <w:ilvl w:val="3"/>
+          <w:numId w:val="5"/>
+        </w:numPr>
+        <w:rPr>
+          <w:rFonts w:ascii="Abadi" w:hAnsi="Abadi"/>
+        </w:rPr>
+      </w:pPr>
+      <w:proofErr w:type="spellStart"/>
+      <w:r>
+        <w:rPr>
+          <w:rFonts w:ascii="Abadi" w:hAnsi="Abadi"/>
+        </w:rPr>
+        <w:t>Softmax</w:t>
+      </w:r>
+      <w:proofErr w:type="spellEnd"/>
+      <w:r>
+        <w:rPr>
+          <w:rFonts w:ascii="Abadi" w:hAnsi="Abadi"/>
+        </w:rPr>
+        <w:t xml:space="preserve"> regression</w:t>
+      </w:r>
+    </w:p>
+    <w:p>
+      <w:pPr>
+        <w:pStyle w:val="ListParagraph"/>
+        <w:numPr>
+          <w:ilvl w:val="3"/>
+          <w:numId w:val="5"/>
+        </w:numPr>
+        <w:rPr>
+          <w:rFonts w:ascii="Abadi" w:hAnsi="Abadi"/>
+        </w:rPr>
+      </w:pPr>
+      <w:r>
+        <w:rPr>
+          <w:rFonts w:ascii="Abadi" w:hAnsi="Abadi"/>
+        </w:rPr>
+        <w:t xml:space="preserve">Training a </w:t>
+      </w:r>
+      <w:proofErr w:type="spellStart"/>
+      <w:r>
+        <w:rPr>
+          <w:rFonts w:ascii="Abadi" w:hAnsi="Abadi"/>
+        </w:rPr>
+        <w:t>softmax</w:t>
+      </w:r>
+      <w:proofErr w:type="spellEnd"/>
+      <w:r>
+        <w:rPr>
+          <w:rFonts w:ascii="Abadi" w:hAnsi="Abadi"/>
+        </w:rPr>
+        <w:t xml:space="preserve"> classifier</w:t>
+      </w:r>
+    </w:p>
+    <w:p>
+      <w:pPr>
+        <w:pStyle w:val="ListParagraph"/>
+        <w:numPr>
+          <w:ilvl w:val="3"/>
+          <w:numId w:val="5"/>
+        </w:numPr>
+        <w:rPr>
+          <w:rFonts w:ascii="Abadi" w:hAnsi="Abadi"/>
+        </w:rPr>
+      </w:pPr>
+      <w:r>
+        <w:rPr>
+          <w:rFonts w:ascii="Abadi" w:hAnsi="Abadi"/>
+        </w:rPr>
+        <w:t>Deep learning frameworks</w:t>
+      </w:r>
+    </w:p>
+    <w:p>
+      <w:pPr>
+        <w:pStyle w:val="ListParagraph"/>
+        <w:numPr>
+          <w:ilvl w:val="3"/>
+          <w:numId w:val="5"/>
+        </w:numPr>
+        <w:rPr>
+          <w:rFonts w:ascii="Abadi" w:hAnsi="Abadi"/>
+        </w:rPr>
+      </w:pPr>
+      <w:r>
+        <w:rPr>
+          <w:rFonts w:ascii="Abadi" w:hAnsi="Abadi"/>
+        </w:rPr>
+        <w:t>TensorFlow</w:t>
+      </w:r>
+    </w:p>
+    <w:p>
+      <w:pPr>
+        <w:pStyle w:val="ListParagraph"/>
+        <w:numPr>
+          <w:ilvl w:val="3"/>
+          <w:numId w:val="5"/>
+        </w:numPr>
+        <w:rPr>
+          <w:rFonts w:ascii="Abadi" w:hAnsi="Abadi"/>
+        </w:rPr>
+      </w:pPr>
+      <w:r>
+        <w:rPr>
+          <w:rFonts w:ascii="Abadi" w:hAnsi="Abadi"/>
+        </w:rPr>
+        <w:t>Lab: TensorFlow introduction</w:t>
+      </w:r>
+    </w:p>
+    <w:p>
+      <w:pPr>
+        <w:pStyle w:val="ListParagraph"/>
+        <w:ind w:left="2160"/>
+        <w:rPr>
+          <w:rFonts w:ascii="Abadi" w:hAnsi="Abadi"/>
+        </w:rPr>
+      </w:pPr>
     </w:p>
     <w:p>
       <w:pPr>
@@ -3134,7 +4173,7 @@
         <w:rPr>
           <w:rFonts w:ascii="Abadi" w:hAnsi="Abadi"/>
         </w:rPr>
-        <w:t>Improving Deep Neural Networks: Hyperparameter tuning, Regularization and Optimization</w:t>
+        <w:t>Structuring Machine Learning Projects</w:t>
       </w:r>
     </w:p>
     <w:p>
@@ -3152,331 +4191,309 @@
         <w:rPr>
           <w:rFonts w:ascii="Abadi" w:hAnsi="Abadi"/>
         </w:rPr>
-        <w:t>Week 1 – Practical aspects of deep learning</w:t>
-      </w:r>
-    </w:p>
-    <w:p>
-      <w:pPr>
-        <w:pStyle w:val="ListParagraph"/>
-        <w:numPr>
-          <w:ilvl w:val="3"/>
-          <w:numId w:val="5"/>
-        </w:numPr>
-        <w:rPr>
-          <w:rFonts w:ascii="Abadi" w:hAnsi="Abadi"/>
-        </w:rPr>
-      </w:pPr>
-      <w:r>
-        <w:rPr>
-          <w:rFonts w:ascii="Abadi" w:hAnsi="Abadi"/>
-        </w:rPr>
-        <w:t>Train/dev/test sets</w:t>
-      </w:r>
-    </w:p>
-    <w:p>
-      <w:pPr>
-        <w:pStyle w:val="ListParagraph"/>
-        <w:numPr>
-          <w:ilvl w:val="3"/>
-          <w:numId w:val="5"/>
-        </w:numPr>
-        <w:rPr>
-          <w:rFonts w:ascii="Abadi" w:hAnsi="Abadi"/>
-        </w:rPr>
-      </w:pPr>
-      <w:r>
-        <w:rPr>
-          <w:rFonts w:ascii="Abadi" w:hAnsi="Abadi"/>
-        </w:rPr>
-        <w:t>Bias/variance</w:t>
-      </w:r>
-    </w:p>
-    <w:p>
-      <w:pPr>
-        <w:pStyle w:val="ListParagraph"/>
-        <w:numPr>
-          <w:ilvl w:val="3"/>
-          <w:numId w:val="5"/>
-        </w:numPr>
-        <w:rPr>
-          <w:rFonts w:ascii="Abadi" w:hAnsi="Abadi"/>
-        </w:rPr>
-      </w:pPr>
-      <w:r>
-        <w:rPr>
-          <w:rFonts w:ascii="Abadi" w:hAnsi="Abadi"/>
-        </w:rPr>
-        <w:t>Basic recipe for machine learning</w:t>
-      </w:r>
-    </w:p>
-    <w:p>
-      <w:pPr>
-        <w:pStyle w:val="ListParagraph"/>
-        <w:numPr>
-          <w:ilvl w:val="3"/>
-          <w:numId w:val="5"/>
-        </w:numPr>
-        <w:rPr>
-          <w:rFonts w:ascii="Abadi" w:hAnsi="Abadi"/>
-        </w:rPr>
-      </w:pPr>
-      <w:r>
-        <w:rPr>
-          <w:rFonts w:ascii="Abadi" w:hAnsi="Abadi"/>
-        </w:rPr>
-        <w:t>Regularization</w:t>
-      </w:r>
-    </w:p>
-    <w:p>
-      <w:pPr>
-        <w:pStyle w:val="ListParagraph"/>
-        <w:numPr>
-          <w:ilvl w:val="3"/>
-          <w:numId w:val="5"/>
-        </w:numPr>
-        <w:rPr>
-          <w:rFonts w:ascii="Abadi" w:hAnsi="Abadi"/>
-        </w:rPr>
-      </w:pPr>
-      <w:r>
-        <w:rPr>
-          <w:rFonts w:ascii="Abadi" w:hAnsi="Abadi"/>
-        </w:rPr>
-        <w:t>Why regularization reduces overfitting?</w:t>
-      </w:r>
-    </w:p>
-    <w:p>
-      <w:pPr>
-        <w:pStyle w:val="ListParagraph"/>
-        <w:numPr>
-          <w:ilvl w:val="3"/>
-          <w:numId w:val="5"/>
-        </w:numPr>
-        <w:rPr>
-          <w:rFonts w:ascii="Abadi" w:hAnsi="Abadi"/>
-        </w:rPr>
-      </w:pPr>
-      <w:r>
-        <w:rPr>
-          <w:rFonts w:ascii="Abadi" w:hAnsi="Abadi"/>
-        </w:rPr>
-        <w:t>Dropout regularization</w:t>
-      </w:r>
-    </w:p>
-    <w:p>
-      <w:pPr>
-        <w:pStyle w:val="ListParagraph"/>
-        <w:numPr>
-          <w:ilvl w:val="3"/>
-          <w:numId w:val="5"/>
-        </w:numPr>
-        <w:rPr>
-          <w:rFonts w:ascii="Abadi" w:hAnsi="Abadi"/>
-        </w:rPr>
-      </w:pPr>
-      <w:r>
-        <w:rPr>
-          <w:rFonts w:ascii="Abadi" w:hAnsi="Abadi"/>
-        </w:rPr>
-        <w:t>Understanding dropout</w:t>
-      </w:r>
-    </w:p>
-    <w:p>
-      <w:pPr>
-        <w:pStyle w:val="ListParagraph"/>
-        <w:numPr>
-          <w:ilvl w:val="3"/>
-          <w:numId w:val="5"/>
-        </w:numPr>
-        <w:rPr>
-          <w:rFonts w:ascii="Abadi" w:hAnsi="Abadi"/>
-        </w:rPr>
-      </w:pPr>
-      <w:r>
-        <w:rPr>
-          <w:rFonts w:ascii="Abadi" w:hAnsi="Abadi"/>
-        </w:rPr>
-        <w:t>Other regularization methods</w:t>
-      </w:r>
-    </w:p>
-    <w:p>
-      <w:pPr>
-        <w:pStyle w:val="ListParagraph"/>
-        <w:numPr>
-          <w:ilvl w:val="3"/>
-          <w:numId w:val="5"/>
-        </w:numPr>
-        <w:rPr>
-          <w:rFonts w:ascii="Abadi" w:hAnsi="Abadi"/>
-        </w:rPr>
-      </w:pPr>
-      <w:r>
-        <w:rPr>
-          <w:rFonts w:ascii="Abadi" w:hAnsi="Abadi"/>
-        </w:rPr>
-        <w:t>Normalizing inputs</w:t>
-      </w:r>
-    </w:p>
-    <w:p>
-      <w:pPr>
-        <w:pStyle w:val="ListParagraph"/>
-        <w:numPr>
-          <w:ilvl w:val="3"/>
-          <w:numId w:val="5"/>
-        </w:numPr>
-        <w:rPr>
-          <w:rFonts w:ascii="Abadi" w:hAnsi="Abadi"/>
-        </w:rPr>
-      </w:pPr>
-      <w:r>
-        <w:rPr>
-          <w:rFonts w:ascii="Abadi" w:hAnsi="Abadi"/>
-        </w:rPr>
-        <w:t>Vanishing/exploding gradients</w:t>
-      </w:r>
-    </w:p>
-    <w:p>
-      <w:pPr>
-        <w:pStyle w:val="ListParagraph"/>
-        <w:numPr>
-          <w:ilvl w:val="3"/>
-          <w:numId w:val="5"/>
-        </w:numPr>
-        <w:rPr>
-          <w:rFonts w:ascii="Abadi" w:hAnsi="Abadi"/>
-        </w:rPr>
-      </w:pPr>
-      <w:r>
-        <w:rPr>
-          <w:rFonts w:ascii="Abadi" w:hAnsi="Abadi"/>
-        </w:rPr>
-        <w:t>Weight initialization for deep networks</w:t>
-      </w:r>
-    </w:p>
-    <w:p>
-      <w:pPr>
-        <w:pStyle w:val="ListParagraph"/>
-        <w:numPr>
-          <w:ilvl w:val="3"/>
-          <w:numId w:val="5"/>
-        </w:numPr>
-        <w:rPr>
-          <w:rFonts w:ascii="Abadi" w:hAnsi="Abadi"/>
-        </w:rPr>
-      </w:pPr>
-      <w:r>
-        <w:rPr>
-          <w:rFonts w:ascii="Abadi" w:hAnsi="Abadi"/>
-        </w:rPr>
-        <w:t>Numerical approximation of gradients</w:t>
-      </w:r>
-    </w:p>
-    <w:p>
-      <w:pPr>
-        <w:pStyle w:val="ListParagraph"/>
-        <w:numPr>
-          <w:ilvl w:val="3"/>
-          <w:numId w:val="5"/>
-        </w:numPr>
-        <w:rPr>
-          <w:rFonts w:ascii="Abadi" w:hAnsi="Abadi"/>
-        </w:rPr>
-      </w:pPr>
-      <w:r>
-        <w:rPr>
-          <w:rFonts w:ascii="Abadi" w:hAnsi="Abadi"/>
-        </w:rPr>
-        <w:t>Gradient checking</w:t>
-      </w:r>
-    </w:p>
-    <w:p>
-      <w:pPr>
-        <w:pStyle w:val="ListParagraph"/>
-        <w:numPr>
-          <w:ilvl w:val="3"/>
-          <w:numId w:val="5"/>
-        </w:numPr>
-        <w:rPr>
-          <w:rFonts w:ascii="Abadi" w:hAnsi="Abadi"/>
-        </w:rPr>
-      </w:pPr>
-      <w:r>
-        <w:rPr>
-          <w:rFonts w:ascii="Abadi" w:hAnsi="Abadi"/>
-        </w:rPr>
-        <w:t>Gradient checking implementation notes</w:t>
-      </w:r>
-    </w:p>
-    <w:p>
-      <w:pPr>
-        <w:pStyle w:val="ListParagraph"/>
-        <w:numPr>
-          <w:ilvl w:val="3"/>
-          <w:numId w:val="5"/>
-        </w:numPr>
-        <w:rPr>
-          <w:rFonts w:ascii="Abadi" w:hAnsi="Abadi"/>
-        </w:rPr>
-      </w:pPr>
-      <w:r>
-        <w:rPr>
-          <w:rFonts w:ascii="Abadi" w:hAnsi="Abadi"/>
-        </w:rPr>
-        <w:t>Yoshua Bengio interview</w:t>
-      </w:r>
-    </w:p>
-    <w:p>
-      <w:pPr>
-        <w:pStyle w:val="ListParagraph"/>
-        <w:numPr>
-          <w:ilvl w:val="3"/>
-          <w:numId w:val="5"/>
-        </w:numPr>
-        <w:rPr>
-          <w:rFonts w:ascii="Abadi" w:hAnsi="Abadi"/>
-        </w:rPr>
-      </w:pPr>
-      <w:r>
-        <w:rPr>
-          <w:rFonts w:ascii="Abadi" w:hAnsi="Abadi"/>
-        </w:rPr>
-        <w:t>Lab: Initialization</w:t>
-      </w:r>
-    </w:p>
-    <w:p>
-      <w:pPr>
-        <w:pStyle w:val="ListParagraph"/>
-        <w:numPr>
-          <w:ilvl w:val="3"/>
-          <w:numId w:val="5"/>
-        </w:numPr>
-        <w:rPr>
-          <w:rFonts w:ascii="Abadi" w:hAnsi="Abadi"/>
-        </w:rPr>
-      </w:pPr>
-      <w:r>
-        <w:rPr>
-          <w:rFonts w:ascii="Abadi" w:hAnsi="Abadi"/>
-        </w:rPr>
-        <w:t>Lab: Regularization</w:t>
-      </w:r>
-    </w:p>
-    <w:p>
-      <w:pPr>
-        <w:pStyle w:val="ListParagraph"/>
-        <w:numPr>
-          <w:ilvl w:val="3"/>
-          <w:numId w:val="5"/>
-        </w:numPr>
-        <w:rPr>
-          <w:rFonts w:ascii="Abadi" w:hAnsi="Abadi"/>
-        </w:rPr>
-      </w:pPr>
-      <w:r>
-        <w:rPr>
-          <w:rFonts w:ascii="Abadi" w:hAnsi="Abadi"/>
-        </w:rPr>
-        <w:t>Lab: Gradient checking</w:t>
+        <w:t>Week 1 – ML strategy (1)</w:t>
+      </w:r>
+    </w:p>
+    <w:p>
+      <w:pPr>
+        <w:pStyle w:val="ListParagraph"/>
+        <w:numPr>
+          <w:ilvl w:val="3"/>
+          <w:numId w:val="5"/>
+        </w:numPr>
+        <w:rPr>
+          <w:rFonts w:ascii="Abadi" w:hAnsi="Abadi"/>
+        </w:rPr>
+      </w:pPr>
+      <w:r>
+        <w:rPr>
+          <w:rFonts w:ascii="Abadi" w:hAnsi="Abadi"/>
+        </w:rPr>
+        <w:t>Why ML strategy</w:t>
+      </w:r>
+    </w:p>
+    <w:p>
+      <w:pPr>
+        <w:pStyle w:val="ListParagraph"/>
+        <w:numPr>
+          <w:ilvl w:val="3"/>
+          <w:numId w:val="5"/>
+        </w:numPr>
+        <w:rPr>
+          <w:rFonts w:ascii="Abadi" w:hAnsi="Abadi"/>
+        </w:rPr>
+      </w:pPr>
+      <w:r>
+        <w:rPr>
+          <w:rFonts w:ascii="Abadi" w:hAnsi="Abadi"/>
+        </w:rPr>
+        <w:t>Orthogonalization</w:t>
+      </w:r>
+    </w:p>
+    <w:p>
+      <w:pPr>
+        <w:pStyle w:val="ListParagraph"/>
+        <w:numPr>
+          <w:ilvl w:val="3"/>
+          <w:numId w:val="5"/>
+        </w:numPr>
+        <w:rPr>
+          <w:rFonts w:ascii="Abadi" w:hAnsi="Abadi"/>
+        </w:rPr>
+      </w:pPr>
+      <w:r>
+        <w:rPr>
+          <w:rFonts w:ascii="Abadi" w:hAnsi="Abadi"/>
+        </w:rPr>
+        <w:t>Single number evaluation metric</w:t>
+      </w:r>
+    </w:p>
+    <w:p>
+      <w:pPr>
+        <w:pStyle w:val="ListParagraph"/>
+        <w:numPr>
+          <w:ilvl w:val="3"/>
+          <w:numId w:val="5"/>
+        </w:numPr>
+        <w:rPr>
+          <w:rFonts w:ascii="Abadi" w:hAnsi="Abadi"/>
+        </w:rPr>
+      </w:pPr>
+      <w:r>
+        <w:rPr>
+          <w:rFonts w:ascii="Abadi" w:hAnsi="Abadi"/>
+        </w:rPr>
+        <w:t>Satisficing and optimizing metric</w:t>
+      </w:r>
+    </w:p>
+    <w:p>
+      <w:pPr>
+        <w:pStyle w:val="ListParagraph"/>
+        <w:numPr>
+          <w:ilvl w:val="3"/>
+          <w:numId w:val="5"/>
+        </w:numPr>
+        <w:rPr>
+          <w:rFonts w:ascii="Abadi" w:hAnsi="Abadi"/>
+        </w:rPr>
+      </w:pPr>
+      <w:r>
+        <w:rPr>
+          <w:rFonts w:ascii="Abadi" w:hAnsi="Abadi"/>
+        </w:rPr>
+        <w:t>Train/dev/test distributions</w:t>
+      </w:r>
+    </w:p>
+    <w:p>
+      <w:pPr>
+        <w:pStyle w:val="ListParagraph"/>
+        <w:numPr>
+          <w:ilvl w:val="3"/>
+          <w:numId w:val="5"/>
+        </w:numPr>
+        <w:rPr>
+          <w:rFonts w:ascii="Abadi" w:hAnsi="Abadi"/>
+        </w:rPr>
+      </w:pPr>
+      <w:r>
+        <w:rPr>
+          <w:rFonts w:ascii="Abadi" w:hAnsi="Abadi"/>
+        </w:rPr>
+        <w:t>Size of the dev and test sets</w:t>
+      </w:r>
+    </w:p>
+    <w:p>
+      <w:pPr>
+        <w:pStyle w:val="ListParagraph"/>
+        <w:numPr>
+          <w:ilvl w:val="3"/>
+          <w:numId w:val="5"/>
+        </w:numPr>
+        <w:rPr>
+          <w:rFonts w:ascii="Abadi" w:hAnsi="Abadi"/>
+        </w:rPr>
+      </w:pPr>
+      <w:r>
+        <w:rPr>
+          <w:rFonts w:ascii="Abadi" w:hAnsi="Abadi"/>
+        </w:rPr>
+        <w:t>When to change dev/test sets and metrics?</w:t>
+      </w:r>
+    </w:p>
+    <w:p>
+      <w:pPr>
+        <w:pStyle w:val="ListParagraph"/>
+        <w:numPr>
+          <w:ilvl w:val="3"/>
+          <w:numId w:val="5"/>
+        </w:numPr>
+        <w:rPr>
+          <w:rFonts w:ascii="Abadi" w:hAnsi="Abadi"/>
+        </w:rPr>
+      </w:pPr>
+      <w:r>
+        <w:rPr>
+          <w:rFonts w:ascii="Abadi" w:hAnsi="Abadi"/>
+        </w:rPr>
+        <w:t>Why human-level performance?</w:t>
+      </w:r>
+    </w:p>
+    <w:p>
+      <w:pPr>
+        <w:pStyle w:val="ListParagraph"/>
+        <w:numPr>
+          <w:ilvl w:val="3"/>
+          <w:numId w:val="5"/>
+        </w:numPr>
+        <w:rPr>
+          <w:rFonts w:ascii="Abadi" w:hAnsi="Abadi"/>
+        </w:rPr>
+      </w:pPr>
+      <w:r>
+        <w:rPr>
+          <w:rFonts w:ascii="Abadi" w:hAnsi="Abadi"/>
+        </w:rPr>
+        <w:t>Avoidable bias</w:t>
+      </w:r>
+    </w:p>
+    <w:p>
+      <w:pPr>
+        <w:pStyle w:val="ListParagraph"/>
+        <w:numPr>
+          <w:ilvl w:val="3"/>
+          <w:numId w:val="5"/>
+        </w:numPr>
+        <w:rPr>
+          <w:rFonts w:ascii="Abadi" w:hAnsi="Abadi"/>
+        </w:rPr>
+      </w:pPr>
+      <w:r>
+        <w:rPr>
+          <w:rFonts w:ascii="Abadi" w:hAnsi="Abadi"/>
+        </w:rPr>
+        <w:t>Understanding human-level performance</w:t>
+      </w:r>
+    </w:p>
+    <w:p>
+      <w:pPr>
+        <w:pStyle w:val="ListParagraph"/>
+        <w:numPr>
+          <w:ilvl w:val="3"/>
+          <w:numId w:val="5"/>
+        </w:numPr>
+        <w:rPr>
+          <w:rFonts w:ascii="Abadi" w:hAnsi="Abadi"/>
+        </w:rPr>
+      </w:pPr>
+      <w:r>
+        <w:rPr>
+          <w:rFonts w:ascii="Abadi" w:hAnsi="Abadi"/>
+        </w:rPr>
+        <w:t>Surpassing human-level performance</w:t>
+      </w:r>
+    </w:p>
+    <w:p>
+      <w:pPr>
+        <w:pStyle w:val="ListParagraph"/>
+        <w:numPr>
+          <w:ilvl w:val="3"/>
+          <w:numId w:val="5"/>
+        </w:numPr>
+        <w:rPr>
+          <w:rFonts w:ascii="Abadi" w:hAnsi="Abadi"/>
+        </w:rPr>
+      </w:pPr>
+      <w:r>
+        <w:rPr>
+          <w:rFonts w:ascii="Abadi" w:hAnsi="Abadi"/>
+        </w:rPr>
+        <w:t>Improving your model performance</w:t>
+      </w:r>
+    </w:p>
+    <w:p>
+      <w:pPr>
+        <w:pStyle w:val="ListParagraph"/>
+        <w:numPr>
+          <w:ilvl w:val="3"/>
+          <w:numId w:val="5"/>
+        </w:numPr>
+        <w:rPr>
+          <w:rFonts w:ascii="Abadi" w:hAnsi="Abadi"/>
+        </w:rPr>
+      </w:pPr>
+      <w:r>
+        <w:rPr>
+          <w:rFonts w:ascii="Abadi" w:hAnsi="Abadi"/>
+        </w:rPr>
+        <w:t>Andrej Karpathy interview</w:t>
+      </w:r>
+    </w:p>
+    <w:p>
+      <w:pPr>
+        <w:pStyle w:val="ListParagraph"/>
+        <w:numPr>
+          <w:ilvl w:val="3"/>
+          <w:numId w:val="5"/>
+        </w:numPr>
+        <w:rPr>
+          <w:rFonts w:ascii="Abadi" w:hAnsi="Abadi"/>
+        </w:rPr>
+      </w:pPr>
+      <w:r>
+        <w:rPr>
+          <w:rFonts w:ascii="Abadi" w:hAnsi="Abadi"/>
+        </w:rPr>
+        <w:t>Reading: Lecture notes W1</w:t>
+      </w:r>
+    </w:p>
+    <w:p>
+      <w:pPr>
+        <w:pStyle w:val="ListParagraph"/>
+        <w:numPr>
+          <w:ilvl w:val="3"/>
+          <w:numId w:val="5"/>
+        </w:numPr>
+        <w:rPr>
+          <w:rFonts w:ascii="Abadi" w:hAnsi="Abadi"/>
+        </w:rPr>
+      </w:pPr>
+      <w:r>
+        <w:rPr>
+          <w:rFonts w:ascii="Abadi" w:hAnsi="Abadi"/>
+        </w:rPr>
+        <w:t>Reading: Machine learning flight simulator (intro to quizzes)</w:t>
+      </w:r>
+    </w:p>
+    <w:p>
+      <w:pPr>
+        <w:pStyle w:val="ListParagraph"/>
+        <w:numPr>
+          <w:ilvl w:val="3"/>
+          <w:numId w:val="5"/>
+        </w:numPr>
+        <w:rPr>
+          <w:rFonts w:ascii="Abadi" w:hAnsi="Abadi"/>
+        </w:rPr>
+      </w:pPr>
+      <w:r>
+        <w:rPr>
+          <w:rFonts w:ascii="Abadi" w:hAnsi="Abadi"/>
+        </w:rPr>
+        <w:t xml:space="preserve">Assignment: Bird recognition in the city of </w:t>
+      </w:r>
+      <w:proofErr w:type="spellStart"/>
+      <w:r>
+        <w:rPr>
+          <w:rFonts w:ascii="Abadi" w:hAnsi="Abadi"/>
+        </w:rPr>
+        <w:t>Peacetopia</w:t>
+      </w:r>
+      <w:proofErr w:type="spellEnd"/>
+      <w:r>
+        <w:rPr>
+          <w:rFonts w:ascii="Abadi" w:hAnsi="Abadi"/>
+        </w:rPr>
+        <w:t xml:space="preserve"> (quiz case study)</w:t>
       </w:r>
     </w:p>
     <w:p>
@@ -3494,224 +4511,274 @@
         <w:rPr>
           <w:rFonts w:ascii="Abadi" w:hAnsi="Abadi"/>
         </w:rPr>
+        <w:t>Week 2 – ML strategy (2)</w:t>
+      </w:r>
+    </w:p>
+    <w:p>
+      <w:pPr>
+        <w:pStyle w:val="ListParagraph"/>
+        <w:numPr>
+          <w:ilvl w:val="3"/>
+          <w:numId w:val="5"/>
+        </w:numPr>
+        <w:rPr>
+          <w:rFonts w:ascii="Abadi" w:hAnsi="Abadi"/>
+        </w:rPr>
+      </w:pPr>
+      <w:r>
+        <w:rPr>
+          <w:rFonts w:ascii="Abadi" w:hAnsi="Abadi"/>
+        </w:rPr>
+        <w:t>Carrying out error analysis</w:t>
+      </w:r>
+    </w:p>
+    <w:p>
+      <w:pPr>
+        <w:pStyle w:val="ListParagraph"/>
+        <w:numPr>
+          <w:ilvl w:val="3"/>
+          <w:numId w:val="5"/>
+        </w:numPr>
+        <w:rPr>
+          <w:rFonts w:ascii="Abadi" w:hAnsi="Abadi"/>
+        </w:rPr>
+      </w:pPr>
+      <w:r>
+        <w:rPr>
+          <w:rFonts w:ascii="Abadi" w:hAnsi="Abadi"/>
+        </w:rPr>
+        <w:t xml:space="preserve">Cleaning up incorrectly </w:t>
+      </w:r>
+      <w:proofErr w:type="spellStart"/>
+      <w:r>
+        <w:rPr>
+          <w:rFonts w:ascii="Abadi" w:hAnsi="Abadi"/>
+        </w:rPr>
+        <w:t>labeled</w:t>
+      </w:r>
+      <w:proofErr w:type="spellEnd"/>
+      <w:r>
+        <w:rPr>
+          <w:rFonts w:ascii="Abadi" w:hAnsi="Abadi"/>
+        </w:rPr>
+        <w:t xml:space="preserve"> data</w:t>
+      </w:r>
+    </w:p>
+    <w:p>
+      <w:pPr>
+        <w:pStyle w:val="ListParagraph"/>
+        <w:numPr>
+          <w:ilvl w:val="3"/>
+          <w:numId w:val="5"/>
+        </w:numPr>
+        <w:rPr>
+          <w:rFonts w:ascii="Abadi" w:hAnsi="Abadi"/>
+        </w:rPr>
+      </w:pPr>
+      <w:r>
+        <w:rPr>
+          <w:rFonts w:ascii="Abadi" w:hAnsi="Abadi"/>
+        </w:rPr>
+        <w:t>Build your first system quickly, then iterate</w:t>
+      </w:r>
+    </w:p>
+    <w:p>
+      <w:pPr>
+        <w:pStyle w:val="ListParagraph"/>
+        <w:numPr>
+          <w:ilvl w:val="3"/>
+          <w:numId w:val="5"/>
+        </w:numPr>
+        <w:rPr>
+          <w:rFonts w:ascii="Abadi" w:hAnsi="Abadi"/>
+        </w:rPr>
+      </w:pPr>
+      <w:r>
+        <w:rPr>
+          <w:rFonts w:ascii="Abadi" w:hAnsi="Abadi"/>
+        </w:rPr>
         <w:lastRenderedPageBreak/>
-        <w:t>Week 2 – Optimization algorithms</w:t>
-      </w:r>
-    </w:p>
-    <w:p>
-      <w:pPr>
-        <w:pStyle w:val="ListParagraph"/>
-        <w:numPr>
-          <w:ilvl w:val="3"/>
-          <w:numId w:val="5"/>
-        </w:numPr>
-        <w:rPr>
-          <w:rFonts w:ascii="Abadi" w:hAnsi="Abadi"/>
-        </w:rPr>
-      </w:pPr>
-      <w:r>
-        <w:rPr>
-          <w:rFonts w:ascii="Abadi" w:hAnsi="Abadi"/>
-        </w:rPr>
-        <w:t>Mini-batch gradient descent</w:t>
-      </w:r>
-    </w:p>
-    <w:p>
-      <w:pPr>
-        <w:pStyle w:val="ListParagraph"/>
-        <w:numPr>
-          <w:ilvl w:val="3"/>
-          <w:numId w:val="5"/>
-        </w:numPr>
-        <w:rPr>
-          <w:rFonts w:ascii="Abadi" w:hAnsi="Abadi"/>
-        </w:rPr>
-      </w:pPr>
-      <w:r>
-        <w:rPr>
-          <w:rFonts w:ascii="Abadi" w:hAnsi="Abadi"/>
-        </w:rPr>
-        <w:t>Understanding mini-batch gradient descent</w:t>
-      </w:r>
-    </w:p>
-    <w:p>
-      <w:pPr>
-        <w:pStyle w:val="ListParagraph"/>
-        <w:numPr>
-          <w:ilvl w:val="3"/>
-          <w:numId w:val="5"/>
-        </w:numPr>
-        <w:rPr>
-          <w:rFonts w:ascii="Abadi" w:hAnsi="Abadi"/>
-        </w:rPr>
-      </w:pPr>
-      <w:r>
-        <w:rPr>
-          <w:rFonts w:ascii="Abadi" w:hAnsi="Abadi"/>
-        </w:rPr>
-        <w:t>Exponentially weighted averages</w:t>
-      </w:r>
-    </w:p>
-    <w:p>
-      <w:pPr>
-        <w:pStyle w:val="ListParagraph"/>
-        <w:numPr>
-          <w:ilvl w:val="3"/>
-          <w:numId w:val="5"/>
-        </w:numPr>
-        <w:rPr>
-          <w:rFonts w:ascii="Abadi" w:hAnsi="Abadi"/>
-        </w:rPr>
-      </w:pPr>
-      <w:r>
-        <w:rPr>
-          <w:rFonts w:ascii="Abadi" w:hAnsi="Abadi"/>
-        </w:rPr>
-        <w:t>Understanding exponentially weighted averages</w:t>
-      </w:r>
-    </w:p>
-    <w:p>
-      <w:pPr>
-        <w:pStyle w:val="ListParagraph"/>
-        <w:numPr>
-          <w:ilvl w:val="3"/>
-          <w:numId w:val="5"/>
-        </w:numPr>
-        <w:rPr>
-          <w:rFonts w:ascii="Abadi" w:hAnsi="Abadi"/>
-        </w:rPr>
-      </w:pPr>
-      <w:r>
-        <w:rPr>
-          <w:rFonts w:ascii="Abadi" w:hAnsi="Abadi"/>
-        </w:rPr>
-        <w:t>Bias correction in exponentially weighted averages</w:t>
-      </w:r>
-    </w:p>
-    <w:p>
-      <w:pPr>
-        <w:pStyle w:val="ListParagraph"/>
-        <w:numPr>
-          <w:ilvl w:val="3"/>
-          <w:numId w:val="5"/>
-        </w:numPr>
-        <w:rPr>
-          <w:rFonts w:ascii="Abadi" w:hAnsi="Abadi"/>
-        </w:rPr>
-      </w:pPr>
-      <w:r>
-        <w:rPr>
-          <w:rFonts w:ascii="Abadi" w:hAnsi="Abadi"/>
-        </w:rPr>
-        <w:t>Gradient descent with momentum</w:t>
-      </w:r>
-    </w:p>
-    <w:p>
-      <w:pPr>
-        <w:pStyle w:val="ListParagraph"/>
-        <w:numPr>
-          <w:ilvl w:val="3"/>
-          <w:numId w:val="5"/>
-        </w:numPr>
-        <w:rPr>
-          <w:rFonts w:ascii="Abadi" w:hAnsi="Abadi"/>
-        </w:rPr>
-      </w:pPr>
-      <w:r>
-        <w:rPr>
-          <w:rFonts w:ascii="Abadi" w:hAnsi="Abadi"/>
-        </w:rPr>
-        <w:t>RMSprop</w:t>
-      </w:r>
-    </w:p>
-    <w:p>
-      <w:pPr>
-        <w:pStyle w:val="ListParagraph"/>
-        <w:numPr>
-          <w:ilvl w:val="3"/>
-          <w:numId w:val="5"/>
-        </w:numPr>
-        <w:rPr>
-          <w:rFonts w:ascii="Abadi" w:hAnsi="Abadi"/>
-        </w:rPr>
-      </w:pPr>
-      <w:r>
-        <w:rPr>
-          <w:rFonts w:ascii="Abadi" w:hAnsi="Abadi"/>
-        </w:rPr>
-        <w:t>Adam optimization algorithm</w:t>
-      </w:r>
-    </w:p>
-    <w:p>
-      <w:pPr>
-        <w:pStyle w:val="ListParagraph"/>
-        <w:numPr>
-          <w:ilvl w:val="3"/>
-          <w:numId w:val="5"/>
-        </w:numPr>
-        <w:rPr>
-          <w:rFonts w:ascii="Abadi" w:hAnsi="Abadi"/>
-        </w:rPr>
-      </w:pPr>
-      <w:r>
-        <w:rPr>
-          <w:rFonts w:ascii="Abadi" w:hAnsi="Abadi"/>
-        </w:rPr>
-        <w:t>Learning rate decay</w:t>
-      </w:r>
-    </w:p>
-    <w:p>
-      <w:pPr>
-        <w:pStyle w:val="ListParagraph"/>
-        <w:numPr>
-          <w:ilvl w:val="3"/>
-          <w:numId w:val="5"/>
-        </w:numPr>
-        <w:rPr>
-          <w:rFonts w:ascii="Abadi" w:hAnsi="Abadi"/>
-        </w:rPr>
-      </w:pPr>
-      <w:r>
-        <w:rPr>
-          <w:rFonts w:ascii="Abadi" w:hAnsi="Abadi"/>
-        </w:rPr>
-        <w:t>The problem of local optima</w:t>
-      </w:r>
-    </w:p>
-    <w:p>
-      <w:pPr>
-        <w:pStyle w:val="ListParagraph"/>
-        <w:numPr>
-          <w:ilvl w:val="3"/>
-          <w:numId w:val="5"/>
-        </w:numPr>
-        <w:rPr>
-          <w:rFonts w:ascii="Abadi" w:hAnsi="Abadi"/>
-        </w:rPr>
-      </w:pPr>
-      <w:r>
-        <w:rPr>
-          <w:rFonts w:ascii="Abadi" w:hAnsi="Abadi"/>
-        </w:rPr>
-        <w:t>Yuanqing Lin interview</w:t>
-      </w:r>
-    </w:p>
-    <w:p>
-      <w:pPr>
-        <w:pStyle w:val="ListParagraph"/>
-        <w:numPr>
-          <w:ilvl w:val="3"/>
-          <w:numId w:val="5"/>
-        </w:numPr>
-        <w:rPr>
-          <w:rFonts w:ascii="Abadi" w:hAnsi="Abadi"/>
-        </w:rPr>
-      </w:pPr>
-      <w:r>
-        <w:rPr>
-          <w:rFonts w:ascii="Abadi" w:hAnsi="Abadi"/>
-        </w:rPr>
-        <w:t>Lab: Optimization methods</w:t>
+        <w:t>Training and testing on different distributions</w:t>
+      </w:r>
+    </w:p>
+    <w:p>
+      <w:pPr>
+        <w:pStyle w:val="ListParagraph"/>
+        <w:numPr>
+          <w:ilvl w:val="3"/>
+          <w:numId w:val="5"/>
+        </w:numPr>
+        <w:rPr>
+          <w:rFonts w:ascii="Abadi" w:hAnsi="Abadi"/>
+        </w:rPr>
+      </w:pPr>
+      <w:r>
+        <w:rPr>
+          <w:rFonts w:ascii="Abadi" w:hAnsi="Abadi"/>
+        </w:rPr>
+        <w:t>Bias and variance with mismatched data distributions</w:t>
+      </w:r>
+    </w:p>
+    <w:p>
+      <w:pPr>
+        <w:pStyle w:val="ListParagraph"/>
+        <w:numPr>
+          <w:ilvl w:val="3"/>
+          <w:numId w:val="5"/>
+        </w:numPr>
+        <w:rPr>
+          <w:rFonts w:ascii="Abadi" w:hAnsi="Abadi"/>
+        </w:rPr>
+      </w:pPr>
+      <w:r>
+        <w:rPr>
+          <w:rFonts w:ascii="Abadi" w:hAnsi="Abadi"/>
+        </w:rPr>
+        <w:t>Addressing data mismatch</w:t>
+      </w:r>
+    </w:p>
+    <w:p>
+      <w:pPr>
+        <w:pStyle w:val="ListParagraph"/>
+        <w:numPr>
+          <w:ilvl w:val="3"/>
+          <w:numId w:val="5"/>
+        </w:numPr>
+        <w:rPr>
+          <w:rFonts w:ascii="Abadi" w:hAnsi="Abadi"/>
+        </w:rPr>
+      </w:pPr>
+      <w:r>
+        <w:rPr>
+          <w:rFonts w:ascii="Abadi" w:hAnsi="Abadi"/>
+        </w:rPr>
+        <w:t>Transfer learning</w:t>
+      </w:r>
+    </w:p>
+    <w:p>
+      <w:pPr>
+        <w:pStyle w:val="ListParagraph"/>
+        <w:numPr>
+          <w:ilvl w:val="3"/>
+          <w:numId w:val="5"/>
+        </w:numPr>
+        <w:rPr>
+          <w:rFonts w:ascii="Abadi" w:hAnsi="Abadi"/>
+        </w:rPr>
+      </w:pPr>
+      <w:r>
+        <w:rPr>
+          <w:rFonts w:ascii="Abadi" w:hAnsi="Abadi"/>
+        </w:rPr>
+        <w:t>Multi-task learning</w:t>
+      </w:r>
+    </w:p>
+    <w:p>
+      <w:pPr>
+        <w:pStyle w:val="ListParagraph"/>
+        <w:numPr>
+          <w:ilvl w:val="3"/>
+          <w:numId w:val="5"/>
+        </w:numPr>
+        <w:rPr>
+          <w:rFonts w:ascii="Abadi" w:hAnsi="Abadi"/>
+        </w:rPr>
+      </w:pPr>
+      <w:r>
+        <w:rPr>
+          <w:rFonts w:ascii="Abadi" w:hAnsi="Abadi"/>
+        </w:rPr>
+        <w:t>What is end-to-end deep learning?</w:t>
+      </w:r>
+    </w:p>
+    <w:p>
+      <w:pPr>
+        <w:pStyle w:val="ListParagraph"/>
+        <w:numPr>
+          <w:ilvl w:val="3"/>
+          <w:numId w:val="5"/>
+        </w:numPr>
+        <w:rPr>
+          <w:rFonts w:ascii="Abadi" w:hAnsi="Abadi"/>
+        </w:rPr>
+      </w:pPr>
+      <w:r>
+        <w:rPr>
+          <w:rFonts w:ascii="Abadi" w:hAnsi="Abadi"/>
+        </w:rPr>
+        <w:t>Whether to use end-to-end deep learning</w:t>
+      </w:r>
+    </w:p>
+    <w:p>
+      <w:pPr>
+        <w:pStyle w:val="ListParagraph"/>
+        <w:numPr>
+          <w:ilvl w:val="3"/>
+          <w:numId w:val="5"/>
+        </w:numPr>
+        <w:rPr>
+          <w:rFonts w:ascii="Abadi" w:hAnsi="Abadi"/>
+        </w:rPr>
+      </w:pPr>
+      <w:r>
+        <w:rPr>
+          <w:rFonts w:ascii="Abadi" w:hAnsi="Abadi"/>
+        </w:rPr>
+        <w:t>Ruslan Salakhutdinov interview</w:t>
+      </w:r>
+    </w:p>
+    <w:p>
+      <w:pPr>
+        <w:pStyle w:val="ListParagraph"/>
+        <w:numPr>
+          <w:ilvl w:val="3"/>
+          <w:numId w:val="5"/>
+        </w:numPr>
+        <w:rPr>
+          <w:rFonts w:ascii="Abadi" w:hAnsi="Abadi"/>
+        </w:rPr>
+      </w:pPr>
+      <w:r>
+        <w:rPr>
+          <w:rFonts w:ascii="Abadi" w:hAnsi="Abadi"/>
+        </w:rPr>
+        <w:t>Reading: Lecture notes W2</w:t>
+      </w:r>
+    </w:p>
+    <w:p>
+      <w:pPr>
+        <w:pStyle w:val="ListParagraph"/>
+        <w:numPr>
+          <w:ilvl w:val="3"/>
+          <w:numId w:val="5"/>
+        </w:numPr>
+        <w:rPr>
+          <w:rFonts w:ascii="Abadi" w:hAnsi="Abadi"/>
+        </w:rPr>
+      </w:pPr>
+      <w:r>
+        <w:rPr>
+          <w:rFonts w:ascii="Abadi" w:hAnsi="Abadi"/>
+        </w:rPr>
+        <w:t>Assignment: Autonomous driving (quiz case study)</w:t>
+      </w:r>
+    </w:p>
+    <w:p>
+      <w:pPr>
+        <w:pStyle w:val="ListParagraph"/>
+        <w:numPr>
+          <w:ilvl w:val="1"/>
+          <w:numId w:val="5"/>
+        </w:numPr>
+        <w:rPr>
+          <w:rFonts w:ascii="Abadi" w:hAnsi="Abadi"/>
+        </w:rPr>
+      </w:pPr>
+      <w:r>
+        <w:rPr>
+          <w:rFonts w:ascii="Abadi" w:hAnsi="Abadi"/>
+        </w:rPr>
+        <w:t xml:space="preserve">Convolutional Neural Networks </w:t>
       </w:r>
     </w:p>
     <w:p>
@@ -3729,233 +4796,1263 @@
         <w:rPr>
           <w:rFonts w:ascii="Abadi" w:hAnsi="Abadi"/>
         </w:rPr>
-        <w:t>Week 3 – Hyperparameter tuning, batch normalization &amp; frameworks</w:t>
-      </w:r>
-    </w:p>
-    <w:p>
-      <w:pPr>
-        <w:pStyle w:val="ListParagraph"/>
-        <w:numPr>
-          <w:ilvl w:val="3"/>
-          <w:numId w:val="5"/>
-        </w:numPr>
-        <w:rPr>
-          <w:rFonts w:ascii="Abadi" w:hAnsi="Abadi"/>
-        </w:rPr>
-      </w:pPr>
-      <w:r>
-        <w:rPr>
-          <w:rFonts w:ascii="Abadi" w:hAnsi="Abadi"/>
-        </w:rPr>
-        <w:t>Tuning process</w:t>
-      </w:r>
-    </w:p>
-    <w:p>
-      <w:pPr>
-        <w:pStyle w:val="ListParagraph"/>
-        <w:numPr>
-          <w:ilvl w:val="3"/>
-          <w:numId w:val="5"/>
-        </w:numPr>
-        <w:rPr>
-          <w:rFonts w:ascii="Abadi" w:hAnsi="Abadi"/>
-        </w:rPr>
-      </w:pPr>
-      <w:r>
-        <w:rPr>
-          <w:rFonts w:ascii="Abadi" w:hAnsi="Abadi"/>
-        </w:rPr>
-        <w:t>Using an appropriate scale to pick hyperparameters</w:t>
-      </w:r>
-    </w:p>
-    <w:p>
-      <w:pPr>
-        <w:pStyle w:val="ListParagraph"/>
-        <w:numPr>
-          <w:ilvl w:val="3"/>
-          <w:numId w:val="5"/>
-        </w:numPr>
-        <w:rPr>
-          <w:rFonts w:ascii="Abadi" w:hAnsi="Abadi"/>
-        </w:rPr>
-      </w:pPr>
-      <w:r>
-        <w:rPr>
-          <w:rFonts w:ascii="Abadi" w:hAnsi="Abadi"/>
-        </w:rPr>
-        <w:t>Hyperparameter tuning in practice: pandas vs caviar</w:t>
-      </w:r>
-    </w:p>
-    <w:p>
-      <w:pPr>
-        <w:pStyle w:val="ListParagraph"/>
-        <w:numPr>
-          <w:ilvl w:val="3"/>
-          <w:numId w:val="5"/>
-        </w:numPr>
-        <w:rPr>
-          <w:rFonts w:ascii="Abadi" w:hAnsi="Abadi"/>
-        </w:rPr>
-      </w:pPr>
-      <w:r>
-        <w:rPr>
-          <w:rFonts w:ascii="Abadi" w:hAnsi="Abadi"/>
-        </w:rPr>
-        <w:t>Normalizing activations in a network</w:t>
-      </w:r>
-    </w:p>
-    <w:p>
-      <w:pPr>
-        <w:pStyle w:val="ListParagraph"/>
-        <w:numPr>
-          <w:ilvl w:val="3"/>
-          <w:numId w:val="5"/>
-        </w:numPr>
-        <w:rPr>
-          <w:rFonts w:ascii="Abadi" w:hAnsi="Abadi"/>
-        </w:rPr>
-      </w:pPr>
-      <w:r>
-        <w:rPr>
-          <w:rFonts w:ascii="Abadi" w:hAnsi="Abadi"/>
-        </w:rPr>
-        <w:t>Fitting batch norm into a neural network</w:t>
-      </w:r>
-    </w:p>
-    <w:p>
-      <w:pPr>
-        <w:pStyle w:val="ListParagraph"/>
-        <w:numPr>
-          <w:ilvl w:val="3"/>
-          <w:numId w:val="5"/>
-        </w:numPr>
-        <w:rPr>
-          <w:rFonts w:ascii="Abadi" w:hAnsi="Abadi"/>
-        </w:rPr>
-      </w:pPr>
-      <w:r>
-        <w:rPr>
-          <w:rFonts w:ascii="Abadi" w:hAnsi="Abadi"/>
-        </w:rPr>
-        <w:t>Why does batch norm work?</w:t>
-      </w:r>
-    </w:p>
-    <w:p>
-      <w:pPr>
-        <w:pStyle w:val="ListParagraph"/>
-        <w:numPr>
-          <w:ilvl w:val="3"/>
-          <w:numId w:val="5"/>
-        </w:numPr>
-        <w:rPr>
-          <w:rFonts w:ascii="Abadi" w:hAnsi="Abadi"/>
-        </w:rPr>
-      </w:pPr>
-      <w:r>
-        <w:rPr>
-          <w:rFonts w:ascii="Abadi" w:hAnsi="Abadi"/>
-        </w:rPr>
-        <w:t>Batch norm at test time</w:t>
-      </w:r>
-    </w:p>
-    <w:p>
-      <w:pPr>
-        <w:pStyle w:val="ListParagraph"/>
-        <w:numPr>
-          <w:ilvl w:val="3"/>
-          <w:numId w:val="5"/>
-        </w:numPr>
-        <w:rPr>
-          <w:rFonts w:ascii="Abadi" w:hAnsi="Abadi"/>
-        </w:rPr>
-      </w:pPr>
-      <w:r>
-        <w:rPr>
-          <w:rFonts w:ascii="Abadi" w:hAnsi="Abadi"/>
-        </w:rPr>
-        <w:t>Softmax regression</w:t>
-      </w:r>
-    </w:p>
-    <w:p>
-      <w:pPr>
-        <w:pStyle w:val="ListParagraph"/>
-        <w:numPr>
-          <w:ilvl w:val="3"/>
-          <w:numId w:val="5"/>
-        </w:numPr>
-        <w:rPr>
-          <w:rFonts w:ascii="Abadi" w:hAnsi="Abadi"/>
-        </w:rPr>
-      </w:pPr>
-      <w:r>
-        <w:rPr>
-          <w:rFonts w:ascii="Abadi" w:hAnsi="Abadi"/>
-        </w:rPr>
-        <w:t>Training a softmax classifier</w:t>
-      </w:r>
-    </w:p>
-    <w:p>
-      <w:pPr>
-        <w:pStyle w:val="ListParagraph"/>
-        <w:numPr>
-          <w:ilvl w:val="3"/>
-          <w:numId w:val="5"/>
-        </w:numPr>
-        <w:rPr>
-          <w:rFonts w:ascii="Abadi" w:hAnsi="Abadi"/>
-        </w:rPr>
-      </w:pPr>
-      <w:r>
-        <w:rPr>
-          <w:rFonts w:ascii="Abadi" w:hAnsi="Abadi"/>
-        </w:rPr>
-        <w:t>Deep learning frameworks</w:t>
-      </w:r>
-    </w:p>
-    <w:p>
-      <w:pPr>
-        <w:pStyle w:val="ListParagraph"/>
-        <w:numPr>
-          <w:ilvl w:val="3"/>
-          <w:numId w:val="5"/>
-        </w:numPr>
-        <w:rPr>
-          <w:rFonts w:ascii="Abadi" w:hAnsi="Abadi"/>
-        </w:rPr>
-      </w:pPr>
-      <w:r>
-        <w:rPr>
-          <w:rFonts w:ascii="Abadi" w:hAnsi="Abadi"/>
-        </w:rPr>
-        <w:t>TensorFlow</w:t>
-      </w:r>
-    </w:p>
-    <w:p>
-      <w:pPr>
-        <w:pStyle w:val="ListParagraph"/>
-        <w:numPr>
-          <w:ilvl w:val="3"/>
-          <w:numId w:val="5"/>
-        </w:numPr>
-        <w:rPr>
-          <w:rFonts w:ascii="Abadi" w:hAnsi="Abadi"/>
-        </w:rPr>
-      </w:pPr>
-      <w:r>
-        <w:rPr>
-          <w:rFonts w:ascii="Abadi" w:hAnsi="Abadi"/>
-        </w:rPr>
-        <w:t>Lab: TensorFlow introduction</w:t>
-      </w:r>
-    </w:p>
-    <w:p>
-      <w:pPr>
-        <w:pStyle w:val="ListParagraph"/>
-        <w:ind w:left="2160"/>
-        <w:rPr>
-          <w:rFonts w:ascii="Abadi" w:hAnsi="Abadi"/>
-        </w:rPr>
-      </w:pPr>
+        <w:t>Week 1 – Foundations of convolutional neural networks</w:t>
+      </w:r>
+    </w:p>
+    <w:p>
+      <w:pPr>
+        <w:pStyle w:val="ListParagraph"/>
+        <w:numPr>
+          <w:ilvl w:val="3"/>
+          <w:numId w:val="5"/>
+        </w:numPr>
+        <w:rPr>
+          <w:rFonts w:ascii="Abadi" w:hAnsi="Abadi"/>
+        </w:rPr>
+      </w:pPr>
+      <w:r>
+        <w:rPr>
+          <w:rFonts w:ascii="Abadi" w:hAnsi="Abadi"/>
+        </w:rPr>
+        <w:t>Computer vision</w:t>
+      </w:r>
+    </w:p>
+    <w:p>
+      <w:pPr>
+        <w:pStyle w:val="ListParagraph"/>
+        <w:numPr>
+          <w:ilvl w:val="3"/>
+          <w:numId w:val="5"/>
+        </w:numPr>
+        <w:rPr>
+          <w:rFonts w:ascii="Abadi" w:hAnsi="Abadi"/>
+        </w:rPr>
+      </w:pPr>
+      <w:r>
+        <w:rPr>
+          <w:rFonts w:ascii="Abadi" w:hAnsi="Abadi"/>
+        </w:rPr>
+        <w:t>Edge detection example</w:t>
+      </w:r>
+    </w:p>
+    <w:p>
+      <w:pPr>
+        <w:pStyle w:val="ListParagraph"/>
+        <w:numPr>
+          <w:ilvl w:val="3"/>
+          <w:numId w:val="5"/>
+        </w:numPr>
+        <w:rPr>
+          <w:rFonts w:ascii="Abadi" w:hAnsi="Abadi"/>
+        </w:rPr>
+      </w:pPr>
+      <w:r>
+        <w:rPr>
+          <w:rFonts w:ascii="Abadi" w:hAnsi="Abadi"/>
+        </w:rPr>
+        <w:t>More edge detection</w:t>
+      </w:r>
+    </w:p>
+    <w:p>
+      <w:pPr>
+        <w:pStyle w:val="ListParagraph"/>
+        <w:numPr>
+          <w:ilvl w:val="3"/>
+          <w:numId w:val="5"/>
+        </w:numPr>
+        <w:rPr>
+          <w:rFonts w:ascii="Abadi" w:hAnsi="Abadi"/>
+        </w:rPr>
+      </w:pPr>
+      <w:r>
+        <w:rPr>
+          <w:rFonts w:ascii="Abadi" w:hAnsi="Abadi"/>
+        </w:rPr>
+        <w:t>Padding</w:t>
+      </w:r>
+    </w:p>
+    <w:p>
+      <w:pPr>
+        <w:pStyle w:val="ListParagraph"/>
+        <w:numPr>
+          <w:ilvl w:val="3"/>
+          <w:numId w:val="5"/>
+        </w:numPr>
+        <w:rPr>
+          <w:rFonts w:ascii="Abadi" w:hAnsi="Abadi"/>
+        </w:rPr>
+      </w:pPr>
+      <w:proofErr w:type="spellStart"/>
+      <w:r>
+        <w:rPr>
+          <w:rFonts w:ascii="Abadi" w:hAnsi="Abadi"/>
+        </w:rPr>
+        <w:t>Strided</w:t>
+      </w:r>
+      <w:proofErr w:type="spellEnd"/>
+      <w:r>
+        <w:rPr>
+          <w:rFonts w:ascii="Abadi" w:hAnsi="Abadi"/>
+        </w:rPr>
+        <w:t xml:space="preserve"> convolutions</w:t>
+      </w:r>
+    </w:p>
+    <w:p>
+      <w:pPr>
+        <w:pStyle w:val="ListParagraph"/>
+        <w:numPr>
+          <w:ilvl w:val="3"/>
+          <w:numId w:val="5"/>
+        </w:numPr>
+        <w:rPr>
+          <w:rFonts w:ascii="Abadi" w:hAnsi="Abadi"/>
+        </w:rPr>
+      </w:pPr>
+      <w:r>
+        <w:rPr>
+          <w:rFonts w:ascii="Abadi" w:hAnsi="Abadi"/>
+        </w:rPr>
+        <w:t>Convolutions over volume</w:t>
+      </w:r>
+    </w:p>
+    <w:p>
+      <w:pPr>
+        <w:pStyle w:val="ListParagraph"/>
+        <w:numPr>
+          <w:ilvl w:val="3"/>
+          <w:numId w:val="5"/>
+        </w:numPr>
+        <w:rPr>
+          <w:rFonts w:ascii="Abadi" w:hAnsi="Abadi"/>
+        </w:rPr>
+      </w:pPr>
+      <w:r>
+        <w:rPr>
+          <w:rFonts w:ascii="Abadi" w:hAnsi="Abadi"/>
+        </w:rPr>
+        <w:t>One layer of a convolutional network</w:t>
+      </w:r>
+    </w:p>
+    <w:p>
+      <w:pPr>
+        <w:pStyle w:val="ListParagraph"/>
+        <w:numPr>
+          <w:ilvl w:val="3"/>
+          <w:numId w:val="5"/>
+        </w:numPr>
+        <w:rPr>
+          <w:rFonts w:ascii="Abadi" w:hAnsi="Abadi"/>
+        </w:rPr>
+      </w:pPr>
+      <w:r>
+        <w:rPr>
+          <w:rFonts w:ascii="Abadi" w:hAnsi="Abadi"/>
+        </w:rPr>
+        <w:t>Simple convolutional network example</w:t>
+      </w:r>
+    </w:p>
+    <w:p>
+      <w:pPr>
+        <w:pStyle w:val="ListParagraph"/>
+        <w:numPr>
+          <w:ilvl w:val="3"/>
+          <w:numId w:val="5"/>
+        </w:numPr>
+        <w:rPr>
+          <w:rFonts w:ascii="Abadi" w:hAnsi="Abadi"/>
+        </w:rPr>
+      </w:pPr>
+      <w:r>
+        <w:rPr>
+          <w:rFonts w:ascii="Abadi" w:hAnsi="Abadi"/>
+        </w:rPr>
+        <w:t>Pooling layers</w:t>
+      </w:r>
+    </w:p>
+    <w:p>
+      <w:pPr>
+        <w:pStyle w:val="ListParagraph"/>
+        <w:numPr>
+          <w:ilvl w:val="3"/>
+          <w:numId w:val="5"/>
+        </w:numPr>
+        <w:rPr>
+          <w:rFonts w:ascii="Abadi" w:hAnsi="Abadi"/>
+        </w:rPr>
+      </w:pPr>
+      <w:r>
+        <w:rPr>
+          <w:rFonts w:ascii="Abadi" w:hAnsi="Abadi"/>
+        </w:rPr>
+        <w:t>CNN example</w:t>
+      </w:r>
+    </w:p>
+    <w:p>
+      <w:pPr>
+        <w:pStyle w:val="ListParagraph"/>
+        <w:numPr>
+          <w:ilvl w:val="3"/>
+          <w:numId w:val="5"/>
+        </w:numPr>
+        <w:rPr>
+          <w:rFonts w:ascii="Abadi" w:hAnsi="Abadi"/>
+        </w:rPr>
+      </w:pPr>
+      <w:r>
+        <w:rPr>
+          <w:rFonts w:ascii="Abadi" w:hAnsi="Abadi"/>
+        </w:rPr>
+        <w:t>Why convolutions?</w:t>
+      </w:r>
+    </w:p>
+    <w:p>
+      <w:pPr>
+        <w:pStyle w:val="ListParagraph"/>
+        <w:numPr>
+          <w:ilvl w:val="3"/>
+          <w:numId w:val="5"/>
+        </w:numPr>
+        <w:rPr>
+          <w:rFonts w:ascii="Abadi" w:hAnsi="Abadi"/>
+        </w:rPr>
+      </w:pPr>
+      <w:r>
+        <w:rPr>
+          <w:rFonts w:ascii="Abadi" w:hAnsi="Abadi"/>
+        </w:rPr>
+        <w:t>Yann LeCun interview</w:t>
+      </w:r>
+    </w:p>
+    <w:p>
+      <w:pPr>
+        <w:pStyle w:val="ListParagraph"/>
+        <w:numPr>
+          <w:ilvl w:val="3"/>
+          <w:numId w:val="5"/>
+        </w:numPr>
+        <w:rPr>
+          <w:rFonts w:ascii="Abadi" w:hAnsi="Abadi"/>
+        </w:rPr>
+      </w:pPr>
+      <w:r>
+        <w:rPr>
+          <w:rFonts w:ascii="Abadi" w:hAnsi="Abadi"/>
+        </w:rPr>
+        <w:t xml:space="preserve">Assignment: The basics of </w:t>
+      </w:r>
+      <w:proofErr w:type="spellStart"/>
+      <w:r>
+        <w:rPr>
+          <w:rFonts w:ascii="Abadi" w:hAnsi="Abadi"/>
+        </w:rPr>
+        <w:t>ConvNets</w:t>
+      </w:r>
+      <w:proofErr w:type="spellEnd"/>
+    </w:p>
+    <w:p>
+      <w:pPr>
+        <w:pStyle w:val="ListParagraph"/>
+        <w:numPr>
+          <w:ilvl w:val="3"/>
+          <w:numId w:val="5"/>
+        </w:numPr>
+        <w:rPr>
+          <w:rFonts w:ascii="Abadi" w:hAnsi="Abadi"/>
+        </w:rPr>
+      </w:pPr>
+      <w:r>
+        <w:rPr>
+          <w:rFonts w:ascii="Abadi" w:hAnsi="Abadi"/>
+        </w:rPr>
+        <w:t>Lab: Convolutional model step by step</w:t>
+      </w:r>
+    </w:p>
+    <w:p>
+      <w:pPr>
+        <w:pStyle w:val="ListParagraph"/>
+        <w:numPr>
+          <w:ilvl w:val="3"/>
+          <w:numId w:val="5"/>
+        </w:numPr>
+        <w:rPr>
+          <w:rFonts w:ascii="Abadi" w:hAnsi="Abadi"/>
+        </w:rPr>
+      </w:pPr>
+      <w:r>
+        <w:rPr>
+          <w:rFonts w:ascii="Abadi" w:hAnsi="Abadi"/>
+        </w:rPr>
+        <w:t>Lab: Convolution model application</w:t>
+      </w:r>
+    </w:p>
+    <w:p>
+      <w:pPr>
+        <w:pStyle w:val="ListParagraph"/>
+        <w:numPr>
+          <w:ilvl w:val="2"/>
+          <w:numId w:val="5"/>
+        </w:numPr>
+        <w:rPr>
+          <w:rFonts w:ascii="Abadi" w:hAnsi="Abadi"/>
+        </w:rPr>
+      </w:pPr>
+      <w:r>
+        <w:rPr>
+          <w:rFonts w:ascii="Abadi" w:hAnsi="Abadi"/>
+        </w:rPr>
+        <w:t>Week 2 – Deep convolutional models: case studies</w:t>
+      </w:r>
+    </w:p>
+    <w:p>
+      <w:pPr>
+        <w:pStyle w:val="ListParagraph"/>
+        <w:numPr>
+          <w:ilvl w:val="3"/>
+          <w:numId w:val="5"/>
+        </w:numPr>
+        <w:rPr>
+          <w:rFonts w:ascii="Abadi" w:hAnsi="Abadi"/>
+        </w:rPr>
+      </w:pPr>
+      <w:r>
+        <w:rPr>
+          <w:rFonts w:ascii="Abadi" w:hAnsi="Abadi"/>
+        </w:rPr>
+        <w:t>Why look at case studies?</w:t>
+      </w:r>
+    </w:p>
+    <w:p>
+      <w:pPr>
+        <w:pStyle w:val="ListParagraph"/>
+        <w:numPr>
+          <w:ilvl w:val="3"/>
+          <w:numId w:val="5"/>
+        </w:numPr>
+        <w:rPr>
+          <w:rFonts w:ascii="Abadi" w:hAnsi="Abadi"/>
+        </w:rPr>
+      </w:pPr>
+      <w:r>
+        <w:rPr>
+          <w:rFonts w:ascii="Abadi" w:hAnsi="Abadi"/>
+        </w:rPr>
+        <w:t>Classic networks</w:t>
+      </w:r>
+    </w:p>
+    <w:p>
+      <w:pPr>
+        <w:pStyle w:val="ListParagraph"/>
+        <w:numPr>
+          <w:ilvl w:val="3"/>
+          <w:numId w:val="5"/>
+        </w:numPr>
+        <w:rPr>
+          <w:rFonts w:ascii="Abadi" w:hAnsi="Abadi"/>
+        </w:rPr>
+      </w:pPr>
+      <w:proofErr w:type="spellStart"/>
+      <w:r>
+        <w:rPr>
+          <w:rFonts w:ascii="Abadi" w:hAnsi="Abadi"/>
+        </w:rPr>
+        <w:t>ResNets</w:t>
+      </w:r>
+      <w:proofErr w:type="spellEnd"/>
+    </w:p>
+    <w:p>
+      <w:pPr>
+        <w:pStyle w:val="ListParagraph"/>
+        <w:numPr>
+          <w:ilvl w:val="3"/>
+          <w:numId w:val="5"/>
+        </w:numPr>
+        <w:rPr>
+          <w:rFonts w:ascii="Abadi" w:hAnsi="Abadi"/>
+        </w:rPr>
+      </w:pPr>
+      <w:r>
+        <w:rPr>
+          <w:rFonts w:ascii="Abadi" w:hAnsi="Abadi"/>
+        </w:rPr>
+        <w:t xml:space="preserve">Why </w:t>
+      </w:r>
+      <w:proofErr w:type="spellStart"/>
+      <w:r>
+        <w:rPr>
+          <w:rFonts w:ascii="Abadi" w:hAnsi="Abadi"/>
+        </w:rPr>
+        <w:t>ResNets</w:t>
+      </w:r>
+      <w:proofErr w:type="spellEnd"/>
+      <w:r>
+        <w:rPr>
+          <w:rFonts w:ascii="Abadi" w:hAnsi="Abadi"/>
+        </w:rPr>
+        <w:t xml:space="preserve"> work?</w:t>
+      </w:r>
+    </w:p>
+    <w:p>
+      <w:pPr>
+        <w:pStyle w:val="ListParagraph"/>
+        <w:numPr>
+          <w:ilvl w:val="3"/>
+          <w:numId w:val="5"/>
+        </w:numPr>
+        <w:rPr>
+          <w:rFonts w:ascii="Abadi" w:hAnsi="Abadi"/>
+        </w:rPr>
+      </w:pPr>
+      <w:r>
+        <w:rPr>
+          <w:rFonts w:ascii="Abadi" w:hAnsi="Abadi"/>
+        </w:rPr>
+        <w:t>Networks in networks and 1x1 convolutions</w:t>
+      </w:r>
+    </w:p>
+    <w:p>
+      <w:pPr>
+        <w:pStyle w:val="ListParagraph"/>
+        <w:numPr>
+          <w:ilvl w:val="3"/>
+          <w:numId w:val="5"/>
+        </w:numPr>
+        <w:rPr>
+          <w:rFonts w:ascii="Abadi" w:hAnsi="Abadi"/>
+        </w:rPr>
+      </w:pPr>
+      <w:r>
+        <w:rPr>
+          <w:rFonts w:ascii="Abadi" w:hAnsi="Abadi"/>
+        </w:rPr>
+        <w:t>Inception network motivation</w:t>
+      </w:r>
+    </w:p>
+    <w:p>
+      <w:pPr>
+        <w:pStyle w:val="ListParagraph"/>
+        <w:numPr>
+          <w:ilvl w:val="3"/>
+          <w:numId w:val="5"/>
+        </w:numPr>
+        <w:rPr>
+          <w:rFonts w:ascii="Abadi" w:hAnsi="Abadi"/>
+        </w:rPr>
+      </w:pPr>
+      <w:r>
+        <w:rPr>
+          <w:rFonts w:ascii="Abadi" w:hAnsi="Abadi"/>
+        </w:rPr>
+        <w:t>Inception network</w:t>
+      </w:r>
+    </w:p>
+    <w:p>
+      <w:pPr>
+        <w:pStyle w:val="ListParagraph"/>
+        <w:numPr>
+          <w:ilvl w:val="3"/>
+          <w:numId w:val="5"/>
+        </w:numPr>
+        <w:rPr>
+          <w:rFonts w:ascii="Abadi" w:hAnsi="Abadi"/>
+        </w:rPr>
+      </w:pPr>
+      <w:proofErr w:type="spellStart"/>
+      <w:r>
+        <w:rPr>
+          <w:rFonts w:ascii="Abadi" w:hAnsi="Abadi"/>
+        </w:rPr>
+        <w:t>MobileNet</w:t>
+      </w:r>
+      <w:proofErr w:type="spellEnd"/>
+    </w:p>
+    <w:p>
+      <w:pPr>
+        <w:pStyle w:val="ListParagraph"/>
+        <w:numPr>
+          <w:ilvl w:val="3"/>
+          <w:numId w:val="5"/>
+        </w:numPr>
+        <w:rPr>
+          <w:rFonts w:ascii="Abadi" w:hAnsi="Abadi"/>
+        </w:rPr>
+      </w:pPr>
+      <w:proofErr w:type="spellStart"/>
+      <w:r>
+        <w:rPr>
+          <w:rFonts w:ascii="Abadi" w:hAnsi="Abadi"/>
+        </w:rPr>
+        <w:t>MobileNet</w:t>
+      </w:r>
+      <w:proofErr w:type="spellEnd"/>
+      <w:r>
+        <w:rPr>
+          <w:rFonts w:ascii="Abadi" w:hAnsi="Abadi"/>
+        </w:rPr>
+        <w:t xml:space="preserve"> architecture</w:t>
+      </w:r>
+    </w:p>
+    <w:p>
+      <w:pPr>
+        <w:pStyle w:val="ListParagraph"/>
+        <w:numPr>
+          <w:ilvl w:val="3"/>
+          <w:numId w:val="5"/>
+        </w:numPr>
+        <w:rPr>
+          <w:rFonts w:ascii="Abadi" w:hAnsi="Abadi"/>
+        </w:rPr>
+      </w:pPr>
+      <w:proofErr w:type="spellStart"/>
+      <w:r>
+        <w:rPr>
+          <w:rFonts w:ascii="Abadi" w:hAnsi="Abadi"/>
+        </w:rPr>
+        <w:t>EfficientNet</w:t>
+      </w:r>
+      <w:proofErr w:type="spellEnd"/>
+    </w:p>
+    <w:p>
+      <w:pPr>
+        <w:pStyle w:val="ListParagraph"/>
+        <w:numPr>
+          <w:ilvl w:val="3"/>
+          <w:numId w:val="5"/>
+        </w:numPr>
+        <w:rPr>
+          <w:rFonts w:ascii="Abadi" w:hAnsi="Abadi"/>
+        </w:rPr>
+      </w:pPr>
+      <w:r>
+        <w:rPr>
+          <w:rFonts w:ascii="Abadi" w:hAnsi="Abadi"/>
+        </w:rPr>
+        <w:t>Using open-source implementation</w:t>
+      </w:r>
+    </w:p>
+    <w:p>
+      <w:pPr>
+        <w:pStyle w:val="ListParagraph"/>
+        <w:numPr>
+          <w:ilvl w:val="3"/>
+          <w:numId w:val="5"/>
+        </w:numPr>
+        <w:rPr>
+          <w:rFonts w:ascii="Abadi" w:hAnsi="Abadi"/>
+        </w:rPr>
+      </w:pPr>
+      <w:r>
+        <w:rPr>
+          <w:rFonts w:ascii="Abadi" w:hAnsi="Abadi"/>
+        </w:rPr>
+        <w:t>Transfer learning</w:t>
+      </w:r>
+    </w:p>
+    <w:p>
+      <w:pPr>
+        <w:pStyle w:val="ListParagraph"/>
+        <w:numPr>
+          <w:ilvl w:val="3"/>
+          <w:numId w:val="5"/>
+        </w:numPr>
+        <w:rPr>
+          <w:rFonts w:ascii="Abadi" w:hAnsi="Abadi"/>
+        </w:rPr>
+      </w:pPr>
+      <w:r>
+        <w:rPr>
+          <w:rFonts w:ascii="Abadi" w:hAnsi="Abadi"/>
+        </w:rPr>
+        <w:t>Data augmentation</w:t>
+      </w:r>
+    </w:p>
+    <w:p>
+      <w:pPr>
+        <w:pStyle w:val="ListParagraph"/>
+        <w:numPr>
+          <w:ilvl w:val="3"/>
+          <w:numId w:val="5"/>
+        </w:numPr>
+        <w:rPr>
+          <w:rFonts w:ascii="Abadi" w:hAnsi="Abadi"/>
+        </w:rPr>
+      </w:pPr>
+      <w:r>
+        <w:rPr>
+          <w:rFonts w:ascii="Abadi" w:hAnsi="Abadi"/>
+        </w:rPr>
+        <w:t>State of computer vision</w:t>
+      </w:r>
+    </w:p>
+    <w:p>
+      <w:pPr>
+        <w:pStyle w:val="ListParagraph"/>
+        <w:numPr>
+          <w:ilvl w:val="3"/>
+          <w:numId w:val="5"/>
+        </w:numPr>
+        <w:rPr>
+          <w:rFonts w:ascii="Abadi" w:hAnsi="Abadi"/>
+        </w:rPr>
+      </w:pPr>
+      <w:r>
+        <w:rPr>
+          <w:rFonts w:ascii="Abadi" w:hAnsi="Abadi"/>
+        </w:rPr>
+        <w:t>Assignment: Deep convolutional models</w:t>
+      </w:r>
+    </w:p>
+    <w:p>
+      <w:pPr>
+        <w:pStyle w:val="ListParagraph"/>
+        <w:numPr>
+          <w:ilvl w:val="3"/>
+          <w:numId w:val="5"/>
+        </w:numPr>
+        <w:rPr>
+          <w:rFonts w:ascii="Abadi" w:hAnsi="Abadi"/>
+        </w:rPr>
+      </w:pPr>
+      <w:r>
+        <w:rPr>
+          <w:rFonts w:ascii="Abadi" w:hAnsi="Abadi"/>
+        </w:rPr>
+        <w:t>Lab: Residual networks</w:t>
+      </w:r>
+    </w:p>
+    <w:p>
+      <w:pPr>
+        <w:pStyle w:val="ListParagraph"/>
+        <w:numPr>
+          <w:ilvl w:val="3"/>
+          <w:numId w:val="5"/>
+        </w:numPr>
+        <w:rPr>
+          <w:rFonts w:ascii="Abadi" w:hAnsi="Abadi"/>
+        </w:rPr>
+      </w:pPr>
+      <w:r>
+        <w:rPr>
+          <w:rFonts w:ascii="Abadi" w:hAnsi="Abadi"/>
+        </w:rPr>
+        <w:t xml:space="preserve">Lab: Transfer learning with </w:t>
+      </w:r>
+      <w:proofErr w:type="spellStart"/>
+      <w:r>
+        <w:rPr>
+          <w:rFonts w:ascii="Abadi" w:hAnsi="Abadi"/>
+        </w:rPr>
+        <w:t>MobileNet</w:t>
+      </w:r>
+      <w:proofErr w:type="spellEnd"/>
+    </w:p>
+    <w:p>
+      <w:pPr>
+        <w:pStyle w:val="ListParagraph"/>
+        <w:numPr>
+          <w:ilvl w:val="2"/>
+          <w:numId w:val="5"/>
+        </w:numPr>
+        <w:rPr>
+          <w:rFonts w:ascii="Abadi" w:hAnsi="Abadi"/>
+        </w:rPr>
+      </w:pPr>
+      <w:r>
+        <w:rPr>
+          <w:rFonts w:ascii="Abadi" w:hAnsi="Abadi"/>
+        </w:rPr>
+        <w:t>Week 3 – Object detection</w:t>
+      </w:r>
+    </w:p>
+    <w:p>
+      <w:pPr>
+        <w:pStyle w:val="ListParagraph"/>
+        <w:numPr>
+          <w:ilvl w:val="3"/>
+          <w:numId w:val="5"/>
+        </w:numPr>
+        <w:rPr>
+          <w:rFonts w:ascii="Abadi" w:hAnsi="Abadi"/>
+        </w:rPr>
+      </w:pPr>
+      <w:r>
+        <w:rPr>
+          <w:rFonts w:ascii="Abadi" w:hAnsi="Abadi"/>
+        </w:rPr>
+        <w:t>Object localization</w:t>
+      </w:r>
+    </w:p>
+    <w:p>
+      <w:pPr>
+        <w:pStyle w:val="ListParagraph"/>
+        <w:numPr>
+          <w:ilvl w:val="3"/>
+          <w:numId w:val="5"/>
+        </w:numPr>
+        <w:rPr>
+          <w:rFonts w:ascii="Abadi" w:hAnsi="Abadi"/>
+        </w:rPr>
+      </w:pPr>
+      <w:r>
+        <w:rPr>
+          <w:rFonts w:ascii="Abadi" w:hAnsi="Abadi"/>
+        </w:rPr>
+        <w:lastRenderedPageBreak/>
+        <w:t>Landmark detection</w:t>
+      </w:r>
+    </w:p>
+    <w:p>
+      <w:pPr>
+        <w:pStyle w:val="ListParagraph"/>
+        <w:numPr>
+          <w:ilvl w:val="3"/>
+          <w:numId w:val="5"/>
+        </w:numPr>
+        <w:rPr>
+          <w:rFonts w:ascii="Abadi" w:hAnsi="Abadi"/>
+        </w:rPr>
+      </w:pPr>
+      <w:r>
+        <w:rPr>
+          <w:rFonts w:ascii="Abadi" w:hAnsi="Abadi"/>
+        </w:rPr>
+        <w:t>Object detection</w:t>
+      </w:r>
+    </w:p>
+    <w:p>
+      <w:pPr>
+        <w:pStyle w:val="ListParagraph"/>
+        <w:numPr>
+          <w:ilvl w:val="3"/>
+          <w:numId w:val="5"/>
+        </w:numPr>
+        <w:rPr>
+          <w:rFonts w:ascii="Abadi" w:hAnsi="Abadi"/>
+        </w:rPr>
+      </w:pPr>
+      <w:r>
+        <w:rPr>
+          <w:rFonts w:ascii="Abadi" w:hAnsi="Abadi"/>
+        </w:rPr>
+        <w:t>Convolutional implementation of sliding windows</w:t>
+      </w:r>
+    </w:p>
+    <w:p>
+      <w:pPr>
+        <w:pStyle w:val="ListParagraph"/>
+        <w:numPr>
+          <w:ilvl w:val="3"/>
+          <w:numId w:val="5"/>
+        </w:numPr>
+        <w:rPr>
+          <w:rFonts w:ascii="Abadi" w:hAnsi="Abadi"/>
+        </w:rPr>
+      </w:pPr>
+      <w:r>
+        <w:rPr>
+          <w:rFonts w:ascii="Abadi" w:hAnsi="Abadi"/>
+        </w:rPr>
+        <w:t>Bounding box predictions</w:t>
+      </w:r>
+    </w:p>
+    <w:p>
+      <w:pPr>
+        <w:pStyle w:val="ListParagraph"/>
+        <w:numPr>
+          <w:ilvl w:val="3"/>
+          <w:numId w:val="5"/>
+        </w:numPr>
+        <w:rPr>
+          <w:rFonts w:ascii="Abadi" w:hAnsi="Abadi"/>
+        </w:rPr>
+      </w:pPr>
+      <w:r>
+        <w:rPr>
+          <w:rFonts w:ascii="Abadi" w:hAnsi="Abadi"/>
+        </w:rPr>
+        <w:t>Intersection over union</w:t>
+      </w:r>
+    </w:p>
+    <w:p>
+      <w:pPr>
+        <w:pStyle w:val="ListParagraph"/>
+        <w:numPr>
+          <w:ilvl w:val="3"/>
+          <w:numId w:val="5"/>
+        </w:numPr>
+        <w:rPr>
+          <w:rFonts w:ascii="Abadi" w:hAnsi="Abadi"/>
+        </w:rPr>
+      </w:pPr>
+      <w:r>
+        <w:rPr>
+          <w:rFonts w:ascii="Abadi" w:hAnsi="Abadi"/>
+        </w:rPr>
+        <w:t>Non-max suppression</w:t>
+      </w:r>
+    </w:p>
+    <w:p>
+      <w:pPr>
+        <w:pStyle w:val="ListParagraph"/>
+        <w:numPr>
+          <w:ilvl w:val="3"/>
+          <w:numId w:val="5"/>
+        </w:numPr>
+        <w:rPr>
+          <w:rFonts w:ascii="Abadi" w:hAnsi="Abadi"/>
+        </w:rPr>
+      </w:pPr>
+      <w:r>
+        <w:rPr>
+          <w:rFonts w:ascii="Abadi" w:hAnsi="Abadi"/>
+        </w:rPr>
+        <w:t>Anchor boxes</w:t>
+      </w:r>
+    </w:p>
+    <w:p>
+      <w:pPr>
+        <w:pStyle w:val="ListParagraph"/>
+        <w:numPr>
+          <w:ilvl w:val="3"/>
+          <w:numId w:val="5"/>
+        </w:numPr>
+        <w:rPr>
+          <w:rFonts w:ascii="Abadi" w:hAnsi="Abadi"/>
+        </w:rPr>
+      </w:pPr>
+      <w:r>
+        <w:rPr>
+          <w:rFonts w:ascii="Abadi" w:hAnsi="Abadi"/>
+        </w:rPr>
+        <w:t>YOLO algorithm</w:t>
+      </w:r>
+    </w:p>
+    <w:p>
+      <w:pPr>
+        <w:pStyle w:val="ListParagraph"/>
+        <w:numPr>
+          <w:ilvl w:val="3"/>
+          <w:numId w:val="5"/>
+        </w:numPr>
+        <w:rPr>
+          <w:rFonts w:ascii="Abadi" w:hAnsi="Abadi"/>
+        </w:rPr>
+      </w:pPr>
+      <w:r>
+        <w:rPr>
+          <w:rFonts w:ascii="Abadi" w:hAnsi="Abadi"/>
+        </w:rPr>
+        <w:t>Region proposals (optional)</w:t>
+      </w:r>
+    </w:p>
+    <w:p>
+      <w:pPr>
+        <w:pStyle w:val="ListParagraph"/>
+        <w:numPr>
+          <w:ilvl w:val="3"/>
+          <w:numId w:val="5"/>
+        </w:numPr>
+        <w:rPr>
+          <w:rFonts w:ascii="Abadi" w:hAnsi="Abadi"/>
+        </w:rPr>
+      </w:pPr>
+      <w:r>
+        <w:rPr>
+          <w:rFonts w:ascii="Abadi" w:hAnsi="Abadi"/>
+        </w:rPr>
+        <w:t>Semantic segmentation with U-Net</w:t>
+      </w:r>
+    </w:p>
+    <w:p>
+      <w:pPr>
+        <w:pStyle w:val="ListParagraph"/>
+        <w:numPr>
+          <w:ilvl w:val="3"/>
+          <w:numId w:val="5"/>
+        </w:numPr>
+        <w:rPr>
+          <w:rFonts w:ascii="Abadi" w:hAnsi="Abadi"/>
+        </w:rPr>
+      </w:pPr>
+      <w:r>
+        <w:rPr>
+          <w:rFonts w:ascii="Abadi" w:hAnsi="Abadi"/>
+        </w:rPr>
+        <w:t>Transpose convolutions</w:t>
+      </w:r>
+    </w:p>
+    <w:p>
+      <w:pPr>
+        <w:pStyle w:val="ListParagraph"/>
+        <w:numPr>
+          <w:ilvl w:val="3"/>
+          <w:numId w:val="5"/>
+        </w:numPr>
+        <w:rPr>
+          <w:rFonts w:ascii="Abadi" w:hAnsi="Abadi"/>
+        </w:rPr>
+      </w:pPr>
+      <w:r>
+        <w:rPr>
+          <w:rFonts w:ascii="Abadi" w:hAnsi="Abadi"/>
+        </w:rPr>
+        <w:t>U-Net architecture intuition</w:t>
+      </w:r>
+    </w:p>
+    <w:p>
+      <w:pPr>
+        <w:pStyle w:val="ListParagraph"/>
+        <w:numPr>
+          <w:ilvl w:val="3"/>
+          <w:numId w:val="5"/>
+        </w:numPr>
+        <w:rPr>
+          <w:rFonts w:ascii="Abadi" w:hAnsi="Abadi"/>
+        </w:rPr>
+      </w:pPr>
+      <w:r>
+        <w:rPr>
+          <w:rFonts w:ascii="Abadi" w:hAnsi="Abadi"/>
+        </w:rPr>
+        <w:t>U-Net architecture</w:t>
+      </w:r>
+    </w:p>
+    <w:p>
+      <w:pPr>
+        <w:pStyle w:val="ListParagraph"/>
+        <w:numPr>
+          <w:ilvl w:val="3"/>
+          <w:numId w:val="5"/>
+        </w:numPr>
+        <w:rPr>
+          <w:rFonts w:ascii="Abadi" w:hAnsi="Abadi"/>
+        </w:rPr>
+      </w:pPr>
+      <w:r>
+        <w:rPr>
+          <w:rFonts w:ascii="Abadi" w:hAnsi="Abadi"/>
+        </w:rPr>
+        <w:t>Assignment: Detection algorithms</w:t>
+      </w:r>
+    </w:p>
+    <w:p>
+      <w:pPr>
+        <w:pStyle w:val="ListParagraph"/>
+        <w:numPr>
+          <w:ilvl w:val="3"/>
+          <w:numId w:val="5"/>
+        </w:numPr>
+        <w:rPr>
+          <w:rFonts w:ascii="Abadi" w:hAnsi="Abadi"/>
+        </w:rPr>
+      </w:pPr>
+      <w:r>
+        <w:rPr>
+          <w:rFonts w:ascii="Abadi" w:hAnsi="Abadi"/>
+        </w:rPr>
+        <w:t>Lab: Car detection with YOLO</w:t>
+      </w:r>
+    </w:p>
+    <w:p>
+      <w:pPr>
+        <w:pStyle w:val="ListParagraph"/>
+        <w:numPr>
+          <w:ilvl w:val="3"/>
+          <w:numId w:val="5"/>
+        </w:numPr>
+        <w:rPr>
+          <w:rFonts w:ascii="Abadi" w:hAnsi="Abadi"/>
+        </w:rPr>
+      </w:pPr>
+      <w:r>
+        <w:rPr>
+          <w:rFonts w:ascii="Abadi" w:hAnsi="Abadi"/>
+        </w:rPr>
+        <w:t>Lab: Image segmentation with U-Net</w:t>
+      </w:r>
+    </w:p>
+    <w:p>
+      <w:pPr>
+        <w:pStyle w:val="ListParagraph"/>
+        <w:numPr>
+          <w:ilvl w:val="2"/>
+          <w:numId w:val="5"/>
+        </w:numPr>
+        <w:rPr>
+          <w:rFonts w:ascii="Abadi" w:hAnsi="Abadi"/>
+        </w:rPr>
+      </w:pPr>
+      <w:r>
+        <w:rPr>
+          <w:rFonts w:ascii="Abadi" w:hAnsi="Abadi"/>
+        </w:rPr>
+        <w:t>Week 4 – Special applications: face recognition &amp; neural style transfer</w:t>
+      </w:r>
+    </w:p>
+    <w:p>
+      <w:pPr>
+        <w:pStyle w:val="ListParagraph"/>
+        <w:numPr>
+          <w:ilvl w:val="3"/>
+          <w:numId w:val="5"/>
+        </w:numPr>
+        <w:rPr>
+          <w:rFonts w:ascii="Abadi" w:hAnsi="Abadi"/>
+        </w:rPr>
+      </w:pPr>
+      <w:r>
+        <w:rPr>
+          <w:rFonts w:ascii="Abadi" w:hAnsi="Abadi"/>
+        </w:rPr>
+        <w:t>What is face recognition?</w:t>
+      </w:r>
+    </w:p>
+    <w:p>
+      <w:pPr>
+        <w:pStyle w:val="ListParagraph"/>
+        <w:numPr>
+          <w:ilvl w:val="3"/>
+          <w:numId w:val="5"/>
+        </w:numPr>
+        <w:rPr>
+          <w:rFonts w:ascii="Abadi" w:hAnsi="Abadi"/>
+        </w:rPr>
+      </w:pPr>
+      <w:r>
+        <w:rPr>
+          <w:rFonts w:ascii="Abadi" w:hAnsi="Abadi"/>
+        </w:rPr>
+        <w:t>One shot learning</w:t>
+      </w:r>
+    </w:p>
+    <w:p>
+      <w:pPr>
+        <w:pStyle w:val="ListParagraph"/>
+        <w:numPr>
+          <w:ilvl w:val="3"/>
+          <w:numId w:val="5"/>
+        </w:numPr>
+        <w:rPr>
+          <w:rFonts w:ascii="Abadi" w:hAnsi="Abadi"/>
+        </w:rPr>
+      </w:pPr>
+      <w:r>
+        <w:rPr>
+          <w:rFonts w:ascii="Abadi" w:hAnsi="Abadi"/>
+        </w:rPr>
+        <w:t>Siamese network</w:t>
+      </w:r>
+    </w:p>
+    <w:p>
+      <w:pPr>
+        <w:pStyle w:val="ListParagraph"/>
+        <w:numPr>
+          <w:ilvl w:val="3"/>
+          <w:numId w:val="5"/>
+        </w:numPr>
+        <w:rPr>
+          <w:rFonts w:ascii="Abadi" w:hAnsi="Abadi"/>
+        </w:rPr>
+      </w:pPr>
+      <w:r>
+        <w:rPr>
+          <w:rFonts w:ascii="Abadi" w:hAnsi="Abadi"/>
+        </w:rPr>
+        <w:t>Triplet loss</w:t>
+      </w:r>
+    </w:p>
+    <w:p>
+      <w:pPr>
+        <w:pStyle w:val="ListParagraph"/>
+        <w:numPr>
+          <w:ilvl w:val="3"/>
+          <w:numId w:val="5"/>
+        </w:numPr>
+        <w:rPr>
+          <w:rFonts w:ascii="Abadi" w:hAnsi="Abadi"/>
+        </w:rPr>
+      </w:pPr>
+      <w:r>
+        <w:rPr>
+          <w:rFonts w:ascii="Abadi" w:hAnsi="Abadi"/>
+        </w:rPr>
+        <w:t>Face verification and binary classification</w:t>
+      </w:r>
+    </w:p>
+    <w:p>
+      <w:pPr>
+        <w:pStyle w:val="ListParagraph"/>
+        <w:numPr>
+          <w:ilvl w:val="3"/>
+          <w:numId w:val="5"/>
+        </w:numPr>
+        <w:rPr>
+          <w:rFonts w:ascii="Abadi" w:hAnsi="Abadi"/>
+        </w:rPr>
+      </w:pPr>
+      <w:r>
+        <w:rPr>
+          <w:rFonts w:ascii="Abadi" w:hAnsi="Abadi"/>
+        </w:rPr>
+        <w:t>What is neural style transfer?</w:t>
+      </w:r>
+    </w:p>
+    <w:p>
+      <w:pPr>
+        <w:pStyle w:val="ListParagraph"/>
+        <w:numPr>
+          <w:ilvl w:val="3"/>
+          <w:numId w:val="5"/>
+        </w:numPr>
+        <w:rPr>
+          <w:rFonts w:ascii="Abadi" w:hAnsi="Abadi"/>
+        </w:rPr>
+      </w:pPr>
+      <w:r>
+        <w:rPr>
+          <w:rFonts w:ascii="Abadi" w:hAnsi="Abadi"/>
+        </w:rPr>
+        <w:t xml:space="preserve">What are deep </w:t>
+      </w:r>
+      <w:proofErr w:type="spellStart"/>
+      <w:r>
+        <w:rPr>
+          <w:rFonts w:ascii="Abadi" w:hAnsi="Abadi"/>
+        </w:rPr>
+        <w:t>ConvNets</w:t>
+      </w:r>
+      <w:proofErr w:type="spellEnd"/>
+      <w:r>
+        <w:rPr>
+          <w:rFonts w:ascii="Abadi" w:hAnsi="Abadi"/>
+        </w:rPr>
+        <w:t xml:space="preserve"> learning?</w:t>
+      </w:r>
+    </w:p>
+    <w:p>
+      <w:pPr>
+        <w:pStyle w:val="ListParagraph"/>
+        <w:numPr>
+          <w:ilvl w:val="3"/>
+          <w:numId w:val="5"/>
+        </w:numPr>
+        <w:rPr>
+          <w:rFonts w:ascii="Abadi" w:hAnsi="Abadi"/>
+        </w:rPr>
+      </w:pPr>
+      <w:r>
+        <w:rPr>
+          <w:rFonts w:ascii="Abadi" w:hAnsi="Abadi"/>
+        </w:rPr>
+        <w:t>Cost function</w:t>
+      </w:r>
+    </w:p>
+    <w:p>
+      <w:pPr>
+        <w:pStyle w:val="ListParagraph"/>
+        <w:numPr>
+          <w:ilvl w:val="3"/>
+          <w:numId w:val="5"/>
+        </w:numPr>
+        <w:rPr>
+          <w:rFonts w:ascii="Abadi" w:hAnsi="Abadi"/>
+        </w:rPr>
+      </w:pPr>
+      <w:r>
+        <w:rPr>
+          <w:rFonts w:ascii="Abadi" w:hAnsi="Abadi"/>
+        </w:rPr>
+        <w:t>Content cost function</w:t>
+      </w:r>
+    </w:p>
+    <w:p>
+      <w:pPr>
+        <w:pStyle w:val="ListParagraph"/>
+        <w:numPr>
+          <w:ilvl w:val="3"/>
+          <w:numId w:val="5"/>
+        </w:numPr>
+        <w:rPr>
+          <w:rFonts w:ascii="Abadi" w:hAnsi="Abadi"/>
+        </w:rPr>
+      </w:pPr>
+      <w:r>
+        <w:rPr>
+          <w:rFonts w:ascii="Abadi" w:hAnsi="Abadi"/>
+        </w:rPr>
+        <w:t>Style cost function</w:t>
+      </w:r>
+    </w:p>
+    <w:p>
+      <w:pPr>
+        <w:pStyle w:val="ListParagraph"/>
+        <w:numPr>
+          <w:ilvl w:val="3"/>
+          <w:numId w:val="5"/>
+        </w:numPr>
+        <w:rPr>
+          <w:rFonts w:ascii="Abadi" w:hAnsi="Abadi"/>
+        </w:rPr>
+      </w:pPr>
+      <w:r>
+        <w:rPr>
+          <w:rFonts w:ascii="Abadi" w:hAnsi="Abadi"/>
+        </w:rPr>
+        <w:t>1D and 3D generalizations</w:t>
+      </w:r>
+    </w:p>
+    <w:p>
+      <w:pPr>
+        <w:pStyle w:val="ListParagraph"/>
+        <w:numPr>
+          <w:ilvl w:val="3"/>
+          <w:numId w:val="5"/>
+        </w:numPr>
+        <w:rPr>
+          <w:rFonts w:ascii="Abadi" w:hAnsi="Abadi"/>
+        </w:rPr>
+      </w:pPr>
+      <w:r>
+        <w:rPr>
+          <w:rFonts w:ascii="Abadi" w:hAnsi="Abadi"/>
+        </w:rPr>
+        <w:t>Assignment: Special applications: face recognition &amp; neural style transfer</w:t>
+      </w:r>
+    </w:p>
+    <w:p>
+      <w:pPr>
+        <w:pStyle w:val="ListParagraph"/>
+        <w:numPr>
+          <w:ilvl w:val="3"/>
+          <w:numId w:val="5"/>
+        </w:numPr>
+        <w:rPr>
+          <w:rFonts w:ascii="Abadi" w:hAnsi="Abadi"/>
+        </w:rPr>
+      </w:pPr>
+      <w:r>
+        <w:rPr>
+          <w:rFonts w:ascii="Abadi" w:hAnsi="Abadi"/>
+        </w:rPr>
+        <w:t>Lab: Face recognition</w:t>
+      </w:r>
+    </w:p>
+    <w:p>
+      <w:pPr>
+        <w:pStyle w:val="ListParagraph"/>
+        <w:numPr>
+          <w:ilvl w:val="3"/>
+          <w:numId w:val="5"/>
+        </w:numPr>
+        <w:rPr>
+          <w:rFonts w:ascii="Abadi" w:hAnsi="Abadi"/>
+        </w:rPr>
+      </w:pPr>
+      <w:r>
+        <w:rPr>
+          <w:rFonts w:ascii="Abadi" w:hAnsi="Abadi"/>
+        </w:rPr>
+        <w:t>Lab: Art generation with neural style transfer</w:t>
+      </w:r>
     </w:p>
     <w:p>
       <w:pPr>
@@ -3972,7 +6069,7 @@
         <w:rPr>
           <w:rFonts w:ascii="Abadi" w:hAnsi="Abadi"/>
         </w:rPr>
-        <w:t>Structuring Machine Learning Projects</w:t>
+        <w:t>Sequence Models</w:t>
       </w:r>
     </w:p>
     <w:p>
@@ -3990,295 +6087,318 @@
         <w:rPr>
           <w:rFonts w:ascii="Abadi" w:hAnsi="Abadi"/>
         </w:rPr>
-        <w:t>Week 1 – ML strategy (1)</w:t>
-      </w:r>
-    </w:p>
-    <w:p>
-      <w:pPr>
-        <w:pStyle w:val="ListParagraph"/>
-        <w:numPr>
-          <w:ilvl w:val="3"/>
-          <w:numId w:val="5"/>
-        </w:numPr>
-        <w:rPr>
-          <w:rFonts w:ascii="Abadi" w:hAnsi="Abadi"/>
-        </w:rPr>
-      </w:pPr>
-      <w:r>
-        <w:rPr>
-          <w:rFonts w:ascii="Abadi" w:hAnsi="Abadi"/>
-        </w:rPr>
-        <w:t>Why ML strategy</w:t>
-      </w:r>
-    </w:p>
-    <w:p>
-      <w:pPr>
-        <w:pStyle w:val="ListParagraph"/>
-        <w:numPr>
-          <w:ilvl w:val="3"/>
-          <w:numId w:val="5"/>
-        </w:numPr>
-        <w:rPr>
-          <w:rFonts w:ascii="Abadi" w:hAnsi="Abadi"/>
-        </w:rPr>
-      </w:pPr>
-      <w:r>
-        <w:rPr>
-          <w:rFonts w:ascii="Abadi" w:hAnsi="Abadi"/>
-        </w:rPr>
-        <w:t>Orthogonalization</w:t>
-      </w:r>
-    </w:p>
-    <w:p>
-      <w:pPr>
-        <w:pStyle w:val="ListParagraph"/>
-        <w:numPr>
-          <w:ilvl w:val="3"/>
-          <w:numId w:val="5"/>
-        </w:numPr>
-        <w:rPr>
-          <w:rFonts w:ascii="Abadi" w:hAnsi="Abadi"/>
-        </w:rPr>
-      </w:pPr>
-      <w:r>
-        <w:rPr>
-          <w:rFonts w:ascii="Abadi" w:hAnsi="Abadi"/>
-        </w:rPr>
-        <w:t>Single number evaluation metric</w:t>
-      </w:r>
-    </w:p>
-    <w:p>
-      <w:pPr>
-        <w:pStyle w:val="ListParagraph"/>
-        <w:numPr>
-          <w:ilvl w:val="3"/>
-          <w:numId w:val="5"/>
-        </w:numPr>
-        <w:rPr>
-          <w:rFonts w:ascii="Abadi" w:hAnsi="Abadi"/>
-        </w:rPr>
-      </w:pPr>
-      <w:r>
-        <w:rPr>
-          <w:rFonts w:ascii="Abadi" w:hAnsi="Abadi"/>
-        </w:rPr>
-        <w:t>Satisficing and optimizing metric</w:t>
-      </w:r>
-    </w:p>
-    <w:p>
-      <w:pPr>
-        <w:pStyle w:val="ListParagraph"/>
-        <w:numPr>
-          <w:ilvl w:val="3"/>
-          <w:numId w:val="5"/>
-        </w:numPr>
-        <w:rPr>
-          <w:rFonts w:ascii="Abadi" w:hAnsi="Abadi"/>
-        </w:rPr>
-      </w:pPr>
-      <w:r>
-        <w:rPr>
-          <w:rFonts w:ascii="Abadi" w:hAnsi="Abadi"/>
-        </w:rPr>
-        <w:t>Train/dev/test distributions</w:t>
-      </w:r>
-    </w:p>
-    <w:p>
-      <w:pPr>
-        <w:pStyle w:val="ListParagraph"/>
-        <w:numPr>
-          <w:ilvl w:val="3"/>
-          <w:numId w:val="5"/>
-        </w:numPr>
-        <w:rPr>
-          <w:rFonts w:ascii="Abadi" w:hAnsi="Abadi"/>
-        </w:rPr>
-      </w:pPr>
-      <w:r>
-        <w:rPr>
-          <w:rFonts w:ascii="Abadi" w:hAnsi="Abadi"/>
-        </w:rPr>
-        <w:t>Size of the dev and test sets</w:t>
-      </w:r>
-    </w:p>
-    <w:p>
-      <w:pPr>
-        <w:pStyle w:val="ListParagraph"/>
-        <w:numPr>
-          <w:ilvl w:val="3"/>
-          <w:numId w:val="5"/>
-        </w:numPr>
-        <w:rPr>
-          <w:rFonts w:ascii="Abadi" w:hAnsi="Abadi"/>
-        </w:rPr>
-      </w:pPr>
-      <w:r>
-        <w:rPr>
-          <w:rFonts w:ascii="Abadi" w:hAnsi="Abadi"/>
-        </w:rPr>
-        <w:t>When to change dev/test sets and metrics?</w:t>
-      </w:r>
-    </w:p>
-    <w:p>
-      <w:pPr>
-        <w:pStyle w:val="ListParagraph"/>
-        <w:numPr>
-          <w:ilvl w:val="3"/>
-          <w:numId w:val="5"/>
-        </w:numPr>
-        <w:rPr>
-          <w:rFonts w:ascii="Abadi" w:hAnsi="Abadi"/>
-        </w:rPr>
-      </w:pPr>
-      <w:r>
-        <w:rPr>
-          <w:rFonts w:ascii="Abadi" w:hAnsi="Abadi"/>
-        </w:rPr>
-        <w:t>Why human-level performance?</w:t>
-      </w:r>
-    </w:p>
-    <w:p>
-      <w:pPr>
-        <w:pStyle w:val="ListParagraph"/>
-        <w:numPr>
-          <w:ilvl w:val="3"/>
-          <w:numId w:val="5"/>
-        </w:numPr>
-        <w:rPr>
-          <w:rFonts w:ascii="Abadi" w:hAnsi="Abadi"/>
-        </w:rPr>
-      </w:pPr>
-      <w:r>
-        <w:rPr>
-          <w:rFonts w:ascii="Abadi" w:hAnsi="Abadi"/>
-        </w:rPr>
-        <w:t>Avoidable bias</w:t>
-      </w:r>
-    </w:p>
-    <w:p>
-      <w:pPr>
-        <w:pStyle w:val="ListParagraph"/>
-        <w:numPr>
-          <w:ilvl w:val="3"/>
-          <w:numId w:val="5"/>
-        </w:numPr>
-        <w:rPr>
-          <w:rFonts w:ascii="Abadi" w:hAnsi="Abadi"/>
-        </w:rPr>
-      </w:pPr>
-      <w:r>
-        <w:rPr>
-          <w:rFonts w:ascii="Abadi" w:hAnsi="Abadi"/>
-        </w:rPr>
-        <w:t>Understanding human-level performance</w:t>
-      </w:r>
-    </w:p>
-    <w:p>
-      <w:pPr>
-        <w:pStyle w:val="ListParagraph"/>
-        <w:numPr>
-          <w:ilvl w:val="3"/>
-          <w:numId w:val="5"/>
-        </w:numPr>
-        <w:rPr>
-          <w:rFonts w:ascii="Abadi" w:hAnsi="Abadi"/>
-        </w:rPr>
-      </w:pPr>
-      <w:r>
-        <w:rPr>
-          <w:rFonts w:ascii="Abadi" w:hAnsi="Abadi"/>
-        </w:rPr>
-        <w:t>Surpassing human-level performance</w:t>
-      </w:r>
-    </w:p>
-    <w:p>
-      <w:pPr>
-        <w:pStyle w:val="ListParagraph"/>
-        <w:numPr>
-          <w:ilvl w:val="3"/>
-          <w:numId w:val="5"/>
-        </w:numPr>
-        <w:rPr>
-          <w:rFonts w:ascii="Abadi" w:hAnsi="Abadi"/>
-        </w:rPr>
-      </w:pPr>
-      <w:r>
-        <w:rPr>
-          <w:rFonts w:ascii="Abadi" w:hAnsi="Abadi"/>
-        </w:rPr>
-        <w:t>Improving your model performance</w:t>
-      </w:r>
-    </w:p>
-    <w:p>
-      <w:pPr>
-        <w:pStyle w:val="ListParagraph"/>
-        <w:numPr>
-          <w:ilvl w:val="3"/>
-          <w:numId w:val="5"/>
-        </w:numPr>
-        <w:rPr>
-          <w:rFonts w:ascii="Abadi" w:hAnsi="Abadi"/>
-        </w:rPr>
-      </w:pPr>
-      <w:r>
-        <w:rPr>
-          <w:rFonts w:ascii="Abadi" w:hAnsi="Abadi"/>
-        </w:rPr>
-        <w:t>Andrej Karpathy interview</w:t>
-      </w:r>
-    </w:p>
-    <w:p>
-      <w:pPr>
-        <w:pStyle w:val="ListParagraph"/>
-        <w:numPr>
-          <w:ilvl w:val="3"/>
-          <w:numId w:val="5"/>
-        </w:numPr>
-        <w:rPr>
-          <w:rFonts w:ascii="Abadi" w:hAnsi="Abadi"/>
-        </w:rPr>
-      </w:pPr>
-      <w:r>
-        <w:rPr>
-          <w:rFonts w:ascii="Abadi" w:hAnsi="Abadi"/>
-        </w:rPr>
-        <w:t>Reading: Lecture notes W1</w:t>
-      </w:r>
-    </w:p>
-    <w:p>
-      <w:pPr>
-        <w:pStyle w:val="ListParagraph"/>
-        <w:numPr>
-          <w:ilvl w:val="3"/>
-          <w:numId w:val="5"/>
-        </w:numPr>
-        <w:rPr>
-          <w:rFonts w:ascii="Abadi" w:hAnsi="Abadi"/>
-        </w:rPr>
-      </w:pPr>
-      <w:r>
-        <w:rPr>
-          <w:rFonts w:ascii="Abadi" w:hAnsi="Abadi"/>
-        </w:rPr>
-        <w:t>Reading: Machine learning flight simulator (intro to quizzes)</w:t>
-      </w:r>
-    </w:p>
-    <w:p>
-      <w:pPr>
-        <w:pStyle w:val="ListParagraph"/>
-        <w:numPr>
-          <w:ilvl w:val="3"/>
-          <w:numId w:val="5"/>
-        </w:numPr>
-        <w:rPr>
-          <w:rFonts w:ascii="Abadi" w:hAnsi="Abadi"/>
-        </w:rPr>
-      </w:pPr>
-      <w:r>
-        <w:rPr>
-          <w:rFonts w:ascii="Abadi" w:hAnsi="Abadi"/>
-        </w:rPr>
-        <w:t>Assignment: Bird recognition in the city of Peacetopia (quiz case study)</w:t>
+        <w:t>Week 1 – Recurrent neural networks</w:t>
+      </w:r>
+    </w:p>
+    <w:p>
+      <w:pPr>
+        <w:pStyle w:val="ListParagraph"/>
+        <w:numPr>
+          <w:ilvl w:val="3"/>
+          <w:numId w:val="5"/>
+        </w:numPr>
+        <w:rPr>
+          <w:rFonts w:ascii="Abadi" w:hAnsi="Abadi"/>
+        </w:rPr>
+      </w:pPr>
+      <w:r>
+        <w:rPr>
+          <w:rFonts w:ascii="Abadi" w:hAnsi="Abadi"/>
+        </w:rPr>
+        <w:t>Why sequence models?</w:t>
+      </w:r>
+    </w:p>
+    <w:p>
+      <w:pPr>
+        <w:pStyle w:val="ListParagraph"/>
+        <w:numPr>
+          <w:ilvl w:val="3"/>
+          <w:numId w:val="5"/>
+        </w:numPr>
+        <w:rPr>
+          <w:rFonts w:ascii="Abadi" w:hAnsi="Abadi"/>
+        </w:rPr>
+      </w:pPr>
+      <w:r>
+        <w:rPr>
+          <w:rFonts w:ascii="Abadi" w:hAnsi="Abadi"/>
+        </w:rPr>
+        <w:t>Notation</w:t>
+      </w:r>
+    </w:p>
+    <w:p>
+      <w:pPr>
+        <w:pStyle w:val="ListParagraph"/>
+        <w:numPr>
+          <w:ilvl w:val="3"/>
+          <w:numId w:val="5"/>
+        </w:numPr>
+        <w:rPr>
+          <w:rFonts w:ascii="Abadi" w:hAnsi="Abadi"/>
+        </w:rPr>
+      </w:pPr>
+      <w:r>
+        <w:rPr>
+          <w:rFonts w:ascii="Abadi" w:hAnsi="Abadi"/>
+        </w:rPr>
+        <w:t>Recurrent neural network model</w:t>
+      </w:r>
+    </w:p>
+    <w:p>
+      <w:pPr>
+        <w:pStyle w:val="ListParagraph"/>
+        <w:numPr>
+          <w:ilvl w:val="3"/>
+          <w:numId w:val="5"/>
+        </w:numPr>
+        <w:rPr>
+          <w:rFonts w:ascii="Abadi" w:hAnsi="Abadi"/>
+        </w:rPr>
+      </w:pPr>
+      <w:r>
+        <w:rPr>
+          <w:rFonts w:ascii="Abadi" w:hAnsi="Abadi"/>
+        </w:rPr>
+        <w:t>Backpropagation through time</w:t>
+      </w:r>
+    </w:p>
+    <w:p>
+      <w:pPr>
+        <w:pStyle w:val="ListParagraph"/>
+        <w:numPr>
+          <w:ilvl w:val="3"/>
+          <w:numId w:val="5"/>
+        </w:numPr>
+        <w:rPr>
+          <w:rFonts w:ascii="Abadi" w:hAnsi="Abadi"/>
+        </w:rPr>
+      </w:pPr>
+      <w:r>
+        <w:rPr>
+          <w:rFonts w:ascii="Abadi" w:hAnsi="Abadi"/>
+        </w:rPr>
+        <w:t>Different types of RNNs</w:t>
+      </w:r>
+    </w:p>
+    <w:p>
+      <w:pPr>
+        <w:pStyle w:val="ListParagraph"/>
+        <w:numPr>
+          <w:ilvl w:val="3"/>
+          <w:numId w:val="5"/>
+        </w:numPr>
+        <w:rPr>
+          <w:rFonts w:ascii="Abadi" w:hAnsi="Abadi"/>
+        </w:rPr>
+      </w:pPr>
+      <w:r>
+        <w:rPr>
+          <w:rFonts w:ascii="Abadi" w:hAnsi="Abadi"/>
+        </w:rPr>
+        <w:t>Language model and sequence generation</w:t>
+      </w:r>
+    </w:p>
+    <w:p>
+      <w:pPr>
+        <w:pStyle w:val="ListParagraph"/>
+        <w:numPr>
+          <w:ilvl w:val="3"/>
+          <w:numId w:val="5"/>
+        </w:numPr>
+        <w:rPr>
+          <w:rFonts w:ascii="Abadi" w:hAnsi="Abadi"/>
+        </w:rPr>
+      </w:pPr>
+      <w:r>
+        <w:rPr>
+          <w:rFonts w:ascii="Abadi" w:hAnsi="Abadi"/>
+        </w:rPr>
+        <w:t>Sampling novel sequences</w:t>
+      </w:r>
+    </w:p>
+    <w:p>
+      <w:pPr>
+        <w:pStyle w:val="ListParagraph"/>
+        <w:numPr>
+          <w:ilvl w:val="3"/>
+          <w:numId w:val="5"/>
+        </w:numPr>
+        <w:rPr>
+          <w:rFonts w:ascii="Abadi" w:hAnsi="Abadi"/>
+        </w:rPr>
+      </w:pPr>
+      <w:r>
+        <w:rPr>
+          <w:rFonts w:ascii="Abadi" w:hAnsi="Abadi"/>
+        </w:rPr>
+        <w:t>Vanishing gradients with RNNs</w:t>
+      </w:r>
+    </w:p>
+    <w:p>
+      <w:pPr>
+        <w:pStyle w:val="ListParagraph"/>
+        <w:numPr>
+          <w:ilvl w:val="3"/>
+          <w:numId w:val="5"/>
+        </w:numPr>
+        <w:rPr>
+          <w:rFonts w:ascii="Abadi" w:hAnsi="Abadi"/>
+        </w:rPr>
+      </w:pPr>
+      <w:r>
+        <w:rPr>
+          <w:rFonts w:ascii="Abadi" w:hAnsi="Abadi"/>
+        </w:rPr>
+        <w:t>Gated recurrent unit (GRU)</w:t>
+      </w:r>
+    </w:p>
+    <w:p>
+      <w:pPr>
+        <w:pStyle w:val="ListParagraph"/>
+        <w:numPr>
+          <w:ilvl w:val="3"/>
+          <w:numId w:val="5"/>
+        </w:numPr>
+        <w:rPr>
+          <w:rFonts w:ascii="Abadi" w:hAnsi="Abadi"/>
+        </w:rPr>
+      </w:pPr>
+      <w:r>
+        <w:rPr>
+          <w:rFonts w:ascii="Abadi" w:hAnsi="Abadi"/>
+        </w:rPr>
+        <w:t xml:space="preserve">Long </w:t>
+      </w:r>
+      <w:proofErr w:type="gramStart"/>
+      <w:r>
+        <w:rPr>
+          <w:rFonts w:ascii="Abadi" w:hAnsi="Abadi"/>
+        </w:rPr>
+        <w:t>short term</w:t>
+      </w:r>
+      <w:proofErr w:type="gramEnd"/>
+      <w:r>
+        <w:rPr>
+          <w:rFonts w:ascii="Abadi" w:hAnsi="Abadi"/>
+        </w:rPr>
+        <w:t xml:space="preserve"> memory (LSTM)</w:t>
+      </w:r>
+    </w:p>
+    <w:p>
+      <w:pPr>
+        <w:pStyle w:val="ListParagraph"/>
+        <w:numPr>
+          <w:ilvl w:val="3"/>
+          <w:numId w:val="5"/>
+        </w:numPr>
+        <w:rPr>
+          <w:rFonts w:ascii="Abadi" w:hAnsi="Abadi"/>
+        </w:rPr>
+      </w:pPr>
+      <w:r>
+        <w:rPr>
+          <w:rFonts w:ascii="Abadi" w:hAnsi="Abadi"/>
+        </w:rPr>
+        <w:t>Bidirectional RNN</w:t>
+      </w:r>
+    </w:p>
+    <w:p>
+      <w:pPr>
+        <w:pStyle w:val="ListParagraph"/>
+        <w:numPr>
+          <w:ilvl w:val="3"/>
+          <w:numId w:val="5"/>
+        </w:numPr>
+        <w:rPr>
+          <w:rFonts w:ascii="Abadi" w:hAnsi="Abadi"/>
+        </w:rPr>
+      </w:pPr>
+      <w:r>
+        <w:rPr>
+          <w:rFonts w:ascii="Abadi" w:hAnsi="Abadi"/>
+        </w:rPr>
+        <w:t>Deep RNNs</w:t>
+      </w:r>
+    </w:p>
+    <w:p>
+      <w:pPr>
+        <w:pStyle w:val="ListParagraph"/>
+        <w:numPr>
+          <w:ilvl w:val="3"/>
+          <w:numId w:val="5"/>
+        </w:numPr>
+        <w:rPr>
+          <w:rFonts w:ascii="Abadi" w:hAnsi="Abadi"/>
+        </w:rPr>
+      </w:pPr>
+      <w:r>
+        <w:rPr>
+          <w:rFonts w:ascii="Abadi" w:hAnsi="Abadi"/>
+        </w:rPr>
+        <w:lastRenderedPageBreak/>
+        <w:t>Assignment: Recurrent neural networks</w:t>
+      </w:r>
+    </w:p>
+    <w:p>
+      <w:pPr>
+        <w:pStyle w:val="ListParagraph"/>
+        <w:numPr>
+          <w:ilvl w:val="3"/>
+          <w:numId w:val="5"/>
+        </w:numPr>
+        <w:rPr>
+          <w:rFonts w:ascii="Abadi" w:hAnsi="Abadi"/>
+        </w:rPr>
+      </w:pPr>
+      <w:r>
+        <w:rPr>
+          <w:rFonts w:ascii="Abadi" w:hAnsi="Abadi"/>
+        </w:rPr>
+        <w:t>Lab: Building your recurrent neural network step by step</w:t>
+      </w:r>
+    </w:p>
+    <w:p>
+      <w:pPr>
+        <w:pStyle w:val="ListParagraph"/>
+        <w:numPr>
+          <w:ilvl w:val="3"/>
+          <w:numId w:val="5"/>
+        </w:numPr>
+        <w:rPr>
+          <w:rFonts w:ascii="Abadi" w:hAnsi="Abadi"/>
+        </w:rPr>
+      </w:pPr>
+      <w:r>
+        <w:rPr>
+          <w:rFonts w:ascii="Abadi" w:hAnsi="Abadi"/>
+        </w:rPr>
+        <w:t xml:space="preserve">Lab: Dinosaur island character-level language </w:t>
+      </w:r>
+      <w:proofErr w:type="spellStart"/>
+      <w:r>
+        <w:rPr>
+          <w:rFonts w:ascii="Abadi" w:hAnsi="Abadi"/>
+        </w:rPr>
+        <w:t>modeling</w:t>
+      </w:r>
+      <w:proofErr w:type="spellEnd"/>
+    </w:p>
+    <w:p>
+      <w:pPr>
+        <w:pStyle w:val="ListParagraph"/>
+        <w:numPr>
+          <w:ilvl w:val="3"/>
+          <w:numId w:val="5"/>
+        </w:numPr>
+        <w:rPr>
+          <w:rFonts w:ascii="Abadi" w:hAnsi="Abadi"/>
+        </w:rPr>
+      </w:pPr>
+      <w:r>
+        <w:rPr>
+          <w:rFonts w:ascii="Abadi" w:hAnsi="Abadi"/>
+        </w:rPr>
+        <w:t>Lab: Jazz improvisation with LSTM</w:t>
       </w:r>
     </w:p>
     <w:p>
@@ -4296,2507 +6416,720 @@
         <w:rPr>
           <w:rFonts w:ascii="Abadi" w:hAnsi="Abadi"/>
         </w:rPr>
+        <w:t>Week 2 – Natural language processing &amp; word embeddings</w:t>
+      </w:r>
+    </w:p>
+    <w:p>
+      <w:pPr>
+        <w:pStyle w:val="ListParagraph"/>
+        <w:numPr>
+          <w:ilvl w:val="3"/>
+          <w:numId w:val="5"/>
+        </w:numPr>
+        <w:rPr>
+          <w:rFonts w:ascii="Abadi" w:hAnsi="Abadi"/>
+        </w:rPr>
+      </w:pPr>
+      <w:r>
+        <w:rPr>
+          <w:rFonts w:ascii="Abadi" w:hAnsi="Abadi"/>
+        </w:rPr>
+        <w:t>Word representation</w:t>
+      </w:r>
+    </w:p>
+    <w:p>
+      <w:pPr>
+        <w:pStyle w:val="ListParagraph"/>
+        <w:numPr>
+          <w:ilvl w:val="3"/>
+          <w:numId w:val="5"/>
+        </w:numPr>
+        <w:rPr>
+          <w:rFonts w:ascii="Abadi" w:hAnsi="Abadi"/>
+        </w:rPr>
+      </w:pPr>
+      <w:r>
+        <w:rPr>
+          <w:rFonts w:ascii="Abadi" w:hAnsi="Abadi"/>
+        </w:rPr>
+        <w:t>Using word embeddings</w:t>
+      </w:r>
+    </w:p>
+    <w:p>
+      <w:pPr>
+        <w:pStyle w:val="ListParagraph"/>
+        <w:numPr>
+          <w:ilvl w:val="3"/>
+          <w:numId w:val="5"/>
+        </w:numPr>
+        <w:rPr>
+          <w:rFonts w:ascii="Abadi" w:hAnsi="Abadi"/>
+        </w:rPr>
+      </w:pPr>
+      <w:r>
+        <w:rPr>
+          <w:rFonts w:ascii="Abadi" w:hAnsi="Abadi"/>
+        </w:rPr>
+        <w:t>Properties of word embeddings</w:t>
+      </w:r>
+    </w:p>
+    <w:p>
+      <w:pPr>
+        <w:pStyle w:val="ListParagraph"/>
+        <w:numPr>
+          <w:ilvl w:val="3"/>
+          <w:numId w:val="5"/>
+        </w:numPr>
+        <w:rPr>
+          <w:rFonts w:ascii="Abadi" w:hAnsi="Abadi"/>
+        </w:rPr>
+      </w:pPr>
+      <w:r>
+        <w:rPr>
+          <w:rFonts w:ascii="Abadi" w:hAnsi="Abadi"/>
+        </w:rPr>
+        <w:t>Embedding matrix</w:t>
+      </w:r>
+    </w:p>
+    <w:p>
+      <w:pPr>
+        <w:pStyle w:val="ListParagraph"/>
+        <w:numPr>
+          <w:ilvl w:val="3"/>
+          <w:numId w:val="5"/>
+        </w:numPr>
+        <w:rPr>
+          <w:rFonts w:ascii="Abadi" w:hAnsi="Abadi"/>
+        </w:rPr>
+      </w:pPr>
+      <w:r>
+        <w:rPr>
+          <w:rFonts w:ascii="Abadi" w:hAnsi="Abadi"/>
+        </w:rPr>
+        <w:t>Learning word embeddings</w:t>
+      </w:r>
+    </w:p>
+    <w:p>
+      <w:pPr>
+        <w:pStyle w:val="ListParagraph"/>
+        <w:numPr>
+          <w:ilvl w:val="3"/>
+          <w:numId w:val="5"/>
+        </w:numPr>
+        <w:rPr>
+          <w:rFonts w:ascii="Abadi" w:hAnsi="Abadi"/>
+        </w:rPr>
+      </w:pPr>
+      <w:r>
+        <w:rPr>
+          <w:rFonts w:ascii="Abadi" w:hAnsi="Abadi"/>
+        </w:rPr>
+        <w:t>Word2Vec</w:t>
+      </w:r>
+    </w:p>
+    <w:p>
+      <w:pPr>
+        <w:pStyle w:val="ListParagraph"/>
+        <w:numPr>
+          <w:ilvl w:val="3"/>
+          <w:numId w:val="5"/>
+        </w:numPr>
+        <w:rPr>
+          <w:rFonts w:ascii="Abadi" w:hAnsi="Abadi"/>
+        </w:rPr>
+      </w:pPr>
+      <w:r>
+        <w:rPr>
+          <w:rFonts w:ascii="Abadi" w:hAnsi="Abadi"/>
+        </w:rPr>
+        <w:t>Negative sampling</w:t>
+      </w:r>
+    </w:p>
+    <w:p>
+      <w:pPr>
+        <w:pStyle w:val="ListParagraph"/>
+        <w:numPr>
+          <w:ilvl w:val="3"/>
+          <w:numId w:val="5"/>
+        </w:numPr>
+        <w:rPr>
+          <w:rFonts w:ascii="Abadi" w:hAnsi="Abadi"/>
+        </w:rPr>
+      </w:pPr>
+      <w:proofErr w:type="spellStart"/>
+      <w:r>
+        <w:rPr>
+          <w:rFonts w:ascii="Abadi" w:hAnsi="Abadi"/>
+        </w:rPr>
+        <w:t>GloVe</w:t>
+      </w:r>
+      <w:proofErr w:type="spellEnd"/>
+      <w:r>
+        <w:rPr>
+          <w:rFonts w:ascii="Abadi" w:hAnsi="Abadi"/>
+        </w:rPr>
+        <w:t xml:space="preserve"> word vectors</w:t>
+      </w:r>
+    </w:p>
+    <w:p>
+      <w:pPr>
+        <w:pStyle w:val="ListParagraph"/>
+        <w:numPr>
+          <w:ilvl w:val="3"/>
+          <w:numId w:val="5"/>
+        </w:numPr>
+        <w:rPr>
+          <w:rFonts w:ascii="Abadi" w:hAnsi="Abadi"/>
+        </w:rPr>
+      </w:pPr>
+      <w:r>
+        <w:rPr>
+          <w:rFonts w:ascii="Abadi" w:hAnsi="Abadi"/>
+        </w:rPr>
+        <w:t>Sentiment classification</w:t>
+      </w:r>
+    </w:p>
+    <w:p>
+      <w:pPr>
+        <w:pStyle w:val="ListParagraph"/>
+        <w:numPr>
+          <w:ilvl w:val="3"/>
+          <w:numId w:val="5"/>
+        </w:numPr>
+        <w:rPr>
+          <w:rFonts w:ascii="Abadi" w:hAnsi="Abadi"/>
+        </w:rPr>
+      </w:pPr>
+      <w:r>
+        <w:rPr>
+          <w:rFonts w:ascii="Abadi" w:hAnsi="Abadi"/>
+        </w:rPr>
+        <w:t>Debiasing word embeddings</w:t>
+      </w:r>
+    </w:p>
+    <w:p>
+      <w:pPr>
+        <w:pStyle w:val="ListParagraph"/>
+        <w:numPr>
+          <w:ilvl w:val="3"/>
+          <w:numId w:val="5"/>
+        </w:numPr>
+        <w:rPr>
+          <w:rFonts w:ascii="Abadi" w:hAnsi="Abadi"/>
+        </w:rPr>
+      </w:pPr>
+      <w:r>
+        <w:rPr>
+          <w:rFonts w:ascii="Abadi" w:hAnsi="Abadi"/>
+        </w:rPr>
+        <w:t>Assignment: Natural language processing &amp; word embeddings</w:t>
+      </w:r>
+    </w:p>
+    <w:p>
+      <w:pPr>
+        <w:pStyle w:val="ListParagraph"/>
+        <w:numPr>
+          <w:ilvl w:val="3"/>
+          <w:numId w:val="5"/>
+        </w:numPr>
+        <w:rPr>
+          <w:rFonts w:ascii="Abadi" w:hAnsi="Abadi"/>
+        </w:rPr>
+      </w:pPr>
+      <w:r>
+        <w:rPr>
+          <w:rFonts w:ascii="Abadi" w:hAnsi="Abadi"/>
+        </w:rPr>
+        <w:t>Lab: Operations on word vectors debiasing</w:t>
+      </w:r>
+    </w:p>
+    <w:p>
+      <w:pPr>
+        <w:pStyle w:val="ListParagraph"/>
+        <w:numPr>
+          <w:ilvl w:val="3"/>
+          <w:numId w:val="5"/>
+        </w:numPr>
+        <w:rPr>
+          <w:rFonts w:ascii="Abadi" w:hAnsi="Abadi"/>
+        </w:rPr>
+      </w:pPr>
+      <w:r>
+        <w:rPr>
+          <w:rFonts w:ascii="Abadi" w:hAnsi="Abadi"/>
+        </w:rPr>
+        <w:t xml:space="preserve">Lab: </w:t>
+      </w:r>
+      <w:proofErr w:type="spellStart"/>
+      <w:r>
+        <w:rPr>
+          <w:rFonts w:ascii="Abadi" w:hAnsi="Abadi"/>
+        </w:rPr>
+        <w:t>Emojify</w:t>
+      </w:r>
+      <w:proofErr w:type="spellEnd"/>
+    </w:p>
+    <w:p>
+      <w:pPr>
+        <w:pStyle w:val="ListParagraph"/>
+        <w:numPr>
+          <w:ilvl w:val="2"/>
+          <w:numId w:val="5"/>
+        </w:numPr>
+        <w:rPr>
+          <w:rFonts w:ascii="Abadi" w:hAnsi="Abadi"/>
+        </w:rPr>
+      </w:pPr>
+      <w:r>
+        <w:rPr>
+          <w:rFonts w:ascii="Abadi" w:hAnsi="Abadi"/>
+        </w:rPr>
+        <w:t>Week 3 – Sequence models &amp; attention mechanism</w:t>
+      </w:r>
+    </w:p>
+    <w:p>
+      <w:pPr>
+        <w:pStyle w:val="ListParagraph"/>
+        <w:numPr>
+          <w:ilvl w:val="3"/>
+          <w:numId w:val="5"/>
+        </w:numPr>
+        <w:rPr>
+          <w:rFonts w:ascii="Abadi" w:hAnsi="Abadi"/>
+        </w:rPr>
+      </w:pPr>
+      <w:r>
+        <w:rPr>
+          <w:rFonts w:ascii="Abadi" w:hAnsi="Abadi"/>
+        </w:rPr>
+        <w:t>Basic models</w:t>
+      </w:r>
+    </w:p>
+    <w:p>
+      <w:pPr>
+        <w:pStyle w:val="ListParagraph"/>
+        <w:numPr>
+          <w:ilvl w:val="3"/>
+          <w:numId w:val="5"/>
+        </w:numPr>
+        <w:rPr>
+          <w:rFonts w:ascii="Abadi" w:hAnsi="Abadi"/>
+        </w:rPr>
+      </w:pPr>
+      <w:r>
+        <w:rPr>
+          <w:rFonts w:ascii="Abadi" w:hAnsi="Abadi"/>
+        </w:rPr>
+        <w:t>Picking the most likely sentence</w:t>
+      </w:r>
+    </w:p>
+    <w:p>
+      <w:pPr>
+        <w:pStyle w:val="ListParagraph"/>
+        <w:numPr>
+          <w:ilvl w:val="3"/>
+          <w:numId w:val="5"/>
+        </w:numPr>
+        <w:rPr>
+          <w:rFonts w:ascii="Abadi" w:hAnsi="Abadi"/>
+        </w:rPr>
+      </w:pPr>
+      <w:r>
+        <w:rPr>
+          <w:rFonts w:ascii="Abadi" w:hAnsi="Abadi"/>
+        </w:rPr>
+        <w:t>Beam search</w:t>
+      </w:r>
+    </w:p>
+    <w:p>
+      <w:pPr>
+        <w:pStyle w:val="ListParagraph"/>
+        <w:numPr>
+          <w:ilvl w:val="3"/>
+          <w:numId w:val="5"/>
+        </w:numPr>
+        <w:rPr>
+          <w:rFonts w:ascii="Abadi" w:hAnsi="Abadi"/>
+        </w:rPr>
+      </w:pPr>
+      <w:r>
+        <w:rPr>
+          <w:rFonts w:ascii="Abadi" w:hAnsi="Abadi"/>
+        </w:rPr>
+        <w:t>Refinements to beam search</w:t>
+      </w:r>
+    </w:p>
+    <w:p>
+      <w:pPr>
+        <w:pStyle w:val="ListParagraph"/>
+        <w:numPr>
+          <w:ilvl w:val="3"/>
+          <w:numId w:val="5"/>
+        </w:numPr>
+        <w:rPr>
+          <w:rFonts w:ascii="Abadi" w:hAnsi="Abadi"/>
+        </w:rPr>
+      </w:pPr>
+      <w:r>
+        <w:rPr>
+          <w:rFonts w:ascii="Abadi" w:hAnsi="Abadi"/>
+        </w:rPr>
+        <w:t>Error analysis in beam search</w:t>
+      </w:r>
+    </w:p>
+    <w:p>
+      <w:pPr>
+        <w:pStyle w:val="ListParagraph"/>
+        <w:numPr>
+          <w:ilvl w:val="3"/>
+          <w:numId w:val="5"/>
+        </w:numPr>
+        <w:rPr>
+          <w:rFonts w:ascii="Abadi" w:hAnsi="Abadi"/>
+        </w:rPr>
+      </w:pPr>
+      <w:r>
+        <w:rPr>
+          <w:rFonts w:ascii="Abadi" w:hAnsi="Abadi"/>
+        </w:rPr>
+        <w:t>Bleu score (optional)</w:t>
+      </w:r>
+    </w:p>
+    <w:p>
+      <w:pPr>
+        <w:pStyle w:val="ListParagraph"/>
+        <w:numPr>
+          <w:ilvl w:val="3"/>
+          <w:numId w:val="5"/>
+        </w:numPr>
+        <w:rPr>
+          <w:rFonts w:ascii="Abadi" w:hAnsi="Abadi"/>
+        </w:rPr>
+      </w:pPr>
+      <w:r>
+        <w:rPr>
+          <w:rFonts w:ascii="Abadi" w:hAnsi="Abadi"/>
+        </w:rPr>
+        <w:t>Attention model intuition</w:t>
+      </w:r>
+    </w:p>
+    <w:p>
+      <w:pPr>
+        <w:pStyle w:val="ListParagraph"/>
+        <w:numPr>
+          <w:ilvl w:val="3"/>
+          <w:numId w:val="5"/>
+        </w:numPr>
+        <w:rPr>
+          <w:rFonts w:ascii="Abadi" w:hAnsi="Abadi"/>
+        </w:rPr>
+      </w:pPr>
+      <w:r>
+        <w:rPr>
+          <w:rFonts w:ascii="Abadi" w:hAnsi="Abadi"/>
+        </w:rPr>
+        <w:t>Attention model</w:t>
+      </w:r>
+    </w:p>
+    <w:p>
+      <w:pPr>
+        <w:pStyle w:val="ListParagraph"/>
+        <w:numPr>
+          <w:ilvl w:val="3"/>
+          <w:numId w:val="5"/>
+        </w:numPr>
+        <w:rPr>
+          <w:rFonts w:ascii="Abadi" w:hAnsi="Abadi"/>
+        </w:rPr>
+      </w:pPr>
+      <w:r>
+        <w:rPr>
+          <w:rFonts w:ascii="Abadi" w:hAnsi="Abadi"/>
+        </w:rPr>
+        <w:t>Speech recognition</w:t>
+      </w:r>
+    </w:p>
+    <w:p>
+      <w:pPr>
+        <w:pStyle w:val="ListParagraph"/>
+        <w:numPr>
+          <w:ilvl w:val="3"/>
+          <w:numId w:val="5"/>
+        </w:numPr>
+        <w:rPr>
+          <w:rFonts w:ascii="Abadi" w:hAnsi="Abadi"/>
+        </w:rPr>
+      </w:pPr>
+      <w:r>
+        <w:rPr>
+          <w:rFonts w:ascii="Abadi" w:hAnsi="Abadi"/>
+        </w:rPr>
+        <w:t>Trigger word detection</w:t>
+      </w:r>
+    </w:p>
+    <w:p>
+      <w:pPr>
+        <w:pStyle w:val="ListParagraph"/>
+        <w:numPr>
+          <w:ilvl w:val="3"/>
+          <w:numId w:val="5"/>
+        </w:numPr>
+        <w:rPr>
+          <w:rFonts w:ascii="Abadi" w:hAnsi="Abadi"/>
+        </w:rPr>
+      </w:pPr>
+      <w:r>
+        <w:rPr>
+          <w:rFonts w:ascii="Abadi" w:hAnsi="Abadi"/>
+        </w:rPr>
+        <w:t>Assignment: Sequence models &amp; attention mechanism</w:t>
+      </w:r>
+    </w:p>
+    <w:p>
+      <w:pPr>
+        <w:pStyle w:val="ListParagraph"/>
+        <w:numPr>
+          <w:ilvl w:val="3"/>
+          <w:numId w:val="5"/>
+        </w:numPr>
+        <w:rPr>
+          <w:rFonts w:ascii="Abadi" w:hAnsi="Abadi"/>
+        </w:rPr>
+      </w:pPr>
+      <w:r>
+        <w:rPr>
+          <w:rFonts w:ascii="Abadi" w:hAnsi="Abadi"/>
+        </w:rPr>
+        <w:t>Lab: Neural machine translation</w:t>
+      </w:r>
+    </w:p>
+    <w:p>
+      <w:pPr>
+        <w:pStyle w:val="ListParagraph"/>
+        <w:numPr>
+          <w:ilvl w:val="3"/>
+          <w:numId w:val="5"/>
+        </w:numPr>
+        <w:rPr>
+          <w:rFonts w:ascii="Abadi" w:hAnsi="Abadi"/>
+        </w:rPr>
+      </w:pPr>
+      <w:r>
+        <w:rPr>
+          <w:rFonts w:ascii="Abadi" w:hAnsi="Abadi"/>
+        </w:rPr>
+        <w:t>Lab: Trigger word detection</w:t>
+      </w:r>
+    </w:p>
+    <w:p>
+      <w:pPr>
+        <w:pStyle w:val="ListParagraph"/>
+        <w:numPr>
+          <w:ilvl w:val="2"/>
+          <w:numId w:val="5"/>
+        </w:numPr>
+        <w:rPr>
+          <w:rFonts w:ascii="Abadi" w:hAnsi="Abadi"/>
+        </w:rPr>
+      </w:pPr>
+      <w:r>
+        <w:rPr>
+          <w:rFonts w:ascii="Abadi" w:hAnsi="Abadi"/>
+        </w:rPr>
+        <w:t>Week 4 – Transformer network</w:t>
+      </w:r>
+    </w:p>
+    <w:p>
+      <w:pPr>
+        <w:pStyle w:val="ListParagraph"/>
+        <w:numPr>
+          <w:ilvl w:val="3"/>
+          <w:numId w:val="5"/>
+        </w:numPr>
+        <w:rPr>
+          <w:rFonts w:ascii="Abadi" w:hAnsi="Abadi"/>
+        </w:rPr>
+      </w:pPr>
+      <w:r>
+        <w:rPr>
+          <w:rFonts w:ascii="Abadi" w:hAnsi="Abadi"/>
+        </w:rPr>
+        <w:t>Transformer network intuition</w:t>
+      </w:r>
+    </w:p>
+    <w:p>
+      <w:pPr>
+        <w:pStyle w:val="ListParagraph"/>
+        <w:numPr>
+          <w:ilvl w:val="3"/>
+          <w:numId w:val="5"/>
+        </w:numPr>
+        <w:rPr>
+          <w:rFonts w:ascii="Abadi" w:hAnsi="Abadi"/>
+        </w:rPr>
+      </w:pPr>
+      <w:r>
+        <w:rPr>
+          <w:rFonts w:ascii="Abadi" w:hAnsi="Abadi"/>
+        </w:rPr>
+        <w:t>Self-attention</w:t>
+      </w:r>
+    </w:p>
+    <w:p>
+      <w:pPr>
+        <w:pStyle w:val="ListParagraph"/>
+        <w:numPr>
+          <w:ilvl w:val="3"/>
+          <w:numId w:val="5"/>
+        </w:numPr>
+        <w:rPr>
+          <w:rFonts w:ascii="Abadi" w:hAnsi="Abadi"/>
+        </w:rPr>
+      </w:pPr>
+      <w:r>
+        <w:rPr>
+          <w:rFonts w:ascii="Abadi" w:hAnsi="Abadi"/>
+        </w:rPr>
+        <w:t>Multi-head attention</w:t>
+      </w:r>
+    </w:p>
+    <w:p>
+      <w:pPr>
+        <w:pStyle w:val="ListParagraph"/>
+        <w:numPr>
+          <w:ilvl w:val="3"/>
+          <w:numId w:val="5"/>
+        </w:numPr>
+        <w:rPr>
+          <w:rFonts w:ascii="Abadi" w:hAnsi="Abadi"/>
+        </w:rPr>
+      </w:pPr>
+      <w:r>
+        <w:rPr>
+          <w:rFonts w:ascii="Abadi" w:hAnsi="Abadi"/>
+        </w:rPr>
+        <w:t>Transformer network</w:t>
+      </w:r>
+    </w:p>
+    <w:p>
+      <w:pPr>
+        <w:pStyle w:val="ListParagraph"/>
+        <w:numPr>
+          <w:ilvl w:val="3"/>
+          <w:numId w:val="5"/>
+        </w:numPr>
+        <w:rPr>
+          <w:rFonts w:ascii="Abadi" w:hAnsi="Abadi"/>
+        </w:rPr>
+      </w:pPr>
+      <w:r>
+        <w:rPr>
+          <w:rFonts w:ascii="Abadi" w:hAnsi="Abadi"/>
+        </w:rPr>
+        <w:t>Conclusion and thank you</w:t>
+      </w:r>
+    </w:p>
+    <w:p>
+      <w:pPr>
+        <w:pStyle w:val="ListParagraph"/>
+        <w:numPr>
+          <w:ilvl w:val="3"/>
+          <w:numId w:val="5"/>
+        </w:numPr>
+        <w:rPr>
+          <w:rFonts w:ascii="Abadi" w:hAnsi="Abadi"/>
+        </w:rPr>
+      </w:pPr>
+      <w:r>
+        <w:rPr>
+          <w:rFonts w:ascii="Abadi" w:hAnsi="Abadi"/>
+        </w:rPr>
+        <w:t>Assignment: Transformers</w:t>
+      </w:r>
+    </w:p>
+    <w:p>
+      <w:pPr>
+        <w:pStyle w:val="ListParagraph"/>
+        <w:numPr>
+          <w:ilvl w:val="3"/>
+          <w:numId w:val="5"/>
+        </w:numPr>
+        <w:rPr>
+          <w:rFonts w:ascii="Abadi" w:hAnsi="Abadi"/>
+        </w:rPr>
+      </w:pPr>
+      <w:r>
+        <w:rPr>
+          <w:rFonts w:ascii="Abadi" w:hAnsi="Abadi"/>
+        </w:rPr>
+        <w:t>Lab: Transformers architecture with TensorFlow</w:t>
+      </w:r>
+    </w:p>
+    <w:p>
+      <w:pPr>
+        <w:pStyle w:val="ListParagraph"/>
+        <w:numPr>
+          <w:ilvl w:val="3"/>
+          <w:numId w:val="5"/>
+        </w:numPr>
+        <w:rPr>
+          <w:rFonts w:ascii="Abadi" w:hAnsi="Abadi"/>
+        </w:rPr>
+      </w:pPr>
+      <w:r>
+        <w:rPr>
+          <w:rFonts w:ascii="Abadi" w:hAnsi="Abadi"/>
+        </w:rPr>
+        <w:t>Ungraded lab: Transformer pre-processing</w:t>
+      </w:r>
+    </w:p>
+    <w:p>
+      <w:pPr>
+        <w:pStyle w:val="ListParagraph"/>
+        <w:numPr>
+          <w:ilvl w:val="3"/>
+          <w:numId w:val="5"/>
+        </w:numPr>
+        <w:rPr>
+          <w:rFonts w:ascii="Abadi" w:hAnsi="Abadi"/>
+        </w:rPr>
+      </w:pPr>
+      <w:r>
+        <w:rPr>
+          <w:rFonts w:ascii="Abadi" w:hAnsi="Abadi"/>
+        </w:rPr>
+        <w:t>Ungraded lab: Transformer network application: named-entity recognition</w:t>
+      </w:r>
+    </w:p>
+    <w:p>
+      <w:pPr>
+        <w:pStyle w:val="ListParagraph"/>
+        <w:numPr>
+          <w:ilvl w:val="3"/>
+          <w:numId w:val="5"/>
+        </w:numPr>
+        <w:rPr>
+          <w:rFonts w:ascii="Abadi" w:hAnsi="Abadi"/>
+        </w:rPr>
+      </w:pPr>
+      <w:r>
+        <w:rPr>
+          <w:rFonts w:ascii="Abadi" w:hAnsi="Abadi"/>
+        </w:rPr>
+        <w:t>Ungraded lab: Transformer network application: question answering</w:t>
+      </w:r>
+    </w:p>
+    <w:p>
+      <w:pPr>
+        <w:rPr>
+          <w:rFonts w:ascii="Abadi" w:hAnsi="Abadi"/>
+        </w:rPr>
+      </w:pPr>
+      <w:r>
+        <w:rPr>
+          <w:rFonts w:ascii="Abadi" w:hAnsi="Abadi"/>
+        </w:rPr>
         <w:lastRenderedPageBreak/>
-        <w:t>Week 2 – ML strategy (2)</w:t>
-      </w:r>
-    </w:p>
-    <w:p>
-      <w:pPr>
-        <w:pStyle w:val="ListParagraph"/>
-        <w:numPr>
-          <w:ilvl w:val="3"/>
-          <w:numId w:val="5"/>
-        </w:numPr>
-        <w:rPr>
-          <w:rFonts w:ascii="Abadi" w:hAnsi="Abadi"/>
-        </w:rPr>
-      </w:pPr>
-      <w:r>
-        <w:rPr>
-          <w:rFonts w:ascii="Abadi" w:hAnsi="Abadi"/>
-        </w:rPr>
-        <w:t>Carrying out error analysis</w:t>
-      </w:r>
-    </w:p>
-    <w:p>
-      <w:pPr>
-        <w:pStyle w:val="ListParagraph"/>
-        <w:numPr>
-          <w:ilvl w:val="3"/>
-          <w:numId w:val="5"/>
-        </w:numPr>
-        <w:rPr>
-          <w:rFonts w:ascii="Abadi" w:hAnsi="Abadi"/>
-        </w:rPr>
-      </w:pPr>
-      <w:r>
-        <w:rPr>
-          <w:rFonts w:ascii="Abadi" w:hAnsi="Abadi"/>
-        </w:rPr>
-        <w:t>Cleaning up incorrectly labeled data</w:t>
-      </w:r>
-    </w:p>
-    <w:p>
-      <w:pPr>
-        <w:pStyle w:val="ListParagraph"/>
-        <w:numPr>
-          <w:ilvl w:val="3"/>
-          <w:numId w:val="5"/>
-        </w:numPr>
-        <w:rPr>
-          <w:rFonts w:ascii="Abadi" w:hAnsi="Abadi"/>
-        </w:rPr>
-      </w:pPr>
-      <w:r>
-        <w:rPr>
-          <w:rFonts w:ascii="Abadi" w:hAnsi="Abadi"/>
-        </w:rPr>
-        <w:t>Build your first system quickly, then iterate</w:t>
-      </w:r>
-    </w:p>
-    <w:p>
-      <w:pPr>
-        <w:pStyle w:val="ListParagraph"/>
-        <w:numPr>
-          <w:ilvl w:val="3"/>
-          <w:numId w:val="5"/>
-        </w:numPr>
-        <w:rPr>
-          <w:rFonts w:ascii="Abadi" w:hAnsi="Abadi"/>
-        </w:rPr>
-      </w:pPr>
-      <w:r>
-        <w:rPr>
-          <w:rFonts w:ascii="Abadi" w:hAnsi="Abadi"/>
-        </w:rPr>
-        <w:t>Training and testing on different distributions</w:t>
-      </w:r>
-    </w:p>
-    <w:p>
-      <w:pPr>
-        <w:pStyle w:val="ListParagraph"/>
-        <w:numPr>
-          <w:ilvl w:val="3"/>
-          <w:numId w:val="5"/>
-        </w:numPr>
-        <w:rPr>
-          <w:rFonts w:ascii="Abadi" w:hAnsi="Abadi"/>
-        </w:rPr>
-      </w:pPr>
-      <w:r>
-        <w:rPr>
-          <w:rFonts w:ascii="Abadi" w:hAnsi="Abadi"/>
-        </w:rPr>
-        <w:t>Bias and variance with mismatched data distributions</w:t>
-      </w:r>
-    </w:p>
-    <w:p>
-      <w:pPr>
-        <w:pStyle w:val="ListParagraph"/>
-        <w:numPr>
-          <w:ilvl w:val="3"/>
-          <w:numId w:val="5"/>
-        </w:numPr>
-        <w:rPr>
-          <w:rFonts w:ascii="Abadi" w:hAnsi="Abadi"/>
-        </w:rPr>
-      </w:pPr>
-      <w:r>
-        <w:rPr>
-          <w:rFonts w:ascii="Abadi" w:hAnsi="Abadi"/>
-        </w:rPr>
-        <w:t>Addressing data mismatch</w:t>
-      </w:r>
-    </w:p>
-    <w:p>
-      <w:pPr>
-        <w:pStyle w:val="ListParagraph"/>
-        <w:numPr>
-          <w:ilvl w:val="3"/>
-          <w:numId w:val="5"/>
-        </w:numPr>
-        <w:rPr>
-          <w:rFonts w:ascii="Abadi" w:hAnsi="Abadi"/>
-        </w:rPr>
-      </w:pPr>
-      <w:r>
-        <w:rPr>
-          <w:rFonts w:ascii="Abadi" w:hAnsi="Abadi"/>
-        </w:rPr>
-        <w:t>Transfer learning</w:t>
-      </w:r>
-    </w:p>
-    <w:p>
-      <w:pPr>
-        <w:pStyle w:val="ListParagraph"/>
-        <w:numPr>
-          <w:ilvl w:val="3"/>
-          <w:numId w:val="5"/>
-        </w:numPr>
-        <w:rPr>
-          <w:rFonts w:ascii="Abadi" w:hAnsi="Abadi"/>
-        </w:rPr>
-      </w:pPr>
-      <w:r>
-        <w:rPr>
-          <w:rFonts w:ascii="Abadi" w:hAnsi="Abadi"/>
-        </w:rPr>
-        <w:t>Multi-task learning</w:t>
-      </w:r>
-    </w:p>
-    <w:p>
-      <w:pPr>
-        <w:pStyle w:val="ListParagraph"/>
-        <w:numPr>
-          <w:ilvl w:val="3"/>
-          <w:numId w:val="5"/>
-        </w:numPr>
-        <w:rPr>
-          <w:rFonts w:ascii="Abadi" w:hAnsi="Abadi"/>
-        </w:rPr>
-      </w:pPr>
-      <w:r>
-        <w:rPr>
-          <w:rFonts w:ascii="Abadi" w:hAnsi="Abadi"/>
-        </w:rPr>
-        <w:t>What is end-to-end deep learning?</w:t>
-      </w:r>
-    </w:p>
-    <w:p>
-      <w:pPr>
-        <w:pStyle w:val="ListParagraph"/>
-        <w:numPr>
-          <w:ilvl w:val="3"/>
-          <w:numId w:val="5"/>
-        </w:numPr>
-        <w:rPr>
-          <w:rFonts w:ascii="Abadi" w:hAnsi="Abadi"/>
-        </w:rPr>
-      </w:pPr>
-      <w:r>
-        <w:rPr>
-          <w:rFonts w:ascii="Abadi" w:hAnsi="Abadi"/>
-        </w:rPr>
-        <w:t>Whether to use end-to-end deep learning</w:t>
-      </w:r>
-    </w:p>
-    <w:p>
-      <w:pPr>
-        <w:pStyle w:val="ListParagraph"/>
-        <w:numPr>
-          <w:ilvl w:val="3"/>
-          <w:numId w:val="5"/>
-        </w:numPr>
-        <w:rPr>
-          <w:rFonts w:ascii="Abadi" w:hAnsi="Abadi"/>
-        </w:rPr>
-      </w:pPr>
-      <w:r>
-        <w:rPr>
-          <w:rFonts w:ascii="Abadi" w:hAnsi="Abadi"/>
-        </w:rPr>
-        <w:t>Ruslan Salakhutdinov interview</w:t>
-      </w:r>
-    </w:p>
-    <w:p>
-      <w:pPr>
-        <w:pStyle w:val="ListParagraph"/>
-        <w:numPr>
-          <w:ilvl w:val="3"/>
-          <w:numId w:val="5"/>
-        </w:numPr>
-        <w:rPr>
-          <w:rFonts w:ascii="Abadi" w:hAnsi="Abadi"/>
-        </w:rPr>
-      </w:pPr>
-      <w:r>
-        <w:rPr>
-          <w:rFonts w:ascii="Abadi" w:hAnsi="Abadi"/>
-        </w:rPr>
-        <w:t>Reading: Lecture notes W2</w:t>
-      </w:r>
-    </w:p>
-    <w:p>
-      <w:pPr>
-        <w:pStyle w:val="ListParagraph"/>
-        <w:numPr>
-          <w:ilvl w:val="3"/>
-          <w:numId w:val="5"/>
-        </w:numPr>
-        <w:rPr>
-          <w:rFonts w:ascii="Abadi" w:hAnsi="Abadi"/>
-        </w:rPr>
-      </w:pPr>
-      <w:r>
-        <w:rPr>
-          <w:rFonts w:ascii="Abadi" w:hAnsi="Abadi"/>
-        </w:rPr>
-        <w:t>Assignment: Autonomous driving (quiz case study)</w:t>
-      </w:r>
-    </w:p>
-    <w:p>
-      <w:pPr>
-        <w:pStyle w:val="ListParagraph"/>
-        <w:numPr>
-          <w:ilvl w:val="1"/>
-          <w:numId w:val="5"/>
-        </w:numPr>
-        <w:rPr>
-          <w:rFonts w:ascii="Abadi" w:hAnsi="Abadi"/>
-        </w:rPr>
-      </w:pPr>
-      <w:r>
-        <w:rPr>
-          <w:rFonts w:ascii="Abadi" w:hAnsi="Abadi"/>
-        </w:rPr>
-        <w:t xml:space="preserve">Convolutional Neural Networks </w:t>
-      </w:r>
-    </w:p>
-    <w:p>
-      <w:pPr>
-        <w:pStyle w:val="ListParagraph"/>
-        <w:numPr>
-          <w:ilvl w:val="2"/>
-          <w:numId w:val="5"/>
-        </w:numPr>
-        <w:rPr>
-          <w:rFonts w:ascii="Abadi" w:hAnsi="Abadi"/>
-        </w:rPr>
-      </w:pPr>
-      <w:r>
-        <w:rPr>
-          <w:rFonts w:ascii="Abadi" w:hAnsi="Abadi"/>
-        </w:rPr>
-        <w:t>Week 1 – Foundations of convolutional neural networks</w:t>
-      </w:r>
-    </w:p>
-    <w:p>
-      <w:pPr>
-        <w:pStyle w:val="ListParagraph"/>
-        <w:numPr>
-          <w:ilvl w:val="3"/>
-          <w:numId w:val="5"/>
-        </w:numPr>
-        <w:rPr>
-          <w:rFonts w:ascii="Abadi" w:hAnsi="Abadi"/>
-        </w:rPr>
-      </w:pPr>
-      <w:r>
-        <w:rPr>
-          <w:rFonts w:ascii="Abadi" w:hAnsi="Abadi"/>
-        </w:rPr>
-        <w:t>Computer vision</w:t>
-      </w:r>
-    </w:p>
-    <w:p>
-      <w:pPr>
-        <w:pStyle w:val="ListParagraph"/>
-        <w:numPr>
-          <w:ilvl w:val="3"/>
-          <w:numId w:val="5"/>
-        </w:numPr>
-        <w:rPr>
-          <w:rFonts w:ascii="Abadi" w:hAnsi="Abadi"/>
-        </w:rPr>
-      </w:pPr>
-      <w:r>
-        <w:rPr>
-          <w:rFonts w:ascii="Abadi" w:hAnsi="Abadi"/>
-        </w:rPr>
-        <w:t>Edge detection example</w:t>
-      </w:r>
-    </w:p>
-    <w:p>
-      <w:pPr>
-        <w:pStyle w:val="ListParagraph"/>
-        <w:numPr>
-          <w:ilvl w:val="3"/>
-          <w:numId w:val="5"/>
-        </w:numPr>
-        <w:rPr>
-          <w:rFonts w:ascii="Abadi" w:hAnsi="Abadi"/>
-        </w:rPr>
-      </w:pPr>
-      <w:r>
-        <w:rPr>
-          <w:rFonts w:ascii="Abadi" w:hAnsi="Abadi"/>
-        </w:rPr>
-        <w:t>More edge detection</w:t>
-      </w:r>
-    </w:p>
-    <w:p>
-      <w:pPr>
-        <w:pStyle w:val="ListParagraph"/>
-        <w:numPr>
-          <w:ilvl w:val="3"/>
-          <w:numId w:val="5"/>
-        </w:numPr>
-        <w:rPr>
-          <w:rFonts w:ascii="Abadi" w:hAnsi="Abadi"/>
-        </w:rPr>
-      </w:pPr>
-      <w:r>
-        <w:rPr>
-          <w:rFonts w:ascii="Abadi" w:hAnsi="Abadi"/>
-        </w:rPr>
-        <w:t>Padding</w:t>
-      </w:r>
-    </w:p>
-    <w:p>
-      <w:pPr>
-        <w:pStyle w:val="ListParagraph"/>
-        <w:numPr>
-          <w:ilvl w:val="3"/>
-          <w:numId w:val="5"/>
-        </w:numPr>
-        <w:rPr>
-          <w:rFonts w:ascii="Abadi" w:hAnsi="Abadi"/>
-        </w:rPr>
-      </w:pPr>
-      <w:r>
-        <w:rPr>
-          <w:rFonts w:ascii="Abadi" w:hAnsi="Abadi"/>
-        </w:rPr>
-        <w:t>Strided convolutions</w:t>
-      </w:r>
-    </w:p>
-    <w:p>
-      <w:pPr>
-        <w:pStyle w:val="ListParagraph"/>
-        <w:numPr>
-          <w:ilvl w:val="3"/>
-          <w:numId w:val="5"/>
-        </w:numPr>
-        <w:rPr>
-          <w:rFonts w:ascii="Abadi" w:hAnsi="Abadi"/>
-        </w:rPr>
-      </w:pPr>
-      <w:r>
-        <w:rPr>
-          <w:rFonts w:ascii="Abadi" w:hAnsi="Abadi"/>
-        </w:rPr>
-        <w:t>Convolutions over volume</w:t>
-      </w:r>
-    </w:p>
-    <w:p>
-      <w:pPr>
-        <w:pStyle w:val="ListParagraph"/>
-        <w:numPr>
-          <w:ilvl w:val="3"/>
-          <w:numId w:val="5"/>
-        </w:numPr>
-        <w:rPr>
-          <w:rFonts w:ascii="Abadi" w:hAnsi="Abadi"/>
-        </w:rPr>
-      </w:pPr>
-      <w:r>
-        <w:rPr>
-          <w:rFonts w:ascii="Abadi" w:hAnsi="Abadi"/>
-        </w:rPr>
-        <w:t>One layer of a convolutional network</w:t>
-      </w:r>
-    </w:p>
-    <w:p>
-      <w:pPr>
-        <w:pStyle w:val="ListParagraph"/>
-        <w:numPr>
-          <w:ilvl w:val="3"/>
-          <w:numId w:val="5"/>
-        </w:numPr>
-        <w:rPr>
-          <w:rFonts w:ascii="Abadi" w:hAnsi="Abadi"/>
-        </w:rPr>
-      </w:pPr>
-      <w:r>
-        <w:rPr>
-          <w:rFonts w:ascii="Abadi" w:hAnsi="Abadi"/>
-        </w:rPr>
-        <w:t>Simple convolutional network example</w:t>
-      </w:r>
-    </w:p>
-    <w:p>
-      <w:pPr>
-        <w:pStyle w:val="ListParagraph"/>
-        <w:numPr>
-          <w:ilvl w:val="3"/>
-          <w:numId w:val="5"/>
-        </w:numPr>
-        <w:rPr>
-          <w:rFonts w:ascii="Abadi" w:hAnsi="Abadi"/>
-        </w:rPr>
-      </w:pPr>
-      <w:r>
-        <w:rPr>
-          <w:rFonts w:ascii="Abadi" w:hAnsi="Abadi"/>
-        </w:rPr>
-        <w:t>Pooling layers</w:t>
-      </w:r>
-    </w:p>
-    <w:p>
-      <w:pPr>
-        <w:pStyle w:val="ListParagraph"/>
-        <w:numPr>
-          <w:ilvl w:val="3"/>
-          <w:numId w:val="5"/>
-        </w:numPr>
-        <w:rPr>
-          <w:rFonts w:ascii="Abadi" w:hAnsi="Abadi"/>
-        </w:rPr>
-      </w:pPr>
-      <w:r>
-        <w:rPr>
-          <w:rFonts w:ascii="Abadi" w:hAnsi="Abadi"/>
-        </w:rPr>
-        <w:t>CNN example</w:t>
-      </w:r>
-    </w:p>
-    <w:p>
-      <w:pPr>
-        <w:pStyle w:val="ListParagraph"/>
-        <w:numPr>
-          <w:ilvl w:val="3"/>
-          <w:numId w:val="5"/>
-        </w:numPr>
-        <w:rPr>
-          <w:rFonts w:ascii="Abadi" w:hAnsi="Abadi"/>
-        </w:rPr>
-      </w:pPr>
-      <w:r>
-        <w:rPr>
-          <w:rFonts w:ascii="Abadi" w:hAnsi="Abadi"/>
-        </w:rPr>
-        <w:t>Why convolutions?</w:t>
-      </w:r>
-    </w:p>
-    <w:p>
-      <w:pPr>
-        <w:pStyle w:val="ListParagraph"/>
-        <w:numPr>
-          <w:ilvl w:val="3"/>
-          <w:numId w:val="5"/>
-        </w:numPr>
-        <w:rPr>
-          <w:rFonts w:ascii="Abadi" w:hAnsi="Abadi"/>
-        </w:rPr>
-      </w:pPr>
-      <w:r>
-        <w:rPr>
-          <w:rFonts w:ascii="Abadi" w:hAnsi="Abadi"/>
-        </w:rPr>
-        <w:t>Yann LeCun interview</w:t>
-      </w:r>
-    </w:p>
-    <w:p>
-      <w:pPr>
-        <w:pStyle w:val="ListParagraph"/>
-        <w:numPr>
-          <w:ilvl w:val="3"/>
-          <w:numId w:val="5"/>
-        </w:numPr>
-        <w:rPr>
-          <w:rFonts w:ascii="Abadi" w:hAnsi="Abadi"/>
-        </w:rPr>
-      </w:pPr>
-      <w:r>
-        <w:rPr>
-          <w:rFonts w:ascii="Abadi" w:hAnsi="Abadi"/>
-        </w:rPr>
-        <w:t>Assignment: The basics of ConvNets</w:t>
-      </w:r>
-    </w:p>
-    <w:p>
-      <w:pPr>
-        <w:pStyle w:val="ListParagraph"/>
-        <w:numPr>
-          <w:ilvl w:val="3"/>
-          <w:numId w:val="5"/>
-        </w:numPr>
-        <w:rPr>
-          <w:rFonts w:ascii="Abadi" w:hAnsi="Abadi"/>
-        </w:rPr>
-      </w:pPr>
-      <w:r>
-        <w:rPr>
-          <w:rFonts w:ascii="Abadi" w:hAnsi="Abadi"/>
-        </w:rPr>
-        <w:t>Lab: Convolutional model step by step</w:t>
-      </w:r>
-    </w:p>
-    <w:p>
-      <w:pPr>
-        <w:pStyle w:val="ListParagraph"/>
-        <w:numPr>
-          <w:ilvl w:val="3"/>
-          <w:numId w:val="5"/>
-        </w:numPr>
-        <w:rPr>
-          <w:rFonts w:ascii="Abadi" w:hAnsi="Abadi"/>
-        </w:rPr>
-      </w:pPr>
-      <w:r>
-        <w:rPr>
-          <w:rFonts w:ascii="Abadi" w:hAnsi="Abadi"/>
-        </w:rPr>
-        <w:t>Lab: Convolution model application</w:t>
-      </w:r>
-    </w:p>
-    <w:p>
-      <w:pPr>
-        <w:pStyle w:val="ListParagraph"/>
-        <w:numPr>
-          <w:ilvl w:val="2"/>
-          <w:numId w:val="5"/>
-        </w:numPr>
-        <w:rPr>
-          <w:rFonts w:ascii="Abadi" w:hAnsi="Abadi"/>
-        </w:rPr>
-      </w:pPr>
-      <w:r>
-        <w:rPr>
-          <w:rFonts w:ascii="Abadi" w:hAnsi="Abadi"/>
-        </w:rPr>
-        <w:t>Week 2 – Deep convolutional models: case studies</w:t>
-      </w:r>
-    </w:p>
-    <w:p>
-      <w:pPr>
-        <w:pStyle w:val="ListParagraph"/>
-        <w:numPr>
-          <w:ilvl w:val="3"/>
-          <w:numId w:val="5"/>
-        </w:numPr>
-        <w:rPr>
-          <w:rFonts w:ascii="Abadi" w:hAnsi="Abadi"/>
-        </w:rPr>
-      </w:pPr>
-      <w:r>
-        <w:rPr>
-          <w:rFonts w:ascii="Abadi" w:hAnsi="Abadi"/>
-        </w:rPr>
-        <w:t>Why look at case studies?</w:t>
-      </w:r>
-    </w:p>
-    <w:p>
-      <w:pPr>
-        <w:pStyle w:val="ListParagraph"/>
-        <w:numPr>
-          <w:ilvl w:val="3"/>
-          <w:numId w:val="5"/>
-        </w:numPr>
-        <w:rPr>
-          <w:rFonts w:ascii="Abadi" w:hAnsi="Abadi"/>
-        </w:rPr>
-      </w:pPr>
-      <w:r>
-        <w:rPr>
-          <w:rFonts w:ascii="Abadi" w:hAnsi="Abadi"/>
-        </w:rPr>
-        <w:t>Classic networks</w:t>
-      </w:r>
-    </w:p>
-    <w:p>
-      <w:pPr>
-        <w:pStyle w:val="ListParagraph"/>
-        <w:numPr>
-          <w:ilvl w:val="3"/>
-          <w:numId w:val="5"/>
-        </w:numPr>
-        <w:rPr>
-          <w:rFonts w:ascii="Abadi" w:hAnsi="Abadi"/>
-        </w:rPr>
-      </w:pPr>
-      <w:r>
-        <w:rPr>
-          <w:rFonts w:ascii="Abadi" w:hAnsi="Abadi"/>
-        </w:rPr>
-        <w:t>ResNets</w:t>
-      </w:r>
-    </w:p>
-    <w:p>
-      <w:pPr>
-        <w:pStyle w:val="ListParagraph"/>
-        <w:numPr>
-          <w:ilvl w:val="3"/>
-          <w:numId w:val="5"/>
-        </w:numPr>
-        <w:rPr>
-          <w:rFonts w:ascii="Abadi" w:hAnsi="Abadi"/>
-        </w:rPr>
-      </w:pPr>
-      <w:r>
-        <w:rPr>
-          <w:rFonts w:ascii="Abadi" w:hAnsi="Abadi"/>
-        </w:rPr>
-        <w:t>Why ResNets work?</w:t>
-      </w:r>
-    </w:p>
-    <w:p>
-      <w:pPr>
-        <w:pStyle w:val="ListParagraph"/>
-        <w:numPr>
-          <w:ilvl w:val="3"/>
-          <w:numId w:val="5"/>
-        </w:numPr>
-        <w:rPr>
-          <w:rFonts w:ascii="Abadi" w:hAnsi="Abadi"/>
-        </w:rPr>
-      </w:pPr>
-      <w:r>
-        <w:rPr>
-          <w:rFonts w:ascii="Abadi" w:hAnsi="Abadi"/>
-        </w:rPr>
-        <w:t>Networks in networks and 1x1 convolutions</w:t>
-      </w:r>
-    </w:p>
-    <w:p>
-      <w:pPr>
-        <w:pStyle w:val="ListParagraph"/>
-        <w:numPr>
-          <w:ilvl w:val="3"/>
-          <w:numId w:val="5"/>
-        </w:numPr>
-        <w:rPr>
-          <w:rFonts w:ascii="Abadi" w:hAnsi="Abadi"/>
-        </w:rPr>
-      </w:pPr>
-      <w:r>
-        <w:rPr>
-          <w:rFonts w:ascii="Abadi" w:hAnsi="Abadi"/>
-        </w:rPr>
-        <w:t>Inception network motivation</w:t>
-      </w:r>
-    </w:p>
-    <w:p>
-      <w:pPr>
-        <w:pStyle w:val="ListParagraph"/>
-        <w:numPr>
-          <w:ilvl w:val="3"/>
-          <w:numId w:val="5"/>
-        </w:numPr>
-        <w:rPr>
-          <w:rFonts w:ascii="Abadi" w:hAnsi="Abadi"/>
-        </w:rPr>
-      </w:pPr>
-      <w:r>
-        <w:rPr>
-          <w:rFonts w:ascii="Abadi" w:hAnsi="Abadi"/>
-        </w:rPr>
-        <w:t>Inception network</w:t>
-      </w:r>
-    </w:p>
-    <w:p>
-      <w:pPr>
-        <w:pStyle w:val="ListParagraph"/>
-        <w:numPr>
-          <w:ilvl w:val="3"/>
-          <w:numId w:val="5"/>
-        </w:numPr>
-        <w:rPr>
-          <w:rFonts w:ascii="Abadi" w:hAnsi="Abadi"/>
-        </w:rPr>
-      </w:pPr>
-      <w:r>
-        <w:rPr>
-          <w:rFonts w:ascii="Abadi" w:hAnsi="Abadi"/>
-        </w:rPr>
-        <w:t>MobileNet</w:t>
-      </w:r>
-    </w:p>
-    <w:p>
-      <w:pPr>
-        <w:pStyle w:val="ListParagraph"/>
-        <w:numPr>
-          <w:ilvl w:val="3"/>
-          <w:numId w:val="5"/>
-        </w:numPr>
-        <w:rPr>
-          <w:rFonts w:ascii="Abadi" w:hAnsi="Abadi"/>
-        </w:rPr>
-      </w:pPr>
-      <w:r>
-        <w:rPr>
-          <w:rFonts w:ascii="Abadi" w:hAnsi="Abadi"/>
-        </w:rPr>
-        <w:t>MobileNet architecture</w:t>
-      </w:r>
-    </w:p>
-    <w:p>
-      <w:pPr>
-        <w:pStyle w:val="ListParagraph"/>
-        <w:numPr>
-          <w:ilvl w:val="3"/>
-          <w:numId w:val="5"/>
-        </w:numPr>
-        <w:rPr>
-          <w:rFonts w:ascii="Abadi" w:hAnsi="Abadi"/>
-        </w:rPr>
-      </w:pPr>
-      <w:r>
-        <w:rPr>
-          <w:rFonts w:ascii="Abadi" w:hAnsi="Abadi"/>
-        </w:rPr>
-        <w:t>EfficientNet</w:t>
-      </w:r>
-    </w:p>
-    <w:p>
-      <w:pPr>
-        <w:pStyle w:val="ListParagraph"/>
-        <w:numPr>
-          <w:ilvl w:val="3"/>
-          <w:numId w:val="5"/>
-        </w:numPr>
-        <w:rPr>
-          <w:rFonts w:ascii="Abadi" w:hAnsi="Abadi"/>
-        </w:rPr>
-      </w:pPr>
-      <w:r>
-        <w:rPr>
-          <w:rFonts w:ascii="Abadi" w:hAnsi="Abadi"/>
-        </w:rPr>
-        <w:t>Using open-source implementation</w:t>
-      </w:r>
-    </w:p>
-    <w:p>
-      <w:pPr>
-        <w:pStyle w:val="ListParagraph"/>
-        <w:numPr>
-          <w:ilvl w:val="3"/>
-          <w:numId w:val="5"/>
-        </w:numPr>
-        <w:rPr>
-          <w:rFonts w:ascii="Abadi" w:hAnsi="Abadi"/>
-        </w:rPr>
-      </w:pPr>
-      <w:r>
-        <w:rPr>
-          <w:rFonts w:ascii="Abadi" w:hAnsi="Abadi"/>
-        </w:rPr>
-        <w:t>Transfer learning</w:t>
-      </w:r>
-    </w:p>
-    <w:p>
-      <w:pPr>
-        <w:pStyle w:val="ListParagraph"/>
-        <w:numPr>
-          <w:ilvl w:val="3"/>
-          <w:numId w:val="5"/>
-        </w:numPr>
-        <w:rPr>
-          <w:rFonts w:ascii="Abadi" w:hAnsi="Abadi"/>
-        </w:rPr>
-      </w:pPr>
-      <w:r>
-        <w:rPr>
-          <w:rFonts w:ascii="Abadi" w:hAnsi="Abadi"/>
-        </w:rPr>
-        <w:t>Data augmentation</w:t>
-      </w:r>
-    </w:p>
-    <w:p>
-      <w:pPr>
-        <w:pStyle w:val="ListParagraph"/>
-        <w:numPr>
-          <w:ilvl w:val="3"/>
-          <w:numId w:val="5"/>
-        </w:numPr>
-        <w:rPr>
-          <w:rFonts w:ascii="Abadi" w:hAnsi="Abadi"/>
-        </w:rPr>
-      </w:pPr>
-      <w:r>
-        <w:rPr>
-          <w:rFonts w:ascii="Abadi" w:hAnsi="Abadi"/>
-        </w:rPr>
-        <w:t>State of computer vision</w:t>
-      </w:r>
-    </w:p>
-    <w:p>
-      <w:pPr>
-        <w:pStyle w:val="ListParagraph"/>
-        <w:numPr>
-          <w:ilvl w:val="3"/>
-          <w:numId w:val="5"/>
-        </w:numPr>
-        <w:rPr>
-          <w:rFonts w:ascii="Abadi" w:hAnsi="Abadi"/>
-        </w:rPr>
-      </w:pPr>
-      <w:r>
-        <w:rPr>
-          <w:rFonts w:ascii="Abadi" w:hAnsi="Abadi"/>
-        </w:rPr>
-        <w:t>Assignment: Deep convolutional models</w:t>
-      </w:r>
-    </w:p>
-    <w:p>
-      <w:pPr>
-        <w:pStyle w:val="ListParagraph"/>
-        <w:numPr>
-          <w:ilvl w:val="3"/>
-          <w:numId w:val="5"/>
-        </w:numPr>
-        <w:rPr>
-          <w:rFonts w:ascii="Abadi" w:hAnsi="Abadi"/>
-        </w:rPr>
-      </w:pPr>
-      <w:r>
-        <w:rPr>
-          <w:rFonts w:ascii="Abadi" w:hAnsi="Abadi"/>
-        </w:rPr>
-        <w:lastRenderedPageBreak/>
-        <w:t>Lab: Residual networks</w:t>
-      </w:r>
-    </w:p>
-    <w:p>
-      <w:pPr>
-        <w:pStyle w:val="ListParagraph"/>
-        <w:numPr>
-          <w:ilvl w:val="3"/>
-          <w:numId w:val="5"/>
-        </w:numPr>
-        <w:rPr>
-          <w:rFonts w:ascii="Abadi" w:hAnsi="Abadi"/>
-        </w:rPr>
-      </w:pPr>
-      <w:r>
-        <w:rPr>
-          <w:rFonts w:ascii="Abadi" w:hAnsi="Abadi"/>
-        </w:rPr>
-        <w:t>Lab: Transfer learning with MobileNet</w:t>
-      </w:r>
-    </w:p>
-    <w:p>
-      <w:pPr>
-        <w:pStyle w:val="ListParagraph"/>
-        <w:numPr>
-          <w:ilvl w:val="2"/>
-          <w:numId w:val="5"/>
-        </w:numPr>
-        <w:rPr>
-          <w:rFonts w:ascii="Abadi" w:hAnsi="Abadi"/>
-        </w:rPr>
-      </w:pPr>
-      <w:r>
-        <w:rPr>
-          <w:rFonts w:ascii="Abadi" w:hAnsi="Abadi"/>
-        </w:rPr>
-        <w:t>Week 3 – Object detection</w:t>
-      </w:r>
-    </w:p>
-    <w:p>
-      <w:pPr>
-        <w:pStyle w:val="ListParagraph"/>
-        <w:numPr>
-          <w:ilvl w:val="3"/>
-          <w:numId w:val="5"/>
-        </w:numPr>
-        <w:rPr>
-          <w:rFonts w:ascii="Abadi" w:hAnsi="Abadi"/>
-        </w:rPr>
-      </w:pPr>
-      <w:r>
-        <w:rPr>
-          <w:rFonts w:ascii="Abadi" w:hAnsi="Abadi"/>
-        </w:rPr>
-        <w:t>Object localization</w:t>
-      </w:r>
-    </w:p>
-    <w:p>
-      <w:pPr>
-        <w:pStyle w:val="ListParagraph"/>
-        <w:numPr>
-          <w:ilvl w:val="3"/>
-          <w:numId w:val="5"/>
-        </w:numPr>
-        <w:rPr>
-          <w:rFonts w:ascii="Abadi" w:hAnsi="Abadi"/>
-        </w:rPr>
-      </w:pPr>
-      <w:r>
-        <w:rPr>
-          <w:rFonts w:ascii="Abadi" w:hAnsi="Abadi"/>
-        </w:rPr>
-        <w:t>Landmark detection</w:t>
-      </w:r>
-    </w:p>
-    <w:p>
-      <w:pPr>
-        <w:pStyle w:val="ListParagraph"/>
-        <w:numPr>
-          <w:ilvl w:val="3"/>
-          <w:numId w:val="5"/>
-        </w:numPr>
-        <w:rPr>
-          <w:rFonts w:ascii="Abadi" w:hAnsi="Abadi"/>
-        </w:rPr>
-      </w:pPr>
-      <w:r>
-        <w:rPr>
-          <w:rFonts w:ascii="Abadi" w:hAnsi="Abadi"/>
-        </w:rPr>
-        <w:t>Object detection</w:t>
-      </w:r>
-    </w:p>
-    <w:p>
-      <w:pPr>
-        <w:pStyle w:val="ListParagraph"/>
-        <w:numPr>
-          <w:ilvl w:val="3"/>
-          <w:numId w:val="5"/>
-        </w:numPr>
-        <w:rPr>
-          <w:rFonts w:ascii="Abadi" w:hAnsi="Abadi"/>
-        </w:rPr>
-      </w:pPr>
-      <w:r>
-        <w:rPr>
-          <w:rFonts w:ascii="Abadi" w:hAnsi="Abadi"/>
-        </w:rPr>
-        <w:t>Convolutional implementation of sliding windows</w:t>
-      </w:r>
-    </w:p>
-    <w:p>
-      <w:pPr>
-        <w:pStyle w:val="ListParagraph"/>
-        <w:numPr>
-          <w:ilvl w:val="3"/>
-          <w:numId w:val="5"/>
-        </w:numPr>
-        <w:rPr>
-          <w:rFonts w:ascii="Abadi" w:hAnsi="Abadi"/>
-        </w:rPr>
-      </w:pPr>
-      <w:r>
-        <w:rPr>
-          <w:rFonts w:ascii="Abadi" w:hAnsi="Abadi"/>
-        </w:rPr>
-        <w:t>Bounding box predictions</w:t>
-      </w:r>
-    </w:p>
-    <w:p>
-      <w:pPr>
-        <w:pStyle w:val="ListParagraph"/>
-        <w:numPr>
-          <w:ilvl w:val="3"/>
-          <w:numId w:val="5"/>
-        </w:numPr>
-        <w:rPr>
-          <w:rFonts w:ascii="Abadi" w:hAnsi="Abadi"/>
-        </w:rPr>
-      </w:pPr>
-      <w:r>
-        <w:rPr>
-          <w:rFonts w:ascii="Abadi" w:hAnsi="Abadi"/>
-        </w:rPr>
-        <w:t>Intersection over union</w:t>
-      </w:r>
-    </w:p>
-    <w:p>
-      <w:pPr>
-        <w:pStyle w:val="ListParagraph"/>
-        <w:numPr>
-          <w:ilvl w:val="3"/>
-          <w:numId w:val="5"/>
-        </w:numPr>
-        <w:rPr>
-          <w:rFonts w:ascii="Abadi" w:hAnsi="Abadi"/>
-        </w:rPr>
-      </w:pPr>
-      <w:r>
-        <w:rPr>
-          <w:rFonts w:ascii="Abadi" w:hAnsi="Abadi"/>
-        </w:rPr>
-        <w:t>Non-max suppression</w:t>
-      </w:r>
-    </w:p>
-    <w:p>
-      <w:pPr>
-        <w:pStyle w:val="ListParagraph"/>
-        <w:numPr>
-          <w:ilvl w:val="3"/>
-          <w:numId w:val="5"/>
-        </w:numPr>
-        <w:rPr>
-          <w:rFonts w:ascii="Abadi" w:hAnsi="Abadi"/>
-        </w:rPr>
-      </w:pPr>
-      <w:r>
-        <w:rPr>
-          <w:rFonts w:ascii="Abadi" w:hAnsi="Abadi"/>
-        </w:rPr>
-        <w:t>Anchor boxes</w:t>
-      </w:r>
-    </w:p>
-    <w:p>
-      <w:pPr>
-        <w:pStyle w:val="ListParagraph"/>
-        <w:numPr>
-          <w:ilvl w:val="3"/>
-          <w:numId w:val="5"/>
-        </w:numPr>
-        <w:rPr>
-          <w:rFonts w:ascii="Abadi" w:hAnsi="Abadi"/>
-        </w:rPr>
-      </w:pPr>
-      <w:r>
-        <w:rPr>
-          <w:rFonts w:ascii="Abadi" w:hAnsi="Abadi"/>
-        </w:rPr>
-        <w:t>YOLO algorithm</w:t>
-      </w:r>
-    </w:p>
-    <w:p>
-      <w:pPr>
-        <w:pStyle w:val="ListParagraph"/>
-        <w:numPr>
-          <w:ilvl w:val="3"/>
-          <w:numId w:val="5"/>
-        </w:numPr>
-        <w:rPr>
-          <w:rFonts w:ascii="Abadi" w:hAnsi="Abadi"/>
-        </w:rPr>
-      </w:pPr>
-      <w:r>
-        <w:rPr>
-          <w:rFonts w:ascii="Abadi" w:hAnsi="Abadi"/>
-        </w:rPr>
-        <w:t>Region proposals (optional)</w:t>
-      </w:r>
-    </w:p>
-    <w:p>
-      <w:pPr>
-        <w:pStyle w:val="ListParagraph"/>
-        <w:numPr>
-          <w:ilvl w:val="3"/>
-          <w:numId w:val="5"/>
-        </w:numPr>
-        <w:rPr>
-          <w:rFonts w:ascii="Abadi" w:hAnsi="Abadi"/>
-        </w:rPr>
-      </w:pPr>
-      <w:r>
-        <w:rPr>
-          <w:rFonts w:ascii="Abadi" w:hAnsi="Abadi"/>
-        </w:rPr>
-        <w:t>Semantic segmentation with U-Net</w:t>
-      </w:r>
-    </w:p>
-    <w:p>
-      <w:pPr>
-        <w:pStyle w:val="ListParagraph"/>
-        <w:numPr>
-          <w:ilvl w:val="3"/>
-          <w:numId w:val="5"/>
-        </w:numPr>
-        <w:rPr>
-          <w:rFonts w:ascii="Abadi" w:hAnsi="Abadi"/>
-        </w:rPr>
-      </w:pPr>
-      <w:r>
-        <w:rPr>
-          <w:rFonts w:ascii="Abadi" w:hAnsi="Abadi"/>
-        </w:rPr>
-        <w:t>Transpose convolutions</w:t>
-      </w:r>
-    </w:p>
-    <w:p>
-      <w:pPr>
-        <w:pStyle w:val="ListParagraph"/>
-        <w:numPr>
-          <w:ilvl w:val="3"/>
-          <w:numId w:val="5"/>
-        </w:numPr>
-        <w:rPr>
-          <w:rFonts w:ascii="Abadi" w:hAnsi="Abadi"/>
-        </w:rPr>
-      </w:pPr>
-      <w:r>
-        <w:rPr>
-          <w:rFonts w:ascii="Abadi" w:hAnsi="Abadi"/>
-        </w:rPr>
-        <w:t>U-Net architecture intuition</w:t>
-      </w:r>
-    </w:p>
-    <w:p>
-      <w:pPr>
-        <w:pStyle w:val="ListParagraph"/>
-        <w:numPr>
-          <w:ilvl w:val="3"/>
-          <w:numId w:val="5"/>
-        </w:numPr>
-        <w:rPr>
-          <w:rFonts w:ascii="Abadi" w:hAnsi="Abadi"/>
-        </w:rPr>
-      </w:pPr>
-      <w:r>
-        <w:rPr>
-          <w:rFonts w:ascii="Abadi" w:hAnsi="Abadi"/>
-        </w:rPr>
-        <w:t>U-Net architecture</w:t>
-      </w:r>
-    </w:p>
-    <w:p>
-      <w:pPr>
-        <w:pStyle w:val="ListParagraph"/>
-        <w:numPr>
-          <w:ilvl w:val="3"/>
-          <w:numId w:val="5"/>
-        </w:numPr>
-        <w:rPr>
-          <w:rFonts w:ascii="Abadi" w:hAnsi="Abadi"/>
-        </w:rPr>
-      </w:pPr>
-      <w:r>
-        <w:rPr>
-          <w:rFonts w:ascii="Abadi" w:hAnsi="Abadi"/>
-        </w:rPr>
-        <w:t>Assignment: Detection algorithms</w:t>
-      </w:r>
-    </w:p>
-    <w:p>
-      <w:pPr>
-        <w:pStyle w:val="ListParagraph"/>
-        <w:numPr>
-          <w:ilvl w:val="3"/>
-          <w:numId w:val="5"/>
-        </w:numPr>
-        <w:rPr>
-          <w:rFonts w:ascii="Abadi" w:hAnsi="Abadi"/>
-        </w:rPr>
-      </w:pPr>
-      <w:r>
-        <w:rPr>
-          <w:rFonts w:ascii="Abadi" w:hAnsi="Abadi"/>
-        </w:rPr>
-        <w:t>Lab: Car detection with YOLO</w:t>
-      </w:r>
-    </w:p>
-    <w:p>
-      <w:pPr>
-        <w:pStyle w:val="ListParagraph"/>
-        <w:numPr>
-          <w:ilvl w:val="3"/>
-          <w:numId w:val="5"/>
-        </w:numPr>
-        <w:rPr>
-          <w:rFonts w:ascii="Abadi" w:hAnsi="Abadi"/>
-        </w:rPr>
-      </w:pPr>
-      <w:r>
-        <w:rPr>
-          <w:rFonts w:ascii="Abadi" w:hAnsi="Abadi"/>
-        </w:rPr>
-        <w:t>Lab: Image segmentation with U-Net</w:t>
-      </w:r>
-    </w:p>
-    <w:p>
-      <w:pPr>
-        <w:pStyle w:val="ListParagraph"/>
-        <w:numPr>
-          <w:ilvl w:val="2"/>
-          <w:numId w:val="5"/>
-        </w:numPr>
-        <w:rPr>
-          <w:rFonts w:ascii="Abadi" w:hAnsi="Abadi"/>
-        </w:rPr>
-      </w:pPr>
-      <w:r>
-        <w:rPr>
-          <w:rFonts w:ascii="Abadi" w:hAnsi="Abadi"/>
-        </w:rPr>
-        <w:t>Week 4 – Special applications: face recognition &amp; neural style transfer</w:t>
-      </w:r>
-    </w:p>
-    <w:p>
-      <w:pPr>
-        <w:pStyle w:val="ListParagraph"/>
-        <w:numPr>
-          <w:ilvl w:val="3"/>
-          <w:numId w:val="5"/>
-        </w:numPr>
-        <w:rPr>
-          <w:rFonts w:ascii="Abadi" w:hAnsi="Abadi"/>
-        </w:rPr>
-      </w:pPr>
-      <w:r>
-        <w:rPr>
-          <w:rFonts w:ascii="Abadi" w:hAnsi="Abadi"/>
-        </w:rPr>
-        <w:t>What is face recognition?</w:t>
-      </w:r>
-    </w:p>
-    <w:p>
-      <w:pPr>
-        <w:pStyle w:val="ListParagraph"/>
-        <w:numPr>
-          <w:ilvl w:val="3"/>
-          <w:numId w:val="5"/>
-        </w:numPr>
-        <w:rPr>
-          <w:rFonts w:ascii="Abadi" w:hAnsi="Abadi"/>
-        </w:rPr>
-      </w:pPr>
-      <w:r>
-        <w:rPr>
-          <w:rFonts w:ascii="Abadi" w:hAnsi="Abadi"/>
-        </w:rPr>
-        <w:t>One shot learning</w:t>
-      </w:r>
-    </w:p>
-    <w:p>
-      <w:pPr>
-        <w:pStyle w:val="ListParagraph"/>
-        <w:numPr>
-          <w:ilvl w:val="3"/>
-          <w:numId w:val="5"/>
-        </w:numPr>
-        <w:rPr>
-          <w:rFonts w:ascii="Abadi" w:hAnsi="Abadi"/>
-        </w:rPr>
-      </w:pPr>
-      <w:r>
-        <w:rPr>
-          <w:rFonts w:ascii="Abadi" w:hAnsi="Abadi"/>
-        </w:rPr>
-        <w:t>Siamese network</w:t>
-      </w:r>
-    </w:p>
-    <w:p>
-      <w:pPr>
-        <w:pStyle w:val="ListParagraph"/>
-        <w:numPr>
-          <w:ilvl w:val="3"/>
-          <w:numId w:val="5"/>
-        </w:numPr>
-        <w:rPr>
-          <w:rFonts w:ascii="Abadi" w:hAnsi="Abadi"/>
-        </w:rPr>
-      </w:pPr>
-      <w:r>
-        <w:rPr>
-          <w:rFonts w:ascii="Abadi" w:hAnsi="Abadi"/>
-        </w:rPr>
-        <w:t>Triplet loss</w:t>
-      </w:r>
-    </w:p>
-    <w:p>
-      <w:pPr>
-        <w:pStyle w:val="ListParagraph"/>
-        <w:numPr>
-          <w:ilvl w:val="3"/>
-          <w:numId w:val="5"/>
-        </w:numPr>
-        <w:rPr>
-          <w:rFonts w:ascii="Abadi" w:hAnsi="Abadi"/>
-        </w:rPr>
-      </w:pPr>
-      <w:r>
-        <w:rPr>
-          <w:rFonts w:ascii="Abadi" w:hAnsi="Abadi"/>
-        </w:rPr>
-        <w:t>Face verification and binary classification</w:t>
-      </w:r>
-    </w:p>
-    <w:p>
-      <w:pPr>
-        <w:pStyle w:val="ListParagraph"/>
-        <w:numPr>
-          <w:ilvl w:val="3"/>
-          <w:numId w:val="5"/>
-        </w:numPr>
-        <w:rPr>
-          <w:rFonts w:ascii="Abadi" w:hAnsi="Abadi"/>
-        </w:rPr>
-      </w:pPr>
-      <w:r>
-        <w:rPr>
-          <w:rFonts w:ascii="Abadi" w:hAnsi="Abadi"/>
-        </w:rPr>
-        <w:t>What is neural style transfer?</w:t>
-      </w:r>
-    </w:p>
-    <w:p>
-      <w:pPr>
-        <w:pStyle w:val="ListParagraph"/>
-        <w:numPr>
-          <w:ilvl w:val="3"/>
-          <w:numId w:val="5"/>
-        </w:numPr>
-        <w:rPr>
-          <w:rFonts w:ascii="Abadi" w:hAnsi="Abadi"/>
-        </w:rPr>
-      </w:pPr>
-      <w:r>
-        <w:rPr>
-          <w:rFonts w:ascii="Abadi" w:hAnsi="Abadi"/>
-        </w:rPr>
-        <w:t>What are deep ConvNets learning?</w:t>
-      </w:r>
-    </w:p>
-    <w:p>
-      <w:pPr>
-        <w:pStyle w:val="ListParagraph"/>
-        <w:numPr>
-          <w:ilvl w:val="3"/>
-          <w:numId w:val="5"/>
-        </w:numPr>
-        <w:rPr>
-          <w:rFonts w:ascii="Abadi" w:hAnsi="Abadi"/>
-        </w:rPr>
-      </w:pPr>
-      <w:r>
-        <w:rPr>
-          <w:rFonts w:ascii="Abadi" w:hAnsi="Abadi"/>
-        </w:rPr>
-        <w:t>Cost function</w:t>
-      </w:r>
-    </w:p>
-    <w:p>
-      <w:pPr>
-        <w:pStyle w:val="ListParagraph"/>
-        <w:numPr>
-          <w:ilvl w:val="3"/>
-          <w:numId w:val="5"/>
-        </w:numPr>
-        <w:rPr>
-          <w:rFonts w:ascii="Abadi" w:hAnsi="Abadi"/>
-        </w:rPr>
-      </w:pPr>
-      <w:r>
-        <w:rPr>
-          <w:rFonts w:ascii="Abadi" w:hAnsi="Abadi"/>
-        </w:rPr>
-        <w:t>Content cost function</w:t>
-      </w:r>
-    </w:p>
-    <w:p>
-      <w:pPr>
-        <w:pStyle w:val="ListParagraph"/>
-        <w:numPr>
-          <w:ilvl w:val="3"/>
-          <w:numId w:val="5"/>
-        </w:numPr>
-        <w:rPr>
-          <w:rFonts w:ascii="Abadi" w:hAnsi="Abadi"/>
-        </w:rPr>
-      </w:pPr>
-      <w:r>
-        <w:rPr>
-          <w:rFonts w:ascii="Abadi" w:hAnsi="Abadi"/>
-        </w:rPr>
-        <w:t>Style cost function</w:t>
-      </w:r>
-    </w:p>
-    <w:p>
-      <w:pPr>
-        <w:pStyle w:val="ListParagraph"/>
-        <w:numPr>
-          <w:ilvl w:val="3"/>
-          <w:numId w:val="5"/>
-        </w:numPr>
-        <w:rPr>
-          <w:rFonts w:ascii="Abadi" w:hAnsi="Abadi"/>
-        </w:rPr>
-      </w:pPr>
-      <w:r>
-        <w:rPr>
-          <w:rFonts w:ascii="Abadi" w:hAnsi="Abadi"/>
-        </w:rPr>
-        <w:t>1D and 3D generalizations</w:t>
-      </w:r>
-    </w:p>
-    <w:p>
-      <w:pPr>
-        <w:pStyle w:val="ListParagraph"/>
-        <w:numPr>
-          <w:ilvl w:val="3"/>
-          <w:numId w:val="5"/>
-        </w:numPr>
-        <w:rPr>
-          <w:rFonts w:ascii="Abadi" w:hAnsi="Abadi"/>
-        </w:rPr>
-      </w:pPr>
-      <w:r>
-        <w:rPr>
-          <w:rFonts w:ascii="Abadi" w:hAnsi="Abadi"/>
-        </w:rPr>
-        <w:t>Assignment: Special applications: face recognition &amp; neural style transfer</w:t>
-      </w:r>
-    </w:p>
-    <w:p>
-      <w:pPr>
-        <w:pStyle w:val="ListParagraph"/>
-        <w:numPr>
-          <w:ilvl w:val="3"/>
-          <w:numId w:val="5"/>
-        </w:numPr>
-        <w:rPr>
-          <w:rFonts w:ascii="Abadi" w:hAnsi="Abadi"/>
-        </w:rPr>
-      </w:pPr>
-      <w:r>
-        <w:rPr>
-          <w:rFonts w:ascii="Abadi" w:hAnsi="Abadi"/>
-        </w:rPr>
-        <w:t>Lab: Face recognition</w:t>
-      </w:r>
-    </w:p>
-    <w:p>
-      <w:pPr>
-        <w:pStyle w:val="ListParagraph"/>
-        <w:numPr>
-          <w:ilvl w:val="3"/>
-          <w:numId w:val="5"/>
-        </w:numPr>
-        <w:rPr>
-          <w:rFonts w:ascii="Abadi" w:hAnsi="Abadi"/>
-        </w:rPr>
-      </w:pPr>
-      <w:r>
-        <w:rPr>
-          <w:rFonts w:ascii="Abadi" w:hAnsi="Abadi"/>
-        </w:rPr>
-        <w:t>Lab: Art generation with neural style transfer</w:t>
-      </w:r>
-    </w:p>
-    <w:p>
-      <w:pPr>
-        <w:pStyle w:val="ListParagraph"/>
-        <w:numPr>
-          <w:ilvl w:val="1"/>
-          <w:numId w:val="5"/>
-        </w:numPr>
-        <w:rPr>
-          <w:rFonts w:ascii="Abadi" w:hAnsi="Abadi"/>
-        </w:rPr>
-      </w:pPr>
-      <w:r>
-        <w:rPr>
-          <w:rFonts w:ascii="Abadi" w:hAnsi="Abadi"/>
-        </w:rPr>
-        <w:t>Sequence Models</w:t>
-      </w:r>
-    </w:p>
-    <w:p>
-      <w:pPr>
-        <w:pStyle w:val="ListParagraph"/>
-        <w:numPr>
-          <w:ilvl w:val="2"/>
-          <w:numId w:val="5"/>
-        </w:numPr>
-        <w:rPr>
-          <w:rFonts w:ascii="Abadi" w:hAnsi="Abadi"/>
-        </w:rPr>
-      </w:pPr>
-      <w:r>
-        <w:rPr>
-          <w:rFonts w:ascii="Abadi" w:hAnsi="Abadi"/>
-        </w:rPr>
-        <w:t>Week 1 – Recurrent neural networks</w:t>
-      </w:r>
-    </w:p>
-    <w:p>
-      <w:pPr>
-        <w:pStyle w:val="ListParagraph"/>
-        <w:numPr>
-          <w:ilvl w:val="3"/>
-          <w:numId w:val="5"/>
-        </w:numPr>
-        <w:rPr>
-          <w:rFonts w:ascii="Abadi" w:hAnsi="Abadi"/>
-        </w:rPr>
-      </w:pPr>
-      <w:r>
-        <w:rPr>
-          <w:rFonts w:ascii="Abadi" w:hAnsi="Abadi"/>
-        </w:rPr>
-        <w:t>Why sequence models?</w:t>
-      </w:r>
-    </w:p>
-    <w:p>
-      <w:pPr>
-        <w:pStyle w:val="ListParagraph"/>
-        <w:numPr>
-          <w:ilvl w:val="3"/>
-          <w:numId w:val="5"/>
-        </w:numPr>
-        <w:rPr>
-          <w:rFonts w:ascii="Abadi" w:hAnsi="Abadi"/>
-        </w:rPr>
-      </w:pPr>
-      <w:r>
-        <w:rPr>
-          <w:rFonts w:ascii="Abadi" w:hAnsi="Abadi"/>
-        </w:rPr>
-        <w:t>Notation</w:t>
-      </w:r>
-    </w:p>
-    <w:p>
-      <w:pPr>
-        <w:pStyle w:val="ListParagraph"/>
-        <w:numPr>
-          <w:ilvl w:val="3"/>
-          <w:numId w:val="5"/>
-        </w:numPr>
-        <w:rPr>
-          <w:rFonts w:ascii="Abadi" w:hAnsi="Abadi"/>
-        </w:rPr>
-      </w:pPr>
-      <w:r>
-        <w:rPr>
-          <w:rFonts w:ascii="Abadi" w:hAnsi="Abadi"/>
-        </w:rPr>
-        <w:t>Recurrent neural network model</w:t>
-      </w:r>
-    </w:p>
-    <w:p>
-      <w:pPr>
-        <w:pStyle w:val="ListParagraph"/>
-        <w:numPr>
-          <w:ilvl w:val="3"/>
-          <w:numId w:val="5"/>
-        </w:numPr>
-        <w:rPr>
-          <w:rFonts w:ascii="Abadi" w:hAnsi="Abadi"/>
-        </w:rPr>
-      </w:pPr>
-      <w:r>
-        <w:rPr>
-          <w:rFonts w:ascii="Abadi" w:hAnsi="Abadi"/>
-        </w:rPr>
-        <w:t>Backpropagation through time</w:t>
-      </w:r>
-    </w:p>
-    <w:p>
-      <w:pPr>
-        <w:pStyle w:val="ListParagraph"/>
-        <w:numPr>
-          <w:ilvl w:val="3"/>
-          <w:numId w:val="5"/>
-        </w:numPr>
-        <w:rPr>
-          <w:rFonts w:ascii="Abadi" w:hAnsi="Abadi"/>
-        </w:rPr>
-      </w:pPr>
-      <w:r>
-        <w:rPr>
-          <w:rFonts w:ascii="Abadi" w:hAnsi="Abadi"/>
-        </w:rPr>
-        <w:t>Different types of RNNs</w:t>
-      </w:r>
-    </w:p>
-    <w:p>
-      <w:pPr>
-        <w:pStyle w:val="ListParagraph"/>
-        <w:numPr>
-          <w:ilvl w:val="3"/>
-          <w:numId w:val="5"/>
-        </w:numPr>
-        <w:rPr>
-          <w:rFonts w:ascii="Abadi" w:hAnsi="Abadi"/>
-        </w:rPr>
-      </w:pPr>
-      <w:r>
-        <w:rPr>
-          <w:rFonts w:ascii="Abadi" w:hAnsi="Abadi"/>
-        </w:rPr>
-        <w:t>Language model and sequence generation</w:t>
-      </w:r>
-    </w:p>
-    <w:p>
-      <w:pPr>
-        <w:pStyle w:val="ListParagraph"/>
-        <w:numPr>
-          <w:ilvl w:val="3"/>
-          <w:numId w:val="5"/>
-        </w:numPr>
-        <w:rPr>
-          <w:rFonts w:ascii="Abadi" w:hAnsi="Abadi"/>
-        </w:rPr>
-      </w:pPr>
-      <w:r>
-        <w:rPr>
-          <w:rFonts w:ascii="Abadi" w:hAnsi="Abadi"/>
-        </w:rPr>
-        <w:t>Sampling novel sequences</w:t>
-      </w:r>
-    </w:p>
-    <w:p>
-      <w:pPr>
-        <w:pStyle w:val="ListParagraph"/>
-        <w:numPr>
-          <w:ilvl w:val="3"/>
-          <w:numId w:val="5"/>
-        </w:numPr>
-        <w:rPr>
-          <w:rFonts w:ascii="Abadi" w:hAnsi="Abadi"/>
-        </w:rPr>
-      </w:pPr>
-      <w:r>
-        <w:rPr>
-          <w:rFonts w:ascii="Abadi" w:hAnsi="Abadi"/>
-        </w:rPr>
-        <w:t>Vanishing gradients with RNNs</w:t>
-      </w:r>
-    </w:p>
-    <w:p>
-      <w:pPr>
-        <w:pStyle w:val="ListParagraph"/>
-        <w:numPr>
-          <w:ilvl w:val="3"/>
-          <w:numId w:val="5"/>
-        </w:numPr>
-        <w:rPr>
-          <w:rFonts w:ascii="Abadi" w:hAnsi="Abadi"/>
-        </w:rPr>
-      </w:pPr>
-      <w:r>
-        <w:rPr>
-          <w:rFonts w:ascii="Abadi" w:hAnsi="Abadi"/>
-        </w:rPr>
-        <w:lastRenderedPageBreak/>
-        <w:t>Gated recurrent unit (GRU)</w:t>
-      </w:r>
-    </w:p>
-    <w:p>
-      <w:pPr>
-        <w:pStyle w:val="ListParagraph"/>
-        <w:numPr>
-          <w:ilvl w:val="3"/>
-          <w:numId w:val="5"/>
-        </w:numPr>
-        <w:rPr>
-          <w:rFonts w:ascii="Abadi" w:hAnsi="Abadi"/>
-        </w:rPr>
-      </w:pPr>
-      <w:r>
-        <w:rPr>
-          <w:rFonts w:ascii="Abadi" w:hAnsi="Abadi"/>
-        </w:rPr>
-        <w:t>Long short term memory (LSTM)</w:t>
-      </w:r>
-    </w:p>
-    <w:p>
-      <w:pPr>
-        <w:pStyle w:val="ListParagraph"/>
-        <w:numPr>
-          <w:ilvl w:val="3"/>
-          <w:numId w:val="5"/>
-        </w:numPr>
-        <w:rPr>
-          <w:rFonts w:ascii="Abadi" w:hAnsi="Abadi"/>
-        </w:rPr>
-      </w:pPr>
-      <w:r>
-        <w:rPr>
-          <w:rFonts w:ascii="Abadi" w:hAnsi="Abadi"/>
-        </w:rPr>
-        <w:t>Bidirectional RNN</w:t>
-      </w:r>
-    </w:p>
-    <w:p>
-      <w:pPr>
-        <w:pStyle w:val="ListParagraph"/>
-        <w:numPr>
-          <w:ilvl w:val="3"/>
-          <w:numId w:val="5"/>
-        </w:numPr>
-        <w:rPr>
-          <w:rFonts w:ascii="Abadi" w:hAnsi="Abadi"/>
-        </w:rPr>
-      </w:pPr>
-      <w:r>
-        <w:rPr>
-          <w:rFonts w:ascii="Abadi" w:hAnsi="Abadi"/>
-        </w:rPr>
-        <w:t>Deep RNNs</w:t>
-      </w:r>
-    </w:p>
-    <w:p>
-      <w:pPr>
-        <w:pStyle w:val="ListParagraph"/>
-        <w:numPr>
-          <w:ilvl w:val="3"/>
-          <w:numId w:val="5"/>
-        </w:numPr>
-        <w:rPr>
-          <w:rFonts w:ascii="Abadi" w:hAnsi="Abadi"/>
-        </w:rPr>
-      </w:pPr>
-      <w:r>
-        <w:rPr>
-          <w:rFonts w:ascii="Abadi" w:hAnsi="Abadi"/>
-        </w:rPr>
-        <w:t>Assignment: Recurrent neural networks</w:t>
-      </w:r>
-    </w:p>
-    <w:p>
-      <w:pPr>
-        <w:pStyle w:val="ListParagraph"/>
-        <w:numPr>
-          <w:ilvl w:val="3"/>
-          <w:numId w:val="5"/>
-        </w:numPr>
-        <w:rPr>
-          <w:rFonts w:ascii="Abadi" w:hAnsi="Abadi"/>
-        </w:rPr>
-      </w:pPr>
-      <w:r>
-        <w:rPr>
-          <w:rFonts w:ascii="Abadi" w:hAnsi="Abadi"/>
-        </w:rPr>
-        <w:t>Lab: Building your recurrent neural network step by step</w:t>
-      </w:r>
-    </w:p>
-    <w:p>
-      <w:pPr>
-        <w:pStyle w:val="ListParagraph"/>
-        <w:numPr>
-          <w:ilvl w:val="3"/>
-          <w:numId w:val="5"/>
-        </w:numPr>
-        <w:rPr>
-          <w:rFonts w:ascii="Abadi" w:hAnsi="Abadi"/>
-        </w:rPr>
-      </w:pPr>
-      <w:r>
-        <w:rPr>
-          <w:rFonts w:ascii="Abadi" w:hAnsi="Abadi"/>
-        </w:rPr>
-        <w:t>Lab: Dinosaur island character-level language modeling</w:t>
-      </w:r>
-    </w:p>
-    <w:p>
-      <w:pPr>
-        <w:pStyle w:val="ListParagraph"/>
-        <w:numPr>
-          <w:ilvl w:val="3"/>
-          <w:numId w:val="5"/>
-        </w:numPr>
-        <w:rPr>
-          <w:rFonts w:ascii="Abadi" w:hAnsi="Abadi"/>
-        </w:rPr>
-      </w:pPr>
-      <w:r>
-        <w:rPr>
-          <w:rFonts w:ascii="Abadi" w:hAnsi="Abadi"/>
-        </w:rPr>
-        <w:t>Lab: Jazz improvisation with LSTM</w:t>
-      </w:r>
-    </w:p>
-    <w:p>
-      <w:pPr>
-        <w:pStyle w:val="ListParagraph"/>
-        <w:numPr>
-          <w:ilvl w:val="2"/>
-          <w:numId w:val="5"/>
-        </w:numPr>
-        <w:rPr>
-          <w:rFonts w:ascii="Abadi" w:hAnsi="Abadi"/>
-        </w:rPr>
-      </w:pPr>
-      <w:r>
-        <w:rPr>
-          <w:rFonts w:ascii="Abadi" w:hAnsi="Abadi"/>
-        </w:rPr>
-        <w:t>Week 2 – Natural language processing &amp; word embeddings</w:t>
-      </w:r>
-    </w:p>
-    <w:p>
-      <w:pPr>
-        <w:pStyle w:val="ListParagraph"/>
-        <w:numPr>
-          <w:ilvl w:val="3"/>
-          <w:numId w:val="5"/>
-        </w:numPr>
-        <w:rPr>
-          <w:rFonts w:ascii="Abadi" w:hAnsi="Abadi"/>
-        </w:rPr>
-      </w:pPr>
-      <w:r>
-        <w:rPr>
-          <w:rFonts w:ascii="Abadi" w:hAnsi="Abadi"/>
-        </w:rPr>
-        <w:t>Word representation</w:t>
-      </w:r>
-    </w:p>
-    <w:p>
-      <w:pPr>
-        <w:pStyle w:val="ListParagraph"/>
-        <w:numPr>
-          <w:ilvl w:val="3"/>
-          <w:numId w:val="5"/>
-        </w:numPr>
-        <w:rPr>
-          <w:rFonts w:ascii="Abadi" w:hAnsi="Abadi"/>
-        </w:rPr>
-      </w:pPr>
-      <w:r>
-        <w:rPr>
-          <w:rFonts w:ascii="Abadi" w:hAnsi="Abadi"/>
-        </w:rPr>
-        <w:t>Using word embeddings</w:t>
-      </w:r>
-    </w:p>
-    <w:p>
-      <w:pPr>
-        <w:pStyle w:val="ListParagraph"/>
-        <w:numPr>
-          <w:ilvl w:val="3"/>
-          <w:numId w:val="5"/>
-        </w:numPr>
-        <w:rPr>
-          <w:rFonts w:ascii="Abadi" w:hAnsi="Abadi"/>
-        </w:rPr>
-      </w:pPr>
-      <w:r>
-        <w:rPr>
-          <w:rFonts w:ascii="Abadi" w:hAnsi="Abadi"/>
-        </w:rPr>
-        <w:t>Properties of word embeddings</w:t>
-      </w:r>
-    </w:p>
-    <w:p>
-      <w:pPr>
-        <w:pStyle w:val="ListParagraph"/>
-        <w:numPr>
-          <w:ilvl w:val="3"/>
-          <w:numId w:val="5"/>
-        </w:numPr>
-        <w:rPr>
-          <w:rFonts w:ascii="Abadi" w:hAnsi="Abadi"/>
-        </w:rPr>
-      </w:pPr>
-      <w:r>
-        <w:rPr>
-          <w:rFonts w:ascii="Abadi" w:hAnsi="Abadi"/>
-        </w:rPr>
-        <w:t>Embedding matrix</w:t>
-      </w:r>
-    </w:p>
-    <w:p>
-      <w:pPr>
-        <w:pStyle w:val="ListParagraph"/>
-        <w:numPr>
-          <w:ilvl w:val="3"/>
-          <w:numId w:val="5"/>
-        </w:numPr>
-        <w:rPr>
-          <w:rFonts w:ascii="Abadi" w:hAnsi="Abadi"/>
-        </w:rPr>
-      </w:pPr>
-      <w:r>
-        <w:rPr>
-          <w:rFonts w:ascii="Abadi" w:hAnsi="Abadi"/>
-        </w:rPr>
-        <w:t>Learning word embeddings</w:t>
-      </w:r>
-    </w:p>
-    <w:p>
-      <w:pPr>
-        <w:pStyle w:val="ListParagraph"/>
-        <w:numPr>
-          <w:ilvl w:val="3"/>
-          <w:numId w:val="5"/>
-        </w:numPr>
-        <w:rPr>
-          <w:rFonts w:ascii="Abadi" w:hAnsi="Abadi"/>
-        </w:rPr>
-      </w:pPr>
-      <w:r>
-        <w:rPr>
-          <w:rFonts w:ascii="Abadi" w:hAnsi="Abadi"/>
-        </w:rPr>
-        <w:t>Word2Vec</w:t>
-      </w:r>
-    </w:p>
-    <w:p>
-      <w:pPr>
-        <w:pStyle w:val="ListParagraph"/>
-        <w:numPr>
-          <w:ilvl w:val="3"/>
-          <w:numId w:val="5"/>
-        </w:numPr>
-        <w:rPr>
-          <w:rFonts w:ascii="Abadi" w:hAnsi="Abadi"/>
-        </w:rPr>
-      </w:pPr>
-      <w:r>
-        <w:rPr>
-          <w:rFonts w:ascii="Abadi" w:hAnsi="Abadi"/>
-        </w:rPr>
-        <w:t>Negative sampling</w:t>
-      </w:r>
-    </w:p>
-    <w:p>
-      <w:pPr>
-        <w:pStyle w:val="ListParagraph"/>
-        <w:numPr>
-          <w:ilvl w:val="3"/>
-          <w:numId w:val="5"/>
-        </w:numPr>
-        <w:rPr>
-          <w:rFonts w:ascii="Abadi" w:hAnsi="Abadi"/>
-        </w:rPr>
-      </w:pPr>
-      <w:r>
-        <w:rPr>
-          <w:rFonts w:ascii="Abadi" w:hAnsi="Abadi"/>
-        </w:rPr>
-        <w:t>GloVe word vectors</w:t>
-      </w:r>
-    </w:p>
-    <w:p>
-      <w:pPr>
-        <w:pStyle w:val="ListParagraph"/>
-        <w:numPr>
-          <w:ilvl w:val="3"/>
-          <w:numId w:val="5"/>
-        </w:numPr>
-        <w:rPr>
-          <w:rFonts w:ascii="Abadi" w:hAnsi="Abadi"/>
-        </w:rPr>
-      </w:pPr>
-      <w:r>
-        <w:rPr>
-          <w:rFonts w:ascii="Abadi" w:hAnsi="Abadi"/>
-        </w:rPr>
-        <w:t>Sentiment classification</w:t>
-      </w:r>
-    </w:p>
-    <w:p>
-      <w:pPr>
-        <w:pStyle w:val="ListParagraph"/>
-        <w:numPr>
-          <w:ilvl w:val="3"/>
-          <w:numId w:val="5"/>
-        </w:numPr>
-        <w:rPr>
-          <w:rFonts w:ascii="Abadi" w:hAnsi="Abadi"/>
-        </w:rPr>
-      </w:pPr>
-      <w:r>
-        <w:rPr>
-          <w:rFonts w:ascii="Abadi" w:hAnsi="Abadi"/>
-        </w:rPr>
-        <w:t>Debiasing word embeddings</w:t>
-      </w:r>
-    </w:p>
-    <w:p>
-      <w:pPr>
-        <w:pStyle w:val="ListParagraph"/>
-        <w:numPr>
-          <w:ilvl w:val="3"/>
-          <w:numId w:val="5"/>
-        </w:numPr>
-        <w:rPr>
-          <w:rFonts w:ascii="Abadi" w:hAnsi="Abadi"/>
-        </w:rPr>
-      </w:pPr>
-      <w:r>
-        <w:rPr>
-          <w:rFonts w:ascii="Abadi" w:hAnsi="Abadi"/>
-        </w:rPr>
-        <w:t>Assignment: Natural language processing &amp; word embeddings</w:t>
-      </w:r>
-    </w:p>
-    <w:p>
-      <w:pPr>
-        <w:pStyle w:val="ListParagraph"/>
-        <w:numPr>
-          <w:ilvl w:val="3"/>
-          <w:numId w:val="5"/>
-        </w:numPr>
-        <w:rPr>
-          <w:rFonts w:ascii="Abadi" w:hAnsi="Abadi"/>
-        </w:rPr>
-      </w:pPr>
-      <w:r>
-        <w:rPr>
-          <w:rFonts w:ascii="Abadi" w:hAnsi="Abadi"/>
-        </w:rPr>
-        <w:t>Lab: Operations on word vectors debiasing</w:t>
-      </w:r>
-    </w:p>
-    <w:p>
-      <w:pPr>
-        <w:pStyle w:val="ListParagraph"/>
-        <w:numPr>
-          <w:ilvl w:val="3"/>
-          <w:numId w:val="5"/>
-        </w:numPr>
-        <w:rPr>
-          <w:rFonts w:ascii="Abadi" w:hAnsi="Abadi"/>
-        </w:rPr>
-      </w:pPr>
-      <w:r>
-        <w:rPr>
-          <w:rFonts w:ascii="Abadi" w:hAnsi="Abadi"/>
-        </w:rPr>
-        <w:t>Lab: Emojify</w:t>
-      </w:r>
-    </w:p>
-    <w:p>
-      <w:pPr>
-        <w:pStyle w:val="ListParagraph"/>
-        <w:numPr>
-          <w:ilvl w:val="2"/>
-          <w:numId w:val="5"/>
-        </w:numPr>
-        <w:rPr>
-          <w:rFonts w:ascii="Abadi" w:hAnsi="Abadi"/>
-        </w:rPr>
-      </w:pPr>
-      <w:r>
-        <w:rPr>
-          <w:rFonts w:ascii="Abadi" w:hAnsi="Abadi"/>
-        </w:rPr>
-        <w:t>Week 3 – Sequence models &amp; attention mechanism</w:t>
-      </w:r>
-    </w:p>
-    <w:p>
-      <w:pPr>
-        <w:pStyle w:val="ListParagraph"/>
-        <w:numPr>
-          <w:ilvl w:val="3"/>
-          <w:numId w:val="5"/>
-        </w:numPr>
-        <w:rPr>
-          <w:rFonts w:ascii="Abadi" w:hAnsi="Abadi"/>
-        </w:rPr>
-      </w:pPr>
-      <w:r>
-        <w:rPr>
-          <w:rFonts w:ascii="Abadi" w:hAnsi="Abadi"/>
-        </w:rPr>
-        <w:t>Basic models</w:t>
-      </w:r>
-    </w:p>
-    <w:p>
-      <w:pPr>
-        <w:pStyle w:val="ListParagraph"/>
-        <w:numPr>
-          <w:ilvl w:val="3"/>
-          <w:numId w:val="5"/>
-        </w:numPr>
-        <w:rPr>
-          <w:rFonts w:ascii="Abadi" w:hAnsi="Abadi"/>
-        </w:rPr>
-      </w:pPr>
-      <w:r>
-        <w:rPr>
-          <w:rFonts w:ascii="Abadi" w:hAnsi="Abadi"/>
-        </w:rPr>
-        <w:t>Picking the most likely sentence</w:t>
-      </w:r>
-    </w:p>
-    <w:p>
-      <w:pPr>
-        <w:pStyle w:val="ListParagraph"/>
-        <w:numPr>
-          <w:ilvl w:val="3"/>
-          <w:numId w:val="5"/>
-        </w:numPr>
-        <w:rPr>
-          <w:rFonts w:ascii="Abadi" w:hAnsi="Abadi"/>
-        </w:rPr>
-      </w:pPr>
-      <w:r>
-        <w:rPr>
-          <w:rFonts w:ascii="Abadi" w:hAnsi="Abadi"/>
-        </w:rPr>
-        <w:t>Beam search</w:t>
-      </w:r>
-    </w:p>
-    <w:p>
-      <w:pPr>
-        <w:pStyle w:val="ListParagraph"/>
-        <w:numPr>
-          <w:ilvl w:val="3"/>
-          <w:numId w:val="5"/>
-        </w:numPr>
-        <w:rPr>
-          <w:rFonts w:ascii="Abadi" w:hAnsi="Abadi"/>
-        </w:rPr>
-      </w:pPr>
-      <w:r>
-        <w:rPr>
-          <w:rFonts w:ascii="Abadi" w:hAnsi="Abadi"/>
-        </w:rPr>
-        <w:t>Refinements to beam search</w:t>
-      </w:r>
-    </w:p>
-    <w:p>
-      <w:pPr>
-        <w:pStyle w:val="ListParagraph"/>
-        <w:numPr>
-          <w:ilvl w:val="3"/>
-          <w:numId w:val="5"/>
-        </w:numPr>
-        <w:rPr>
-          <w:rFonts w:ascii="Abadi" w:hAnsi="Abadi"/>
-        </w:rPr>
-      </w:pPr>
-      <w:r>
-        <w:rPr>
-          <w:rFonts w:ascii="Abadi" w:hAnsi="Abadi"/>
-        </w:rPr>
-        <w:t>Error analysis in beam search</w:t>
-      </w:r>
-    </w:p>
-    <w:p>
-      <w:pPr>
-        <w:pStyle w:val="ListParagraph"/>
-        <w:numPr>
-          <w:ilvl w:val="3"/>
-          <w:numId w:val="5"/>
-        </w:numPr>
-        <w:rPr>
-          <w:rFonts w:ascii="Abadi" w:hAnsi="Abadi"/>
-        </w:rPr>
-      </w:pPr>
-      <w:r>
-        <w:rPr>
-          <w:rFonts w:ascii="Abadi" w:hAnsi="Abadi"/>
-        </w:rPr>
-        <w:t>Bleu score (optional)</w:t>
-      </w:r>
-    </w:p>
-    <w:p>
-      <w:pPr>
-        <w:pStyle w:val="ListParagraph"/>
-        <w:numPr>
-          <w:ilvl w:val="3"/>
-          <w:numId w:val="5"/>
-        </w:numPr>
-        <w:rPr>
-          <w:rFonts w:ascii="Abadi" w:hAnsi="Abadi"/>
-        </w:rPr>
-      </w:pPr>
-      <w:r>
-        <w:rPr>
-          <w:rFonts w:ascii="Abadi" w:hAnsi="Abadi"/>
-        </w:rPr>
-        <w:t>Attention model intuition</w:t>
-      </w:r>
-    </w:p>
-    <w:p>
-      <w:pPr>
-        <w:pStyle w:val="ListParagraph"/>
-        <w:numPr>
-          <w:ilvl w:val="3"/>
-          <w:numId w:val="5"/>
-        </w:numPr>
-        <w:rPr>
-          <w:rFonts w:ascii="Abadi" w:hAnsi="Abadi"/>
-        </w:rPr>
-      </w:pPr>
-      <w:r>
-        <w:rPr>
-          <w:rFonts w:ascii="Abadi" w:hAnsi="Abadi"/>
-        </w:rPr>
-        <w:t>Attention model</w:t>
-      </w:r>
-    </w:p>
-    <w:p>
-      <w:pPr>
-        <w:pStyle w:val="ListParagraph"/>
-        <w:numPr>
-          <w:ilvl w:val="3"/>
-          <w:numId w:val="5"/>
-        </w:numPr>
-        <w:rPr>
-          <w:rFonts w:ascii="Abadi" w:hAnsi="Abadi"/>
-        </w:rPr>
-      </w:pPr>
-      <w:r>
-        <w:rPr>
-          <w:rFonts w:ascii="Abadi" w:hAnsi="Abadi"/>
-        </w:rPr>
-        <w:t>Speech recognition</w:t>
-      </w:r>
-    </w:p>
-    <w:p>
-      <w:pPr>
-        <w:pStyle w:val="ListParagraph"/>
-        <w:numPr>
-          <w:ilvl w:val="3"/>
-          <w:numId w:val="5"/>
-        </w:numPr>
-        <w:rPr>
-          <w:rFonts w:ascii="Abadi" w:hAnsi="Abadi"/>
-        </w:rPr>
-      </w:pPr>
-      <w:r>
-        <w:rPr>
-          <w:rFonts w:ascii="Abadi" w:hAnsi="Abadi"/>
-        </w:rPr>
-        <w:t>Trigger word detection</w:t>
-      </w:r>
-    </w:p>
-    <w:p>
-      <w:pPr>
-        <w:pStyle w:val="ListParagraph"/>
-        <w:numPr>
-          <w:ilvl w:val="3"/>
-          <w:numId w:val="5"/>
-        </w:numPr>
-        <w:rPr>
-          <w:rFonts w:ascii="Abadi" w:hAnsi="Abadi"/>
-        </w:rPr>
-      </w:pPr>
-      <w:r>
-        <w:rPr>
-          <w:rFonts w:ascii="Abadi" w:hAnsi="Abadi"/>
-        </w:rPr>
-        <w:t>Assignment: Sequence models &amp; attention mechanism</w:t>
-      </w:r>
-    </w:p>
-    <w:p>
-      <w:pPr>
-        <w:pStyle w:val="ListParagraph"/>
-        <w:numPr>
-          <w:ilvl w:val="3"/>
-          <w:numId w:val="5"/>
-        </w:numPr>
-        <w:rPr>
-          <w:rFonts w:ascii="Abadi" w:hAnsi="Abadi"/>
-        </w:rPr>
-      </w:pPr>
-      <w:r>
-        <w:rPr>
-          <w:rFonts w:ascii="Abadi" w:hAnsi="Abadi"/>
-        </w:rPr>
-        <w:t>Lab: Neural machine translation</w:t>
-      </w:r>
-    </w:p>
-    <w:p>
-      <w:pPr>
-        <w:pStyle w:val="ListParagraph"/>
-        <w:numPr>
-          <w:ilvl w:val="3"/>
-          <w:numId w:val="5"/>
-        </w:numPr>
-        <w:rPr>
-          <w:rFonts w:ascii="Abadi" w:hAnsi="Abadi"/>
-        </w:rPr>
-      </w:pPr>
-      <w:r>
-        <w:rPr>
-          <w:rFonts w:ascii="Abadi" w:hAnsi="Abadi"/>
-        </w:rPr>
-        <w:t>Lab: Trigger word detection</w:t>
-      </w:r>
-    </w:p>
-    <w:p>
-      <w:pPr>
-        <w:pStyle w:val="ListParagraph"/>
-        <w:numPr>
-          <w:ilvl w:val="2"/>
-          <w:numId w:val="5"/>
-        </w:numPr>
-        <w:rPr>
-          <w:rFonts w:ascii="Abadi" w:hAnsi="Abadi"/>
-        </w:rPr>
-      </w:pPr>
-      <w:r>
-        <w:rPr>
-          <w:rFonts w:ascii="Abadi" w:hAnsi="Abadi"/>
-        </w:rPr>
-        <w:t>Week 4 – Transformer network</w:t>
-      </w:r>
-    </w:p>
-    <w:p>
-      <w:pPr>
-        <w:pStyle w:val="ListParagraph"/>
-        <w:numPr>
-          <w:ilvl w:val="3"/>
-          <w:numId w:val="5"/>
-        </w:numPr>
-        <w:rPr>
-          <w:rFonts w:ascii="Abadi" w:hAnsi="Abadi"/>
-        </w:rPr>
-      </w:pPr>
-      <w:r>
-        <w:rPr>
-          <w:rFonts w:ascii="Abadi" w:hAnsi="Abadi"/>
-        </w:rPr>
-        <w:t>Transformer network intuition</w:t>
-      </w:r>
-    </w:p>
-    <w:p>
-      <w:pPr>
-        <w:pStyle w:val="ListParagraph"/>
-        <w:numPr>
-          <w:ilvl w:val="3"/>
-          <w:numId w:val="5"/>
-        </w:numPr>
-        <w:rPr>
-          <w:rFonts w:ascii="Abadi" w:hAnsi="Abadi"/>
-        </w:rPr>
-      </w:pPr>
-      <w:r>
-        <w:rPr>
-          <w:rFonts w:ascii="Abadi" w:hAnsi="Abadi"/>
-        </w:rPr>
-        <w:t>Self-attention</w:t>
-      </w:r>
-    </w:p>
-    <w:p>
-      <w:pPr>
-        <w:pStyle w:val="ListParagraph"/>
-        <w:numPr>
-          <w:ilvl w:val="3"/>
-          <w:numId w:val="5"/>
-        </w:numPr>
-        <w:rPr>
-          <w:rFonts w:ascii="Abadi" w:hAnsi="Abadi"/>
-        </w:rPr>
-      </w:pPr>
-      <w:r>
-        <w:rPr>
-          <w:rFonts w:ascii="Abadi" w:hAnsi="Abadi"/>
-        </w:rPr>
-        <w:t>Multi-head attention</w:t>
-      </w:r>
-    </w:p>
-    <w:p>
-      <w:pPr>
-        <w:pStyle w:val="ListParagraph"/>
-        <w:numPr>
-          <w:ilvl w:val="3"/>
-          <w:numId w:val="5"/>
-        </w:numPr>
-        <w:rPr>
-          <w:rFonts w:ascii="Abadi" w:hAnsi="Abadi"/>
-        </w:rPr>
-      </w:pPr>
-      <w:r>
-        <w:rPr>
-          <w:rFonts w:ascii="Abadi" w:hAnsi="Abadi"/>
-        </w:rPr>
-        <w:t>Transformer network</w:t>
-      </w:r>
-    </w:p>
-    <w:p>
-      <w:pPr>
-        <w:pStyle w:val="ListParagraph"/>
-        <w:numPr>
-          <w:ilvl w:val="3"/>
-          <w:numId w:val="5"/>
-        </w:numPr>
-        <w:rPr>
-          <w:rFonts w:ascii="Abadi" w:hAnsi="Abadi"/>
-        </w:rPr>
-      </w:pPr>
-      <w:r>
-        <w:rPr>
-          <w:rFonts w:ascii="Abadi" w:hAnsi="Abadi"/>
-        </w:rPr>
-        <w:t>Conclusion and thank you</w:t>
-      </w:r>
-    </w:p>
-    <w:p>
-      <w:pPr>
-        <w:pStyle w:val="ListParagraph"/>
-        <w:numPr>
-          <w:ilvl w:val="3"/>
-          <w:numId w:val="5"/>
-        </w:numPr>
-        <w:rPr>
-          <w:rFonts w:ascii="Abadi" w:hAnsi="Abadi"/>
-        </w:rPr>
-      </w:pPr>
-      <w:r>
-        <w:rPr>
-          <w:rFonts w:ascii="Abadi" w:hAnsi="Abadi"/>
-        </w:rPr>
-        <w:t>Assignment: Transformers</w:t>
-      </w:r>
-    </w:p>
-    <w:p>
-      <w:pPr>
-        <w:pStyle w:val="ListParagraph"/>
-        <w:numPr>
-          <w:ilvl w:val="3"/>
-          <w:numId w:val="5"/>
-        </w:numPr>
-        <w:rPr>
-          <w:rFonts w:ascii="Abadi" w:hAnsi="Abadi"/>
-        </w:rPr>
-      </w:pPr>
-      <w:r>
-        <w:rPr>
-          <w:rFonts w:ascii="Abadi" w:hAnsi="Abadi"/>
-        </w:rPr>
-        <w:t>Lab: Transformers architecture with TensorFlow</w:t>
-      </w:r>
-    </w:p>
-    <w:p>
-      <w:pPr>
-        <w:pStyle w:val="ListParagraph"/>
-        <w:numPr>
-          <w:ilvl w:val="3"/>
-          <w:numId w:val="5"/>
-        </w:numPr>
-        <w:rPr>
-          <w:rFonts w:ascii="Abadi" w:hAnsi="Abadi"/>
-        </w:rPr>
-      </w:pPr>
-      <w:r>
-        <w:rPr>
-          <w:rFonts w:ascii="Abadi" w:hAnsi="Abadi"/>
-        </w:rPr>
-        <w:t>Ungraded lab: Transformer pre-processing</w:t>
-      </w:r>
-    </w:p>
-    <w:p>
-      <w:pPr>
-        <w:pStyle w:val="ListParagraph"/>
-        <w:numPr>
-          <w:ilvl w:val="3"/>
-          <w:numId w:val="5"/>
-        </w:numPr>
-        <w:rPr>
-          <w:rFonts w:ascii="Abadi" w:hAnsi="Abadi"/>
-        </w:rPr>
-      </w:pPr>
-      <w:r>
-        <w:rPr>
-          <w:rFonts w:ascii="Abadi" w:hAnsi="Abadi"/>
-        </w:rPr>
-        <w:lastRenderedPageBreak/>
-        <w:t>Ungraded lab: Transformer network application: named-entity recognition</w:t>
-      </w:r>
-    </w:p>
-    <w:p>
-      <w:pPr>
-        <w:pStyle w:val="ListParagraph"/>
-        <w:numPr>
-          <w:ilvl w:val="3"/>
-          <w:numId w:val="5"/>
-        </w:numPr>
-        <w:rPr>
-          <w:rFonts w:ascii="Abadi" w:hAnsi="Abadi"/>
-        </w:rPr>
-      </w:pPr>
-      <w:r>
-        <w:rPr>
-          <w:rFonts w:ascii="Abadi" w:hAnsi="Abadi"/>
-        </w:rPr>
-        <w:t>Ungraded lab: Transformer network application: question answering</w:t>
-      </w:r>
-    </w:p>
-    <w:p>
-      <w:pPr>
-        <w:rPr>
-          <w:rFonts w:ascii="Abadi" w:hAnsi="Abadi"/>
-        </w:rPr>
-      </w:pPr>
-      <w:r>
-        <w:rPr>
-          <w:rFonts w:ascii="Abadi" w:hAnsi="Abadi"/>
-        </w:rPr>
         <w:t>---------------------------------------------------------------------------------------------------------------</w:t>
       </w:r>
     </w:p>
@@ -6830,11 +7163,19 @@
           <w:rFonts w:ascii="Abadi" w:hAnsi="Abadi"/>
         </w:rPr>
       </w:pPr>
-      <w:r>
-        <w:rPr>
-          <w:rFonts w:ascii="Abadi" w:hAnsi="Abadi"/>
-        </w:rPr>
-        <w:t xml:space="preserve">PyTorch — Industry and research standard; most papers implement in it, gives you low-level control over tensors, gradients, and custom architectures. </w:t>
+      <w:proofErr w:type="spellStart"/>
+      <w:r>
+        <w:rPr>
+          <w:rFonts w:ascii="Abadi" w:hAnsi="Abadi"/>
+        </w:rPr>
+        <w:t>PyTorch</w:t>
+      </w:r>
+      <w:proofErr w:type="spellEnd"/>
+      <w:r>
+        <w:rPr>
+          <w:rFonts w:ascii="Abadi" w:hAnsi="Abadi"/>
+        </w:rPr>
+        <w:t xml:space="preserve"> — Industry and research standard; most papers implement in it, gives you low-level control over tensors, gradients, and custom architectures. </w:t>
       </w:r>
     </w:p>
     <w:p>
@@ -6895,37 +7236,73 @@
           <w:rFonts w:ascii="Abadi" w:hAnsi="Abadi"/>
         </w:rPr>
       </w:pPr>
-      <w:r>
-        <w:rPr>
-          <w:rFonts w:ascii="Abadi" w:hAnsi="Abadi"/>
-        </w:rPr>
-        <w:t xml:space="preserve">HuggingFace Transformers — The go-to library for working with pretrained LLMs and vision transformers; fine-tuning and inference in a few lines. </w:t>
-      </w:r>
-    </w:p>
-    <w:p>
-      <w:pPr>
-        <w:rPr>
-          <w:rFonts w:ascii="Abadi" w:hAnsi="Abadi"/>
-        </w:rPr>
-      </w:pPr>
-      <w:r>
-        <w:rPr>
-          <w:rFonts w:ascii="Abadi" w:hAnsi="Abadi"/>
-        </w:rPr>
-        <w:t xml:space="preserve">Weights &amp; Biases (wandb) — Experiment tracking; once you run more than a handful of training runs, logging metrics and hyperparameters properly becomes critical. </w:t>
-      </w:r>
-    </w:p>
-    <w:p>
-      <w:pPr>
-        <w:rPr>
-          <w:rFonts w:ascii="Abadi" w:hAnsi="Abadi"/>
-        </w:rPr>
-      </w:pPr>
-      <w:r>
-        <w:rPr>
-          <w:rFonts w:ascii="Abadi" w:hAnsi="Abadi"/>
-        </w:rPr>
-        <w:t>ONNX / TorchScript (optional, production-focused) — Exporting and deploying models outside of Python environments.</w:t>
+      <w:proofErr w:type="spellStart"/>
+      <w:r>
+        <w:rPr>
+          <w:rFonts w:ascii="Abadi" w:hAnsi="Abadi"/>
+        </w:rPr>
+        <w:t>HuggingFace</w:t>
+      </w:r>
+      <w:proofErr w:type="spellEnd"/>
+      <w:r>
+        <w:rPr>
+          <w:rFonts w:ascii="Abadi" w:hAnsi="Abadi"/>
+        </w:rPr>
+        <w:t xml:space="preserve"> Transformers — The go-to library for working with pretrained LLMs and vision transformers; fine-tuning and inference in a few lines. </w:t>
+      </w:r>
+    </w:p>
+    <w:p>
+      <w:pPr>
+        <w:rPr>
+          <w:rFonts w:ascii="Abadi" w:hAnsi="Abadi"/>
+        </w:rPr>
+      </w:pPr>
+      <w:r>
+        <w:rPr>
+          <w:rFonts w:ascii="Abadi" w:hAnsi="Abadi"/>
+        </w:rPr>
+        <w:t>Weights &amp; Biases (</w:t>
+      </w:r>
+      <w:proofErr w:type="spellStart"/>
+      <w:r>
+        <w:rPr>
+          <w:rFonts w:ascii="Abadi" w:hAnsi="Abadi"/>
+        </w:rPr>
+        <w:t>wandb</w:t>
+      </w:r>
+      <w:proofErr w:type="spellEnd"/>
+      <w:r>
+        <w:rPr>
+          <w:rFonts w:ascii="Abadi" w:hAnsi="Abadi"/>
+        </w:rPr>
+        <w:t xml:space="preserve">) — Experiment tracking; once you run more than a handful of training runs, logging metrics and hyperparameters properly becomes critical. </w:t>
+      </w:r>
+    </w:p>
+    <w:p>
+      <w:pPr>
+        <w:rPr>
+          <w:rFonts w:ascii="Abadi" w:hAnsi="Abadi"/>
+        </w:rPr>
+      </w:pPr>
+      <w:r>
+        <w:rPr>
+          <w:rFonts w:ascii="Abadi" w:hAnsi="Abadi"/>
+        </w:rPr>
+        <w:t xml:space="preserve">ONNX / </w:t>
+      </w:r>
+      <w:proofErr w:type="spellStart"/>
+      <w:r>
+        <w:rPr>
+          <w:rFonts w:ascii="Abadi" w:hAnsi="Abadi"/>
+        </w:rPr>
+        <w:t>TorchScript</w:t>
+      </w:r>
+      <w:proofErr w:type="spellEnd"/>
+      <w:r>
+        <w:rPr>
+          <w:rFonts w:ascii="Abadi" w:hAnsi="Abadi"/>
+        </w:rPr>
+        <w:t xml:space="preserve"> (optional, production-focused) — Exporting and deploying models outside of Python environments.</w:t>
       </w:r>
     </w:p>
     <w:p>

--- a/Current Work/Computer Systems - A programmers Perspective.docx
+++ b/Current Work/Computer Systems - A programmers Perspective.docx
@@ -246,6 +246,11 @@
     </w:p>
     <w:p>
       <w:pPr>
+        <w:pStyle w:val="ListParagraph"/>
+        <w:numPr>
+          <w:ilvl w:val="0"/>
+          <w:numId w:val="3"/>
+        </w:numPr>
         <w:rPr>
           <w:rFonts w:ascii="Abadi" w:hAnsi="Abadi"/>
           <w:i/>
@@ -262,7 +267,38 @@
           <w:sz w:val="44"/>
           <w:szCs w:val="44"/>
         </w:rPr>
+        <w:t>Research Template To Follow</w:t>
+      </w:r>
+    </w:p>
+    <w:p>
+      <w:pPr>
+        <w:rPr>
+          <w:rFonts w:ascii="Abadi" w:hAnsi="Abadi"/>
+          <w:i/>
+          <w:iCs/>
+          <w:sz w:val="44"/>
+          <w:szCs w:val="44"/>
+        </w:rPr>
+      </w:pPr>
+      <w:r>
+        <w:rPr>
+          <w:rFonts w:ascii="Abadi" w:hAnsi="Abadi"/>
+          <w:i/>
+          <w:iCs/>
+          <w:sz w:val="44"/>
+          <w:szCs w:val="44"/>
+        </w:rPr>
         <w:t>Current Ongoing Tasks: Andrej Kapathy Videos</w:t>
+      </w:r>
+      <w:r>
+        <w:rPr>
+          <w:rFonts w:ascii="Abadi" w:hAnsi="Abadi"/>
+          <w:i/>
+          <w:iCs/>
+          <w:sz w:val="44"/>
+          <w:szCs w:val="44"/>
+        </w:rPr>
+        <w:t>, AI Engineer</w:t>
       </w:r>
     </w:p>
     <w:p>
@@ -504,7 +540,14 @@
         <w:rPr>
           <w:rFonts w:ascii="Abadi" w:hAnsi="Abadi"/>
         </w:rPr>
-        <w:t>[Write code that works with the hardware rather than against it, particularly around cache efficiency] – {how numbers are stored in binary, how C translates to actual CPU instructions, processors executing those instructions}</w:t>
+        <w:t xml:space="preserve">[Write code that works with the hardware rather than against it, particularly around cache efficiency] – {how numbers are </w:t>
+      </w:r>
+      <w:r>
+        <w:rPr>
+          <w:rFonts w:ascii="Abadi" w:hAnsi="Abadi"/>
+        </w:rPr>
+        <w:lastRenderedPageBreak/>
+        <w:t>stored in binary, how C translates to actual CPU instructions, processors executing those instructions}</w:t>
       </w:r>
     </w:p>
     <w:p>
@@ -521,7 +564,6 @@
           <w:bCs/>
           <w:color w:val="156082" w:themeColor="accent1"/>
         </w:rPr>
-        <w:lastRenderedPageBreak/>
         <w:t xml:space="preserve">Part2: </w:t>
       </w:r>
       <w:r>
@@ -1014,21 +1056,7 @@
         <w:rPr>
           <w:rFonts w:ascii="Abadi" w:hAnsi="Abadi"/>
         </w:rPr>
-        <w:t xml:space="preserve"> get the </w:t>
-      </w:r>
-      <w:proofErr w:type="spellStart"/>
-      <w:r>
-        <w:rPr>
-          <w:rFonts w:ascii="Abadi" w:hAnsi="Abadi"/>
-        </w:rPr>
-        <w:t>anki</w:t>
-      </w:r>
-      <w:proofErr w:type="spellEnd"/>
-      <w:r>
-        <w:rPr>
-          <w:rFonts w:ascii="Abadi" w:hAnsi="Abadi"/>
-        </w:rPr>
-        <w:t xml:space="preserve"> mapping</w:t>
+        <w:t xml:space="preserve"> get the anki mapping</w:t>
       </w:r>
     </w:p>
     <w:p>
@@ -1073,7 +1101,6 @@
           <w:b/>
           <w:bCs/>
         </w:rPr>
-        <w:lastRenderedPageBreak/>
         <w:t>MIT 6.006 — Introduction to Algorithms</w:t>
       </w:r>
     </w:p>
@@ -1599,10 +1626,319 @@
           <w:highlight w:val="lightGray"/>
           <w:u w:val="single"/>
         </w:rPr>
-        <w:t xml:space="preserve"> [</w:t>
-      </w:r>
-      <w:proofErr w:type="spellStart"/>
-      <w:r>
+        <w:t xml:space="preserve"> [RfxAI]</w:t>
+      </w:r>
+    </w:p>
+    <w:p>
+      <w:pPr>
+        <w:pStyle w:val="ListParagraph"/>
+        <w:numPr>
+          <w:ilvl w:val="2"/>
+          <w:numId w:val="5"/>
+        </w:numPr>
+        <w:rPr>
+          <w:rFonts w:ascii="Abadi" w:hAnsi="Abadi"/>
+        </w:rPr>
+      </w:pPr>
+      <w:r>
+        <w:rPr>
+          <w:rFonts w:ascii="Abadi" w:hAnsi="Abadi"/>
+        </w:rPr>
+        <w:t xml:space="preserve">Need Software, API, (Git &amp; </w:t>
+      </w:r>
+      <w:r>
+        <w:rPr>
+          <w:rFonts w:ascii="Abadi" w:hAnsi="Abadi"/>
+        </w:rPr>
+        <w:t>GitHub</w:t>
+      </w:r>
+      <w:r>
+        <w:rPr>
+          <w:rFonts w:ascii="Abadi" w:hAnsi="Abadi"/>
+        </w:rPr>
+        <w:t>)</w:t>
+      </w:r>
+    </w:p>
+    <w:p>
+      <w:pPr>
+        <w:pStyle w:val="ListParagraph"/>
+        <w:numPr>
+          <w:ilvl w:val="2"/>
+          <w:numId w:val="5"/>
+        </w:numPr>
+        <w:rPr>
+          <w:rFonts w:ascii="Abadi" w:hAnsi="Abadi"/>
+        </w:rPr>
+      </w:pPr>
+      <w:r>
+        <w:rPr>
+          <w:rFonts w:ascii="Abadi" w:hAnsi="Abadi"/>
+        </w:rPr>
+        <w:t>AI Integrations: {</w:t>
+      </w:r>
+      <w:r>
+        <w:rPr>
+          <w:rFonts w:ascii="Abadi" w:hAnsi="Abadi"/>
+        </w:rPr>
+        <w:t xml:space="preserve">Open AI Api, </w:t>
+      </w:r>
+      <w:r>
+        <w:rPr>
+          <w:rFonts w:ascii="Abadi" w:hAnsi="Abadi"/>
+        </w:rPr>
+        <w:t>Hugging Face</w:t>
+      </w:r>
+      <w:r>
+        <w:rPr>
+          <w:rFonts w:ascii="Abadi" w:hAnsi="Abadi"/>
+        </w:rPr>
+        <w:t xml:space="preserve"> Models</w:t>
+      </w:r>
+      <w:r>
+        <w:rPr>
+          <w:rFonts w:ascii="Abadi" w:hAnsi="Abadi"/>
+        </w:rPr>
+        <w:t>}</w:t>
+      </w:r>
+    </w:p>
+    <w:p>
+      <w:pPr>
+        <w:pStyle w:val="ListParagraph"/>
+        <w:numPr>
+          <w:ilvl w:val="2"/>
+          <w:numId w:val="5"/>
+        </w:numPr>
+        <w:rPr>
+          <w:rFonts w:ascii="Abadi" w:hAnsi="Abadi"/>
+        </w:rPr>
+      </w:pPr>
+      <w:r>
+        <w:rPr>
+          <w:rFonts w:ascii="Abadi" w:hAnsi="Abadi"/>
+        </w:rPr>
+        <w:t>Intelligent systems (RAG, Workflows, Vector DBs)</w:t>
+      </w:r>
+      <w:r>
+        <w:rPr>
+          <w:rFonts w:ascii="Abadi" w:hAnsi="Abadi"/>
+        </w:rPr>
+        <w:t xml:space="preserve"> [Lang*{chain,</w:t>
+      </w:r>
+      <w:r>
+        <w:rPr>
+          <w:rFonts w:ascii="Abadi" w:hAnsi="Abadi"/>
+        </w:rPr>
+        <w:t xml:space="preserve"> </w:t>
+      </w:r>
+      <w:r>
+        <w:rPr>
+          <w:rFonts w:ascii="Abadi" w:hAnsi="Abadi"/>
+        </w:rPr>
+        <w:t>graph,</w:t>
+      </w:r>
+      <w:r>
+        <w:rPr>
+          <w:rFonts w:ascii="Abadi" w:hAnsi="Abadi"/>
+        </w:rPr>
+        <w:t xml:space="preserve"> </w:t>
+      </w:r>
+      <w:r>
+        <w:rPr>
+          <w:rFonts w:ascii="Abadi" w:hAnsi="Abadi"/>
+        </w:rPr>
+        <w:t>smith,</w:t>
+      </w:r>
+      <w:r>
+        <w:rPr>
+          <w:rFonts w:ascii="Abadi" w:hAnsi="Abadi"/>
+        </w:rPr>
+        <w:t xml:space="preserve"> </w:t>
+      </w:r>
+      <w:r>
+        <w:rPr>
+          <w:rFonts w:ascii="Abadi" w:hAnsi="Abadi"/>
+        </w:rPr>
+        <w:t>flow}]</w:t>
+      </w:r>
+    </w:p>
+    <w:p>
+      <w:pPr>
+        <w:pStyle w:val="ListParagraph"/>
+        <w:numPr>
+          <w:ilvl w:val="2"/>
+          <w:numId w:val="5"/>
+        </w:numPr>
+        <w:rPr>
+          <w:rFonts w:ascii="Abadi" w:hAnsi="Abadi"/>
+        </w:rPr>
+      </w:pPr>
+      <w:r>
+        <w:rPr>
+          <w:rFonts w:ascii="Abadi" w:hAnsi="Abadi"/>
+        </w:rPr>
+        <w:t>Scaling AI Systems (Docker, Cloud, Redis)</w:t>
+      </w:r>
+    </w:p>
+    <w:p>
+      <w:pPr>
+        <w:pStyle w:val="ListParagraph"/>
+        <w:numPr>
+          <w:ilvl w:val="2"/>
+          <w:numId w:val="5"/>
+        </w:numPr>
+        <w:rPr>
+          <w:rFonts w:ascii="Abadi" w:hAnsi="Abadi"/>
+        </w:rPr>
+      </w:pPr>
+      <w:r>
+        <w:rPr>
+          <w:rFonts w:ascii="Abadi" w:hAnsi="Abadi"/>
+        </w:rPr>
+        <w:lastRenderedPageBreak/>
+        <w:t>Strategic AI Operations (LLMOps &amp; Cost Optimizations)</w:t>
+      </w:r>
+    </w:p>
+    <w:p>
+      <w:pPr>
+        <w:pStyle w:val="ListParagraph"/>
+        <w:numPr>
+          <w:ilvl w:val="1"/>
+          <w:numId w:val="5"/>
+        </w:numPr>
+        <w:rPr>
+          <w:rFonts w:ascii="Abadi" w:hAnsi="Abadi"/>
+        </w:rPr>
+      </w:pPr>
+      <w:r>
+        <w:rPr>
+          <w:rFonts w:ascii="Abadi" w:hAnsi="Abadi"/>
+        </w:rPr>
+        <w:t>3 Solid Projects to prove it</w:t>
+      </w:r>
+    </w:p>
+    <w:p>
+      <w:pPr>
+        <w:pStyle w:val="ListParagraph"/>
+        <w:numPr>
+          <w:ilvl w:val="1"/>
+          <w:numId w:val="5"/>
+        </w:numPr>
+        <w:rPr>
+          <w:rFonts w:ascii="Abadi" w:hAnsi="Abadi"/>
+        </w:rPr>
+      </w:pPr>
+      <w:r>
+        <w:rPr>
+          <w:rFonts w:ascii="Abadi" w:hAnsi="Abadi"/>
+        </w:rPr>
+        <w:t>Interview Questions</w:t>
+      </w:r>
+      <w:r>
+        <w:rPr>
+          <w:rFonts w:ascii="Abadi" w:hAnsi="Abadi"/>
+        </w:rPr>
+        <w:t xml:space="preserve"> (Grind Rigorously)</w:t>
+      </w:r>
+      <w:r>
+        <w:rPr>
+          <w:rFonts w:ascii="Abadi" w:hAnsi="Abadi"/>
+        </w:rPr>
+        <w:t>:</w:t>
+      </w:r>
+    </w:p>
+    <w:p>
+      <w:pPr>
+        <w:ind w:left="1080"/>
+        <w:rPr>
+          <w:rFonts w:ascii="Abadi" w:hAnsi="Abadi"/>
+        </w:rPr>
+      </w:pPr>
+    </w:p>
+    <w:p>
+      <w:pPr>
+        <w:pStyle w:val="ListParagraph"/>
+        <w:numPr>
+          <w:ilvl w:val="0"/>
+          <w:numId w:val="5"/>
+        </w:numPr>
+        <w:rPr>
+          <w:rFonts w:ascii="Abadi" w:hAnsi="Abadi"/>
+          <w:b/>
+          <w:bCs/>
+          <w:i/>
+          <w:iCs/>
+          <w:highlight w:val="yellow"/>
+          <w:u w:val="single"/>
+        </w:rPr>
+      </w:pPr>
+      <w:r>
+        <w:rPr>
+          <w:rFonts w:ascii="Abadi" w:hAnsi="Abadi"/>
+          <w:b/>
+          <w:bCs/>
+          <w:i/>
+          <w:iCs/>
+          <w:highlight w:val="yellow"/>
+          <w:u w:val="single"/>
+        </w:rPr>
+        <w:t>Deep Learning</w:t>
+      </w:r>
+      <w:r>
+        <w:rPr>
+          <w:rFonts w:ascii="Abadi" w:hAnsi="Abadi"/>
+          <w:b/>
+          <w:bCs/>
+          <w:i/>
+          <w:iCs/>
+          <w:highlight w:val="yellow"/>
+          <w:u w:val="single"/>
+        </w:rPr>
+        <w:t xml:space="preserve"> (Andrew.ng)</w:t>
+      </w:r>
+      <w:r>
+        <w:rPr>
+          <w:rFonts w:ascii="Abadi" w:hAnsi="Abadi"/>
+          <w:b/>
+          <w:bCs/>
+          <w:i/>
+          <w:iCs/>
+          <w:highlight w:val="yellow"/>
+          <w:u w:val="single"/>
+        </w:rPr>
+        <w:t xml:space="preserve"> -&gt; [Numpy, Sklearn, Pytorch, Tensorflow</w:t>
+      </w:r>
+      <w:r>
+        <w:rPr>
+          <w:rFonts w:ascii="Abadi" w:hAnsi="Abadi"/>
+          <w:b/>
+          <w:bCs/>
+          <w:i/>
+          <w:iCs/>
+          <w:highlight w:val="yellow"/>
+          <w:u w:val="single"/>
+        </w:rPr>
+        <w:t>, HuggingFace for Transformers</w:t>
+      </w:r>
+      <w:r>
+        <w:rPr>
+          <w:rFonts w:ascii="Abadi" w:hAnsi="Abadi"/>
+          <w:b/>
+          <w:bCs/>
+          <w:i/>
+          <w:iCs/>
+          <w:highlight w:val="yellow"/>
+          <w:u w:val="single"/>
+        </w:rPr>
+        <w:t>]</w:t>
+      </w:r>
+    </w:p>
+    <w:p>
+      <w:pPr>
+        <w:pStyle w:val="ListParagraph"/>
+        <w:numPr>
+          <w:ilvl w:val="1"/>
+          <w:numId w:val="5"/>
+        </w:numPr>
         <w:rPr>
           <w:rFonts w:ascii="Abadi" w:hAnsi="Abadi"/>
           <w:b/>
@@ -1612,9 +1948,7 @@
           <w:highlight w:val="lightGray"/>
           <w:u w:val="single"/>
         </w:rPr>
-        <w:t>RfxAI</w:t>
-      </w:r>
-      <w:proofErr w:type="spellEnd"/>
+      </w:pPr>
       <w:r>
         <w:rPr>
           <w:rFonts w:ascii="Abadi" w:hAnsi="Abadi"/>
@@ -1625,444 +1959,6 @@
           <w:highlight w:val="lightGray"/>
           <w:u w:val="single"/>
         </w:rPr>
-        <w:t>]</w:t>
-      </w:r>
-    </w:p>
-    <w:p>
-      <w:pPr>
-        <w:pStyle w:val="ListParagraph"/>
-        <w:numPr>
-          <w:ilvl w:val="2"/>
-          <w:numId w:val="5"/>
-        </w:numPr>
-        <w:rPr>
-          <w:rFonts w:ascii="Abadi" w:hAnsi="Abadi"/>
-        </w:rPr>
-      </w:pPr>
-      <w:r>
-        <w:rPr>
-          <w:rFonts w:ascii="Abadi" w:hAnsi="Abadi"/>
-        </w:rPr>
-        <w:t xml:space="preserve">Need Software, API, (Git &amp; </w:t>
-      </w:r>
-      <w:r>
-        <w:rPr>
-          <w:rFonts w:ascii="Abadi" w:hAnsi="Abadi"/>
-        </w:rPr>
-        <w:t>GitHub</w:t>
-      </w:r>
-      <w:r>
-        <w:rPr>
-          <w:rFonts w:ascii="Abadi" w:hAnsi="Abadi"/>
-        </w:rPr>
-        <w:t>)</w:t>
-      </w:r>
-    </w:p>
-    <w:p>
-      <w:pPr>
-        <w:pStyle w:val="ListParagraph"/>
-        <w:numPr>
-          <w:ilvl w:val="2"/>
-          <w:numId w:val="5"/>
-        </w:numPr>
-        <w:rPr>
-          <w:rFonts w:ascii="Abadi" w:hAnsi="Abadi"/>
-        </w:rPr>
-      </w:pPr>
-      <w:r>
-        <w:rPr>
-          <w:rFonts w:ascii="Abadi" w:hAnsi="Abadi"/>
-        </w:rPr>
-        <w:t>AI Integrations: {</w:t>
-      </w:r>
-      <w:r>
-        <w:rPr>
-          <w:rFonts w:ascii="Abadi" w:hAnsi="Abadi"/>
-        </w:rPr>
-        <w:t xml:space="preserve">Open AI Api, </w:t>
-      </w:r>
-      <w:r>
-        <w:rPr>
-          <w:rFonts w:ascii="Abadi" w:hAnsi="Abadi"/>
-        </w:rPr>
-        <w:t>Hugging Face</w:t>
-      </w:r>
-      <w:r>
-        <w:rPr>
-          <w:rFonts w:ascii="Abadi" w:hAnsi="Abadi"/>
-        </w:rPr>
-        <w:t xml:space="preserve"> Models</w:t>
-      </w:r>
-      <w:r>
-        <w:rPr>
-          <w:rFonts w:ascii="Abadi" w:hAnsi="Abadi"/>
-        </w:rPr>
-        <w:t>}</w:t>
-      </w:r>
-    </w:p>
-    <w:p>
-      <w:pPr>
-        <w:pStyle w:val="ListParagraph"/>
-        <w:numPr>
-          <w:ilvl w:val="2"/>
-          <w:numId w:val="5"/>
-        </w:numPr>
-        <w:rPr>
-          <w:rFonts w:ascii="Abadi" w:hAnsi="Abadi"/>
-        </w:rPr>
-      </w:pPr>
-      <w:r>
-        <w:rPr>
-          <w:rFonts w:ascii="Abadi" w:hAnsi="Abadi"/>
-        </w:rPr>
-        <w:t>Intelligent systems (RAG, Workflows, Vector DBs)</w:t>
-      </w:r>
-      <w:r>
-        <w:rPr>
-          <w:rFonts w:ascii="Abadi" w:hAnsi="Abadi"/>
-        </w:rPr>
-        <w:t xml:space="preserve"> [Lang*{chain,</w:t>
-      </w:r>
-      <w:r>
-        <w:rPr>
-          <w:rFonts w:ascii="Abadi" w:hAnsi="Abadi"/>
-        </w:rPr>
-        <w:t xml:space="preserve"> </w:t>
-      </w:r>
-      <w:r>
-        <w:rPr>
-          <w:rFonts w:ascii="Abadi" w:hAnsi="Abadi"/>
-        </w:rPr>
-        <w:t>graph,</w:t>
-      </w:r>
-      <w:r>
-        <w:rPr>
-          <w:rFonts w:ascii="Abadi" w:hAnsi="Abadi"/>
-        </w:rPr>
-        <w:t xml:space="preserve"> </w:t>
-      </w:r>
-      <w:r>
-        <w:rPr>
-          <w:rFonts w:ascii="Abadi" w:hAnsi="Abadi"/>
-        </w:rPr>
-        <w:t>smith,</w:t>
-      </w:r>
-      <w:r>
-        <w:rPr>
-          <w:rFonts w:ascii="Abadi" w:hAnsi="Abadi"/>
-        </w:rPr>
-        <w:t xml:space="preserve"> </w:t>
-      </w:r>
-      <w:r>
-        <w:rPr>
-          <w:rFonts w:ascii="Abadi" w:hAnsi="Abadi"/>
-        </w:rPr>
-        <w:t>flow}]</w:t>
-      </w:r>
-    </w:p>
-    <w:p>
-      <w:pPr>
-        <w:pStyle w:val="ListParagraph"/>
-        <w:numPr>
-          <w:ilvl w:val="2"/>
-          <w:numId w:val="5"/>
-        </w:numPr>
-        <w:rPr>
-          <w:rFonts w:ascii="Abadi" w:hAnsi="Abadi"/>
-        </w:rPr>
-      </w:pPr>
-      <w:r>
-        <w:rPr>
-          <w:rFonts w:ascii="Abadi" w:hAnsi="Abadi"/>
-        </w:rPr>
-        <w:t>Scaling AI Systems (Docker, Cloud, Redis)</w:t>
-      </w:r>
-    </w:p>
-    <w:p>
-      <w:pPr>
-        <w:pStyle w:val="ListParagraph"/>
-        <w:numPr>
-          <w:ilvl w:val="2"/>
-          <w:numId w:val="5"/>
-        </w:numPr>
-        <w:rPr>
-          <w:rFonts w:ascii="Abadi" w:hAnsi="Abadi"/>
-        </w:rPr>
-      </w:pPr>
-      <w:r>
-        <w:rPr>
-          <w:rFonts w:ascii="Abadi" w:hAnsi="Abadi"/>
-        </w:rPr>
-        <w:t>Strategic AI Operations (</w:t>
-      </w:r>
-      <w:proofErr w:type="spellStart"/>
-      <w:r>
-        <w:rPr>
-          <w:rFonts w:ascii="Abadi" w:hAnsi="Abadi"/>
-        </w:rPr>
-        <w:t>LLMOps</w:t>
-      </w:r>
-      <w:proofErr w:type="spellEnd"/>
-      <w:r>
-        <w:rPr>
-          <w:rFonts w:ascii="Abadi" w:hAnsi="Abadi"/>
-        </w:rPr>
-        <w:t xml:space="preserve"> &amp; Cost Optimizations)</w:t>
-      </w:r>
-    </w:p>
-    <w:p>
-      <w:pPr>
-        <w:pStyle w:val="ListParagraph"/>
-        <w:numPr>
-          <w:ilvl w:val="1"/>
-          <w:numId w:val="5"/>
-        </w:numPr>
-        <w:rPr>
-          <w:rFonts w:ascii="Abadi" w:hAnsi="Abadi"/>
-        </w:rPr>
-      </w:pPr>
-      <w:r>
-        <w:rPr>
-          <w:rFonts w:ascii="Abadi" w:hAnsi="Abadi"/>
-        </w:rPr>
-        <w:t>3 Solid Projects to prove it</w:t>
-      </w:r>
-    </w:p>
-    <w:p>
-      <w:pPr>
-        <w:pStyle w:val="ListParagraph"/>
-        <w:numPr>
-          <w:ilvl w:val="1"/>
-          <w:numId w:val="5"/>
-        </w:numPr>
-        <w:rPr>
-          <w:rFonts w:ascii="Abadi" w:hAnsi="Abadi"/>
-        </w:rPr>
-      </w:pPr>
-      <w:r>
-        <w:rPr>
-          <w:rFonts w:ascii="Abadi" w:hAnsi="Abadi"/>
-        </w:rPr>
-        <w:t>Interview Questions</w:t>
-      </w:r>
-      <w:r>
-        <w:rPr>
-          <w:rFonts w:ascii="Abadi" w:hAnsi="Abadi"/>
-        </w:rPr>
-        <w:t xml:space="preserve"> (Grind Rigorously)</w:t>
-      </w:r>
-      <w:r>
-        <w:rPr>
-          <w:rFonts w:ascii="Abadi" w:hAnsi="Abadi"/>
-        </w:rPr>
-        <w:t>:</w:t>
-      </w:r>
-    </w:p>
-    <w:p>
-      <w:pPr>
-        <w:ind w:left="1080"/>
-        <w:rPr>
-          <w:rFonts w:ascii="Abadi" w:hAnsi="Abadi"/>
-        </w:rPr>
-      </w:pPr>
-    </w:p>
-    <w:p>
-      <w:pPr>
-        <w:pStyle w:val="ListParagraph"/>
-        <w:numPr>
-          <w:ilvl w:val="0"/>
-          <w:numId w:val="5"/>
-        </w:numPr>
-        <w:rPr>
-          <w:rFonts w:ascii="Abadi" w:hAnsi="Abadi"/>
-          <w:b/>
-          <w:bCs/>
-          <w:i/>
-          <w:iCs/>
-          <w:highlight w:val="yellow"/>
-          <w:u w:val="single"/>
-        </w:rPr>
-      </w:pPr>
-      <w:r>
-        <w:rPr>
-          <w:rFonts w:ascii="Abadi" w:hAnsi="Abadi"/>
-          <w:b/>
-          <w:bCs/>
-          <w:i/>
-          <w:iCs/>
-          <w:highlight w:val="yellow"/>
-          <w:u w:val="single"/>
-        </w:rPr>
-        <w:t>Deep Learning</w:t>
-      </w:r>
-      <w:r>
-        <w:rPr>
-          <w:rFonts w:ascii="Abadi" w:hAnsi="Abadi"/>
-          <w:b/>
-          <w:bCs/>
-          <w:i/>
-          <w:iCs/>
-          <w:highlight w:val="yellow"/>
-          <w:u w:val="single"/>
-        </w:rPr>
-        <w:t xml:space="preserve"> (Andrew.ng)</w:t>
-      </w:r>
-      <w:r>
-        <w:rPr>
-          <w:rFonts w:ascii="Abadi" w:hAnsi="Abadi"/>
-          <w:b/>
-          <w:bCs/>
-          <w:i/>
-          <w:iCs/>
-          <w:highlight w:val="yellow"/>
-          <w:u w:val="single"/>
-        </w:rPr>
-        <w:t xml:space="preserve"> -&gt; [</w:t>
-      </w:r>
-      <w:proofErr w:type="spellStart"/>
-      <w:r>
-        <w:rPr>
-          <w:rFonts w:ascii="Abadi" w:hAnsi="Abadi"/>
-          <w:b/>
-          <w:bCs/>
-          <w:i/>
-          <w:iCs/>
-          <w:highlight w:val="yellow"/>
-          <w:u w:val="single"/>
-        </w:rPr>
-        <w:t>Numpy</w:t>
-      </w:r>
-      <w:proofErr w:type="spellEnd"/>
-      <w:r>
-        <w:rPr>
-          <w:rFonts w:ascii="Abadi" w:hAnsi="Abadi"/>
-          <w:b/>
-          <w:bCs/>
-          <w:i/>
-          <w:iCs/>
-          <w:highlight w:val="yellow"/>
-          <w:u w:val="single"/>
-        </w:rPr>
-        <w:t xml:space="preserve">, Sklearn, </w:t>
-      </w:r>
-      <w:proofErr w:type="spellStart"/>
-      <w:r>
-        <w:rPr>
-          <w:rFonts w:ascii="Abadi" w:hAnsi="Abadi"/>
-          <w:b/>
-          <w:bCs/>
-          <w:i/>
-          <w:iCs/>
-          <w:highlight w:val="yellow"/>
-          <w:u w:val="single"/>
-        </w:rPr>
-        <w:t>Pytorch</w:t>
-      </w:r>
-      <w:proofErr w:type="spellEnd"/>
-      <w:r>
-        <w:rPr>
-          <w:rFonts w:ascii="Abadi" w:hAnsi="Abadi"/>
-          <w:b/>
-          <w:bCs/>
-          <w:i/>
-          <w:iCs/>
-          <w:highlight w:val="yellow"/>
-          <w:u w:val="single"/>
-        </w:rPr>
-        <w:t xml:space="preserve">, </w:t>
-      </w:r>
-      <w:proofErr w:type="spellStart"/>
-      <w:r>
-        <w:rPr>
-          <w:rFonts w:ascii="Abadi" w:hAnsi="Abadi"/>
-          <w:b/>
-          <w:bCs/>
-          <w:i/>
-          <w:iCs/>
-          <w:highlight w:val="yellow"/>
-          <w:u w:val="single"/>
-        </w:rPr>
-        <w:t>Tensorflow</w:t>
-      </w:r>
-      <w:proofErr w:type="spellEnd"/>
-      <w:r>
-        <w:rPr>
-          <w:rFonts w:ascii="Abadi" w:hAnsi="Abadi"/>
-          <w:b/>
-          <w:bCs/>
-          <w:i/>
-          <w:iCs/>
-          <w:highlight w:val="yellow"/>
-          <w:u w:val="single"/>
-        </w:rPr>
-        <w:t xml:space="preserve">, </w:t>
-      </w:r>
-      <w:proofErr w:type="spellStart"/>
-      <w:r>
-        <w:rPr>
-          <w:rFonts w:ascii="Abadi" w:hAnsi="Abadi"/>
-          <w:b/>
-          <w:bCs/>
-          <w:i/>
-          <w:iCs/>
-          <w:highlight w:val="yellow"/>
-          <w:u w:val="single"/>
-        </w:rPr>
-        <w:t>HuggingFace</w:t>
-      </w:r>
-      <w:proofErr w:type="spellEnd"/>
-      <w:r>
-        <w:rPr>
-          <w:rFonts w:ascii="Abadi" w:hAnsi="Abadi"/>
-          <w:b/>
-          <w:bCs/>
-          <w:i/>
-          <w:iCs/>
-          <w:highlight w:val="yellow"/>
-          <w:u w:val="single"/>
-        </w:rPr>
-        <w:t xml:space="preserve"> for Transformers</w:t>
-      </w:r>
-      <w:r>
-        <w:rPr>
-          <w:rFonts w:ascii="Abadi" w:hAnsi="Abadi"/>
-          <w:b/>
-          <w:bCs/>
-          <w:i/>
-          <w:iCs/>
-          <w:highlight w:val="yellow"/>
-          <w:u w:val="single"/>
-        </w:rPr>
-        <w:t>]</w:t>
-      </w:r>
-    </w:p>
-    <w:p>
-      <w:pPr>
-        <w:pStyle w:val="ListParagraph"/>
-        <w:numPr>
-          <w:ilvl w:val="1"/>
-          <w:numId w:val="5"/>
-        </w:numPr>
-        <w:rPr>
-          <w:rFonts w:ascii="Abadi" w:hAnsi="Abadi"/>
-          <w:b/>
-          <w:bCs/>
-          <w:i/>
-          <w:iCs/>
-          <w:highlight w:val="lightGray"/>
-          <w:u w:val="single"/>
-        </w:rPr>
-      </w:pPr>
-      <w:r>
-        <w:rPr>
-          <w:rFonts w:ascii="Abadi" w:hAnsi="Abadi"/>
-          <w:b/>
-          <w:bCs/>
-          <w:i/>
-          <w:iCs/>
-          <w:highlight w:val="lightGray"/>
-          <w:u w:val="single"/>
-        </w:rPr>
         <w:t>What you should know:</w:t>
       </w:r>
     </w:p>
@@ -2704,67 +2600,25 @@
         <w:rPr>
           <w:rFonts w:ascii="Abadi" w:hAnsi="Abadi"/>
         </w:rPr>
-        <w:t>A note on Python/</w:t>
-      </w:r>
-      <w:proofErr w:type="spellStart"/>
-      <w:r>
-        <w:rPr>
-          <w:rFonts w:ascii="Abadi" w:hAnsi="Abadi"/>
-        </w:rPr>
-        <w:t>Numpy</w:t>
-      </w:r>
-      <w:proofErr w:type="spellEnd"/>
-      <w:r>
-        <w:rPr>
-          <w:rFonts w:ascii="Abadi" w:hAnsi="Abadi"/>
-        </w:rPr>
-        <w:t xml:space="preserve"> vectors</w:t>
-      </w:r>
-    </w:p>
-    <w:p>
-      <w:pPr>
-        <w:pStyle w:val="ListParagraph"/>
-        <w:numPr>
-          <w:ilvl w:val="3"/>
-          <w:numId w:val="5"/>
-        </w:numPr>
-        <w:rPr>
-          <w:rFonts w:ascii="Abadi" w:hAnsi="Abadi"/>
-        </w:rPr>
-      </w:pPr>
-      <w:r>
-        <w:rPr>
-          <w:rFonts w:ascii="Abadi" w:hAnsi="Abadi"/>
-        </w:rPr>
-        <w:t xml:space="preserve">Quick tour of </w:t>
-      </w:r>
-      <w:proofErr w:type="spellStart"/>
-      <w:r>
-        <w:rPr>
-          <w:rFonts w:ascii="Abadi" w:hAnsi="Abadi"/>
-        </w:rPr>
-        <w:t>Jupyter</w:t>
-      </w:r>
-      <w:proofErr w:type="spellEnd"/>
-      <w:r>
-        <w:rPr>
-          <w:rFonts w:ascii="Abadi" w:hAnsi="Abadi"/>
-        </w:rPr>
-        <w:t>/</w:t>
-      </w:r>
-      <w:proofErr w:type="spellStart"/>
-      <w:r>
-        <w:rPr>
-          <w:rFonts w:ascii="Abadi" w:hAnsi="Abadi"/>
-        </w:rPr>
-        <w:t>iPython</w:t>
-      </w:r>
-      <w:proofErr w:type="spellEnd"/>
-      <w:r>
-        <w:rPr>
-          <w:rFonts w:ascii="Abadi" w:hAnsi="Abadi"/>
-        </w:rPr>
-        <w:t xml:space="preserve"> notebooks</w:t>
+        <w:t>A note on Python/Numpy vectors</w:t>
+      </w:r>
+    </w:p>
+    <w:p>
+      <w:pPr>
+        <w:pStyle w:val="ListParagraph"/>
+        <w:numPr>
+          <w:ilvl w:val="3"/>
+          <w:numId w:val="5"/>
+        </w:numPr>
+        <w:rPr>
+          <w:rFonts w:ascii="Abadi" w:hAnsi="Abadi"/>
+        </w:rPr>
+      </w:pPr>
+      <w:r>
+        <w:rPr>
+          <w:rFonts w:ascii="Abadi" w:hAnsi="Abadi"/>
+        </w:rPr>
+        <w:t>Quick tour of Jupyter/iPython notebooks</w:t>
       </w:r>
     </w:p>
     <w:p>
@@ -2836,6 +2690,7 @@
         <w:rPr>
           <w:rFonts w:ascii="Abadi" w:hAnsi="Abadi"/>
         </w:rPr>
+        <w:lastRenderedPageBreak/>
         <w:t>Lab: Logistic regression with a neural network mindset</w:t>
       </w:r>
     </w:p>
@@ -2908,188 +2763,980 @@
         <w:rPr>
           <w:rFonts w:ascii="Abadi" w:hAnsi="Abadi"/>
         </w:rPr>
+        <w:t>Computing a neural network's output</w:t>
+      </w:r>
+    </w:p>
+    <w:p>
+      <w:pPr>
+        <w:pStyle w:val="ListParagraph"/>
+        <w:numPr>
+          <w:ilvl w:val="3"/>
+          <w:numId w:val="5"/>
+        </w:numPr>
+        <w:rPr>
+          <w:rFonts w:ascii="Abadi" w:hAnsi="Abadi"/>
+        </w:rPr>
+      </w:pPr>
+      <w:r>
+        <w:rPr>
+          <w:rFonts w:ascii="Abadi" w:hAnsi="Abadi"/>
+        </w:rPr>
+        <w:t>Vectorizing across multiple examples</w:t>
+      </w:r>
+    </w:p>
+    <w:p>
+      <w:pPr>
+        <w:pStyle w:val="ListParagraph"/>
+        <w:numPr>
+          <w:ilvl w:val="3"/>
+          <w:numId w:val="5"/>
+        </w:numPr>
+        <w:rPr>
+          <w:rFonts w:ascii="Abadi" w:hAnsi="Abadi"/>
+        </w:rPr>
+      </w:pPr>
+      <w:r>
+        <w:rPr>
+          <w:rFonts w:ascii="Abadi" w:hAnsi="Abadi"/>
+        </w:rPr>
+        <w:t>Explanation for vectorized implementation</w:t>
+      </w:r>
+    </w:p>
+    <w:p>
+      <w:pPr>
+        <w:pStyle w:val="ListParagraph"/>
+        <w:numPr>
+          <w:ilvl w:val="3"/>
+          <w:numId w:val="5"/>
+        </w:numPr>
+        <w:rPr>
+          <w:rFonts w:ascii="Abadi" w:hAnsi="Abadi"/>
+        </w:rPr>
+      </w:pPr>
+      <w:r>
+        <w:rPr>
+          <w:rFonts w:ascii="Abadi" w:hAnsi="Abadi"/>
+        </w:rPr>
+        <w:t>Activation functions</w:t>
+      </w:r>
+    </w:p>
+    <w:p>
+      <w:pPr>
+        <w:pStyle w:val="ListParagraph"/>
+        <w:numPr>
+          <w:ilvl w:val="3"/>
+          <w:numId w:val="5"/>
+        </w:numPr>
+        <w:rPr>
+          <w:rFonts w:ascii="Abadi" w:hAnsi="Abadi"/>
+        </w:rPr>
+      </w:pPr>
+      <w:r>
+        <w:rPr>
+          <w:rFonts w:ascii="Abadi" w:hAnsi="Abadi"/>
+        </w:rPr>
+        <w:t>Why do you need non-linear activation functions?</w:t>
+      </w:r>
+    </w:p>
+    <w:p>
+      <w:pPr>
+        <w:pStyle w:val="ListParagraph"/>
+        <w:numPr>
+          <w:ilvl w:val="3"/>
+          <w:numId w:val="5"/>
+        </w:numPr>
+        <w:rPr>
+          <w:rFonts w:ascii="Abadi" w:hAnsi="Abadi"/>
+        </w:rPr>
+      </w:pPr>
+      <w:r>
+        <w:rPr>
+          <w:rFonts w:ascii="Abadi" w:hAnsi="Abadi"/>
+        </w:rPr>
+        <w:t>Derivatives of activation functions</w:t>
+      </w:r>
+    </w:p>
+    <w:p>
+      <w:pPr>
+        <w:pStyle w:val="ListParagraph"/>
+        <w:numPr>
+          <w:ilvl w:val="3"/>
+          <w:numId w:val="5"/>
+        </w:numPr>
+        <w:rPr>
+          <w:rFonts w:ascii="Abadi" w:hAnsi="Abadi"/>
+        </w:rPr>
+      </w:pPr>
+      <w:r>
+        <w:rPr>
+          <w:rFonts w:ascii="Abadi" w:hAnsi="Abadi"/>
+        </w:rPr>
+        <w:t>Gradient descent for neural networks</w:t>
+      </w:r>
+    </w:p>
+    <w:p>
+      <w:pPr>
+        <w:pStyle w:val="ListParagraph"/>
+        <w:numPr>
+          <w:ilvl w:val="3"/>
+          <w:numId w:val="5"/>
+        </w:numPr>
+        <w:rPr>
+          <w:rFonts w:ascii="Abadi" w:hAnsi="Abadi"/>
+        </w:rPr>
+      </w:pPr>
+      <w:r>
+        <w:rPr>
+          <w:rFonts w:ascii="Abadi" w:hAnsi="Abadi"/>
+        </w:rPr>
+        <w:t>Backpropagation intuition (optional)</w:t>
+      </w:r>
+    </w:p>
+    <w:p>
+      <w:pPr>
+        <w:pStyle w:val="ListParagraph"/>
+        <w:numPr>
+          <w:ilvl w:val="3"/>
+          <w:numId w:val="5"/>
+        </w:numPr>
+        <w:rPr>
+          <w:rFonts w:ascii="Abadi" w:hAnsi="Abadi"/>
+        </w:rPr>
+      </w:pPr>
+      <w:r>
+        <w:rPr>
+          <w:rFonts w:ascii="Abadi" w:hAnsi="Abadi"/>
+        </w:rPr>
+        <w:t>Random initialization</w:t>
+      </w:r>
+    </w:p>
+    <w:p>
+      <w:pPr>
+        <w:pStyle w:val="ListParagraph"/>
+        <w:numPr>
+          <w:ilvl w:val="3"/>
+          <w:numId w:val="5"/>
+        </w:numPr>
+        <w:rPr>
+          <w:rFonts w:ascii="Abadi" w:hAnsi="Abadi"/>
+        </w:rPr>
+      </w:pPr>
+      <w:r>
+        <w:rPr>
+          <w:rFonts w:ascii="Abadi" w:hAnsi="Abadi"/>
+        </w:rPr>
+        <w:t>Ian Goodfellow interview</w:t>
+      </w:r>
+    </w:p>
+    <w:p>
+      <w:pPr>
+        <w:pStyle w:val="ListParagraph"/>
+        <w:numPr>
+          <w:ilvl w:val="3"/>
+          <w:numId w:val="5"/>
+        </w:numPr>
+        <w:rPr>
+          <w:rFonts w:ascii="Abadi" w:hAnsi="Abadi"/>
+        </w:rPr>
+      </w:pPr>
+      <w:r>
+        <w:rPr>
+          <w:rFonts w:ascii="Abadi" w:hAnsi="Abadi"/>
+        </w:rPr>
+        <w:t>Lab: Planar data classification with one hidden layer</w:t>
+      </w:r>
+    </w:p>
+    <w:p>
+      <w:pPr>
+        <w:pStyle w:val="ListParagraph"/>
+        <w:numPr>
+          <w:ilvl w:val="2"/>
+          <w:numId w:val="5"/>
+        </w:numPr>
+        <w:rPr>
+          <w:rFonts w:ascii="Abadi" w:hAnsi="Abadi"/>
+        </w:rPr>
+      </w:pPr>
+      <w:r>
+        <w:rPr>
+          <w:rFonts w:ascii="Abadi" w:hAnsi="Abadi"/>
+        </w:rPr>
+        <w:t>Week 4 – Deep neural networks</w:t>
+      </w:r>
+    </w:p>
+    <w:p>
+      <w:pPr>
+        <w:pStyle w:val="ListParagraph"/>
+        <w:numPr>
+          <w:ilvl w:val="3"/>
+          <w:numId w:val="5"/>
+        </w:numPr>
+        <w:rPr>
+          <w:rFonts w:ascii="Abadi" w:hAnsi="Abadi"/>
+        </w:rPr>
+      </w:pPr>
+      <w:r>
+        <w:rPr>
+          <w:rFonts w:ascii="Abadi" w:hAnsi="Abadi"/>
+        </w:rPr>
+        <w:t>Deep L-layer neural network</w:t>
+      </w:r>
+    </w:p>
+    <w:p>
+      <w:pPr>
+        <w:pStyle w:val="ListParagraph"/>
+        <w:numPr>
+          <w:ilvl w:val="3"/>
+          <w:numId w:val="5"/>
+        </w:numPr>
+        <w:rPr>
+          <w:rFonts w:ascii="Abadi" w:hAnsi="Abadi"/>
+        </w:rPr>
+      </w:pPr>
+      <w:r>
+        <w:rPr>
+          <w:rFonts w:ascii="Abadi" w:hAnsi="Abadi"/>
+        </w:rPr>
+        <w:t>Forward propagation in a deep network</w:t>
+      </w:r>
+    </w:p>
+    <w:p>
+      <w:pPr>
+        <w:pStyle w:val="ListParagraph"/>
+        <w:numPr>
+          <w:ilvl w:val="3"/>
+          <w:numId w:val="5"/>
+        </w:numPr>
+        <w:rPr>
+          <w:rFonts w:ascii="Abadi" w:hAnsi="Abadi"/>
+        </w:rPr>
+      </w:pPr>
+      <w:r>
+        <w:rPr>
+          <w:rFonts w:ascii="Abadi" w:hAnsi="Abadi"/>
+        </w:rPr>
+        <w:t>Getting your matrix dimensions right</w:t>
+      </w:r>
+    </w:p>
+    <w:p>
+      <w:pPr>
+        <w:pStyle w:val="ListParagraph"/>
+        <w:numPr>
+          <w:ilvl w:val="3"/>
+          <w:numId w:val="5"/>
+        </w:numPr>
+        <w:rPr>
+          <w:rFonts w:ascii="Abadi" w:hAnsi="Abadi"/>
+        </w:rPr>
+      </w:pPr>
+      <w:r>
+        <w:rPr>
+          <w:rFonts w:ascii="Abadi" w:hAnsi="Abadi"/>
+        </w:rPr>
+        <w:t>Why deep representations?</w:t>
+      </w:r>
+    </w:p>
+    <w:p>
+      <w:pPr>
+        <w:pStyle w:val="ListParagraph"/>
+        <w:numPr>
+          <w:ilvl w:val="3"/>
+          <w:numId w:val="5"/>
+        </w:numPr>
+        <w:rPr>
+          <w:rFonts w:ascii="Abadi" w:hAnsi="Abadi"/>
+        </w:rPr>
+      </w:pPr>
+      <w:r>
+        <w:rPr>
+          <w:rFonts w:ascii="Abadi" w:hAnsi="Abadi"/>
+        </w:rPr>
+        <w:t>Building blocks of deep neural networks</w:t>
+      </w:r>
+    </w:p>
+    <w:p>
+      <w:pPr>
+        <w:pStyle w:val="ListParagraph"/>
+        <w:numPr>
+          <w:ilvl w:val="3"/>
+          <w:numId w:val="5"/>
+        </w:numPr>
+        <w:rPr>
+          <w:rFonts w:ascii="Abadi" w:hAnsi="Abadi"/>
+        </w:rPr>
+      </w:pPr>
+      <w:r>
+        <w:rPr>
+          <w:rFonts w:ascii="Abadi" w:hAnsi="Abadi"/>
+        </w:rPr>
+        <w:t>Forward and backward propagation</w:t>
+      </w:r>
+    </w:p>
+    <w:p>
+      <w:pPr>
+        <w:pStyle w:val="ListParagraph"/>
+        <w:numPr>
+          <w:ilvl w:val="3"/>
+          <w:numId w:val="5"/>
+        </w:numPr>
+        <w:rPr>
+          <w:rFonts w:ascii="Abadi" w:hAnsi="Abadi"/>
+        </w:rPr>
+      </w:pPr>
+      <w:r>
+        <w:rPr>
+          <w:rFonts w:ascii="Abadi" w:hAnsi="Abadi"/>
+        </w:rPr>
+        <w:t>Parameters vs hyperparameters</w:t>
+      </w:r>
+    </w:p>
+    <w:p>
+      <w:pPr>
+        <w:pStyle w:val="ListParagraph"/>
+        <w:numPr>
+          <w:ilvl w:val="3"/>
+          <w:numId w:val="5"/>
+        </w:numPr>
+        <w:rPr>
+          <w:rFonts w:ascii="Abadi" w:hAnsi="Abadi"/>
+        </w:rPr>
+      </w:pPr>
+      <w:r>
+        <w:rPr>
+          <w:rFonts w:ascii="Abadi" w:hAnsi="Abadi"/>
+        </w:rPr>
+        <w:t>What does this have to do with the brain?</w:t>
+      </w:r>
+    </w:p>
+    <w:p>
+      <w:pPr>
+        <w:pStyle w:val="ListParagraph"/>
+        <w:numPr>
+          <w:ilvl w:val="3"/>
+          <w:numId w:val="5"/>
+        </w:numPr>
+        <w:rPr>
+          <w:rFonts w:ascii="Abadi" w:hAnsi="Abadi"/>
+        </w:rPr>
+      </w:pPr>
+      <w:r>
+        <w:rPr>
+          <w:rFonts w:ascii="Abadi" w:hAnsi="Abadi"/>
+        </w:rPr>
+        <w:t>Lab: Building your deep neural network step by step</w:t>
+      </w:r>
+    </w:p>
+    <w:p>
+      <w:pPr>
+        <w:pStyle w:val="ListParagraph"/>
+        <w:numPr>
+          <w:ilvl w:val="3"/>
+          <w:numId w:val="5"/>
+        </w:numPr>
+        <w:rPr>
+          <w:rFonts w:ascii="Abadi" w:hAnsi="Abadi"/>
+        </w:rPr>
+      </w:pPr>
+      <w:r>
+        <w:rPr>
+          <w:rFonts w:ascii="Abadi" w:hAnsi="Abadi"/>
+        </w:rPr>
+        <w:t>Lab: Deep neural network application</w:t>
+      </w:r>
+    </w:p>
+    <w:p>
+      <w:pPr>
+        <w:pStyle w:val="ListParagraph"/>
+        <w:numPr>
+          <w:ilvl w:val="1"/>
+          <w:numId w:val="5"/>
+        </w:numPr>
+        <w:rPr>
+          <w:rFonts w:ascii="Abadi" w:hAnsi="Abadi"/>
+        </w:rPr>
+      </w:pPr>
+      <w:r>
+        <w:rPr>
+          <w:rFonts w:ascii="Abadi" w:hAnsi="Abadi"/>
+        </w:rPr>
+        <w:t>Improving Deep Neural Networks: Hyperparameter tuning, Regularization and Optimization</w:t>
+      </w:r>
+    </w:p>
+    <w:p>
+      <w:pPr>
+        <w:pStyle w:val="ListParagraph"/>
+        <w:numPr>
+          <w:ilvl w:val="2"/>
+          <w:numId w:val="5"/>
+        </w:numPr>
+        <w:rPr>
+          <w:rFonts w:ascii="Abadi" w:hAnsi="Abadi"/>
+        </w:rPr>
+      </w:pPr>
+      <w:r>
+        <w:rPr>
+          <w:rFonts w:ascii="Abadi" w:hAnsi="Abadi"/>
+        </w:rPr>
+        <w:t>Week 1 – Practical aspects of deep learning</w:t>
+      </w:r>
+    </w:p>
+    <w:p>
+      <w:pPr>
+        <w:pStyle w:val="ListParagraph"/>
+        <w:numPr>
+          <w:ilvl w:val="3"/>
+          <w:numId w:val="5"/>
+        </w:numPr>
+        <w:rPr>
+          <w:rFonts w:ascii="Abadi" w:hAnsi="Abadi"/>
+        </w:rPr>
+      </w:pPr>
+      <w:r>
+        <w:rPr>
+          <w:rFonts w:ascii="Abadi" w:hAnsi="Abadi"/>
+        </w:rPr>
+        <w:t>Train/dev/test sets</w:t>
+      </w:r>
+    </w:p>
+    <w:p>
+      <w:pPr>
+        <w:pStyle w:val="ListParagraph"/>
+        <w:numPr>
+          <w:ilvl w:val="3"/>
+          <w:numId w:val="5"/>
+        </w:numPr>
+        <w:rPr>
+          <w:rFonts w:ascii="Abadi" w:hAnsi="Abadi"/>
+        </w:rPr>
+      </w:pPr>
+      <w:r>
+        <w:rPr>
+          <w:rFonts w:ascii="Abadi" w:hAnsi="Abadi"/>
+        </w:rPr>
+        <w:t>Bias/variance</w:t>
+      </w:r>
+    </w:p>
+    <w:p>
+      <w:pPr>
+        <w:pStyle w:val="ListParagraph"/>
+        <w:numPr>
+          <w:ilvl w:val="3"/>
+          <w:numId w:val="5"/>
+        </w:numPr>
+        <w:rPr>
+          <w:rFonts w:ascii="Abadi" w:hAnsi="Abadi"/>
+        </w:rPr>
+      </w:pPr>
+      <w:r>
+        <w:rPr>
+          <w:rFonts w:ascii="Abadi" w:hAnsi="Abadi"/>
+        </w:rPr>
+        <w:t>Basic recipe for machine learning</w:t>
+      </w:r>
+    </w:p>
+    <w:p>
+      <w:pPr>
+        <w:pStyle w:val="ListParagraph"/>
+        <w:numPr>
+          <w:ilvl w:val="3"/>
+          <w:numId w:val="5"/>
+        </w:numPr>
+        <w:rPr>
+          <w:rFonts w:ascii="Abadi" w:hAnsi="Abadi"/>
+        </w:rPr>
+      </w:pPr>
+      <w:r>
+        <w:rPr>
+          <w:rFonts w:ascii="Abadi" w:hAnsi="Abadi"/>
+        </w:rPr>
+        <w:t>Regularization</w:t>
+      </w:r>
+    </w:p>
+    <w:p>
+      <w:pPr>
+        <w:pStyle w:val="ListParagraph"/>
+        <w:numPr>
+          <w:ilvl w:val="3"/>
+          <w:numId w:val="5"/>
+        </w:numPr>
+        <w:rPr>
+          <w:rFonts w:ascii="Abadi" w:hAnsi="Abadi"/>
+        </w:rPr>
+      </w:pPr>
+      <w:r>
+        <w:rPr>
+          <w:rFonts w:ascii="Abadi" w:hAnsi="Abadi"/>
+        </w:rPr>
+        <w:t>Why regularization reduces overfitting?</w:t>
+      </w:r>
+    </w:p>
+    <w:p>
+      <w:pPr>
+        <w:pStyle w:val="ListParagraph"/>
+        <w:numPr>
+          <w:ilvl w:val="3"/>
+          <w:numId w:val="5"/>
+        </w:numPr>
+        <w:rPr>
+          <w:rFonts w:ascii="Abadi" w:hAnsi="Abadi"/>
+        </w:rPr>
+      </w:pPr>
+      <w:r>
+        <w:rPr>
+          <w:rFonts w:ascii="Abadi" w:hAnsi="Abadi"/>
+        </w:rPr>
+        <w:t>Dropout regularization</w:t>
+      </w:r>
+    </w:p>
+    <w:p>
+      <w:pPr>
+        <w:pStyle w:val="ListParagraph"/>
+        <w:numPr>
+          <w:ilvl w:val="3"/>
+          <w:numId w:val="5"/>
+        </w:numPr>
+        <w:rPr>
+          <w:rFonts w:ascii="Abadi" w:hAnsi="Abadi"/>
+        </w:rPr>
+      </w:pPr>
+      <w:r>
+        <w:rPr>
+          <w:rFonts w:ascii="Abadi" w:hAnsi="Abadi"/>
+        </w:rPr>
+        <w:t>Understanding dropout</w:t>
+      </w:r>
+    </w:p>
+    <w:p>
+      <w:pPr>
+        <w:pStyle w:val="ListParagraph"/>
+        <w:numPr>
+          <w:ilvl w:val="3"/>
+          <w:numId w:val="5"/>
+        </w:numPr>
+        <w:rPr>
+          <w:rFonts w:ascii="Abadi" w:hAnsi="Abadi"/>
+        </w:rPr>
+      </w:pPr>
+      <w:r>
+        <w:rPr>
+          <w:rFonts w:ascii="Abadi" w:hAnsi="Abadi"/>
+        </w:rPr>
+        <w:t>Other regularization methods</w:t>
+      </w:r>
+    </w:p>
+    <w:p>
+      <w:pPr>
+        <w:pStyle w:val="ListParagraph"/>
+        <w:numPr>
+          <w:ilvl w:val="3"/>
+          <w:numId w:val="5"/>
+        </w:numPr>
+        <w:rPr>
+          <w:rFonts w:ascii="Abadi" w:hAnsi="Abadi"/>
+        </w:rPr>
+      </w:pPr>
+      <w:r>
+        <w:rPr>
+          <w:rFonts w:ascii="Abadi" w:hAnsi="Abadi"/>
+        </w:rPr>
+        <w:t>Normalizing inputs</w:t>
+      </w:r>
+    </w:p>
+    <w:p>
+      <w:pPr>
+        <w:pStyle w:val="ListParagraph"/>
+        <w:numPr>
+          <w:ilvl w:val="3"/>
+          <w:numId w:val="5"/>
+        </w:numPr>
+        <w:rPr>
+          <w:rFonts w:ascii="Abadi" w:hAnsi="Abadi"/>
+        </w:rPr>
+      </w:pPr>
+      <w:r>
+        <w:rPr>
+          <w:rFonts w:ascii="Abadi" w:hAnsi="Abadi"/>
+        </w:rPr>
+        <w:t>Vanishing/exploding gradients</w:t>
+      </w:r>
+    </w:p>
+    <w:p>
+      <w:pPr>
+        <w:pStyle w:val="ListParagraph"/>
+        <w:numPr>
+          <w:ilvl w:val="3"/>
+          <w:numId w:val="5"/>
+        </w:numPr>
+        <w:rPr>
+          <w:rFonts w:ascii="Abadi" w:hAnsi="Abadi"/>
+        </w:rPr>
+      </w:pPr>
+      <w:r>
+        <w:rPr>
+          <w:rFonts w:ascii="Abadi" w:hAnsi="Abadi"/>
+        </w:rPr>
+        <w:t>Weight initialization for deep networks</w:t>
+      </w:r>
+    </w:p>
+    <w:p>
+      <w:pPr>
+        <w:pStyle w:val="ListParagraph"/>
+        <w:numPr>
+          <w:ilvl w:val="3"/>
+          <w:numId w:val="5"/>
+        </w:numPr>
+        <w:rPr>
+          <w:rFonts w:ascii="Abadi" w:hAnsi="Abadi"/>
+        </w:rPr>
+      </w:pPr>
+      <w:r>
+        <w:rPr>
+          <w:rFonts w:ascii="Abadi" w:hAnsi="Abadi"/>
+        </w:rPr>
+        <w:t>Numerical approximation of gradients</w:t>
+      </w:r>
+    </w:p>
+    <w:p>
+      <w:pPr>
+        <w:pStyle w:val="ListParagraph"/>
+        <w:numPr>
+          <w:ilvl w:val="3"/>
+          <w:numId w:val="5"/>
+        </w:numPr>
+        <w:rPr>
+          <w:rFonts w:ascii="Abadi" w:hAnsi="Abadi"/>
+        </w:rPr>
+      </w:pPr>
+      <w:r>
+        <w:rPr>
+          <w:rFonts w:ascii="Abadi" w:hAnsi="Abadi"/>
+        </w:rPr>
+        <w:t>Gradient checking</w:t>
+      </w:r>
+    </w:p>
+    <w:p>
+      <w:pPr>
+        <w:pStyle w:val="ListParagraph"/>
+        <w:numPr>
+          <w:ilvl w:val="3"/>
+          <w:numId w:val="5"/>
+        </w:numPr>
+        <w:rPr>
+          <w:rFonts w:ascii="Abadi" w:hAnsi="Abadi"/>
+        </w:rPr>
+      </w:pPr>
+      <w:r>
+        <w:rPr>
+          <w:rFonts w:ascii="Abadi" w:hAnsi="Abadi"/>
+        </w:rPr>
+        <w:t>Gradient checking implementation notes</w:t>
+      </w:r>
+    </w:p>
+    <w:p>
+      <w:pPr>
+        <w:pStyle w:val="ListParagraph"/>
+        <w:numPr>
+          <w:ilvl w:val="3"/>
+          <w:numId w:val="5"/>
+        </w:numPr>
+        <w:rPr>
+          <w:rFonts w:ascii="Abadi" w:hAnsi="Abadi"/>
+        </w:rPr>
+      </w:pPr>
+      <w:r>
+        <w:rPr>
+          <w:rFonts w:ascii="Abadi" w:hAnsi="Abadi"/>
+        </w:rPr>
+        <w:t>Yoshua Bengio interview</w:t>
+      </w:r>
+    </w:p>
+    <w:p>
+      <w:pPr>
+        <w:pStyle w:val="ListParagraph"/>
+        <w:numPr>
+          <w:ilvl w:val="3"/>
+          <w:numId w:val="5"/>
+        </w:numPr>
+        <w:rPr>
+          <w:rFonts w:ascii="Abadi" w:hAnsi="Abadi"/>
+        </w:rPr>
+      </w:pPr>
+      <w:r>
+        <w:rPr>
+          <w:rFonts w:ascii="Abadi" w:hAnsi="Abadi"/>
+        </w:rPr>
+        <w:t>Lab: Initialization</w:t>
+      </w:r>
+    </w:p>
+    <w:p>
+      <w:pPr>
+        <w:pStyle w:val="ListParagraph"/>
+        <w:numPr>
+          <w:ilvl w:val="3"/>
+          <w:numId w:val="5"/>
+        </w:numPr>
+        <w:rPr>
+          <w:rFonts w:ascii="Abadi" w:hAnsi="Abadi"/>
+        </w:rPr>
+      </w:pPr>
+      <w:r>
+        <w:rPr>
+          <w:rFonts w:ascii="Abadi" w:hAnsi="Abadi"/>
+        </w:rPr>
+        <w:t>Lab: Regularization</w:t>
+      </w:r>
+    </w:p>
+    <w:p>
+      <w:pPr>
+        <w:pStyle w:val="ListParagraph"/>
+        <w:numPr>
+          <w:ilvl w:val="3"/>
+          <w:numId w:val="5"/>
+        </w:numPr>
+        <w:rPr>
+          <w:rFonts w:ascii="Abadi" w:hAnsi="Abadi"/>
+        </w:rPr>
+      </w:pPr>
+      <w:r>
+        <w:rPr>
+          <w:rFonts w:ascii="Abadi" w:hAnsi="Abadi"/>
+        </w:rPr>
+        <w:t>Lab: Gradient checking</w:t>
+      </w:r>
+    </w:p>
+    <w:p>
+      <w:pPr>
+        <w:pStyle w:val="ListParagraph"/>
+        <w:numPr>
+          <w:ilvl w:val="2"/>
+          <w:numId w:val="5"/>
+        </w:numPr>
+        <w:rPr>
+          <w:rFonts w:ascii="Abadi" w:hAnsi="Abadi"/>
+        </w:rPr>
+      </w:pPr>
+      <w:r>
+        <w:rPr>
+          <w:rFonts w:ascii="Abadi" w:hAnsi="Abadi"/>
+        </w:rPr>
         <w:lastRenderedPageBreak/>
-        <w:t>Computing a neural network's output</w:t>
-      </w:r>
-    </w:p>
-    <w:p>
-      <w:pPr>
-        <w:pStyle w:val="ListParagraph"/>
-        <w:numPr>
-          <w:ilvl w:val="3"/>
-          <w:numId w:val="5"/>
-        </w:numPr>
-        <w:rPr>
-          <w:rFonts w:ascii="Abadi" w:hAnsi="Abadi"/>
-        </w:rPr>
-      </w:pPr>
-      <w:r>
-        <w:rPr>
-          <w:rFonts w:ascii="Abadi" w:hAnsi="Abadi"/>
-        </w:rPr>
-        <w:t>Vectorizing across multiple examples</w:t>
-      </w:r>
-    </w:p>
-    <w:p>
-      <w:pPr>
-        <w:pStyle w:val="ListParagraph"/>
-        <w:numPr>
-          <w:ilvl w:val="3"/>
-          <w:numId w:val="5"/>
-        </w:numPr>
-        <w:rPr>
-          <w:rFonts w:ascii="Abadi" w:hAnsi="Abadi"/>
-        </w:rPr>
-      </w:pPr>
-      <w:r>
-        <w:rPr>
-          <w:rFonts w:ascii="Abadi" w:hAnsi="Abadi"/>
-        </w:rPr>
-        <w:t>Explanation for vectorized implementation</w:t>
-      </w:r>
-    </w:p>
-    <w:p>
-      <w:pPr>
-        <w:pStyle w:val="ListParagraph"/>
-        <w:numPr>
-          <w:ilvl w:val="3"/>
-          <w:numId w:val="5"/>
-        </w:numPr>
-        <w:rPr>
-          <w:rFonts w:ascii="Abadi" w:hAnsi="Abadi"/>
-        </w:rPr>
-      </w:pPr>
-      <w:r>
-        <w:rPr>
-          <w:rFonts w:ascii="Abadi" w:hAnsi="Abadi"/>
-        </w:rPr>
-        <w:t>Activation functions</w:t>
-      </w:r>
-    </w:p>
-    <w:p>
-      <w:pPr>
-        <w:pStyle w:val="ListParagraph"/>
-        <w:numPr>
-          <w:ilvl w:val="3"/>
-          <w:numId w:val="5"/>
-        </w:numPr>
-        <w:rPr>
-          <w:rFonts w:ascii="Abadi" w:hAnsi="Abadi"/>
-        </w:rPr>
-      </w:pPr>
-      <w:r>
-        <w:rPr>
-          <w:rFonts w:ascii="Abadi" w:hAnsi="Abadi"/>
-        </w:rPr>
-        <w:t>Why do you need non-linear activation functions?</w:t>
-      </w:r>
-    </w:p>
-    <w:p>
-      <w:pPr>
-        <w:pStyle w:val="ListParagraph"/>
-        <w:numPr>
-          <w:ilvl w:val="3"/>
-          <w:numId w:val="5"/>
-        </w:numPr>
-        <w:rPr>
-          <w:rFonts w:ascii="Abadi" w:hAnsi="Abadi"/>
-        </w:rPr>
-      </w:pPr>
-      <w:r>
-        <w:rPr>
-          <w:rFonts w:ascii="Abadi" w:hAnsi="Abadi"/>
-        </w:rPr>
-        <w:t>Derivatives of activation functions</w:t>
-      </w:r>
-    </w:p>
-    <w:p>
-      <w:pPr>
-        <w:pStyle w:val="ListParagraph"/>
-        <w:numPr>
-          <w:ilvl w:val="3"/>
-          <w:numId w:val="5"/>
-        </w:numPr>
-        <w:rPr>
-          <w:rFonts w:ascii="Abadi" w:hAnsi="Abadi"/>
-        </w:rPr>
-      </w:pPr>
-      <w:r>
-        <w:rPr>
-          <w:rFonts w:ascii="Abadi" w:hAnsi="Abadi"/>
-        </w:rPr>
-        <w:t>Gradient descent for neural networks</w:t>
-      </w:r>
-    </w:p>
-    <w:p>
-      <w:pPr>
-        <w:pStyle w:val="ListParagraph"/>
-        <w:numPr>
-          <w:ilvl w:val="3"/>
-          <w:numId w:val="5"/>
-        </w:numPr>
-        <w:rPr>
-          <w:rFonts w:ascii="Abadi" w:hAnsi="Abadi"/>
-        </w:rPr>
-      </w:pPr>
-      <w:r>
-        <w:rPr>
-          <w:rFonts w:ascii="Abadi" w:hAnsi="Abadi"/>
-        </w:rPr>
-        <w:t>Backpropagation intuition (optional)</w:t>
-      </w:r>
-    </w:p>
-    <w:p>
-      <w:pPr>
-        <w:pStyle w:val="ListParagraph"/>
-        <w:numPr>
-          <w:ilvl w:val="3"/>
-          <w:numId w:val="5"/>
-        </w:numPr>
-        <w:rPr>
-          <w:rFonts w:ascii="Abadi" w:hAnsi="Abadi"/>
-        </w:rPr>
-      </w:pPr>
-      <w:r>
-        <w:rPr>
-          <w:rFonts w:ascii="Abadi" w:hAnsi="Abadi"/>
-        </w:rPr>
-        <w:t>Random initialization</w:t>
-      </w:r>
-    </w:p>
-    <w:p>
-      <w:pPr>
-        <w:pStyle w:val="ListParagraph"/>
-        <w:numPr>
-          <w:ilvl w:val="3"/>
-          <w:numId w:val="5"/>
-        </w:numPr>
-        <w:rPr>
-          <w:rFonts w:ascii="Abadi" w:hAnsi="Abadi"/>
-        </w:rPr>
-      </w:pPr>
-      <w:r>
-        <w:rPr>
-          <w:rFonts w:ascii="Abadi" w:hAnsi="Abadi"/>
-        </w:rPr>
-        <w:t>Ian Goodfellow interview</w:t>
-      </w:r>
-    </w:p>
-    <w:p>
-      <w:pPr>
-        <w:pStyle w:val="ListParagraph"/>
-        <w:numPr>
-          <w:ilvl w:val="3"/>
-          <w:numId w:val="5"/>
-        </w:numPr>
-        <w:rPr>
-          <w:rFonts w:ascii="Abadi" w:hAnsi="Abadi"/>
-        </w:rPr>
-      </w:pPr>
-      <w:r>
-        <w:rPr>
-          <w:rFonts w:ascii="Abadi" w:hAnsi="Abadi"/>
-        </w:rPr>
-        <w:t>Lab: Planar data classification with one hidden layer</w:t>
+        <w:t>Week 2 – Optimization algorithms</w:t>
+      </w:r>
+    </w:p>
+    <w:p>
+      <w:pPr>
+        <w:pStyle w:val="ListParagraph"/>
+        <w:numPr>
+          <w:ilvl w:val="3"/>
+          <w:numId w:val="5"/>
+        </w:numPr>
+        <w:rPr>
+          <w:rFonts w:ascii="Abadi" w:hAnsi="Abadi"/>
+        </w:rPr>
+      </w:pPr>
+      <w:r>
+        <w:rPr>
+          <w:rFonts w:ascii="Abadi" w:hAnsi="Abadi"/>
+        </w:rPr>
+        <w:t>Mini-batch gradient descent</w:t>
+      </w:r>
+    </w:p>
+    <w:p>
+      <w:pPr>
+        <w:pStyle w:val="ListParagraph"/>
+        <w:numPr>
+          <w:ilvl w:val="3"/>
+          <w:numId w:val="5"/>
+        </w:numPr>
+        <w:rPr>
+          <w:rFonts w:ascii="Abadi" w:hAnsi="Abadi"/>
+        </w:rPr>
+      </w:pPr>
+      <w:r>
+        <w:rPr>
+          <w:rFonts w:ascii="Abadi" w:hAnsi="Abadi"/>
+        </w:rPr>
+        <w:t>Understanding mini-batch gradient descent</w:t>
+      </w:r>
+    </w:p>
+    <w:p>
+      <w:pPr>
+        <w:pStyle w:val="ListParagraph"/>
+        <w:numPr>
+          <w:ilvl w:val="3"/>
+          <w:numId w:val="5"/>
+        </w:numPr>
+        <w:rPr>
+          <w:rFonts w:ascii="Abadi" w:hAnsi="Abadi"/>
+        </w:rPr>
+      </w:pPr>
+      <w:r>
+        <w:rPr>
+          <w:rFonts w:ascii="Abadi" w:hAnsi="Abadi"/>
+        </w:rPr>
+        <w:t>Exponentially weighted averages</w:t>
+      </w:r>
+    </w:p>
+    <w:p>
+      <w:pPr>
+        <w:pStyle w:val="ListParagraph"/>
+        <w:numPr>
+          <w:ilvl w:val="3"/>
+          <w:numId w:val="5"/>
+        </w:numPr>
+        <w:rPr>
+          <w:rFonts w:ascii="Abadi" w:hAnsi="Abadi"/>
+        </w:rPr>
+      </w:pPr>
+      <w:r>
+        <w:rPr>
+          <w:rFonts w:ascii="Abadi" w:hAnsi="Abadi"/>
+        </w:rPr>
+        <w:t>Understanding exponentially weighted averages</w:t>
+      </w:r>
+    </w:p>
+    <w:p>
+      <w:pPr>
+        <w:pStyle w:val="ListParagraph"/>
+        <w:numPr>
+          <w:ilvl w:val="3"/>
+          <w:numId w:val="5"/>
+        </w:numPr>
+        <w:rPr>
+          <w:rFonts w:ascii="Abadi" w:hAnsi="Abadi"/>
+        </w:rPr>
+      </w:pPr>
+      <w:r>
+        <w:rPr>
+          <w:rFonts w:ascii="Abadi" w:hAnsi="Abadi"/>
+        </w:rPr>
+        <w:t>Bias correction in exponentially weighted averages</w:t>
+      </w:r>
+    </w:p>
+    <w:p>
+      <w:pPr>
+        <w:pStyle w:val="ListParagraph"/>
+        <w:numPr>
+          <w:ilvl w:val="3"/>
+          <w:numId w:val="5"/>
+        </w:numPr>
+        <w:rPr>
+          <w:rFonts w:ascii="Abadi" w:hAnsi="Abadi"/>
+        </w:rPr>
+      </w:pPr>
+      <w:r>
+        <w:rPr>
+          <w:rFonts w:ascii="Abadi" w:hAnsi="Abadi"/>
+        </w:rPr>
+        <w:t>Gradient descent with momentum</w:t>
+      </w:r>
+    </w:p>
+    <w:p>
+      <w:pPr>
+        <w:pStyle w:val="ListParagraph"/>
+        <w:numPr>
+          <w:ilvl w:val="3"/>
+          <w:numId w:val="5"/>
+        </w:numPr>
+        <w:rPr>
+          <w:rFonts w:ascii="Abadi" w:hAnsi="Abadi"/>
+        </w:rPr>
+      </w:pPr>
+      <w:r>
+        <w:rPr>
+          <w:rFonts w:ascii="Abadi" w:hAnsi="Abadi"/>
+        </w:rPr>
+        <w:t>RMSprop</w:t>
+      </w:r>
+    </w:p>
+    <w:p>
+      <w:pPr>
+        <w:pStyle w:val="ListParagraph"/>
+        <w:numPr>
+          <w:ilvl w:val="3"/>
+          <w:numId w:val="5"/>
+        </w:numPr>
+        <w:rPr>
+          <w:rFonts w:ascii="Abadi" w:hAnsi="Abadi"/>
+        </w:rPr>
+      </w:pPr>
+      <w:r>
+        <w:rPr>
+          <w:rFonts w:ascii="Abadi" w:hAnsi="Abadi"/>
+        </w:rPr>
+        <w:t>Adam optimization algorithm</w:t>
+      </w:r>
+    </w:p>
+    <w:p>
+      <w:pPr>
+        <w:pStyle w:val="ListParagraph"/>
+        <w:numPr>
+          <w:ilvl w:val="3"/>
+          <w:numId w:val="5"/>
+        </w:numPr>
+        <w:rPr>
+          <w:rFonts w:ascii="Abadi" w:hAnsi="Abadi"/>
+        </w:rPr>
+      </w:pPr>
+      <w:r>
+        <w:rPr>
+          <w:rFonts w:ascii="Abadi" w:hAnsi="Abadi"/>
+        </w:rPr>
+        <w:t>Learning rate decay</w:t>
+      </w:r>
+    </w:p>
+    <w:p>
+      <w:pPr>
+        <w:pStyle w:val="ListParagraph"/>
+        <w:numPr>
+          <w:ilvl w:val="3"/>
+          <w:numId w:val="5"/>
+        </w:numPr>
+        <w:rPr>
+          <w:rFonts w:ascii="Abadi" w:hAnsi="Abadi"/>
+        </w:rPr>
+      </w:pPr>
+      <w:r>
+        <w:rPr>
+          <w:rFonts w:ascii="Abadi" w:hAnsi="Abadi"/>
+        </w:rPr>
+        <w:t>The problem of local optima</w:t>
+      </w:r>
+    </w:p>
+    <w:p>
+      <w:pPr>
+        <w:pStyle w:val="ListParagraph"/>
+        <w:numPr>
+          <w:ilvl w:val="3"/>
+          <w:numId w:val="5"/>
+        </w:numPr>
+        <w:rPr>
+          <w:rFonts w:ascii="Abadi" w:hAnsi="Abadi"/>
+        </w:rPr>
+      </w:pPr>
+      <w:r>
+        <w:rPr>
+          <w:rFonts w:ascii="Abadi" w:hAnsi="Abadi"/>
+        </w:rPr>
+        <w:t>Yuanqing Lin interview</w:t>
+      </w:r>
+    </w:p>
+    <w:p>
+      <w:pPr>
+        <w:pStyle w:val="ListParagraph"/>
+        <w:numPr>
+          <w:ilvl w:val="3"/>
+          <w:numId w:val="5"/>
+        </w:numPr>
+        <w:rPr>
+          <w:rFonts w:ascii="Abadi" w:hAnsi="Abadi"/>
+        </w:rPr>
+      </w:pPr>
+      <w:r>
+        <w:rPr>
+          <w:rFonts w:ascii="Abadi" w:hAnsi="Abadi"/>
+        </w:rPr>
+        <w:t>Lab: Optimization methods</w:t>
       </w:r>
     </w:p>
     <w:p>
@@ -3107,188 +3754,233 @@
         <w:rPr>
           <w:rFonts w:ascii="Abadi" w:hAnsi="Abadi"/>
         </w:rPr>
-        <w:t>Week 4 – Deep neural networks</w:t>
-      </w:r>
-    </w:p>
-    <w:p>
-      <w:pPr>
-        <w:pStyle w:val="ListParagraph"/>
-        <w:numPr>
-          <w:ilvl w:val="3"/>
-          <w:numId w:val="5"/>
-        </w:numPr>
-        <w:rPr>
-          <w:rFonts w:ascii="Abadi" w:hAnsi="Abadi"/>
-        </w:rPr>
-      </w:pPr>
-      <w:r>
-        <w:rPr>
-          <w:rFonts w:ascii="Abadi" w:hAnsi="Abadi"/>
-        </w:rPr>
-        <w:t>Deep L-layer neural network</w:t>
-      </w:r>
-    </w:p>
-    <w:p>
-      <w:pPr>
-        <w:pStyle w:val="ListParagraph"/>
-        <w:numPr>
-          <w:ilvl w:val="3"/>
-          <w:numId w:val="5"/>
-        </w:numPr>
-        <w:rPr>
-          <w:rFonts w:ascii="Abadi" w:hAnsi="Abadi"/>
-        </w:rPr>
-      </w:pPr>
-      <w:r>
-        <w:rPr>
-          <w:rFonts w:ascii="Abadi" w:hAnsi="Abadi"/>
-        </w:rPr>
-        <w:t>Forward propagation in a deep network</w:t>
-      </w:r>
-    </w:p>
-    <w:p>
-      <w:pPr>
-        <w:pStyle w:val="ListParagraph"/>
-        <w:numPr>
-          <w:ilvl w:val="3"/>
-          <w:numId w:val="5"/>
-        </w:numPr>
-        <w:rPr>
-          <w:rFonts w:ascii="Abadi" w:hAnsi="Abadi"/>
-        </w:rPr>
-      </w:pPr>
-      <w:r>
-        <w:rPr>
-          <w:rFonts w:ascii="Abadi" w:hAnsi="Abadi"/>
-        </w:rPr>
-        <w:t>Getting your matrix dimensions right</w:t>
-      </w:r>
-    </w:p>
-    <w:p>
-      <w:pPr>
-        <w:pStyle w:val="ListParagraph"/>
-        <w:numPr>
-          <w:ilvl w:val="3"/>
-          <w:numId w:val="5"/>
-        </w:numPr>
-        <w:rPr>
-          <w:rFonts w:ascii="Abadi" w:hAnsi="Abadi"/>
-        </w:rPr>
-      </w:pPr>
-      <w:r>
-        <w:rPr>
-          <w:rFonts w:ascii="Abadi" w:hAnsi="Abadi"/>
-        </w:rPr>
-        <w:t>Why deep representations?</w:t>
-      </w:r>
-    </w:p>
-    <w:p>
-      <w:pPr>
-        <w:pStyle w:val="ListParagraph"/>
-        <w:numPr>
-          <w:ilvl w:val="3"/>
-          <w:numId w:val="5"/>
-        </w:numPr>
-        <w:rPr>
-          <w:rFonts w:ascii="Abadi" w:hAnsi="Abadi"/>
-        </w:rPr>
-      </w:pPr>
-      <w:r>
-        <w:rPr>
-          <w:rFonts w:ascii="Abadi" w:hAnsi="Abadi"/>
-        </w:rPr>
-        <w:t>Building blocks of deep neural networks</w:t>
-      </w:r>
-    </w:p>
-    <w:p>
-      <w:pPr>
-        <w:pStyle w:val="ListParagraph"/>
-        <w:numPr>
-          <w:ilvl w:val="3"/>
-          <w:numId w:val="5"/>
-        </w:numPr>
-        <w:rPr>
-          <w:rFonts w:ascii="Abadi" w:hAnsi="Abadi"/>
-        </w:rPr>
-      </w:pPr>
-      <w:r>
-        <w:rPr>
-          <w:rFonts w:ascii="Abadi" w:hAnsi="Abadi"/>
-        </w:rPr>
-        <w:t>Forward and backward propagation</w:t>
-      </w:r>
-    </w:p>
-    <w:p>
-      <w:pPr>
-        <w:pStyle w:val="ListParagraph"/>
-        <w:numPr>
-          <w:ilvl w:val="3"/>
-          <w:numId w:val="5"/>
-        </w:numPr>
-        <w:rPr>
-          <w:rFonts w:ascii="Abadi" w:hAnsi="Abadi"/>
-        </w:rPr>
-      </w:pPr>
-      <w:r>
-        <w:rPr>
-          <w:rFonts w:ascii="Abadi" w:hAnsi="Abadi"/>
-        </w:rPr>
-        <w:t>Parameters vs hyperparameters</w:t>
-      </w:r>
-    </w:p>
-    <w:p>
-      <w:pPr>
-        <w:pStyle w:val="ListParagraph"/>
-        <w:numPr>
-          <w:ilvl w:val="3"/>
-          <w:numId w:val="5"/>
-        </w:numPr>
-        <w:rPr>
-          <w:rFonts w:ascii="Abadi" w:hAnsi="Abadi"/>
-        </w:rPr>
-      </w:pPr>
-      <w:r>
-        <w:rPr>
-          <w:rFonts w:ascii="Abadi" w:hAnsi="Abadi"/>
-        </w:rPr>
-        <w:t>What does this have to do with the brain?</w:t>
-      </w:r>
-    </w:p>
-    <w:p>
-      <w:pPr>
-        <w:pStyle w:val="ListParagraph"/>
-        <w:numPr>
-          <w:ilvl w:val="3"/>
-          <w:numId w:val="5"/>
-        </w:numPr>
-        <w:rPr>
-          <w:rFonts w:ascii="Abadi" w:hAnsi="Abadi"/>
-        </w:rPr>
-      </w:pPr>
-      <w:r>
-        <w:rPr>
-          <w:rFonts w:ascii="Abadi" w:hAnsi="Abadi"/>
-        </w:rPr>
-        <w:t>Lab: Building your deep neural network step by step</w:t>
-      </w:r>
-    </w:p>
-    <w:p>
-      <w:pPr>
-        <w:pStyle w:val="ListParagraph"/>
-        <w:numPr>
-          <w:ilvl w:val="3"/>
-          <w:numId w:val="5"/>
-        </w:numPr>
-        <w:rPr>
-          <w:rFonts w:ascii="Abadi" w:hAnsi="Abadi"/>
-        </w:rPr>
-      </w:pPr>
-      <w:r>
-        <w:rPr>
-          <w:rFonts w:ascii="Abadi" w:hAnsi="Abadi"/>
-        </w:rPr>
-        <w:t>Lab: Deep neural network application</w:t>
-      </w:r>
+        <w:t>Week 3 – Hyperparameter tuning, batch normalization &amp; frameworks</w:t>
+      </w:r>
+    </w:p>
+    <w:p>
+      <w:pPr>
+        <w:pStyle w:val="ListParagraph"/>
+        <w:numPr>
+          <w:ilvl w:val="3"/>
+          <w:numId w:val="5"/>
+        </w:numPr>
+        <w:rPr>
+          <w:rFonts w:ascii="Abadi" w:hAnsi="Abadi"/>
+        </w:rPr>
+      </w:pPr>
+      <w:r>
+        <w:rPr>
+          <w:rFonts w:ascii="Abadi" w:hAnsi="Abadi"/>
+        </w:rPr>
+        <w:t>Tuning process</w:t>
+      </w:r>
+    </w:p>
+    <w:p>
+      <w:pPr>
+        <w:pStyle w:val="ListParagraph"/>
+        <w:numPr>
+          <w:ilvl w:val="3"/>
+          <w:numId w:val="5"/>
+        </w:numPr>
+        <w:rPr>
+          <w:rFonts w:ascii="Abadi" w:hAnsi="Abadi"/>
+        </w:rPr>
+      </w:pPr>
+      <w:r>
+        <w:rPr>
+          <w:rFonts w:ascii="Abadi" w:hAnsi="Abadi"/>
+        </w:rPr>
+        <w:t>Using an appropriate scale to pick hyperparameters</w:t>
+      </w:r>
+    </w:p>
+    <w:p>
+      <w:pPr>
+        <w:pStyle w:val="ListParagraph"/>
+        <w:numPr>
+          <w:ilvl w:val="3"/>
+          <w:numId w:val="5"/>
+        </w:numPr>
+        <w:rPr>
+          <w:rFonts w:ascii="Abadi" w:hAnsi="Abadi"/>
+        </w:rPr>
+      </w:pPr>
+      <w:r>
+        <w:rPr>
+          <w:rFonts w:ascii="Abadi" w:hAnsi="Abadi"/>
+        </w:rPr>
+        <w:t>Hyperparameter tuning in practice: pandas vs caviar</w:t>
+      </w:r>
+    </w:p>
+    <w:p>
+      <w:pPr>
+        <w:pStyle w:val="ListParagraph"/>
+        <w:numPr>
+          <w:ilvl w:val="3"/>
+          <w:numId w:val="5"/>
+        </w:numPr>
+        <w:rPr>
+          <w:rFonts w:ascii="Abadi" w:hAnsi="Abadi"/>
+        </w:rPr>
+      </w:pPr>
+      <w:r>
+        <w:rPr>
+          <w:rFonts w:ascii="Abadi" w:hAnsi="Abadi"/>
+        </w:rPr>
+        <w:t>Normalizing activations in a network</w:t>
+      </w:r>
+    </w:p>
+    <w:p>
+      <w:pPr>
+        <w:pStyle w:val="ListParagraph"/>
+        <w:numPr>
+          <w:ilvl w:val="3"/>
+          <w:numId w:val="5"/>
+        </w:numPr>
+        <w:rPr>
+          <w:rFonts w:ascii="Abadi" w:hAnsi="Abadi"/>
+        </w:rPr>
+      </w:pPr>
+      <w:r>
+        <w:rPr>
+          <w:rFonts w:ascii="Abadi" w:hAnsi="Abadi"/>
+        </w:rPr>
+        <w:t>Fitting batch norm into a neural network</w:t>
+      </w:r>
+    </w:p>
+    <w:p>
+      <w:pPr>
+        <w:pStyle w:val="ListParagraph"/>
+        <w:numPr>
+          <w:ilvl w:val="3"/>
+          <w:numId w:val="5"/>
+        </w:numPr>
+        <w:rPr>
+          <w:rFonts w:ascii="Abadi" w:hAnsi="Abadi"/>
+        </w:rPr>
+      </w:pPr>
+      <w:r>
+        <w:rPr>
+          <w:rFonts w:ascii="Abadi" w:hAnsi="Abadi"/>
+        </w:rPr>
+        <w:t>Why does batch norm work?</w:t>
+      </w:r>
+    </w:p>
+    <w:p>
+      <w:pPr>
+        <w:pStyle w:val="ListParagraph"/>
+        <w:numPr>
+          <w:ilvl w:val="3"/>
+          <w:numId w:val="5"/>
+        </w:numPr>
+        <w:rPr>
+          <w:rFonts w:ascii="Abadi" w:hAnsi="Abadi"/>
+        </w:rPr>
+      </w:pPr>
+      <w:r>
+        <w:rPr>
+          <w:rFonts w:ascii="Abadi" w:hAnsi="Abadi"/>
+        </w:rPr>
+        <w:t>Batch norm at test time</w:t>
+      </w:r>
+    </w:p>
+    <w:p>
+      <w:pPr>
+        <w:pStyle w:val="ListParagraph"/>
+        <w:numPr>
+          <w:ilvl w:val="3"/>
+          <w:numId w:val="5"/>
+        </w:numPr>
+        <w:rPr>
+          <w:rFonts w:ascii="Abadi" w:hAnsi="Abadi"/>
+        </w:rPr>
+      </w:pPr>
+      <w:r>
+        <w:rPr>
+          <w:rFonts w:ascii="Abadi" w:hAnsi="Abadi"/>
+        </w:rPr>
+        <w:t>Softmax regression</w:t>
+      </w:r>
+    </w:p>
+    <w:p>
+      <w:pPr>
+        <w:pStyle w:val="ListParagraph"/>
+        <w:numPr>
+          <w:ilvl w:val="3"/>
+          <w:numId w:val="5"/>
+        </w:numPr>
+        <w:rPr>
+          <w:rFonts w:ascii="Abadi" w:hAnsi="Abadi"/>
+        </w:rPr>
+      </w:pPr>
+      <w:r>
+        <w:rPr>
+          <w:rFonts w:ascii="Abadi" w:hAnsi="Abadi"/>
+        </w:rPr>
+        <w:t>Training a softmax classifier</w:t>
+      </w:r>
+    </w:p>
+    <w:p>
+      <w:pPr>
+        <w:pStyle w:val="ListParagraph"/>
+        <w:numPr>
+          <w:ilvl w:val="3"/>
+          <w:numId w:val="5"/>
+        </w:numPr>
+        <w:rPr>
+          <w:rFonts w:ascii="Abadi" w:hAnsi="Abadi"/>
+        </w:rPr>
+      </w:pPr>
+      <w:r>
+        <w:rPr>
+          <w:rFonts w:ascii="Abadi" w:hAnsi="Abadi"/>
+        </w:rPr>
+        <w:t>Deep learning frameworks</w:t>
+      </w:r>
+    </w:p>
+    <w:p>
+      <w:pPr>
+        <w:pStyle w:val="ListParagraph"/>
+        <w:numPr>
+          <w:ilvl w:val="3"/>
+          <w:numId w:val="5"/>
+        </w:numPr>
+        <w:rPr>
+          <w:rFonts w:ascii="Abadi" w:hAnsi="Abadi"/>
+        </w:rPr>
+      </w:pPr>
+      <w:r>
+        <w:rPr>
+          <w:rFonts w:ascii="Abadi" w:hAnsi="Abadi"/>
+        </w:rPr>
+        <w:t>TensorFlow</w:t>
+      </w:r>
+    </w:p>
+    <w:p>
+      <w:pPr>
+        <w:pStyle w:val="ListParagraph"/>
+        <w:numPr>
+          <w:ilvl w:val="3"/>
+          <w:numId w:val="5"/>
+        </w:numPr>
+        <w:rPr>
+          <w:rFonts w:ascii="Abadi" w:hAnsi="Abadi"/>
+        </w:rPr>
+      </w:pPr>
+      <w:r>
+        <w:rPr>
+          <w:rFonts w:ascii="Abadi" w:hAnsi="Abadi"/>
+        </w:rPr>
+        <w:t>Lab: TensorFlow introduction</w:t>
+      </w:r>
+    </w:p>
+    <w:p>
+      <w:pPr>
+        <w:pStyle w:val="ListParagraph"/>
+        <w:ind w:left="2160"/>
+        <w:rPr>
+          <w:rFonts w:ascii="Abadi" w:hAnsi="Abadi"/>
+        </w:rPr>
+      </w:pPr>
     </w:p>
     <w:p>
       <w:pPr>
@@ -3305,7 +3997,7 @@
         <w:rPr>
           <w:rFonts w:ascii="Abadi" w:hAnsi="Abadi"/>
         </w:rPr>
-        <w:t>Improving Deep Neural Networks: Hyperparameter tuning, Regularization and Optimization</w:t>
+        <w:t>Structuring Machine Learning Projects</w:t>
       </w:r>
     </w:p>
     <w:p>
@@ -3323,331 +4015,295 @@
         <w:rPr>
           <w:rFonts w:ascii="Abadi" w:hAnsi="Abadi"/>
         </w:rPr>
-        <w:t>Week 1 – Practical aspects of deep learning</w:t>
-      </w:r>
-    </w:p>
-    <w:p>
-      <w:pPr>
-        <w:pStyle w:val="ListParagraph"/>
-        <w:numPr>
-          <w:ilvl w:val="3"/>
-          <w:numId w:val="5"/>
-        </w:numPr>
-        <w:rPr>
-          <w:rFonts w:ascii="Abadi" w:hAnsi="Abadi"/>
-        </w:rPr>
-      </w:pPr>
-      <w:r>
-        <w:rPr>
-          <w:rFonts w:ascii="Abadi" w:hAnsi="Abadi"/>
-        </w:rPr>
-        <w:t>Train/dev/test sets</w:t>
-      </w:r>
-    </w:p>
-    <w:p>
-      <w:pPr>
-        <w:pStyle w:val="ListParagraph"/>
-        <w:numPr>
-          <w:ilvl w:val="3"/>
-          <w:numId w:val="5"/>
-        </w:numPr>
-        <w:rPr>
-          <w:rFonts w:ascii="Abadi" w:hAnsi="Abadi"/>
-        </w:rPr>
-      </w:pPr>
-      <w:r>
-        <w:rPr>
-          <w:rFonts w:ascii="Abadi" w:hAnsi="Abadi"/>
-        </w:rPr>
-        <w:t>Bias/variance</w:t>
-      </w:r>
-    </w:p>
-    <w:p>
-      <w:pPr>
-        <w:pStyle w:val="ListParagraph"/>
-        <w:numPr>
-          <w:ilvl w:val="3"/>
-          <w:numId w:val="5"/>
-        </w:numPr>
-        <w:rPr>
-          <w:rFonts w:ascii="Abadi" w:hAnsi="Abadi"/>
-        </w:rPr>
-      </w:pPr>
-      <w:r>
-        <w:rPr>
-          <w:rFonts w:ascii="Abadi" w:hAnsi="Abadi"/>
-        </w:rPr>
-        <w:t>Basic recipe for machine learning</w:t>
-      </w:r>
-    </w:p>
-    <w:p>
-      <w:pPr>
-        <w:pStyle w:val="ListParagraph"/>
-        <w:numPr>
-          <w:ilvl w:val="3"/>
-          <w:numId w:val="5"/>
-        </w:numPr>
-        <w:rPr>
-          <w:rFonts w:ascii="Abadi" w:hAnsi="Abadi"/>
-        </w:rPr>
-      </w:pPr>
-      <w:r>
-        <w:rPr>
-          <w:rFonts w:ascii="Abadi" w:hAnsi="Abadi"/>
-        </w:rPr>
-        <w:t>Regularization</w:t>
-      </w:r>
-    </w:p>
-    <w:p>
-      <w:pPr>
-        <w:pStyle w:val="ListParagraph"/>
-        <w:numPr>
-          <w:ilvl w:val="3"/>
-          <w:numId w:val="5"/>
-        </w:numPr>
-        <w:rPr>
-          <w:rFonts w:ascii="Abadi" w:hAnsi="Abadi"/>
-        </w:rPr>
-      </w:pPr>
-      <w:r>
-        <w:rPr>
-          <w:rFonts w:ascii="Abadi" w:hAnsi="Abadi"/>
-        </w:rPr>
-        <w:t>Why regularization reduces overfitting?</w:t>
-      </w:r>
-    </w:p>
-    <w:p>
-      <w:pPr>
-        <w:pStyle w:val="ListParagraph"/>
-        <w:numPr>
-          <w:ilvl w:val="3"/>
-          <w:numId w:val="5"/>
-        </w:numPr>
-        <w:rPr>
-          <w:rFonts w:ascii="Abadi" w:hAnsi="Abadi"/>
-        </w:rPr>
-      </w:pPr>
-      <w:r>
-        <w:rPr>
-          <w:rFonts w:ascii="Abadi" w:hAnsi="Abadi"/>
-        </w:rPr>
-        <w:t>Dropout regularization</w:t>
-      </w:r>
-    </w:p>
-    <w:p>
-      <w:pPr>
-        <w:pStyle w:val="ListParagraph"/>
-        <w:numPr>
-          <w:ilvl w:val="3"/>
-          <w:numId w:val="5"/>
-        </w:numPr>
-        <w:rPr>
-          <w:rFonts w:ascii="Abadi" w:hAnsi="Abadi"/>
-        </w:rPr>
-      </w:pPr>
-      <w:r>
-        <w:rPr>
-          <w:rFonts w:ascii="Abadi" w:hAnsi="Abadi"/>
-        </w:rPr>
-        <w:t>Understanding dropout</w:t>
-      </w:r>
-    </w:p>
-    <w:p>
-      <w:pPr>
-        <w:pStyle w:val="ListParagraph"/>
-        <w:numPr>
-          <w:ilvl w:val="3"/>
-          <w:numId w:val="5"/>
-        </w:numPr>
-        <w:rPr>
-          <w:rFonts w:ascii="Abadi" w:hAnsi="Abadi"/>
-        </w:rPr>
-      </w:pPr>
-      <w:r>
-        <w:rPr>
-          <w:rFonts w:ascii="Abadi" w:hAnsi="Abadi"/>
-        </w:rPr>
-        <w:t>Other regularization methods</w:t>
-      </w:r>
-    </w:p>
-    <w:p>
-      <w:pPr>
-        <w:pStyle w:val="ListParagraph"/>
-        <w:numPr>
-          <w:ilvl w:val="3"/>
-          <w:numId w:val="5"/>
-        </w:numPr>
-        <w:rPr>
-          <w:rFonts w:ascii="Abadi" w:hAnsi="Abadi"/>
-        </w:rPr>
-      </w:pPr>
-      <w:r>
-        <w:rPr>
-          <w:rFonts w:ascii="Abadi" w:hAnsi="Abadi"/>
-        </w:rPr>
-        <w:t>Normalizing inputs</w:t>
-      </w:r>
-    </w:p>
-    <w:p>
-      <w:pPr>
-        <w:pStyle w:val="ListParagraph"/>
-        <w:numPr>
-          <w:ilvl w:val="3"/>
-          <w:numId w:val="5"/>
-        </w:numPr>
-        <w:rPr>
-          <w:rFonts w:ascii="Abadi" w:hAnsi="Abadi"/>
-        </w:rPr>
-      </w:pPr>
-      <w:r>
-        <w:rPr>
-          <w:rFonts w:ascii="Abadi" w:hAnsi="Abadi"/>
-        </w:rPr>
-        <w:t>Vanishing/exploding gradients</w:t>
-      </w:r>
-    </w:p>
-    <w:p>
-      <w:pPr>
-        <w:pStyle w:val="ListParagraph"/>
-        <w:numPr>
-          <w:ilvl w:val="3"/>
-          <w:numId w:val="5"/>
-        </w:numPr>
-        <w:rPr>
-          <w:rFonts w:ascii="Abadi" w:hAnsi="Abadi"/>
-        </w:rPr>
-      </w:pPr>
-      <w:r>
-        <w:rPr>
-          <w:rFonts w:ascii="Abadi" w:hAnsi="Abadi"/>
-        </w:rPr>
-        <w:t>Weight initialization for deep networks</w:t>
-      </w:r>
-    </w:p>
-    <w:p>
-      <w:pPr>
-        <w:pStyle w:val="ListParagraph"/>
-        <w:numPr>
-          <w:ilvl w:val="3"/>
-          <w:numId w:val="5"/>
-        </w:numPr>
-        <w:rPr>
-          <w:rFonts w:ascii="Abadi" w:hAnsi="Abadi"/>
-        </w:rPr>
-      </w:pPr>
-      <w:r>
-        <w:rPr>
-          <w:rFonts w:ascii="Abadi" w:hAnsi="Abadi"/>
-        </w:rPr>
-        <w:t>Numerical approximation of gradients</w:t>
-      </w:r>
-    </w:p>
-    <w:p>
-      <w:pPr>
-        <w:pStyle w:val="ListParagraph"/>
-        <w:numPr>
-          <w:ilvl w:val="3"/>
-          <w:numId w:val="5"/>
-        </w:numPr>
-        <w:rPr>
-          <w:rFonts w:ascii="Abadi" w:hAnsi="Abadi"/>
-        </w:rPr>
-      </w:pPr>
-      <w:r>
-        <w:rPr>
-          <w:rFonts w:ascii="Abadi" w:hAnsi="Abadi"/>
-        </w:rPr>
-        <w:t>Gradient checking</w:t>
-      </w:r>
-    </w:p>
-    <w:p>
-      <w:pPr>
-        <w:pStyle w:val="ListParagraph"/>
-        <w:numPr>
-          <w:ilvl w:val="3"/>
-          <w:numId w:val="5"/>
-        </w:numPr>
-        <w:rPr>
-          <w:rFonts w:ascii="Abadi" w:hAnsi="Abadi"/>
-        </w:rPr>
-      </w:pPr>
-      <w:r>
-        <w:rPr>
-          <w:rFonts w:ascii="Abadi" w:hAnsi="Abadi"/>
-        </w:rPr>
-        <w:t>Gradient checking implementation notes</w:t>
-      </w:r>
-    </w:p>
-    <w:p>
-      <w:pPr>
-        <w:pStyle w:val="ListParagraph"/>
-        <w:numPr>
-          <w:ilvl w:val="3"/>
-          <w:numId w:val="5"/>
-        </w:numPr>
-        <w:rPr>
-          <w:rFonts w:ascii="Abadi" w:hAnsi="Abadi"/>
-        </w:rPr>
-      </w:pPr>
-      <w:r>
-        <w:rPr>
-          <w:rFonts w:ascii="Abadi" w:hAnsi="Abadi"/>
-        </w:rPr>
-        <w:t>Yoshua Bengio interview</w:t>
-      </w:r>
-    </w:p>
-    <w:p>
-      <w:pPr>
-        <w:pStyle w:val="ListParagraph"/>
-        <w:numPr>
-          <w:ilvl w:val="3"/>
-          <w:numId w:val="5"/>
-        </w:numPr>
-        <w:rPr>
-          <w:rFonts w:ascii="Abadi" w:hAnsi="Abadi"/>
-        </w:rPr>
-      </w:pPr>
-      <w:r>
-        <w:rPr>
-          <w:rFonts w:ascii="Abadi" w:hAnsi="Abadi"/>
-        </w:rPr>
-        <w:t>Lab: Initialization</w:t>
-      </w:r>
-    </w:p>
-    <w:p>
-      <w:pPr>
-        <w:pStyle w:val="ListParagraph"/>
-        <w:numPr>
-          <w:ilvl w:val="3"/>
-          <w:numId w:val="5"/>
-        </w:numPr>
-        <w:rPr>
-          <w:rFonts w:ascii="Abadi" w:hAnsi="Abadi"/>
-        </w:rPr>
-      </w:pPr>
-      <w:r>
-        <w:rPr>
-          <w:rFonts w:ascii="Abadi" w:hAnsi="Abadi"/>
-        </w:rPr>
-        <w:t>Lab: Regularization</w:t>
-      </w:r>
-    </w:p>
-    <w:p>
-      <w:pPr>
-        <w:pStyle w:val="ListParagraph"/>
-        <w:numPr>
-          <w:ilvl w:val="3"/>
-          <w:numId w:val="5"/>
-        </w:numPr>
-        <w:rPr>
-          <w:rFonts w:ascii="Abadi" w:hAnsi="Abadi"/>
-        </w:rPr>
-      </w:pPr>
-      <w:r>
-        <w:rPr>
-          <w:rFonts w:ascii="Abadi" w:hAnsi="Abadi"/>
-        </w:rPr>
-        <w:t>Lab: Gradient checking</w:t>
+        <w:t>Week 1 – ML strategy (1)</w:t>
+      </w:r>
+    </w:p>
+    <w:p>
+      <w:pPr>
+        <w:pStyle w:val="ListParagraph"/>
+        <w:numPr>
+          <w:ilvl w:val="3"/>
+          <w:numId w:val="5"/>
+        </w:numPr>
+        <w:rPr>
+          <w:rFonts w:ascii="Abadi" w:hAnsi="Abadi"/>
+        </w:rPr>
+      </w:pPr>
+      <w:r>
+        <w:rPr>
+          <w:rFonts w:ascii="Abadi" w:hAnsi="Abadi"/>
+        </w:rPr>
+        <w:t>Why ML strategy</w:t>
+      </w:r>
+    </w:p>
+    <w:p>
+      <w:pPr>
+        <w:pStyle w:val="ListParagraph"/>
+        <w:numPr>
+          <w:ilvl w:val="3"/>
+          <w:numId w:val="5"/>
+        </w:numPr>
+        <w:rPr>
+          <w:rFonts w:ascii="Abadi" w:hAnsi="Abadi"/>
+        </w:rPr>
+      </w:pPr>
+      <w:r>
+        <w:rPr>
+          <w:rFonts w:ascii="Abadi" w:hAnsi="Abadi"/>
+        </w:rPr>
+        <w:t>Orthogonalization</w:t>
+      </w:r>
+    </w:p>
+    <w:p>
+      <w:pPr>
+        <w:pStyle w:val="ListParagraph"/>
+        <w:numPr>
+          <w:ilvl w:val="3"/>
+          <w:numId w:val="5"/>
+        </w:numPr>
+        <w:rPr>
+          <w:rFonts w:ascii="Abadi" w:hAnsi="Abadi"/>
+        </w:rPr>
+      </w:pPr>
+      <w:r>
+        <w:rPr>
+          <w:rFonts w:ascii="Abadi" w:hAnsi="Abadi"/>
+        </w:rPr>
+        <w:t>Single number evaluation metric</w:t>
+      </w:r>
+    </w:p>
+    <w:p>
+      <w:pPr>
+        <w:pStyle w:val="ListParagraph"/>
+        <w:numPr>
+          <w:ilvl w:val="3"/>
+          <w:numId w:val="5"/>
+        </w:numPr>
+        <w:rPr>
+          <w:rFonts w:ascii="Abadi" w:hAnsi="Abadi"/>
+        </w:rPr>
+      </w:pPr>
+      <w:r>
+        <w:rPr>
+          <w:rFonts w:ascii="Abadi" w:hAnsi="Abadi"/>
+        </w:rPr>
+        <w:t>Satisficing and optimizing metric</w:t>
+      </w:r>
+    </w:p>
+    <w:p>
+      <w:pPr>
+        <w:pStyle w:val="ListParagraph"/>
+        <w:numPr>
+          <w:ilvl w:val="3"/>
+          <w:numId w:val="5"/>
+        </w:numPr>
+        <w:rPr>
+          <w:rFonts w:ascii="Abadi" w:hAnsi="Abadi"/>
+        </w:rPr>
+      </w:pPr>
+      <w:r>
+        <w:rPr>
+          <w:rFonts w:ascii="Abadi" w:hAnsi="Abadi"/>
+        </w:rPr>
+        <w:t>Train/dev/test distributions</w:t>
+      </w:r>
+    </w:p>
+    <w:p>
+      <w:pPr>
+        <w:pStyle w:val="ListParagraph"/>
+        <w:numPr>
+          <w:ilvl w:val="3"/>
+          <w:numId w:val="5"/>
+        </w:numPr>
+        <w:rPr>
+          <w:rFonts w:ascii="Abadi" w:hAnsi="Abadi"/>
+        </w:rPr>
+      </w:pPr>
+      <w:r>
+        <w:rPr>
+          <w:rFonts w:ascii="Abadi" w:hAnsi="Abadi"/>
+        </w:rPr>
+        <w:t>Size of the dev and test sets</w:t>
+      </w:r>
+    </w:p>
+    <w:p>
+      <w:pPr>
+        <w:pStyle w:val="ListParagraph"/>
+        <w:numPr>
+          <w:ilvl w:val="3"/>
+          <w:numId w:val="5"/>
+        </w:numPr>
+        <w:rPr>
+          <w:rFonts w:ascii="Abadi" w:hAnsi="Abadi"/>
+        </w:rPr>
+      </w:pPr>
+      <w:r>
+        <w:rPr>
+          <w:rFonts w:ascii="Abadi" w:hAnsi="Abadi"/>
+        </w:rPr>
+        <w:t>When to change dev/test sets and metrics?</w:t>
+      </w:r>
+    </w:p>
+    <w:p>
+      <w:pPr>
+        <w:pStyle w:val="ListParagraph"/>
+        <w:numPr>
+          <w:ilvl w:val="3"/>
+          <w:numId w:val="5"/>
+        </w:numPr>
+        <w:rPr>
+          <w:rFonts w:ascii="Abadi" w:hAnsi="Abadi"/>
+        </w:rPr>
+      </w:pPr>
+      <w:r>
+        <w:rPr>
+          <w:rFonts w:ascii="Abadi" w:hAnsi="Abadi"/>
+        </w:rPr>
+        <w:t>Why human-level performance?</w:t>
+      </w:r>
+    </w:p>
+    <w:p>
+      <w:pPr>
+        <w:pStyle w:val="ListParagraph"/>
+        <w:numPr>
+          <w:ilvl w:val="3"/>
+          <w:numId w:val="5"/>
+        </w:numPr>
+        <w:rPr>
+          <w:rFonts w:ascii="Abadi" w:hAnsi="Abadi"/>
+        </w:rPr>
+      </w:pPr>
+      <w:r>
+        <w:rPr>
+          <w:rFonts w:ascii="Abadi" w:hAnsi="Abadi"/>
+        </w:rPr>
+        <w:t>Avoidable bias</w:t>
+      </w:r>
+    </w:p>
+    <w:p>
+      <w:pPr>
+        <w:pStyle w:val="ListParagraph"/>
+        <w:numPr>
+          <w:ilvl w:val="3"/>
+          <w:numId w:val="5"/>
+        </w:numPr>
+        <w:rPr>
+          <w:rFonts w:ascii="Abadi" w:hAnsi="Abadi"/>
+        </w:rPr>
+      </w:pPr>
+      <w:r>
+        <w:rPr>
+          <w:rFonts w:ascii="Abadi" w:hAnsi="Abadi"/>
+        </w:rPr>
+        <w:t>Understanding human-level performance</w:t>
+      </w:r>
+    </w:p>
+    <w:p>
+      <w:pPr>
+        <w:pStyle w:val="ListParagraph"/>
+        <w:numPr>
+          <w:ilvl w:val="3"/>
+          <w:numId w:val="5"/>
+        </w:numPr>
+        <w:rPr>
+          <w:rFonts w:ascii="Abadi" w:hAnsi="Abadi"/>
+        </w:rPr>
+      </w:pPr>
+      <w:r>
+        <w:rPr>
+          <w:rFonts w:ascii="Abadi" w:hAnsi="Abadi"/>
+        </w:rPr>
+        <w:t>Surpassing human-level performance</w:t>
+      </w:r>
+    </w:p>
+    <w:p>
+      <w:pPr>
+        <w:pStyle w:val="ListParagraph"/>
+        <w:numPr>
+          <w:ilvl w:val="3"/>
+          <w:numId w:val="5"/>
+        </w:numPr>
+        <w:rPr>
+          <w:rFonts w:ascii="Abadi" w:hAnsi="Abadi"/>
+        </w:rPr>
+      </w:pPr>
+      <w:r>
+        <w:rPr>
+          <w:rFonts w:ascii="Abadi" w:hAnsi="Abadi"/>
+        </w:rPr>
+        <w:t>Improving your model performance</w:t>
+      </w:r>
+    </w:p>
+    <w:p>
+      <w:pPr>
+        <w:pStyle w:val="ListParagraph"/>
+        <w:numPr>
+          <w:ilvl w:val="3"/>
+          <w:numId w:val="5"/>
+        </w:numPr>
+        <w:rPr>
+          <w:rFonts w:ascii="Abadi" w:hAnsi="Abadi"/>
+        </w:rPr>
+      </w:pPr>
+      <w:r>
+        <w:rPr>
+          <w:rFonts w:ascii="Abadi" w:hAnsi="Abadi"/>
+        </w:rPr>
+        <w:t>Andrej Karpathy interview</w:t>
+      </w:r>
+    </w:p>
+    <w:p>
+      <w:pPr>
+        <w:pStyle w:val="ListParagraph"/>
+        <w:numPr>
+          <w:ilvl w:val="3"/>
+          <w:numId w:val="5"/>
+        </w:numPr>
+        <w:rPr>
+          <w:rFonts w:ascii="Abadi" w:hAnsi="Abadi"/>
+        </w:rPr>
+      </w:pPr>
+      <w:r>
+        <w:rPr>
+          <w:rFonts w:ascii="Abadi" w:hAnsi="Abadi"/>
+        </w:rPr>
+        <w:t>Reading: Lecture notes W1</w:t>
+      </w:r>
+    </w:p>
+    <w:p>
+      <w:pPr>
+        <w:pStyle w:val="ListParagraph"/>
+        <w:numPr>
+          <w:ilvl w:val="3"/>
+          <w:numId w:val="5"/>
+        </w:numPr>
+        <w:rPr>
+          <w:rFonts w:ascii="Abadi" w:hAnsi="Abadi"/>
+        </w:rPr>
+      </w:pPr>
+      <w:r>
+        <w:rPr>
+          <w:rFonts w:ascii="Abadi" w:hAnsi="Abadi"/>
+        </w:rPr>
+        <w:t>Reading: Machine learning flight simulator (intro to quizzes)</w:t>
+      </w:r>
+    </w:p>
+    <w:p>
+      <w:pPr>
+        <w:pStyle w:val="ListParagraph"/>
+        <w:numPr>
+          <w:ilvl w:val="3"/>
+          <w:numId w:val="5"/>
+        </w:numPr>
+        <w:rPr>
+          <w:rFonts w:ascii="Abadi" w:hAnsi="Abadi"/>
+        </w:rPr>
+      </w:pPr>
+      <w:r>
+        <w:rPr>
+          <w:rFonts w:ascii="Abadi" w:hAnsi="Abadi"/>
+        </w:rPr>
+        <w:t>Assignment: Bird recognition in the city of Peacetopia (quiz case study)</w:t>
       </w:r>
     </w:p>
     <w:p>
@@ -3665,232 +4321,260 @@
         <w:rPr>
           <w:rFonts w:ascii="Abadi" w:hAnsi="Abadi"/>
         </w:rPr>
-        <w:t>Week 2 – Optimization algorithms</w:t>
-      </w:r>
-    </w:p>
-    <w:p>
-      <w:pPr>
-        <w:pStyle w:val="ListParagraph"/>
-        <w:numPr>
-          <w:ilvl w:val="3"/>
-          <w:numId w:val="5"/>
-        </w:numPr>
-        <w:rPr>
-          <w:rFonts w:ascii="Abadi" w:hAnsi="Abadi"/>
-        </w:rPr>
-      </w:pPr>
-      <w:r>
-        <w:rPr>
-          <w:rFonts w:ascii="Abadi" w:hAnsi="Abadi"/>
-        </w:rPr>
-        <w:t>Mini-batch gradient descent</w:t>
-      </w:r>
-    </w:p>
-    <w:p>
-      <w:pPr>
-        <w:pStyle w:val="ListParagraph"/>
-        <w:numPr>
-          <w:ilvl w:val="3"/>
-          <w:numId w:val="5"/>
-        </w:numPr>
-        <w:rPr>
-          <w:rFonts w:ascii="Abadi" w:hAnsi="Abadi"/>
-        </w:rPr>
-      </w:pPr>
-      <w:r>
-        <w:rPr>
-          <w:rFonts w:ascii="Abadi" w:hAnsi="Abadi"/>
-        </w:rPr>
-        <w:t>Understanding mini-batch gradient descent</w:t>
-      </w:r>
-    </w:p>
-    <w:p>
-      <w:pPr>
-        <w:pStyle w:val="ListParagraph"/>
-        <w:numPr>
-          <w:ilvl w:val="3"/>
-          <w:numId w:val="5"/>
-        </w:numPr>
-        <w:rPr>
-          <w:rFonts w:ascii="Abadi" w:hAnsi="Abadi"/>
-        </w:rPr>
-      </w:pPr>
-      <w:r>
-        <w:rPr>
-          <w:rFonts w:ascii="Abadi" w:hAnsi="Abadi"/>
-        </w:rPr>
-        <w:t>Exponentially weighted averages</w:t>
-      </w:r>
-    </w:p>
-    <w:p>
-      <w:pPr>
-        <w:pStyle w:val="ListParagraph"/>
-        <w:numPr>
-          <w:ilvl w:val="3"/>
-          <w:numId w:val="5"/>
-        </w:numPr>
-        <w:rPr>
-          <w:rFonts w:ascii="Abadi" w:hAnsi="Abadi"/>
-        </w:rPr>
-      </w:pPr>
-      <w:r>
-        <w:rPr>
-          <w:rFonts w:ascii="Abadi" w:hAnsi="Abadi"/>
-        </w:rPr>
         <w:lastRenderedPageBreak/>
-        <w:t>Understanding exponentially weighted averages</w:t>
-      </w:r>
-    </w:p>
-    <w:p>
-      <w:pPr>
-        <w:pStyle w:val="ListParagraph"/>
-        <w:numPr>
-          <w:ilvl w:val="3"/>
-          <w:numId w:val="5"/>
-        </w:numPr>
-        <w:rPr>
-          <w:rFonts w:ascii="Abadi" w:hAnsi="Abadi"/>
-        </w:rPr>
-      </w:pPr>
-      <w:r>
-        <w:rPr>
-          <w:rFonts w:ascii="Abadi" w:hAnsi="Abadi"/>
-        </w:rPr>
-        <w:t>Bias correction in exponentially weighted averages</w:t>
-      </w:r>
-    </w:p>
-    <w:p>
-      <w:pPr>
-        <w:pStyle w:val="ListParagraph"/>
-        <w:numPr>
-          <w:ilvl w:val="3"/>
-          <w:numId w:val="5"/>
-        </w:numPr>
-        <w:rPr>
-          <w:rFonts w:ascii="Abadi" w:hAnsi="Abadi"/>
-        </w:rPr>
-      </w:pPr>
-      <w:r>
-        <w:rPr>
-          <w:rFonts w:ascii="Abadi" w:hAnsi="Abadi"/>
-        </w:rPr>
-        <w:t>Gradient descent with momentum</w:t>
-      </w:r>
-    </w:p>
-    <w:p>
-      <w:pPr>
-        <w:pStyle w:val="ListParagraph"/>
-        <w:numPr>
-          <w:ilvl w:val="3"/>
-          <w:numId w:val="5"/>
-        </w:numPr>
-        <w:rPr>
-          <w:rFonts w:ascii="Abadi" w:hAnsi="Abadi"/>
-        </w:rPr>
-      </w:pPr>
-      <w:r>
-        <w:rPr>
-          <w:rFonts w:ascii="Abadi" w:hAnsi="Abadi"/>
-        </w:rPr>
-        <w:t>RMSprop</w:t>
-      </w:r>
-    </w:p>
-    <w:p>
-      <w:pPr>
-        <w:pStyle w:val="ListParagraph"/>
-        <w:numPr>
-          <w:ilvl w:val="3"/>
-          <w:numId w:val="5"/>
-        </w:numPr>
-        <w:rPr>
-          <w:rFonts w:ascii="Abadi" w:hAnsi="Abadi"/>
-        </w:rPr>
-      </w:pPr>
-      <w:r>
-        <w:rPr>
-          <w:rFonts w:ascii="Abadi" w:hAnsi="Abadi"/>
-        </w:rPr>
-        <w:t>Adam optimization algorithm</w:t>
-      </w:r>
-    </w:p>
-    <w:p>
-      <w:pPr>
-        <w:pStyle w:val="ListParagraph"/>
-        <w:numPr>
-          <w:ilvl w:val="3"/>
-          <w:numId w:val="5"/>
-        </w:numPr>
-        <w:rPr>
-          <w:rFonts w:ascii="Abadi" w:hAnsi="Abadi"/>
-        </w:rPr>
-      </w:pPr>
-      <w:r>
-        <w:rPr>
-          <w:rFonts w:ascii="Abadi" w:hAnsi="Abadi"/>
-        </w:rPr>
-        <w:t>Learning rate decay</w:t>
-      </w:r>
-    </w:p>
-    <w:p>
-      <w:pPr>
-        <w:pStyle w:val="ListParagraph"/>
-        <w:numPr>
-          <w:ilvl w:val="3"/>
-          <w:numId w:val="5"/>
-        </w:numPr>
-        <w:rPr>
-          <w:rFonts w:ascii="Abadi" w:hAnsi="Abadi"/>
-        </w:rPr>
-      </w:pPr>
-      <w:r>
-        <w:rPr>
-          <w:rFonts w:ascii="Abadi" w:hAnsi="Abadi"/>
-        </w:rPr>
-        <w:t>The problem of local optima</w:t>
-      </w:r>
-    </w:p>
-    <w:p>
-      <w:pPr>
-        <w:pStyle w:val="ListParagraph"/>
-        <w:numPr>
-          <w:ilvl w:val="3"/>
-          <w:numId w:val="5"/>
-        </w:numPr>
-        <w:rPr>
-          <w:rFonts w:ascii="Abadi" w:hAnsi="Abadi"/>
-        </w:rPr>
-      </w:pPr>
-      <w:proofErr w:type="spellStart"/>
-      <w:r>
-        <w:rPr>
-          <w:rFonts w:ascii="Abadi" w:hAnsi="Abadi"/>
-        </w:rPr>
-        <w:t>Yuanqing</w:t>
-      </w:r>
-      <w:proofErr w:type="spellEnd"/>
-      <w:r>
-        <w:rPr>
-          <w:rFonts w:ascii="Abadi" w:hAnsi="Abadi"/>
-        </w:rPr>
-        <w:t xml:space="preserve"> Lin interview</w:t>
-      </w:r>
-    </w:p>
-    <w:p>
-      <w:pPr>
-        <w:pStyle w:val="ListParagraph"/>
-        <w:numPr>
-          <w:ilvl w:val="3"/>
-          <w:numId w:val="5"/>
-        </w:numPr>
-        <w:rPr>
-          <w:rFonts w:ascii="Abadi" w:hAnsi="Abadi"/>
-        </w:rPr>
-      </w:pPr>
-      <w:r>
-        <w:rPr>
-          <w:rFonts w:ascii="Abadi" w:hAnsi="Abadi"/>
-        </w:rPr>
-        <w:t>Lab: Optimization methods</w:t>
+        <w:t>Week 2 – ML strategy (2)</w:t>
+      </w:r>
+    </w:p>
+    <w:p>
+      <w:pPr>
+        <w:pStyle w:val="ListParagraph"/>
+        <w:numPr>
+          <w:ilvl w:val="3"/>
+          <w:numId w:val="5"/>
+        </w:numPr>
+        <w:rPr>
+          <w:rFonts w:ascii="Abadi" w:hAnsi="Abadi"/>
+        </w:rPr>
+      </w:pPr>
+      <w:r>
+        <w:rPr>
+          <w:rFonts w:ascii="Abadi" w:hAnsi="Abadi"/>
+        </w:rPr>
+        <w:t>Carrying out error analysis</w:t>
+      </w:r>
+    </w:p>
+    <w:p>
+      <w:pPr>
+        <w:pStyle w:val="ListParagraph"/>
+        <w:numPr>
+          <w:ilvl w:val="3"/>
+          <w:numId w:val="5"/>
+        </w:numPr>
+        <w:rPr>
+          <w:rFonts w:ascii="Abadi" w:hAnsi="Abadi"/>
+        </w:rPr>
+      </w:pPr>
+      <w:r>
+        <w:rPr>
+          <w:rFonts w:ascii="Abadi" w:hAnsi="Abadi"/>
+        </w:rPr>
+        <w:t>Cleaning up incorrectly labeled data</w:t>
+      </w:r>
+    </w:p>
+    <w:p>
+      <w:pPr>
+        <w:pStyle w:val="ListParagraph"/>
+        <w:numPr>
+          <w:ilvl w:val="3"/>
+          <w:numId w:val="5"/>
+        </w:numPr>
+        <w:rPr>
+          <w:rFonts w:ascii="Abadi" w:hAnsi="Abadi"/>
+        </w:rPr>
+      </w:pPr>
+      <w:r>
+        <w:rPr>
+          <w:rFonts w:ascii="Abadi" w:hAnsi="Abadi"/>
+        </w:rPr>
+        <w:t>Build your first system quickly, then iterate</w:t>
+      </w:r>
+    </w:p>
+    <w:p>
+      <w:pPr>
+        <w:pStyle w:val="ListParagraph"/>
+        <w:numPr>
+          <w:ilvl w:val="3"/>
+          <w:numId w:val="5"/>
+        </w:numPr>
+        <w:rPr>
+          <w:rFonts w:ascii="Abadi" w:hAnsi="Abadi"/>
+        </w:rPr>
+      </w:pPr>
+      <w:r>
+        <w:rPr>
+          <w:rFonts w:ascii="Abadi" w:hAnsi="Abadi"/>
+        </w:rPr>
+        <w:t>Training and testing on different distributions</w:t>
+      </w:r>
+    </w:p>
+    <w:p>
+      <w:pPr>
+        <w:pStyle w:val="ListParagraph"/>
+        <w:numPr>
+          <w:ilvl w:val="3"/>
+          <w:numId w:val="5"/>
+        </w:numPr>
+        <w:rPr>
+          <w:rFonts w:ascii="Abadi" w:hAnsi="Abadi"/>
+        </w:rPr>
+      </w:pPr>
+      <w:r>
+        <w:rPr>
+          <w:rFonts w:ascii="Abadi" w:hAnsi="Abadi"/>
+        </w:rPr>
+        <w:t>Bias and variance with mismatched data distributions</w:t>
+      </w:r>
+    </w:p>
+    <w:p>
+      <w:pPr>
+        <w:pStyle w:val="ListParagraph"/>
+        <w:numPr>
+          <w:ilvl w:val="3"/>
+          <w:numId w:val="5"/>
+        </w:numPr>
+        <w:rPr>
+          <w:rFonts w:ascii="Abadi" w:hAnsi="Abadi"/>
+        </w:rPr>
+      </w:pPr>
+      <w:r>
+        <w:rPr>
+          <w:rFonts w:ascii="Abadi" w:hAnsi="Abadi"/>
+        </w:rPr>
+        <w:t>Addressing data mismatch</w:t>
+      </w:r>
+    </w:p>
+    <w:p>
+      <w:pPr>
+        <w:pStyle w:val="ListParagraph"/>
+        <w:numPr>
+          <w:ilvl w:val="3"/>
+          <w:numId w:val="5"/>
+        </w:numPr>
+        <w:rPr>
+          <w:rFonts w:ascii="Abadi" w:hAnsi="Abadi"/>
+        </w:rPr>
+      </w:pPr>
+      <w:r>
+        <w:rPr>
+          <w:rFonts w:ascii="Abadi" w:hAnsi="Abadi"/>
+        </w:rPr>
+        <w:t>Transfer learning</w:t>
+      </w:r>
+    </w:p>
+    <w:p>
+      <w:pPr>
+        <w:pStyle w:val="ListParagraph"/>
+        <w:numPr>
+          <w:ilvl w:val="3"/>
+          <w:numId w:val="5"/>
+        </w:numPr>
+        <w:rPr>
+          <w:rFonts w:ascii="Abadi" w:hAnsi="Abadi"/>
+        </w:rPr>
+      </w:pPr>
+      <w:r>
+        <w:rPr>
+          <w:rFonts w:ascii="Abadi" w:hAnsi="Abadi"/>
+        </w:rPr>
+        <w:t>Multi-task learning</w:t>
+      </w:r>
+    </w:p>
+    <w:p>
+      <w:pPr>
+        <w:pStyle w:val="ListParagraph"/>
+        <w:numPr>
+          <w:ilvl w:val="3"/>
+          <w:numId w:val="5"/>
+        </w:numPr>
+        <w:rPr>
+          <w:rFonts w:ascii="Abadi" w:hAnsi="Abadi"/>
+        </w:rPr>
+      </w:pPr>
+      <w:r>
+        <w:rPr>
+          <w:rFonts w:ascii="Abadi" w:hAnsi="Abadi"/>
+        </w:rPr>
+        <w:t>What is end-to-end deep learning?</w:t>
+      </w:r>
+    </w:p>
+    <w:p>
+      <w:pPr>
+        <w:pStyle w:val="ListParagraph"/>
+        <w:numPr>
+          <w:ilvl w:val="3"/>
+          <w:numId w:val="5"/>
+        </w:numPr>
+        <w:rPr>
+          <w:rFonts w:ascii="Abadi" w:hAnsi="Abadi"/>
+        </w:rPr>
+      </w:pPr>
+      <w:r>
+        <w:rPr>
+          <w:rFonts w:ascii="Abadi" w:hAnsi="Abadi"/>
+        </w:rPr>
+        <w:t>Whether to use end-to-end deep learning</w:t>
+      </w:r>
+    </w:p>
+    <w:p>
+      <w:pPr>
+        <w:pStyle w:val="ListParagraph"/>
+        <w:numPr>
+          <w:ilvl w:val="3"/>
+          <w:numId w:val="5"/>
+        </w:numPr>
+        <w:rPr>
+          <w:rFonts w:ascii="Abadi" w:hAnsi="Abadi"/>
+        </w:rPr>
+      </w:pPr>
+      <w:r>
+        <w:rPr>
+          <w:rFonts w:ascii="Abadi" w:hAnsi="Abadi"/>
+        </w:rPr>
+        <w:t>Ruslan Salakhutdinov interview</w:t>
+      </w:r>
+    </w:p>
+    <w:p>
+      <w:pPr>
+        <w:pStyle w:val="ListParagraph"/>
+        <w:numPr>
+          <w:ilvl w:val="3"/>
+          <w:numId w:val="5"/>
+        </w:numPr>
+        <w:rPr>
+          <w:rFonts w:ascii="Abadi" w:hAnsi="Abadi"/>
+        </w:rPr>
+      </w:pPr>
+      <w:r>
+        <w:rPr>
+          <w:rFonts w:ascii="Abadi" w:hAnsi="Abadi"/>
+        </w:rPr>
+        <w:t>Reading: Lecture notes W2</w:t>
+      </w:r>
+    </w:p>
+    <w:p>
+      <w:pPr>
+        <w:pStyle w:val="ListParagraph"/>
+        <w:numPr>
+          <w:ilvl w:val="3"/>
+          <w:numId w:val="5"/>
+        </w:numPr>
+        <w:rPr>
+          <w:rFonts w:ascii="Abadi" w:hAnsi="Abadi"/>
+        </w:rPr>
+      </w:pPr>
+      <w:r>
+        <w:rPr>
+          <w:rFonts w:ascii="Abadi" w:hAnsi="Abadi"/>
+        </w:rPr>
+        <w:t>Assignment: Autonomous driving (quiz case study)</w:t>
+      </w:r>
+    </w:p>
+    <w:p>
+      <w:pPr>
+        <w:pStyle w:val="ListParagraph"/>
+        <w:numPr>
+          <w:ilvl w:val="1"/>
+          <w:numId w:val="5"/>
+        </w:numPr>
+        <w:rPr>
+          <w:rFonts w:ascii="Abadi" w:hAnsi="Abadi"/>
+        </w:rPr>
+      </w:pPr>
+      <w:r>
+        <w:rPr>
+          <w:rFonts w:ascii="Abadi" w:hAnsi="Abadi"/>
+        </w:rPr>
+        <w:t xml:space="preserve">Convolutional Neural Networks </w:t>
       </w:r>
     </w:p>
     <w:p>
@@ -3908,255 +4592,1197 @@
         <w:rPr>
           <w:rFonts w:ascii="Abadi" w:hAnsi="Abadi"/>
         </w:rPr>
-        <w:t>Week 3 – Hyperparameter tuning, batch normalization &amp; frameworks</w:t>
-      </w:r>
-    </w:p>
-    <w:p>
-      <w:pPr>
-        <w:pStyle w:val="ListParagraph"/>
-        <w:numPr>
-          <w:ilvl w:val="3"/>
-          <w:numId w:val="5"/>
-        </w:numPr>
-        <w:rPr>
-          <w:rFonts w:ascii="Abadi" w:hAnsi="Abadi"/>
-        </w:rPr>
-      </w:pPr>
-      <w:r>
-        <w:rPr>
-          <w:rFonts w:ascii="Abadi" w:hAnsi="Abadi"/>
-        </w:rPr>
-        <w:t>Tuning process</w:t>
-      </w:r>
-    </w:p>
-    <w:p>
-      <w:pPr>
-        <w:pStyle w:val="ListParagraph"/>
-        <w:numPr>
-          <w:ilvl w:val="3"/>
-          <w:numId w:val="5"/>
-        </w:numPr>
-        <w:rPr>
-          <w:rFonts w:ascii="Abadi" w:hAnsi="Abadi"/>
-        </w:rPr>
-      </w:pPr>
-      <w:r>
-        <w:rPr>
-          <w:rFonts w:ascii="Abadi" w:hAnsi="Abadi"/>
-        </w:rPr>
-        <w:t>Using an appropriate scale to pick hyperparameters</w:t>
-      </w:r>
-    </w:p>
-    <w:p>
-      <w:pPr>
-        <w:pStyle w:val="ListParagraph"/>
-        <w:numPr>
-          <w:ilvl w:val="3"/>
-          <w:numId w:val="5"/>
-        </w:numPr>
-        <w:rPr>
-          <w:rFonts w:ascii="Abadi" w:hAnsi="Abadi"/>
-        </w:rPr>
-      </w:pPr>
-      <w:r>
-        <w:rPr>
-          <w:rFonts w:ascii="Abadi" w:hAnsi="Abadi"/>
-        </w:rPr>
-        <w:t>Hyperparameter tuning in practice: pandas vs caviar</w:t>
-      </w:r>
-    </w:p>
-    <w:p>
-      <w:pPr>
-        <w:pStyle w:val="ListParagraph"/>
-        <w:numPr>
-          <w:ilvl w:val="3"/>
-          <w:numId w:val="5"/>
-        </w:numPr>
-        <w:rPr>
-          <w:rFonts w:ascii="Abadi" w:hAnsi="Abadi"/>
-        </w:rPr>
-      </w:pPr>
-      <w:r>
-        <w:rPr>
-          <w:rFonts w:ascii="Abadi" w:hAnsi="Abadi"/>
-        </w:rPr>
-        <w:t>Normalizing activations in a network</w:t>
-      </w:r>
-    </w:p>
-    <w:p>
-      <w:pPr>
-        <w:pStyle w:val="ListParagraph"/>
-        <w:numPr>
-          <w:ilvl w:val="3"/>
-          <w:numId w:val="5"/>
-        </w:numPr>
-        <w:rPr>
-          <w:rFonts w:ascii="Abadi" w:hAnsi="Abadi"/>
-        </w:rPr>
-      </w:pPr>
-      <w:r>
-        <w:rPr>
-          <w:rFonts w:ascii="Abadi" w:hAnsi="Abadi"/>
-        </w:rPr>
-        <w:t>Fitting batch norm into a neural network</w:t>
-      </w:r>
-    </w:p>
-    <w:p>
-      <w:pPr>
-        <w:pStyle w:val="ListParagraph"/>
-        <w:numPr>
-          <w:ilvl w:val="3"/>
-          <w:numId w:val="5"/>
-        </w:numPr>
-        <w:rPr>
-          <w:rFonts w:ascii="Abadi" w:hAnsi="Abadi"/>
-        </w:rPr>
-      </w:pPr>
-      <w:r>
-        <w:rPr>
-          <w:rFonts w:ascii="Abadi" w:hAnsi="Abadi"/>
-        </w:rPr>
-        <w:t>Why does batch norm work?</w:t>
-      </w:r>
-    </w:p>
-    <w:p>
-      <w:pPr>
-        <w:pStyle w:val="ListParagraph"/>
-        <w:numPr>
-          <w:ilvl w:val="3"/>
-          <w:numId w:val="5"/>
-        </w:numPr>
-        <w:rPr>
-          <w:rFonts w:ascii="Abadi" w:hAnsi="Abadi"/>
-        </w:rPr>
-      </w:pPr>
-      <w:r>
-        <w:rPr>
-          <w:rFonts w:ascii="Abadi" w:hAnsi="Abadi"/>
-        </w:rPr>
-        <w:t>Batch norm at test time</w:t>
-      </w:r>
-    </w:p>
-    <w:p>
-      <w:pPr>
-        <w:pStyle w:val="ListParagraph"/>
-        <w:numPr>
-          <w:ilvl w:val="3"/>
-          <w:numId w:val="5"/>
-        </w:numPr>
-        <w:rPr>
-          <w:rFonts w:ascii="Abadi" w:hAnsi="Abadi"/>
-        </w:rPr>
-      </w:pPr>
-      <w:proofErr w:type="spellStart"/>
-      <w:r>
-        <w:rPr>
-          <w:rFonts w:ascii="Abadi" w:hAnsi="Abadi"/>
-        </w:rPr>
-        <w:t>Softmax</w:t>
-      </w:r>
-      <w:proofErr w:type="spellEnd"/>
-      <w:r>
-        <w:rPr>
-          <w:rFonts w:ascii="Abadi" w:hAnsi="Abadi"/>
-        </w:rPr>
-        <w:t xml:space="preserve"> regression</w:t>
-      </w:r>
-    </w:p>
-    <w:p>
-      <w:pPr>
-        <w:pStyle w:val="ListParagraph"/>
-        <w:numPr>
-          <w:ilvl w:val="3"/>
-          <w:numId w:val="5"/>
-        </w:numPr>
-        <w:rPr>
-          <w:rFonts w:ascii="Abadi" w:hAnsi="Abadi"/>
-        </w:rPr>
-      </w:pPr>
-      <w:r>
-        <w:rPr>
-          <w:rFonts w:ascii="Abadi" w:hAnsi="Abadi"/>
-        </w:rPr>
-        <w:t xml:space="preserve">Training a </w:t>
-      </w:r>
-      <w:proofErr w:type="spellStart"/>
-      <w:r>
-        <w:rPr>
-          <w:rFonts w:ascii="Abadi" w:hAnsi="Abadi"/>
-        </w:rPr>
-        <w:t>softmax</w:t>
-      </w:r>
-      <w:proofErr w:type="spellEnd"/>
-      <w:r>
-        <w:rPr>
-          <w:rFonts w:ascii="Abadi" w:hAnsi="Abadi"/>
-        </w:rPr>
-        <w:t xml:space="preserve"> classifier</w:t>
-      </w:r>
-    </w:p>
-    <w:p>
-      <w:pPr>
-        <w:pStyle w:val="ListParagraph"/>
-        <w:numPr>
-          <w:ilvl w:val="3"/>
-          <w:numId w:val="5"/>
-        </w:numPr>
-        <w:rPr>
-          <w:rFonts w:ascii="Abadi" w:hAnsi="Abadi"/>
-        </w:rPr>
-      </w:pPr>
-      <w:r>
-        <w:rPr>
-          <w:rFonts w:ascii="Abadi" w:hAnsi="Abadi"/>
-        </w:rPr>
-        <w:t>Deep learning frameworks</w:t>
-      </w:r>
-    </w:p>
-    <w:p>
-      <w:pPr>
-        <w:pStyle w:val="ListParagraph"/>
-        <w:numPr>
-          <w:ilvl w:val="3"/>
-          <w:numId w:val="5"/>
-        </w:numPr>
-        <w:rPr>
-          <w:rFonts w:ascii="Abadi" w:hAnsi="Abadi"/>
-        </w:rPr>
-      </w:pPr>
-      <w:r>
-        <w:rPr>
-          <w:rFonts w:ascii="Abadi" w:hAnsi="Abadi"/>
-        </w:rPr>
-        <w:t>TensorFlow</w:t>
-      </w:r>
-    </w:p>
-    <w:p>
-      <w:pPr>
-        <w:pStyle w:val="ListParagraph"/>
-        <w:numPr>
-          <w:ilvl w:val="3"/>
-          <w:numId w:val="5"/>
-        </w:numPr>
-        <w:rPr>
-          <w:rFonts w:ascii="Abadi" w:hAnsi="Abadi"/>
-        </w:rPr>
-      </w:pPr>
-      <w:r>
-        <w:rPr>
-          <w:rFonts w:ascii="Abadi" w:hAnsi="Abadi"/>
-        </w:rPr>
-        <w:t>Lab: TensorFlow introduction</w:t>
-      </w:r>
-    </w:p>
-    <w:p>
-      <w:pPr>
-        <w:pStyle w:val="ListParagraph"/>
-        <w:ind w:left="2160"/>
-        <w:rPr>
-          <w:rFonts w:ascii="Abadi" w:hAnsi="Abadi"/>
-        </w:rPr>
-      </w:pPr>
+        <w:t>Week 1 – Foundations of convolutional neural networks</w:t>
+      </w:r>
+    </w:p>
+    <w:p>
+      <w:pPr>
+        <w:pStyle w:val="ListParagraph"/>
+        <w:numPr>
+          <w:ilvl w:val="3"/>
+          <w:numId w:val="5"/>
+        </w:numPr>
+        <w:rPr>
+          <w:rFonts w:ascii="Abadi" w:hAnsi="Abadi"/>
+        </w:rPr>
+      </w:pPr>
+      <w:r>
+        <w:rPr>
+          <w:rFonts w:ascii="Abadi" w:hAnsi="Abadi"/>
+        </w:rPr>
+        <w:t>Computer vision</w:t>
+      </w:r>
+    </w:p>
+    <w:p>
+      <w:pPr>
+        <w:pStyle w:val="ListParagraph"/>
+        <w:numPr>
+          <w:ilvl w:val="3"/>
+          <w:numId w:val="5"/>
+        </w:numPr>
+        <w:rPr>
+          <w:rFonts w:ascii="Abadi" w:hAnsi="Abadi"/>
+        </w:rPr>
+      </w:pPr>
+      <w:r>
+        <w:rPr>
+          <w:rFonts w:ascii="Abadi" w:hAnsi="Abadi"/>
+        </w:rPr>
+        <w:t>Edge detection example</w:t>
+      </w:r>
+    </w:p>
+    <w:p>
+      <w:pPr>
+        <w:pStyle w:val="ListParagraph"/>
+        <w:numPr>
+          <w:ilvl w:val="3"/>
+          <w:numId w:val="5"/>
+        </w:numPr>
+        <w:rPr>
+          <w:rFonts w:ascii="Abadi" w:hAnsi="Abadi"/>
+        </w:rPr>
+      </w:pPr>
+      <w:r>
+        <w:rPr>
+          <w:rFonts w:ascii="Abadi" w:hAnsi="Abadi"/>
+        </w:rPr>
+        <w:t>More edge detection</w:t>
+      </w:r>
+    </w:p>
+    <w:p>
+      <w:pPr>
+        <w:pStyle w:val="ListParagraph"/>
+        <w:numPr>
+          <w:ilvl w:val="3"/>
+          <w:numId w:val="5"/>
+        </w:numPr>
+        <w:rPr>
+          <w:rFonts w:ascii="Abadi" w:hAnsi="Abadi"/>
+        </w:rPr>
+      </w:pPr>
+      <w:r>
+        <w:rPr>
+          <w:rFonts w:ascii="Abadi" w:hAnsi="Abadi"/>
+        </w:rPr>
+        <w:t>Padding</w:t>
+      </w:r>
+    </w:p>
+    <w:p>
+      <w:pPr>
+        <w:pStyle w:val="ListParagraph"/>
+        <w:numPr>
+          <w:ilvl w:val="3"/>
+          <w:numId w:val="5"/>
+        </w:numPr>
+        <w:rPr>
+          <w:rFonts w:ascii="Abadi" w:hAnsi="Abadi"/>
+        </w:rPr>
+      </w:pPr>
+      <w:r>
+        <w:rPr>
+          <w:rFonts w:ascii="Abadi" w:hAnsi="Abadi"/>
+        </w:rPr>
+        <w:t>Strided convolutions</w:t>
+      </w:r>
+    </w:p>
+    <w:p>
+      <w:pPr>
+        <w:pStyle w:val="ListParagraph"/>
+        <w:numPr>
+          <w:ilvl w:val="3"/>
+          <w:numId w:val="5"/>
+        </w:numPr>
+        <w:rPr>
+          <w:rFonts w:ascii="Abadi" w:hAnsi="Abadi"/>
+        </w:rPr>
+      </w:pPr>
+      <w:r>
+        <w:rPr>
+          <w:rFonts w:ascii="Abadi" w:hAnsi="Abadi"/>
+        </w:rPr>
+        <w:t>Convolutions over volume</w:t>
+      </w:r>
+    </w:p>
+    <w:p>
+      <w:pPr>
+        <w:pStyle w:val="ListParagraph"/>
+        <w:numPr>
+          <w:ilvl w:val="3"/>
+          <w:numId w:val="5"/>
+        </w:numPr>
+        <w:rPr>
+          <w:rFonts w:ascii="Abadi" w:hAnsi="Abadi"/>
+        </w:rPr>
+      </w:pPr>
+      <w:r>
+        <w:rPr>
+          <w:rFonts w:ascii="Abadi" w:hAnsi="Abadi"/>
+        </w:rPr>
+        <w:t>One layer of a convolutional network</w:t>
+      </w:r>
+    </w:p>
+    <w:p>
+      <w:pPr>
+        <w:pStyle w:val="ListParagraph"/>
+        <w:numPr>
+          <w:ilvl w:val="3"/>
+          <w:numId w:val="5"/>
+        </w:numPr>
+        <w:rPr>
+          <w:rFonts w:ascii="Abadi" w:hAnsi="Abadi"/>
+        </w:rPr>
+      </w:pPr>
+      <w:r>
+        <w:rPr>
+          <w:rFonts w:ascii="Abadi" w:hAnsi="Abadi"/>
+        </w:rPr>
+        <w:t>Simple convolutional network example</w:t>
+      </w:r>
+    </w:p>
+    <w:p>
+      <w:pPr>
+        <w:pStyle w:val="ListParagraph"/>
+        <w:numPr>
+          <w:ilvl w:val="3"/>
+          <w:numId w:val="5"/>
+        </w:numPr>
+        <w:rPr>
+          <w:rFonts w:ascii="Abadi" w:hAnsi="Abadi"/>
+        </w:rPr>
+      </w:pPr>
+      <w:r>
+        <w:rPr>
+          <w:rFonts w:ascii="Abadi" w:hAnsi="Abadi"/>
+        </w:rPr>
+        <w:t>Pooling layers</w:t>
+      </w:r>
+    </w:p>
+    <w:p>
+      <w:pPr>
+        <w:pStyle w:val="ListParagraph"/>
+        <w:numPr>
+          <w:ilvl w:val="3"/>
+          <w:numId w:val="5"/>
+        </w:numPr>
+        <w:rPr>
+          <w:rFonts w:ascii="Abadi" w:hAnsi="Abadi"/>
+        </w:rPr>
+      </w:pPr>
+      <w:r>
+        <w:rPr>
+          <w:rFonts w:ascii="Abadi" w:hAnsi="Abadi"/>
+        </w:rPr>
+        <w:t>CNN example</w:t>
+      </w:r>
+    </w:p>
+    <w:p>
+      <w:pPr>
+        <w:pStyle w:val="ListParagraph"/>
+        <w:numPr>
+          <w:ilvl w:val="3"/>
+          <w:numId w:val="5"/>
+        </w:numPr>
+        <w:rPr>
+          <w:rFonts w:ascii="Abadi" w:hAnsi="Abadi"/>
+        </w:rPr>
+      </w:pPr>
+      <w:r>
+        <w:rPr>
+          <w:rFonts w:ascii="Abadi" w:hAnsi="Abadi"/>
+        </w:rPr>
+        <w:t>Why convolutions?</w:t>
+      </w:r>
+    </w:p>
+    <w:p>
+      <w:pPr>
+        <w:pStyle w:val="ListParagraph"/>
+        <w:numPr>
+          <w:ilvl w:val="3"/>
+          <w:numId w:val="5"/>
+        </w:numPr>
+        <w:rPr>
+          <w:rFonts w:ascii="Abadi" w:hAnsi="Abadi"/>
+        </w:rPr>
+      </w:pPr>
+      <w:r>
+        <w:rPr>
+          <w:rFonts w:ascii="Abadi" w:hAnsi="Abadi"/>
+        </w:rPr>
+        <w:t>Yann LeCun interview</w:t>
+      </w:r>
+    </w:p>
+    <w:p>
+      <w:pPr>
+        <w:pStyle w:val="ListParagraph"/>
+        <w:numPr>
+          <w:ilvl w:val="3"/>
+          <w:numId w:val="5"/>
+        </w:numPr>
+        <w:rPr>
+          <w:rFonts w:ascii="Abadi" w:hAnsi="Abadi"/>
+        </w:rPr>
+      </w:pPr>
+      <w:r>
+        <w:rPr>
+          <w:rFonts w:ascii="Abadi" w:hAnsi="Abadi"/>
+        </w:rPr>
+        <w:t>Assignment: The basics of ConvNets</w:t>
+      </w:r>
+    </w:p>
+    <w:p>
+      <w:pPr>
+        <w:pStyle w:val="ListParagraph"/>
+        <w:numPr>
+          <w:ilvl w:val="3"/>
+          <w:numId w:val="5"/>
+        </w:numPr>
+        <w:rPr>
+          <w:rFonts w:ascii="Abadi" w:hAnsi="Abadi"/>
+        </w:rPr>
+      </w:pPr>
+      <w:r>
+        <w:rPr>
+          <w:rFonts w:ascii="Abadi" w:hAnsi="Abadi"/>
+        </w:rPr>
+        <w:t>Lab: Convolutional model step by step</w:t>
+      </w:r>
+    </w:p>
+    <w:p>
+      <w:pPr>
+        <w:pStyle w:val="ListParagraph"/>
+        <w:numPr>
+          <w:ilvl w:val="3"/>
+          <w:numId w:val="5"/>
+        </w:numPr>
+        <w:rPr>
+          <w:rFonts w:ascii="Abadi" w:hAnsi="Abadi"/>
+        </w:rPr>
+      </w:pPr>
+      <w:r>
+        <w:rPr>
+          <w:rFonts w:ascii="Abadi" w:hAnsi="Abadi"/>
+        </w:rPr>
+        <w:t>Lab: Convolution model application</w:t>
+      </w:r>
+    </w:p>
+    <w:p>
+      <w:pPr>
+        <w:pStyle w:val="ListParagraph"/>
+        <w:numPr>
+          <w:ilvl w:val="2"/>
+          <w:numId w:val="5"/>
+        </w:numPr>
+        <w:rPr>
+          <w:rFonts w:ascii="Abadi" w:hAnsi="Abadi"/>
+        </w:rPr>
+      </w:pPr>
+      <w:r>
+        <w:rPr>
+          <w:rFonts w:ascii="Abadi" w:hAnsi="Abadi"/>
+        </w:rPr>
+        <w:t>Week 2 – Deep convolutional models: case studies</w:t>
+      </w:r>
+    </w:p>
+    <w:p>
+      <w:pPr>
+        <w:pStyle w:val="ListParagraph"/>
+        <w:numPr>
+          <w:ilvl w:val="3"/>
+          <w:numId w:val="5"/>
+        </w:numPr>
+        <w:rPr>
+          <w:rFonts w:ascii="Abadi" w:hAnsi="Abadi"/>
+        </w:rPr>
+      </w:pPr>
+      <w:r>
+        <w:rPr>
+          <w:rFonts w:ascii="Abadi" w:hAnsi="Abadi"/>
+        </w:rPr>
+        <w:t>Why look at case studies?</w:t>
+      </w:r>
+    </w:p>
+    <w:p>
+      <w:pPr>
+        <w:pStyle w:val="ListParagraph"/>
+        <w:numPr>
+          <w:ilvl w:val="3"/>
+          <w:numId w:val="5"/>
+        </w:numPr>
+        <w:rPr>
+          <w:rFonts w:ascii="Abadi" w:hAnsi="Abadi"/>
+        </w:rPr>
+      </w:pPr>
+      <w:r>
+        <w:rPr>
+          <w:rFonts w:ascii="Abadi" w:hAnsi="Abadi"/>
+        </w:rPr>
+        <w:t>Classic networks</w:t>
+      </w:r>
+    </w:p>
+    <w:p>
+      <w:pPr>
+        <w:pStyle w:val="ListParagraph"/>
+        <w:numPr>
+          <w:ilvl w:val="3"/>
+          <w:numId w:val="5"/>
+        </w:numPr>
+        <w:rPr>
+          <w:rFonts w:ascii="Abadi" w:hAnsi="Abadi"/>
+        </w:rPr>
+      </w:pPr>
+      <w:r>
+        <w:rPr>
+          <w:rFonts w:ascii="Abadi" w:hAnsi="Abadi"/>
+        </w:rPr>
+        <w:t>ResNets</w:t>
+      </w:r>
+    </w:p>
+    <w:p>
+      <w:pPr>
+        <w:pStyle w:val="ListParagraph"/>
+        <w:numPr>
+          <w:ilvl w:val="3"/>
+          <w:numId w:val="5"/>
+        </w:numPr>
+        <w:rPr>
+          <w:rFonts w:ascii="Abadi" w:hAnsi="Abadi"/>
+        </w:rPr>
+      </w:pPr>
+      <w:r>
+        <w:rPr>
+          <w:rFonts w:ascii="Abadi" w:hAnsi="Abadi"/>
+        </w:rPr>
+        <w:t>Why ResNets work?</w:t>
+      </w:r>
+    </w:p>
+    <w:p>
+      <w:pPr>
+        <w:pStyle w:val="ListParagraph"/>
+        <w:numPr>
+          <w:ilvl w:val="3"/>
+          <w:numId w:val="5"/>
+        </w:numPr>
+        <w:rPr>
+          <w:rFonts w:ascii="Abadi" w:hAnsi="Abadi"/>
+        </w:rPr>
+      </w:pPr>
+      <w:r>
+        <w:rPr>
+          <w:rFonts w:ascii="Abadi" w:hAnsi="Abadi"/>
+        </w:rPr>
+        <w:t>Networks in networks and 1x1 convolutions</w:t>
+      </w:r>
+    </w:p>
+    <w:p>
+      <w:pPr>
+        <w:pStyle w:val="ListParagraph"/>
+        <w:numPr>
+          <w:ilvl w:val="3"/>
+          <w:numId w:val="5"/>
+        </w:numPr>
+        <w:rPr>
+          <w:rFonts w:ascii="Abadi" w:hAnsi="Abadi"/>
+        </w:rPr>
+      </w:pPr>
+      <w:r>
+        <w:rPr>
+          <w:rFonts w:ascii="Abadi" w:hAnsi="Abadi"/>
+        </w:rPr>
+        <w:t>Inception network motivation</w:t>
+      </w:r>
+    </w:p>
+    <w:p>
+      <w:pPr>
+        <w:pStyle w:val="ListParagraph"/>
+        <w:numPr>
+          <w:ilvl w:val="3"/>
+          <w:numId w:val="5"/>
+        </w:numPr>
+        <w:rPr>
+          <w:rFonts w:ascii="Abadi" w:hAnsi="Abadi"/>
+        </w:rPr>
+      </w:pPr>
+      <w:r>
+        <w:rPr>
+          <w:rFonts w:ascii="Abadi" w:hAnsi="Abadi"/>
+        </w:rPr>
+        <w:t>Inception network</w:t>
+      </w:r>
+    </w:p>
+    <w:p>
+      <w:pPr>
+        <w:pStyle w:val="ListParagraph"/>
+        <w:numPr>
+          <w:ilvl w:val="3"/>
+          <w:numId w:val="5"/>
+        </w:numPr>
+        <w:rPr>
+          <w:rFonts w:ascii="Abadi" w:hAnsi="Abadi"/>
+        </w:rPr>
+      </w:pPr>
+      <w:r>
+        <w:rPr>
+          <w:rFonts w:ascii="Abadi" w:hAnsi="Abadi"/>
+        </w:rPr>
+        <w:t>MobileNet</w:t>
+      </w:r>
+    </w:p>
+    <w:p>
+      <w:pPr>
+        <w:pStyle w:val="ListParagraph"/>
+        <w:numPr>
+          <w:ilvl w:val="3"/>
+          <w:numId w:val="5"/>
+        </w:numPr>
+        <w:rPr>
+          <w:rFonts w:ascii="Abadi" w:hAnsi="Abadi"/>
+        </w:rPr>
+      </w:pPr>
+      <w:r>
+        <w:rPr>
+          <w:rFonts w:ascii="Abadi" w:hAnsi="Abadi"/>
+        </w:rPr>
+        <w:t>MobileNet architecture</w:t>
+      </w:r>
+    </w:p>
+    <w:p>
+      <w:pPr>
+        <w:pStyle w:val="ListParagraph"/>
+        <w:numPr>
+          <w:ilvl w:val="3"/>
+          <w:numId w:val="5"/>
+        </w:numPr>
+        <w:rPr>
+          <w:rFonts w:ascii="Abadi" w:hAnsi="Abadi"/>
+        </w:rPr>
+      </w:pPr>
+      <w:r>
+        <w:rPr>
+          <w:rFonts w:ascii="Abadi" w:hAnsi="Abadi"/>
+        </w:rPr>
+        <w:t>EfficientNet</w:t>
+      </w:r>
+    </w:p>
+    <w:p>
+      <w:pPr>
+        <w:pStyle w:val="ListParagraph"/>
+        <w:numPr>
+          <w:ilvl w:val="3"/>
+          <w:numId w:val="5"/>
+        </w:numPr>
+        <w:rPr>
+          <w:rFonts w:ascii="Abadi" w:hAnsi="Abadi"/>
+        </w:rPr>
+      </w:pPr>
+      <w:r>
+        <w:rPr>
+          <w:rFonts w:ascii="Abadi" w:hAnsi="Abadi"/>
+        </w:rPr>
+        <w:t>Using open-source implementation</w:t>
+      </w:r>
+    </w:p>
+    <w:p>
+      <w:pPr>
+        <w:pStyle w:val="ListParagraph"/>
+        <w:numPr>
+          <w:ilvl w:val="3"/>
+          <w:numId w:val="5"/>
+        </w:numPr>
+        <w:rPr>
+          <w:rFonts w:ascii="Abadi" w:hAnsi="Abadi"/>
+        </w:rPr>
+      </w:pPr>
+      <w:r>
+        <w:rPr>
+          <w:rFonts w:ascii="Abadi" w:hAnsi="Abadi"/>
+        </w:rPr>
+        <w:t>Transfer learning</w:t>
+      </w:r>
+    </w:p>
+    <w:p>
+      <w:pPr>
+        <w:pStyle w:val="ListParagraph"/>
+        <w:numPr>
+          <w:ilvl w:val="3"/>
+          <w:numId w:val="5"/>
+        </w:numPr>
+        <w:rPr>
+          <w:rFonts w:ascii="Abadi" w:hAnsi="Abadi"/>
+        </w:rPr>
+      </w:pPr>
+      <w:r>
+        <w:rPr>
+          <w:rFonts w:ascii="Abadi" w:hAnsi="Abadi"/>
+        </w:rPr>
+        <w:t>Data augmentation</w:t>
+      </w:r>
+    </w:p>
+    <w:p>
+      <w:pPr>
+        <w:pStyle w:val="ListParagraph"/>
+        <w:numPr>
+          <w:ilvl w:val="3"/>
+          <w:numId w:val="5"/>
+        </w:numPr>
+        <w:rPr>
+          <w:rFonts w:ascii="Abadi" w:hAnsi="Abadi"/>
+        </w:rPr>
+      </w:pPr>
+      <w:r>
+        <w:rPr>
+          <w:rFonts w:ascii="Abadi" w:hAnsi="Abadi"/>
+        </w:rPr>
+        <w:t>State of computer vision</w:t>
+      </w:r>
+    </w:p>
+    <w:p>
+      <w:pPr>
+        <w:pStyle w:val="ListParagraph"/>
+        <w:numPr>
+          <w:ilvl w:val="3"/>
+          <w:numId w:val="5"/>
+        </w:numPr>
+        <w:rPr>
+          <w:rFonts w:ascii="Abadi" w:hAnsi="Abadi"/>
+        </w:rPr>
+      </w:pPr>
+      <w:r>
+        <w:rPr>
+          <w:rFonts w:ascii="Abadi" w:hAnsi="Abadi"/>
+        </w:rPr>
+        <w:t>Assignment: Deep convolutional models</w:t>
+      </w:r>
+    </w:p>
+    <w:p>
+      <w:pPr>
+        <w:pStyle w:val="ListParagraph"/>
+        <w:numPr>
+          <w:ilvl w:val="3"/>
+          <w:numId w:val="5"/>
+        </w:numPr>
+        <w:rPr>
+          <w:rFonts w:ascii="Abadi" w:hAnsi="Abadi"/>
+        </w:rPr>
+      </w:pPr>
+      <w:r>
+        <w:rPr>
+          <w:rFonts w:ascii="Abadi" w:hAnsi="Abadi"/>
+        </w:rPr>
+        <w:lastRenderedPageBreak/>
+        <w:t>Lab: Residual networks</w:t>
+      </w:r>
+    </w:p>
+    <w:p>
+      <w:pPr>
+        <w:pStyle w:val="ListParagraph"/>
+        <w:numPr>
+          <w:ilvl w:val="3"/>
+          <w:numId w:val="5"/>
+        </w:numPr>
+        <w:rPr>
+          <w:rFonts w:ascii="Abadi" w:hAnsi="Abadi"/>
+        </w:rPr>
+      </w:pPr>
+      <w:r>
+        <w:rPr>
+          <w:rFonts w:ascii="Abadi" w:hAnsi="Abadi"/>
+        </w:rPr>
+        <w:t>Lab: Transfer learning with MobileNet</w:t>
+      </w:r>
+    </w:p>
+    <w:p>
+      <w:pPr>
+        <w:pStyle w:val="ListParagraph"/>
+        <w:numPr>
+          <w:ilvl w:val="2"/>
+          <w:numId w:val="5"/>
+        </w:numPr>
+        <w:rPr>
+          <w:rFonts w:ascii="Abadi" w:hAnsi="Abadi"/>
+        </w:rPr>
+      </w:pPr>
+      <w:r>
+        <w:rPr>
+          <w:rFonts w:ascii="Abadi" w:hAnsi="Abadi"/>
+        </w:rPr>
+        <w:t>Week 3 – Object detection</w:t>
+      </w:r>
+    </w:p>
+    <w:p>
+      <w:pPr>
+        <w:pStyle w:val="ListParagraph"/>
+        <w:numPr>
+          <w:ilvl w:val="3"/>
+          <w:numId w:val="5"/>
+        </w:numPr>
+        <w:rPr>
+          <w:rFonts w:ascii="Abadi" w:hAnsi="Abadi"/>
+        </w:rPr>
+      </w:pPr>
+      <w:r>
+        <w:rPr>
+          <w:rFonts w:ascii="Abadi" w:hAnsi="Abadi"/>
+        </w:rPr>
+        <w:t>Object localization</w:t>
+      </w:r>
+    </w:p>
+    <w:p>
+      <w:pPr>
+        <w:pStyle w:val="ListParagraph"/>
+        <w:numPr>
+          <w:ilvl w:val="3"/>
+          <w:numId w:val="5"/>
+        </w:numPr>
+        <w:rPr>
+          <w:rFonts w:ascii="Abadi" w:hAnsi="Abadi"/>
+        </w:rPr>
+      </w:pPr>
+      <w:r>
+        <w:rPr>
+          <w:rFonts w:ascii="Abadi" w:hAnsi="Abadi"/>
+        </w:rPr>
+        <w:t>Landmark detection</w:t>
+      </w:r>
+    </w:p>
+    <w:p>
+      <w:pPr>
+        <w:pStyle w:val="ListParagraph"/>
+        <w:numPr>
+          <w:ilvl w:val="3"/>
+          <w:numId w:val="5"/>
+        </w:numPr>
+        <w:rPr>
+          <w:rFonts w:ascii="Abadi" w:hAnsi="Abadi"/>
+        </w:rPr>
+      </w:pPr>
+      <w:r>
+        <w:rPr>
+          <w:rFonts w:ascii="Abadi" w:hAnsi="Abadi"/>
+        </w:rPr>
+        <w:t>Object detection</w:t>
+      </w:r>
+    </w:p>
+    <w:p>
+      <w:pPr>
+        <w:pStyle w:val="ListParagraph"/>
+        <w:numPr>
+          <w:ilvl w:val="3"/>
+          <w:numId w:val="5"/>
+        </w:numPr>
+        <w:rPr>
+          <w:rFonts w:ascii="Abadi" w:hAnsi="Abadi"/>
+        </w:rPr>
+      </w:pPr>
+      <w:r>
+        <w:rPr>
+          <w:rFonts w:ascii="Abadi" w:hAnsi="Abadi"/>
+        </w:rPr>
+        <w:t>Convolutional implementation of sliding windows</w:t>
+      </w:r>
+    </w:p>
+    <w:p>
+      <w:pPr>
+        <w:pStyle w:val="ListParagraph"/>
+        <w:numPr>
+          <w:ilvl w:val="3"/>
+          <w:numId w:val="5"/>
+        </w:numPr>
+        <w:rPr>
+          <w:rFonts w:ascii="Abadi" w:hAnsi="Abadi"/>
+        </w:rPr>
+      </w:pPr>
+      <w:r>
+        <w:rPr>
+          <w:rFonts w:ascii="Abadi" w:hAnsi="Abadi"/>
+        </w:rPr>
+        <w:t>Bounding box predictions</w:t>
+      </w:r>
+    </w:p>
+    <w:p>
+      <w:pPr>
+        <w:pStyle w:val="ListParagraph"/>
+        <w:numPr>
+          <w:ilvl w:val="3"/>
+          <w:numId w:val="5"/>
+        </w:numPr>
+        <w:rPr>
+          <w:rFonts w:ascii="Abadi" w:hAnsi="Abadi"/>
+        </w:rPr>
+      </w:pPr>
+      <w:r>
+        <w:rPr>
+          <w:rFonts w:ascii="Abadi" w:hAnsi="Abadi"/>
+        </w:rPr>
+        <w:t>Intersection over union</w:t>
+      </w:r>
+    </w:p>
+    <w:p>
+      <w:pPr>
+        <w:pStyle w:val="ListParagraph"/>
+        <w:numPr>
+          <w:ilvl w:val="3"/>
+          <w:numId w:val="5"/>
+        </w:numPr>
+        <w:rPr>
+          <w:rFonts w:ascii="Abadi" w:hAnsi="Abadi"/>
+        </w:rPr>
+      </w:pPr>
+      <w:r>
+        <w:rPr>
+          <w:rFonts w:ascii="Abadi" w:hAnsi="Abadi"/>
+        </w:rPr>
+        <w:t>Non-max suppression</w:t>
+      </w:r>
+    </w:p>
+    <w:p>
+      <w:pPr>
+        <w:pStyle w:val="ListParagraph"/>
+        <w:numPr>
+          <w:ilvl w:val="3"/>
+          <w:numId w:val="5"/>
+        </w:numPr>
+        <w:rPr>
+          <w:rFonts w:ascii="Abadi" w:hAnsi="Abadi"/>
+        </w:rPr>
+      </w:pPr>
+      <w:r>
+        <w:rPr>
+          <w:rFonts w:ascii="Abadi" w:hAnsi="Abadi"/>
+        </w:rPr>
+        <w:t>Anchor boxes</w:t>
+      </w:r>
+    </w:p>
+    <w:p>
+      <w:pPr>
+        <w:pStyle w:val="ListParagraph"/>
+        <w:numPr>
+          <w:ilvl w:val="3"/>
+          <w:numId w:val="5"/>
+        </w:numPr>
+        <w:rPr>
+          <w:rFonts w:ascii="Abadi" w:hAnsi="Abadi"/>
+        </w:rPr>
+      </w:pPr>
+      <w:r>
+        <w:rPr>
+          <w:rFonts w:ascii="Abadi" w:hAnsi="Abadi"/>
+        </w:rPr>
+        <w:t>YOLO algorithm</w:t>
+      </w:r>
+    </w:p>
+    <w:p>
+      <w:pPr>
+        <w:pStyle w:val="ListParagraph"/>
+        <w:numPr>
+          <w:ilvl w:val="3"/>
+          <w:numId w:val="5"/>
+        </w:numPr>
+        <w:rPr>
+          <w:rFonts w:ascii="Abadi" w:hAnsi="Abadi"/>
+        </w:rPr>
+      </w:pPr>
+      <w:r>
+        <w:rPr>
+          <w:rFonts w:ascii="Abadi" w:hAnsi="Abadi"/>
+        </w:rPr>
+        <w:t>Region proposals (optional)</w:t>
+      </w:r>
+    </w:p>
+    <w:p>
+      <w:pPr>
+        <w:pStyle w:val="ListParagraph"/>
+        <w:numPr>
+          <w:ilvl w:val="3"/>
+          <w:numId w:val="5"/>
+        </w:numPr>
+        <w:rPr>
+          <w:rFonts w:ascii="Abadi" w:hAnsi="Abadi"/>
+        </w:rPr>
+      </w:pPr>
+      <w:r>
+        <w:rPr>
+          <w:rFonts w:ascii="Abadi" w:hAnsi="Abadi"/>
+        </w:rPr>
+        <w:t>Semantic segmentation with U-Net</w:t>
+      </w:r>
+    </w:p>
+    <w:p>
+      <w:pPr>
+        <w:pStyle w:val="ListParagraph"/>
+        <w:numPr>
+          <w:ilvl w:val="3"/>
+          <w:numId w:val="5"/>
+        </w:numPr>
+        <w:rPr>
+          <w:rFonts w:ascii="Abadi" w:hAnsi="Abadi"/>
+        </w:rPr>
+      </w:pPr>
+      <w:r>
+        <w:rPr>
+          <w:rFonts w:ascii="Abadi" w:hAnsi="Abadi"/>
+        </w:rPr>
+        <w:t>Transpose convolutions</w:t>
+      </w:r>
+    </w:p>
+    <w:p>
+      <w:pPr>
+        <w:pStyle w:val="ListParagraph"/>
+        <w:numPr>
+          <w:ilvl w:val="3"/>
+          <w:numId w:val="5"/>
+        </w:numPr>
+        <w:rPr>
+          <w:rFonts w:ascii="Abadi" w:hAnsi="Abadi"/>
+        </w:rPr>
+      </w:pPr>
+      <w:r>
+        <w:rPr>
+          <w:rFonts w:ascii="Abadi" w:hAnsi="Abadi"/>
+        </w:rPr>
+        <w:t>U-Net architecture intuition</w:t>
+      </w:r>
+    </w:p>
+    <w:p>
+      <w:pPr>
+        <w:pStyle w:val="ListParagraph"/>
+        <w:numPr>
+          <w:ilvl w:val="3"/>
+          <w:numId w:val="5"/>
+        </w:numPr>
+        <w:rPr>
+          <w:rFonts w:ascii="Abadi" w:hAnsi="Abadi"/>
+        </w:rPr>
+      </w:pPr>
+      <w:r>
+        <w:rPr>
+          <w:rFonts w:ascii="Abadi" w:hAnsi="Abadi"/>
+        </w:rPr>
+        <w:t>U-Net architecture</w:t>
+      </w:r>
+    </w:p>
+    <w:p>
+      <w:pPr>
+        <w:pStyle w:val="ListParagraph"/>
+        <w:numPr>
+          <w:ilvl w:val="3"/>
+          <w:numId w:val="5"/>
+        </w:numPr>
+        <w:rPr>
+          <w:rFonts w:ascii="Abadi" w:hAnsi="Abadi"/>
+        </w:rPr>
+      </w:pPr>
+      <w:r>
+        <w:rPr>
+          <w:rFonts w:ascii="Abadi" w:hAnsi="Abadi"/>
+        </w:rPr>
+        <w:t>Assignment: Detection algorithms</w:t>
+      </w:r>
+    </w:p>
+    <w:p>
+      <w:pPr>
+        <w:pStyle w:val="ListParagraph"/>
+        <w:numPr>
+          <w:ilvl w:val="3"/>
+          <w:numId w:val="5"/>
+        </w:numPr>
+        <w:rPr>
+          <w:rFonts w:ascii="Abadi" w:hAnsi="Abadi"/>
+        </w:rPr>
+      </w:pPr>
+      <w:r>
+        <w:rPr>
+          <w:rFonts w:ascii="Abadi" w:hAnsi="Abadi"/>
+        </w:rPr>
+        <w:t>Lab: Car detection with YOLO</w:t>
+      </w:r>
+    </w:p>
+    <w:p>
+      <w:pPr>
+        <w:pStyle w:val="ListParagraph"/>
+        <w:numPr>
+          <w:ilvl w:val="3"/>
+          <w:numId w:val="5"/>
+        </w:numPr>
+        <w:rPr>
+          <w:rFonts w:ascii="Abadi" w:hAnsi="Abadi"/>
+        </w:rPr>
+      </w:pPr>
+      <w:r>
+        <w:rPr>
+          <w:rFonts w:ascii="Abadi" w:hAnsi="Abadi"/>
+        </w:rPr>
+        <w:t>Lab: Image segmentation with U-Net</w:t>
+      </w:r>
+    </w:p>
+    <w:p>
+      <w:pPr>
+        <w:pStyle w:val="ListParagraph"/>
+        <w:numPr>
+          <w:ilvl w:val="2"/>
+          <w:numId w:val="5"/>
+        </w:numPr>
+        <w:rPr>
+          <w:rFonts w:ascii="Abadi" w:hAnsi="Abadi"/>
+        </w:rPr>
+      </w:pPr>
+      <w:r>
+        <w:rPr>
+          <w:rFonts w:ascii="Abadi" w:hAnsi="Abadi"/>
+        </w:rPr>
+        <w:t>Week 4 – Special applications: face recognition &amp; neural style transfer</w:t>
+      </w:r>
+    </w:p>
+    <w:p>
+      <w:pPr>
+        <w:pStyle w:val="ListParagraph"/>
+        <w:numPr>
+          <w:ilvl w:val="3"/>
+          <w:numId w:val="5"/>
+        </w:numPr>
+        <w:rPr>
+          <w:rFonts w:ascii="Abadi" w:hAnsi="Abadi"/>
+        </w:rPr>
+      </w:pPr>
+      <w:r>
+        <w:rPr>
+          <w:rFonts w:ascii="Abadi" w:hAnsi="Abadi"/>
+        </w:rPr>
+        <w:t>What is face recognition?</w:t>
+      </w:r>
+    </w:p>
+    <w:p>
+      <w:pPr>
+        <w:pStyle w:val="ListParagraph"/>
+        <w:numPr>
+          <w:ilvl w:val="3"/>
+          <w:numId w:val="5"/>
+        </w:numPr>
+        <w:rPr>
+          <w:rFonts w:ascii="Abadi" w:hAnsi="Abadi"/>
+        </w:rPr>
+      </w:pPr>
+      <w:r>
+        <w:rPr>
+          <w:rFonts w:ascii="Abadi" w:hAnsi="Abadi"/>
+        </w:rPr>
+        <w:t>One shot learning</w:t>
+      </w:r>
+    </w:p>
+    <w:p>
+      <w:pPr>
+        <w:pStyle w:val="ListParagraph"/>
+        <w:numPr>
+          <w:ilvl w:val="3"/>
+          <w:numId w:val="5"/>
+        </w:numPr>
+        <w:rPr>
+          <w:rFonts w:ascii="Abadi" w:hAnsi="Abadi"/>
+        </w:rPr>
+      </w:pPr>
+      <w:r>
+        <w:rPr>
+          <w:rFonts w:ascii="Abadi" w:hAnsi="Abadi"/>
+        </w:rPr>
+        <w:t>Siamese network</w:t>
+      </w:r>
+    </w:p>
+    <w:p>
+      <w:pPr>
+        <w:pStyle w:val="ListParagraph"/>
+        <w:numPr>
+          <w:ilvl w:val="3"/>
+          <w:numId w:val="5"/>
+        </w:numPr>
+        <w:rPr>
+          <w:rFonts w:ascii="Abadi" w:hAnsi="Abadi"/>
+        </w:rPr>
+      </w:pPr>
+      <w:r>
+        <w:rPr>
+          <w:rFonts w:ascii="Abadi" w:hAnsi="Abadi"/>
+        </w:rPr>
+        <w:t>Triplet loss</w:t>
+      </w:r>
+    </w:p>
+    <w:p>
+      <w:pPr>
+        <w:pStyle w:val="ListParagraph"/>
+        <w:numPr>
+          <w:ilvl w:val="3"/>
+          <w:numId w:val="5"/>
+        </w:numPr>
+        <w:rPr>
+          <w:rFonts w:ascii="Abadi" w:hAnsi="Abadi"/>
+        </w:rPr>
+      </w:pPr>
+      <w:r>
+        <w:rPr>
+          <w:rFonts w:ascii="Abadi" w:hAnsi="Abadi"/>
+        </w:rPr>
+        <w:t>Face verification and binary classification</w:t>
+      </w:r>
+    </w:p>
+    <w:p>
+      <w:pPr>
+        <w:pStyle w:val="ListParagraph"/>
+        <w:numPr>
+          <w:ilvl w:val="3"/>
+          <w:numId w:val="5"/>
+        </w:numPr>
+        <w:rPr>
+          <w:rFonts w:ascii="Abadi" w:hAnsi="Abadi"/>
+        </w:rPr>
+      </w:pPr>
+      <w:r>
+        <w:rPr>
+          <w:rFonts w:ascii="Abadi" w:hAnsi="Abadi"/>
+        </w:rPr>
+        <w:t>What is neural style transfer?</w:t>
+      </w:r>
+    </w:p>
+    <w:p>
+      <w:pPr>
+        <w:pStyle w:val="ListParagraph"/>
+        <w:numPr>
+          <w:ilvl w:val="3"/>
+          <w:numId w:val="5"/>
+        </w:numPr>
+        <w:rPr>
+          <w:rFonts w:ascii="Abadi" w:hAnsi="Abadi"/>
+        </w:rPr>
+      </w:pPr>
+      <w:r>
+        <w:rPr>
+          <w:rFonts w:ascii="Abadi" w:hAnsi="Abadi"/>
+        </w:rPr>
+        <w:t>What are deep ConvNets learning?</w:t>
+      </w:r>
+    </w:p>
+    <w:p>
+      <w:pPr>
+        <w:pStyle w:val="ListParagraph"/>
+        <w:numPr>
+          <w:ilvl w:val="3"/>
+          <w:numId w:val="5"/>
+        </w:numPr>
+        <w:rPr>
+          <w:rFonts w:ascii="Abadi" w:hAnsi="Abadi"/>
+        </w:rPr>
+      </w:pPr>
+      <w:r>
+        <w:rPr>
+          <w:rFonts w:ascii="Abadi" w:hAnsi="Abadi"/>
+        </w:rPr>
+        <w:t>Cost function</w:t>
+      </w:r>
+    </w:p>
+    <w:p>
+      <w:pPr>
+        <w:pStyle w:val="ListParagraph"/>
+        <w:numPr>
+          <w:ilvl w:val="3"/>
+          <w:numId w:val="5"/>
+        </w:numPr>
+        <w:rPr>
+          <w:rFonts w:ascii="Abadi" w:hAnsi="Abadi"/>
+        </w:rPr>
+      </w:pPr>
+      <w:r>
+        <w:rPr>
+          <w:rFonts w:ascii="Abadi" w:hAnsi="Abadi"/>
+        </w:rPr>
+        <w:t>Content cost function</w:t>
+      </w:r>
+    </w:p>
+    <w:p>
+      <w:pPr>
+        <w:pStyle w:val="ListParagraph"/>
+        <w:numPr>
+          <w:ilvl w:val="3"/>
+          <w:numId w:val="5"/>
+        </w:numPr>
+        <w:rPr>
+          <w:rFonts w:ascii="Abadi" w:hAnsi="Abadi"/>
+        </w:rPr>
+      </w:pPr>
+      <w:r>
+        <w:rPr>
+          <w:rFonts w:ascii="Abadi" w:hAnsi="Abadi"/>
+        </w:rPr>
+        <w:t>Style cost function</w:t>
+      </w:r>
+    </w:p>
+    <w:p>
+      <w:pPr>
+        <w:pStyle w:val="ListParagraph"/>
+        <w:numPr>
+          <w:ilvl w:val="3"/>
+          <w:numId w:val="5"/>
+        </w:numPr>
+        <w:rPr>
+          <w:rFonts w:ascii="Abadi" w:hAnsi="Abadi"/>
+        </w:rPr>
+      </w:pPr>
+      <w:r>
+        <w:rPr>
+          <w:rFonts w:ascii="Abadi" w:hAnsi="Abadi"/>
+        </w:rPr>
+        <w:t>1D and 3D generalizations</w:t>
+      </w:r>
+    </w:p>
+    <w:p>
+      <w:pPr>
+        <w:pStyle w:val="ListParagraph"/>
+        <w:numPr>
+          <w:ilvl w:val="3"/>
+          <w:numId w:val="5"/>
+        </w:numPr>
+        <w:rPr>
+          <w:rFonts w:ascii="Abadi" w:hAnsi="Abadi"/>
+        </w:rPr>
+      </w:pPr>
+      <w:r>
+        <w:rPr>
+          <w:rFonts w:ascii="Abadi" w:hAnsi="Abadi"/>
+        </w:rPr>
+        <w:t>Assignment: Special applications: face recognition &amp; neural style transfer</w:t>
+      </w:r>
+    </w:p>
+    <w:p>
+      <w:pPr>
+        <w:pStyle w:val="ListParagraph"/>
+        <w:numPr>
+          <w:ilvl w:val="3"/>
+          <w:numId w:val="5"/>
+        </w:numPr>
+        <w:rPr>
+          <w:rFonts w:ascii="Abadi" w:hAnsi="Abadi"/>
+        </w:rPr>
+      </w:pPr>
+      <w:r>
+        <w:rPr>
+          <w:rFonts w:ascii="Abadi" w:hAnsi="Abadi"/>
+        </w:rPr>
+        <w:t>Lab: Face recognition</w:t>
+      </w:r>
+    </w:p>
+    <w:p>
+      <w:pPr>
+        <w:pStyle w:val="ListParagraph"/>
+        <w:numPr>
+          <w:ilvl w:val="3"/>
+          <w:numId w:val="5"/>
+        </w:numPr>
+        <w:rPr>
+          <w:rFonts w:ascii="Abadi" w:hAnsi="Abadi"/>
+        </w:rPr>
+      </w:pPr>
+      <w:r>
+        <w:rPr>
+          <w:rFonts w:ascii="Abadi" w:hAnsi="Abadi"/>
+        </w:rPr>
+        <w:t>Lab: Art generation with neural style transfer</w:t>
+      </w:r>
     </w:p>
     <w:p>
       <w:pPr>
@@ -4173,7 +5799,7 @@
         <w:rPr>
           <w:rFonts w:ascii="Abadi" w:hAnsi="Abadi"/>
         </w:rPr>
-        <w:t>Structuring Machine Learning Projects</w:t>
+        <w:t>Sequence Models</w:t>
       </w:r>
     </w:p>
     <w:p>
@@ -4191,309 +5817,296 @@
         <w:rPr>
           <w:rFonts w:ascii="Abadi" w:hAnsi="Abadi"/>
         </w:rPr>
-        <w:t>Week 1 – ML strategy (1)</w:t>
-      </w:r>
-    </w:p>
-    <w:p>
-      <w:pPr>
-        <w:pStyle w:val="ListParagraph"/>
-        <w:numPr>
-          <w:ilvl w:val="3"/>
-          <w:numId w:val="5"/>
-        </w:numPr>
-        <w:rPr>
-          <w:rFonts w:ascii="Abadi" w:hAnsi="Abadi"/>
-        </w:rPr>
-      </w:pPr>
-      <w:r>
-        <w:rPr>
-          <w:rFonts w:ascii="Abadi" w:hAnsi="Abadi"/>
-        </w:rPr>
-        <w:t>Why ML strategy</w:t>
-      </w:r>
-    </w:p>
-    <w:p>
-      <w:pPr>
-        <w:pStyle w:val="ListParagraph"/>
-        <w:numPr>
-          <w:ilvl w:val="3"/>
-          <w:numId w:val="5"/>
-        </w:numPr>
-        <w:rPr>
-          <w:rFonts w:ascii="Abadi" w:hAnsi="Abadi"/>
-        </w:rPr>
-      </w:pPr>
-      <w:r>
-        <w:rPr>
-          <w:rFonts w:ascii="Abadi" w:hAnsi="Abadi"/>
-        </w:rPr>
-        <w:t>Orthogonalization</w:t>
-      </w:r>
-    </w:p>
-    <w:p>
-      <w:pPr>
-        <w:pStyle w:val="ListParagraph"/>
-        <w:numPr>
-          <w:ilvl w:val="3"/>
-          <w:numId w:val="5"/>
-        </w:numPr>
-        <w:rPr>
-          <w:rFonts w:ascii="Abadi" w:hAnsi="Abadi"/>
-        </w:rPr>
-      </w:pPr>
-      <w:r>
-        <w:rPr>
-          <w:rFonts w:ascii="Abadi" w:hAnsi="Abadi"/>
-        </w:rPr>
-        <w:t>Single number evaluation metric</w:t>
-      </w:r>
-    </w:p>
-    <w:p>
-      <w:pPr>
-        <w:pStyle w:val="ListParagraph"/>
-        <w:numPr>
-          <w:ilvl w:val="3"/>
-          <w:numId w:val="5"/>
-        </w:numPr>
-        <w:rPr>
-          <w:rFonts w:ascii="Abadi" w:hAnsi="Abadi"/>
-        </w:rPr>
-      </w:pPr>
-      <w:r>
-        <w:rPr>
-          <w:rFonts w:ascii="Abadi" w:hAnsi="Abadi"/>
-        </w:rPr>
-        <w:t>Satisficing and optimizing metric</w:t>
-      </w:r>
-    </w:p>
-    <w:p>
-      <w:pPr>
-        <w:pStyle w:val="ListParagraph"/>
-        <w:numPr>
-          <w:ilvl w:val="3"/>
-          <w:numId w:val="5"/>
-        </w:numPr>
-        <w:rPr>
-          <w:rFonts w:ascii="Abadi" w:hAnsi="Abadi"/>
-        </w:rPr>
-      </w:pPr>
-      <w:r>
-        <w:rPr>
-          <w:rFonts w:ascii="Abadi" w:hAnsi="Abadi"/>
-        </w:rPr>
-        <w:t>Train/dev/test distributions</w:t>
-      </w:r>
-    </w:p>
-    <w:p>
-      <w:pPr>
-        <w:pStyle w:val="ListParagraph"/>
-        <w:numPr>
-          <w:ilvl w:val="3"/>
-          <w:numId w:val="5"/>
-        </w:numPr>
-        <w:rPr>
-          <w:rFonts w:ascii="Abadi" w:hAnsi="Abadi"/>
-        </w:rPr>
-      </w:pPr>
-      <w:r>
-        <w:rPr>
-          <w:rFonts w:ascii="Abadi" w:hAnsi="Abadi"/>
-        </w:rPr>
-        <w:t>Size of the dev and test sets</w:t>
-      </w:r>
-    </w:p>
-    <w:p>
-      <w:pPr>
-        <w:pStyle w:val="ListParagraph"/>
-        <w:numPr>
-          <w:ilvl w:val="3"/>
-          <w:numId w:val="5"/>
-        </w:numPr>
-        <w:rPr>
-          <w:rFonts w:ascii="Abadi" w:hAnsi="Abadi"/>
-        </w:rPr>
-      </w:pPr>
-      <w:r>
-        <w:rPr>
-          <w:rFonts w:ascii="Abadi" w:hAnsi="Abadi"/>
-        </w:rPr>
-        <w:t>When to change dev/test sets and metrics?</w:t>
-      </w:r>
-    </w:p>
-    <w:p>
-      <w:pPr>
-        <w:pStyle w:val="ListParagraph"/>
-        <w:numPr>
-          <w:ilvl w:val="3"/>
-          <w:numId w:val="5"/>
-        </w:numPr>
-        <w:rPr>
-          <w:rFonts w:ascii="Abadi" w:hAnsi="Abadi"/>
-        </w:rPr>
-      </w:pPr>
-      <w:r>
-        <w:rPr>
-          <w:rFonts w:ascii="Abadi" w:hAnsi="Abadi"/>
-        </w:rPr>
-        <w:t>Why human-level performance?</w:t>
-      </w:r>
-    </w:p>
-    <w:p>
-      <w:pPr>
-        <w:pStyle w:val="ListParagraph"/>
-        <w:numPr>
-          <w:ilvl w:val="3"/>
-          <w:numId w:val="5"/>
-        </w:numPr>
-        <w:rPr>
-          <w:rFonts w:ascii="Abadi" w:hAnsi="Abadi"/>
-        </w:rPr>
-      </w:pPr>
-      <w:r>
-        <w:rPr>
-          <w:rFonts w:ascii="Abadi" w:hAnsi="Abadi"/>
-        </w:rPr>
-        <w:t>Avoidable bias</w:t>
-      </w:r>
-    </w:p>
-    <w:p>
-      <w:pPr>
-        <w:pStyle w:val="ListParagraph"/>
-        <w:numPr>
-          <w:ilvl w:val="3"/>
-          <w:numId w:val="5"/>
-        </w:numPr>
-        <w:rPr>
-          <w:rFonts w:ascii="Abadi" w:hAnsi="Abadi"/>
-        </w:rPr>
-      </w:pPr>
-      <w:r>
-        <w:rPr>
-          <w:rFonts w:ascii="Abadi" w:hAnsi="Abadi"/>
-        </w:rPr>
-        <w:t>Understanding human-level performance</w:t>
-      </w:r>
-    </w:p>
-    <w:p>
-      <w:pPr>
-        <w:pStyle w:val="ListParagraph"/>
-        <w:numPr>
-          <w:ilvl w:val="3"/>
-          <w:numId w:val="5"/>
-        </w:numPr>
-        <w:rPr>
-          <w:rFonts w:ascii="Abadi" w:hAnsi="Abadi"/>
-        </w:rPr>
-      </w:pPr>
-      <w:r>
-        <w:rPr>
-          <w:rFonts w:ascii="Abadi" w:hAnsi="Abadi"/>
-        </w:rPr>
-        <w:t>Surpassing human-level performance</w:t>
-      </w:r>
-    </w:p>
-    <w:p>
-      <w:pPr>
-        <w:pStyle w:val="ListParagraph"/>
-        <w:numPr>
-          <w:ilvl w:val="3"/>
-          <w:numId w:val="5"/>
-        </w:numPr>
-        <w:rPr>
-          <w:rFonts w:ascii="Abadi" w:hAnsi="Abadi"/>
-        </w:rPr>
-      </w:pPr>
-      <w:r>
-        <w:rPr>
-          <w:rFonts w:ascii="Abadi" w:hAnsi="Abadi"/>
-        </w:rPr>
-        <w:t>Improving your model performance</w:t>
-      </w:r>
-    </w:p>
-    <w:p>
-      <w:pPr>
-        <w:pStyle w:val="ListParagraph"/>
-        <w:numPr>
-          <w:ilvl w:val="3"/>
-          <w:numId w:val="5"/>
-        </w:numPr>
-        <w:rPr>
-          <w:rFonts w:ascii="Abadi" w:hAnsi="Abadi"/>
-        </w:rPr>
-      </w:pPr>
-      <w:r>
-        <w:rPr>
-          <w:rFonts w:ascii="Abadi" w:hAnsi="Abadi"/>
-        </w:rPr>
-        <w:t>Andrej Karpathy interview</w:t>
-      </w:r>
-    </w:p>
-    <w:p>
-      <w:pPr>
-        <w:pStyle w:val="ListParagraph"/>
-        <w:numPr>
-          <w:ilvl w:val="3"/>
-          <w:numId w:val="5"/>
-        </w:numPr>
-        <w:rPr>
-          <w:rFonts w:ascii="Abadi" w:hAnsi="Abadi"/>
-        </w:rPr>
-      </w:pPr>
-      <w:r>
-        <w:rPr>
-          <w:rFonts w:ascii="Abadi" w:hAnsi="Abadi"/>
-        </w:rPr>
-        <w:t>Reading: Lecture notes W1</w:t>
-      </w:r>
-    </w:p>
-    <w:p>
-      <w:pPr>
-        <w:pStyle w:val="ListParagraph"/>
-        <w:numPr>
-          <w:ilvl w:val="3"/>
-          <w:numId w:val="5"/>
-        </w:numPr>
-        <w:rPr>
-          <w:rFonts w:ascii="Abadi" w:hAnsi="Abadi"/>
-        </w:rPr>
-      </w:pPr>
-      <w:r>
-        <w:rPr>
-          <w:rFonts w:ascii="Abadi" w:hAnsi="Abadi"/>
-        </w:rPr>
-        <w:t>Reading: Machine learning flight simulator (intro to quizzes)</w:t>
-      </w:r>
-    </w:p>
-    <w:p>
-      <w:pPr>
-        <w:pStyle w:val="ListParagraph"/>
-        <w:numPr>
-          <w:ilvl w:val="3"/>
-          <w:numId w:val="5"/>
-        </w:numPr>
-        <w:rPr>
-          <w:rFonts w:ascii="Abadi" w:hAnsi="Abadi"/>
-        </w:rPr>
-      </w:pPr>
-      <w:r>
-        <w:rPr>
-          <w:rFonts w:ascii="Abadi" w:hAnsi="Abadi"/>
-        </w:rPr>
-        <w:t xml:space="preserve">Assignment: Bird recognition in the city of </w:t>
-      </w:r>
-      <w:proofErr w:type="spellStart"/>
-      <w:r>
-        <w:rPr>
-          <w:rFonts w:ascii="Abadi" w:hAnsi="Abadi"/>
-        </w:rPr>
-        <w:t>Peacetopia</w:t>
-      </w:r>
-      <w:proofErr w:type="spellEnd"/>
-      <w:r>
-        <w:rPr>
-          <w:rFonts w:ascii="Abadi" w:hAnsi="Abadi"/>
-        </w:rPr>
-        <w:t xml:space="preserve"> (quiz case study)</w:t>
+        <w:t>Week 1 – Recurrent neural networks</w:t>
+      </w:r>
+    </w:p>
+    <w:p>
+      <w:pPr>
+        <w:pStyle w:val="ListParagraph"/>
+        <w:numPr>
+          <w:ilvl w:val="3"/>
+          <w:numId w:val="5"/>
+        </w:numPr>
+        <w:rPr>
+          <w:rFonts w:ascii="Abadi" w:hAnsi="Abadi"/>
+        </w:rPr>
+      </w:pPr>
+      <w:r>
+        <w:rPr>
+          <w:rFonts w:ascii="Abadi" w:hAnsi="Abadi"/>
+        </w:rPr>
+        <w:t>Why sequence models?</w:t>
+      </w:r>
+    </w:p>
+    <w:p>
+      <w:pPr>
+        <w:pStyle w:val="ListParagraph"/>
+        <w:numPr>
+          <w:ilvl w:val="3"/>
+          <w:numId w:val="5"/>
+        </w:numPr>
+        <w:rPr>
+          <w:rFonts w:ascii="Abadi" w:hAnsi="Abadi"/>
+        </w:rPr>
+      </w:pPr>
+      <w:r>
+        <w:rPr>
+          <w:rFonts w:ascii="Abadi" w:hAnsi="Abadi"/>
+        </w:rPr>
+        <w:t>Notation</w:t>
+      </w:r>
+    </w:p>
+    <w:p>
+      <w:pPr>
+        <w:pStyle w:val="ListParagraph"/>
+        <w:numPr>
+          <w:ilvl w:val="3"/>
+          <w:numId w:val="5"/>
+        </w:numPr>
+        <w:rPr>
+          <w:rFonts w:ascii="Abadi" w:hAnsi="Abadi"/>
+        </w:rPr>
+      </w:pPr>
+      <w:r>
+        <w:rPr>
+          <w:rFonts w:ascii="Abadi" w:hAnsi="Abadi"/>
+        </w:rPr>
+        <w:t>Recurrent neural network model</w:t>
+      </w:r>
+    </w:p>
+    <w:p>
+      <w:pPr>
+        <w:pStyle w:val="ListParagraph"/>
+        <w:numPr>
+          <w:ilvl w:val="3"/>
+          <w:numId w:val="5"/>
+        </w:numPr>
+        <w:rPr>
+          <w:rFonts w:ascii="Abadi" w:hAnsi="Abadi"/>
+        </w:rPr>
+      </w:pPr>
+      <w:r>
+        <w:rPr>
+          <w:rFonts w:ascii="Abadi" w:hAnsi="Abadi"/>
+        </w:rPr>
+        <w:t>Backpropagation through time</w:t>
+      </w:r>
+    </w:p>
+    <w:p>
+      <w:pPr>
+        <w:pStyle w:val="ListParagraph"/>
+        <w:numPr>
+          <w:ilvl w:val="3"/>
+          <w:numId w:val="5"/>
+        </w:numPr>
+        <w:rPr>
+          <w:rFonts w:ascii="Abadi" w:hAnsi="Abadi"/>
+        </w:rPr>
+      </w:pPr>
+      <w:r>
+        <w:rPr>
+          <w:rFonts w:ascii="Abadi" w:hAnsi="Abadi"/>
+        </w:rPr>
+        <w:t>Different types of RNNs</w:t>
+      </w:r>
+    </w:p>
+    <w:p>
+      <w:pPr>
+        <w:pStyle w:val="ListParagraph"/>
+        <w:numPr>
+          <w:ilvl w:val="3"/>
+          <w:numId w:val="5"/>
+        </w:numPr>
+        <w:rPr>
+          <w:rFonts w:ascii="Abadi" w:hAnsi="Abadi"/>
+        </w:rPr>
+      </w:pPr>
+      <w:r>
+        <w:rPr>
+          <w:rFonts w:ascii="Abadi" w:hAnsi="Abadi"/>
+        </w:rPr>
+        <w:t>Language model and sequence generation</w:t>
+      </w:r>
+    </w:p>
+    <w:p>
+      <w:pPr>
+        <w:pStyle w:val="ListParagraph"/>
+        <w:numPr>
+          <w:ilvl w:val="3"/>
+          <w:numId w:val="5"/>
+        </w:numPr>
+        <w:rPr>
+          <w:rFonts w:ascii="Abadi" w:hAnsi="Abadi"/>
+        </w:rPr>
+      </w:pPr>
+      <w:r>
+        <w:rPr>
+          <w:rFonts w:ascii="Abadi" w:hAnsi="Abadi"/>
+        </w:rPr>
+        <w:t>Sampling novel sequences</w:t>
+      </w:r>
+    </w:p>
+    <w:p>
+      <w:pPr>
+        <w:pStyle w:val="ListParagraph"/>
+        <w:numPr>
+          <w:ilvl w:val="3"/>
+          <w:numId w:val="5"/>
+        </w:numPr>
+        <w:rPr>
+          <w:rFonts w:ascii="Abadi" w:hAnsi="Abadi"/>
+        </w:rPr>
+      </w:pPr>
+      <w:r>
+        <w:rPr>
+          <w:rFonts w:ascii="Abadi" w:hAnsi="Abadi"/>
+        </w:rPr>
+        <w:t>Vanishing gradients with RNNs</w:t>
+      </w:r>
+    </w:p>
+    <w:p>
+      <w:pPr>
+        <w:pStyle w:val="ListParagraph"/>
+        <w:numPr>
+          <w:ilvl w:val="3"/>
+          <w:numId w:val="5"/>
+        </w:numPr>
+        <w:rPr>
+          <w:rFonts w:ascii="Abadi" w:hAnsi="Abadi"/>
+        </w:rPr>
+      </w:pPr>
+      <w:r>
+        <w:rPr>
+          <w:rFonts w:ascii="Abadi" w:hAnsi="Abadi"/>
+        </w:rPr>
+        <w:lastRenderedPageBreak/>
+        <w:t>Gated recurrent unit (GRU)</w:t>
+      </w:r>
+    </w:p>
+    <w:p>
+      <w:pPr>
+        <w:pStyle w:val="ListParagraph"/>
+        <w:numPr>
+          <w:ilvl w:val="3"/>
+          <w:numId w:val="5"/>
+        </w:numPr>
+        <w:rPr>
+          <w:rFonts w:ascii="Abadi" w:hAnsi="Abadi"/>
+        </w:rPr>
+      </w:pPr>
+      <w:r>
+        <w:rPr>
+          <w:rFonts w:ascii="Abadi" w:hAnsi="Abadi"/>
+        </w:rPr>
+        <w:t>Long short term memory (LSTM)</w:t>
+      </w:r>
+    </w:p>
+    <w:p>
+      <w:pPr>
+        <w:pStyle w:val="ListParagraph"/>
+        <w:numPr>
+          <w:ilvl w:val="3"/>
+          <w:numId w:val="5"/>
+        </w:numPr>
+        <w:rPr>
+          <w:rFonts w:ascii="Abadi" w:hAnsi="Abadi"/>
+        </w:rPr>
+      </w:pPr>
+      <w:r>
+        <w:rPr>
+          <w:rFonts w:ascii="Abadi" w:hAnsi="Abadi"/>
+        </w:rPr>
+        <w:t>Bidirectional RNN</w:t>
+      </w:r>
+    </w:p>
+    <w:p>
+      <w:pPr>
+        <w:pStyle w:val="ListParagraph"/>
+        <w:numPr>
+          <w:ilvl w:val="3"/>
+          <w:numId w:val="5"/>
+        </w:numPr>
+        <w:rPr>
+          <w:rFonts w:ascii="Abadi" w:hAnsi="Abadi"/>
+        </w:rPr>
+      </w:pPr>
+      <w:r>
+        <w:rPr>
+          <w:rFonts w:ascii="Abadi" w:hAnsi="Abadi"/>
+        </w:rPr>
+        <w:t>Deep RNNs</w:t>
+      </w:r>
+    </w:p>
+    <w:p>
+      <w:pPr>
+        <w:pStyle w:val="ListParagraph"/>
+        <w:numPr>
+          <w:ilvl w:val="3"/>
+          <w:numId w:val="5"/>
+        </w:numPr>
+        <w:rPr>
+          <w:rFonts w:ascii="Abadi" w:hAnsi="Abadi"/>
+        </w:rPr>
+      </w:pPr>
+      <w:r>
+        <w:rPr>
+          <w:rFonts w:ascii="Abadi" w:hAnsi="Abadi"/>
+        </w:rPr>
+        <w:t>Assignment: Recurrent neural networks</w:t>
+      </w:r>
+    </w:p>
+    <w:p>
+      <w:pPr>
+        <w:pStyle w:val="ListParagraph"/>
+        <w:numPr>
+          <w:ilvl w:val="3"/>
+          <w:numId w:val="5"/>
+        </w:numPr>
+        <w:rPr>
+          <w:rFonts w:ascii="Abadi" w:hAnsi="Abadi"/>
+        </w:rPr>
+      </w:pPr>
+      <w:r>
+        <w:rPr>
+          <w:rFonts w:ascii="Abadi" w:hAnsi="Abadi"/>
+        </w:rPr>
+        <w:t>Lab: Building your recurrent neural network step by step</w:t>
+      </w:r>
+    </w:p>
+    <w:p>
+      <w:pPr>
+        <w:pStyle w:val="ListParagraph"/>
+        <w:numPr>
+          <w:ilvl w:val="3"/>
+          <w:numId w:val="5"/>
+        </w:numPr>
+        <w:rPr>
+          <w:rFonts w:ascii="Abadi" w:hAnsi="Abadi"/>
+        </w:rPr>
+      </w:pPr>
+      <w:r>
+        <w:rPr>
+          <w:rFonts w:ascii="Abadi" w:hAnsi="Abadi"/>
+        </w:rPr>
+        <w:t>Lab: Dinosaur island character-level language modeling</w:t>
+      </w:r>
+    </w:p>
+    <w:p>
+      <w:pPr>
+        <w:pStyle w:val="ListParagraph"/>
+        <w:numPr>
+          <w:ilvl w:val="3"/>
+          <w:numId w:val="5"/>
+        </w:numPr>
+        <w:rPr>
+          <w:rFonts w:ascii="Abadi" w:hAnsi="Abadi"/>
+        </w:rPr>
+      </w:pPr>
+      <w:r>
+        <w:rPr>
+          <w:rFonts w:ascii="Abadi" w:hAnsi="Abadi"/>
+        </w:rPr>
+        <w:t>Lab: Jazz improvisation with LSTM</w:t>
       </w:r>
     </w:p>
     <w:p>
@@ -4511,75 +6124,655 @@
         <w:rPr>
           <w:rFonts w:ascii="Abadi" w:hAnsi="Abadi"/>
         </w:rPr>
-        <w:t>Week 2 – ML strategy (2)</w:t>
-      </w:r>
-    </w:p>
-    <w:p>
-      <w:pPr>
-        <w:pStyle w:val="ListParagraph"/>
-        <w:numPr>
-          <w:ilvl w:val="3"/>
-          <w:numId w:val="5"/>
-        </w:numPr>
-        <w:rPr>
-          <w:rFonts w:ascii="Abadi" w:hAnsi="Abadi"/>
-        </w:rPr>
-      </w:pPr>
-      <w:r>
-        <w:rPr>
-          <w:rFonts w:ascii="Abadi" w:hAnsi="Abadi"/>
-        </w:rPr>
-        <w:t>Carrying out error analysis</w:t>
-      </w:r>
-    </w:p>
-    <w:p>
-      <w:pPr>
-        <w:pStyle w:val="ListParagraph"/>
-        <w:numPr>
-          <w:ilvl w:val="3"/>
-          <w:numId w:val="5"/>
-        </w:numPr>
-        <w:rPr>
-          <w:rFonts w:ascii="Abadi" w:hAnsi="Abadi"/>
-        </w:rPr>
-      </w:pPr>
-      <w:r>
-        <w:rPr>
-          <w:rFonts w:ascii="Abadi" w:hAnsi="Abadi"/>
-        </w:rPr>
-        <w:t xml:space="preserve">Cleaning up incorrectly </w:t>
-      </w:r>
-      <w:proofErr w:type="spellStart"/>
-      <w:r>
-        <w:rPr>
-          <w:rFonts w:ascii="Abadi" w:hAnsi="Abadi"/>
-        </w:rPr>
-        <w:t>labeled</w:t>
-      </w:r>
-      <w:proofErr w:type="spellEnd"/>
-      <w:r>
-        <w:rPr>
-          <w:rFonts w:ascii="Abadi" w:hAnsi="Abadi"/>
-        </w:rPr>
-        <w:t xml:space="preserve"> data</w:t>
-      </w:r>
-    </w:p>
-    <w:p>
-      <w:pPr>
-        <w:pStyle w:val="ListParagraph"/>
-        <w:numPr>
-          <w:ilvl w:val="3"/>
-          <w:numId w:val="5"/>
-        </w:numPr>
-        <w:rPr>
-          <w:rFonts w:ascii="Abadi" w:hAnsi="Abadi"/>
-        </w:rPr>
-      </w:pPr>
-      <w:r>
-        <w:rPr>
-          <w:rFonts w:ascii="Abadi" w:hAnsi="Abadi"/>
-        </w:rPr>
-        <w:t>Build your first system quickly, then iterate</w:t>
+        <w:t>Week 2 – Natural language processing &amp; word embeddings</w:t>
+      </w:r>
+    </w:p>
+    <w:p>
+      <w:pPr>
+        <w:pStyle w:val="ListParagraph"/>
+        <w:numPr>
+          <w:ilvl w:val="3"/>
+          <w:numId w:val="5"/>
+        </w:numPr>
+        <w:rPr>
+          <w:rFonts w:ascii="Abadi" w:hAnsi="Abadi"/>
+        </w:rPr>
+      </w:pPr>
+      <w:r>
+        <w:rPr>
+          <w:rFonts w:ascii="Abadi" w:hAnsi="Abadi"/>
+        </w:rPr>
+        <w:t>Word representation</w:t>
+      </w:r>
+    </w:p>
+    <w:p>
+      <w:pPr>
+        <w:pStyle w:val="ListParagraph"/>
+        <w:numPr>
+          <w:ilvl w:val="3"/>
+          <w:numId w:val="5"/>
+        </w:numPr>
+        <w:rPr>
+          <w:rFonts w:ascii="Abadi" w:hAnsi="Abadi"/>
+        </w:rPr>
+      </w:pPr>
+      <w:r>
+        <w:rPr>
+          <w:rFonts w:ascii="Abadi" w:hAnsi="Abadi"/>
+        </w:rPr>
+        <w:t>Using word embeddings</w:t>
+      </w:r>
+    </w:p>
+    <w:p>
+      <w:pPr>
+        <w:pStyle w:val="ListParagraph"/>
+        <w:numPr>
+          <w:ilvl w:val="3"/>
+          <w:numId w:val="5"/>
+        </w:numPr>
+        <w:rPr>
+          <w:rFonts w:ascii="Abadi" w:hAnsi="Abadi"/>
+        </w:rPr>
+      </w:pPr>
+      <w:r>
+        <w:rPr>
+          <w:rFonts w:ascii="Abadi" w:hAnsi="Abadi"/>
+        </w:rPr>
+        <w:t>Properties of word embeddings</w:t>
+      </w:r>
+    </w:p>
+    <w:p>
+      <w:pPr>
+        <w:pStyle w:val="ListParagraph"/>
+        <w:numPr>
+          <w:ilvl w:val="3"/>
+          <w:numId w:val="5"/>
+        </w:numPr>
+        <w:rPr>
+          <w:rFonts w:ascii="Abadi" w:hAnsi="Abadi"/>
+        </w:rPr>
+      </w:pPr>
+      <w:r>
+        <w:rPr>
+          <w:rFonts w:ascii="Abadi" w:hAnsi="Abadi"/>
+        </w:rPr>
+        <w:t>Embedding matrix</w:t>
+      </w:r>
+    </w:p>
+    <w:p>
+      <w:pPr>
+        <w:pStyle w:val="ListParagraph"/>
+        <w:numPr>
+          <w:ilvl w:val="3"/>
+          <w:numId w:val="5"/>
+        </w:numPr>
+        <w:rPr>
+          <w:rFonts w:ascii="Abadi" w:hAnsi="Abadi"/>
+        </w:rPr>
+      </w:pPr>
+      <w:r>
+        <w:rPr>
+          <w:rFonts w:ascii="Abadi" w:hAnsi="Abadi"/>
+        </w:rPr>
+        <w:t>Learning word embeddings</w:t>
+      </w:r>
+    </w:p>
+    <w:p>
+      <w:pPr>
+        <w:pStyle w:val="ListParagraph"/>
+        <w:numPr>
+          <w:ilvl w:val="3"/>
+          <w:numId w:val="5"/>
+        </w:numPr>
+        <w:rPr>
+          <w:rFonts w:ascii="Abadi" w:hAnsi="Abadi"/>
+        </w:rPr>
+      </w:pPr>
+      <w:r>
+        <w:rPr>
+          <w:rFonts w:ascii="Abadi" w:hAnsi="Abadi"/>
+        </w:rPr>
+        <w:t>Word2Vec</w:t>
+      </w:r>
+    </w:p>
+    <w:p>
+      <w:pPr>
+        <w:pStyle w:val="ListParagraph"/>
+        <w:numPr>
+          <w:ilvl w:val="3"/>
+          <w:numId w:val="5"/>
+        </w:numPr>
+        <w:rPr>
+          <w:rFonts w:ascii="Abadi" w:hAnsi="Abadi"/>
+        </w:rPr>
+      </w:pPr>
+      <w:r>
+        <w:rPr>
+          <w:rFonts w:ascii="Abadi" w:hAnsi="Abadi"/>
+        </w:rPr>
+        <w:t>Negative sampling</w:t>
+      </w:r>
+    </w:p>
+    <w:p>
+      <w:pPr>
+        <w:pStyle w:val="ListParagraph"/>
+        <w:numPr>
+          <w:ilvl w:val="3"/>
+          <w:numId w:val="5"/>
+        </w:numPr>
+        <w:rPr>
+          <w:rFonts w:ascii="Abadi" w:hAnsi="Abadi"/>
+        </w:rPr>
+      </w:pPr>
+      <w:r>
+        <w:rPr>
+          <w:rFonts w:ascii="Abadi" w:hAnsi="Abadi"/>
+        </w:rPr>
+        <w:t>GloVe word vectors</w:t>
+      </w:r>
+    </w:p>
+    <w:p>
+      <w:pPr>
+        <w:pStyle w:val="ListParagraph"/>
+        <w:numPr>
+          <w:ilvl w:val="3"/>
+          <w:numId w:val="5"/>
+        </w:numPr>
+        <w:rPr>
+          <w:rFonts w:ascii="Abadi" w:hAnsi="Abadi"/>
+        </w:rPr>
+      </w:pPr>
+      <w:r>
+        <w:rPr>
+          <w:rFonts w:ascii="Abadi" w:hAnsi="Abadi"/>
+        </w:rPr>
+        <w:t>Sentiment classification</w:t>
+      </w:r>
+    </w:p>
+    <w:p>
+      <w:pPr>
+        <w:pStyle w:val="ListParagraph"/>
+        <w:numPr>
+          <w:ilvl w:val="3"/>
+          <w:numId w:val="5"/>
+        </w:numPr>
+        <w:rPr>
+          <w:rFonts w:ascii="Abadi" w:hAnsi="Abadi"/>
+        </w:rPr>
+      </w:pPr>
+      <w:r>
+        <w:rPr>
+          <w:rFonts w:ascii="Abadi" w:hAnsi="Abadi"/>
+        </w:rPr>
+        <w:t>Debiasing word embeddings</w:t>
+      </w:r>
+    </w:p>
+    <w:p>
+      <w:pPr>
+        <w:pStyle w:val="ListParagraph"/>
+        <w:numPr>
+          <w:ilvl w:val="3"/>
+          <w:numId w:val="5"/>
+        </w:numPr>
+        <w:rPr>
+          <w:rFonts w:ascii="Abadi" w:hAnsi="Abadi"/>
+        </w:rPr>
+      </w:pPr>
+      <w:r>
+        <w:rPr>
+          <w:rFonts w:ascii="Abadi" w:hAnsi="Abadi"/>
+        </w:rPr>
+        <w:t>Assignment: Natural language processing &amp; word embeddings</w:t>
+      </w:r>
+    </w:p>
+    <w:p>
+      <w:pPr>
+        <w:pStyle w:val="ListParagraph"/>
+        <w:numPr>
+          <w:ilvl w:val="3"/>
+          <w:numId w:val="5"/>
+        </w:numPr>
+        <w:rPr>
+          <w:rFonts w:ascii="Abadi" w:hAnsi="Abadi"/>
+        </w:rPr>
+      </w:pPr>
+      <w:r>
+        <w:rPr>
+          <w:rFonts w:ascii="Abadi" w:hAnsi="Abadi"/>
+        </w:rPr>
+        <w:t>Lab: Operations on word vectors debiasing</w:t>
+      </w:r>
+    </w:p>
+    <w:p>
+      <w:pPr>
+        <w:pStyle w:val="ListParagraph"/>
+        <w:numPr>
+          <w:ilvl w:val="3"/>
+          <w:numId w:val="5"/>
+        </w:numPr>
+        <w:rPr>
+          <w:rFonts w:ascii="Abadi" w:hAnsi="Abadi"/>
+        </w:rPr>
+      </w:pPr>
+      <w:r>
+        <w:rPr>
+          <w:rFonts w:ascii="Abadi" w:hAnsi="Abadi"/>
+        </w:rPr>
+        <w:t>Lab: Emojify</w:t>
+      </w:r>
+    </w:p>
+    <w:p>
+      <w:pPr>
+        <w:pStyle w:val="ListParagraph"/>
+        <w:numPr>
+          <w:ilvl w:val="2"/>
+          <w:numId w:val="5"/>
+        </w:numPr>
+        <w:rPr>
+          <w:rFonts w:ascii="Abadi" w:hAnsi="Abadi"/>
+        </w:rPr>
+      </w:pPr>
+      <w:r>
+        <w:rPr>
+          <w:rFonts w:ascii="Abadi" w:hAnsi="Abadi"/>
+        </w:rPr>
+        <w:t>Week 3 – Sequence models &amp; attention mechanism</w:t>
+      </w:r>
+    </w:p>
+    <w:p>
+      <w:pPr>
+        <w:pStyle w:val="ListParagraph"/>
+        <w:numPr>
+          <w:ilvl w:val="3"/>
+          <w:numId w:val="5"/>
+        </w:numPr>
+        <w:rPr>
+          <w:rFonts w:ascii="Abadi" w:hAnsi="Abadi"/>
+        </w:rPr>
+      </w:pPr>
+      <w:r>
+        <w:rPr>
+          <w:rFonts w:ascii="Abadi" w:hAnsi="Abadi"/>
+        </w:rPr>
+        <w:t>Basic models</w:t>
+      </w:r>
+    </w:p>
+    <w:p>
+      <w:pPr>
+        <w:pStyle w:val="ListParagraph"/>
+        <w:numPr>
+          <w:ilvl w:val="3"/>
+          <w:numId w:val="5"/>
+        </w:numPr>
+        <w:rPr>
+          <w:rFonts w:ascii="Abadi" w:hAnsi="Abadi"/>
+        </w:rPr>
+      </w:pPr>
+      <w:r>
+        <w:rPr>
+          <w:rFonts w:ascii="Abadi" w:hAnsi="Abadi"/>
+        </w:rPr>
+        <w:t>Picking the most likely sentence</w:t>
+      </w:r>
+    </w:p>
+    <w:p>
+      <w:pPr>
+        <w:pStyle w:val="ListParagraph"/>
+        <w:numPr>
+          <w:ilvl w:val="3"/>
+          <w:numId w:val="5"/>
+        </w:numPr>
+        <w:rPr>
+          <w:rFonts w:ascii="Abadi" w:hAnsi="Abadi"/>
+        </w:rPr>
+      </w:pPr>
+      <w:r>
+        <w:rPr>
+          <w:rFonts w:ascii="Abadi" w:hAnsi="Abadi"/>
+        </w:rPr>
+        <w:t>Beam search</w:t>
+      </w:r>
+    </w:p>
+    <w:p>
+      <w:pPr>
+        <w:pStyle w:val="ListParagraph"/>
+        <w:numPr>
+          <w:ilvl w:val="3"/>
+          <w:numId w:val="5"/>
+        </w:numPr>
+        <w:rPr>
+          <w:rFonts w:ascii="Abadi" w:hAnsi="Abadi"/>
+        </w:rPr>
+      </w:pPr>
+      <w:r>
+        <w:rPr>
+          <w:rFonts w:ascii="Abadi" w:hAnsi="Abadi"/>
+        </w:rPr>
+        <w:t>Refinements to beam search</w:t>
+      </w:r>
+    </w:p>
+    <w:p>
+      <w:pPr>
+        <w:pStyle w:val="ListParagraph"/>
+        <w:numPr>
+          <w:ilvl w:val="3"/>
+          <w:numId w:val="5"/>
+        </w:numPr>
+        <w:rPr>
+          <w:rFonts w:ascii="Abadi" w:hAnsi="Abadi"/>
+        </w:rPr>
+      </w:pPr>
+      <w:r>
+        <w:rPr>
+          <w:rFonts w:ascii="Abadi" w:hAnsi="Abadi"/>
+        </w:rPr>
+        <w:t>Error analysis in beam search</w:t>
+      </w:r>
+    </w:p>
+    <w:p>
+      <w:pPr>
+        <w:pStyle w:val="ListParagraph"/>
+        <w:numPr>
+          <w:ilvl w:val="3"/>
+          <w:numId w:val="5"/>
+        </w:numPr>
+        <w:rPr>
+          <w:rFonts w:ascii="Abadi" w:hAnsi="Abadi"/>
+        </w:rPr>
+      </w:pPr>
+      <w:r>
+        <w:rPr>
+          <w:rFonts w:ascii="Abadi" w:hAnsi="Abadi"/>
+        </w:rPr>
+        <w:t>Bleu score (optional)</w:t>
+      </w:r>
+    </w:p>
+    <w:p>
+      <w:pPr>
+        <w:pStyle w:val="ListParagraph"/>
+        <w:numPr>
+          <w:ilvl w:val="3"/>
+          <w:numId w:val="5"/>
+        </w:numPr>
+        <w:rPr>
+          <w:rFonts w:ascii="Abadi" w:hAnsi="Abadi"/>
+        </w:rPr>
+      </w:pPr>
+      <w:r>
+        <w:rPr>
+          <w:rFonts w:ascii="Abadi" w:hAnsi="Abadi"/>
+        </w:rPr>
+        <w:t>Attention model intuition</w:t>
+      </w:r>
+    </w:p>
+    <w:p>
+      <w:pPr>
+        <w:pStyle w:val="ListParagraph"/>
+        <w:numPr>
+          <w:ilvl w:val="3"/>
+          <w:numId w:val="5"/>
+        </w:numPr>
+        <w:rPr>
+          <w:rFonts w:ascii="Abadi" w:hAnsi="Abadi"/>
+        </w:rPr>
+      </w:pPr>
+      <w:r>
+        <w:rPr>
+          <w:rFonts w:ascii="Abadi" w:hAnsi="Abadi"/>
+        </w:rPr>
+        <w:t>Attention model</w:t>
+      </w:r>
+    </w:p>
+    <w:p>
+      <w:pPr>
+        <w:pStyle w:val="ListParagraph"/>
+        <w:numPr>
+          <w:ilvl w:val="3"/>
+          <w:numId w:val="5"/>
+        </w:numPr>
+        <w:rPr>
+          <w:rFonts w:ascii="Abadi" w:hAnsi="Abadi"/>
+        </w:rPr>
+      </w:pPr>
+      <w:r>
+        <w:rPr>
+          <w:rFonts w:ascii="Abadi" w:hAnsi="Abadi"/>
+        </w:rPr>
+        <w:t>Speech recognition</w:t>
+      </w:r>
+    </w:p>
+    <w:p>
+      <w:pPr>
+        <w:pStyle w:val="ListParagraph"/>
+        <w:numPr>
+          <w:ilvl w:val="3"/>
+          <w:numId w:val="5"/>
+        </w:numPr>
+        <w:rPr>
+          <w:rFonts w:ascii="Abadi" w:hAnsi="Abadi"/>
+        </w:rPr>
+      </w:pPr>
+      <w:r>
+        <w:rPr>
+          <w:rFonts w:ascii="Abadi" w:hAnsi="Abadi"/>
+        </w:rPr>
+        <w:t>Trigger word detection</w:t>
+      </w:r>
+    </w:p>
+    <w:p>
+      <w:pPr>
+        <w:pStyle w:val="ListParagraph"/>
+        <w:numPr>
+          <w:ilvl w:val="3"/>
+          <w:numId w:val="5"/>
+        </w:numPr>
+        <w:rPr>
+          <w:rFonts w:ascii="Abadi" w:hAnsi="Abadi"/>
+        </w:rPr>
+      </w:pPr>
+      <w:r>
+        <w:rPr>
+          <w:rFonts w:ascii="Abadi" w:hAnsi="Abadi"/>
+        </w:rPr>
+        <w:t>Assignment: Sequence models &amp; attention mechanism</w:t>
+      </w:r>
+    </w:p>
+    <w:p>
+      <w:pPr>
+        <w:pStyle w:val="ListParagraph"/>
+        <w:numPr>
+          <w:ilvl w:val="3"/>
+          <w:numId w:val="5"/>
+        </w:numPr>
+        <w:rPr>
+          <w:rFonts w:ascii="Abadi" w:hAnsi="Abadi"/>
+        </w:rPr>
+      </w:pPr>
+      <w:r>
+        <w:rPr>
+          <w:rFonts w:ascii="Abadi" w:hAnsi="Abadi"/>
+        </w:rPr>
+        <w:t>Lab: Neural machine translation</w:t>
+      </w:r>
+    </w:p>
+    <w:p>
+      <w:pPr>
+        <w:pStyle w:val="ListParagraph"/>
+        <w:numPr>
+          <w:ilvl w:val="3"/>
+          <w:numId w:val="5"/>
+        </w:numPr>
+        <w:rPr>
+          <w:rFonts w:ascii="Abadi" w:hAnsi="Abadi"/>
+        </w:rPr>
+      </w:pPr>
+      <w:r>
+        <w:rPr>
+          <w:rFonts w:ascii="Abadi" w:hAnsi="Abadi"/>
+        </w:rPr>
+        <w:t>Lab: Trigger word detection</w:t>
+      </w:r>
+    </w:p>
+    <w:p>
+      <w:pPr>
+        <w:pStyle w:val="ListParagraph"/>
+        <w:numPr>
+          <w:ilvl w:val="2"/>
+          <w:numId w:val="5"/>
+        </w:numPr>
+        <w:rPr>
+          <w:rFonts w:ascii="Abadi" w:hAnsi="Abadi"/>
+        </w:rPr>
+      </w:pPr>
+      <w:r>
+        <w:rPr>
+          <w:rFonts w:ascii="Abadi" w:hAnsi="Abadi"/>
+        </w:rPr>
+        <w:t>Week 4 – Transformer network</w:t>
+      </w:r>
+    </w:p>
+    <w:p>
+      <w:pPr>
+        <w:pStyle w:val="ListParagraph"/>
+        <w:numPr>
+          <w:ilvl w:val="3"/>
+          <w:numId w:val="5"/>
+        </w:numPr>
+        <w:rPr>
+          <w:rFonts w:ascii="Abadi" w:hAnsi="Abadi"/>
+        </w:rPr>
+      </w:pPr>
+      <w:r>
+        <w:rPr>
+          <w:rFonts w:ascii="Abadi" w:hAnsi="Abadi"/>
+        </w:rPr>
+        <w:t>Transformer network intuition</w:t>
+      </w:r>
+    </w:p>
+    <w:p>
+      <w:pPr>
+        <w:pStyle w:val="ListParagraph"/>
+        <w:numPr>
+          <w:ilvl w:val="3"/>
+          <w:numId w:val="5"/>
+        </w:numPr>
+        <w:rPr>
+          <w:rFonts w:ascii="Abadi" w:hAnsi="Abadi"/>
+        </w:rPr>
+      </w:pPr>
+      <w:r>
+        <w:rPr>
+          <w:rFonts w:ascii="Abadi" w:hAnsi="Abadi"/>
+        </w:rPr>
+        <w:t>Self-attention</w:t>
+      </w:r>
+    </w:p>
+    <w:p>
+      <w:pPr>
+        <w:pStyle w:val="ListParagraph"/>
+        <w:numPr>
+          <w:ilvl w:val="3"/>
+          <w:numId w:val="5"/>
+        </w:numPr>
+        <w:rPr>
+          <w:rFonts w:ascii="Abadi" w:hAnsi="Abadi"/>
+        </w:rPr>
+      </w:pPr>
+      <w:r>
+        <w:rPr>
+          <w:rFonts w:ascii="Abadi" w:hAnsi="Abadi"/>
+        </w:rPr>
+        <w:t>Multi-head attention</w:t>
+      </w:r>
+    </w:p>
+    <w:p>
+      <w:pPr>
+        <w:pStyle w:val="ListParagraph"/>
+        <w:numPr>
+          <w:ilvl w:val="3"/>
+          <w:numId w:val="5"/>
+        </w:numPr>
+        <w:rPr>
+          <w:rFonts w:ascii="Abadi" w:hAnsi="Abadi"/>
+        </w:rPr>
+      </w:pPr>
+      <w:r>
+        <w:rPr>
+          <w:rFonts w:ascii="Abadi" w:hAnsi="Abadi"/>
+        </w:rPr>
+        <w:t>Transformer network</w:t>
+      </w:r>
+    </w:p>
+    <w:p>
+      <w:pPr>
+        <w:pStyle w:val="ListParagraph"/>
+        <w:numPr>
+          <w:ilvl w:val="3"/>
+          <w:numId w:val="5"/>
+        </w:numPr>
+        <w:rPr>
+          <w:rFonts w:ascii="Abadi" w:hAnsi="Abadi"/>
+        </w:rPr>
+      </w:pPr>
+      <w:r>
+        <w:rPr>
+          <w:rFonts w:ascii="Abadi" w:hAnsi="Abadi"/>
+        </w:rPr>
+        <w:t>Conclusion and thank you</w:t>
+      </w:r>
+    </w:p>
+    <w:p>
+      <w:pPr>
+        <w:pStyle w:val="ListParagraph"/>
+        <w:numPr>
+          <w:ilvl w:val="3"/>
+          <w:numId w:val="5"/>
+        </w:numPr>
+        <w:rPr>
+          <w:rFonts w:ascii="Abadi" w:hAnsi="Abadi"/>
+        </w:rPr>
+      </w:pPr>
+      <w:r>
+        <w:rPr>
+          <w:rFonts w:ascii="Abadi" w:hAnsi="Abadi"/>
+        </w:rPr>
+        <w:t>Assignment: Transformers</w:t>
+      </w:r>
+    </w:p>
+    <w:p>
+      <w:pPr>
+        <w:pStyle w:val="ListParagraph"/>
+        <w:numPr>
+          <w:ilvl w:val="3"/>
+          <w:numId w:val="5"/>
+        </w:numPr>
+        <w:rPr>
+          <w:rFonts w:ascii="Abadi" w:hAnsi="Abadi"/>
+        </w:rPr>
+      </w:pPr>
+      <w:r>
+        <w:rPr>
+          <w:rFonts w:ascii="Abadi" w:hAnsi="Abadi"/>
+        </w:rPr>
+        <w:t>Lab: Transformers architecture with TensorFlow</w:t>
+      </w:r>
+    </w:p>
+    <w:p>
+      <w:pPr>
+        <w:pStyle w:val="ListParagraph"/>
+        <w:numPr>
+          <w:ilvl w:val="3"/>
+          <w:numId w:val="5"/>
+        </w:numPr>
+        <w:rPr>
+          <w:rFonts w:ascii="Abadi" w:hAnsi="Abadi"/>
+        </w:rPr>
+      </w:pPr>
+      <w:r>
+        <w:rPr>
+          <w:rFonts w:ascii="Abadi" w:hAnsi="Abadi"/>
+        </w:rPr>
+        <w:t>Ungraded lab: Transformer pre-processing</w:t>
       </w:r>
     </w:p>
     <w:p>
@@ -4598,2506 +6791,6 @@
           <w:rFonts w:ascii="Abadi" w:hAnsi="Abadi"/>
         </w:rPr>
         <w:lastRenderedPageBreak/>
-        <w:t>Training and testing on different distributions</w:t>
-      </w:r>
-    </w:p>
-    <w:p>
-      <w:pPr>
-        <w:pStyle w:val="ListParagraph"/>
-        <w:numPr>
-          <w:ilvl w:val="3"/>
-          <w:numId w:val="5"/>
-        </w:numPr>
-        <w:rPr>
-          <w:rFonts w:ascii="Abadi" w:hAnsi="Abadi"/>
-        </w:rPr>
-      </w:pPr>
-      <w:r>
-        <w:rPr>
-          <w:rFonts w:ascii="Abadi" w:hAnsi="Abadi"/>
-        </w:rPr>
-        <w:t>Bias and variance with mismatched data distributions</w:t>
-      </w:r>
-    </w:p>
-    <w:p>
-      <w:pPr>
-        <w:pStyle w:val="ListParagraph"/>
-        <w:numPr>
-          <w:ilvl w:val="3"/>
-          <w:numId w:val="5"/>
-        </w:numPr>
-        <w:rPr>
-          <w:rFonts w:ascii="Abadi" w:hAnsi="Abadi"/>
-        </w:rPr>
-      </w:pPr>
-      <w:r>
-        <w:rPr>
-          <w:rFonts w:ascii="Abadi" w:hAnsi="Abadi"/>
-        </w:rPr>
-        <w:t>Addressing data mismatch</w:t>
-      </w:r>
-    </w:p>
-    <w:p>
-      <w:pPr>
-        <w:pStyle w:val="ListParagraph"/>
-        <w:numPr>
-          <w:ilvl w:val="3"/>
-          <w:numId w:val="5"/>
-        </w:numPr>
-        <w:rPr>
-          <w:rFonts w:ascii="Abadi" w:hAnsi="Abadi"/>
-        </w:rPr>
-      </w:pPr>
-      <w:r>
-        <w:rPr>
-          <w:rFonts w:ascii="Abadi" w:hAnsi="Abadi"/>
-        </w:rPr>
-        <w:t>Transfer learning</w:t>
-      </w:r>
-    </w:p>
-    <w:p>
-      <w:pPr>
-        <w:pStyle w:val="ListParagraph"/>
-        <w:numPr>
-          <w:ilvl w:val="3"/>
-          <w:numId w:val="5"/>
-        </w:numPr>
-        <w:rPr>
-          <w:rFonts w:ascii="Abadi" w:hAnsi="Abadi"/>
-        </w:rPr>
-      </w:pPr>
-      <w:r>
-        <w:rPr>
-          <w:rFonts w:ascii="Abadi" w:hAnsi="Abadi"/>
-        </w:rPr>
-        <w:t>Multi-task learning</w:t>
-      </w:r>
-    </w:p>
-    <w:p>
-      <w:pPr>
-        <w:pStyle w:val="ListParagraph"/>
-        <w:numPr>
-          <w:ilvl w:val="3"/>
-          <w:numId w:val="5"/>
-        </w:numPr>
-        <w:rPr>
-          <w:rFonts w:ascii="Abadi" w:hAnsi="Abadi"/>
-        </w:rPr>
-      </w:pPr>
-      <w:r>
-        <w:rPr>
-          <w:rFonts w:ascii="Abadi" w:hAnsi="Abadi"/>
-        </w:rPr>
-        <w:t>What is end-to-end deep learning?</w:t>
-      </w:r>
-    </w:p>
-    <w:p>
-      <w:pPr>
-        <w:pStyle w:val="ListParagraph"/>
-        <w:numPr>
-          <w:ilvl w:val="3"/>
-          <w:numId w:val="5"/>
-        </w:numPr>
-        <w:rPr>
-          <w:rFonts w:ascii="Abadi" w:hAnsi="Abadi"/>
-        </w:rPr>
-      </w:pPr>
-      <w:r>
-        <w:rPr>
-          <w:rFonts w:ascii="Abadi" w:hAnsi="Abadi"/>
-        </w:rPr>
-        <w:t>Whether to use end-to-end deep learning</w:t>
-      </w:r>
-    </w:p>
-    <w:p>
-      <w:pPr>
-        <w:pStyle w:val="ListParagraph"/>
-        <w:numPr>
-          <w:ilvl w:val="3"/>
-          <w:numId w:val="5"/>
-        </w:numPr>
-        <w:rPr>
-          <w:rFonts w:ascii="Abadi" w:hAnsi="Abadi"/>
-        </w:rPr>
-      </w:pPr>
-      <w:r>
-        <w:rPr>
-          <w:rFonts w:ascii="Abadi" w:hAnsi="Abadi"/>
-        </w:rPr>
-        <w:t>Ruslan Salakhutdinov interview</w:t>
-      </w:r>
-    </w:p>
-    <w:p>
-      <w:pPr>
-        <w:pStyle w:val="ListParagraph"/>
-        <w:numPr>
-          <w:ilvl w:val="3"/>
-          <w:numId w:val="5"/>
-        </w:numPr>
-        <w:rPr>
-          <w:rFonts w:ascii="Abadi" w:hAnsi="Abadi"/>
-        </w:rPr>
-      </w:pPr>
-      <w:r>
-        <w:rPr>
-          <w:rFonts w:ascii="Abadi" w:hAnsi="Abadi"/>
-        </w:rPr>
-        <w:t>Reading: Lecture notes W2</w:t>
-      </w:r>
-    </w:p>
-    <w:p>
-      <w:pPr>
-        <w:pStyle w:val="ListParagraph"/>
-        <w:numPr>
-          <w:ilvl w:val="3"/>
-          <w:numId w:val="5"/>
-        </w:numPr>
-        <w:rPr>
-          <w:rFonts w:ascii="Abadi" w:hAnsi="Abadi"/>
-        </w:rPr>
-      </w:pPr>
-      <w:r>
-        <w:rPr>
-          <w:rFonts w:ascii="Abadi" w:hAnsi="Abadi"/>
-        </w:rPr>
-        <w:t>Assignment: Autonomous driving (quiz case study)</w:t>
-      </w:r>
-    </w:p>
-    <w:p>
-      <w:pPr>
-        <w:pStyle w:val="ListParagraph"/>
-        <w:numPr>
-          <w:ilvl w:val="1"/>
-          <w:numId w:val="5"/>
-        </w:numPr>
-        <w:rPr>
-          <w:rFonts w:ascii="Abadi" w:hAnsi="Abadi"/>
-        </w:rPr>
-      </w:pPr>
-      <w:r>
-        <w:rPr>
-          <w:rFonts w:ascii="Abadi" w:hAnsi="Abadi"/>
-        </w:rPr>
-        <w:t xml:space="preserve">Convolutional Neural Networks </w:t>
-      </w:r>
-    </w:p>
-    <w:p>
-      <w:pPr>
-        <w:pStyle w:val="ListParagraph"/>
-        <w:numPr>
-          <w:ilvl w:val="2"/>
-          <w:numId w:val="5"/>
-        </w:numPr>
-        <w:rPr>
-          <w:rFonts w:ascii="Abadi" w:hAnsi="Abadi"/>
-        </w:rPr>
-      </w:pPr>
-      <w:r>
-        <w:rPr>
-          <w:rFonts w:ascii="Abadi" w:hAnsi="Abadi"/>
-        </w:rPr>
-        <w:t>Week 1 – Foundations of convolutional neural networks</w:t>
-      </w:r>
-    </w:p>
-    <w:p>
-      <w:pPr>
-        <w:pStyle w:val="ListParagraph"/>
-        <w:numPr>
-          <w:ilvl w:val="3"/>
-          <w:numId w:val="5"/>
-        </w:numPr>
-        <w:rPr>
-          <w:rFonts w:ascii="Abadi" w:hAnsi="Abadi"/>
-        </w:rPr>
-      </w:pPr>
-      <w:r>
-        <w:rPr>
-          <w:rFonts w:ascii="Abadi" w:hAnsi="Abadi"/>
-        </w:rPr>
-        <w:t>Computer vision</w:t>
-      </w:r>
-    </w:p>
-    <w:p>
-      <w:pPr>
-        <w:pStyle w:val="ListParagraph"/>
-        <w:numPr>
-          <w:ilvl w:val="3"/>
-          <w:numId w:val="5"/>
-        </w:numPr>
-        <w:rPr>
-          <w:rFonts w:ascii="Abadi" w:hAnsi="Abadi"/>
-        </w:rPr>
-      </w:pPr>
-      <w:r>
-        <w:rPr>
-          <w:rFonts w:ascii="Abadi" w:hAnsi="Abadi"/>
-        </w:rPr>
-        <w:t>Edge detection example</w:t>
-      </w:r>
-    </w:p>
-    <w:p>
-      <w:pPr>
-        <w:pStyle w:val="ListParagraph"/>
-        <w:numPr>
-          <w:ilvl w:val="3"/>
-          <w:numId w:val="5"/>
-        </w:numPr>
-        <w:rPr>
-          <w:rFonts w:ascii="Abadi" w:hAnsi="Abadi"/>
-        </w:rPr>
-      </w:pPr>
-      <w:r>
-        <w:rPr>
-          <w:rFonts w:ascii="Abadi" w:hAnsi="Abadi"/>
-        </w:rPr>
-        <w:t>More edge detection</w:t>
-      </w:r>
-    </w:p>
-    <w:p>
-      <w:pPr>
-        <w:pStyle w:val="ListParagraph"/>
-        <w:numPr>
-          <w:ilvl w:val="3"/>
-          <w:numId w:val="5"/>
-        </w:numPr>
-        <w:rPr>
-          <w:rFonts w:ascii="Abadi" w:hAnsi="Abadi"/>
-        </w:rPr>
-      </w:pPr>
-      <w:r>
-        <w:rPr>
-          <w:rFonts w:ascii="Abadi" w:hAnsi="Abadi"/>
-        </w:rPr>
-        <w:t>Padding</w:t>
-      </w:r>
-    </w:p>
-    <w:p>
-      <w:pPr>
-        <w:pStyle w:val="ListParagraph"/>
-        <w:numPr>
-          <w:ilvl w:val="3"/>
-          <w:numId w:val="5"/>
-        </w:numPr>
-        <w:rPr>
-          <w:rFonts w:ascii="Abadi" w:hAnsi="Abadi"/>
-        </w:rPr>
-      </w:pPr>
-      <w:proofErr w:type="spellStart"/>
-      <w:r>
-        <w:rPr>
-          <w:rFonts w:ascii="Abadi" w:hAnsi="Abadi"/>
-        </w:rPr>
-        <w:t>Strided</w:t>
-      </w:r>
-      <w:proofErr w:type="spellEnd"/>
-      <w:r>
-        <w:rPr>
-          <w:rFonts w:ascii="Abadi" w:hAnsi="Abadi"/>
-        </w:rPr>
-        <w:t xml:space="preserve"> convolutions</w:t>
-      </w:r>
-    </w:p>
-    <w:p>
-      <w:pPr>
-        <w:pStyle w:val="ListParagraph"/>
-        <w:numPr>
-          <w:ilvl w:val="3"/>
-          <w:numId w:val="5"/>
-        </w:numPr>
-        <w:rPr>
-          <w:rFonts w:ascii="Abadi" w:hAnsi="Abadi"/>
-        </w:rPr>
-      </w:pPr>
-      <w:r>
-        <w:rPr>
-          <w:rFonts w:ascii="Abadi" w:hAnsi="Abadi"/>
-        </w:rPr>
-        <w:t>Convolutions over volume</w:t>
-      </w:r>
-    </w:p>
-    <w:p>
-      <w:pPr>
-        <w:pStyle w:val="ListParagraph"/>
-        <w:numPr>
-          <w:ilvl w:val="3"/>
-          <w:numId w:val="5"/>
-        </w:numPr>
-        <w:rPr>
-          <w:rFonts w:ascii="Abadi" w:hAnsi="Abadi"/>
-        </w:rPr>
-      </w:pPr>
-      <w:r>
-        <w:rPr>
-          <w:rFonts w:ascii="Abadi" w:hAnsi="Abadi"/>
-        </w:rPr>
-        <w:t>One layer of a convolutional network</w:t>
-      </w:r>
-    </w:p>
-    <w:p>
-      <w:pPr>
-        <w:pStyle w:val="ListParagraph"/>
-        <w:numPr>
-          <w:ilvl w:val="3"/>
-          <w:numId w:val="5"/>
-        </w:numPr>
-        <w:rPr>
-          <w:rFonts w:ascii="Abadi" w:hAnsi="Abadi"/>
-        </w:rPr>
-      </w:pPr>
-      <w:r>
-        <w:rPr>
-          <w:rFonts w:ascii="Abadi" w:hAnsi="Abadi"/>
-        </w:rPr>
-        <w:t>Simple convolutional network example</w:t>
-      </w:r>
-    </w:p>
-    <w:p>
-      <w:pPr>
-        <w:pStyle w:val="ListParagraph"/>
-        <w:numPr>
-          <w:ilvl w:val="3"/>
-          <w:numId w:val="5"/>
-        </w:numPr>
-        <w:rPr>
-          <w:rFonts w:ascii="Abadi" w:hAnsi="Abadi"/>
-        </w:rPr>
-      </w:pPr>
-      <w:r>
-        <w:rPr>
-          <w:rFonts w:ascii="Abadi" w:hAnsi="Abadi"/>
-        </w:rPr>
-        <w:t>Pooling layers</w:t>
-      </w:r>
-    </w:p>
-    <w:p>
-      <w:pPr>
-        <w:pStyle w:val="ListParagraph"/>
-        <w:numPr>
-          <w:ilvl w:val="3"/>
-          <w:numId w:val="5"/>
-        </w:numPr>
-        <w:rPr>
-          <w:rFonts w:ascii="Abadi" w:hAnsi="Abadi"/>
-        </w:rPr>
-      </w:pPr>
-      <w:r>
-        <w:rPr>
-          <w:rFonts w:ascii="Abadi" w:hAnsi="Abadi"/>
-        </w:rPr>
-        <w:t>CNN example</w:t>
-      </w:r>
-    </w:p>
-    <w:p>
-      <w:pPr>
-        <w:pStyle w:val="ListParagraph"/>
-        <w:numPr>
-          <w:ilvl w:val="3"/>
-          <w:numId w:val="5"/>
-        </w:numPr>
-        <w:rPr>
-          <w:rFonts w:ascii="Abadi" w:hAnsi="Abadi"/>
-        </w:rPr>
-      </w:pPr>
-      <w:r>
-        <w:rPr>
-          <w:rFonts w:ascii="Abadi" w:hAnsi="Abadi"/>
-        </w:rPr>
-        <w:t>Why convolutions?</w:t>
-      </w:r>
-    </w:p>
-    <w:p>
-      <w:pPr>
-        <w:pStyle w:val="ListParagraph"/>
-        <w:numPr>
-          <w:ilvl w:val="3"/>
-          <w:numId w:val="5"/>
-        </w:numPr>
-        <w:rPr>
-          <w:rFonts w:ascii="Abadi" w:hAnsi="Abadi"/>
-        </w:rPr>
-      </w:pPr>
-      <w:r>
-        <w:rPr>
-          <w:rFonts w:ascii="Abadi" w:hAnsi="Abadi"/>
-        </w:rPr>
-        <w:t>Yann LeCun interview</w:t>
-      </w:r>
-    </w:p>
-    <w:p>
-      <w:pPr>
-        <w:pStyle w:val="ListParagraph"/>
-        <w:numPr>
-          <w:ilvl w:val="3"/>
-          <w:numId w:val="5"/>
-        </w:numPr>
-        <w:rPr>
-          <w:rFonts w:ascii="Abadi" w:hAnsi="Abadi"/>
-        </w:rPr>
-      </w:pPr>
-      <w:r>
-        <w:rPr>
-          <w:rFonts w:ascii="Abadi" w:hAnsi="Abadi"/>
-        </w:rPr>
-        <w:t xml:space="preserve">Assignment: The basics of </w:t>
-      </w:r>
-      <w:proofErr w:type="spellStart"/>
-      <w:r>
-        <w:rPr>
-          <w:rFonts w:ascii="Abadi" w:hAnsi="Abadi"/>
-        </w:rPr>
-        <w:t>ConvNets</w:t>
-      </w:r>
-      <w:proofErr w:type="spellEnd"/>
-    </w:p>
-    <w:p>
-      <w:pPr>
-        <w:pStyle w:val="ListParagraph"/>
-        <w:numPr>
-          <w:ilvl w:val="3"/>
-          <w:numId w:val="5"/>
-        </w:numPr>
-        <w:rPr>
-          <w:rFonts w:ascii="Abadi" w:hAnsi="Abadi"/>
-        </w:rPr>
-      </w:pPr>
-      <w:r>
-        <w:rPr>
-          <w:rFonts w:ascii="Abadi" w:hAnsi="Abadi"/>
-        </w:rPr>
-        <w:t>Lab: Convolutional model step by step</w:t>
-      </w:r>
-    </w:p>
-    <w:p>
-      <w:pPr>
-        <w:pStyle w:val="ListParagraph"/>
-        <w:numPr>
-          <w:ilvl w:val="3"/>
-          <w:numId w:val="5"/>
-        </w:numPr>
-        <w:rPr>
-          <w:rFonts w:ascii="Abadi" w:hAnsi="Abadi"/>
-        </w:rPr>
-      </w:pPr>
-      <w:r>
-        <w:rPr>
-          <w:rFonts w:ascii="Abadi" w:hAnsi="Abadi"/>
-        </w:rPr>
-        <w:t>Lab: Convolution model application</w:t>
-      </w:r>
-    </w:p>
-    <w:p>
-      <w:pPr>
-        <w:pStyle w:val="ListParagraph"/>
-        <w:numPr>
-          <w:ilvl w:val="2"/>
-          <w:numId w:val="5"/>
-        </w:numPr>
-        <w:rPr>
-          <w:rFonts w:ascii="Abadi" w:hAnsi="Abadi"/>
-        </w:rPr>
-      </w:pPr>
-      <w:r>
-        <w:rPr>
-          <w:rFonts w:ascii="Abadi" w:hAnsi="Abadi"/>
-        </w:rPr>
-        <w:t>Week 2 – Deep convolutional models: case studies</w:t>
-      </w:r>
-    </w:p>
-    <w:p>
-      <w:pPr>
-        <w:pStyle w:val="ListParagraph"/>
-        <w:numPr>
-          <w:ilvl w:val="3"/>
-          <w:numId w:val="5"/>
-        </w:numPr>
-        <w:rPr>
-          <w:rFonts w:ascii="Abadi" w:hAnsi="Abadi"/>
-        </w:rPr>
-      </w:pPr>
-      <w:r>
-        <w:rPr>
-          <w:rFonts w:ascii="Abadi" w:hAnsi="Abadi"/>
-        </w:rPr>
-        <w:t>Why look at case studies?</w:t>
-      </w:r>
-    </w:p>
-    <w:p>
-      <w:pPr>
-        <w:pStyle w:val="ListParagraph"/>
-        <w:numPr>
-          <w:ilvl w:val="3"/>
-          <w:numId w:val="5"/>
-        </w:numPr>
-        <w:rPr>
-          <w:rFonts w:ascii="Abadi" w:hAnsi="Abadi"/>
-        </w:rPr>
-      </w:pPr>
-      <w:r>
-        <w:rPr>
-          <w:rFonts w:ascii="Abadi" w:hAnsi="Abadi"/>
-        </w:rPr>
-        <w:t>Classic networks</w:t>
-      </w:r>
-    </w:p>
-    <w:p>
-      <w:pPr>
-        <w:pStyle w:val="ListParagraph"/>
-        <w:numPr>
-          <w:ilvl w:val="3"/>
-          <w:numId w:val="5"/>
-        </w:numPr>
-        <w:rPr>
-          <w:rFonts w:ascii="Abadi" w:hAnsi="Abadi"/>
-        </w:rPr>
-      </w:pPr>
-      <w:proofErr w:type="spellStart"/>
-      <w:r>
-        <w:rPr>
-          <w:rFonts w:ascii="Abadi" w:hAnsi="Abadi"/>
-        </w:rPr>
-        <w:t>ResNets</w:t>
-      </w:r>
-      <w:proofErr w:type="spellEnd"/>
-    </w:p>
-    <w:p>
-      <w:pPr>
-        <w:pStyle w:val="ListParagraph"/>
-        <w:numPr>
-          <w:ilvl w:val="3"/>
-          <w:numId w:val="5"/>
-        </w:numPr>
-        <w:rPr>
-          <w:rFonts w:ascii="Abadi" w:hAnsi="Abadi"/>
-        </w:rPr>
-      </w:pPr>
-      <w:r>
-        <w:rPr>
-          <w:rFonts w:ascii="Abadi" w:hAnsi="Abadi"/>
-        </w:rPr>
-        <w:t xml:space="preserve">Why </w:t>
-      </w:r>
-      <w:proofErr w:type="spellStart"/>
-      <w:r>
-        <w:rPr>
-          <w:rFonts w:ascii="Abadi" w:hAnsi="Abadi"/>
-        </w:rPr>
-        <w:t>ResNets</w:t>
-      </w:r>
-      <w:proofErr w:type="spellEnd"/>
-      <w:r>
-        <w:rPr>
-          <w:rFonts w:ascii="Abadi" w:hAnsi="Abadi"/>
-        </w:rPr>
-        <w:t xml:space="preserve"> work?</w:t>
-      </w:r>
-    </w:p>
-    <w:p>
-      <w:pPr>
-        <w:pStyle w:val="ListParagraph"/>
-        <w:numPr>
-          <w:ilvl w:val="3"/>
-          <w:numId w:val="5"/>
-        </w:numPr>
-        <w:rPr>
-          <w:rFonts w:ascii="Abadi" w:hAnsi="Abadi"/>
-        </w:rPr>
-      </w:pPr>
-      <w:r>
-        <w:rPr>
-          <w:rFonts w:ascii="Abadi" w:hAnsi="Abadi"/>
-        </w:rPr>
-        <w:t>Networks in networks and 1x1 convolutions</w:t>
-      </w:r>
-    </w:p>
-    <w:p>
-      <w:pPr>
-        <w:pStyle w:val="ListParagraph"/>
-        <w:numPr>
-          <w:ilvl w:val="3"/>
-          <w:numId w:val="5"/>
-        </w:numPr>
-        <w:rPr>
-          <w:rFonts w:ascii="Abadi" w:hAnsi="Abadi"/>
-        </w:rPr>
-      </w:pPr>
-      <w:r>
-        <w:rPr>
-          <w:rFonts w:ascii="Abadi" w:hAnsi="Abadi"/>
-        </w:rPr>
-        <w:t>Inception network motivation</w:t>
-      </w:r>
-    </w:p>
-    <w:p>
-      <w:pPr>
-        <w:pStyle w:val="ListParagraph"/>
-        <w:numPr>
-          <w:ilvl w:val="3"/>
-          <w:numId w:val="5"/>
-        </w:numPr>
-        <w:rPr>
-          <w:rFonts w:ascii="Abadi" w:hAnsi="Abadi"/>
-        </w:rPr>
-      </w:pPr>
-      <w:r>
-        <w:rPr>
-          <w:rFonts w:ascii="Abadi" w:hAnsi="Abadi"/>
-        </w:rPr>
-        <w:t>Inception network</w:t>
-      </w:r>
-    </w:p>
-    <w:p>
-      <w:pPr>
-        <w:pStyle w:val="ListParagraph"/>
-        <w:numPr>
-          <w:ilvl w:val="3"/>
-          <w:numId w:val="5"/>
-        </w:numPr>
-        <w:rPr>
-          <w:rFonts w:ascii="Abadi" w:hAnsi="Abadi"/>
-        </w:rPr>
-      </w:pPr>
-      <w:proofErr w:type="spellStart"/>
-      <w:r>
-        <w:rPr>
-          <w:rFonts w:ascii="Abadi" w:hAnsi="Abadi"/>
-        </w:rPr>
-        <w:t>MobileNet</w:t>
-      </w:r>
-      <w:proofErr w:type="spellEnd"/>
-    </w:p>
-    <w:p>
-      <w:pPr>
-        <w:pStyle w:val="ListParagraph"/>
-        <w:numPr>
-          <w:ilvl w:val="3"/>
-          <w:numId w:val="5"/>
-        </w:numPr>
-        <w:rPr>
-          <w:rFonts w:ascii="Abadi" w:hAnsi="Abadi"/>
-        </w:rPr>
-      </w:pPr>
-      <w:proofErr w:type="spellStart"/>
-      <w:r>
-        <w:rPr>
-          <w:rFonts w:ascii="Abadi" w:hAnsi="Abadi"/>
-        </w:rPr>
-        <w:t>MobileNet</w:t>
-      </w:r>
-      <w:proofErr w:type="spellEnd"/>
-      <w:r>
-        <w:rPr>
-          <w:rFonts w:ascii="Abadi" w:hAnsi="Abadi"/>
-        </w:rPr>
-        <w:t xml:space="preserve"> architecture</w:t>
-      </w:r>
-    </w:p>
-    <w:p>
-      <w:pPr>
-        <w:pStyle w:val="ListParagraph"/>
-        <w:numPr>
-          <w:ilvl w:val="3"/>
-          <w:numId w:val="5"/>
-        </w:numPr>
-        <w:rPr>
-          <w:rFonts w:ascii="Abadi" w:hAnsi="Abadi"/>
-        </w:rPr>
-      </w:pPr>
-      <w:proofErr w:type="spellStart"/>
-      <w:r>
-        <w:rPr>
-          <w:rFonts w:ascii="Abadi" w:hAnsi="Abadi"/>
-        </w:rPr>
-        <w:t>EfficientNet</w:t>
-      </w:r>
-      <w:proofErr w:type="spellEnd"/>
-    </w:p>
-    <w:p>
-      <w:pPr>
-        <w:pStyle w:val="ListParagraph"/>
-        <w:numPr>
-          <w:ilvl w:val="3"/>
-          <w:numId w:val="5"/>
-        </w:numPr>
-        <w:rPr>
-          <w:rFonts w:ascii="Abadi" w:hAnsi="Abadi"/>
-        </w:rPr>
-      </w:pPr>
-      <w:r>
-        <w:rPr>
-          <w:rFonts w:ascii="Abadi" w:hAnsi="Abadi"/>
-        </w:rPr>
-        <w:t>Using open-source implementation</w:t>
-      </w:r>
-    </w:p>
-    <w:p>
-      <w:pPr>
-        <w:pStyle w:val="ListParagraph"/>
-        <w:numPr>
-          <w:ilvl w:val="3"/>
-          <w:numId w:val="5"/>
-        </w:numPr>
-        <w:rPr>
-          <w:rFonts w:ascii="Abadi" w:hAnsi="Abadi"/>
-        </w:rPr>
-      </w:pPr>
-      <w:r>
-        <w:rPr>
-          <w:rFonts w:ascii="Abadi" w:hAnsi="Abadi"/>
-        </w:rPr>
-        <w:t>Transfer learning</w:t>
-      </w:r>
-    </w:p>
-    <w:p>
-      <w:pPr>
-        <w:pStyle w:val="ListParagraph"/>
-        <w:numPr>
-          <w:ilvl w:val="3"/>
-          <w:numId w:val="5"/>
-        </w:numPr>
-        <w:rPr>
-          <w:rFonts w:ascii="Abadi" w:hAnsi="Abadi"/>
-        </w:rPr>
-      </w:pPr>
-      <w:r>
-        <w:rPr>
-          <w:rFonts w:ascii="Abadi" w:hAnsi="Abadi"/>
-        </w:rPr>
-        <w:t>Data augmentation</w:t>
-      </w:r>
-    </w:p>
-    <w:p>
-      <w:pPr>
-        <w:pStyle w:val="ListParagraph"/>
-        <w:numPr>
-          <w:ilvl w:val="3"/>
-          <w:numId w:val="5"/>
-        </w:numPr>
-        <w:rPr>
-          <w:rFonts w:ascii="Abadi" w:hAnsi="Abadi"/>
-        </w:rPr>
-      </w:pPr>
-      <w:r>
-        <w:rPr>
-          <w:rFonts w:ascii="Abadi" w:hAnsi="Abadi"/>
-        </w:rPr>
-        <w:t>State of computer vision</w:t>
-      </w:r>
-    </w:p>
-    <w:p>
-      <w:pPr>
-        <w:pStyle w:val="ListParagraph"/>
-        <w:numPr>
-          <w:ilvl w:val="3"/>
-          <w:numId w:val="5"/>
-        </w:numPr>
-        <w:rPr>
-          <w:rFonts w:ascii="Abadi" w:hAnsi="Abadi"/>
-        </w:rPr>
-      </w:pPr>
-      <w:r>
-        <w:rPr>
-          <w:rFonts w:ascii="Abadi" w:hAnsi="Abadi"/>
-        </w:rPr>
-        <w:t>Assignment: Deep convolutional models</w:t>
-      </w:r>
-    </w:p>
-    <w:p>
-      <w:pPr>
-        <w:pStyle w:val="ListParagraph"/>
-        <w:numPr>
-          <w:ilvl w:val="3"/>
-          <w:numId w:val="5"/>
-        </w:numPr>
-        <w:rPr>
-          <w:rFonts w:ascii="Abadi" w:hAnsi="Abadi"/>
-        </w:rPr>
-      </w:pPr>
-      <w:r>
-        <w:rPr>
-          <w:rFonts w:ascii="Abadi" w:hAnsi="Abadi"/>
-        </w:rPr>
-        <w:t>Lab: Residual networks</w:t>
-      </w:r>
-    </w:p>
-    <w:p>
-      <w:pPr>
-        <w:pStyle w:val="ListParagraph"/>
-        <w:numPr>
-          <w:ilvl w:val="3"/>
-          <w:numId w:val="5"/>
-        </w:numPr>
-        <w:rPr>
-          <w:rFonts w:ascii="Abadi" w:hAnsi="Abadi"/>
-        </w:rPr>
-      </w:pPr>
-      <w:r>
-        <w:rPr>
-          <w:rFonts w:ascii="Abadi" w:hAnsi="Abadi"/>
-        </w:rPr>
-        <w:t xml:space="preserve">Lab: Transfer learning with </w:t>
-      </w:r>
-      <w:proofErr w:type="spellStart"/>
-      <w:r>
-        <w:rPr>
-          <w:rFonts w:ascii="Abadi" w:hAnsi="Abadi"/>
-        </w:rPr>
-        <w:t>MobileNet</w:t>
-      </w:r>
-      <w:proofErr w:type="spellEnd"/>
-    </w:p>
-    <w:p>
-      <w:pPr>
-        <w:pStyle w:val="ListParagraph"/>
-        <w:numPr>
-          <w:ilvl w:val="2"/>
-          <w:numId w:val="5"/>
-        </w:numPr>
-        <w:rPr>
-          <w:rFonts w:ascii="Abadi" w:hAnsi="Abadi"/>
-        </w:rPr>
-      </w:pPr>
-      <w:r>
-        <w:rPr>
-          <w:rFonts w:ascii="Abadi" w:hAnsi="Abadi"/>
-        </w:rPr>
-        <w:t>Week 3 – Object detection</w:t>
-      </w:r>
-    </w:p>
-    <w:p>
-      <w:pPr>
-        <w:pStyle w:val="ListParagraph"/>
-        <w:numPr>
-          <w:ilvl w:val="3"/>
-          <w:numId w:val="5"/>
-        </w:numPr>
-        <w:rPr>
-          <w:rFonts w:ascii="Abadi" w:hAnsi="Abadi"/>
-        </w:rPr>
-      </w:pPr>
-      <w:r>
-        <w:rPr>
-          <w:rFonts w:ascii="Abadi" w:hAnsi="Abadi"/>
-        </w:rPr>
-        <w:t>Object localization</w:t>
-      </w:r>
-    </w:p>
-    <w:p>
-      <w:pPr>
-        <w:pStyle w:val="ListParagraph"/>
-        <w:numPr>
-          <w:ilvl w:val="3"/>
-          <w:numId w:val="5"/>
-        </w:numPr>
-        <w:rPr>
-          <w:rFonts w:ascii="Abadi" w:hAnsi="Abadi"/>
-        </w:rPr>
-      </w:pPr>
-      <w:r>
-        <w:rPr>
-          <w:rFonts w:ascii="Abadi" w:hAnsi="Abadi"/>
-        </w:rPr>
-        <w:lastRenderedPageBreak/>
-        <w:t>Landmark detection</w:t>
-      </w:r>
-    </w:p>
-    <w:p>
-      <w:pPr>
-        <w:pStyle w:val="ListParagraph"/>
-        <w:numPr>
-          <w:ilvl w:val="3"/>
-          <w:numId w:val="5"/>
-        </w:numPr>
-        <w:rPr>
-          <w:rFonts w:ascii="Abadi" w:hAnsi="Abadi"/>
-        </w:rPr>
-      </w:pPr>
-      <w:r>
-        <w:rPr>
-          <w:rFonts w:ascii="Abadi" w:hAnsi="Abadi"/>
-        </w:rPr>
-        <w:t>Object detection</w:t>
-      </w:r>
-    </w:p>
-    <w:p>
-      <w:pPr>
-        <w:pStyle w:val="ListParagraph"/>
-        <w:numPr>
-          <w:ilvl w:val="3"/>
-          <w:numId w:val="5"/>
-        </w:numPr>
-        <w:rPr>
-          <w:rFonts w:ascii="Abadi" w:hAnsi="Abadi"/>
-        </w:rPr>
-      </w:pPr>
-      <w:r>
-        <w:rPr>
-          <w:rFonts w:ascii="Abadi" w:hAnsi="Abadi"/>
-        </w:rPr>
-        <w:t>Convolutional implementation of sliding windows</w:t>
-      </w:r>
-    </w:p>
-    <w:p>
-      <w:pPr>
-        <w:pStyle w:val="ListParagraph"/>
-        <w:numPr>
-          <w:ilvl w:val="3"/>
-          <w:numId w:val="5"/>
-        </w:numPr>
-        <w:rPr>
-          <w:rFonts w:ascii="Abadi" w:hAnsi="Abadi"/>
-        </w:rPr>
-      </w:pPr>
-      <w:r>
-        <w:rPr>
-          <w:rFonts w:ascii="Abadi" w:hAnsi="Abadi"/>
-        </w:rPr>
-        <w:t>Bounding box predictions</w:t>
-      </w:r>
-    </w:p>
-    <w:p>
-      <w:pPr>
-        <w:pStyle w:val="ListParagraph"/>
-        <w:numPr>
-          <w:ilvl w:val="3"/>
-          <w:numId w:val="5"/>
-        </w:numPr>
-        <w:rPr>
-          <w:rFonts w:ascii="Abadi" w:hAnsi="Abadi"/>
-        </w:rPr>
-      </w:pPr>
-      <w:r>
-        <w:rPr>
-          <w:rFonts w:ascii="Abadi" w:hAnsi="Abadi"/>
-        </w:rPr>
-        <w:t>Intersection over union</w:t>
-      </w:r>
-    </w:p>
-    <w:p>
-      <w:pPr>
-        <w:pStyle w:val="ListParagraph"/>
-        <w:numPr>
-          <w:ilvl w:val="3"/>
-          <w:numId w:val="5"/>
-        </w:numPr>
-        <w:rPr>
-          <w:rFonts w:ascii="Abadi" w:hAnsi="Abadi"/>
-        </w:rPr>
-      </w:pPr>
-      <w:r>
-        <w:rPr>
-          <w:rFonts w:ascii="Abadi" w:hAnsi="Abadi"/>
-        </w:rPr>
-        <w:t>Non-max suppression</w:t>
-      </w:r>
-    </w:p>
-    <w:p>
-      <w:pPr>
-        <w:pStyle w:val="ListParagraph"/>
-        <w:numPr>
-          <w:ilvl w:val="3"/>
-          <w:numId w:val="5"/>
-        </w:numPr>
-        <w:rPr>
-          <w:rFonts w:ascii="Abadi" w:hAnsi="Abadi"/>
-        </w:rPr>
-      </w:pPr>
-      <w:r>
-        <w:rPr>
-          <w:rFonts w:ascii="Abadi" w:hAnsi="Abadi"/>
-        </w:rPr>
-        <w:t>Anchor boxes</w:t>
-      </w:r>
-    </w:p>
-    <w:p>
-      <w:pPr>
-        <w:pStyle w:val="ListParagraph"/>
-        <w:numPr>
-          <w:ilvl w:val="3"/>
-          <w:numId w:val="5"/>
-        </w:numPr>
-        <w:rPr>
-          <w:rFonts w:ascii="Abadi" w:hAnsi="Abadi"/>
-        </w:rPr>
-      </w:pPr>
-      <w:r>
-        <w:rPr>
-          <w:rFonts w:ascii="Abadi" w:hAnsi="Abadi"/>
-        </w:rPr>
-        <w:t>YOLO algorithm</w:t>
-      </w:r>
-    </w:p>
-    <w:p>
-      <w:pPr>
-        <w:pStyle w:val="ListParagraph"/>
-        <w:numPr>
-          <w:ilvl w:val="3"/>
-          <w:numId w:val="5"/>
-        </w:numPr>
-        <w:rPr>
-          <w:rFonts w:ascii="Abadi" w:hAnsi="Abadi"/>
-        </w:rPr>
-      </w:pPr>
-      <w:r>
-        <w:rPr>
-          <w:rFonts w:ascii="Abadi" w:hAnsi="Abadi"/>
-        </w:rPr>
-        <w:t>Region proposals (optional)</w:t>
-      </w:r>
-    </w:p>
-    <w:p>
-      <w:pPr>
-        <w:pStyle w:val="ListParagraph"/>
-        <w:numPr>
-          <w:ilvl w:val="3"/>
-          <w:numId w:val="5"/>
-        </w:numPr>
-        <w:rPr>
-          <w:rFonts w:ascii="Abadi" w:hAnsi="Abadi"/>
-        </w:rPr>
-      </w:pPr>
-      <w:r>
-        <w:rPr>
-          <w:rFonts w:ascii="Abadi" w:hAnsi="Abadi"/>
-        </w:rPr>
-        <w:t>Semantic segmentation with U-Net</w:t>
-      </w:r>
-    </w:p>
-    <w:p>
-      <w:pPr>
-        <w:pStyle w:val="ListParagraph"/>
-        <w:numPr>
-          <w:ilvl w:val="3"/>
-          <w:numId w:val="5"/>
-        </w:numPr>
-        <w:rPr>
-          <w:rFonts w:ascii="Abadi" w:hAnsi="Abadi"/>
-        </w:rPr>
-      </w:pPr>
-      <w:r>
-        <w:rPr>
-          <w:rFonts w:ascii="Abadi" w:hAnsi="Abadi"/>
-        </w:rPr>
-        <w:t>Transpose convolutions</w:t>
-      </w:r>
-    </w:p>
-    <w:p>
-      <w:pPr>
-        <w:pStyle w:val="ListParagraph"/>
-        <w:numPr>
-          <w:ilvl w:val="3"/>
-          <w:numId w:val="5"/>
-        </w:numPr>
-        <w:rPr>
-          <w:rFonts w:ascii="Abadi" w:hAnsi="Abadi"/>
-        </w:rPr>
-      </w:pPr>
-      <w:r>
-        <w:rPr>
-          <w:rFonts w:ascii="Abadi" w:hAnsi="Abadi"/>
-        </w:rPr>
-        <w:t>U-Net architecture intuition</w:t>
-      </w:r>
-    </w:p>
-    <w:p>
-      <w:pPr>
-        <w:pStyle w:val="ListParagraph"/>
-        <w:numPr>
-          <w:ilvl w:val="3"/>
-          <w:numId w:val="5"/>
-        </w:numPr>
-        <w:rPr>
-          <w:rFonts w:ascii="Abadi" w:hAnsi="Abadi"/>
-        </w:rPr>
-      </w:pPr>
-      <w:r>
-        <w:rPr>
-          <w:rFonts w:ascii="Abadi" w:hAnsi="Abadi"/>
-        </w:rPr>
-        <w:t>U-Net architecture</w:t>
-      </w:r>
-    </w:p>
-    <w:p>
-      <w:pPr>
-        <w:pStyle w:val="ListParagraph"/>
-        <w:numPr>
-          <w:ilvl w:val="3"/>
-          <w:numId w:val="5"/>
-        </w:numPr>
-        <w:rPr>
-          <w:rFonts w:ascii="Abadi" w:hAnsi="Abadi"/>
-        </w:rPr>
-      </w:pPr>
-      <w:r>
-        <w:rPr>
-          <w:rFonts w:ascii="Abadi" w:hAnsi="Abadi"/>
-        </w:rPr>
-        <w:t>Assignment: Detection algorithms</w:t>
-      </w:r>
-    </w:p>
-    <w:p>
-      <w:pPr>
-        <w:pStyle w:val="ListParagraph"/>
-        <w:numPr>
-          <w:ilvl w:val="3"/>
-          <w:numId w:val="5"/>
-        </w:numPr>
-        <w:rPr>
-          <w:rFonts w:ascii="Abadi" w:hAnsi="Abadi"/>
-        </w:rPr>
-      </w:pPr>
-      <w:r>
-        <w:rPr>
-          <w:rFonts w:ascii="Abadi" w:hAnsi="Abadi"/>
-        </w:rPr>
-        <w:t>Lab: Car detection with YOLO</w:t>
-      </w:r>
-    </w:p>
-    <w:p>
-      <w:pPr>
-        <w:pStyle w:val="ListParagraph"/>
-        <w:numPr>
-          <w:ilvl w:val="3"/>
-          <w:numId w:val="5"/>
-        </w:numPr>
-        <w:rPr>
-          <w:rFonts w:ascii="Abadi" w:hAnsi="Abadi"/>
-        </w:rPr>
-      </w:pPr>
-      <w:r>
-        <w:rPr>
-          <w:rFonts w:ascii="Abadi" w:hAnsi="Abadi"/>
-        </w:rPr>
-        <w:t>Lab: Image segmentation with U-Net</w:t>
-      </w:r>
-    </w:p>
-    <w:p>
-      <w:pPr>
-        <w:pStyle w:val="ListParagraph"/>
-        <w:numPr>
-          <w:ilvl w:val="2"/>
-          <w:numId w:val="5"/>
-        </w:numPr>
-        <w:rPr>
-          <w:rFonts w:ascii="Abadi" w:hAnsi="Abadi"/>
-        </w:rPr>
-      </w:pPr>
-      <w:r>
-        <w:rPr>
-          <w:rFonts w:ascii="Abadi" w:hAnsi="Abadi"/>
-        </w:rPr>
-        <w:t>Week 4 – Special applications: face recognition &amp; neural style transfer</w:t>
-      </w:r>
-    </w:p>
-    <w:p>
-      <w:pPr>
-        <w:pStyle w:val="ListParagraph"/>
-        <w:numPr>
-          <w:ilvl w:val="3"/>
-          <w:numId w:val="5"/>
-        </w:numPr>
-        <w:rPr>
-          <w:rFonts w:ascii="Abadi" w:hAnsi="Abadi"/>
-        </w:rPr>
-      </w:pPr>
-      <w:r>
-        <w:rPr>
-          <w:rFonts w:ascii="Abadi" w:hAnsi="Abadi"/>
-        </w:rPr>
-        <w:t>What is face recognition?</w:t>
-      </w:r>
-    </w:p>
-    <w:p>
-      <w:pPr>
-        <w:pStyle w:val="ListParagraph"/>
-        <w:numPr>
-          <w:ilvl w:val="3"/>
-          <w:numId w:val="5"/>
-        </w:numPr>
-        <w:rPr>
-          <w:rFonts w:ascii="Abadi" w:hAnsi="Abadi"/>
-        </w:rPr>
-      </w:pPr>
-      <w:r>
-        <w:rPr>
-          <w:rFonts w:ascii="Abadi" w:hAnsi="Abadi"/>
-        </w:rPr>
-        <w:t>One shot learning</w:t>
-      </w:r>
-    </w:p>
-    <w:p>
-      <w:pPr>
-        <w:pStyle w:val="ListParagraph"/>
-        <w:numPr>
-          <w:ilvl w:val="3"/>
-          <w:numId w:val="5"/>
-        </w:numPr>
-        <w:rPr>
-          <w:rFonts w:ascii="Abadi" w:hAnsi="Abadi"/>
-        </w:rPr>
-      </w:pPr>
-      <w:r>
-        <w:rPr>
-          <w:rFonts w:ascii="Abadi" w:hAnsi="Abadi"/>
-        </w:rPr>
-        <w:t>Siamese network</w:t>
-      </w:r>
-    </w:p>
-    <w:p>
-      <w:pPr>
-        <w:pStyle w:val="ListParagraph"/>
-        <w:numPr>
-          <w:ilvl w:val="3"/>
-          <w:numId w:val="5"/>
-        </w:numPr>
-        <w:rPr>
-          <w:rFonts w:ascii="Abadi" w:hAnsi="Abadi"/>
-        </w:rPr>
-      </w:pPr>
-      <w:r>
-        <w:rPr>
-          <w:rFonts w:ascii="Abadi" w:hAnsi="Abadi"/>
-        </w:rPr>
-        <w:t>Triplet loss</w:t>
-      </w:r>
-    </w:p>
-    <w:p>
-      <w:pPr>
-        <w:pStyle w:val="ListParagraph"/>
-        <w:numPr>
-          <w:ilvl w:val="3"/>
-          <w:numId w:val="5"/>
-        </w:numPr>
-        <w:rPr>
-          <w:rFonts w:ascii="Abadi" w:hAnsi="Abadi"/>
-        </w:rPr>
-      </w:pPr>
-      <w:r>
-        <w:rPr>
-          <w:rFonts w:ascii="Abadi" w:hAnsi="Abadi"/>
-        </w:rPr>
-        <w:t>Face verification and binary classification</w:t>
-      </w:r>
-    </w:p>
-    <w:p>
-      <w:pPr>
-        <w:pStyle w:val="ListParagraph"/>
-        <w:numPr>
-          <w:ilvl w:val="3"/>
-          <w:numId w:val="5"/>
-        </w:numPr>
-        <w:rPr>
-          <w:rFonts w:ascii="Abadi" w:hAnsi="Abadi"/>
-        </w:rPr>
-      </w:pPr>
-      <w:r>
-        <w:rPr>
-          <w:rFonts w:ascii="Abadi" w:hAnsi="Abadi"/>
-        </w:rPr>
-        <w:t>What is neural style transfer?</w:t>
-      </w:r>
-    </w:p>
-    <w:p>
-      <w:pPr>
-        <w:pStyle w:val="ListParagraph"/>
-        <w:numPr>
-          <w:ilvl w:val="3"/>
-          <w:numId w:val="5"/>
-        </w:numPr>
-        <w:rPr>
-          <w:rFonts w:ascii="Abadi" w:hAnsi="Abadi"/>
-        </w:rPr>
-      </w:pPr>
-      <w:r>
-        <w:rPr>
-          <w:rFonts w:ascii="Abadi" w:hAnsi="Abadi"/>
-        </w:rPr>
-        <w:t xml:space="preserve">What are deep </w:t>
-      </w:r>
-      <w:proofErr w:type="spellStart"/>
-      <w:r>
-        <w:rPr>
-          <w:rFonts w:ascii="Abadi" w:hAnsi="Abadi"/>
-        </w:rPr>
-        <w:t>ConvNets</w:t>
-      </w:r>
-      <w:proofErr w:type="spellEnd"/>
-      <w:r>
-        <w:rPr>
-          <w:rFonts w:ascii="Abadi" w:hAnsi="Abadi"/>
-        </w:rPr>
-        <w:t xml:space="preserve"> learning?</w:t>
-      </w:r>
-    </w:p>
-    <w:p>
-      <w:pPr>
-        <w:pStyle w:val="ListParagraph"/>
-        <w:numPr>
-          <w:ilvl w:val="3"/>
-          <w:numId w:val="5"/>
-        </w:numPr>
-        <w:rPr>
-          <w:rFonts w:ascii="Abadi" w:hAnsi="Abadi"/>
-        </w:rPr>
-      </w:pPr>
-      <w:r>
-        <w:rPr>
-          <w:rFonts w:ascii="Abadi" w:hAnsi="Abadi"/>
-        </w:rPr>
-        <w:t>Cost function</w:t>
-      </w:r>
-    </w:p>
-    <w:p>
-      <w:pPr>
-        <w:pStyle w:val="ListParagraph"/>
-        <w:numPr>
-          <w:ilvl w:val="3"/>
-          <w:numId w:val="5"/>
-        </w:numPr>
-        <w:rPr>
-          <w:rFonts w:ascii="Abadi" w:hAnsi="Abadi"/>
-        </w:rPr>
-      </w:pPr>
-      <w:r>
-        <w:rPr>
-          <w:rFonts w:ascii="Abadi" w:hAnsi="Abadi"/>
-        </w:rPr>
-        <w:t>Content cost function</w:t>
-      </w:r>
-    </w:p>
-    <w:p>
-      <w:pPr>
-        <w:pStyle w:val="ListParagraph"/>
-        <w:numPr>
-          <w:ilvl w:val="3"/>
-          <w:numId w:val="5"/>
-        </w:numPr>
-        <w:rPr>
-          <w:rFonts w:ascii="Abadi" w:hAnsi="Abadi"/>
-        </w:rPr>
-      </w:pPr>
-      <w:r>
-        <w:rPr>
-          <w:rFonts w:ascii="Abadi" w:hAnsi="Abadi"/>
-        </w:rPr>
-        <w:t>Style cost function</w:t>
-      </w:r>
-    </w:p>
-    <w:p>
-      <w:pPr>
-        <w:pStyle w:val="ListParagraph"/>
-        <w:numPr>
-          <w:ilvl w:val="3"/>
-          <w:numId w:val="5"/>
-        </w:numPr>
-        <w:rPr>
-          <w:rFonts w:ascii="Abadi" w:hAnsi="Abadi"/>
-        </w:rPr>
-      </w:pPr>
-      <w:r>
-        <w:rPr>
-          <w:rFonts w:ascii="Abadi" w:hAnsi="Abadi"/>
-        </w:rPr>
-        <w:t>1D and 3D generalizations</w:t>
-      </w:r>
-    </w:p>
-    <w:p>
-      <w:pPr>
-        <w:pStyle w:val="ListParagraph"/>
-        <w:numPr>
-          <w:ilvl w:val="3"/>
-          <w:numId w:val="5"/>
-        </w:numPr>
-        <w:rPr>
-          <w:rFonts w:ascii="Abadi" w:hAnsi="Abadi"/>
-        </w:rPr>
-      </w:pPr>
-      <w:r>
-        <w:rPr>
-          <w:rFonts w:ascii="Abadi" w:hAnsi="Abadi"/>
-        </w:rPr>
-        <w:t>Assignment: Special applications: face recognition &amp; neural style transfer</w:t>
-      </w:r>
-    </w:p>
-    <w:p>
-      <w:pPr>
-        <w:pStyle w:val="ListParagraph"/>
-        <w:numPr>
-          <w:ilvl w:val="3"/>
-          <w:numId w:val="5"/>
-        </w:numPr>
-        <w:rPr>
-          <w:rFonts w:ascii="Abadi" w:hAnsi="Abadi"/>
-        </w:rPr>
-      </w:pPr>
-      <w:r>
-        <w:rPr>
-          <w:rFonts w:ascii="Abadi" w:hAnsi="Abadi"/>
-        </w:rPr>
-        <w:t>Lab: Face recognition</w:t>
-      </w:r>
-    </w:p>
-    <w:p>
-      <w:pPr>
-        <w:pStyle w:val="ListParagraph"/>
-        <w:numPr>
-          <w:ilvl w:val="3"/>
-          <w:numId w:val="5"/>
-        </w:numPr>
-        <w:rPr>
-          <w:rFonts w:ascii="Abadi" w:hAnsi="Abadi"/>
-        </w:rPr>
-      </w:pPr>
-      <w:r>
-        <w:rPr>
-          <w:rFonts w:ascii="Abadi" w:hAnsi="Abadi"/>
-        </w:rPr>
-        <w:t>Lab: Art generation with neural style transfer</w:t>
-      </w:r>
-    </w:p>
-    <w:p>
-      <w:pPr>
-        <w:pStyle w:val="ListParagraph"/>
-        <w:numPr>
-          <w:ilvl w:val="1"/>
-          <w:numId w:val="5"/>
-        </w:numPr>
-        <w:rPr>
-          <w:rFonts w:ascii="Abadi" w:hAnsi="Abadi"/>
-        </w:rPr>
-      </w:pPr>
-      <w:r>
-        <w:rPr>
-          <w:rFonts w:ascii="Abadi" w:hAnsi="Abadi"/>
-        </w:rPr>
-        <w:t>Sequence Models</w:t>
-      </w:r>
-    </w:p>
-    <w:p>
-      <w:pPr>
-        <w:pStyle w:val="ListParagraph"/>
-        <w:numPr>
-          <w:ilvl w:val="2"/>
-          <w:numId w:val="5"/>
-        </w:numPr>
-        <w:rPr>
-          <w:rFonts w:ascii="Abadi" w:hAnsi="Abadi"/>
-        </w:rPr>
-      </w:pPr>
-      <w:r>
-        <w:rPr>
-          <w:rFonts w:ascii="Abadi" w:hAnsi="Abadi"/>
-        </w:rPr>
-        <w:t>Week 1 – Recurrent neural networks</w:t>
-      </w:r>
-    </w:p>
-    <w:p>
-      <w:pPr>
-        <w:pStyle w:val="ListParagraph"/>
-        <w:numPr>
-          <w:ilvl w:val="3"/>
-          <w:numId w:val="5"/>
-        </w:numPr>
-        <w:rPr>
-          <w:rFonts w:ascii="Abadi" w:hAnsi="Abadi"/>
-        </w:rPr>
-      </w:pPr>
-      <w:r>
-        <w:rPr>
-          <w:rFonts w:ascii="Abadi" w:hAnsi="Abadi"/>
-        </w:rPr>
-        <w:t>Why sequence models?</w:t>
-      </w:r>
-    </w:p>
-    <w:p>
-      <w:pPr>
-        <w:pStyle w:val="ListParagraph"/>
-        <w:numPr>
-          <w:ilvl w:val="3"/>
-          <w:numId w:val="5"/>
-        </w:numPr>
-        <w:rPr>
-          <w:rFonts w:ascii="Abadi" w:hAnsi="Abadi"/>
-        </w:rPr>
-      </w:pPr>
-      <w:r>
-        <w:rPr>
-          <w:rFonts w:ascii="Abadi" w:hAnsi="Abadi"/>
-        </w:rPr>
-        <w:t>Notation</w:t>
-      </w:r>
-    </w:p>
-    <w:p>
-      <w:pPr>
-        <w:pStyle w:val="ListParagraph"/>
-        <w:numPr>
-          <w:ilvl w:val="3"/>
-          <w:numId w:val="5"/>
-        </w:numPr>
-        <w:rPr>
-          <w:rFonts w:ascii="Abadi" w:hAnsi="Abadi"/>
-        </w:rPr>
-      </w:pPr>
-      <w:r>
-        <w:rPr>
-          <w:rFonts w:ascii="Abadi" w:hAnsi="Abadi"/>
-        </w:rPr>
-        <w:t>Recurrent neural network model</w:t>
-      </w:r>
-    </w:p>
-    <w:p>
-      <w:pPr>
-        <w:pStyle w:val="ListParagraph"/>
-        <w:numPr>
-          <w:ilvl w:val="3"/>
-          <w:numId w:val="5"/>
-        </w:numPr>
-        <w:rPr>
-          <w:rFonts w:ascii="Abadi" w:hAnsi="Abadi"/>
-        </w:rPr>
-      </w:pPr>
-      <w:r>
-        <w:rPr>
-          <w:rFonts w:ascii="Abadi" w:hAnsi="Abadi"/>
-        </w:rPr>
-        <w:t>Backpropagation through time</w:t>
-      </w:r>
-    </w:p>
-    <w:p>
-      <w:pPr>
-        <w:pStyle w:val="ListParagraph"/>
-        <w:numPr>
-          <w:ilvl w:val="3"/>
-          <w:numId w:val="5"/>
-        </w:numPr>
-        <w:rPr>
-          <w:rFonts w:ascii="Abadi" w:hAnsi="Abadi"/>
-        </w:rPr>
-      </w:pPr>
-      <w:r>
-        <w:rPr>
-          <w:rFonts w:ascii="Abadi" w:hAnsi="Abadi"/>
-        </w:rPr>
-        <w:t>Different types of RNNs</w:t>
-      </w:r>
-    </w:p>
-    <w:p>
-      <w:pPr>
-        <w:pStyle w:val="ListParagraph"/>
-        <w:numPr>
-          <w:ilvl w:val="3"/>
-          <w:numId w:val="5"/>
-        </w:numPr>
-        <w:rPr>
-          <w:rFonts w:ascii="Abadi" w:hAnsi="Abadi"/>
-        </w:rPr>
-      </w:pPr>
-      <w:r>
-        <w:rPr>
-          <w:rFonts w:ascii="Abadi" w:hAnsi="Abadi"/>
-        </w:rPr>
-        <w:t>Language model and sequence generation</w:t>
-      </w:r>
-    </w:p>
-    <w:p>
-      <w:pPr>
-        <w:pStyle w:val="ListParagraph"/>
-        <w:numPr>
-          <w:ilvl w:val="3"/>
-          <w:numId w:val="5"/>
-        </w:numPr>
-        <w:rPr>
-          <w:rFonts w:ascii="Abadi" w:hAnsi="Abadi"/>
-        </w:rPr>
-      </w:pPr>
-      <w:r>
-        <w:rPr>
-          <w:rFonts w:ascii="Abadi" w:hAnsi="Abadi"/>
-        </w:rPr>
-        <w:t>Sampling novel sequences</w:t>
-      </w:r>
-    </w:p>
-    <w:p>
-      <w:pPr>
-        <w:pStyle w:val="ListParagraph"/>
-        <w:numPr>
-          <w:ilvl w:val="3"/>
-          <w:numId w:val="5"/>
-        </w:numPr>
-        <w:rPr>
-          <w:rFonts w:ascii="Abadi" w:hAnsi="Abadi"/>
-        </w:rPr>
-      </w:pPr>
-      <w:r>
-        <w:rPr>
-          <w:rFonts w:ascii="Abadi" w:hAnsi="Abadi"/>
-        </w:rPr>
-        <w:t>Vanishing gradients with RNNs</w:t>
-      </w:r>
-    </w:p>
-    <w:p>
-      <w:pPr>
-        <w:pStyle w:val="ListParagraph"/>
-        <w:numPr>
-          <w:ilvl w:val="3"/>
-          <w:numId w:val="5"/>
-        </w:numPr>
-        <w:rPr>
-          <w:rFonts w:ascii="Abadi" w:hAnsi="Abadi"/>
-        </w:rPr>
-      </w:pPr>
-      <w:r>
-        <w:rPr>
-          <w:rFonts w:ascii="Abadi" w:hAnsi="Abadi"/>
-        </w:rPr>
-        <w:t>Gated recurrent unit (GRU)</w:t>
-      </w:r>
-    </w:p>
-    <w:p>
-      <w:pPr>
-        <w:pStyle w:val="ListParagraph"/>
-        <w:numPr>
-          <w:ilvl w:val="3"/>
-          <w:numId w:val="5"/>
-        </w:numPr>
-        <w:rPr>
-          <w:rFonts w:ascii="Abadi" w:hAnsi="Abadi"/>
-        </w:rPr>
-      </w:pPr>
-      <w:r>
-        <w:rPr>
-          <w:rFonts w:ascii="Abadi" w:hAnsi="Abadi"/>
-        </w:rPr>
-        <w:t xml:space="preserve">Long </w:t>
-      </w:r>
-      <w:proofErr w:type="gramStart"/>
-      <w:r>
-        <w:rPr>
-          <w:rFonts w:ascii="Abadi" w:hAnsi="Abadi"/>
-        </w:rPr>
-        <w:t>short term</w:t>
-      </w:r>
-      <w:proofErr w:type="gramEnd"/>
-      <w:r>
-        <w:rPr>
-          <w:rFonts w:ascii="Abadi" w:hAnsi="Abadi"/>
-        </w:rPr>
-        <w:t xml:space="preserve"> memory (LSTM)</w:t>
-      </w:r>
-    </w:p>
-    <w:p>
-      <w:pPr>
-        <w:pStyle w:val="ListParagraph"/>
-        <w:numPr>
-          <w:ilvl w:val="3"/>
-          <w:numId w:val="5"/>
-        </w:numPr>
-        <w:rPr>
-          <w:rFonts w:ascii="Abadi" w:hAnsi="Abadi"/>
-        </w:rPr>
-      </w:pPr>
-      <w:r>
-        <w:rPr>
-          <w:rFonts w:ascii="Abadi" w:hAnsi="Abadi"/>
-        </w:rPr>
-        <w:t>Bidirectional RNN</w:t>
-      </w:r>
-    </w:p>
-    <w:p>
-      <w:pPr>
-        <w:pStyle w:val="ListParagraph"/>
-        <w:numPr>
-          <w:ilvl w:val="3"/>
-          <w:numId w:val="5"/>
-        </w:numPr>
-        <w:rPr>
-          <w:rFonts w:ascii="Abadi" w:hAnsi="Abadi"/>
-        </w:rPr>
-      </w:pPr>
-      <w:r>
-        <w:rPr>
-          <w:rFonts w:ascii="Abadi" w:hAnsi="Abadi"/>
-        </w:rPr>
-        <w:t>Deep RNNs</w:t>
-      </w:r>
-    </w:p>
-    <w:p>
-      <w:pPr>
-        <w:pStyle w:val="ListParagraph"/>
-        <w:numPr>
-          <w:ilvl w:val="3"/>
-          <w:numId w:val="5"/>
-        </w:numPr>
-        <w:rPr>
-          <w:rFonts w:ascii="Abadi" w:hAnsi="Abadi"/>
-        </w:rPr>
-      </w:pPr>
-      <w:r>
-        <w:rPr>
-          <w:rFonts w:ascii="Abadi" w:hAnsi="Abadi"/>
-        </w:rPr>
-        <w:lastRenderedPageBreak/>
-        <w:t>Assignment: Recurrent neural networks</w:t>
-      </w:r>
-    </w:p>
-    <w:p>
-      <w:pPr>
-        <w:pStyle w:val="ListParagraph"/>
-        <w:numPr>
-          <w:ilvl w:val="3"/>
-          <w:numId w:val="5"/>
-        </w:numPr>
-        <w:rPr>
-          <w:rFonts w:ascii="Abadi" w:hAnsi="Abadi"/>
-        </w:rPr>
-      </w:pPr>
-      <w:r>
-        <w:rPr>
-          <w:rFonts w:ascii="Abadi" w:hAnsi="Abadi"/>
-        </w:rPr>
-        <w:t>Lab: Building your recurrent neural network step by step</w:t>
-      </w:r>
-    </w:p>
-    <w:p>
-      <w:pPr>
-        <w:pStyle w:val="ListParagraph"/>
-        <w:numPr>
-          <w:ilvl w:val="3"/>
-          <w:numId w:val="5"/>
-        </w:numPr>
-        <w:rPr>
-          <w:rFonts w:ascii="Abadi" w:hAnsi="Abadi"/>
-        </w:rPr>
-      </w:pPr>
-      <w:r>
-        <w:rPr>
-          <w:rFonts w:ascii="Abadi" w:hAnsi="Abadi"/>
-        </w:rPr>
-        <w:t xml:space="preserve">Lab: Dinosaur island character-level language </w:t>
-      </w:r>
-      <w:proofErr w:type="spellStart"/>
-      <w:r>
-        <w:rPr>
-          <w:rFonts w:ascii="Abadi" w:hAnsi="Abadi"/>
-        </w:rPr>
-        <w:t>modeling</w:t>
-      </w:r>
-      <w:proofErr w:type="spellEnd"/>
-    </w:p>
-    <w:p>
-      <w:pPr>
-        <w:pStyle w:val="ListParagraph"/>
-        <w:numPr>
-          <w:ilvl w:val="3"/>
-          <w:numId w:val="5"/>
-        </w:numPr>
-        <w:rPr>
-          <w:rFonts w:ascii="Abadi" w:hAnsi="Abadi"/>
-        </w:rPr>
-      </w:pPr>
-      <w:r>
-        <w:rPr>
-          <w:rFonts w:ascii="Abadi" w:hAnsi="Abadi"/>
-        </w:rPr>
-        <w:t>Lab: Jazz improvisation with LSTM</w:t>
-      </w:r>
-    </w:p>
-    <w:p>
-      <w:pPr>
-        <w:pStyle w:val="ListParagraph"/>
-        <w:numPr>
-          <w:ilvl w:val="2"/>
-          <w:numId w:val="5"/>
-        </w:numPr>
-        <w:rPr>
-          <w:rFonts w:ascii="Abadi" w:hAnsi="Abadi"/>
-        </w:rPr>
-      </w:pPr>
-      <w:r>
-        <w:rPr>
-          <w:rFonts w:ascii="Abadi" w:hAnsi="Abadi"/>
-        </w:rPr>
-        <w:t>Week 2 – Natural language processing &amp; word embeddings</w:t>
-      </w:r>
-    </w:p>
-    <w:p>
-      <w:pPr>
-        <w:pStyle w:val="ListParagraph"/>
-        <w:numPr>
-          <w:ilvl w:val="3"/>
-          <w:numId w:val="5"/>
-        </w:numPr>
-        <w:rPr>
-          <w:rFonts w:ascii="Abadi" w:hAnsi="Abadi"/>
-        </w:rPr>
-      </w:pPr>
-      <w:r>
-        <w:rPr>
-          <w:rFonts w:ascii="Abadi" w:hAnsi="Abadi"/>
-        </w:rPr>
-        <w:t>Word representation</w:t>
-      </w:r>
-    </w:p>
-    <w:p>
-      <w:pPr>
-        <w:pStyle w:val="ListParagraph"/>
-        <w:numPr>
-          <w:ilvl w:val="3"/>
-          <w:numId w:val="5"/>
-        </w:numPr>
-        <w:rPr>
-          <w:rFonts w:ascii="Abadi" w:hAnsi="Abadi"/>
-        </w:rPr>
-      </w:pPr>
-      <w:r>
-        <w:rPr>
-          <w:rFonts w:ascii="Abadi" w:hAnsi="Abadi"/>
-        </w:rPr>
-        <w:t>Using word embeddings</w:t>
-      </w:r>
-    </w:p>
-    <w:p>
-      <w:pPr>
-        <w:pStyle w:val="ListParagraph"/>
-        <w:numPr>
-          <w:ilvl w:val="3"/>
-          <w:numId w:val="5"/>
-        </w:numPr>
-        <w:rPr>
-          <w:rFonts w:ascii="Abadi" w:hAnsi="Abadi"/>
-        </w:rPr>
-      </w:pPr>
-      <w:r>
-        <w:rPr>
-          <w:rFonts w:ascii="Abadi" w:hAnsi="Abadi"/>
-        </w:rPr>
-        <w:t>Properties of word embeddings</w:t>
-      </w:r>
-    </w:p>
-    <w:p>
-      <w:pPr>
-        <w:pStyle w:val="ListParagraph"/>
-        <w:numPr>
-          <w:ilvl w:val="3"/>
-          <w:numId w:val="5"/>
-        </w:numPr>
-        <w:rPr>
-          <w:rFonts w:ascii="Abadi" w:hAnsi="Abadi"/>
-        </w:rPr>
-      </w:pPr>
-      <w:r>
-        <w:rPr>
-          <w:rFonts w:ascii="Abadi" w:hAnsi="Abadi"/>
-        </w:rPr>
-        <w:t>Embedding matrix</w:t>
-      </w:r>
-    </w:p>
-    <w:p>
-      <w:pPr>
-        <w:pStyle w:val="ListParagraph"/>
-        <w:numPr>
-          <w:ilvl w:val="3"/>
-          <w:numId w:val="5"/>
-        </w:numPr>
-        <w:rPr>
-          <w:rFonts w:ascii="Abadi" w:hAnsi="Abadi"/>
-        </w:rPr>
-      </w:pPr>
-      <w:r>
-        <w:rPr>
-          <w:rFonts w:ascii="Abadi" w:hAnsi="Abadi"/>
-        </w:rPr>
-        <w:t>Learning word embeddings</w:t>
-      </w:r>
-    </w:p>
-    <w:p>
-      <w:pPr>
-        <w:pStyle w:val="ListParagraph"/>
-        <w:numPr>
-          <w:ilvl w:val="3"/>
-          <w:numId w:val="5"/>
-        </w:numPr>
-        <w:rPr>
-          <w:rFonts w:ascii="Abadi" w:hAnsi="Abadi"/>
-        </w:rPr>
-      </w:pPr>
-      <w:r>
-        <w:rPr>
-          <w:rFonts w:ascii="Abadi" w:hAnsi="Abadi"/>
-        </w:rPr>
-        <w:t>Word2Vec</w:t>
-      </w:r>
-    </w:p>
-    <w:p>
-      <w:pPr>
-        <w:pStyle w:val="ListParagraph"/>
-        <w:numPr>
-          <w:ilvl w:val="3"/>
-          <w:numId w:val="5"/>
-        </w:numPr>
-        <w:rPr>
-          <w:rFonts w:ascii="Abadi" w:hAnsi="Abadi"/>
-        </w:rPr>
-      </w:pPr>
-      <w:r>
-        <w:rPr>
-          <w:rFonts w:ascii="Abadi" w:hAnsi="Abadi"/>
-        </w:rPr>
-        <w:t>Negative sampling</w:t>
-      </w:r>
-    </w:p>
-    <w:p>
-      <w:pPr>
-        <w:pStyle w:val="ListParagraph"/>
-        <w:numPr>
-          <w:ilvl w:val="3"/>
-          <w:numId w:val="5"/>
-        </w:numPr>
-        <w:rPr>
-          <w:rFonts w:ascii="Abadi" w:hAnsi="Abadi"/>
-        </w:rPr>
-      </w:pPr>
-      <w:proofErr w:type="spellStart"/>
-      <w:r>
-        <w:rPr>
-          <w:rFonts w:ascii="Abadi" w:hAnsi="Abadi"/>
-        </w:rPr>
-        <w:t>GloVe</w:t>
-      </w:r>
-      <w:proofErr w:type="spellEnd"/>
-      <w:r>
-        <w:rPr>
-          <w:rFonts w:ascii="Abadi" w:hAnsi="Abadi"/>
-        </w:rPr>
-        <w:t xml:space="preserve"> word vectors</w:t>
-      </w:r>
-    </w:p>
-    <w:p>
-      <w:pPr>
-        <w:pStyle w:val="ListParagraph"/>
-        <w:numPr>
-          <w:ilvl w:val="3"/>
-          <w:numId w:val="5"/>
-        </w:numPr>
-        <w:rPr>
-          <w:rFonts w:ascii="Abadi" w:hAnsi="Abadi"/>
-        </w:rPr>
-      </w:pPr>
-      <w:r>
-        <w:rPr>
-          <w:rFonts w:ascii="Abadi" w:hAnsi="Abadi"/>
-        </w:rPr>
-        <w:t>Sentiment classification</w:t>
-      </w:r>
-    </w:p>
-    <w:p>
-      <w:pPr>
-        <w:pStyle w:val="ListParagraph"/>
-        <w:numPr>
-          <w:ilvl w:val="3"/>
-          <w:numId w:val="5"/>
-        </w:numPr>
-        <w:rPr>
-          <w:rFonts w:ascii="Abadi" w:hAnsi="Abadi"/>
-        </w:rPr>
-      </w:pPr>
-      <w:r>
-        <w:rPr>
-          <w:rFonts w:ascii="Abadi" w:hAnsi="Abadi"/>
-        </w:rPr>
-        <w:t>Debiasing word embeddings</w:t>
-      </w:r>
-    </w:p>
-    <w:p>
-      <w:pPr>
-        <w:pStyle w:val="ListParagraph"/>
-        <w:numPr>
-          <w:ilvl w:val="3"/>
-          <w:numId w:val="5"/>
-        </w:numPr>
-        <w:rPr>
-          <w:rFonts w:ascii="Abadi" w:hAnsi="Abadi"/>
-        </w:rPr>
-      </w:pPr>
-      <w:r>
-        <w:rPr>
-          <w:rFonts w:ascii="Abadi" w:hAnsi="Abadi"/>
-        </w:rPr>
-        <w:t>Assignment: Natural language processing &amp; word embeddings</w:t>
-      </w:r>
-    </w:p>
-    <w:p>
-      <w:pPr>
-        <w:pStyle w:val="ListParagraph"/>
-        <w:numPr>
-          <w:ilvl w:val="3"/>
-          <w:numId w:val="5"/>
-        </w:numPr>
-        <w:rPr>
-          <w:rFonts w:ascii="Abadi" w:hAnsi="Abadi"/>
-        </w:rPr>
-      </w:pPr>
-      <w:r>
-        <w:rPr>
-          <w:rFonts w:ascii="Abadi" w:hAnsi="Abadi"/>
-        </w:rPr>
-        <w:t>Lab: Operations on word vectors debiasing</w:t>
-      </w:r>
-    </w:p>
-    <w:p>
-      <w:pPr>
-        <w:pStyle w:val="ListParagraph"/>
-        <w:numPr>
-          <w:ilvl w:val="3"/>
-          <w:numId w:val="5"/>
-        </w:numPr>
-        <w:rPr>
-          <w:rFonts w:ascii="Abadi" w:hAnsi="Abadi"/>
-        </w:rPr>
-      </w:pPr>
-      <w:r>
-        <w:rPr>
-          <w:rFonts w:ascii="Abadi" w:hAnsi="Abadi"/>
-        </w:rPr>
-        <w:t xml:space="preserve">Lab: </w:t>
-      </w:r>
-      <w:proofErr w:type="spellStart"/>
-      <w:r>
-        <w:rPr>
-          <w:rFonts w:ascii="Abadi" w:hAnsi="Abadi"/>
-        </w:rPr>
-        <w:t>Emojify</w:t>
-      </w:r>
-      <w:proofErr w:type="spellEnd"/>
-    </w:p>
-    <w:p>
-      <w:pPr>
-        <w:pStyle w:val="ListParagraph"/>
-        <w:numPr>
-          <w:ilvl w:val="2"/>
-          <w:numId w:val="5"/>
-        </w:numPr>
-        <w:rPr>
-          <w:rFonts w:ascii="Abadi" w:hAnsi="Abadi"/>
-        </w:rPr>
-      </w:pPr>
-      <w:r>
-        <w:rPr>
-          <w:rFonts w:ascii="Abadi" w:hAnsi="Abadi"/>
-        </w:rPr>
-        <w:t>Week 3 – Sequence models &amp; attention mechanism</w:t>
-      </w:r>
-    </w:p>
-    <w:p>
-      <w:pPr>
-        <w:pStyle w:val="ListParagraph"/>
-        <w:numPr>
-          <w:ilvl w:val="3"/>
-          <w:numId w:val="5"/>
-        </w:numPr>
-        <w:rPr>
-          <w:rFonts w:ascii="Abadi" w:hAnsi="Abadi"/>
-        </w:rPr>
-      </w:pPr>
-      <w:r>
-        <w:rPr>
-          <w:rFonts w:ascii="Abadi" w:hAnsi="Abadi"/>
-        </w:rPr>
-        <w:t>Basic models</w:t>
-      </w:r>
-    </w:p>
-    <w:p>
-      <w:pPr>
-        <w:pStyle w:val="ListParagraph"/>
-        <w:numPr>
-          <w:ilvl w:val="3"/>
-          <w:numId w:val="5"/>
-        </w:numPr>
-        <w:rPr>
-          <w:rFonts w:ascii="Abadi" w:hAnsi="Abadi"/>
-        </w:rPr>
-      </w:pPr>
-      <w:r>
-        <w:rPr>
-          <w:rFonts w:ascii="Abadi" w:hAnsi="Abadi"/>
-        </w:rPr>
-        <w:t>Picking the most likely sentence</w:t>
-      </w:r>
-    </w:p>
-    <w:p>
-      <w:pPr>
-        <w:pStyle w:val="ListParagraph"/>
-        <w:numPr>
-          <w:ilvl w:val="3"/>
-          <w:numId w:val="5"/>
-        </w:numPr>
-        <w:rPr>
-          <w:rFonts w:ascii="Abadi" w:hAnsi="Abadi"/>
-        </w:rPr>
-      </w:pPr>
-      <w:r>
-        <w:rPr>
-          <w:rFonts w:ascii="Abadi" w:hAnsi="Abadi"/>
-        </w:rPr>
-        <w:t>Beam search</w:t>
-      </w:r>
-    </w:p>
-    <w:p>
-      <w:pPr>
-        <w:pStyle w:val="ListParagraph"/>
-        <w:numPr>
-          <w:ilvl w:val="3"/>
-          <w:numId w:val="5"/>
-        </w:numPr>
-        <w:rPr>
-          <w:rFonts w:ascii="Abadi" w:hAnsi="Abadi"/>
-        </w:rPr>
-      </w:pPr>
-      <w:r>
-        <w:rPr>
-          <w:rFonts w:ascii="Abadi" w:hAnsi="Abadi"/>
-        </w:rPr>
-        <w:t>Refinements to beam search</w:t>
-      </w:r>
-    </w:p>
-    <w:p>
-      <w:pPr>
-        <w:pStyle w:val="ListParagraph"/>
-        <w:numPr>
-          <w:ilvl w:val="3"/>
-          <w:numId w:val="5"/>
-        </w:numPr>
-        <w:rPr>
-          <w:rFonts w:ascii="Abadi" w:hAnsi="Abadi"/>
-        </w:rPr>
-      </w:pPr>
-      <w:r>
-        <w:rPr>
-          <w:rFonts w:ascii="Abadi" w:hAnsi="Abadi"/>
-        </w:rPr>
-        <w:t>Error analysis in beam search</w:t>
-      </w:r>
-    </w:p>
-    <w:p>
-      <w:pPr>
-        <w:pStyle w:val="ListParagraph"/>
-        <w:numPr>
-          <w:ilvl w:val="3"/>
-          <w:numId w:val="5"/>
-        </w:numPr>
-        <w:rPr>
-          <w:rFonts w:ascii="Abadi" w:hAnsi="Abadi"/>
-        </w:rPr>
-      </w:pPr>
-      <w:r>
-        <w:rPr>
-          <w:rFonts w:ascii="Abadi" w:hAnsi="Abadi"/>
-        </w:rPr>
-        <w:t>Bleu score (optional)</w:t>
-      </w:r>
-    </w:p>
-    <w:p>
-      <w:pPr>
-        <w:pStyle w:val="ListParagraph"/>
-        <w:numPr>
-          <w:ilvl w:val="3"/>
-          <w:numId w:val="5"/>
-        </w:numPr>
-        <w:rPr>
-          <w:rFonts w:ascii="Abadi" w:hAnsi="Abadi"/>
-        </w:rPr>
-      </w:pPr>
-      <w:r>
-        <w:rPr>
-          <w:rFonts w:ascii="Abadi" w:hAnsi="Abadi"/>
-        </w:rPr>
-        <w:t>Attention model intuition</w:t>
-      </w:r>
-    </w:p>
-    <w:p>
-      <w:pPr>
-        <w:pStyle w:val="ListParagraph"/>
-        <w:numPr>
-          <w:ilvl w:val="3"/>
-          <w:numId w:val="5"/>
-        </w:numPr>
-        <w:rPr>
-          <w:rFonts w:ascii="Abadi" w:hAnsi="Abadi"/>
-        </w:rPr>
-      </w:pPr>
-      <w:r>
-        <w:rPr>
-          <w:rFonts w:ascii="Abadi" w:hAnsi="Abadi"/>
-        </w:rPr>
-        <w:t>Attention model</w:t>
-      </w:r>
-    </w:p>
-    <w:p>
-      <w:pPr>
-        <w:pStyle w:val="ListParagraph"/>
-        <w:numPr>
-          <w:ilvl w:val="3"/>
-          <w:numId w:val="5"/>
-        </w:numPr>
-        <w:rPr>
-          <w:rFonts w:ascii="Abadi" w:hAnsi="Abadi"/>
-        </w:rPr>
-      </w:pPr>
-      <w:r>
-        <w:rPr>
-          <w:rFonts w:ascii="Abadi" w:hAnsi="Abadi"/>
-        </w:rPr>
-        <w:t>Speech recognition</w:t>
-      </w:r>
-    </w:p>
-    <w:p>
-      <w:pPr>
-        <w:pStyle w:val="ListParagraph"/>
-        <w:numPr>
-          <w:ilvl w:val="3"/>
-          <w:numId w:val="5"/>
-        </w:numPr>
-        <w:rPr>
-          <w:rFonts w:ascii="Abadi" w:hAnsi="Abadi"/>
-        </w:rPr>
-      </w:pPr>
-      <w:r>
-        <w:rPr>
-          <w:rFonts w:ascii="Abadi" w:hAnsi="Abadi"/>
-        </w:rPr>
-        <w:t>Trigger word detection</w:t>
-      </w:r>
-    </w:p>
-    <w:p>
-      <w:pPr>
-        <w:pStyle w:val="ListParagraph"/>
-        <w:numPr>
-          <w:ilvl w:val="3"/>
-          <w:numId w:val="5"/>
-        </w:numPr>
-        <w:rPr>
-          <w:rFonts w:ascii="Abadi" w:hAnsi="Abadi"/>
-        </w:rPr>
-      </w:pPr>
-      <w:r>
-        <w:rPr>
-          <w:rFonts w:ascii="Abadi" w:hAnsi="Abadi"/>
-        </w:rPr>
-        <w:t>Assignment: Sequence models &amp; attention mechanism</w:t>
-      </w:r>
-    </w:p>
-    <w:p>
-      <w:pPr>
-        <w:pStyle w:val="ListParagraph"/>
-        <w:numPr>
-          <w:ilvl w:val="3"/>
-          <w:numId w:val="5"/>
-        </w:numPr>
-        <w:rPr>
-          <w:rFonts w:ascii="Abadi" w:hAnsi="Abadi"/>
-        </w:rPr>
-      </w:pPr>
-      <w:r>
-        <w:rPr>
-          <w:rFonts w:ascii="Abadi" w:hAnsi="Abadi"/>
-        </w:rPr>
-        <w:t>Lab: Neural machine translation</w:t>
-      </w:r>
-    </w:p>
-    <w:p>
-      <w:pPr>
-        <w:pStyle w:val="ListParagraph"/>
-        <w:numPr>
-          <w:ilvl w:val="3"/>
-          <w:numId w:val="5"/>
-        </w:numPr>
-        <w:rPr>
-          <w:rFonts w:ascii="Abadi" w:hAnsi="Abadi"/>
-        </w:rPr>
-      </w:pPr>
-      <w:r>
-        <w:rPr>
-          <w:rFonts w:ascii="Abadi" w:hAnsi="Abadi"/>
-        </w:rPr>
-        <w:t>Lab: Trigger word detection</w:t>
-      </w:r>
-    </w:p>
-    <w:p>
-      <w:pPr>
-        <w:pStyle w:val="ListParagraph"/>
-        <w:numPr>
-          <w:ilvl w:val="2"/>
-          <w:numId w:val="5"/>
-        </w:numPr>
-        <w:rPr>
-          <w:rFonts w:ascii="Abadi" w:hAnsi="Abadi"/>
-        </w:rPr>
-      </w:pPr>
-      <w:r>
-        <w:rPr>
-          <w:rFonts w:ascii="Abadi" w:hAnsi="Abadi"/>
-        </w:rPr>
-        <w:t>Week 4 – Transformer network</w:t>
-      </w:r>
-    </w:p>
-    <w:p>
-      <w:pPr>
-        <w:pStyle w:val="ListParagraph"/>
-        <w:numPr>
-          <w:ilvl w:val="3"/>
-          <w:numId w:val="5"/>
-        </w:numPr>
-        <w:rPr>
-          <w:rFonts w:ascii="Abadi" w:hAnsi="Abadi"/>
-        </w:rPr>
-      </w:pPr>
-      <w:r>
-        <w:rPr>
-          <w:rFonts w:ascii="Abadi" w:hAnsi="Abadi"/>
-        </w:rPr>
-        <w:t>Transformer network intuition</w:t>
-      </w:r>
-    </w:p>
-    <w:p>
-      <w:pPr>
-        <w:pStyle w:val="ListParagraph"/>
-        <w:numPr>
-          <w:ilvl w:val="3"/>
-          <w:numId w:val="5"/>
-        </w:numPr>
-        <w:rPr>
-          <w:rFonts w:ascii="Abadi" w:hAnsi="Abadi"/>
-        </w:rPr>
-      </w:pPr>
-      <w:r>
-        <w:rPr>
-          <w:rFonts w:ascii="Abadi" w:hAnsi="Abadi"/>
-        </w:rPr>
-        <w:t>Self-attention</w:t>
-      </w:r>
-    </w:p>
-    <w:p>
-      <w:pPr>
-        <w:pStyle w:val="ListParagraph"/>
-        <w:numPr>
-          <w:ilvl w:val="3"/>
-          <w:numId w:val="5"/>
-        </w:numPr>
-        <w:rPr>
-          <w:rFonts w:ascii="Abadi" w:hAnsi="Abadi"/>
-        </w:rPr>
-      </w:pPr>
-      <w:r>
-        <w:rPr>
-          <w:rFonts w:ascii="Abadi" w:hAnsi="Abadi"/>
-        </w:rPr>
-        <w:t>Multi-head attention</w:t>
-      </w:r>
-    </w:p>
-    <w:p>
-      <w:pPr>
-        <w:pStyle w:val="ListParagraph"/>
-        <w:numPr>
-          <w:ilvl w:val="3"/>
-          <w:numId w:val="5"/>
-        </w:numPr>
-        <w:rPr>
-          <w:rFonts w:ascii="Abadi" w:hAnsi="Abadi"/>
-        </w:rPr>
-      </w:pPr>
-      <w:r>
-        <w:rPr>
-          <w:rFonts w:ascii="Abadi" w:hAnsi="Abadi"/>
-        </w:rPr>
-        <w:t>Transformer network</w:t>
-      </w:r>
-    </w:p>
-    <w:p>
-      <w:pPr>
-        <w:pStyle w:val="ListParagraph"/>
-        <w:numPr>
-          <w:ilvl w:val="3"/>
-          <w:numId w:val="5"/>
-        </w:numPr>
-        <w:rPr>
-          <w:rFonts w:ascii="Abadi" w:hAnsi="Abadi"/>
-        </w:rPr>
-      </w:pPr>
-      <w:r>
-        <w:rPr>
-          <w:rFonts w:ascii="Abadi" w:hAnsi="Abadi"/>
-        </w:rPr>
-        <w:t>Conclusion and thank you</w:t>
-      </w:r>
-    </w:p>
-    <w:p>
-      <w:pPr>
-        <w:pStyle w:val="ListParagraph"/>
-        <w:numPr>
-          <w:ilvl w:val="3"/>
-          <w:numId w:val="5"/>
-        </w:numPr>
-        <w:rPr>
-          <w:rFonts w:ascii="Abadi" w:hAnsi="Abadi"/>
-        </w:rPr>
-      </w:pPr>
-      <w:r>
-        <w:rPr>
-          <w:rFonts w:ascii="Abadi" w:hAnsi="Abadi"/>
-        </w:rPr>
-        <w:t>Assignment: Transformers</w:t>
-      </w:r>
-    </w:p>
-    <w:p>
-      <w:pPr>
-        <w:pStyle w:val="ListParagraph"/>
-        <w:numPr>
-          <w:ilvl w:val="3"/>
-          <w:numId w:val="5"/>
-        </w:numPr>
-        <w:rPr>
-          <w:rFonts w:ascii="Abadi" w:hAnsi="Abadi"/>
-        </w:rPr>
-      </w:pPr>
-      <w:r>
-        <w:rPr>
-          <w:rFonts w:ascii="Abadi" w:hAnsi="Abadi"/>
-        </w:rPr>
-        <w:t>Lab: Transformers architecture with TensorFlow</w:t>
-      </w:r>
-    </w:p>
-    <w:p>
-      <w:pPr>
-        <w:pStyle w:val="ListParagraph"/>
-        <w:numPr>
-          <w:ilvl w:val="3"/>
-          <w:numId w:val="5"/>
-        </w:numPr>
-        <w:rPr>
-          <w:rFonts w:ascii="Abadi" w:hAnsi="Abadi"/>
-        </w:rPr>
-      </w:pPr>
-      <w:r>
-        <w:rPr>
-          <w:rFonts w:ascii="Abadi" w:hAnsi="Abadi"/>
-        </w:rPr>
-        <w:t>Ungraded lab: Transformer pre-processing</w:t>
-      </w:r>
-    </w:p>
-    <w:p>
-      <w:pPr>
-        <w:pStyle w:val="ListParagraph"/>
-        <w:numPr>
-          <w:ilvl w:val="3"/>
-          <w:numId w:val="5"/>
-        </w:numPr>
-        <w:rPr>
-          <w:rFonts w:ascii="Abadi" w:hAnsi="Abadi"/>
-        </w:rPr>
-      </w:pPr>
-      <w:r>
-        <w:rPr>
-          <w:rFonts w:ascii="Abadi" w:hAnsi="Abadi"/>
-        </w:rPr>
         <w:t>Ungraded lab: Transformer network application: named-entity recognition</w:t>
       </w:r>
     </w:p>
@@ -7129,7 +6822,6 @@
         <w:rPr>
           <w:rFonts w:ascii="Abadi" w:hAnsi="Abadi"/>
         </w:rPr>
-        <w:lastRenderedPageBreak/>
         <w:t>---------------------------------------------------------------------------------------------------------------</w:t>
       </w:r>
     </w:p>
@@ -7163,19 +6855,11 @@
           <w:rFonts w:ascii="Abadi" w:hAnsi="Abadi"/>
         </w:rPr>
       </w:pPr>
-      <w:proofErr w:type="spellStart"/>
-      <w:r>
-        <w:rPr>
-          <w:rFonts w:ascii="Abadi" w:hAnsi="Abadi"/>
-        </w:rPr>
-        <w:t>PyTorch</w:t>
-      </w:r>
-      <w:proofErr w:type="spellEnd"/>
-      <w:r>
-        <w:rPr>
-          <w:rFonts w:ascii="Abadi" w:hAnsi="Abadi"/>
-        </w:rPr>
-        <w:t xml:space="preserve"> — Industry and research standard; most papers implement in it, gives you low-level control over tensors, gradients, and custom architectures. </w:t>
+      <w:r>
+        <w:rPr>
+          <w:rFonts w:ascii="Abadi" w:hAnsi="Abadi"/>
+        </w:rPr>
+        <w:t xml:space="preserve">PyTorch — Industry and research standard; most papers implement in it, gives you low-level control over tensors, gradients, and custom architectures. </w:t>
       </w:r>
     </w:p>
     <w:p>
@@ -7236,73 +6920,37 @@
           <w:rFonts w:ascii="Abadi" w:hAnsi="Abadi"/>
         </w:rPr>
       </w:pPr>
-      <w:proofErr w:type="spellStart"/>
-      <w:r>
-        <w:rPr>
-          <w:rFonts w:ascii="Abadi" w:hAnsi="Abadi"/>
-        </w:rPr>
-        <w:t>HuggingFace</w:t>
-      </w:r>
-      <w:proofErr w:type="spellEnd"/>
-      <w:r>
-        <w:rPr>
-          <w:rFonts w:ascii="Abadi" w:hAnsi="Abadi"/>
-        </w:rPr>
-        <w:t xml:space="preserve"> Transformers — The go-to library for working with pretrained LLMs and vision transformers; fine-tuning and inference in a few lines. </w:t>
-      </w:r>
-    </w:p>
-    <w:p>
-      <w:pPr>
-        <w:rPr>
-          <w:rFonts w:ascii="Abadi" w:hAnsi="Abadi"/>
-        </w:rPr>
-      </w:pPr>
-      <w:r>
-        <w:rPr>
-          <w:rFonts w:ascii="Abadi" w:hAnsi="Abadi"/>
-        </w:rPr>
-        <w:t>Weights &amp; Biases (</w:t>
-      </w:r>
-      <w:proofErr w:type="spellStart"/>
-      <w:r>
-        <w:rPr>
-          <w:rFonts w:ascii="Abadi" w:hAnsi="Abadi"/>
-        </w:rPr>
-        <w:t>wandb</w:t>
-      </w:r>
-      <w:proofErr w:type="spellEnd"/>
-      <w:r>
-        <w:rPr>
-          <w:rFonts w:ascii="Abadi" w:hAnsi="Abadi"/>
-        </w:rPr>
-        <w:t xml:space="preserve">) — Experiment tracking; once you run more than a handful of training runs, logging metrics and hyperparameters properly becomes critical. </w:t>
-      </w:r>
-    </w:p>
-    <w:p>
-      <w:pPr>
-        <w:rPr>
-          <w:rFonts w:ascii="Abadi" w:hAnsi="Abadi"/>
-        </w:rPr>
-      </w:pPr>
-      <w:r>
-        <w:rPr>
-          <w:rFonts w:ascii="Abadi" w:hAnsi="Abadi"/>
-        </w:rPr>
-        <w:t xml:space="preserve">ONNX / </w:t>
-      </w:r>
-      <w:proofErr w:type="spellStart"/>
-      <w:r>
-        <w:rPr>
-          <w:rFonts w:ascii="Abadi" w:hAnsi="Abadi"/>
-        </w:rPr>
-        <w:t>TorchScript</w:t>
-      </w:r>
-      <w:proofErr w:type="spellEnd"/>
-      <w:r>
-        <w:rPr>
-          <w:rFonts w:ascii="Abadi" w:hAnsi="Abadi"/>
-        </w:rPr>
-        <w:t xml:space="preserve"> (optional, production-focused) — Exporting and deploying models outside of Python environments.</w:t>
+      <w:r>
+        <w:rPr>
+          <w:rFonts w:ascii="Abadi" w:hAnsi="Abadi"/>
+        </w:rPr>
+        <w:t xml:space="preserve">HuggingFace Transformers — The go-to library for working with pretrained LLMs and vision transformers; fine-tuning and inference in a few lines. </w:t>
+      </w:r>
+    </w:p>
+    <w:p>
+      <w:pPr>
+        <w:rPr>
+          <w:rFonts w:ascii="Abadi" w:hAnsi="Abadi"/>
+        </w:rPr>
+      </w:pPr>
+      <w:r>
+        <w:rPr>
+          <w:rFonts w:ascii="Abadi" w:hAnsi="Abadi"/>
+        </w:rPr>
+        <w:t xml:space="preserve">Weights &amp; Biases (wandb) — Experiment tracking; once you run more than a handful of training runs, logging metrics and hyperparameters properly becomes critical. </w:t>
+      </w:r>
+    </w:p>
+    <w:p>
+      <w:pPr>
+        <w:rPr>
+          <w:rFonts w:ascii="Abadi" w:hAnsi="Abadi"/>
+        </w:rPr>
+      </w:pPr>
+      <w:r>
+        <w:rPr>
+          <w:rFonts w:ascii="Abadi" w:hAnsi="Abadi"/>
+        </w:rPr>
+        <w:t>ONNX / TorchScript (optional, production-focused) — Exporting and deploying models outside of Python environments.</w:t>
       </w:r>
     </w:p>
     <w:p>

--- a/Current Work/Computer Systems - A programmers Perspective.docx
+++ b/Current Work/Computer Systems - A programmers Perspective.docx
@@ -667,16 +667,23 @@
     </w:p>
     <w:p>
       <w:pPr>
-        <w:ind w:left="360"/>
-        <w:rPr>
-          <w:rFonts w:ascii="Abadi" w:hAnsi="Abadi"/>
-        </w:rPr>
-      </w:pPr>
-      <w:r>
-        <w:rPr>
-          <w:rFonts w:ascii="Abadi" w:hAnsi="Abadi"/>
-        </w:rPr>
-        <w:t>======================================================</w:t>
+        <w:rPr>
+          <w:rFonts w:ascii="Abadi" w:hAnsi="Abadi"/>
+          <w:b/>
+          <w:bCs/>
+          <w:sz w:val="48"/>
+          <w:szCs w:val="48"/>
+        </w:rPr>
+      </w:pPr>
+      <w:r>
+        <w:rPr>
+          <w:rFonts w:ascii="Abadi" w:hAnsi="Abadi"/>
+          <w:b/>
+          <w:bCs/>
+          <w:sz w:val="48"/>
+          <w:szCs w:val="48"/>
+        </w:rPr>
+        <w:t>============================</w:t>
       </w:r>
     </w:p>
     <w:p>
@@ -1350,13 +1357,21 @@
       <w:pPr>
         <w:rPr>
           <w:rFonts w:ascii="Abadi" w:hAnsi="Abadi"/>
-        </w:rPr>
-      </w:pPr>
-      <w:r>
-        <w:rPr>
-          <w:rFonts w:ascii="Abadi" w:hAnsi="Abadi"/>
-        </w:rPr>
-        <w:t>========================================================</w:t>
+          <w:b/>
+          <w:bCs/>
+          <w:sz w:val="48"/>
+          <w:szCs w:val="48"/>
+        </w:rPr>
+      </w:pPr>
+      <w:r>
+        <w:rPr>
+          <w:rFonts w:ascii="Abadi" w:hAnsi="Abadi"/>
+          <w:b/>
+          <w:bCs/>
+          <w:sz w:val="48"/>
+          <w:szCs w:val="48"/>
+        </w:rPr>
+        <w:t>============================</w:t>
       </w:r>
     </w:p>
     <w:p>
@@ -1495,13 +1510,21 @@
       <w:pPr>
         <w:rPr>
           <w:rFonts w:ascii="Abadi" w:hAnsi="Abadi"/>
-        </w:rPr>
-      </w:pPr>
-      <w:r>
-        <w:rPr>
-          <w:rFonts w:ascii="Abadi" w:hAnsi="Abadi"/>
-        </w:rPr>
-        <w:t>========================================================</w:t>
+          <w:b/>
+          <w:bCs/>
+          <w:sz w:val="48"/>
+          <w:szCs w:val="48"/>
+        </w:rPr>
+      </w:pPr>
+      <w:r>
+        <w:rPr>
+          <w:rFonts w:ascii="Abadi" w:hAnsi="Abadi"/>
+          <w:b/>
+          <w:bCs/>
+          <w:sz w:val="48"/>
+          <w:szCs w:val="48"/>
+        </w:rPr>
+        <w:t>============================</w:t>
       </w:r>
     </w:p>
     <w:p>
@@ -1543,6 +1566,54 @@
           <w:rFonts w:ascii="Abadi" w:hAnsi="Abadi"/>
         </w:rPr>
         <w:t>Software Engineering</w:t>
+      </w:r>
+    </w:p>
+    <w:p>
+      <w:pPr>
+        <w:pStyle w:val="ListParagraph"/>
+        <w:numPr>
+          <w:ilvl w:val="1"/>
+          <w:numId w:val="5"/>
+        </w:numPr>
+        <w:rPr>
+          <w:rFonts w:ascii="Abadi" w:hAnsi="Abadi"/>
+        </w:rPr>
+      </w:pPr>
+      <w:r>
+        <w:rPr>
+          <w:rFonts w:ascii="Abadi" w:hAnsi="Abadi"/>
+        </w:rPr>
+        <w:t>Full Stack Developer</w:t>
+      </w:r>
+      <w:r>
+        <w:rPr>
+          <w:rFonts w:ascii="Abadi" w:hAnsi="Abadi"/>
+        </w:rPr>
+        <w:t xml:space="preserve"> – </w:t>
+      </w:r>
+      <w:r>
+        <w:rPr>
+          <w:rFonts w:ascii="Abadi" w:hAnsi="Abadi"/>
+        </w:rPr>
+        <w:t>Web developer</w:t>
+      </w:r>
+    </w:p>
+    <w:p>
+      <w:pPr>
+        <w:pStyle w:val="ListParagraph"/>
+        <w:numPr>
+          <w:ilvl w:val="2"/>
+          <w:numId w:val="5"/>
+        </w:numPr>
+        <w:rPr>
+          <w:rFonts w:ascii="Abadi" w:hAnsi="Abadi"/>
+        </w:rPr>
+      </w:pPr>
+      <w:r>
+        <w:rPr>
+          <w:rFonts w:ascii="Abadi" w:hAnsi="Abadi"/>
+        </w:rPr>
+        <w:t>Her we have the MERN stack – MongoDb, Express, React native</w:t>
       </w:r>
     </w:p>
     <w:p>
@@ -1644,6 +1715,7 @@
         <w:rPr>
           <w:rFonts w:ascii="Abadi" w:hAnsi="Abadi"/>
         </w:rPr>
+        <w:lastRenderedPageBreak/>
         <w:t xml:space="preserve">Need Software, API, (Git &amp; </w:t>
       </w:r>
       <w:r>
@@ -1794,7 +1866,6 @@
         <w:rPr>
           <w:rFonts w:ascii="Abadi" w:hAnsi="Abadi"/>
         </w:rPr>
-        <w:lastRenderedPageBreak/>
         <w:t>Strategic AI Operations (LLMOps &amp; Cost Optimizations)</w:t>
       </w:r>
     </w:p>
@@ -2600,6 +2671,7 @@
         <w:rPr>
           <w:rFonts w:ascii="Abadi" w:hAnsi="Abadi"/>
         </w:rPr>
+        <w:lastRenderedPageBreak/>
         <w:t>A note on Python/Numpy vectors</w:t>
       </w:r>
     </w:p>
@@ -2690,8 +2762,818 @@
         <w:rPr>
           <w:rFonts w:ascii="Abadi" w:hAnsi="Abadi"/>
         </w:rPr>
+        <w:t>Lab: Logistic regression with a neural network mindset</w:t>
+      </w:r>
+    </w:p>
+    <w:p>
+      <w:pPr>
+        <w:pStyle w:val="ListParagraph"/>
+        <w:numPr>
+          <w:ilvl w:val="2"/>
+          <w:numId w:val="5"/>
+        </w:numPr>
+        <w:rPr>
+          <w:rFonts w:ascii="Abadi" w:hAnsi="Abadi"/>
+        </w:rPr>
+      </w:pPr>
+      <w:r>
+        <w:rPr>
+          <w:rFonts w:ascii="Abadi" w:hAnsi="Abadi"/>
+        </w:rPr>
+        <w:t>Week 3 – Shallow neural networks</w:t>
+      </w:r>
+    </w:p>
+    <w:p>
+      <w:pPr>
+        <w:pStyle w:val="ListParagraph"/>
+        <w:numPr>
+          <w:ilvl w:val="3"/>
+          <w:numId w:val="5"/>
+        </w:numPr>
+        <w:rPr>
+          <w:rFonts w:ascii="Abadi" w:hAnsi="Abadi"/>
+        </w:rPr>
+      </w:pPr>
+      <w:r>
+        <w:rPr>
+          <w:rFonts w:ascii="Abadi" w:hAnsi="Abadi"/>
+        </w:rPr>
+        <w:t>Neural networks overview</w:t>
+      </w:r>
+    </w:p>
+    <w:p>
+      <w:pPr>
+        <w:pStyle w:val="ListParagraph"/>
+        <w:numPr>
+          <w:ilvl w:val="3"/>
+          <w:numId w:val="5"/>
+        </w:numPr>
+        <w:rPr>
+          <w:rFonts w:ascii="Abadi" w:hAnsi="Abadi"/>
+        </w:rPr>
+      </w:pPr>
+      <w:r>
+        <w:rPr>
+          <w:rFonts w:ascii="Abadi" w:hAnsi="Abadi"/>
+        </w:rPr>
+        <w:t>Neural network representation</w:t>
+      </w:r>
+    </w:p>
+    <w:p>
+      <w:pPr>
+        <w:pStyle w:val="ListParagraph"/>
+        <w:numPr>
+          <w:ilvl w:val="3"/>
+          <w:numId w:val="5"/>
+        </w:numPr>
+        <w:rPr>
+          <w:rFonts w:ascii="Abadi" w:hAnsi="Abadi"/>
+        </w:rPr>
+      </w:pPr>
+      <w:r>
+        <w:rPr>
+          <w:rFonts w:ascii="Abadi" w:hAnsi="Abadi"/>
+        </w:rPr>
+        <w:t>Computing a neural network's output</w:t>
+      </w:r>
+    </w:p>
+    <w:p>
+      <w:pPr>
+        <w:pStyle w:val="ListParagraph"/>
+        <w:numPr>
+          <w:ilvl w:val="3"/>
+          <w:numId w:val="5"/>
+        </w:numPr>
+        <w:rPr>
+          <w:rFonts w:ascii="Abadi" w:hAnsi="Abadi"/>
+        </w:rPr>
+      </w:pPr>
+      <w:r>
+        <w:rPr>
+          <w:rFonts w:ascii="Abadi" w:hAnsi="Abadi"/>
+        </w:rPr>
+        <w:t>Vectorizing across multiple examples</w:t>
+      </w:r>
+    </w:p>
+    <w:p>
+      <w:pPr>
+        <w:pStyle w:val="ListParagraph"/>
+        <w:numPr>
+          <w:ilvl w:val="3"/>
+          <w:numId w:val="5"/>
+        </w:numPr>
+        <w:rPr>
+          <w:rFonts w:ascii="Abadi" w:hAnsi="Abadi"/>
+        </w:rPr>
+      </w:pPr>
+      <w:r>
+        <w:rPr>
+          <w:rFonts w:ascii="Abadi" w:hAnsi="Abadi"/>
+        </w:rPr>
+        <w:t>Explanation for vectorized implementation</w:t>
+      </w:r>
+    </w:p>
+    <w:p>
+      <w:pPr>
+        <w:pStyle w:val="ListParagraph"/>
+        <w:numPr>
+          <w:ilvl w:val="3"/>
+          <w:numId w:val="5"/>
+        </w:numPr>
+        <w:rPr>
+          <w:rFonts w:ascii="Abadi" w:hAnsi="Abadi"/>
+        </w:rPr>
+      </w:pPr>
+      <w:r>
+        <w:rPr>
+          <w:rFonts w:ascii="Abadi" w:hAnsi="Abadi"/>
+        </w:rPr>
+        <w:t>Activation functions</w:t>
+      </w:r>
+    </w:p>
+    <w:p>
+      <w:pPr>
+        <w:pStyle w:val="ListParagraph"/>
+        <w:numPr>
+          <w:ilvl w:val="3"/>
+          <w:numId w:val="5"/>
+        </w:numPr>
+        <w:rPr>
+          <w:rFonts w:ascii="Abadi" w:hAnsi="Abadi"/>
+        </w:rPr>
+      </w:pPr>
+      <w:r>
+        <w:rPr>
+          <w:rFonts w:ascii="Abadi" w:hAnsi="Abadi"/>
+        </w:rPr>
+        <w:t>Why do you need non-linear activation functions?</w:t>
+      </w:r>
+    </w:p>
+    <w:p>
+      <w:pPr>
+        <w:pStyle w:val="ListParagraph"/>
+        <w:numPr>
+          <w:ilvl w:val="3"/>
+          <w:numId w:val="5"/>
+        </w:numPr>
+        <w:rPr>
+          <w:rFonts w:ascii="Abadi" w:hAnsi="Abadi"/>
+        </w:rPr>
+      </w:pPr>
+      <w:r>
+        <w:rPr>
+          <w:rFonts w:ascii="Abadi" w:hAnsi="Abadi"/>
+        </w:rPr>
+        <w:t>Derivatives of activation functions</w:t>
+      </w:r>
+    </w:p>
+    <w:p>
+      <w:pPr>
+        <w:pStyle w:val="ListParagraph"/>
+        <w:numPr>
+          <w:ilvl w:val="3"/>
+          <w:numId w:val="5"/>
+        </w:numPr>
+        <w:rPr>
+          <w:rFonts w:ascii="Abadi" w:hAnsi="Abadi"/>
+        </w:rPr>
+      </w:pPr>
+      <w:r>
+        <w:rPr>
+          <w:rFonts w:ascii="Abadi" w:hAnsi="Abadi"/>
+        </w:rPr>
+        <w:t>Gradient descent for neural networks</w:t>
+      </w:r>
+    </w:p>
+    <w:p>
+      <w:pPr>
+        <w:pStyle w:val="ListParagraph"/>
+        <w:numPr>
+          <w:ilvl w:val="3"/>
+          <w:numId w:val="5"/>
+        </w:numPr>
+        <w:rPr>
+          <w:rFonts w:ascii="Abadi" w:hAnsi="Abadi"/>
+        </w:rPr>
+      </w:pPr>
+      <w:r>
+        <w:rPr>
+          <w:rFonts w:ascii="Abadi" w:hAnsi="Abadi"/>
+        </w:rPr>
+        <w:t>Backpropagation intuition (optional)</w:t>
+      </w:r>
+    </w:p>
+    <w:p>
+      <w:pPr>
+        <w:pStyle w:val="ListParagraph"/>
+        <w:numPr>
+          <w:ilvl w:val="3"/>
+          <w:numId w:val="5"/>
+        </w:numPr>
+        <w:rPr>
+          <w:rFonts w:ascii="Abadi" w:hAnsi="Abadi"/>
+        </w:rPr>
+      </w:pPr>
+      <w:r>
+        <w:rPr>
+          <w:rFonts w:ascii="Abadi" w:hAnsi="Abadi"/>
+        </w:rPr>
+        <w:t>Random initialization</w:t>
+      </w:r>
+    </w:p>
+    <w:p>
+      <w:pPr>
+        <w:pStyle w:val="ListParagraph"/>
+        <w:numPr>
+          <w:ilvl w:val="3"/>
+          <w:numId w:val="5"/>
+        </w:numPr>
+        <w:rPr>
+          <w:rFonts w:ascii="Abadi" w:hAnsi="Abadi"/>
+        </w:rPr>
+      </w:pPr>
+      <w:r>
+        <w:rPr>
+          <w:rFonts w:ascii="Abadi" w:hAnsi="Abadi"/>
+        </w:rPr>
+        <w:t>Ian Goodfellow interview</w:t>
+      </w:r>
+    </w:p>
+    <w:p>
+      <w:pPr>
+        <w:pStyle w:val="ListParagraph"/>
+        <w:numPr>
+          <w:ilvl w:val="3"/>
+          <w:numId w:val="5"/>
+        </w:numPr>
+        <w:rPr>
+          <w:rFonts w:ascii="Abadi" w:hAnsi="Abadi"/>
+        </w:rPr>
+      </w:pPr>
+      <w:r>
+        <w:rPr>
+          <w:rFonts w:ascii="Abadi" w:hAnsi="Abadi"/>
+        </w:rPr>
+        <w:t>Lab: Planar data classification with one hidden layer</w:t>
+      </w:r>
+    </w:p>
+    <w:p>
+      <w:pPr>
+        <w:pStyle w:val="ListParagraph"/>
+        <w:numPr>
+          <w:ilvl w:val="2"/>
+          <w:numId w:val="5"/>
+        </w:numPr>
+        <w:rPr>
+          <w:rFonts w:ascii="Abadi" w:hAnsi="Abadi"/>
+        </w:rPr>
+      </w:pPr>
+      <w:r>
+        <w:rPr>
+          <w:rFonts w:ascii="Abadi" w:hAnsi="Abadi"/>
+        </w:rPr>
+        <w:t>Week 4 – Deep neural networks</w:t>
+      </w:r>
+    </w:p>
+    <w:p>
+      <w:pPr>
+        <w:pStyle w:val="ListParagraph"/>
+        <w:numPr>
+          <w:ilvl w:val="3"/>
+          <w:numId w:val="5"/>
+        </w:numPr>
+        <w:rPr>
+          <w:rFonts w:ascii="Abadi" w:hAnsi="Abadi"/>
+        </w:rPr>
+      </w:pPr>
+      <w:r>
+        <w:rPr>
+          <w:rFonts w:ascii="Abadi" w:hAnsi="Abadi"/>
+        </w:rPr>
+        <w:t>Deep L-layer neural network</w:t>
+      </w:r>
+    </w:p>
+    <w:p>
+      <w:pPr>
+        <w:pStyle w:val="ListParagraph"/>
+        <w:numPr>
+          <w:ilvl w:val="3"/>
+          <w:numId w:val="5"/>
+        </w:numPr>
+        <w:rPr>
+          <w:rFonts w:ascii="Abadi" w:hAnsi="Abadi"/>
+        </w:rPr>
+      </w:pPr>
+      <w:r>
+        <w:rPr>
+          <w:rFonts w:ascii="Abadi" w:hAnsi="Abadi"/>
+        </w:rPr>
+        <w:t>Forward propagation in a deep network</w:t>
+      </w:r>
+    </w:p>
+    <w:p>
+      <w:pPr>
+        <w:pStyle w:val="ListParagraph"/>
+        <w:numPr>
+          <w:ilvl w:val="3"/>
+          <w:numId w:val="5"/>
+        </w:numPr>
+        <w:rPr>
+          <w:rFonts w:ascii="Abadi" w:hAnsi="Abadi"/>
+        </w:rPr>
+      </w:pPr>
+      <w:r>
+        <w:rPr>
+          <w:rFonts w:ascii="Abadi" w:hAnsi="Abadi"/>
+        </w:rPr>
+        <w:t>Getting your matrix dimensions right</w:t>
+      </w:r>
+    </w:p>
+    <w:p>
+      <w:pPr>
+        <w:pStyle w:val="ListParagraph"/>
+        <w:numPr>
+          <w:ilvl w:val="3"/>
+          <w:numId w:val="5"/>
+        </w:numPr>
+        <w:rPr>
+          <w:rFonts w:ascii="Abadi" w:hAnsi="Abadi"/>
+        </w:rPr>
+      </w:pPr>
+      <w:r>
+        <w:rPr>
+          <w:rFonts w:ascii="Abadi" w:hAnsi="Abadi"/>
+        </w:rPr>
+        <w:t>Why deep representations?</w:t>
+      </w:r>
+    </w:p>
+    <w:p>
+      <w:pPr>
+        <w:pStyle w:val="ListParagraph"/>
+        <w:numPr>
+          <w:ilvl w:val="3"/>
+          <w:numId w:val="5"/>
+        </w:numPr>
+        <w:rPr>
+          <w:rFonts w:ascii="Abadi" w:hAnsi="Abadi"/>
+        </w:rPr>
+      </w:pPr>
+      <w:r>
+        <w:rPr>
+          <w:rFonts w:ascii="Abadi" w:hAnsi="Abadi"/>
+        </w:rPr>
+        <w:t>Building blocks of deep neural networks</w:t>
+      </w:r>
+    </w:p>
+    <w:p>
+      <w:pPr>
+        <w:pStyle w:val="ListParagraph"/>
+        <w:numPr>
+          <w:ilvl w:val="3"/>
+          <w:numId w:val="5"/>
+        </w:numPr>
+        <w:rPr>
+          <w:rFonts w:ascii="Abadi" w:hAnsi="Abadi"/>
+        </w:rPr>
+      </w:pPr>
+      <w:r>
+        <w:rPr>
+          <w:rFonts w:ascii="Abadi" w:hAnsi="Abadi"/>
+        </w:rPr>
+        <w:t>Forward and backward propagation</w:t>
+      </w:r>
+    </w:p>
+    <w:p>
+      <w:pPr>
+        <w:pStyle w:val="ListParagraph"/>
+        <w:numPr>
+          <w:ilvl w:val="3"/>
+          <w:numId w:val="5"/>
+        </w:numPr>
+        <w:rPr>
+          <w:rFonts w:ascii="Abadi" w:hAnsi="Abadi"/>
+        </w:rPr>
+      </w:pPr>
+      <w:r>
+        <w:rPr>
+          <w:rFonts w:ascii="Abadi" w:hAnsi="Abadi"/>
+        </w:rPr>
+        <w:t>Parameters vs hyperparameters</w:t>
+      </w:r>
+    </w:p>
+    <w:p>
+      <w:pPr>
+        <w:pStyle w:val="ListParagraph"/>
+        <w:numPr>
+          <w:ilvl w:val="3"/>
+          <w:numId w:val="5"/>
+        </w:numPr>
+        <w:rPr>
+          <w:rFonts w:ascii="Abadi" w:hAnsi="Abadi"/>
+        </w:rPr>
+      </w:pPr>
+      <w:r>
+        <w:rPr>
+          <w:rFonts w:ascii="Abadi" w:hAnsi="Abadi"/>
+        </w:rPr>
+        <w:t>What does this have to do with the brain?</w:t>
+      </w:r>
+    </w:p>
+    <w:p>
+      <w:pPr>
+        <w:pStyle w:val="ListParagraph"/>
+        <w:numPr>
+          <w:ilvl w:val="3"/>
+          <w:numId w:val="5"/>
+        </w:numPr>
+        <w:rPr>
+          <w:rFonts w:ascii="Abadi" w:hAnsi="Abadi"/>
+        </w:rPr>
+      </w:pPr>
+      <w:r>
+        <w:rPr>
+          <w:rFonts w:ascii="Abadi" w:hAnsi="Abadi"/>
+        </w:rPr>
+        <w:t>Lab: Building your deep neural network step by step</w:t>
+      </w:r>
+    </w:p>
+    <w:p>
+      <w:pPr>
+        <w:pStyle w:val="ListParagraph"/>
+        <w:numPr>
+          <w:ilvl w:val="3"/>
+          <w:numId w:val="5"/>
+        </w:numPr>
+        <w:rPr>
+          <w:rFonts w:ascii="Abadi" w:hAnsi="Abadi"/>
+        </w:rPr>
+      </w:pPr>
+      <w:r>
+        <w:rPr>
+          <w:rFonts w:ascii="Abadi" w:hAnsi="Abadi"/>
+        </w:rPr>
+        <w:t>Lab: Deep neural network application</w:t>
+      </w:r>
+    </w:p>
+    <w:p>
+      <w:pPr>
+        <w:pStyle w:val="ListParagraph"/>
+        <w:numPr>
+          <w:ilvl w:val="1"/>
+          <w:numId w:val="5"/>
+        </w:numPr>
+        <w:rPr>
+          <w:rFonts w:ascii="Abadi" w:hAnsi="Abadi"/>
+        </w:rPr>
+      </w:pPr>
+      <w:r>
+        <w:rPr>
+          <w:rFonts w:ascii="Abadi" w:hAnsi="Abadi"/>
+        </w:rPr>
+        <w:t>Improving Deep Neural Networks: Hyperparameter tuning, Regularization and Optimization</w:t>
+      </w:r>
+    </w:p>
+    <w:p>
+      <w:pPr>
+        <w:pStyle w:val="ListParagraph"/>
+        <w:numPr>
+          <w:ilvl w:val="2"/>
+          <w:numId w:val="5"/>
+        </w:numPr>
+        <w:rPr>
+          <w:rFonts w:ascii="Abadi" w:hAnsi="Abadi"/>
+        </w:rPr>
+      </w:pPr>
+      <w:r>
+        <w:rPr>
+          <w:rFonts w:ascii="Abadi" w:hAnsi="Abadi"/>
+        </w:rPr>
+        <w:t>Week 1 – Practical aspects of deep learning</w:t>
+      </w:r>
+    </w:p>
+    <w:p>
+      <w:pPr>
+        <w:pStyle w:val="ListParagraph"/>
+        <w:numPr>
+          <w:ilvl w:val="3"/>
+          <w:numId w:val="5"/>
+        </w:numPr>
+        <w:rPr>
+          <w:rFonts w:ascii="Abadi" w:hAnsi="Abadi"/>
+        </w:rPr>
+      </w:pPr>
+      <w:r>
+        <w:rPr>
+          <w:rFonts w:ascii="Abadi" w:hAnsi="Abadi"/>
+        </w:rPr>
+        <w:t>Train/dev/test sets</w:t>
+      </w:r>
+    </w:p>
+    <w:p>
+      <w:pPr>
+        <w:pStyle w:val="ListParagraph"/>
+        <w:numPr>
+          <w:ilvl w:val="3"/>
+          <w:numId w:val="5"/>
+        </w:numPr>
+        <w:rPr>
+          <w:rFonts w:ascii="Abadi" w:hAnsi="Abadi"/>
+        </w:rPr>
+      </w:pPr>
+      <w:r>
+        <w:rPr>
+          <w:rFonts w:ascii="Abadi" w:hAnsi="Abadi"/>
+        </w:rPr>
+        <w:t>Bias/variance</w:t>
+      </w:r>
+    </w:p>
+    <w:p>
+      <w:pPr>
+        <w:pStyle w:val="ListParagraph"/>
+        <w:numPr>
+          <w:ilvl w:val="3"/>
+          <w:numId w:val="5"/>
+        </w:numPr>
+        <w:rPr>
+          <w:rFonts w:ascii="Abadi" w:hAnsi="Abadi"/>
+        </w:rPr>
+      </w:pPr>
+      <w:r>
+        <w:rPr>
+          <w:rFonts w:ascii="Abadi" w:hAnsi="Abadi"/>
+        </w:rPr>
+        <w:t>Basic recipe for machine learning</w:t>
+      </w:r>
+    </w:p>
+    <w:p>
+      <w:pPr>
+        <w:pStyle w:val="ListParagraph"/>
+        <w:numPr>
+          <w:ilvl w:val="3"/>
+          <w:numId w:val="5"/>
+        </w:numPr>
+        <w:rPr>
+          <w:rFonts w:ascii="Abadi" w:hAnsi="Abadi"/>
+        </w:rPr>
+      </w:pPr>
+      <w:r>
+        <w:rPr>
+          <w:rFonts w:ascii="Abadi" w:hAnsi="Abadi"/>
+        </w:rPr>
+        <w:t>Regularization</w:t>
+      </w:r>
+    </w:p>
+    <w:p>
+      <w:pPr>
+        <w:pStyle w:val="ListParagraph"/>
+        <w:numPr>
+          <w:ilvl w:val="3"/>
+          <w:numId w:val="5"/>
+        </w:numPr>
+        <w:rPr>
+          <w:rFonts w:ascii="Abadi" w:hAnsi="Abadi"/>
+        </w:rPr>
+      </w:pPr>
+      <w:r>
+        <w:rPr>
+          <w:rFonts w:ascii="Abadi" w:hAnsi="Abadi"/>
+        </w:rPr>
+        <w:t>Why regularization reduces overfitting?</w:t>
+      </w:r>
+    </w:p>
+    <w:p>
+      <w:pPr>
+        <w:pStyle w:val="ListParagraph"/>
+        <w:numPr>
+          <w:ilvl w:val="3"/>
+          <w:numId w:val="5"/>
+        </w:numPr>
+        <w:rPr>
+          <w:rFonts w:ascii="Abadi" w:hAnsi="Abadi"/>
+        </w:rPr>
+      </w:pPr>
+      <w:r>
+        <w:rPr>
+          <w:rFonts w:ascii="Abadi" w:hAnsi="Abadi"/>
+        </w:rPr>
+        <w:t>Dropout regularization</w:t>
+      </w:r>
+    </w:p>
+    <w:p>
+      <w:pPr>
+        <w:pStyle w:val="ListParagraph"/>
+        <w:numPr>
+          <w:ilvl w:val="3"/>
+          <w:numId w:val="5"/>
+        </w:numPr>
+        <w:rPr>
+          <w:rFonts w:ascii="Abadi" w:hAnsi="Abadi"/>
+        </w:rPr>
+      </w:pPr>
+      <w:r>
+        <w:rPr>
+          <w:rFonts w:ascii="Abadi" w:hAnsi="Abadi"/>
+        </w:rPr>
+        <w:t>Understanding dropout</w:t>
+      </w:r>
+    </w:p>
+    <w:p>
+      <w:pPr>
+        <w:pStyle w:val="ListParagraph"/>
+        <w:numPr>
+          <w:ilvl w:val="3"/>
+          <w:numId w:val="5"/>
+        </w:numPr>
+        <w:rPr>
+          <w:rFonts w:ascii="Abadi" w:hAnsi="Abadi"/>
+        </w:rPr>
+      </w:pPr>
+      <w:r>
+        <w:rPr>
+          <w:rFonts w:ascii="Abadi" w:hAnsi="Abadi"/>
+        </w:rPr>
+        <w:t>Other regularization methods</w:t>
+      </w:r>
+    </w:p>
+    <w:p>
+      <w:pPr>
+        <w:pStyle w:val="ListParagraph"/>
+        <w:numPr>
+          <w:ilvl w:val="3"/>
+          <w:numId w:val="5"/>
+        </w:numPr>
+        <w:rPr>
+          <w:rFonts w:ascii="Abadi" w:hAnsi="Abadi"/>
+        </w:rPr>
+      </w:pPr>
+      <w:r>
+        <w:rPr>
+          <w:rFonts w:ascii="Abadi" w:hAnsi="Abadi"/>
+        </w:rPr>
+        <w:t>Normalizing inputs</w:t>
+      </w:r>
+    </w:p>
+    <w:p>
+      <w:pPr>
+        <w:pStyle w:val="ListParagraph"/>
+        <w:numPr>
+          <w:ilvl w:val="3"/>
+          <w:numId w:val="5"/>
+        </w:numPr>
+        <w:rPr>
+          <w:rFonts w:ascii="Abadi" w:hAnsi="Abadi"/>
+        </w:rPr>
+      </w:pPr>
+      <w:r>
+        <w:rPr>
+          <w:rFonts w:ascii="Abadi" w:hAnsi="Abadi"/>
+        </w:rPr>
+        <w:t>Vanishing/exploding gradients</w:t>
+      </w:r>
+    </w:p>
+    <w:p>
+      <w:pPr>
+        <w:pStyle w:val="ListParagraph"/>
+        <w:numPr>
+          <w:ilvl w:val="3"/>
+          <w:numId w:val="5"/>
+        </w:numPr>
+        <w:rPr>
+          <w:rFonts w:ascii="Abadi" w:hAnsi="Abadi"/>
+        </w:rPr>
+      </w:pPr>
+      <w:r>
+        <w:rPr>
+          <w:rFonts w:ascii="Abadi" w:hAnsi="Abadi"/>
+        </w:rPr>
+        <w:t>Weight initialization for deep networks</w:t>
+      </w:r>
+    </w:p>
+    <w:p>
+      <w:pPr>
+        <w:pStyle w:val="ListParagraph"/>
+        <w:numPr>
+          <w:ilvl w:val="3"/>
+          <w:numId w:val="5"/>
+        </w:numPr>
+        <w:rPr>
+          <w:rFonts w:ascii="Abadi" w:hAnsi="Abadi"/>
+        </w:rPr>
+      </w:pPr>
+      <w:r>
+        <w:rPr>
+          <w:rFonts w:ascii="Abadi" w:hAnsi="Abadi"/>
+        </w:rPr>
+        <w:t>Numerical approximation of gradients</w:t>
+      </w:r>
+    </w:p>
+    <w:p>
+      <w:pPr>
+        <w:pStyle w:val="ListParagraph"/>
+        <w:numPr>
+          <w:ilvl w:val="3"/>
+          <w:numId w:val="5"/>
+        </w:numPr>
+        <w:rPr>
+          <w:rFonts w:ascii="Abadi" w:hAnsi="Abadi"/>
+        </w:rPr>
+      </w:pPr>
+      <w:r>
+        <w:rPr>
+          <w:rFonts w:ascii="Abadi" w:hAnsi="Abadi"/>
+        </w:rPr>
+        <w:t>Gradient checking</w:t>
+      </w:r>
+    </w:p>
+    <w:p>
+      <w:pPr>
+        <w:pStyle w:val="ListParagraph"/>
+        <w:numPr>
+          <w:ilvl w:val="3"/>
+          <w:numId w:val="5"/>
+        </w:numPr>
+        <w:rPr>
+          <w:rFonts w:ascii="Abadi" w:hAnsi="Abadi"/>
+        </w:rPr>
+      </w:pPr>
+      <w:r>
+        <w:rPr>
+          <w:rFonts w:ascii="Abadi" w:hAnsi="Abadi"/>
+        </w:rPr>
         <w:lastRenderedPageBreak/>
-        <w:t>Lab: Logistic regression with a neural network mindset</w:t>
+        <w:t>Gradient checking implementation notes</w:t>
+      </w:r>
+    </w:p>
+    <w:p>
+      <w:pPr>
+        <w:pStyle w:val="ListParagraph"/>
+        <w:numPr>
+          <w:ilvl w:val="3"/>
+          <w:numId w:val="5"/>
+        </w:numPr>
+        <w:rPr>
+          <w:rFonts w:ascii="Abadi" w:hAnsi="Abadi"/>
+        </w:rPr>
+      </w:pPr>
+      <w:r>
+        <w:rPr>
+          <w:rFonts w:ascii="Abadi" w:hAnsi="Abadi"/>
+        </w:rPr>
+        <w:t>Yoshua Bengio interview</w:t>
+      </w:r>
+    </w:p>
+    <w:p>
+      <w:pPr>
+        <w:pStyle w:val="ListParagraph"/>
+        <w:numPr>
+          <w:ilvl w:val="3"/>
+          <w:numId w:val="5"/>
+        </w:numPr>
+        <w:rPr>
+          <w:rFonts w:ascii="Abadi" w:hAnsi="Abadi"/>
+        </w:rPr>
+      </w:pPr>
+      <w:r>
+        <w:rPr>
+          <w:rFonts w:ascii="Abadi" w:hAnsi="Abadi"/>
+        </w:rPr>
+        <w:t>Lab: Initialization</w:t>
+      </w:r>
+    </w:p>
+    <w:p>
+      <w:pPr>
+        <w:pStyle w:val="ListParagraph"/>
+        <w:numPr>
+          <w:ilvl w:val="3"/>
+          <w:numId w:val="5"/>
+        </w:numPr>
+        <w:rPr>
+          <w:rFonts w:ascii="Abadi" w:hAnsi="Abadi"/>
+        </w:rPr>
+      </w:pPr>
+      <w:r>
+        <w:rPr>
+          <w:rFonts w:ascii="Abadi" w:hAnsi="Abadi"/>
+        </w:rPr>
+        <w:t>Lab: Regularization</w:t>
+      </w:r>
+    </w:p>
+    <w:p>
+      <w:pPr>
+        <w:pStyle w:val="ListParagraph"/>
+        <w:numPr>
+          <w:ilvl w:val="3"/>
+          <w:numId w:val="5"/>
+        </w:numPr>
+        <w:rPr>
+          <w:rFonts w:ascii="Abadi" w:hAnsi="Abadi"/>
+        </w:rPr>
+      </w:pPr>
+      <w:r>
+        <w:rPr>
+          <w:rFonts w:ascii="Abadi" w:hAnsi="Abadi"/>
+        </w:rPr>
+        <w:t>Lab: Gradient checking</w:t>
       </w:r>
     </w:p>
     <w:p>
@@ -2709,241 +3591,223 @@
         <w:rPr>
           <w:rFonts w:ascii="Abadi" w:hAnsi="Abadi"/>
         </w:rPr>
-        <w:t>Week 3 – Shallow neural networks</w:t>
-      </w:r>
-    </w:p>
-    <w:p>
-      <w:pPr>
-        <w:pStyle w:val="ListParagraph"/>
-        <w:numPr>
-          <w:ilvl w:val="3"/>
-          <w:numId w:val="5"/>
-        </w:numPr>
-        <w:rPr>
-          <w:rFonts w:ascii="Abadi" w:hAnsi="Abadi"/>
-        </w:rPr>
-      </w:pPr>
-      <w:r>
-        <w:rPr>
-          <w:rFonts w:ascii="Abadi" w:hAnsi="Abadi"/>
-        </w:rPr>
-        <w:t>Neural networks overview</w:t>
-      </w:r>
-    </w:p>
-    <w:p>
-      <w:pPr>
-        <w:pStyle w:val="ListParagraph"/>
-        <w:numPr>
-          <w:ilvl w:val="3"/>
-          <w:numId w:val="5"/>
-        </w:numPr>
-        <w:rPr>
-          <w:rFonts w:ascii="Abadi" w:hAnsi="Abadi"/>
-        </w:rPr>
-      </w:pPr>
-      <w:r>
-        <w:rPr>
-          <w:rFonts w:ascii="Abadi" w:hAnsi="Abadi"/>
-        </w:rPr>
-        <w:t>Neural network representation</w:t>
-      </w:r>
-    </w:p>
-    <w:p>
-      <w:pPr>
-        <w:pStyle w:val="ListParagraph"/>
-        <w:numPr>
-          <w:ilvl w:val="3"/>
-          <w:numId w:val="5"/>
-        </w:numPr>
-        <w:rPr>
-          <w:rFonts w:ascii="Abadi" w:hAnsi="Abadi"/>
-        </w:rPr>
-      </w:pPr>
-      <w:r>
-        <w:rPr>
-          <w:rFonts w:ascii="Abadi" w:hAnsi="Abadi"/>
-        </w:rPr>
-        <w:t>Computing a neural network's output</w:t>
-      </w:r>
-    </w:p>
-    <w:p>
-      <w:pPr>
-        <w:pStyle w:val="ListParagraph"/>
-        <w:numPr>
-          <w:ilvl w:val="3"/>
-          <w:numId w:val="5"/>
-        </w:numPr>
-        <w:rPr>
-          <w:rFonts w:ascii="Abadi" w:hAnsi="Abadi"/>
-        </w:rPr>
-      </w:pPr>
-      <w:r>
-        <w:rPr>
-          <w:rFonts w:ascii="Abadi" w:hAnsi="Abadi"/>
-        </w:rPr>
-        <w:t>Vectorizing across multiple examples</w:t>
-      </w:r>
-    </w:p>
-    <w:p>
-      <w:pPr>
-        <w:pStyle w:val="ListParagraph"/>
-        <w:numPr>
-          <w:ilvl w:val="3"/>
-          <w:numId w:val="5"/>
-        </w:numPr>
-        <w:rPr>
-          <w:rFonts w:ascii="Abadi" w:hAnsi="Abadi"/>
-        </w:rPr>
-      </w:pPr>
-      <w:r>
-        <w:rPr>
-          <w:rFonts w:ascii="Abadi" w:hAnsi="Abadi"/>
-        </w:rPr>
-        <w:t>Explanation for vectorized implementation</w:t>
-      </w:r>
-    </w:p>
-    <w:p>
-      <w:pPr>
-        <w:pStyle w:val="ListParagraph"/>
-        <w:numPr>
-          <w:ilvl w:val="3"/>
-          <w:numId w:val="5"/>
-        </w:numPr>
-        <w:rPr>
-          <w:rFonts w:ascii="Abadi" w:hAnsi="Abadi"/>
-        </w:rPr>
-      </w:pPr>
-      <w:r>
-        <w:rPr>
-          <w:rFonts w:ascii="Abadi" w:hAnsi="Abadi"/>
-        </w:rPr>
-        <w:t>Activation functions</w:t>
-      </w:r>
-    </w:p>
-    <w:p>
-      <w:pPr>
-        <w:pStyle w:val="ListParagraph"/>
-        <w:numPr>
-          <w:ilvl w:val="3"/>
-          <w:numId w:val="5"/>
-        </w:numPr>
-        <w:rPr>
-          <w:rFonts w:ascii="Abadi" w:hAnsi="Abadi"/>
-        </w:rPr>
-      </w:pPr>
-      <w:r>
-        <w:rPr>
-          <w:rFonts w:ascii="Abadi" w:hAnsi="Abadi"/>
-        </w:rPr>
-        <w:t>Why do you need non-linear activation functions?</w:t>
-      </w:r>
-    </w:p>
-    <w:p>
-      <w:pPr>
-        <w:pStyle w:val="ListParagraph"/>
-        <w:numPr>
-          <w:ilvl w:val="3"/>
-          <w:numId w:val="5"/>
-        </w:numPr>
-        <w:rPr>
-          <w:rFonts w:ascii="Abadi" w:hAnsi="Abadi"/>
-        </w:rPr>
-      </w:pPr>
-      <w:r>
-        <w:rPr>
-          <w:rFonts w:ascii="Abadi" w:hAnsi="Abadi"/>
-        </w:rPr>
-        <w:t>Derivatives of activation functions</w:t>
-      </w:r>
-    </w:p>
-    <w:p>
-      <w:pPr>
-        <w:pStyle w:val="ListParagraph"/>
-        <w:numPr>
-          <w:ilvl w:val="3"/>
-          <w:numId w:val="5"/>
-        </w:numPr>
-        <w:rPr>
-          <w:rFonts w:ascii="Abadi" w:hAnsi="Abadi"/>
-        </w:rPr>
-      </w:pPr>
-      <w:r>
-        <w:rPr>
-          <w:rFonts w:ascii="Abadi" w:hAnsi="Abadi"/>
-        </w:rPr>
-        <w:t>Gradient descent for neural networks</w:t>
-      </w:r>
-    </w:p>
-    <w:p>
-      <w:pPr>
-        <w:pStyle w:val="ListParagraph"/>
-        <w:numPr>
-          <w:ilvl w:val="3"/>
-          <w:numId w:val="5"/>
-        </w:numPr>
-        <w:rPr>
-          <w:rFonts w:ascii="Abadi" w:hAnsi="Abadi"/>
-        </w:rPr>
-      </w:pPr>
-      <w:r>
-        <w:rPr>
-          <w:rFonts w:ascii="Abadi" w:hAnsi="Abadi"/>
-        </w:rPr>
-        <w:t>Backpropagation intuition (optional)</w:t>
-      </w:r>
-    </w:p>
-    <w:p>
-      <w:pPr>
-        <w:pStyle w:val="ListParagraph"/>
-        <w:numPr>
-          <w:ilvl w:val="3"/>
-          <w:numId w:val="5"/>
-        </w:numPr>
-        <w:rPr>
-          <w:rFonts w:ascii="Abadi" w:hAnsi="Abadi"/>
-        </w:rPr>
-      </w:pPr>
-      <w:r>
-        <w:rPr>
-          <w:rFonts w:ascii="Abadi" w:hAnsi="Abadi"/>
-        </w:rPr>
-        <w:t>Random initialization</w:t>
-      </w:r>
-    </w:p>
-    <w:p>
-      <w:pPr>
-        <w:pStyle w:val="ListParagraph"/>
-        <w:numPr>
-          <w:ilvl w:val="3"/>
-          <w:numId w:val="5"/>
-        </w:numPr>
-        <w:rPr>
-          <w:rFonts w:ascii="Abadi" w:hAnsi="Abadi"/>
-        </w:rPr>
-      </w:pPr>
-      <w:r>
-        <w:rPr>
-          <w:rFonts w:ascii="Abadi" w:hAnsi="Abadi"/>
-        </w:rPr>
-        <w:t>Ian Goodfellow interview</w:t>
-      </w:r>
-    </w:p>
-    <w:p>
-      <w:pPr>
-        <w:pStyle w:val="ListParagraph"/>
-        <w:numPr>
-          <w:ilvl w:val="3"/>
-          <w:numId w:val="5"/>
-        </w:numPr>
-        <w:rPr>
-          <w:rFonts w:ascii="Abadi" w:hAnsi="Abadi"/>
-        </w:rPr>
-      </w:pPr>
-      <w:r>
-        <w:rPr>
-          <w:rFonts w:ascii="Abadi" w:hAnsi="Abadi"/>
-        </w:rPr>
-        <w:t>Lab: Planar data classification with one hidden layer</w:t>
+        <w:t>Week 2 – Optimization algorithms</w:t>
+      </w:r>
+    </w:p>
+    <w:p>
+      <w:pPr>
+        <w:pStyle w:val="ListParagraph"/>
+        <w:numPr>
+          <w:ilvl w:val="3"/>
+          <w:numId w:val="5"/>
+        </w:numPr>
+        <w:rPr>
+          <w:rFonts w:ascii="Abadi" w:hAnsi="Abadi"/>
+        </w:rPr>
+      </w:pPr>
+      <w:r>
+        <w:rPr>
+          <w:rFonts w:ascii="Abadi" w:hAnsi="Abadi"/>
+        </w:rPr>
+        <w:t>Mini-batch gradient descent</w:t>
+      </w:r>
+    </w:p>
+    <w:p>
+      <w:pPr>
+        <w:pStyle w:val="ListParagraph"/>
+        <w:numPr>
+          <w:ilvl w:val="3"/>
+          <w:numId w:val="5"/>
+        </w:numPr>
+        <w:rPr>
+          <w:rFonts w:ascii="Abadi" w:hAnsi="Abadi"/>
+        </w:rPr>
+      </w:pPr>
+      <w:r>
+        <w:rPr>
+          <w:rFonts w:ascii="Abadi" w:hAnsi="Abadi"/>
+        </w:rPr>
+        <w:t>Understanding mini-batch gradient descent</w:t>
+      </w:r>
+    </w:p>
+    <w:p>
+      <w:pPr>
+        <w:pStyle w:val="ListParagraph"/>
+        <w:numPr>
+          <w:ilvl w:val="3"/>
+          <w:numId w:val="5"/>
+        </w:numPr>
+        <w:rPr>
+          <w:rFonts w:ascii="Abadi" w:hAnsi="Abadi"/>
+        </w:rPr>
+      </w:pPr>
+      <w:r>
+        <w:rPr>
+          <w:rFonts w:ascii="Abadi" w:hAnsi="Abadi"/>
+        </w:rPr>
+        <w:t>Exponentially weighted averages</w:t>
+      </w:r>
+    </w:p>
+    <w:p>
+      <w:pPr>
+        <w:pStyle w:val="ListParagraph"/>
+        <w:numPr>
+          <w:ilvl w:val="3"/>
+          <w:numId w:val="5"/>
+        </w:numPr>
+        <w:rPr>
+          <w:rFonts w:ascii="Abadi" w:hAnsi="Abadi"/>
+        </w:rPr>
+      </w:pPr>
+      <w:r>
+        <w:rPr>
+          <w:rFonts w:ascii="Abadi" w:hAnsi="Abadi"/>
+        </w:rPr>
+        <w:t>Understanding exponentially weighted averages</w:t>
+      </w:r>
+    </w:p>
+    <w:p>
+      <w:pPr>
+        <w:pStyle w:val="ListParagraph"/>
+        <w:numPr>
+          <w:ilvl w:val="3"/>
+          <w:numId w:val="5"/>
+        </w:numPr>
+        <w:rPr>
+          <w:rFonts w:ascii="Abadi" w:hAnsi="Abadi"/>
+        </w:rPr>
+      </w:pPr>
+      <w:r>
+        <w:rPr>
+          <w:rFonts w:ascii="Abadi" w:hAnsi="Abadi"/>
+        </w:rPr>
+        <w:t>Bias correction in exponentially weighted averages</w:t>
+      </w:r>
+    </w:p>
+    <w:p>
+      <w:pPr>
+        <w:pStyle w:val="ListParagraph"/>
+        <w:numPr>
+          <w:ilvl w:val="3"/>
+          <w:numId w:val="5"/>
+        </w:numPr>
+        <w:rPr>
+          <w:rFonts w:ascii="Abadi" w:hAnsi="Abadi"/>
+        </w:rPr>
+      </w:pPr>
+      <w:r>
+        <w:rPr>
+          <w:rFonts w:ascii="Abadi" w:hAnsi="Abadi"/>
+        </w:rPr>
+        <w:t>Gradient descent with momentum</w:t>
+      </w:r>
+    </w:p>
+    <w:p>
+      <w:pPr>
+        <w:pStyle w:val="ListParagraph"/>
+        <w:numPr>
+          <w:ilvl w:val="3"/>
+          <w:numId w:val="5"/>
+        </w:numPr>
+        <w:rPr>
+          <w:rFonts w:ascii="Abadi" w:hAnsi="Abadi"/>
+        </w:rPr>
+      </w:pPr>
+      <w:r>
+        <w:rPr>
+          <w:rFonts w:ascii="Abadi" w:hAnsi="Abadi"/>
+        </w:rPr>
+        <w:t>RMSprop</w:t>
+      </w:r>
+    </w:p>
+    <w:p>
+      <w:pPr>
+        <w:pStyle w:val="ListParagraph"/>
+        <w:numPr>
+          <w:ilvl w:val="3"/>
+          <w:numId w:val="5"/>
+        </w:numPr>
+        <w:rPr>
+          <w:rFonts w:ascii="Abadi" w:hAnsi="Abadi"/>
+        </w:rPr>
+      </w:pPr>
+      <w:r>
+        <w:rPr>
+          <w:rFonts w:ascii="Abadi" w:hAnsi="Abadi"/>
+        </w:rPr>
+        <w:t>Adam optimization algorithm</w:t>
+      </w:r>
+    </w:p>
+    <w:p>
+      <w:pPr>
+        <w:pStyle w:val="ListParagraph"/>
+        <w:numPr>
+          <w:ilvl w:val="3"/>
+          <w:numId w:val="5"/>
+        </w:numPr>
+        <w:rPr>
+          <w:rFonts w:ascii="Abadi" w:hAnsi="Abadi"/>
+        </w:rPr>
+      </w:pPr>
+      <w:r>
+        <w:rPr>
+          <w:rFonts w:ascii="Abadi" w:hAnsi="Abadi"/>
+        </w:rPr>
+        <w:t>Learning rate decay</w:t>
+      </w:r>
+    </w:p>
+    <w:p>
+      <w:pPr>
+        <w:pStyle w:val="ListParagraph"/>
+        <w:numPr>
+          <w:ilvl w:val="3"/>
+          <w:numId w:val="5"/>
+        </w:numPr>
+        <w:rPr>
+          <w:rFonts w:ascii="Abadi" w:hAnsi="Abadi"/>
+        </w:rPr>
+      </w:pPr>
+      <w:r>
+        <w:rPr>
+          <w:rFonts w:ascii="Abadi" w:hAnsi="Abadi"/>
+        </w:rPr>
+        <w:t>The problem of local optima</w:t>
+      </w:r>
+    </w:p>
+    <w:p>
+      <w:pPr>
+        <w:pStyle w:val="ListParagraph"/>
+        <w:numPr>
+          <w:ilvl w:val="3"/>
+          <w:numId w:val="5"/>
+        </w:numPr>
+        <w:rPr>
+          <w:rFonts w:ascii="Abadi" w:hAnsi="Abadi"/>
+        </w:rPr>
+      </w:pPr>
+      <w:r>
+        <w:rPr>
+          <w:rFonts w:ascii="Abadi" w:hAnsi="Abadi"/>
+        </w:rPr>
+        <w:t>Yuanqing Lin interview</w:t>
+      </w:r>
+    </w:p>
+    <w:p>
+      <w:pPr>
+        <w:pStyle w:val="ListParagraph"/>
+        <w:numPr>
+          <w:ilvl w:val="3"/>
+          <w:numId w:val="5"/>
+        </w:numPr>
+        <w:rPr>
+          <w:rFonts w:ascii="Abadi" w:hAnsi="Abadi"/>
+        </w:rPr>
+      </w:pPr>
+      <w:r>
+        <w:rPr>
+          <w:rFonts w:ascii="Abadi" w:hAnsi="Abadi"/>
+        </w:rPr>
+        <w:t>Lab: Optimization methods</w:t>
       </w:r>
     </w:p>
     <w:p>
@@ -2961,188 +3825,233 @@
         <w:rPr>
           <w:rFonts w:ascii="Abadi" w:hAnsi="Abadi"/>
         </w:rPr>
-        <w:t>Week 4 – Deep neural networks</w:t>
-      </w:r>
-    </w:p>
-    <w:p>
-      <w:pPr>
-        <w:pStyle w:val="ListParagraph"/>
-        <w:numPr>
-          <w:ilvl w:val="3"/>
-          <w:numId w:val="5"/>
-        </w:numPr>
-        <w:rPr>
-          <w:rFonts w:ascii="Abadi" w:hAnsi="Abadi"/>
-        </w:rPr>
-      </w:pPr>
-      <w:r>
-        <w:rPr>
-          <w:rFonts w:ascii="Abadi" w:hAnsi="Abadi"/>
-        </w:rPr>
-        <w:t>Deep L-layer neural network</w:t>
-      </w:r>
-    </w:p>
-    <w:p>
-      <w:pPr>
-        <w:pStyle w:val="ListParagraph"/>
-        <w:numPr>
-          <w:ilvl w:val="3"/>
-          <w:numId w:val="5"/>
-        </w:numPr>
-        <w:rPr>
-          <w:rFonts w:ascii="Abadi" w:hAnsi="Abadi"/>
-        </w:rPr>
-      </w:pPr>
-      <w:r>
-        <w:rPr>
-          <w:rFonts w:ascii="Abadi" w:hAnsi="Abadi"/>
-        </w:rPr>
-        <w:t>Forward propagation in a deep network</w:t>
-      </w:r>
-    </w:p>
-    <w:p>
-      <w:pPr>
-        <w:pStyle w:val="ListParagraph"/>
-        <w:numPr>
-          <w:ilvl w:val="3"/>
-          <w:numId w:val="5"/>
-        </w:numPr>
-        <w:rPr>
-          <w:rFonts w:ascii="Abadi" w:hAnsi="Abadi"/>
-        </w:rPr>
-      </w:pPr>
-      <w:r>
-        <w:rPr>
-          <w:rFonts w:ascii="Abadi" w:hAnsi="Abadi"/>
-        </w:rPr>
-        <w:t>Getting your matrix dimensions right</w:t>
-      </w:r>
-    </w:p>
-    <w:p>
-      <w:pPr>
-        <w:pStyle w:val="ListParagraph"/>
-        <w:numPr>
-          <w:ilvl w:val="3"/>
-          <w:numId w:val="5"/>
-        </w:numPr>
-        <w:rPr>
-          <w:rFonts w:ascii="Abadi" w:hAnsi="Abadi"/>
-        </w:rPr>
-      </w:pPr>
-      <w:r>
-        <w:rPr>
-          <w:rFonts w:ascii="Abadi" w:hAnsi="Abadi"/>
-        </w:rPr>
-        <w:t>Why deep representations?</w:t>
-      </w:r>
-    </w:p>
-    <w:p>
-      <w:pPr>
-        <w:pStyle w:val="ListParagraph"/>
-        <w:numPr>
-          <w:ilvl w:val="3"/>
-          <w:numId w:val="5"/>
-        </w:numPr>
-        <w:rPr>
-          <w:rFonts w:ascii="Abadi" w:hAnsi="Abadi"/>
-        </w:rPr>
-      </w:pPr>
-      <w:r>
-        <w:rPr>
-          <w:rFonts w:ascii="Abadi" w:hAnsi="Abadi"/>
-        </w:rPr>
-        <w:t>Building blocks of deep neural networks</w:t>
-      </w:r>
-    </w:p>
-    <w:p>
-      <w:pPr>
-        <w:pStyle w:val="ListParagraph"/>
-        <w:numPr>
-          <w:ilvl w:val="3"/>
-          <w:numId w:val="5"/>
-        </w:numPr>
-        <w:rPr>
-          <w:rFonts w:ascii="Abadi" w:hAnsi="Abadi"/>
-        </w:rPr>
-      </w:pPr>
-      <w:r>
-        <w:rPr>
-          <w:rFonts w:ascii="Abadi" w:hAnsi="Abadi"/>
-        </w:rPr>
-        <w:t>Forward and backward propagation</w:t>
-      </w:r>
-    </w:p>
-    <w:p>
-      <w:pPr>
-        <w:pStyle w:val="ListParagraph"/>
-        <w:numPr>
-          <w:ilvl w:val="3"/>
-          <w:numId w:val="5"/>
-        </w:numPr>
-        <w:rPr>
-          <w:rFonts w:ascii="Abadi" w:hAnsi="Abadi"/>
-        </w:rPr>
-      </w:pPr>
-      <w:r>
-        <w:rPr>
-          <w:rFonts w:ascii="Abadi" w:hAnsi="Abadi"/>
-        </w:rPr>
-        <w:t>Parameters vs hyperparameters</w:t>
-      </w:r>
-    </w:p>
-    <w:p>
-      <w:pPr>
-        <w:pStyle w:val="ListParagraph"/>
-        <w:numPr>
-          <w:ilvl w:val="3"/>
-          <w:numId w:val="5"/>
-        </w:numPr>
-        <w:rPr>
-          <w:rFonts w:ascii="Abadi" w:hAnsi="Abadi"/>
-        </w:rPr>
-      </w:pPr>
-      <w:r>
-        <w:rPr>
-          <w:rFonts w:ascii="Abadi" w:hAnsi="Abadi"/>
-        </w:rPr>
-        <w:t>What does this have to do with the brain?</w:t>
-      </w:r>
-    </w:p>
-    <w:p>
-      <w:pPr>
-        <w:pStyle w:val="ListParagraph"/>
-        <w:numPr>
-          <w:ilvl w:val="3"/>
-          <w:numId w:val="5"/>
-        </w:numPr>
-        <w:rPr>
-          <w:rFonts w:ascii="Abadi" w:hAnsi="Abadi"/>
-        </w:rPr>
-      </w:pPr>
-      <w:r>
-        <w:rPr>
-          <w:rFonts w:ascii="Abadi" w:hAnsi="Abadi"/>
-        </w:rPr>
-        <w:t>Lab: Building your deep neural network step by step</w:t>
-      </w:r>
-    </w:p>
-    <w:p>
-      <w:pPr>
-        <w:pStyle w:val="ListParagraph"/>
-        <w:numPr>
-          <w:ilvl w:val="3"/>
-          <w:numId w:val="5"/>
-        </w:numPr>
-        <w:rPr>
-          <w:rFonts w:ascii="Abadi" w:hAnsi="Abadi"/>
-        </w:rPr>
-      </w:pPr>
-      <w:r>
-        <w:rPr>
-          <w:rFonts w:ascii="Abadi" w:hAnsi="Abadi"/>
-        </w:rPr>
-        <w:t>Lab: Deep neural network application</w:t>
-      </w:r>
+        <w:t>Week 3 – Hyperparameter tuning, batch normalization &amp; frameworks</w:t>
+      </w:r>
+    </w:p>
+    <w:p>
+      <w:pPr>
+        <w:pStyle w:val="ListParagraph"/>
+        <w:numPr>
+          <w:ilvl w:val="3"/>
+          <w:numId w:val="5"/>
+        </w:numPr>
+        <w:rPr>
+          <w:rFonts w:ascii="Abadi" w:hAnsi="Abadi"/>
+        </w:rPr>
+      </w:pPr>
+      <w:r>
+        <w:rPr>
+          <w:rFonts w:ascii="Abadi" w:hAnsi="Abadi"/>
+        </w:rPr>
+        <w:t>Tuning process</w:t>
+      </w:r>
+    </w:p>
+    <w:p>
+      <w:pPr>
+        <w:pStyle w:val="ListParagraph"/>
+        <w:numPr>
+          <w:ilvl w:val="3"/>
+          <w:numId w:val="5"/>
+        </w:numPr>
+        <w:rPr>
+          <w:rFonts w:ascii="Abadi" w:hAnsi="Abadi"/>
+        </w:rPr>
+      </w:pPr>
+      <w:r>
+        <w:rPr>
+          <w:rFonts w:ascii="Abadi" w:hAnsi="Abadi"/>
+        </w:rPr>
+        <w:t>Using an appropriate scale to pick hyperparameters</w:t>
+      </w:r>
+    </w:p>
+    <w:p>
+      <w:pPr>
+        <w:pStyle w:val="ListParagraph"/>
+        <w:numPr>
+          <w:ilvl w:val="3"/>
+          <w:numId w:val="5"/>
+        </w:numPr>
+        <w:rPr>
+          <w:rFonts w:ascii="Abadi" w:hAnsi="Abadi"/>
+        </w:rPr>
+      </w:pPr>
+      <w:r>
+        <w:rPr>
+          <w:rFonts w:ascii="Abadi" w:hAnsi="Abadi"/>
+        </w:rPr>
+        <w:t>Hyperparameter tuning in practice: pandas vs caviar</w:t>
+      </w:r>
+    </w:p>
+    <w:p>
+      <w:pPr>
+        <w:pStyle w:val="ListParagraph"/>
+        <w:numPr>
+          <w:ilvl w:val="3"/>
+          <w:numId w:val="5"/>
+        </w:numPr>
+        <w:rPr>
+          <w:rFonts w:ascii="Abadi" w:hAnsi="Abadi"/>
+        </w:rPr>
+      </w:pPr>
+      <w:r>
+        <w:rPr>
+          <w:rFonts w:ascii="Abadi" w:hAnsi="Abadi"/>
+        </w:rPr>
+        <w:t>Normalizing activations in a network</w:t>
+      </w:r>
+    </w:p>
+    <w:p>
+      <w:pPr>
+        <w:pStyle w:val="ListParagraph"/>
+        <w:numPr>
+          <w:ilvl w:val="3"/>
+          <w:numId w:val="5"/>
+        </w:numPr>
+        <w:rPr>
+          <w:rFonts w:ascii="Abadi" w:hAnsi="Abadi"/>
+        </w:rPr>
+      </w:pPr>
+      <w:r>
+        <w:rPr>
+          <w:rFonts w:ascii="Abadi" w:hAnsi="Abadi"/>
+        </w:rPr>
+        <w:t>Fitting batch norm into a neural network</w:t>
+      </w:r>
+    </w:p>
+    <w:p>
+      <w:pPr>
+        <w:pStyle w:val="ListParagraph"/>
+        <w:numPr>
+          <w:ilvl w:val="3"/>
+          <w:numId w:val="5"/>
+        </w:numPr>
+        <w:rPr>
+          <w:rFonts w:ascii="Abadi" w:hAnsi="Abadi"/>
+        </w:rPr>
+      </w:pPr>
+      <w:r>
+        <w:rPr>
+          <w:rFonts w:ascii="Abadi" w:hAnsi="Abadi"/>
+        </w:rPr>
+        <w:t>Why does batch norm work?</w:t>
+      </w:r>
+    </w:p>
+    <w:p>
+      <w:pPr>
+        <w:pStyle w:val="ListParagraph"/>
+        <w:numPr>
+          <w:ilvl w:val="3"/>
+          <w:numId w:val="5"/>
+        </w:numPr>
+        <w:rPr>
+          <w:rFonts w:ascii="Abadi" w:hAnsi="Abadi"/>
+        </w:rPr>
+      </w:pPr>
+      <w:r>
+        <w:rPr>
+          <w:rFonts w:ascii="Abadi" w:hAnsi="Abadi"/>
+        </w:rPr>
+        <w:t>Batch norm at test time</w:t>
+      </w:r>
+    </w:p>
+    <w:p>
+      <w:pPr>
+        <w:pStyle w:val="ListParagraph"/>
+        <w:numPr>
+          <w:ilvl w:val="3"/>
+          <w:numId w:val="5"/>
+        </w:numPr>
+        <w:rPr>
+          <w:rFonts w:ascii="Abadi" w:hAnsi="Abadi"/>
+        </w:rPr>
+      </w:pPr>
+      <w:r>
+        <w:rPr>
+          <w:rFonts w:ascii="Abadi" w:hAnsi="Abadi"/>
+        </w:rPr>
+        <w:t>Softmax regression</w:t>
+      </w:r>
+    </w:p>
+    <w:p>
+      <w:pPr>
+        <w:pStyle w:val="ListParagraph"/>
+        <w:numPr>
+          <w:ilvl w:val="3"/>
+          <w:numId w:val="5"/>
+        </w:numPr>
+        <w:rPr>
+          <w:rFonts w:ascii="Abadi" w:hAnsi="Abadi"/>
+        </w:rPr>
+      </w:pPr>
+      <w:r>
+        <w:rPr>
+          <w:rFonts w:ascii="Abadi" w:hAnsi="Abadi"/>
+        </w:rPr>
+        <w:t>Training a softmax classifier</w:t>
+      </w:r>
+    </w:p>
+    <w:p>
+      <w:pPr>
+        <w:pStyle w:val="ListParagraph"/>
+        <w:numPr>
+          <w:ilvl w:val="3"/>
+          <w:numId w:val="5"/>
+        </w:numPr>
+        <w:rPr>
+          <w:rFonts w:ascii="Abadi" w:hAnsi="Abadi"/>
+        </w:rPr>
+      </w:pPr>
+      <w:r>
+        <w:rPr>
+          <w:rFonts w:ascii="Abadi" w:hAnsi="Abadi"/>
+        </w:rPr>
+        <w:t>Deep learning frameworks</w:t>
+      </w:r>
+    </w:p>
+    <w:p>
+      <w:pPr>
+        <w:pStyle w:val="ListParagraph"/>
+        <w:numPr>
+          <w:ilvl w:val="3"/>
+          <w:numId w:val="5"/>
+        </w:numPr>
+        <w:rPr>
+          <w:rFonts w:ascii="Abadi" w:hAnsi="Abadi"/>
+        </w:rPr>
+      </w:pPr>
+      <w:r>
+        <w:rPr>
+          <w:rFonts w:ascii="Abadi" w:hAnsi="Abadi"/>
+        </w:rPr>
+        <w:t>TensorFlow</w:t>
+      </w:r>
+    </w:p>
+    <w:p>
+      <w:pPr>
+        <w:pStyle w:val="ListParagraph"/>
+        <w:numPr>
+          <w:ilvl w:val="3"/>
+          <w:numId w:val="5"/>
+        </w:numPr>
+        <w:rPr>
+          <w:rFonts w:ascii="Abadi" w:hAnsi="Abadi"/>
+        </w:rPr>
+      </w:pPr>
+      <w:r>
+        <w:rPr>
+          <w:rFonts w:ascii="Abadi" w:hAnsi="Abadi"/>
+        </w:rPr>
+        <w:t>Lab: TensorFlow introduction</w:t>
+      </w:r>
+    </w:p>
+    <w:p>
+      <w:pPr>
+        <w:pStyle w:val="ListParagraph"/>
+        <w:ind w:left="2160"/>
+        <w:rPr>
+          <w:rFonts w:ascii="Abadi" w:hAnsi="Abadi"/>
+        </w:rPr>
+      </w:pPr>
     </w:p>
     <w:p>
       <w:pPr>
@@ -3159,7 +4068,7 @@
         <w:rPr>
           <w:rFonts w:ascii="Abadi" w:hAnsi="Abadi"/>
         </w:rPr>
-        <w:t>Improving Deep Neural Networks: Hyperparameter tuning, Regularization and Optimization</w:t>
+        <w:t>Structuring Machine Learning Projects</w:t>
       </w:r>
     </w:p>
     <w:p>
@@ -3177,331 +4086,296 @@
         <w:rPr>
           <w:rFonts w:ascii="Abadi" w:hAnsi="Abadi"/>
         </w:rPr>
-        <w:t>Week 1 – Practical aspects of deep learning</w:t>
-      </w:r>
-    </w:p>
-    <w:p>
-      <w:pPr>
-        <w:pStyle w:val="ListParagraph"/>
-        <w:numPr>
-          <w:ilvl w:val="3"/>
-          <w:numId w:val="5"/>
-        </w:numPr>
-        <w:rPr>
-          <w:rFonts w:ascii="Abadi" w:hAnsi="Abadi"/>
-        </w:rPr>
-      </w:pPr>
-      <w:r>
-        <w:rPr>
-          <w:rFonts w:ascii="Abadi" w:hAnsi="Abadi"/>
-        </w:rPr>
-        <w:t>Train/dev/test sets</w:t>
-      </w:r>
-    </w:p>
-    <w:p>
-      <w:pPr>
-        <w:pStyle w:val="ListParagraph"/>
-        <w:numPr>
-          <w:ilvl w:val="3"/>
-          <w:numId w:val="5"/>
-        </w:numPr>
-        <w:rPr>
-          <w:rFonts w:ascii="Abadi" w:hAnsi="Abadi"/>
-        </w:rPr>
-      </w:pPr>
-      <w:r>
-        <w:rPr>
-          <w:rFonts w:ascii="Abadi" w:hAnsi="Abadi"/>
-        </w:rPr>
-        <w:t>Bias/variance</w:t>
-      </w:r>
-    </w:p>
-    <w:p>
-      <w:pPr>
-        <w:pStyle w:val="ListParagraph"/>
-        <w:numPr>
-          <w:ilvl w:val="3"/>
-          <w:numId w:val="5"/>
-        </w:numPr>
-        <w:rPr>
-          <w:rFonts w:ascii="Abadi" w:hAnsi="Abadi"/>
-        </w:rPr>
-      </w:pPr>
-      <w:r>
-        <w:rPr>
-          <w:rFonts w:ascii="Abadi" w:hAnsi="Abadi"/>
-        </w:rPr>
-        <w:t>Basic recipe for machine learning</w:t>
-      </w:r>
-    </w:p>
-    <w:p>
-      <w:pPr>
-        <w:pStyle w:val="ListParagraph"/>
-        <w:numPr>
-          <w:ilvl w:val="3"/>
-          <w:numId w:val="5"/>
-        </w:numPr>
-        <w:rPr>
-          <w:rFonts w:ascii="Abadi" w:hAnsi="Abadi"/>
-        </w:rPr>
-      </w:pPr>
-      <w:r>
-        <w:rPr>
-          <w:rFonts w:ascii="Abadi" w:hAnsi="Abadi"/>
-        </w:rPr>
-        <w:t>Regularization</w:t>
-      </w:r>
-    </w:p>
-    <w:p>
-      <w:pPr>
-        <w:pStyle w:val="ListParagraph"/>
-        <w:numPr>
-          <w:ilvl w:val="3"/>
-          <w:numId w:val="5"/>
-        </w:numPr>
-        <w:rPr>
-          <w:rFonts w:ascii="Abadi" w:hAnsi="Abadi"/>
-        </w:rPr>
-      </w:pPr>
-      <w:r>
-        <w:rPr>
-          <w:rFonts w:ascii="Abadi" w:hAnsi="Abadi"/>
-        </w:rPr>
-        <w:t>Why regularization reduces overfitting?</w:t>
-      </w:r>
-    </w:p>
-    <w:p>
-      <w:pPr>
-        <w:pStyle w:val="ListParagraph"/>
-        <w:numPr>
-          <w:ilvl w:val="3"/>
-          <w:numId w:val="5"/>
-        </w:numPr>
-        <w:rPr>
-          <w:rFonts w:ascii="Abadi" w:hAnsi="Abadi"/>
-        </w:rPr>
-      </w:pPr>
-      <w:r>
-        <w:rPr>
-          <w:rFonts w:ascii="Abadi" w:hAnsi="Abadi"/>
-        </w:rPr>
-        <w:t>Dropout regularization</w:t>
-      </w:r>
-    </w:p>
-    <w:p>
-      <w:pPr>
-        <w:pStyle w:val="ListParagraph"/>
-        <w:numPr>
-          <w:ilvl w:val="3"/>
-          <w:numId w:val="5"/>
-        </w:numPr>
-        <w:rPr>
-          <w:rFonts w:ascii="Abadi" w:hAnsi="Abadi"/>
-        </w:rPr>
-      </w:pPr>
-      <w:r>
-        <w:rPr>
-          <w:rFonts w:ascii="Abadi" w:hAnsi="Abadi"/>
-        </w:rPr>
-        <w:t>Understanding dropout</w:t>
-      </w:r>
-    </w:p>
-    <w:p>
-      <w:pPr>
-        <w:pStyle w:val="ListParagraph"/>
-        <w:numPr>
-          <w:ilvl w:val="3"/>
-          <w:numId w:val="5"/>
-        </w:numPr>
-        <w:rPr>
-          <w:rFonts w:ascii="Abadi" w:hAnsi="Abadi"/>
-        </w:rPr>
-      </w:pPr>
-      <w:r>
-        <w:rPr>
-          <w:rFonts w:ascii="Abadi" w:hAnsi="Abadi"/>
-        </w:rPr>
-        <w:t>Other regularization methods</w:t>
-      </w:r>
-    </w:p>
-    <w:p>
-      <w:pPr>
-        <w:pStyle w:val="ListParagraph"/>
-        <w:numPr>
-          <w:ilvl w:val="3"/>
-          <w:numId w:val="5"/>
-        </w:numPr>
-        <w:rPr>
-          <w:rFonts w:ascii="Abadi" w:hAnsi="Abadi"/>
-        </w:rPr>
-      </w:pPr>
-      <w:r>
-        <w:rPr>
-          <w:rFonts w:ascii="Abadi" w:hAnsi="Abadi"/>
-        </w:rPr>
-        <w:t>Normalizing inputs</w:t>
-      </w:r>
-    </w:p>
-    <w:p>
-      <w:pPr>
-        <w:pStyle w:val="ListParagraph"/>
-        <w:numPr>
-          <w:ilvl w:val="3"/>
-          <w:numId w:val="5"/>
-        </w:numPr>
-        <w:rPr>
-          <w:rFonts w:ascii="Abadi" w:hAnsi="Abadi"/>
-        </w:rPr>
-      </w:pPr>
-      <w:r>
-        <w:rPr>
-          <w:rFonts w:ascii="Abadi" w:hAnsi="Abadi"/>
-        </w:rPr>
-        <w:t>Vanishing/exploding gradients</w:t>
-      </w:r>
-    </w:p>
-    <w:p>
-      <w:pPr>
-        <w:pStyle w:val="ListParagraph"/>
-        <w:numPr>
-          <w:ilvl w:val="3"/>
-          <w:numId w:val="5"/>
-        </w:numPr>
-        <w:rPr>
-          <w:rFonts w:ascii="Abadi" w:hAnsi="Abadi"/>
-        </w:rPr>
-      </w:pPr>
-      <w:r>
-        <w:rPr>
-          <w:rFonts w:ascii="Abadi" w:hAnsi="Abadi"/>
-        </w:rPr>
-        <w:t>Weight initialization for deep networks</w:t>
-      </w:r>
-    </w:p>
-    <w:p>
-      <w:pPr>
-        <w:pStyle w:val="ListParagraph"/>
-        <w:numPr>
-          <w:ilvl w:val="3"/>
-          <w:numId w:val="5"/>
-        </w:numPr>
-        <w:rPr>
-          <w:rFonts w:ascii="Abadi" w:hAnsi="Abadi"/>
-        </w:rPr>
-      </w:pPr>
-      <w:r>
-        <w:rPr>
-          <w:rFonts w:ascii="Abadi" w:hAnsi="Abadi"/>
-        </w:rPr>
-        <w:t>Numerical approximation of gradients</w:t>
-      </w:r>
-    </w:p>
-    <w:p>
-      <w:pPr>
-        <w:pStyle w:val="ListParagraph"/>
-        <w:numPr>
-          <w:ilvl w:val="3"/>
-          <w:numId w:val="5"/>
-        </w:numPr>
-        <w:rPr>
-          <w:rFonts w:ascii="Abadi" w:hAnsi="Abadi"/>
-        </w:rPr>
-      </w:pPr>
-      <w:r>
-        <w:rPr>
-          <w:rFonts w:ascii="Abadi" w:hAnsi="Abadi"/>
-        </w:rPr>
-        <w:t>Gradient checking</w:t>
-      </w:r>
-    </w:p>
-    <w:p>
-      <w:pPr>
-        <w:pStyle w:val="ListParagraph"/>
-        <w:numPr>
-          <w:ilvl w:val="3"/>
-          <w:numId w:val="5"/>
-        </w:numPr>
-        <w:rPr>
-          <w:rFonts w:ascii="Abadi" w:hAnsi="Abadi"/>
-        </w:rPr>
-      </w:pPr>
-      <w:r>
-        <w:rPr>
-          <w:rFonts w:ascii="Abadi" w:hAnsi="Abadi"/>
-        </w:rPr>
-        <w:t>Gradient checking implementation notes</w:t>
-      </w:r>
-    </w:p>
-    <w:p>
-      <w:pPr>
-        <w:pStyle w:val="ListParagraph"/>
-        <w:numPr>
-          <w:ilvl w:val="3"/>
-          <w:numId w:val="5"/>
-        </w:numPr>
-        <w:rPr>
-          <w:rFonts w:ascii="Abadi" w:hAnsi="Abadi"/>
-        </w:rPr>
-      </w:pPr>
-      <w:r>
-        <w:rPr>
-          <w:rFonts w:ascii="Abadi" w:hAnsi="Abadi"/>
-        </w:rPr>
-        <w:t>Yoshua Bengio interview</w:t>
-      </w:r>
-    </w:p>
-    <w:p>
-      <w:pPr>
-        <w:pStyle w:val="ListParagraph"/>
-        <w:numPr>
-          <w:ilvl w:val="3"/>
-          <w:numId w:val="5"/>
-        </w:numPr>
-        <w:rPr>
-          <w:rFonts w:ascii="Abadi" w:hAnsi="Abadi"/>
-        </w:rPr>
-      </w:pPr>
-      <w:r>
-        <w:rPr>
-          <w:rFonts w:ascii="Abadi" w:hAnsi="Abadi"/>
-        </w:rPr>
-        <w:t>Lab: Initialization</w:t>
-      </w:r>
-    </w:p>
-    <w:p>
-      <w:pPr>
-        <w:pStyle w:val="ListParagraph"/>
-        <w:numPr>
-          <w:ilvl w:val="3"/>
-          <w:numId w:val="5"/>
-        </w:numPr>
-        <w:rPr>
-          <w:rFonts w:ascii="Abadi" w:hAnsi="Abadi"/>
-        </w:rPr>
-      </w:pPr>
-      <w:r>
-        <w:rPr>
-          <w:rFonts w:ascii="Abadi" w:hAnsi="Abadi"/>
-        </w:rPr>
-        <w:t>Lab: Regularization</w:t>
-      </w:r>
-    </w:p>
-    <w:p>
-      <w:pPr>
-        <w:pStyle w:val="ListParagraph"/>
-        <w:numPr>
-          <w:ilvl w:val="3"/>
-          <w:numId w:val="5"/>
-        </w:numPr>
-        <w:rPr>
-          <w:rFonts w:ascii="Abadi" w:hAnsi="Abadi"/>
-        </w:rPr>
-      </w:pPr>
-      <w:r>
-        <w:rPr>
-          <w:rFonts w:ascii="Abadi" w:hAnsi="Abadi"/>
-        </w:rPr>
-        <w:t>Lab: Gradient checking</w:t>
+        <w:t>Week 1 – ML strategy (1)</w:t>
+      </w:r>
+    </w:p>
+    <w:p>
+      <w:pPr>
+        <w:pStyle w:val="ListParagraph"/>
+        <w:numPr>
+          <w:ilvl w:val="3"/>
+          <w:numId w:val="5"/>
+        </w:numPr>
+        <w:rPr>
+          <w:rFonts w:ascii="Abadi" w:hAnsi="Abadi"/>
+        </w:rPr>
+      </w:pPr>
+      <w:r>
+        <w:rPr>
+          <w:rFonts w:ascii="Abadi" w:hAnsi="Abadi"/>
+        </w:rPr>
+        <w:t>Why ML strategy</w:t>
+      </w:r>
+    </w:p>
+    <w:p>
+      <w:pPr>
+        <w:pStyle w:val="ListParagraph"/>
+        <w:numPr>
+          <w:ilvl w:val="3"/>
+          <w:numId w:val="5"/>
+        </w:numPr>
+        <w:rPr>
+          <w:rFonts w:ascii="Abadi" w:hAnsi="Abadi"/>
+        </w:rPr>
+      </w:pPr>
+      <w:r>
+        <w:rPr>
+          <w:rFonts w:ascii="Abadi" w:hAnsi="Abadi"/>
+        </w:rPr>
+        <w:t>Orthogonalization</w:t>
+      </w:r>
+    </w:p>
+    <w:p>
+      <w:pPr>
+        <w:pStyle w:val="ListParagraph"/>
+        <w:numPr>
+          <w:ilvl w:val="3"/>
+          <w:numId w:val="5"/>
+        </w:numPr>
+        <w:rPr>
+          <w:rFonts w:ascii="Abadi" w:hAnsi="Abadi"/>
+        </w:rPr>
+      </w:pPr>
+      <w:r>
+        <w:rPr>
+          <w:rFonts w:ascii="Abadi" w:hAnsi="Abadi"/>
+        </w:rPr>
+        <w:t>Single number evaluation metric</w:t>
+      </w:r>
+    </w:p>
+    <w:p>
+      <w:pPr>
+        <w:pStyle w:val="ListParagraph"/>
+        <w:numPr>
+          <w:ilvl w:val="3"/>
+          <w:numId w:val="5"/>
+        </w:numPr>
+        <w:rPr>
+          <w:rFonts w:ascii="Abadi" w:hAnsi="Abadi"/>
+        </w:rPr>
+      </w:pPr>
+      <w:r>
+        <w:rPr>
+          <w:rFonts w:ascii="Abadi" w:hAnsi="Abadi"/>
+        </w:rPr>
+        <w:t>Satisficing and optimizing metric</w:t>
+      </w:r>
+    </w:p>
+    <w:p>
+      <w:pPr>
+        <w:pStyle w:val="ListParagraph"/>
+        <w:numPr>
+          <w:ilvl w:val="3"/>
+          <w:numId w:val="5"/>
+        </w:numPr>
+        <w:rPr>
+          <w:rFonts w:ascii="Abadi" w:hAnsi="Abadi"/>
+        </w:rPr>
+      </w:pPr>
+      <w:r>
+        <w:rPr>
+          <w:rFonts w:ascii="Abadi" w:hAnsi="Abadi"/>
+        </w:rPr>
+        <w:t>Train/dev/test distributions</w:t>
+      </w:r>
+    </w:p>
+    <w:p>
+      <w:pPr>
+        <w:pStyle w:val="ListParagraph"/>
+        <w:numPr>
+          <w:ilvl w:val="3"/>
+          <w:numId w:val="5"/>
+        </w:numPr>
+        <w:rPr>
+          <w:rFonts w:ascii="Abadi" w:hAnsi="Abadi"/>
+        </w:rPr>
+      </w:pPr>
+      <w:r>
+        <w:rPr>
+          <w:rFonts w:ascii="Abadi" w:hAnsi="Abadi"/>
+        </w:rPr>
+        <w:t>Size of the dev and test sets</w:t>
+      </w:r>
+    </w:p>
+    <w:p>
+      <w:pPr>
+        <w:pStyle w:val="ListParagraph"/>
+        <w:numPr>
+          <w:ilvl w:val="3"/>
+          <w:numId w:val="5"/>
+        </w:numPr>
+        <w:rPr>
+          <w:rFonts w:ascii="Abadi" w:hAnsi="Abadi"/>
+        </w:rPr>
+      </w:pPr>
+      <w:r>
+        <w:rPr>
+          <w:rFonts w:ascii="Abadi" w:hAnsi="Abadi"/>
+        </w:rPr>
+        <w:t>When to change dev/test sets and metrics?</w:t>
+      </w:r>
+    </w:p>
+    <w:p>
+      <w:pPr>
+        <w:pStyle w:val="ListParagraph"/>
+        <w:numPr>
+          <w:ilvl w:val="3"/>
+          <w:numId w:val="5"/>
+        </w:numPr>
+        <w:rPr>
+          <w:rFonts w:ascii="Abadi" w:hAnsi="Abadi"/>
+        </w:rPr>
+      </w:pPr>
+      <w:r>
+        <w:rPr>
+          <w:rFonts w:ascii="Abadi" w:hAnsi="Abadi"/>
+        </w:rPr>
+        <w:t>Why human-level performance?</w:t>
+      </w:r>
+    </w:p>
+    <w:p>
+      <w:pPr>
+        <w:pStyle w:val="ListParagraph"/>
+        <w:numPr>
+          <w:ilvl w:val="3"/>
+          <w:numId w:val="5"/>
+        </w:numPr>
+        <w:rPr>
+          <w:rFonts w:ascii="Abadi" w:hAnsi="Abadi"/>
+        </w:rPr>
+      </w:pPr>
+      <w:r>
+        <w:rPr>
+          <w:rFonts w:ascii="Abadi" w:hAnsi="Abadi"/>
+        </w:rPr>
+        <w:t>Avoidable bias</w:t>
+      </w:r>
+    </w:p>
+    <w:p>
+      <w:pPr>
+        <w:pStyle w:val="ListParagraph"/>
+        <w:numPr>
+          <w:ilvl w:val="3"/>
+          <w:numId w:val="5"/>
+        </w:numPr>
+        <w:rPr>
+          <w:rFonts w:ascii="Abadi" w:hAnsi="Abadi"/>
+        </w:rPr>
+      </w:pPr>
+      <w:r>
+        <w:rPr>
+          <w:rFonts w:ascii="Abadi" w:hAnsi="Abadi"/>
+        </w:rPr>
+        <w:t>Understanding human-level performance</w:t>
+      </w:r>
+    </w:p>
+    <w:p>
+      <w:pPr>
+        <w:pStyle w:val="ListParagraph"/>
+        <w:numPr>
+          <w:ilvl w:val="3"/>
+          <w:numId w:val="5"/>
+        </w:numPr>
+        <w:rPr>
+          <w:rFonts w:ascii="Abadi" w:hAnsi="Abadi"/>
+        </w:rPr>
+      </w:pPr>
+      <w:r>
+        <w:rPr>
+          <w:rFonts w:ascii="Abadi" w:hAnsi="Abadi"/>
+        </w:rPr>
+        <w:t>Surpassing human-level performance</w:t>
+      </w:r>
+    </w:p>
+    <w:p>
+      <w:pPr>
+        <w:pStyle w:val="ListParagraph"/>
+        <w:numPr>
+          <w:ilvl w:val="3"/>
+          <w:numId w:val="5"/>
+        </w:numPr>
+        <w:rPr>
+          <w:rFonts w:ascii="Abadi" w:hAnsi="Abadi"/>
+        </w:rPr>
+      </w:pPr>
+      <w:r>
+        <w:rPr>
+          <w:rFonts w:ascii="Abadi" w:hAnsi="Abadi"/>
+        </w:rPr>
+        <w:t>Improving your model performance</w:t>
+      </w:r>
+    </w:p>
+    <w:p>
+      <w:pPr>
+        <w:pStyle w:val="ListParagraph"/>
+        <w:numPr>
+          <w:ilvl w:val="3"/>
+          <w:numId w:val="5"/>
+        </w:numPr>
+        <w:rPr>
+          <w:rFonts w:ascii="Abadi" w:hAnsi="Abadi"/>
+        </w:rPr>
+      </w:pPr>
+      <w:r>
+        <w:rPr>
+          <w:rFonts w:ascii="Abadi" w:hAnsi="Abadi"/>
+        </w:rPr>
+        <w:lastRenderedPageBreak/>
+        <w:t>Andrej Karpathy interview</w:t>
+      </w:r>
+    </w:p>
+    <w:p>
+      <w:pPr>
+        <w:pStyle w:val="ListParagraph"/>
+        <w:numPr>
+          <w:ilvl w:val="3"/>
+          <w:numId w:val="5"/>
+        </w:numPr>
+        <w:rPr>
+          <w:rFonts w:ascii="Abadi" w:hAnsi="Abadi"/>
+        </w:rPr>
+      </w:pPr>
+      <w:r>
+        <w:rPr>
+          <w:rFonts w:ascii="Abadi" w:hAnsi="Abadi"/>
+        </w:rPr>
+        <w:t>Reading: Lecture notes W1</w:t>
+      </w:r>
+    </w:p>
+    <w:p>
+      <w:pPr>
+        <w:pStyle w:val="ListParagraph"/>
+        <w:numPr>
+          <w:ilvl w:val="3"/>
+          <w:numId w:val="5"/>
+        </w:numPr>
+        <w:rPr>
+          <w:rFonts w:ascii="Abadi" w:hAnsi="Abadi"/>
+        </w:rPr>
+      </w:pPr>
+      <w:r>
+        <w:rPr>
+          <w:rFonts w:ascii="Abadi" w:hAnsi="Abadi"/>
+        </w:rPr>
+        <w:t>Reading: Machine learning flight simulator (intro to quizzes)</w:t>
+      </w:r>
+    </w:p>
+    <w:p>
+      <w:pPr>
+        <w:pStyle w:val="ListParagraph"/>
+        <w:numPr>
+          <w:ilvl w:val="3"/>
+          <w:numId w:val="5"/>
+        </w:numPr>
+        <w:rPr>
+          <w:rFonts w:ascii="Abadi" w:hAnsi="Abadi"/>
+        </w:rPr>
+      </w:pPr>
+      <w:r>
+        <w:rPr>
+          <w:rFonts w:ascii="Abadi" w:hAnsi="Abadi"/>
+        </w:rPr>
+        <w:t>Assignment: Bird recognition in the city of Peacetopia (quiz case study)</w:t>
       </w:r>
     </w:p>
     <w:p>
@@ -3519,224 +4393,872 @@
         <w:rPr>
           <w:rFonts w:ascii="Abadi" w:hAnsi="Abadi"/>
         </w:rPr>
+        <w:t>Week 2 – ML strategy (2)</w:t>
+      </w:r>
+    </w:p>
+    <w:p>
+      <w:pPr>
+        <w:pStyle w:val="ListParagraph"/>
+        <w:numPr>
+          <w:ilvl w:val="3"/>
+          <w:numId w:val="5"/>
+        </w:numPr>
+        <w:rPr>
+          <w:rFonts w:ascii="Abadi" w:hAnsi="Abadi"/>
+        </w:rPr>
+      </w:pPr>
+      <w:r>
+        <w:rPr>
+          <w:rFonts w:ascii="Abadi" w:hAnsi="Abadi"/>
+        </w:rPr>
+        <w:t>Carrying out error analysis</w:t>
+      </w:r>
+    </w:p>
+    <w:p>
+      <w:pPr>
+        <w:pStyle w:val="ListParagraph"/>
+        <w:numPr>
+          <w:ilvl w:val="3"/>
+          <w:numId w:val="5"/>
+        </w:numPr>
+        <w:rPr>
+          <w:rFonts w:ascii="Abadi" w:hAnsi="Abadi"/>
+        </w:rPr>
+      </w:pPr>
+      <w:r>
+        <w:rPr>
+          <w:rFonts w:ascii="Abadi" w:hAnsi="Abadi"/>
+        </w:rPr>
+        <w:t>Cleaning up incorrectly labeled data</w:t>
+      </w:r>
+    </w:p>
+    <w:p>
+      <w:pPr>
+        <w:pStyle w:val="ListParagraph"/>
+        <w:numPr>
+          <w:ilvl w:val="3"/>
+          <w:numId w:val="5"/>
+        </w:numPr>
+        <w:rPr>
+          <w:rFonts w:ascii="Abadi" w:hAnsi="Abadi"/>
+        </w:rPr>
+      </w:pPr>
+      <w:r>
+        <w:rPr>
+          <w:rFonts w:ascii="Abadi" w:hAnsi="Abadi"/>
+        </w:rPr>
+        <w:t>Build your first system quickly, then iterate</w:t>
+      </w:r>
+    </w:p>
+    <w:p>
+      <w:pPr>
+        <w:pStyle w:val="ListParagraph"/>
+        <w:numPr>
+          <w:ilvl w:val="3"/>
+          <w:numId w:val="5"/>
+        </w:numPr>
+        <w:rPr>
+          <w:rFonts w:ascii="Abadi" w:hAnsi="Abadi"/>
+        </w:rPr>
+      </w:pPr>
+      <w:r>
+        <w:rPr>
+          <w:rFonts w:ascii="Abadi" w:hAnsi="Abadi"/>
+        </w:rPr>
+        <w:t>Training and testing on different distributions</w:t>
+      </w:r>
+    </w:p>
+    <w:p>
+      <w:pPr>
+        <w:pStyle w:val="ListParagraph"/>
+        <w:numPr>
+          <w:ilvl w:val="3"/>
+          <w:numId w:val="5"/>
+        </w:numPr>
+        <w:rPr>
+          <w:rFonts w:ascii="Abadi" w:hAnsi="Abadi"/>
+        </w:rPr>
+      </w:pPr>
+      <w:r>
+        <w:rPr>
+          <w:rFonts w:ascii="Abadi" w:hAnsi="Abadi"/>
+        </w:rPr>
+        <w:t>Bias and variance with mismatched data distributions</w:t>
+      </w:r>
+    </w:p>
+    <w:p>
+      <w:pPr>
+        <w:pStyle w:val="ListParagraph"/>
+        <w:numPr>
+          <w:ilvl w:val="3"/>
+          <w:numId w:val="5"/>
+        </w:numPr>
+        <w:rPr>
+          <w:rFonts w:ascii="Abadi" w:hAnsi="Abadi"/>
+        </w:rPr>
+      </w:pPr>
+      <w:r>
+        <w:rPr>
+          <w:rFonts w:ascii="Abadi" w:hAnsi="Abadi"/>
+        </w:rPr>
+        <w:t>Addressing data mismatch</w:t>
+      </w:r>
+    </w:p>
+    <w:p>
+      <w:pPr>
+        <w:pStyle w:val="ListParagraph"/>
+        <w:numPr>
+          <w:ilvl w:val="3"/>
+          <w:numId w:val="5"/>
+        </w:numPr>
+        <w:rPr>
+          <w:rFonts w:ascii="Abadi" w:hAnsi="Abadi"/>
+        </w:rPr>
+      </w:pPr>
+      <w:r>
+        <w:rPr>
+          <w:rFonts w:ascii="Abadi" w:hAnsi="Abadi"/>
+        </w:rPr>
+        <w:t>Transfer learning</w:t>
+      </w:r>
+    </w:p>
+    <w:p>
+      <w:pPr>
+        <w:pStyle w:val="ListParagraph"/>
+        <w:numPr>
+          <w:ilvl w:val="3"/>
+          <w:numId w:val="5"/>
+        </w:numPr>
+        <w:rPr>
+          <w:rFonts w:ascii="Abadi" w:hAnsi="Abadi"/>
+        </w:rPr>
+      </w:pPr>
+      <w:r>
+        <w:rPr>
+          <w:rFonts w:ascii="Abadi" w:hAnsi="Abadi"/>
+        </w:rPr>
+        <w:t>Multi-task learning</w:t>
+      </w:r>
+    </w:p>
+    <w:p>
+      <w:pPr>
+        <w:pStyle w:val="ListParagraph"/>
+        <w:numPr>
+          <w:ilvl w:val="3"/>
+          <w:numId w:val="5"/>
+        </w:numPr>
+        <w:rPr>
+          <w:rFonts w:ascii="Abadi" w:hAnsi="Abadi"/>
+        </w:rPr>
+      </w:pPr>
+      <w:r>
+        <w:rPr>
+          <w:rFonts w:ascii="Abadi" w:hAnsi="Abadi"/>
+        </w:rPr>
+        <w:t>What is end-to-end deep learning?</w:t>
+      </w:r>
+    </w:p>
+    <w:p>
+      <w:pPr>
+        <w:pStyle w:val="ListParagraph"/>
+        <w:numPr>
+          <w:ilvl w:val="3"/>
+          <w:numId w:val="5"/>
+        </w:numPr>
+        <w:rPr>
+          <w:rFonts w:ascii="Abadi" w:hAnsi="Abadi"/>
+        </w:rPr>
+      </w:pPr>
+      <w:r>
+        <w:rPr>
+          <w:rFonts w:ascii="Abadi" w:hAnsi="Abadi"/>
+        </w:rPr>
+        <w:t>Whether to use end-to-end deep learning</w:t>
+      </w:r>
+    </w:p>
+    <w:p>
+      <w:pPr>
+        <w:pStyle w:val="ListParagraph"/>
+        <w:numPr>
+          <w:ilvl w:val="3"/>
+          <w:numId w:val="5"/>
+        </w:numPr>
+        <w:rPr>
+          <w:rFonts w:ascii="Abadi" w:hAnsi="Abadi"/>
+        </w:rPr>
+      </w:pPr>
+      <w:r>
+        <w:rPr>
+          <w:rFonts w:ascii="Abadi" w:hAnsi="Abadi"/>
+        </w:rPr>
+        <w:t>Ruslan Salakhutdinov interview</w:t>
+      </w:r>
+    </w:p>
+    <w:p>
+      <w:pPr>
+        <w:pStyle w:val="ListParagraph"/>
+        <w:numPr>
+          <w:ilvl w:val="3"/>
+          <w:numId w:val="5"/>
+        </w:numPr>
+        <w:rPr>
+          <w:rFonts w:ascii="Abadi" w:hAnsi="Abadi"/>
+        </w:rPr>
+      </w:pPr>
+      <w:r>
+        <w:rPr>
+          <w:rFonts w:ascii="Abadi" w:hAnsi="Abadi"/>
+        </w:rPr>
+        <w:t>Reading: Lecture notes W2</w:t>
+      </w:r>
+    </w:p>
+    <w:p>
+      <w:pPr>
+        <w:pStyle w:val="ListParagraph"/>
+        <w:numPr>
+          <w:ilvl w:val="3"/>
+          <w:numId w:val="5"/>
+        </w:numPr>
+        <w:rPr>
+          <w:rFonts w:ascii="Abadi" w:hAnsi="Abadi"/>
+        </w:rPr>
+      </w:pPr>
+      <w:r>
+        <w:rPr>
+          <w:rFonts w:ascii="Abadi" w:hAnsi="Abadi"/>
+        </w:rPr>
+        <w:t>Assignment: Autonomous driving (quiz case study)</w:t>
+      </w:r>
+    </w:p>
+    <w:p>
+      <w:pPr>
+        <w:pStyle w:val="ListParagraph"/>
+        <w:numPr>
+          <w:ilvl w:val="1"/>
+          <w:numId w:val="5"/>
+        </w:numPr>
+        <w:rPr>
+          <w:rFonts w:ascii="Abadi" w:hAnsi="Abadi"/>
+        </w:rPr>
+      </w:pPr>
+      <w:r>
+        <w:rPr>
+          <w:rFonts w:ascii="Abadi" w:hAnsi="Abadi"/>
+        </w:rPr>
+        <w:t xml:space="preserve">Convolutional Neural Networks </w:t>
+      </w:r>
+    </w:p>
+    <w:p>
+      <w:pPr>
+        <w:pStyle w:val="ListParagraph"/>
+        <w:numPr>
+          <w:ilvl w:val="2"/>
+          <w:numId w:val="5"/>
+        </w:numPr>
+        <w:rPr>
+          <w:rFonts w:ascii="Abadi" w:hAnsi="Abadi"/>
+        </w:rPr>
+      </w:pPr>
+      <w:r>
+        <w:rPr>
+          <w:rFonts w:ascii="Abadi" w:hAnsi="Abadi"/>
+        </w:rPr>
+        <w:t>Week 1 – Foundations of convolutional neural networks</w:t>
+      </w:r>
+    </w:p>
+    <w:p>
+      <w:pPr>
+        <w:pStyle w:val="ListParagraph"/>
+        <w:numPr>
+          <w:ilvl w:val="3"/>
+          <w:numId w:val="5"/>
+        </w:numPr>
+        <w:rPr>
+          <w:rFonts w:ascii="Abadi" w:hAnsi="Abadi"/>
+        </w:rPr>
+      </w:pPr>
+      <w:r>
+        <w:rPr>
+          <w:rFonts w:ascii="Abadi" w:hAnsi="Abadi"/>
+        </w:rPr>
+        <w:t>Computer vision</w:t>
+      </w:r>
+    </w:p>
+    <w:p>
+      <w:pPr>
+        <w:pStyle w:val="ListParagraph"/>
+        <w:numPr>
+          <w:ilvl w:val="3"/>
+          <w:numId w:val="5"/>
+        </w:numPr>
+        <w:rPr>
+          <w:rFonts w:ascii="Abadi" w:hAnsi="Abadi"/>
+        </w:rPr>
+      </w:pPr>
+      <w:r>
+        <w:rPr>
+          <w:rFonts w:ascii="Abadi" w:hAnsi="Abadi"/>
+        </w:rPr>
+        <w:t>Edge detection example</w:t>
+      </w:r>
+    </w:p>
+    <w:p>
+      <w:pPr>
+        <w:pStyle w:val="ListParagraph"/>
+        <w:numPr>
+          <w:ilvl w:val="3"/>
+          <w:numId w:val="5"/>
+        </w:numPr>
+        <w:rPr>
+          <w:rFonts w:ascii="Abadi" w:hAnsi="Abadi"/>
+        </w:rPr>
+      </w:pPr>
+      <w:r>
+        <w:rPr>
+          <w:rFonts w:ascii="Abadi" w:hAnsi="Abadi"/>
+        </w:rPr>
+        <w:t>More edge detection</w:t>
+      </w:r>
+    </w:p>
+    <w:p>
+      <w:pPr>
+        <w:pStyle w:val="ListParagraph"/>
+        <w:numPr>
+          <w:ilvl w:val="3"/>
+          <w:numId w:val="5"/>
+        </w:numPr>
+        <w:rPr>
+          <w:rFonts w:ascii="Abadi" w:hAnsi="Abadi"/>
+        </w:rPr>
+      </w:pPr>
+      <w:r>
+        <w:rPr>
+          <w:rFonts w:ascii="Abadi" w:hAnsi="Abadi"/>
+        </w:rPr>
+        <w:t>Padding</w:t>
+      </w:r>
+    </w:p>
+    <w:p>
+      <w:pPr>
+        <w:pStyle w:val="ListParagraph"/>
+        <w:numPr>
+          <w:ilvl w:val="3"/>
+          <w:numId w:val="5"/>
+        </w:numPr>
+        <w:rPr>
+          <w:rFonts w:ascii="Abadi" w:hAnsi="Abadi"/>
+        </w:rPr>
+      </w:pPr>
+      <w:r>
+        <w:rPr>
+          <w:rFonts w:ascii="Abadi" w:hAnsi="Abadi"/>
+        </w:rPr>
+        <w:t>Strided convolutions</w:t>
+      </w:r>
+    </w:p>
+    <w:p>
+      <w:pPr>
+        <w:pStyle w:val="ListParagraph"/>
+        <w:numPr>
+          <w:ilvl w:val="3"/>
+          <w:numId w:val="5"/>
+        </w:numPr>
+        <w:rPr>
+          <w:rFonts w:ascii="Abadi" w:hAnsi="Abadi"/>
+        </w:rPr>
+      </w:pPr>
+      <w:r>
+        <w:rPr>
+          <w:rFonts w:ascii="Abadi" w:hAnsi="Abadi"/>
+        </w:rPr>
+        <w:t>Convolutions over volume</w:t>
+      </w:r>
+    </w:p>
+    <w:p>
+      <w:pPr>
+        <w:pStyle w:val="ListParagraph"/>
+        <w:numPr>
+          <w:ilvl w:val="3"/>
+          <w:numId w:val="5"/>
+        </w:numPr>
+        <w:rPr>
+          <w:rFonts w:ascii="Abadi" w:hAnsi="Abadi"/>
+        </w:rPr>
+      </w:pPr>
+      <w:r>
+        <w:rPr>
+          <w:rFonts w:ascii="Abadi" w:hAnsi="Abadi"/>
+        </w:rPr>
+        <w:t>One layer of a convolutional network</w:t>
+      </w:r>
+    </w:p>
+    <w:p>
+      <w:pPr>
+        <w:pStyle w:val="ListParagraph"/>
+        <w:numPr>
+          <w:ilvl w:val="3"/>
+          <w:numId w:val="5"/>
+        </w:numPr>
+        <w:rPr>
+          <w:rFonts w:ascii="Abadi" w:hAnsi="Abadi"/>
+        </w:rPr>
+      </w:pPr>
+      <w:r>
+        <w:rPr>
+          <w:rFonts w:ascii="Abadi" w:hAnsi="Abadi"/>
+        </w:rPr>
+        <w:t>Simple convolutional network example</w:t>
+      </w:r>
+    </w:p>
+    <w:p>
+      <w:pPr>
+        <w:pStyle w:val="ListParagraph"/>
+        <w:numPr>
+          <w:ilvl w:val="3"/>
+          <w:numId w:val="5"/>
+        </w:numPr>
+        <w:rPr>
+          <w:rFonts w:ascii="Abadi" w:hAnsi="Abadi"/>
+        </w:rPr>
+      </w:pPr>
+      <w:r>
+        <w:rPr>
+          <w:rFonts w:ascii="Abadi" w:hAnsi="Abadi"/>
+        </w:rPr>
+        <w:t>Pooling layers</w:t>
+      </w:r>
+    </w:p>
+    <w:p>
+      <w:pPr>
+        <w:pStyle w:val="ListParagraph"/>
+        <w:numPr>
+          <w:ilvl w:val="3"/>
+          <w:numId w:val="5"/>
+        </w:numPr>
+        <w:rPr>
+          <w:rFonts w:ascii="Abadi" w:hAnsi="Abadi"/>
+        </w:rPr>
+      </w:pPr>
+      <w:r>
+        <w:rPr>
+          <w:rFonts w:ascii="Abadi" w:hAnsi="Abadi"/>
+        </w:rPr>
+        <w:t>CNN example</w:t>
+      </w:r>
+    </w:p>
+    <w:p>
+      <w:pPr>
+        <w:pStyle w:val="ListParagraph"/>
+        <w:numPr>
+          <w:ilvl w:val="3"/>
+          <w:numId w:val="5"/>
+        </w:numPr>
+        <w:rPr>
+          <w:rFonts w:ascii="Abadi" w:hAnsi="Abadi"/>
+        </w:rPr>
+      </w:pPr>
+      <w:r>
+        <w:rPr>
+          <w:rFonts w:ascii="Abadi" w:hAnsi="Abadi"/>
+        </w:rPr>
+        <w:t>Why convolutions?</w:t>
+      </w:r>
+    </w:p>
+    <w:p>
+      <w:pPr>
+        <w:pStyle w:val="ListParagraph"/>
+        <w:numPr>
+          <w:ilvl w:val="3"/>
+          <w:numId w:val="5"/>
+        </w:numPr>
+        <w:rPr>
+          <w:rFonts w:ascii="Abadi" w:hAnsi="Abadi"/>
+        </w:rPr>
+      </w:pPr>
+      <w:r>
+        <w:rPr>
+          <w:rFonts w:ascii="Abadi" w:hAnsi="Abadi"/>
+        </w:rPr>
+        <w:t>Yann LeCun interview</w:t>
+      </w:r>
+    </w:p>
+    <w:p>
+      <w:pPr>
+        <w:pStyle w:val="ListParagraph"/>
+        <w:numPr>
+          <w:ilvl w:val="3"/>
+          <w:numId w:val="5"/>
+        </w:numPr>
+        <w:rPr>
+          <w:rFonts w:ascii="Abadi" w:hAnsi="Abadi"/>
+        </w:rPr>
+      </w:pPr>
+      <w:r>
+        <w:rPr>
+          <w:rFonts w:ascii="Abadi" w:hAnsi="Abadi"/>
+        </w:rPr>
+        <w:t>Assignment: The basics of ConvNets</w:t>
+      </w:r>
+    </w:p>
+    <w:p>
+      <w:pPr>
+        <w:pStyle w:val="ListParagraph"/>
+        <w:numPr>
+          <w:ilvl w:val="3"/>
+          <w:numId w:val="5"/>
+        </w:numPr>
+        <w:rPr>
+          <w:rFonts w:ascii="Abadi" w:hAnsi="Abadi"/>
+        </w:rPr>
+      </w:pPr>
+      <w:r>
+        <w:rPr>
+          <w:rFonts w:ascii="Abadi" w:hAnsi="Abadi"/>
+        </w:rPr>
+        <w:t>Lab: Convolutional model step by step</w:t>
+      </w:r>
+    </w:p>
+    <w:p>
+      <w:pPr>
+        <w:pStyle w:val="ListParagraph"/>
+        <w:numPr>
+          <w:ilvl w:val="3"/>
+          <w:numId w:val="5"/>
+        </w:numPr>
+        <w:rPr>
+          <w:rFonts w:ascii="Abadi" w:hAnsi="Abadi"/>
+        </w:rPr>
+      </w:pPr>
+      <w:r>
+        <w:rPr>
+          <w:rFonts w:ascii="Abadi" w:hAnsi="Abadi"/>
+        </w:rPr>
+        <w:t>Lab: Convolution model application</w:t>
+      </w:r>
+    </w:p>
+    <w:p>
+      <w:pPr>
+        <w:pStyle w:val="ListParagraph"/>
+        <w:numPr>
+          <w:ilvl w:val="2"/>
+          <w:numId w:val="5"/>
+        </w:numPr>
+        <w:rPr>
+          <w:rFonts w:ascii="Abadi" w:hAnsi="Abadi"/>
+        </w:rPr>
+      </w:pPr>
+      <w:r>
+        <w:rPr>
+          <w:rFonts w:ascii="Abadi" w:hAnsi="Abadi"/>
+        </w:rPr>
+        <w:t>Week 2 – Deep convolutional models: case studies</w:t>
+      </w:r>
+    </w:p>
+    <w:p>
+      <w:pPr>
+        <w:pStyle w:val="ListParagraph"/>
+        <w:numPr>
+          <w:ilvl w:val="3"/>
+          <w:numId w:val="5"/>
+        </w:numPr>
+        <w:rPr>
+          <w:rFonts w:ascii="Abadi" w:hAnsi="Abadi"/>
+        </w:rPr>
+      </w:pPr>
+      <w:r>
+        <w:rPr>
+          <w:rFonts w:ascii="Abadi" w:hAnsi="Abadi"/>
+        </w:rPr>
+        <w:t>Why look at case studies?</w:t>
+      </w:r>
+    </w:p>
+    <w:p>
+      <w:pPr>
+        <w:pStyle w:val="ListParagraph"/>
+        <w:numPr>
+          <w:ilvl w:val="3"/>
+          <w:numId w:val="5"/>
+        </w:numPr>
+        <w:rPr>
+          <w:rFonts w:ascii="Abadi" w:hAnsi="Abadi"/>
+        </w:rPr>
+      </w:pPr>
+      <w:r>
+        <w:rPr>
+          <w:rFonts w:ascii="Abadi" w:hAnsi="Abadi"/>
+        </w:rPr>
+        <w:t>Classic networks</w:t>
+      </w:r>
+    </w:p>
+    <w:p>
+      <w:pPr>
+        <w:pStyle w:val="ListParagraph"/>
+        <w:numPr>
+          <w:ilvl w:val="3"/>
+          <w:numId w:val="5"/>
+        </w:numPr>
+        <w:rPr>
+          <w:rFonts w:ascii="Abadi" w:hAnsi="Abadi"/>
+        </w:rPr>
+      </w:pPr>
+      <w:r>
+        <w:rPr>
+          <w:rFonts w:ascii="Abadi" w:hAnsi="Abadi"/>
+        </w:rPr>
+        <w:t>ResNets</w:t>
+      </w:r>
+    </w:p>
+    <w:p>
+      <w:pPr>
+        <w:pStyle w:val="ListParagraph"/>
+        <w:numPr>
+          <w:ilvl w:val="3"/>
+          <w:numId w:val="5"/>
+        </w:numPr>
+        <w:rPr>
+          <w:rFonts w:ascii="Abadi" w:hAnsi="Abadi"/>
+        </w:rPr>
+      </w:pPr>
+      <w:r>
+        <w:rPr>
+          <w:rFonts w:ascii="Abadi" w:hAnsi="Abadi"/>
+        </w:rPr>
+        <w:t>Why ResNets work?</w:t>
+      </w:r>
+    </w:p>
+    <w:p>
+      <w:pPr>
+        <w:pStyle w:val="ListParagraph"/>
+        <w:numPr>
+          <w:ilvl w:val="3"/>
+          <w:numId w:val="5"/>
+        </w:numPr>
+        <w:rPr>
+          <w:rFonts w:ascii="Abadi" w:hAnsi="Abadi"/>
+        </w:rPr>
+      </w:pPr>
+      <w:r>
+        <w:rPr>
+          <w:rFonts w:ascii="Abadi" w:hAnsi="Abadi"/>
+        </w:rPr>
+        <w:t>Networks in networks and 1x1 convolutions</w:t>
+      </w:r>
+    </w:p>
+    <w:p>
+      <w:pPr>
+        <w:pStyle w:val="ListParagraph"/>
+        <w:numPr>
+          <w:ilvl w:val="3"/>
+          <w:numId w:val="5"/>
+        </w:numPr>
+        <w:rPr>
+          <w:rFonts w:ascii="Abadi" w:hAnsi="Abadi"/>
+        </w:rPr>
+      </w:pPr>
+      <w:r>
+        <w:rPr>
+          <w:rFonts w:ascii="Abadi" w:hAnsi="Abadi"/>
+        </w:rPr>
+        <w:t>Inception network motivation</w:t>
+      </w:r>
+    </w:p>
+    <w:p>
+      <w:pPr>
+        <w:pStyle w:val="ListParagraph"/>
+        <w:numPr>
+          <w:ilvl w:val="3"/>
+          <w:numId w:val="5"/>
+        </w:numPr>
+        <w:rPr>
+          <w:rFonts w:ascii="Abadi" w:hAnsi="Abadi"/>
+        </w:rPr>
+      </w:pPr>
+      <w:r>
+        <w:rPr>
+          <w:rFonts w:ascii="Abadi" w:hAnsi="Abadi"/>
+        </w:rPr>
+        <w:t>Inception network</w:t>
+      </w:r>
+    </w:p>
+    <w:p>
+      <w:pPr>
+        <w:pStyle w:val="ListParagraph"/>
+        <w:numPr>
+          <w:ilvl w:val="3"/>
+          <w:numId w:val="5"/>
+        </w:numPr>
+        <w:rPr>
+          <w:rFonts w:ascii="Abadi" w:hAnsi="Abadi"/>
+        </w:rPr>
+      </w:pPr>
+      <w:r>
+        <w:rPr>
+          <w:rFonts w:ascii="Abadi" w:hAnsi="Abadi"/>
+        </w:rPr>
+        <w:t>MobileNet</w:t>
+      </w:r>
+    </w:p>
+    <w:p>
+      <w:pPr>
+        <w:pStyle w:val="ListParagraph"/>
+        <w:numPr>
+          <w:ilvl w:val="3"/>
+          <w:numId w:val="5"/>
+        </w:numPr>
+        <w:rPr>
+          <w:rFonts w:ascii="Abadi" w:hAnsi="Abadi"/>
+        </w:rPr>
+      </w:pPr>
+      <w:r>
+        <w:rPr>
+          <w:rFonts w:ascii="Abadi" w:hAnsi="Abadi"/>
+        </w:rPr>
+        <w:t>MobileNet architecture</w:t>
+      </w:r>
+    </w:p>
+    <w:p>
+      <w:pPr>
+        <w:pStyle w:val="ListParagraph"/>
+        <w:numPr>
+          <w:ilvl w:val="3"/>
+          <w:numId w:val="5"/>
+        </w:numPr>
+        <w:rPr>
+          <w:rFonts w:ascii="Abadi" w:hAnsi="Abadi"/>
+        </w:rPr>
+      </w:pPr>
+      <w:r>
+        <w:rPr>
+          <w:rFonts w:ascii="Abadi" w:hAnsi="Abadi"/>
+        </w:rPr>
+        <w:t>EfficientNet</w:t>
+      </w:r>
+    </w:p>
+    <w:p>
+      <w:pPr>
+        <w:pStyle w:val="ListParagraph"/>
+        <w:numPr>
+          <w:ilvl w:val="3"/>
+          <w:numId w:val="5"/>
+        </w:numPr>
+        <w:rPr>
+          <w:rFonts w:ascii="Abadi" w:hAnsi="Abadi"/>
+        </w:rPr>
+      </w:pPr>
+      <w:r>
+        <w:rPr>
+          <w:rFonts w:ascii="Abadi" w:hAnsi="Abadi"/>
+        </w:rPr>
         <w:lastRenderedPageBreak/>
-        <w:t>Week 2 – Optimization algorithms</w:t>
-      </w:r>
-    </w:p>
-    <w:p>
-      <w:pPr>
-        <w:pStyle w:val="ListParagraph"/>
-        <w:numPr>
-          <w:ilvl w:val="3"/>
-          <w:numId w:val="5"/>
-        </w:numPr>
-        <w:rPr>
-          <w:rFonts w:ascii="Abadi" w:hAnsi="Abadi"/>
-        </w:rPr>
-      </w:pPr>
-      <w:r>
-        <w:rPr>
-          <w:rFonts w:ascii="Abadi" w:hAnsi="Abadi"/>
-        </w:rPr>
-        <w:t>Mini-batch gradient descent</w:t>
-      </w:r>
-    </w:p>
-    <w:p>
-      <w:pPr>
-        <w:pStyle w:val="ListParagraph"/>
-        <w:numPr>
-          <w:ilvl w:val="3"/>
-          <w:numId w:val="5"/>
-        </w:numPr>
-        <w:rPr>
-          <w:rFonts w:ascii="Abadi" w:hAnsi="Abadi"/>
-        </w:rPr>
-      </w:pPr>
-      <w:r>
-        <w:rPr>
-          <w:rFonts w:ascii="Abadi" w:hAnsi="Abadi"/>
-        </w:rPr>
-        <w:t>Understanding mini-batch gradient descent</w:t>
-      </w:r>
-    </w:p>
-    <w:p>
-      <w:pPr>
-        <w:pStyle w:val="ListParagraph"/>
-        <w:numPr>
-          <w:ilvl w:val="3"/>
-          <w:numId w:val="5"/>
-        </w:numPr>
-        <w:rPr>
-          <w:rFonts w:ascii="Abadi" w:hAnsi="Abadi"/>
-        </w:rPr>
-      </w:pPr>
-      <w:r>
-        <w:rPr>
-          <w:rFonts w:ascii="Abadi" w:hAnsi="Abadi"/>
-        </w:rPr>
-        <w:t>Exponentially weighted averages</w:t>
-      </w:r>
-    </w:p>
-    <w:p>
-      <w:pPr>
-        <w:pStyle w:val="ListParagraph"/>
-        <w:numPr>
-          <w:ilvl w:val="3"/>
-          <w:numId w:val="5"/>
-        </w:numPr>
-        <w:rPr>
-          <w:rFonts w:ascii="Abadi" w:hAnsi="Abadi"/>
-        </w:rPr>
-      </w:pPr>
-      <w:r>
-        <w:rPr>
-          <w:rFonts w:ascii="Abadi" w:hAnsi="Abadi"/>
-        </w:rPr>
-        <w:t>Understanding exponentially weighted averages</w:t>
-      </w:r>
-    </w:p>
-    <w:p>
-      <w:pPr>
-        <w:pStyle w:val="ListParagraph"/>
-        <w:numPr>
-          <w:ilvl w:val="3"/>
-          <w:numId w:val="5"/>
-        </w:numPr>
-        <w:rPr>
-          <w:rFonts w:ascii="Abadi" w:hAnsi="Abadi"/>
-        </w:rPr>
-      </w:pPr>
-      <w:r>
-        <w:rPr>
-          <w:rFonts w:ascii="Abadi" w:hAnsi="Abadi"/>
-        </w:rPr>
-        <w:t>Bias correction in exponentially weighted averages</w:t>
-      </w:r>
-    </w:p>
-    <w:p>
-      <w:pPr>
-        <w:pStyle w:val="ListParagraph"/>
-        <w:numPr>
-          <w:ilvl w:val="3"/>
-          <w:numId w:val="5"/>
-        </w:numPr>
-        <w:rPr>
-          <w:rFonts w:ascii="Abadi" w:hAnsi="Abadi"/>
-        </w:rPr>
-      </w:pPr>
-      <w:r>
-        <w:rPr>
-          <w:rFonts w:ascii="Abadi" w:hAnsi="Abadi"/>
-        </w:rPr>
-        <w:t>Gradient descent with momentum</w:t>
-      </w:r>
-    </w:p>
-    <w:p>
-      <w:pPr>
-        <w:pStyle w:val="ListParagraph"/>
-        <w:numPr>
-          <w:ilvl w:val="3"/>
-          <w:numId w:val="5"/>
-        </w:numPr>
-        <w:rPr>
-          <w:rFonts w:ascii="Abadi" w:hAnsi="Abadi"/>
-        </w:rPr>
-      </w:pPr>
-      <w:r>
-        <w:rPr>
-          <w:rFonts w:ascii="Abadi" w:hAnsi="Abadi"/>
-        </w:rPr>
-        <w:t>RMSprop</w:t>
-      </w:r>
-    </w:p>
-    <w:p>
-      <w:pPr>
-        <w:pStyle w:val="ListParagraph"/>
-        <w:numPr>
-          <w:ilvl w:val="3"/>
-          <w:numId w:val="5"/>
-        </w:numPr>
-        <w:rPr>
-          <w:rFonts w:ascii="Abadi" w:hAnsi="Abadi"/>
-        </w:rPr>
-      </w:pPr>
-      <w:r>
-        <w:rPr>
-          <w:rFonts w:ascii="Abadi" w:hAnsi="Abadi"/>
-        </w:rPr>
-        <w:t>Adam optimization algorithm</w:t>
-      </w:r>
-    </w:p>
-    <w:p>
-      <w:pPr>
-        <w:pStyle w:val="ListParagraph"/>
-        <w:numPr>
-          <w:ilvl w:val="3"/>
-          <w:numId w:val="5"/>
-        </w:numPr>
-        <w:rPr>
-          <w:rFonts w:ascii="Abadi" w:hAnsi="Abadi"/>
-        </w:rPr>
-      </w:pPr>
-      <w:r>
-        <w:rPr>
-          <w:rFonts w:ascii="Abadi" w:hAnsi="Abadi"/>
-        </w:rPr>
-        <w:t>Learning rate decay</w:t>
-      </w:r>
-    </w:p>
-    <w:p>
-      <w:pPr>
-        <w:pStyle w:val="ListParagraph"/>
-        <w:numPr>
-          <w:ilvl w:val="3"/>
-          <w:numId w:val="5"/>
-        </w:numPr>
-        <w:rPr>
-          <w:rFonts w:ascii="Abadi" w:hAnsi="Abadi"/>
-        </w:rPr>
-      </w:pPr>
-      <w:r>
-        <w:rPr>
-          <w:rFonts w:ascii="Abadi" w:hAnsi="Abadi"/>
-        </w:rPr>
-        <w:t>The problem of local optima</w:t>
-      </w:r>
-    </w:p>
-    <w:p>
-      <w:pPr>
-        <w:pStyle w:val="ListParagraph"/>
-        <w:numPr>
-          <w:ilvl w:val="3"/>
-          <w:numId w:val="5"/>
-        </w:numPr>
-        <w:rPr>
-          <w:rFonts w:ascii="Abadi" w:hAnsi="Abadi"/>
-        </w:rPr>
-      </w:pPr>
-      <w:r>
-        <w:rPr>
-          <w:rFonts w:ascii="Abadi" w:hAnsi="Abadi"/>
-        </w:rPr>
-        <w:t>Yuanqing Lin interview</w:t>
-      </w:r>
-    </w:p>
-    <w:p>
-      <w:pPr>
-        <w:pStyle w:val="ListParagraph"/>
-        <w:numPr>
-          <w:ilvl w:val="3"/>
-          <w:numId w:val="5"/>
-        </w:numPr>
-        <w:rPr>
-          <w:rFonts w:ascii="Abadi" w:hAnsi="Abadi"/>
-        </w:rPr>
-      </w:pPr>
-      <w:r>
-        <w:rPr>
-          <w:rFonts w:ascii="Abadi" w:hAnsi="Abadi"/>
-        </w:rPr>
-        <w:t>Lab: Optimization methods</w:t>
+        <w:t>Using open-source implementation</w:t>
+      </w:r>
+    </w:p>
+    <w:p>
+      <w:pPr>
+        <w:pStyle w:val="ListParagraph"/>
+        <w:numPr>
+          <w:ilvl w:val="3"/>
+          <w:numId w:val="5"/>
+        </w:numPr>
+        <w:rPr>
+          <w:rFonts w:ascii="Abadi" w:hAnsi="Abadi"/>
+        </w:rPr>
+      </w:pPr>
+      <w:r>
+        <w:rPr>
+          <w:rFonts w:ascii="Abadi" w:hAnsi="Abadi"/>
+        </w:rPr>
+        <w:t>Transfer learning</w:t>
+      </w:r>
+    </w:p>
+    <w:p>
+      <w:pPr>
+        <w:pStyle w:val="ListParagraph"/>
+        <w:numPr>
+          <w:ilvl w:val="3"/>
+          <w:numId w:val="5"/>
+        </w:numPr>
+        <w:rPr>
+          <w:rFonts w:ascii="Abadi" w:hAnsi="Abadi"/>
+        </w:rPr>
+      </w:pPr>
+      <w:r>
+        <w:rPr>
+          <w:rFonts w:ascii="Abadi" w:hAnsi="Abadi"/>
+        </w:rPr>
+        <w:t>Data augmentation</w:t>
+      </w:r>
+    </w:p>
+    <w:p>
+      <w:pPr>
+        <w:pStyle w:val="ListParagraph"/>
+        <w:numPr>
+          <w:ilvl w:val="3"/>
+          <w:numId w:val="5"/>
+        </w:numPr>
+        <w:rPr>
+          <w:rFonts w:ascii="Abadi" w:hAnsi="Abadi"/>
+        </w:rPr>
+      </w:pPr>
+      <w:r>
+        <w:rPr>
+          <w:rFonts w:ascii="Abadi" w:hAnsi="Abadi"/>
+        </w:rPr>
+        <w:t>State of computer vision</w:t>
+      </w:r>
+    </w:p>
+    <w:p>
+      <w:pPr>
+        <w:pStyle w:val="ListParagraph"/>
+        <w:numPr>
+          <w:ilvl w:val="3"/>
+          <w:numId w:val="5"/>
+        </w:numPr>
+        <w:rPr>
+          <w:rFonts w:ascii="Abadi" w:hAnsi="Abadi"/>
+        </w:rPr>
+      </w:pPr>
+      <w:r>
+        <w:rPr>
+          <w:rFonts w:ascii="Abadi" w:hAnsi="Abadi"/>
+        </w:rPr>
+        <w:t>Assignment: Deep convolutional models</w:t>
+      </w:r>
+    </w:p>
+    <w:p>
+      <w:pPr>
+        <w:pStyle w:val="ListParagraph"/>
+        <w:numPr>
+          <w:ilvl w:val="3"/>
+          <w:numId w:val="5"/>
+        </w:numPr>
+        <w:rPr>
+          <w:rFonts w:ascii="Abadi" w:hAnsi="Abadi"/>
+        </w:rPr>
+      </w:pPr>
+      <w:r>
+        <w:rPr>
+          <w:rFonts w:ascii="Abadi" w:hAnsi="Abadi"/>
+        </w:rPr>
+        <w:t>Lab: Residual networks</w:t>
+      </w:r>
+    </w:p>
+    <w:p>
+      <w:pPr>
+        <w:pStyle w:val="ListParagraph"/>
+        <w:numPr>
+          <w:ilvl w:val="3"/>
+          <w:numId w:val="5"/>
+        </w:numPr>
+        <w:rPr>
+          <w:rFonts w:ascii="Abadi" w:hAnsi="Abadi"/>
+        </w:rPr>
+      </w:pPr>
+      <w:r>
+        <w:rPr>
+          <w:rFonts w:ascii="Abadi" w:hAnsi="Abadi"/>
+        </w:rPr>
+        <w:t>Lab: Transfer learning with MobileNet</w:t>
       </w:r>
     </w:p>
     <w:p>
@@ -3754,233 +5276,584 @@
         <w:rPr>
           <w:rFonts w:ascii="Abadi" w:hAnsi="Abadi"/>
         </w:rPr>
-        <w:t>Week 3 – Hyperparameter tuning, batch normalization &amp; frameworks</w:t>
-      </w:r>
-    </w:p>
-    <w:p>
-      <w:pPr>
-        <w:pStyle w:val="ListParagraph"/>
-        <w:numPr>
-          <w:ilvl w:val="3"/>
-          <w:numId w:val="5"/>
-        </w:numPr>
-        <w:rPr>
-          <w:rFonts w:ascii="Abadi" w:hAnsi="Abadi"/>
-        </w:rPr>
-      </w:pPr>
-      <w:r>
-        <w:rPr>
-          <w:rFonts w:ascii="Abadi" w:hAnsi="Abadi"/>
-        </w:rPr>
-        <w:t>Tuning process</w:t>
-      </w:r>
-    </w:p>
-    <w:p>
-      <w:pPr>
-        <w:pStyle w:val="ListParagraph"/>
-        <w:numPr>
-          <w:ilvl w:val="3"/>
-          <w:numId w:val="5"/>
-        </w:numPr>
-        <w:rPr>
-          <w:rFonts w:ascii="Abadi" w:hAnsi="Abadi"/>
-        </w:rPr>
-      </w:pPr>
-      <w:r>
-        <w:rPr>
-          <w:rFonts w:ascii="Abadi" w:hAnsi="Abadi"/>
-        </w:rPr>
-        <w:t>Using an appropriate scale to pick hyperparameters</w:t>
-      </w:r>
-    </w:p>
-    <w:p>
-      <w:pPr>
-        <w:pStyle w:val="ListParagraph"/>
-        <w:numPr>
-          <w:ilvl w:val="3"/>
-          <w:numId w:val="5"/>
-        </w:numPr>
-        <w:rPr>
-          <w:rFonts w:ascii="Abadi" w:hAnsi="Abadi"/>
-        </w:rPr>
-      </w:pPr>
-      <w:r>
-        <w:rPr>
-          <w:rFonts w:ascii="Abadi" w:hAnsi="Abadi"/>
-        </w:rPr>
-        <w:t>Hyperparameter tuning in practice: pandas vs caviar</w:t>
-      </w:r>
-    </w:p>
-    <w:p>
-      <w:pPr>
-        <w:pStyle w:val="ListParagraph"/>
-        <w:numPr>
-          <w:ilvl w:val="3"/>
-          <w:numId w:val="5"/>
-        </w:numPr>
-        <w:rPr>
-          <w:rFonts w:ascii="Abadi" w:hAnsi="Abadi"/>
-        </w:rPr>
-      </w:pPr>
-      <w:r>
-        <w:rPr>
-          <w:rFonts w:ascii="Abadi" w:hAnsi="Abadi"/>
-        </w:rPr>
-        <w:t>Normalizing activations in a network</w:t>
-      </w:r>
-    </w:p>
-    <w:p>
-      <w:pPr>
-        <w:pStyle w:val="ListParagraph"/>
-        <w:numPr>
-          <w:ilvl w:val="3"/>
-          <w:numId w:val="5"/>
-        </w:numPr>
-        <w:rPr>
-          <w:rFonts w:ascii="Abadi" w:hAnsi="Abadi"/>
-        </w:rPr>
-      </w:pPr>
-      <w:r>
-        <w:rPr>
-          <w:rFonts w:ascii="Abadi" w:hAnsi="Abadi"/>
-        </w:rPr>
-        <w:t>Fitting batch norm into a neural network</w:t>
-      </w:r>
-    </w:p>
-    <w:p>
-      <w:pPr>
-        <w:pStyle w:val="ListParagraph"/>
-        <w:numPr>
-          <w:ilvl w:val="3"/>
-          <w:numId w:val="5"/>
-        </w:numPr>
-        <w:rPr>
-          <w:rFonts w:ascii="Abadi" w:hAnsi="Abadi"/>
-        </w:rPr>
-      </w:pPr>
-      <w:r>
-        <w:rPr>
-          <w:rFonts w:ascii="Abadi" w:hAnsi="Abadi"/>
-        </w:rPr>
-        <w:t>Why does batch norm work?</w:t>
-      </w:r>
-    </w:p>
-    <w:p>
-      <w:pPr>
-        <w:pStyle w:val="ListParagraph"/>
-        <w:numPr>
-          <w:ilvl w:val="3"/>
-          <w:numId w:val="5"/>
-        </w:numPr>
-        <w:rPr>
-          <w:rFonts w:ascii="Abadi" w:hAnsi="Abadi"/>
-        </w:rPr>
-      </w:pPr>
-      <w:r>
-        <w:rPr>
-          <w:rFonts w:ascii="Abadi" w:hAnsi="Abadi"/>
-        </w:rPr>
-        <w:t>Batch norm at test time</w:t>
-      </w:r>
-    </w:p>
-    <w:p>
-      <w:pPr>
-        <w:pStyle w:val="ListParagraph"/>
-        <w:numPr>
-          <w:ilvl w:val="3"/>
-          <w:numId w:val="5"/>
-        </w:numPr>
-        <w:rPr>
-          <w:rFonts w:ascii="Abadi" w:hAnsi="Abadi"/>
-        </w:rPr>
-      </w:pPr>
-      <w:r>
-        <w:rPr>
-          <w:rFonts w:ascii="Abadi" w:hAnsi="Abadi"/>
-        </w:rPr>
-        <w:t>Softmax regression</w:t>
-      </w:r>
-    </w:p>
-    <w:p>
-      <w:pPr>
-        <w:pStyle w:val="ListParagraph"/>
-        <w:numPr>
-          <w:ilvl w:val="3"/>
-          <w:numId w:val="5"/>
-        </w:numPr>
-        <w:rPr>
-          <w:rFonts w:ascii="Abadi" w:hAnsi="Abadi"/>
-        </w:rPr>
-      </w:pPr>
-      <w:r>
-        <w:rPr>
-          <w:rFonts w:ascii="Abadi" w:hAnsi="Abadi"/>
-        </w:rPr>
-        <w:t>Training a softmax classifier</w:t>
-      </w:r>
-    </w:p>
-    <w:p>
-      <w:pPr>
-        <w:pStyle w:val="ListParagraph"/>
-        <w:numPr>
-          <w:ilvl w:val="3"/>
-          <w:numId w:val="5"/>
-        </w:numPr>
-        <w:rPr>
-          <w:rFonts w:ascii="Abadi" w:hAnsi="Abadi"/>
-        </w:rPr>
-      </w:pPr>
-      <w:r>
-        <w:rPr>
-          <w:rFonts w:ascii="Abadi" w:hAnsi="Abadi"/>
-        </w:rPr>
-        <w:t>Deep learning frameworks</w:t>
-      </w:r>
-    </w:p>
-    <w:p>
-      <w:pPr>
-        <w:pStyle w:val="ListParagraph"/>
-        <w:numPr>
-          <w:ilvl w:val="3"/>
-          <w:numId w:val="5"/>
-        </w:numPr>
-        <w:rPr>
-          <w:rFonts w:ascii="Abadi" w:hAnsi="Abadi"/>
-        </w:rPr>
-      </w:pPr>
-      <w:r>
-        <w:rPr>
-          <w:rFonts w:ascii="Abadi" w:hAnsi="Abadi"/>
-        </w:rPr>
-        <w:t>TensorFlow</w:t>
-      </w:r>
-    </w:p>
-    <w:p>
-      <w:pPr>
-        <w:pStyle w:val="ListParagraph"/>
-        <w:numPr>
-          <w:ilvl w:val="3"/>
-          <w:numId w:val="5"/>
-        </w:numPr>
-        <w:rPr>
-          <w:rFonts w:ascii="Abadi" w:hAnsi="Abadi"/>
-        </w:rPr>
-      </w:pPr>
-      <w:r>
-        <w:rPr>
-          <w:rFonts w:ascii="Abadi" w:hAnsi="Abadi"/>
-        </w:rPr>
-        <w:t>Lab: TensorFlow introduction</w:t>
-      </w:r>
-    </w:p>
-    <w:p>
-      <w:pPr>
-        <w:pStyle w:val="ListParagraph"/>
-        <w:ind w:left="2160"/>
-        <w:rPr>
-          <w:rFonts w:ascii="Abadi" w:hAnsi="Abadi"/>
-        </w:rPr>
-      </w:pPr>
+        <w:t>Week 3 – Object detection</w:t>
+      </w:r>
+    </w:p>
+    <w:p>
+      <w:pPr>
+        <w:pStyle w:val="ListParagraph"/>
+        <w:numPr>
+          <w:ilvl w:val="3"/>
+          <w:numId w:val="5"/>
+        </w:numPr>
+        <w:rPr>
+          <w:rFonts w:ascii="Abadi" w:hAnsi="Abadi"/>
+        </w:rPr>
+      </w:pPr>
+      <w:r>
+        <w:rPr>
+          <w:rFonts w:ascii="Abadi" w:hAnsi="Abadi"/>
+        </w:rPr>
+        <w:t>Object localization</w:t>
+      </w:r>
+    </w:p>
+    <w:p>
+      <w:pPr>
+        <w:pStyle w:val="ListParagraph"/>
+        <w:numPr>
+          <w:ilvl w:val="3"/>
+          <w:numId w:val="5"/>
+        </w:numPr>
+        <w:rPr>
+          <w:rFonts w:ascii="Abadi" w:hAnsi="Abadi"/>
+        </w:rPr>
+      </w:pPr>
+      <w:r>
+        <w:rPr>
+          <w:rFonts w:ascii="Abadi" w:hAnsi="Abadi"/>
+        </w:rPr>
+        <w:t>Landmark detection</w:t>
+      </w:r>
+    </w:p>
+    <w:p>
+      <w:pPr>
+        <w:pStyle w:val="ListParagraph"/>
+        <w:numPr>
+          <w:ilvl w:val="3"/>
+          <w:numId w:val="5"/>
+        </w:numPr>
+        <w:rPr>
+          <w:rFonts w:ascii="Abadi" w:hAnsi="Abadi"/>
+        </w:rPr>
+      </w:pPr>
+      <w:r>
+        <w:rPr>
+          <w:rFonts w:ascii="Abadi" w:hAnsi="Abadi"/>
+        </w:rPr>
+        <w:t>Object detection</w:t>
+      </w:r>
+    </w:p>
+    <w:p>
+      <w:pPr>
+        <w:pStyle w:val="ListParagraph"/>
+        <w:numPr>
+          <w:ilvl w:val="3"/>
+          <w:numId w:val="5"/>
+        </w:numPr>
+        <w:rPr>
+          <w:rFonts w:ascii="Abadi" w:hAnsi="Abadi"/>
+        </w:rPr>
+      </w:pPr>
+      <w:r>
+        <w:rPr>
+          <w:rFonts w:ascii="Abadi" w:hAnsi="Abadi"/>
+        </w:rPr>
+        <w:t>Convolutional implementation of sliding windows</w:t>
+      </w:r>
+    </w:p>
+    <w:p>
+      <w:pPr>
+        <w:pStyle w:val="ListParagraph"/>
+        <w:numPr>
+          <w:ilvl w:val="3"/>
+          <w:numId w:val="5"/>
+        </w:numPr>
+        <w:rPr>
+          <w:rFonts w:ascii="Abadi" w:hAnsi="Abadi"/>
+        </w:rPr>
+      </w:pPr>
+      <w:r>
+        <w:rPr>
+          <w:rFonts w:ascii="Abadi" w:hAnsi="Abadi"/>
+        </w:rPr>
+        <w:t>Bounding box predictions</w:t>
+      </w:r>
+    </w:p>
+    <w:p>
+      <w:pPr>
+        <w:pStyle w:val="ListParagraph"/>
+        <w:numPr>
+          <w:ilvl w:val="3"/>
+          <w:numId w:val="5"/>
+        </w:numPr>
+        <w:rPr>
+          <w:rFonts w:ascii="Abadi" w:hAnsi="Abadi"/>
+        </w:rPr>
+      </w:pPr>
+      <w:r>
+        <w:rPr>
+          <w:rFonts w:ascii="Abadi" w:hAnsi="Abadi"/>
+        </w:rPr>
+        <w:t>Intersection over union</w:t>
+      </w:r>
+    </w:p>
+    <w:p>
+      <w:pPr>
+        <w:pStyle w:val="ListParagraph"/>
+        <w:numPr>
+          <w:ilvl w:val="3"/>
+          <w:numId w:val="5"/>
+        </w:numPr>
+        <w:rPr>
+          <w:rFonts w:ascii="Abadi" w:hAnsi="Abadi"/>
+        </w:rPr>
+      </w:pPr>
+      <w:r>
+        <w:rPr>
+          <w:rFonts w:ascii="Abadi" w:hAnsi="Abadi"/>
+        </w:rPr>
+        <w:t>Non-max suppression</w:t>
+      </w:r>
+    </w:p>
+    <w:p>
+      <w:pPr>
+        <w:pStyle w:val="ListParagraph"/>
+        <w:numPr>
+          <w:ilvl w:val="3"/>
+          <w:numId w:val="5"/>
+        </w:numPr>
+        <w:rPr>
+          <w:rFonts w:ascii="Abadi" w:hAnsi="Abadi"/>
+        </w:rPr>
+      </w:pPr>
+      <w:r>
+        <w:rPr>
+          <w:rFonts w:ascii="Abadi" w:hAnsi="Abadi"/>
+        </w:rPr>
+        <w:t>Anchor boxes</w:t>
+      </w:r>
+    </w:p>
+    <w:p>
+      <w:pPr>
+        <w:pStyle w:val="ListParagraph"/>
+        <w:numPr>
+          <w:ilvl w:val="3"/>
+          <w:numId w:val="5"/>
+        </w:numPr>
+        <w:rPr>
+          <w:rFonts w:ascii="Abadi" w:hAnsi="Abadi"/>
+        </w:rPr>
+      </w:pPr>
+      <w:r>
+        <w:rPr>
+          <w:rFonts w:ascii="Abadi" w:hAnsi="Abadi"/>
+        </w:rPr>
+        <w:t>YOLO algorithm</w:t>
+      </w:r>
+    </w:p>
+    <w:p>
+      <w:pPr>
+        <w:pStyle w:val="ListParagraph"/>
+        <w:numPr>
+          <w:ilvl w:val="3"/>
+          <w:numId w:val="5"/>
+        </w:numPr>
+        <w:rPr>
+          <w:rFonts w:ascii="Abadi" w:hAnsi="Abadi"/>
+        </w:rPr>
+      </w:pPr>
+      <w:r>
+        <w:rPr>
+          <w:rFonts w:ascii="Abadi" w:hAnsi="Abadi"/>
+        </w:rPr>
+        <w:t>Region proposals (optional)</w:t>
+      </w:r>
+    </w:p>
+    <w:p>
+      <w:pPr>
+        <w:pStyle w:val="ListParagraph"/>
+        <w:numPr>
+          <w:ilvl w:val="3"/>
+          <w:numId w:val="5"/>
+        </w:numPr>
+        <w:rPr>
+          <w:rFonts w:ascii="Abadi" w:hAnsi="Abadi"/>
+        </w:rPr>
+      </w:pPr>
+      <w:r>
+        <w:rPr>
+          <w:rFonts w:ascii="Abadi" w:hAnsi="Abadi"/>
+        </w:rPr>
+        <w:t>Semantic segmentation with U-Net</w:t>
+      </w:r>
+    </w:p>
+    <w:p>
+      <w:pPr>
+        <w:pStyle w:val="ListParagraph"/>
+        <w:numPr>
+          <w:ilvl w:val="3"/>
+          <w:numId w:val="5"/>
+        </w:numPr>
+        <w:rPr>
+          <w:rFonts w:ascii="Abadi" w:hAnsi="Abadi"/>
+        </w:rPr>
+      </w:pPr>
+      <w:r>
+        <w:rPr>
+          <w:rFonts w:ascii="Abadi" w:hAnsi="Abadi"/>
+        </w:rPr>
+        <w:t>Transpose convolutions</w:t>
+      </w:r>
+    </w:p>
+    <w:p>
+      <w:pPr>
+        <w:pStyle w:val="ListParagraph"/>
+        <w:numPr>
+          <w:ilvl w:val="3"/>
+          <w:numId w:val="5"/>
+        </w:numPr>
+        <w:rPr>
+          <w:rFonts w:ascii="Abadi" w:hAnsi="Abadi"/>
+        </w:rPr>
+      </w:pPr>
+      <w:r>
+        <w:rPr>
+          <w:rFonts w:ascii="Abadi" w:hAnsi="Abadi"/>
+        </w:rPr>
+        <w:t>U-Net architecture intuition</w:t>
+      </w:r>
+    </w:p>
+    <w:p>
+      <w:pPr>
+        <w:pStyle w:val="ListParagraph"/>
+        <w:numPr>
+          <w:ilvl w:val="3"/>
+          <w:numId w:val="5"/>
+        </w:numPr>
+        <w:rPr>
+          <w:rFonts w:ascii="Abadi" w:hAnsi="Abadi"/>
+        </w:rPr>
+      </w:pPr>
+      <w:r>
+        <w:rPr>
+          <w:rFonts w:ascii="Abadi" w:hAnsi="Abadi"/>
+        </w:rPr>
+        <w:t>U-Net architecture</w:t>
+      </w:r>
+    </w:p>
+    <w:p>
+      <w:pPr>
+        <w:pStyle w:val="ListParagraph"/>
+        <w:numPr>
+          <w:ilvl w:val="3"/>
+          <w:numId w:val="5"/>
+        </w:numPr>
+        <w:rPr>
+          <w:rFonts w:ascii="Abadi" w:hAnsi="Abadi"/>
+        </w:rPr>
+      </w:pPr>
+      <w:r>
+        <w:rPr>
+          <w:rFonts w:ascii="Abadi" w:hAnsi="Abadi"/>
+        </w:rPr>
+        <w:t>Assignment: Detection algorithms</w:t>
+      </w:r>
+    </w:p>
+    <w:p>
+      <w:pPr>
+        <w:pStyle w:val="ListParagraph"/>
+        <w:numPr>
+          <w:ilvl w:val="3"/>
+          <w:numId w:val="5"/>
+        </w:numPr>
+        <w:rPr>
+          <w:rFonts w:ascii="Abadi" w:hAnsi="Abadi"/>
+        </w:rPr>
+      </w:pPr>
+      <w:r>
+        <w:rPr>
+          <w:rFonts w:ascii="Abadi" w:hAnsi="Abadi"/>
+        </w:rPr>
+        <w:t>Lab: Car detection with YOLO</w:t>
+      </w:r>
+    </w:p>
+    <w:p>
+      <w:pPr>
+        <w:pStyle w:val="ListParagraph"/>
+        <w:numPr>
+          <w:ilvl w:val="3"/>
+          <w:numId w:val="5"/>
+        </w:numPr>
+        <w:rPr>
+          <w:rFonts w:ascii="Abadi" w:hAnsi="Abadi"/>
+        </w:rPr>
+      </w:pPr>
+      <w:r>
+        <w:rPr>
+          <w:rFonts w:ascii="Abadi" w:hAnsi="Abadi"/>
+        </w:rPr>
+        <w:t>Lab: Image segmentation with U-Net</w:t>
+      </w:r>
+    </w:p>
+    <w:p>
+      <w:pPr>
+        <w:pStyle w:val="ListParagraph"/>
+        <w:numPr>
+          <w:ilvl w:val="2"/>
+          <w:numId w:val="5"/>
+        </w:numPr>
+        <w:rPr>
+          <w:rFonts w:ascii="Abadi" w:hAnsi="Abadi"/>
+        </w:rPr>
+      </w:pPr>
+      <w:r>
+        <w:rPr>
+          <w:rFonts w:ascii="Abadi" w:hAnsi="Abadi"/>
+        </w:rPr>
+        <w:t>Week 4 – Special applications: face recognition &amp; neural style transfer</w:t>
+      </w:r>
+    </w:p>
+    <w:p>
+      <w:pPr>
+        <w:pStyle w:val="ListParagraph"/>
+        <w:numPr>
+          <w:ilvl w:val="3"/>
+          <w:numId w:val="5"/>
+        </w:numPr>
+        <w:rPr>
+          <w:rFonts w:ascii="Abadi" w:hAnsi="Abadi"/>
+        </w:rPr>
+      </w:pPr>
+      <w:r>
+        <w:rPr>
+          <w:rFonts w:ascii="Abadi" w:hAnsi="Abadi"/>
+        </w:rPr>
+        <w:t>What is face recognition?</w:t>
+      </w:r>
+    </w:p>
+    <w:p>
+      <w:pPr>
+        <w:pStyle w:val="ListParagraph"/>
+        <w:numPr>
+          <w:ilvl w:val="3"/>
+          <w:numId w:val="5"/>
+        </w:numPr>
+        <w:rPr>
+          <w:rFonts w:ascii="Abadi" w:hAnsi="Abadi"/>
+        </w:rPr>
+      </w:pPr>
+      <w:r>
+        <w:rPr>
+          <w:rFonts w:ascii="Abadi" w:hAnsi="Abadi"/>
+        </w:rPr>
+        <w:t>One shot learning</w:t>
+      </w:r>
+    </w:p>
+    <w:p>
+      <w:pPr>
+        <w:pStyle w:val="ListParagraph"/>
+        <w:numPr>
+          <w:ilvl w:val="3"/>
+          <w:numId w:val="5"/>
+        </w:numPr>
+        <w:rPr>
+          <w:rFonts w:ascii="Abadi" w:hAnsi="Abadi"/>
+        </w:rPr>
+      </w:pPr>
+      <w:r>
+        <w:rPr>
+          <w:rFonts w:ascii="Abadi" w:hAnsi="Abadi"/>
+        </w:rPr>
+        <w:t>Siamese network</w:t>
+      </w:r>
+    </w:p>
+    <w:p>
+      <w:pPr>
+        <w:pStyle w:val="ListParagraph"/>
+        <w:numPr>
+          <w:ilvl w:val="3"/>
+          <w:numId w:val="5"/>
+        </w:numPr>
+        <w:rPr>
+          <w:rFonts w:ascii="Abadi" w:hAnsi="Abadi"/>
+        </w:rPr>
+      </w:pPr>
+      <w:r>
+        <w:rPr>
+          <w:rFonts w:ascii="Abadi" w:hAnsi="Abadi"/>
+        </w:rPr>
+        <w:t>Triplet loss</w:t>
+      </w:r>
+    </w:p>
+    <w:p>
+      <w:pPr>
+        <w:pStyle w:val="ListParagraph"/>
+        <w:numPr>
+          <w:ilvl w:val="3"/>
+          <w:numId w:val="5"/>
+        </w:numPr>
+        <w:rPr>
+          <w:rFonts w:ascii="Abadi" w:hAnsi="Abadi"/>
+        </w:rPr>
+      </w:pPr>
+      <w:r>
+        <w:rPr>
+          <w:rFonts w:ascii="Abadi" w:hAnsi="Abadi"/>
+        </w:rPr>
+        <w:t>Face verification and binary classification</w:t>
+      </w:r>
+    </w:p>
+    <w:p>
+      <w:pPr>
+        <w:pStyle w:val="ListParagraph"/>
+        <w:numPr>
+          <w:ilvl w:val="3"/>
+          <w:numId w:val="5"/>
+        </w:numPr>
+        <w:rPr>
+          <w:rFonts w:ascii="Abadi" w:hAnsi="Abadi"/>
+        </w:rPr>
+      </w:pPr>
+      <w:r>
+        <w:rPr>
+          <w:rFonts w:ascii="Abadi" w:hAnsi="Abadi"/>
+        </w:rPr>
+        <w:t>What is neural style transfer?</w:t>
+      </w:r>
+    </w:p>
+    <w:p>
+      <w:pPr>
+        <w:pStyle w:val="ListParagraph"/>
+        <w:numPr>
+          <w:ilvl w:val="3"/>
+          <w:numId w:val="5"/>
+        </w:numPr>
+        <w:rPr>
+          <w:rFonts w:ascii="Abadi" w:hAnsi="Abadi"/>
+        </w:rPr>
+      </w:pPr>
+      <w:r>
+        <w:rPr>
+          <w:rFonts w:ascii="Abadi" w:hAnsi="Abadi"/>
+        </w:rPr>
+        <w:t>What are deep ConvNets learning?</w:t>
+      </w:r>
+    </w:p>
+    <w:p>
+      <w:pPr>
+        <w:pStyle w:val="ListParagraph"/>
+        <w:numPr>
+          <w:ilvl w:val="3"/>
+          <w:numId w:val="5"/>
+        </w:numPr>
+        <w:rPr>
+          <w:rFonts w:ascii="Abadi" w:hAnsi="Abadi"/>
+        </w:rPr>
+      </w:pPr>
+      <w:r>
+        <w:rPr>
+          <w:rFonts w:ascii="Abadi" w:hAnsi="Abadi"/>
+        </w:rPr>
+        <w:t>Cost function</w:t>
+      </w:r>
+    </w:p>
+    <w:p>
+      <w:pPr>
+        <w:pStyle w:val="ListParagraph"/>
+        <w:numPr>
+          <w:ilvl w:val="3"/>
+          <w:numId w:val="5"/>
+        </w:numPr>
+        <w:rPr>
+          <w:rFonts w:ascii="Abadi" w:hAnsi="Abadi"/>
+        </w:rPr>
+      </w:pPr>
+      <w:r>
+        <w:rPr>
+          <w:rFonts w:ascii="Abadi" w:hAnsi="Abadi"/>
+        </w:rPr>
+        <w:t>Content cost function</w:t>
+      </w:r>
+    </w:p>
+    <w:p>
+      <w:pPr>
+        <w:pStyle w:val="ListParagraph"/>
+        <w:numPr>
+          <w:ilvl w:val="3"/>
+          <w:numId w:val="5"/>
+        </w:numPr>
+        <w:rPr>
+          <w:rFonts w:ascii="Abadi" w:hAnsi="Abadi"/>
+        </w:rPr>
+      </w:pPr>
+      <w:r>
+        <w:rPr>
+          <w:rFonts w:ascii="Abadi" w:hAnsi="Abadi"/>
+        </w:rPr>
+        <w:t>Style cost function</w:t>
+      </w:r>
+    </w:p>
+    <w:p>
+      <w:pPr>
+        <w:pStyle w:val="ListParagraph"/>
+        <w:numPr>
+          <w:ilvl w:val="3"/>
+          <w:numId w:val="5"/>
+        </w:numPr>
+        <w:rPr>
+          <w:rFonts w:ascii="Abadi" w:hAnsi="Abadi"/>
+        </w:rPr>
+      </w:pPr>
+      <w:r>
+        <w:rPr>
+          <w:rFonts w:ascii="Abadi" w:hAnsi="Abadi"/>
+        </w:rPr>
+        <w:t>1D and 3D generalizations</w:t>
+      </w:r>
+    </w:p>
+    <w:p>
+      <w:pPr>
+        <w:pStyle w:val="ListParagraph"/>
+        <w:numPr>
+          <w:ilvl w:val="3"/>
+          <w:numId w:val="5"/>
+        </w:numPr>
+        <w:rPr>
+          <w:rFonts w:ascii="Abadi" w:hAnsi="Abadi"/>
+        </w:rPr>
+      </w:pPr>
+      <w:r>
+        <w:rPr>
+          <w:rFonts w:ascii="Abadi" w:hAnsi="Abadi"/>
+        </w:rPr>
+        <w:t>Assignment: Special applications: face recognition &amp; neural style transfer</w:t>
+      </w:r>
+    </w:p>
+    <w:p>
+      <w:pPr>
+        <w:pStyle w:val="ListParagraph"/>
+        <w:numPr>
+          <w:ilvl w:val="3"/>
+          <w:numId w:val="5"/>
+        </w:numPr>
+        <w:rPr>
+          <w:rFonts w:ascii="Abadi" w:hAnsi="Abadi"/>
+        </w:rPr>
+      </w:pPr>
+      <w:r>
+        <w:rPr>
+          <w:rFonts w:ascii="Abadi" w:hAnsi="Abadi"/>
+        </w:rPr>
+        <w:t>Lab: Face recognition</w:t>
+      </w:r>
+    </w:p>
+    <w:p>
+      <w:pPr>
+        <w:pStyle w:val="ListParagraph"/>
+        <w:numPr>
+          <w:ilvl w:val="3"/>
+          <w:numId w:val="5"/>
+        </w:numPr>
+        <w:rPr>
+          <w:rFonts w:ascii="Abadi" w:hAnsi="Abadi"/>
+        </w:rPr>
+      </w:pPr>
+      <w:r>
+        <w:rPr>
+          <w:rFonts w:ascii="Abadi" w:hAnsi="Abadi"/>
+        </w:rPr>
+        <w:t>Lab: Art generation with neural style transfer</w:t>
+      </w:r>
     </w:p>
     <w:p>
       <w:pPr>
@@ -3997,7 +5870,7 @@
         <w:rPr>
           <w:rFonts w:ascii="Abadi" w:hAnsi="Abadi"/>
         </w:rPr>
-        <w:t>Structuring Machine Learning Projects</w:t>
+        <w:t>Sequence Models</w:t>
       </w:r>
     </w:p>
     <w:p>
@@ -4015,295 +5888,296 @@
         <w:rPr>
           <w:rFonts w:ascii="Abadi" w:hAnsi="Abadi"/>
         </w:rPr>
-        <w:t>Week 1 – ML strategy (1)</w:t>
-      </w:r>
-    </w:p>
-    <w:p>
-      <w:pPr>
-        <w:pStyle w:val="ListParagraph"/>
-        <w:numPr>
-          <w:ilvl w:val="3"/>
-          <w:numId w:val="5"/>
-        </w:numPr>
-        <w:rPr>
-          <w:rFonts w:ascii="Abadi" w:hAnsi="Abadi"/>
-        </w:rPr>
-      </w:pPr>
-      <w:r>
-        <w:rPr>
-          <w:rFonts w:ascii="Abadi" w:hAnsi="Abadi"/>
-        </w:rPr>
-        <w:t>Why ML strategy</w:t>
-      </w:r>
-    </w:p>
-    <w:p>
-      <w:pPr>
-        <w:pStyle w:val="ListParagraph"/>
-        <w:numPr>
-          <w:ilvl w:val="3"/>
-          <w:numId w:val="5"/>
-        </w:numPr>
-        <w:rPr>
-          <w:rFonts w:ascii="Abadi" w:hAnsi="Abadi"/>
-        </w:rPr>
-      </w:pPr>
-      <w:r>
-        <w:rPr>
-          <w:rFonts w:ascii="Abadi" w:hAnsi="Abadi"/>
-        </w:rPr>
-        <w:t>Orthogonalization</w:t>
-      </w:r>
-    </w:p>
-    <w:p>
-      <w:pPr>
-        <w:pStyle w:val="ListParagraph"/>
-        <w:numPr>
-          <w:ilvl w:val="3"/>
-          <w:numId w:val="5"/>
-        </w:numPr>
-        <w:rPr>
-          <w:rFonts w:ascii="Abadi" w:hAnsi="Abadi"/>
-        </w:rPr>
-      </w:pPr>
-      <w:r>
-        <w:rPr>
-          <w:rFonts w:ascii="Abadi" w:hAnsi="Abadi"/>
-        </w:rPr>
-        <w:t>Single number evaluation metric</w:t>
-      </w:r>
-    </w:p>
-    <w:p>
-      <w:pPr>
-        <w:pStyle w:val="ListParagraph"/>
-        <w:numPr>
-          <w:ilvl w:val="3"/>
-          <w:numId w:val="5"/>
-        </w:numPr>
-        <w:rPr>
-          <w:rFonts w:ascii="Abadi" w:hAnsi="Abadi"/>
-        </w:rPr>
-      </w:pPr>
-      <w:r>
-        <w:rPr>
-          <w:rFonts w:ascii="Abadi" w:hAnsi="Abadi"/>
-        </w:rPr>
-        <w:t>Satisficing and optimizing metric</w:t>
-      </w:r>
-    </w:p>
-    <w:p>
-      <w:pPr>
-        <w:pStyle w:val="ListParagraph"/>
-        <w:numPr>
-          <w:ilvl w:val="3"/>
-          <w:numId w:val="5"/>
-        </w:numPr>
-        <w:rPr>
-          <w:rFonts w:ascii="Abadi" w:hAnsi="Abadi"/>
-        </w:rPr>
-      </w:pPr>
-      <w:r>
-        <w:rPr>
-          <w:rFonts w:ascii="Abadi" w:hAnsi="Abadi"/>
-        </w:rPr>
-        <w:t>Train/dev/test distributions</w:t>
-      </w:r>
-    </w:p>
-    <w:p>
-      <w:pPr>
-        <w:pStyle w:val="ListParagraph"/>
-        <w:numPr>
-          <w:ilvl w:val="3"/>
-          <w:numId w:val="5"/>
-        </w:numPr>
-        <w:rPr>
-          <w:rFonts w:ascii="Abadi" w:hAnsi="Abadi"/>
-        </w:rPr>
-      </w:pPr>
-      <w:r>
-        <w:rPr>
-          <w:rFonts w:ascii="Abadi" w:hAnsi="Abadi"/>
-        </w:rPr>
-        <w:t>Size of the dev and test sets</w:t>
-      </w:r>
-    </w:p>
-    <w:p>
-      <w:pPr>
-        <w:pStyle w:val="ListParagraph"/>
-        <w:numPr>
-          <w:ilvl w:val="3"/>
-          <w:numId w:val="5"/>
-        </w:numPr>
-        <w:rPr>
-          <w:rFonts w:ascii="Abadi" w:hAnsi="Abadi"/>
-        </w:rPr>
-      </w:pPr>
-      <w:r>
-        <w:rPr>
-          <w:rFonts w:ascii="Abadi" w:hAnsi="Abadi"/>
-        </w:rPr>
-        <w:t>When to change dev/test sets and metrics?</w:t>
-      </w:r>
-    </w:p>
-    <w:p>
-      <w:pPr>
-        <w:pStyle w:val="ListParagraph"/>
-        <w:numPr>
-          <w:ilvl w:val="3"/>
-          <w:numId w:val="5"/>
-        </w:numPr>
-        <w:rPr>
-          <w:rFonts w:ascii="Abadi" w:hAnsi="Abadi"/>
-        </w:rPr>
-      </w:pPr>
-      <w:r>
-        <w:rPr>
-          <w:rFonts w:ascii="Abadi" w:hAnsi="Abadi"/>
-        </w:rPr>
-        <w:t>Why human-level performance?</w:t>
-      </w:r>
-    </w:p>
-    <w:p>
-      <w:pPr>
-        <w:pStyle w:val="ListParagraph"/>
-        <w:numPr>
-          <w:ilvl w:val="3"/>
-          <w:numId w:val="5"/>
-        </w:numPr>
-        <w:rPr>
-          <w:rFonts w:ascii="Abadi" w:hAnsi="Abadi"/>
-        </w:rPr>
-      </w:pPr>
-      <w:r>
-        <w:rPr>
-          <w:rFonts w:ascii="Abadi" w:hAnsi="Abadi"/>
-        </w:rPr>
-        <w:t>Avoidable bias</w:t>
-      </w:r>
-    </w:p>
-    <w:p>
-      <w:pPr>
-        <w:pStyle w:val="ListParagraph"/>
-        <w:numPr>
-          <w:ilvl w:val="3"/>
-          <w:numId w:val="5"/>
-        </w:numPr>
-        <w:rPr>
-          <w:rFonts w:ascii="Abadi" w:hAnsi="Abadi"/>
-        </w:rPr>
-      </w:pPr>
-      <w:r>
-        <w:rPr>
-          <w:rFonts w:ascii="Abadi" w:hAnsi="Abadi"/>
-        </w:rPr>
-        <w:t>Understanding human-level performance</w:t>
-      </w:r>
-    </w:p>
-    <w:p>
-      <w:pPr>
-        <w:pStyle w:val="ListParagraph"/>
-        <w:numPr>
-          <w:ilvl w:val="3"/>
-          <w:numId w:val="5"/>
-        </w:numPr>
-        <w:rPr>
-          <w:rFonts w:ascii="Abadi" w:hAnsi="Abadi"/>
-        </w:rPr>
-      </w:pPr>
-      <w:r>
-        <w:rPr>
-          <w:rFonts w:ascii="Abadi" w:hAnsi="Abadi"/>
-        </w:rPr>
-        <w:t>Surpassing human-level performance</w:t>
-      </w:r>
-    </w:p>
-    <w:p>
-      <w:pPr>
-        <w:pStyle w:val="ListParagraph"/>
-        <w:numPr>
-          <w:ilvl w:val="3"/>
-          <w:numId w:val="5"/>
-        </w:numPr>
-        <w:rPr>
-          <w:rFonts w:ascii="Abadi" w:hAnsi="Abadi"/>
-        </w:rPr>
-      </w:pPr>
-      <w:r>
-        <w:rPr>
-          <w:rFonts w:ascii="Abadi" w:hAnsi="Abadi"/>
-        </w:rPr>
-        <w:t>Improving your model performance</w:t>
-      </w:r>
-    </w:p>
-    <w:p>
-      <w:pPr>
-        <w:pStyle w:val="ListParagraph"/>
-        <w:numPr>
-          <w:ilvl w:val="3"/>
-          <w:numId w:val="5"/>
-        </w:numPr>
-        <w:rPr>
-          <w:rFonts w:ascii="Abadi" w:hAnsi="Abadi"/>
-        </w:rPr>
-      </w:pPr>
-      <w:r>
-        <w:rPr>
-          <w:rFonts w:ascii="Abadi" w:hAnsi="Abadi"/>
-        </w:rPr>
-        <w:t>Andrej Karpathy interview</w:t>
-      </w:r>
-    </w:p>
-    <w:p>
-      <w:pPr>
-        <w:pStyle w:val="ListParagraph"/>
-        <w:numPr>
-          <w:ilvl w:val="3"/>
-          <w:numId w:val="5"/>
-        </w:numPr>
-        <w:rPr>
-          <w:rFonts w:ascii="Abadi" w:hAnsi="Abadi"/>
-        </w:rPr>
-      </w:pPr>
-      <w:r>
-        <w:rPr>
-          <w:rFonts w:ascii="Abadi" w:hAnsi="Abadi"/>
-        </w:rPr>
-        <w:t>Reading: Lecture notes W1</w:t>
-      </w:r>
-    </w:p>
-    <w:p>
-      <w:pPr>
-        <w:pStyle w:val="ListParagraph"/>
-        <w:numPr>
-          <w:ilvl w:val="3"/>
-          <w:numId w:val="5"/>
-        </w:numPr>
-        <w:rPr>
-          <w:rFonts w:ascii="Abadi" w:hAnsi="Abadi"/>
-        </w:rPr>
-      </w:pPr>
-      <w:r>
-        <w:rPr>
-          <w:rFonts w:ascii="Abadi" w:hAnsi="Abadi"/>
-        </w:rPr>
-        <w:t>Reading: Machine learning flight simulator (intro to quizzes)</w:t>
-      </w:r>
-    </w:p>
-    <w:p>
-      <w:pPr>
-        <w:pStyle w:val="ListParagraph"/>
-        <w:numPr>
-          <w:ilvl w:val="3"/>
-          <w:numId w:val="5"/>
-        </w:numPr>
-        <w:rPr>
-          <w:rFonts w:ascii="Abadi" w:hAnsi="Abadi"/>
-        </w:rPr>
-      </w:pPr>
-      <w:r>
-        <w:rPr>
-          <w:rFonts w:ascii="Abadi" w:hAnsi="Abadi"/>
-        </w:rPr>
-        <w:t>Assignment: Bird recognition in the city of Peacetopia (quiz case study)</w:t>
+        <w:t>Week 1 – Recurrent neural networks</w:t>
+      </w:r>
+    </w:p>
+    <w:p>
+      <w:pPr>
+        <w:pStyle w:val="ListParagraph"/>
+        <w:numPr>
+          <w:ilvl w:val="3"/>
+          <w:numId w:val="5"/>
+        </w:numPr>
+        <w:rPr>
+          <w:rFonts w:ascii="Abadi" w:hAnsi="Abadi"/>
+        </w:rPr>
+      </w:pPr>
+      <w:r>
+        <w:rPr>
+          <w:rFonts w:ascii="Abadi" w:hAnsi="Abadi"/>
+        </w:rPr>
+        <w:t>Why sequence models?</w:t>
+      </w:r>
+    </w:p>
+    <w:p>
+      <w:pPr>
+        <w:pStyle w:val="ListParagraph"/>
+        <w:numPr>
+          <w:ilvl w:val="3"/>
+          <w:numId w:val="5"/>
+        </w:numPr>
+        <w:rPr>
+          <w:rFonts w:ascii="Abadi" w:hAnsi="Abadi"/>
+        </w:rPr>
+      </w:pPr>
+      <w:r>
+        <w:rPr>
+          <w:rFonts w:ascii="Abadi" w:hAnsi="Abadi"/>
+        </w:rPr>
+        <w:t>Notation</w:t>
+      </w:r>
+    </w:p>
+    <w:p>
+      <w:pPr>
+        <w:pStyle w:val="ListParagraph"/>
+        <w:numPr>
+          <w:ilvl w:val="3"/>
+          <w:numId w:val="5"/>
+        </w:numPr>
+        <w:rPr>
+          <w:rFonts w:ascii="Abadi" w:hAnsi="Abadi"/>
+        </w:rPr>
+      </w:pPr>
+      <w:r>
+        <w:rPr>
+          <w:rFonts w:ascii="Abadi" w:hAnsi="Abadi"/>
+        </w:rPr>
+        <w:t>Recurrent neural network model</w:t>
+      </w:r>
+    </w:p>
+    <w:p>
+      <w:pPr>
+        <w:pStyle w:val="ListParagraph"/>
+        <w:numPr>
+          <w:ilvl w:val="3"/>
+          <w:numId w:val="5"/>
+        </w:numPr>
+        <w:rPr>
+          <w:rFonts w:ascii="Abadi" w:hAnsi="Abadi"/>
+        </w:rPr>
+      </w:pPr>
+      <w:r>
+        <w:rPr>
+          <w:rFonts w:ascii="Abadi" w:hAnsi="Abadi"/>
+        </w:rPr>
+        <w:lastRenderedPageBreak/>
+        <w:t>Backpropagation through time</w:t>
+      </w:r>
+    </w:p>
+    <w:p>
+      <w:pPr>
+        <w:pStyle w:val="ListParagraph"/>
+        <w:numPr>
+          <w:ilvl w:val="3"/>
+          <w:numId w:val="5"/>
+        </w:numPr>
+        <w:rPr>
+          <w:rFonts w:ascii="Abadi" w:hAnsi="Abadi"/>
+        </w:rPr>
+      </w:pPr>
+      <w:r>
+        <w:rPr>
+          <w:rFonts w:ascii="Abadi" w:hAnsi="Abadi"/>
+        </w:rPr>
+        <w:t>Different types of RNNs</w:t>
+      </w:r>
+    </w:p>
+    <w:p>
+      <w:pPr>
+        <w:pStyle w:val="ListParagraph"/>
+        <w:numPr>
+          <w:ilvl w:val="3"/>
+          <w:numId w:val="5"/>
+        </w:numPr>
+        <w:rPr>
+          <w:rFonts w:ascii="Abadi" w:hAnsi="Abadi"/>
+        </w:rPr>
+      </w:pPr>
+      <w:r>
+        <w:rPr>
+          <w:rFonts w:ascii="Abadi" w:hAnsi="Abadi"/>
+        </w:rPr>
+        <w:t>Language model and sequence generation</w:t>
+      </w:r>
+    </w:p>
+    <w:p>
+      <w:pPr>
+        <w:pStyle w:val="ListParagraph"/>
+        <w:numPr>
+          <w:ilvl w:val="3"/>
+          <w:numId w:val="5"/>
+        </w:numPr>
+        <w:rPr>
+          <w:rFonts w:ascii="Abadi" w:hAnsi="Abadi"/>
+        </w:rPr>
+      </w:pPr>
+      <w:r>
+        <w:rPr>
+          <w:rFonts w:ascii="Abadi" w:hAnsi="Abadi"/>
+        </w:rPr>
+        <w:t>Sampling novel sequences</w:t>
+      </w:r>
+    </w:p>
+    <w:p>
+      <w:pPr>
+        <w:pStyle w:val="ListParagraph"/>
+        <w:numPr>
+          <w:ilvl w:val="3"/>
+          <w:numId w:val="5"/>
+        </w:numPr>
+        <w:rPr>
+          <w:rFonts w:ascii="Abadi" w:hAnsi="Abadi"/>
+        </w:rPr>
+      </w:pPr>
+      <w:r>
+        <w:rPr>
+          <w:rFonts w:ascii="Abadi" w:hAnsi="Abadi"/>
+        </w:rPr>
+        <w:t>Vanishing gradients with RNNs</w:t>
+      </w:r>
+    </w:p>
+    <w:p>
+      <w:pPr>
+        <w:pStyle w:val="ListParagraph"/>
+        <w:numPr>
+          <w:ilvl w:val="3"/>
+          <w:numId w:val="5"/>
+        </w:numPr>
+        <w:rPr>
+          <w:rFonts w:ascii="Abadi" w:hAnsi="Abadi"/>
+        </w:rPr>
+      </w:pPr>
+      <w:r>
+        <w:rPr>
+          <w:rFonts w:ascii="Abadi" w:hAnsi="Abadi"/>
+        </w:rPr>
+        <w:t>Gated recurrent unit (GRU)</w:t>
+      </w:r>
+    </w:p>
+    <w:p>
+      <w:pPr>
+        <w:pStyle w:val="ListParagraph"/>
+        <w:numPr>
+          <w:ilvl w:val="3"/>
+          <w:numId w:val="5"/>
+        </w:numPr>
+        <w:rPr>
+          <w:rFonts w:ascii="Abadi" w:hAnsi="Abadi"/>
+        </w:rPr>
+      </w:pPr>
+      <w:r>
+        <w:rPr>
+          <w:rFonts w:ascii="Abadi" w:hAnsi="Abadi"/>
+        </w:rPr>
+        <w:t>Long short term memory (LSTM)</w:t>
+      </w:r>
+    </w:p>
+    <w:p>
+      <w:pPr>
+        <w:pStyle w:val="ListParagraph"/>
+        <w:numPr>
+          <w:ilvl w:val="3"/>
+          <w:numId w:val="5"/>
+        </w:numPr>
+        <w:rPr>
+          <w:rFonts w:ascii="Abadi" w:hAnsi="Abadi"/>
+        </w:rPr>
+      </w:pPr>
+      <w:r>
+        <w:rPr>
+          <w:rFonts w:ascii="Abadi" w:hAnsi="Abadi"/>
+        </w:rPr>
+        <w:t>Bidirectional RNN</w:t>
+      </w:r>
+    </w:p>
+    <w:p>
+      <w:pPr>
+        <w:pStyle w:val="ListParagraph"/>
+        <w:numPr>
+          <w:ilvl w:val="3"/>
+          <w:numId w:val="5"/>
+        </w:numPr>
+        <w:rPr>
+          <w:rFonts w:ascii="Abadi" w:hAnsi="Abadi"/>
+        </w:rPr>
+      </w:pPr>
+      <w:r>
+        <w:rPr>
+          <w:rFonts w:ascii="Abadi" w:hAnsi="Abadi"/>
+        </w:rPr>
+        <w:t>Deep RNNs</w:t>
+      </w:r>
+    </w:p>
+    <w:p>
+      <w:pPr>
+        <w:pStyle w:val="ListParagraph"/>
+        <w:numPr>
+          <w:ilvl w:val="3"/>
+          <w:numId w:val="5"/>
+        </w:numPr>
+        <w:rPr>
+          <w:rFonts w:ascii="Abadi" w:hAnsi="Abadi"/>
+        </w:rPr>
+      </w:pPr>
+      <w:r>
+        <w:rPr>
+          <w:rFonts w:ascii="Abadi" w:hAnsi="Abadi"/>
+        </w:rPr>
+        <w:t>Assignment: Recurrent neural networks</w:t>
+      </w:r>
+    </w:p>
+    <w:p>
+      <w:pPr>
+        <w:pStyle w:val="ListParagraph"/>
+        <w:numPr>
+          <w:ilvl w:val="3"/>
+          <w:numId w:val="5"/>
+        </w:numPr>
+        <w:rPr>
+          <w:rFonts w:ascii="Abadi" w:hAnsi="Abadi"/>
+        </w:rPr>
+      </w:pPr>
+      <w:r>
+        <w:rPr>
+          <w:rFonts w:ascii="Abadi" w:hAnsi="Abadi"/>
+        </w:rPr>
+        <w:t>Lab: Building your recurrent neural network step by step</w:t>
+      </w:r>
+    </w:p>
+    <w:p>
+      <w:pPr>
+        <w:pStyle w:val="ListParagraph"/>
+        <w:numPr>
+          <w:ilvl w:val="3"/>
+          <w:numId w:val="5"/>
+        </w:numPr>
+        <w:rPr>
+          <w:rFonts w:ascii="Abadi" w:hAnsi="Abadi"/>
+        </w:rPr>
+      </w:pPr>
+      <w:r>
+        <w:rPr>
+          <w:rFonts w:ascii="Abadi" w:hAnsi="Abadi"/>
+        </w:rPr>
+        <w:t>Lab: Dinosaur island character-level language modeling</w:t>
+      </w:r>
+    </w:p>
+    <w:p>
+      <w:pPr>
+        <w:pStyle w:val="ListParagraph"/>
+        <w:numPr>
+          <w:ilvl w:val="3"/>
+          <w:numId w:val="5"/>
+        </w:numPr>
+        <w:rPr>
+          <w:rFonts w:ascii="Abadi" w:hAnsi="Abadi"/>
+        </w:rPr>
+      </w:pPr>
+      <w:r>
+        <w:rPr>
+          <w:rFonts w:ascii="Abadi" w:hAnsi="Abadi"/>
+        </w:rPr>
+        <w:t>Lab: Jazz improvisation with LSTM</w:t>
       </w:r>
     </w:p>
     <w:p>
@@ -4321,2403 +6195,601 @@
         <w:rPr>
           <w:rFonts w:ascii="Abadi" w:hAnsi="Abadi"/>
         </w:rPr>
+        <w:t>Week 2 – Natural language processing &amp; word embeddings</w:t>
+      </w:r>
+    </w:p>
+    <w:p>
+      <w:pPr>
+        <w:pStyle w:val="ListParagraph"/>
+        <w:numPr>
+          <w:ilvl w:val="3"/>
+          <w:numId w:val="5"/>
+        </w:numPr>
+        <w:rPr>
+          <w:rFonts w:ascii="Abadi" w:hAnsi="Abadi"/>
+        </w:rPr>
+      </w:pPr>
+      <w:r>
+        <w:rPr>
+          <w:rFonts w:ascii="Abadi" w:hAnsi="Abadi"/>
+        </w:rPr>
+        <w:t>Word representation</w:t>
+      </w:r>
+    </w:p>
+    <w:p>
+      <w:pPr>
+        <w:pStyle w:val="ListParagraph"/>
+        <w:numPr>
+          <w:ilvl w:val="3"/>
+          <w:numId w:val="5"/>
+        </w:numPr>
+        <w:rPr>
+          <w:rFonts w:ascii="Abadi" w:hAnsi="Abadi"/>
+        </w:rPr>
+      </w:pPr>
+      <w:r>
+        <w:rPr>
+          <w:rFonts w:ascii="Abadi" w:hAnsi="Abadi"/>
+        </w:rPr>
+        <w:t>Using word embeddings</w:t>
+      </w:r>
+    </w:p>
+    <w:p>
+      <w:pPr>
+        <w:pStyle w:val="ListParagraph"/>
+        <w:numPr>
+          <w:ilvl w:val="3"/>
+          <w:numId w:val="5"/>
+        </w:numPr>
+        <w:rPr>
+          <w:rFonts w:ascii="Abadi" w:hAnsi="Abadi"/>
+        </w:rPr>
+      </w:pPr>
+      <w:r>
+        <w:rPr>
+          <w:rFonts w:ascii="Abadi" w:hAnsi="Abadi"/>
+        </w:rPr>
+        <w:t>Properties of word embeddings</w:t>
+      </w:r>
+    </w:p>
+    <w:p>
+      <w:pPr>
+        <w:pStyle w:val="ListParagraph"/>
+        <w:numPr>
+          <w:ilvl w:val="3"/>
+          <w:numId w:val="5"/>
+        </w:numPr>
+        <w:rPr>
+          <w:rFonts w:ascii="Abadi" w:hAnsi="Abadi"/>
+        </w:rPr>
+      </w:pPr>
+      <w:r>
+        <w:rPr>
+          <w:rFonts w:ascii="Abadi" w:hAnsi="Abadi"/>
+        </w:rPr>
+        <w:t>Embedding matrix</w:t>
+      </w:r>
+    </w:p>
+    <w:p>
+      <w:pPr>
+        <w:pStyle w:val="ListParagraph"/>
+        <w:numPr>
+          <w:ilvl w:val="3"/>
+          <w:numId w:val="5"/>
+        </w:numPr>
+        <w:rPr>
+          <w:rFonts w:ascii="Abadi" w:hAnsi="Abadi"/>
+        </w:rPr>
+      </w:pPr>
+      <w:r>
+        <w:rPr>
+          <w:rFonts w:ascii="Abadi" w:hAnsi="Abadi"/>
+        </w:rPr>
+        <w:t>Learning word embeddings</w:t>
+      </w:r>
+    </w:p>
+    <w:p>
+      <w:pPr>
+        <w:pStyle w:val="ListParagraph"/>
+        <w:numPr>
+          <w:ilvl w:val="3"/>
+          <w:numId w:val="5"/>
+        </w:numPr>
+        <w:rPr>
+          <w:rFonts w:ascii="Abadi" w:hAnsi="Abadi"/>
+        </w:rPr>
+      </w:pPr>
+      <w:r>
+        <w:rPr>
+          <w:rFonts w:ascii="Abadi" w:hAnsi="Abadi"/>
+        </w:rPr>
+        <w:t>Word2Vec</w:t>
+      </w:r>
+    </w:p>
+    <w:p>
+      <w:pPr>
+        <w:pStyle w:val="ListParagraph"/>
+        <w:numPr>
+          <w:ilvl w:val="3"/>
+          <w:numId w:val="5"/>
+        </w:numPr>
+        <w:rPr>
+          <w:rFonts w:ascii="Abadi" w:hAnsi="Abadi"/>
+        </w:rPr>
+      </w:pPr>
+      <w:r>
+        <w:rPr>
+          <w:rFonts w:ascii="Abadi" w:hAnsi="Abadi"/>
+        </w:rPr>
+        <w:t>Negative sampling</w:t>
+      </w:r>
+    </w:p>
+    <w:p>
+      <w:pPr>
+        <w:pStyle w:val="ListParagraph"/>
+        <w:numPr>
+          <w:ilvl w:val="3"/>
+          <w:numId w:val="5"/>
+        </w:numPr>
+        <w:rPr>
+          <w:rFonts w:ascii="Abadi" w:hAnsi="Abadi"/>
+        </w:rPr>
+      </w:pPr>
+      <w:r>
+        <w:rPr>
+          <w:rFonts w:ascii="Abadi" w:hAnsi="Abadi"/>
+        </w:rPr>
+        <w:t>GloVe word vectors</w:t>
+      </w:r>
+    </w:p>
+    <w:p>
+      <w:pPr>
+        <w:pStyle w:val="ListParagraph"/>
+        <w:numPr>
+          <w:ilvl w:val="3"/>
+          <w:numId w:val="5"/>
+        </w:numPr>
+        <w:rPr>
+          <w:rFonts w:ascii="Abadi" w:hAnsi="Abadi"/>
+        </w:rPr>
+      </w:pPr>
+      <w:r>
+        <w:rPr>
+          <w:rFonts w:ascii="Abadi" w:hAnsi="Abadi"/>
+        </w:rPr>
+        <w:t>Sentiment classification</w:t>
+      </w:r>
+    </w:p>
+    <w:p>
+      <w:pPr>
+        <w:pStyle w:val="ListParagraph"/>
+        <w:numPr>
+          <w:ilvl w:val="3"/>
+          <w:numId w:val="5"/>
+        </w:numPr>
+        <w:rPr>
+          <w:rFonts w:ascii="Abadi" w:hAnsi="Abadi"/>
+        </w:rPr>
+      </w:pPr>
+      <w:r>
+        <w:rPr>
+          <w:rFonts w:ascii="Abadi" w:hAnsi="Abadi"/>
+        </w:rPr>
+        <w:t>Debiasing word embeddings</w:t>
+      </w:r>
+    </w:p>
+    <w:p>
+      <w:pPr>
+        <w:pStyle w:val="ListParagraph"/>
+        <w:numPr>
+          <w:ilvl w:val="3"/>
+          <w:numId w:val="5"/>
+        </w:numPr>
+        <w:rPr>
+          <w:rFonts w:ascii="Abadi" w:hAnsi="Abadi"/>
+        </w:rPr>
+      </w:pPr>
+      <w:r>
+        <w:rPr>
+          <w:rFonts w:ascii="Abadi" w:hAnsi="Abadi"/>
+        </w:rPr>
+        <w:t>Assignment: Natural language processing &amp; word embeddings</w:t>
+      </w:r>
+    </w:p>
+    <w:p>
+      <w:pPr>
+        <w:pStyle w:val="ListParagraph"/>
+        <w:numPr>
+          <w:ilvl w:val="3"/>
+          <w:numId w:val="5"/>
+        </w:numPr>
+        <w:rPr>
+          <w:rFonts w:ascii="Abadi" w:hAnsi="Abadi"/>
+        </w:rPr>
+      </w:pPr>
+      <w:r>
+        <w:rPr>
+          <w:rFonts w:ascii="Abadi" w:hAnsi="Abadi"/>
+        </w:rPr>
+        <w:t>Lab: Operations on word vectors debiasing</w:t>
+      </w:r>
+    </w:p>
+    <w:p>
+      <w:pPr>
+        <w:pStyle w:val="ListParagraph"/>
+        <w:numPr>
+          <w:ilvl w:val="3"/>
+          <w:numId w:val="5"/>
+        </w:numPr>
+        <w:rPr>
+          <w:rFonts w:ascii="Abadi" w:hAnsi="Abadi"/>
+        </w:rPr>
+      </w:pPr>
+      <w:r>
+        <w:rPr>
+          <w:rFonts w:ascii="Abadi" w:hAnsi="Abadi"/>
+        </w:rPr>
+        <w:t>Lab: Emojify</w:t>
+      </w:r>
+    </w:p>
+    <w:p>
+      <w:pPr>
+        <w:pStyle w:val="ListParagraph"/>
+        <w:numPr>
+          <w:ilvl w:val="2"/>
+          <w:numId w:val="5"/>
+        </w:numPr>
+        <w:rPr>
+          <w:rFonts w:ascii="Abadi" w:hAnsi="Abadi"/>
+        </w:rPr>
+      </w:pPr>
+      <w:r>
+        <w:rPr>
+          <w:rFonts w:ascii="Abadi" w:hAnsi="Abadi"/>
+        </w:rPr>
+        <w:t>Week 3 – Sequence models &amp; attention mechanism</w:t>
+      </w:r>
+    </w:p>
+    <w:p>
+      <w:pPr>
+        <w:pStyle w:val="ListParagraph"/>
+        <w:numPr>
+          <w:ilvl w:val="3"/>
+          <w:numId w:val="5"/>
+        </w:numPr>
+        <w:rPr>
+          <w:rFonts w:ascii="Abadi" w:hAnsi="Abadi"/>
+        </w:rPr>
+      </w:pPr>
+      <w:r>
+        <w:rPr>
+          <w:rFonts w:ascii="Abadi" w:hAnsi="Abadi"/>
+        </w:rPr>
+        <w:t>Basic models</w:t>
+      </w:r>
+    </w:p>
+    <w:p>
+      <w:pPr>
+        <w:pStyle w:val="ListParagraph"/>
+        <w:numPr>
+          <w:ilvl w:val="3"/>
+          <w:numId w:val="5"/>
+        </w:numPr>
+        <w:rPr>
+          <w:rFonts w:ascii="Abadi" w:hAnsi="Abadi"/>
+        </w:rPr>
+      </w:pPr>
+      <w:r>
+        <w:rPr>
+          <w:rFonts w:ascii="Abadi" w:hAnsi="Abadi"/>
+        </w:rPr>
+        <w:t>Picking the most likely sentence</w:t>
+      </w:r>
+    </w:p>
+    <w:p>
+      <w:pPr>
+        <w:pStyle w:val="ListParagraph"/>
+        <w:numPr>
+          <w:ilvl w:val="3"/>
+          <w:numId w:val="5"/>
+        </w:numPr>
+        <w:rPr>
+          <w:rFonts w:ascii="Abadi" w:hAnsi="Abadi"/>
+        </w:rPr>
+      </w:pPr>
+      <w:r>
+        <w:rPr>
+          <w:rFonts w:ascii="Abadi" w:hAnsi="Abadi"/>
+        </w:rPr>
+        <w:t>Beam search</w:t>
+      </w:r>
+    </w:p>
+    <w:p>
+      <w:pPr>
+        <w:pStyle w:val="ListParagraph"/>
+        <w:numPr>
+          <w:ilvl w:val="3"/>
+          <w:numId w:val="5"/>
+        </w:numPr>
+        <w:rPr>
+          <w:rFonts w:ascii="Abadi" w:hAnsi="Abadi"/>
+        </w:rPr>
+      </w:pPr>
+      <w:r>
+        <w:rPr>
+          <w:rFonts w:ascii="Abadi" w:hAnsi="Abadi"/>
+        </w:rPr>
+        <w:t>Refinements to beam search</w:t>
+      </w:r>
+    </w:p>
+    <w:p>
+      <w:pPr>
+        <w:pStyle w:val="ListParagraph"/>
+        <w:numPr>
+          <w:ilvl w:val="3"/>
+          <w:numId w:val="5"/>
+        </w:numPr>
+        <w:rPr>
+          <w:rFonts w:ascii="Abadi" w:hAnsi="Abadi"/>
+        </w:rPr>
+      </w:pPr>
+      <w:r>
+        <w:rPr>
+          <w:rFonts w:ascii="Abadi" w:hAnsi="Abadi"/>
+        </w:rPr>
+        <w:t>Error analysis in beam search</w:t>
+      </w:r>
+    </w:p>
+    <w:p>
+      <w:pPr>
+        <w:pStyle w:val="ListParagraph"/>
+        <w:numPr>
+          <w:ilvl w:val="3"/>
+          <w:numId w:val="5"/>
+        </w:numPr>
+        <w:rPr>
+          <w:rFonts w:ascii="Abadi" w:hAnsi="Abadi"/>
+        </w:rPr>
+      </w:pPr>
+      <w:r>
+        <w:rPr>
+          <w:rFonts w:ascii="Abadi" w:hAnsi="Abadi"/>
+        </w:rPr>
+        <w:t>Bleu score (optional)</w:t>
+      </w:r>
+    </w:p>
+    <w:p>
+      <w:pPr>
+        <w:pStyle w:val="ListParagraph"/>
+        <w:numPr>
+          <w:ilvl w:val="3"/>
+          <w:numId w:val="5"/>
+        </w:numPr>
+        <w:rPr>
+          <w:rFonts w:ascii="Abadi" w:hAnsi="Abadi"/>
+        </w:rPr>
+      </w:pPr>
+      <w:r>
+        <w:rPr>
+          <w:rFonts w:ascii="Abadi" w:hAnsi="Abadi"/>
+        </w:rPr>
+        <w:t>Attention model intuition</w:t>
+      </w:r>
+    </w:p>
+    <w:p>
+      <w:pPr>
+        <w:pStyle w:val="ListParagraph"/>
+        <w:numPr>
+          <w:ilvl w:val="3"/>
+          <w:numId w:val="5"/>
+        </w:numPr>
+        <w:rPr>
+          <w:rFonts w:ascii="Abadi" w:hAnsi="Abadi"/>
+        </w:rPr>
+      </w:pPr>
+      <w:r>
+        <w:rPr>
+          <w:rFonts w:ascii="Abadi" w:hAnsi="Abadi"/>
+        </w:rPr>
+        <w:t>Attention model</w:t>
+      </w:r>
+    </w:p>
+    <w:p>
+      <w:pPr>
+        <w:pStyle w:val="ListParagraph"/>
+        <w:numPr>
+          <w:ilvl w:val="3"/>
+          <w:numId w:val="5"/>
+        </w:numPr>
+        <w:rPr>
+          <w:rFonts w:ascii="Abadi" w:hAnsi="Abadi"/>
+        </w:rPr>
+      </w:pPr>
+      <w:r>
+        <w:rPr>
+          <w:rFonts w:ascii="Abadi" w:hAnsi="Abadi"/>
+        </w:rPr>
+        <w:t>Speech recognition</w:t>
+      </w:r>
+    </w:p>
+    <w:p>
+      <w:pPr>
+        <w:pStyle w:val="ListParagraph"/>
+        <w:numPr>
+          <w:ilvl w:val="3"/>
+          <w:numId w:val="5"/>
+        </w:numPr>
+        <w:rPr>
+          <w:rFonts w:ascii="Abadi" w:hAnsi="Abadi"/>
+        </w:rPr>
+      </w:pPr>
+      <w:r>
+        <w:rPr>
+          <w:rFonts w:ascii="Abadi" w:hAnsi="Abadi"/>
+        </w:rPr>
+        <w:t>Trigger word detection</w:t>
+      </w:r>
+    </w:p>
+    <w:p>
+      <w:pPr>
+        <w:pStyle w:val="ListParagraph"/>
+        <w:numPr>
+          <w:ilvl w:val="3"/>
+          <w:numId w:val="5"/>
+        </w:numPr>
+        <w:rPr>
+          <w:rFonts w:ascii="Abadi" w:hAnsi="Abadi"/>
+        </w:rPr>
+      </w:pPr>
+      <w:r>
+        <w:rPr>
+          <w:rFonts w:ascii="Abadi" w:hAnsi="Abadi"/>
+        </w:rPr>
+        <w:t>Assignment: Sequence models &amp; attention mechanism</w:t>
+      </w:r>
+    </w:p>
+    <w:p>
+      <w:pPr>
+        <w:pStyle w:val="ListParagraph"/>
+        <w:numPr>
+          <w:ilvl w:val="3"/>
+          <w:numId w:val="5"/>
+        </w:numPr>
+        <w:rPr>
+          <w:rFonts w:ascii="Abadi" w:hAnsi="Abadi"/>
+        </w:rPr>
+      </w:pPr>
+      <w:r>
+        <w:rPr>
+          <w:rFonts w:ascii="Abadi" w:hAnsi="Abadi"/>
+        </w:rPr>
+        <w:t>Lab: Neural machine translation</w:t>
+      </w:r>
+    </w:p>
+    <w:p>
+      <w:pPr>
+        <w:pStyle w:val="ListParagraph"/>
+        <w:numPr>
+          <w:ilvl w:val="3"/>
+          <w:numId w:val="5"/>
+        </w:numPr>
+        <w:rPr>
+          <w:rFonts w:ascii="Abadi" w:hAnsi="Abadi"/>
+        </w:rPr>
+      </w:pPr>
+      <w:r>
+        <w:rPr>
+          <w:rFonts w:ascii="Abadi" w:hAnsi="Abadi"/>
+        </w:rPr>
+        <w:t>Lab: Trigger word detection</w:t>
+      </w:r>
+    </w:p>
+    <w:p>
+      <w:pPr>
+        <w:pStyle w:val="ListParagraph"/>
+        <w:numPr>
+          <w:ilvl w:val="2"/>
+          <w:numId w:val="5"/>
+        </w:numPr>
+        <w:rPr>
+          <w:rFonts w:ascii="Abadi" w:hAnsi="Abadi"/>
+        </w:rPr>
+      </w:pPr>
+      <w:r>
+        <w:rPr>
+          <w:rFonts w:ascii="Abadi" w:hAnsi="Abadi"/>
+        </w:rPr>
+        <w:t>Week 4 – Transformer network</w:t>
+      </w:r>
+    </w:p>
+    <w:p>
+      <w:pPr>
+        <w:pStyle w:val="ListParagraph"/>
+        <w:numPr>
+          <w:ilvl w:val="3"/>
+          <w:numId w:val="5"/>
+        </w:numPr>
+        <w:rPr>
+          <w:rFonts w:ascii="Abadi" w:hAnsi="Abadi"/>
+        </w:rPr>
+      </w:pPr>
+      <w:r>
+        <w:rPr>
+          <w:rFonts w:ascii="Abadi" w:hAnsi="Abadi"/>
+        </w:rPr>
+        <w:t>Transformer network intuition</w:t>
+      </w:r>
+    </w:p>
+    <w:p>
+      <w:pPr>
+        <w:pStyle w:val="ListParagraph"/>
+        <w:numPr>
+          <w:ilvl w:val="3"/>
+          <w:numId w:val="5"/>
+        </w:numPr>
+        <w:rPr>
+          <w:rFonts w:ascii="Abadi" w:hAnsi="Abadi"/>
+        </w:rPr>
+      </w:pPr>
+      <w:r>
+        <w:rPr>
+          <w:rFonts w:ascii="Abadi" w:hAnsi="Abadi"/>
+        </w:rPr>
+        <w:t>Self-attention</w:t>
+      </w:r>
+    </w:p>
+    <w:p>
+      <w:pPr>
+        <w:pStyle w:val="ListParagraph"/>
+        <w:numPr>
+          <w:ilvl w:val="3"/>
+          <w:numId w:val="5"/>
+        </w:numPr>
+        <w:rPr>
+          <w:rFonts w:ascii="Abadi" w:hAnsi="Abadi"/>
+        </w:rPr>
+      </w:pPr>
+      <w:r>
+        <w:rPr>
+          <w:rFonts w:ascii="Abadi" w:hAnsi="Abadi"/>
+        </w:rPr>
+        <w:t>Multi-head attention</w:t>
+      </w:r>
+    </w:p>
+    <w:p>
+      <w:pPr>
+        <w:pStyle w:val="ListParagraph"/>
+        <w:numPr>
+          <w:ilvl w:val="3"/>
+          <w:numId w:val="5"/>
+        </w:numPr>
+        <w:rPr>
+          <w:rFonts w:ascii="Abadi" w:hAnsi="Abadi"/>
+        </w:rPr>
+      </w:pPr>
+      <w:r>
+        <w:rPr>
+          <w:rFonts w:ascii="Abadi" w:hAnsi="Abadi"/>
+        </w:rPr>
+        <w:t>Transformer network</w:t>
+      </w:r>
+    </w:p>
+    <w:p>
+      <w:pPr>
+        <w:pStyle w:val="ListParagraph"/>
+        <w:numPr>
+          <w:ilvl w:val="3"/>
+          <w:numId w:val="5"/>
+        </w:numPr>
+        <w:rPr>
+          <w:rFonts w:ascii="Abadi" w:hAnsi="Abadi"/>
+        </w:rPr>
+      </w:pPr>
+      <w:r>
+        <w:rPr>
+          <w:rFonts w:ascii="Abadi" w:hAnsi="Abadi"/>
+        </w:rPr>
         <w:lastRenderedPageBreak/>
-        <w:t>Week 2 – ML strategy (2)</w:t>
-      </w:r>
-    </w:p>
-    <w:p>
-      <w:pPr>
-        <w:pStyle w:val="ListParagraph"/>
-        <w:numPr>
-          <w:ilvl w:val="3"/>
-          <w:numId w:val="5"/>
-        </w:numPr>
-        <w:rPr>
-          <w:rFonts w:ascii="Abadi" w:hAnsi="Abadi"/>
-        </w:rPr>
-      </w:pPr>
-      <w:r>
-        <w:rPr>
-          <w:rFonts w:ascii="Abadi" w:hAnsi="Abadi"/>
-        </w:rPr>
-        <w:t>Carrying out error analysis</w:t>
-      </w:r>
-    </w:p>
-    <w:p>
-      <w:pPr>
-        <w:pStyle w:val="ListParagraph"/>
-        <w:numPr>
-          <w:ilvl w:val="3"/>
-          <w:numId w:val="5"/>
-        </w:numPr>
-        <w:rPr>
-          <w:rFonts w:ascii="Abadi" w:hAnsi="Abadi"/>
-        </w:rPr>
-      </w:pPr>
-      <w:r>
-        <w:rPr>
-          <w:rFonts w:ascii="Abadi" w:hAnsi="Abadi"/>
-        </w:rPr>
-        <w:t>Cleaning up incorrectly labeled data</w:t>
-      </w:r>
-    </w:p>
-    <w:p>
-      <w:pPr>
-        <w:pStyle w:val="ListParagraph"/>
-        <w:numPr>
-          <w:ilvl w:val="3"/>
-          <w:numId w:val="5"/>
-        </w:numPr>
-        <w:rPr>
-          <w:rFonts w:ascii="Abadi" w:hAnsi="Abadi"/>
-        </w:rPr>
-      </w:pPr>
-      <w:r>
-        <w:rPr>
-          <w:rFonts w:ascii="Abadi" w:hAnsi="Abadi"/>
-        </w:rPr>
-        <w:t>Build your first system quickly, then iterate</w:t>
-      </w:r>
-    </w:p>
-    <w:p>
-      <w:pPr>
-        <w:pStyle w:val="ListParagraph"/>
-        <w:numPr>
-          <w:ilvl w:val="3"/>
-          <w:numId w:val="5"/>
-        </w:numPr>
-        <w:rPr>
-          <w:rFonts w:ascii="Abadi" w:hAnsi="Abadi"/>
-        </w:rPr>
-      </w:pPr>
-      <w:r>
-        <w:rPr>
-          <w:rFonts w:ascii="Abadi" w:hAnsi="Abadi"/>
-        </w:rPr>
-        <w:t>Training and testing on different distributions</w:t>
-      </w:r>
-    </w:p>
-    <w:p>
-      <w:pPr>
-        <w:pStyle w:val="ListParagraph"/>
-        <w:numPr>
-          <w:ilvl w:val="3"/>
-          <w:numId w:val="5"/>
-        </w:numPr>
-        <w:rPr>
-          <w:rFonts w:ascii="Abadi" w:hAnsi="Abadi"/>
-        </w:rPr>
-      </w:pPr>
-      <w:r>
-        <w:rPr>
-          <w:rFonts w:ascii="Abadi" w:hAnsi="Abadi"/>
-        </w:rPr>
-        <w:t>Bias and variance with mismatched data distributions</w:t>
-      </w:r>
-    </w:p>
-    <w:p>
-      <w:pPr>
-        <w:pStyle w:val="ListParagraph"/>
-        <w:numPr>
-          <w:ilvl w:val="3"/>
-          <w:numId w:val="5"/>
-        </w:numPr>
-        <w:rPr>
-          <w:rFonts w:ascii="Abadi" w:hAnsi="Abadi"/>
-        </w:rPr>
-      </w:pPr>
-      <w:r>
-        <w:rPr>
-          <w:rFonts w:ascii="Abadi" w:hAnsi="Abadi"/>
-        </w:rPr>
-        <w:t>Addressing data mismatch</w:t>
-      </w:r>
-    </w:p>
-    <w:p>
-      <w:pPr>
-        <w:pStyle w:val="ListParagraph"/>
-        <w:numPr>
-          <w:ilvl w:val="3"/>
-          <w:numId w:val="5"/>
-        </w:numPr>
-        <w:rPr>
-          <w:rFonts w:ascii="Abadi" w:hAnsi="Abadi"/>
-        </w:rPr>
-      </w:pPr>
-      <w:r>
-        <w:rPr>
-          <w:rFonts w:ascii="Abadi" w:hAnsi="Abadi"/>
-        </w:rPr>
-        <w:t>Transfer learning</w:t>
-      </w:r>
-    </w:p>
-    <w:p>
-      <w:pPr>
-        <w:pStyle w:val="ListParagraph"/>
-        <w:numPr>
-          <w:ilvl w:val="3"/>
-          <w:numId w:val="5"/>
-        </w:numPr>
-        <w:rPr>
-          <w:rFonts w:ascii="Abadi" w:hAnsi="Abadi"/>
-        </w:rPr>
-      </w:pPr>
-      <w:r>
-        <w:rPr>
-          <w:rFonts w:ascii="Abadi" w:hAnsi="Abadi"/>
-        </w:rPr>
-        <w:t>Multi-task learning</w:t>
-      </w:r>
-    </w:p>
-    <w:p>
-      <w:pPr>
-        <w:pStyle w:val="ListParagraph"/>
-        <w:numPr>
-          <w:ilvl w:val="3"/>
-          <w:numId w:val="5"/>
-        </w:numPr>
-        <w:rPr>
-          <w:rFonts w:ascii="Abadi" w:hAnsi="Abadi"/>
-        </w:rPr>
-      </w:pPr>
-      <w:r>
-        <w:rPr>
-          <w:rFonts w:ascii="Abadi" w:hAnsi="Abadi"/>
-        </w:rPr>
-        <w:t>What is end-to-end deep learning?</w:t>
-      </w:r>
-    </w:p>
-    <w:p>
-      <w:pPr>
-        <w:pStyle w:val="ListParagraph"/>
-        <w:numPr>
-          <w:ilvl w:val="3"/>
-          <w:numId w:val="5"/>
-        </w:numPr>
-        <w:rPr>
-          <w:rFonts w:ascii="Abadi" w:hAnsi="Abadi"/>
-        </w:rPr>
-      </w:pPr>
-      <w:r>
-        <w:rPr>
-          <w:rFonts w:ascii="Abadi" w:hAnsi="Abadi"/>
-        </w:rPr>
-        <w:t>Whether to use end-to-end deep learning</w:t>
-      </w:r>
-    </w:p>
-    <w:p>
-      <w:pPr>
-        <w:pStyle w:val="ListParagraph"/>
-        <w:numPr>
-          <w:ilvl w:val="3"/>
-          <w:numId w:val="5"/>
-        </w:numPr>
-        <w:rPr>
-          <w:rFonts w:ascii="Abadi" w:hAnsi="Abadi"/>
-        </w:rPr>
-      </w:pPr>
-      <w:r>
-        <w:rPr>
-          <w:rFonts w:ascii="Abadi" w:hAnsi="Abadi"/>
-        </w:rPr>
-        <w:t>Ruslan Salakhutdinov interview</w:t>
-      </w:r>
-    </w:p>
-    <w:p>
-      <w:pPr>
-        <w:pStyle w:val="ListParagraph"/>
-        <w:numPr>
-          <w:ilvl w:val="3"/>
-          <w:numId w:val="5"/>
-        </w:numPr>
-        <w:rPr>
-          <w:rFonts w:ascii="Abadi" w:hAnsi="Abadi"/>
-        </w:rPr>
-      </w:pPr>
-      <w:r>
-        <w:rPr>
-          <w:rFonts w:ascii="Abadi" w:hAnsi="Abadi"/>
-        </w:rPr>
-        <w:t>Reading: Lecture notes W2</w:t>
-      </w:r>
-    </w:p>
-    <w:p>
-      <w:pPr>
-        <w:pStyle w:val="ListParagraph"/>
-        <w:numPr>
-          <w:ilvl w:val="3"/>
-          <w:numId w:val="5"/>
-        </w:numPr>
-        <w:rPr>
-          <w:rFonts w:ascii="Abadi" w:hAnsi="Abadi"/>
-        </w:rPr>
-      </w:pPr>
-      <w:r>
-        <w:rPr>
-          <w:rFonts w:ascii="Abadi" w:hAnsi="Abadi"/>
-        </w:rPr>
-        <w:t>Assignment: Autonomous driving (quiz case study)</w:t>
-      </w:r>
-    </w:p>
-    <w:p>
-      <w:pPr>
-        <w:pStyle w:val="ListParagraph"/>
-        <w:numPr>
-          <w:ilvl w:val="1"/>
-          <w:numId w:val="5"/>
-        </w:numPr>
-        <w:rPr>
-          <w:rFonts w:ascii="Abadi" w:hAnsi="Abadi"/>
-        </w:rPr>
-      </w:pPr>
-      <w:r>
-        <w:rPr>
-          <w:rFonts w:ascii="Abadi" w:hAnsi="Abadi"/>
-        </w:rPr>
-        <w:t xml:space="preserve">Convolutional Neural Networks </w:t>
-      </w:r>
-    </w:p>
-    <w:p>
-      <w:pPr>
-        <w:pStyle w:val="ListParagraph"/>
-        <w:numPr>
-          <w:ilvl w:val="2"/>
-          <w:numId w:val="5"/>
-        </w:numPr>
-        <w:rPr>
-          <w:rFonts w:ascii="Abadi" w:hAnsi="Abadi"/>
-        </w:rPr>
-      </w:pPr>
-      <w:r>
-        <w:rPr>
-          <w:rFonts w:ascii="Abadi" w:hAnsi="Abadi"/>
-        </w:rPr>
-        <w:t>Week 1 – Foundations of convolutional neural networks</w:t>
-      </w:r>
-    </w:p>
-    <w:p>
-      <w:pPr>
-        <w:pStyle w:val="ListParagraph"/>
-        <w:numPr>
-          <w:ilvl w:val="3"/>
-          <w:numId w:val="5"/>
-        </w:numPr>
-        <w:rPr>
-          <w:rFonts w:ascii="Abadi" w:hAnsi="Abadi"/>
-        </w:rPr>
-      </w:pPr>
-      <w:r>
-        <w:rPr>
-          <w:rFonts w:ascii="Abadi" w:hAnsi="Abadi"/>
-        </w:rPr>
-        <w:t>Computer vision</w:t>
-      </w:r>
-    </w:p>
-    <w:p>
-      <w:pPr>
-        <w:pStyle w:val="ListParagraph"/>
-        <w:numPr>
-          <w:ilvl w:val="3"/>
-          <w:numId w:val="5"/>
-        </w:numPr>
-        <w:rPr>
-          <w:rFonts w:ascii="Abadi" w:hAnsi="Abadi"/>
-        </w:rPr>
-      </w:pPr>
-      <w:r>
-        <w:rPr>
-          <w:rFonts w:ascii="Abadi" w:hAnsi="Abadi"/>
-        </w:rPr>
-        <w:t>Edge detection example</w:t>
-      </w:r>
-    </w:p>
-    <w:p>
-      <w:pPr>
-        <w:pStyle w:val="ListParagraph"/>
-        <w:numPr>
-          <w:ilvl w:val="3"/>
-          <w:numId w:val="5"/>
-        </w:numPr>
-        <w:rPr>
-          <w:rFonts w:ascii="Abadi" w:hAnsi="Abadi"/>
-        </w:rPr>
-      </w:pPr>
-      <w:r>
-        <w:rPr>
-          <w:rFonts w:ascii="Abadi" w:hAnsi="Abadi"/>
-        </w:rPr>
-        <w:t>More edge detection</w:t>
-      </w:r>
-    </w:p>
-    <w:p>
-      <w:pPr>
-        <w:pStyle w:val="ListParagraph"/>
-        <w:numPr>
-          <w:ilvl w:val="3"/>
-          <w:numId w:val="5"/>
-        </w:numPr>
-        <w:rPr>
-          <w:rFonts w:ascii="Abadi" w:hAnsi="Abadi"/>
-        </w:rPr>
-      </w:pPr>
-      <w:r>
-        <w:rPr>
-          <w:rFonts w:ascii="Abadi" w:hAnsi="Abadi"/>
-        </w:rPr>
-        <w:t>Padding</w:t>
-      </w:r>
-    </w:p>
-    <w:p>
-      <w:pPr>
-        <w:pStyle w:val="ListParagraph"/>
-        <w:numPr>
-          <w:ilvl w:val="3"/>
-          <w:numId w:val="5"/>
-        </w:numPr>
-        <w:rPr>
-          <w:rFonts w:ascii="Abadi" w:hAnsi="Abadi"/>
-        </w:rPr>
-      </w:pPr>
-      <w:r>
-        <w:rPr>
-          <w:rFonts w:ascii="Abadi" w:hAnsi="Abadi"/>
-        </w:rPr>
-        <w:t>Strided convolutions</w:t>
-      </w:r>
-    </w:p>
-    <w:p>
-      <w:pPr>
-        <w:pStyle w:val="ListParagraph"/>
-        <w:numPr>
-          <w:ilvl w:val="3"/>
-          <w:numId w:val="5"/>
-        </w:numPr>
-        <w:rPr>
-          <w:rFonts w:ascii="Abadi" w:hAnsi="Abadi"/>
-        </w:rPr>
-      </w:pPr>
-      <w:r>
-        <w:rPr>
-          <w:rFonts w:ascii="Abadi" w:hAnsi="Abadi"/>
-        </w:rPr>
-        <w:t>Convolutions over volume</w:t>
-      </w:r>
-    </w:p>
-    <w:p>
-      <w:pPr>
-        <w:pStyle w:val="ListParagraph"/>
-        <w:numPr>
-          <w:ilvl w:val="3"/>
-          <w:numId w:val="5"/>
-        </w:numPr>
-        <w:rPr>
-          <w:rFonts w:ascii="Abadi" w:hAnsi="Abadi"/>
-        </w:rPr>
-      </w:pPr>
-      <w:r>
-        <w:rPr>
-          <w:rFonts w:ascii="Abadi" w:hAnsi="Abadi"/>
-        </w:rPr>
-        <w:t>One layer of a convolutional network</w:t>
-      </w:r>
-    </w:p>
-    <w:p>
-      <w:pPr>
-        <w:pStyle w:val="ListParagraph"/>
-        <w:numPr>
-          <w:ilvl w:val="3"/>
-          <w:numId w:val="5"/>
-        </w:numPr>
-        <w:rPr>
-          <w:rFonts w:ascii="Abadi" w:hAnsi="Abadi"/>
-        </w:rPr>
-      </w:pPr>
-      <w:r>
-        <w:rPr>
-          <w:rFonts w:ascii="Abadi" w:hAnsi="Abadi"/>
-        </w:rPr>
-        <w:t>Simple convolutional network example</w:t>
-      </w:r>
-    </w:p>
-    <w:p>
-      <w:pPr>
-        <w:pStyle w:val="ListParagraph"/>
-        <w:numPr>
-          <w:ilvl w:val="3"/>
-          <w:numId w:val="5"/>
-        </w:numPr>
-        <w:rPr>
-          <w:rFonts w:ascii="Abadi" w:hAnsi="Abadi"/>
-        </w:rPr>
-      </w:pPr>
-      <w:r>
-        <w:rPr>
-          <w:rFonts w:ascii="Abadi" w:hAnsi="Abadi"/>
-        </w:rPr>
-        <w:t>Pooling layers</w:t>
-      </w:r>
-    </w:p>
-    <w:p>
-      <w:pPr>
-        <w:pStyle w:val="ListParagraph"/>
-        <w:numPr>
-          <w:ilvl w:val="3"/>
-          <w:numId w:val="5"/>
-        </w:numPr>
-        <w:rPr>
-          <w:rFonts w:ascii="Abadi" w:hAnsi="Abadi"/>
-        </w:rPr>
-      </w:pPr>
-      <w:r>
-        <w:rPr>
-          <w:rFonts w:ascii="Abadi" w:hAnsi="Abadi"/>
-        </w:rPr>
-        <w:t>CNN example</w:t>
-      </w:r>
-    </w:p>
-    <w:p>
-      <w:pPr>
-        <w:pStyle w:val="ListParagraph"/>
-        <w:numPr>
-          <w:ilvl w:val="3"/>
-          <w:numId w:val="5"/>
-        </w:numPr>
-        <w:rPr>
-          <w:rFonts w:ascii="Abadi" w:hAnsi="Abadi"/>
-        </w:rPr>
-      </w:pPr>
-      <w:r>
-        <w:rPr>
-          <w:rFonts w:ascii="Abadi" w:hAnsi="Abadi"/>
-        </w:rPr>
-        <w:t>Why convolutions?</w:t>
-      </w:r>
-    </w:p>
-    <w:p>
-      <w:pPr>
-        <w:pStyle w:val="ListParagraph"/>
-        <w:numPr>
-          <w:ilvl w:val="3"/>
-          <w:numId w:val="5"/>
-        </w:numPr>
-        <w:rPr>
-          <w:rFonts w:ascii="Abadi" w:hAnsi="Abadi"/>
-        </w:rPr>
-      </w:pPr>
-      <w:r>
-        <w:rPr>
-          <w:rFonts w:ascii="Abadi" w:hAnsi="Abadi"/>
-        </w:rPr>
-        <w:t>Yann LeCun interview</w:t>
-      </w:r>
-    </w:p>
-    <w:p>
-      <w:pPr>
-        <w:pStyle w:val="ListParagraph"/>
-        <w:numPr>
-          <w:ilvl w:val="3"/>
-          <w:numId w:val="5"/>
-        </w:numPr>
-        <w:rPr>
-          <w:rFonts w:ascii="Abadi" w:hAnsi="Abadi"/>
-        </w:rPr>
-      </w:pPr>
-      <w:r>
-        <w:rPr>
-          <w:rFonts w:ascii="Abadi" w:hAnsi="Abadi"/>
-        </w:rPr>
-        <w:t>Assignment: The basics of ConvNets</w:t>
-      </w:r>
-    </w:p>
-    <w:p>
-      <w:pPr>
-        <w:pStyle w:val="ListParagraph"/>
-        <w:numPr>
-          <w:ilvl w:val="3"/>
-          <w:numId w:val="5"/>
-        </w:numPr>
-        <w:rPr>
-          <w:rFonts w:ascii="Abadi" w:hAnsi="Abadi"/>
-        </w:rPr>
-      </w:pPr>
-      <w:r>
-        <w:rPr>
-          <w:rFonts w:ascii="Abadi" w:hAnsi="Abadi"/>
-        </w:rPr>
-        <w:t>Lab: Convolutional model step by step</w:t>
-      </w:r>
-    </w:p>
-    <w:p>
-      <w:pPr>
-        <w:pStyle w:val="ListParagraph"/>
-        <w:numPr>
-          <w:ilvl w:val="3"/>
-          <w:numId w:val="5"/>
-        </w:numPr>
-        <w:rPr>
-          <w:rFonts w:ascii="Abadi" w:hAnsi="Abadi"/>
-        </w:rPr>
-      </w:pPr>
-      <w:r>
-        <w:rPr>
-          <w:rFonts w:ascii="Abadi" w:hAnsi="Abadi"/>
-        </w:rPr>
-        <w:t>Lab: Convolution model application</w:t>
-      </w:r>
-    </w:p>
-    <w:p>
-      <w:pPr>
-        <w:pStyle w:val="ListParagraph"/>
-        <w:numPr>
-          <w:ilvl w:val="2"/>
-          <w:numId w:val="5"/>
-        </w:numPr>
-        <w:rPr>
-          <w:rFonts w:ascii="Abadi" w:hAnsi="Abadi"/>
-        </w:rPr>
-      </w:pPr>
-      <w:r>
-        <w:rPr>
-          <w:rFonts w:ascii="Abadi" w:hAnsi="Abadi"/>
-        </w:rPr>
-        <w:t>Week 2 – Deep convolutional models: case studies</w:t>
-      </w:r>
-    </w:p>
-    <w:p>
-      <w:pPr>
-        <w:pStyle w:val="ListParagraph"/>
-        <w:numPr>
-          <w:ilvl w:val="3"/>
-          <w:numId w:val="5"/>
-        </w:numPr>
-        <w:rPr>
-          <w:rFonts w:ascii="Abadi" w:hAnsi="Abadi"/>
-        </w:rPr>
-      </w:pPr>
-      <w:r>
-        <w:rPr>
-          <w:rFonts w:ascii="Abadi" w:hAnsi="Abadi"/>
-        </w:rPr>
-        <w:t>Why look at case studies?</w:t>
-      </w:r>
-    </w:p>
-    <w:p>
-      <w:pPr>
-        <w:pStyle w:val="ListParagraph"/>
-        <w:numPr>
-          <w:ilvl w:val="3"/>
-          <w:numId w:val="5"/>
-        </w:numPr>
-        <w:rPr>
-          <w:rFonts w:ascii="Abadi" w:hAnsi="Abadi"/>
-        </w:rPr>
-      </w:pPr>
-      <w:r>
-        <w:rPr>
-          <w:rFonts w:ascii="Abadi" w:hAnsi="Abadi"/>
-        </w:rPr>
-        <w:t>Classic networks</w:t>
-      </w:r>
-    </w:p>
-    <w:p>
-      <w:pPr>
-        <w:pStyle w:val="ListParagraph"/>
-        <w:numPr>
-          <w:ilvl w:val="3"/>
-          <w:numId w:val="5"/>
-        </w:numPr>
-        <w:rPr>
-          <w:rFonts w:ascii="Abadi" w:hAnsi="Abadi"/>
-        </w:rPr>
-      </w:pPr>
-      <w:r>
-        <w:rPr>
-          <w:rFonts w:ascii="Abadi" w:hAnsi="Abadi"/>
-        </w:rPr>
-        <w:t>ResNets</w:t>
-      </w:r>
-    </w:p>
-    <w:p>
-      <w:pPr>
-        <w:pStyle w:val="ListParagraph"/>
-        <w:numPr>
-          <w:ilvl w:val="3"/>
-          <w:numId w:val="5"/>
-        </w:numPr>
-        <w:rPr>
-          <w:rFonts w:ascii="Abadi" w:hAnsi="Abadi"/>
-        </w:rPr>
-      </w:pPr>
-      <w:r>
-        <w:rPr>
-          <w:rFonts w:ascii="Abadi" w:hAnsi="Abadi"/>
-        </w:rPr>
-        <w:t>Why ResNets work?</w:t>
-      </w:r>
-    </w:p>
-    <w:p>
-      <w:pPr>
-        <w:pStyle w:val="ListParagraph"/>
-        <w:numPr>
-          <w:ilvl w:val="3"/>
-          <w:numId w:val="5"/>
-        </w:numPr>
-        <w:rPr>
-          <w:rFonts w:ascii="Abadi" w:hAnsi="Abadi"/>
-        </w:rPr>
-      </w:pPr>
-      <w:r>
-        <w:rPr>
-          <w:rFonts w:ascii="Abadi" w:hAnsi="Abadi"/>
-        </w:rPr>
-        <w:t>Networks in networks and 1x1 convolutions</w:t>
-      </w:r>
-    </w:p>
-    <w:p>
-      <w:pPr>
-        <w:pStyle w:val="ListParagraph"/>
-        <w:numPr>
-          <w:ilvl w:val="3"/>
-          <w:numId w:val="5"/>
-        </w:numPr>
-        <w:rPr>
-          <w:rFonts w:ascii="Abadi" w:hAnsi="Abadi"/>
-        </w:rPr>
-      </w:pPr>
-      <w:r>
-        <w:rPr>
-          <w:rFonts w:ascii="Abadi" w:hAnsi="Abadi"/>
-        </w:rPr>
-        <w:t>Inception network motivation</w:t>
-      </w:r>
-    </w:p>
-    <w:p>
-      <w:pPr>
-        <w:pStyle w:val="ListParagraph"/>
-        <w:numPr>
-          <w:ilvl w:val="3"/>
-          <w:numId w:val="5"/>
-        </w:numPr>
-        <w:rPr>
-          <w:rFonts w:ascii="Abadi" w:hAnsi="Abadi"/>
-        </w:rPr>
-      </w:pPr>
-      <w:r>
-        <w:rPr>
-          <w:rFonts w:ascii="Abadi" w:hAnsi="Abadi"/>
-        </w:rPr>
-        <w:t>Inception network</w:t>
-      </w:r>
-    </w:p>
-    <w:p>
-      <w:pPr>
-        <w:pStyle w:val="ListParagraph"/>
-        <w:numPr>
-          <w:ilvl w:val="3"/>
-          <w:numId w:val="5"/>
-        </w:numPr>
-        <w:rPr>
-          <w:rFonts w:ascii="Abadi" w:hAnsi="Abadi"/>
-        </w:rPr>
-      </w:pPr>
-      <w:r>
-        <w:rPr>
-          <w:rFonts w:ascii="Abadi" w:hAnsi="Abadi"/>
-        </w:rPr>
-        <w:t>MobileNet</w:t>
-      </w:r>
-    </w:p>
-    <w:p>
-      <w:pPr>
-        <w:pStyle w:val="ListParagraph"/>
-        <w:numPr>
-          <w:ilvl w:val="3"/>
-          <w:numId w:val="5"/>
-        </w:numPr>
-        <w:rPr>
-          <w:rFonts w:ascii="Abadi" w:hAnsi="Abadi"/>
-        </w:rPr>
-      </w:pPr>
-      <w:r>
-        <w:rPr>
-          <w:rFonts w:ascii="Abadi" w:hAnsi="Abadi"/>
-        </w:rPr>
-        <w:t>MobileNet architecture</w:t>
-      </w:r>
-    </w:p>
-    <w:p>
-      <w:pPr>
-        <w:pStyle w:val="ListParagraph"/>
-        <w:numPr>
-          <w:ilvl w:val="3"/>
-          <w:numId w:val="5"/>
-        </w:numPr>
-        <w:rPr>
-          <w:rFonts w:ascii="Abadi" w:hAnsi="Abadi"/>
-        </w:rPr>
-      </w:pPr>
-      <w:r>
-        <w:rPr>
-          <w:rFonts w:ascii="Abadi" w:hAnsi="Abadi"/>
-        </w:rPr>
-        <w:t>EfficientNet</w:t>
-      </w:r>
-    </w:p>
-    <w:p>
-      <w:pPr>
-        <w:pStyle w:val="ListParagraph"/>
-        <w:numPr>
-          <w:ilvl w:val="3"/>
-          <w:numId w:val="5"/>
-        </w:numPr>
-        <w:rPr>
-          <w:rFonts w:ascii="Abadi" w:hAnsi="Abadi"/>
-        </w:rPr>
-      </w:pPr>
-      <w:r>
-        <w:rPr>
-          <w:rFonts w:ascii="Abadi" w:hAnsi="Abadi"/>
-        </w:rPr>
-        <w:t>Using open-source implementation</w:t>
-      </w:r>
-    </w:p>
-    <w:p>
-      <w:pPr>
-        <w:pStyle w:val="ListParagraph"/>
-        <w:numPr>
-          <w:ilvl w:val="3"/>
-          <w:numId w:val="5"/>
-        </w:numPr>
-        <w:rPr>
-          <w:rFonts w:ascii="Abadi" w:hAnsi="Abadi"/>
-        </w:rPr>
-      </w:pPr>
-      <w:r>
-        <w:rPr>
-          <w:rFonts w:ascii="Abadi" w:hAnsi="Abadi"/>
-        </w:rPr>
-        <w:t>Transfer learning</w:t>
-      </w:r>
-    </w:p>
-    <w:p>
-      <w:pPr>
-        <w:pStyle w:val="ListParagraph"/>
-        <w:numPr>
-          <w:ilvl w:val="3"/>
-          <w:numId w:val="5"/>
-        </w:numPr>
-        <w:rPr>
-          <w:rFonts w:ascii="Abadi" w:hAnsi="Abadi"/>
-        </w:rPr>
-      </w:pPr>
-      <w:r>
-        <w:rPr>
-          <w:rFonts w:ascii="Abadi" w:hAnsi="Abadi"/>
-        </w:rPr>
-        <w:t>Data augmentation</w:t>
-      </w:r>
-    </w:p>
-    <w:p>
-      <w:pPr>
-        <w:pStyle w:val="ListParagraph"/>
-        <w:numPr>
-          <w:ilvl w:val="3"/>
-          <w:numId w:val="5"/>
-        </w:numPr>
-        <w:rPr>
-          <w:rFonts w:ascii="Abadi" w:hAnsi="Abadi"/>
-        </w:rPr>
-      </w:pPr>
-      <w:r>
-        <w:rPr>
-          <w:rFonts w:ascii="Abadi" w:hAnsi="Abadi"/>
-        </w:rPr>
-        <w:t>State of computer vision</w:t>
-      </w:r>
-    </w:p>
-    <w:p>
-      <w:pPr>
-        <w:pStyle w:val="ListParagraph"/>
-        <w:numPr>
-          <w:ilvl w:val="3"/>
-          <w:numId w:val="5"/>
-        </w:numPr>
-        <w:rPr>
-          <w:rFonts w:ascii="Abadi" w:hAnsi="Abadi"/>
-        </w:rPr>
-      </w:pPr>
-      <w:r>
-        <w:rPr>
-          <w:rFonts w:ascii="Abadi" w:hAnsi="Abadi"/>
-        </w:rPr>
-        <w:t>Assignment: Deep convolutional models</w:t>
-      </w:r>
-    </w:p>
-    <w:p>
-      <w:pPr>
-        <w:pStyle w:val="ListParagraph"/>
-        <w:numPr>
-          <w:ilvl w:val="3"/>
-          <w:numId w:val="5"/>
-        </w:numPr>
-        <w:rPr>
-          <w:rFonts w:ascii="Abadi" w:hAnsi="Abadi"/>
-        </w:rPr>
-      </w:pPr>
-      <w:r>
-        <w:rPr>
-          <w:rFonts w:ascii="Abadi" w:hAnsi="Abadi"/>
-        </w:rPr>
-        <w:lastRenderedPageBreak/>
-        <w:t>Lab: Residual networks</w:t>
-      </w:r>
-    </w:p>
-    <w:p>
-      <w:pPr>
-        <w:pStyle w:val="ListParagraph"/>
-        <w:numPr>
-          <w:ilvl w:val="3"/>
-          <w:numId w:val="5"/>
-        </w:numPr>
-        <w:rPr>
-          <w:rFonts w:ascii="Abadi" w:hAnsi="Abadi"/>
-        </w:rPr>
-      </w:pPr>
-      <w:r>
-        <w:rPr>
-          <w:rFonts w:ascii="Abadi" w:hAnsi="Abadi"/>
-        </w:rPr>
-        <w:t>Lab: Transfer learning with MobileNet</w:t>
-      </w:r>
-    </w:p>
-    <w:p>
-      <w:pPr>
-        <w:pStyle w:val="ListParagraph"/>
-        <w:numPr>
-          <w:ilvl w:val="2"/>
-          <w:numId w:val="5"/>
-        </w:numPr>
-        <w:rPr>
-          <w:rFonts w:ascii="Abadi" w:hAnsi="Abadi"/>
-        </w:rPr>
-      </w:pPr>
-      <w:r>
-        <w:rPr>
-          <w:rFonts w:ascii="Abadi" w:hAnsi="Abadi"/>
-        </w:rPr>
-        <w:t>Week 3 – Object detection</w:t>
-      </w:r>
-    </w:p>
-    <w:p>
-      <w:pPr>
-        <w:pStyle w:val="ListParagraph"/>
-        <w:numPr>
-          <w:ilvl w:val="3"/>
-          <w:numId w:val="5"/>
-        </w:numPr>
-        <w:rPr>
-          <w:rFonts w:ascii="Abadi" w:hAnsi="Abadi"/>
-        </w:rPr>
-      </w:pPr>
-      <w:r>
-        <w:rPr>
-          <w:rFonts w:ascii="Abadi" w:hAnsi="Abadi"/>
-        </w:rPr>
-        <w:t>Object localization</w:t>
-      </w:r>
-    </w:p>
-    <w:p>
-      <w:pPr>
-        <w:pStyle w:val="ListParagraph"/>
-        <w:numPr>
-          <w:ilvl w:val="3"/>
-          <w:numId w:val="5"/>
-        </w:numPr>
-        <w:rPr>
-          <w:rFonts w:ascii="Abadi" w:hAnsi="Abadi"/>
-        </w:rPr>
-      </w:pPr>
-      <w:r>
-        <w:rPr>
-          <w:rFonts w:ascii="Abadi" w:hAnsi="Abadi"/>
-        </w:rPr>
-        <w:t>Landmark detection</w:t>
-      </w:r>
-    </w:p>
-    <w:p>
-      <w:pPr>
-        <w:pStyle w:val="ListParagraph"/>
-        <w:numPr>
-          <w:ilvl w:val="3"/>
-          <w:numId w:val="5"/>
-        </w:numPr>
-        <w:rPr>
-          <w:rFonts w:ascii="Abadi" w:hAnsi="Abadi"/>
-        </w:rPr>
-      </w:pPr>
-      <w:r>
-        <w:rPr>
-          <w:rFonts w:ascii="Abadi" w:hAnsi="Abadi"/>
-        </w:rPr>
-        <w:t>Object detection</w:t>
-      </w:r>
-    </w:p>
-    <w:p>
-      <w:pPr>
-        <w:pStyle w:val="ListParagraph"/>
-        <w:numPr>
-          <w:ilvl w:val="3"/>
-          <w:numId w:val="5"/>
-        </w:numPr>
-        <w:rPr>
-          <w:rFonts w:ascii="Abadi" w:hAnsi="Abadi"/>
-        </w:rPr>
-      </w:pPr>
-      <w:r>
-        <w:rPr>
-          <w:rFonts w:ascii="Abadi" w:hAnsi="Abadi"/>
-        </w:rPr>
-        <w:t>Convolutional implementation of sliding windows</w:t>
-      </w:r>
-    </w:p>
-    <w:p>
-      <w:pPr>
-        <w:pStyle w:val="ListParagraph"/>
-        <w:numPr>
-          <w:ilvl w:val="3"/>
-          <w:numId w:val="5"/>
-        </w:numPr>
-        <w:rPr>
-          <w:rFonts w:ascii="Abadi" w:hAnsi="Abadi"/>
-        </w:rPr>
-      </w:pPr>
-      <w:r>
-        <w:rPr>
-          <w:rFonts w:ascii="Abadi" w:hAnsi="Abadi"/>
-        </w:rPr>
-        <w:t>Bounding box predictions</w:t>
-      </w:r>
-    </w:p>
-    <w:p>
-      <w:pPr>
-        <w:pStyle w:val="ListParagraph"/>
-        <w:numPr>
-          <w:ilvl w:val="3"/>
-          <w:numId w:val="5"/>
-        </w:numPr>
-        <w:rPr>
-          <w:rFonts w:ascii="Abadi" w:hAnsi="Abadi"/>
-        </w:rPr>
-      </w:pPr>
-      <w:r>
-        <w:rPr>
-          <w:rFonts w:ascii="Abadi" w:hAnsi="Abadi"/>
-        </w:rPr>
-        <w:t>Intersection over union</w:t>
-      </w:r>
-    </w:p>
-    <w:p>
-      <w:pPr>
-        <w:pStyle w:val="ListParagraph"/>
-        <w:numPr>
-          <w:ilvl w:val="3"/>
-          <w:numId w:val="5"/>
-        </w:numPr>
-        <w:rPr>
-          <w:rFonts w:ascii="Abadi" w:hAnsi="Abadi"/>
-        </w:rPr>
-      </w:pPr>
-      <w:r>
-        <w:rPr>
-          <w:rFonts w:ascii="Abadi" w:hAnsi="Abadi"/>
-        </w:rPr>
-        <w:t>Non-max suppression</w:t>
-      </w:r>
-    </w:p>
-    <w:p>
-      <w:pPr>
-        <w:pStyle w:val="ListParagraph"/>
-        <w:numPr>
-          <w:ilvl w:val="3"/>
-          <w:numId w:val="5"/>
-        </w:numPr>
-        <w:rPr>
-          <w:rFonts w:ascii="Abadi" w:hAnsi="Abadi"/>
-        </w:rPr>
-      </w:pPr>
-      <w:r>
-        <w:rPr>
-          <w:rFonts w:ascii="Abadi" w:hAnsi="Abadi"/>
-        </w:rPr>
-        <w:t>Anchor boxes</w:t>
-      </w:r>
-    </w:p>
-    <w:p>
-      <w:pPr>
-        <w:pStyle w:val="ListParagraph"/>
-        <w:numPr>
-          <w:ilvl w:val="3"/>
-          <w:numId w:val="5"/>
-        </w:numPr>
-        <w:rPr>
-          <w:rFonts w:ascii="Abadi" w:hAnsi="Abadi"/>
-        </w:rPr>
-      </w:pPr>
-      <w:r>
-        <w:rPr>
-          <w:rFonts w:ascii="Abadi" w:hAnsi="Abadi"/>
-        </w:rPr>
-        <w:t>YOLO algorithm</w:t>
-      </w:r>
-    </w:p>
-    <w:p>
-      <w:pPr>
-        <w:pStyle w:val="ListParagraph"/>
-        <w:numPr>
-          <w:ilvl w:val="3"/>
-          <w:numId w:val="5"/>
-        </w:numPr>
-        <w:rPr>
-          <w:rFonts w:ascii="Abadi" w:hAnsi="Abadi"/>
-        </w:rPr>
-      </w:pPr>
-      <w:r>
-        <w:rPr>
-          <w:rFonts w:ascii="Abadi" w:hAnsi="Abadi"/>
-        </w:rPr>
-        <w:t>Region proposals (optional)</w:t>
-      </w:r>
-    </w:p>
-    <w:p>
-      <w:pPr>
-        <w:pStyle w:val="ListParagraph"/>
-        <w:numPr>
-          <w:ilvl w:val="3"/>
-          <w:numId w:val="5"/>
-        </w:numPr>
-        <w:rPr>
-          <w:rFonts w:ascii="Abadi" w:hAnsi="Abadi"/>
-        </w:rPr>
-      </w:pPr>
-      <w:r>
-        <w:rPr>
-          <w:rFonts w:ascii="Abadi" w:hAnsi="Abadi"/>
-        </w:rPr>
-        <w:t>Semantic segmentation with U-Net</w:t>
-      </w:r>
-    </w:p>
-    <w:p>
-      <w:pPr>
-        <w:pStyle w:val="ListParagraph"/>
-        <w:numPr>
-          <w:ilvl w:val="3"/>
-          <w:numId w:val="5"/>
-        </w:numPr>
-        <w:rPr>
-          <w:rFonts w:ascii="Abadi" w:hAnsi="Abadi"/>
-        </w:rPr>
-      </w:pPr>
-      <w:r>
-        <w:rPr>
-          <w:rFonts w:ascii="Abadi" w:hAnsi="Abadi"/>
-        </w:rPr>
-        <w:t>Transpose convolutions</w:t>
-      </w:r>
-    </w:p>
-    <w:p>
-      <w:pPr>
-        <w:pStyle w:val="ListParagraph"/>
-        <w:numPr>
-          <w:ilvl w:val="3"/>
-          <w:numId w:val="5"/>
-        </w:numPr>
-        <w:rPr>
-          <w:rFonts w:ascii="Abadi" w:hAnsi="Abadi"/>
-        </w:rPr>
-      </w:pPr>
-      <w:r>
-        <w:rPr>
-          <w:rFonts w:ascii="Abadi" w:hAnsi="Abadi"/>
-        </w:rPr>
-        <w:t>U-Net architecture intuition</w:t>
-      </w:r>
-    </w:p>
-    <w:p>
-      <w:pPr>
-        <w:pStyle w:val="ListParagraph"/>
-        <w:numPr>
-          <w:ilvl w:val="3"/>
-          <w:numId w:val="5"/>
-        </w:numPr>
-        <w:rPr>
-          <w:rFonts w:ascii="Abadi" w:hAnsi="Abadi"/>
-        </w:rPr>
-      </w:pPr>
-      <w:r>
-        <w:rPr>
-          <w:rFonts w:ascii="Abadi" w:hAnsi="Abadi"/>
-        </w:rPr>
-        <w:t>U-Net architecture</w:t>
-      </w:r>
-    </w:p>
-    <w:p>
-      <w:pPr>
-        <w:pStyle w:val="ListParagraph"/>
-        <w:numPr>
-          <w:ilvl w:val="3"/>
-          <w:numId w:val="5"/>
-        </w:numPr>
-        <w:rPr>
-          <w:rFonts w:ascii="Abadi" w:hAnsi="Abadi"/>
-        </w:rPr>
-      </w:pPr>
-      <w:r>
-        <w:rPr>
-          <w:rFonts w:ascii="Abadi" w:hAnsi="Abadi"/>
-        </w:rPr>
-        <w:t>Assignment: Detection algorithms</w:t>
-      </w:r>
-    </w:p>
-    <w:p>
-      <w:pPr>
-        <w:pStyle w:val="ListParagraph"/>
-        <w:numPr>
-          <w:ilvl w:val="3"/>
-          <w:numId w:val="5"/>
-        </w:numPr>
-        <w:rPr>
-          <w:rFonts w:ascii="Abadi" w:hAnsi="Abadi"/>
-        </w:rPr>
-      </w:pPr>
-      <w:r>
-        <w:rPr>
-          <w:rFonts w:ascii="Abadi" w:hAnsi="Abadi"/>
-        </w:rPr>
-        <w:t>Lab: Car detection with YOLO</w:t>
-      </w:r>
-    </w:p>
-    <w:p>
-      <w:pPr>
-        <w:pStyle w:val="ListParagraph"/>
-        <w:numPr>
-          <w:ilvl w:val="3"/>
-          <w:numId w:val="5"/>
-        </w:numPr>
-        <w:rPr>
-          <w:rFonts w:ascii="Abadi" w:hAnsi="Abadi"/>
-        </w:rPr>
-      </w:pPr>
-      <w:r>
-        <w:rPr>
-          <w:rFonts w:ascii="Abadi" w:hAnsi="Abadi"/>
-        </w:rPr>
-        <w:t>Lab: Image segmentation with U-Net</w:t>
-      </w:r>
-    </w:p>
-    <w:p>
-      <w:pPr>
-        <w:pStyle w:val="ListParagraph"/>
-        <w:numPr>
-          <w:ilvl w:val="2"/>
-          <w:numId w:val="5"/>
-        </w:numPr>
-        <w:rPr>
-          <w:rFonts w:ascii="Abadi" w:hAnsi="Abadi"/>
-        </w:rPr>
-      </w:pPr>
-      <w:r>
-        <w:rPr>
-          <w:rFonts w:ascii="Abadi" w:hAnsi="Abadi"/>
-        </w:rPr>
-        <w:t>Week 4 – Special applications: face recognition &amp; neural style transfer</w:t>
-      </w:r>
-    </w:p>
-    <w:p>
-      <w:pPr>
-        <w:pStyle w:val="ListParagraph"/>
-        <w:numPr>
-          <w:ilvl w:val="3"/>
-          <w:numId w:val="5"/>
-        </w:numPr>
-        <w:rPr>
-          <w:rFonts w:ascii="Abadi" w:hAnsi="Abadi"/>
-        </w:rPr>
-      </w:pPr>
-      <w:r>
-        <w:rPr>
-          <w:rFonts w:ascii="Abadi" w:hAnsi="Abadi"/>
-        </w:rPr>
-        <w:t>What is face recognition?</w:t>
-      </w:r>
-    </w:p>
-    <w:p>
-      <w:pPr>
-        <w:pStyle w:val="ListParagraph"/>
-        <w:numPr>
-          <w:ilvl w:val="3"/>
-          <w:numId w:val="5"/>
-        </w:numPr>
-        <w:rPr>
-          <w:rFonts w:ascii="Abadi" w:hAnsi="Abadi"/>
-        </w:rPr>
-      </w:pPr>
-      <w:r>
-        <w:rPr>
-          <w:rFonts w:ascii="Abadi" w:hAnsi="Abadi"/>
-        </w:rPr>
-        <w:t>One shot learning</w:t>
-      </w:r>
-    </w:p>
-    <w:p>
-      <w:pPr>
-        <w:pStyle w:val="ListParagraph"/>
-        <w:numPr>
-          <w:ilvl w:val="3"/>
-          <w:numId w:val="5"/>
-        </w:numPr>
-        <w:rPr>
-          <w:rFonts w:ascii="Abadi" w:hAnsi="Abadi"/>
-        </w:rPr>
-      </w:pPr>
-      <w:r>
-        <w:rPr>
-          <w:rFonts w:ascii="Abadi" w:hAnsi="Abadi"/>
-        </w:rPr>
-        <w:t>Siamese network</w:t>
-      </w:r>
-    </w:p>
-    <w:p>
-      <w:pPr>
-        <w:pStyle w:val="ListParagraph"/>
-        <w:numPr>
-          <w:ilvl w:val="3"/>
-          <w:numId w:val="5"/>
-        </w:numPr>
-        <w:rPr>
-          <w:rFonts w:ascii="Abadi" w:hAnsi="Abadi"/>
-        </w:rPr>
-      </w:pPr>
-      <w:r>
-        <w:rPr>
-          <w:rFonts w:ascii="Abadi" w:hAnsi="Abadi"/>
-        </w:rPr>
-        <w:t>Triplet loss</w:t>
-      </w:r>
-    </w:p>
-    <w:p>
-      <w:pPr>
-        <w:pStyle w:val="ListParagraph"/>
-        <w:numPr>
-          <w:ilvl w:val="3"/>
-          <w:numId w:val="5"/>
-        </w:numPr>
-        <w:rPr>
-          <w:rFonts w:ascii="Abadi" w:hAnsi="Abadi"/>
-        </w:rPr>
-      </w:pPr>
-      <w:r>
-        <w:rPr>
-          <w:rFonts w:ascii="Abadi" w:hAnsi="Abadi"/>
-        </w:rPr>
-        <w:t>Face verification and binary classification</w:t>
-      </w:r>
-    </w:p>
-    <w:p>
-      <w:pPr>
-        <w:pStyle w:val="ListParagraph"/>
-        <w:numPr>
-          <w:ilvl w:val="3"/>
-          <w:numId w:val="5"/>
-        </w:numPr>
-        <w:rPr>
-          <w:rFonts w:ascii="Abadi" w:hAnsi="Abadi"/>
-        </w:rPr>
-      </w:pPr>
-      <w:r>
-        <w:rPr>
-          <w:rFonts w:ascii="Abadi" w:hAnsi="Abadi"/>
-        </w:rPr>
-        <w:t>What is neural style transfer?</w:t>
-      </w:r>
-    </w:p>
-    <w:p>
-      <w:pPr>
-        <w:pStyle w:val="ListParagraph"/>
-        <w:numPr>
-          <w:ilvl w:val="3"/>
-          <w:numId w:val="5"/>
-        </w:numPr>
-        <w:rPr>
-          <w:rFonts w:ascii="Abadi" w:hAnsi="Abadi"/>
-        </w:rPr>
-      </w:pPr>
-      <w:r>
-        <w:rPr>
-          <w:rFonts w:ascii="Abadi" w:hAnsi="Abadi"/>
-        </w:rPr>
-        <w:t>What are deep ConvNets learning?</w:t>
-      </w:r>
-    </w:p>
-    <w:p>
-      <w:pPr>
-        <w:pStyle w:val="ListParagraph"/>
-        <w:numPr>
-          <w:ilvl w:val="3"/>
-          <w:numId w:val="5"/>
-        </w:numPr>
-        <w:rPr>
-          <w:rFonts w:ascii="Abadi" w:hAnsi="Abadi"/>
-        </w:rPr>
-      </w:pPr>
-      <w:r>
-        <w:rPr>
-          <w:rFonts w:ascii="Abadi" w:hAnsi="Abadi"/>
-        </w:rPr>
-        <w:t>Cost function</w:t>
-      </w:r>
-    </w:p>
-    <w:p>
-      <w:pPr>
-        <w:pStyle w:val="ListParagraph"/>
-        <w:numPr>
-          <w:ilvl w:val="3"/>
-          <w:numId w:val="5"/>
-        </w:numPr>
-        <w:rPr>
-          <w:rFonts w:ascii="Abadi" w:hAnsi="Abadi"/>
-        </w:rPr>
-      </w:pPr>
-      <w:r>
-        <w:rPr>
-          <w:rFonts w:ascii="Abadi" w:hAnsi="Abadi"/>
-        </w:rPr>
-        <w:t>Content cost function</w:t>
-      </w:r>
-    </w:p>
-    <w:p>
-      <w:pPr>
-        <w:pStyle w:val="ListParagraph"/>
-        <w:numPr>
-          <w:ilvl w:val="3"/>
-          <w:numId w:val="5"/>
-        </w:numPr>
-        <w:rPr>
-          <w:rFonts w:ascii="Abadi" w:hAnsi="Abadi"/>
-        </w:rPr>
-      </w:pPr>
-      <w:r>
-        <w:rPr>
-          <w:rFonts w:ascii="Abadi" w:hAnsi="Abadi"/>
-        </w:rPr>
-        <w:t>Style cost function</w:t>
-      </w:r>
-    </w:p>
-    <w:p>
-      <w:pPr>
-        <w:pStyle w:val="ListParagraph"/>
-        <w:numPr>
-          <w:ilvl w:val="3"/>
-          <w:numId w:val="5"/>
-        </w:numPr>
-        <w:rPr>
-          <w:rFonts w:ascii="Abadi" w:hAnsi="Abadi"/>
-        </w:rPr>
-      </w:pPr>
-      <w:r>
-        <w:rPr>
-          <w:rFonts w:ascii="Abadi" w:hAnsi="Abadi"/>
-        </w:rPr>
-        <w:t>1D and 3D generalizations</w:t>
-      </w:r>
-    </w:p>
-    <w:p>
-      <w:pPr>
-        <w:pStyle w:val="ListParagraph"/>
-        <w:numPr>
-          <w:ilvl w:val="3"/>
-          <w:numId w:val="5"/>
-        </w:numPr>
-        <w:rPr>
-          <w:rFonts w:ascii="Abadi" w:hAnsi="Abadi"/>
-        </w:rPr>
-      </w:pPr>
-      <w:r>
-        <w:rPr>
-          <w:rFonts w:ascii="Abadi" w:hAnsi="Abadi"/>
-        </w:rPr>
-        <w:t>Assignment: Special applications: face recognition &amp; neural style transfer</w:t>
-      </w:r>
-    </w:p>
-    <w:p>
-      <w:pPr>
-        <w:pStyle w:val="ListParagraph"/>
-        <w:numPr>
-          <w:ilvl w:val="3"/>
-          <w:numId w:val="5"/>
-        </w:numPr>
-        <w:rPr>
-          <w:rFonts w:ascii="Abadi" w:hAnsi="Abadi"/>
-        </w:rPr>
-      </w:pPr>
-      <w:r>
-        <w:rPr>
-          <w:rFonts w:ascii="Abadi" w:hAnsi="Abadi"/>
-        </w:rPr>
-        <w:t>Lab: Face recognition</w:t>
-      </w:r>
-    </w:p>
-    <w:p>
-      <w:pPr>
-        <w:pStyle w:val="ListParagraph"/>
-        <w:numPr>
-          <w:ilvl w:val="3"/>
-          <w:numId w:val="5"/>
-        </w:numPr>
-        <w:rPr>
-          <w:rFonts w:ascii="Abadi" w:hAnsi="Abadi"/>
-        </w:rPr>
-      </w:pPr>
-      <w:r>
-        <w:rPr>
-          <w:rFonts w:ascii="Abadi" w:hAnsi="Abadi"/>
-        </w:rPr>
-        <w:t>Lab: Art generation with neural style transfer</w:t>
-      </w:r>
-    </w:p>
-    <w:p>
-      <w:pPr>
-        <w:pStyle w:val="ListParagraph"/>
-        <w:numPr>
-          <w:ilvl w:val="1"/>
-          <w:numId w:val="5"/>
-        </w:numPr>
-        <w:rPr>
-          <w:rFonts w:ascii="Abadi" w:hAnsi="Abadi"/>
-        </w:rPr>
-      </w:pPr>
-      <w:r>
-        <w:rPr>
-          <w:rFonts w:ascii="Abadi" w:hAnsi="Abadi"/>
-        </w:rPr>
-        <w:t>Sequence Models</w:t>
-      </w:r>
-    </w:p>
-    <w:p>
-      <w:pPr>
-        <w:pStyle w:val="ListParagraph"/>
-        <w:numPr>
-          <w:ilvl w:val="2"/>
-          <w:numId w:val="5"/>
-        </w:numPr>
-        <w:rPr>
-          <w:rFonts w:ascii="Abadi" w:hAnsi="Abadi"/>
-        </w:rPr>
-      </w:pPr>
-      <w:r>
-        <w:rPr>
-          <w:rFonts w:ascii="Abadi" w:hAnsi="Abadi"/>
-        </w:rPr>
-        <w:t>Week 1 – Recurrent neural networks</w:t>
-      </w:r>
-    </w:p>
-    <w:p>
-      <w:pPr>
-        <w:pStyle w:val="ListParagraph"/>
-        <w:numPr>
-          <w:ilvl w:val="3"/>
-          <w:numId w:val="5"/>
-        </w:numPr>
-        <w:rPr>
-          <w:rFonts w:ascii="Abadi" w:hAnsi="Abadi"/>
-        </w:rPr>
-      </w:pPr>
-      <w:r>
-        <w:rPr>
-          <w:rFonts w:ascii="Abadi" w:hAnsi="Abadi"/>
-        </w:rPr>
-        <w:t>Why sequence models?</w:t>
-      </w:r>
-    </w:p>
-    <w:p>
-      <w:pPr>
-        <w:pStyle w:val="ListParagraph"/>
-        <w:numPr>
-          <w:ilvl w:val="3"/>
-          <w:numId w:val="5"/>
-        </w:numPr>
-        <w:rPr>
-          <w:rFonts w:ascii="Abadi" w:hAnsi="Abadi"/>
-        </w:rPr>
-      </w:pPr>
-      <w:r>
-        <w:rPr>
-          <w:rFonts w:ascii="Abadi" w:hAnsi="Abadi"/>
-        </w:rPr>
-        <w:t>Notation</w:t>
-      </w:r>
-    </w:p>
-    <w:p>
-      <w:pPr>
-        <w:pStyle w:val="ListParagraph"/>
-        <w:numPr>
-          <w:ilvl w:val="3"/>
-          <w:numId w:val="5"/>
-        </w:numPr>
-        <w:rPr>
-          <w:rFonts w:ascii="Abadi" w:hAnsi="Abadi"/>
-        </w:rPr>
-      </w:pPr>
-      <w:r>
-        <w:rPr>
-          <w:rFonts w:ascii="Abadi" w:hAnsi="Abadi"/>
-        </w:rPr>
-        <w:t>Recurrent neural network model</w:t>
-      </w:r>
-    </w:p>
-    <w:p>
-      <w:pPr>
-        <w:pStyle w:val="ListParagraph"/>
-        <w:numPr>
-          <w:ilvl w:val="3"/>
-          <w:numId w:val="5"/>
-        </w:numPr>
-        <w:rPr>
-          <w:rFonts w:ascii="Abadi" w:hAnsi="Abadi"/>
-        </w:rPr>
-      </w:pPr>
-      <w:r>
-        <w:rPr>
-          <w:rFonts w:ascii="Abadi" w:hAnsi="Abadi"/>
-        </w:rPr>
-        <w:t>Backpropagation through time</w:t>
-      </w:r>
-    </w:p>
-    <w:p>
-      <w:pPr>
-        <w:pStyle w:val="ListParagraph"/>
-        <w:numPr>
-          <w:ilvl w:val="3"/>
-          <w:numId w:val="5"/>
-        </w:numPr>
-        <w:rPr>
-          <w:rFonts w:ascii="Abadi" w:hAnsi="Abadi"/>
-        </w:rPr>
-      </w:pPr>
-      <w:r>
-        <w:rPr>
-          <w:rFonts w:ascii="Abadi" w:hAnsi="Abadi"/>
-        </w:rPr>
-        <w:t>Different types of RNNs</w:t>
-      </w:r>
-    </w:p>
-    <w:p>
-      <w:pPr>
-        <w:pStyle w:val="ListParagraph"/>
-        <w:numPr>
-          <w:ilvl w:val="3"/>
-          <w:numId w:val="5"/>
-        </w:numPr>
-        <w:rPr>
-          <w:rFonts w:ascii="Abadi" w:hAnsi="Abadi"/>
-        </w:rPr>
-      </w:pPr>
-      <w:r>
-        <w:rPr>
-          <w:rFonts w:ascii="Abadi" w:hAnsi="Abadi"/>
-        </w:rPr>
-        <w:t>Language model and sequence generation</w:t>
-      </w:r>
-    </w:p>
-    <w:p>
-      <w:pPr>
-        <w:pStyle w:val="ListParagraph"/>
-        <w:numPr>
-          <w:ilvl w:val="3"/>
-          <w:numId w:val="5"/>
-        </w:numPr>
-        <w:rPr>
-          <w:rFonts w:ascii="Abadi" w:hAnsi="Abadi"/>
-        </w:rPr>
-      </w:pPr>
-      <w:r>
-        <w:rPr>
-          <w:rFonts w:ascii="Abadi" w:hAnsi="Abadi"/>
-        </w:rPr>
-        <w:t>Sampling novel sequences</w:t>
-      </w:r>
-    </w:p>
-    <w:p>
-      <w:pPr>
-        <w:pStyle w:val="ListParagraph"/>
-        <w:numPr>
-          <w:ilvl w:val="3"/>
-          <w:numId w:val="5"/>
-        </w:numPr>
-        <w:rPr>
-          <w:rFonts w:ascii="Abadi" w:hAnsi="Abadi"/>
-        </w:rPr>
-      </w:pPr>
-      <w:r>
-        <w:rPr>
-          <w:rFonts w:ascii="Abadi" w:hAnsi="Abadi"/>
-        </w:rPr>
-        <w:t>Vanishing gradients with RNNs</w:t>
-      </w:r>
-    </w:p>
-    <w:p>
-      <w:pPr>
-        <w:pStyle w:val="ListParagraph"/>
-        <w:numPr>
-          <w:ilvl w:val="3"/>
-          <w:numId w:val="5"/>
-        </w:numPr>
-        <w:rPr>
-          <w:rFonts w:ascii="Abadi" w:hAnsi="Abadi"/>
-        </w:rPr>
-      </w:pPr>
-      <w:r>
-        <w:rPr>
-          <w:rFonts w:ascii="Abadi" w:hAnsi="Abadi"/>
-        </w:rPr>
-        <w:lastRenderedPageBreak/>
-        <w:t>Gated recurrent unit (GRU)</w:t>
-      </w:r>
-    </w:p>
-    <w:p>
-      <w:pPr>
-        <w:pStyle w:val="ListParagraph"/>
-        <w:numPr>
-          <w:ilvl w:val="3"/>
-          <w:numId w:val="5"/>
-        </w:numPr>
-        <w:rPr>
-          <w:rFonts w:ascii="Abadi" w:hAnsi="Abadi"/>
-        </w:rPr>
-      </w:pPr>
-      <w:r>
-        <w:rPr>
-          <w:rFonts w:ascii="Abadi" w:hAnsi="Abadi"/>
-        </w:rPr>
-        <w:t>Long short term memory (LSTM)</w:t>
-      </w:r>
-    </w:p>
-    <w:p>
-      <w:pPr>
-        <w:pStyle w:val="ListParagraph"/>
-        <w:numPr>
-          <w:ilvl w:val="3"/>
-          <w:numId w:val="5"/>
-        </w:numPr>
-        <w:rPr>
-          <w:rFonts w:ascii="Abadi" w:hAnsi="Abadi"/>
-        </w:rPr>
-      </w:pPr>
-      <w:r>
-        <w:rPr>
-          <w:rFonts w:ascii="Abadi" w:hAnsi="Abadi"/>
-        </w:rPr>
-        <w:t>Bidirectional RNN</w:t>
-      </w:r>
-    </w:p>
-    <w:p>
-      <w:pPr>
-        <w:pStyle w:val="ListParagraph"/>
-        <w:numPr>
-          <w:ilvl w:val="3"/>
-          <w:numId w:val="5"/>
-        </w:numPr>
-        <w:rPr>
-          <w:rFonts w:ascii="Abadi" w:hAnsi="Abadi"/>
-        </w:rPr>
-      </w:pPr>
-      <w:r>
-        <w:rPr>
-          <w:rFonts w:ascii="Abadi" w:hAnsi="Abadi"/>
-        </w:rPr>
-        <w:t>Deep RNNs</w:t>
-      </w:r>
-    </w:p>
-    <w:p>
-      <w:pPr>
-        <w:pStyle w:val="ListParagraph"/>
-        <w:numPr>
-          <w:ilvl w:val="3"/>
-          <w:numId w:val="5"/>
-        </w:numPr>
-        <w:rPr>
-          <w:rFonts w:ascii="Abadi" w:hAnsi="Abadi"/>
-        </w:rPr>
-      </w:pPr>
-      <w:r>
-        <w:rPr>
-          <w:rFonts w:ascii="Abadi" w:hAnsi="Abadi"/>
-        </w:rPr>
-        <w:t>Assignment: Recurrent neural networks</w:t>
-      </w:r>
-    </w:p>
-    <w:p>
-      <w:pPr>
-        <w:pStyle w:val="ListParagraph"/>
-        <w:numPr>
-          <w:ilvl w:val="3"/>
-          <w:numId w:val="5"/>
-        </w:numPr>
-        <w:rPr>
-          <w:rFonts w:ascii="Abadi" w:hAnsi="Abadi"/>
-        </w:rPr>
-      </w:pPr>
-      <w:r>
-        <w:rPr>
-          <w:rFonts w:ascii="Abadi" w:hAnsi="Abadi"/>
-        </w:rPr>
-        <w:t>Lab: Building your recurrent neural network step by step</w:t>
-      </w:r>
-    </w:p>
-    <w:p>
-      <w:pPr>
-        <w:pStyle w:val="ListParagraph"/>
-        <w:numPr>
-          <w:ilvl w:val="3"/>
-          <w:numId w:val="5"/>
-        </w:numPr>
-        <w:rPr>
-          <w:rFonts w:ascii="Abadi" w:hAnsi="Abadi"/>
-        </w:rPr>
-      </w:pPr>
-      <w:r>
-        <w:rPr>
-          <w:rFonts w:ascii="Abadi" w:hAnsi="Abadi"/>
-        </w:rPr>
-        <w:t>Lab: Dinosaur island character-level language modeling</w:t>
-      </w:r>
-    </w:p>
-    <w:p>
-      <w:pPr>
-        <w:pStyle w:val="ListParagraph"/>
-        <w:numPr>
-          <w:ilvl w:val="3"/>
-          <w:numId w:val="5"/>
-        </w:numPr>
-        <w:rPr>
-          <w:rFonts w:ascii="Abadi" w:hAnsi="Abadi"/>
-        </w:rPr>
-      </w:pPr>
-      <w:r>
-        <w:rPr>
-          <w:rFonts w:ascii="Abadi" w:hAnsi="Abadi"/>
-        </w:rPr>
-        <w:t>Lab: Jazz improvisation with LSTM</w:t>
-      </w:r>
-    </w:p>
-    <w:p>
-      <w:pPr>
-        <w:pStyle w:val="ListParagraph"/>
-        <w:numPr>
-          <w:ilvl w:val="2"/>
-          <w:numId w:val="5"/>
-        </w:numPr>
-        <w:rPr>
-          <w:rFonts w:ascii="Abadi" w:hAnsi="Abadi"/>
-        </w:rPr>
-      </w:pPr>
-      <w:r>
-        <w:rPr>
-          <w:rFonts w:ascii="Abadi" w:hAnsi="Abadi"/>
-        </w:rPr>
-        <w:t>Week 2 – Natural language processing &amp; word embeddings</w:t>
-      </w:r>
-    </w:p>
-    <w:p>
-      <w:pPr>
-        <w:pStyle w:val="ListParagraph"/>
-        <w:numPr>
-          <w:ilvl w:val="3"/>
-          <w:numId w:val="5"/>
-        </w:numPr>
-        <w:rPr>
-          <w:rFonts w:ascii="Abadi" w:hAnsi="Abadi"/>
-        </w:rPr>
-      </w:pPr>
-      <w:r>
-        <w:rPr>
-          <w:rFonts w:ascii="Abadi" w:hAnsi="Abadi"/>
-        </w:rPr>
-        <w:t>Word representation</w:t>
-      </w:r>
-    </w:p>
-    <w:p>
-      <w:pPr>
-        <w:pStyle w:val="ListParagraph"/>
-        <w:numPr>
-          <w:ilvl w:val="3"/>
-          <w:numId w:val="5"/>
-        </w:numPr>
-        <w:rPr>
-          <w:rFonts w:ascii="Abadi" w:hAnsi="Abadi"/>
-        </w:rPr>
-      </w:pPr>
-      <w:r>
-        <w:rPr>
-          <w:rFonts w:ascii="Abadi" w:hAnsi="Abadi"/>
-        </w:rPr>
-        <w:t>Using word embeddings</w:t>
-      </w:r>
-    </w:p>
-    <w:p>
-      <w:pPr>
-        <w:pStyle w:val="ListParagraph"/>
-        <w:numPr>
-          <w:ilvl w:val="3"/>
-          <w:numId w:val="5"/>
-        </w:numPr>
-        <w:rPr>
-          <w:rFonts w:ascii="Abadi" w:hAnsi="Abadi"/>
-        </w:rPr>
-      </w:pPr>
-      <w:r>
-        <w:rPr>
-          <w:rFonts w:ascii="Abadi" w:hAnsi="Abadi"/>
-        </w:rPr>
-        <w:t>Properties of word embeddings</w:t>
-      </w:r>
-    </w:p>
-    <w:p>
-      <w:pPr>
-        <w:pStyle w:val="ListParagraph"/>
-        <w:numPr>
-          <w:ilvl w:val="3"/>
-          <w:numId w:val="5"/>
-        </w:numPr>
-        <w:rPr>
-          <w:rFonts w:ascii="Abadi" w:hAnsi="Abadi"/>
-        </w:rPr>
-      </w:pPr>
-      <w:r>
-        <w:rPr>
-          <w:rFonts w:ascii="Abadi" w:hAnsi="Abadi"/>
-        </w:rPr>
-        <w:t>Embedding matrix</w:t>
-      </w:r>
-    </w:p>
-    <w:p>
-      <w:pPr>
-        <w:pStyle w:val="ListParagraph"/>
-        <w:numPr>
-          <w:ilvl w:val="3"/>
-          <w:numId w:val="5"/>
-        </w:numPr>
-        <w:rPr>
-          <w:rFonts w:ascii="Abadi" w:hAnsi="Abadi"/>
-        </w:rPr>
-      </w:pPr>
-      <w:r>
-        <w:rPr>
-          <w:rFonts w:ascii="Abadi" w:hAnsi="Abadi"/>
-        </w:rPr>
-        <w:t>Learning word embeddings</w:t>
-      </w:r>
-    </w:p>
-    <w:p>
-      <w:pPr>
-        <w:pStyle w:val="ListParagraph"/>
-        <w:numPr>
-          <w:ilvl w:val="3"/>
-          <w:numId w:val="5"/>
-        </w:numPr>
-        <w:rPr>
-          <w:rFonts w:ascii="Abadi" w:hAnsi="Abadi"/>
-        </w:rPr>
-      </w:pPr>
-      <w:r>
-        <w:rPr>
-          <w:rFonts w:ascii="Abadi" w:hAnsi="Abadi"/>
-        </w:rPr>
-        <w:t>Word2Vec</w:t>
-      </w:r>
-    </w:p>
-    <w:p>
-      <w:pPr>
-        <w:pStyle w:val="ListParagraph"/>
-        <w:numPr>
-          <w:ilvl w:val="3"/>
-          <w:numId w:val="5"/>
-        </w:numPr>
-        <w:rPr>
-          <w:rFonts w:ascii="Abadi" w:hAnsi="Abadi"/>
-        </w:rPr>
-      </w:pPr>
-      <w:r>
-        <w:rPr>
-          <w:rFonts w:ascii="Abadi" w:hAnsi="Abadi"/>
-        </w:rPr>
-        <w:t>Negative sampling</w:t>
-      </w:r>
-    </w:p>
-    <w:p>
-      <w:pPr>
-        <w:pStyle w:val="ListParagraph"/>
-        <w:numPr>
-          <w:ilvl w:val="3"/>
-          <w:numId w:val="5"/>
-        </w:numPr>
-        <w:rPr>
-          <w:rFonts w:ascii="Abadi" w:hAnsi="Abadi"/>
-        </w:rPr>
-      </w:pPr>
-      <w:r>
-        <w:rPr>
-          <w:rFonts w:ascii="Abadi" w:hAnsi="Abadi"/>
-        </w:rPr>
-        <w:t>GloVe word vectors</w:t>
-      </w:r>
-    </w:p>
-    <w:p>
-      <w:pPr>
-        <w:pStyle w:val="ListParagraph"/>
-        <w:numPr>
-          <w:ilvl w:val="3"/>
-          <w:numId w:val="5"/>
-        </w:numPr>
-        <w:rPr>
-          <w:rFonts w:ascii="Abadi" w:hAnsi="Abadi"/>
-        </w:rPr>
-      </w:pPr>
-      <w:r>
-        <w:rPr>
-          <w:rFonts w:ascii="Abadi" w:hAnsi="Abadi"/>
-        </w:rPr>
-        <w:t>Sentiment classification</w:t>
-      </w:r>
-    </w:p>
-    <w:p>
-      <w:pPr>
-        <w:pStyle w:val="ListParagraph"/>
-        <w:numPr>
-          <w:ilvl w:val="3"/>
-          <w:numId w:val="5"/>
-        </w:numPr>
-        <w:rPr>
-          <w:rFonts w:ascii="Abadi" w:hAnsi="Abadi"/>
-        </w:rPr>
-      </w:pPr>
-      <w:r>
-        <w:rPr>
-          <w:rFonts w:ascii="Abadi" w:hAnsi="Abadi"/>
-        </w:rPr>
-        <w:t>Debiasing word embeddings</w:t>
-      </w:r>
-    </w:p>
-    <w:p>
-      <w:pPr>
-        <w:pStyle w:val="ListParagraph"/>
-        <w:numPr>
-          <w:ilvl w:val="3"/>
-          <w:numId w:val="5"/>
-        </w:numPr>
-        <w:rPr>
-          <w:rFonts w:ascii="Abadi" w:hAnsi="Abadi"/>
-        </w:rPr>
-      </w:pPr>
-      <w:r>
-        <w:rPr>
-          <w:rFonts w:ascii="Abadi" w:hAnsi="Abadi"/>
-        </w:rPr>
-        <w:t>Assignment: Natural language processing &amp; word embeddings</w:t>
-      </w:r>
-    </w:p>
-    <w:p>
-      <w:pPr>
-        <w:pStyle w:val="ListParagraph"/>
-        <w:numPr>
-          <w:ilvl w:val="3"/>
-          <w:numId w:val="5"/>
-        </w:numPr>
-        <w:rPr>
-          <w:rFonts w:ascii="Abadi" w:hAnsi="Abadi"/>
-        </w:rPr>
-      </w:pPr>
-      <w:r>
-        <w:rPr>
-          <w:rFonts w:ascii="Abadi" w:hAnsi="Abadi"/>
-        </w:rPr>
-        <w:t>Lab: Operations on word vectors debiasing</w:t>
-      </w:r>
-    </w:p>
-    <w:p>
-      <w:pPr>
-        <w:pStyle w:val="ListParagraph"/>
-        <w:numPr>
-          <w:ilvl w:val="3"/>
-          <w:numId w:val="5"/>
-        </w:numPr>
-        <w:rPr>
-          <w:rFonts w:ascii="Abadi" w:hAnsi="Abadi"/>
-        </w:rPr>
-      </w:pPr>
-      <w:r>
-        <w:rPr>
-          <w:rFonts w:ascii="Abadi" w:hAnsi="Abadi"/>
-        </w:rPr>
-        <w:t>Lab: Emojify</w:t>
-      </w:r>
-    </w:p>
-    <w:p>
-      <w:pPr>
-        <w:pStyle w:val="ListParagraph"/>
-        <w:numPr>
-          <w:ilvl w:val="2"/>
-          <w:numId w:val="5"/>
-        </w:numPr>
-        <w:rPr>
-          <w:rFonts w:ascii="Abadi" w:hAnsi="Abadi"/>
-        </w:rPr>
-      </w:pPr>
-      <w:r>
-        <w:rPr>
-          <w:rFonts w:ascii="Abadi" w:hAnsi="Abadi"/>
-        </w:rPr>
-        <w:t>Week 3 – Sequence models &amp; attention mechanism</w:t>
-      </w:r>
-    </w:p>
-    <w:p>
-      <w:pPr>
-        <w:pStyle w:val="ListParagraph"/>
-        <w:numPr>
-          <w:ilvl w:val="3"/>
-          <w:numId w:val="5"/>
-        </w:numPr>
-        <w:rPr>
-          <w:rFonts w:ascii="Abadi" w:hAnsi="Abadi"/>
-        </w:rPr>
-      </w:pPr>
-      <w:r>
-        <w:rPr>
-          <w:rFonts w:ascii="Abadi" w:hAnsi="Abadi"/>
-        </w:rPr>
-        <w:t>Basic models</w:t>
-      </w:r>
-    </w:p>
-    <w:p>
-      <w:pPr>
-        <w:pStyle w:val="ListParagraph"/>
-        <w:numPr>
-          <w:ilvl w:val="3"/>
-          <w:numId w:val="5"/>
-        </w:numPr>
-        <w:rPr>
-          <w:rFonts w:ascii="Abadi" w:hAnsi="Abadi"/>
-        </w:rPr>
-      </w:pPr>
-      <w:r>
-        <w:rPr>
-          <w:rFonts w:ascii="Abadi" w:hAnsi="Abadi"/>
-        </w:rPr>
-        <w:t>Picking the most likely sentence</w:t>
-      </w:r>
-    </w:p>
-    <w:p>
-      <w:pPr>
-        <w:pStyle w:val="ListParagraph"/>
-        <w:numPr>
-          <w:ilvl w:val="3"/>
-          <w:numId w:val="5"/>
-        </w:numPr>
-        <w:rPr>
-          <w:rFonts w:ascii="Abadi" w:hAnsi="Abadi"/>
-        </w:rPr>
-      </w:pPr>
-      <w:r>
-        <w:rPr>
-          <w:rFonts w:ascii="Abadi" w:hAnsi="Abadi"/>
-        </w:rPr>
-        <w:t>Beam search</w:t>
-      </w:r>
-    </w:p>
-    <w:p>
-      <w:pPr>
-        <w:pStyle w:val="ListParagraph"/>
-        <w:numPr>
-          <w:ilvl w:val="3"/>
-          <w:numId w:val="5"/>
-        </w:numPr>
-        <w:rPr>
-          <w:rFonts w:ascii="Abadi" w:hAnsi="Abadi"/>
-        </w:rPr>
-      </w:pPr>
-      <w:r>
-        <w:rPr>
-          <w:rFonts w:ascii="Abadi" w:hAnsi="Abadi"/>
-        </w:rPr>
-        <w:t>Refinements to beam search</w:t>
-      </w:r>
-    </w:p>
-    <w:p>
-      <w:pPr>
-        <w:pStyle w:val="ListParagraph"/>
-        <w:numPr>
-          <w:ilvl w:val="3"/>
-          <w:numId w:val="5"/>
-        </w:numPr>
-        <w:rPr>
-          <w:rFonts w:ascii="Abadi" w:hAnsi="Abadi"/>
-        </w:rPr>
-      </w:pPr>
-      <w:r>
-        <w:rPr>
-          <w:rFonts w:ascii="Abadi" w:hAnsi="Abadi"/>
-        </w:rPr>
-        <w:t>Error analysis in beam search</w:t>
-      </w:r>
-    </w:p>
-    <w:p>
-      <w:pPr>
-        <w:pStyle w:val="ListParagraph"/>
-        <w:numPr>
-          <w:ilvl w:val="3"/>
-          <w:numId w:val="5"/>
-        </w:numPr>
-        <w:rPr>
-          <w:rFonts w:ascii="Abadi" w:hAnsi="Abadi"/>
-        </w:rPr>
-      </w:pPr>
-      <w:r>
-        <w:rPr>
-          <w:rFonts w:ascii="Abadi" w:hAnsi="Abadi"/>
-        </w:rPr>
-        <w:t>Bleu score (optional)</w:t>
-      </w:r>
-    </w:p>
-    <w:p>
-      <w:pPr>
-        <w:pStyle w:val="ListParagraph"/>
-        <w:numPr>
-          <w:ilvl w:val="3"/>
-          <w:numId w:val="5"/>
-        </w:numPr>
-        <w:rPr>
-          <w:rFonts w:ascii="Abadi" w:hAnsi="Abadi"/>
-        </w:rPr>
-      </w:pPr>
-      <w:r>
-        <w:rPr>
-          <w:rFonts w:ascii="Abadi" w:hAnsi="Abadi"/>
-        </w:rPr>
-        <w:t>Attention model intuition</w:t>
-      </w:r>
-    </w:p>
-    <w:p>
-      <w:pPr>
-        <w:pStyle w:val="ListParagraph"/>
-        <w:numPr>
-          <w:ilvl w:val="3"/>
-          <w:numId w:val="5"/>
-        </w:numPr>
-        <w:rPr>
-          <w:rFonts w:ascii="Abadi" w:hAnsi="Abadi"/>
-        </w:rPr>
-      </w:pPr>
-      <w:r>
-        <w:rPr>
-          <w:rFonts w:ascii="Abadi" w:hAnsi="Abadi"/>
-        </w:rPr>
-        <w:t>Attention model</w:t>
-      </w:r>
-    </w:p>
-    <w:p>
-      <w:pPr>
-        <w:pStyle w:val="ListParagraph"/>
-        <w:numPr>
-          <w:ilvl w:val="3"/>
-          <w:numId w:val="5"/>
-        </w:numPr>
-        <w:rPr>
-          <w:rFonts w:ascii="Abadi" w:hAnsi="Abadi"/>
-        </w:rPr>
-      </w:pPr>
-      <w:r>
-        <w:rPr>
-          <w:rFonts w:ascii="Abadi" w:hAnsi="Abadi"/>
-        </w:rPr>
-        <w:t>Speech recognition</w:t>
-      </w:r>
-    </w:p>
-    <w:p>
-      <w:pPr>
-        <w:pStyle w:val="ListParagraph"/>
-        <w:numPr>
-          <w:ilvl w:val="3"/>
-          <w:numId w:val="5"/>
-        </w:numPr>
-        <w:rPr>
-          <w:rFonts w:ascii="Abadi" w:hAnsi="Abadi"/>
-        </w:rPr>
-      </w:pPr>
-      <w:r>
-        <w:rPr>
-          <w:rFonts w:ascii="Abadi" w:hAnsi="Abadi"/>
-        </w:rPr>
-        <w:t>Trigger word detection</w:t>
-      </w:r>
-    </w:p>
-    <w:p>
-      <w:pPr>
-        <w:pStyle w:val="ListParagraph"/>
-        <w:numPr>
-          <w:ilvl w:val="3"/>
-          <w:numId w:val="5"/>
-        </w:numPr>
-        <w:rPr>
-          <w:rFonts w:ascii="Abadi" w:hAnsi="Abadi"/>
-        </w:rPr>
-      </w:pPr>
-      <w:r>
-        <w:rPr>
-          <w:rFonts w:ascii="Abadi" w:hAnsi="Abadi"/>
-        </w:rPr>
-        <w:t>Assignment: Sequence models &amp; attention mechanism</w:t>
-      </w:r>
-    </w:p>
-    <w:p>
-      <w:pPr>
-        <w:pStyle w:val="ListParagraph"/>
-        <w:numPr>
-          <w:ilvl w:val="3"/>
-          <w:numId w:val="5"/>
-        </w:numPr>
-        <w:rPr>
-          <w:rFonts w:ascii="Abadi" w:hAnsi="Abadi"/>
-        </w:rPr>
-      </w:pPr>
-      <w:r>
-        <w:rPr>
-          <w:rFonts w:ascii="Abadi" w:hAnsi="Abadi"/>
-        </w:rPr>
-        <w:t>Lab: Neural machine translation</w:t>
-      </w:r>
-    </w:p>
-    <w:p>
-      <w:pPr>
-        <w:pStyle w:val="ListParagraph"/>
-        <w:numPr>
-          <w:ilvl w:val="3"/>
-          <w:numId w:val="5"/>
-        </w:numPr>
-        <w:rPr>
-          <w:rFonts w:ascii="Abadi" w:hAnsi="Abadi"/>
-        </w:rPr>
-      </w:pPr>
-      <w:r>
-        <w:rPr>
-          <w:rFonts w:ascii="Abadi" w:hAnsi="Abadi"/>
-        </w:rPr>
-        <w:t>Lab: Trigger word detection</w:t>
-      </w:r>
-    </w:p>
-    <w:p>
-      <w:pPr>
-        <w:pStyle w:val="ListParagraph"/>
-        <w:numPr>
-          <w:ilvl w:val="2"/>
-          <w:numId w:val="5"/>
-        </w:numPr>
-        <w:rPr>
-          <w:rFonts w:ascii="Abadi" w:hAnsi="Abadi"/>
-        </w:rPr>
-      </w:pPr>
-      <w:r>
-        <w:rPr>
-          <w:rFonts w:ascii="Abadi" w:hAnsi="Abadi"/>
-        </w:rPr>
-        <w:t>Week 4 – Transformer network</w:t>
-      </w:r>
-    </w:p>
-    <w:p>
-      <w:pPr>
-        <w:pStyle w:val="ListParagraph"/>
-        <w:numPr>
-          <w:ilvl w:val="3"/>
-          <w:numId w:val="5"/>
-        </w:numPr>
-        <w:rPr>
-          <w:rFonts w:ascii="Abadi" w:hAnsi="Abadi"/>
-        </w:rPr>
-      </w:pPr>
-      <w:r>
-        <w:rPr>
-          <w:rFonts w:ascii="Abadi" w:hAnsi="Abadi"/>
-        </w:rPr>
-        <w:t>Transformer network intuition</w:t>
-      </w:r>
-    </w:p>
-    <w:p>
-      <w:pPr>
-        <w:pStyle w:val="ListParagraph"/>
-        <w:numPr>
-          <w:ilvl w:val="3"/>
-          <w:numId w:val="5"/>
-        </w:numPr>
-        <w:rPr>
-          <w:rFonts w:ascii="Abadi" w:hAnsi="Abadi"/>
-        </w:rPr>
-      </w:pPr>
-      <w:r>
-        <w:rPr>
-          <w:rFonts w:ascii="Abadi" w:hAnsi="Abadi"/>
-        </w:rPr>
-        <w:t>Self-attention</w:t>
-      </w:r>
-    </w:p>
-    <w:p>
-      <w:pPr>
-        <w:pStyle w:val="ListParagraph"/>
-        <w:numPr>
-          <w:ilvl w:val="3"/>
-          <w:numId w:val="5"/>
-        </w:numPr>
-        <w:rPr>
-          <w:rFonts w:ascii="Abadi" w:hAnsi="Abadi"/>
-        </w:rPr>
-      </w:pPr>
-      <w:r>
-        <w:rPr>
-          <w:rFonts w:ascii="Abadi" w:hAnsi="Abadi"/>
-        </w:rPr>
-        <w:t>Multi-head attention</w:t>
-      </w:r>
-    </w:p>
-    <w:p>
-      <w:pPr>
-        <w:pStyle w:val="ListParagraph"/>
-        <w:numPr>
-          <w:ilvl w:val="3"/>
-          <w:numId w:val="5"/>
-        </w:numPr>
-        <w:rPr>
-          <w:rFonts w:ascii="Abadi" w:hAnsi="Abadi"/>
-        </w:rPr>
-      </w:pPr>
-      <w:r>
-        <w:rPr>
-          <w:rFonts w:ascii="Abadi" w:hAnsi="Abadi"/>
-        </w:rPr>
-        <w:t>Transformer network</w:t>
-      </w:r>
-    </w:p>
-    <w:p>
-      <w:pPr>
-        <w:pStyle w:val="ListParagraph"/>
-        <w:numPr>
-          <w:ilvl w:val="3"/>
-          <w:numId w:val="5"/>
-        </w:numPr>
-        <w:rPr>
-          <w:rFonts w:ascii="Abadi" w:hAnsi="Abadi"/>
-        </w:rPr>
-      </w:pPr>
-      <w:r>
-        <w:rPr>
-          <w:rFonts w:ascii="Abadi" w:hAnsi="Abadi"/>
-        </w:rPr>
         <w:t>Conclusion and thank you</w:t>
       </w:r>
     </w:p>
@@ -6790,7 +6862,6 @@
         <w:rPr>
           <w:rFonts w:ascii="Abadi" w:hAnsi="Abadi"/>
         </w:rPr>
-        <w:lastRenderedPageBreak/>
         <w:t>Ungraded lab: Transformer network application: named-entity recognition</w:t>
       </w:r>
     </w:p>
@@ -7051,6 +7122,696 @@
           <w:rFonts w:ascii="Abadi" w:hAnsi="Abadi"/>
         </w:rPr>
         <w:t>”</w:t>
+      </w:r>
+    </w:p>
+    <w:p>
+      <w:pPr>
+        <w:rPr>
+          <w:rFonts w:ascii="Abadi" w:hAnsi="Abadi"/>
+        </w:rPr>
+      </w:pPr>
+    </w:p>
+    <w:p>
+      <w:pPr>
+        <w:rPr>
+          <w:rFonts w:ascii="Abadi" w:hAnsi="Abadi"/>
+        </w:rPr>
+      </w:pPr>
+    </w:p>
+    <w:p>
+      <w:pPr>
+        <w:rPr>
+          <w:rFonts w:ascii="Abadi" w:hAnsi="Abadi"/>
+        </w:rPr>
+      </w:pPr>
+    </w:p>
+    <w:p>
+      <w:pPr>
+        <w:rPr>
+          <w:rFonts w:ascii="Abadi" w:hAnsi="Abadi"/>
+        </w:rPr>
+      </w:pPr>
+    </w:p>
+    <w:p>
+      <w:pPr>
+        <w:rPr>
+          <w:rFonts w:ascii="Abadi" w:hAnsi="Abadi"/>
+        </w:rPr>
+      </w:pPr>
+    </w:p>
+    <w:p>
+      <w:pPr>
+        <w:rPr>
+          <w:rFonts w:ascii="Abadi" w:hAnsi="Abadi"/>
+        </w:rPr>
+      </w:pPr>
+    </w:p>
+    <w:p>
+      <w:pPr>
+        <w:rPr>
+          <w:rFonts w:ascii="Abadi" w:hAnsi="Abadi"/>
+          <w:b/>
+          <w:bCs/>
+          <w:sz w:val="48"/>
+          <w:szCs w:val="48"/>
+        </w:rPr>
+      </w:pPr>
+      <w:r>
+        <w:rPr>
+          <w:rFonts w:ascii="Abadi" w:hAnsi="Abadi"/>
+          <w:b/>
+          <w:bCs/>
+          <w:sz w:val="48"/>
+          <w:szCs w:val="48"/>
+        </w:rPr>
+        <w:t>============================</w:t>
+      </w:r>
+    </w:p>
+    <w:p>
+      <w:pPr>
+        <w:rPr>
+          <w:rFonts w:ascii="Abadi" w:hAnsi="Abadi"/>
+          <w:b/>
+          <w:bCs/>
+          <w:i/>
+          <w:iCs/>
+          <w:u w:val="single"/>
+        </w:rPr>
+      </w:pPr>
+      <w:r>
+        <w:rPr>
+          <w:rFonts w:ascii="Abadi" w:hAnsi="Abadi"/>
+          <w:b/>
+          <w:bCs/>
+          <w:i/>
+          <w:iCs/>
+          <w:u w:val="single"/>
+        </w:rPr>
+        <w:t>Research Template to Follow:</w:t>
+      </w:r>
+    </w:p>
+    <w:p>
+      <w:pPr>
+        <w:rPr>
+          <w:rFonts w:ascii="Abadi" w:hAnsi="Abadi"/>
+        </w:rPr>
+      </w:pPr>
+      <w:r>
+        <w:rPr>
+          <w:rFonts w:ascii="Abadi" w:hAnsi="Abadi"/>
+        </w:rPr>
+        <w:t>You're right — here's the complete overview including writing and output:</w:t>
+      </w:r>
+    </w:p>
+    <w:p>
+      <w:pPr>
+        <w:rPr>
+          <w:rFonts w:ascii="Abadi" w:hAnsi="Abadi"/>
+        </w:rPr>
+      </w:pPr>
+      <w:r>
+        <w:rPr>
+          <w:rFonts w:ascii="Abadi" w:hAnsi="Abadi"/>
+        </w:rPr>
+        <w:pict w14:anchorId="6D55E243">
+          <v:rect id="_x0000_i1026" style="width:0;height:1.5pt" o:hralign="center" o:hrstd="t" o:hr="t" fillcolor="#a0a0a0" stroked="f"/>
+        </w:pict>
+      </w:r>
+    </w:p>
+    <w:p>
+      <w:pPr>
+        <w:rPr>
+          <w:rFonts w:ascii="Abadi" w:hAnsi="Abadi"/>
+          <w:b/>
+          <w:bCs/>
+        </w:rPr>
+      </w:pPr>
+      <w:r>
+        <w:rPr>
+          <w:rFonts w:ascii="Abadi" w:hAnsi="Abadi"/>
+          <w:b/>
+          <w:bCs/>
+        </w:rPr>
+        <w:t>Structured Research Process (Complete)</w:t>
+      </w:r>
+    </w:p>
+    <w:p>
+      <w:pPr>
+        <w:rPr>
+          <w:rFonts w:ascii="Abadi" w:hAnsi="Abadi"/>
+        </w:rPr>
+      </w:pPr>
+      <w:r>
+        <w:rPr>
+          <w:rFonts w:ascii="Abadi" w:hAnsi="Abadi"/>
+          <w:b/>
+          <w:bCs/>
+        </w:rPr>
+        <w:t>1. Define the Question</w:t>
+      </w:r>
+      <w:r>
+        <w:rPr>
+          <w:rFonts w:ascii="Abadi" w:hAnsi="Abadi"/>
+        </w:rPr>
+        <w:t xml:space="preserve"> Be specific. Frame a clear research question or hypothesis before anything else.</w:t>
+      </w:r>
+    </w:p>
+    <w:p>
+      <w:pPr>
+        <w:rPr>
+          <w:rFonts w:ascii="Abadi" w:hAnsi="Abadi"/>
+        </w:rPr>
+      </w:pPr>
+      <w:r>
+        <w:rPr>
+          <w:rFonts w:ascii="Abadi" w:hAnsi="Abadi"/>
+          <w:b/>
+          <w:bCs/>
+        </w:rPr>
+        <w:t>2. Map Prior Knowledge</w:t>
+      </w:r>
+      <w:r>
+        <w:rPr>
+          <w:rFonts w:ascii="Abadi" w:hAnsi="Abadi"/>
+        </w:rPr>
+        <w:t xml:space="preserve"> Note what you already know, assume, or believe. Reveals gaps and biases upfront.</w:t>
+      </w:r>
+    </w:p>
+    <w:p>
+      <w:pPr>
+        <w:rPr>
+          <w:rFonts w:ascii="Abadi" w:hAnsi="Abadi"/>
+        </w:rPr>
+      </w:pPr>
+      <w:r>
+        <w:rPr>
+          <w:rFonts w:ascii="Abadi" w:hAnsi="Abadi"/>
+          <w:b/>
+          <w:bCs/>
+        </w:rPr>
+        <w:t>3. Review Existing Literature</w:t>
+      </w:r>
+      <w:r>
+        <w:rPr>
+          <w:rFonts w:ascii="Abadi" w:hAnsi="Abadi"/>
+        </w:rPr>
+        <w:t xml:space="preserve"> Survey what's already been done. Avoid reinventing the wheel and find where your work fits.</w:t>
+      </w:r>
+    </w:p>
+    <w:p>
+      <w:pPr>
+        <w:rPr>
+          <w:rFonts w:ascii="Abadi" w:hAnsi="Abadi"/>
+          <w:i/>
+          <w:iCs/>
+          <w:sz w:val="20"/>
+          <w:szCs w:val="20"/>
+        </w:rPr>
+      </w:pPr>
+      <w:r>
+        <w:rPr>
+          <w:rFonts w:ascii="Abadi" w:hAnsi="Abadi"/>
+          <w:i/>
+          <w:iCs/>
+          <w:sz w:val="20"/>
+          <w:szCs w:val="20"/>
+        </w:rPr>
+        <w:t>[</w:t>
+      </w:r>
+      <w:r>
+        <w:rPr>
+          <w:rFonts w:ascii="Abadi" w:hAnsi="Abadi"/>
+          <w:b/>
+          <w:bCs/>
+          <w:i/>
+          <w:iCs/>
+          <w:sz w:val="20"/>
+          <w:szCs w:val="20"/>
+        </w:rPr>
+        <w:t>Google Scholar</w:t>
+      </w:r>
+      <w:r>
+        <w:rPr>
+          <w:rFonts w:ascii="Abadi" w:hAnsi="Abadi"/>
+          <w:i/>
+          <w:iCs/>
+          <w:sz w:val="20"/>
+          <w:szCs w:val="20"/>
+        </w:rPr>
+        <w:t xml:space="preserve"> — starting point for any academic search </w:t>
+      </w:r>
+    </w:p>
+    <w:p>
+      <w:pPr>
+        <w:rPr>
+          <w:rFonts w:ascii="Abadi" w:hAnsi="Abadi"/>
+          <w:i/>
+          <w:iCs/>
+          <w:sz w:val="20"/>
+          <w:szCs w:val="20"/>
+        </w:rPr>
+      </w:pPr>
+      <w:r>
+        <w:rPr>
+          <w:rFonts w:ascii="Abadi" w:hAnsi="Abadi"/>
+          <w:b/>
+          <w:bCs/>
+          <w:i/>
+          <w:iCs/>
+          <w:sz w:val="20"/>
+          <w:szCs w:val="20"/>
+        </w:rPr>
+        <w:t>ResearchRabbit</w:t>
+      </w:r>
+      <w:r>
+        <w:rPr>
+          <w:rFonts w:ascii="Abadi" w:hAnsi="Abadi"/>
+          <w:i/>
+          <w:iCs/>
+          <w:sz w:val="20"/>
+          <w:szCs w:val="20"/>
+        </w:rPr>
+        <w:t xml:space="preserve"> — maps connected papers visually, finds what you </w:t>
+      </w:r>
+      <w:r>
+        <w:rPr>
+          <w:rFonts w:ascii="Abadi" w:hAnsi="Abadi"/>
+          <w:i/>
+          <w:iCs/>
+          <w:sz w:val="20"/>
+          <w:szCs w:val="20"/>
+        </w:rPr>
+        <w:t>would’ve</w:t>
+      </w:r>
+      <w:r>
+        <w:rPr>
+          <w:rFonts w:ascii="Abadi" w:hAnsi="Abadi"/>
+          <w:i/>
+          <w:iCs/>
+          <w:sz w:val="20"/>
+          <w:szCs w:val="20"/>
+        </w:rPr>
+        <w:t xml:space="preserve"> missed </w:t>
+      </w:r>
+    </w:p>
+    <w:p>
+      <w:pPr>
+        <w:rPr>
+          <w:rFonts w:ascii="Abadi" w:hAnsi="Abadi"/>
+          <w:i/>
+          <w:iCs/>
+          <w:sz w:val="20"/>
+          <w:szCs w:val="20"/>
+        </w:rPr>
+      </w:pPr>
+      <w:r>
+        <w:rPr>
+          <w:rFonts w:ascii="Abadi" w:hAnsi="Abadi"/>
+          <w:b/>
+          <w:bCs/>
+          <w:i/>
+          <w:iCs/>
+          <w:sz w:val="20"/>
+          <w:szCs w:val="20"/>
+        </w:rPr>
+        <w:t>Elicit</w:t>
+      </w:r>
+      <w:r>
+        <w:rPr>
+          <w:rFonts w:ascii="Abadi" w:hAnsi="Abadi"/>
+          <w:i/>
+          <w:iCs/>
+          <w:sz w:val="20"/>
+          <w:szCs w:val="20"/>
+        </w:rPr>
+        <w:t xml:space="preserve"> — ai that reads papers for you and pulls out key findings </w:t>
+      </w:r>
+    </w:p>
+    <w:p>
+      <w:pPr>
+        <w:rPr>
+          <w:rFonts w:ascii="Abadi" w:hAnsi="Abadi"/>
+          <w:i/>
+          <w:iCs/>
+          <w:sz w:val="20"/>
+          <w:szCs w:val="20"/>
+        </w:rPr>
+      </w:pPr>
+      <w:r>
+        <w:rPr>
+          <w:rFonts w:ascii="Abadi" w:hAnsi="Abadi"/>
+          <w:b/>
+          <w:bCs/>
+          <w:i/>
+          <w:iCs/>
+          <w:sz w:val="20"/>
+          <w:szCs w:val="20"/>
+        </w:rPr>
+        <w:t>Connected Papers</w:t>
+      </w:r>
+      <w:r>
+        <w:rPr>
+          <w:rFonts w:ascii="Abadi" w:hAnsi="Abadi"/>
+          <w:i/>
+          <w:iCs/>
+          <w:sz w:val="20"/>
+          <w:szCs w:val="20"/>
+        </w:rPr>
+        <w:t xml:space="preserve"> — shows a graph of how papers relate to each other]</w:t>
+      </w:r>
+    </w:p>
+    <w:p>
+      <w:pPr>
+        <w:rPr>
+          <w:rFonts w:ascii="Abadi" w:hAnsi="Abadi"/>
+        </w:rPr>
+      </w:pPr>
+      <w:r>
+        <w:rPr>
+          <w:rFonts w:ascii="Abadi" w:hAnsi="Abadi"/>
+          <w:b/>
+          <w:bCs/>
+        </w:rPr>
+        <w:t>4. Identify Source Types</w:t>
+      </w:r>
+      <w:r>
+        <w:rPr>
+          <w:rFonts w:ascii="Abadi" w:hAnsi="Abadi"/>
+        </w:rPr>
+        <w:t xml:space="preserve"> Match sources to your domain — papers, reports, datasets, interviews, docs. Primary over secondary.</w:t>
+      </w:r>
+    </w:p>
+    <w:p>
+      <w:pPr>
+        <w:rPr>
+          <w:rFonts w:ascii="Abadi" w:hAnsi="Abadi"/>
+        </w:rPr>
+      </w:pPr>
+      <w:r>
+        <w:rPr>
+          <w:rFonts w:ascii="Abadi" w:hAnsi="Abadi"/>
+          <w:b/>
+          <w:bCs/>
+        </w:rPr>
+        <w:t>5. Search in Layers</w:t>
+      </w:r>
+      <w:r>
+        <w:rPr>
+          <w:rFonts w:ascii="Abadi" w:hAnsi="Abadi"/>
+        </w:rPr>
+        <w:t xml:space="preserve"> Start broad, then narrow. Let each finding guide the next search.</w:t>
+      </w:r>
+    </w:p>
+    <w:p>
+      <w:pPr>
+        <w:rPr>
+          <w:rFonts w:ascii="Abadi" w:hAnsi="Abadi"/>
+        </w:rPr>
+      </w:pPr>
+      <w:r>
+        <w:rPr>
+          <w:rFonts w:ascii="Abadi" w:hAnsi="Abadi"/>
+          <w:b/>
+          <w:bCs/>
+        </w:rPr>
+        <w:t>6. Capture &amp; Organize</w:t>
+      </w:r>
+      <w:r>
+        <w:rPr>
+          <w:rFonts w:ascii="Abadi" w:hAnsi="Abadi"/>
+        </w:rPr>
+        <w:t xml:space="preserve"> Log sources, key points, and your own observations as you go. Use tags, folders, or a reference manager (Zotero, Notion, etc.).</w:t>
+      </w:r>
+    </w:p>
+    <w:p>
+      <w:pPr>
+        <w:rPr>
+          <w:rFonts w:ascii="Abadi" w:hAnsi="Abadi"/>
+        </w:rPr>
+      </w:pPr>
+      <w:r>
+        <w:rPr>
+          <w:rFonts w:ascii="Abadi" w:hAnsi="Abadi"/>
+          <w:b/>
+          <w:bCs/>
+        </w:rPr>
+        <w:t>7. Synthesize</w:t>
+      </w:r>
+      <w:r>
+        <w:rPr>
+          <w:rFonts w:ascii="Abadi" w:hAnsi="Abadi"/>
+        </w:rPr>
+        <w:t xml:space="preserve"> Find patterns, contradictions, and gaps. Build your own argument or conclusion from the evidence.</w:t>
+      </w:r>
+    </w:p>
+    <w:p>
+      <w:pPr>
+        <w:rPr>
+          <w:rFonts w:ascii="Abadi" w:hAnsi="Abadi"/>
+        </w:rPr>
+      </w:pPr>
+      <w:r>
+        <w:rPr>
+          <w:rFonts w:ascii="Abadi" w:hAnsi="Abadi"/>
+          <w:b/>
+          <w:bCs/>
+        </w:rPr>
+        <w:t>8. Validate</w:t>
+      </w:r>
+      <w:r>
+        <w:rPr>
+          <w:rFonts w:ascii="Abadi" w:hAnsi="Abadi"/>
+        </w:rPr>
+        <w:t xml:space="preserve"> Cross-check key claims. Assess credibility and bias of every source.</w:t>
+      </w:r>
+    </w:p>
+    <w:p>
+      <w:pPr>
+        <w:rPr>
+          <w:rFonts w:ascii="Abadi" w:hAnsi="Abadi"/>
+        </w:rPr>
+      </w:pPr>
+      <w:r>
+        <w:rPr>
+          <w:rFonts w:ascii="Abadi" w:hAnsi="Abadi"/>
+          <w:b/>
+          <w:bCs/>
+        </w:rPr>
+        <w:t>9. Outline the Paper</w:t>
+      </w:r>
+      <w:r>
+        <w:rPr>
+          <w:rFonts w:ascii="Abadi" w:hAnsi="Abadi"/>
+        </w:rPr>
+        <w:t xml:space="preserve"> Structure your argument before writing: Introduction </w:t>
+      </w:r>
+      <w:r>
+        <w:rPr>
+          <w:rFonts w:ascii="Arial" w:hAnsi="Arial" w:cs="Arial"/>
+        </w:rPr>
+        <w:t>→</w:t>
+      </w:r>
+      <w:r>
+        <w:rPr>
+          <w:rFonts w:ascii="Abadi" w:hAnsi="Abadi"/>
+        </w:rPr>
+        <w:t xml:space="preserve"> Literature Review </w:t>
+      </w:r>
+      <w:r>
+        <w:rPr>
+          <w:rFonts w:ascii="Arial" w:hAnsi="Arial" w:cs="Arial"/>
+        </w:rPr>
+        <w:t>→</w:t>
+      </w:r>
+      <w:r>
+        <w:rPr>
+          <w:rFonts w:ascii="Abadi" w:hAnsi="Abadi"/>
+        </w:rPr>
+        <w:t xml:space="preserve"> Methodology </w:t>
+      </w:r>
+      <w:r>
+        <w:rPr>
+          <w:rFonts w:ascii="Arial" w:hAnsi="Arial" w:cs="Arial"/>
+        </w:rPr>
+        <w:t>→</w:t>
+      </w:r>
+      <w:r>
+        <w:rPr>
+          <w:rFonts w:ascii="Abadi" w:hAnsi="Abadi"/>
+        </w:rPr>
+        <w:t xml:space="preserve"> Findings </w:t>
+      </w:r>
+      <w:r>
+        <w:rPr>
+          <w:rFonts w:ascii="Arial" w:hAnsi="Arial" w:cs="Arial"/>
+        </w:rPr>
+        <w:t>→</w:t>
+      </w:r>
+      <w:r>
+        <w:rPr>
+          <w:rFonts w:ascii="Abadi" w:hAnsi="Abadi"/>
+        </w:rPr>
+        <w:t xml:space="preserve"> Discussion </w:t>
+      </w:r>
+      <w:r>
+        <w:rPr>
+          <w:rFonts w:ascii="Arial" w:hAnsi="Arial" w:cs="Arial"/>
+        </w:rPr>
+        <w:t>→</w:t>
+      </w:r>
+      <w:r>
+        <w:rPr>
+          <w:rFonts w:ascii="Abadi" w:hAnsi="Abadi"/>
+        </w:rPr>
+        <w:t xml:space="preserve"> Conclusion.</w:t>
+      </w:r>
+    </w:p>
+    <w:p>
+      <w:pPr>
+        <w:rPr>
+          <w:rFonts w:ascii="Abadi" w:hAnsi="Abadi"/>
+        </w:rPr>
+      </w:pPr>
+      <w:r>
+        <w:rPr>
+          <w:rFonts w:ascii="Abadi" w:hAnsi="Abadi"/>
+          <w:b/>
+          <w:bCs/>
+        </w:rPr>
+        <w:t>10. Write the First Draft</w:t>
+      </w:r>
+      <w:r>
+        <w:rPr>
+          <w:rFonts w:ascii="Abadi" w:hAnsi="Abadi"/>
+        </w:rPr>
+        <w:t xml:space="preserve"> Write to think, not to impress. Get ideas down without over-editing. Follow your outline.</w:t>
+      </w:r>
+    </w:p>
+    <w:p>
+      <w:pPr>
+        <w:rPr>
+          <w:rFonts w:ascii="Abadi" w:hAnsi="Abadi"/>
+        </w:rPr>
+      </w:pPr>
+      <w:r>
+        <w:rPr>
+          <w:rFonts w:ascii="Abadi" w:hAnsi="Abadi"/>
+          <w:b/>
+          <w:bCs/>
+        </w:rPr>
+        <w:t>11. Cite as You Write</w:t>
+      </w:r>
+      <w:r>
+        <w:rPr>
+          <w:rFonts w:ascii="Abadi" w:hAnsi="Abadi"/>
+        </w:rPr>
+        <w:t xml:space="preserve"> Insert references in real time — don't leave citation cleanup for the end.</w:t>
+      </w:r>
+    </w:p>
+    <w:p>
+      <w:pPr>
+        <w:rPr>
+          <w:rFonts w:ascii="Abadi" w:hAnsi="Abadi"/>
+        </w:rPr>
+      </w:pPr>
+      <w:r>
+        <w:rPr>
+          <w:rFonts w:ascii="Abadi" w:hAnsi="Abadi"/>
+          <w:b/>
+          <w:bCs/>
+        </w:rPr>
+        <w:t>12. Revise &amp; Refine</w:t>
+      </w:r>
+      <w:r>
+        <w:rPr>
+          <w:rFonts w:ascii="Abadi" w:hAnsi="Abadi"/>
+        </w:rPr>
+        <w:t xml:space="preserve"> Edit for clarity, logic, and flow. Check that every claim is supported and the argument holds end to end.</w:t>
+      </w:r>
+    </w:p>
+    <w:p>
+      <w:pPr>
+        <w:rPr>
+          <w:rFonts w:ascii="Abadi" w:hAnsi="Abadi"/>
+        </w:rPr>
+      </w:pPr>
+      <w:r>
+        <w:rPr>
+          <w:rFonts w:ascii="Abadi" w:hAnsi="Abadi"/>
+          <w:b/>
+          <w:bCs/>
+        </w:rPr>
+        <w:t>13. Peer Review / Feedback</w:t>
+      </w:r>
+      <w:r>
+        <w:rPr>
+          <w:rFonts w:ascii="Abadi" w:hAnsi="Abadi"/>
+        </w:rPr>
+        <w:t xml:space="preserve"> Get external eyes on it — a colleague, advisor, or writing group. Fresh perspective catches blind spots.</w:t>
+      </w:r>
+    </w:p>
+    <w:p>
+      <w:pPr>
+        <w:rPr>
+          <w:rFonts w:ascii="Abadi" w:hAnsi="Abadi"/>
+        </w:rPr>
+      </w:pPr>
+      <w:r>
+        <w:rPr>
+          <w:rFonts w:ascii="Abadi" w:hAnsi="Abadi"/>
+          <w:b/>
+          <w:bCs/>
+        </w:rPr>
+        <w:lastRenderedPageBreak/>
+        <w:t>14. Finalize &amp; Submit</w:t>
+      </w:r>
+      <w:r>
+        <w:rPr>
+          <w:rFonts w:ascii="Abadi" w:hAnsi="Abadi"/>
+        </w:rPr>
+        <w:t xml:space="preserve"> Format per the required style (APA, MLA, Chicago, etc.), proofread, and submit.</w:t>
+      </w:r>
+    </w:p>
+    <w:p>
+      <w:pPr>
+        <w:rPr>
+          <w:rFonts w:ascii="Abadi" w:hAnsi="Abadi"/>
+        </w:rPr>
+      </w:pPr>
+      <w:r>
+        <w:rPr>
+          <w:rFonts w:ascii="Abadi" w:hAnsi="Abadi"/>
+        </w:rPr>
+        <w:pict w14:anchorId="12D618DB">
+          <v:rect id="_x0000_i1027" style="width:0;height:1.5pt" o:hralign="center" o:hrstd="t" o:hr="t" fillcolor="#a0a0a0" stroked="f"/>
+        </w:pict>
+      </w:r>
+    </w:p>
+    <w:p>
+      <w:pPr>
+        <w:rPr>
+          <w:rFonts w:ascii="Abadi" w:hAnsi="Abadi"/>
+        </w:rPr>
+      </w:pPr>
+      <w:r>
+        <w:rPr>
+          <w:rFonts w:ascii="Abadi" w:hAnsi="Abadi"/>
+        </w:rPr>
+        <w:t xml:space="preserve">The through-line: stay </w:t>
+      </w:r>
+      <w:r>
+        <w:rPr>
+          <w:rFonts w:ascii="Abadi" w:hAnsi="Abadi"/>
+          <w:b/>
+          <w:bCs/>
+        </w:rPr>
+        <w:t>question-driven</w:t>
+      </w:r>
+      <w:r>
+        <w:rPr>
+          <w:rFonts w:ascii="Abadi" w:hAnsi="Abadi"/>
+        </w:rPr>
+        <w:t xml:space="preserve"> at every stage and treat writing not as the last step but as part of the thinking process itself.</w:t>
       </w:r>
     </w:p>
     <w:p>
@@ -10659,7 +11420,7 @@
   <w:style w:type="paragraph" w:default="1" w:styleId="Normal">
     <w:name w:val="Normal"/>
     <w:qFormat/>
-    <w:rsid w:val="00196B12"/>
+    <w:rsid w:val="00061BD0"/>
   </w:style>
   <w:style w:type="paragraph" w:styleId="Heading1">
     <w:name w:val="heading 1"/>

--- a/Current Work/Computer Systems - A programmers Perspective.docx
+++ b/Current Work/Computer Systems - A programmers Perspective.docx
@@ -168,28 +168,30 @@
     </w:p>
     <w:p>
       <w:pPr>
-        <w:pStyle w:val="ListParagraph"/>
-        <w:numPr>
-          <w:ilvl w:val="0"/>
-          <w:numId w:val="3"/>
-        </w:numPr>
-        <w:rPr>
-          <w:rFonts w:ascii="Abadi" w:hAnsi="Abadi"/>
+        <w:jc w:val="center"/>
+        <w:rPr>
+          <w:rFonts w:ascii="Abadi" w:hAnsi="Abadi"/>
+          <w:b/>
+          <w:bCs/>
           <w:i/>
           <w:iCs/>
           <w:sz w:val="44"/>
           <w:szCs w:val="44"/>
-        </w:rPr>
-      </w:pPr>
-      <w:r>
-        <w:rPr>
-          <w:rFonts w:ascii="Abadi" w:hAnsi="Abadi"/>
+          <w:u w:val="single"/>
+        </w:rPr>
+      </w:pPr>
+      <w:r>
+        <w:rPr>
+          <w:rFonts w:ascii="Abadi" w:hAnsi="Abadi"/>
+          <w:b/>
+          <w:bCs/>
           <w:i/>
           <w:iCs/>
           <w:sz w:val="44"/>
           <w:szCs w:val="44"/>
-        </w:rPr>
-        <w:t>Foundations Only CMU LEVEL NOTES</w:t>
+          <w:u w:val="single"/>
+        </w:rPr>
+        <w:t>GO DEEP, KEEPING ASKING QUESTIONS TO LLMS, KEEP SEARCHING, THAT’S THE MAIN SKILL &amp; AND WHEN TRYING TO HOLD A CONVERSION WITH OTHERS, REMEMBER TO BE THINKING HARD ABOUT WHAT THEY ARE SAYING AND RESPOND AFTER THINKING VERY VERY HARD</w:t>
       </w:r>
     </w:p>
     <w:p>
@@ -197,25 +199,32 @@
         <w:pStyle w:val="ListParagraph"/>
         <w:numPr>
           <w:ilvl w:val="0"/>
-          <w:numId w:val="3"/>
-        </w:numPr>
-        <w:rPr>
-          <w:rFonts w:ascii="Abadi" w:hAnsi="Abadi"/>
+          <w:numId w:val="24"/>
+        </w:numPr>
+        <w:jc w:val="center"/>
+        <w:rPr>
+          <w:rFonts w:ascii="Abadi" w:hAnsi="Abadi"/>
+          <w:b/>
+          <w:bCs/>
           <w:i/>
           <w:iCs/>
           <w:sz w:val="44"/>
           <w:szCs w:val="44"/>
-        </w:rPr>
-      </w:pPr>
-      <w:r>
-        <w:rPr>
-          <w:rFonts w:ascii="Abadi" w:hAnsi="Abadi"/>
+          <w:u w:val="single"/>
+        </w:rPr>
+      </w:pPr>
+      <w:r>
+        <w:rPr>
+          <w:rFonts w:ascii="Abadi" w:hAnsi="Abadi"/>
+          <w:b/>
+          <w:bCs/>
           <w:i/>
           <w:iCs/>
           <w:sz w:val="44"/>
           <w:szCs w:val="44"/>
-        </w:rPr>
-        <w:t>AI Tools</w:t>
+          <w:u w:val="single"/>
+        </w:rPr>
+        <w:t>Slow if Fast</w:t>
       </w:r>
     </w:p>
     <w:p>
@@ -241,7 +250,7 @@
           <w:sz w:val="44"/>
           <w:szCs w:val="44"/>
         </w:rPr>
-        <w:t>Specializations</w:t>
+        <w:t>Foundations Only CMU LEVEL NOTES</w:t>
       </w:r>
     </w:p>
     <w:p>
@@ -267,7 +276,81 @@
           <w:sz w:val="44"/>
           <w:szCs w:val="44"/>
         </w:rPr>
-        <w:t>Research Template To Follow</w:t>
+        <w:t>AI Tools</w:t>
+      </w:r>
+    </w:p>
+    <w:p>
+      <w:pPr>
+        <w:pStyle w:val="ListParagraph"/>
+        <w:numPr>
+          <w:ilvl w:val="0"/>
+          <w:numId w:val="3"/>
+        </w:numPr>
+        <w:rPr>
+          <w:rFonts w:ascii="Abadi" w:hAnsi="Abadi"/>
+          <w:i/>
+          <w:iCs/>
+          <w:sz w:val="44"/>
+          <w:szCs w:val="44"/>
+        </w:rPr>
+      </w:pPr>
+      <w:r>
+        <w:rPr>
+          <w:rFonts w:ascii="Abadi" w:hAnsi="Abadi"/>
+          <w:i/>
+          <w:iCs/>
+          <w:sz w:val="44"/>
+          <w:szCs w:val="44"/>
+        </w:rPr>
+        <w:t>Specializations</w:t>
+      </w:r>
+    </w:p>
+    <w:p>
+      <w:pPr>
+        <w:pStyle w:val="ListParagraph"/>
+        <w:numPr>
+          <w:ilvl w:val="0"/>
+          <w:numId w:val="3"/>
+        </w:numPr>
+        <w:rPr>
+          <w:rFonts w:ascii="Abadi" w:hAnsi="Abadi"/>
+          <w:i/>
+          <w:iCs/>
+          <w:sz w:val="44"/>
+          <w:szCs w:val="44"/>
+        </w:rPr>
+      </w:pPr>
+      <w:r>
+        <w:rPr>
+          <w:rFonts w:ascii="Abadi" w:hAnsi="Abadi"/>
+          <w:i/>
+          <w:iCs/>
+          <w:sz w:val="44"/>
+          <w:szCs w:val="44"/>
+        </w:rPr>
+        <w:t xml:space="preserve">Research Template </w:t>
+      </w:r>
+      <w:proofErr w:type="gramStart"/>
+      <w:r>
+        <w:rPr>
+          <w:rFonts w:ascii="Abadi" w:hAnsi="Abadi"/>
+          <w:i/>
+          <w:iCs/>
+          <w:sz w:val="44"/>
+          <w:szCs w:val="44"/>
+        </w:rPr>
+        <w:t>To</w:t>
+      </w:r>
+      <w:proofErr w:type="gramEnd"/>
+      <w:r>
+        <w:rPr>
+          <w:rFonts w:ascii="Abadi" w:hAnsi="Abadi"/>
+          <w:i/>
+          <w:iCs/>
+          <w:sz w:val="44"/>
+          <w:szCs w:val="44"/>
+        </w:rPr>
+        <w:t xml:space="preserve"> Follow</w:t>
       </w:r>
     </w:p>
     <w:p>
@@ -345,6 +428,7 @@
           <w:iCs/>
           <w:u w:val="single"/>
         </w:rPr>
+        <w:lastRenderedPageBreak/>
         <w:t>Computer Systems: A Programmers Perspective – {Write better faster and more secure code}</w:t>
       </w:r>
     </w:p>
@@ -540,14 +624,7 @@
         <w:rPr>
           <w:rFonts w:ascii="Abadi" w:hAnsi="Abadi"/>
         </w:rPr>
-        <w:t xml:space="preserve">[Write code that works with the hardware rather than against it, particularly around cache efficiency] – {how numbers are </w:t>
-      </w:r>
-      <w:r>
-        <w:rPr>
-          <w:rFonts w:ascii="Abadi" w:hAnsi="Abadi"/>
-        </w:rPr>
-        <w:lastRenderedPageBreak/>
-        <w:t>stored in binary, how C translates to actual CPU instructions, processors executing those instructions}</w:t>
+        <w:t>[Write code that works with the hardware rather than against it, particularly around cache efficiency] – {how numbers are stored in binary, how C translates to actual CPU instructions, processors executing those instructions}</w:t>
       </w:r>
     </w:p>
     <w:p>
@@ -953,6 +1030,7 @@
           <w:b/>
           <w:bCs/>
         </w:rPr>
+        <w:lastRenderedPageBreak/>
         <w:t>Recursion</w:t>
       </w:r>
       <w:r>
@@ -1454,6 +1532,7 @@
         <w:rPr>
           <w:rFonts w:ascii="Abadi" w:hAnsi="Abadi"/>
         </w:rPr>
+        <w:lastRenderedPageBreak/>
         <w:t xml:space="preserve">Automation Workflow – </w:t>
       </w:r>
       <w:r>
@@ -1613,8 +1692,118 @@
         <w:rPr>
           <w:rFonts w:ascii="Abadi" w:hAnsi="Abadi"/>
         </w:rPr>
-        <w:t>Her we have the MERN stack – MongoDb, Express, React native</w:t>
-      </w:r>
+        <w:t>He</w:t>
+      </w:r>
+      <w:r>
+        <w:rPr>
+          <w:rFonts w:ascii="Abadi" w:hAnsi="Abadi"/>
+        </w:rPr>
+        <w:t>re</w:t>
+      </w:r>
+      <w:r>
+        <w:rPr>
+          <w:rFonts w:ascii="Abadi" w:hAnsi="Abadi"/>
+        </w:rPr>
+        <w:t xml:space="preserve"> we have the MERN stack – MongoDb, Express, React native</w:t>
+      </w:r>
+    </w:p>
+    <w:p>
+      <w:pPr>
+        <w:pStyle w:val="ListParagraph"/>
+        <w:numPr>
+          <w:ilvl w:val="2"/>
+          <w:numId w:val="5"/>
+        </w:numPr>
+        <w:rPr>
+          <w:rFonts w:ascii="Abadi" w:hAnsi="Abadi"/>
+        </w:rPr>
+      </w:pPr>
+      <w:r>
+        <w:rPr>
+          <w:rFonts w:ascii="Abadi" w:hAnsi="Abadi"/>
+        </w:rPr>
+        <w:t xml:space="preserve">We got html, </w:t>
+      </w:r>
+      <w:r>
+        <w:rPr>
+          <w:rFonts w:ascii="Abadi" w:hAnsi="Abadi"/>
+        </w:rPr>
+        <w:t>CSS</w:t>
+      </w:r>
+      <w:r>
+        <w:rPr>
+          <w:rFonts w:ascii="Abadi" w:hAnsi="Abadi"/>
+        </w:rPr>
+        <w:t xml:space="preserve">, </w:t>
+      </w:r>
+      <w:r>
+        <w:rPr>
+          <w:rFonts w:ascii="Abadi" w:hAnsi="Abadi"/>
+        </w:rPr>
+        <w:t>JavaScript</w:t>
+      </w:r>
+      <w:r>
+        <w:rPr>
+          <w:rFonts w:ascii="Abadi" w:hAnsi="Abadi"/>
+        </w:rPr>
+        <w:t xml:space="preserve">, </w:t>
+      </w:r>
+      <w:r>
+        <w:rPr>
+          <w:rFonts w:ascii="Abadi" w:hAnsi="Abadi"/>
+          <w:i/>
+          <w:iCs/>
+        </w:rPr>
+        <w:t xml:space="preserve">you can call </w:t>
+      </w:r>
+      <w:r>
+        <w:rPr>
+          <w:rFonts w:ascii="Abadi" w:hAnsi="Abadi"/>
+          <w:i/>
+          <w:iCs/>
+        </w:rPr>
+        <w:t>JavaScript</w:t>
+      </w:r>
+      <w:r>
+        <w:rPr>
+          <w:rFonts w:ascii="Abadi" w:hAnsi="Abadi"/>
+          <w:i/>
+          <w:iCs/>
+        </w:rPr>
+        <w:t xml:space="preserve"> within html</w:t>
+      </w:r>
+    </w:p>
+    <w:p>
+      <w:pPr>
+        <w:pStyle w:val="ListParagraph"/>
+        <w:numPr>
+          <w:ilvl w:val="1"/>
+          <w:numId w:val="5"/>
+        </w:numPr>
+        <w:rPr>
+          <w:rFonts w:ascii="Abadi" w:hAnsi="Abadi"/>
+        </w:rPr>
+      </w:pPr>
+      <w:r>
+        <w:rPr>
+          <w:rFonts w:ascii="Abadi" w:hAnsi="Abadi"/>
+          <w:i/>
+          <w:iCs/>
+        </w:rPr>
+        <w:t xml:space="preserve"> </w:t>
+      </w:r>
+    </w:p>
+    <w:p>
+      <w:pPr>
+        <w:pStyle w:val="ListParagraph"/>
+        <w:numPr>
+          <w:ilvl w:val="1"/>
+          <w:numId w:val="5"/>
+        </w:numPr>
+        <w:rPr>
+          <w:rFonts w:ascii="Abadi" w:hAnsi="Abadi"/>
+        </w:rPr>
+      </w:pPr>
     </w:p>
     <w:p>
       <w:pPr>
@@ -1715,7 +1904,6 @@
         <w:rPr>
           <w:rFonts w:ascii="Abadi" w:hAnsi="Abadi"/>
         </w:rPr>
-        <w:lastRenderedPageBreak/>
         <w:t xml:space="preserve">Need Software, API, (Git &amp; </w:t>
       </w:r>
       <w:r>
@@ -1916,14 +2104,6 @@
         </w:rPr>
         <w:t>:</w:t>
       </w:r>
-    </w:p>
-    <w:p>
-      <w:pPr>
-        <w:ind w:left="1080"/>
-        <w:rPr>
-          <w:rFonts w:ascii="Abadi" w:hAnsi="Abadi"/>
-        </w:rPr>
-      </w:pPr>
     </w:p>
     <w:p>
       <w:pPr>
@@ -2383,6 +2563,7 @@
         <w:rPr>
           <w:rFonts w:ascii="Abadi" w:hAnsi="Abadi"/>
         </w:rPr>
+        <w:lastRenderedPageBreak/>
         <w:t>Week 2 – Neural network basics</w:t>
       </w:r>
     </w:p>
@@ -2671,98 +2852,566 @@
         <w:rPr>
           <w:rFonts w:ascii="Abadi" w:hAnsi="Abadi"/>
         </w:rPr>
+        <w:t>A note on Python/Numpy vectors</w:t>
+      </w:r>
+    </w:p>
+    <w:p>
+      <w:pPr>
+        <w:pStyle w:val="ListParagraph"/>
+        <w:numPr>
+          <w:ilvl w:val="3"/>
+          <w:numId w:val="5"/>
+        </w:numPr>
+        <w:rPr>
+          <w:rFonts w:ascii="Abadi" w:hAnsi="Abadi"/>
+        </w:rPr>
+      </w:pPr>
+      <w:r>
+        <w:rPr>
+          <w:rFonts w:ascii="Abadi" w:hAnsi="Abadi"/>
+        </w:rPr>
+        <w:t>Quick tour of Jupyter/iPython notebooks</w:t>
+      </w:r>
+    </w:p>
+    <w:p>
+      <w:pPr>
+        <w:pStyle w:val="ListParagraph"/>
+        <w:numPr>
+          <w:ilvl w:val="3"/>
+          <w:numId w:val="5"/>
+        </w:numPr>
+        <w:rPr>
+          <w:rFonts w:ascii="Abadi" w:hAnsi="Abadi"/>
+        </w:rPr>
+      </w:pPr>
+      <w:r>
+        <w:rPr>
+          <w:rFonts w:ascii="Abadi" w:hAnsi="Abadi"/>
+        </w:rPr>
+        <w:t>Logistic regression cost function (optional)</w:t>
+      </w:r>
+    </w:p>
+    <w:p>
+      <w:pPr>
+        <w:pStyle w:val="ListParagraph"/>
+        <w:numPr>
+          <w:ilvl w:val="3"/>
+          <w:numId w:val="5"/>
+        </w:numPr>
+        <w:rPr>
+          <w:rFonts w:ascii="Abadi" w:hAnsi="Abadi"/>
+        </w:rPr>
+      </w:pPr>
+      <w:r>
+        <w:rPr>
+          <w:rFonts w:ascii="Abadi" w:hAnsi="Abadi"/>
+        </w:rPr>
+        <w:t>Pieter Abbeel interview</w:t>
+      </w:r>
+    </w:p>
+    <w:p>
+      <w:pPr>
+        <w:pStyle w:val="ListParagraph"/>
+        <w:numPr>
+          <w:ilvl w:val="3"/>
+          <w:numId w:val="5"/>
+        </w:numPr>
+        <w:rPr>
+          <w:rFonts w:ascii="Abadi" w:hAnsi="Abadi"/>
+        </w:rPr>
+      </w:pPr>
+      <w:r>
+        <w:rPr>
+          <w:rFonts w:ascii="Abadi" w:hAnsi="Abadi"/>
+        </w:rPr>
+        <w:t>Lab: Python basics with NumPy</w:t>
+      </w:r>
+    </w:p>
+    <w:p>
+      <w:pPr>
+        <w:pStyle w:val="ListParagraph"/>
+        <w:numPr>
+          <w:ilvl w:val="3"/>
+          <w:numId w:val="5"/>
+        </w:numPr>
+        <w:rPr>
+          <w:rFonts w:ascii="Abadi" w:hAnsi="Abadi"/>
+        </w:rPr>
+      </w:pPr>
+      <w:r>
+        <w:rPr>
+          <w:rFonts w:ascii="Abadi" w:hAnsi="Abadi"/>
+        </w:rPr>
+        <w:t>Lab: Logistic regression with a neural network mindset</w:t>
+      </w:r>
+    </w:p>
+    <w:p>
+      <w:pPr>
+        <w:pStyle w:val="ListParagraph"/>
+        <w:numPr>
+          <w:ilvl w:val="2"/>
+          <w:numId w:val="5"/>
+        </w:numPr>
+        <w:rPr>
+          <w:rFonts w:ascii="Abadi" w:hAnsi="Abadi"/>
+        </w:rPr>
+      </w:pPr>
+      <w:r>
+        <w:rPr>
+          <w:rFonts w:ascii="Abadi" w:hAnsi="Abadi"/>
+        </w:rPr>
+        <w:t>Week 3 – Shallow neural networks</w:t>
+      </w:r>
+    </w:p>
+    <w:p>
+      <w:pPr>
+        <w:pStyle w:val="ListParagraph"/>
+        <w:numPr>
+          <w:ilvl w:val="3"/>
+          <w:numId w:val="5"/>
+        </w:numPr>
+        <w:rPr>
+          <w:rFonts w:ascii="Abadi" w:hAnsi="Abadi"/>
+        </w:rPr>
+      </w:pPr>
+      <w:r>
+        <w:rPr>
+          <w:rFonts w:ascii="Abadi" w:hAnsi="Abadi"/>
+        </w:rPr>
+        <w:t>Neural networks overview</w:t>
+      </w:r>
+    </w:p>
+    <w:p>
+      <w:pPr>
+        <w:pStyle w:val="ListParagraph"/>
+        <w:numPr>
+          <w:ilvl w:val="3"/>
+          <w:numId w:val="5"/>
+        </w:numPr>
+        <w:rPr>
+          <w:rFonts w:ascii="Abadi" w:hAnsi="Abadi"/>
+        </w:rPr>
+      </w:pPr>
+      <w:r>
+        <w:rPr>
+          <w:rFonts w:ascii="Abadi" w:hAnsi="Abadi"/>
+        </w:rPr>
+        <w:t>Neural network representation</w:t>
+      </w:r>
+    </w:p>
+    <w:p>
+      <w:pPr>
+        <w:pStyle w:val="ListParagraph"/>
+        <w:numPr>
+          <w:ilvl w:val="3"/>
+          <w:numId w:val="5"/>
+        </w:numPr>
+        <w:rPr>
+          <w:rFonts w:ascii="Abadi" w:hAnsi="Abadi"/>
+        </w:rPr>
+      </w:pPr>
+      <w:r>
+        <w:rPr>
+          <w:rFonts w:ascii="Abadi" w:hAnsi="Abadi"/>
+        </w:rPr>
+        <w:t>Computing a neural network's output</w:t>
+      </w:r>
+    </w:p>
+    <w:p>
+      <w:pPr>
+        <w:pStyle w:val="ListParagraph"/>
+        <w:numPr>
+          <w:ilvl w:val="3"/>
+          <w:numId w:val="5"/>
+        </w:numPr>
+        <w:rPr>
+          <w:rFonts w:ascii="Abadi" w:hAnsi="Abadi"/>
+        </w:rPr>
+      </w:pPr>
+      <w:r>
+        <w:rPr>
+          <w:rFonts w:ascii="Abadi" w:hAnsi="Abadi"/>
+        </w:rPr>
+        <w:t>Vectorizing across multiple examples</w:t>
+      </w:r>
+    </w:p>
+    <w:p>
+      <w:pPr>
+        <w:pStyle w:val="ListParagraph"/>
+        <w:numPr>
+          <w:ilvl w:val="3"/>
+          <w:numId w:val="5"/>
+        </w:numPr>
+        <w:rPr>
+          <w:rFonts w:ascii="Abadi" w:hAnsi="Abadi"/>
+        </w:rPr>
+      </w:pPr>
+      <w:r>
+        <w:rPr>
+          <w:rFonts w:ascii="Abadi" w:hAnsi="Abadi"/>
+        </w:rPr>
+        <w:t>Explanation for vectorized implementation</w:t>
+      </w:r>
+    </w:p>
+    <w:p>
+      <w:pPr>
+        <w:pStyle w:val="ListParagraph"/>
+        <w:numPr>
+          <w:ilvl w:val="3"/>
+          <w:numId w:val="5"/>
+        </w:numPr>
+        <w:rPr>
+          <w:rFonts w:ascii="Abadi" w:hAnsi="Abadi"/>
+        </w:rPr>
+      </w:pPr>
+      <w:r>
+        <w:rPr>
+          <w:rFonts w:ascii="Abadi" w:hAnsi="Abadi"/>
+        </w:rPr>
+        <w:t>Activation functions</w:t>
+      </w:r>
+    </w:p>
+    <w:p>
+      <w:pPr>
+        <w:pStyle w:val="ListParagraph"/>
+        <w:numPr>
+          <w:ilvl w:val="3"/>
+          <w:numId w:val="5"/>
+        </w:numPr>
+        <w:rPr>
+          <w:rFonts w:ascii="Abadi" w:hAnsi="Abadi"/>
+        </w:rPr>
+      </w:pPr>
+      <w:r>
+        <w:rPr>
+          <w:rFonts w:ascii="Abadi" w:hAnsi="Abadi"/>
+        </w:rPr>
+        <w:t>Why do you need non-linear activation functions?</w:t>
+      </w:r>
+    </w:p>
+    <w:p>
+      <w:pPr>
+        <w:pStyle w:val="ListParagraph"/>
+        <w:numPr>
+          <w:ilvl w:val="3"/>
+          <w:numId w:val="5"/>
+        </w:numPr>
+        <w:rPr>
+          <w:rFonts w:ascii="Abadi" w:hAnsi="Abadi"/>
+        </w:rPr>
+      </w:pPr>
+      <w:r>
+        <w:rPr>
+          <w:rFonts w:ascii="Abadi" w:hAnsi="Abadi"/>
+        </w:rPr>
+        <w:t>Derivatives of activation functions</w:t>
+      </w:r>
+    </w:p>
+    <w:p>
+      <w:pPr>
+        <w:pStyle w:val="ListParagraph"/>
+        <w:numPr>
+          <w:ilvl w:val="3"/>
+          <w:numId w:val="5"/>
+        </w:numPr>
+        <w:rPr>
+          <w:rFonts w:ascii="Abadi" w:hAnsi="Abadi"/>
+        </w:rPr>
+      </w:pPr>
+      <w:r>
+        <w:rPr>
+          <w:rFonts w:ascii="Abadi" w:hAnsi="Abadi"/>
+        </w:rPr>
+        <w:t>Gradient descent for neural networks</w:t>
+      </w:r>
+    </w:p>
+    <w:p>
+      <w:pPr>
+        <w:pStyle w:val="ListParagraph"/>
+        <w:numPr>
+          <w:ilvl w:val="3"/>
+          <w:numId w:val="5"/>
+        </w:numPr>
+        <w:rPr>
+          <w:rFonts w:ascii="Abadi" w:hAnsi="Abadi"/>
+        </w:rPr>
+      </w:pPr>
+      <w:r>
+        <w:rPr>
+          <w:rFonts w:ascii="Abadi" w:hAnsi="Abadi"/>
+        </w:rPr>
+        <w:t>Backpropagation intuition (optional)</w:t>
+      </w:r>
+    </w:p>
+    <w:p>
+      <w:pPr>
+        <w:pStyle w:val="ListParagraph"/>
+        <w:numPr>
+          <w:ilvl w:val="3"/>
+          <w:numId w:val="5"/>
+        </w:numPr>
+        <w:rPr>
+          <w:rFonts w:ascii="Abadi" w:hAnsi="Abadi"/>
+        </w:rPr>
+      </w:pPr>
+      <w:r>
+        <w:rPr>
+          <w:rFonts w:ascii="Abadi" w:hAnsi="Abadi"/>
+        </w:rPr>
+        <w:t>Random initialization</w:t>
+      </w:r>
+    </w:p>
+    <w:p>
+      <w:pPr>
+        <w:pStyle w:val="ListParagraph"/>
+        <w:numPr>
+          <w:ilvl w:val="3"/>
+          <w:numId w:val="5"/>
+        </w:numPr>
+        <w:rPr>
+          <w:rFonts w:ascii="Abadi" w:hAnsi="Abadi"/>
+        </w:rPr>
+      </w:pPr>
+      <w:r>
+        <w:rPr>
+          <w:rFonts w:ascii="Abadi" w:hAnsi="Abadi"/>
+        </w:rPr>
+        <w:t>Ian Goodfellow interview</w:t>
+      </w:r>
+    </w:p>
+    <w:p>
+      <w:pPr>
+        <w:pStyle w:val="ListParagraph"/>
+        <w:numPr>
+          <w:ilvl w:val="3"/>
+          <w:numId w:val="5"/>
+        </w:numPr>
+        <w:rPr>
+          <w:rFonts w:ascii="Abadi" w:hAnsi="Abadi"/>
+        </w:rPr>
+      </w:pPr>
+      <w:r>
+        <w:rPr>
+          <w:rFonts w:ascii="Abadi" w:hAnsi="Abadi"/>
+        </w:rPr>
+        <w:t>Lab: Planar data classification with one hidden layer</w:t>
+      </w:r>
+    </w:p>
+    <w:p>
+      <w:pPr>
+        <w:pStyle w:val="ListParagraph"/>
+        <w:numPr>
+          <w:ilvl w:val="2"/>
+          <w:numId w:val="5"/>
+        </w:numPr>
+        <w:rPr>
+          <w:rFonts w:ascii="Abadi" w:hAnsi="Abadi"/>
+        </w:rPr>
+      </w:pPr>
+      <w:r>
+        <w:rPr>
+          <w:rFonts w:ascii="Abadi" w:hAnsi="Abadi"/>
+        </w:rPr>
+        <w:t>Week 4 – Deep neural networks</w:t>
+      </w:r>
+    </w:p>
+    <w:p>
+      <w:pPr>
+        <w:pStyle w:val="ListParagraph"/>
+        <w:numPr>
+          <w:ilvl w:val="3"/>
+          <w:numId w:val="5"/>
+        </w:numPr>
+        <w:rPr>
+          <w:rFonts w:ascii="Abadi" w:hAnsi="Abadi"/>
+        </w:rPr>
+      </w:pPr>
+      <w:r>
+        <w:rPr>
+          <w:rFonts w:ascii="Abadi" w:hAnsi="Abadi"/>
+        </w:rPr>
+        <w:t>Deep L-layer neural network</w:t>
+      </w:r>
+    </w:p>
+    <w:p>
+      <w:pPr>
+        <w:pStyle w:val="ListParagraph"/>
+        <w:numPr>
+          <w:ilvl w:val="3"/>
+          <w:numId w:val="5"/>
+        </w:numPr>
+        <w:rPr>
+          <w:rFonts w:ascii="Abadi" w:hAnsi="Abadi"/>
+        </w:rPr>
+      </w:pPr>
+      <w:r>
+        <w:rPr>
+          <w:rFonts w:ascii="Abadi" w:hAnsi="Abadi"/>
+        </w:rPr>
+        <w:t>Forward propagation in a deep network</w:t>
+      </w:r>
+    </w:p>
+    <w:p>
+      <w:pPr>
+        <w:pStyle w:val="ListParagraph"/>
+        <w:numPr>
+          <w:ilvl w:val="3"/>
+          <w:numId w:val="5"/>
+        </w:numPr>
+        <w:rPr>
+          <w:rFonts w:ascii="Abadi" w:hAnsi="Abadi"/>
+        </w:rPr>
+      </w:pPr>
+      <w:r>
+        <w:rPr>
+          <w:rFonts w:ascii="Abadi" w:hAnsi="Abadi"/>
+        </w:rPr>
+        <w:t>Getting your matrix dimensions right</w:t>
+      </w:r>
+    </w:p>
+    <w:p>
+      <w:pPr>
+        <w:pStyle w:val="ListParagraph"/>
+        <w:numPr>
+          <w:ilvl w:val="3"/>
+          <w:numId w:val="5"/>
+        </w:numPr>
+        <w:rPr>
+          <w:rFonts w:ascii="Abadi" w:hAnsi="Abadi"/>
+        </w:rPr>
+      </w:pPr>
+      <w:r>
+        <w:rPr>
+          <w:rFonts w:ascii="Abadi" w:hAnsi="Abadi"/>
+        </w:rPr>
+        <w:t>Why deep representations?</w:t>
+      </w:r>
+    </w:p>
+    <w:p>
+      <w:pPr>
+        <w:pStyle w:val="ListParagraph"/>
+        <w:numPr>
+          <w:ilvl w:val="3"/>
+          <w:numId w:val="5"/>
+        </w:numPr>
+        <w:rPr>
+          <w:rFonts w:ascii="Abadi" w:hAnsi="Abadi"/>
+        </w:rPr>
+      </w:pPr>
+      <w:r>
+        <w:rPr>
+          <w:rFonts w:ascii="Abadi" w:hAnsi="Abadi"/>
+        </w:rPr>
+        <w:t>Building blocks of deep neural networks</w:t>
+      </w:r>
+    </w:p>
+    <w:p>
+      <w:pPr>
+        <w:pStyle w:val="ListParagraph"/>
+        <w:numPr>
+          <w:ilvl w:val="3"/>
+          <w:numId w:val="5"/>
+        </w:numPr>
+        <w:rPr>
+          <w:rFonts w:ascii="Abadi" w:hAnsi="Abadi"/>
+        </w:rPr>
+      </w:pPr>
+      <w:r>
+        <w:rPr>
+          <w:rFonts w:ascii="Abadi" w:hAnsi="Abadi"/>
+        </w:rPr>
+        <w:t>Forward and backward propagation</w:t>
+      </w:r>
+    </w:p>
+    <w:p>
+      <w:pPr>
+        <w:pStyle w:val="ListParagraph"/>
+        <w:numPr>
+          <w:ilvl w:val="3"/>
+          <w:numId w:val="5"/>
+        </w:numPr>
+        <w:rPr>
+          <w:rFonts w:ascii="Abadi" w:hAnsi="Abadi"/>
+        </w:rPr>
+      </w:pPr>
+      <w:r>
+        <w:rPr>
+          <w:rFonts w:ascii="Abadi" w:hAnsi="Abadi"/>
+        </w:rPr>
+        <w:t>Parameters vs hyperparameters</w:t>
+      </w:r>
+    </w:p>
+    <w:p>
+      <w:pPr>
+        <w:pStyle w:val="ListParagraph"/>
+        <w:numPr>
+          <w:ilvl w:val="3"/>
+          <w:numId w:val="5"/>
+        </w:numPr>
+        <w:rPr>
+          <w:rFonts w:ascii="Abadi" w:hAnsi="Abadi"/>
+        </w:rPr>
+      </w:pPr>
+      <w:r>
+        <w:rPr>
+          <w:rFonts w:ascii="Abadi" w:hAnsi="Abadi"/>
+        </w:rPr>
+        <w:t>What does this have to do with the brain?</w:t>
+      </w:r>
+    </w:p>
+    <w:p>
+      <w:pPr>
+        <w:pStyle w:val="ListParagraph"/>
+        <w:numPr>
+          <w:ilvl w:val="3"/>
+          <w:numId w:val="5"/>
+        </w:numPr>
+        <w:rPr>
+          <w:rFonts w:ascii="Abadi" w:hAnsi="Abadi"/>
+        </w:rPr>
+      </w:pPr>
+      <w:r>
+        <w:rPr>
+          <w:rFonts w:ascii="Abadi" w:hAnsi="Abadi"/>
+        </w:rPr>
+        <w:t>Lab: Building your deep neural network step by step</w:t>
+      </w:r>
+    </w:p>
+    <w:p>
+      <w:pPr>
+        <w:pStyle w:val="ListParagraph"/>
+        <w:numPr>
+          <w:ilvl w:val="3"/>
+          <w:numId w:val="5"/>
+        </w:numPr>
+        <w:rPr>
+          <w:rFonts w:ascii="Abadi" w:hAnsi="Abadi"/>
+        </w:rPr>
+      </w:pPr>
+      <w:r>
+        <w:rPr>
+          <w:rFonts w:ascii="Abadi" w:hAnsi="Abadi"/>
+        </w:rPr>
+        <w:t>Lab: Deep neural network application</w:t>
+      </w:r>
+    </w:p>
+    <w:p>
+      <w:pPr>
+        <w:pStyle w:val="ListParagraph"/>
+        <w:numPr>
+          <w:ilvl w:val="1"/>
+          <w:numId w:val="5"/>
+        </w:numPr>
+        <w:rPr>
+          <w:rFonts w:ascii="Abadi" w:hAnsi="Abadi"/>
+        </w:rPr>
+      </w:pPr>
+      <w:r>
+        <w:rPr>
+          <w:rFonts w:ascii="Abadi" w:hAnsi="Abadi"/>
+        </w:rPr>
         <w:lastRenderedPageBreak/>
-        <w:t>A note on Python/Numpy vectors</w:t>
-      </w:r>
-    </w:p>
-    <w:p>
-      <w:pPr>
-        <w:pStyle w:val="ListParagraph"/>
-        <w:numPr>
-          <w:ilvl w:val="3"/>
-          <w:numId w:val="5"/>
-        </w:numPr>
-        <w:rPr>
-          <w:rFonts w:ascii="Abadi" w:hAnsi="Abadi"/>
-        </w:rPr>
-      </w:pPr>
-      <w:r>
-        <w:rPr>
-          <w:rFonts w:ascii="Abadi" w:hAnsi="Abadi"/>
-        </w:rPr>
-        <w:t>Quick tour of Jupyter/iPython notebooks</w:t>
-      </w:r>
-    </w:p>
-    <w:p>
-      <w:pPr>
-        <w:pStyle w:val="ListParagraph"/>
-        <w:numPr>
-          <w:ilvl w:val="3"/>
-          <w:numId w:val="5"/>
-        </w:numPr>
-        <w:rPr>
-          <w:rFonts w:ascii="Abadi" w:hAnsi="Abadi"/>
-        </w:rPr>
-      </w:pPr>
-      <w:r>
-        <w:rPr>
-          <w:rFonts w:ascii="Abadi" w:hAnsi="Abadi"/>
-        </w:rPr>
-        <w:t>Logistic regression cost function (optional)</w:t>
-      </w:r>
-    </w:p>
-    <w:p>
-      <w:pPr>
-        <w:pStyle w:val="ListParagraph"/>
-        <w:numPr>
-          <w:ilvl w:val="3"/>
-          <w:numId w:val="5"/>
-        </w:numPr>
-        <w:rPr>
-          <w:rFonts w:ascii="Abadi" w:hAnsi="Abadi"/>
-        </w:rPr>
-      </w:pPr>
-      <w:r>
-        <w:rPr>
-          <w:rFonts w:ascii="Abadi" w:hAnsi="Abadi"/>
-        </w:rPr>
-        <w:t>Pieter Abbeel interview</w:t>
-      </w:r>
-    </w:p>
-    <w:p>
-      <w:pPr>
-        <w:pStyle w:val="ListParagraph"/>
-        <w:numPr>
-          <w:ilvl w:val="3"/>
-          <w:numId w:val="5"/>
-        </w:numPr>
-        <w:rPr>
-          <w:rFonts w:ascii="Abadi" w:hAnsi="Abadi"/>
-        </w:rPr>
-      </w:pPr>
-      <w:r>
-        <w:rPr>
-          <w:rFonts w:ascii="Abadi" w:hAnsi="Abadi"/>
-        </w:rPr>
-        <w:t>Lab: Python basics with NumPy</w:t>
-      </w:r>
-    </w:p>
-    <w:p>
-      <w:pPr>
-        <w:pStyle w:val="ListParagraph"/>
-        <w:numPr>
-          <w:ilvl w:val="3"/>
-          <w:numId w:val="5"/>
-        </w:numPr>
-        <w:rPr>
-          <w:rFonts w:ascii="Abadi" w:hAnsi="Abadi"/>
-        </w:rPr>
-      </w:pPr>
-      <w:r>
-        <w:rPr>
-          <w:rFonts w:ascii="Abadi" w:hAnsi="Abadi"/>
-        </w:rPr>
-        <w:t>Lab: Logistic regression with a neural network mindset</w:t>
+        <w:t>Improving Deep Neural Networks: Hyperparameter tuning, Regularization and Optimization</w:t>
       </w:r>
     </w:p>
     <w:p>
@@ -2780,241 +3429,331 @@
         <w:rPr>
           <w:rFonts w:ascii="Abadi" w:hAnsi="Abadi"/>
         </w:rPr>
-        <w:t>Week 3 – Shallow neural networks</w:t>
-      </w:r>
-    </w:p>
-    <w:p>
-      <w:pPr>
-        <w:pStyle w:val="ListParagraph"/>
-        <w:numPr>
-          <w:ilvl w:val="3"/>
-          <w:numId w:val="5"/>
-        </w:numPr>
-        <w:rPr>
-          <w:rFonts w:ascii="Abadi" w:hAnsi="Abadi"/>
-        </w:rPr>
-      </w:pPr>
-      <w:r>
-        <w:rPr>
-          <w:rFonts w:ascii="Abadi" w:hAnsi="Abadi"/>
-        </w:rPr>
-        <w:t>Neural networks overview</w:t>
-      </w:r>
-    </w:p>
-    <w:p>
-      <w:pPr>
-        <w:pStyle w:val="ListParagraph"/>
-        <w:numPr>
-          <w:ilvl w:val="3"/>
-          <w:numId w:val="5"/>
-        </w:numPr>
-        <w:rPr>
-          <w:rFonts w:ascii="Abadi" w:hAnsi="Abadi"/>
-        </w:rPr>
-      </w:pPr>
-      <w:r>
-        <w:rPr>
-          <w:rFonts w:ascii="Abadi" w:hAnsi="Abadi"/>
-        </w:rPr>
-        <w:t>Neural network representation</w:t>
-      </w:r>
-    </w:p>
-    <w:p>
-      <w:pPr>
-        <w:pStyle w:val="ListParagraph"/>
-        <w:numPr>
-          <w:ilvl w:val="3"/>
-          <w:numId w:val="5"/>
-        </w:numPr>
-        <w:rPr>
-          <w:rFonts w:ascii="Abadi" w:hAnsi="Abadi"/>
-        </w:rPr>
-      </w:pPr>
-      <w:r>
-        <w:rPr>
-          <w:rFonts w:ascii="Abadi" w:hAnsi="Abadi"/>
-        </w:rPr>
-        <w:t>Computing a neural network's output</w:t>
-      </w:r>
-    </w:p>
-    <w:p>
-      <w:pPr>
-        <w:pStyle w:val="ListParagraph"/>
-        <w:numPr>
-          <w:ilvl w:val="3"/>
-          <w:numId w:val="5"/>
-        </w:numPr>
-        <w:rPr>
-          <w:rFonts w:ascii="Abadi" w:hAnsi="Abadi"/>
-        </w:rPr>
-      </w:pPr>
-      <w:r>
-        <w:rPr>
-          <w:rFonts w:ascii="Abadi" w:hAnsi="Abadi"/>
-        </w:rPr>
-        <w:t>Vectorizing across multiple examples</w:t>
-      </w:r>
-    </w:p>
-    <w:p>
-      <w:pPr>
-        <w:pStyle w:val="ListParagraph"/>
-        <w:numPr>
-          <w:ilvl w:val="3"/>
-          <w:numId w:val="5"/>
-        </w:numPr>
-        <w:rPr>
-          <w:rFonts w:ascii="Abadi" w:hAnsi="Abadi"/>
-        </w:rPr>
-      </w:pPr>
-      <w:r>
-        <w:rPr>
-          <w:rFonts w:ascii="Abadi" w:hAnsi="Abadi"/>
-        </w:rPr>
-        <w:t>Explanation for vectorized implementation</w:t>
-      </w:r>
-    </w:p>
-    <w:p>
-      <w:pPr>
-        <w:pStyle w:val="ListParagraph"/>
-        <w:numPr>
-          <w:ilvl w:val="3"/>
-          <w:numId w:val="5"/>
-        </w:numPr>
-        <w:rPr>
-          <w:rFonts w:ascii="Abadi" w:hAnsi="Abadi"/>
-        </w:rPr>
-      </w:pPr>
-      <w:r>
-        <w:rPr>
-          <w:rFonts w:ascii="Abadi" w:hAnsi="Abadi"/>
-        </w:rPr>
-        <w:t>Activation functions</w:t>
-      </w:r>
-    </w:p>
-    <w:p>
-      <w:pPr>
-        <w:pStyle w:val="ListParagraph"/>
-        <w:numPr>
-          <w:ilvl w:val="3"/>
-          <w:numId w:val="5"/>
-        </w:numPr>
-        <w:rPr>
-          <w:rFonts w:ascii="Abadi" w:hAnsi="Abadi"/>
-        </w:rPr>
-      </w:pPr>
-      <w:r>
-        <w:rPr>
-          <w:rFonts w:ascii="Abadi" w:hAnsi="Abadi"/>
-        </w:rPr>
-        <w:t>Why do you need non-linear activation functions?</w:t>
-      </w:r>
-    </w:p>
-    <w:p>
-      <w:pPr>
-        <w:pStyle w:val="ListParagraph"/>
-        <w:numPr>
-          <w:ilvl w:val="3"/>
-          <w:numId w:val="5"/>
-        </w:numPr>
-        <w:rPr>
-          <w:rFonts w:ascii="Abadi" w:hAnsi="Abadi"/>
-        </w:rPr>
-      </w:pPr>
-      <w:r>
-        <w:rPr>
-          <w:rFonts w:ascii="Abadi" w:hAnsi="Abadi"/>
-        </w:rPr>
-        <w:t>Derivatives of activation functions</w:t>
-      </w:r>
-    </w:p>
-    <w:p>
-      <w:pPr>
-        <w:pStyle w:val="ListParagraph"/>
-        <w:numPr>
-          <w:ilvl w:val="3"/>
-          <w:numId w:val="5"/>
-        </w:numPr>
-        <w:rPr>
-          <w:rFonts w:ascii="Abadi" w:hAnsi="Abadi"/>
-        </w:rPr>
-      </w:pPr>
-      <w:r>
-        <w:rPr>
-          <w:rFonts w:ascii="Abadi" w:hAnsi="Abadi"/>
-        </w:rPr>
-        <w:t>Gradient descent for neural networks</w:t>
-      </w:r>
-    </w:p>
-    <w:p>
-      <w:pPr>
-        <w:pStyle w:val="ListParagraph"/>
-        <w:numPr>
-          <w:ilvl w:val="3"/>
-          <w:numId w:val="5"/>
-        </w:numPr>
-        <w:rPr>
-          <w:rFonts w:ascii="Abadi" w:hAnsi="Abadi"/>
-        </w:rPr>
-      </w:pPr>
-      <w:r>
-        <w:rPr>
-          <w:rFonts w:ascii="Abadi" w:hAnsi="Abadi"/>
-        </w:rPr>
-        <w:t>Backpropagation intuition (optional)</w:t>
-      </w:r>
-    </w:p>
-    <w:p>
-      <w:pPr>
-        <w:pStyle w:val="ListParagraph"/>
-        <w:numPr>
-          <w:ilvl w:val="3"/>
-          <w:numId w:val="5"/>
-        </w:numPr>
-        <w:rPr>
-          <w:rFonts w:ascii="Abadi" w:hAnsi="Abadi"/>
-        </w:rPr>
-      </w:pPr>
-      <w:r>
-        <w:rPr>
-          <w:rFonts w:ascii="Abadi" w:hAnsi="Abadi"/>
-        </w:rPr>
-        <w:t>Random initialization</w:t>
-      </w:r>
-    </w:p>
-    <w:p>
-      <w:pPr>
-        <w:pStyle w:val="ListParagraph"/>
-        <w:numPr>
-          <w:ilvl w:val="3"/>
-          <w:numId w:val="5"/>
-        </w:numPr>
-        <w:rPr>
-          <w:rFonts w:ascii="Abadi" w:hAnsi="Abadi"/>
-        </w:rPr>
-      </w:pPr>
-      <w:r>
-        <w:rPr>
-          <w:rFonts w:ascii="Abadi" w:hAnsi="Abadi"/>
-        </w:rPr>
-        <w:t>Ian Goodfellow interview</w:t>
-      </w:r>
-    </w:p>
-    <w:p>
-      <w:pPr>
-        <w:pStyle w:val="ListParagraph"/>
-        <w:numPr>
-          <w:ilvl w:val="3"/>
-          <w:numId w:val="5"/>
-        </w:numPr>
-        <w:rPr>
-          <w:rFonts w:ascii="Abadi" w:hAnsi="Abadi"/>
-        </w:rPr>
-      </w:pPr>
-      <w:r>
-        <w:rPr>
-          <w:rFonts w:ascii="Abadi" w:hAnsi="Abadi"/>
-        </w:rPr>
-        <w:t>Lab: Planar data classification with one hidden layer</w:t>
+        <w:t>Week 1 – Practical aspects of deep learning</w:t>
+      </w:r>
+    </w:p>
+    <w:p>
+      <w:pPr>
+        <w:pStyle w:val="ListParagraph"/>
+        <w:numPr>
+          <w:ilvl w:val="3"/>
+          <w:numId w:val="5"/>
+        </w:numPr>
+        <w:rPr>
+          <w:rFonts w:ascii="Abadi" w:hAnsi="Abadi"/>
+        </w:rPr>
+      </w:pPr>
+      <w:r>
+        <w:rPr>
+          <w:rFonts w:ascii="Abadi" w:hAnsi="Abadi"/>
+        </w:rPr>
+        <w:t>Train/dev/test sets</w:t>
+      </w:r>
+    </w:p>
+    <w:p>
+      <w:pPr>
+        <w:pStyle w:val="ListParagraph"/>
+        <w:numPr>
+          <w:ilvl w:val="3"/>
+          <w:numId w:val="5"/>
+        </w:numPr>
+        <w:rPr>
+          <w:rFonts w:ascii="Abadi" w:hAnsi="Abadi"/>
+        </w:rPr>
+      </w:pPr>
+      <w:r>
+        <w:rPr>
+          <w:rFonts w:ascii="Abadi" w:hAnsi="Abadi"/>
+        </w:rPr>
+        <w:t>Bias/variance</w:t>
+      </w:r>
+    </w:p>
+    <w:p>
+      <w:pPr>
+        <w:pStyle w:val="ListParagraph"/>
+        <w:numPr>
+          <w:ilvl w:val="3"/>
+          <w:numId w:val="5"/>
+        </w:numPr>
+        <w:rPr>
+          <w:rFonts w:ascii="Abadi" w:hAnsi="Abadi"/>
+        </w:rPr>
+      </w:pPr>
+      <w:r>
+        <w:rPr>
+          <w:rFonts w:ascii="Abadi" w:hAnsi="Abadi"/>
+        </w:rPr>
+        <w:t>Basic recipe for machine learning</w:t>
+      </w:r>
+    </w:p>
+    <w:p>
+      <w:pPr>
+        <w:pStyle w:val="ListParagraph"/>
+        <w:numPr>
+          <w:ilvl w:val="3"/>
+          <w:numId w:val="5"/>
+        </w:numPr>
+        <w:rPr>
+          <w:rFonts w:ascii="Abadi" w:hAnsi="Abadi"/>
+        </w:rPr>
+      </w:pPr>
+      <w:r>
+        <w:rPr>
+          <w:rFonts w:ascii="Abadi" w:hAnsi="Abadi"/>
+        </w:rPr>
+        <w:t>Regularization</w:t>
+      </w:r>
+    </w:p>
+    <w:p>
+      <w:pPr>
+        <w:pStyle w:val="ListParagraph"/>
+        <w:numPr>
+          <w:ilvl w:val="3"/>
+          <w:numId w:val="5"/>
+        </w:numPr>
+        <w:rPr>
+          <w:rFonts w:ascii="Abadi" w:hAnsi="Abadi"/>
+        </w:rPr>
+      </w:pPr>
+      <w:r>
+        <w:rPr>
+          <w:rFonts w:ascii="Abadi" w:hAnsi="Abadi"/>
+        </w:rPr>
+        <w:t>Why regularization reduces overfitting?</w:t>
+      </w:r>
+    </w:p>
+    <w:p>
+      <w:pPr>
+        <w:pStyle w:val="ListParagraph"/>
+        <w:numPr>
+          <w:ilvl w:val="3"/>
+          <w:numId w:val="5"/>
+        </w:numPr>
+        <w:rPr>
+          <w:rFonts w:ascii="Abadi" w:hAnsi="Abadi"/>
+        </w:rPr>
+      </w:pPr>
+      <w:r>
+        <w:rPr>
+          <w:rFonts w:ascii="Abadi" w:hAnsi="Abadi"/>
+        </w:rPr>
+        <w:t>Dropout regularization</w:t>
+      </w:r>
+    </w:p>
+    <w:p>
+      <w:pPr>
+        <w:pStyle w:val="ListParagraph"/>
+        <w:numPr>
+          <w:ilvl w:val="3"/>
+          <w:numId w:val="5"/>
+        </w:numPr>
+        <w:rPr>
+          <w:rFonts w:ascii="Abadi" w:hAnsi="Abadi"/>
+        </w:rPr>
+      </w:pPr>
+      <w:r>
+        <w:rPr>
+          <w:rFonts w:ascii="Abadi" w:hAnsi="Abadi"/>
+        </w:rPr>
+        <w:t>Understanding dropout</w:t>
+      </w:r>
+    </w:p>
+    <w:p>
+      <w:pPr>
+        <w:pStyle w:val="ListParagraph"/>
+        <w:numPr>
+          <w:ilvl w:val="3"/>
+          <w:numId w:val="5"/>
+        </w:numPr>
+        <w:rPr>
+          <w:rFonts w:ascii="Abadi" w:hAnsi="Abadi"/>
+        </w:rPr>
+      </w:pPr>
+      <w:r>
+        <w:rPr>
+          <w:rFonts w:ascii="Abadi" w:hAnsi="Abadi"/>
+        </w:rPr>
+        <w:t>Other regularization methods</w:t>
+      </w:r>
+    </w:p>
+    <w:p>
+      <w:pPr>
+        <w:pStyle w:val="ListParagraph"/>
+        <w:numPr>
+          <w:ilvl w:val="3"/>
+          <w:numId w:val="5"/>
+        </w:numPr>
+        <w:rPr>
+          <w:rFonts w:ascii="Abadi" w:hAnsi="Abadi"/>
+        </w:rPr>
+      </w:pPr>
+      <w:r>
+        <w:rPr>
+          <w:rFonts w:ascii="Abadi" w:hAnsi="Abadi"/>
+        </w:rPr>
+        <w:t>Normalizing inputs</w:t>
+      </w:r>
+    </w:p>
+    <w:p>
+      <w:pPr>
+        <w:pStyle w:val="ListParagraph"/>
+        <w:numPr>
+          <w:ilvl w:val="3"/>
+          <w:numId w:val="5"/>
+        </w:numPr>
+        <w:rPr>
+          <w:rFonts w:ascii="Abadi" w:hAnsi="Abadi"/>
+        </w:rPr>
+      </w:pPr>
+      <w:r>
+        <w:rPr>
+          <w:rFonts w:ascii="Abadi" w:hAnsi="Abadi"/>
+        </w:rPr>
+        <w:t>Vanishing/exploding gradients</w:t>
+      </w:r>
+    </w:p>
+    <w:p>
+      <w:pPr>
+        <w:pStyle w:val="ListParagraph"/>
+        <w:numPr>
+          <w:ilvl w:val="3"/>
+          <w:numId w:val="5"/>
+        </w:numPr>
+        <w:rPr>
+          <w:rFonts w:ascii="Abadi" w:hAnsi="Abadi"/>
+        </w:rPr>
+      </w:pPr>
+      <w:r>
+        <w:rPr>
+          <w:rFonts w:ascii="Abadi" w:hAnsi="Abadi"/>
+        </w:rPr>
+        <w:t>Weight initialization for deep networks</w:t>
+      </w:r>
+    </w:p>
+    <w:p>
+      <w:pPr>
+        <w:pStyle w:val="ListParagraph"/>
+        <w:numPr>
+          <w:ilvl w:val="3"/>
+          <w:numId w:val="5"/>
+        </w:numPr>
+        <w:rPr>
+          <w:rFonts w:ascii="Abadi" w:hAnsi="Abadi"/>
+        </w:rPr>
+      </w:pPr>
+      <w:r>
+        <w:rPr>
+          <w:rFonts w:ascii="Abadi" w:hAnsi="Abadi"/>
+        </w:rPr>
+        <w:t>Numerical approximation of gradients</w:t>
+      </w:r>
+    </w:p>
+    <w:p>
+      <w:pPr>
+        <w:pStyle w:val="ListParagraph"/>
+        <w:numPr>
+          <w:ilvl w:val="3"/>
+          <w:numId w:val="5"/>
+        </w:numPr>
+        <w:rPr>
+          <w:rFonts w:ascii="Abadi" w:hAnsi="Abadi"/>
+        </w:rPr>
+      </w:pPr>
+      <w:r>
+        <w:rPr>
+          <w:rFonts w:ascii="Abadi" w:hAnsi="Abadi"/>
+        </w:rPr>
+        <w:t>Gradient checking</w:t>
+      </w:r>
+    </w:p>
+    <w:p>
+      <w:pPr>
+        <w:pStyle w:val="ListParagraph"/>
+        <w:numPr>
+          <w:ilvl w:val="3"/>
+          <w:numId w:val="5"/>
+        </w:numPr>
+        <w:rPr>
+          <w:rFonts w:ascii="Abadi" w:hAnsi="Abadi"/>
+        </w:rPr>
+      </w:pPr>
+      <w:r>
+        <w:rPr>
+          <w:rFonts w:ascii="Abadi" w:hAnsi="Abadi"/>
+        </w:rPr>
+        <w:t>Gradient checking implementation notes</w:t>
+      </w:r>
+    </w:p>
+    <w:p>
+      <w:pPr>
+        <w:pStyle w:val="ListParagraph"/>
+        <w:numPr>
+          <w:ilvl w:val="3"/>
+          <w:numId w:val="5"/>
+        </w:numPr>
+        <w:rPr>
+          <w:rFonts w:ascii="Abadi" w:hAnsi="Abadi"/>
+        </w:rPr>
+      </w:pPr>
+      <w:r>
+        <w:rPr>
+          <w:rFonts w:ascii="Abadi" w:hAnsi="Abadi"/>
+        </w:rPr>
+        <w:t>Yoshua Bengio interview</w:t>
+      </w:r>
+    </w:p>
+    <w:p>
+      <w:pPr>
+        <w:pStyle w:val="ListParagraph"/>
+        <w:numPr>
+          <w:ilvl w:val="3"/>
+          <w:numId w:val="5"/>
+        </w:numPr>
+        <w:rPr>
+          <w:rFonts w:ascii="Abadi" w:hAnsi="Abadi"/>
+        </w:rPr>
+      </w:pPr>
+      <w:r>
+        <w:rPr>
+          <w:rFonts w:ascii="Abadi" w:hAnsi="Abadi"/>
+        </w:rPr>
+        <w:t>Lab: Initialization</w:t>
+      </w:r>
+    </w:p>
+    <w:p>
+      <w:pPr>
+        <w:pStyle w:val="ListParagraph"/>
+        <w:numPr>
+          <w:ilvl w:val="3"/>
+          <w:numId w:val="5"/>
+        </w:numPr>
+        <w:rPr>
+          <w:rFonts w:ascii="Abadi" w:hAnsi="Abadi"/>
+        </w:rPr>
+      </w:pPr>
+      <w:r>
+        <w:rPr>
+          <w:rFonts w:ascii="Abadi" w:hAnsi="Abadi"/>
+        </w:rPr>
+        <w:t>Lab: Regularization</w:t>
+      </w:r>
+    </w:p>
+    <w:p>
+      <w:pPr>
+        <w:pStyle w:val="ListParagraph"/>
+        <w:numPr>
+          <w:ilvl w:val="3"/>
+          <w:numId w:val="5"/>
+        </w:numPr>
+        <w:rPr>
+          <w:rFonts w:ascii="Abadi" w:hAnsi="Abadi"/>
+        </w:rPr>
+      </w:pPr>
+      <w:r>
+        <w:rPr>
+          <w:rFonts w:ascii="Abadi" w:hAnsi="Abadi"/>
+        </w:rPr>
+        <w:t>Lab: Gradient checking</w:t>
       </w:r>
     </w:p>
     <w:p>
@@ -3032,188 +3771,468 @@
         <w:rPr>
           <w:rFonts w:ascii="Abadi" w:hAnsi="Abadi"/>
         </w:rPr>
-        <w:t>Week 4 – Deep neural networks</w:t>
-      </w:r>
-    </w:p>
-    <w:p>
-      <w:pPr>
-        <w:pStyle w:val="ListParagraph"/>
-        <w:numPr>
-          <w:ilvl w:val="3"/>
-          <w:numId w:val="5"/>
-        </w:numPr>
-        <w:rPr>
-          <w:rFonts w:ascii="Abadi" w:hAnsi="Abadi"/>
-        </w:rPr>
-      </w:pPr>
-      <w:r>
-        <w:rPr>
-          <w:rFonts w:ascii="Abadi" w:hAnsi="Abadi"/>
-        </w:rPr>
-        <w:t>Deep L-layer neural network</w:t>
-      </w:r>
-    </w:p>
-    <w:p>
-      <w:pPr>
-        <w:pStyle w:val="ListParagraph"/>
-        <w:numPr>
-          <w:ilvl w:val="3"/>
-          <w:numId w:val="5"/>
-        </w:numPr>
-        <w:rPr>
-          <w:rFonts w:ascii="Abadi" w:hAnsi="Abadi"/>
-        </w:rPr>
-      </w:pPr>
-      <w:r>
-        <w:rPr>
-          <w:rFonts w:ascii="Abadi" w:hAnsi="Abadi"/>
-        </w:rPr>
-        <w:t>Forward propagation in a deep network</w:t>
-      </w:r>
-    </w:p>
-    <w:p>
-      <w:pPr>
-        <w:pStyle w:val="ListParagraph"/>
-        <w:numPr>
-          <w:ilvl w:val="3"/>
-          <w:numId w:val="5"/>
-        </w:numPr>
-        <w:rPr>
-          <w:rFonts w:ascii="Abadi" w:hAnsi="Abadi"/>
-        </w:rPr>
-      </w:pPr>
-      <w:r>
-        <w:rPr>
-          <w:rFonts w:ascii="Abadi" w:hAnsi="Abadi"/>
-        </w:rPr>
-        <w:t>Getting your matrix dimensions right</w:t>
-      </w:r>
-    </w:p>
-    <w:p>
-      <w:pPr>
-        <w:pStyle w:val="ListParagraph"/>
-        <w:numPr>
-          <w:ilvl w:val="3"/>
-          <w:numId w:val="5"/>
-        </w:numPr>
-        <w:rPr>
-          <w:rFonts w:ascii="Abadi" w:hAnsi="Abadi"/>
-        </w:rPr>
-      </w:pPr>
-      <w:r>
-        <w:rPr>
-          <w:rFonts w:ascii="Abadi" w:hAnsi="Abadi"/>
-        </w:rPr>
-        <w:t>Why deep representations?</w:t>
-      </w:r>
-    </w:p>
-    <w:p>
-      <w:pPr>
-        <w:pStyle w:val="ListParagraph"/>
-        <w:numPr>
-          <w:ilvl w:val="3"/>
-          <w:numId w:val="5"/>
-        </w:numPr>
-        <w:rPr>
-          <w:rFonts w:ascii="Abadi" w:hAnsi="Abadi"/>
-        </w:rPr>
-      </w:pPr>
-      <w:r>
-        <w:rPr>
-          <w:rFonts w:ascii="Abadi" w:hAnsi="Abadi"/>
-        </w:rPr>
-        <w:t>Building blocks of deep neural networks</w:t>
-      </w:r>
-    </w:p>
-    <w:p>
-      <w:pPr>
-        <w:pStyle w:val="ListParagraph"/>
-        <w:numPr>
-          <w:ilvl w:val="3"/>
-          <w:numId w:val="5"/>
-        </w:numPr>
-        <w:rPr>
-          <w:rFonts w:ascii="Abadi" w:hAnsi="Abadi"/>
-        </w:rPr>
-      </w:pPr>
-      <w:r>
-        <w:rPr>
-          <w:rFonts w:ascii="Abadi" w:hAnsi="Abadi"/>
-        </w:rPr>
-        <w:t>Forward and backward propagation</w:t>
-      </w:r>
-    </w:p>
-    <w:p>
-      <w:pPr>
-        <w:pStyle w:val="ListParagraph"/>
-        <w:numPr>
-          <w:ilvl w:val="3"/>
-          <w:numId w:val="5"/>
-        </w:numPr>
-        <w:rPr>
-          <w:rFonts w:ascii="Abadi" w:hAnsi="Abadi"/>
-        </w:rPr>
-      </w:pPr>
-      <w:r>
-        <w:rPr>
-          <w:rFonts w:ascii="Abadi" w:hAnsi="Abadi"/>
-        </w:rPr>
-        <w:t>Parameters vs hyperparameters</w:t>
-      </w:r>
-    </w:p>
-    <w:p>
-      <w:pPr>
-        <w:pStyle w:val="ListParagraph"/>
-        <w:numPr>
-          <w:ilvl w:val="3"/>
-          <w:numId w:val="5"/>
-        </w:numPr>
-        <w:rPr>
-          <w:rFonts w:ascii="Abadi" w:hAnsi="Abadi"/>
-        </w:rPr>
-      </w:pPr>
-      <w:r>
-        <w:rPr>
-          <w:rFonts w:ascii="Abadi" w:hAnsi="Abadi"/>
-        </w:rPr>
-        <w:t>What does this have to do with the brain?</w:t>
-      </w:r>
-    </w:p>
-    <w:p>
-      <w:pPr>
-        <w:pStyle w:val="ListParagraph"/>
-        <w:numPr>
-          <w:ilvl w:val="3"/>
-          <w:numId w:val="5"/>
-        </w:numPr>
-        <w:rPr>
-          <w:rFonts w:ascii="Abadi" w:hAnsi="Abadi"/>
-        </w:rPr>
-      </w:pPr>
-      <w:r>
-        <w:rPr>
-          <w:rFonts w:ascii="Abadi" w:hAnsi="Abadi"/>
-        </w:rPr>
-        <w:t>Lab: Building your deep neural network step by step</w:t>
-      </w:r>
-    </w:p>
-    <w:p>
-      <w:pPr>
-        <w:pStyle w:val="ListParagraph"/>
-        <w:numPr>
-          <w:ilvl w:val="3"/>
-          <w:numId w:val="5"/>
-        </w:numPr>
-        <w:rPr>
-          <w:rFonts w:ascii="Abadi" w:hAnsi="Abadi"/>
-        </w:rPr>
-      </w:pPr>
-      <w:r>
-        <w:rPr>
-          <w:rFonts w:ascii="Abadi" w:hAnsi="Abadi"/>
-        </w:rPr>
-        <w:t>Lab: Deep neural network application</w:t>
-      </w:r>
+        <w:t>Week 2 – Optimization algorithms</w:t>
+      </w:r>
+    </w:p>
+    <w:p>
+      <w:pPr>
+        <w:pStyle w:val="ListParagraph"/>
+        <w:numPr>
+          <w:ilvl w:val="3"/>
+          <w:numId w:val="5"/>
+        </w:numPr>
+        <w:rPr>
+          <w:rFonts w:ascii="Abadi" w:hAnsi="Abadi"/>
+        </w:rPr>
+      </w:pPr>
+      <w:r>
+        <w:rPr>
+          <w:rFonts w:ascii="Abadi" w:hAnsi="Abadi"/>
+        </w:rPr>
+        <w:t>Mini-batch gradient descent</w:t>
+      </w:r>
+    </w:p>
+    <w:p>
+      <w:pPr>
+        <w:pStyle w:val="ListParagraph"/>
+        <w:numPr>
+          <w:ilvl w:val="3"/>
+          <w:numId w:val="5"/>
+        </w:numPr>
+        <w:rPr>
+          <w:rFonts w:ascii="Abadi" w:hAnsi="Abadi"/>
+        </w:rPr>
+      </w:pPr>
+      <w:r>
+        <w:rPr>
+          <w:rFonts w:ascii="Abadi" w:hAnsi="Abadi"/>
+        </w:rPr>
+        <w:t>Understanding mini-batch gradient descent</w:t>
+      </w:r>
+    </w:p>
+    <w:p>
+      <w:pPr>
+        <w:pStyle w:val="ListParagraph"/>
+        <w:numPr>
+          <w:ilvl w:val="3"/>
+          <w:numId w:val="5"/>
+        </w:numPr>
+        <w:rPr>
+          <w:rFonts w:ascii="Abadi" w:hAnsi="Abadi"/>
+        </w:rPr>
+      </w:pPr>
+      <w:r>
+        <w:rPr>
+          <w:rFonts w:ascii="Abadi" w:hAnsi="Abadi"/>
+        </w:rPr>
+        <w:t>Exponentially weighted averages</w:t>
+      </w:r>
+    </w:p>
+    <w:p>
+      <w:pPr>
+        <w:pStyle w:val="ListParagraph"/>
+        <w:numPr>
+          <w:ilvl w:val="3"/>
+          <w:numId w:val="5"/>
+        </w:numPr>
+        <w:rPr>
+          <w:rFonts w:ascii="Abadi" w:hAnsi="Abadi"/>
+        </w:rPr>
+      </w:pPr>
+      <w:r>
+        <w:rPr>
+          <w:rFonts w:ascii="Abadi" w:hAnsi="Abadi"/>
+        </w:rPr>
+        <w:t>Understanding exponentially weighted averages</w:t>
+      </w:r>
+    </w:p>
+    <w:p>
+      <w:pPr>
+        <w:pStyle w:val="ListParagraph"/>
+        <w:numPr>
+          <w:ilvl w:val="3"/>
+          <w:numId w:val="5"/>
+        </w:numPr>
+        <w:rPr>
+          <w:rFonts w:ascii="Abadi" w:hAnsi="Abadi"/>
+        </w:rPr>
+      </w:pPr>
+      <w:r>
+        <w:rPr>
+          <w:rFonts w:ascii="Abadi" w:hAnsi="Abadi"/>
+        </w:rPr>
+        <w:t>Bias correction in exponentially weighted averages</w:t>
+      </w:r>
+    </w:p>
+    <w:p>
+      <w:pPr>
+        <w:pStyle w:val="ListParagraph"/>
+        <w:numPr>
+          <w:ilvl w:val="3"/>
+          <w:numId w:val="5"/>
+        </w:numPr>
+        <w:rPr>
+          <w:rFonts w:ascii="Abadi" w:hAnsi="Abadi"/>
+        </w:rPr>
+      </w:pPr>
+      <w:r>
+        <w:rPr>
+          <w:rFonts w:ascii="Abadi" w:hAnsi="Abadi"/>
+        </w:rPr>
+        <w:t>Gradient descent with momentum</w:t>
+      </w:r>
+    </w:p>
+    <w:p>
+      <w:pPr>
+        <w:pStyle w:val="ListParagraph"/>
+        <w:numPr>
+          <w:ilvl w:val="3"/>
+          <w:numId w:val="5"/>
+        </w:numPr>
+        <w:rPr>
+          <w:rFonts w:ascii="Abadi" w:hAnsi="Abadi"/>
+        </w:rPr>
+      </w:pPr>
+      <w:r>
+        <w:rPr>
+          <w:rFonts w:ascii="Abadi" w:hAnsi="Abadi"/>
+        </w:rPr>
+        <w:t>RMSprop</w:t>
+      </w:r>
+    </w:p>
+    <w:p>
+      <w:pPr>
+        <w:pStyle w:val="ListParagraph"/>
+        <w:numPr>
+          <w:ilvl w:val="3"/>
+          <w:numId w:val="5"/>
+        </w:numPr>
+        <w:rPr>
+          <w:rFonts w:ascii="Abadi" w:hAnsi="Abadi"/>
+        </w:rPr>
+      </w:pPr>
+      <w:r>
+        <w:rPr>
+          <w:rFonts w:ascii="Abadi" w:hAnsi="Abadi"/>
+        </w:rPr>
+        <w:t>Adam optimization algorithm</w:t>
+      </w:r>
+    </w:p>
+    <w:p>
+      <w:pPr>
+        <w:pStyle w:val="ListParagraph"/>
+        <w:numPr>
+          <w:ilvl w:val="3"/>
+          <w:numId w:val="5"/>
+        </w:numPr>
+        <w:rPr>
+          <w:rFonts w:ascii="Abadi" w:hAnsi="Abadi"/>
+        </w:rPr>
+      </w:pPr>
+      <w:r>
+        <w:rPr>
+          <w:rFonts w:ascii="Abadi" w:hAnsi="Abadi"/>
+        </w:rPr>
+        <w:t>Learning rate decay</w:t>
+      </w:r>
+    </w:p>
+    <w:p>
+      <w:pPr>
+        <w:pStyle w:val="ListParagraph"/>
+        <w:numPr>
+          <w:ilvl w:val="3"/>
+          <w:numId w:val="5"/>
+        </w:numPr>
+        <w:rPr>
+          <w:rFonts w:ascii="Abadi" w:hAnsi="Abadi"/>
+        </w:rPr>
+      </w:pPr>
+      <w:r>
+        <w:rPr>
+          <w:rFonts w:ascii="Abadi" w:hAnsi="Abadi"/>
+        </w:rPr>
+        <w:t>The problem of local optima</w:t>
+      </w:r>
+    </w:p>
+    <w:p>
+      <w:pPr>
+        <w:pStyle w:val="ListParagraph"/>
+        <w:numPr>
+          <w:ilvl w:val="3"/>
+          <w:numId w:val="5"/>
+        </w:numPr>
+        <w:rPr>
+          <w:rFonts w:ascii="Abadi" w:hAnsi="Abadi"/>
+        </w:rPr>
+      </w:pPr>
+      <w:r>
+        <w:rPr>
+          <w:rFonts w:ascii="Abadi" w:hAnsi="Abadi"/>
+        </w:rPr>
+        <w:t>Yuanqing Lin interview</w:t>
+      </w:r>
+    </w:p>
+    <w:p>
+      <w:pPr>
+        <w:pStyle w:val="ListParagraph"/>
+        <w:numPr>
+          <w:ilvl w:val="3"/>
+          <w:numId w:val="5"/>
+        </w:numPr>
+        <w:rPr>
+          <w:rFonts w:ascii="Abadi" w:hAnsi="Abadi"/>
+        </w:rPr>
+      </w:pPr>
+      <w:r>
+        <w:rPr>
+          <w:rFonts w:ascii="Abadi" w:hAnsi="Abadi"/>
+        </w:rPr>
+        <w:t>Lab: Optimization methods</w:t>
+      </w:r>
+    </w:p>
+    <w:p>
+      <w:pPr>
+        <w:pStyle w:val="ListParagraph"/>
+        <w:numPr>
+          <w:ilvl w:val="2"/>
+          <w:numId w:val="5"/>
+        </w:numPr>
+        <w:rPr>
+          <w:rFonts w:ascii="Abadi" w:hAnsi="Abadi"/>
+        </w:rPr>
+      </w:pPr>
+      <w:r>
+        <w:rPr>
+          <w:rFonts w:ascii="Abadi" w:hAnsi="Abadi"/>
+        </w:rPr>
+        <w:t>Week 3 – Hyperparameter tuning, batch normalization &amp; frameworks</w:t>
+      </w:r>
+    </w:p>
+    <w:p>
+      <w:pPr>
+        <w:pStyle w:val="ListParagraph"/>
+        <w:numPr>
+          <w:ilvl w:val="3"/>
+          <w:numId w:val="5"/>
+        </w:numPr>
+        <w:rPr>
+          <w:rFonts w:ascii="Abadi" w:hAnsi="Abadi"/>
+        </w:rPr>
+      </w:pPr>
+      <w:r>
+        <w:rPr>
+          <w:rFonts w:ascii="Abadi" w:hAnsi="Abadi"/>
+        </w:rPr>
+        <w:t>Tuning process</w:t>
+      </w:r>
+    </w:p>
+    <w:p>
+      <w:pPr>
+        <w:pStyle w:val="ListParagraph"/>
+        <w:numPr>
+          <w:ilvl w:val="3"/>
+          <w:numId w:val="5"/>
+        </w:numPr>
+        <w:rPr>
+          <w:rFonts w:ascii="Abadi" w:hAnsi="Abadi"/>
+        </w:rPr>
+      </w:pPr>
+      <w:r>
+        <w:rPr>
+          <w:rFonts w:ascii="Abadi" w:hAnsi="Abadi"/>
+        </w:rPr>
+        <w:t>Using an appropriate scale to pick hyperparameters</w:t>
+      </w:r>
+    </w:p>
+    <w:p>
+      <w:pPr>
+        <w:pStyle w:val="ListParagraph"/>
+        <w:numPr>
+          <w:ilvl w:val="3"/>
+          <w:numId w:val="5"/>
+        </w:numPr>
+        <w:rPr>
+          <w:rFonts w:ascii="Abadi" w:hAnsi="Abadi"/>
+        </w:rPr>
+      </w:pPr>
+      <w:r>
+        <w:rPr>
+          <w:rFonts w:ascii="Abadi" w:hAnsi="Abadi"/>
+        </w:rPr>
+        <w:t>Hyperparameter tuning in practice: pandas vs caviar</w:t>
+      </w:r>
+    </w:p>
+    <w:p>
+      <w:pPr>
+        <w:pStyle w:val="ListParagraph"/>
+        <w:numPr>
+          <w:ilvl w:val="3"/>
+          <w:numId w:val="5"/>
+        </w:numPr>
+        <w:rPr>
+          <w:rFonts w:ascii="Abadi" w:hAnsi="Abadi"/>
+        </w:rPr>
+      </w:pPr>
+      <w:r>
+        <w:rPr>
+          <w:rFonts w:ascii="Abadi" w:hAnsi="Abadi"/>
+        </w:rPr>
+        <w:t>Normalizing activations in a network</w:t>
+      </w:r>
+    </w:p>
+    <w:p>
+      <w:pPr>
+        <w:pStyle w:val="ListParagraph"/>
+        <w:numPr>
+          <w:ilvl w:val="3"/>
+          <w:numId w:val="5"/>
+        </w:numPr>
+        <w:rPr>
+          <w:rFonts w:ascii="Abadi" w:hAnsi="Abadi"/>
+        </w:rPr>
+      </w:pPr>
+      <w:r>
+        <w:rPr>
+          <w:rFonts w:ascii="Abadi" w:hAnsi="Abadi"/>
+        </w:rPr>
+        <w:t>Fitting batch norm into a neural network</w:t>
+      </w:r>
+    </w:p>
+    <w:p>
+      <w:pPr>
+        <w:pStyle w:val="ListParagraph"/>
+        <w:numPr>
+          <w:ilvl w:val="3"/>
+          <w:numId w:val="5"/>
+        </w:numPr>
+        <w:rPr>
+          <w:rFonts w:ascii="Abadi" w:hAnsi="Abadi"/>
+        </w:rPr>
+      </w:pPr>
+      <w:r>
+        <w:rPr>
+          <w:rFonts w:ascii="Abadi" w:hAnsi="Abadi"/>
+        </w:rPr>
+        <w:t>Why does batch norm work?</w:t>
+      </w:r>
+    </w:p>
+    <w:p>
+      <w:pPr>
+        <w:pStyle w:val="ListParagraph"/>
+        <w:numPr>
+          <w:ilvl w:val="3"/>
+          <w:numId w:val="5"/>
+        </w:numPr>
+        <w:rPr>
+          <w:rFonts w:ascii="Abadi" w:hAnsi="Abadi"/>
+        </w:rPr>
+      </w:pPr>
+      <w:r>
+        <w:rPr>
+          <w:rFonts w:ascii="Abadi" w:hAnsi="Abadi"/>
+        </w:rPr>
+        <w:t>Batch norm at test time</w:t>
+      </w:r>
+    </w:p>
+    <w:p>
+      <w:pPr>
+        <w:pStyle w:val="ListParagraph"/>
+        <w:numPr>
+          <w:ilvl w:val="3"/>
+          <w:numId w:val="5"/>
+        </w:numPr>
+        <w:rPr>
+          <w:rFonts w:ascii="Abadi" w:hAnsi="Abadi"/>
+        </w:rPr>
+      </w:pPr>
+      <w:r>
+        <w:rPr>
+          <w:rFonts w:ascii="Abadi" w:hAnsi="Abadi"/>
+        </w:rPr>
+        <w:t>Softmax regression</w:t>
+      </w:r>
+    </w:p>
+    <w:p>
+      <w:pPr>
+        <w:pStyle w:val="ListParagraph"/>
+        <w:numPr>
+          <w:ilvl w:val="3"/>
+          <w:numId w:val="5"/>
+        </w:numPr>
+        <w:rPr>
+          <w:rFonts w:ascii="Abadi" w:hAnsi="Abadi"/>
+        </w:rPr>
+      </w:pPr>
+      <w:r>
+        <w:rPr>
+          <w:rFonts w:ascii="Abadi" w:hAnsi="Abadi"/>
+        </w:rPr>
+        <w:t>Training a softmax classifier</w:t>
+      </w:r>
+    </w:p>
+    <w:p>
+      <w:pPr>
+        <w:pStyle w:val="ListParagraph"/>
+        <w:numPr>
+          <w:ilvl w:val="3"/>
+          <w:numId w:val="5"/>
+        </w:numPr>
+        <w:rPr>
+          <w:rFonts w:ascii="Abadi" w:hAnsi="Abadi"/>
+        </w:rPr>
+      </w:pPr>
+      <w:r>
+        <w:rPr>
+          <w:rFonts w:ascii="Abadi" w:hAnsi="Abadi"/>
+        </w:rPr>
+        <w:t>Deep learning frameworks</w:t>
+      </w:r>
+    </w:p>
+    <w:p>
+      <w:pPr>
+        <w:pStyle w:val="ListParagraph"/>
+        <w:numPr>
+          <w:ilvl w:val="3"/>
+          <w:numId w:val="5"/>
+        </w:numPr>
+        <w:rPr>
+          <w:rFonts w:ascii="Abadi" w:hAnsi="Abadi"/>
+        </w:rPr>
+      </w:pPr>
+      <w:r>
+        <w:rPr>
+          <w:rFonts w:ascii="Abadi" w:hAnsi="Abadi"/>
+        </w:rPr>
+        <w:t>TensorFlow</w:t>
+      </w:r>
+    </w:p>
+    <w:p>
+      <w:pPr>
+        <w:pStyle w:val="ListParagraph"/>
+        <w:numPr>
+          <w:ilvl w:val="3"/>
+          <w:numId w:val="5"/>
+        </w:numPr>
+        <w:rPr>
+          <w:rFonts w:ascii="Abadi" w:hAnsi="Abadi"/>
+        </w:rPr>
+      </w:pPr>
+      <w:r>
+        <w:rPr>
+          <w:rFonts w:ascii="Abadi" w:hAnsi="Abadi"/>
+        </w:rPr>
+        <w:lastRenderedPageBreak/>
+        <w:t>Lab: TensorFlow introduction</w:t>
+      </w:r>
+    </w:p>
+    <w:p>
+      <w:pPr>
+        <w:pStyle w:val="ListParagraph"/>
+        <w:ind w:left="2160"/>
+        <w:rPr>
+          <w:rFonts w:ascii="Abadi" w:hAnsi="Abadi"/>
+        </w:rPr>
+      </w:pPr>
     </w:p>
     <w:p>
       <w:pPr>
@@ -3230,7 +4249,7 @@
         <w:rPr>
           <w:rFonts w:ascii="Abadi" w:hAnsi="Abadi"/>
         </w:rPr>
-        <w:t>Improving Deep Neural Networks: Hyperparameter tuning, Regularization and Optimization</w:t>
+        <w:t>Structuring Machine Learning Projects</w:t>
       </w:r>
     </w:p>
     <w:p>
@@ -3248,241 +4267,763 @@
         <w:rPr>
           <w:rFonts w:ascii="Abadi" w:hAnsi="Abadi"/>
         </w:rPr>
-        <w:t>Week 1 – Practical aspects of deep learning</w:t>
-      </w:r>
-    </w:p>
-    <w:p>
-      <w:pPr>
-        <w:pStyle w:val="ListParagraph"/>
-        <w:numPr>
-          <w:ilvl w:val="3"/>
-          <w:numId w:val="5"/>
-        </w:numPr>
-        <w:rPr>
-          <w:rFonts w:ascii="Abadi" w:hAnsi="Abadi"/>
-        </w:rPr>
-      </w:pPr>
-      <w:r>
-        <w:rPr>
-          <w:rFonts w:ascii="Abadi" w:hAnsi="Abadi"/>
-        </w:rPr>
-        <w:t>Train/dev/test sets</w:t>
-      </w:r>
-    </w:p>
-    <w:p>
-      <w:pPr>
-        <w:pStyle w:val="ListParagraph"/>
-        <w:numPr>
-          <w:ilvl w:val="3"/>
-          <w:numId w:val="5"/>
-        </w:numPr>
-        <w:rPr>
-          <w:rFonts w:ascii="Abadi" w:hAnsi="Abadi"/>
-        </w:rPr>
-      </w:pPr>
-      <w:r>
-        <w:rPr>
-          <w:rFonts w:ascii="Abadi" w:hAnsi="Abadi"/>
-        </w:rPr>
-        <w:t>Bias/variance</w:t>
-      </w:r>
-    </w:p>
-    <w:p>
-      <w:pPr>
-        <w:pStyle w:val="ListParagraph"/>
-        <w:numPr>
-          <w:ilvl w:val="3"/>
-          <w:numId w:val="5"/>
-        </w:numPr>
-        <w:rPr>
-          <w:rFonts w:ascii="Abadi" w:hAnsi="Abadi"/>
-        </w:rPr>
-      </w:pPr>
-      <w:r>
-        <w:rPr>
-          <w:rFonts w:ascii="Abadi" w:hAnsi="Abadi"/>
-        </w:rPr>
-        <w:t>Basic recipe for machine learning</w:t>
-      </w:r>
-    </w:p>
-    <w:p>
-      <w:pPr>
-        <w:pStyle w:val="ListParagraph"/>
-        <w:numPr>
-          <w:ilvl w:val="3"/>
-          <w:numId w:val="5"/>
-        </w:numPr>
-        <w:rPr>
-          <w:rFonts w:ascii="Abadi" w:hAnsi="Abadi"/>
-        </w:rPr>
-      </w:pPr>
-      <w:r>
-        <w:rPr>
-          <w:rFonts w:ascii="Abadi" w:hAnsi="Abadi"/>
-        </w:rPr>
-        <w:t>Regularization</w:t>
-      </w:r>
-    </w:p>
-    <w:p>
-      <w:pPr>
-        <w:pStyle w:val="ListParagraph"/>
-        <w:numPr>
-          <w:ilvl w:val="3"/>
-          <w:numId w:val="5"/>
-        </w:numPr>
-        <w:rPr>
-          <w:rFonts w:ascii="Abadi" w:hAnsi="Abadi"/>
-        </w:rPr>
-      </w:pPr>
-      <w:r>
-        <w:rPr>
-          <w:rFonts w:ascii="Abadi" w:hAnsi="Abadi"/>
-        </w:rPr>
-        <w:t>Why regularization reduces overfitting?</w:t>
-      </w:r>
-    </w:p>
-    <w:p>
-      <w:pPr>
-        <w:pStyle w:val="ListParagraph"/>
-        <w:numPr>
-          <w:ilvl w:val="3"/>
-          <w:numId w:val="5"/>
-        </w:numPr>
-        <w:rPr>
-          <w:rFonts w:ascii="Abadi" w:hAnsi="Abadi"/>
-        </w:rPr>
-      </w:pPr>
-      <w:r>
-        <w:rPr>
-          <w:rFonts w:ascii="Abadi" w:hAnsi="Abadi"/>
-        </w:rPr>
-        <w:t>Dropout regularization</w:t>
-      </w:r>
-    </w:p>
-    <w:p>
-      <w:pPr>
-        <w:pStyle w:val="ListParagraph"/>
-        <w:numPr>
-          <w:ilvl w:val="3"/>
-          <w:numId w:val="5"/>
-        </w:numPr>
-        <w:rPr>
-          <w:rFonts w:ascii="Abadi" w:hAnsi="Abadi"/>
-        </w:rPr>
-      </w:pPr>
-      <w:r>
-        <w:rPr>
-          <w:rFonts w:ascii="Abadi" w:hAnsi="Abadi"/>
-        </w:rPr>
-        <w:t>Understanding dropout</w:t>
-      </w:r>
-    </w:p>
-    <w:p>
-      <w:pPr>
-        <w:pStyle w:val="ListParagraph"/>
-        <w:numPr>
-          <w:ilvl w:val="3"/>
-          <w:numId w:val="5"/>
-        </w:numPr>
-        <w:rPr>
-          <w:rFonts w:ascii="Abadi" w:hAnsi="Abadi"/>
-        </w:rPr>
-      </w:pPr>
-      <w:r>
-        <w:rPr>
-          <w:rFonts w:ascii="Abadi" w:hAnsi="Abadi"/>
-        </w:rPr>
-        <w:t>Other regularization methods</w:t>
-      </w:r>
-    </w:p>
-    <w:p>
-      <w:pPr>
-        <w:pStyle w:val="ListParagraph"/>
-        <w:numPr>
-          <w:ilvl w:val="3"/>
-          <w:numId w:val="5"/>
-        </w:numPr>
-        <w:rPr>
-          <w:rFonts w:ascii="Abadi" w:hAnsi="Abadi"/>
-        </w:rPr>
-      </w:pPr>
-      <w:r>
-        <w:rPr>
-          <w:rFonts w:ascii="Abadi" w:hAnsi="Abadi"/>
-        </w:rPr>
-        <w:t>Normalizing inputs</w:t>
-      </w:r>
-    </w:p>
-    <w:p>
-      <w:pPr>
-        <w:pStyle w:val="ListParagraph"/>
-        <w:numPr>
-          <w:ilvl w:val="3"/>
-          <w:numId w:val="5"/>
-        </w:numPr>
-        <w:rPr>
-          <w:rFonts w:ascii="Abadi" w:hAnsi="Abadi"/>
-        </w:rPr>
-      </w:pPr>
-      <w:r>
-        <w:rPr>
-          <w:rFonts w:ascii="Abadi" w:hAnsi="Abadi"/>
-        </w:rPr>
-        <w:t>Vanishing/exploding gradients</w:t>
-      </w:r>
-    </w:p>
-    <w:p>
-      <w:pPr>
-        <w:pStyle w:val="ListParagraph"/>
-        <w:numPr>
-          <w:ilvl w:val="3"/>
-          <w:numId w:val="5"/>
-        </w:numPr>
-        <w:rPr>
-          <w:rFonts w:ascii="Abadi" w:hAnsi="Abadi"/>
-        </w:rPr>
-      </w:pPr>
-      <w:r>
-        <w:rPr>
-          <w:rFonts w:ascii="Abadi" w:hAnsi="Abadi"/>
-        </w:rPr>
-        <w:t>Weight initialization for deep networks</w:t>
-      </w:r>
-    </w:p>
-    <w:p>
-      <w:pPr>
-        <w:pStyle w:val="ListParagraph"/>
-        <w:numPr>
-          <w:ilvl w:val="3"/>
-          <w:numId w:val="5"/>
-        </w:numPr>
-        <w:rPr>
-          <w:rFonts w:ascii="Abadi" w:hAnsi="Abadi"/>
-        </w:rPr>
-      </w:pPr>
-      <w:r>
-        <w:rPr>
-          <w:rFonts w:ascii="Abadi" w:hAnsi="Abadi"/>
-        </w:rPr>
-        <w:t>Numerical approximation of gradients</w:t>
-      </w:r>
-    </w:p>
-    <w:p>
-      <w:pPr>
-        <w:pStyle w:val="ListParagraph"/>
-        <w:numPr>
-          <w:ilvl w:val="3"/>
-          <w:numId w:val="5"/>
-        </w:numPr>
-        <w:rPr>
-          <w:rFonts w:ascii="Abadi" w:hAnsi="Abadi"/>
-        </w:rPr>
-      </w:pPr>
-      <w:r>
-        <w:rPr>
-          <w:rFonts w:ascii="Abadi" w:hAnsi="Abadi"/>
-        </w:rPr>
-        <w:t>Gradient checking</w:t>
+        <w:t>Week 1 – ML strategy (1)</w:t>
+      </w:r>
+    </w:p>
+    <w:p>
+      <w:pPr>
+        <w:pStyle w:val="ListParagraph"/>
+        <w:numPr>
+          <w:ilvl w:val="3"/>
+          <w:numId w:val="5"/>
+        </w:numPr>
+        <w:rPr>
+          <w:rFonts w:ascii="Abadi" w:hAnsi="Abadi"/>
+        </w:rPr>
+      </w:pPr>
+      <w:r>
+        <w:rPr>
+          <w:rFonts w:ascii="Abadi" w:hAnsi="Abadi"/>
+        </w:rPr>
+        <w:t>Why ML strategy</w:t>
+      </w:r>
+    </w:p>
+    <w:p>
+      <w:pPr>
+        <w:pStyle w:val="ListParagraph"/>
+        <w:numPr>
+          <w:ilvl w:val="3"/>
+          <w:numId w:val="5"/>
+        </w:numPr>
+        <w:rPr>
+          <w:rFonts w:ascii="Abadi" w:hAnsi="Abadi"/>
+        </w:rPr>
+      </w:pPr>
+      <w:r>
+        <w:rPr>
+          <w:rFonts w:ascii="Abadi" w:hAnsi="Abadi"/>
+        </w:rPr>
+        <w:t>Orthogonalization</w:t>
+      </w:r>
+    </w:p>
+    <w:p>
+      <w:pPr>
+        <w:pStyle w:val="ListParagraph"/>
+        <w:numPr>
+          <w:ilvl w:val="3"/>
+          <w:numId w:val="5"/>
+        </w:numPr>
+        <w:rPr>
+          <w:rFonts w:ascii="Abadi" w:hAnsi="Abadi"/>
+        </w:rPr>
+      </w:pPr>
+      <w:r>
+        <w:rPr>
+          <w:rFonts w:ascii="Abadi" w:hAnsi="Abadi"/>
+        </w:rPr>
+        <w:t>Single number evaluation metric</w:t>
+      </w:r>
+    </w:p>
+    <w:p>
+      <w:pPr>
+        <w:pStyle w:val="ListParagraph"/>
+        <w:numPr>
+          <w:ilvl w:val="3"/>
+          <w:numId w:val="5"/>
+        </w:numPr>
+        <w:rPr>
+          <w:rFonts w:ascii="Abadi" w:hAnsi="Abadi"/>
+        </w:rPr>
+      </w:pPr>
+      <w:r>
+        <w:rPr>
+          <w:rFonts w:ascii="Abadi" w:hAnsi="Abadi"/>
+        </w:rPr>
+        <w:t>Satisficing and optimizing metric</w:t>
+      </w:r>
+    </w:p>
+    <w:p>
+      <w:pPr>
+        <w:pStyle w:val="ListParagraph"/>
+        <w:numPr>
+          <w:ilvl w:val="3"/>
+          <w:numId w:val="5"/>
+        </w:numPr>
+        <w:rPr>
+          <w:rFonts w:ascii="Abadi" w:hAnsi="Abadi"/>
+        </w:rPr>
+      </w:pPr>
+      <w:r>
+        <w:rPr>
+          <w:rFonts w:ascii="Abadi" w:hAnsi="Abadi"/>
+        </w:rPr>
+        <w:t>Train/dev/test distributions</w:t>
+      </w:r>
+    </w:p>
+    <w:p>
+      <w:pPr>
+        <w:pStyle w:val="ListParagraph"/>
+        <w:numPr>
+          <w:ilvl w:val="3"/>
+          <w:numId w:val="5"/>
+        </w:numPr>
+        <w:rPr>
+          <w:rFonts w:ascii="Abadi" w:hAnsi="Abadi"/>
+        </w:rPr>
+      </w:pPr>
+      <w:r>
+        <w:rPr>
+          <w:rFonts w:ascii="Abadi" w:hAnsi="Abadi"/>
+        </w:rPr>
+        <w:t>Size of the dev and test sets</w:t>
+      </w:r>
+    </w:p>
+    <w:p>
+      <w:pPr>
+        <w:pStyle w:val="ListParagraph"/>
+        <w:numPr>
+          <w:ilvl w:val="3"/>
+          <w:numId w:val="5"/>
+        </w:numPr>
+        <w:rPr>
+          <w:rFonts w:ascii="Abadi" w:hAnsi="Abadi"/>
+        </w:rPr>
+      </w:pPr>
+      <w:r>
+        <w:rPr>
+          <w:rFonts w:ascii="Abadi" w:hAnsi="Abadi"/>
+        </w:rPr>
+        <w:t>When to change dev/test sets and metrics?</w:t>
+      </w:r>
+    </w:p>
+    <w:p>
+      <w:pPr>
+        <w:pStyle w:val="ListParagraph"/>
+        <w:numPr>
+          <w:ilvl w:val="3"/>
+          <w:numId w:val="5"/>
+        </w:numPr>
+        <w:rPr>
+          <w:rFonts w:ascii="Abadi" w:hAnsi="Abadi"/>
+        </w:rPr>
+      </w:pPr>
+      <w:r>
+        <w:rPr>
+          <w:rFonts w:ascii="Abadi" w:hAnsi="Abadi"/>
+        </w:rPr>
+        <w:t>Why human-level performance?</w:t>
+      </w:r>
+    </w:p>
+    <w:p>
+      <w:pPr>
+        <w:pStyle w:val="ListParagraph"/>
+        <w:numPr>
+          <w:ilvl w:val="3"/>
+          <w:numId w:val="5"/>
+        </w:numPr>
+        <w:rPr>
+          <w:rFonts w:ascii="Abadi" w:hAnsi="Abadi"/>
+        </w:rPr>
+      </w:pPr>
+      <w:r>
+        <w:rPr>
+          <w:rFonts w:ascii="Abadi" w:hAnsi="Abadi"/>
+        </w:rPr>
+        <w:t>Avoidable bias</w:t>
+      </w:r>
+    </w:p>
+    <w:p>
+      <w:pPr>
+        <w:pStyle w:val="ListParagraph"/>
+        <w:numPr>
+          <w:ilvl w:val="3"/>
+          <w:numId w:val="5"/>
+        </w:numPr>
+        <w:rPr>
+          <w:rFonts w:ascii="Abadi" w:hAnsi="Abadi"/>
+        </w:rPr>
+      </w:pPr>
+      <w:r>
+        <w:rPr>
+          <w:rFonts w:ascii="Abadi" w:hAnsi="Abadi"/>
+        </w:rPr>
+        <w:t>Understanding human-level performance</w:t>
+      </w:r>
+    </w:p>
+    <w:p>
+      <w:pPr>
+        <w:pStyle w:val="ListParagraph"/>
+        <w:numPr>
+          <w:ilvl w:val="3"/>
+          <w:numId w:val="5"/>
+        </w:numPr>
+        <w:rPr>
+          <w:rFonts w:ascii="Abadi" w:hAnsi="Abadi"/>
+        </w:rPr>
+      </w:pPr>
+      <w:r>
+        <w:rPr>
+          <w:rFonts w:ascii="Abadi" w:hAnsi="Abadi"/>
+        </w:rPr>
+        <w:t>Surpassing human-level performance</w:t>
+      </w:r>
+    </w:p>
+    <w:p>
+      <w:pPr>
+        <w:pStyle w:val="ListParagraph"/>
+        <w:numPr>
+          <w:ilvl w:val="3"/>
+          <w:numId w:val="5"/>
+        </w:numPr>
+        <w:rPr>
+          <w:rFonts w:ascii="Abadi" w:hAnsi="Abadi"/>
+        </w:rPr>
+      </w:pPr>
+      <w:r>
+        <w:rPr>
+          <w:rFonts w:ascii="Abadi" w:hAnsi="Abadi"/>
+        </w:rPr>
+        <w:t>Improving your model performance</w:t>
+      </w:r>
+    </w:p>
+    <w:p>
+      <w:pPr>
+        <w:pStyle w:val="ListParagraph"/>
+        <w:numPr>
+          <w:ilvl w:val="3"/>
+          <w:numId w:val="5"/>
+        </w:numPr>
+        <w:rPr>
+          <w:rFonts w:ascii="Abadi" w:hAnsi="Abadi"/>
+        </w:rPr>
+      </w:pPr>
+      <w:r>
+        <w:rPr>
+          <w:rFonts w:ascii="Abadi" w:hAnsi="Abadi"/>
+        </w:rPr>
+        <w:t>Andrej Karpathy interview</w:t>
+      </w:r>
+    </w:p>
+    <w:p>
+      <w:pPr>
+        <w:pStyle w:val="ListParagraph"/>
+        <w:numPr>
+          <w:ilvl w:val="3"/>
+          <w:numId w:val="5"/>
+        </w:numPr>
+        <w:rPr>
+          <w:rFonts w:ascii="Abadi" w:hAnsi="Abadi"/>
+        </w:rPr>
+      </w:pPr>
+      <w:r>
+        <w:rPr>
+          <w:rFonts w:ascii="Abadi" w:hAnsi="Abadi"/>
+        </w:rPr>
+        <w:t>Reading: Lecture notes W1</w:t>
+      </w:r>
+    </w:p>
+    <w:p>
+      <w:pPr>
+        <w:pStyle w:val="ListParagraph"/>
+        <w:numPr>
+          <w:ilvl w:val="3"/>
+          <w:numId w:val="5"/>
+        </w:numPr>
+        <w:rPr>
+          <w:rFonts w:ascii="Abadi" w:hAnsi="Abadi"/>
+        </w:rPr>
+      </w:pPr>
+      <w:r>
+        <w:rPr>
+          <w:rFonts w:ascii="Abadi" w:hAnsi="Abadi"/>
+        </w:rPr>
+        <w:t>Reading: Machine learning flight simulator (intro to quizzes)</w:t>
+      </w:r>
+    </w:p>
+    <w:p>
+      <w:pPr>
+        <w:pStyle w:val="ListParagraph"/>
+        <w:numPr>
+          <w:ilvl w:val="3"/>
+          <w:numId w:val="5"/>
+        </w:numPr>
+        <w:rPr>
+          <w:rFonts w:ascii="Abadi" w:hAnsi="Abadi"/>
+        </w:rPr>
+      </w:pPr>
+      <w:r>
+        <w:rPr>
+          <w:rFonts w:ascii="Abadi" w:hAnsi="Abadi"/>
+        </w:rPr>
+        <w:t>Assignment: Bird recognition in the city of Peacetopia (quiz case study)</w:t>
+      </w:r>
+    </w:p>
+    <w:p>
+      <w:pPr>
+        <w:pStyle w:val="ListParagraph"/>
+        <w:numPr>
+          <w:ilvl w:val="2"/>
+          <w:numId w:val="5"/>
+        </w:numPr>
+        <w:rPr>
+          <w:rFonts w:ascii="Abadi" w:hAnsi="Abadi"/>
+        </w:rPr>
+      </w:pPr>
+      <w:r>
+        <w:rPr>
+          <w:rFonts w:ascii="Abadi" w:hAnsi="Abadi"/>
+        </w:rPr>
+        <w:t>Week 2 – ML strategy (2)</w:t>
+      </w:r>
+    </w:p>
+    <w:p>
+      <w:pPr>
+        <w:pStyle w:val="ListParagraph"/>
+        <w:numPr>
+          <w:ilvl w:val="3"/>
+          <w:numId w:val="5"/>
+        </w:numPr>
+        <w:rPr>
+          <w:rFonts w:ascii="Abadi" w:hAnsi="Abadi"/>
+        </w:rPr>
+      </w:pPr>
+      <w:r>
+        <w:rPr>
+          <w:rFonts w:ascii="Abadi" w:hAnsi="Abadi"/>
+        </w:rPr>
+        <w:t>Carrying out error analysis</w:t>
+      </w:r>
+    </w:p>
+    <w:p>
+      <w:pPr>
+        <w:pStyle w:val="ListParagraph"/>
+        <w:numPr>
+          <w:ilvl w:val="3"/>
+          <w:numId w:val="5"/>
+        </w:numPr>
+        <w:rPr>
+          <w:rFonts w:ascii="Abadi" w:hAnsi="Abadi"/>
+        </w:rPr>
+      </w:pPr>
+      <w:r>
+        <w:rPr>
+          <w:rFonts w:ascii="Abadi" w:hAnsi="Abadi"/>
+        </w:rPr>
+        <w:t>Cleaning up incorrectly labeled data</w:t>
+      </w:r>
+    </w:p>
+    <w:p>
+      <w:pPr>
+        <w:pStyle w:val="ListParagraph"/>
+        <w:numPr>
+          <w:ilvl w:val="3"/>
+          <w:numId w:val="5"/>
+        </w:numPr>
+        <w:rPr>
+          <w:rFonts w:ascii="Abadi" w:hAnsi="Abadi"/>
+        </w:rPr>
+      </w:pPr>
+      <w:r>
+        <w:rPr>
+          <w:rFonts w:ascii="Abadi" w:hAnsi="Abadi"/>
+        </w:rPr>
+        <w:t>Build your first system quickly, then iterate</w:t>
+      </w:r>
+    </w:p>
+    <w:p>
+      <w:pPr>
+        <w:pStyle w:val="ListParagraph"/>
+        <w:numPr>
+          <w:ilvl w:val="3"/>
+          <w:numId w:val="5"/>
+        </w:numPr>
+        <w:rPr>
+          <w:rFonts w:ascii="Abadi" w:hAnsi="Abadi"/>
+        </w:rPr>
+      </w:pPr>
+      <w:r>
+        <w:rPr>
+          <w:rFonts w:ascii="Abadi" w:hAnsi="Abadi"/>
+        </w:rPr>
+        <w:t>Training and testing on different distributions</w:t>
+      </w:r>
+    </w:p>
+    <w:p>
+      <w:pPr>
+        <w:pStyle w:val="ListParagraph"/>
+        <w:numPr>
+          <w:ilvl w:val="3"/>
+          <w:numId w:val="5"/>
+        </w:numPr>
+        <w:rPr>
+          <w:rFonts w:ascii="Abadi" w:hAnsi="Abadi"/>
+        </w:rPr>
+      </w:pPr>
+      <w:r>
+        <w:rPr>
+          <w:rFonts w:ascii="Abadi" w:hAnsi="Abadi"/>
+        </w:rPr>
+        <w:t>Bias and variance with mismatched data distributions</w:t>
+      </w:r>
+    </w:p>
+    <w:p>
+      <w:pPr>
+        <w:pStyle w:val="ListParagraph"/>
+        <w:numPr>
+          <w:ilvl w:val="3"/>
+          <w:numId w:val="5"/>
+        </w:numPr>
+        <w:rPr>
+          <w:rFonts w:ascii="Abadi" w:hAnsi="Abadi"/>
+        </w:rPr>
+      </w:pPr>
+      <w:r>
+        <w:rPr>
+          <w:rFonts w:ascii="Abadi" w:hAnsi="Abadi"/>
+        </w:rPr>
+        <w:t>Addressing data mismatch</w:t>
+      </w:r>
+    </w:p>
+    <w:p>
+      <w:pPr>
+        <w:pStyle w:val="ListParagraph"/>
+        <w:numPr>
+          <w:ilvl w:val="3"/>
+          <w:numId w:val="5"/>
+        </w:numPr>
+        <w:rPr>
+          <w:rFonts w:ascii="Abadi" w:hAnsi="Abadi"/>
+        </w:rPr>
+      </w:pPr>
+      <w:r>
+        <w:rPr>
+          <w:rFonts w:ascii="Abadi" w:hAnsi="Abadi"/>
+        </w:rPr>
+        <w:t>Transfer learning</w:t>
+      </w:r>
+    </w:p>
+    <w:p>
+      <w:pPr>
+        <w:pStyle w:val="ListParagraph"/>
+        <w:numPr>
+          <w:ilvl w:val="3"/>
+          <w:numId w:val="5"/>
+        </w:numPr>
+        <w:rPr>
+          <w:rFonts w:ascii="Abadi" w:hAnsi="Abadi"/>
+        </w:rPr>
+      </w:pPr>
+      <w:r>
+        <w:rPr>
+          <w:rFonts w:ascii="Abadi" w:hAnsi="Abadi"/>
+        </w:rPr>
+        <w:t>Multi-task learning</w:t>
+      </w:r>
+    </w:p>
+    <w:p>
+      <w:pPr>
+        <w:pStyle w:val="ListParagraph"/>
+        <w:numPr>
+          <w:ilvl w:val="3"/>
+          <w:numId w:val="5"/>
+        </w:numPr>
+        <w:rPr>
+          <w:rFonts w:ascii="Abadi" w:hAnsi="Abadi"/>
+        </w:rPr>
+      </w:pPr>
+      <w:r>
+        <w:rPr>
+          <w:rFonts w:ascii="Abadi" w:hAnsi="Abadi"/>
+        </w:rPr>
+        <w:t>What is end-to-end deep learning?</w:t>
+      </w:r>
+    </w:p>
+    <w:p>
+      <w:pPr>
+        <w:pStyle w:val="ListParagraph"/>
+        <w:numPr>
+          <w:ilvl w:val="3"/>
+          <w:numId w:val="5"/>
+        </w:numPr>
+        <w:rPr>
+          <w:rFonts w:ascii="Abadi" w:hAnsi="Abadi"/>
+        </w:rPr>
+      </w:pPr>
+      <w:r>
+        <w:rPr>
+          <w:rFonts w:ascii="Abadi" w:hAnsi="Abadi"/>
+        </w:rPr>
+        <w:t>Whether to use end-to-end deep learning</w:t>
+      </w:r>
+    </w:p>
+    <w:p>
+      <w:pPr>
+        <w:pStyle w:val="ListParagraph"/>
+        <w:numPr>
+          <w:ilvl w:val="3"/>
+          <w:numId w:val="5"/>
+        </w:numPr>
+        <w:rPr>
+          <w:rFonts w:ascii="Abadi" w:hAnsi="Abadi"/>
+        </w:rPr>
+      </w:pPr>
+      <w:r>
+        <w:rPr>
+          <w:rFonts w:ascii="Abadi" w:hAnsi="Abadi"/>
+        </w:rPr>
+        <w:t>Ruslan Salakhutdinov interview</w:t>
+      </w:r>
+    </w:p>
+    <w:p>
+      <w:pPr>
+        <w:pStyle w:val="ListParagraph"/>
+        <w:numPr>
+          <w:ilvl w:val="3"/>
+          <w:numId w:val="5"/>
+        </w:numPr>
+        <w:rPr>
+          <w:rFonts w:ascii="Abadi" w:hAnsi="Abadi"/>
+        </w:rPr>
+      </w:pPr>
+      <w:r>
+        <w:rPr>
+          <w:rFonts w:ascii="Abadi" w:hAnsi="Abadi"/>
+        </w:rPr>
+        <w:t>Reading: Lecture notes W2</w:t>
+      </w:r>
+    </w:p>
+    <w:p>
+      <w:pPr>
+        <w:pStyle w:val="ListParagraph"/>
+        <w:numPr>
+          <w:ilvl w:val="3"/>
+          <w:numId w:val="5"/>
+        </w:numPr>
+        <w:rPr>
+          <w:rFonts w:ascii="Abadi" w:hAnsi="Abadi"/>
+        </w:rPr>
+      </w:pPr>
+      <w:r>
+        <w:rPr>
+          <w:rFonts w:ascii="Abadi" w:hAnsi="Abadi"/>
+        </w:rPr>
+        <w:t>Assignment: Autonomous driving (quiz case study)</w:t>
+      </w:r>
+    </w:p>
+    <w:p>
+      <w:pPr>
+        <w:pStyle w:val="ListParagraph"/>
+        <w:numPr>
+          <w:ilvl w:val="1"/>
+          <w:numId w:val="5"/>
+        </w:numPr>
+        <w:rPr>
+          <w:rFonts w:ascii="Abadi" w:hAnsi="Abadi"/>
+        </w:rPr>
+      </w:pPr>
+      <w:r>
+        <w:rPr>
+          <w:rFonts w:ascii="Abadi" w:hAnsi="Abadi"/>
+        </w:rPr>
+        <w:t xml:space="preserve">Convolutional Neural Networks </w:t>
+      </w:r>
+    </w:p>
+    <w:p>
+      <w:pPr>
+        <w:pStyle w:val="ListParagraph"/>
+        <w:numPr>
+          <w:ilvl w:val="2"/>
+          <w:numId w:val="5"/>
+        </w:numPr>
+        <w:rPr>
+          <w:rFonts w:ascii="Abadi" w:hAnsi="Abadi"/>
+        </w:rPr>
+      </w:pPr>
+      <w:r>
+        <w:rPr>
+          <w:rFonts w:ascii="Abadi" w:hAnsi="Abadi"/>
+        </w:rPr>
+        <w:t>Week 1 – Foundations of convolutional neural networks</w:t>
+      </w:r>
+    </w:p>
+    <w:p>
+      <w:pPr>
+        <w:pStyle w:val="ListParagraph"/>
+        <w:numPr>
+          <w:ilvl w:val="3"/>
+          <w:numId w:val="5"/>
+        </w:numPr>
+        <w:rPr>
+          <w:rFonts w:ascii="Abadi" w:hAnsi="Abadi"/>
+        </w:rPr>
+      </w:pPr>
+      <w:r>
+        <w:rPr>
+          <w:rFonts w:ascii="Abadi" w:hAnsi="Abadi"/>
+        </w:rPr>
+        <w:t>Computer vision</w:t>
+      </w:r>
+    </w:p>
+    <w:p>
+      <w:pPr>
+        <w:pStyle w:val="ListParagraph"/>
+        <w:numPr>
+          <w:ilvl w:val="3"/>
+          <w:numId w:val="5"/>
+        </w:numPr>
+        <w:rPr>
+          <w:rFonts w:ascii="Abadi" w:hAnsi="Abadi"/>
+        </w:rPr>
+      </w:pPr>
+      <w:r>
+        <w:rPr>
+          <w:rFonts w:ascii="Abadi" w:hAnsi="Abadi"/>
+        </w:rPr>
+        <w:t>Edge detection example</w:t>
+      </w:r>
+    </w:p>
+    <w:p>
+      <w:pPr>
+        <w:pStyle w:val="ListParagraph"/>
+        <w:numPr>
+          <w:ilvl w:val="3"/>
+          <w:numId w:val="5"/>
+        </w:numPr>
+        <w:rPr>
+          <w:rFonts w:ascii="Abadi" w:hAnsi="Abadi"/>
+        </w:rPr>
+      </w:pPr>
+      <w:r>
+        <w:rPr>
+          <w:rFonts w:ascii="Abadi" w:hAnsi="Abadi"/>
+        </w:rPr>
+        <w:t>More edge detection</w:t>
+      </w:r>
+    </w:p>
+    <w:p>
+      <w:pPr>
+        <w:pStyle w:val="ListParagraph"/>
+        <w:numPr>
+          <w:ilvl w:val="3"/>
+          <w:numId w:val="5"/>
+        </w:numPr>
+        <w:rPr>
+          <w:rFonts w:ascii="Abadi" w:hAnsi="Abadi"/>
+        </w:rPr>
+      </w:pPr>
+      <w:r>
+        <w:rPr>
+          <w:rFonts w:ascii="Abadi" w:hAnsi="Abadi"/>
+        </w:rPr>
+        <w:t>Padding</w:t>
+      </w:r>
+    </w:p>
+    <w:p>
+      <w:pPr>
+        <w:pStyle w:val="ListParagraph"/>
+        <w:numPr>
+          <w:ilvl w:val="3"/>
+          <w:numId w:val="5"/>
+        </w:numPr>
+        <w:rPr>
+          <w:rFonts w:ascii="Abadi" w:hAnsi="Abadi"/>
+        </w:rPr>
+      </w:pPr>
+      <w:r>
+        <w:rPr>
+          <w:rFonts w:ascii="Abadi" w:hAnsi="Abadi"/>
+        </w:rPr>
+        <w:t>Strided convolutions</w:t>
+      </w:r>
+    </w:p>
+    <w:p>
+      <w:pPr>
+        <w:pStyle w:val="ListParagraph"/>
+        <w:numPr>
+          <w:ilvl w:val="3"/>
+          <w:numId w:val="5"/>
+        </w:numPr>
+        <w:rPr>
+          <w:rFonts w:ascii="Abadi" w:hAnsi="Abadi"/>
+        </w:rPr>
+      </w:pPr>
+      <w:r>
+        <w:rPr>
+          <w:rFonts w:ascii="Abadi" w:hAnsi="Abadi"/>
+        </w:rPr>
+        <w:t>Convolutions over volume</w:t>
+      </w:r>
+    </w:p>
+    <w:p>
+      <w:pPr>
+        <w:pStyle w:val="ListParagraph"/>
+        <w:numPr>
+          <w:ilvl w:val="3"/>
+          <w:numId w:val="5"/>
+        </w:numPr>
+        <w:rPr>
+          <w:rFonts w:ascii="Abadi" w:hAnsi="Abadi"/>
+        </w:rPr>
+      </w:pPr>
+      <w:r>
+        <w:rPr>
+          <w:rFonts w:ascii="Abadi" w:hAnsi="Abadi"/>
+        </w:rPr>
+        <w:t>One layer of a convolutional network</w:t>
+      </w:r>
+    </w:p>
+    <w:p>
+      <w:pPr>
+        <w:pStyle w:val="ListParagraph"/>
+        <w:numPr>
+          <w:ilvl w:val="3"/>
+          <w:numId w:val="5"/>
+        </w:numPr>
+        <w:rPr>
+          <w:rFonts w:ascii="Abadi" w:hAnsi="Abadi"/>
+        </w:rPr>
+      </w:pPr>
+      <w:r>
+        <w:rPr>
+          <w:rFonts w:ascii="Abadi" w:hAnsi="Abadi"/>
+        </w:rPr>
+        <w:t>Simple convolutional network example</w:t>
+      </w:r>
+    </w:p>
+    <w:p>
+      <w:pPr>
+        <w:pStyle w:val="ListParagraph"/>
+        <w:numPr>
+          <w:ilvl w:val="3"/>
+          <w:numId w:val="5"/>
+        </w:numPr>
+        <w:rPr>
+          <w:rFonts w:ascii="Abadi" w:hAnsi="Abadi"/>
+        </w:rPr>
+      </w:pPr>
+      <w:r>
+        <w:rPr>
+          <w:rFonts w:ascii="Abadi" w:hAnsi="Abadi"/>
+        </w:rPr>
+        <w:t>Pooling layers</w:t>
+      </w:r>
+    </w:p>
+    <w:p>
+      <w:pPr>
+        <w:pStyle w:val="ListParagraph"/>
+        <w:numPr>
+          <w:ilvl w:val="3"/>
+          <w:numId w:val="5"/>
+        </w:numPr>
+        <w:rPr>
+          <w:rFonts w:ascii="Abadi" w:hAnsi="Abadi"/>
+        </w:rPr>
+      </w:pPr>
+      <w:r>
+        <w:rPr>
+          <w:rFonts w:ascii="Abadi" w:hAnsi="Abadi"/>
+        </w:rPr>
+        <w:t>CNN example</w:t>
       </w:r>
     </w:p>
     <w:p>
@@ -3501,79 +5042,79 @@
           <w:rFonts w:ascii="Abadi" w:hAnsi="Abadi"/>
         </w:rPr>
         <w:lastRenderedPageBreak/>
-        <w:t>Gradient checking implementation notes</w:t>
-      </w:r>
-    </w:p>
-    <w:p>
-      <w:pPr>
-        <w:pStyle w:val="ListParagraph"/>
-        <w:numPr>
-          <w:ilvl w:val="3"/>
-          <w:numId w:val="5"/>
-        </w:numPr>
-        <w:rPr>
-          <w:rFonts w:ascii="Abadi" w:hAnsi="Abadi"/>
-        </w:rPr>
-      </w:pPr>
-      <w:r>
-        <w:rPr>
-          <w:rFonts w:ascii="Abadi" w:hAnsi="Abadi"/>
-        </w:rPr>
-        <w:t>Yoshua Bengio interview</w:t>
-      </w:r>
-    </w:p>
-    <w:p>
-      <w:pPr>
-        <w:pStyle w:val="ListParagraph"/>
-        <w:numPr>
-          <w:ilvl w:val="3"/>
-          <w:numId w:val="5"/>
-        </w:numPr>
-        <w:rPr>
-          <w:rFonts w:ascii="Abadi" w:hAnsi="Abadi"/>
-        </w:rPr>
-      </w:pPr>
-      <w:r>
-        <w:rPr>
-          <w:rFonts w:ascii="Abadi" w:hAnsi="Abadi"/>
-        </w:rPr>
-        <w:t>Lab: Initialization</w:t>
-      </w:r>
-    </w:p>
-    <w:p>
-      <w:pPr>
-        <w:pStyle w:val="ListParagraph"/>
-        <w:numPr>
-          <w:ilvl w:val="3"/>
-          <w:numId w:val="5"/>
-        </w:numPr>
-        <w:rPr>
-          <w:rFonts w:ascii="Abadi" w:hAnsi="Abadi"/>
-        </w:rPr>
-      </w:pPr>
-      <w:r>
-        <w:rPr>
-          <w:rFonts w:ascii="Abadi" w:hAnsi="Abadi"/>
-        </w:rPr>
-        <w:t>Lab: Regularization</w:t>
-      </w:r>
-    </w:p>
-    <w:p>
-      <w:pPr>
-        <w:pStyle w:val="ListParagraph"/>
-        <w:numPr>
-          <w:ilvl w:val="3"/>
-          <w:numId w:val="5"/>
-        </w:numPr>
-        <w:rPr>
-          <w:rFonts w:ascii="Abadi" w:hAnsi="Abadi"/>
-        </w:rPr>
-      </w:pPr>
-      <w:r>
-        <w:rPr>
-          <w:rFonts w:ascii="Abadi" w:hAnsi="Abadi"/>
-        </w:rPr>
-        <w:t>Lab: Gradient checking</w:t>
+        <w:t>Why convolutions?</w:t>
+      </w:r>
+    </w:p>
+    <w:p>
+      <w:pPr>
+        <w:pStyle w:val="ListParagraph"/>
+        <w:numPr>
+          <w:ilvl w:val="3"/>
+          <w:numId w:val="5"/>
+        </w:numPr>
+        <w:rPr>
+          <w:rFonts w:ascii="Abadi" w:hAnsi="Abadi"/>
+        </w:rPr>
+      </w:pPr>
+      <w:r>
+        <w:rPr>
+          <w:rFonts w:ascii="Abadi" w:hAnsi="Abadi"/>
+        </w:rPr>
+        <w:t>Yann LeCun interview</w:t>
+      </w:r>
+    </w:p>
+    <w:p>
+      <w:pPr>
+        <w:pStyle w:val="ListParagraph"/>
+        <w:numPr>
+          <w:ilvl w:val="3"/>
+          <w:numId w:val="5"/>
+        </w:numPr>
+        <w:rPr>
+          <w:rFonts w:ascii="Abadi" w:hAnsi="Abadi"/>
+        </w:rPr>
+      </w:pPr>
+      <w:r>
+        <w:rPr>
+          <w:rFonts w:ascii="Abadi" w:hAnsi="Abadi"/>
+        </w:rPr>
+        <w:t>Assignment: The basics of ConvNets</w:t>
+      </w:r>
+    </w:p>
+    <w:p>
+      <w:pPr>
+        <w:pStyle w:val="ListParagraph"/>
+        <w:numPr>
+          <w:ilvl w:val="3"/>
+          <w:numId w:val="5"/>
+        </w:numPr>
+        <w:rPr>
+          <w:rFonts w:ascii="Abadi" w:hAnsi="Abadi"/>
+        </w:rPr>
+      </w:pPr>
+      <w:r>
+        <w:rPr>
+          <w:rFonts w:ascii="Abadi" w:hAnsi="Abadi"/>
+        </w:rPr>
+        <w:t>Lab: Convolutional model step by step</w:t>
+      </w:r>
+    </w:p>
+    <w:p>
+      <w:pPr>
+        <w:pStyle w:val="ListParagraph"/>
+        <w:numPr>
+          <w:ilvl w:val="3"/>
+          <w:numId w:val="5"/>
+        </w:numPr>
+        <w:rPr>
+          <w:rFonts w:ascii="Abadi" w:hAnsi="Abadi"/>
+        </w:rPr>
+      </w:pPr>
+      <w:r>
+        <w:rPr>
+          <w:rFonts w:ascii="Abadi" w:hAnsi="Abadi"/>
+        </w:rPr>
+        <w:t>Lab: Convolution model application</w:t>
       </w:r>
     </w:p>
     <w:p>
@@ -3591,223 +5132,313 @@
         <w:rPr>
           <w:rFonts w:ascii="Abadi" w:hAnsi="Abadi"/>
         </w:rPr>
-        <w:t>Week 2 – Optimization algorithms</w:t>
-      </w:r>
-    </w:p>
-    <w:p>
-      <w:pPr>
-        <w:pStyle w:val="ListParagraph"/>
-        <w:numPr>
-          <w:ilvl w:val="3"/>
-          <w:numId w:val="5"/>
-        </w:numPr>
-        <w:rPr>
-          <w:rFonts w:ascii="Abadi" w:hAnsi="Abadi"/>
-        </w:rPr>
-      </w:pPr>
-      <w:r>
-        <w:rPr>
-          <w:rFonts w:ascii="Abadi" w:hAnsi="Abadi"/>
-        </w:rPr>
-        <w:t>Mini-batch gradient descent</w:t>
-      </w:r>
-    </w:p>
-    <w:p>
-      <w:pPr>
-        <w:pStyle w:val="ListParagraph"/>
-        <w:numPr>
-          <w:ilvl w:val="3"/>
-          <w:numId w:val="5"/>
-        </w:numPr>
-        <w:rPr>
-          <w:rFonts w:ascii="Abadi" w:hAnsi="Abadi"/>
-        </w:rPr>
-      </w:pPr>
-      <w:r>
-        <w:rPr>
-          <w:rFonts w:ascii="Abadi" w:hAnsi="Abadi"/>
-        </w:rPr>
-        <w:t>Understanding mini-batch gradient descent</w:t>
-      </w:r>
-    </w:p>
-    <w:p>
-      <w:pPr>
-        <w:pStyle w:val="ListParagraph"/>
-        <w:numPr>
-          <w:ilvl w:val="3"/>
-          <w:numId w:val="5"/>
-        </w:numPr>
-        <w:rPr>
-          <w:rFonts w:ascii="Abadi" w:hAnsi="Abadi"/>
-        </w:rPr>
-      </w:pPr>
-      <w:r>
-        <w:rPr>
-          <w:rFonts w:ascii="Abadi" w:hAnsi="Abadi"/>
-        </w:rPr>
-        <w:t>Exponentially weighted averages</w:t>
-      </w:r>
-    </w:p>
-    <w:p>
-      <w:pPr>
-        <w:pStyle w:val="ListParagraph"/>
-        <w:numPr>
-          <w:ilvl w:val="3"/>
-          <w:numId w:val="5"/>
-        </w:numPr>
-        <w:rPr>
-          <w:rFonts w:ascii="Abadi" w:hAnsi="Abadi"/>
-        </w:rPr>
-      </w:pPr>
-      <w:r>
-        <w:rPr>
-          <w:rFonts w:ascii="Abadi" w:hAnsi="Abadi"/>
-        </w:rPr>
-        <w:t>Understanding exponentially weighted averages</w:t>
-      </w:r>
-    </w:p>
-    <w:p>
-      <w:pPr>
-        <w:pStyle w:val="ListParagraph"/>
-        <w:numPr>
-          <w:ilvl w:val="3"/>
-          <w:numId w:val="5"/>
-        </w:numPr>
-        <w:rPr>
-          <w:rFonts w:ascii="Abadi" w:hAnsi="Abadi"/>
-        </w:rPr>
-      </w:pPr>
-      <w:r>
-        <w:rPr>
-          <w:rFonts w:ascii="Abadi" w:hAnsi="Abadi"/>
-        </w:rPr>
-        <w:t>Bias correction in exponentially weighted averages</w:t>
-      </w:r>
-    </w:p>
-    <w:p>
-      <w:pPr>
-        <w:pStyle w:val="ListParagraph"/>
-        <w:numPr>
-          <w:ilvl w:val="3"/>
-          <w:numId w:val="5"/>
-        </w:numPr>
-        <w:rPr>
-          <w:rFonts w:ascii="Abadi" w:hAnsi="Abadi"/>
-        </w:rPr>
-      </w:pPr>
-      <w:r>
-        <w:rPr>
-          <w:rFonts w:ascii="Abadi" w:hAnsi="Abadi"/>
-        </w:rPr>
-        <w:t>Gradient descent with momentum</w:t>
-      </w:r>
-    </w:p>
-    <w:p>
-      <w:pPr>
-        <w:pStyle w:val="ListParagraph"/>
-        <w:numPr>
-          <w:ilvl w:val="3"/>
-          <w:numId w:val="5"/>
-        </w:numPr>
-        <w:rPr>
-          <w:rFonts w:ascii="Abadi" w:hAnsi="Abadi"/>
-        </w:rPr>
-      </w:pPr>
-      <w:r>
-        <w:rPr>
-          <w:rFonts w:ascii="Abadi" w:hAnsi="Abadi"/>
-        </w:rPr>
-        <w:t>RMSprop</w:t>
-      </w:r>
-    </w:p>
-    <w:p>
-      <w:pPr>
-        <w:pStyle w:val="ListParagraph"/>
-        <w:numPr>
-          <w:ilvl w:val="3"/>
-          <w:numId w:val="5"/>
-        </w:numPr>
-        <w:rPr>
-          <w:rFonts w:ascii="Abadi" w:hAnsi="Abadi"/>
-        </w:rPr>
-      </w:pPr>
-      <w:r>
-        <w:rPr>
-          <w:rFonts w:ascii="Abadi" w:hAnsi="Abadi"/>
-        </w:rPr>
-        <w:t>Adam optimization algorithm</w:t>
-      </w:r>
-    </w:p>
-    <w:p>
-      <w:pPr>
-        <w:pStyle w:val="ListParagraph"/>
-        <w:numPr>
-          <w:ilvl w:val="3"/>
-          <w:numId w:val="5"/>
-        </w:numPr>
-        <w:rPr>
-          <w:rFonts w:ascii="Abadi" w:hAnsi="Abadi"/>
-        </w:rPr>
-      </w:pPr>
-      <w:r>
-        <w:rPr>
-          <w:rFonts w:ascii="Abadi" w:hAnsi="Abadi"/>
-        </w:rPr>
-        <w:t>Learning rate decay</w:t>
-      </w:r>
-    </w:p>
-    <w:p>
-      <w:pPr>
-        <w:pStyle w:val="ListParagraph"/>
-        <w:numPr>
-          <w:ilvl w:val="3"/>
-          <w:numId w:val="5"/>
-        </w:numPr>
-        <w:rPr>
-          <w:rFonts w:ascii="Abadi" w:hAnsi="Abadi"/>
-        </w:rPr>
-      </w:pPr>
-      <w:r>
-        <w:rPr>
-          <w:rFonts w:ascii="Abadi" w:hAnsi="Abadi"/>
-        </w:rPr>
-        <w:t>The problem of local optima</w:t>
-      </w:r>
-    </w:p>
-    <w:p>
-      <w:pPr>
-        <w:pStyle w:val="ListParagraph"/>
-        <w:numPr>
-          <w:ilvl w:val="3"/>
-          <w:numId w:val="5"/>
-        </w:numPr>
-        <w:rPr>
-          <w:rFonts w:ascii="Abadi" w:hAnsi="Abadi"/>
-        </w:rPr>
-      </w:pPr>
-      <w:r>
-        <w:rPr>
-          <w:rFonts w:ascii="Abadi" w:hAnsi="Abadi"/>
-        </w:rPr>
-        <w:t>Yuanqing Lin interview</w:t>
-      </w:r>
-    </w:p>
-    <w:p>
-      <w:pPr>
-        <w:pStyle w:val="ListParagraph"/>
-        <w:numPr>
-          <w:ilvl w:val="3"/>
-          <w:numId w:val="5"/>
-        </w:numPr>
-        <w:rPr>
-          <w:rFonts w:ascii="Abadi" w:hAnsi="Abadi"/>
-        </w:rPr>
-      </w:pPr>
-      <w:r>
-        <w:rPr>
-          <w:rFonts w:ascii="Abadi" w:hAnsi="Abadi"/>
-        </w:rPr>
-        <w:t>Lab: Optimization methods</w:t>
+        <w:t>Week 2 – Deep convolutional models: case studies</w:t>
+      </w:r>
+    </w:p>
+    <w:p>
+      <w:pPr>
+        <w:pStyle w:val="ListParagraph"/>
+        <w:numPr>
+          <w:ilvl w:val="3"/>
+          <w:numId w:val="5"/>
+        </w:numPr>
+        <w:rPr>
+          <w:rFonts w:ascii="Abadi" w:hAnsi="Abadi"/>
+        </w:rPr>
+      </w:pPr>
+      <w:r>
+        <w:rPr>
+          <w:rFonts w:ascii="Abadi" w:hAnsi="Abadi"/>
+        </w:rPr>
+        <w:t>Why look at case studies?</w:t>
+      </w:r>
+    </w:p>
+    <w:p>
+      <w:pPr>
+        <w:pStyle w:val="ListParagraph"/>
+        <w:numPr>
+          <w:ilvl w:val="3"/>
+          <w:numId w:val="5"/>
+        </w:numPr>
+        <w:rPr>
+          <w:rFonts w:ascii="Abadi" w:hAnsi="Abadi"/>
+        </w:rPr>
+      </w:pPr>
+      <w:r>
+        <w:rPr>
+          <w:rFonts w:ascii="Abadi" w:hAnsi="Abadi"/>
+        </w:rPr>
+        <w:t>Classic networks</w:t>
+      </w:r>
+    </w:p>
+    <w:p>
+      <w:pPr>
+        <w:pStyle w:val="ListParagraph"/>
+        <w:numPr>
+          <w:ilvl w:val="3"/>
+          <w:numId w:val="5"/>
+        </w:numPr>
+        <w:rPr>
+          <w:rFonts w:ascii="Abadi" w:hAnsi="Abadi"/>
+        </w:rPr>
+      </w:pPr>
+      <w:r>
+        <w:rPr>
+          <w:rFonts w:ascii="Abadi" w:hAnsi="Abadi"/>
+        </w:rPr>
+        <w:t>ResNets</w:t>
+      </w:r>
+    </w:p>
+    <w:p>
+      <w:pPr>
+        <w:pStyle w:val="ListParagraph"/>
+        <w:numPr>
+          <w:ilvl w:val="3"/>
+          <w:numId w:val="5"/>
+        </w:numPr>
+        <w:rPr>
+          <w:rFonts w:ascii="Abadi" w:hAnsi="Abadi"/>
+        </w:rPr>
+      </w:pPr>
+      <w:r>
+        <w:rPr>
+          <w:rFonts w:ascii="Abadi" w:hAnsi="Abadi"/>
+        </w:rPr>
+        <w:t>Why ResNets work?</w:t>
+      </w:r>
+    </w:p>
+    <w:p>
+      <w:pPr>
+        <w:pStyle w:val="ListParagraph"/>
+        <w:numPr>
+          <w:ilvl w:val="3"/>
+          <w:numId w:val="5"/>
+        </w:numPr>
+        <w:rPr>
+          <w:rFonts w:ascii="Abadi" w:hAnsi="Abadi"/>
+        </w:rPr>
+      </w:pPr>
+      <w:r>
+        <w:rPr>
+          <w:rFonts w:ascii="Abadi" w:hAnsi="Abadi"/>
+        </w:rPr>
+        <w:t>Networks in networks and 1x1 convolutions</w:t>
+      </w:r>
+    </w:p>
+    <w:p>
+      <w:pPr>
+        <w:pStyle w:val="ListParagraph"/>
+        <w:numPr>
+          <w:ilvl w:val="3"/>
+          <w:numId w:val="5"/>
+        </w:numPr>
+        <w:rPr>
+          <w:rFonts w:ascii="Abadi" w:hAnsi="Abadi"/>
+        </w:rPr>
+      </w:pPr>
+      <w:r>
+        <w:rPr>
+          <w:rFonts w:ascii="Abadi" w:hAnsi="Abadi"/>
+        </w:rPr>
+        <w:t>Inception network motivation</w:t>
+      </w:r>
+    </w:p>
+    <w:p>
+      <w:pPr>
+        <w:pStyle w:val="ListParagraph"/>
+        <w:numPr>
+          <w:ilvl w:val="3"/>
+          <w:numId w:val="5"/>
+        </w:numPr>
+        <w:rPr>
+          <w:rFonts w:ascii="Abadi" w:hAnsi="Abadi"/>
+        </w:rPr>
+      </w:pPr>
+      <w:r>
+        <w:rPr>
+          <w:rFonts w:ascii="Abadi" w:hAnsi="Abadi"/>
+        </w:rPr>
+        <w:t>Inception network</w:t>
+      </w:r>
+    </w:p>
+    <w:p>
+      <w:pPr>
+        <w:pStyle w:val="ListParagraph"/>
+        <w:numPr>
+          <w:ilvl w:val="3"/>
+          <w:numId w:val="5"/>
+        </w:numPr>
+        <w:rPr>
+          <w:rFonts w:ascii="Abadi" w:hAnsi="Abadi"/>
+        </w:rPr>
+      </w:pPr>
+      <w:r>
+        <w:rPr>
+          <w:rFonts w:ascii="Abadi" w:hAnsi="Abadi"/>
+        </w:rPr>
+        <w:t>MobileNet</w:t>
+      </w:r>
+    </w:p>
+    <w:p>
+      <w:pPr>
+        <w:pStyle w:val="ListParagraph"/>
+        <w:numPr>
+          <w:ilvl w:val="3"/>
+          <w:numId w:val="5"/>
+        </w:numPr>
+        <w:rPr>
+          <w:rFonts w:ascii="Abadi" w:hAnsi="Abadi"/>
+        </w:rPr>
+      </w:pPr>
+      <w:r>
+        <w:rPr>
+          <w:rFonts w:ascii="Abadi" w:hAnsi="Abadi"/>
+        </w:rPr>
+        <w:t>MobileNet architecture</w:t>
+      </w:r>
+    </w:p>
+    <w:p>
+      <w:pPr>
+        <w:pStyle w:val="ListParagraph"/>
+        <w:numPr>
+          <w:ilvl w:val="3"/>
+          <w:numId w:val="5"/>
+        </w:numPr>
+        <w:rPr>
+          <w:rFonts w:ascii="Abadi" w:hAnsi="Abadi"/>
+        </w:rPr>
+      </w:pPr>
+      <w:r>
+        <w:rPr>
+          <w:rFonts w:ascii="Abadi" w:hAnsi="Abadi"/>
+        </w:rPr>
+        <w:t>EfficientNet</w:t>
+      </w:r>
+    </w:p>
+    <w:p>
+      <w:pPr>
+        <w:pStyle w:val="ListParagraph"/>
+        <w:numPr>
+          <w:ilvl w:val="3"/>
+          <w:numId w:val="5"/>
+        </w:numPr>
+        <w:rPr>
+          <w:rFonts w:ascii="Abadi" w:hAnsi="Abadi"/>
+        </w:rPr>
+      </w:pPr>
+      <w:r>
+        <w:rPr>
+          <w:rFonts w:ascii="Abadi" w:hAnsi="Abadi"/>
+        </w:rPr>
+        <w:t>Using open-source implementation</w:t>
+      </w:r>
+    </w:p>
+    <w:p>
+      <w:pPr>
+        <w:pStyle w:val="ListParagraph"/>
+        <w:numPr>
+          <w:ilvl w:val="3"/>
+          <w:numId w:val="5"/>
+        </w:numPr>
+        <w:rPr>
+          <w:rFonts w:ascii="Abadi" w:hAnsi="Abadi"/>
+        </w:rPr>
+      </w:pPr>
+      <w:r>
+        <w:rPr>
+          <w:rFonts w:ascii="Abadi" w:hAnsi="Abadi"/>
+        </w:rPr>
+        <w:t>Transfer learning</w:t>
+      </w:r>
+    </w:p>
+    <w:p>
+      <w:pPr>
+        <w:pStyle w:val="ListParagraph"/>
+        <w:numPr>
+          <w:ilvl w:val="3"/>
+          <w:numId w:val="5"/>
+        </w:numPr>
+        <w:rPr>
+          <w:rFonts w:ascii="Abadi" w:hAnsi="Abadi"/>
+        </w:rPr>
+      </w:pPr>
+      <w:r>
+        <w:rPr>
+          <w:rFonts w:ascii="Abadi" w:hAnsi="Abadi"/>
+        </w:rPr>
+        <w:t>Data augmentation</w:t>
+      </w:r>
+    </w:p>
+    <w:p>
+      <w:pPr>
+        <w:pStyle w:val="ListParagraph"/>
+        <w:numPr>
+          <w:ilvl w:val="3"/>
+          <w:numId w:val="5"/>
+        </w:numPr>
+        <w:rPr>
+          <w:rFonts w:ascii="Abadi" w:hAnsi="Abadi"/>
+        </w:rPr>
+      </w:pPr>
+      <w:r>
+        <w:rPr>
+          <w:rFonts w:ascii="Abadi" w:hAnsi="Abadi"/>
+        </w:rPr>
+        <w:t>State of computer vision</w:t>
+      </w:r>
+    </w:p>
+    <w:p>
+      <w:pPr>
+        <w:pStyle w:val="ListParagraph"/>
+        <w:numPr>
+          <w:ilvl w:val="3"/>
+          <w:numId w:val="5"/>
+        </w:numPr>
+        <w:rPr>
+          <w:rFonts w:ascii="Abadi" w:hAnsi="Abadi"/>
+        </w:rPr>
+      </w:pPr>
+      <w:r>
+        <w:rPr>
+          <w:rFonts w:ascii="Abadi" w:hAnsi="Abadi"/>
+        </w:rPr>
+        <w:t>Assignment: Deep convolutional models</w:t>
+      </w:r>
+    </w:p>
+    <w:p>
+      <w:pPr>
+        <w:pStyle 